--- a/Relatorio_Equipe_HeapSort.docx
+++ b/Relatorio_Equipe_HeapSort.docx
@@ -610,6 +610,335 @@
           <w:szCs w:val="24"/>
         </w:rPr>
         <w:t>.</w:t>
+      </w:r>
+    </w:p>
+    <w:p>
+      <w:pPr>
+        <w:pStyle w:val="PargrafodaLista"/>
+        <w:spacing w:line="480" w:lineRule="auto"/>
+        <w:rPr>
+          <w:rFonts w:ascii="Times" w:hAnsi="Times" w:cs="Times"/>
+          <w:sz w:val="24"/>
+          <w:szCs w:val="24"/>
+        </w:rPr>
+      </w:pPr>
+    </w:p>
+    <w:p>
+      <w:pPr>
+        <w:pStyle w:val="PargrafodaLista"/>
+        <w:spacing w:line="480" w:lineRule="auto"/>
+      </w:pPr>
+      <w:hyperlink r:id="rId5" w:history="1">
+        <w:proofErr w:type="spellStart"/>
+        <w:r>
+          <w:rPr>
+            <w:rStyle w:val="Hyperlink"/>
+          </w:rPr>
+          <w:t>Heap</w:t>
+        </w:r>
+        <w:proofErr w:type="spellEnd"/>
+        <w:r>
+          <w:rPr>
+            <w:rStyle w:val="Hyperlink"/>
+          </w:rPr>
+          <w:t xml:space="preserve"> </w:t>
+        </w:r>
+        <w:proofErr w:type="spellStart"/>
+        <w:r>
+          <w:rPr>
+            <w:rStyle w:val="Hyperlink"/>
+          </w:rPr>
+          <w:t>Sort</w:t>
+        </w:r>
+        <w:proofErr w:type="spellEnd"/>
+        <w:r>
+          <w:rPr>
+            <w:rStyle w:val="Hyperlink"/>
+          </w:rPr>
+          <w:t xml:space="preserve"> (</w:t>
+        </w:r>
+        <w:proofErr w:type="spellStart"/>
+        <w:r>
+          <w:rPr>
+            <w:rStyle w:val="Hyperlink"/>
+          </w:rPr>
+          <w:t>With</w:t>
+        </w:r>
+        <w:proofErr w:type="spellEnd"/>
+        <w:r>
+          <w:rPr>
+            <w:rStyle w:val="Hyperlink"/>
+          </w:rPr>
+          <w:t xml:space="preserve"> </w:t>
+        </w:r>
+        <w:proofErr w:type="spellStart"/>
+        <w:r>
+          <w:rPr>
+            <w:rStyle w:val="Hyperlink"/>
+          </w:rPr>
+          <w:t>Code</w:t>
+        </w:r>
+        <w:proofErr w:type="spellEnd"/>
+        <w:r>
+          <w:rPr>
+            <w:rStyle w:val="Hyperlink"/>
+          </w:rPr>
+          <w:t xml:space="preserve"> in </w:t>
+        </w:r>
+        <w:proofErr w:type="spellStart"/>
+        <w:r>
+          <w:rPr>
+            <w:rStyle w:val="Hyperlink"/>
+          </w:rPr>
+          <w:t>Python</w:t>
+        </w:r>
+        <w:proofErr w:type="spellEnd"/>
+        <w:r>
+          <w:rPr>
+            <w:rStyle w:val="Hyperlink"/>
+          </w:rPr>
+          <w:t xml:space="preserve">, C++, Java </w:t>
+        </w:r>
+        <w:proofErr w:type="spellStart"/>
+        <w:r>
+          <w:rPr>
+            <w:rStyle w:val="Hyperlink"/>
+          </w:rPr>
+          <w:t>and</w:t>
+        </w:r>
+        <w:proofErr w:type="spellEnd"/>
+        <w:r>
+          <w:rPr>
+            <w:rStyle w:val="Hyperlink"/>
+          </w:rPr>
+          <w:t xml:space="preserve"> C)</w:t>
+        </w:r>
+      </w:hyperlink>
+    </w:p>
+    <w:p>
+      <w:pPr>
+        <w:pStyle w:val="PargrafodaLista"/>
+        <w:spacing w:line="480" w:lineRule="auto"/>
+      </w:pPr>
+      <w:hyperlink r:id="rId6" w:history="1">
+        <w:r>
+          <w:rPr>
+            <w:rStyle w:val="Hyperlink"/>
+          </w:rPr>
+          <w:t xml:space="preserve">C </w:t>
+        </w:r>
+        <w:proofErr w:type="spellStart"/>
+        <w:r>
+          <w:rPr>
+            <w:rStyle w:val="Hyperlink"/>
+          </w:rPr>
+          <w:t>Program</w:t>
+        </w:r>
+        <w:proofErr w:type="spellEnd"/>
+        <w:r>
+          <w:rPr>
+            <w:rStyle w:val="Hyperlink"/>
+          </w:rPr>
+          <w:t xml:space="preserve"> for </w:t>
+        </w:r>
+        <w:proofErr w:type="spellStart"/>
+        <w:r>
+          <w:rPr>
+            <w:rStyle w:val="Hyperlink"/>
+          </w:rPr>
+          <w:t>Heap</w:t>
+        </w:r>
+        <w:proofErr w:type="spellEnd"/>
+        <w:r>
+          <w:rPr>
+            <w:rStyle w:val="Hyperlink"/>
+          </w:rPr>
+          <w:t xml:space="preserve"> </w:t>
+        </w:r>
+        <w:proofErr w:type="spellStart"/>
+        <w:r>
+          <w:rPr>
+            <w:rStyle w:val="Hyperlink"/>
+          </w:rPr>
+          <w:t>Sort</w:t>
+        </w:r>
+        <w:proofErr w:type="spellEnd"/>
+        <w:r>
+          <w:rPr>
+            <w:rStyle w:val="Hyperlink"/>
+          </w:rPr>
+          <w:t xml:space="preserve"> | </w:t>
+        </w:r>
+        <w:proofErr w:type="spellStart"/>
+        <w:proofErr w:type="gramStart"/>
+        <w:r>
+          <w:rPr>
+            <w:rStyle w:val="Hyperlink"/>
+          </w:rPr>
+          <w:t>GeeksforGeeks</w:t>
+        </w:r>
+        <w:proofErr w:type="spellEnd"/>
+        <w:proofErr w:type="gramEnd"/>
+      </w:hyperlink>
+    </w:p>
+    <w:p>
+      <w:pPr>
+        <w:pStyle w:val="PargrafodaLista"/>
+        <w:spacing w:line="480" w:lineRule="auto"/>
+      </w:pPr>
+      <w:hyperlink r:id="rId7" w:history="1">
+        <w:r>
+          <w:rPr>
+            <w:rStyle w:val="Hyperlink"/>
+          </w:rPr>
+          <w:t xml:space="preserve">(11) C </w:t>
+        </w:r>
+        <w:proofErr w:type="spellStart"/>
+        <w:r>
+          <w:rPr>
+            <w:rStyle w:val="Hyperlink"/>
+          </w:rPr>
+          <w:t>Program</w:t>
+        </w:r>
+        <w:proofErr w:type="spellEnd"/>
+        <w:r>
+          <w:rPr>
+            <w:rStyle w:val="Hyperlink"/>
+          </w:rPr>
+          <w:t xml:space="preserve"> For </w:t>
+        </w:r>
+        <w:proofErr w:type="spellStart"/>
+        <w:r>
+          <w:rPr>
+            <w:rStyle w:val="Hyperlink"/>
+          </w:rPr>
+          <w:t>Heap</w:t>
+        </w:r>
+        <w:proofErr w:type="spellEnd"/>
+        <w:r>
+          <w:rPr>
+            <w:rStyle w:val="Hyperlink"/>
+          </w:rPr>
+          <w:t xml:space="preserve"> </w:t>
+        </w:r>
+        <w:proofErr w:type="spellStart"/>
+        <w:r>
+          <w:rPr>
+            <w:rStyle w:val="Hyperlink"/>
+          </w:rPr>
+          <w:t>Sort</w:t>
+        </w:r>
+        <w:proofErr w:type="spellEnd"/>
+        <w:r>
+          <w:rPr>
+            <w:rStyle w:val="Hyperlink"/>
+          </w:rPr>
+          <w:t xml:space="preserve"> </w:t>
+        </w:r>
+        <w:proofErr w:type="spellStart"/>
+        <w:r>
+          <w:rPr>
+            <w:rStyle w:val="Hyperlink"/>
+          </w:rPr>
+          <w:t>Algorithm</w:t>
+        </w:r>
+        <w:proofErr w:type="spellEnd"/>
+        <w:r>
+          <w:rPr>
+            <w:rStyle w:val="Hyperlink"/>
+          </w:rPr>
+          <w:t xml:space="preserve"> - </w:t>
+        </w:r>
+        <w:proofErr w:type="spellStart"/>
+        <w:proofErr w:type="gramStart"/>
+        <w:r>
+          <w:rPr>
+            <w:rStyle w:val="Hyperlink"/>
+          </w:rPr>
+          <w:t>YouTube</w:t>
+        </w:r>
+        <w:proofErr w:type="spellEnd"/>
+        <w:proofErr w:type="gramEnd"/>
+      </w:hyperlink>
+    </w:p>
+    <w:p>
+      <w:pPr>
+        <w:pStyle w:val="PargrafodaLista"/>
+        <w:spacing w:line="480" w:lineRule="auto"/>
+      </w:pPr>
+      <w:hyperlink r:id="rId8" w:history="1">
+        <w:r>
+          <w:rPr>
+            <w:rStyle w:val="Hyperlink"/>
+          </w:rPr>
+          <w:t xml:space="preserve">(11) </w:t>
+        </w:r>
+        <w:proofErr w:type="spellStart"/>
+        <w:r>
+          <w:rPr>
+            <w:rStyle w:val="Hyperlink"/>
+          </w:rPr>
+          <w:t>Heap</w:t>
+        </w:r>
+        <w:proofErr w:type="spellEnd"/>
+        <w:r>
+          <w:rPr>
+            <w:rStyle w:val="Hyperlink"/>
+          </w:rPr>
+          <w:t xml:space="preserve"> </w:t>
+        </w:r>
+        <w:proofErr w:type="spellStart"/>
+        <w:r>
+          <w:rPr>
+            <w:rStyle w:val="Hyperlink"/>
+          </w:rPr>
+          <w:t>Sort</w:t>
+        </w:r>
+        <w:proofErr w:type="spellEnd"/>
+        <w:r>
+          <w:rPr>
+            <w:rStyle w:val="Hyperlink"/>
+          </w:rPr>
+          <w:t xml:space="preserve"> </w:t>
+        </w:r>
+        <w:proofErr w:type="spellStart"/>
+        <w:r>
+          <w:rPr>
+            <w:rStyle w:val="Hyperlink"/>
+          </w:rPr>
+          <w:t>Algorithm</w:t>
+        </w:r>
+        <w:proofErr w:type="spellEnd"/>
+        <w:r>
+          <w:rPr>
+            <w:rStyle w:val="Hyperlink"/>
+          </w:rPr>
+          <w:t xml:space="preserve"> - </w:t>
+        </w:r>
+        <w:proofErr w:type="spellStart"/>
+        <w:proofErr w:type="gramStart"/>
+        <w:r>
+          <w:rPr>
+            <w:rStyle w:val="Hyperlink"/>
+          </w:rPr>
+          <w:t>YouTube</w:t>
+        </w:r>
+        <w:proofErr w:type="spellEnd"/>
+        <w:proofErr w:type="gramEnd"/>
+      </w:hyperlink>
+    </w:p>
+    <w:p>
+      <w:pPr>
+        <w:pStyle w:val="PargrafodaLista"/>
+        <w:spacing w:line="480" w:lineRule="auto"/>
+        <w:rPr>
+          <w:rFonts w:ascii="Times" w:hAnsi="Times" w:cs="Times"/>
+          <w:sz w:val="24"/>
+          <w:szCs w:val="24"/>
+        </w:rPr>
+      </w:pPr>
+      <w:r>
+        <w:t>Livro</w:t>
       </w:r>
     </w:p>
     <w:sectPr>
@@ -941,6 +1270,18 @@
       <w:ind w:left="720"/>
       <w:contextualSpacing/>
     </w:pPr>
+  </w:style>
+  <w:style w:type="character" w:styleId="Hyperlink">
+    <w:name w:val="Hyperlink"/>
+    <w:basedOn w:val="Fontepargpadro"/>
+    <w:uiPriority w:val="99"/>
+    <w:semiHidden/>
+    <w:unhideWhenUsed/>
+    <w:rsid w:val="00425AB1"/>
+    <w:rPr>
+      <w:color w:val="0000FF"/>
+      <w:u w:val="single"/>
+    </w:rPr>
   </w:style>
 </w:styles>
 </file>

--- a/Relatorio_Equipe_HeapSort.docx
+++ b/Relatorio_Equipe_HeapSort.docx
@@ -212,6 +212,14 @@
                 <w:szCs w:val="24"/>
               </w:rPr>
             </w:pPr>
+            <w:r>
+              <w:rPr>
+                <w:rFonts w:ascii="Times" w:hAnsi="Times" w:cs="Times"/>
+                <w:sz w:val="24"/>
+                <w:szCs w:val="24"/>
+              </w:rPr>
+              <w:t>Carlos</w:t>
+            </w:r>
           </w:p>
         </w:tc>
         <w:tc>
@@ -244,6 +252,14 @@
                 <w:szCs w:val="24"/>
               </w:rPr>
             </w:pPr>
+            <w:r>
+              <w:rPr>
+                <w:rFonts w:ascii="Times" w:hAnsi="Times" w:cs="Times"/>
+                <w:sz w:val="24"/>
+                <w:szCs w:val="24"/>
+              </w:rPr>
+              <w:t>Nicolas</w:t>
+            </w:r>
           </w:p>
         </w:tc>
         <w:tc>
@@ -263,8 +279,2230 @@
         </w:tc>
       </w:tr>
     </w:tbl>
+    <w:sdt>
+      <w:sdtPr>
+        <w:rPr>
+          <w:rFonts w:ascii="Times" w:hAnsi="Times" w:cs="Times"/>
+          <w:sz w:val="24"/>
+          <w:szCs w:val="24"/>
+        </w:rPr>
+        <w:id w:val="184489034"/>
+        <w:docPartObj>
+          <w:docPartGallery w:val="Table of Contents"/>
+          <w:docPartUnique/>
+        </w:docPartObj>
+      </w:sdtPr>
+      <w:sdtEndPr>
+        <w:rPr>
+          <w:rFonts w:eastAsiaTheme="minorHAnsi"/>
+          <w:b w:val="0"/>
+          <w:bCs w:val="0"/>
+          <w:color w:val="auto"/>
+        </w:rPr>
+      </w:sdtEndPr>
+      <w:sdtContent>
+        <w:p>
+          <w:pPr>
+            <w:pStyle w:val="CabealhodoSumrio"/>
+            <w:rPr>
+              <w:rFonts w:ascii="Times" w:hAnsi="Times" w:cs="Times"/>
+              <w:sz w:val="24"/>
+              <w:szCs w:val="24"/>
+            </w:rPr>
+          </w:pPr>
+          <w:r>
+            <w:rPr>
+              <w:rFonts w:ascii="Times" w:hAnsi="Times" w:cs="Times"/>
+              <w:sz w:val="24"/>
+              <w:szCs w:val="24"/>
+            </w:rPr>
+            <w:t>Conteúdo</w:t>
+          </w:r>
+        </w:p>
+        <w:p>
+          <w:pPr>
+            <w:pStyle w:val="Sumrio1"/>
+            <w:tabs>
+              <w:tab w:val="left" w:pos="440"/>
+              <w:tab w:val="right" w:leader="dot" w:pos="9016"/>
+            </w:tabs>
+            <w:rPr>
+              <w:rFonts w:ascii="Times" w:hAnsi="Times" w:cs="Times"/>
+              <w:noProof/>
+              <w:sz w:val="24"/>
+              <w:szCs w:val="24"/>
+            </w:rPr>
+          </w:pPr>
+          <w:r>
+            <w:rPr>
+              <w:rFonts w:ascii="Times" w:hAnsi="Times" w:cs="Times"/>
+              <w:sz w:val="24"/>
+              <w:szCs w:val="24"/>
+            </w:rPr>
+            <w:fldChar w:fldCharType="begin"/>
+          </w:r>
+          <w:r>
+            <w:rPr>
+              <w:rFonts w:ascii="Times" w:hAnsi="Times" w:cs="Times"/>
+              <w:sz w:val="24"/>
+              <w:szCs w:val="24"/>
+            </w:rPr>
+            <w:instrText xml:space="preserve"> TOC \o "1-3" \h \z \u </w:instrText>
+          </w:r>
+          <w:r>
+            <w:rPr>
+              <w:rFonts w:ascii="Times" w:hAnsi="Times" w:cs="Times"/>
+              <w:sz w:val="24"/>
+              <w:szCs w:val="24"/>
+            </w:rPr>
+            <w:fldChar w:fldCharType="separate"/>
+          </w:r>
+          <w:hyperlink w:anchor="_Toc199934937" w:history="1">
+            <w:r>
+              <w:rPr>
+                <w:rStyle w:val="Hyperlink"/>
+                <w:rFonts w:ascii="Times" w:hAnsi="Times" w:cs="Times"/>
+                <w:noProof/>
+                <w:sz w:val="24"/>
+                <w:szCs w:val="24"/>
+              </w:rPr>
+              <w:t>1.</w:t>
+            </w:r>
+            <w:r>
+              <w:rPr>
+                <w:rFonts w:ascii="Times" w:hAnsi="Times" w:cs="Times"/>
+                <w:noProof/>
+                <w:sz w:val="24"/>
+                <w:szCs w:val="24"/>
+              </w:rPr>
+              <w:tab/>
+            </w:r>
+            <w:r>
+              <w:rPr>
+                <w:rStyle w:val="Hyperlink"/>
+                <w:rFonts w:ascii="Times" w:hAnsi="Times" w:cs="Times"/>
+                <w:noProof/>
+                <w:sz w:val="24"/>
+                <w:szCs w:val="24"/>
+              </w:rPr>
+              <w:t>Introdução</w:t>
+            </w:r>
+            <w:r>
+              <w:rPr>
+                <w:rFonts w:ascii="Times" w:hAnsi="Times" w:cs="Times"/>
+                <w:noProof/>
+                <w:webHidden/>
+                <w:sz w:val="24"/>
+                <w:szCs w:val="24"/>
+              </w:rPr>
+              <w:tab/>
+            </w:r>
+            <w:r>
+              <w:rPr>
+                <w:rFonts w:ascii="Times" w:hAnsi="Times" w:cs="Times"/>
+                <w:noProof/>
+                <w:webHidden/>
+                <w:sz w:val="24"/>
+                <w:szCs w:val="24"/>
+              </w:rPr>
+              <w:fldChar w:fldCharType="begin"/>
+            </w:r>
+            <w:r>
+              <w:rPr>
+                <w:rFonts w:ascii="Times" w:hAnsi="Times" w:cs="Times"/>
+                <w:noProof/>
+                <w:webHidden/>
+                <w:sz w:val="24"/>
+                <w:szCs w:val="24"/>
+              </w:rPr>
+              <w:instrText xml:space="preserve"> PAGEREF _Toc199934937 \h </w:instrText>
+            </w:r>
+            <w:r>
+              <w:rPr>
+                <w:rFonts w:ascii="Times" w:hAnsi="Times" w:cs="Times"/>
+                <w:noProof/>
+                <w:webHidden/>
+                <w:sz w:val="24"/>
+                <w:szCs w:val="24"/>
+              </w:rPr>
+            </w:r>
+            <w:r>
+              <w:rPr>
+                <w:rFonts w:ascii="Times" w:hAnsi="Times" w:cs="Times"/>
+                <w:noProof/>
+                <w:webHidden/>
+                <w:sz w:val="24"/>
+                <w:szCs w:val="24"/>
+              </w:rPr>
+              <w:fldChar w:fldCharType="separate"/>
+            </w:r>
+            <w:r>
+              <w:rPr>
+                <w:rFonts w:ascii="Times" w:hAnsi="Times" w:cs="Times"/>
+                <w:noProof/>
+                <w:webHidden/>
+                <w:sz w:val="24"/>
+                <w:szCs w:val="24"/>
+              </w:rPr>
+              <w:t>1</w:t>
+            </w:r>
+            <w:r>
+              <w:rPr>
+                <w:rFonts w:ascii="Times" w:hAnsi="Times" w:cs="Times"/>
+                <w:noProof/>
+                <w:webHidden/>
+                <w:sz w:val="24"/>
+                <w:szCs w:val="24"/>
+              </w:rPr>
+              <w:fldChar w:fldCharType="end"/>
+            </w:r>
+          </w:hyperlink>
+        </w:p>
+        <w:p>
+          <w:pPr>
+            <w:pStyle w:val="Sumrio2"/>
+            <w:tabs>
+              <w:tab w:val="right" w:leader="dot" w:pos="9016"/>
+            </w:tabs>
+            <w:rPr>
+              <w:rFonts w:ascii="Times" w:hAnsi="Times" w:cs="Times"/>
+              <w:noProof/>
+              <w:sz w:val="24"/>
+              <w:szCs w:val="24"/>
+            </w:rPr>
+          </w:pPr>
+          <w:hyperlink w:anchor="_Toc199934938" w:history="1">
+            <w:r>
+              <w:rPr>
+                <w:rStyle w:val="Hyperlink"/>
+                <w:rFonts w:ascii="Times" w:hAnsi="Times" w:cs="Times"/>
+                <w:noProof/>
+                <w:sz w:val="24"/>
+                <w:szCs w:val="24"/>
+              </w:rPr>
+              <w:t>Descrição do problema de ordenação em memória primária,</w:t>
+            </w:r>
+            <w:r>
+              <w:rPr>
+                <w:rFonts w:ascii="Times" w:hAnsi="Times" w:cs="Times"/>
+                <w:noProof/>
+                <w:webHidden/>
+                <w:sz w:val="24"/>
+                <w:szCs w:val="24"/>
+              </w:rPr>
+              <w:tab/>
+            </w:r>
+            <w:r>
+              <w:rPr>
+                <w:rFonts w:ascii="Times" w:hAnsi="Times" w:cs="Times"/>
+                <w:noProof/>
+                <w:webHidden/>
+                <w:sz w:val="24"/>
+                <w:szCs w:val="24"/>
+              </w:rPr>
+              <w:fldChar w:fldCharType="begin"/>
+            </w:r>
+            <w:r>
+              <w:rPr>
+                <w:rFonts w:ascii="Times" w:hAnsi="Times" w:cs="Times"/>
+                <w:noProof/>
+                <w:webHidden/>
+                <w:sz w:val="24"/>
+                <w:szCs w:val="24"/>
+              </w:rPr>
+              <w:instrText xml:space="preserve"> PAGEREF _Toc199934938 \h </w:instrText>
+            </w:r>
+            <w:r>
+              <w:rPr>
+                <w:rFonts w:ascii="Times" w:hAnsi="Times" w:cs="Times"/>
+                <w:noProof/>
+                <w:webHidden/>
+                <w:sz w:val="24"/>
+                <w:szCs w:val="24"/>
+              </w:rPr>
+            </w:r>
+            <w:r>
+              <w:rPr>
+                <w:rFonts w:ascii="Times" w:hAnsi="Times" w:cs="Times"/>
+                <w:noProof/>
+                <w:webHidden/>
+                <w:sz w:val="24"/>
+                <w:szCs w:val="24"/>
+              </w:rPr>
+              <w:fldChar w:fldCharType="separate"/>
+            </w:r>
+            <w:r>
+              <w:rPr>
+                <w:rFonts w:ascii="Times" w:hAnsi="Times" w:cs="Times"/>
+                <w:noProof/>
+                <w:webHidden/>
+                <w:sz w:val="24"/>
+                <w:szCs w:val="24"/>
+              </w:rPr>
+              <w:t>1</w:t>
+            </w:r>
+            <w:r>
+              <w:rPr>
+                <w:rFonts w:ascii="Times" w:hAnsi="Times" w:cs="Times"/>
+                <w:noProof/>
+                <w:webHidden/>
+                <w:sz w:val="24"/>
+                <w:szCs w:val="24"/>
+              </w:rPr>
+              <w:fldChar w:fldCharType="end"/>
+            </w:r>
+          </w:hyperlink>
+        </w:p>
+        <w:p>
+          <w:pPr>
+            <w:pStyle w:val="Sumrio2"/>
+            <w:tabs>
+              <w:tab w:val="right" w:leader="dot" w:pos="9016"/>
+            </w:tabs>
+            <w:rPr>
+              <w:rFonts w:ascii="Times" w:hAnsi="Times" w:cs="Times"/>
+              <w:noProof/>
+              <w:sz w:val="24"/>
+              <w:szCs w:val="24"/>
+            </w:rPr>
+          </w:pPr>
+          <w:hyperlink w:anchor="_Toc199934939" w:history="1">
+            <w:r>
+              <w:rPr>
+                <w:rStyle w:val="Hyperlink"/>
+                <w:rFonts w:ascii="Times" w:hAnsi="Times" w:cs="Times"/>
+                <w:noProof/>
+                <w:sz w:val="24"/>
+                <w:szCs w:val="24"/>
+              </w:rPr>
+              <w:t>exemplos de aplicações onde o problema pode ser encontrado,</w:t>
+            </w:r>
+            <w:r>
+              <w:rPr>
+                <w:rFonts w:ascii="Times" w:hAnsi="Times" w:cs="Times"/>
+                <w:noProof/>
+                <w:webHidden/>
+                <w:sz w:val="24"/>
+                <w:szCs w:val="24"/>
+              </w:rPr>
+              <w:tab/>
+            </w:r>
+            <w:r>
+              <w:rPr>
+                <w:rFonts w:ascii="Times" w:hAnsi="Times" w:cs="Times"/>
+                <w:noProof/>
+                <w:webHidden/>
+                <w:sz w:val="24"/>
+                <w:szCs w:val="24"/>
+              </w:rPr>
+              <w:fldChar w:fldCharType="begin"/>
+            </w:r>
+            <w:r>
+              <w:rPr>
+                <w:rFonts w:ascii="Times" w:hAnsi="Times" w:cs="Times"/>
+                <w:noProof/>
+                <w:webHidden/>
+                <w:sz w:val="24"/>
+                <w:szCs w:val="24"/>
+              </w:rPr>
+              <w:instrText xml:space="preserve"> PAGEREF _Toc199934939 \h </w:instrText>
+            </w:r>
+            <w:r>
+              <w:rPr>
+                <w:rFonts w:ascii="Times" w:hAnsi="Times" w:cs="Times"/>
+                <w:noProof/>
+                <w:webHidden/>
+                <w:sz w:val="24"/>
+                <w:szCs w:val="24"/>
+              </w:rPr>
+            </w:r>
+            <w:r>
+              <w:rPr>
+                <w:rFonts w:ascii="Times" w:hAnsi="Times" w:cs="Times"/>
+                <w:noProof/>
+                <w:webHidden/>
+                <w:sz w:val="24"/>
+                <w:szCs w:val="24"/>
+              </w:rPr>
+              <w:fldChar w:fldCharType="separate"/>
+            </w:r>
+            <w:r>
+              <w:rPr>
+                <w:rFonts w:ascii="Times" w:hAnsi="Times" w:cs="Times"/>
+                <w:noProof/>
+                <w:webHidden/>
+                <w:sz w:val="24"/>
+                <w:szCs w:val="24"/>
+              </w:rPr>
+              <w:t>1</w:t>
+            </w:r>
+            <w:r>
+              <w:rPr>
+                <w:rFonts w:ascii="Times" w:hAnsi="Times" w:cs="Times"/>
+                <w:noProof/>
+                <w:webHidden/>
+                <w:sz w:val="24"/>
+                <w:szCs w:val="24"/>
+              </w:rPr>
+              <w:fldChar w:fldCharType="end"/>
+            </w:r>
+          </w:hyperlink>
+        </w:p>
+        <w:p>
+          <w:pPr>
+            <w:pStyle w:val="Sumrio2"/>
+            <w:tabs>
+              <w:tab w:val="right" w:leader="dot" w:pos="9016"/>
+            </w:tabs>
+            <w:rPr>
+              <w:rFonts w:ascii="Times" w:hAnsi="Times" w:cs="Times"/>
+              <w:noProof/>
+              <w:sz w:val="24"/>
+              <w:szCs w:val="24"/>
+            </w:rPr>
+          </w:pPr>
+          <w:hyperlink w:anchor="_Toc199934940" w:history="1">
+            <w:r>
+              <w:rPr>
+                <w:rStyle w:val="Hyperlink"/>
+                <w:rFonts w:ascii="Times" w:hAnsi="Times" w:cs="Times"/>
+                <w:noProof/>
+                <w:sz w:val="24"/>
+                <w:szCs w:val="24"/>
+              </w:rPr>
+              <w:t>citações dos principais algoritmos que solucionam o problema.</w:t>
+            </w:r>
+            <w:r>
+              <w:rPr>
+                <w:rFonts w:ascii="Times" w:hAnsi="Times" w:cs="Times"/>
+                <w:noProof/>
+                <w:webHidden/>
+                <w:sz w:val="24"/>
+                <w:szCs w:val="24"/>
+              </w:rPr>
+              <w:tab/>
+            </w:r>
+            <w:r>
+              <w:rPr>
+                <w:rFonts w:ascii="Times" w:hAnsi="Times" w:cs="Times"/>
+                <w:noProof/>
+                <w:webHidden/>
+                <w:sz w:val="24"/>
+                <w:szCs w:val="24"/>
+              </w:rPr>
+              <w:fldChar w:fldCharType="begin"/>
+            </w:r>
+            <w:r>
+              <w:rPr>
+                <w:rFonts w:ascii="Times" w:hAnsi="Times" w:cs="Times"/>
+                <w:noProof/>
+                <w:webHidden/>
+                <w:sz w:val="24"/>
+                <w:szCs w:val="24"/>
+              </w:rPr>
+              <w:instrText xml:space="preserve"> PAGEREF _Toc199934940 \h </w:instrText>
+            </w:r>
+            <w:r>
+              <w:rPr>
+                <w:rFonts w:ascii="Times" w:hAnsi="Times" w:cs="Times"/>
+                <w:noProof/>
+                <w:webHidden/>
+                <w:sz w:val="24"/>
+                <w:szCs w:val="24"/>
+              </w:rPr>
+            </w:r>
+            <w:r>
+              <w:rPr>
+                <w:rFonts w:ascii="Times" w:hAnsi="Times" w:cs="Times"/>
+                <w:noProof/>
+                <w:webHidden/>
+                <w:sz w:val="24"/>
+                <w:szCs w:val="24"/>
+              </w:rPr>
+              <w:fldChar w:fldCharType="separate"/>
+            </w:r>
+            <w:r>
+              <w:rPr>
+                <w:rFonts w:ascii="Times" w:hAnsi="Times" w:cs="Times"/>
+                <w:noProof/>
+                <w:webHidden/>
+                <w:sz w:val="24"/>
+                <w:szCs w:val="24"/>
+              </w:rPr>
+              <w:t>1</w:t>
+            </w:r>
+            <w:r>
+              <w:rPr>
+                <w:rFonts w:ascii="Times" w:hAnsi="Times" w:cs="Times"/>
+                <w:noProof/>
+                <w:webHidden/>
+                <w:sz w:val="24"/>
+                <w:szCs w:val="24"/>
+              </w:rPr>
+              <w:fldChar w:fldCharType="end"/>
+            </w:r>
+          </w:hyperlink>
+        </w:p>
+        <w:p>
+          <w:pPr>
+            <w:pStyle w:val="Sumrio1"/>
+            <w:tabs>
+              <w:tab w:val="left" w:pos="440"/>
+              <w:tab w:val="right" w:leader="dot" w:pos="9016"/>
+            </w:tabs>
+            <w:rPr>
+              <w:rFonts w:ascii="Times" w:hAnsi="Times" w:cs="Times"/>
+              <w:noProof/>
+              <w:sz w:val="24"/>
+              <w:szCs w:val="24"/>
+            </w:rPr>
+          </w:pPr>
+          <w:hyperlink w:anchor="_Toc199934941" w:history="1">
+            <w:r>
+              <w:rPr>
+                <w:rStyle w:val="Hyperlink"/>
+                <w:rFonts w:ascii="Times" w:hAnsi="Times" w:cs="Times"/>
+                <w:noProof/>
+                <w:sz w:val="24"/>
+                <w:szCs w:val="24"/>
+              </w:rPr>
+              <w:t>2.</w:t>
+            </w:r>
+            <w:r>
+              <w:rPr>
+                <w:rFonts w:ascii="Times" w:hAnsi="Times" w:cs="Times"/>
+                <w:noProof/>
+                <w:sz w:val="24"/>
+                <w:szCs w:val="24"/>
+              </w:rPr>
+              <w:tab/>
+            </w:r>
+            <w:r>
+              <w:rPr>
+                <w:rStyle w:val="Hyperlink"/>
+                <w:rFonts w:ascii="Times" w:hAnsi="Times" w:cs="Times"/>
+                <w:noProof/>
+                <w:sz w:val="24"/>
+                <w:szCs w:val="24"/>
+              </w:rPr>
+              <w:t>Algoritmo Heap Sort</w:t>
+            </w:r>
+            <w:r>
+              <w:rPr>
+                <w:rFonts w:ascii="Times" w:hAnsi="Times" w:cs="Times"/>
+                <w:noProof/>
+                <w:webHidden/>
+                <w:sz w:val="24"/>
+                <w:szCs w:val="24"/>
+              </w:rPr>
+              <w:tab/>
+            </w:r>
+            <w:r>
+              <w:rPr>
+                <w:rFonts w:ascii="Times" w:hAnsi="Times" w:cs="Times"/>
+                <w:noProof/>
+                <w:webHidden/>
+                <w:sz w:val="24"/>
+                <w:szCs w:val="24"/>
+              </w:rPr>
+              <w:fldChar w:fldCharType="begin"/>
+            </w:r>
+            <w:r>
+              <w:rPr>
+                <w:rFonts w:ascii="Times" w:hAnsi="Times" w:cs="Times"/>
+                <w:noProof/>
+                <w:webHidden/>
+                <w:sz w:val="24"/>
+                <w:szCs w:val="24"/>
+              </w:rPr>
+              <w:instrText xml:space="preserve"> PAGEREF _Toc199934941 \h </w:instrText>
+            </w:r>
+            <w:r>
+              <w:rPr>
+                <w:rFonts w:ascii="Times" w:hAnsi="Times" w:cs="Times"/>
+                <w:noProof/>
+                <w:webHidden/>
+                <w:sz w:val="24"/>
+                <w:szCs w:val="24"/>
+              </w:rPr>
+            </w:r>
+            <w:r>
+              <w:rPr>
+                <w:rFonts w:ascii="Times" w:hAnsi="Times" w:cs="Times"/>
+                <w:noProof/>
+                <w:webHidden/>
+                <w:sz w:val="24"/>
+                <w:szCs w:val="24"/>
+              </w:rPr>
+              <w:fldChar w:fldCharType="separate"/>
+            </w:r>
+            <w:r>
+              <w:rPr>
+                <w:rFonts w:ascii="Times" w:hAnsi="Times" w:cs="Times"/>
+                <w:noProof/>
+                <w:webHidden/>
+                <w:sz w:val="24"/>
+                <w:szCs w:val="24"/>
+              </w:rPr>
+              <w:t>1</w:t>
+            </w:r>
+            <w:r>
+              <w:rPr>
+                <w:rFonts w:ascii="Times" w:hAnsi="Times" w:cs="Times"/>
+                <w:noProof/>
+                <w:webHidden/>
+                <w:sz w:val="24"/>
+                <w:szCs w:val="24"/>
+              </w:rPr>
+              <w:fldChar w:fldCharType="end"/>
+            </w:r>
+          </w:hyperlink>
+        </w:p>
+        <w:p>
+          <w:pPr>
+            <w:pStyle w:val="Sumrio2"/>
+            <w:tabs>
+              <w:tab w:val="right" w:leader="dot" w:pos="9016"/>
+            </w:tabs>
+            <w:rPr>
+              <w:rFonts w:ascii="Times" w:hAnsi="Times" w:cs="Times"/>
+              <w:noProof/>
+              <w:sz w:val="24"/>
+              <w:szCs w:val="24"/>
+            </w:rPr>
+          </w:pPr>
+          <w:hyperlink w:anchor="_Toc199934942" w:history="1">
+            <w:r>
+              <w:rPr>
+                <w:rStyle w:val="Hyperlink"/>
+                <w:rFonts w:ascii="Times" w:hAnsi="Times" w:cs="Times"/>
+                <w:noProof/>
+                <w:sz w:val="24"/>
+                <w:szCs w:val="24"/>
+              </w:rPr>
+              <w:t>Detalhamento do funcionamento do algoritmo.</w:t>
+            </w:r>
+            <w:r>
+              <w:rPr>
+                <w:rFonts w:ascii="Times" w:hAnsi="Times" w:cs="Times"/>
+                <w:noProof/>
+                <w:webHidden/>
+                <w:sz w:val="24"/>
+                <w:szCs w:val="24"/>
+              </w:rPr>
+              <w:tab/>
+            </w:r>
+            <w:r>
+              <w:rPr>
+                <w:rFonts w:ascii="Times" w:hAnsi="Times" w:cs="Times"/>
+                <w:noProof/>
+                <w:webHidden/>
+                <w:sz w:val="24"/>
+                <w:szCs w:val="24"/>
+              </w:rPr>
+              <w:fldChar w:fldCharType="begin"/>
+            </w:r>
+            <w:r>
+              <w:rPr>
+                <w:rFonts w:ascii="Times" w:hAnsi="Times" w:cs="Times"/>
+                <w:noProof/>
+                <w:webHidden/>
+                <w:sz w:val="24"/>
+                <w:szCs w:val="24"/>
+              </w:rPr>
+              <w:instrText xml:space="preserve"> PAGEREF _Toc199934942 \h </w:instrText>
+            </w:r>
+            <w:r>
+              <w:rPr>
+                <w:rFonts w:ascii="Times" w:hAnsi="Times" w:cs="Times"/>
+                <w:noProof/>
+                <w:webHidden/>
+                <w:sz w:val="24"/>
+                <w:szCs w:val="24"/>
+              </w:rPr>
+            </w:r>
+            <w:r>
+              <w:rPr>
+                <w:rFonts w:ascii="Times" w:hAnsi="Times" w:cs="Times"/>
+                <w:noProof/>
+                <w:webHidden/>
+                <w:sz w:val="24"/>
+                <w:szCs w:val="24"/>
+              </w:rPr>
+              <w:fldChar w:fldCharType="separate"/>
+            </w:r>
+            <w:r>
+              <w:rPr>
+                <w:rFonts w:ascii="Times" w:hAnsi="Times" w:cs="Times"/>
+                <w:noProof/>
+                <w:webHidden/>
+                <w:sz w:val="24"/>
+                <w:szCs w:val="24"/>
+              </w:rPr>
+              <w:t>1</w:t>
+            </w:r>
+            <w:r>
+              <w:rPr>
+                <w:rFonts w:ascii="Times" w:hAnsi="Times" w:cs="Times"/>
+                <w:noProof/>
+                <w:webHidden/>
+                <w:sz w:val="24"/>
+                <w:szCs w:val="24"/>
+              </w:rPr>
+              <w:fldChar w:fldCharType="end"/>
+            </w:r>
+          </w:hyperlink>
+        </w:p>
+        <w:p>
+          <w:pPr>
+            <w:pStyle w:val="Sumrio2"/>
+            <w:tabs>
+              <w:tab w:val="right" w:leader="dot" w:pos="9016"/>
+            </w:tabs>
+            <w:rPr>
+              <w:rFonts w:ascii="Times" w:hAnsi="Times" w:cs="Times"/>
+              <w:noProof/>
+              <w:sz w:val="24"/>
+              <w:szCs w:val="24"/>
+            </w:rPr>
+          </w:pPr>
+          <w:hyperlink w:anchor="_Toc199934943" w:history="1">
+            <w:r>
+              <w:rPr>
+                <w:rStyle w:val="Hyperlink"/>
+                <w:rFonts w:ascii="Times" w:hAnsi="Times" w:cs="Times"/>
+                <w:noProof/>
+                <w:sz w:val="24"/>
+                <w:szCs w:val="24"/>
+              </w:rPr>
+              <w:t>Análise da complexidade do algoritmo.</w:t>
+            </w:r>
+            <w:r>
+              <w:rPr>
+                <w:rFonts w:ascii="Times" w:hAnsi="Times" w:cs="Times"/>
+                <w:noProof/>
+                <w:webHidden/>
+                <w:sz w:val="24"/>
+                <w:szCs w:val="24"/>
+              </w:rPr>
+              <w:tab/>
+            </w:r>
+            <w:r>
+              <w:rPr>
+                <w:rFonts w:ascii="Times" w:hAnsi="Times" w:cs="Times"/>
+                <w:noProof/>
+                <w:webHidden/>
+                <w:sz w:val="24"/>
+                <w:szCs w:val="24"/>
+              </w:rPr>
+              <w:fldChar w:fldCharType="begin"/>
+            </w:r>
+            <w:r>
+              <w:rPr>
+                <w:rFonts w:ascii="Times" w:hAnsi="Times" w:cs="Times"/>
+                <w:noProof/>
+                <w:webHidden/>
+                <w:sz w:val="24"/>
+                <w:szCs w:val="24"/>
+              </w:rPr>
+              <w:instrText xml:space="preserve"> PAGEREF _Toc199934943 \h </w:instrText>
+            </w:r>
+            <w:r>
+              <w:rPr>
+                <w:rFonts w:ascii="Times" w:hAnsi="Times" w:cs="Times"/>
+                <w:noProof/>
+                <w:webHidden/>
+                <w:sz w:val="24"/>
+                <w:szCs w:val="24"/>
+              </w:rPr>
+            </w:r>
+            <w:r>
+              <w:rPr>
+                <w:rFonts w:ascii="Times" w:hAnsi="Times" w:cs="Times"/>
+                <w:noProof/>
+                <w:webHidden/>
+                <w:sz w:val="24"/>
+                <w:szCs w:val="24"/>
+              </w:rPr>
+              <w:fldChar w:fldCharType="separate"/>
+            </w:r>
+            <w:r>
+              <w:rPr>
+                <w:rFonts w:ascii="Times" w:hAnsi="Times" w:cs="Times"/>
+                <w:noProof/>
+                <w:webHidden/>
+                <w:sz w:val="24"/>
+                <w:szCs w:val="24"/>
+              </w:rPr>
+              <w:t>1</w:t>
+            </w:r>
+            <w:r>
+              <w:rPr>
+                <w:rFonts w:ascii="Times" w:hAnsi="Times" w:cs="Times"/>
+                <w:noProof/>
+                <w:webHidden/>
+                <w:sz w:val="24"/>
+                <w:szCs w:val="24"/>
+              </w:rPr>
+              <w:fldChar w:fldCharType="end"/>
+            </w:r>
+          </w:hyperlink>
+        </w:p>
+        <w:p>
+          <w:pPr>
+            <w:pStyle w:val="Sumrio2"/>
+            <w:tabs>
+              <w:tab w:val="right" w:leader="dot" w:pos="9016"/>
+            </w:tabs>
+            <w:rPr>
+              <w:rFonts w:ascii="Times" w:hAnsi="Times" w:cs="Times"/>
+              <w:noProof/>
+              <w:sz w:val="24"/>
+              <w:szCs w:val="24"/>
+            </w:rPr>
+          </w:pPr>
+          <w:hyperlink w:anchor="_Toc199934944" w:history="1">
+            <w:r>
+              <w:rPr>
+                <w:rStyle w:val="Hyperlink"/>
+                <w:rFonts w:ascii="Times" w:hAnsi="Times" w:cs="Times"/>
+                <w:noProof/>
+                <w:sz w:val="24"/>
+                <w:szCs w:val="24"/>
+              </w:rPr>
+              <w:t>Melhores cenários de uso do algoritmo.</w:t>
+            </w:r>
+            <w:r>
+              <w:rPr>
+                <w:rFonts w:ascii="Times" w:hAnsi="Times" w:cs="Times"/>
+                <w:noProof/>
+                <w:webHidden/>
+                <w:sz w:val="24"/>
+                <w:szCs w:val="24"/>
+              </w:rPr>
+              <w:tab/>
+            </w:r>
+            <w:r>
+              <w:rPr>
+                <w:rFonts w:ascii="Times" w:hAnsi="Times" w:cs="Times"/>
+                <w:noProof/>
+                <w:webHidden/>
+                <w:sz w:val="24"/>
+                <w:szCs w:val="24"/>
+              </w:rPr>
+              <w:fldChar w:fldCharType="begin"/>
+            </w:r>
+            <w:r>
+              <w:rPr>
+                <w:rFonts w:ascii="Times" w:hAnsi="Times" w:cs="Times"/>
+                <w:noProof/>
+                <w:webHidden/>
+                <w:sz w:val="24"/>
+                <w:szCs w:val="24"/>
+              </w:rPr>
+              <w:instrText xml:space="preserve"> PAGEREF _Toc199934944 \h </w:instrText>
+            </w:r>
+            <w:r>
+              <w:rPr>
+                <w:rFonts w:ascii="Times" w:hAnsi="Times" w:cs="Times"/>
+                <w:noProof/>
+                <w:webHidden/>
+                <w:sz w:val="24"/>
+                <w:szCs w:val="24"/>
+              </w:rPr>
+            </w:r>
+            <w:r>
+              <w:rPr>
+                <w:rFonts w:ascii="Times" w:hAnsi="Times" w:cs="Times"/>
+                <w:noProof/>
+                <w:webHidden/>
+                <w:sz w:val="24"/>
+                <w:szCs w:val="24"/>
+              </w:rPr>
+              <w:fldChar w:fldCharType="separate"/>
+            </w:r>
+            <w:r>
+              <w:rPr>
+                <w:rFonts w:ascii="Times" w:hAnsi="Times" w:cs="Times"/>
+                <w:noProof/>
+                <w:webHidden/>
+                <w:sz w:val="24"/>
+                <w:szCs w:val="24"/>
+              </w:rPr>
+              <w:t>2</w:t>
+            </w:r>
+            <w:r>
+              <w:rPr>
+                <w:rFonts w:ascii="Times" w:hAnsi="Times" w:cs="Times"/>
+                <w:noProof/>
+                <w:webHidden/>
+                <w:sz w:val="24"/>
+                <w:szCs w:val="24"/>
+              </w:rPr>
+              <w:fldChar w:fldCharType="end"/>
+            </w:r>
+          </w:hyperlink>
+        </w:p>
+        <w:p>
+          <w:pPr>
+            <w:pStyle w:val="Sumrio2"/>
+            <w:tabs>
+              <w:tab w:val="right" w:leader="dot" w:pos="9016"/>
+            </w:tabs>
+            <w:rPr>
+              <w:rFonts w:ascii="Times" w:hAnsi="Times" w:cs="Times"/>
+              <w:noProof/>
+              <w:sz w:val="24"/>
+              <w:szCs w:val="24"/>
+            </w:rPr>
+          </w:pPr>
+          <w:hyperlink w:anchor="_Toc199934945" w:history="1">
+            <w:r>
+              <w:rPr>
+                <w:rStyle w:val="Hyperlink"/>
+                <w:rFonts w:ascii="Times" w:hAnsi="Times" w:cs="Times"/>
+                <w:noProof/>
+                <w:sz w:val="24"/>
+                <w:szCs w:val="24"/>
+              </w:rPr>
+              <w:t>Explicar se o algoritmo é ou não estável.</w:t>
+            </w:r>
+            <w:r>
+              <w:rPr>
+                <w:rFonts w:ascii="Times" w:hAnsi="Times" w:cs="Times"/>
+                <w:noProof/>
+                <w:webHidden/>
+                <w:sz w:val="24"/>
+                <w:szCs w:val="24"/>
+              </w:rPr>
+              <w:tab/>
+            </w:r>
+            <w:r>
+              <w:rPr>
+                <w:rFonts w:ascii="Times" w:hAnsi="Times" w:cs="Times"/>
+                <w:noProof/>
+                <w:webHidden/>
+                <w:sz w:val="24"/>
+                <w:szCs w:val="24"/>
+              </w:rPr>
+              <w:fldChar w:fldCharType="begin"/>
+            </w:r>
+            <w:r>
+              <w:rPr>
+                <w:rFonts w:ascii="Times" w:hAnsi="Times" w:cs="Times"/>
+                <w:noProof/>
+                <w:webHidden/>
+                <w:sz w:val="24"/>
+                <w:szCs w:val="24"/>
+              </w:rPr>
+              <w:instrText xml:space="preserve"> PAGEREF _Toc199934945 \h </w:instrText>
+            </w:r>
+            <w:r>
+              <w:rPr>
+                <w:rFonts w:ascii="Times" w:hAnsi="Times" w:cs="Times"/>
+                <w:noProof/>
+                <w:webHidden/>
+                <w:sz w:val="24"/>
+                <w:szCs w:val="24"/>
+              </w:rPr>
+            </w:r>
+            <w:r>
+              <w:rPr>
+                <w:rFonts w:ascii="Times" w:hAnsi="Times" w:cs="Times"/>
+                <w:noProof/>
+                <w:webHidden/>
+                <w:sz w:val="24"/>
+                <w:szCs w:val="24"/>
+              </w:rPr>
+              <w:fldChar w:fldCharType="separate"/>
+            </w:r>
+            <w:r>
+              <w:rPr>
+                <w:rFonts w:ascii="Times" w:hAnsi="Times" w:cs="Times"/>
+                <w:noProof/>
+                <w:webHidden/>
+                <w:sz w:val="24"/>
+                <w:szCs w:val="24"/>
+              </w:rPr>
+              <w:t>2</w:t>
+            </w:r>
+            <w:r>
+              <w:rPr>
+                <w:rFonts w:ascii="Times" w:hAnsi="Times" w:cs="Times"/>
+                <w:noProof/>
+                <w:webHidden/>
+                <w:sz w:val="24"/>
+                <w:szCs w:val="24"/>
+              </w:rPr>
+              <w:fldChar w:fldCharType="end"/>
+            </w:r>
+          </w:hyperlink>
+        </w:p>
+        <w:p>
+          <w:pPr>
+            <w:pStyle w:val="Sumrio2"/>
+            <w:tabs>
+              <w:tab w:val="right" w:leader="dot" w:pos="9016"/>
+            </w:tabs>
+            <w:rPr>
+              <w:rFonts w:ascii="Times" w:hAnsi="Times" w:cs="Times"/>
+              <w:noProof/>
+              <w:sz w:val="24"/>
+              <w:szCs w:val="24"/>
+            </w:rPr>
+          </w:pPr>
+          <w:hyperlink w:anchor="_Toc199934946" w:history="1">
+            <w:r>
+              <w:rPr>
+                <w:rStyle w:val="Hyperlink"/>
+                <w:rFonts w:ascii="Times" w:hAnsi="Times" w:cs="Times"/>
+                <w:noProof/>
+                <w:sz w:val="24"/>
+                <w:szCs w:val="24"/>
+              </w:rPr>
+              <w:t>Limitações do algoritmo.</w:t>
+            </w:r>
+            <w:r>
+              <w:rPr>
+                <w:rFonts w:ascii="Times" w:hAnsi="Times" w:cs="Times"/>
+                <w:noProof/>
+                <w:webHidden/>
+                <w:sz w:val="24"/>
+                <w:szCs w:val="24"/>
+              </w:rPr>
+              <w:tab/>
+            </w:r>
+            <w:r>
+              <w:rPr>
+                <w:rFonts w:ascii="Times" w:hAnsi="Times" w:cs="Times"/>
+                <w:noProof/>
+                <w:webHidden/>
+                <w:sz w:val="24"/>
+                <w:szCs w:val="24"/>
+              </w:rPr>
+              <w:fldChar w:fldCharType="begin"/>
+            </w:r>
+            <w:r>
+              <w:rPr>
+                <w:rFonts w:ascii="Times" w:hAnsi="Times" w:cs="Times"/>
+                <w:noProof/>
+                <w:webHidden/>
+                <w:sz w:val="24"/>
+                <w:szCs w:val="24"/>
+              </w:rPr>
+              <w:instrText xml:space="preserve"> PAGEREF _Toc199934946 \h </w:instrText>
+            </w:r>
+            <w:r>
+              <w:rPr>
+                <w:rFonts w:ascii="Times" w:hAnsi="Times" w:cs="Times"/>
+                <w:noProof/>
+                <w:webHidden/>
+                <w:sz w:val="24"/>
+                <w:szCs w:val="24"/>
+              </w:rPr>
+            </w:r>
+            <w:r>
+              <w:rPr>
+                <w:rFonts w:ascii="Times" w:hAnsi="Times" w:cs="Times"/>
+                <w:noProof/>
+                <w:webHidden/>
+                <w:sz w:val="24"/>
+                <w:szCs w:val="24"/>
+              </w:rPr>
+              <w:fldChar w:fldCharType="separate"/>
+            </w:r>
+            <w:r>
+              <w:rPr>
+                <w:rFonts w:ascii="Times" w:hAnsi="Times" w:cs="Times"/>
+                <w:noProof/>
+                <w:webHidden/>
+                <w:sz w:val="24"/>
+                <w:szCs w:val="24"/>
+              </w:rPr>
+              <w:t>2</w:t>
+            </w:r>
+            <w:r>
+              <w:rPr>
+                <w:rFonts w:ascii="Times" w:hAnsi="Times" w:cs="Times"/>
+                <w:noProof/>
+                <w:webHidden/>
+                <w:sz w:val="24"/>
+                <w:szCs w:val="24"/>
+              </w:rPr>
+              <w:fldChar w:fldCharType="end"/>
+            </w:r>
+          </w:hyperlink>
+        </w:p>
+        <w:p>
+          <w:pPr>
+            <w:pStyle w:val="Sumrio2"/>
+            <w:tabs>
+              <w:tab w:val="right" w:leader="dot" w:pos="9016"/>
+            </w:tabs>
+            <w:rPr>
+              <w:rFonts w:ascii="Times" w:hAnsi="Times" w:cs="Times"/>
+              <w:noProof/>
+              <w:sz w:val="24"/>
+              <w:szCs w:val="24"/>
+            </w:rPr>
+          </w:pPr>
+          <w:hyperlink w:anchor="_Toc199934947" w:history="1">
+            <w:r>
+              <w:rPr>
+                <w:rStyle w:val="Hyperlink"/>
+                <w:rFonts w:ascii="Times" w:hAnsi="Times" w:cs="Times"/>
+                <w:noProof/>
+                <w:sz w:val="24"/>
+                <w:szCs w:val="24"/>
+              </w:rPr>
+              <w:t>Exemplos de como o processo de ordenação acontece.</w:t>
+            </w:r>
+            <w:r>
+              <w:rPr>
+                <w:rFonts w:ascii="Times" w:hAnsi="Times" w:cs="Times"/>
+                <w:noProof/>
+                <w:webHidden/>
+                <w:sz w:val="24"/>
+                <w:szCs w:val="24"/>
+              </w:rPr>
+              <w:tab/>
+            </w:r>
+            <w:r>
+              <w:rPr>
+                <w:rFonts w:ascii="Times" w:hAnsi="Times" w:cs="Times"/>
+                <w:noProof/>
+                <w:webHidden/>
+                <w:sz w:val="24"/>
+                <w:szCs w:val="24"/>
+              </w:rPr>
+              <w:fldChar w:fldCharType="begin"/>
+            </w:r>
+            <w:r>
+              <w:rPr>
+                <w:rFonts w:ascii="Times" w:hAnsi="Times" w:cs="Times"/>
+                <w:noProof/>
+                <w:webHidden/>
+                <w:sz w:val="24"/>
+                <w:szCs w:val="24"/>
+              </w:rPr>
+              <w:instrText xml:space="preserve"> PAGEREF _Toc199934947 \h </w:instrText>
+            </w:r>
+            <w:r>
+              <w:rPr>
+                <w:rFonts w:ascii="Times" w:hAnsi="Times" w:cs="Times"/>
+                <w:noProof/>
+                <w:webHidden/>
+                <w:sz w:val="24"/>
+                <w:szCs w:val="24"/>
+              </w:rPr>
+            </w:r>
+            <w:r>
+              <w:rPr>
+                <w:rFonts w:ascii="Times" w:hAnsi="Times" w:cs="Times"/>
+                <w:noProof/>
+                <w:webHidden/>
+                <w:sz w:val="24"/>
+                <w:szCs w:val="24"/>
+              </w:rPr>
+              <w:fldChar w:fldCharType="separate"/>
+            </w:r>
+            <w:r>
+              <w:rPr>
+                <w:rFonts w:ascii="Times" w:hAnsi="Times" w:cs="Times"/>
+                <w:noProof/>
+                <w:webHidden/>
+                <w:sz w:val="24"/>
+                <w:szCs w:val="24"/>
+              </w:rPr>
+              <w:t>2</w:t>
+            </w:r>
+            <w:r>
+              <w:rPr>
+                <w:rFonts w:ascii="Times" w:hAnsi="Times" w:cs="Times"/>
+                <w:noProof/>
+                <w:webHidden/>
+                <w:sz w:val="24"/>
+                <w:szCs w:val="24"/>
+              </w:rPr>
+              <w:fldChar w:fldCharType="end"/>
+            </w:r>
+          </w:hyperlink>
+        </w:p>
+        <w:p>
+          <w:pPr>
+            <w:pStyle w:val="Sumrio2"/>
+            <w:tabs>
+              <w:tab w:val="right" w:leader="dot" w:pos="9016"/>
+            </w:tabs>
+            <w:rPr>
+              <w:rFonts w:ascii="Times" w:hAnsi="Times" w:cs="Times"/>
+              <w:noProof/>
+              <w:sz w:val="24"/>
+              <w:szCs w:val="24"/>
+            </w:rPr>
+          </w:pPr>
+          <w:hyperlink w:anchor="_Toc199934948" w:history="1">
+            <w:r>
+              <w:rPr>
+                <w:rStyle w:val="Hyperlink"/>
+                <w:rFonts w:ascii="Times" w:hAnsi="Times" w:cs="Times"/>
+                <w:noProof/>
+                <w:sz w:val="24"/>
+                <w:szCs w:val="24"/>
+              </w:rPr>
+              <w:t>Todas as informações deverão ser referenciadas por livros ou artigos científicos.</w:t>
+            </w:r>
+            <w:r>
+              <w:rPr>
+                <w:rFonts w:ascii="Times" w:hAnsi="Times" w:cs="Times"/>
+                <w:noProof/>
+                <w:webHidden/>
+                <w:sz w:val="24"/>
+                <w:szCs w:val="24"/>
+              </w:rPr>
+              <w:tab/>
+            </w:r>
+            <w:r>
+              <w:rPr>
+                <w:rFonts w:ascii="Times" w:hAnsi="Times" w:cs="Times"/>
+                <w:noProof/>
+                <w:webHidden/>
+                <w:sz w:val="24"/>
+                <w:szCs w:val="24"/>
+              </w:rPr>
+              <w:fldChar w:fldCharType="begin"/>
+            </w:r>
+            <w:r>
+              <w:rPr>
+                <w:rFonts w:ascii="Times" w:hAnsi="Times" w:cs="Times"/>
+                <w:noProof/>
+                <w:webHidden/>
+                <w:sz w:val="24"/>
+                <w:szCs w:val="24"/>
+              </w:rPr>
+              <w:instrText xml:space="preserve"> PAGEREF _Toc199934948 \h </w:instrText>
+            </w:r>
+            <w:r>
+              <w:rPr>
+                <w:rFonts w:ascii="Times" w:hAnsi="Times" w:cs="Times"/>
+                <w:noProof/>
+                <w:webHidden/>
+                <w:sz w:val="24"/>
+                <w:szCs w:val="24"/>
+              </w:rPr>
+            </w:r>
+            <w:r>
+              <w:rPr>
+                <w:rFonts w:ascii="Times" w:hAnsi="Times" w:cs="Times"/>
+                <w:noProof/>
+                <w:webHidden/>
+                <w:sz w:val="24"/>
+                <w:szCs w:val="24"/>
+              </w:rPr>
+              <w:fldChar w:fldCharType="separate"/>
+            </w:r>
+            <w:r>
+              <w:rPr>
+                <w:rFonts w:ascii="Times" w:hAnsi="Times" w:cs="Times"/>
+                <w:noProof/>
+                <w:webHidden/>
+                <w:sz w:val="24"/>
+                <w:szCs w:val="24"/>
+              </w:rPr>
+              <w:t>2</w:t>
+            </w:r>
+            <w:r>
+              <w:rPr>
+                <w:rFonts w:ascii="Times" w:hAnsi="Times" w:cs="Times"/>
+                <w:noProof/>
+                <w:webHidden/>
+                <w:sz w:val="24"/>
+                <w:szCs w:val="24"/>
+              </w:rPr>
+              <w:fldChar w:fldCharType="end"/>
+            </w:r>
+          </w:hyperlink>
+        </w:p>
+        <w:p>
+          <w:pPr>
+            <w:pStyle w:val="Sumrio1"/>
+            <w:tabs>
+              <w:tab w:val="left" w:pos="440"/>
+              <w:tab w:val="right" w:leader="dot" w:pos="9016"/>
+            </w:tabs>
+            <w:rPr>
+              <w:rFonts w:ascii="Times" w:hAnsi="Times" w:cs="Times"/>
+              <w:noProof/>
+              <w:sz w:val="24"/>
+              <w:szCs w:val="24"/>
+            </w:rPr>
+          </w:pPr>
+          <w:hyperlink w:anchor="_Toc199934949" w:history="1">
+            <w:r>
+              <w:rPr>
+                <w:rStyle w:val="Hyperlink"/>
+                <w:rFonts w:ascii="Times" w:hAnsi="Times" w:cs="Times"/>
+                <w:noProof/>
+                <w:sz w:val="24"/>
+                <w:szCs w:val="24"/>
+              </w:rPr>
+              <w:t>3.</w:t>
+            </w:r>
+            <w:r>
+              <w:rPr>
+                <w:rFonts w:ascii="Times" w:hAnsi="Times" w:cs="Times"/>
+                <w:noProof/>
+                <w:sz w:val="24"/>
+                <w:szCs w:val="24"/>
+              </w:rPr>
+              <w:tab/>
+            </w:r>
+            <w:r>
+              <w:rPr>
+                <w:rStyle w:val="Hyperlink"/>
+                <w:rFonts w:ascii="Times" w:hAnsi="Times" w:cs="Times"/>
+                <w:noProof/>
+                <w:sz w:val="24"/>
+                <w:szCs w:val="24"/>
+              </w:rPr>
+              <w:t>Implementação e Testes</w:t>
+            </w:r>
+            <w:r>
+              <w:rPr>
+                <w:rFonts w:ascii="Times" w:hAnsi="Times" w:cs="Times"/>
+                <w:noProof/>
+                <w:webHidden/>
+                <w:sz w:val="24"/>
+                <w:szCs w:val="24"/>
+              </w:rPr>
+              <w:tab/>
+            </w:r>
+            <w:r>
+              <w:rPr>
+                <w:rFonts w:ascii="Times" w:hAnsi="Times" w:cs="Times"/>
+                <w:noProof/>
+                <w:webHidden/>
+                <w:sz w:val="24"/>
+                <w:szCs w:val="24"/>
+              </w:rPr>
+              <w:fldChar w:fldCharType="begin"/>
+            </w:r>
+            <w:r>
+              <w:rPr>
+                <w:rFonts w:ascii="Times" w:hAnsi="Times" w:cs="Times"/>
+                <w:noProof/>
+                <w:webHidden/>
+                <w:sz w:val="24"/>
+                <w:szCs w:val="24"/>
+              </w:rPr>
+              <w:instrText xml:space="preserve"> PAGEREF _Toc199934949 \h </w:instrText>
+            </w:r>
+            <w:r>
+              <w:rPr>
+                <w:rFonts w:ascii="Times" w:hAnsi="Times" w:cs="Times"/>
+                <w:noProof/>
+                <w:webHidden/>
+                <w:sz w:val="24"/>
+                <w:szCs w:val="24"/>
+              </w:rPr>
+            </w:r>
+            <w:r>
+              <w:rPr>
+                <w:rFonts w:ascii="Times" w:hAnsi="Times" w:cs="Times"/>
+                <w:noProof/>
+                <w:webHidden/>
+                <w:sz w:val="24"/>
+                <w:szCs w:val="24"/>
+              </w:rPr>
+              <w:fldChar w:fldCharType="separate"/>
+            </w:r>
+            <w:r>
+              <w:rPr>
+                <w:rFonts w:ascii="Times" w:hAnsi="Times" w:cs="Times"/>
+                <w:noProof/>
+                <w:webHidden/>
+                <w:sz w:val="24"/>
+                <w:szCs w:val="24"/>
+              </w:rPr>
+              <w:t>2</w:t>
+            </w:r>
+            <w:r>
+              <w:rPr>
+                <w:rFonts w:ascii="Times" w:hAnsi="Times" w:cs="Times"/>
+                <w:noProof/>
+                <w:webHidden/>
+                <w:sz w:val="24"/>
+                <w:szCs w:val="24"/>
+              </w:rPr>
+              <w:fldChar w:fldCharType="end"/>
+            </w:r>
+          </w:hyperlink>
+        </w:p>
+        <w:p>
+          <w:pPr>
+            <w:pStyle w:val="Sumrio2"/>
+            <w:tabs>
+              <w:tab w:val="right" w:leader="dot" w:pos="9016"/>
+            </w:tabs>
+            <w:rPr>
+              <w:rFonts w:ascii="Times" w:hAnsi="Times" w:cs="Times"/>
+              <w:noProof/>
+              <w:sz w:val="24"/>
+              <w:szCs w:val="24"/>
+            </w:rPr>
+          </w:pPr>
+          <w:hyperlink w:anchor="_Toc199934950" w:history="1">
+            <w:r>
+              <w:rPr>
+                <w:rStyle w:val="Hyperlink"/>
+                <w:rFonts w:ascii="Times" w:hAnsi="Times" w:cs="Times"/>
+                <w:noProof/>
+                <w:sz w:val="24"/>
+                <w:szCs w:val="24"/>
+              </w:rPr>
+              <w:t>Detalhamento da implementação e decisões tomadas durante a construção do algoritmo.</w:t>
+            </w:r>
+            <w:r>
+              <w:rPr>
+                <w:rFonts w:ascii="Times" w:hAnsi="Times" w:cs="Times"/>
+                <w:noProof/>
+                <w:webHidden/>
+                <w:sz w:val="24"/>
+                <w:szCs w:val="24"/>
+              </w:rPr>
+              <w:tab/>
+            </w:r>
+            <w:r>
+              <w:rPr>
+                <w:rFonts w:ascii="Times" w:hAnsi="Times" w:cs="Times"/>
+                <w:noProof/>
+                <w:webHidden/>
+                <w:sz w:val="24"/>
+                <w:szCs w:val="24"/>
+              </w:rPr>
+              <w:fldChar w:fldCharType="begin"/>
+            </w:r>
+            <w:r>
+              <w:rPr>
+                <w:rFonts w:ascii="Times" w:hAnsi="Times" w:cs="Times"/>
+                <w:noProof/>
+                <w:webHidden/>
+                <w:sz w:val="24"/>
+                <w:szCs w:val="24"/>
+              </w:rPr>
+              <w:instrText xml:space="preserve"> PAGEREF _Toc199934950 \h </w:instrText>
+            </w:r>
+            <w:r>
+              <w:rPr>
+                <w:rFonts w:ascii="Times" w:hAnsi="Times" w:cs="Times"/>
+                <w:noProof/>
+                <w:webHidden/>
+                <w:sz w:val="24"/>
+                <w:szCs w:val="24"/>
+              </w:rPr>
+            </w:r>
+            <w:r>
+              <w:rPr>
+                <w:rFonts w:ascii="Times" w:hAnsi="Times" w:cs="Times"/>
+                <w:noProof/>
+                <w:webHidden/>
+                <w:sz w:val="24"/>
+                <w:szCs w:val="24"/>
+              </w:rPr>
+              <w:fldChar w:fldCharType="separate"/>
+            </w:r>
+            <w:r>
+              <w:rPr>
+                <w:rFonts w:ascii="Times" w:hAnsi="Times" w:cs="Times"/>
+                <w:noProof/>
+                <w:webHidden/>
+                <w:sz w:val="24"/>
+                <w:szCs w:val="24"/>
+              </w:rPr>
+              <w:t>2</w:t>
+            </w:r>
+            <w:r>
+              <w:rPr>
+                <w:rFonts w:ascii="Times" w:hAnsi="Times" w:cs="Times"/>
+                <w:noProof/>
+                <w:webHidden/>
+                <w:sz w:val="24"/>
+                <w:szCs w:val="24"/>
+              </w:rPr>
+              <w:fldChar w:fldCharType="end"/>
+            </w:r>
+          </w:hyperlink>
+        </w:p>
+        <w:p>
+          <w:pPr>
+            <w:pStyle w:val="Sumrio2"/>
+            <w:tabs>
+              <w:tab w:val="right" w:leader="dot" w:pos="9016"/>
+            </w:tabs>
+            <w:rPr>
+              <w:rFonts w:ascii="Times" w:hAnsi="Times" w:cs="Times"/>
+              <w:noProof/>
+              <w:sz w:val="24"/>
+              <w:szCs w:val="24"/>
+            </w:rPr>
+          </w:pPr>
+          <w:hyperlink w:anchor="_Toc199934951" w:history="1">
+            <w:r>
+              <w:rPr>
+                <w:rStyle w:val="Hyperlink"/>
+                <w:rFonts w:ascii="Times" w:hAnsi="Times" w:cs="Times"/>
+                <w:noProof/>
+                <w:sz w:val="24"/>
+                <w:szCs w:val="24"/>
+              </w:rPr>
+              <w:t>Tabelas e/ou gráficos deverão ser utilizados para apresentação dos resultados dos testes.</w:t>
+            </w:r>
+            <w:r>
+              <w:rPr>
+                <w:rFonts w:ascii="Times" w:hAnsi="Times" w:cs="Times"/>
+                <w:noProof/>
+                <w:webHidden/>
+                <w:sz w:val="24"/>
+                <w:szCs w:val="24"/>
+              </w:rPr>
+              <w:tab/>
+            </w:r>
+            <w:r>
+              <w:rPr>
+                <w:rFonts w:ascii="Times" w:hAnsi="Times" w:cs="Times"/>
+                <w:noProof/>
+                <w:webHidden/>
+                <w:sz w:val="24"/>
+                <w:szCs w:val="24"/>
+              </w:rPr>
+              <w:fldChar w:fldCharType="begin"/>
+            </w:r>
+            <w:r>
+              <w:rPr>
+                <w:rFonts w:ascii="Times" w:hAnsi="Times" w:cs="Times"/>
+                <w:noProof/>
+                <w:webHidden/>
+                <w:sz w:val="24"/>
+                <w:szCs w:val="24"/>
+              </w:rPr>
+              <w:instrText xml:space="preserve"> PAGEREF _Toc199934951 \h </w:instrText>
+            </w:r>
+            <w:r>
+              <w:rPr>
+                <w:rFonts w:ascii="Times" w:hAnsi="Times" w:cs="Times"/>
+                <w:noProof/>
+                <w:webHidden/>
+                <w:sz w:val="24"/>
+                <w:szCs w:val="24"/>
+              </w:rPr>
+            </w:r>
+            <w:r>
+              <w:rPr>
+                <w:rFonts w:ascii="Times" w:hAnsi="Times" w:cs="Times"/>
+                <w:noProof/>
+                <w:webHidden/>
+                <w:sz w:val="24"/>
+                <w:szCs w:val="24"/>
+              </w:rPr>
+              <w:fldChar w:fldCharType="separate"/>
+            </w:r>
+            <w:r>
+              <w:rPr>
+                <w:rFonts w:ascii="Times" w:hAnsi="Times" w:cs="Times"/>
+                <w:noProof/>
+                <w:webHidden/>
+                <w:sz w:val="24"/>
+                <w:szCs w:val="24"/>
+              </w:rPr>
+              <w:t>2</w:t>
+            </w:r>
+            <w:r>
+              <w:rPr>
+                <w:rFonts w:ascii="Times" w:hAnsi="Times" w:cs="Times"/>
+                <w:noProof/>
+                <w:webHidden/>
+                <w:sz w:val="24"/>
+                <w:szCs w:val="24"/>
+              </w:rPr>
+              <w:fldChar w:fldCharType="end"/>
+            </w:r>
+          </w:hyperlink>
+        </w:p>
+        <w:p>
+          <w:pPr>
+            <w:pStyle w:val="Sumrio2"/>
+            <w:tabs>
+              <w:tab w:val="right" w:leader="dot" w:pos="9016"/>
+            </w:tabs>
+            <w:rPr>
+              <w:rFonts w:ascii="Times" w:hAnsi="Times" w:cs="Times"/>
+              <w:noProof/>
+              <w:sz w:val="24"/>
+              <w:szCs w:val="24"/>
+            </w:rPr>
+          </w:pPr>
+          <w:hyperlink w:anchor="_Toc199934952" w:history="1">
+            <w:r>
+              <w:rPr>
+                <w:rStyle w:val="Hyperlink"/>
+                <w:rFonts w:ascii="Times" w:hAnsi="Times" w:cs="Times"/>
+                <w:noProof/>
+                <w:sz w:val="24"/>
+                <w:szCs w:val="24"/>
+              </w:rPr>
+              <w:t>Incluir detalhes da configuração do computador usado para testes: sistema Operacional, quantidade de RAM, velocidade da CPU (Hz).</w:t>
+            </w:r>
+            <w:r>
+              <w:rPr>
+                <w:rFonts w:ascii="Times" w:hAnsi="Times" w:cs="Times"/>
+                <w:noProof/>
+                <w:webHidden/>
+                <w:sz w:val="24"/>
+                <w:szCs w:val="24"/>
+              </w:rPr>
+              <w:tab/>
+            </w:r>
+            <w:r>
+              <w:rPr>
+                <w:rFonts w:ascii="Times" w:hAnsi="Times" w:cs="Times"/>
+                <w:noProof/>
+                <w:webHidden/>
+                <w:sz w:val="24"/>
+                <w:szCs w:val="24"/>
+              </w:rPr>
+              <w:fldChar w:fldCharType="begin"/>
+            </w:r>
+            <w:r>
+              <w:rPr>
+                <w:rFonts w:ascii="Times" w:hAnsi="Times" w:cs="Times"/>
+                <w:noProof/>
+                <w:webHidden/>
+                <w:sz w:val="24"/>
+                <w:szCs w:val="24"/>
+              </w:rPr>
+              <w:instrText xml:space="preserve"> PAGEREF _Toc199934952 \h </w:instrText>
+            </w:r>
+            <w:r>
+              <w:rPr>
+                <w:rFonts w:ascii="Times" w:hAnsi="Times" w:cs="Times"/>
+                <w:noProof/>
+                <w:webHidden/>
+                <w:sz w:val="24"/>
+                <w:szCs w:val="24"/>
+              </w:rPr>
+            </w:r>
+            <w:r>
+              <w:rPr>
+                <w:rFonts w:ascii="Times" w:hAnsi="Times" w:cs="Times"/>
+                <w:noProof/>
+                <w:webHidden/>
+                <w:sz w:val="24"/>
+                <w:szCs w:val="24"/>
+              </w:rPr>
+              <w:fldChar w:fldCharType="separate"/>
+            </w:r>
+            <w:r>
+              <w:rPr>
+                <w:rFonts w:ascii="Times" w:hAnsi="Times" w:cs="Times"/>
+                <w:noProof/>
+                <w:webHidden/>
+                <w:sz w:val="24"/>
+                <w:szCs w:val="24"/>
+              </w:rPr>
+              <w:t>2</w:t>
+            </w:r>
+            <w:r>
+              <w:rPr>
+                <w:rFonts w:ascii="Times" w:hAnsi="Times" w:cs="Times"/>
+                <w:noProof/>
+                <w:webHidden/>
+                <w:sz w:val="24"/>
+                <w:szCs w:val="24"/>
+              </w:rPr>
+              <w:fldChar w:fldCharType="end"/>
+            </w:r>
+          </w:hyperlink>
+        </w:p>
+        <w:p>
+          <w:pPr>
+            <w:pStyle w:val="Sumrio1"/>
+            <w:tabs>
+              <w:tab w:val="left" w:pos="440"/>
+              <w:tab w:val="right" w:leader="dot" w:pos="9016"/>
+            </w:tabs>
+            <w:rPr>
+              <w:rFonts w:ascii="Times" w:hAnsi="Times" w:cs="Times"/>
+              <w:noProof/>
+              <w:sz w:val="24"/>
+              <w:szCs w:val="24"/>
+            </w:rPr>
+          </w:pPr>
+          <w:hyperlink w:anchor="_Toc199934953" w:history="1">
+            <w:r>
+              <w:rPr>
+                <w:rStyle w:val="Hyperlink"/>
+                <w:rFonts w:ascii="Times" w:hAnsi="Times" w:cs="Times"/>
+                <w:noProof/>
+                <w:sz w:val="24"/>
+                <w:szCs w:val="24"/>
+              </w:rPr>
+              <w:t>4.</w:t>
+            </w:r>
+            <w:r>
+              <w:rPr>
+                <w:rFonts w:ascii="Times" w:hAnsi="Times" w:cs="Times"/>
+                <w:noProof/>
+                <w:sz w:val="24"/>
+                <w:szCs w:val="24"/>
+              </w:rPr>
+              <w:tab/>
+            </w:r>
+            <w:r>
+              <w:rPr>
+                <w:rStyle w:val="Hyperlink"/>
+                <w:rFonts w:ascii="Times" w:hAnsi="Times" w:cs="Times"/>
+                <w:noProof/>
+                <w:sz w:val="24"/>
+                <w:szCs w:val="24"/>
+              </w:rPr>
+              <w:t>Conclusão</w:t>
+            </w:r>
+            <w:r>
+              <w:rPr>
+                <w:rFonts w:ascii="Times" w:hAnsi="Times" w:cs="Times"/>
+                <w:noProof/>
+                <w:webHidden/>
+                <w:sz w:val="24"/>
+                <w:szCs w:val="24"/>
+              </w:rPr>
+              <w:tab/>
+            </w:r>
+            <w:r>
+              <w:rPr>
+                <w:rFonts w:ascii="Times" w:hAnsi="Times" w:cs="Times"/>
+                <w:noProof/>
+                <w:webHidden/>
+                <w:sz w:val="24"/>
+                <w:szCs w:val="24"/>
+              </w:rPr>
+              <w:fldChar w:fldCharType="begin"/>
+            </w:r>
+            <w:r>
+              <w:rPr>
+                <w:rFonts w:ascii="Times" w:hAnsi="Times" w:cs="Times"/>
+                <w:noProof/>
+                <w:webHidden/>
+                <w:sz w:val="24"/>
+                <w:szCs w:val="24"/>
+              </w:rPr>
+              <w:instrText xml:space="preserve"> PAGEREF _Toc199934953 \h </w:instrText>
+            </w:r>
+            <w:r>
+              <w:rPr>
+                <w:rFonts w:ascii="Times" w:hAnsi="Times" w:cs="Times"/>
+                <w:noProof/>
+                <w:webHidden/>
+                <w:sz w:val="24"/>
+                <w:szCs w:val="24"/>
+              </w:rPr>
+            </w:r>
+            <w:r>
+              <w:rPr>
+                <w:rFonts w:ascii="Times" w:hAnsi="Times" w:cs="Times"/>
+                <w:noProof/>
+                <w:webHidden/>
+                <w:sz w:val="24"/>
+                <w:szCs w:val="24"/>
+              </w:rPr>
+              <w:fldChar w:fldCharType="separate"/>
+            </w:r>
+            <w:r>
+              <w:rPr>
+                <w:rFonts w:ascii="Times" w:hAnsi="Times" w:cs="Times"/>
+                <w:noProof/>
+                <w:webHidden/>
+                <w:sz w:val="24"/>
+                <w:szCs w:val="24"/>
+              </w:rPr>
+              <w:t>2</w:t>
+            </w:r>
+            <w:r>
+              <w:rPr>
+                <w:rFonts w:ascii="Times" w:hAnsi="Times" w:cs="Times"/>
+                <w:noProof/>
+                <w:webHidden/>
+                <w:sz w:val="24"/>
+                <w:szCs w:val="24"/>
+              </w:rPr>
+              <w:fldChar w:fldCharType="end"/>
+            </w:r>
+          </w:hyperlink>
+        </w:p>
+        <w:p>
+          <w:pPr>
+            <w:pStyle w:val="Sumrio2"/>
+            <w:tabs>
+              <w:tab w:val="right" w:leader="dot" w:pos="9016"/>
+            </w:tabs>
+            <w:rPr>
+              <w:rFonts w:ascii="Times" w:hAnsi="Times" w:cs="Times"/>
+              <w:noProof/>
+              <w:sz w:val="24"/>
+              <w:szCs w:val="24"/>
+            </w:rPr>
+          </w:pPr>
+          <w:hyperlink w:anchor="_Toc199934954" w:history="1">
+            <w:r>
+              <w:rPr>
+                <w:rStyle w:val="Hyperlink"/>
+                <w:rFonts w:ascii="Times" w:hAnsi="Times" w:cs="Times"/>
+                <w:noProof/>
+                <w:sz w:val="24"/>
+                <w:szCs w:val="24"/>
+              </w:rPr>
+              <w:t>Analisar os pontos fortes e fracos do algoritmo em comparação com outros algoritmos.</w:t>
+            </w:r>
+            <w:r>
+              <w:rPr>
+                <w:rFonts w:ascii="Times" w:hAnsi="Times" w:cs="Times"/>
+                <w:noProof/>
+                <w:webHidden/>
+                <w:sz w:val="24"/>
+                <w:szCs w:val="24"/>
+              </w:rPr>
+              <w:tab/>
+            </w:r>
+            <w:r>
+              <w:rPr>
+                <w:rFonts w:ascii="Times" w:hAnsi="Times" w:cs="Times"/>
+                <w:noProof/>
+                <w:webHidden/>
+                <w:sz w:val="24"/>
+                <w:szCs w:val="24"/>
+              </w:rPr>
+              <w:fldChar w:fldCharType="begin"/>
+            </w:r>
+            <w:r>
+              <w:rPr>
+                <w:rFonts w:ascii="Times" w:hAnsi="Times" w:cs="Times"/>
+                <w:noProof/>
+                <w:webHidden/>
+                <w:sz w:val="24"/>
+                <w:szCs w:val="24"/>
+              </w:rPr>
+              <w:instrText xml:space="preserve"> PAGEREF _Toc199934954 \h </w:instrText>
+            </w:r>
+            <w:r>
+              <w:rPr>
+                <w:rFonts w:ascii="Times" w:hAnsi="Times" w:cs="Times"/>
+                <w:noProof/>
+                <w:webHidden/>
+                <w:sz w:val="24"/>
+                <w:szCs w:val="24"/>
+              </w:rPr>
+            </w:r>
+            <w:r>
+              <w:rPr>
+                <w:rFonts w:ascii="Times" w:hAnsi="Times" w:cs="Times"/>
+                <w:noProof/>
+                <w:webHidden/>
+                <w:sz w:val="24"/>
+                <w:szCs w:val="24"/>
+              </w:rPr>
+              <w:fldChar w:fldCharType="separate"/>
+            </w:r>
+            <w:r>
+              <w:rPr>
+                <w:rFonts w:ascii="Times" w:hAnsi="Times" w:cs="Times"/>
+                <w:noProof/>
+                <w:webHidden/>
+                <w:sz w:val="24"/>
+                <w:szCs w:val="24"/>
+              </w:rPr>
+              <w:t>2</w:t>
+            </w:r>
+            <w:r>
+              <w:rPr>
+                <w:rFonts w:ascii="Times" w:hAnsi="Times" w:cs="Times"/>
+                <w:noProof/>
+                <w:webHidden/>
+                <w:sz w:val="24"/>
+                <w:szCs w:val="24"/>
+              </w:rPr>
+              <w:fldChar w:fldCharType="end"/>
+            </w:r>
+          </w:hyperlink>
+        </w:p>
+        <w:p>
+          <w:pPr>
+            <w:pStyle w:val="Sumrio2"/>
+            <w:tabs>
+              <w:tab w:val="right" w:leader="dot" w:pos="9016"/>
+            </w:tabs>
+            <w:rPr>
+              <w:rFonts w:ascii="Times" w:hAnsi="Times" w:cs="Times"/>
+              <w:noProof/>
+              <w:sz w:val="24"/>
+              <w:szCs w:val="24"/>
+            </w:rPr>
+          </w:pPr>
+          <w:hyperlink w:anchor="_Toc199934955" w:history="1">
+            <w:r>
+              <w:rPr>
+                <w:rStyle w:val="Hyperlink"/>
+                <w:rFonts w:ascii="Times" w:hAnsi="Times" w:cs="Times"/>
+                <w:noProof/>
+                <w:sz w:val="24"/>
+                <w:szCs w:val="24"/>
+              </w:rPr>
+              <w:t>Avaliar o desempenho do algoritmo em comparação com a implementação do Quicksort disponível na linguagem C.</w:t>
+            </w:r>
+            <w:r>
+              <w:rPr>
+                <w:rFonts w:ascii="Times" w:hAnsi="Times" w:cs="Times"/>
+                <w:noProof/>
+                <w:webHidden/>
+                <w:sz w:val="24"/>
+                <w:szCs w:val="24"/>
+              </w:rPr>
+              <w:tab/>
+            </w:r>
+            <w:r>
+              <w:rPr>
+                <w:rFonts w:ascii="Times" w:hAnsi="Times" w:cs="Times"/>
+                <w:noProof/>
+                <w:webHidden/>
+                <w:sz w:val="24"/>
+                <w:szCs w:val="24"/>
+              </w:rPr>
+              <w:fldChar w:fldCharType="begin"/>
+            </w:r>
+            <w:r>
+              <w:rPr>
+                <w:rFonts w:ascii="Times" w:hAnsi="Times" w:cs="Times"/>
+                <w:noProof/>
+                <w:webHidden/>
+                <w:sz w:val="24"/>
+                <w:szCs w:val="24"/>
+              </w:rPr>
+              <w:instrText xml:space="preserve"> PAGEREF _Toc199934955 \h </w:instrText>
+            </w:r>
+            <w:r>
+              <w:rPr>
+                <w:rFonts w:ascii="Times" w:hAnsi="Times" w:cs="Times"/>
+                <w:noProof/>
+                <w:webHidden/>
+                <w:sz w:val="24"/>
+                <w:szCs w:val="24"/>
+              </w:rPr>
+            </w:r>
+            <w:r>
+              <w:rPr>
+                <w:rFonts w:ascii="Times" w:hAnsi="Times" w:cs="Times"/>
+                <w:noProof/>
+                <w:webHidden/>
+                <w:sz w:val="24"/>
+                <w:szCs w:val="24"/>
+              </w:rPr>
+              <w:fldChar w:fldCharType="separate"/>
+            </w:r>
+            <w:r>
+              <w:rPr>
+                <w:rFonts w:ascii="Times" w:hAnsi="Times" w:cs="Times"/>
+                <w:noProof/>
+                <w:webHidden/>
+                <w:sz w:val="24"/>
+                <w:szCs w:val="24"/>
+              </w:rPr>
+              <w:t>2</w:t>
+            </w:r>
+            <w:r>
+              <w:rPr>
+                <w:rFonts w:ascii="Times" w:hAnsi="Times" w:cs="Times"/>
+                <w:noProof/>
+                <w:webHidden/>
+                <w:sz w:val="24"/>
+                <w:szCs w:val="24"/>
+              </w:rPr>
+              <w:fldChar w:fldCharType="end"/>
+            </w:r>
+          </w:hyperlink>
+        </w:p>
+        <w:p>
+          <w:pPr>
+            <w:pStyle w:val="Sumrio1"/>
+            <w:tabs>
+              <w:tab w:val="left" w:pos="440"/>
+              <w:tab w:val="right" w:leader="dot" w:pos="9016"/>
+            </w:tabs>
+            <w:rPr>
+              <w:rFonts w:ascii="Times" w:hAnsi="Times" w:cs="Times"/>
+              <w:noProof/>
+              <w:sz w:val="24"/>
+              <w:szCs w:val="24"/>
+            </w:rPr>
+          </w:pPr>
+          <w:hyperlink w:anchor="_Toc199934956" w:history="1">
+            <w:r>
+              <w:rPr>
+                <w:rStyle w:val="Hyperlink"/>
+                <w:rFonts w:ascii="Times" w:hAnsi="Times" w:cs="Times"/>
+                <w:noProof/>
+                <w:sz w:val="24"/>
+                <w:szCs w:val="24"/>
+              </w:rPr>
+              <w:t>5.</w:t>
+            </w:r>
+            <w:r>
+              <w:rPr>
+                <w:rFonts w:ascii="Times" w:hAnsi="Times" w:cs="Times"/>
+                <w:noProof/>
+                <w:sz w:val="24"/>
+                <w:szCs w:val="24"/>
+              </w:rPr>
+              <w:tab/>
+            </w:r>
+            <w:r>
+              <w:rPr>
+                <w:rStyle w:val="Hyperlink"/>
+                <w:rFonts w:ascii="Times" w:hAnsi="Times" w:cs="Times"/>
+                <w:noProof/>
+                <w:sz w:val="24"/>
+                <w:szCs w:val="24"/>
+              </w:rPr>
+              <w:t>Referências</w:t>
+            </w:r>
+            <w:r>
+              <w:rPr>
+                <w:rFonts w:ascii="Times" w:hAnsi="Times" w:cs="Times"/>
+                <w:noProof/>
+                <w:webHidden/>
+                <w:sz w:val="24"/>
+                <w:szCs w:val="24"/>
+              </w:rPr>
+              <w:tab/>
+            </w:r>
+            <w:r>
+              <w:rPr>
+                <w:rFonts w:ascii="Times" w:hAnsi="Times" w:cs="Times"/>
+                <w:noProof/>
+                <w:webHidden/>
+                <w:sz w:val="24"/>
+                <w:szCs w:val="24"/>
+              </w:rPr>
+              <w:fldChar w:fldCharType="begin"/>
+            </w:r>
+            <w:r>
+              <w:rPr>
+                <w:rFonts w:ascii="Times" w:hAnsi="Times" w:cs="Times"/>
+                <w:noProof/>
+                <w:webHidden/>
+                <w:sz w:val="24"/>
+                <w:szCs w:val="24"/>
+              </w:rPr>
+              <w:instrText xml:space="preserve"> PAGEREF _Toc199934956 \h </w:instrText>
+            </w:r>
+            <w:r>
+              <w:rPr>
+                <w:rFonts w:ascii="Times" w:hAnsi="Times" w:cs="Times"/>
+                <w:noProof/>
+                <w:webHidden/>
+                <w:sz w:val="24"/>
+                <w:szCs w:val="24"/>
+              </w:rPr>
+            </w:r>
+            <w:r>
+              <w:rPr>
+                <w:rFonts w:ascii="Times" w:hAnsi="Times" w:cs="Times"/>
+                <w:noProof/>
+                <w:webHidden/>
+                <w:sz w:val="24"/>
+                <w:szCs w:val="24"/>
+              </w:rPr>
+              <w:fldChar w:fldCharType="separate"/>
+            </w:r>
+            <w:r>
+              <w:rPr>
+                <w:rFonts w:ascii="Times" w:hAnsi="Times" w:cs="Times"/>
+                <w:noProof/>
+                <w:webHidden/>
+                <w:sz w:val="24"/>
+                <w:szCs w:val="24"/>
+              </w:rPr>
+              <w:t>2</w:t>
+            </w:r>
+            <w:r>
+              <w:rPr>
+                <w:rFonts w:ascii="Times" w:hAnsi="Times" w:cs="Times"/>
+                <w:noProof/>
+                <w:webHidden/>
+                <w:sz w:val="24"/>
+                <w:szCs w:val="24"/>
+              </w:rPr>
+              <w:fldChar w:fldCharType="end"/>
+            </w:r>
+          </w:hyperlink>
+        </w:p>
+        <w:p>
+          <w:pPr>
+            <w:rPr>
+              <w:rFonts w:ascii="Times" w:hAnsi="Times" w:cs="Times"/>
+              <w:sz w:val="24"/>
+              <w:szCs w:val="24"/>
+            </w:rPr>
+          </w:pPr>
+          <w:r>
+            <w:rPr>
+              <w:rFonts w:ascii="Times" w:hAnsi="Times" w:cs="Times"/>
+              <w:sz w:val="24"/>
+              <w:szCs w:val="24"/>
+            </w:rPr>
+            <w:fldChar w:fldCharType="end"/>
+          </w:r>
+        </w:p>
+      </w:sdtContent>
+    </w:sdt>
     <w:p>
       <w:pPr>
+        <w:pStyle w:val="Ttulo1"/>
+        <w:rPr>
+          <w:rFonts w:ascii="Times" w:hAnsi="Times" w:cs="Times"/>
+          <w:sz w:val="24"/>
+          <w:szCs w:val="24"/>
+        </w:rPr>
+      </w:pPr>
+    </w:p>
+    <w:p>
+      <w:pPr>
+        <w:pStyle w:val="Ttulo1"/>
+        <w:numPr>
+          <w:ilvl w:val="0"/>
+          <w:numId w:val="2"/>
+        </w:numPr>
+        <w:rPr>
+          <w:rFonts w:ascii="Times" w:hAnsi="Times" w:cs="Times"/>
+          <w:sz w:val="24"/>
+          <w:szCs w:val="24"/>
+        </w:rPr>
+      </w:pPr>
+      <w:bookmarkStart w:id="0" w:name="_Toc199934937"/>
+      <w:r>
+        <w:rPr>
+          <w:rFonts w:ascii="Times" w:hAnsi="Times" w:cs="Times"/>
+          <w:sz w:val="24"/>
+          <w:szCs w:val="24"/>
+        </w:rPr>
+        <w:t>Introdução</w:t>
+      </w:r>
+      <w:bookmarkEnd w:id="0"/>
+    </w:p>
+    <w:p>
+      <w:pPr>
+        <w:pStyle w:val="Ttulo2"/>
+        <w:rPr>
+          <w:rFonts w:ascii="Times" w:hAnsi="Times" w:cs="Times"/>
+          <w:sz w:val="24"/>
+          <w:szCs w:val="24"/>
+        </w:rPr>
+      </w:pPr>
+      <w:bookmarkStart w:id="1" w:name="_Toc199934938"/>
+      <w:r>
+        <w:rPr>
+          <w:rFonts w:ascii="Times" w:hAnsi="Times" w:cs="Times"/>
+          <w:sz w:val="24"/>
+          <w:szCs w:val="24"/>
+        </w:rPr>
+        <w:t>Descrição do problema de ordenação em memória primária,</w:t>
+      </w:r>
+      <w:bookmarkEnd w:id="1"/>
+      <w:r>
+        <w:rPr>
+          <w:rFonts w:ascii="Times" w:hAnsi="Times" w:cs="Times"/>
+          <w:sz w:val="24"/>
+          <w:szCs w:val="24"/>
+        </w:rPr>
+        <w:t xml:space="preserve"> </w:t>
+      </w:r>
+    </w:p>
+    <w:p>
+      <w:pPr>
+        <w:pStyle w:val="Ttulo2"/>
+        <w:rPr>
+          <w:rFonts w:ascii="Times" w:hAnsi="Times" w:cs="Times"/>
+          <w:sz w:val="24"/>
+          <w:szCs w:val="24"/>
+        </w:rPr>
+      </w:pPr>
+      <w:bookmarkStart w:id="2" w:name="_Toc199934939"/>
+      <w:proofErr w:type="gramStart"/>
+      <w:r>
+        <w:rPr>
+          <w:rFonts w:ascii="Times" w:hAnsi="Times" w:cs="Times"/>
+          <w:sz w:val="24"/>
+          <w:szCs w:val="24"/>
+        </w:rPr>
+        <w:t>exemplos</w:t>
+      </w:r>
+      <w:proofErr w:type="gramEnd"/>
+      <w:r>
+        <w:rPr>
+          <w:rFonts w:ascii="Times" w:hAnsi="Times" w:cs="Times"/>
+          <w:sz w:val="24"/>
+          <w:szCs w:val="24"/>
+        </w:rPr>
+        <w:t xml:space="preserve"> de aplicações onde o problema pode ser encontrado,</w:t>
+      </w:r>
+      <w:bookmarkEnd w:id="2"/>
+      <w:r>
+        <w:rPr>
+          <w:rFonts w:ascii="Times" w:hAnsi="Times" w:cs="Times"/>
+          <w:sz w:val="24"/>
+          <w:szCs w:val="24"/>
+        </w:rPr>
+        <w:t xml:space="preserve"> </w:t>
+      </w:r>
+    </w:p>
+    <w:p>
+      <w:pPr>
+        <w:pStyle w:val="Ttulo2"/>
+        <w:rPr>
+          <w:rFonts w:ascii="Times" w:hAnsi="Times" w:cs="Times"/>
+          <w:sz w:val="24"/>
+          <w:szCs w:val="24"/>
+        </w:rPr>
+      </w:pPr>
+      <w:bookmarkStart w:id="3" w:name="_Toc199934940"/>
+      <w:proofErr w:type="gramStart"/>
+      <w:r>
+        <w:rPr>
+          <w:rFonts w:ascii="Times" w:hAnsi="Times" w:cs="Times"/>
+          <w:sz w:val="24"/>
+          <w:szCs w:val="24"/>
+        </w:rPr>
+        <w:t>citações</w:t>
+      </w:r>
+      <w:proofErr w:type="gramEnd"/>
+      <w:r>
+        <w:rPr>
+          <w:rFonts w:ascii="Times" w:hAnsi="Times" w:cs="Times"/>
+          <w:sz w:val="24"/>
+          <w:szCs w:val="24"/>
+        </w:rPr>
+        <w:t xml:space="preserve"> dos principais algoritmos que solucionam o problema.</w:t>
+      </w:r>
+      <w:bookmarkEnd w:id="3"/>
+      <w:r>
+        <w:rPr>
+          <w:rFonts w:ascii="Times" w:hAnsi="Times" w:cs="Times"/>
+          <w:sz w:val="24"/>
+          <w:szCs w:val="24"/>
+        </w:rPr>
+        <w:t xml:space="preserve"> </w:t>
+      </w:r>
+    </w:p>
+    <w:p>
+      <w:pPr>
+        <w:pStyle w:val="PargrafodaLista"/>
         <w:spacing w:line="480" w:lineRule="auto"/>
         <w:rPr>
           <w:rFonts w:ascii="Times" w:hAnsi="Times" w:cs="Times"/>
@@ -272,180 +2510,1367 @@
           <w:szCs w:val="24"/>
         </w:rPr>
       </w:pPr>
+      <w:r>
+        <w:rPr>
+          <w:rFonts w:ascii="Times" w:hAnsi="Times" w:cs="Times"/>
+          <w:sz w:val="24"/>
+          <w:szCs w:val="24"/>
+        </w:rPr>
+        <w:t>Todas as informações deverão ser referenciadas por livros ou artigos científicos.</w:t>
+      </w:r>
+    </w:p>
+    <w:p>
+      <w:pPr>
+        <w:pStyle w:val="Ttulo1"/>
+        <w:numPr>
+          <w:ilvl w:val="0"/>
+          <w:numId w:val="2"/>
+        </w:numPr>
+        <w:rPr>
+          <w:rFonts w:ascii="Times" w:hAnsi="Times" w:cs="Times"/>
+          <w:sz w:val="24"/>
+          <w:szCs w:val="24"/>
+        </w:rPr>
+      </w:pPr>
+      <w:bookmarkStart w:id="4" w:name="_Toc199934941"/>
+      <w:r>
+        <w:rPr>
+          <w:rFonts w:ascii="Times" w:hAnsi="Times" w:cs="Times"/>
+          <w:sz w:val="24"/>
+          <w:szCs w:val="24"/>
+        </w:rPr>
+        <w:t>Algoritmo</w:t>
+      </w:r>
+      <w:r>
+        <w:rPr>
+          <w:rFonts w:ascii="Times" w:hAnsi="Times" w:cs="Times"/>
+          <w:sz w:val="24"/>
+          <w:szCs w:val="24"/>
+        </w:rPr>
+        <w:t xml:space="preserve"> </w:t>
+      </w:r>
+      <w:proofErr w:type="spellStart"/>
+      <w:r>
+        <w:rPr>
+          <w:rFonts w:ascii="Times" w:hAnsi="Times" w:cs="Times"/>
+          <w:sz w:val="24"/>
+          <w:szCs w:val="24"/>
+        </w:rPr>
+        <w:t>Heap</w:t>
+      </w:r>
+      <w:proofErr w:type="spellEnd"/>
+      <w:r>
+        <w:rPr>
+          <w:rFonts w:ascii="Times" w:hAnsi="Times" w:cs="Times"/>
+          <w:sz w:val="24"/>
+          <w:szCs w:val="24"/>
+        </w:rPr>
+        <w:t xml:space="preserve"> </w:t>
+      </w:r>
+      <w:proofErr w:type="spellStart"/>
+      <w:r>
+        <w:rPr>
+          <w:rFonts w:ascii="Times" w:hAnsi="Times" w:cs="Times"/>
+          <w:sz w:val="24"/>
+          <w:szCs w:val="24"/>
+        </w:rPr>
+        <w:t>Sort</w:t>
+      </w:r>
+      <w:bookmarkEnd w:id="4"/>
+      <w:proofErr w:type="spellEnd"/>
+    </w:p>
+    <w:p>
+      <w:pPr>
+        <w:pStyle w:val="Ttulo2"/>
+        <w:rPr>
+          <w:rFonts w:ascii="Times" w:hAnsi="Times" w:cs="Times"/>
+          <w:sz w:val="24"/>
+          <w:szCs w:val="24"/>
+        </w:rPr>
+      </w:pPr>
+      <w:bookmarkStart w:id="5" w:name="_Toc199934942"/>
+      <w:r>
+        <w:rPr>
+          <w:rFonts w:ascii="Times" w:hAnsi="Times" w:cs="Times"/>
+          <w:sz w:val="24"/>
+          <w:szCs w:val="24"/>
+        </w:rPr>
+        <w:t>Detalhamento do funcionamento do algoritmo.</w:t>
+      </w:r>
+      <w:bookmarkEnd w:id="5"/>
+    </w:p>
+    <w:p>
+      <w:pPr>
+        <w:pStyle w:val="Ttulo2"/>
+        <w:rPr>
+          <w:rFonts w:ascii="Times" w:hAnsi="Times" w:cs="Times"/>
+          <w:sz w:val="24"/>
+          <w:szCs w:val="24"/>
+        </w:rPr>
+      </w:pPr>
+      <w:r>
+        <w:rPr>
+          <w:rFonts w:ascii="Times" w:hAnsi="Times" w:cs="Times"/>
+          <w:sz w:val="24"/>
+          <w:szCs w:val="24"/>
+        </w:rPr>
+        <w:t xml:space="preserve"> </w:t>
+      </w:r>
+      <w:bookmarkStart w:id="6" w:name="_Toc199934943"/>
+      <w:r>
+        <w:rPr>
+          <w:rFonts w:ascii="Times" w:hAnsi="Times" w:cs="Times"/>
+          <w:sz w:val="24"/>
+          <w:szCs w:val="24"/>
+        </w:rPr>
+        <w:t>Anális</w:t>
+      </w:r>
+      <w:r>
+        <w:rPr>
+          <w:rFonts w:ascii="Times" w:hAnsi="Times" w:cs="Times"/>
+          <w:sz w:val="24"/>
+          <w:szCs w:val="24"/>
+        </w:rPr>
+        <w:t>e da complexidade do algoritmo.</w:t>
+      </w:r>
+      <w:bookmarkEnd w:id="6"/>
+    </w:p>
+    <w:p>
+      <w:pPr>
+        <w:pStyle w:val="PargrafodaLista"/>
+        <w:spacing w:line="480" w:lineRule="auto"/>
+        <w:rPr>
+          <w:rFonts w:ascii="Times" w:hAnsi="Times" w:cs="Times"/>
+          <w:sz w:val="24"/>
+          <w:szCs w:val="24"/>
+        </w:rPr>
+      </w:pPr>
+      <w:r>
+        <w:rPr>
+          <w:rFonts w:ascii="Times" w:hAnsi="Times" w:cs="Times"/>
+          <w:sz w:val="24"/>
+          <w:szCs w:val="24"/>
+        </w:rPr>
+        <w:t xml:space="preserve">A complexidade de tempo do algoritmo de ordenação de ordenação </w:t>
+      </w:r>
+      <w:proofErr w:type="spellStart"/>
+      <w:r>
+        <w:rPr>
+          <w:rFonts w:ascii="Times" w:hAnsi="Times" w:cs="Times"/>
+          <w:sz w:val="24"/>
+          <w:szCs w:val="24"/>
+        </w:rPr>
+        <w:t>Heap</w:t>
+      </w:r>
+      <w:proofErr w:type="spellEnd"/>
+      <w:r>
+        <w:rPr>
+          <w:rFonts w:ascii="Times" w:hAnsi="Times" w:cs="Times"/>
+          <w:sz w:val="24"/>
+          <w:szCs w:val="24"/>
+        </w:rPr>
+        <w:t xml:space="preserve"> </w:t>
+      </w:r>
+      <w:proofErr w:type="spellStart"/>
+      <w:r>
+        <w:rPr>
+          <w:rFonts w:ascii="Times" w:hAnsi="Times" w:cs="Times"/>
+          <w:sz w:val="24"/>
+          <w:szCs w:val="24"/>
+        </w:rPr>
+        <w:t>Sort</w:t>
+      </w:r>
+      <w:proofErr w:type="spellEnd"/>
+      <w:r>
+        <w:rPr>
+          <w:rFonts w:ascii="Times" w:hAnsi="Times" w:cs="Times"/>
+          <w:sz w:val="24"/>
+          <w:szCs w:val="24"/>
+        </w:rPr>
+        <w:t xml:space="preserve"> é:</w:t>
+      </w:r>
+    </w:p>
+    <w:p>
+      <w:pPr>
+        <w:pStyle w:val="PargrafodaLista"/>
+        <w:spacing w:line="480" w:lineRule="auto"/>
+        <w:rPr>
+          <w:rFonts w:ascii="Times" w:eastAsiaTheme="minorEastAsia" w:hAnsi="Times" w:cs="Times"/>
+          <w:sz w:val="24"/>
+          <w:szCs w:val="24"/>
+        </w:rPr>
+      </w:pPr>
+      <m:oMathPara>
+        <m:oMath>
+          <m:r>
+            <w:rPr>
+              <w:rFonts w:ascii="Cambria Math" w:hAnsi="Cambria Math" w:cs="Times"/>
+              <w:sz w:val="24"/>
+              <w:szCs w:val="24"/>
+            </w:rPr>
+            <m:t>O</m:t>
+          </m:r>
+          <m:r>
+            <w:rPr>
+              <w:rFonts w:ascii="Cambria Math" w:hAnsi="Times" w:cs="Times"/>
+              <w:sz w:val="24"/>
+              <w:szCs w:val="24"/>
+            </w:rPr>
+            <m:t>(</m:t>
+          </m:r>
+          <m:r>
+            <w:rPr>
+              <w:rFonts w:ascii="Cambria Math" w:hAnsi="Cambria Math" w:cs="Times"/>
+              <w:sz w:val="24"/>
+              <w:szCs w:val="24"/>
+            </w:rPr>
+            <m:t>n</m:t>
+          </m:r>
+          <m:func>
+            <m:funcPr>
+              <m:ctrlPr>
+                <w:rPr>
+                  <w:rFonts w:ascii="Cambria Math" w:hAnsi="Times" w:cs="Times"/>
+                  <w:i/>
+                  <w:sz w:val="24"/>
+                  <w:szCs w:val="24"/>
+                </w:rPr>
+              </m:ctrlPr>
+            </m:funcPr>
+            <m:fName>
+              <m:r>
+                <m:rPr>
+                  <m:sty m:val="p"/>
+                </m:rPr>
+                <w:rPr>
+                  <w:rFonts w:ascii="Cambria Math" w:hAnsi="Times" w:cs="Times"/>
+                  <w:sz w:val="24"/>
+                  <w:szCs w:val="24"/>
+                </w:rPr>
+                <m:t>log</m:t>
+              </m:r>
+            </m:fName>
+            <m:e>
+              <m:r>
+                <w:rPr>
+                  <w:rFonts w:ascii="Cambria Math" w:hAnsi="Cambria Math" w:cs="Times"/>
+                  <w:sz w:val="24"/>
+                  <w:szCs w:val="24"/>
+                </w:rPr>
+                <m:t>n</m:t>
+              </m:r>
+              <m:r>
+                <w:rPr>
+                  <w:rFonts w:ascii="Cambria Math" w:hAnsi="Times" w:cs="Times"/>
+                  <w:sz w:val="24"/>
+                  <w:szCs w:val="24"/>
+                </w:rPr>
+                <m:t>)</m:t>
+              </m:r>
+            </m:e>
+          </m:func>
+        </m:oMath>
+      </m:oMathPara>
+    </w:p>
+    <w:p>
+      <w:pPr>
+        <w:pStyle w:val="PargrafodaLista"/>
+        <w:spacing w:line="480" w:lineRule="auto"/>
+        <w:rPr>
+          <w:rFonts w:ascii="Times" w:hAnsi="Times" w:cs="Times"/>
+          <w:sz w:val="24"/>
+          <w:szCs w:val="24"/>
+        </w:rPr>
+      </w:pPr>
+      <w:r>
+        <w:rPr>
+          <w:rFonts w:ascii="Times" w:hAnsi="Times" w:cs="Times"/>
+          <w:sz w:val="24"/>
+          <w:szCs w:val="24"/>
+        </w:rPr>
+        <w:t>Considerando as seguintes operações:</w:t>
+      </w:r>
     </w:p>
     <w:p>
       <w:pPr>
         <w:pStyle w:val="PargrafodaLista"/>
         <w:numPr>
           <w:ilvl w:val="0"/>
-          <w:numId w:val="1"/>
+          <w:numId w:val="4"/>
         </w:numPr>
         <w:spacing w:line="480" w:lineRule="auto"/>
         <w:rPr>
-          <w:rFonts w:ascii="Times" w:hAnsi="Times" w:cs="Times"/>
-          <w:sz w:val="24"/>
-          <w:szCs w:val="24"/>
-        </w:rPr>
-      </w:pPr>
-      <w:r>
-        <w:rPr>
-          <w:rFonts w:ascii="Times" w:hAnsi="Times" w:cs="Times"/>
-          <w:sz w:val="24"/>
-          <w:szCs w:val="24"/>
-        </w:rPr>
-        <w:t>Introdução</w:t>
-      </w:r>
-    </w:p>
-    <w:p>
-      <w:pPr>
-        <w:pStyle w:val="PargrafodaLista"/>
-        <w:spacing w:line="480" w:lineRule="auto"/>
-        <w:rPr>
-          <w:rFonts w:ascii="Times" w:hAnsi="Times" w:cs="Times"/>
-          <w:sz w:val="24"/>
-          <w:szCs w:val="24"/>
-        </w:rPr>
-      </w:pPr>
-      <w:r>
-        <w:rPr>
-          <w:rFonts w:ascii="Times" w:hAnsi="Times" w:cs="Times"/>
-          <w:sz w:val="24"/>
-          <w:szCs w:val="24"/>
-        </w:rPr>
-        <w:t>Descrição do problema de ordenação em memória primária, exemplos de aplicações onde o problema pode ser encontrado, citações dos principais algoritmos que solucionam o problema. Todas as informações deverão ser referenciadas por livros ou artigos científicos.</w:t>
-      </w:r>
+          <w:rFonts w:ascii="Times" w:eastAsiaTheme="minorEastAsia" w:hAnsi="Times" w:cs="Times"/>
+          <w:sz w:val="24"/>
+          <w:szCs w:val="24"/>
+        </w:rPr>
+      </w:pPr>
+      <w:r>
+        <w:rPr>
+          <w:rFonts w:ascii="Times" w:hAnsi="Times" w:cs="Times"/>
+          <w:sz w:val="24"/>
+          <w:szCs w:val="24"/>
+        </w:rPr>
+        <w:t xml:space="preserve">Construção do </w:t>
+      </w:r>
+      <w:proofErr w:type="spellStart"/>
+      <w:r>
+        <w:rPr>
+          <w:rFonts w:ascii="Times" w:hAnsi="Times" w:cs="Times"/>
+          <w:sz w:val="24"/>
+          <w:szCs w:val="24"/>
+        </w:rPr>
+        <w:t>Heap</w:t>
+      </w:r>
+      <w:proofErr w:type="spellEnd"/>
+      <w:r>
+        <w:rPr>
+          <w:rFonts w:ascii="Times" w:hAnsi="Times" w:cs="Times"/>
+          <w:sz w:val="24"/>
+          <w:szCs w:val="24"/>
+        </w:rPr>
+        <w:t>:</w:t>
+      </w:r>
+      <w:r>
+        <w:rPr>
+          <w:rFonts w:ascii="Times" w:hAnsi="Times" w:cs="Times"/>
+          <w:sz w:val="24"/>
+          <w:szCs w:val="24"/>
+        </w:rPr>
+        <w:t xml:space="preserve"> </w:t>
+      </w:r>
+      <m:oMath>
+        <m:r>
+          <w:rPr>
+            <w:rFonts w:ascii="Cambria Math" w:hAnsi="Cambria Math" w:cs="Times"/>
+            <w:sz w:val="24"/>
+            <w:szCs w:val="24"/>
+          </w:rPr>
+          <m:t>O</m:t>
+        </m:r>
+        <m:d>
+          <m:dPr>
+            <m:ctrlPr>
+              <w:rPr>
+                <w:rFonts w:ascii="Cambria Math" w:hAnsi="Times" w:cs="Times"/>
+                <w:i/>
+                <w:sz w:val="24"/>
+                <w:szCs w:val="24"/>
+              </w:rPr>
+            </m:ctrlPr>
+          </m:dPr>
+          <m:e>
+            <m:r>
+              <w:rPr>
+                <w:rFonts w:ascii="Cambria Math" w:hAnsi="Cambria Math" w:cs="Times"/>
+                <w:sz w:val="24"/>
+                <w:szCs w:val="24"/>
+              </w:rPr>
+              <m:t>n</m:t>
+            </m:r>
+          </m:e>
+        </m:d>
+      </m:oMath>
     </w:p>
     <w:p>
       <w:pPr>
         <w:pStyle w:val="PargrafodaLista"/>
         <w:numPr>
           <w:ilvl w:val="0"/>
-          <w:numId w:val="1"/>
+          <w:numId w:val="4"/>
         </w:numPr>
         <w:spacing w:line="480" w:lineRule="auto"/>
         <w:rPr>
-          <w:rFonts w:ascii="Times" w:hAnsi="Times" w:cs="Times"/>
-          <w:sz w:val="24"/>
-          <w:szCs w:val="24"/>
-        </w:rPr>
-      </w:pPr>
-      <w:r>
-        <w:rPr>
-          <w:rFonts w:ascii="Times" w:hAnsi="Times" w:cs="Times"/>
-          <w:sz w:val="24"/>
-          <w:szCs w:val="24"/>
-        </w:rPr>
-        <w:t>Algoritmo</w:t>
-      </w:r>
-      <w:r>
-        <w:rPr>
-          <w:rFonts w:ascii="Times" w:hAnsi="Times" w:cs="Times"/>
-          <w:sz w:val="24"/>
-          <w:szCs w:val="24"/>
-        </w:rPr>
-        <w:t xml:space="preserve"> </w:t>
-      </w:r>
+          <w:rFonts w:ascii="Times" w:eastAsiaTheme="minorEastAsia" w:hAnsi="Times" w:cs="Times"/>
+          <w:sz w:val="24"/>
+          <w:szCs w:val="24"/>
+        </w:rPr>
+      </w:pPr>
       <w:proofErr w:type="spellStart"/>
       <w:r>
         <w:rPr>
-          <w:rFonts w:ascii="Times" w:hAnsi="Times" w:cs="Times"/>
-          <w:sz w:val="24"/>
-          <w:szCs w:val="24"/>
-        </w:rPr>
-        <w:t>Heap</w:t>
+          <w:rFonts w:ascii="Times" w:eastAsiaTheme="minorEastAsia" w:hAnsi="Times" w:cs="Times"/>
+          <w:sz w:val="24"/>
+          <w:szCs w:val="24"/>
+        </w:rPr>
+        <w:t>Heapify</w:t>
       </w:r>
       <w:proofErr w:type="spellEnd"/>
       <w:r>
         <w:rPr>
-          <w:rFonts w:ascii="Times" w:hAnsi="Times" w:cs="Times"/>
-          <w:sz w:val="24"/>
-          <w:szCs w:val="24"/>
-        </w:rPr>
-        <w:t xml:space="preserve"> </w:t>
-      </w:r>
-      <w:proofErr w:type="spellStart"/>
-      <w:r>
-        <w:rPr>
-          <w:rFonts w:ascii="Times" w:hAnsi="Times" w:cs="Times"/>
-          <w:sz w:val="24"/>
-          <w:szCs w:val="24"/>
-        </w:rPr>
-        <w:t>Sort</w:t>
-      </w:r>
-      <w:proofErr w:type="spellEnd"/>
-    </w:p>
-    <w:p>
-      <w:pPr>
-        <w:pStyle w:val="PargrafodaLista"/>
-        <w:spacing w:line="480" w:lineRule="auto"/>
-        <w:rPr>
-          <w:rFonts w:ascii="Times" w:hAnsi="Times" w:cs="Times"/>
-          <w:sz w:val="24"/>
-          <w:szCs w:val="24"/>
-        </w:rPr>
-      </w:pPr>
-      <w:r>
-        <w:rPr>
-          <w:rFonts w:ascii="Times" w:hAnsi="Times" w:cs="Times"/>
-          <w:sz w:val="24"/>
-          <w:szCs w:val="24"/>
-        </w:rPr>
-        <w:t xml:space="preserve">Detalhamento do funcionamento do algoritmo. Análise da complexidade do algoritmo. Melhores cenários de uso do algoritmo. Explicar se o algoritmo é ou não estável. Limitações do algoritmo. </w:t>
-      </w:r>
-      <w:proofErr w:type="gramStart"/>
-      <w:r>
-        <w:rPr>
-          <w:rFonts w:ascii="Times" w:hAnsi="Times" w:cs="Times"/>
-          <w:sz w:val="24"/>
-          <w:szCs w:val="24"/>
-        </w:rPr>
-        <w:t>Exemplos de como o processo de ordenação acontece</w:t>
-      </w:r>
-      <w:proofErr w:type="gramEnd"/>
-      <w:r>
-        <w:rPr>
-          <w:rFonts w:ascii="Times" w:hAnsi="Times" w:cs="Times"/>
-          <w:sz w:val="24"/>
-          <w:szCs w:val="24"/>
-        </w:rPr>
-        <w:t>. Todas as informações deverão ser referenciadas por livros ou artigos científicos.</w:t>
-      </w:r>
+          <w:rFonts w:ascii="Times" w:eastAsiaTheme="minorEastAsia" w:hAnsi="Times" w:cs="Times"/>
+          <w:sz w:val="24"/>
+          <w:szCs w:val="24"/>
+        </w:rPr>
+        <w:t xml:space="preserve">: </w:t>
+      </w:r>
+      <m:oMath>
+        <m:r>
+          <w:rPr>
+            <w:rFonts w:ascii="Cambria Math" w:hAnsi="Cambria Math" w:cs="Times"/>
+            <w:sz w:val="24"/>
+            <w:szCs w:val="24"/>
+          </w:rPr>
+          <m:t>O</m:t>
+        </m:r>
+        <m:r>
+          <w:rPr>
+            <w:rFonts w:ascii="Cambria Math" w:hAnsi="Times" w:cs="Times"/>
+            <w:sz w:val="24"/>
+            <w:szCs w:val="24"/>
+          </w:rPr>
+          <m:t>(</m:t>
+        </m:r>
+        <m:func>
+          <m:funcPr>
+            <m:ctrlPr>
+              <w:rPr>
+                <w:rFonts w:ascii="Cambria Math" w:hAnsi="Times" w:cs="Times"/>
+                <w:i/>
+                <w:sz w:val="24"/>
+                <w:szCs w:val="24"/>
+              </w:rPr>
+            </m:ctrlPr>
+          </m:funcPr>
+          <m:fName>
+            <m:r>
+              <m:rPr>
+                <m:sty m:val="p"/>
+              </m:rPr>
+              <w:rPr>
+                <w:rFonts w:ascii="Cambria Math" w:hAnsi="Times" w:cs="Times"/>
+                <w:sz w:val="24"/>
+                <w:szCs w:val="24"/>
+              </w:rPr>
+              <m:t>log</m:t>
+            </m:r>
+          </m:fName>
+          <m:e>
+            <m:r>
+              <w:rPr>
+                <w:rFonts w:ascii="Cambria Math" w:hAnsi="Times" w:cs="Times"/>
+                <w:sz w:val="24"/>
+                <w:szCs w:val="24"/>
+              </w:rPr>
+              <m:t>n)</m:t>
+            </m:r>
+            <m:r>
+              <w:rPr>
+                <w:rFonts w:ascii="Cambria Math" w:hAnsi="Times" w:cs="Times"/>
+                <w:sz w:val="24"/>
+                <w:szCs w:val="24"/>
+              </w:rPr>
+              <m:t>*</m:t>
+            </m:r>
+            <m:r>
+              <w:rPr>
+                <w:rFonts w:ascii="Cambria Math" w:hAnsi="Times" w:cs="Times"/>
+                <w:sz w:val="24"/>
+                <w:szCs w:val="24"/>
+              </w:rPr>
+              <m:t>n</m:t>
+            </m:r>
+          </m:e>
+        </m:func>
+      </m:oMath>
     </w:p>
     <w:p>
       <w:pPr>
         <w:pStyle w:val="PargrafodaLista"/>
         <w:numPr>
           <w:ilvl w:val="0"/>
-          <w:numId w:val="1"/>
+          <w:numId w:val="4"/>
         </w:numPr>
         <w:spacing w:line="480" w:lineRule="auto"/>
         <w:rPr>
-          <w:rFonts w:ascii="Times" w:hAnsi="Times" w:cs="Times"/>
-          <w:sz w:val="24"/>
-          <w:szCs w:val="24"/>
-        </w:rPr>
-      </w:pPr>
-      <w:proofErr w:type="gramStart"/>
-      <w:r>
-        <w:rPr>
-          <w:rFonts w:ascii="Times" w:hAnsi="Times" w:cs="Times"/>
-          <w:sz w:val="24"/>
-          <w:szCs w:val="24"/>
-        </w:rPr>
-        <w:t>Implementação</w:t>
-      </w:r>
-      <w:proofErr w:type="gramEnd"/>
-      <w:r>
-        <w:rPr>
-          <w:rFonts w:ascii="Times" w:hAnsi="Times" w:cs="Times"/>
-          <w:sz w:val="24"/>
-          <w:szCs w:val="24"/>
-        </w:rPr>
-        <w:t xml:space="preserve"> e Testes</w:t>
-      </w:r>
+          <w:rFonts w:ascii="Times" w:eastAsiaTheme="minorEastAsia" w:hAnsi="Times" w:cs="Times"/>
+          <w:sz w:val="24"/>
+          <w:szCs w:val="24"/>
+        </w:rPr>
+      </w:pPr>
+      <w:r>
+        <w:rPr>
+          <w:rFonts w:ascii="Times" w:eastAsiaTheme="minorEastAsia" w:hAnsi="Times" w:cs="Times"/>
+          <w:sz w:val="24"/>
+          <w:szCs w:val="24"/>
+        </w:rPr>
+        <w:t xml:space="preserve">Swap: </w:t>
+      </w:r>
+      <m:oMath>
+        <m:r>
+          <w:rPr>
+            <w:rFonts w:ascii="Cambria Math" w:hAnsi="Cambria Math" w:cs="Times"/>
+            <w:sz w:val="24"/>
+            <w:szCs w:val="24"/>
+          </w:rPr>
+          <m:t>O</m:t>
+        </m:r>
+        <m:d>
+          <m:dPr>
+            <m:ctrlPr>
+              <w:rPr>
+                <w:rFonts w:ascii="Cambria Math" w:hAnsi="Times" w:cs="Times"/>
+                <w:i/>
+                <w:sz w:val="24"/>
+                <w:szCs w:val="24"/>
+              </w:rPr>
+            </m:ctrlPr>
+          </m:dPr>
+          <m:e>
+            <m:r>
+              <w:rPr>
+                <w:rFonts w:ascii="Cambria Math" w:hAnsi="Times" w:cs="Times"/>
+                <w:sz w:val="24"/>
+                <w:szCs w:val="24"/>
+              </w:rPr>
+              <m:t>1</m:t>
+            </m:r>
+          </m:e>
+        </m:d>
+      </m:oMath>
     </w:p>
     <w:p>
       <w:pPr>
+        <w:spacing w:line="480" w:lineRule="auto"/>
+        <w:ind w:left="720"/>
+        <w:rPr>
+          <w:rFonts w:ascii="Times" w:eastAsiaTheme="minorEastAsia" w:hAnsi="Times" w:cs="Times"/>
+          <w:sz w:val="24"/>
+          <w:szCs w:val="24"/>
+        </w:rPr>
+      </w:pPr>
+      <w:r>
+        <w:rPr>
+          <w:rFonts w:ascii="Times" w:eastAsiaTheme="minorEastAsia" w:hAnsi="Times" w:cs="Times"/>
+          <w:sz w:val="24"/>
+          <w:szCs w:val="24"/>
+        </w:rPr>
+        <w:t>**</w:t>
+      </w:r>
+      <w:r>
+        <w:rPr>
+          <w:rFonts w:ascii="Times" w:eastAsiaTheme="minorEastAsia" w:hAnsi="Times" w:cs="Times"/>
+          <w:sz w:val="24"/>
+          <w:szCs w:val="24"/>
+        </w:rPr>
+        <w:t xml:space="preserve"> A Construção do </w:t>
+      </w:r>
+      <w:proofErr w:type="spellStart"/>
+      <w:r>
+        <w:rPr>
+          <w:rFonts w:ascii="Times" w:eastAsiaTheme="minorEastAsia" w:hAnsi="Times" w:cs="Times"/>
+          <w:sz w:val="24"/>
+          <w:szCs w:val="24"/>
+        </w:rPr>
+        <w:t>Heap</w:t>
+      </w:r>
+      <w:proofErr w:type="spellEnd"/>
+      <w:r>
+        <w:rPr>
+          <w:rFonts w:ascii="Times" w:eastAsiaTheme="minorEastAsia" w:hAnsi="Times" w:cs="Times"/>
+          <w:sz w:val="24"/>
+          <w:szCs w:val="24"/>
+        </w:rPr>
+        <w:t xml:space="preserve"> vale </w:t>
+      </w:r>
+      <m:oMath>
+        <m:r>
+          <w:rPr>
+            <w:rFonts w:ascii="Cambria Math" w:hAnsi="Cambria Math" w:cs="Times"/>
+            <w:sz w:val="24"/>
+            <w:szCs w:val="24"/>
+          </w:rPr>
+          <m:t>O</m:t>
+        </m:r>
+        <m:d>
+          <m:dPr>
+            <m:ctrlPr>
+              <w:rPr>
+                <w:rFonts w:ascii="Cambria Math" w:hAnsi="Times" w:cs="Times"/>
+                <w:i/>
+                <w:sz w:val="24"/>
+                <w:szCs w:val="24"/>
+              </w:rPr>
+            </m:ctrlPr>
+          </m:dPr>
+          <m:e>
+            <m:r>
+              <w:rPr>
+                <w:rFonts w:ascii="Cambria Math" w:hAnsi="Cambria Math" w:cs="Times"/>
+                <w:sz w:val="24"/>
+                <w:szCs w:val="24"/>
+              </w:rPr>
+              <m:t>n</m:t>
+            </m:r>
+          </m:e>
+        </m:d>
+      </m:oMath>
+      <w:r>
+        <w:rPr>
+          <w:rFonts w:ascii="Times" w:eastAsiaTheme="minorEastAsia" w:hAnsi="Times" w:cs="Times"/>
+          <w:sz w:val="24"/>
+          <w:szCs w:val="24"/>
+        </w:rPr>
+        <w:t>,</w:t>
+      </w:r>
+      <w:r>
+        <w:rPr>
+          <w:rFonts w:ascii="Times" w:eastAsiaTheme="minorEastAsia" w:hAnsi="Times" w:cs="Times"/>
+          <w:sz w:val="24"/>
+          <w:szCs w:val="24"/>
+        </w:rPr>
+        <w:t xml:space="preserve"> pois a sua complexidade de espaço dependerá da quantidade</w:t>
+      </w:r>
+      <w:r>
+        <w:rPr>
+          <w:rFonts w:ascii="Times" w:eastAsiaTheme="minorEastAsia" w:hAnsi="Times" w:cs="Times"/>
+          <w:sz w:val="24"/>
+          <w:szCs w:val="24"/>
+        </w:rPr>
+        <w:t xml:space="preserve"> de</w:t>
+      </w:r>
+      <w:r>
+        <w:rPr>
+          <w:rFonts w:ascii="Times" w:eastAsiaTheme="minorEastAsia" w:hAnsi="Times" w:cs="Times"/>
+          <w:sz w:val="24"/>
+          <w:szCs w:val="24"/>
+        </w:rPr>
+        <w:t xml:space="preserve"> </w:t>
+      </w:r>
+      <m:oMath>
+        <m:r>
+          <w:rPr>
+            <w:rFonts w:ascii="Cambria Math" w:eastAsiaTheme="minorEastAsia" w:hAnsi="Cambria Math" w:cs="Times"/>
+            <w:sz w:val="24"/>
+            <w:szCs w:val="24"/>
+          </w:rPr>
+          <m:t>n</m:t>
+        </m:r>
+      </m:oMath>
+      <w:r>
+        <w:rPr>
+          <w:rFonts w:ascii="Times" w:eastAsiaTheme="minorEastAsia" w:hAnsi="Times" w:cs="Times"/>
+          <w:sz w:val="24"/>
+          <w:szCs w:val="24"/>
+        </w:rPr>
+        <w:t xml:space="preserve"> elementos</w:t>
+      </w:r>
+      <w:r>
+        <w:rPr>
+          <w:rFonts w:ascii="Times" w:eastAsiaTheme="minorEastAsia" w:hAnsi="Times" w:cs="Times"/>
+          <w:sz w:val="24"/>
+          <w:szCs w:val="24"/>
+        </w:rPr>
+        <w:t>.</w:t>
+      </w:r>
+      <w:r>
+        <w:rPr>
+          <w:rFonts w:ascii="Times" w:eastAsiaTheme="minorEastAsia" w:hAnsi="Times" w:cs="Times"/>
+          <w:sz w:val="24"/>
+          <w:szCs w:val="24"/>
+        </w:rPr>
+        <w:t xml:space="preserve"> O procedimento </w:t>
+      </w:r>
+      <w:proofErr w:type="spellStart"/>
+      <w:r>
+        <w:rPr>
+          <w:rFonts w:ascii="Times" w:eastAsiaTheme="minorEastAsia" w:hAnsi="Times" w:cs="Times"/>
+          <w:sz w:val="24"/>
+          <w:szCs w:val="24"/>
+        </w:rPr>
+        <w:t>Heapify</w:t>
+      </w:r>
+      <w:proofErr w:type="spellEnd"/>
+      <w:r>
+        <w:rPr>
+          <w:rFonts w:ascii="Times" w:eastAsiaTheme="minorEastAsia" w:hAnsi="Times" w:cs="Times"/>
+          <w:sz w:val="24"/>
+          <w:szCs w:val="24"/>
+        </w:rPr>
+        <w:t xml:space="preserve"> vale</w:t>
+      </w:r>
+      <w:r>
+        <w:rPr>
+          <w:rFonts w:ascii="Times" w:eastAsiaTheme="minorEastAsia" w:hAnsi="Times" w:cs="Times"/>
+          <w:sz w:val="24"/>
+          <w:szCs w:val="24"/>
+        </w:rPr>
+        <w:t xml:space="preserve"> </w:t>
+      </w:r>
+      <m:oMath>
+        <m:r>
+          <w:rPr>
+            <w:rFonts w:ascii="Cambria Math" w:eastAsiaTheme="minorEastAsia" w:hAnsi="Cambria Math" w:cs="Times"/>
+            <w:sz w:val="24"/>
+            <w:szCs w:val="24"/>
+          </w:rPr>
+          <m:t>O(</m:t>
+        </m:r>
+        <m:func>
+          <m:funcPr>
+            <m:ctrlPr>
+              <w:rPr>
+                <w:rFonts w:ascii="Cambria Math" w:eastAsiaTheme="minorEastAsia" w:hAnsi="Cambria Math" w:cs="Times"/>
+                <w:i/>
+                <w:sz w:val="24"/>
+                <w:szCs w:val="24"/>
+              </w:rPr>
+            </m:ctrlPr>
+          </m:funcPr>
+          <m:fName>
+            <m:r>
+              <m:rPr>
+                <m:sty m:val="p"/>
+              </m:rPr>
+              <w:rPr>
+                <w:rFonts w:ascii="Cambria Math" w:eastAsiaTheme="minorEastAsia" w:hAnsi="Cambria Math" w:cs="Times"/>
+                <w:sz w:val="24"/>
+                <w:szCs w:val="24"/>
+              </w:rPr>
+              <m:t>log</m:t>
+            </m:r>
+          </m:fName>
+          <m:e>
+            <m:r>
+              <w:rPr>
+                <w:rFonts w:ascii="Cambria Math" w:eastAsiaTheme="minorEastAsia" w:hAnsi="Cambria Math" w:cs="Times"/>
+                <w:sz w:val="24"/>
+                <w:szCs w:val="24"/>
+              </w:rPr>
+              <m:t>n</m:t>
+            </m:r>
+            <w:proofErr w:type="gramStart"/>
+            <m:r>
+              <w:rPr>
+                <w:rFonts w:ascii="Cambria Math" w:eastAsiaTheme="minorEastAsia" w:hAnsi="Cambria Math" w:cs="Times"/>
+                <w:sz w:val="24"/>
+                <w:szCs w:val="24"/>
+              </w:rPr>
+              <m:t>)</m:t>
+            </m:r>
+            <w:proofErr w:type="gramEnd"/>
+          </m:e>
+        </m:func>
+      </m:oMath>
+      <w:r>
+        <w:rPr>
+          <w:rFonts w:ascii="Times" w:eastAsiaTheme="minorEastAsia" w:hAnsi="Times" w:cs="Times"/>
+          <w:sz w:val="24"/>
+          <w:szCs w:val="24"/>
+        </w:rPr>
+        <w:t xml:space="preserve">, </w:t>
+      </w:r>
+      <w:r>
+        <w:rPr>
+          <w:rFonts w:ascii="Times" w:eastAsiaTheme="minorEastAsia" w:hAnsi="Times" w:cs="Times"/>
+          <w:sz w:val="24"/>
+          <w:szCs w:val="24"/>
+        </w:rPr>
+        <w:t>mas as suas repetições depende</w:t>
+      </w:r>
+      <w:r>
+        <w:rPr>
+          <w:rFonts w:ascii="Times" w:eastAsiaTheme="minorEastAsia" w:hAnsi="Times" w:cs="Times"/>
+          <w:sz w:val="24"/>
+          <w:szCs w:val="24"/>
+        </w:rPr>
+        <w:t>m</w:t>
+      </w:r>
+      <w:r>
+        <w:rPr>
+          <w:rFonts w:ascii="Times" w:eastAsiaTheme="minorEastAsia" w:hAnsi="Times" w:cs="Times"/>
+          <w:sz w:val="24"/>
+          <w:szCs w:val="24"/>
+        </w:rPr>
+        <w:t xml:space="preserve"> da q</w:t>
+      </w:r>
+      <w:r>
+        <w:rPr>
+          <w:rFonts w:ascii="Times" w:eastAsiaTheme="minorEastAsia" w:hAnsi="Times" w:cs="Times"/>
+          <w:sz w:val="24"/>
+          <w:szCs w:val="24"/>
+        </w:rPr>
+        <w:t>ua</w:t>
+      </w:r>
+      <w:r>
+        <w:rPr>
+          <w:rFonts w:ascii="Times" w:eastAsiaTheme="minorEastAsia" w:hAnsi="Times" w:cs="Times"/>
+          <w:sz w:val="24"/>
+          <w:szCs w:val="24"/>
+        </w:rPr>
+        <w:t>nt</w:t>
+      </w:r>
+      <w:r>
+        <w:rPr>
+          <w:rFonts w:ascii="Times" w:eastAsiaTheme="minorEastAsia" w:hAnsi="Times" w:cs="Times"/>
+          <w:sz w:val="24"/>
+          <w:szCs w:val="24"/>
+        </w:rPr>
+        <w:t>ida</w:t>
+      </w:r>
+      <w:r>
+        <w:rPr>
+          <w:rFonts w:ascii="Times" w:eastAsiaTheme="minorEastAsia" w:hAnsi="Times" w:cs="Times"/>
+          <w:sz w:val="24"/>
+          <w:szCs w:val="24"/>
+        </w:rPr>
+        <w:t xml:space="preserve">de de </w:t>
+      </w:r>
+      <m:oMath>
+        <m:r>
+          <w:rPr>
+            <w:rFonts w:ascii="Cambria Math" w:eastAsiaTheme="minorEastAsia" w:hAnsi="Cambria Math" w:cs="Times"/>
+            <w:sz w:val="24"/>
+            <w:szCs w:val="24"/>
+          </w:rPr>
+          <m:t>n</m:t>
+        </m:r>
+      </m:oMath>
+      <w:r>
+        <w:rPr>
+          <w:rFonts w:ascii="Times" w:eastAsiaTheme="minorEastAsia" w:hAnsi="Times" w:cs="Times"/>
+          <w:sz w:val="24"/>
+          <w:szCs w:val="24"/>
+        </w:rPr>
+        <w:t xml:space="preserve"> elementos</w:t>
+      </w:r>
+      <w:r>
+        <w:rPr>
+          <w:rFonts w:ascii="Times" w:eastAsiaTheme="minorEastAsia" w:hAnsi="Times" w:cs="Times"/>
+          <w:sz w:val="24"/>
+          <w:szCs w:val="24"/>
+        </w:rPr>
+        <w:t xml:space="preserve">, logo </w:t>
+      </w:r>
+      <w:r>
+        <w:rPr>
+          <w:rFonts w:ascii="Times" w:eastAsiaTheme="minorEastAsia" w:hAnsi="Times" w:cs="Times"/>
+          <w:sz w:val="24"/>
+          <w:szCs w:val="24"/>
+        </w:rPr>
+        <w:t xml:space="preserve">a multiplicação </w:t>
+      </w:r>
+      <m:oMath>
+        <m:r>
+          <w:rPr>
+            <w:rFonts w:ascii="Cambria Math" w:hAnsi="Cambria Math" w:cs="Times"/>
+            <w:sz w:val="24"/>
+            <w:szCs w:val="24"/>
+          </w:rPr>
+          <m:t>O</m:t>
+        </m:r>
+        <m:r>
+          <w:rPr>
+            <w:rFonts w:ascii="Cambria Math" w:hAnsi="Times" w:cs="Times"/>
+            <w:sz w:val="24"/>
+            <w:szCs w:val="24"/>
+          </w:rPr>
+          <m:t>(</m:t>
+        </m:r>
+        <m:func>
+          <m:funcPr>
+            <m:ctrlPr>
+              <w:rPr>
+                <w:rFonts w:ascii="Cambria Math" w:hAnsi="Times" w:cs="Times"/>
+                <w:i/>
+                <w:sz w:val="24"/>
+                <w:szCs w:val="24"/>
+              </w:rPr>
+            </m:ctrlPr>
+          </m:funcPr>
+          <m:fName>
+            <m:r>
+              <m:rPr>
+                <m:sty m:val="p"/>
+              </m:rPr>
+              <w:rPr>
+                <w:rFonts w:ascii="Cambria Math" w:hAnsi="Times" w:cs="Times"/>
+                <w:sz w:val="24"/>
+                <w:szCs w:val="24"/>
+              </w:rPr>
+              <m:t>log</m:t>
+            </m:r>
+          </m:fName>
+          <m:e>
+            <m:r>
+              <w:rPr>
+                <w:rFonts w:ascii="Cambria Math" w:hAnsi="Times" w:cs="Times"/>
+                <w:sz w:val="24"/>
+                <w:szCs w:val="24"/>
+              </w:rPr>
+              <m:t>n)</m:t>
+            </m:r>
+            <m:r>
+              <w:rPr>
+                <w:rFonts w:ascii="Cambria Math" w:hAnsi="Times" w:cs="Times"/>
+                <w:sz w:val="24"/>
+                <w:szCs w:val="24"/>
+              </w:rPr>
+              <m:t>*</m:t>
+            </m:r>
+            <m:r>
+              <w:rPr>
+                <w:rFonts w:ascii="Cambria Math" w:hAnsi="Times" w:cs="Times"/>
+                <w:sz w:val="24"/>
+                <w:szCs w:val="24"/>
+              </w:rPr>
+              <m:t>n</m:t>
+            </m:r>
+          </m:e>
+        </m:func>
+      </m:oMath>
+      <w:r>
+        <w:rPr>
+          <w:rFonts w:ascii="Times" w:eastAsiaTheme="minorEastAsia" w:hAnsi="Times" w:cs="Times"/>
+          <w:sz w:val="24"/>
+          <w:szCs w:val="24"/>
+        </w:rPr>
+        <w:t xml:space="preserve"> </w:t>
+      </w:r>
+      <w:r>
+        <w:rPr>
+          <w:rFonts w:ascii="Times" w:eastAsiaTheme="minorEastAsia" w:hAnsi="Times" w:cs="Times"/>
+          <w:sz w:val="24"/>
+          <w:szCs w:val="24"/>
+        </w:rPr>
+        <w:t xml:space="preserve"> </w:t>
+      </w:r>
+    </w:p>
+    <w:p>
+      <w:pPr>
+        <w:spacing w:line="480" w:lineRule="auto"/>
+        <w:ind w:left="720"/>
+        <w:rPr>
+          <w:rFonts w:ascii="Times" w:eastAsiaTheme="minorEastAsia" w:hAnsi="Times" w:cs="Times"/>
+          <w:sz w:val="24"/>
+          <w:szCs w:val="24"/>
+        </w:rPr>
+      </w:pPr>
+      <w:r>
+        <w:rPr>
+          <w:rFonts w:ascii="Times" w:eastAsiaTheme="minorEastAsia" w:hAnsi="Times" w:cs="Times"/>
+          <w:sz w:val="24"/>
+          <w:szCs w:val="24"/>
+        </w:rPr>
+        <w:t>Teremos o seguinte cálculo:</w:t>
+      </w:r>
+    </w:p>
+    <w:p>
+      <w:pPr>
+        <w:spacing w:line="480" w:lineRule="auto"/>
+        <w:ind w:left="720"/>
+        <w:rPr>
+          <w:rFonts w:ascii="Times" w:eastAsiaTheme="minorEastAsia" w:hAnsi="Times" w:cs="Times"/>
+          <w:sz w:val="24"/>
+          <w:szCs w:val="24"/>
+        </w:rPr>
+      </w:pPr>
+    </w:p>
+    <w:p>
+      <w:pPr>
+        <w:pStyle w:val="Ttulo2"/>
+        <w:rPr>
+          <w:rFonts w:ascii="Times" w:hAnsi="Times" w:cs="Times"/>
+          <w:sz w:val="24"/>
+          <w:szCs w:val="24"/>
+        </w:rPr>
+      </w:pPr>
+      <w:bookmarkStart w:id="7" w:name="_Toc199934944"/>
+      <w:r>
+        <w:rPr>
+          <w:rFonts w:ascii="Times" w:hAnsi="Times" w:cs="Times"/>
+          <w:sz w:val="24"/>
+          <w:szCs w:val="24"/>
+        </w:rPr>
+        <w:lastRenderedPageBreak/>
+        <w:t>Melhores cenários de uso do algoritmo.</w:t>
+      </w:r>
+      <w:bookmarkEnd w:id="7"/>
+      <w:r>
+        <w:rPr>
+          <w:rFonts w:ascii="Times" w:hAnsi="Times" w:cs="Times"/>
+          <w:sz w:val="24"/>
+          <w:szCs w:val="24"/>
+        </w:rPr>
+        <w:t xml:space="preserve"> </w:t>
+      </w:r>
+    </w:p>
+    <w:p>
+      <w:pPr>
+        <w:pStyle w:val="Ttulo2"/>
+        <w:rPr>
+          <w:rFonts w:ascii="Times" w:hAnsi="Times" w:cs="Times"/>
+          <w:sz w:val="24"/>
+          <w:szCs w:val="24"/>
+        </w:rPr>
+      </w:pPr>
+      <w:bookmarkStart w:id="8" w:name="_Toc199934945"/>
+      <w:r>
+        <w:rPr>
+          <w:rFonts w:ascii="Times" w:hAnsi="Times" w:cs="Times"/>
+          <w:sz w:val="24"/>
+          <w:szCs w:val="24"/>
+        </w:rPr>
+        <w:t>Explicar se o algoritmo é ou não estável.</w:t>
+      </w:r>
+      <w:bookmarkEnd w:id="8"/>
+      <w:r>
+        <w:rPr>
+          <w:rFonts w:ascii="Times" w:hAnsi="Times" w:cs="Times"/>
+          <w:sz w:val="24"/>
+          <w:szCs w:val="24"/>
+        </w:rPr>
+        <w:t xml:space="preserve"> </w:t>
+      </w:r>
+    </w:p>
+    <w:p>
+      <w:pPr>
+        <w:pStyle w:val="Ttulo2"/>
+        <w:rPr>
+          <w:rFonts w:ascii="Times" w:hAnsi="Times" w:cs="Times"/>
+          <w:sz w:val="24"/>
+          <w:szCs w:val="24"/>
+        </w:rPr>
+      </w:pPr>
+      <w:bookmarkStart w:id="9" w:name="_Toc199934946"/>
+      <w:r>
+        <w:rPr>
+          <w:rFonts w:ascii="Times" w:hAnsi="Times" w:cs="Times"/>
+          <w:sz w:val="24"/>
+          <w:szCs w:val="24"/>
+        </w:rPr>
+        <w:t>Limitações do algoritmo.</w:t>
+      </w:r>
+      <w:bookmarkEnd w:id="9"/>
+      <w:r>
+        <w:rPr>
+          <w:rFonts w:ascii="Times" w:hAnsi="Times" w:cs="Times"/>
+          <w:sz w:val="24"/>
+          <w:szCs w:val="24"/>
+        </w:rPr>
+        <w:t xml:space="preserve"> </w:t>
+      </w:r>
+    </w:p>
+    <w:p>
+      <w:pPr>
+        <w:pStyle w:val="Ttulo2"/>
+        <w:rPr>
+          <w:rFonts w:ascii="Times" w:hAnsi="Times" w:cs="Times"/>
+          <w:sz w:val="24"/>
+          <w:szCs w:val="24"/>
+        </w:rPr>
+      </w:pPr>
+      <w:bookmarkStart w:id="10" w:name="_Toc199934947"/>
+      <w:proofErr w:type="gramStart"/>
+      <w:r>
+        <w:rPr>
+          <w:rFonts w:ascii="Times" w:hAnsi="Times" w:cs="Times"/>
+          <w:sz w:val="24"/>
+          <w:szCs w:val="24"/>
+        </w:rPr>
+        <w:t>Exemplos de como o processo de ordenação acontece</w:t>
+      </w:r>
+      <w:proofErr w:type="gramEnd"/>
+      <w:r>
+        <w:rPr>
+          <w:rFonts w:ascii="Times" w:hAnsi="Times" w:cs="Times"/>
+          <w:sz w:val="24"/>
+          <w:szCs w:val="24"/>
+        </w:rPr>
+        <w:t>.</w:t>
+      </w:r>
+      <w:bookmarkEnd w:id="10"/>
+      <w:r>
+        <w:rPr>
+          <w:rFonts w:ascii="Times" w:hAnsi="Times" w:cs="Times"/>
+          <w:sz w:val="24"/>
+          <w:szCs w:val="24"/>
+        </w:rPr>
+        <w:t xml:space="preserve"> </w:t>
+      </w:r>
+    </w:p>
+    <w:p>
+      <w:pPr>
+        <w:pStyle w:val="Ttulo2"/>
+        <w:rPr>
+          <w:rFonts w:ascii="Times" w:hAnsi="Times" w:cs="Times"/>
+          <w:sz w:val="24"/>
+          <w:szCs w:val="24"/>
+        </w:rPr>
+      </w:pPr>
+      <w:bookmarkStart w:id="11" w:name="_Toc199934948"/>
+      <w:r>
+        <w:rPr>
+          <w:rFonts w:ascii="Times" w:hAnsi="Times" w:cs="Times"/>
+          <w:sz w:val="24"/>
+          <w:szCs w:val="24"/>
+        </w:rPr>
+        <w:t>Todas as informações deverão ser referenciadas por livros ou artigos científicos.</w:t>
+      </w:r>
+      <w:bookmarkEnd w:id="11"/>
+    </w:p>
+    <w:p>
+      <w:pPr>
+        <w:pStyle w:val="Ttulo1"/>
+        <w:numPr>
+          <w:ilvl w:val="0"/>
+          <w:numId w:val="2"/>
+        </w:numPr>
+        <w:rPr>
+          <w:rFonts w:ascii="Times" w:hAnsi="Times" w:cs="Times"/>
+          <w:sz w:val="24"/>
+          <w:szCs w:val="24"/>
+        </w:rPr>
+      </w:pPr>
+      <w:bookmarkStart w:id="12" w:name="_Toc199934949"/>
+      <w:proofErr w:type="gramStart"/>
+      <w:r>
+        <w:rPr>
+          <w:rFonts w:ascii="Times" w:hAnsi="Times" w:cs="Times"/>
+          <w:sz w:val="24"/>
+          <w:szCs w:val="24"/>
+        </w:rPr>
+        <w:t>Implementação</w:t>
+      </w:r>
+      <w:proofErr w:type="gramEnd"/>
+      <w:r>
+        <w:rPr>
+          <w:rFonts w:ascii="Times" w:hAnsi="Times" w:cs="Times"/>
+          <w:sz w:val="24"/>
+          <w:szCs w:val="24"/>
+        </w:rPr>
+        <w:t xml:space="preserve"> e Testes</w:t>
+      </w:r>
+      <w:bookmarkEnd w:id="12"/>
+    </w:p>
+    <w:p>
+      <w:pPr>
+        <w:pStyle w:val="Ttulo2"/>
+        <w:rPr>
+          <w:rFonts w:ascii="Times" w:hAnsi="Times" w:cs="Times"/>
+          <w:sz w:val="24"/>
+          <w:szCs w:val="24"/>
+        </w:rPr>
+      </w:pPr>
+      <w:bookmarkStart w:id="13" w:name="_Toc199934950"/>
+      <w:r>
+        <w:rPr>
+          <w:rFonts w:ascii="Times" w:hAnsi="Times" w:cs="Times"/>
+          <w:sz w:val="24"/>
+          <w:szCs w:val="24"/>
+        </w:rPr>
+        <w:t xml:space="preserve">Detalhamento da </w:t>
+      </w:r>
+      <w:proofErr w:type="gramStart"/>
+      <w:r>
+        <w:rPr>
+          <w:rFonts w:ascii="Times" w:hAnsi="Times" w:cs="Times"/>
+          <w:sz w:val="24"/>
+          <w:szCs w:val="24"/>
+        </w:rPr>
+        <w:t>implementação</w:t>
+      </w:r>
+      <w:proofErr w:type="gramEnd"/>
+      <w:r>
+        <w:rPr>
+          <w:rFonts w:ascii="Times" w:hAnsi="Times" w:cs="Times"/>
+          <w:sz w:val="24"/>
+          <w:szCs w:val="24"/>
+        </w:rPr>
+        <w:t xml:space="preserve"> e decisões tomadas durante a construção do algoritmo.</w:t>
+      </w:r>
+      <w:bookmarkEnd w:id="13"/>
+      <w:r>
+        <w:rPr>
+          <w:rFonts w:ascii="Times" w:hAnsi="Times" w:cs="Times"/>
+          <w:sz w:val="24"/>
+          <w:szCs w:val="24"/>
+        </w:rPr>
+        <w:t xml:space="preserve"> </w:t>
+      </w:r>
+    </w:p>
+    <w:p>
+      <w:pPr>
+        <w:pStyle w:val="Ttulo2"/>
+        <w:rPr>
+          <w:rFonts w:ascii="Times" w:hAnsi="Times" w:cs="Times"/>
+          <w:sz w:val="24"/>
+          <w:szCs w:val="24"/>
+        </w:rPr>
+      </w:pPr>
+      <w:bookmarkStart w:id="14" w:name="_Toc199934951"/>
+      <w:r>
+        <w:rPr>
+          <w:rFonts w:ascii="Times" w:hAnsi="Times" w:cs="Times"/>
+          <w:sz w:val="24"/>
+          <w:szCs w:val="24"/>
+        </w:rPr>
+        <w:t>Tabelas e/ou gráficos deverão ser utilizados para apresentação dos resultados dos testes.</w:t>
+      </w:r>
+      <w:bookmarkEnd w:id="14"/>
+      <w:r>
+        <w:rPr>
+          <w:rFonts w:ascii="Times" w:hAnsi="Times" w:cs="Times"/>
+          <w:sz w:val="24"/>
+          <w:szCs w:val="24"/>
+        </w:rPr>
+        <w:t xml:space="preserve"> </w:t>
+      </w:r>
+    </w:p>
+    <w:p>
+      <w:pPr>
+        <w:pStyle w:val="Ttulo2"/>
+        <w:rPr>
+          <w:rFonts w:ascii="Times" w:hAnsi="Times" w:cs="Times"/>
+          <w:sz w:val="24"/>
+          <w:szCs w:val="24"/>
+        </w:rPr>
+      </w:pPr>
+      <w:bookmarkStart w:id="15" w:name="_Toc199934952"/>
+      <w:r>
+        <w:rPr>
+          <w:rFonts w:ascii="Times" w:hAnsi="Times" w:cs="Times"/>
+          <w:sz w:val="24"/>
+          <w:szCs w:val="24"/>
+        </w:rPr>
+        <w:t>Incluir detalhes da configuração do computador usado para testes: sistema Operacional, quantidade de RAM, velocidade da CPU (Hz).</w:t>
+      </w:r>
+      <w:bookmarkEnd w:id="15"/>
+    </w:p>
+    <w:p>
+      <w:pPr>
+        <w:pStyle w:val="Ttulo1"/>
+        <w:numPr>
+          <w:ilvl w:val="0"/>
+          <w:numId w:val="2"/>
+        </w:numPr>
+        <w:rPr>
+          <w:rFonts w:ascii="Times" w:hAnsi="Times" w:cs="Times"/>
+          <w:sz w:val="24"/>
+          <w:szCs w:val="24"/>
+        </w:rPr>
+      </w:pPr>
+      <w:bookmarkStart w:id="16" w:name="_Toc199934953"/>
+      <w:r>
+        <w:rPr>
+          <w:rFonts w:ascii="Times" w:hAnsi="Times" w:cs="Times"/>
+          <w:sz w:val="24"/>
+          <w:szCs w:val="24"/>
+        </w:rPr>
+        <w:t>Conclusão</w:t>
+      </w:r>
+      <w:bookmarkEnd w:id="16"/>
+    </w:p>
+    <w:p>
+      <w:pPr>
+        <w:pStyle w:val="Ttulo2"/>
+        <w:rPr>
+          <w:rFonts w:ascii="Times" w:hAnsi="Times" w:cs="Times"/>
+          <w:sz w:val="24"/>
+          <w:szCs w:val="24"/>
+        </w:rPr>
+      </w:pPr>
+      <w:bookmarkStart w:id="17" w:name="_Toc199934954"/>
+      <w:r>
+        <w:rPr>
+          <w:rFonts w:ascii="Times" w:hAnsi="Times" w:cs="Times"/>
+          <w:sz w:val="24"/>
+          <w:szCs w:val="24"/>
+        </w:rPr>
+        <w:t>Analisar os pontos fortes e fracos do algoritmo em comparação com outros algoritmos.</w:t>
+      </w:r>
+      <w:bookmarkEnd w:id="17"/>
+      <w:r>
+        <w:rPr>
+          <w:rFonts w:ascii="Times" w:hAnsi="Times" w:cs="Times"/>
+          <w:sz w:val="24"/>
+          <w:szCs w:val="24"/>
+        </w:rPr>
+        <w:t xml:space="preserve"> </w:t>
+      </w:r>
+    </w:p>
+    <w:p>
+      <w:pPr>
+        <w:pStyle w:val="Ttulo2"/>
+        <w:rPr>
+          <w:rFonts w:ascii="Times" w:hAnsi="Times" w:cs="Times"/>
+          <w:sz w:val="24"/>
+          <w:szCs w:val="24"/>
+        </w:rPr>
+      </w:pPr>
+      <w:bookmarkStart w:id="18" w:name="_Toc199934955"/>
+      <w:r>
+        <w:rPr>
+          <w:rFonts w:ascii="Times" w:hAnsi="Times" w:cs="Times"/>
+          <w:sz w:val="24"/>
+          <w:szCs w:val="24"/>
+        </w:rPr>
+        <w:t xml:space="preserve">Avaliar o desempenho do algoritmo em comparação com a </w:t>
+      </w:r>
+      <w:proofErr w:type="gramStart"/>
+      <w:r>
+        <w:rPr>
+          <w:rFonts w:ascii="Times" w:hAnsi="Times" w:cs="Times"/>
+          <w:sz w:val="24"/>
+          <w:szCs w:val="24"/>
+        </w:rPr>
+        <w:t>implementação</w:t>
+      </w:r>
+      <w:proofErr w:type="gramEnd"/>
+      <w:r>
+        <w:rPr>
+          <w:rFonts w:ascii="Times" w:hAnsi="Times" w:cs="Times"/>
+          <w:sz w:val="24"/>
+          <w:szCs w:val="24"/>
+        </w:rPr>
+        <w:t xml:space="preserve"> do </w:t>
+      </w:r>
+      <w:proofErr w:type="spellStart"/>
+      <w:r>
+        <w:rPr>
+          <w:rFonts w:ascii="Times" w:hAnsi="Times" w:cs="Times"/>
+          <w:sz w:val="24"/>
+          <w:szCs w:val="24"/>
+        </w:rPr>
+        <w:t>Quicksort</w:t>
+      </w:r>
+      <w:proofErr w:type="spellEnd"/>
+      <w:r>
+        <w:rPr>
+          <w:rFonts w:ascii="Times" w:hAnsi="Times" w:cs="Times"/>
+          <w:sz w:val="24"/>
+          <w:szCs w:val="24"/>
+        </w:rPr>
+        <w:t xml:space="preserve"> disponível na linguagem C.</w:t>
+      </w:r>
+      <w:bookmarkEnd w:id="18"/>
+    </w:p>
+    <w:p>
+      <w:pPr>
+        <w:pStyle w:val="Ttulo1"/>
+        <w:numPr>
+          <w:ilvl w:val="0"/>
+          <w:numId w:val="2"/>
+        </w:numPr>
+        <w:rPr>
+          <w:rFonts w:ascii="Times" w:hAnsi="Times" w:cs="Times"/>
+          <w:sz w:val="24"/>
+          <w:szCs w:val="24"/>
+        </w:rPr>
+      </w:pPr>
+      <w:bookmarkStart w:id="19" w:name="_Toc199934956"/>
+      <w:r>
+        <w:rPr>
+          <w:rFonts w:ascii="Times" w:hAnsi="Times" w:cs="Times"/>
+          <w:sz w:val="24"/>
+          <w:szCs w:val="24"/>
+        </w:rPr>
+        <w:t>Referências</w:t>
+      </w:r>
+      <w:bookmarkEnd w:id="19"/>
+    </w:p>
+    <w:p>
+      <w:pPr>
         <w:pStyle w:val="PargrafodaLista"/>
         <w:spacing w:line="480" w:lineRule="auto"/>
         <w:rPr>
@@ -454,14 +3879,6 @@
           <w:szCs w:val="24"/>
         </w:rPr>
       </w:pPr>
-      <w:r>
-        <w:rPr>
-          <w:rFonts w:ascii="Times" w:hAnsi="Times" w:cs="Times"/>
-          <w:sz w:val="24"/>
-          <w:szCs w:val="24"/>
-        </w:rPr>
-        <w:t xml:space="preserve">Detalhamento da </w:t>
-      </w:r>
       <w:proofErr w:type="gramStart"/>
       <w:r>
         <w:rPr>
@@ -469,7 +3886,7 @@
           <w:sz w:val="24"/>
           <w:szCs w:val="24"/>
         </w:rPr>
-        <w:t>implementação</w:t>
+        <w:t>Listagem de todas as referências (livros e artigos científicos) citados no relatório</w:t>
       </w:r>
       <w:proofErr w:type="gramEnd"/>
       <w:r>
@@ -478,16 +3895,12 @@
           <w:sz w:val="24"/>
           <w:szCs w:val="24"/>
         </w:rPr>
-        <w:t xml:space="preserve"> e decisões tomadas durante a construção do algoritmo. Tabelas e/ou gráficos deverão ser utilizados para apresentação dos resultados dos testes. Incluir detalhes da configuração do computador usado para testes: sistema Operacional, quantidade de RAM, velocidade da CPU (Hz).</w:t>
+        <w:t>.</w:t>
       </w:r>
     </w:p>
     <w:p>
       <w:pPr>
         <w:pStyle w:val="PargrafodaLista"/>
-        <w:numPr>
-          <w:ilvl w:val="0"/>
-          <w:numId w:val="1"/>
-        </w:numPr>
         <w:spacing w:line="480" w:lineRule="auto"/>
         <w:rPr>
           <w:rFonts w:ascii="Times" w:hAnsi="Times" w:cs="Times"/>
@@ -495,14 +3908,6 @@
           <w:szCs w:val="24"/>
         </w:rPr>
       </w:pPr>
-      <w:r>
-        <w:rPr>
-          <w:rFonts w:ascii="Times" w:hAnsi="Times" w:cs="Times"/>
-          <w:sz w:val="24"/>
-          <w:szCs w:val="24"/>
-        </w:rPr>
-        <w:t>Conclusão</w:t>
-      </w:r>
     </w:p>
     <w:p>
       <w:pPr>
@@ -514,125 +3919,14 @@
           <w:szCs w:val="24"/>
         </w:rPr>
       </w:pPr>
-      <w:r>
-        <w:rPr>
-          <w:rFonts w:ascii="Times" w:hAnsi="Times" w:cs="Times"/>
-          <w:sz w:val="24"/>
-          <w:szCs w:val="24"/>
-        </w:rPr>
-        <w:lastRenderedPageBreak/>
-        <w:t xml:space="preserve">Analisar os pontos fortes e fracos do algoritmo em comparação com outros algoritmos. Avaliar o desempenho do algoritmo em comparação com a </w:t>
-      </w:r>
-      <w:proofErr w:type="gramStart"/>
-      <w:r>
-        <w:rPr>
-          <w:rFonts w:ascii="Times" w:hAnsi="Times" w:cs="Times"/>
-          <w:sz w:val="24"/>
-          <w:szCs w:val="24"/>
-        </w:rPr>
-        <w:t>implementação</w:t>
-      </w:r>
-      <w:proofErr w:type="gramEnd"/>
-      <w:r>
-        <w:rPr>
-          <w:rFonts w:ascii="Times" w:hAnsi="Times" w:cs="Times"/>
-          <w:sz w:val="24"/>
-          <w:szCs w:val="24"/>
-        </w:rPr>
-        <w:t xml:space="preserve"> do </w:t>
-      </w:r>
-      <w:proofErr w:type="spellStart"/>
-      <w:r>
-        <w:rPr>
-          <w:rFonts w:ascii="Times" w:hAnsi="Times" w:cs="Times"/>
-          <w:sz w:val="24"/>
-          <w:szCs w:val="24"/>
-        </w:rPr>
-        <w:t>Quicksort</w:t>
-      </w:r>
-      <w:proofErr w:type="spellEnd"/>
-      <w:r>
-        <w:rPr>
-          <w:rFonts w:ascii="Times" w:hAnsi="Times" w:cs="Times"/>
-          <w:sz w:val="24"/>
-          <w:szCs w:val="24"/>
-        </w:rPr>
-        <w:t xml:space="preserve"> disponível na linguagem C.</w:t>
-      </w:r>
-    </w:p>
-    <w:p>
-      <w:pPr>
-        <w:pStyle w:val="PargrafodaLista"/>
-        <w:numPr>
-          <w:ilvl w:val="0"/>
-          <w:numId w:val="1"/>
-        </w:numPr>
-        <w:spacing w:line="480" w:lineRule="auto"/>
-        <w:rPr>
-          <w:rFonts w:ascii="Times" w:hAnsi="Times" w:cs="Times"/>
-          <w:sz w:val="24"/>
-          <w:szCs w:val="24"/>
-        </w:rPr>
-      </w:pPr>
-      <w:r>
-        <w:rPr>
-          <w:rFonts w:ascii="Times" w:hAnsi="Times" w:cs="Times"/>
-          <w:sz w:val="24"/>
-          <w:szCs w:val="24"/>
-        </w:rPr>
-        <w:t>Referências</w:t>
-      </w:r>
-    </w:p>
-    <w:p>
-      <w:pPr>
-        <w:pStyle w:val="PargrafodaLista"/>
-        <w:spacing w:line="480" w:lineRule="auto"/>
-        <w:rPr>
-          <w:rFonts w:ascii="Times" w:hAnsi="Times" w:cs="Times"/>
-          <w:sz w:val="24"/>
-          <w:szCs w:val="24"/>
-        </w:rPr>
-      </w:pPr>
-      <w:proofErr w:type="gramStart"/>
-      <w:r>
-        <w:rPr>
-          <w:rFonts w:ascii="Times" w:hAnsi="Times" w:cs="Times"/>
-          <w:sz w:val="24"/>
-          <w:szCs w:val="24"/>
-        </w:rPr>
-        <w:t>Listagem de todas as referências (livros e artigos científicos) citados no relatório</w:t>
-      </w:r>
-      <w:proofErr w:type="gramEnd"/>
-      <w:r>
-        <w:rPr>
-          <w:rFonts w:ascii="Times" w:hAnsi="Times" w:cs="Times"/>
-          <w:sz w:val="24"/>
-          <w:szCs w:val="24"/>
-        </w:rPr>
-        <w:t>.</w:t>
-      </w:r>
-    </w:p>
-    <w:p>
-      <w:pPr>
-        <w:pStyle w:val="PargrafodaLista"/>
-        <w:spacing w:line="480" w:lineRule="auto"/>
-        <w:rPr>
-          <w:rFonts w:ascii="Times" w:hAnsi="Times" w:cs="Times"/>
-          <w:sz w:val="24"/>
-          <w:szCs w:val="24"/>
-        </w:rPr>
-      </w:pPr>
-    </w:p>
-    <w:p>
-      <w:pPr>
-        <w:pStyle w:val="PargrafodaLista"/>
-        <w:spacing w:line="480" w:lineRule="auto"/>
-      </w:pPr>
-      <w:hyperlink r:id="rId5" w:history="1">
+      <w:hyperlink r:id="rId6" w:history="1">
         <w:proofErr w:type="spellStart"/>
         <w:r>
           <w:rPr>
             <w:rStyle w:val="Hyperlink"/>
+            <w:rFonts w:ascii="Times" w:hAnsi="Times" w:cs="Times"/>
+            <w:sz w:val="24"/>
+            <w:szCs w:val="24"/>
           </w:rPr>
           <w:t>Heap</w:t>
         </w:r>
@@ -640,6 +3934,9 @@
         <w:r>
           <w:rPr>
             <w:rStyle w:val="Hyperlink"/>
+            <w:rFonts w:ascii="Times" w:hAnsi="Times" w:cs="Times"/>
+            <w:sz w:val="24"/>
+            <w:szCs w:val="24"/>
           </w:rPr>
           <w:t xml:space="preserve"> </w:t>
         </w:r>
@@ -647,6 +3944,9 @@
         <w:r>
           <w:rPr>
             <w:rStyle w:val="Hyperlink"/>
+            <w:rFonts w:ascii="Times" w:hAnsi="Times" w:cs="Times"/>
+            <w:sz w:val="24"/>
+            <w:szCs w:val="24"/>
           </w:rPr>
           <w:t>Sort</w:t>
         </w:r>
@@ -654,6 +3954,9 @@
         <w:r>
           <w:rPr>
             <w:rStyle w:val="Hyperlink"/>
+            <w:rFonts w:ascii="Times" w:hAnsi="Times" w:cs="Times"/>
+            <w:sz w:val="24"/>
+            <w:szCs w:val="24"/>
           </w:rPr>
           <w:t xml:space="preserve"> (</w:t>
         </w:r>
@@ -661,6 +3964,9 @@
         <w:r>
           <w:rPr>
             <w:rStyle w:val="Hyperlink"/>
+            <w:rFonts w:ascii="Times" w:hAnsi="Times" w:cs="Times"/>
+            <w:sz w:val="24"/>
+            <w:szCs w:val="24"/>
           </w:rPr>
           <w:t>With</w:t>
         </w:r>
@@ -668,6 +3974,9 @@
         <w:r>
           <w:rPr>
             <w:rStyle w:val="Hyperlink"/>
+            <w:rFonts w:ascii="Times" w:hAnsi="Times" w:cs="Times"/>
+            <w:sz w:val="24"/>
+            <w:szCs w:val="24"/>
           </w:rPr>
           <w:t xml:space="preserve"> </w:t>
         </w:r>
@@ -675,6 +3984,9 @@
         <w:r>
           <w:rPr>
             <w:rStyle w:val="Hyperlink"/>
+            <w:rFonts w:ascii="Times" w:hAnsi="Times" w:cs="Times"/>
+            <w:sz w:val="24"/>
+            <w:szCs w:val="24"/>
           </w:rPr>
           <w:t>Code</w:t>
         </w:r>
@@ -682,6 +3994,9 @@
         <w:r>
           <w:rPr>
             <w:rStyle w:val="Hyperlink"/>
+            <w:rFonts w:ascii="Times" w:hAnsi="Times" w:cs="Times"/>
+            <w:sz w:val="24"/>
+            <w:szCs w:val="24"/>
           </w:rPr>
           <w:t xml:space="preserve"> in </w:t>
         </w:r>
@@ -689,6 +4004,9 @@
         <w:r>
           <w:rPr>
             <w:rStyle w:val="Hyperlink"/>
+            <w:rFonts w:ascii="Times" w:hAnsi="Times" w:cs="Times"/>
+            <w:sz w:val="24"/>
+            <w:szCs w:val="24"/>
           </w:rPr>
           <w:t>Python</w:t>
         </w:r>
@@ -696,6 +4014,9 @@
         <w:r>
           <w:rPr>
             <w:rStyle w:val="Hyperlink"/>
+            <w:rFonts w:ascii="Times" w:hAnsi="Times" w:cs="Times"/>
+            <w:sz w:val="24"/>
+            <w:szCs w:val="24"/>
           </w:rPr>
           <w:t xml:space="preserve">, C++, Java </w:t>
         </w:r>
@@ -703,6 +4024,9 @@
         <w:r>
           <w:rPr>
             <w:rStyle w:val="Hyperlink"/>
+            <w:rFonts w:ascii="Times" w:hAnsi="Times" w:cs="Times"/>
+            <w:sz w:val="24"/>
+            <w:szCs w:val="24"/>
           </w:rPr>
           <w:t>and</w:t>
         </w:r>
@@ -710,6 +4034,9 @@
         <w:r>
           <w:rPr>
             <w:rStyle w:val="Hyperlink"/>
+            <w:rFonts w:ascii="Times" w:hAnsi="Times" w:cs="Times"/>
+            <w:sz w:val="24"/>
+            <w:szCs w:val="24"/>
           </w:rPr>
           <w:t xml:space="preserve"> C)</w:t>
         </w:r>
@@ -719,11 +4046,19 @@
       <w:pPr>
         <w:pStyle w:val="PargrafodaLista"/>
         <w:spacing w:line="480" w:lineRule="auto"/>
-      </w:pPr>
-      <w:hyperlink r:id="rId6" w:history="1">
+        <w:rPr>
+          <w:rFonts w:ascii="Times" w:hAnsi="Times" w:cs="Times"/>
+          <w:sz w:val="24"/>
+          <w:szCs w:val="24"/>
+        </w:rPr>
+      </w:pPr>
+      <w:hyperlink r:id="rId7" w:history="1">
         <w:r>
           <w:rPr>
             <w:rStyle w:val="Hyperlink"/>
+            <w:rFonts w:ascii="Times" w:hAnsi="Times" w:cs="Times"/>
+            <w:sz w:val="24"/>
+            <w:szCs w:val="24"/>
           </w:rPr>
           <w:t xml:space="preserve">C </w:t>
         </w:r>
@@ -731,6 +4066,9 @@
         <w:r>
           <w:rPr>
             <w:rStyle w:val="Hyperlink"/>
+            <w:rFonts w:ascii="Times" w:hAnsi="Times" w:cs="Times"/>
+            <w:sz w:val="24"/>
+            <w:szCs w:val="24"/>
           </w:rPr>
           <w:t>Program</w:t>
         </w:r>
@@ -738,6 +4076,9 @@
         <w:r>
           <w:rPr>
             <w:rStyle w:val="Hyperlink"/>
+            <w:rFonts w:ascii="Times" w:hAnsi="Times" w:cs="Times"/>
+            <w:sz w:val="24"/>
+            <w:szCs w:val="24"/>
           </w:rPr>
           <w:t xml:space="preserve"> for </w:t>
         </w:r>
@@ -745,6 +4086,9 @@
         <w:r>
           <w:rPr>
             <w:rStyle w:val="Hyperlink"/>
+            <w:rFonts w:ascii="Times" w:hAnsi="Times" w:cs="Times"/>
+            <w:sz w:val="24"/>
+            <w:szCs w:val="24"/>
           </w:rPr>
           <w:t>Heap</w:t>
         </w:r>
@@ -752,6 +4096,9 @@
         <w:r>
           <w:rPr>
             <w:rStyle w:val="Hyperlink"/>
+            <w:rFonts w:ascii="Times" w:hAnsi="Times" w:cs="Times"/>
+            <w:sz w:val="24"/>
+            <w:szCs w:val="24"/>
           </w:rPr>
           <w:t xml:space="preserve"> </w:t>
         </w:r>
@@ -759,6 +4106,9 @@
         <w:r>
           <w:rPr>
             <w:rStyle w:val="Hyperlink"/>
+            <w:rFonts w:ascii="Times" w:hAnsi="Times" w:cs="Times"/>
+            <w:sz w:val="24"/>
+            <w:szCs w:val="24"/>
           </w:rPr>
           <w:t>Sort</w:t>
         </w:r>
@@ -766,6 +4116,9 @@
         <w:r>
           <w:rPr>
             <w:rStyle w:val="Hyperlink"/>
+            <w:rFonts w:ascii="Times" w:hAnsi="Times" w:cs="Times"/>
+            <w:sz w:val="24"/>
+            <w:szCs w:val="24"/>
           </w:rPr>
           <w:t xml:space="preserve"> | </w:t>
         </w:r>
@@ -774,6 +4127,9 @@
         <w:r>
           <w:rPr>
             <w:rStyle w:val="Hyperlink"/>
+            <w:rFonts w:ascii="Times" w:hAnsi="Times" w:cs="Times"/>
+            <w:sz w:val="24"/>
+            <w:szCs w:val="24"/>
           </w:rPr>
           <w:t>GeeksforGeeks</w:t>
         </w:r>
@@ -785,11 +4141,19 @@
       <w:pPr>
         <w:pStyle w:val="PargrafodaLista"/>
         <w:spacing w:line="480" w:lineRule="auto"/>
-      </w:pPr>
-      <w:hyperlink r:id="rId7" w:history="1">
+        <w:rPr>
+          <w:rFonts w:ascii="Times" w:hAnsi="Times" w:cs="Times"/>
+          <w:sz w:val="24"/>
+          <w:szCs w:val="24"/>
+        </w:rPr>
+      </w:pPr>
+      <w:hyperlink r:id="rId8" w:history="1">
         <w:r>
           <w:rPr>
             <w:rStyle w:val="Hyperlink"/>
+            <w:rFonts w:ascii="Times" w:hAnsi="Times" w:cs="Times"/>
+            <w:sz w:val="24"/>
+            <w:szCs w:val="24"/>
           </w:rPr>
           <w:t xml:space="preserve">(11) C </w:t>
         </w:r>
@@ -797,6 +4161,9 @@
         <w:r>
           <w:rPr>
             <w:rStyle w:val="Hyperlink"/>
+            <w:rFonts w:ascii="Times" w:hAnsi="Times" w:cs="Times"/>
+            <w:sz w:val="24"/>
+            <w:szCs w:val="24"/>
           </w:rPr>
           <w:t>Program</w:t>
         </w:r>
@@ -804,6 +4171,9 @@
         <w:r>
           <w:rPr>
             <w:rStyle w:val="Hyperlink"/>
+            <w:rFonts w:ascii="Times" w:hAnsi="Times" w:cs="Times"/>
+            <w:sz w:val="24"/>
+            <w:szCs w:val="24"/>
           </w:rPr>
           <w:t xml:space="preserve"> For </w:t>
         </w:r>
@@ -811,6 +4181,9 @@
         <w:r>
           <w:rPr>
             <w:rStyle w:val="Hyperlink"/>
+            <w:rFonts w:ascii="Times" w:hAnsi="Times" w:cs="Times"/>
+            <w:sz w:val="24"/>
+            <w:szCs w:val="24"/>
           </w:rPr>
           <w:t>Heap</w:t>
         </w:r>
@@ -818,6 +4191,9 @@
         <w:r>
           <w:rPr>
             <w:rStyle w:val="Hyperlink"/>
+            <w:rFonts w:ascii="Times" w:hAnsi="Times" w:cs="Times"/>
+            <w:sz w:val="24"/>
+            <w:szCs w:val="24"/>
           </w:rPr>
           <w:t xml:space="preserve"> </w:t>
         </w:r>
@@ -825,6 +4201,9 @@
         <w:r>
           <w:rPr>
             <w:rStyle w:val="Hyperlink"/>
+            <w:rFonts w:ascii="Times" w:hAnsi="Times" w:cs="Times"/>
+            <w:sz w:val="24"/>
+            <w:szCs w:val="24"/>
           </w:rPr>
           <w:t>Sort</w:t>
         </w:r>
@@ -832,6 +4211,9 @@
         <w:r>
           <w:rPr>
             <w:rStyle w:val="Hyperlink"/>
+            <w:rFonts w:ascii="Times" w:hAnsi="Times" w:cs="Times"/>
+            <w:sz w:val="24"/>
+            <w:szCs w:val="24"/>
           </w:rPr>
           <w:t xml:space="preserve"> </w:t>
         </w:r>
@@ -839,6 +4221,9 @@
         <w:r>
           <w:rPr>
             <w:rStyle w:val="Hyperlink"/>
+            <w:rFonts w:ascii="Times" w:hAnsi="Times" w:cs="Times"/>
+            <w:sz w:val="24"/>
+            <w:szCs w:val="24"/>
           </w:rPr>
           <w:t>Algorithm</w:t>
         </w:r>
@@ -846,6 +4231,9 @@
         <w:r>
           <w:rPr>
             <w:rStyle w:val="Hyperlink"/>
+            <w:rFonts w:ascii="Times" w:hAnsi="Times" w:cs="Times"/>
+            <w:sz w:val="24"/>
+            <w:szCs w:val="24"/>
           </w:rPr>
           <w:t xml:space="preserve"> - </w:t>
         </w:r>
@@ -854,6 +4242,9 @@
         <w:r>
           <w:rPr>
             <w:rStyle w:val="Hyperlink"/>
+            <w:rFonts w:ascii="Times" w:hAnsi="Times" w:cs="Times"/>
+            <w:sz w:val="24"/>
+            <w:szCs w:val="24"/>
           </w:rPr>
           <w:t>YouTube</w:t>
         </w:r>
@@ -865,11 +4256,19 @@
       <w:pPr>
         <w:pStyle w:val="PargrafodaLista"/>
         <w:spacing w:line="480" w:lineRule="auto"/>
-      </w:pPr>
-      <w:hyperlink r:id="rId8" w:history="1">
+        <w:rPr>
+          <w:rFonts w:ascii="Times" w:hAnsi="Times" w:cs="Times"/>
+          <w:sz w:val="24"/>
+          <w:szCs w:val="24"/>
+        </w:rPr>
+      </w:pPr>
+      <w:hyperlink r:id="rId9" w:history="1">
         <w:r>
           <w:rPr>
             <w:rStyle w:val="Hyperlink"/>
+            <w:rFonts w:ascii="Times" w:hAnsi="Times" w:cs="Times"/>
+            <w:sz w:val="24"/>
+            <w:szCs w:val="24"/>
           </w:rPr>
           <w:t xml:space="preserve">(11) </w:t>
         </w:r>
@@ -877,6 +4276,9 @@
         <w:r>
           <w:rPr>
             <w:rStyle w:val="Hyperlink"/>
+            <w:rFonts w:ascii="Times" w:hAnsi="Times" w:cs="Times"/>
+            <w:sz w:val="24"/>
+            <w:szCs w:val="24"/>
           </w:rPr>
           <w:t>Heap</w:t>
         </w:r>
@@ -884,6 +4286,9 @@
         <w:r>
           <w:rPr>
             <w:rStyle w:val="Hyperlink"/>
+            <w:rFonts w:ascii="Times" w:hAnsi="Times" w:cs="Times"/>
+            <w:sz w:val="24"/>
+            <w:szCs w:val="24"/>
           </w:rPr>
           <w:t xml:space="preserve"> </w:t>
         </w:r>
@@ -891,6 +4296,9 @@
         <w:r>
           <w:rPr>
             <w:rStyle w:val="Hyperlink"/>
+            <w:rFonts w:ascii="Times" w:hAnsi="Times" w:cs="Times"/>
+            <w:sz w:val="24"/>
+            <w:szCs w:val="24"/>
           </w:rPr>
           <w:t>Sort</w:t>
         </w:r>
@@ -898,6 +4306,9 @@
         <w:r>
           <w:rPr>
             <w:rStyle w:val="Hyperlink"/>
+            <w:rFonts w:ascii="Times" w:hAnsi="Times" w:cs="Times"/>
+            <w:sz w:val="24"/>
+            <w:szCs w:val="24"/>
           </w:rPr>
           <w:t xml:space="preserve"> </w:t>
         </w:r>
@@ -905,6 +4316,9 @@
         <w:r>
           <w:rPr>
             <w:rStyle w:val="Hyperlink"/>
+            <w:rFonts w:ascii="Times" w:hAnsi="Times" w:cs="Times"/>
+            <w:sz w:val="24"/>
+            <w:szCs w:val="24"/>
           </w:rPr>
           <w:t>Algorithm</w:t>
         </w:r>
@@ -912,6 +4326,9 @@
         <w:r>
           <w:rPr>
             <w:rStyle w:val="Hyperlink"/>
+            <w:rFonts w:ascii="Times" w:hAnsi="Times" w:cs="Times"/>
+            <w:sz w:val="24"/>
+            <w:szCs w:val="24"/>
           </w:rPr>
           <w:t xml:space="preserve"> - </w:t>
         </w:r>
@@ -920,6 +4337,9 @@
         <w:r>
           <w:rPr>
             <w:rStyle w:val="Hyperlink"/>
+            <w:rFonts w:ascii="Times" w:hAnsi="Times" w:cs="Times"/>
+            <w:sz w:val="24"/>
+            <w:szCs w:val="24"/>
           </w:rPr>
           <w:t>YouTube</w:t>
         </w:r>
@@ -938,6 +4358,11 @@
         </w:rPr>
       </w:pPr>
       <w:r>
+        <w:rPr>
+          <w:rFonts w:ascii="Times" w:hAnsi="Times" w:cs="Times"/>
+          <w:sz w:val="24"/>
+          <w:szCs w:val="24"/>
+        </w:rPr>
         <w:t>Livro</w:t>
       </w:r>
     </w:p>
@@ -954,6 +4379,317 @@
 <file path=word/numbering.xml><?xml version="1.0" encoding="utf-8"?>
 <w:numbering xmlns:ve="http://schemas.openxmlformats.org/markup-compatibility/2006" xmlns:o="urn:schemas-microsoft-com:office:office" xmlns:r="http://schemas.openxmlformats.org/officeDocument/2006/relationships" xmlns:m="http://schemas.openxmlformats.org/officeDocument/2006/math" xmlns:v="urn:schemas-microsoft-com:vml" xmlns:wp="http://schemas.openxmlformats.org/drawingml/2006/wordprocessingDrawing" xmlns:w10="urn:schemas-microsoft-com:office:word" xmlns:w="http://schemas.openxmlformats.org/wordprocessingml/2006/main" xmlns:wne="http://schemas.microsoft.com/office/word/2006/wordml">
   <w:abstractNum w:abstractNumId="0">
+    <w:nsid w:val="15C1326F"/>
+    <w:multiLevelType w:val="hybridMultilevel"/>
+    <w:tmpl w:val="A7D06106"/>
+    <w:lvl w:ilvl="0" w:tplc="A16AEFAE">
+      <w:numFmt w:val="bullet"/>
+      <w:lvlText w:val=""/>
+      <w:lvlJc w:val="left"/>
+      <w:pPr>
+        <w:ind w:left="1080" w:hanging="360"/>
+      </w:pPr>
+      <w:rPr>
+        <w:rFonts w:ascii="Symbol" w:eastAsiaTheme="minorHAnsi" w:hAnsi="Symbol" w:cs="Times" w:hint="default"/>
+      </w:rPr>
+    </w:lvl>
+    <w:lvl w:ilvl="1" w:tplc="04160003" w:tentative="1">
+      <w:start w:val="1"/>
+      <w:numFmt w:val="bullet"/>
+      <w:lvlText w:val="o"/>
+      <w:lvlJc w:val="left"/>
+      <w:pPr>
+        <w:ind w:left="1800" w:hanging="360"/>
+      </w:pPr>
+      <w:rPr>
+        <w:rFonts w:ascii="Courier New" w:hAnsi="Courier New" w:cs="Courier New" w:hint="default"/>
+      </w:rPr>
+    </w:lvl>
+    <w:lvl w:ilvl="2" w:tplc="04160005" w:tentative="1">
+      <w:start w:val="1"/>
+      <w:numFmt w:val="bullet"/>
+      <w:lvlText w:val=""/>
+      <w:lvlJc w:val="left"/>
+      <w:pPr>
+        <w:ind w:left="2520" w:hanging="360"/>
+      </w:pPr>
+      <w:rPr>
+        <w:rFonts w:ascii="Wingdings" w:hAnsi="Wingdings" w:hint="default"/>
+      </w:rPr>
+    </w:lvl>
+    <w:lvl w:ilvl="3" w:tplc="04160001" w:tentative="1">
+      <w:start w:val="1"/>
+      <w:numFmt w:val="bullet"/>
+      <w:lvlText w:val=""/>
+      <w:lvlJc w:val="left"/>
+      <w:pPr>
+        <w:ind w:left="3240" w:hanging="360"/>
+      </w:pPr>
+      <w:rPr>
+        <w:rFonts w:ascii="Symbol" w:hAnsi="Symbol" w:hint="default"/>
+      </w:rPr>
+    </w:lvl>
+    <w:lvl w:ilvl="4" w:tplc="04160003" w:tentative="1">
+      <w:start w:val="1"/>
+      <w:numFmt w:val="bullet"/>
+      <w:lvlText w:val="o"/>
+      <w:lvlJc w:val="left"/>
+      <w:pPr>
+        <w:ind w:left="3960" w:hanging="360"/>
+      </w:pPr>
+      <w:rPr>
+        <w:rFonts w:ascii="Courier New" w:hAnsi="Courier New" w:cs="Courier New" w:hint="default"/>
+      </w:rPr>
+    </w:lvl>
+    <w:lvl w:ilvl="5" w:tplc="04160005" w:tentative="1">
+      <w:start w:val="1"/>
+      <w:numFmt w:val="bullet"/>
+      <w:lvlText w:val=""/>
+      <w:lvlJc w:val="left"/>
+      <w:pPr>
+        <w:ind w:left="4680" w:hanging="360"/>
+      </w:pPr>
+      <w:rPr>
+        <w:rFonts w:ascii="Wingdings" w:hAnsi="Wingdings" w:hint="default"/>
+      </w:rPr>
+    </w:lvl>
+    <w:lvl w:ilvl="6" w:tplc="04160001" w:tentative="1">
+      <w:start w:val="1"/>
+      <w:numFmt w:val="bullet"/>
+      <w:lvlText w:val=""/>
+      <w:lvlJc w:val="left"/>
+      <w:pPr>
+        <w:ind w:left="5400" w:hanging="360"/>
+      </w:pPr>
+      <w:rPr>
+        <w:rFonts w:ascii="Symbol" w:hAnsi="Symbol" w:hint="default"/>
+      </w:rPr>
+    </w:lvl>
+    <w:lvl w:ilvl="7" w:tplc="04160003" w:tentative="1">
+      <w:start w:val="1"/>
+      <w:numFmt w:val="bullet"/>
+      <w:lvlText w:val="o"/>
+      <w:lvlJc w:val="left"/>
+      <w:pPr>
+        <w:ind w:left="6120" w:hanging="360"/>
+      </w:pPr>
+      <w:rPr>
+        <w:rFonts w:ascii="Courier New" w:hAnsi="Courier New" w:cs="Courier New" w:hint="default"/>
+      </w:rPr>
+    </w:lvl>
+    <w:lvl w:ilvl="8" w:tplc="04160005" w:tentative="1">
+      <w:start w:val="1"/>
+      <w:numFmt w:val="bullet"/>
+      <w:lvlText w:val=""/>
+      <w:lvlJc w:val="left"/>
+      <w:pPr>
+        <w:ind w:left="6840" w:hanging="360"/>
+      </w:pPr>
+      <w:rPr>
+        <w:rFonts w:ascii="Wingdings" w:hAnsi="Wingdings" w:hint="default"/>
+      </w:rPr>
+    </w:lvl>
+  </w:abstractNum>
+  <w:abstractNum w:abstractNumId="1">
+    <w:nsid w:val="393F5EB5"/>
+    <w:multiLevelType w:val="hybridMultilevel"/>
+    <w:tmpl w:val="219E11D0"/>
+    <w:lvl w:ilvl="0" w:tplc="0416000F">
+      <w:start w:val="1"/>
+      <w:numFmt w:val="decimal"/>
+      <w:lvlText w:val="%1."/>
+      <w:lvlJc w:val="left"/>
+      <w:pPr>
+        <w:ind w:left="720" w:hanging="360"/>
+      </w:pPr>
+    </w:lvl>
+    <w:lvl w:ilvl="1" w:tplc="04160019" w:tentative="1">
+      <w:start w:val="1"/>
+      <w:numFmt w:val="lowerLetter"/>
+      <w:lvlText w:val="%2."/>
+      <w:lvlJc w:val="left"/>
+      <w:pPr>
+        <w:ind w:left="1440" w:hanging="360"/>
+      </w:pPr>
+    </w:lvl>
+    <w:lvl w:ilvl="2" w:tplc="0416001B" w:tentative="1">
+      <w:start w:val="1"/>
+      <w:numFmt w:val="lowerRoman"/>
+      <w:lvlText w:val="%3."/>
+      <w:lvlJc w:val="right"/>
+      <w:pPr>
+        <w:ind w:left="2160" w:hanging="180"/>
+      </w:pPr>
+    </w:lvl>
+    <w:lvl w:ilvl="3" w:tplc="0416000F" w:tentative="1">
+      <w:start w:val="1"/>
+      <w:numFmt w:val="decimal"/>
+      <w:lvlText w:val="%4."/>
+      <w:lvlJc w:val="left"/>
+      <w:pPr>
+        <w:ind w:left="2880" w:hanging="360"/>
+      </w:pPr>
+    </w:lvl>
+    <w:lvl w:ilvl="4" w:tplc="04160019" w:tentative="1">
+      <w:start w:val="1"/>
+      <w:numFmt w:val="lowerLetter"/>
+      <w:lvlText w:val="%5."/>
+      <w:lvlJc w:val="left"/>
+      <w:pPr>
+        <w:ind w:left="3600" w:hanging="360"/>
+      </w:pPr>
+    </w:lvl>
+    <w:lvl w:ilvl="5" w:tplc="0416001B" w:tentative="1">
+      <w:start w:val="1"/>
+      <w:numFmt w:val="lowerRoman"/>
+      <w:lvlText w:val="%6."/>
+      <w:lvlJc w:val="right"/>
+      <w:pPr>
+        <w:ind w:left="4320" w:hanging="180"/>
+      </w:pPr>
+    </w:lvl>
+    <w:lvl w:ilvl="6" w:tplc="0416000F" w:tentative="1">
+      <w:start w:val="1"/>
+      <w:numFmt w:val="decimal"/>
+      <w:lvlText w:val="%7."/>
+      <w:lvlJc w:val="left"/>
+      <w:pPr>
+        <w:ind w:left="5040" w:hanging="360"/>
+      </w:pPr>
+    </w:lvl>
+    <w:lvl w:ilvl="7" w:tplc="04160019" w:tentative="1">
+      <w:start w:val="1"/>
+      <w:numFmt w:val="lowerLetter"/>
+      <w:lvlText w:val="%8."/>
+      <w:lvlJc w:val="left"/>
+      <w:pPr>
+        <w:ind w:left="5760" w:hanging="360"/>
+      </w:pPr>
+    </w:lvl>
+    <w:lvl w:ilvl="8" w:tplc="0416001B" w:tentative="1">
+      <w:start w:val="1"/>
+      <w:numFmt w:val="lowerRoman"/>
+      <w:lvlText w:val="%9."/>
+      <w:lvlJc w:val="right"/>
+      <w:pPr>
+        <w:ind w:left="6480" w:hanging="180"/>
+      </w:pPr>
+    </w:lvl>
+  </w:abstractNum>
+  <w:abstractNum w:abstractNumId="2">
+    <w:nsid w:val="502A13C4"/>
+    <w:multiLevelType w:val="hybridMultilevel"/>
+    <w:tmpl w:val="11E60866"/>
+    <w:lvl w:ilvl="0" w:tplc="04160001">
+      <w:start w:val="1"/>
+      <w:numFmt w:val="bullet"/>
+      <w:lvlText w:val=""/>
+      <w:lvlJc w:val="left"/>
+      <w:pPr>
+        <w:ind w:left="1440" w:hanging="360"/>
+      </w:pPr>
+      <w:rPr>
+        <w:rFonts w:ascii="Symbol" w:hAnsi="Symbol" w:hint="default"/>
+      </w:rPr>
+    </w:lvl>
+    <w:lvl w:ilvl="1" w:tplc="04160003" w:tentative="1">
+      <w:start w:val="1"/>
+      <w:numFmt w:val="bullet"/>
+      <w:lvlText w:val="o"/>
+      <w:lvlJc w:val="left"/>
+      <w:pPr>
+        <w:ind w:left="2160" w:hanging="360"/>
+      </w:pPr>
+      <w:rPr>
+        <w:rFonts w:ascii="Courier New" w:hAnsi="Courier New" w:cs="Courier New" w:hint="default"/>
+      </w:rPr>
+    </w:lvl>
+    <w:lvl w:ilvl="2" w:tplc="04160005" w:tentative="1">
+      <w:start w:val="1"/>
+      <w:numFmt w:val="bullet"/>
+      <w:lvlText w:val=""/>
+      <w:lvlJc w:val="left"/>
+      <w:pPr>
+        <w:ind w:left="2880" w:hanging="360"/>
+      </w:pPr>
+      <w:rPr>
+        <w:rFonts w:ascii="Wingdings" w:hAnsi="Wingdings" w:hint="default"/>
+      </w:rPr>
+    </w:lvl>
+    <w:lvl w:ilvl="3" w:tplc="04160001" w:tentative="1">
+      <w:start w:val="1"/>
+      <w:numFmt w:val="bullet"/>
+      <w:lvlText w:val=""/>
+      <w:lvlJc w:val="left"/>
+      <w:pPr>
+        <w:ind w:left="3600" w:hanging="360"/>
+      </w:pPr>
+      <w:rPr>
+        <w:rFonts w:ascii="Symbol" w:hAnsi="Symbol" w:hint="default"/>
+      </w:rPr>
+    </w:lvl>
+    <w:lvl w:ilvl="4" w:tplc="04160003" w:tentative="1">
+      <w:start w:val="1"/>
+      <w:numFmt w:val="bullet"/>
+      <w:lvlText w:val="o"/>
+      <w:lvlJc w:val="left"/>
+      <w:pPr>
+        <w:ind w:left="4320" w:hanging="360"/>
+      </w:pPr>
+      <w:rPr>
+        <w:rFonts w:ascii="Courier New" w:hAnsi="Courier New" w:cs="Courier New" w:hint="default"/>
+      </w:rPr>
+    </w:lvl>
+    <w:lvl w:ilvl="5" w:tplc="04160005" w:tentative="1">
+      <w:start w:val="1"/>
+      <w:numFmt w:val="bullet"/>
+      <w:lvlText w:val=""/>
+      <w:lvlJc w:val="left"/>
+      <w:pPr>
+        <w:ind w:left="5040" w:hanging="360"/>
+      </w:pPr>
+      <w:rPr>
+        <w:rFonts w:ascii="Wingdings" w:hAnsi="Wingdings" w:hint="default"/>
+      </w:rPr>
+    </w:lvl>
+    <w:lvl w:ilvl="6" w:tplc="04160001" w:tentative="1">
+      <w:start w:val="1"/>
+      <w:numFmt w:val="bullet"/>
+      <w:lvlText w:val=""/>
+      <w:lvlJc w:val="left"/>
+      <w:pPr>
+        <w:ind w:left="5760" w:hanging="360"/>
+      </w:pPr>
+      <w:rPr>
+        <w:rFonts w:ascii="Symbol" w:hAnsi="Symbol" w:hint="default"/>
+      </w:rPr>
+    </w:lvl>
+    <w:lvl w:ilvl="7" w:tplc="04160003" w:tentative="1">
+      <w:start w:val="1"/>
+      <w:numFmt w:val="bullet"/>
+      <w:lvlText w:val="o"/>
+      <w:lvlJc w:val="left"/>
+      <w:pPr>
+        <w:ind w:left="6480" w:hanging="360"/>
+      </w:pPr>
+      <w:rPr>
+        <w:rFonts w:ascii="Courier New" w:hAnsi="Courier New" w:cs="Courier New" w:hint="default"/>
+      </w:rPr>
+    </w:lvl>
+    <w:lvl w:ilvl="8" w:tplc="04160005" w:tentative="1">
+      <w:start w:val="1"/>
+      <w:numFmt w:val="bullet"/>
+      <w:lvlText w:val=""/>
+      <w:lvlJc w:val="left"/>
+      <w:pPr>
+        <w:ind w:left="7200" w:hanging="360"/>
+      </w:pPr>
+      <w:rPr>
+        <w:rFonts w:ascii="Wingdings" w:hAnsi="Wingdings" w:hint="default"/>
+      </w:rPr>
+    </w:lvl>
+  </w:abstractNum>
+  <w:abstractNum w:abstractNumId="3">
     <w:nsid w:val="56583B8C"/>
     <w:multiLevelType w:val="hybridMultilevel"/>
     <w:tmpl w:val="69A4382A"/>
@@ -1040,6 +4776,15 @@
     </w:lvl>
   </w:abstractNum>
   <w:num w:numId="1">
+    <w:abstractNumId w:val="3"/>
+  </w:num>
+  <w:num w:numId="2">
+    <w:abstractNumId w:val="1"/>
+  </w:num>
+  <w:num w:numId="3">
+    <w:abstractNumId w:val="2"/>
+  </w:num>
+  <w:num w:numId="4">
     <w:abstractNumId w:val="0"/>
   </w:num>
 </w:numbering>
@@ -1206,6 +4951,53 @@
     <w:qFormat/>
     <w:rsid w:val="008A4C03"/>
   </w:style>
+  <w:style w:type="paragraph" w:styleId="Ttulo1">
+    <w:name w:val="heading 1"/>
+    <w:basedOn w:val="Normal"/>
+    <w:next w:val="Normal"/>
+    <w:link w:val="Ttulo1Char"/>
+    <w:uiPriority w:val="9"/>
+    <w:qFormat/>
+    <w:rsid w:val="00D36667"/>
+    <w:pPr>
+      <w:keepNext/>
+      <w:keepLines/>
+      <w:spacing w:before="480" w:after="0"/>
+      <w:outlineLvl w:val="0"/>
+    </w:pPr>
+    <w:rPr>
+      <w:rFonts w:asciiTheme="majorHAnsi" w:eastAsiaTheme="majorEastAsia" w:hAnsiTheme="majorHAnsi" w:cstheme="majorBidi"/>
+      <w:b/>
+      <w:bCs/>
+      <w:color w:val="365F91" w:themeColor="accent1" w:themeShade="BF"/>
+      <w:sz w:val="28"/>
+      <w:szCs w:val="28"/>
+    </w:rPr>
+  </w:style>
+  <w:style w:type="paragraph" w:styleId="Ttulo2">
+    <w:name w:val="heading 2"/>
+    <w:basedOn w:val="Normal"/>
+    <w:next w:val="Normal"/>
+    <w:link w:val="Ttulo2Char"/>
+    <w:uiPriority w:val="9"/>
+    <w:unhideWhenUsed/>
+    <w:qFormat/>
+    <w:rsid w:val="00D36667"/>
+    <w:pPr>
+      <w:keepNext/>
+      <w:keepLines/>
+      <w:spacing w:before="200" w:after="0"/>
+      <w:outlineLvl w:val="1"/>
+    </w:pPr>
+    <w:rPr>
+      <w:rFonts w:asciiTheme="majorHAnsi" w:eastAsiaTheme="majorEastAsia" w:hAnsiTheme="majorHAnsi" w:cstheme="majorBidi"/>
+      <w:b/>
+      <w:bCs/>
+      <w:color w:val="4F81BD" w:themeColor="accent1"/>
+      <w:sz w:val="26"/>
+      <w:szCs w:val="26"/>
+    </w:rPr>
+  </w:style>
   <w:style w:type="character" w:default="1" w:styleId="Fontepargpadro">
     <w:name w:val="Default Paragraph Font"/>
     <w:uiPriority w:val="1"/>
@@ -1275,7 +5067,6 @@
     <w:name w:val="Hyperlink"/>
     <w:basedOn w:val="Fontepargpadro"/>
     <w:uiPriority w:val="99"/>
-    <w:semiHidden/>
     <w:unhideWhenUsed/>
     <w:rsid w:val="00425AB1"/>
     <w:rPr>
@@ -1283,7 +5074,430 @@
       <w:u w:val="single"/>
     </w:rPr>
   </w:style>
+  <w:style w:type="character" w:styleId="TextodoEspaoReservado">
+    <w:name w:val="Placeholder Text"/>
+    <w:basedOn w:val="Fontepargpadro"/>
+    <w:uiPriority w:val="99"/>
+    <w:semiHidden/>
+    <w:rsid w:val="00872364"/>
+    <w:rPr>
+      <w:color w:val="808080"/>
+    </w:rPr>
+  </w:style>
+  <w:style w:type="paragraph" w:styleId="Textodebalo">
+    <w:name w:val="Balloon Text"/>
+    <w:basedOn w:val="Normal"/>
+    <w:link w:val="TextodebaloChar"/>
+    <w:uiPriority w:val="99"/>
+    <w:semiHidden/>
+    <w:unhideWhenUsed/>
+    <w:rsid w:val="00872364"/>
+    <w:pPr>
+      <w:spacing w:after="0" w:line="240" w:lineRule="auto"/>
+    </w:pPr>
+    <w:rPr>
+      <w:rFonts w:ascii="Tahoma" w:hAnsi="Tahoma" w:cs="Tahoma"/>
+      <w:sz w:val="16"/>
+      <w:szCs w:val="16"/>
+    </w:rPr>
+  </w:style>
+  <w:style w:type="character" w:customStyle="1" w:styleId="TextodebaloChar">
+    <w:name w:val="Texto de balão Char"/>
+    <w:basedOn w:val="Fontepargpadro"/>
+    <w:link w:val="Textodebalo"/>
+    <w:uiPriority w:val="99"/>
+    <w:semiHidden/>
+    <w:rsid w:val="00872364"/>
+    <w:rPr>
+      <w:rFonts w:ascii="Tahoma" w:hAnsi="Tahoma" w:cs="Tahoma"/>
+      <w:sz w:val="16"/>
+      <w:szCs w:val="16"/>
+    </w:rPr>
+  </w:style>
+  <w:style w:type="character" w:customStyle="1" w:styleId="Ttulo1Char">
+    <w:name w:val="Título 1 Char"/>
+    <w:basedOn w:val="Fontepargpadro"/>
+    <w:link w:val="Ttulo1"/>
+    <w:uiPriority w:val="9"/>
+    <w:rsid w:val="00D36667"/>
+    <w:rPr>
+      <w:rFonts w:asciiTheme="majorHAnsi" w:eastAsiaTheme="majorEastAsia" w:hAnsiTheme="majorHAnsi" w:cstheme="majorBidi"/>
+      <w:b/>
+      <w:bCs/>
+      <w:color w:val="365F91" w:themeColor="accent1" w:themeShade="BF"/>
+      <w:sz w:val="28"/>
+      <w:szCs w:val="28"/>
+    </w:rPr>
+  </w:style>
+  <w:style w:type="character" w:customStyle="1" w:styleId="Ttulo2Char">
+    <w:name w:val="Título 2 Char"/>
+    <w:basedOn w:val="Fontepargpadro"/>
+    <w:link w:val="Ttulo2"/>
+    <w:uiPriority w:val="9"/>
+    <w:rsid w:val="00D36667"/>
+    <w:rPr>
+      <w:rFonts w:asciiTheme="majorHAnsi" w:eastAsiaTheme="majorEastAsia" w:hAnsiTheme="majorHAnsi" w:cstheme="majorBidi"/>
+      <w:b/>
+      <w:bCs/>
+      <w:color w:val="4F81BD" w:themeColor="accent1"/>
+      <w:sz w:val="26"/>
+      <w:szCs w:val="26"/>
+    </w:rPr>
+  </w:style>
+  <w:style w:type="paragraph" w:styleId="CabealhodoSumrio">
+    <w:name w:val="TOC Heading"/>
+    <w:basedOn w:val="Ttulo1"/>
+    <w:next w:val="Normal"/>
+    <w:uiPriority w:val="39"/>
+    <w:semiHidden/>
+    <w:unhideWhenUsed/>
+    <w:qFormat/>
+    <w:rsid w:val="0018360D"/>
+    <w:pPr>
+      <w:outlineLvl w:val="9"/>
+    </w:pPr>
+  </w:style>
+  <w:style w:type="paragraph" w:styleId="Sumrio1">
+    <w:name w:val="toc 1"/>
+    <w:basedOn w:val="Normal"/>
+    <w:next w:val="Normal"/>
+    <w:autoRedefine/>
+    <w:uiPriority w:val="39"/>
+    <w:unhideWhenUsed/>
+    <w:rsid w:val="0018360D"/>
+    <w:pPr>
+      <w:spacing w:after="100"/>
+    </w:pPr>
+  </w:style>
+  <w:style w:type="paragraph" w:styleId="Sumrio2">
+    <w:name w:val="toc 2"/>
+    <w:basedOn w:val="Normal"/>
+    <w:next w:val="Normal"/>
+    <w:autoRedefine/>
+    <w:uiPriority w:val="39"/>
+    <w:unhideWhenUsed/>
+    <w:rsid w:val="0018360D"/>
+    <w:pPr>
+      <w:spacing w:after="100"/>
+      <w:ind w:left="220"/>
+    </w:pPr>
+  </w:style>
 </w:styles>
+</file>
+
+<file path=word/glossary/document.xml><?xml version="1.0" encoding="utf-8"?>
+<w:glossaryDocument xmlns:ve="http://schemas.openxmlformats.org/markup-compatibility/2006" xmlns:o="urn:schemas-microsoft-com:office:office" xmlns:r="http://schemas.openxmlformats.org/officeDocument/2006/relationships" xmlns:m="http://schemas.openxmlformats.org/officeDocument/2006/math" xmlns:v="urn:schemas-microsoft-com:vml" xmlns:wp="http://schemas.openxmlformats.org/drawingml/2006/wordprocessingDrawing" xmlns:w10="urn:schemas-microsoft-com:office:word" xmlns:w="http://schemas.openxmlformats.org/wordprocessingml/2006/main" xmlns:wne="http://schemas.microsoft.com/office/word/2006/wordml">
+  <w:docParts/>
+</w:glossaryDocument>
+</file>
+
+<file path=word/glossary/fontTable.xml><?xml version="1.0" encoding="utf-8"?>
+<w:fonts xmlns:r="http://schemas.openxmlformats.org/officeDocument/2006/relationships" xmlns:w="http://schemas.openxmlformats.org/wordprocessingml/2006/main">
+  <w:font w:name="Symbol">
+    <w:panose1 w:val="05050102010706020507"/>
+    <w:charset w:val="02"/>
+    <w:family w:val="roman"/>
+    <w:pitch w:val="variable"/>
+    <w:sig w:usb0="00000000" w:usb1="10000000" w:usb2="00000000" w:usb3="00000000" w:csb0="80000000" w:csb1="00000000"/>
+  </w:font>
+  <w:font w:name="Calibri">
+    <w:panose1 w:val="020F0502020204030204"/>
+    <w:charset w:val="00"/>
+    <w:family w:val="swiss"/>
+    <w:pitch w:val="variable"/>
+    <w:sig w:usb0="E4002EFF" w:usb1="C000247B" w:usb2="00000009" w:usb3="00000000" w:csb0="000001FF" w:csb1="00000000"/>
+  </w:font>
+  <w:font w:name="Times">
+    <w:panose1 w:val="02020603050405020304"/>
+    <w:charset w:val="00"/>
+    <w:family w:val="roman"/>
+    <w:pitch w:val="variable"/>
+    <w:sig w:usb0="E0002EFF" w:usb1="C000785B" w:usb2="00000009" w:usb3="00000000" w:csb0="000001FF" w:csb1="00000000"/>
+  </w:font>
+  <w:font w:name="Courier New">
+    <w:panose1 w:val="02070309020205020404"/>
+    <w:charset w:val="00"/>
+    <w:family w:val="modern"/>
+    <w:pitch w:val="fixed"/>
+    <w:sig w:usb0="E0002EFF" w:usb1="C0007843" w:usb2="00000009" w:usb3="00000000" w:csb0="000001FF" w:csb1="00000000"/>
+  </w:font>
+  <w:font w:name="Times New Roman">
+    <w:panose1 w:val="02020603050405020304"/>
+    <w:charset w:val="00"/>
+    <w:family w:val="roman"/>
+    <w:pitch w:val="variable"/>
+    <w:sig w:usb0="E0002EFF" w:usb1="C000785B" w:usb2="00000009" w:usb3="00000000" w:csb0="000001FF" w:csb1="00000000"/>
+  </w:font>
+  <w:font w:name="Wingdings">
+    <w:panose1 w:val="05000000000000000000"/>
+    <w:charset w:val="02"/>
+    <w:family w:val="auto"/>
+    <w:pitch w:val="variable"/>
+    <w:sig w:usb0="00000000" w:usb1="10000000" w:usb2="00000000" w:usb3="00000000" w:csb0="80000000" w:csb1="00000000"/>
+  </w:font>
+  <w:font w:name="Cambria">
+    <w:panose1 w:val="02040503050406030204"/>
+    <w:charset w:val="00"/>
+    <w:family w:val="roman"/>
+    <w:pitch w:val="variable"/>
+    <w:sig w:usb0="E00006FF" w:usb1="420024FF" w:usb2="02000000" w:usb3="00000000" w:csb0="0000019F" w:csb1="00000000"/>
+  </w:font>
+  <w:font w:name="Tahoma">
+    <w:panose1 w:val="020B0604030504040204"/>
+    <w:charset w:val="00"/>
+    <w:family w:val="swiss"/>
+    <w:pitch w:val="variable"/>
+    <w:sig w:usb0="E1002EFF" w:usb1="C000605B" w:usb2="00000029" w:usb3="00000000" w:csb0="000101FF" w:csb1="00000000"/>
+  </w:font>
+  <w:font w:name="Cambria Math">
+    <w:panose1 w:val="02040503050406030204"/>
+    <w:charset w:val="00"/>
+    <w:family w:val="roman"/>
+    <w:pitch w:val="variable"/>
+    <w:sig w:usb0="E00006FF" w:usb1="420024FF" w:usb2="02000000" w:usb3="00000000" w:csb0="0000019F" w:csb1="00000000"/>
+  </w:font>
+</w:fonts>
+</file>
+
+<file path=word/glossary/settings.xml><?xml version="1.0" encoding="utf-8"?>
+<w:settings xmlns:o="urn:schemas-microsoft-com:office:office" xmlns:r="http://schemas.openxmlformats.org/officeDocument/2006/relationships" xmlns:m="http://schemas.openxmlformats.org/officeDocument/2006/math" xmlns:v="urn:schemas-microsoft-com:vml" xmlns:w10="urn:schemas-microsoft-com:office:word" xmlns:w="http://schemas.openxmlformats.org/wordprocessingml/2006/main" xmlns:sl="http://schemas.openxmlformats.org/schemaLibrary/2006/main">
+  <w:view w:val="normal"/>
+  <w:defaultTabStop w:val="708"/>
+  <w:hyphenationZone w:val="425"/>
+  <w:characterSpacingControl w:val="doNotCompress"/>
+  <w:compat>
+    <w:useFELayout/>
+  </w:compat>
+  <w:rsids>
+    <w:rsidRoot w:val="00131C45"/>
+    <w:rsid w:val="001265D2"/>
+    <w:rsid w:val="00131C45"/>
+  </w:rsids>
+  <m:mathPr>
+    <m:mathFont m:val="Cambria Math"/>
+    <m:brkBin m:val="before"/>
+    <m:brkBinSub m:val="--"/>
+    <m:smallFrac m:val="off"/>
+    <m:dispDef/>
+    <m:lMargin m:val="0"/>
+    <m:rMargin m:val="0"/>
+    <m:defJc m:val="centerGroup"/>
+    <m:wrapIndent m:val="1440"/>
+    <m:intLim m:val="subSup"/>
+    <m:naryLim m:val="undOvr"/>
+  </m:mathPr>
+  <w:themeFontLang w:val="pt-BR"/>
+  <w:clrSchemeMapping w:bg1="light1" w:t1="dark1" w:bg2="light2" w:t2="dark2" w:accent1="accent1" w:accent2="accent2" w:accent3="accent3" w:accent4="accent4" w:accent5="accent5" w:accent6="accent6" w:hyperlink="hyperlink" w:followedHyperlink="followedHyperlink"/>
+  <w:decimalSymbol w:val=","/>
+  <w:listSeparator w:val=";"/>
+</w:settings>
+</file>
+
+<file path=word/glossary/styles.xml><?xml version="1.0" encoding="utf-8"?>
+<w:styles xmlns:r="http://schemas.openxmlformats.org/officeDocument/2006/relationships" xmlns:w="http://schemas.openxmlformats.org/wordprocessingml/2006/main">
+  <w:docDefaults>
+    <w:rPrDefault>
+      <w:rPr>
+        <w:rFonts w:asciiTheme="minorHAnsi" w:eastAsiaTheme="minorEastAsia" w:hAnsiTheme="minorHAnsi" w:cstheme="minorBidi"/>
+        <w:sz w:val="22"/>
+        <w:szCs w:val="22"/>
+        <w:lang w:val="pt-BR" w:eastAsia="pt-BR" w:bidi="ar-SA"/>
+      </w:rPr>
+    </w:rPrDefault>
+    <w:pPrDefault>
+      <w:pPr>
+        <w:spacing w:after="200" w:line="276" w:lineRule="auto"/>
+      </w:pPr>
+    </w:pPrDefault>
+  </w:docDefaults>
+  <w:latentStyles w:defLockedState="0" w:defUIPriority="99" w:defSemiHidden="1" w:defUnhideWhenUsed="1" w:defQFormat="0" w:count="267">
+    <w:lsdException w:name="Normal" w:semiHidden="0" w:uiPriority="0" w:unhideWhenUsed="0" w:qFormat="1"/>
+    <w:lsdException w:name="heading 1" w:semiHidden="0" w:uiPriority="9" w:unhideWhenUsed="0" w:qFormat="1"/>
+    <w:lsdException w:name="heading 2" w:uiPriority="9" w:qFormat="1"/>
+    <w:lsdException w:name="heading 3" w:uiPriority="9" w:qFormat="1"/>
+    <w:lsdException w:name="heading 4" w:uiPriority="9" w:qFormat="1"/>
+    <w:lsdException w:name="heading 5" w:uiPriority="9" w:qFormat="1"/>
+    <w:lsdException w:name="heading 6" w:uiPriority="9" w:qFormat="1"/>
+    <w:lsdException w:name="heading 7" w:uiPriority="9" w:qFormat="1"/>
+    <w:lsdException w:name="heading 8" w:uiPriority="9" w:qFormat="1"/>
+    <w:lsdException w:name="heading 9" w:uiPriority="9" w:qFormat="1"/>
+    <w:lsdException w:name="toc 1" w:uiPriority="39"/>
+    <w:lsdException w:name="toc 2" w:uiPriority="39"/>
+    <w:lsdException w:name="toc 3" w:uiPriority="39"/>
+    <w:lsdException w:name="toc 4" w:uiPriority="39"/>
+    <w:lsdException w:name="toc 5" w:uiPriority="39"/>
+    <w:lsdException w:name="toc 6" w:uiPriority="39"/>
+    <w:lsdException w:name="toc 7" w:uiPriority="39"/>
+    <w:lsdException w:name="toc 8" w:uiPriority="39"/>
+    <w:lsdException w:name="toc 9" w:uiPriority="39"/>
+    <w:lsdException w:name="caption" w:uiPriority="35" w:qFormat="1"/>
+    <w:lsdException w:name="Title" w:semiHidden="0" w:uiPriority="10" w:unhideWhenUsed="0" w:qFormat="1"/>
+    <w:lsdException w:name="Default Paragraph Font" w:uiPriority="1"/>
+    <w:lsdException w:name="Subtitle" w:semiHidden="0" w:uiPriority="11" w:unhideWhenUsed="0" w:qFormat="1"/>
+    <w:lsdException w:name="Strong" w:semiHidden="0" w:uiPriority="22" w:unhideWhenUsed="0" w:qFormat="1"/>
+    <w:lsdException w:name="Emphasis" w:semiHidden="0" w:uiPriority="20" w:unhideWhenUsed="0" w:qFormat="1"/>
+    <w:lsdException w:name="Table Grid" w:semiHidden="0" w:uiPriority="59" w:unhideWhenUsed="0"/>
+    <w:lsdException w:name="Placeholder Text" w:unhideWhenUsed="0"/>
+    <w:lsdException w:name="No Spacing" w:semiHidden="0" w:uiPriority="1" w:unhideWhenUsed="0" w:qFormat="1"/>
+    <w:lsdException w:name="Light Shading" w:semiHidden="0" w:uiPriority="60" w:unhideWhenUsed="0"/>
+    <w:lsdException w:name="Light List" w:semiHidden="0" w:uiPriority="61" w:unhideWhenUsed="0"/>
+    <w:lsdException w:name="Light Grid" w:semiHidden="0" w:uiPriority="62" w:unhideWhenUsed="0"/>
+    <w:lsdException w:name="Medium Shading 1" w:semiHidden="0" w:uiPriority="63" w:unhideWhenUsed="0"/>
+    <w:lsdException w:name="Medium Shading 2" w:semiHidden="0" w:uiPriority="64" w:unhideWhenUsed="0"/>
+    <w:lsdException w:name="Medium List 1" w:semiHidden="0" w:uiPriority="65" w:unhideWhenUsed="0"/>
+    <w:lsdException w:name="Medium List 2" w:semiHidden="0" w:uiPriority="66" w:unhideWhenUsed="0"/>
+    <w:lsdException w:name="Medium Grid 1" w:semiHidden="0" w:uiPriority="67" w:unhideWhenUsed="0"/>
+    <w:lsdException w:name="Medium Grid 2" w:semiHidden="0" w:uiPriority="68" w:unhideWhenUsed="0"/>
+    <w:lsdException w:name="Medium Grid 3" w:semiHidden="0" w:uiPriority="69" w:unhideWhenUsed="0"/>
+    <w:lsdException w:name="Dark List" w:semiHidden="0" w:uiPriority="70" w:unhideWhenUsed="0"/>
+    <w:lsdException w:name="Colorful Shading" w:semiHidden="0" w:uiPriority="71" w:unhideWhenUsed="0"/>
+    <w:lsdException w:name="Colorful List" w:semiHidden="0" w:uiPriority="72" w:unhideWhenUsed="0"/>
+    <w:lsdException w:name="Colorful Grid" w:semiHidden="0" w:uiPriority="73" w:unhideWhenUsed="0"/>
+    <w:lsdException w:name="Light Shading Accent 1" w:semiHidden="0" w:uiPriority="60" w:unhideWhenUsed="0"/>
+    <w:lsdException w:name="Light List Accent 1" w:semiHidden="0" w:uiPriority="61" w:unhideWhenUsed="0"/>
+    <w:lsdException w:name="Light Grid Accent 1" w:semiHidden="0" w:uiPriority="62" w:unhideWhenUsed="0"/>
+    <w:lsdException w:name="Medium Shading 1 Accent 1" w:semiHidden="0" w:uiPriority="63" w:unhideWhenUsed="0"/>
+    <w:lsdException w:name="Medium Shading 2 Accent 1" w:semiHidden="0" w:uiPriority="64" w:unhideWhenUsed="0"/>
+    <w:lsdException w:name="Medium List 1 Accent 1" w:semiHidden="0" w:uiPriority="65" w:unhideWhenUsed="0"/>
+    <w:lsdException w:name="Revision" w:unhideWhenUsed="0"/>
+    <w:lsdException w:name="List Paragraph" w:semiHidden="0" w:uiPriority="34" w:unhideWhenUsed="0" w:qFormat="1"/>
+    <w:lsdException w:name="Quote" w:semiHidden="0" w:uiPriority="29" w:unhideWhenUsed="0" w:qFormat="1"/>
+    <w:lsdException w:name="Intense Quote" w:semiHidden="0" w:uiPriority="30" w:unhideWhenUsed="0" w:qFormat="1"/>
+    <w:lsdException w:name="Medium List 2 Accent 1" w:semiHidden="0" w:uiPriority="66" w:unhideWhenUsed="0"/>
+    <w:lsdException w:name="Medium Grid 1 Accent 1" w:semiHidden="0" w:uiPriority="67" w:unhideWhenUsed="0"/>
+    <w:lsdException w:name="Medium Grid 2 Accent 1" w:semiHidden="0" w:uiPriority="68" w:unhideWhenUsed="0"/>
+    <w:lsdException w:name="Medium Grid 3 Accent 1" w:semiHidden="0" w:uiPriority="69" w:unhideWhenUsed="0"/>
+    <w:lsdException w:name="Dark List Accent 1" w:semiHidden="0" w:uiPriority="70" w:unhideWhenUsed="0"/>
+    <w:lsdException w:name="Colorful Shading Accent 1" w:semiHidden="0" w:uiPriority="71" w:unhideWhenUsed="0"/>
+    <w:lsdException w:name="Colorful List Accent 1" w:semiHidden="0" w:uiPriority="72" w:unhideWhenUsed="0"/>
+    <w:lsdException w:name="Colorful Grid Accent 1" w:semiHidden="0" w:uiPriority="73" w:unhideWhenUsed="0"/>
+    <w:lsdException w:name="Light Shading Accent 2" w:semiHidden="0" w:uiPriority="60" w:unhideWhenUsed="0"/>
+    <w:lsdException w:name="Light List Accent 2" w:semiHidden="0" w:uiPriority="61" w:unhideWhenUsed="0"/>
+    <w:lsdException w:name="Light Grid Accent 2" w:semiHidden="0" w:uiPriority="62" w:unhideWhenUsed="0"/>
+    <w:lsdException w:name="Medium Shading 1 Accent 2" w:semiHidden="0" w:uiPriority="63" w:unhideWhenUsed="0"/>
+    <w:lsdException w:name="Medium Shading 2 Accent 2" w:semiHidden="0" w:uiPriority="64" w:unhideWhenUsed="0"/>
+    <w:lsdException w:name="Medium List 1 Accent 2" w:semiHidden="0" w:uiPriority="65" w:unhideWhenUsed="0"/>
+    <w:lsdException w:name="Medium List 2 Accent 2" w:semiHidden="0" w:uiPriority="66" w:unhideWhenUsed="0"/>
+    <w:lsdException w:name="Medium Grid 1 Accent 2" w:semiHidden="0" w:uiPriority="67" w:unhideWhenUsed="0"/>
+    <w:lsdException w:name="Medium Grid 2 Accent 2" w:semiHidden="0" w:uiPriority="68" w:unhideWhenUsed="0"/>
+    <w:lsdException w:name="Medium Grid 3 Accent 2" w:semiHidden="0" w:uiPriority="69" w:unhideWhenUsed="0"/>
+    <w:lsdException w:name="Dark List Accent 2" w:semiHidden="0" w:uiPriority="70" w:unhideWhenUsed="0"/>
+    <w:lsdException w:name="Colorful Shading Accent 2" w:semiHidden="0" w:uiPriority="71" w:unhideWhenUsed="0"/>
+    <w:lsdException w:name="Colorful List Accent 2" w:semiHidden="0" w:uiPriority="72" w:unhideWhenUsed="0"/>
+    <w:lsdException w:name="Colorful Grid Accent 2" w:semiHidden="0" w:uiPriority="73" w:unhideWhenUsed="0"/>
+    <w:lsdException w:name="Light Shading Accent 3" w:semiHidden="0" w:uiPriority="60" w:unhideWhenUsed="0"/>
+    <w:lsdException w:name="Light List Accent 3" w:semiHidden="0" w:uiPriority="61" w:unhideWhenUsed="0"/>
+    <w:lsdException w:name="Light Grid Accent 3" w:semiHidden="0" w:uiPriority="62" w:unhideWhenUsed="0"/>
+    <w:lsdException w:name="Medium Shading 1 Accent 3" w:semiHidden="0" w:uiPriority="63" w:unhideWhenUsed="0"/>
+    <w:lsdException w:name="Medium Shading 2 Accent 3" w:semiHidden="0" w:uiPriority="64" w:unhideWhenUsed="0"/>
+    <w:lsdException w:name="Medium List 1 Accent 3" w:semiHidden="0" w:uiPriority="65" w:unhideWhenUsed="0"/>
+    <w:lsdException w:name="Medium List 2 Accent 3" w:semiHidden="0" w:uiPriority="66" w:unhideWhenUsed="0"/>
+    <w:lsdException w:name="Medium Grid 1 Accent 3" w:semiHidden="0" w:uiPriority="67" w:unhideWhenUsed="0"/>
+    <w:lsdException w:name="Medium Grid 2 Accent 3" w:semiHidden="0" w:uiPriority="68" w:unhideWhenUsed="0"/>
+    <w:lsdException w:name="Medium Grid 3 Accent 3" w:semiHidden="0" w:uiPriority="69" w:unhideWhenUsed="0"/>
+    <w:lsdException w:name="Dark List Accent 3" w:semiHidden="0" w:uiPriority="70" w:unhideWhenUsed="0"/>
+    <w:lsdException w:name="Colorful Shading Accent 3" w:semiHidden="0" w:uiPriority="71" w:unhideWhenUsed="0"/>
+    <w:lsdException w:name="Colorful List Accent 3" w:semiHidden="0" w:uiPriority="72" w:unhideWhenUsed="0"/>
+    <w:lsdException w:name="Colorful Grid Accent 3" w:semiHidden="0" w:uiPriority="73" w:unhideWhenUsed="0"/>
+    <w:lsdException w:name="Light Shading Accent 4" w:semiHidden="0" w:uiPriority="60" w:unhideWhenUsed="0"/>
+    <w:lsdException w:name="Light List Accent 4" w:semiHidden="0" w:uiPriority="61" w:unhideWhenUsed="0"/>
+    <w:lsdException w:name="Light Grid Accent 4" w:semiHidden="0" w:uiPriority="62" w:unhideWhenUsed="0"/>
+    <w:lsdException w:name="Medium Shading 1 Accent 4" w:semiHidden="0" w:uiPriority="63" w:unhideWhenUsed="0"/>
+    <w:lsdException w:name="Medium Shading 2 Accent 4" w:semiHidden="0" w:uiPriority="64" w:unhideWhenUsed="0"/>
+    <w:lsdException w:name="Medium List 1 Accent 4" w:semiHidden="0" w:uiPriority="65" w:unhideWhenUsed="0"/>
+    <w:lsdException w:name="Medium List 2 Accent 4" w:semiHidden="0" w:uiPriority="66" w:unhideWhenUsed="0"/>
+    <w:lsdException w:name="Medium Grid 1 Accent 4" w:semiHidden="0" w:uiPriority="67" w:unhideWhenUsed="0"/>
+    <w:lsdException w:name="Medium Grid 2 Accent 4" w:semiHidden="0" w:uiPriority="68" w:unhideWhenUsed="0"/>
+    <w:lsdException w:name="Medium Grid 3 Accent 4" w:semiHidden="0" w:uiPriority="69" w:unhideWhenUsed="0"/>
+    <w:lsdException w:name="Dark List Accent 4" w:semiHidden="0" w:uiPriority="70" w:unhideWhenUsed="0"/>
+    <w:lsdException w:name="Colorful Shading Accent 4" w:semiHidden="0" w:uiPriority="71" w:unhideWhenUsed="0"/>
+    <w:lsdException w:name="Colorful List Accent 4" w:semiHidden="0" w:uiPriority="72" w:unhideWhenUsed="0"/>
+    <w:lsdException w:name="Colorful Grid Accent 4" w:semiHidden="0" w:uiPriority="73" w:unhideWhenUsed="0"/>
+    <w:lsdException w:name="Light Shading Accent 5" w:semiHidden="0" w:uiPriority="60" w:unhideWhenUsed="0"/>
+    <w:lsdException w:name="Light List Accent 5" w:semiHidden="0" w:uiPriority="61" w:unhideWhenUsed="0"/>
+    <w:lsdException w:name="Light Grid Accent 5" w:semiHidden="0" w:uiPriority="62" w:unhideWhenUsed="0"/>
+    <w:lsdException w:name="Medium Shading 1 Accent 5" w:semiHidden="0" w:uiPriority="63" w:unhideWhenUsed="0"/>
+    <w:lsdException w:name="Medium Shading 2 Accent 5" w:semiHidden="0" w:uiPriority="64" w:unhideWhenUsed="0"/>
+    <w:lsdException w:name="Medium List 1 Accent 5" w:semiHidden="0" w:uiPriority="65" w:unhideWhenUsed="0"/>
+    <w:lsdException w:name="Medium List 2 Accent 5" w:semiHidden="0" w:uiPriority="66" w:unhideWhenUsed="0"/>
+    <w:lsdException w:name="Medium Grid 1 Accent 5" w:semiHidden="0" w:uiPriority="67" w:unhideWhenUsed="0"/>
+    <w:lsdException w:name="Medium Grid 2 Accent 5" w:semiHidden="0" w:uiPriority="68" w:unhideWhenUsed="0"/>
+    <w:lsdException w:name="Medium Grid 3 Accent 5" w:semiHidden="0" w:uiPriority="69" w:unhideWhenUsed="0"/>
+    <w:lsdException w:name="Dark List Accent 5" w:semiHidden="0" w:uiPriority="70" w:unhideWhenUsed="0"/>
+    <w:lsdException w:name="Colorful Shading Accent 5" w:semiHidden="0" w:uiPriority="71" w:unhideWhenUsed="0"/>
+    <w:lsdException w:name="Colorful List Accent 5" w:semiHidden="0" w:uiPriority="72" w:unhideWhenUsed="0"/>
+    <w:lsdException w:name="Colorful Grid Accent 5" w:semiHidden="0" w:uiPriority="73" w:unhideWhenUsed="0"/>
+    <w:lsdException w:name="Light Shading Accent 6" w:semiHidden="0" w:uiPriority="60" w:unhideWhenUsed="0"/>
+    <w:lsdException w:name="Light List Accent 6" w:semiHidden="0" w:uiPriority="61" w:unhideWhenUsed="0"/>
+    <w:lsdException w:name="Light Grid Accent 6" w:semiHidden="0" w:uiPriority="62" w:unhideWhenUsed="0"/>
+    <w:lsdException w:name="Medium Shading 1 Accent 6" w:semiHidden="0" w:uiPriority="63" w:unhideWhenUsed="0"/>
+    <w:lsdException w:name="Medium Shading 2 Accent 6" w:semiHidden="0" w:uiPriority="64" w:unhideWhenUsed="0"/>
+    <w:lsdException w:name="Medium List 1 Accent 6" w:semiHidden="0" w:uiPriority="65" w:unhideWhenUsed="0"/>
+    <w:lsdException w:name="Medium List 2 Accent 6" w:semiHidden="0" w:uiPriority="66" w:unhideWhenUsed="0"/>
+    <w:lsdException w:name="Medium Grid 1 Accent 6" w:semiHidden="0" w:uiPriority="67" w:unhideWhenUsed="0"/>
+    <w:lsdException w:name="Medium Grid 2 Accent 6" w:semiHidden="0" w:uiPriority="68" w:unhideWhenUsed="0"/>
+    <w:lsdException w:name="Medium Grid 3 Accent 6" w:semiHidden="0" w:uiPriority="69" w:unhideWhenUsed="0"/>
+    <w:lsdException w:name="Dark List Accent 6" w:semiHidden="0" w:uiPriority="70" w:unhideWhenUsed="0"/>
+    <w:lsdException w:name="Colorful Shading Accent 6" w:semiHidden="0" w:uiPriority="71" w:unhideWhenUsed="0"/>
+    <w:lsdException w:name="Colorful List Accent 6" w:semiHidden="0" w:uiPriority="72" w:unhideWhenUsed="0"/>
+    <w:lsdException w:name="Colorful Grid Accent 6" w:semiHidden="0" w:uiPriority="73" w:unhideWhenUsed="0"/>
+    <w:lsdException w:name="Subtle Emphasis" w:semiHidden="0" w:uiPriority="19" w:unhideWhenUsed="0" w:qFormat="1"/>
+    <w:lsdException w:name="Intense Emphasis" w:semiHidden="0" w:uiPriority="21" w:unhideWhenUsed="0" w:qFormat="1"/>
+    <w:lsdException w:name="Subtle Reference" w:semiHidden="0" w:uiPriority="31" w:unhideWhenUsed="0" w:qFormat="1"/>
+    <w:lsdException w:name="Intense Reference" w:semiHidden="0" w:uiPriority="32" w:unhideWhenUsed="0" w:qFormat="1"/>
+    <w:lsdException w:name="Book Title" w:semiHidden="0" w:uiPriority="33" w:unhideWhenUsed="0" w:qFormat="1"/>
+    <w:lsdException w:name="Bibliography" w:uiPriority="37"/>
+    <w:lsdException w:name="TOC Heading" w:uiPriority="39" w:qFormat="1"/>
+  </w:latentStyles>
+  <w:style w:type="paragraph" w:default="1" w:styleId="Normal">
+    <w:name w:val="Normal"/>
+    <w:qFormat/>
+  </w:style>
+  <w:style w:type="character" w:default="1" w:styleId="Fontepargpadro">
+    <w:name w:val="Default Paragraph Font"/>
+    <w:uiPriority w:val="1"/>
+    <w:semiHidden/>
+    <w:unhideWhenUsed/>
+  </w:style>
+  <w:style w:type="table" w:default="1" w:styleId="Tabelanormal">
+    <w:name w:val="Normal Table"/>
+    <w:uiPriority w:val="99"/>
+    <w:semiHidden/>
+    <w:unhideWhenUsed/>
+    <w:qFormat/>
+    <w:tblPr>
+      <w:tblInd w:w="0" w:type="dxa"/>
+      <w:tblCellMar>
+        <w:top w:w="0" w:type="dxa"/>
+        <w:left w:w="108" w:type="dxa"/>
+        <w:bottom w:w="0" w:type="dxa"/>
+        <w:right w:w="108" w:type="dxa"/>
+      </w:tblCellMar>
+    </w:tblPr>
+  </w:style>
+  <w:style w:type="numbering" w:default="1" w:styleId="Semlista">
+    <w:name w:val="No List"/>
+    <w:uiPriority w:val="99"/>
+    <w:semiHidden/>
+    <w:unhideWhenUsed/>
+  </w:style>
+  <w:style w:type="character" w:styleId="TextodoEspaoReservado">
+    <w:name w:val="Placeholder Text"/>
+    <w:basedOn w:val="Fontepargpadro"/>
+    <w:uiPriority w:val="99"/>
+    <w:semiHidden/>
+    <w:rsid w:val="00131C45"/>
+    <w:rPr>
+      <w:color w:val="808080"/>
+    </w:rPr>
+  </w:style>
+</w:styles>
+</file>
+
+<file path=word/glossary/webSettings.xml><?xml version="1.0" encoding="utf-8"?>
+<w:webSettings xmlns:r="http://schemas.openxmlformats.org/officeDocument/2006/relationships" xmlns:w="http://schemas.openxmlformats.org/wordprocessingml/2006/main">
+  <w:optimizeForBrowser/>
+</w:webSettings>
 </file>
 
 <file path=word/theme/theme1.xml><?xml version="1.0" encoding="utf-8"?>
@@ -1567,4 +5781,16 @@
   <a:objectDefaults/>
   <a:extraClrSchemeLst/>
 </a:theme>
+</file>
+
+<file path=customXml/item1.xml><?xml version="1.0" encoding="utf-8"?>
+<b:Sources xmlns:b="http://schemas.openxmlformats.org/officeDocument/2006/bibliography" xmlns="http://schemas.openxmlformats.org/officeDocument/2006/bibliography" SelectedStyle="\APA.XSL" StyleName="APA"/>
+</file>
+
+<file path=customXml/itemProps1.xml><?xml version="1.0" encoding="utf-8"?>
+<ds:datastoreItem xmlns:ds="http://schemas.openxmlformats.org/officeDocument/2006/customXml" ds:itemID="{429D4857-060D-4CC3-B8C8-FCB996EDA3F2}">
+  <ds:schemaRefs>
+    <ds:schemaRef ds:uri="http://schemas.openxmlformats.org/officeDocument/2006/bibliography"/>
+  </ds:schemaRefs>
+</ds:datastoreItem>
 </file>
--- a/Relatorio_Equipe_HeapSort.docx
+++ b/Relatorio_Equipe_HeapSort.docx
@@ -5,6 +5,7 @@
     <w:p>
       <w:pPr>
         <w:spacing w:line="480" w:lineRule="auto"/>
+        <w:jc w:val="both"/>
         <w:rPr>
           <w:rFonts w:ascii="Times" w:hAnsi="Times" w:cs="Times"/>
           <w:sz w:val="24"/>
@@ -106,6 +107,7 @@
           <w:p>
             <w:pPr>
               <w:spacing w:line="480" w:lineRule="auto"/>
+              <w:jc w:val="both"/>
               <w:rPr>
                 <w:rFonts w:ascii="Times" w:hAnsi="Times" w:cs="Times"/>
                 <w:b/>
@@ -131,6 +133,7 @@
           <w:p>
             <w:pPr>
               <w:spacing w:line="480" w:lineRule="auto"/>
+              <w:jc w:val="both"/>
               <w:rPr>
                 <w:rFonts w:ascii="Times" w:hAnsi="Times" w:cs="Times"/>
                 <w:b/>
@@ -158,6 +161,7 @@
           <w:p>
             <w:pPr>
               <w:spacing w:line="480" w:lineRule="auto"/>
+              <w:jc w:val="both"/>
               <w:rPr>
                 <w:rFonts w:ascii="Times" w:hAnsi="Times" w:cs="Times"/>
                 <w:sz w:val="24"/>
@@ -181,6 +185,7 @@
           <w:p>
             <w:pPr>
               <w:spacing w:line="480" w:lineRule="auto"/>
+              <w:jc w:val="both"/>
               <w:rPr>
                 <w:rFonts w:ascii="Times" w:hAnsi="Times" w:cs="Times"/>
                 <w:sz w:val="24"/>
@@ -206,6 +211,7 @@
           <w:p>
             <w:pPr>
               <w:spacing w:line="480" w:lineRule="auto"/>
+              <w:jc w:val="both"/>
               <w:rPr>
                 <w:rFonts w:ascii="Times" w:hAnsi="Times" w:cs="Times"/>
                 <w:sz w:val="24"/>
@@ -229,6 +235,7 @@
           <w:p>
             <w:pPr>
               <w:spacing w:line="480" w:lineRule="auto"/>
+              <w:jc w:val="both"/>
               <w:rPr>
                 <w:rFonts w:ascii="Times" w:hAnsi="Times" w:cs="Times"/>
                 <w:sz w:val="24"/>
@@ -246,6 +253,7 @@
           <w:p>
             <w:pPr>
               <w:spacing w:line="480" w:lineRule="auto"/>
+              <w:jc w:val="both"/>
               <w:rPr>
                 <w:rFonts w:ascii="Times" w:hAnsi="Times" w:cs="Times"/>
                 <w:sz w:val="24"/>
@@ -269,6 +277,7 @@
           <w:p>
             <w:pPr>
               <w:spacing w:line="480" w:lineRule="auto"/>
+              <w:jc w:val="both"/>
               <w:rPr>
                 <w:rFonts w:ascii="Times" w:hAnsi="Times" w:cs="Times"/>
                 <w:sz w:val="24"/>
@@ -282,7 +291,10 @@
     <w:sdt>
       <w:sdtPr>
         <w:rPr>
-          <w:rFonts w:ascii="Times" w:hAnsi="Times" w:cs="Times"/>
+          <w:rFonts w:ascii="Times" w:eastAsiaTheme="minorHAnsi" w:hAnsi="Times" w:cs="Times"/>
+          <w:b w:val="0"/>
+          <w:bCs w:val="0"/>
+          <w:color w:val="auto"/>
           <w:sz w:val="24"/>
           <w:szCs w:val="24"/>
         </w:rPr>
@@ -292,18 +304,11 @@
           <w:docPartUnique/>
         </w:docPartObj>
       </w:sdtPr>
-      <w:sdtEndPr>
-        <w:rPr>
-          <w:rFonts w:eastAsiaTheme="minorHAnsi"/>
-          <w:b w:val="0"/>
-          <w:bCs w:val="0"/>
-          <w:color w:val="auto"/>
-        </w:rPr>
-      </w:sdtEndPr>
       <w:sdtContent>
         <w:p>
           <w:pPr>
             <w:pStyle w:val="CabealhodoSumrio"/>
+            <w:jc w:val="both"/>
             <w:rPr>
               <w:rFonts w:ascii="Times" w:hAnsi="Times" w:cs="Times"/>
               <w:sz w:val="24"/>
@@ -326,6 +331,7 @@
               <w:tab w:val="left" w:pos="440"/>
               <w:tab w:val="right" w:leader="dot" w:pos="9016"/>
             </w:tabs>
+            <w:jc w:val="both"/>
             <w:rPr>
               <w:rFonts w:ascii="Times" w:hAnsi="Times" w:cs="Times"/>
               <w:noProof/>
@@ -464,6 +470,7 @@
             <w:tabs>
               <w:tab w:val="right" w:leader="dot" w:pos="9016"/>
             </w:tabs>
+            <w:jc w:val="both"/>
             <w:rPr>
               <w:rFonts w:ascii="Times" w:hAnsi="Times" w:cs="Times"/>
               <w:noProof/>
@@ -559,6 +566,7 @@
             <w:tabs>
               <w:tab w:val="right" w:leader="dot" w:pos="9016"/>
             </w:tabs>
+            <w:jc w:val="both"/>
             <w:rPr>
               <w:rFonts w:ascii="Times" w:hAnsi="Times" w:cs="Times"/>
               <w:noProof/>
@@ -654,6 +662,7 @@
             <w:tabs>
               <w:tab w:val="right" w:leader="dot" w:pos="9016"/>
             </w:tabs>
+            <w:jc w:val="both"/>
             <w:rPr>
               <w:rFonts w:ascii="Times" w:hAnsi="Times" w:cs="Times"/>
               <w:noProof/>
@@ -750,6 +759,7 @@
               <w:tab w:val="left" w:pos="440"/>
               <w:tab w:val="right" w:leader="dot" w:pos="9016"/>
             </w:tabs>
+            <w:jc w:val="both"/>
             <w:rPr>
               <w:rFonts w:ascii="Times" w:hAnsi="Times" w:cs="Times"/>
               <w:noProof/>
@@ -864,6 +874,7 @@
             <w:tabs>
               <w:tab w:val="right" w:leader="dot" w:pos="9016"/>
             </w:tabs>
+            <w:jc w:val="both"/>
             <w:rPr>
               <w:rFonts w:ascii="Times" w:hAnsi="Times" w:cs="Times"/>
               <w:noProof/>
@@ -959,6 +970,7 @@
             <w:tabs>
               <w:tab w:val="right" w:leader="dot" w:pos="9016"/>
             </w:tabs>
+            <w:jc w:val="both"/>
             <w:rPr>
               <w:rFonts w:ascii="Times" w:hAnsi="Times" w:cs="Times"/>
               <w:noProof/>
@@ -1054,6 +1066,7 @@
             <w:tabs>
               <w:tab w:val="right" w:leader="dot" w:pos="9016"/>
             </w:tabs>
+            <w:jc w:val="both"/>
             <w:rPr>
               <w:rFonts w:ascii="Times" w:hAnsi="Times" w:cs="Times"/>
               <w:noProof/>
@@ -1149,6 +1162,7 @@
             <w:tabs>
               <w:tab w:val="right" w:leader="dot" w:pos="9016"/>
             </w:tabs>
+            <w:jc w:val="both"/>
             <w:rPr>
               <w:rFonts w:ascii="Times" w:hAnsi="Times" w:cs="Times"/>
               <w:noProof/>
@@ -1244,6 +1258,7 @@
             <w:tabs>
               <w:tab w:val="right" w:leader="dot" w:pos="9016"/>
             </w:tabs>
+            <w:jc w:val="both"/>
             <w:rPr>
               <w:rFonts w:ascii="Times" w:hAnsi="Times" w:cs="Times"/>
               <w:noProof/>
@@ -1339,6 +1354,7 @@
             <w:tabs>
               <w:tab w:val="right" w:leader="dot" w:pos="9016"/>
             </w:tabs>
+            <w:jc w:val="both"/>
             <w:rPr>
               <w:rFonts w:ascii="Times" w:hAnsi="Times" w:cs="Times"/>
               <w:noProof/>
@@ -1434,6 +1450,7 @@
             <w:tabs>
               <w:tab w:val="right" w:leader="dot" w:pos="9016"/>
             </w:tabs>
+            <w:jc w:val="both"/>
             <w:rPr>
               <w:rFonts w:ascii="Times" w:hAnsi="Times" w:cs="Times"/>
               <w:noProof/>
@@ -1530,6 +1547,7 @@
               <w:tab w:val="left" w:pos="440"/>
               <w:tab w:val="right" w:leader="dot" w:pos="9016"/>
             </w:tabs>
+            <w:jc w:val="both"/>
             <w:rPr>
               <w:rFonts w:ascii="Times" w:hAnsi="Times" w:cs="Times"/>
               <w:noProof/>
@@ -1644,6 +1662,7 @@
             <w:tabs>
               <w:tab w:val="right" w:leader="dot" w:pos="9016"/>
             </w:tabs>
+            <w:jc w:val="both"/>
             <w:rPr>
               <w:rFonts w:ascii="Times" w:hAnsi="Times" w:cs="Times"/>
               <w:noProof/>
@@ -1739,6 +1758,7 @@
             <w:tabs>
               <w:tab w:val="right" w:leader="dot" w:pos="9016"/>
             </w:tabs>
+            <w:jc w:val="both"/>
             <w:rPr>
               <w:rFonts w:ascii="Times" w:hAnsi="Times" w:cs="Times"/>
               <w:noProof/>
@@ -1834,6 +1854,7 @@
             <w:tabs>
               <w:tab w:val="right" w:leader="dot" w:pos="9016"/>
             </w:tabs>
+            <w:jc w:val="both"/>
             <w:rPr>
               <w:rFonts w:ascii="Times" w:hAnsi="Times" w:cs="Times"/>
               <w:noProof/>
@@ -1930,6 +1951,7 @@
               <w:tab w:val="left" w:pos="440"/>
               <w:tab w:val="right" w:leader="dot" w:pos="9016"/>
             </w:tabs>
+            <w:jc w:val="both"/>
             <w:rPr>
               <w:rFonts w:ascii="Times" w:hAnsi="Times" w:cs="Times"/>
               <w:noProof/>
@@ -2044,6 +2066,7 @@
             <w:tabs>
               <w:tab w:val="right" w:leader="dot" w:pos="9016"/>
             </w:tabs>
+            <w:jc w:val="both"/>
             <w:rPr>
               <w:rFonts w:ascii="Times" w:hAnsi="Times" w:cs="Times"/>
               <w:noProof/>
@@ -2139,6 +2162,7 @@
             <w:tabs>
               <w:tab w:val="right" w:leader="dot" w:pos="9016"/>
             </w:tabs>
+            <w:jc w:val="both"/>
             <w:rPr>
               <w:rFonts w:ascii="Times" w:hAnsi="Times" w:cs="Times"/>
               <w:noProof/>
@@ -2235,6 +2259,7 @@
               <w:tab w:val="left" w:pos="440"/>
               <w:tab w:val="right" w:leader="dot" w:pos="9016"/>
             </w:tabs>
+            <w:jc w:val="both"/>
             <w:rPr>
               <w:rFonts w:ascii="Times" w:hAnsi="Times" w:cs="Times"/>
               <w:noProof/>
@@ -2345,6 +2370,7 @@
         </w:p>
         <w:p>
           <w:pPr>
+            <w:jc w:val="both"/>
             <w:rPr>
               <w:rFonts w:ascii="Times" w:hAnsi="Times" w:cs="Times"/>
               <w:sz w:val="24"/>
@@ -2365,6 +2391,7 @@
     <w:p>
       <w:pPr>
         <w:pStyle w:val="Ttulo1"/>
+        <w:jc w:val="both"/>
         <w:rPr>
           <w:rFonts w:ascii="Times" w:hAnsi="Times" w:cs="Times"/>
           <w:sz w:val="24"/>
@@ -2379,6 +2406,7 @@
           <w:ilvl w:val="0"/>
           <w:numId w:val="2"/>
         </w:numPr>
+        <w:jc w:val="both"/>
         <w:rPr>
           <w:rFonts w:ascii="Times" w:hAnsi="Times" w:cs="Times"/>
           <w:sz w:val="24"/>
@@ -2399,6 +2427,7 @@
     <w:p>
       <w:pPr>
         <w:pStyle w:val="Ttulo2"/>
+        <w:jc w:val="both"/>
         <w:rPr>
           <w:rFonts w:ascii="Times" w:hAnsi="Times" w:cs="Times"/>
           <w:sz w:val="24"/>
@@ -2427,6 +2456,7 @@
     <w:p>
       <w:pPr>
         <w:pStyle w:val="Ttulo2"/>
+        <w:jc w:val="both"/>
         <w:rPr>
           <w:rFonts w:ascii="Times" w:hAnsi="Times" w:cs="Times"/>
           <w:sz w:val="24"/>
@@ -2465,6 +2495,7 @@
     <w:p>
       <w:pPr>
         <w:pStyle w:val="Ttulo2"/>
+        <w:jc w:val="both"/>
         <w:rPr>
           <w:rFonts w:ascii="Times" w:hAnsi="Times" w:cs="Times"/>
           <w:sz w:val="24"/>
@@ -2504,6 +2535,7 @@
       <w:pPr>
         <w:pStyle w:val="PargrafodaLista"/>
         <w:spacing w:line="480" w:lineRule="auto"/>
+        <w:jc w:val="both"/>
         <w:rPr>
           <w:rFonts w:ascii="Times" w:hAnsi="Times" w:cs="Times"/>
           <w:sz w:val="24"/>
@@ -2526,6 +2558,7 @@
           <w:ilvl w:val="0"/>
           <w:numId w:val="2"/>
         </w:numPr>
+        <w:jc w:val="both"/>
         <w:rPr>
           <w:rFonts w:ascii="Times" w:hAnsi="Times" w:cs="Times"/>
           <w:sz w:val="24"/>
@@ -2582,6 +2615,7 @@
     <w:p>
       <w:pPr>
         <w:pStyle w:val="Ttulo2"/>
+        <w:jc w:val="both"/>
         <w:rPr>
           <w:rFonts w:ascii="Times" w:hAnsi="Times" w:cs="Times"/>
           <w:sz w:val="24"/>
@@ -2601,7 +2635,13 @@
     </w:p>
     <w:p>
       <w:pPr>
+        <w:jc w:val="both"/>
+      </w:pPr>
+    </w:p>
+    <w:p>
+      <w:pPr>
         <w:pStyle w:val="Ttulo2"/>
+        <w:jc w:val="both"/>
         <w:rPr>
           <w:rFonts w:ascii="Times" w:hAnsi="Times" w:cs="Times"/>
           <w:sz w:val="24"/>
@@ -2639,6 +2679,7 @@
       <w:pPr>
         <w:pStyle w:val="PargrafodaLista"/>
         <w:spacing w:line="480" w:lineRule="auto"/>
+        <w:jc w:val="both"/>
         <w:rPr>
           <w:rFonts w:ascii="Times" w:hAnsi="Times" w:cs="Times"/>
           <w:sz w:val="24"/>
@@ -2694,6 +2735,7 @@
       <w:pPr>
         <w:pStyle w:val="PargrafodaLista"/>
         <w:spacing w:line="480" w:lineRule="auto"/>
+        <w:jc w:val="both"/>
         <w:rPr>
           <w:rFonts w:ascii="Times" w:eastAsiaTheme="minorEastAsia" w:hAnsi="Times" w:cs="Times"/>
           <w:sz w:val="24"/>
@@ -2776,6 +2818,7 @@
       <w:pPr>
         <w:pStyle w:val="PargrafodaLista"/>
         <w:spacing w:line="480" w:lineRule="auto"/>
+        <w:jc w:val="both"/>
         <w:rPr>
           <w:rFonts w:ascii="Times" w:hAnsi="Times" w:cs="Times"/>
           <w:sz w:val="24"/>
@@ -2799,6 +2842,7 @@
           <w:numId w:val="4"/>
         </w:numPr>
         <w:spacing w:line="480" w:lineRule="auto"/>
+        <w:jc w:val="both"/>
         <w:rPr>
           <w:rFonts w:ascii="Times" w:eastAsiaTheme="minorEastAsia" w:hAnsi="Times" w:cs="Times"/>
           <w:sz w:val="24"/>
@@ -2831,13 +2875,89 @@
         </w:rPr>
         <w:t>:</w:t>
       </w:r>
-      <w:r>
-        <w:rPr>
-          <w:rFonts w:ascii="Times" w:hAnsi="Times" w:cs="Times"/>
-          <w:sz w:val="24"/>
-          <w:szCs w:val="24"/>
-        </w:rPr>
-        <w:t xml:space="preserve"> </w:t>
+    </w:p>
+    <w:p>
+      <w:pPr>
+        <w:pStyle w:val="PargrafodaLista"/>
+        <w:spacing w:line="480" w:lineRule="auto"/>
+        <w:ind w:left="1080"/>
+        <w:jc w:val="both"/>
+        <w:rPr>
+          <w:rFonts w:ascii="Times" w:eastAsiaTheme="minorEastAsia" w:hAnsi="Times" w:cs="Times"/>
+          <w:sz w:val="24"/>
+          <w:szCs w:val="24"/>
+        </w:rPr>
+      </w:pPr>
+      <m:oMathPara>
+        <m:oMath>
+          <m:r>
+            <w:rPr>
+              <w:rFonts w:ascii="Cambria Math" w:hAnsi="Cambria Math" w:cs="Times"/>
+              <w:sz w:val="24"/>
+              <w:szCs w:val="24"/>
+            </w:rPr>
+            <m:t>O</m:t>
+          </m:r>
+          <m:d>
+            <m:dPr>
+              <m:ctrlPr>
+                <w:rPr>
+                  <w:rFonts w:ascii="Cambria Math" w:hAnsi="Times" w:cs="Times"/>
+                  <w:i/>
+                  <w:sz w:val="24"/>
+                  <w:szCs w:val="24"/>
+                </w:rPr>
+              </m:ctrlPr>
+            </m:dPr>
+            <m:e>
+              <m:r>
+                <w:rPr>
+                  <w:rFonts w:ascii="Cambria Math" w:hAnsi="Cambria Math" w:cs="Times"/>
+                  <w:sz w:val="24"/>
+                  <w:szCs w:val="24"/>
+                </w:rPr>
+                <m:t>n</m:t>
+              </m:r>
+            </m:e>
+          </m:d>
+        </m:oMath>
+      </m:oMathPara>
+    </w:p>
+    <w:p>
+      <w:pPr>
+        <w:spacing w:line="480" w:lineRule="auto"/>
+        <w:jc w:val="both"/>
+        <w:rPr>
+          <w:rFonts w:ascii="Times" w:eastAsiaTheme="minorEastAsia" w:hAnsi="Times" w:cs="Times"/>
+          <w:sz w:val="24"/>
+          <w:szCs w:val="24"/>
+        </w:rPr>
+      </w:pPr>
+      <w:r>
+        <w:rPr>
+          <w:rFonts w:ascii="Times" w:eastAsiaTheme="minorEastAsia" w:hAnsi="Times" w:cs="Times"/>
+          <w:sz w:val="24"/>
+          <w:szCs w:val="24"/>
+        </w:rPr>
+        <w:t xml:space="preserve">A Construção do </w:t>
+      </w:r>
+      <w:proofErr w:type="spellStart"/>
+      <w:r>
+        <w:rPr>
+          <w:rFonts w:ascii="Times" w:eastAsiaTheme="minorEastAsia" w:hAnsi="Times" w:cs="Times"/>
+          <w:sz w:val="24"/>
+          <w:szCs w:val="24"/>
+        </w:rPr>
+        <w:t>Heap</w:t>
+      </w:r>
+      <w:proofErr w:type="spellEnd"/>
+      <w:r>
+        <w:rPr>
+          <w:rFonts w:ascii="Times" w:eastAsiaTheme="minorEastAsia" w:hAnsi="Times" w:cs="Times"/>
+          <w:sz w:val="24"/>
+          <w:szCs w:val="24"/>
+        </w:rPr>
+        <w:t xml:space="preserve"> vale </w:t>
       </w:r>
       <m:oMath>
         <m:r>
@@ -2871,370 +2991,13 @@
           </m:e>
         </m:d>
       </m:oMath>
-    </w:p>
-    <w:p>
-      <w:pPr>
-        <w:pStyle w:val="PargrafodaLista"/>
-        <w:numPr>
-          <w:ilvl w:val="0"/>
-          <w:numId w:val="4"/>
-        </w:numPr>
-        <w:spacing w:line="480" w:lineRule="auto"/>
-        <w:rPr>
-          <w:rFonts w:ascii="Times" w:eastAsiaTheme="minorEastAsia" w:hAnsi="Times" w:cs="Times"/>
-          <w:sz w:val="24"/>
-          <w:szCs w:val="24"/>
-        </w:rPr>
-      </w:pPr>
-      <w:proofErr w:type="spellStart"/>
-      <w:r>
-        <w:rPr>
-          <w:rFonts w:ascii="Times" w:eastAsiaTheme="minorEastAsia" w:hAnsi="Times" w:cs="Times"/>
-          <w:sz w:val="24"/>
-          <w:szCs w:val="24"/>
-        </w:rPr>
-        <w:t>Heapify</w:t>
-      </w:r>
-      <w:proofErr w:type="spellEnd"/>
-      <w:r>
-        <w:rPr>
-          <w:rFonts w:ascii="Times" w:eastAsiaTheme="minorEastAsia" w:hAnsi="Times" w:cs="Times"/>
-          <w:sz w:val="24"/>
-          <w:szCs w:val="24"/>
-        </w:rPr>
-        <w:t xml:space="preserve">: </w:t>
-      </w:r>
-      <m:oMath>
-        <m:r>
-          <w:rPr>
-            <w:rFonts w:ascii="Cambria Math" w:hAnsi="Cambria Math" w:cs="Times"/>
-            <w:sz w:val="24"/>
-            <w:szCs w:val="24"/>
-          </w:rPr>
-          <m:t>O</m:t>
-        </m:r>
-        <m:r>
-          <w:rPr>
-            <w:rFonts w:ascii="Cambria Math" w:hAnsi="Times" w:cs="Times"/>
-            <w:sz w:val="24"/>
-            <w:szCs w:val="24"/>
-          </w:rPr>
-          <m:t>(</m:t>
-        </m:r>
-        <m:func>
-          <m:funcPr>
-            <m:ctrlPr>
-              <w:rPr>
-                <w:rFonts w:ascii="Cambria Math" w:hAnsi="Times" w:cs="Times"/>
-                <w:i/>
-                <w:sz w:val="24"/>
-                <w:szCs w:val="24"/>
-              </w:rPr>
-            </m:ctrlPr>
-          </m:funcPr>
-          <m:fName>
-            <m:r>
-              <m:rPr>
-                <m:sty m:val="p"/>
-              </m:rPr>
-              <w:rPr>
-                <w:rFonts w:ascii="Cambria Math" w:hAnsi="Times" w:cs="Times"/>
-                <w:sz w:val="24"/>
-                <w:szCs w:val="24"/>
-              </w:rPr>
-              <m:t>log</m:t>
-            </m:r>
-          </m:fName>
-          <m:e>
-            <m:r>
-              <w:rPr>
-                <w:rFonts w:ascii="Cambria Math" w:hAnsi="Times" w:cs="Times"/>
-                <w:sz w:val="24"/>
-                <w:szCs w:val="24"/>
-              </w:rPr>
-              <m:t>n)</m:t>
-            </m:r>
-            <m:r>
-              <w:rPr>
-                <w:rFonts w:ascii="Cambria Math" w:hAnsi="Times" w:cs="Times"/>
-                <w:sz w:val="24"/>
-                <w:szCs w:val="24"/>
-              </w:rPr>
-              <m:t>*</m:t>
-            </m:r>
-            <m:r>
-              <w:rPr>
-                <w:rFonts w:ascii="Cambria Math" w:hAnsi="Times" w:cs="Times"/>
-                <w:sz w:val="24"/>
-                <w:szCs w:val="24"/>
-              </w:rPr>
-              <m:t>n</m:t>
-            </m:r>
-          </m:e>
-        </m:func>
-      </m:oMath>
-    </w:p>
-    <w:p>
-      <w:pPr>
-        <w:pStyle w:val="PargrafodaLista"/>
-        <w:numPr>
-          <w:ilvl w:val="0"/>
-          <w:numId w:val="4"/>
-        </w:numPr>
-        <w:spacing w:line="480" w:lineRule="auto"/>
-        <w:rPr>
-          <w:rFonts w:ascii="Times" w:eastAsiaTheme="minorEastAsia" w:hAnsi="Times" w:cs="Times"/>
-          <w:sz w:val="24"/>
-          <w:szCs w:val="24"/>
-        </w:rPr>
-      </w:pPr>
-      <w:r>
-        <w:rPr>
-          <w:rFonts w:ascii="Times" w:eastAsiaTheme="minorEastAsia" w:hAnsi="Times" w:cs="Times"/>
-          <w:sz w:val="24"/>
-          <w:szCs w:val="24"/>
-        </w:rPr>
-        <w:t xml:space="preserve">Swap: </w:t>
-      </w:r>
-      <m:oMath>
-        <m:r>
-          <w:rPr>
-            <w:rFonts w:ascii="Cambria Math" w:hAnsi="Cambria Math" w:cs="Times"/>
-            <w:sz w:val="24"/>
-            <w:szCs w:val="24"/>
-          </w:rPr>
-          <m:t>O</m:t>
-        </m:r>
-        <m:d>
-          <m:dPr>
-            <m:ctrlPr>
-              <w:rPr>
-                <w:rFonts w:ascii="Cambria Math" w:hAnsi="Times" w:cs="Times"/>
-                <w:i/>
-                <w:sz w:val="24"/>
-                <w:szCs w:val="24"/>
-              </w:rPr>
-            </m:ctrlPr>
-          </m:dPr>
-          <m:e>
-            <m:r>
-              <w:rPr>
-                <w:rFonts w:ascii="Cambria Math" w:hAnsi="Times" w:cs="Times"/>
-                <w:sz w:val="24"/>
-                <w:szCs w:val="24"/>
-              </w:rPr>
-              <m:t>1</m:t>
-            </m:r>
-          </m:e>
-        </m:d>
-        <m:r>
-          <w:rPr>
-            <w:rFonts w:ascii="Cambria Math" w:hAnsi="Times" w:cs="Times"/>
-            <w:sz w:val="24"/>
-            <w:szCs w:val="24"/>
-          </w:rPr>
-          <m:t>→</m:t>
-        </m:r>
-        <m:r>
-          <w:rPr>
-            <w:rFonts w:ascii="Cambria Math" w:hAnsi="Times" w:cs="Times"/>
-            <w:sz w:val="24"/>
-            <w:szCs w:val="24"/>
-          </w:rPr>
-          <m:t>O</m:t>
-        </m:r>
-        <m:d>
-          <m:dPr>
-            <m:ctrlPr>
-              <w:rPr>
-                <w:rFonts w:ascii="Cambria Math" w:hAnsi="Times" w:cs="Times"/>
-                <w:i/>
-                <w:sz w:val="24"/>
-                <w:szCs w:val="24"/>
-              </w:rPr>
-            </m:ctrlPr>
-          </m:dPr>
-          <m:e>
-            <m:r>
-              <w:rPr>
-                <w:rFonts w:ascii="Cambria Math" w:hAnsi="Times" w:cs="Times"/>
-                <w:sz w:val="24"/>
-                <w:szCs w:val="24"/>
-              </w:rPr>
-              <m:t>1</m:t>
-            </m:r>
-          </m:e>
-        </m:d>
-        <m:r>
-          <w:rPr>
-            <w:rFonts w:ascii="Cambria Math" w:hAnsi="Times" w:cs="Times"/>
-            <w:sz w:val="24"/>
-            <w:szCs w:val="24"/>
-          </w:rPr>
-          <m:t>→</m:t>
-        </m:r>
-        <m:r>
-          <w:rPr>
-            <w:rFonts w:ascii="Cambria Math" w:hAnsi="Times" w:cs="Times"/>
-            <w:sz w:val="24"/>
-            <w:szCs w:val="24"/>
-          </w:rPr>
-          <m:t>O(</m:t>
-        </m:r>
-        <m:func>
-          <m:funcPr>
-            <m:ctrlPr>
-              <w:rPr>
-                <w:rFonts w:ascii="Cambria Math" w:hAnsi="Times" w:cs="Times"/>
-                <w:i/>
-                <w:sz w:val="24"/>
-                <w:szCs w:val="24"/>
-              </w:rPr>
-            </m:ctrlPr>
-          </m:funcPr>
-          <m:fName>
-            <m:r>
-              <m:rPr>
-                <m:sty m:val="p"/>
-              </m:rPr>
-              <w:rPr>
-                <w:rFonts w:ascii="Cambria Math" w:hAnsi="Times" w:cs="Times"/>
-                <w:sz w:val="24"/>
-                <w:szCs w:val="24"/>
-              </w:rPr>
-              <m:t>log</m:t>
-            </m:r>
-          </m:fName>
-          <m:e>
-            <m:r>
-              <w:rPr>
-                <w:rFonts w:ascii="Cambria Math" w:hAnsi="Times" w:cs="Times"/>
-                <w:sz w:val="24"/>
-                <w:szCs w:val="24"/>
-              </w:rPr>
-              <m:t>n</m:t>
-            </m:r>
-            <w:proofErr w:type="gramStart"/>
-            <m:r>
-              <w:rPr>
-                <w:rFonts w:ascii="Cambria Math" w:hAnsi="Times" w:cs="Times"/>
-                <w:sz w:val="24"/>
-                <w:szCs w:val="24"/>
-              </w:rPr>
-              <m:t>)</m:t>
-            </m:r>
-            <w:proofErr w:type="gramEnd"/>
-          </m:e>
-        </m:func>
-      </m:oMath>
-    </w:p>
-    <w:p>
-      <w:pPr>
-        <w:pStyle w:val="PargrafodaLista"/>
-        <w:spacing w:line="480" w:lineRule="auto"/>
-        <w:rPr>
-          <w:rFonts w:ascii="Times" w:eastAsiaTheme="minorEastAsia" w:hAnsi="Times" w:cs="Times"/>
-          <w:sz w:val="24"/>
-          <w:szCs w:val="24"/>
-        </w:rPr>
-      </w:pPr>
-      <w:r>
-        <w:rPr>
-          <w:rFonts w:ascii="Times" w:eastAsiaTheme="minorEastAsia" w:hAnsi="Times" w:cs="Times"/>
-          <w:sz w:val="24"/>
-          <w:szCs w:val="24"/>
-        </w:rPr>
-        <w:t>**</w:t>
-      </w:r>
-      <w:r>
-        <w:rPr>
-          <w:rFonts w:ascii="Times" w:eastAsiaTheme="minorEastAsia" w:hAnsi="Times" w:cs="Times"/>
-          <w:sz w:val="24"/>
-          <w:szCs w:val="24"/>
-        </w:rPr>
-        <w:t xml:space="preserve"> A Construção do </w:t>
-      </w:r>
-      <w:proofErr w:type="spellStart"/>
-      <w:r>
-        <w:rPr>
-          <w:rFonts w:ascii="Times" w:eastAsiaTheme="minorEastAsia" w:hAnsi="Times" w:cs="Times"/>
-          <w:sz w:val="24"/>
-          <w:szCs w:val="24"/>
-        </w:rPr>
-        <w:t>Heap</w:t>
-      </w:r>
-      <w:proofErr w:type="spellEnd"/>
-      <w:r>
-        <w:rPr>
-          <w:rFonts w:ascii="Times" w:eastAsiaTheme="minorEastAsia" w:hAnsi="Times" w:cs="Times"/>
-          <w:sz w:val="24"/>
-          <w:szCs w:val="24"/>
-        </w:rPr>
-        <w:t xml:space="preserve"> vale </w:t>
-      </w:r>
-      <m:oMath>
-        <m:r>
-          <w:rPr>
-            <w:rFonts w:ascii="Cambria Math" w:hAnsi="Cambria Math" w:cs="Times"/>
-            <w:sz w:val="24"/>
-            <w:szCs w:val="24"/>
-          </w:rPr>
-          <m:t>O</m:t>
-        </m:r>
-        <m:d>
-          <m:dPr>
-            <m:ctrlPr>
-              <w:rPr>
-                <w:rFonts w:ascii="Cambria Math" w:hAnsi="Times" w:cs="Times"/>
-                <w:i/>
-                <w:sz w:val="24"/>
-                <w:szCs w:val="24"/>
-              </w:rPr>
-            </m:ctrlPr>
-          </m:dPr>
-          <m:e>
-            <m:r>
-              <w:rPr>
-                <w:rFonts w:ascii="Cambria Math" w:hAnsi="Cambria Math" w:cs="Times"/>
-                <w:sz w:val="24"/>
-                <w:szCs w:val="24"/>
-              </w:rPr>
-              <m:t>n</m:t>
-            </m:r>
-          </m:e>
-        </m:d>
-      </m:oMath>
-      <w:r>
-        <w:rPr>
-          <w:rFonts w:ascii="Times" w:eastAsiaTheme="minorEastAsia" w:hAnsi="Times" w:cs="Times"/>
-          <w:sz w:val="24"/>
-          <w:szCs w:val="24"/>
-        </w:rPr>
-        <w:t>,</w:t>
-      </w:r>
-      <w:r>
-        <w:rPr>
-          <w:rFonts w:ascii="Times" w:eastAsiaTheme="minorEastAsia" w:hAnsi="Times" w:cs="Times"/>
-          <w:sz w:val="24"/>
-          <w:szCs w:val="24"/>
-        </w:rPr>
-        <w:t xml:space="preserve"> pois a sua complexidade de espaço dependerá da quantidade</w:t>
-      </w:r>
-      <w:r>
-        <w:rPr>
-          <w:rFonts w:ascii="Times" w:eastAsiaTheme="minorEastAsia" w:hAnsi="Times" w:cs="Times"/>
-          <w:sz w:val="24"/>
-          <w:szCs w:val="24"/>
-        </w:rPr>
-        <w:t xml:space="preserve"> de</w:t>
-      </w:r>
-      <w:r>
-        <w:rPr>
-          <w:rFonts w:ascii="Times" w:eastAsiaTheme="minorEastAsia" w:hAnsi="Times" w:cs="Times"/>
-          <w:sz w:val="24"/>
-          <w:szCs w:val="24"/>
-        </w:rPr>
-        <w:t xml:space="preserve"> </w:t>
+      <w:r>
+        <w:rPr>
+          <w:rFonts w:ascii="Times" w:eastAsiaTheme="minorEastAsia" w:hAnsi="Times" w:cs="Times"/>
+          <w:sz w:val="24"/>
+          <w:szCs w:val="24"/>
+        </w:rPr>
+        <w:t xml:space="preserve">, pois a sua complexidade de espaço dependerá da quantidade de </w:t>
       </w:r>
       <m:oMath>
         <m:r>
@@ -3252,24 +3015,24 @@
           <w:sz w:val="24"/>
           <w:szCs w:val="24"/>
         </w:rPr>
-        <w:t xml:space="preserve"> elementos</w:t>
-      </w:r>
-      <w:r>
-        <w:rPr>
-          <w:rFonts w:ascii="Times" w:eastAsiaTheme="minorEastAsia" w:hAnsi="Times" w:cs="Times"/>
-          <w:sz w:val="24"/>
-          <w:szCs w:val="24"/>
-        </w:rPr>
-        <w:t>.</w:t>
-      </w:r>
-      <w:r>
-        <w:rPr>
-          <w:rFonts w:ascii="Times" w:eastAsiaTheme="minorEastAsia" w:hAnsi="Times" w:cs="Times"/>
-          <w:sz w:val="24"/>
-          <w:szCs w:val="24"/>
-        </w:rPr>
-        <w:t xml:space="preserve"> O procedimento </w:t>
-      </w:r>
+        <w:t xml:space="preserve"> elementos.</w:t>
+      </w:r>
+    </w:p>
+    <w:p>
+      <w:pPr>
+        <w:pStyle w:val="PargrafodaLista"/>
+        <w:numPr>
+          <w:ilvl w:val="0"/>
+          <w:numId w:val="4"/>
+        </w:numPr>
+        <w:spacing w:line="480" w:lineRule="auto"/>
+        <w:jc w:val="both"/>
+        <w:rPr>
+          <w:rFonts w:ascii="Times" w:eastAsiaTheme="minorEastAsia" w:hAnsi="Times" w:cs="Times"/>
+          <w:sz w:val="24"/>
+          <w:szCs w:val="24"/>
+        </w:rPr>
+      </w:pPr>
       <w:proofErr w:type="spellStart"/>
       <w:r>
         <w:rPr>
@@ -3286,15 +3049,128 @@
           <w:sz w:val="24"/>
           <w:szCs w:val="24"/>
         </w:rPr>
-        <w:t xml:space="preserve"> vale</w:t>
-      </w:r>
-      <w:r>
-        <w:rPr>
-          <w:rFonts w:ascii="Times" w:eastAsiaTheme="minorEastAsia" w:hAnsi="Times" w:cs="Times"/>
-          <w:sz w:val="24"/>
-          <w:szCs w:val="24"/>
-        </w:rPr>
-        <w:t xml:space="preserve"> </w:t>
+        <w:t>:</w:t>
+      </w:r>
+    </w:p>
+    <w:p>
+      <w:pPr>
+        <w:pStyle w:val="PargrafodaLista"/>
+        <w:spacing w:line="480" w:lineRule="auto"/>
+        <w:ind w:left="1080"/>
+        <w:jc w:val="both"/>
+        <w:rPr>
+          <w:rFonts w:ascii="Times" w:eastAsiaTheme="minorEastAsia" w:hAnsi="Times" w:cs="Times"/>
+          <w:sz w:val="24"/>
+          <w:szCs w:val="24"/>
+        </w:rPr>
+      </w:pPr>
+      <m:oMathPara>
+        <m:oMath>
+          <m:r>
+            <w:rPr>
+              <w:rFonts w:ascii="Cambria Math" w:hAnsi="Cambria Math" w:cs="Times"/>
+              <w:sz w:val="24"/>
+              <w:szCs w:val="24"/>
+            </w:rPr>
+            <m:t>O</m:t>
+          </m:r>
+          <m:r>
+            <w:rPr>
+              <w:rFonts w:ascii="Cambria Math" w:hAnsi="Times" w:cs="Times"/>
+              <w:sz w:val="24"/>
+              <w:szCs w:val="24"/>
+            </w:rPr>
+            <m:t>(</m:t>
+          </m:r>
+          <m:func>
+            <m:funcPr>
+              <m:ctrlPr>
+                <w:rPr>
+                  <w:rFonts w:ascii="Cambria Math" w:hAnsi="Times" w:cs="Times"/>
+                  <w:i/>
+                  <w:sz w:val="24"/>
+                  <w:szCs w:val="24"/>
+                </w:rPr>
+              </m:ctrlPr>
+            </m:funcPr>
+            <m:fName>
+              <m:r>
+                <m:rPr>
+                  <m:sty m:val="p"/>
+                </m:rPr>
+                <w:rPr>
+                  <w:rFonts w:ascii="Cambria Math" w:hAnsi="Times" w:cs="Times"/>
+                  <w:sz w:val="24"/>
+                  <w:szCs w:val="24"/>
+                </w:rPr>
+                <m:t>log</m:t>
+              </m:r>
+            </m:fName>
+            <m:e>
+              <m:r>
+                <w:rPr>
+                  <w:rFonts w:ascii="Cambria Math" w:hAnsi="Times" w:cs="Times"/>
+                  <w:sz w:val="24"/>
+                  <w:szCs w:val="24"/>
+                </w:rPr>
+                <m:t>n)</m:t>
+              </m:r>
+              <m:r>
+                <w:rPr>
+                  <w:rFonts w:ascii="Cambria Math" w:hAnsi="Times" w:cs="Times"/>
+                  <w:sz w:val="24"/>
+                  <w:szCs w:val="24"/>
+                </w:rPr>
+                <m:t>*</m:t>
+              </m:r>
+              <m:r>
+                <w:rPr>
+                  <w:rFonts w:ascii="Cambria Math" w:hAnsi="Times" w:cs="Times"/>
+                  <w:sz w:val="24"/>
+                  <w:szCs w:val="24"/>
+                </w:rPr>
+                <m:t>n</m:t>
+              </m:r>
+            </m:e>
+          </m:func>
+        </m:oMath>
+      </m:oMathPara>
+    </w:p>
+    <w:p>
+      <w:pPr>
+        <w:spacing w:line="480" w:lineRule="auto"/>
+        <w:jc w:val="both"/>
+        <w:rPr>
+          <w:rFonts w:ascii="Times" w:eastAsiaTheme="minorEastAsia" w:hAnsi="Times" w:cs="Times"/>
+          <w:sz w:val="24"/>
+          <w:szCs w:val="24"/>
+        </w:rPr>
+      </w:pPr>
+      <w:r>
+        <w:rPr>
+          <w:rFonts w:ascii="Times" w:eastAsiaTheme="minorEastAsia" w:hAnsi="Times" w:cs="Times"/>
+          <w:sz w:val="24"/>
+          <w:szCs w:val="24"/>
+        </w:rPr>
+        <w:t xml:space="preserve">O procedimento </w:t>
+      </w:r>
+      <w:proofErr w:type="spellStart"/>
+      <w:r>
+        <w:rPr>
+          <w:rFonts w:ascii="Times" w:eastAsiaTheme="minorEastAsia" w:hAnsi="Times" w:cs="Times"/>
+          <w:sz w:val="24"/>
+          <w:szCs w:val="24"/>
+        </w:rPr>
+        <w:t>Heapify</w:t>
+      </w:r>
+      <w:proofErr w:type="spellEnd"/>
+      <w:r>
+        <w:rPr>
+          <w:rFonts w:ascii="Times" w:eastAsiaTheme="minorEastAsia" w:hAnsi="Times" w:cs="Times"/>
+          <w:sz w:val="24"/>
+          <w:szCs w:val="24"/>
+        </w:rPr>
+        <w:t xml:space="preserve"> vale </w:t>
       </w:r>
       <m:oMath>
         <m:r>
@@ -3357,63 +3233,7 @@
           <w:sz w:val="24"/>
           <w:szCs w:val="24"/>
         </w:rPr>
-        <w:t xml:space="preserve">, </w:t>
-      </w:r>
-      <w:r>
-        <w:rPr>
-          <w:rFonts w:ascii="Times" w:eastAsiaTheme="minorEastAsia" w:hAnsi="Times" w:cs="Times"/>
-          <w:sz w:val="24"/>
-          <w:szCs w:val="24"/>
-        </w:rPr>
-        <w:t>mas as suas repetições depende</w:t>
-      </w:r>
-      <w:r>
-        <w:rPr>
-          <w:rFonts w:ascii="Times" w:eastAsiaTheme="minorEastAsia" w:hAnsi="Times" w:cs="Times"/>
-          <w:sz w:val="24"/>
-          <w:szCs w:val="24"/>
-        </w:rPr>
-        <w:t>m</w:t>
-      </w:r>
-      <w:r>
-        <w:rPr>
-          <w:rFonts w:ascii="Times" w:eastAsiaTheme="minorEastAsia" w:hAnsi="Times" w:cs="Times"/>
-          <w:sz w:val="24"/>
-          <w:szCs w:val="24"/>
-        </w:rPr>
-        <w:t xml:space="preserve"> da q</w:t>
-      </w:r>
-      <w:r>
-        <w:rPr>
-          <w:rFonts w:ascii="Times" w:eastAsiaTheme="minorEastAsia" w:hAnsi="Times" w:cs="Times"/>
-          <w:sz w:val="24"/>
-          <w:szCs w:val="24"/>
-        </w:rPr>
-        <w:t>ua</w:t>
-      </w:r>
-      <w:r>
-        <w:rPr>
-          <w:rFonts w:ascii="Times" w:eastAsiaTheme="minorEastAsia" w:hAnsi="Times" w:cs="Times"/>
-          <w:sz w:val="24"/>
-          <w:szCs w:val="24"/>
-        </w:rPr>
-        <w:t>nt</w:t>
-      </w:r>
-      <w:r>
-        <w:rPr>
-          <w:rFonts w:ascii="Times" w:eastAsiaTheme="minorEastAsia" w:hAnsi="Times" w:cs="Times"/>
-          <w:sz w:val="24"/>
-          <w:szCs w:val="24"/>
-        </w:rPr>
-        <w:t>ida</w:t>
-      </w:r>
-      <w:r>
-        <w:rPr>
-          <w:rFonts w:ascii="Times" w:eastAsiaTheme="minorEastAsia" w:hAnsi="Times" w:cs="Times"/>
-          <w:sz w:val="24"/>
-          <w:szCs w:val="24"/>
-        </w:rPr>
-        <w:t xml:space="preserve">de de </w:t>
+        <w:t xml:space="preserve">, mas as suas repetições dependem da quantidade de </w:t>
       </w:r>
       <m:oMath>
         <m:r>
@@ -3431,23 +3251,7 @@
           <w:sz w:val="24"/>
           <w:szCs w:val="24"/>
         </w:rPr>
-        <w:t xml:space="preserve"> elementos</w:t>
-      </w:r>
-      <w:r>
-        <w:rPr>
-          <w:rFonts w:ascii="Times" w:eastAsiaTheme="minorEastAsia" w:hAnsi="Times" w:cs="Times"/>
-          <w:sz w:val="24"/>
-          <w:szCs w:val="24"/>
-        </w:rPr>
-        <w:t xml:space="preserve">, logo </w:t>
-      </w:r>
-      <w:r>
-        <w:rPr>
-          <w:rFonts w:ascii="Times" w:eastAsiaTheme="minorEastAsia" w:hAnsi="Times" w:cs="Times"/>
-          <w:sz w:val="24"/>
-          <w:szCs w:val="24"/>
-        </w:rPr>
-        <w:t xml:space="preserve">a multiplicação </w:t>
+        <w:t xml:space="preserve"> elementos, logo a multiplicação </w:t>
       </w:r>
       <m:oMath>
         <m:r>
@@ -3601,7 +3405,181 @@
           <w:sz w:val="24"/>
           <w:szCs w:val="24"/>
         </w:rPr>
-        <w:t xml:space="preserve">. O procedimento Swap, em si, </w:t>
+        <w:t>.</w:t>
+      </w:r>
+    </w:p>
+    <w:p>
+      <w:pPr>
+        <w:pStyle w:val="PargrafodaLista"/>
+        <w:numPr>
+          <w:ilvl w:val="0"/>
+          <w:numId w:val="4"/>
+        </w:numPr>
+        <w:spacing w:line="480" w:lineRule="auto"/>
+        <w:jc w:val="both"/>
+        <w:rPr>
+          <w:rFonts w:ascii="Times" w:eastAsiaTheme="minorEastAsia" w:hAnsi="Times" w:cs="Times"/>
+          <w:sz w:val="24"/>
+          <w:szCs w:val="24"/>
+        </w:rPr>
+      </w:pPr>
+      <w:r>
+        <w:rPr>
+          <w:rFonts w:ascii="Times" w:eastAsiaTheme="minorEastAsia" w:hAnsi="Times" w:cs="Times"/>
+          <w:sz w:val="24"/>
+          <w:szCs w:val="24"/>
+        </w:rPr>
+        <w:t xml:space="preserve">Swap: </w:t>
+      </w:r>
+      <m:oMath>
+        <m:r>
+          <w:rPr>
+            <w:rFonts w:ascii="Cambria Math" w:hAnsi="Cambria Math" w:cs="Times"/>
+            <w:sz w:val="24"/>
+            <w:szCs w:val="24"/>
+          </w:rPr>
+          <m:t>O</m:t>
+        </m:r>
+        <m:d>
+          <m:dPr>
+            <m:ctrlPr>
+              <w:rPr>
+                <w:rFonts w:ascii="Cambria Math" w:hAnsi="Times" w:cs="Times"/>
+                <w:i/>
+                <w:sz w:val="24"/>
+                <w:szCs w:val="24"/>
+              </w:rPr>
+            </m:ctrlPr>
+          </m:dPr>
+          <m:e>
+            <m:r>
+              <w:rPr>
+                <w:rFonts w:ascii="Cambria Math" w:hAnsi="Times" w:cs="Times"/>
+                <w:sz w:val="24"/>
+                <w:szCs w:val="24"/>
+              </w:rPr>
+              <m:t>1</m:t>
+            </m:r>
+          </m:e>
+        </m:d>
+        <m:r>
+          <w:rPr>
+            <w:rFonts w:ascii="Cambria Math" w:hAnsi="Times" w:cs="Times"/>
+            <w:sz w:val="24"/>
+            <w:szCs w:val="24"/>
+          </w:rPr>
+          <m:t>→</m:t>
+        </m:r>
+        <m:r>
+          <w:rPr>
+            <w:rFonts w:ascii="Cambria Math" w:hAnsi="Times" w:cs="Times"/>
+            <w:sz w:val="24"/>
+            <w:szCs w:val="24"/>
+          </w:rPr>
+          <m:t>O</m:t>
+        </m:r>
+        <m:d>
+          <m:dPr>
+            <m:ctrlPr>
+              <w:rPr>
+                <w:rFonts w:ascii="Cambria Math" w:hAnsi="Times" w:cs="Times"/>
+                <w:i/>
+                <w:sz w:val="24"/>
+                <w:szCs w:val="24"/>
+              </w:rPr>
+            </m:ctrlPr>
+          </m:dPr>
+          <m:e>
+            <m:r>
+              <w:rPr>
+                <w:rFonts w:ascii="Cambria Math" w:hAnsi="Times" w:cs="Times"/>
+                <w:sz w:val="24"/>
+                <w:szCs w:val="24"/>
+              </w:rPr>
+              <m:t>1</m:t>
+            </m:r>
+          </m:e>
+        </m:d>
+        <m:r>
+          <w:rPr>
+            <w:rFonts w:ascii="Cambria Math" w:hAnsi="Times" w:cs="Times"/>
+            <w:sz w:val="24"/>
+            <w:szCs w:val="24"/>
+          </w:rPr>
+          <m:t>→</m:t>
+        </m:r>
+        <m:r>
+          <w:rPr>
+            <w:rFonts w:ascii="Cambria Math" w:hAnsi="Times" w:cs="Times"/>
+            <w:sz w:val="24"/>
+            <w:szCs w:val="24"/>
+          </w:rPr>
+          <m:t>O(</m:t>
+        </m:r>
+        <m:func>
+          <m:funcPr>
+            <m:ctrlPr>
+              <w:rPr>
+                <w:rFonts w:ascii="Cambria Math" w:hAnsi="Times" w:cs="Times"/>
+                <w:i/>
+                <w:sz w:val="24"/>
+                <w:szCs w:val="24"/>
+              </w:rPr>
+            </m:ctrlPr>
+          </m:funcPr>
+          <m:fName>
+            <m:r>
+              <m:rPr>
+                <m:sty m:val="p"/>
+              </m:rPr>
+              <w:rPr>
+                <w:rFonts w:ascii="Cambria Math" w:hAnsi="Times" w:cs="Times"/>
+                <w:sz w:val="24"/>
+                <w:szCs w:val="24"/>
+              </w:rPr>
+              <m:t>log</m:t>
+            </m:r>
+          </m:fName>
+          <m:e>
+            <m:r>
+              <w:rPr>
+                <w:rFonts w:ascii="Cambria Math" w:hAnsi="Times" w:cs="Times"/>
+                <w:sz w:val="24"/>
+                <w:szCs w:val="24"/>
+              </w:rPr>
+              <m:t>n</m:t>
+            </m:r>
+            <w:proofErr w:type="gramStart"/>
+            <m:r>
+              <w:rPr>
+                <w:rFonts w:ascii="Cambria Math" w:hAnsi="Times" w:cs="Times"/>
+                <w:sz w:val="24"/>
+                <w:szCs w:val="24"/>
+              </w:rPr>
+              <m:t>)</m:t>
+            </m:r>
+            <w:proofErr w:type="gramEnd"/>
+          </m:e>
+        </m:func>
+      </m:oMath>
+    </w:p>
+    <w:p>
+      <w:pPr>
+        <w:spacing w:line="480" w:lineRule="auto"/>
+        <w:jc w:val="both"/>
+        <w:rPr>
+          <w:rFonts w:ascii="Times" w:eastAsiaTheme="minorEastAsia" w:hAnsi="Times" w:cs="Times"/>
+          <w:sz w:val="24"/>
+          <w:szCs w:val="24"/>
+        </w:rPr>
+      </w:pPr>
+      <w:r>
+        <w:rPr>
+          <w:rFonts w:ascii="Times" w:eastAsiaTheme="minorEastAsia" w:hAnsi="Times" w:cs="Times"/>
+          <w:sz w:val="24"/>
+          <w:szCs w:val="24"/>
+        </w:rPr>
+        <w:t xml:space="preserve">O procedimento Swap, em si, </w:t>
       </w:r>
       <w:r>
         <w:rPr>
@@ -3779,7 +3757,16 @@
           <w:sz w:val="24"/>
           <w:szCs w:val="24"/>
         </w:rPr>
-        <w:t xml:space="preserve">o tamanho do </w:t>
+        <w:t xml:space="preserve">o </w:t>
+      </w:r>
+      <w:r>
+        <w:rPr>
+          <w:rFonts w:ascii="Times" w:eastAsiaTheme="minorEastAsia" w:hAnsi="Times" w:cs="Times"/>
+          <w:sz w:val="24"/>
+          <w:szCs w:val="24"/>
+        </w:rPr>
+        <w:lastRenderedPageBreak/>
+        <w:t xml:space="preserve">tamanho do </w:t>
       </w:r>
       <w:proofErr w:type="spellStart"/>
       <w:r>
@@ -3805,7 +3792,7 @@
           <w:sz w:val="24"/>
           <w:szCs w:val="24"/>
         </w:rPr>
-        <w:t xml:space="preserve">devido </w:t>
+        <w:t xml:space="preserve">por </w:t>
       </w:r>
       <w:proofErr w:type="gramStart"/>
       <w:r>
@@ -3814,7 +3801,7 @@
           <w:sz w:val="24"/>
           <w:szCs w:val="24"/>
         </w:rPr>
-        <w:t>a</w:t>
+        <w:t>1</w:t>
       </w:r>
       <w:proofErr w:type="gramEnd"/>
       <w:r>
@@ -3823,7 +3810,15 @@
           <w:sz w:val="24"/>
           <w:szCs w:val="24"/>
         </w:rPr>
-        <w:t xml:space="preserve"> remoção do maior elemento</w:t>
+        <w:t xml:space="preserve"> </w:t>
+      </w:r>
+      <w:r>
+        <w:rPr>
+          <w:rFonts w:ascii="Times" w:eastAsiaTheme="minorEastAsia" w:hAnsi="Times" w:cs="Times"/>
+          <w:sz w:val="24"/>
+          <w:szCs w:val="24"/>
+        </w:rPr>
+        <w:t>devido a remoção do maior elemento</w:t>
       </w:r>
       <w:r>
         <w:rPr>
@@ -3872,7 +3867,15 @@
           <w:sz w:val="24"/>
           <w:szCs w:val="24"/>
         </w:rPr>
-        <w:t>heapify</w:t>
+        <w:t>H</w:t>
+      </w:r>
+      <w:r>
+        <w:rPr>
+          <w:rFonts w:ascii="Times" w:eastAsiaTheme="minorEastAsia" w:hAnsi="Times" w:cs="Times"/>
+          <w:sz w:val="24"/>
+          <w:szCs w:val="24"/>
+        </w:rPr>
+        <w:t>eapify</w:t>
       </w:r>
       <w:proofErr w:type="spellEnd"/>
       <w:r>
@@ -4022,16 +4025,7 @@
           <w:sz w:val="24"/>
           <w:szCs w:val="24"/>
         </w:rPr>
-        <w:t xml:space="preserve"> e concedido a sua </w:t>
-      </w:r>
-      <w:r>
-        <w:rPr>
-          <w:rFonts w:ascii="Times" w:eastAsiaTheme="minorEastAsia" w:hAnsi="Times" w:cs="Times"/>
-          <w:sz w:val="24"/>
-          <w:szCs w:val="24"/>
-        </w:rPr>
-        <w:lastRenderedPageBreak/>
-        <w:t>posição com o elemento-filho com o maior valor</w:t>
+        <w:t xml:space="preserve"> e concedido a sua posição com o elemento-filho com o maior valor</w:t>
       </w:r>
       <w:r>
         <w:rPr>
@@ -4073,7 +4067,23 @@
           <w:sz w:val="24"/>
           <w:szCs w:val="24"/>
         </w:rPr>
-        <w:t>(ultimo elemento)</w:t>
+        <w:t>(ultimo elemento</w:t>
+      </w:r>
+      <w:r>
+        <w:rPr>
+          <w:rFonts w:ascii="Times" w:eastAsiaTheme="minorEastAsia" w:hAnsi="Times" w:cs="Times"/>
+          <w:sz w:val="24"/>
+          <w:szCs w:val="24"/>
+        </w:rPr>
+        <w:t>)</w:t>
+      </w:r>
+      <w:r>
+        <w:rPr>
+          <w:rFonts w:ascii="Times" w:eastAsiaTheme="minorEastAsia" w:hAnsi="Times" w:cs="Times"/>
+          <w:sz w:val="24"/>
+          <w:szCs w:val="24"/>
+        </w:rPr>
+        <w:t>)</w:t>
       </w:r>
       <w:r>
         <w:rPr>
@@ -4095,26 +4105,1799 @@
     <w:p>
       <w:pPr>
         <w:spacing w:line="480" w:lineRule="auto"/>
-        <w:ind w:left="720"/>
-        <w:rPr>
-          <w:rFonts w:ascii="Times" w:eastAsiaTheme="minorEastAsia" w:hAnsi="Times" w:cs="Times"/>
-          <w:sz w:val="24"/>
-          <w:szCs w:val="24"/>
-        </w:rPr>
-      </w:pPr>
-      <w:r>
-        <w:rPr>
-          <w:rFonts w:ascii="Times" w:eastAsiaTheme="minorEastAsia" w:hAnsi="Times" w:cs="Times"/>
-          <w:sz w:val="24"/>
-          <w:szCs w:val="24"/>
-        </w:rPr>
-        <w:t>Teremos o seguinte cálculo:</w:t>
+        <w:jc w:val="both"/>
+        <w:rPr>
+          <w:rFonts w:ascii="Times" w:eastAsiaTheme="minorEastAsia" w:hAnsi="Times" w:cs="Times"/>
+          <w:sz w:val="24"/>
+          <w:szCs w:val="24"/>
+        </w:rPr>
+      </w:pPr>
+      <w:r>
+        <w:rPr>
+          <w:rFonts w:ascii="Times" w:eastAsiaTheme="minorEastAsia" w:hAnsi="Times" w:cs="Times"/>
+          <w:sz w:val="24"/>
+          <w:szCs w:val="24"/>
+        </w:rPr>
+        <w:t xml:space="preserve">Contudo, o que fará a sua </w:t>
+      </w:r>
+      <w:r>
+        <w:rPr>
+          <w:rFonts w:ascii="Times" w:eastAsiaTheme="minorEastAsia" w:hAnsi="Times" w:cs="Times"/>
+          <w:sz w:val="24"/>
+          <w:szCs w:val="24"/>
+        </w:rPr>
+        <w:t>complexidade resultar em</w:t>
+      </w:r>
+      <w:r>
+        <w:rPr>
+          <w:rFonts w:ascii="Times" w:eastAsiaTheme="minorEastAsia" w:hAnsi="Times" w:cs="Times"/>
+          <w:sz w:val="24"/>
+          <w:szCs w:val="24"/>
+        </w:rPr>
+        <w:t xml:space="preserve"> </w:t>
+      </w:r>
+      <m:oMath>
+        <m:r>
+          <w:rPr>
+            <w:rFonts w:ascii="Cambria Math" w:eastAsiaTheme="minorEastAsia" w:hAnsi="Cambria Math" w:cs="Times"/>
+            <w:sz w:val="24"/>
+            <w:szCs w:val="24"/>
+          </w:rPr>
+          <m:t>O</m:t>
+        </m:r>
+        <m:r>
+          <m:rPr>
+            <m:sty m:val="p"/>
+          </m:rPr>
+          <w:rPr>
+            <w:rFonts w:ascii="Cambria Math" w:eastAsiaTheme="minorEastAsia" w:hAnsi="Cambria Math" w:cs="Times"/>
+            <w:sz w:val="24"/>
+            <w:szCs w:val="24"/>
+          </w:rPr>
+          <m:t>(</m:t>
+        </m:r>
+        <m:func>
+          <m:funcPr>
+            <m:ctrlPr>
+              <w:rPr>
+                <w:rFonts w:ascii="Cambria Math" w:eastAsiaTheme="minorEastAsia" w:hAnsi="Cambria Math" w:cs="Times"/>
+                <w:sz w:val="24"/>
+                <w:szCs w:val="24"/>
+              </w:rPr>
+            </m:ctrlPr>
+          </m:funcPr>
+          <m:fName>
+            <m:r>
+              <m:rPr>
+                <m:sty m:val="p"/>
+              </m:rPr>
+              <w:rPr>
+                <w:rFonts w:ascii="Cambria Math" w:eastAsiaTheme="minorEastAsia" w:hAnsi="Cambria Math" w:cs="Times"/>
+                <w:sz w:val="24"/>
+                <w:szCs w:val="24"/>
+              </w:rPr>
+              <m:t>log</m:t>
+            </m:r>
+          </m:fName>
+          <m:e>
+            <m:r>
+              <w:rPr>
+                <w:rFonts w:ascii="Cambria Math" w:eastAsiaTheme="minorEastAsia" w:hAnsi="Cambria Math" w:cs="Times"/>
+                <w:sz w:val="24"/>
+                <w:szCs w:val="24"/>
+              </w:rPr>
+              <m:t>n</m:t>
+            </m:r>
+            <w:proofErr w:type="gramStart"/>
+            <m:r>
+              <m:rPr>
+                <m:sty m:val="p"/>
+              </m:rPr>
+              <w:rPr>
+                <w:rFonts w:ascii="Cambria Math" w:eastAsiaTheme="minorEastAsia" w:hAnsi="Cambria Math" w:cs="Times"/>
+                <w:sz w:val="24"/>
+                <w:szCs w:val="24"/>
+              </w:rPr>
+              <m:t>)</m:t>
+            </m:r>
+            <w:proofErr w:type="gramEnd"/>
+          </m:e>
+        </m:func>
+      </m:oMath>
+      <w:r>
+        <w:rPr>
+          <w:rFonts w:ascii="Times" w:eastAsiaTheme="minorEastAsia" w:hAnsi="Times" w:cs="Times"/>
+          <w:sz w:val="24"/>
+          <w:szCs w:val="24"/>
+        </w:rPr>
+        <w:t xml:space="preserve"> é </w:t>
+      </w:r>
+      <w:r>
+        <w:rPr>
+          <w:rFonts w:ascii="Times" w:eastAsiaTheme="minorEastAsia" w:hAnsi="Times" w:cs="Times"/>
+          <w:sz w:val="24"/>
+          <w:szCs w:val="24"/>
+        </w:rPr>
+        <w:t>que ao considerar</w:t>
+      </w:r>
+      <w:r>
+        <w:rPr>
+          <w:rFonts w:ascii="Times" w:eastAsiaTheme="minorEastAsia" w:hAnsi="Times" w:cs="Times"/>
+          <w:sz w:val="24"/>
+          <w:szCs w:val="24"/>
+        </w:rPr>
+        <w:t>:</w:t>
       </w:r>
     </w:p>
     <w:p>
       <w:pPr>
+        <w:pStyle w:val="PargrafodaLista"/>
+        <w:numPr>
+          <w:ilvl w:val="1"/>
+          <w:numId w:val="4"/>
+        </w:numPr>
+        <w:spacing w:line="480" w:lineRule="auto"/>
+        <w:jc w:val="both"/>
+        <w:rPr>
+          <w:rFonts w:ascii="Times" w:eastAsiaTheme="minorEastAsia" w:hAnsi="Times" w:cs="Times"/>
+          <w:sz w:val="24"/>
+          <w:szCs w:val="24"/>
+        </w:rPr>
+      </w:pPr>
+      <w:r>
+        <w:rPr>
+          <w:rFonts w:ascii="Times" w:eastAsiaTheme="minorEastAsia" w:hAnsi="Times" w:cs="Times"/>
+          <w:iCs/>
+          <w:sz w:val="24"/>
+          <w:szCs w:val="24"/>
+        </w:rPr>
+        <w:t>//</w:t>
+      </w:r>
+      <w:r>
+        <w:rPr>
+          <w:rFonts w:ascii="Times" w:eastAsiaTheme="minorEastAsia" w:hAnsi="Times" w:cs="Times"/>
+          <w:iCs/>
+          <w:sz w:val="24"/>
+          <w:szCs w:val="24"/>
+        </w:rPr>
+        <w:t xml:space="preserve">As </w:t>
+      </w:r>
+      <m:oMath>
+        <m:r>
+          <w:rPr>
+            <w:rFonts w:ascii="Cambria Math" w:eastAsiaTheme="minorEastAsia" w:hAnsi="Cambria Math" w:cs="Times"/>
+            <w:sz w:val="24"/>
+            <w:szCs w:val="24"/>
+          </w:rPr>
+          <m:t>n</m:t>
+        </m:r>
+        <m:r>
+          <m:rPr>
+            <m:sty m:val="p"/>
+          </m:rPr>
+          <w:rPr>
+            <w:rFonts w:ascii="Cambria Math" w:eastAsiaTheme="minorEastAsia" w:hAnsi="Cambria Math" w:cs="Times"/>
+            <w:sz w:val="24"/>
+            <w:szCs w:val="24"/>
+          </w:rPr>
+          <m:t xml:space="preserve"> </m:t>
+        </m:r>
+      </m:oMath>
+      <w:r>
+        <w:rPr>
+          <w:rFonts w:ascii="Times" w:eastAsiaTheme="minorEastAsia" w:hAnsi="Times" w:cs="Times"/>
+          <w:sz w:val="24"/>
+          <w:szCs w:val="24"/>
+        </w:rPr>
+        <w:t>remoções</w:t>
+      </w:r>
+      <w:r>
+        <w:rPr>
+          <w:rFonts w:ascii="Times" w:eastAsiaTheme="minorEastAsia" w:hAnsi="Times" w:cs="Times"/>
+          <w:sz w:val="24"/>
+          <w:szCs w:val="24"/>
+        </w:rPr>
+        <w:t xml:space="preserve"> de elementos</w:t>
+      </w:r>
+      <w:r>
+        <w:rPr>
+          <w:rFonts w:ascii="Times" w:eastAsiaTheme="minorEastAsia" w:hAnsi="Times" w:cs="Times"/>
+          <w:sz w:val="24"/>
+          <w:szCs w:val="24"/>
+        </w:rPr>
+        <w:t xml:space="preserve"> </w:t>
+      </w:r>
+      <w:r>
+        <w:rPr>
+          <w:rFonts w:ascii="Times" w:eastAsiaTheme="minorEastAsia" w:hAnsi="Times" w:cs="Times"/>
+          <w:sz w:val="24"/>
+          <w:szCs w:val="24"/>
+        </w:rPr>
+        <w:t xml:space="preserve">(que </w:t>
+      </w:r>
+      <w:r>
+        <w:rPr>
+          <w:rFonts w:ascii="Times" w:eastAsiaTheme="minorEastAsia" w:hAnsi="Times" w:cs="Times"/>
+          <w:sz w:val="24"/>
+          <w:szCs w:val="24"/>
+        </w:rPr>
+        <w:t>diminuem</w:t>
+      </w:r>
+      <w:r>
+        <w:rPr>
+          <w:rFonts w:ascii="Times" w:eastAsiaTheme="minorEastAsia" w:hAnsi="Times" w:cs="Times"/>
+          <w:sz w:val="24"/>
+          <w:szCs w:val="24"/>
+        </w:rPr>
+        <w:t xml:space="preserve"> o </w:t>
+      </w:r>
+      <w:proofErr w:type="spellStart"/>
+      <w:r>
+        <w:rPr>
+          <w:rFonts w:ascii="Times" w:eastAsiaTheme="minorEastAsia" w:hAnsi="Times" w:cs="Times"/>
+          <w:sz w:val="24"/>
+          <w:szCs w:val="24"/>
+        </w:rPr>
+        <w:t>H</w:t>
+      </w:r>
+      <w:r>
+        <w:rPr>
+          <w:rFonts w:ascii="Times" w:eastAsiaTheme="minorEastAsia" w:hAnsi="Times" w:cs="Times"/>
+          <w:sz w:val="24"/>
+          <w:szCs w:val="24"/>
+        </w:rPr>
+        <w:t>eap</w:t>
+      </w:r>
+      <w:proofErr w:type="spellEnd"/>
+      <w:r>
+        <w:rPr>
+          <w:rFonts w:ascii="Times" w:eastAsiaTheme="minorEastAsia" w:hAnsi="Times" w:cs="Times"/>
+          <w:sz w:val="24"/>
+          <w:szCs w:val="24"/>
+        </w:rPr>
+        <w:t xml:space="preserve"> </w:t>
+      </w:r>
+      <w:r>
+        <w:rPr>
+          <w:rFonts w:ascii="Times" w:eastAsiaTheme="minorEastAsia" w:hAnsi="Times" w:cs="Times"/>
+          <w:sz w:val="24"/>
+          <w:szCs w:val="24"/>
+        </w:rPr>
+        <w:t>gradualmente</w:t>
+      </w:r>
+      <w:r>
+        <w:rPr>
+          <w:rFonts w:ascii="Times" w:eastAsiaTheme="minorEastAsia" w:hAnsi="Times" w:cs="Times"/>
+          <w:sz w:val="24"/>
+          <w:szCs w:val="24"/>
+        </w:rPr>
+        <w:t>)</w:t>
+      </w:r>
+      <w:r>
+        <w:rPr>
+          <w:rFonts w:ascii="Times" w:eastAsiaTheme="minorEastAsia" w:hAnsi="Times" w:cs="Times"/>
+          <w:sz w:val="24"/>
+          <w:szCs w:val="24"/>
+        </w:rPr>
+        <w:t>.</w:t>
+      </w:r>
+      <w:r>
+        <w:rPr>
+          <w:rFonts w:ascii="Times" w:eastAsiaTheme="minorEastAsia" w:hAnsi="Times" w:cs="Times"/>
+          <w:sz w:val="24"/>
+          <w:szCs w:val="24"/>
+        </w:rPr>
+        <w:t xml:space="preserve"> </w:t>
+      </w:r>
+    </w:p>
+    <w:p>
+      <w:pPr>
+        <w:pStyle w:val="PargrafodaLista"/>
+        <w:numPr>
+          <w:ilvl w:val="1"/>
+          <w:numId w:val="4"/>
+        </w:numPr>
+        <w:spacing w:line="480" w:lineRule="auto"/>
+        <w:jc w:val="both"/>
+        <w:rPr>
+          <w:rFonts w:ascii="Times" w:eastAsiaTheme="minorEastAsia" w:hAnsi="Times" w:cs="Times"/>
+          <w:sz w:val="24"/>
+          <w:szCs w:val="24"/>
+        </w:rPr>
+      </w:pPr>
+      <w:r>
+        <w:rPr>
+          <w:rFonts w:ascii="Times" w:eastAsiaTheme="minorEastAsia" w:hAnsi="Times" w:cs="Times"/>
+          <w:sz w:val="24"/>
+          <w:szCs w:val="24"/>
+        </w:rPr>
+        <w:t xml:space="preserve">O </w:t>
+      </w:r>
+      <w:r>
+        <w:rPr>
+          <w:rFonts w:ascii="Times" w:eastAsiaTheme="minorEastAsia" w:hAnsi="Times" w:cs="Times"/>
+          <w:sz w:val="24"/>
+          <w:szCs w:val="24"/>
+        </w:rPr>
+        <w:t>custo para cada Swap</w:t>
+      </w:r>
+      <w:r>
+        <w:rPr>
+          <w:rFonts w:ascii="Times" w:eastAsiaTheme="minorEastAsia" w:hAnsi="Times" w:cs="Times"/>
+          <w:sz w:val="24"/>
+          <w:szCs w:val="24"/>
+        </w:rPr>
+        <w:t>,</w:t>
+      </w:r>
+      <w:r>
+        <w:rPr>
+          <w:rFonts w:ascii="Times" w:eastAsiaTheme="minorEastAsia" w:hAnsi="Times" w:cs="Times"/>
+          <w:sz w:val="24"/>
+          <w:szCs w:val="24"/>
+        </w:rPr>
+        <w:t xml:space="preserve"> em si</w:t>
+      </w:r>
+      <w:r>
+        <w:rPr>
+          <w:rFonts w:ascii="Times" w:eastAsiaTheme="minorEastAsia" w:hAnsi="Times" w:cs="Times"/>
+          <w:sz w:val="24"/>
+          <w:szCs w:val="24"/>
+        </w:rPr>
+        <w:t>, é</w:t>
+      </w:r>
+      <w:r>
+        <w:rPr>
+          <w:rFonts w:ascii="Times" w:eastAsiaTheme="minorEastAsia" w:hAnsi="Times" w:cs="Times"/>
+          <w:sz w:val="24"/>
+          <w:szCs w:val="24"/>
+        </w:rPr>
+        <w:t xml:space="preserve">: </w:t>
+      </w:r>
+      <m:oMath>
+        <m:r>
+          <w:rPr>
+            <w:rFonts w:ascii="Cambria Math" w:eastAsiaTheme="minorEastAsia" w:hAnsi="Cambria Math" w:cs="Times"/>
+            <w:sz w:val="24"/>
+            <w:szCs w:val="24"/>
+          </w:rPr>
+          <m:t>O</m:t>
+        </m:r>
+        <m:d>
+          <m:dPr>
+            <m:ctrlPr>
+              <w:rPr>
+                <w:rFonts w:ascii="Cambria Math" w:eastAsiaTheme="minorEastAsia" w:hAnsi="Cambria Math" w:cs="Times"/>
+                <w:i/>
+                <w:sz w:val="24"/>
+                <w:szCs w:val="24"/>
+              </w:rPr>
+            </m:ctrlPr>
+          </m:dPr>
+          <m:e>
+            <m:r>
+              <w:rPr>
+                <w:rFonts w:ascii="Cambria Math" w:eastAsiaTheme="minorEastAsia" w:hAnsi="Cambria Math" w:cs="Times"/>
+                <w:sz w:val="24"/>
+                <w:szCs w:val="24"/>
+              </w:rPr>
+              <m:t>1</m:t>
+            </m:r>
+          </m:e>
+        </m:d>
+      </m:oMath>
+    </w:p>
+    <w:p>
+      <w:pPr>
+        <w:pStyle w:val="PargrafodaLista"/>
+        <w:numPr>
+          <w:ilvl w:val="1"/>
+          <w:numId w:val="4"/>
+        </w:numPr>
+        <w:spacing w:line="480" w:lineRule="auto"/>
+        <w:jc w:val="both"/>
+        <w:rPr>
+          <w:rFonts w:ascii="Times" w:eastAsiaTheme="minorEastAsia" w:hAnsi="Times" w:cs="Times"/>
+          <w:sz w:val="24"/>
+          <w:szCs w:val="24"/>
+        </w:rPr>
+      </w:pPr>
+      <w:r>
+        <w:rPr>
+          <w:rFonts w:ascii="Times" w:eastAsiaTheme="minorEastAsia" w:hAnsi="Times" w:cs="Times"/>
+          <w:sz w:val="24"/>
+          <w:szCs w:val="24"/>
+        </w:rPr>
+        <w:t xml:space="preserve">E </w:t>
+      </w:r>
+      <w:r>
+        <w:rPr>
+          <w:rFonts w:ascii="Times" w:eastAsiaTheme="minorEastAsia" w:hAnsi="Times" w:cs="Times"/>
+          <w:sz w:val="24"/>
+          <w:szCs w:val="24"/>
+        </w:rPr>
+        <w:t>o peso d</w:t>
+      </w:r>
+      <w:r>
+        <w:rPr>
+          <w:rFonts w:ascii="Times" w:eastAsiaTheme="minorEastAsia" w:hAnsi="Times" w:cs="Times"/>
+          <w:sz w:val="24"/>
+          <w:szCs w:val="24"/>
+        </w:rPr>
+        <w:t>os</w:t>
+      </w:r>
+      <w:r>
+        <w:rPr>
+          <w:rFonts w:ascii="Times" w:eastAsiaTheme="minorEastAsia" w:hAnsi="Times" w:cs="Times"/>
+          <w:sz w:val="24"/>
+          <w:szCs w:val="24"/>
+        </w:rPr>
+        <w:t xml:space="preserve"> procedimento</w:t>
+      </w:r>
+      <w:r>
+        <w:rPr>
+          <w:rFonts w:ascii="Times" w:eastAsiaTheme="minorEastAsia" w:hAnsi="Times" w:cs="Times"/>
+          <w:sz w:val="24"/>
+          <w:szCs w:val="24"/>
+        </w:rPr>
+        <w:t>s</w:t>
+      </w:r>
+      <w:r>
+        <w:rPr>
+          <w:rFonts w:ascii="Times" w:eastAsiaTheme="minorEastAsia" w:hAnsi="Times" w:cs="Times"/>
+          <w:sz w:val="24"/>
+          <w:szCs w:val="24"/>
+        </w:rPr>
+        <w:t xml:space="preserve"> de </w:t>
+      </w:r>
+      <w:proofErr w:type="spellStart"/>
+      <w:r>
+        <w:rPr>
+          <w:rFonts w:ascii="Times" w:eastAsiaTheme="minorEastAsia" w:hAnsi="Times" w:cs="Times"/>
+          <w:i/>
+          <w:sz w:val="24"/>
+          <w:szCs w:val="24"/>
+        </w:rPr>
+        <w:t>sif</w:t>
+      </w:r>
+      <w:r>
+        <w:rPr>
+          <w:rFonts w:ascii="Times" w:eastAsiaTheme="minorEastAsia" w:hAnsi="Times" w:cs="Times"/>
+          <w:i/>
+          <w:sz w:val="24"/>
+          <w:szCs w:val="24"/>
+        </w:rPr>
+        <w:t>t-down</w:t>
+      </w:r>
+      <w:proofErr w:type="spellEnd"/>
+      <w:r>
+        <w:rPr>
+          <w:rFonts w:ascii="Times" w:eastAsiaTheme="minorEastAsia" w:hAnsi="Times" w:cs="Times"/>
+          <w:sz w:val="24"/>
+          <w:szCs w:val="24"/>
+        </w:rPr>
+        <w:t xml:space="preserve"> do </w:t>
+      </w:r>
+      <w:proofErr w:type="spellStart"/>
+      <w:r>
+        <w:rPr>
+          <w:rFonts w:ascii="Times" w:eastAsiaTheme="minorEastAsia" w:hAnsi="Times" w:cs="Times"/>
+          <w:sz w:val="24"/>
+          <w:szCs w:val="24"/>
+        </w:rPr>
+        <w:t>heapify</w:t>
+      </w:r>
+      <w:proofErr w:type="spellEnd"/>
+      <w:r>
+        <w:rPr>
+          <w:rFonts w:ascii="Times" w:eastAsiaTheme="minorEastAsia" w:hAnsi="Times" w:cs="Times"/>
+          <w:sz w:val="24"/>
+          <w:szCs w:val="24"/>
+        </w:rPr>
+        <w:t xml:space="preserve"> para reestruturar o </w:t>
+      </w:r>
+      <w:proofErr w:type="spellStart"/>
+      <w:r>
+        <w:rPr>
+          <w:rFonts w:ascii="Times" w:eastAsiaTheme="minorEastAsia" w:hAnsi="Times" w:cs="Times"/>
+          <w:sz w:val="24"/>
+          <w:szCs w:val="24"/>
+        </w:rPr>
+        <w:t>Heap</w:t>
+      </w:r>
+      <w:proofErr w:type="spellEnd"/>
+      <w:r>
+        <w:rPr>
+          <w:rFonts w:ascii="Times" w:eastAsiaTheme="minorEastAsia" w:hAnsi="Times" w:cs="Times"/>
+          <w:sz w:val="24"/>
+          <w:szCs w:val="24"/>
+        </w:rPr>
+        <w:t xml:space="preserve"> custando: </w:t>
+      </w:r>
+      <m:oMath>
+        <m:r>
+          <w:rPr>
+            <w:rFonts w:ascii="Cambria Math" w:eastAsiaTheme="minorEastAsia" w:hAnsi="Cambria Math" w:cs="Times"/>
+            <w:sz w:val="24"/>
+            <w:szCs w:val="24"/>
+          </w:rPr>
+          <m:t>O</m:t>
+        </m:r>
+        <m:r>
+          <m:rPr>
+            <m:sty m:val="p"/>
+          </m:rPr>
+          <w:rPr>
+            <w:rFonts w:ascii="Cambria Math" w:eastAsiaTheme="minorEastAsia" w:hAnsi="Cambria Math" w:cs="Times"/>
+            <w:sz w:val="24"/>
+            <w:szCs w:val="24"/>
+          </w:rPr>
+          <m:t>(</m:t>
+        </m:r>
+        <m:func>
+          <m:funcPr>
+            <m:ctrlPr>
+              <w:rPr>
+                <w:rFonts w:ascii="Cambria Math" w:eastAsiaTheme="minorEastAsia" w:hAnsi="Cambria Math" w:cs="Times"/>
+                <w:sz w:val="24"/>
+                <w:szCs w:val="24"/>
+              </w:rPr>
+            </m:ctrlPr>
+          </m:funcPr>
+          <m:fName>
+            <m:r>
+              <m:rPr>
+                <m:sty m:val="p"/>
+              </m:rPr>
+              <w:rPr>
+                <w:rFonts w:ascii="Cambria Math" w:eastAsiaTheme="minorEastAsia" w:hAnsi="Cambria Math" w:cs="Times"/>
+                <w:sz w:val="24"/>
+                <w:szCs w:val="24"/>
+              </w:rPr>
+              <m:t>log</m:t>
+            </m:r>
+          </m:fName>
+          <m:e>
+            <m:r>
+              <w:rPr>
+                <w:rFonts w:ascii="Cambria Math" w:eastAsiaTheme="minorEastAsia" w:hAnsi="Cambria Math" w:cs="Times"/>
+                <w:sz w:val="24"/>
+                <w:szCs w:val="24"/>
+              </w:rPr>
+              <m:t>n</m:t>
+            </m:r>
+            <w:proofErr w:type="gramStart"/>
+            <m:r>
+              <m:rPr>
+                <m:sty m:val="p"/>
+              </m:rPr>
+              <w:rPr>
+                <w:rFonts w:ascii="Cambria Math" w:eastAsiaTheme="minorEastAsia" w:hAnsi="Cambria Math" w:cs="Times"/>
+                <w:sz w:val="24"/>
+                <w:szCs w:val="24"/>
+              </w:rPr>
+              <m:t>)</m:t>
+            </m:r>
+            <w:proofErr w:type="gramEnd"/>
+          </m:e>
+        </m:func>
+      </m:oMath>
+      <w:r>
+        <w:rPr>
+          <w:rFonts w:ascii="Times" w:eastAsiaTheme="minorEastAsia" w:hAnsi="Times" w:cs="Times"/>
+          <w:sz w:val="24"/>
+          <w:szCs w:val="24"/>
+        </w:rPr>
+        <w:t>//</w:t>
+      </w:r>
+      <w:r>
+        <w:rPr>
+          <w:rFonts w:ascii="Times" w:eastAsiaTheme="minorEastAsia" w:hAnsi="Times" w:cs="Times"/>
+          <w:sz w:val="24"/>
+          <w:szCs w:val="24"/>
+        </w:rPr>
+        <w:t xml:space="preserve"> após </w:t>
+      </w:r>
+      <m:oMath>
+        <m:r>
+          <w:rPr>
+            <w:rFonts w:ascii="Cambria Math" w:eastAsiaTheme="minorEastAsia" w:hAnsi="Cambria Math" w:cs="Times"/>
+            <w:sz w:val="24"/>
+            <w:szCs w:val="24"/>
+          </w:rPr>
+          <m:t>n</m:t>
+        </m:r>
+        <m:r>
+          <m:rPr>
+            <m:sty m:val="p"/>
+          </m:rPr>
+          <w:rPr>
+            <w:rFonts w:ascii="Cambria Math" w:eastAsiaTheme="minorEastAsia" w:hAnsi="Cambria Math" w:cs="Times"/>
+            <w:sz w:val="24"/>
+            <w:szCs w:val="24"/>
+          </w:rPr>
+          <m:t xml:space="preserve"> </m:t>
+        </m:r>
+      </m:oMath>
+      <w:r>
+        <w:rPr>
+          <w:rFonts w:ascii="Times" w:eastAsiaTheme="minorEastAsia" w:hAnsi="Times" w:cs="Times"/>
+          <w:sz w:val="24"/>
+          <w:szCs w:val="24"/>
+        </w:rPr>
+        <w:t>remoções</w:t>
+      </w:r>
+      <w:r>
+        <w:rPr>
+          <w:rFonts w:ascii="Times" w:eastAsiaTheme="minorEastAsia" w:hAnsi="Times" w:cs="Times"/>
+          <w:sz w:val="24"/>
+          <w:szCs w:val="24"/>
+        </w:rPr>
+        <w:t>.</w:t>
+      </w:r>
+    </w:p>
+    <w:p>
+      <w:pPr>
+        <w:spacing w:line="480" w:lineRule="auto"/>
+        <w:jc w:val="both"/>
+        <w:rPr>
+          <w:rFonts w:ascii="Times" w:eastAsiaTheme="minorEastAsia" w:hAnsi="Times" w:cs="Times"/>
+          <w:sz w:val="24"/>
+          <w:szCs w:val="24"/>
+        </w:rPr>
+      </w:pPr>
+      <w:r>
+        <w:rPr>
+          <w:rFonts w:ascii="Times" w:eastAsiaTheme="minorEastAsia" w:hAnsi="Times" w:cs="Times"/>
+          <w:sz w:val="24"/>
+          <w:szCs w:val="24"/>
+        </w:rPr>
+        <w:t>No fim eliminando a</w:t>
+      </w:r>
+      <w:r>
+        <w:rPr>
+          <w:rFonts w:ascii="Times" w:eastAsiaTheme="minorEastAsia" w:hAnsi="Times" w:cs="Times"/>
+          <w:sz w:val="24"/>
+          <w:szCs w:val="24"/>
+        </w:rPr>
+        <w:t xml:space="preserve">s constantes: </w:t>
+      </w:r>
+      <w:proofErr w:type="gramStart"/>
+      <w:r>
+        <w:rPr>
+          <w:rFonts w:ascii="Times" w:eastAsiaTheme="minorEastAsia" w:hAnsi="Times" w:cs="Times"/>
+          <w:sz w:val="24"/>
+          <w:szCs w:val="24"/>
+        </w:rPr>
+        <w:t>O(</w:t>
+      </w:r>
+      <w:proofErr w:type="gramEnd"/>
+      <w:r>
+        <w:rPr>
+          <w:rFonts w:ascii="Times" w:eastAsiaTheme="minorEastAsia" w:hAnsi="Times" w:cs="Times"/>
+          <w:sz w:val="24"/>
+          <w:szCs w:val="24"/>
+        </w:rPr>
+        <w:t>1), teremos O(</w:t>
+      </w:r>
+      <w:proofErr w:type="spellStart"/>
+      <w:r>
+        <w:rPr>
+          <w:rFonts w:ascii="Times" w:eastAsiaTheme="minorEastAsia" w:hAnsi="Times" w:cs="Times"/>
+          <w:sz w:val="24"/>
+          <w:szCs w:val="24"/>
+        </w:rPr>
+        <w:t>log</w:t>
+      </w:r>
+      <w:proofErr w:type="spellEnd"/>
+      <w:r>
+        <w:rPr>
+          <w:rFonts w:ascii="Times" w:eastAsiaTheme="minorEastAsia" w:hAnsi="Times" w:cs="Times"/>
+          <w:sz w:val="24"/>
+          <w:szCs w:val="24"/>
+        </w:rPr>
+        <w:t xml:space="preserve"> n)</w:t>
+      </w:r>
+      <w:r>
+        <w:rPr>
+          <w:rFonts w:ascii="Times" w:eastAsiaTheme="minorEastAsia" w:hAnsi="Times" w:cs="Times"/>
+          <w:sz w:val="24"/>
+          <w:szCs w:val="24"/>
+        </w:rPr>
+        <w:t>.</w:t>
+      </w:r>
+    </w:p>
+    <w:p>
+      <w:pPr>
+        <w:spacing w:line="480" w:lineRule="auto"/>
+        <w:jc w:val="both"/>
+        <w:rPr>
+          <w:rFonts w:ascii="Times" w:eastAsiaTheme="minorEastAsia" w:hAnsi="Times" w:cs="Times"/>
+          <w:sz w:val="24"/>
+          <w:szCs w:val="24"/>
+        </w:rPr>
+      </w:pPr>
+      <w:r>
+        <w:rPr>
+          <w:rFonts w:ascii="Times" w:eastAsiaTheme="minorEastAsia" w:hAnsi="Times" w:cs="Times"/>
+          <w:sz w:val="24"/>
+          <w:szCs w:val="24"/>
+        </w:rPr>
+        <w:t xml:space="preserve">Todavia, </w:t>
+      </w:r>
+      <w:r>
+        <w:rPr>
+          <w:rFonts w:ascii="Times" w:eastAsiaTheme="minorEastAsia" w:hAnsi="Times" w:cs="Times"/>
+          <w:sz w:val="24"/>
+          <w:szCs w:val="24"/>
+        </w:rPr>
+        <w:t xml:space="preserve">para </w:t>
+      </w:r>
+      <w:r>
+        <w:rPr>
+          <w:rFonts w:ascii="Times" w:eastAsiaTheme="minorEastAsia" w:hAnsi="Times" w:cs="Times"/>
+          <w:sz w:val="24"/>
+          <w:szCs w:val="24"/>
+        </w:rPr>
+        <w:t xml:space="preserve">o </w:t>
+      </w:r>
+      <w:r>
+        <w:rPr>
+          <w:rFonts w:ascii="Times" w:eastAsiaTheme="minorEastAsia" w:hAnsi="Times" w:cs="Times"/>
+          <w:sz w:val="24"/>
+          <w:szCs w:val="24"/>
+        </w:rPr>
+        <w:t>cálculo</w:t>
+      </w:r>
+      <w:r>
+        <w:rPr>
+          <w:rFonts w:ascii="Times" w:eastAsiaTheme="minorEastAsia" w:hAnsi="Times" w:cs="Times"/>
+          <w:sz w:val="24"/>
+          <w:szCs w:val="24"/>
+        </w:rPr>
+        <w:t xml:space="preserve"> final, teremos que considerar</w:t>
+      </w:r>
+      <w:r>
+        <w:rPr>
+          <w:rFonts w:ascii="Times" w:eastAsiaTheme="minorEastAsia" w:hAnsi="Times" w:cs="Times"/>
+          <w:sz w:val="24"/>
+          <w:szCs w:val="24"/>
+        </w:rPr>
+        <w:t>:</w:t>
+      </w:r>
+    </w:p>
+    <w:p>
+      <w:pPr>
+        <w:pStyle w:val="PargrafodaLista"/>
+        <w:numPr>
+          <w:ilvl w:val="1"/>
+          <w:numId w:val="5"/>
+        </w:numPr>
+        <w:spacing w:line="480" w:lineRule="auto"/>
+        <w:jc w:val="both"/>
+        <w:rPr>
+          <w:rFonts w:ascii="Times" w:eastAsiaTheme="minorEastAsia" w:hAnsi="Times" w:cs="Times"/>
+          <w:sz w:val="24"/>
+          <w:szCs w:val="24"/>
+        </w:rPr>
+      </w:pPr>
+      <w:r>
+        <w:rPr>
+          <w:rFonts w:ascii="Times" w:eastAsiaTheme="minorEastAsia" w:hAnsi="Times" w:cs="Times"/>
+          <w:sz w:val="24"/>
+          <w:szCs w:val="24"/>
+        </w:rPr>
+        <w:t>O custo para a c</w:t>
+      </w:r>
+      <w:r>
+        <w:rPr>
+          <w:rFonts w:ascii="Times" w:eastAsiaTheme="minorEastAsia" w:hAnsi="Times" w:cs="Times"/>
+          <w:sz w:val="24"/>
+          <w:szCs w:val="24"/>
+        </w:rPr>
+        <w:t xml:space="preserve">onstrução </w:t>
+      </w:r>
+      <w:r>
+        <w:rPr>
+          <w:rFonts w:ascii="Times" w:eastAsiaTheme="minorEastAsia" w:hAnsi="Times" w:cs="Times"/>
+          <w:sz w:val="24"/>
+          <w:szCs w:val="24"/>
+        </w:rPr>
+        <w:t xml:space="preserve">inicial </w:t>
+      </w:r>
+      <w:r>
+        <w:rPr>
+          <w:rFonts w:ascii="Times" w:eastAsiaTheme="minorEastAsia" w:hAnsi="Times" w:cs="Times"/>
+          <w:sz w:val="24"/>
+          <w:szCs w:val="24"/>
+        </w:rPr>
+        <w:t xml:space="preserve">do </w:t>
+      </w:r>
+      <w:proofErr w:type="spellStart"/>
+      <w:r>
+        <w:rPr>
+          <w:rFonts w:ascii="Times" w:eastAsiaTheme="minorEastAsia" w:hAnsi="Times" w:cs="Times"/>
+          <w:sz w:val="24"/>
+          <w:szCs w:val="24"/>
+        </w:rPr>
+        <w:t>h</w:t>
+      </w:r>
+      <w:r>
+        <w:rPr>
+          <w:rFonts w:ascii="Times" w:eastAsiaTheme="minorEastAsia" w:hAnsi="Times" w:cs="Times"/>
+          <w:sz w:val="24"/>
+          <w:szCs w:val="24"/>
+        </w:rPr>
+        <w:t>eap</w:t>
+      </w:r>
+      <w:proofErr w:type="spellEnd"/>
+      <w:r>
+        <w:rPr>
+          <w:rFonts w:ascii="Times" w:eastAsiaTheme="minorEastAsia" w:hAnsi="Times" w:cs="Times"/>
+          <w:sz w:val="24"/>
+          <w:szCs w:val="24"/>
+        </w:rPr>
+        <w:t xml:space="preserve">: </w:t>
+      </w:r>
+      <m:oMath>
+        <m:r>
+          <w:rPr>
+            <w:rFonts w:ascii="Cambria Math" w:eastAsiaTheme="minorEastAsia" w:hAnsi="Cambria Math" w:cs="Times"/>
+            <w:sz w:val="24"/>
+            <w:szCs w:val="24"/>
+          </w:rPr>
+          <m:t>O(n)</m:t>
+        </m:r>
+      </m:oMath>
+      <w:r>
+        <w:rPr>
+          <w:rFonts w:ascii="Times" w:eastAsiaTheme="minorEastAsia" w:hAnsi="Times" w:cs="Times"/>
+          <w:sz w:val="24"/>
+          <w:szCs w:val="24"/>
+        </w:rPr>
+        <w:t>.</w:t>
+      </w:r>
+    </w:p>
+    <w:p>
+      <w:pPr>
+        <w:pStyle w:val="PargrafodaLista"/>
+        <w:numPr>
+          <w:ilvl w:val="1"/>
+          <w:numId w:val="5"/>
+        </w:numPr>
+        <w:spacing w:line="480" w:lineRule="auto"/>
+        <w:jc w:val="both"/>
+        <w:rPr>
+          <w:rFonts w:ascii="Times" w:eastAsiaTheme="minorEastAsia" w:hAnsi="Times" w:cs="Times"/>
+          <w:sz w:val="24"/>
+          <w:szCs w:val="24"/>
+        </w:rPr>
+      </w:pPr>
+      <w:r>
+        <w:rPr>
+          <w:rFonts w:ascii="Times" w:eastAsiaTheme="minorEastAsia" w:hAnsi="Times" w:cs="Times"/>
+          <w:sz w:val="24"/>
+          <w:szCs w:val="24"/>
+        </w:rPr>
+        <w:t xml:space="preserve">Para cada uma das </w:t>
+      </w:r>
+      <m:oMath>
+        <m:r>
+          <w:rPr>
+            <w:rFonts w:ascii="Cambria Math" w:eastAsiaTheme="minorEastAsia" w:hAnsi="Cambria Math" w:cs="Times"/>
+            <w:sz w:val="24"/>
+            <w:szCs w:val="24"/>
+          </w:rPr>
+          <m:t>n</m:t>
+        </m:r>
+      </m:oMath>
+      <w:r>
+        <w:rPr>
+          <w:rFonts w:ascii="Times" w:eastAsiaTheme="minorEastAsia" w:hAnsi="Times" w:cs="Times"/>
+          <w:sz w:val="24"/>
+          <w:szCs w:val="24"/>
+        </w:rPr>
+        <w:t xml:space="preserve"> </w:t>
+      </w:r>
+      <w:r>
+        <w:rPr>
+          <w:rFonts w:ascii="Times" w:eastAsiaTheme="minorEastAsia" w:hAnsi="Times" w:cs="Times"/>
+          <w:sz w:val="24"/>
+          <w:szCs w:val="24"/>
+        </w:rPr>
+        <w:t>remoções, acontece um</w:t>
+      </w:r>
+      <w:r>
+        <w:rPr>
+          <w:rFonts w:ascii="Times" w:eastAsiaTheme="minorEastAsia" w:hAnsi="Times" w:cs="Times"/>
+          <w:sz w:val="24"/>
+          <w:szCs w:val="24"/>
+        </w:rPr>
+        <w:t xml:space="preserve"> s</w:t>
+      </w:r>
+      <w:r>
+        <w:rPr>
+          <w:rFonts w:ascii="Times" w:eastAsiaTheme="minorEastAsia" w:hAnsi="Times" w:cs="Times"/>
+          <w:sz w:val="24"/>
+          <w:szCs w:val="24"/>
+        </w:rPr>
+        <w:t>wap</w:t>
+      </w:r>
+      <w:r>
+        <w:rPr>
+          <w:rFonts w:ascii="Times" w:eastAsiaTheme="minorEastAsia" w:hAnsi="Times" w:cs="Times"/>
+          <w:sz w:val="24"/>
+          <w:szCs w:val="24"/>
+        </w:rPr>
+        <w:t xml:space="preserve"> </w:t>
+      </w:r>
+      <m:oMath>
+        <m:r>
+          <w:rPr>
+            <w:rFonts w:ascii="Cambria Math" w:eastAsiaTheme="minorEastAsia" w:hAnsi="Cambria Math" w:cs="Times"/>
+            <w:sz w:val="24"/>
+            <w:szCs w:val="24"/>
+          </w:rPr>
+          <m:t>O(1)</m:t>
+        </m:r>
+      </m:oMath>
+      <w:r>
+        <w:rPr>
+          <w:rFonts w:ascii="Times" w:eastAsiaTheme="minorEastAsia" w:hAnsi="Times" w:cs="Times"/>
+          <w:sz w:val="24"/>
+          <w:szCs w:val="24"/>
+        </w:rPr>
+        <w:t xml:space="preserve">, </w:t>
+      </w:r>
+      <w:r>
+        <w:rPr>
+          <w:rFonts w:ascii="Times" w:eastAsiaTheme="minorEastAsia" w:hAnsi="Times" w:cs="Times"/>
+          <w:sz w:val="24"/>
+          <w:szCs w:val="24"/>
+        </w:rPr>
+        <w:t>custando</w:t>
+      </w:r>
+      <w:r>
+        <w:rPr>
+          <w:rFonts w:ascii="Times" w:eastAsiaTheme="minorEastAsia" w:hAnsi="Times" w:cs="Times"/>
+          <w:sz w:val="24"/>
+          <w:szCs w:val="24"/>
+        </w:rPr>
+        <w:t>:</w:t>
+      </w:r>
+      <w:r>
+        <w:rPr>
+          <w:rFonts w:ascii="Times" w:eastAsiaTheme="minorEastAsia" w:hAnsi="Times" w:cs="Times"/>
+          <w:sz w:val="24"/>
+          <w:szCs w:val="24"/>
+        </w:rPr>
+        <w:t xml:space="preserve"> </w:t>
+      </w:r>
+      <m:oMath>
+        <m:r>
+          <w:rPr>
+            <w:rFonts w:ascii="Cambria Math" w:eastAsiaTheme="minorEastAsia" w:hAnsi="Cambria Math" w:cs="Times"/>
+            <w:sz w:val="24"/>
+            <w:szCs w:val="24"/>
+          </w:rPr>
+          <m:t>O</m:t>
+        </m:r>
+        <m:d>
+          <m:dPr>
+            <m:ctrlPr>
+              <w:rPr>
+                <w:rFonts w:ascii="Cambria Math" w:eastAsiaTheme="minorEastAsia" w:hAnsi="Cambria Math" w:cs="Times"/>
+                <w:i/>
+                <w:sz w:val="24"/>
+                <w:szCs w:val="24"/>
+              </w:rPr>
+            </m:ctrlPr>
+          </m:dPr>
+          <m:e>
+            <m:r>
+              <w:rPr>
+                <w:rFonts w:ascii="Cambria Math" w:eastAsiaTheme="minorEastAsia" w:hAnsi="Cambria Math" w:cs="Times"/>
+                <w:sz w:val="24"/>
+                <w:szCs w:val="24"/>
+              </w:rPr>
+              <m:t>n*</m:t>
+            </m:r>
+            <m:r>
+              <w:rPr>
+                <w:rFonts w:ascii="Cambria Math" w:eastAsiaTheme="minorEastAsia" w:hAnsi="Cambria Math" w:cs="Times"/>
+                <w:sz w:val="24"/>
+                <w:szCs w:val="24"/>
+              </w:rPr>
+              <m:t>1</m:t>
+            </m:r>
+          </m:e>
+        </m:d>
+        <m:r>
+          <w:rPr>
+            <w:rFonts w:ascii="Cambria Math" w:eastAsiaTheme="minorEastAsia" w:hAnsi="Cambria Math" w:cs="Times"/>
+            <w:sz w:val="24"/>
+            <w:szCs w:val="24"/>
+          </w:rPr>
+          <m:t>→O(n)</m:t>
+        </m:r>
+      </m:oMath>
+      <w:r>
+        <w:rPr>
+          <w:rFonts w:ascii="Times" w:eastAsiaTheme="minorEastAsia" w:hAnsi="Times" w:cs="Times"/>
+          <w:sz w:val="24"/>
+          <w:szCs w:val="24"/>
+        </w:rPr>
+        <w:t>.</w:t>
+      </w:r>
+    </w:p>
+    <w:p>
+      <w:pPr>
+        <w:pStyle w:val="PargrafodaLista"/>
+        <w:numPr>
+          <w:ilvl w:val="1"/>
+          <w:numId w:val="5"/>
+        </w:numPr>
+        <w:spacing w:line="480" w:lineRule="auto"/>
+        <w:jc w:val="both"/>
+        <w:rPr>
+          <w:rFonts w:ascii="Times" w:eastAsiaTheme="minorEastAsia" w:hAnsi="Times" w:cs="Times"/>
+          <w:sz w:val="24"/>
+          <w:szCs w:val="24"/>
+        </w:rPr>
+      </w:pPr>
+      <w:r>
+        <w:rPr>
+          <w:rFonts w:ascii="Times" w:eastAsiaTheme="minorEastAsia" w:hAnsi="Times" w:cs="Times"/>
+          <w:sz w:val="24"/>
+          <w:szCs w:val="24"/>
+        </w:rPr>
+        <w:t>Após cada</w:t>
+      </w:r>
+      <w:r>
+        <w:rPr>
+          <w:rFonts w:ascii="Times" w:eastAsiaTheme="minorEastAsia" w:hAnsi="Times" w:cs="Times"/>
+          <w:sz w:val="24"/>
+          <w:szCs w:val="24"/>
+        </w:rPr>
+        <w:t xml:space="preserve"> remoção,</w:t>
+      </w:r>
+      <w:r>
+        <w:rPr>
+          <w:rFonts w:ascii="Times" w:eastAsiaTheme="minorEastAsia" w:hAnsi="Times" w:cs="Times"/>
+          <w:sz w:val="24"/>
+          <w:szCs w:val="24"/>
+        </w:rPr>
+        <w:t xml:space="preserve"> </w:t>
+      </w:r>
+      <w:r>
+        <w:rPr>
+          <w:rFonts w:ascii="Times" w:eastAsiaTheme="minorEastAsia" w:hAnsi="Times" w:cs="Times"/>
+          <w:sz w:val="24"/>
+          <w:szCs w:val="24"/>
+        </w:rPr>
+        <w:t>considerando</w:t>
+      </w:r>
+      <w:r>
+        <w:rPr>
+          <w:rFonts w:ascii="Times" w:eastAsiaTheme="minorEastAsia" w:hAnsi="Times" w:cs="Times"/>
+          <w:sz w:val="24"/>
+          <w:szCs w:val="24"/>
+        </w:rPr>
+        <w:t xml:space="preserve"> a</w:t>
+      </w:r>
+      <w:r>
+        <w:rPr>
+          <w:rFonts w:ascii="Times" w:eastAsiaTheme="minorEastAsia" w:hAnsi="Times" w:cs="Times"/>
+          <w:sz w:val="24"/>
+          <w:szCs w:val="24"/>
+        </w:rPr>
+        <w:t xml:space="preserve"> </w:t>
+      </w:r>
+      <w:r>
+        <w:rPr>
+          <w:rFonts w:ascii="Times" w:eastAsiaTheme="minorEastAsia" w:hAnsi="Times" w:cs="Times"/>
+          <w:sz w:val="24"/>
+          <w:szCs w:val="24"/>
+        </w:rPr>
+        <w:t xml:space="preserve">diminuição </w:t>
+      </w:r>
+      <w:r>
+        <w:rPr>
+          <w:rFonts w:ascii="Times" w:eastAsiaTheme="minorEastAsia" w:hAnsi="Times" w:cs="Times"/>
+          <w:sz w:val="24"/>
+          <w:szCs w:val="24"/>
+        </w:rPr>
+        <w:t>de uma posição</w:t>
+      </w:r>
+      <w:r>
+        <w:rPr>
+          <w:rFonts w:ascii="Times" w:eastAsiaTheme="minorEastAsia" w:hAnsi="Times" w:cs="Times"/>
+          <w:sz w:val="24"/>
+          <w:szCs w:val="24"/>
+        </w:rPr>
+        <w:t xml:space="preserve"> </w:t>
+      </w:r>
+      <w:r>
+        <w:rPr>
+          <w:rFonts w:ascii="Times" w:eastAsiaTheme="minorEastAsia" w:hAnsi="Times" w:cs="Times"/>
+          <w:sz w:val="24"/>
+          <w:szCs w:val="24"/>
+        </w:rPr>
+        <w:t xml:space="preserve">no </w:t>
+      </w:r>
+      <w:proofErr w:type="spellStart"/>
+      <w:r>
+        <w:rPr>
+          <w:rFonts w:ascii="Times" w:eastAsiaTheme="minorEastAsia" w:hAnsi="Times" w:cs="Times"/>
+          <w:sz w:val="24"/>
+          <w:szCs w:val="24"/>
+        </w:rPr>
+        <w:t>heap</w:t>
+      </w:r>
+      <w:proofErr w:type="spellEnd"/>
+      <w:r>
+        <w:rPr>
+          <w:rFonts w:ascii="Times" w:eastAsiaTheme="minorEastAsia" w:hAnsi="Times" w:cs="Times"/>
+          <w:sz w:val="24"/>
+          <w:szCs w:val="24"/>
+        </w:rPr>
+        <w:t xml:space="preserve"> </w:t>
+      </w:r>
+      <m:oMath>
+        <m:r>
+          <w:rPr>
+            <w:rFonts w:ascii="Cambria Math" w:eastAsiaTheme="minorEastAsia" w:hAnsi="Cambria Math" w:cs="Times"/>
+            <w:sz w:val="24"/>
+            <w:szCs w:val="24"/>
+          </w:rPr>
+          <m:t>(n-</m:t>
+        </m:r>
+        <w:proofErr w:type="gramStart"/>
+        <m:r>
+          <w:rPr>
+            <w:rFonts w:ascii="Cambria Math" w:eastAsiaTheme="minorEastAsia" w:hAnsi="Cambria Math" w:cs="Times"/>
+            <w:sz w:val="24"/>
+            <w:szCs w:val="24"/>
+          </w:rPr>
+          <m:t>1</m:t>
+        </m:r>
+        <w:proofErr w:type="gramEnd"/>
+        <m:r>
+          <w:rPr>
+            <w:rFonts w:ascii="Cambria Math" w:eastAsiaTheme="minorEastAsia" w:hAnsi="Cambria Math" w:cs="Times"/>
+            <w:sz w:val="24"/>
+            <w:szCs w:val="24"/>
+          </w:rPr>
+          <m:t xml:space="preserve"> operações)</m:t>
+        </m:r>
+      </m:oMath>
+      <w:r>
+        <w:rPr>
+          <w:rFonts w:ascii="Times" w:eastAsiaTheme="minorEastAsia" w:hAnsi="Times" w:cs="Times"/>
+          <w:sz w:val="24"/>
+          <w:szCs w:val="24"/>
+        </w:rPr>
+        <w:t xml:space="preserve"> e </w:t>
+      </w:r>
+      <w:r>
+        <w:rPr>
+          <w:rFonts w:ascii="Times" w:eastAsiaTheme="minorEastAsia" w:hAnsi="Times" w:cs="Times"/>
+          <w:sz w:val="24"/>
+          <w:szCs w:val="24"/>
+        </w:rPr>
+        <w:t xml:space="preserve">o </w:t>
+      </w:r>
+      <w:r>
+        <w:rPr>
+          <w:rFonts w:ascii="Times" w:eastAsiaTheme="minorEastAsia" w:hAnsi="Times" w:cs="Times"/>
+          <w:sz w:val="24"/>
+          <w:szCs w:val="24"/>
+        </w:rPr>
+        <w:t>custo do</w:t>
+      </w:r>
+      <w:r>
+        <w:rPr>
+          <w:rFonts w:ascii="Times" w:eastAsiaTheme="minorEastAsia" w:hAnsi="Times" w:cs="Times"/>
+          <w:sz w:val="24"/>
+          <w:szCs w:val="24"/>
+        </w:rPr>
+        <w:t xml:space="preserve"> procedimento de</w:t>
+      </w:r>
+      <w:r>
+        <w:rPr>
+          <w:rFonts w:ascii="Times" w:eastAsiaTheme="minorEastAsia" w:hAnsi="Times" w:cs="Times"/>
+          <w:sz w:val="24"/>
+          <w:szCs w:val="24"/>
+        </w:rPr>
+        <w:t xml:space="preserve"> </w:t>
+      </w:r>
+      <w:proofErr w:type="spellStart"/>
+      <w:r>
+        <w:rPr>
+          <w:rFonts w:ascii="Times" w:eastAsiaTheme="minorEastAsia" w:hAnsi="Times" w:cs="Times"/>
+          <w:sz w:val="24"/>
+          <w:szCs w:val="24"/>
+        </w:rPr>
+        <w:t>heapify</w:t>
+      </w:r>
+      <w:proofErr w:type="spellEnd"/>
+      <w:r>
+        <w:rPr>
+          <w:rFonts w:ascii="Times" w:eastAsiaTheme="minorEastAsia" w:hAnsi="Times" w:cs="Times"/>
+          <w:sz w:val="24"/>
+          <w:szCs w:val="24"/>
+        </w:rPr>
+        <w:t>(</w:t>
+      </w:r>
+      <w:proofErr w:type="spellStart"/>
+      <w:r>
+        <w:rPr>
+          <w:rFonts w:ascii="Times" w:eastAsiaTheme="minorEastAsia" w:hAnsi="Times" w:cs="Times"/>
+          <w:i/>
+          <w:sz w:val="24"/>
+          <w:szCs w:val="24"/>
+        </w:rPr>
+        <w:t>sift-down</w:t>
+      </w:r>
+      <w:proofErr w:type="spellEnd"/>
+      <w:r>
+        <w:rPr>
+          <w:rFonts w:ascii="Times" w:eastAsiaTheme="minorEastAsia" w:hAnsi="Times" w:cs="Times"/>
+          <w:i/>
+          <w:sz w:val="24"/>
+          <w:szCs w:val="24"/>
+        </w:rPr>
+        <w:t>)</w:t>
+      </w:r>
+      <w:r>
+        <w:rPr>
+          <w:rFonts w:ascii="Times" w:eastAsiaTheme="minorEastAsia" w:hAnsi="Times" w:cs="Times"/>
+          <w:sz w:val="24"/>
+          <w:szCs w:val="24"/>
+        </w:rPr>
+        <w:t xml:space="preserve"> para reestruturar o </w:t>
+      </w:r>
+      <w:proofErr w:type="spellStart"/>
+      <w:r>
+        <w:rPr>
+          <w:rFonts w:ascii="Times" w:eastAsiaTheme="minorEastAsia" w:hAnsi="Times" w:cs="Times"/>
+          <w:sz w:val="24"/>
+          <w:szCs w:val="24"/>
+        </w:rPr>
+        <w:t>Heap</w:t>
+      </w:r>
+      <w:proofErr w:type="spellEnd"/>
+      <w:r>
+        <w:rPr>
+          <w:rFonts w:ascii="Times" w:eastAsiaTheme="minorEastAsia" w:hAnsi="Times" w:cs="Times"/>
+          <w:sz w:val="24"/>
+          <w:szCs w:val="24"/>
+        </w:rPr>
+        <w:t xml:space="preserve"> </w:t>
+      </w:r>
+      <m:oMath>
+        <m:r>
+          <w:rPr>
+            <w:rFonts w:ascii="Cambria Math" w:eastAsiaTheme="minorEastAsia" w:hAnsi="Cambria Math" w:cs="Times"/>
+            <w:sz w:val="24"/>
+            <w:szCs w:val="24"/>
+          </w:rPr>
+          <m:t>O</m:t>
+        </m:r>
+        <m:r>
+          <m:rPr>
+            <m:sty m:val="p"/>
+          </m:rPr>
+          <w:rPr>
+            <w:rFonts w:ascii="Cambria Math" w:eastAsiaTheme="minorEastAsia" w:hAnsi="Cambria Math" w:cs="Times"/>
+            <w:sz w:val="24"/>
+            <w:szCs w:val="24"/>
+          </w:rPr>
+          <m:t>(</m:t>
+        </m:r>
+        <m:func>
+          <m:funcPr>
+            <m:ctrlPr>
+              <w:rPr>
+                <w:rFonts w:ascii="Cambria Math" w:eastAsiaTheme="minorEastAsia" w:hAnsi="Cambria Math" w:cs="Times"/>
+                <w:sz w:val="24"/>
+                <w:szCs w:val="24"/>
+              </w:rPr>
+            </m:ctrlPr>
+          </m:funcPr>
+          <m:fName>
+            <m:r>
+              <m:rPr>
+                <m:sty m:val="p"/>
+              </m:rPr>
+              <w:rPr>
+                <w:rFonts w:ascii="Cambria Math" w:eastAsiaTheme="minorEastAsia" w:hAnsi="Cambria Math" w:cs="Times"/>
+                <w:sz w:val="24"/>
+                <w:szCs w:val="24"/>
+              </w:rPr>
+              <m:t>log</m:t>
+            </m:r>
+          </m:fName>
+          <m:e>
+            <m:r>
+              <w:rPr>
+                <w:rFonts w:ascii="Cambria Math" w:eastAsiaTheme="minorEastAsia" w:hAnsi="Cambria Math" w:cs="Times"/>
+                <w:sz w:val="24"/>
+                <w:szCs w:val="24"/>
+              </w:rPr>
+              <m:t>n</m:t>
+            </m:r>
+            <m:r>
+              <m:rPr>
+                <m:sty m:val="p"/>
+              </m:rPr>
+              <w:rPr>
+                <w:rFonts w:ascii="Cambria Math" w:eastAsiaTheme="minorEastAsia" w:hAnsi="Cambria Math" w:cs="Times"/>
+                <w:sz w:val="24"/>
+                <w:szCs w:val="24"/>
+              </w:rPr>
+              <m:t>)</m:t>
+            </m:r>
+          </m:e>
+        </m:func>
+      </m:oMath>
+      <w:r>
+        <w:rPr>
+          <w:rFonts w:ascii="Times" w:eastAsiaTheme="minorEastAsia" w:hAnsi="Times" w:cs="Times"/>
+          <w:sz w:val="24"/>
+          <w:szCs w:val="24"/>
+        </w:rPr>
+        <w:t>,</w:t>
+      </w:r>
+      <w:r>
+        <w:rPr>
+          <w:rFonts w:ascii="Times" w:eastAsiaTheme="minorEastAsia" w:hAnsi="Times" w:cs="Times"/>
+          <w:sz w:val="24"/>
+          <w:szCs w:val="24"/>
+        </w:rPr>
+        <w:t xml:space="preserve"> </w:t>
+      </w:r>
+      <w:r>
+        <w:rPr>
+          <w:rFonts w:ascii="Times" w:eastAsiaTheme="minorEastAsia" w:hAnsi="Times" w:cs="Times"/>
+          <w:sz w:val="24"/>
+          <w:szCs w:val="24"/>
+        </w:rPr>
+        <w:t>calculado</w:t>
+      </w:r>
+      <w:r>
+        <w:rPr>
+          <w:rFonts w:ascii="Times" w:eastAsiaTheme="minorEastAsia" w:hAnsi="Times" w:cs="Times"/>
+          <w:sz w:val="24"/>
+          <w:szCs w:val="24"/>
+        </w:rPr>
+        <w:t>-se</w:t>
+      </w:r>
+      <w:r>
+        <w:rPr>
+          <w:rFonts w:ascii="Times" w:eastAsiaTheme="minorEastAsia" w:hAnsi="Times" w:cs="Times"/>
+          <w:sz w:val="24"/>
+          <w:szCs w:val="24"/>
+        </w:rPr>
+        <w:t xml:space="preserve">: </w:t>
+      </w:r>
+      <m:oMath>
+        <m:r>
+          <w:rPr>
+            <w:rFonts w:ascii="Cambria Math" w:eastAsiaTheme="minorEastAsia" w:hAnsi="Cambria Math" w:cs="Times"/>
+            <w:sz w:val="24"/>
+            <w:szCs w:val="24"/>
+          </w:rPr>
+          <m:t>O</m:t>
+        </m:r>
+        <m:d>
+          <m:dPr>
+            <m:ctrlPr>
+              <w:rPr>
+                <w:rFonts w:ascii="Cambria Math" w:eastAsiaTheme="minorEastAsia" w:hAnsi="Cambria Math" w:cs="Times"/>
+                <w:i/>
+                <w:sz w:val="24"/>
+                <w:szCs w:val="24"/>
+              </w:rPr>
+            </m:ctrlPr>
+          </m:dPr>
+          <m:e>
+            <m:r>
+              <w:rPr>
+                <w:rFonts w:ascii="Cambria Math" w:eastAsiaTheme="minorEastAsia" w:hAnsi="Cambria Math" w:cs="Times"/>
+                <w:sz w:val="24"/>
+                <w:szCs w:val="24"/>
+              </w:rPr>
+              <m:t>(</m:t>
+            </m:r>
+            <m:r>
+              <w:rPr>
+                <w:rFonts w:ascii="Cambria Math" w:eastAsiaTheme="minorEastAsia" w:hAnsi="Cambria Math" w:cs="Times"/>
+                <w:sz w:val="24"/>
+                <w:szCs w:val="24"/>
+              </w:rPr>
+              <m:t>n</m:t>
+            </m:r>
+            <m:r>
+              <w:rPr>
+                <w:rFonts w:ascii="Cambria Math" w:eastAsiaTheme="minorEastAsia" w:hAnsi="Cambria Math" w:cs="Times"/>
+                <w:sz w:val="24"/>
+                <w:szCs w:val="24"/>
+              </w:rPr>
+              <m:t>-1</m:t>
+            </m:r>
+          </m:e>
+        </m:d>
+        <m:r>
+          <w:rPr>
+            <w:rFonts w:ascii="Cambria Math" w:eastAsiaTheme="minorEastAsia" w:hAnsi="Cambria Math" w:cs="Times"/>
+            <w:sz w:val="24"/>
+            <w:szCs w:val="24"/>
+          </w:rPr>
+          <m:t>*</m:t>
+        </m:r>
+        <m:func>
+          <m:funcPr>
+            <m:ctrlPr>
+              <w:rPr>
+                <w:rFonts w:ascii="Cambria Math" w:eastAsiaTheme="minorEastAsia" w:hAnsi="Cambria Math" w:cs="Times"/>
+                <w:i/>
+                <w:sz w:val="24"/>
+                <w:szCs w:val="24"/>
+              </w:rPr>
+            </m:ctrlPr>
+          </m:funcPr>
+          <m:fName>
+            <m:r>
+              <m:rPr>
+                <m:sty m:val="p"/>
+              </m:rPr>
+              <w:rPr>
+                <w:rFonts w:ascii="Cambria Math" w:eastAsiaTheme="minorEastAsia" w:hAnsi="Cambria Math" w:cs="Times"/>
+                <w:sz w:val="24"/>
+                <w:szCs w:val="24"/>
+              </w:rPr>
+              <m:t>log</m:t>
+            </m:r>
+          </m:fName>
+          <m:e>
+            <m:r>
+              <w:rPr>
+                <w:rFonts w:ascii="Cambria Math" w:eastAsiaTheme="minorEastAsia" w:hAnsi="Cambria Math" w:cs="Times"/>
+                <w:sz w:val="24"/>
+                <w:szCs w:val="24"/>
+              </w:rPr>
+              <m:t>n</m:t>
+            </m:r>
+          </m:e>
+        </m:func>
+        <m:r>
+          <w:rPr>
+            <w:rFonts w:ascii="Cambria Math" w:eastAsiaTheme="minorEastAsia" w:hAnsi="Cambria Math" w:cs="Times"/>
+            <w:sz w:val="24"/>
+            <w:szCs w:val="24"/>
+          </w:rPr>
+          <m:t>)</m:t>
+        </m:r>
+        <m:r>
+          <w:rPr>
+            <w:rFonts w:ascii="Cambria Math" w:eastAsiaTheme="minorEastAsia" w:hAnsi="Cambria Math" w:cs="Times"/>
+            <w:sz w:val="24"/>
+            <w:szCs w:val="24"/>
+          </w:rPr>
+          <m:t>→O(n</m:t>
+        </m:r>
+        <m:func>
+          <m:funcPr>
+            <m:ctrlPr>
+              <w:rPr>
+                <w:rFonts w:ascii="Cambria Math" w:eastAsiaTheme="minorEastAsia" w:hAnsi="Cambria Math" w:cs="Times"/>
+                <w:i/>
+                <w:sz w:val="24"/>
+                <w:szCs w:val="24"/>
+              </w:rPr>
+            </m:ctrlPr>
+          </m:funcPr>
+          <m:fName>
+            <m:r>
+              <m:rPr>
+                <m:sty m:val="p"/>
+              </m:rPr>
+              <w:rPr>
+                <w:rFonts w:ascii="Cambria Math" w:eastAsiaTheme="minorEastAsia" w:hAnsi="Cambria Math" w:cs="Times"/>
+                <w:sz w:val="24"/>
+                <w:szCs w:val="24"/>
+              </w:rPr>
+              <m:t>log</m:t>
+            </m:r>
+          </m:fName>
+          <m:e>
+            <m:r>
+              <w:rPr>
+                <w:rFonts w:ascii="Cambria Math" w:eastAsiaTheme="minorEastAsia" w:hAnsi="Cambria Math" w:cs="Times"/>
+                <w:sz w:val="24"/>
+                <w:szCs w:val="24"/>
+              </w:rPr>
+              <m:t>n)</m:t>
+            </m:r>
+          </m:e>
+        </m:func>
+      </m:oMath>
+      <w:r>
+        <w:rPr>
+          <w:rFonts w:ascii="Times" w:eastAsiaTheme="minorEastAsia" w:hAnsi="Times" w:cs="Times"/>
+          <w:sz w:val="24"/>
+          <w:szCs w:val="24"/>
+        </w:rPr>
+        <w:t>.</w:t>
+      </w:r>
+    </w:p>
+    <w:p>
+      <w:pPr>
+        <w:spacing w:line="480" w:lineRule="auto"/>
+        <w:jc w:val="both"/>
+        <w:rPr>
+          <w:rFonts w:ascii="Times" w:eastAsiaTheme="minorEastAsia" w:hAnsi="Times" w:cs="Times"/>
+          <w:sz w:val="24"/>
+          <w:szCs w:val="24"/>
+        </w:rPr>
+      </w:pPr>
+      <w:r>
+        <w:rPr>
+          <w:rFonts w:ascii="Times" w:eastAsiaTheme="minorEastAsia" w:hAnsi="Times" w:cs="Times"/>
+          <w:sz w:val="24"/>
+          <w:szCs w:val="24"/>
+        </w:rPr>
+        <w:t xml:space="preserve">Convertendo </w:t>
+      </w:r>
+      <w:r>
+        <w:rPr>
+          <w:rFonts w:ascii="Times" w:eastAsiaTheme="minorEastAsia" w:hAnsi="Times" w:cs="Times"/>
+          <w:sz w:val="24"/>
+          <w:szCs w:val="24"/>
+        </w:rPr>
+        <w:t xml:space="preserve">para </w:t>
+      </w:r>
+      <w:r>
+        <w:rPr>
+          <w:rFonts w:ascii="Times" w:eastAsiaTheme="minorEastAsia" w:hAnsi="Times" w:cs="Times"/>
+          <w:sz w:val="24"/>
+          <w:szCs w:val="24"/>
+        </w:rPr>
+        <w:t>a fórmula</w:t>
+      </w:r>
+      <w:r>
+        <w:rPr>
+          <w:rFonts w:ascii="Times" w:eastAsiaTheme="minorEastAsia" w:hAnsi="Times" w:cs="Times"/>
+          <w:sz w:val="24"/>
+          <w:szCs w:val="24"/>
+        </w:rPr>
+        <w:t xml:space="preserve"> final,</w:t>
+      </w:r>
+      <w:r>
+        <w:rPr>
+          <w:rFonts w:ascii="Times" w:eastAsiaTheme="minorEastAsia" w:hAnsi="Times" w:cs="Times"/>
+          <w:sz w:val="24"/>
+          <w:szCs w:val="24"/>
+        </w:rPr>
+        <w:t xml:space="preserve"> teremos:</w:t>
+      </w:r>
+    </w:p>
+    <w:p>
+      <w:pPr>
+        <w:pStyle w:val="PargrafodaLista"/>
+        <w:spacing w:line="480" w:lineRule="auto"/>
+        <w:jc w:val="both"/>
+        <w:rPr>
+          <w:rFonts w:ascii="Times" w:eastAsiaTheme="minorEastAsia" w:hAnsi="Times" w:cs="Times"/>
+          <w:sz w:val="24"/>
+          <w:szCs w:val="24"/>
+        </w:rPr>
+      </w:pPr>
+      <m:oMathPara>
+        <m:oMath>
+          <m:r>
+            <w:rPr>
+              <w:rFonts w:ascii="Cambria Math" w:hAnsi="Cambria Math" w:cs="Times"/>
+              <w:sz w:val="24"/>
+              <w:szCs w:val="24"/>
+            </w:rPr>
+            <m:t>O</m:t>
+          </m:r>
+          <m:d>
+            <m:dPr>
+              <m:ctrlPr>
+                <w:rPr>
+                  <w:rFonts w:ascii="Cambria Math" w:hAnsi="Cambria Math" w:cs="Times"/>
+                  <w:i/>
+                  <w:sz w:val="24"/>
+                  <w:szCs w:val="24"/>
+                </w:rPr>
+              </m:ctrlPr>
+            </m:dPr>
+            <m:e>
+              <m:r>
+                <w:rPr>
+                  <w:rFonts w:ascii="Cambria Math" w:hAnsi="Cambria Math" w:cs="Times"/>
+                  <w:sz w:val="24"/>
+                  <w:szCs w:val="24"/>
+                </w:rPr>
+                <m:t>n</m:t>
+              </m:r>
+            </m:e>
+          </m:d>
+          <m:r>
+            <w:rPr>
+              <w:rFonts w:ascii="Cambria Math" w:hAnsi="Cambria Math" w:cs="Times"/>
+              <w:sz w:val="24"/>
+              <w:szCs w:val="24"/>
+            </w:rPr>
+            <m:t>+O</m:t>
+          </m:r>
+          <m:d>
+            <m:dPr>
+              <m:ctrlPr>
+                <w:rPr>
+                  <w:rFonts w:ascii="Cambria Math" w:hAnsi="Cambria Math" w:cs="Times"/>
+                  <w:i/>
+                  <w:sz w:val="24"/>
+                  <w:szCs w:val="24"/>
+                </w:rPr>
+              </m:ctrlPr>
+            </m:dPr>
+            <m:e>
+              <m:r>
+                <w:rPr>
+                  <w:rFonts w:ascii="Cambria Math" w:hAnsi="Cambria Math" w:cs="Times"/>
+                  <w:sz w:val="24"/>
+                  <w:szCs w:val="24"/>
+                </w:rPr>
+                <m:t>n</m:t>
+              </m:r>
+            </m:e>
+          </m:d>
+          <m:r>
+            <w:rPr>
+              <w:rFonts w:ascii="Cambria Math" w:hAnsi="Cambria Math" w:cs="Times"/>
+              <w:sz w:val="24"/>
+              <w:szCs w:val="24"/>
+            </w:rPr>
+            <m:t>+</m:t>
+          </m:r>
+          <m:r>
+            <w:rPr>
+              <w:rFonts w:ascii="Cambria Math" w:hAnsi="Cambria Math" w:cs="Times"/>
+              <w:sz w:val="24"/>
+              <w:szCs w:val="24"/>
+            </w:rPr>
+            <m:t>O(n</m:t>
+          </m:r>
+          <m:func>
+            <m:funcPr>
+              <m:ctrlPr>
+                <w:rPr>
+                  <w:rFonts w:ascii="Cambria Math" w:hAnsi="Cambria Math" w:cs="Times"/>
+                  <w:i/>
+                  <w:sz w:val="24"/>
+                  <w:szCs w:val="24"/>
+                </w:rPr>
+              </m:ctrlPr>
+            </m:funcPr>
+            <m:fName>
+              <m:r>
+                <m:rPr>
+                  <m:sty m:val="p"/>
+                </m:rPr>
+                <w:rPr>
+                  <w:rFonts w:ascii="Cambria Math" w:hAnsi="Cambria Math" w:cs="Times"/>
+                  <w:sz w:val="24"/>
+                  <w:szCs w:val="24"/>
+                </w:rPr>
+                <m:t>log</m:t>
+              </m:r>
+            </m:fName>
+            <m:e>
+              <m:r>
+                <w:rPr>
+                  <w:rFonts w:ascii="Cambria Math" w:hAnsi="Cambria Math" w:cs="Times"/>
+                  <w:sz w:val="24"/>
+                  <w:szCs w:val="24"/>
+                </w:rPr>
+                <m:t>n)</m:t>
+              </m:r>
+            </m:e>
+          </m:func>
+        </m:oMath>
+      </m:oMathPara>
+    </w:p>
+    <w:p>
+      <w:pPr>
+        <w:pStyle w:val="PargrafodaLista"/>
+        <w:spacing w:line="480" w:lineRule="auto"/>
+        <w:jc w:val="both"/>
+        <w:rPr>
+          <w:rFonts w:ascii="Times" w:eastAsiaTheme="minorEastAsia" w:hAnsi="Times" w:cs="Times"/>
+          <w:sz w:val="24"/>
+          <w:szCs w:val="24"/>
+        </w:rPr>
+      </w:pPr>
+      <m:oMathPara>
+        <m:oMath>
+          <m:r>
+            <w:rPr>
+              <w:rFonts w:ascii="Cambria Math" w:hAnsi="Cambria Math" w:cs="Times"/>
+              <w:sz w:val="24"/>
+              <w:szCs w:val="24"/>
+            </w:rPr>
+            <w:lastRenderedPageBreak/>
+            <m:t>= O</m:t>
+          </m:r>
+          <m:r>
+            <w:rPr>
+              <w:rFonts w:ascii="Cambria Math" w:hAnsi="Times" w:cs="Times"/>
+              <w:sz w:val="24"/>
+              <w:szCs w:val="24"/>
+            </w:rPr>
+            <m:t>(</m:t>
+          </m:r>
+          <m:r>
+            <w:rPr>
+              <w:rFonts w:ascii="Cambria Math" w:hAnsi="Cambria Math" w:cs="Times"/>
+              <w:sz w:val="24"/>
+              <w:szCs w:val="24"/>
+            </w:rPr>
+            <m:t>n</m:t>
+          </m:r>
+          <m:func>
+            <m:funcPr>
+              <m:ctrlPr>
+                <w:rPr>
+                  <w:rFonts w:ascii="Cambria Math" w:hAnsi="Times" w:cs="Times"/>
+                  <w:i/>
+                  <w:sz w:val="24"/>
+                  <w:szCs w:val="24"/>
+                </w:rPr>
+              </m:ctrlPr>
+            </m:funcPr>
+            <m:fName>
+              <m:r>
+                <m:rPr>
+                  <m:sty m:val="p"/>
+                </m:rPr>
+                <w:rPr>
+                  <w:rFonts w:ascii="Cambria Math" w:hAnsi="Times" w:cs="Times"/>
+                  <w:sz w:val="24"/>
+                  <w:szCs w:val="24"/>
+                </w:rPr>
+                <m:t>log</m:t>
+              </m:r>
+            </m:fName>
+            <m:e>
+              <m:r>
+                <w:rPr>
+                  <w:rFonts w:ascii="Cambria Math" w:hAnsi="Cambria Math" w:cs="Times"/>
+                  <w:sz w:val="24"/>
+                  <w:szCs w:val="24"/>
+                </w:rPr>
+                <m:t>n</m:t>
+              </m:r>
+              <m:r>
+                <w:rPr>
+                  <w:rFonts w:ascii="Cambria Math" w:hAnsi="Times" w:cs="Times"/>
+                  <w:sz w:val="24"/>
+                  <w:szCs w:val="24"/>
+                </w:rPr>
+                <m:t>)</m:t>
+              </m:r>
+            </m:e>
+          </m:func>
+        </m:oMath>
+      </m:oMathPara>
+    </w:p>
+    <w:p>
+      <w:pPr>
         <w:spacing w:line="480" w:lineRule="auto"/>
         <w:ind w:left="720"/>
+        <w:jc w:val="both"/>
         <w:rPr>
           <w:rFonts w:ascii="Times" w:eastAsiaTheme="minorEastAsia" w:hAnsi="Times" w:cs="Times"/>
           <w:sz w:val="24"/>
@@ -4125,6 +5908,7 @@
     <w:p>
       <w:pPr>
         <w:pStyle w:val="Ttulo2"/>
+        <w:jc w:val="both"/>
         <w:rPr>
           <w:rFonts w:ascii="Times" w:hAnsi="Times" w:cs="Times"/>
           <w:sz w:val="24"/>
@@ -4152,51 +5936,29 @@
     </w:p>
     <w:p>
       <w:pPr>
-        <w:pStyle w:val="Ttulo2"/>
-        <w:rPr>
-          <w:rFonts w:ascii="Times" w:hAnsi="Times" w:cs="Times"/>
-          <w:sz w:val="24"/>
-          <w:szCs w:val="24"/>
-        </w:rPr>
-      </w:pPr>
-      <w:bookmarkStart w:id="8" w:name="_Toc199934945"/>
-      <w:r>
-        <w:rPr>
-          <w:rFonts w:ascii="Times" w:hAnsi="Times" w:cs="Times"/>
-          <w:sz w:val="24"/>
-          <w:szCs w:val="24"/>
-        </w:rPr>
-        <w:t>Explicar se o algoritmo é ou não estável.</w:t>
-      </w:r>
-      <w:bookmarkEnd w:id="8"/>
-      <w:r>
-        <w:rPr>
-          <w:rFonts w:ascii="Times" w:hAnsi="Times" w:cs="Times"/>
-          <w:sz w:val="24"/>
-          <w:szCs w:val="24"/>
-        </w:rPr>
-        <w:t xml:space="preserve"> </w:t>
-      </w:r>
+        <w:jc w:val="both"/>
+      </w:pPr>
     </w:p>
     <w:p>
       <w:pPr>
         <w:pStyle w:val="Ttulo2"/>
-        <w:rPr>
-          <w:rFonts w:ascii="Times" w:hAnsi="Times" w:cs="Times"/>
-          <w:sz w:val="24"/>
-          <w:szCs w:val="24"/>
-        </w:rPr>
-      </w:pPr>
-      <w:bookmarkStart w:id="9" w:name="_Toc199934946"/>
-      <w:r>
-        <w:rPr>
-          <w:rFonts w:ascii="Times" w:hAnsi="Times" w:cs="Times"/>
-          <w:sz w:val="24"/>
-          <w:szCs w:val="24"/>
-        </w:rPr>
-        <w:t>Limitações do algoritmo.</w:t>
-      </w:r>
-      <w:bookmarkEnd w:id="9"/>
+        <w:jc w:val="both"/>
+        <w:rPr>
+          <w:rFonts w:ascii="Times" w:hAnsi="Times" w:cs="Times"/>
+          <w:sz w:val="24"/>
+          <w:szCs w:val="24"/>
+        </w:rPr>
+      </w:pPr>
+      <w:bookmarkStart w:id="8" w:name="_Toc199934945"/>
+      <w:r>
+        <w:rPr>
+          <w:rFonts w:ascii="Times" w:hAnsi="Times" w:cs="Times"/>
+          <w:sz w:val="24"/>
+          <w:szCs w:val="24"/>
+        </w:rPr>
+        <w:t>Explicar se o algoritmo é ou não estável.</w:t>
+      </w:r>
+      <w:bookmarkEnd w:id="8"/>
       <w:r>
         <w:rPr>
           <w:rFonts w:ascii="Times" w:hAnsi="Times" w:cs="Times"/>
@@ -4209,44 +5971,102 @@
     <w:p>
       <w:pPr>
         <w:pStyle w:val="Ttulo2"/>
-        <w:rPr>
-          <w:rFonts w:ascii="Times" w:hAnsi="Times" w:cs="Times"/>
-          <w:sz w:val="24"/>
-          <w:szCs w:val="24"/>
-        </w:rPr>
-      </w:pPr>
-      <w:bookmarkStart w:id="10" w:name="_Toc199934947"/>
-      <w:proofErr w:type="gramStart"/>
-      <w:r>
-        <w:rPr>
-          <w:rFonts w:ascii="Times" w:hAnsi="Times" w:cs="Times"/>
-          <w:sz w:val="24"/>
-          <w:szCs w:val="24"/>
-        </w:rPr>
-        <w:t>Exemplos de como o processo de ordenação acontece</w:t>
-      </w:r>
-      <w:proofErr w:type="gramEnd"/>
-      <w:r>
-        <w:rPr>
-          <w:rFonts w:ascii="Times" w:hAnsi="Times" w:cs="Times"/>
-          <w:sz w:val="24"/>
-          <w:szCs w:val="24"/>
-        </w:rPr>
-        <w:t>.</w:t>
-      </w:r>
-      <w:bookmarkEnd w:id="10"/>
-      <w:r>
-        <w:rPr>
-          <w:rFonts w:ascii="Times" w:hAnsi="Times" w:cs="Times"/>
-          <w:sz w:val="24"/>
-          <w:szCs w:val="24"/>
-        </w:rPr>
-        <w:t xml:space="preserve"> </w:t>
-      </w:r>
+        <w:jc w:val="both"/>
+        <w:rPr>
+          <w:rFonts w:ascii="Times" w:hAnsi="Times" w:cs="Times"/>
+          <w:sz w:val="24"/>
+          <w:szCs w:val="24"/>
+        </w:rPr>
+      </w:pPr>
+      <w:bookmarkStart w:id="9" w:name="_Toc199934946"/>
     </w:p>
     <w:p>
       <w:pPr>
         <w:pStyle w:val="Ttulo2"/>
+        <w:jc w:val="both"/>
+        <w:rPr>
+          <w:rFonts w:ascii="Times" w:hAnsi="Times" w:cs="Times"/>
+          <w:sz w:val="24"/>
+          <w:szCs w:val="24"/>
+        </w:rPr>
+      </w:pPr>
+      <w:r>
+        <w:rPr>
+          <w:rFonts w:ascii="Times" w:hAnsi="Times" w:cs="Times"/>
+          <w:sz w:val="24"/>
+          <w:szCs w:val="24"/>
+        </w:rPr>
+        <w:t>Limitações do algoritmo.</w:t>
+      </w:r>
+      <w:bookmarkEnd w:id="9"/>
+      <w:r>
+        <w:rPr>
+          <w:rFonts w:ascii="Times" w:hAnsi="Times" w:cs="Times"/>
+          <w:sz w:val="24"/>
+          <w:szCs w:val="24"/>
+        </w:rPr>
+        <w:t xml:space="preserve"> </w:t>
+      </w:r>
+    </w:p>
+    <w:p>
+      <w:pPr>
+        <w:pStyle w:val="Ttulo2"/>
+        <w:jc w:val="both"/>
+        <w:rPr>
+          <w:rFonts w:ascii="Times" w:hAnsi="Times" w:cs="Times"/>
+          <w:sz w:val="24"/>
+          <w:szCs w:val="24"/>
+        </w:rPr>
+      </w:pPr>
+      <w:bookmarkStart w:id="10" w:name="_Toc199934947"/>
+    </w:p>
+    <w:p>
+      <w:pPr>
+        <w:pStyle w:val="Ttulo2"/>
+        <w:jc w:val="both"/>
+        <w:rPr>
+          <w:rFonts w:ascii="Times" w:hAnsi="Times" w:cs="Times"/>
+          <w:sz w:val="24"/>
+          <w:szCs w:val="24"/>
+        </w:rPr>
+      </w:pPr>
+      <w:proofErr w:type="gramStart"/>
+      <w:r>
+        <w:rPr>
+          <w:rFonts w:ascii="Times" w:hAnsi="Times" w:cs="Times"/>
+          <w:sz w:val="24"/>
+          <w:szCs w:val="24"/>
+        </w:rPr>
+        <w:t>Exemplos de como o processo de ordenação acontece</w:t>
+      </w:r>
+      <w:proofErr w:type="gramEnd"/>
+      <w:r>
+        <w:rPr>
+          <w:rFonts w:ascii="Times" w:hAnsi="Times" w:cs="Times"/>
+          <w:sz w:val="24"/>
+          <w:szCs w:val="24"/>
+        </w:rPr>
+        <w:t>.</w:t>
+      </w:r>
+      <w:bookmarkEnd w:id="10"/>
+      <w:r>
+        <w:rPr>
+          <w:rFonts w:ascii="Times" w:hAnsi="Times" w:cs="Times"/>
+          <w:sz w:val="24"/>
+          <w:szCs w:val="24"/>
+        </w:rPr>
+        <w:t xml:space="preserve"> </w:t>
+      </w:r>
+    </w:p>
+    <w:p>
+      <w:pPr>
+        <w:jc w:val="both"/>
+      </w:pPr>
+    </w:p>
+    <w:p>
+      <w:pPr>
+        <w:pStyle w:val="Ttulo2"/>
+        <w:jc w:val="both"/>
         <w:rPr>
           <w:rFonts w:ascii="Times" w:hAnsi="Times" w:cs="Times"/>
           <w:sz w:val="24"/>
@@ -4271,6 +6091,7 @@
           <w:ilvl w:val="0"/>
           <w:numId w:val="2"/>
         </w:numPr>
+        <w:jc w:val="both"/>
         <w:rPr>
           <w:rFonts w:ascii="Times" w:hAnsi="Times" w:cs="Times"/>
           <w:sz w:val="24"/>
@@ -4301,6 +6122,7 @@
     <w:p>
       <w:pPr>
         <w:pStyle w:val="Ttulo2"/>
+        <w:jc w:val="both"/>
         <w:rPr>
           <w:rFonts w:ascii="Times" w:hAnsi="Times" w:cs="Times"/>
           <w:sz w:val="24"/>
@@ -4347,6 +6169,7 @@
     <w:p>
       <w:pPr>
         <w:pStyle w:val="Ttulo2"/>
+        <w:jc w:val="both"/>
         <w:rPr>
           <w:rFonts w:ascii="Times" w:hAnsi="Times" w:cs="Times"/>
           <w:sz w:val="24"/>
@@ -4375,6 +6198,7 @@
     <w:p>
       <w:pPr>
         <w:pStyle w:val="Ttulo2"/>
+        <w:jc w:val="both"/>
         <w:rPr>
           <w:rFonts w:ascii="Times" w:hAnsi="Times" w:cs="Times"/>
           <w:sz w:val="24"/>
@@ -4399,6 +6223,7 @@
           <w:ilvl w:val="0"/>
           <w:numId w:val="2"/>
         </w:numPr>
+        <w:jc w:val="both"/>
         <w:rPr>
           <w:rFonts w:ascii="Times" w:hAnsi="Times" w:cs="Times"/>
           <w:sz w:val="24"/>
@@ -4419,6 +6244,7 @@
     <w:p>
       <w:pPr>
         <w:pStyle w:val="Ttulo2"/>
+        <w:jc w:val="both"/>
         <w:rPr>
           <w:rFonts w:ascii="Times" w:hAnsi="Times" w:cs="Times"/>
           <w:sz w:val="24"/>
@@ -4447,6 +6273,7 @@
     <w:p>
       <w:pPr>
         <w:pStyle w:val="Ttulo2"/>
+        <w:jc w:val="both"/>
         <w:rPr>
           <w:rFonts w:ascii="Times" w:hAnsi="Times" w:cs="Times"/>
           <w:sz w:val="24"/>
@@ -4499,6 +6326,11 @@
         <w:t xml:space="preserve"> disponível na linguagem C.</w:t>
       </w:r>
       <w:bookmarkEnd w:id="18"/>
+    </w:p>
+    <w:p>
+      <w:pPr>
+        <w:jc w:val="both"/>
+      </w:pPr>
     </w:p>
     <w:p>
       <w:pPr>
@@ -4507,6 +6339,7 @@
           <w:ilvl w:val="0"/>
           <w:numId w:val="2"/>
         </w:numPr>
+        <w:jc w:val="both"/>
         <w:rPr>
           <w:rFonts w:ascii="Times" w:hAnsi="Times" w:cs="Times"/>
           <w:sz w:val="24"/>
@@ -4528,6 +6361,7 @@
       <w:pPr>
         <w:pStyle w:val="PargrafodaLista"/>
         <w:spacing w:line="480" w:lineRule="auto"/>
+        <w:jc w:val="both"/>
         <w:rPr>
           <w:rFonts w:ascii="Times" w:hAnsi="Times" w:cs="Times"/>
           <w:sz w:val="24"/>
@@ -4557,6 +6391,7 @@
       <w:pPr>
         <w:pStyle w:val="PargrafodaLista"/>
         <w:spacing w:line="480" w:lineRule="auto"/>
+        <w:jc w:val="both"/>
         <w:rPr>
           <w:rFonts w:ascii="Times" w:hAnsi="Times" w:cs="Times"/>
           <w:sz w:val="24"/>
@@ -4568,6 +6403,7 @@
       <w:pPr>
         <w:pStyle w:val="PargrafodaLista"/>
         <w:spacing w:line="480" w:lineRule="auto"/>
+        <w:jc w:val="both"/>
         <w:rPr>
           <w:rFonts w:ascii="Times" w:hAnsi="Times" w:cs="Times"/>
           <w:sz w:val="24"/>
@@ -4701,6 +6537,7 @@
       <w:pPr>
         <w:pStyle w:val="PargrafodaLista"/>
         <w:spacing w:line="480" w:lineRule="auto"/>
+        <w:jc w:val="both"/>
         <w:rPr>
           <w:rFonts w:ascii="Times" w:hAnsi="Times" w:cs="Times"/>
           <w:sz w:val="24"/>
@@ -4796,6 +6633,7 @@
       <w:pPr>
         <w:pStyle w:val="PargrafodaLista"/>
         <w:spacing w:line="480" w:lineRule="auto"/>
+        <w:jc w:val="both"/>
         <w:rPr>
           <w:rFonts w:ascii="Times" w:hAnsi="Times" w:cs="Times"/>
           <w:sz w:val="24"/>
@@ -4911,6 +6749,7 @@
       <w:pPr>
         <w:pStyle w:val="PargrafodaLista"/>
         <w:spacing w:line="480" w:lineRule="auto"/>
+        <w:jc w:val="both"/>
         <w:rPr>
           <w:rFonts w:ascii="Times" w:hAnsi="Times" w:cs="Times"/>
           <w:sz w:val="24"/>
@@ -5006,6 +6845,7 @@
       <w:pPr>
         <w:pStyle w:val="PargrafodaLista"/>
         <w:spacing w:line="480" w:lineRule="auto"/>
+        <w:jc w:val="both"/>
         <w:rPr>
           <w:rFonts w:ascii="Times" w:hAnsi="Times" w:cs="Times"/>
           <w:sz w:val="24"/>
@@ -5034,9 +6874,9 @@
 <file path=word/numbering.xml><?xml version="1.0" encoding="utf-8"?>
 <w:numbering xmlns:ve="http://schemas.openxmlformats.org/markup-compatibility/2006" xmlns:o="urn:schemas-microsoft-com:office:office" xmlns:r="http://schemas.openxmlformats.org/officeDocument/2006/relationships" xmlns:m="http://schemas.openxmlformats.org/officeDocument/2006/math" xmlns:v="urn:schemas-microsoft-com:vml" xmlns:wp="http://schemas.openxmlformats.org/drawingml/2006/wordprocessingDrawing" xmlns:w10="urn:schemas-microsoft-com:office:word" xmlns:w="http://schemas.openxmlformats.org/wordprocessingml/2006/main" xmlns:wne="http://schemas.microsoft.com/office/word/2006/wordml">
   <w:abstractNum w:abstractNumId="0">
-    <w:nsid w:val="15C1326F"/>
+    <w:nsid w:val="151735AB"/>
     <w:multiLevelType w:val="hybridMultilevel"/>
-    <w:tmpl w:val="A7D06106"/>
+    <w:tmpl w:val="200276DA"/>
     <w:lvl w:ilvl="0" w:tplc="A16AEFAE">
       <w:numFmt w:val="bullet"/>
       <w:lvlText w:val=""/>
@@ -5046,6 +6886,317 @@
       </w:pPr>
       <w:rPr>
         <w:rFonts w:ascii="Symbol" w:eastAsiaTheme="minorHAnsi" w:hAnsi="Symbol" w:cs="Times" w:hint="default"/>
+      </w:rPr>
+    </w:lvl>
+    <w:lvl w:ilvl="1" w:tplc="0416000F">
+      <w:start w:val="1"/>
+      <w:numFmt w:val="decimal"/>
+      <w:lvlText w:val="%2."/>
+      <w:lvlJc w:val="left"/>
+      <w:pPr>
+        <w:ind w:left="1800" w:hanging="360"/>
+      </w:pPr>
+      <w:rPr>
+        <w:rFonts w:hint="default"/>
+      </w:rPr>
+    </w:lvl>
+    <w:lvl w:ilvl="2" w:tplc="04160005">
+      <w:start w:val="1"/>
+      <w:numFmt w:val="bullet"/>
+      <w:lvlText w:val=""/>
+      <w:lvlJc w:val="left"/>
+      <w:pPr>
+        <w:ind w:left="2520" w:hanging="360"/>
+      </w:pPr>
+      <w:rPr>
+        <w:rFonts w:ascii="Wingdings" w:hAnsi="Wingdings" w:hint="default"/>
+      </w:rPr>
+    </w:lvl>
+    <w:lvl w:ilvl="3" w:tplc="04160001" w:tentative="1">
+      <w:start w:val="1"/>
+      <w:numFmt w:val="bullet"/>
+      <w:lvlText w:val=""/>
+      <w:lvlJc w:val="left"/>
+      <w:pPr>
+        <w:ind w:left="3240" w:hanging="360"/>
+      </w:pPr>
+      <w:rPr>
+        <w:rFonts w:ascii="Symbol" w:hAnsi="Symbol" w:hint="default"/>
+      </w:rPr>
+    </w:lvl>
+    <w:lvl w:ilvl="4" w:tplc="04160003" w:tentative="1">
+      <w:start w:val="1"/>
+      <w:numFmt w:val="bullet"/>
+      <w:lvlText w:val="o"/>
+      <w:lvlJc w:val="left"/>
+      <w:pPr>
+        <w:ind w:left="3960" w:hanging="360"/>
+      </w:pPr>
+      <w:rPr>
+        <w:rFonts w:ascii="Courier New" w:hAnsi="Courier New" w:cs="Courier New" w:hint="default"/>
+      </w:rPr>
+    </w:lvl>
+    <w:lvl w:ilvl="5" w:tplc="04160005" w:tentative="1">
+      <w:start w:val="1"/>
+      <w:numFmt w:val="bullet"/>
+      <w:lvlText w:val=""/>
+      <w:lvlJc w:val="left"/>
+      <w:pPr>
+        <w:ind w:left="4680" w:hanging="360"/>
+      </w:pPr>
+      <w:rPr>
+        <w:rFonts w:ascii="Wingdings" w:hAnsi="Wingdings" w:hint="default"/>
+      </w:rPr>
+    </w:lvl>
+    <w:lvl w:ilvl="6" w:tplc="04160001" w:tentative="1">
+      <w:start w:val="1"/>
+      <w:numFmt w:val="bullet"/>
+      <w:lvlText w:val=""/>
+      <w:lvlJc w:val="left"/>
+      <w:pPr>
+        <w:ind w:left="5400" w:hanging="360"/>
+      </w:pPr>
+      <w:rPr>
+        <w:rFonts w:ascii="Symbol" w:hAnsi="Symbol" w:hint="default"/>
+      </w:rPr>
+    </w:lvl>
+    <w:lvl w:ilvl="7" w:tplc="04160003" w:tentative="1">
+      <w:start w:val="1"/>
+      <w:numFmt w:val="bullet"/>
+      <w:lvlText w:val="o"/>
+      <w:lvlJc w:val="left"/>
+      <w:pPr>
+        <w:ind w:left="6120" w:hanging="360"/>
+      </w:pPr>
+      <w:rPr>
+        <w:rFonts w:ascii="Courier New" w:hAnsi="Courier New" w:cs="Courier New" w:hint="default"/>
+      </w:rPr>
+    </w:lvl>
+    <w:lvl w:ilvl="8" w:tplc="04160005" w:tentative="1">
+      <w:start w:val="1"/>
+      <w:numFmt w:val="bullet"/>
+      <w:lvlText w:val=""/>
+      <w:lvlJc w:val="left"/>
+      <w:pPr>
+        <w:ind w:left="6840" w:hanging="360"/>
+      </w:pPr>
+      <w:rPr>
+        <w:rFonts w:ascii="Wingdings" w:hAnsi="Wingdings" w:hint="default"/>
+      </w:rPr>
+    </w:lvl>
+  </w:abstractNum>
+  <w:abstractNum w:abstractNumId="1">
+    <w:nsid w:val="15C1326F"/>
+    <w:multiLevelType w:val="hybridMultilevel"/>
+    <w:tmpl w:val="DD62BD38"/>
+    <w:lvl w:ilvl="0" w:tplc="A16AEFAE">
+      <w:numFmt w:val="bullet"/>
+      <w:lvlText w:val=""/>
+      <w:lvlJc w:val="left"/>
+      <w:pPr>
+        <w:ind w:left="1080" w:hanging="360"/>
+      </w:pPr>
+      <w:rPr>
+        <w:rFonts w:ascii="Symbol" w:eastAsiaTheme="minorHAnsi" w:hAnsi="Symbol" w:cs="Times" w:hint="default"/>
+      </w:rPr>
+    </w:lvl>
+    <w:lvl w:ilvl="1" w:tplc="04160003">
+      <w:start w:val="1"/>
+      <w:numFmt w:val="bullet"/>
+      <w:lvlText w:val="o"/>
+      <w:lvlJc w:val="left"/>
+      <w:pPr>
+        <w:ind w:left="1800" w:hanging="360"/>
+      </w:pPr>
+      <w:rPr>
+        <w:rFonts w:ascii="Courier New" w:hAnsi="Courier New" w:cs="Courier New" w:hint="default"/>
+      </w:rPr>
+    </w:lvl>
+    <w:lvl w:ilvl="2" w:tplc="04160005">
+      <w:start w:val="1"/>
+      <w:numFmt w:val="bullet"/>
+      <w:lvlText w:val=""/>
+      <w:lvlJc w:val="left"/>
+      <w:pPr>
+        <w:ind w:left="2520" w:hanging="360"/>
+      </w:pPr>
+      <w:rPr>
+        <w:rFonts w:ascii="Wingdings" w:hAnsi="Wingdings" w:hint="default"/>
+      </w:rPr>
+    </w:lvl>
+    <w:lvl w:ilvl="3" w:tplc="04160001" w:tentative="1">
+      <w:start w:val="1"/>
+      <w:numFmt w:val="bullet"/>
+      <w:lvlText w:val=""/>
+      <w:lvlJc w:val="left"/>
+      <w:pPr>
+        <w:ind w:left="3240" w:hanging="360"/>
+      </w:pPr>
+      <w:rPr>
+        <w:rFonts w:ascii="Symbol" w:hAnsi="Symbol" w:hint="default"/>
+      </w:rPr>
+    </w:lvl>
+    <w:lvl w:ilvl="4" w:tplc="04160003" w:tentative="1">
+      <w:start w:val="1"/>
+      <w:numFmt w:val="bullet"/>
+      <w:lvlText w:val="o"/>
+      <w:lvlJc w:val="left"/>
+      <w:pPr>
+        <w:ind w:left="3960" w:hanging="360"/>
+      </w:pPr>
+      <w:rPr>
+        <w:rFonts w:ascii="Courier New" w:hAnsi="Courier New" w:cs="Courier New" w:hint="default"/>
+      </w:rPr>
+    </w:lvl>
+    <w:lvl w:ilvl="5" w:tplc="04160005" w:tentative="1">
+      <w:start w:val="1"/>
+      <w:numFmt w:val="bullet"/>
+      <w:lvlText w:val=""/>
+      <w:lvlJc w:val="left"/>
+      <w:pPr>
+        <w:ind w:left="4680" w:hanging="360"/>
+      </w:pPr>
+      <w:rPr>
+        <w:rFonts w:ascii="Wingdings" w:hAnsi="Wingdings" w:hint="default"/>
+      </w:rPr>
+    </w:lvl>
+    <w:lvl w:ilvl="6" w:tplc="04160001" w:tentative="1">
+      <w:start w:val="1"/>
+      <w:numFmt w:val="bullet"/>
+      <w:lvlText w:val=""/>
+      <w:lvlJc w:val="left"/>
+      <w:pPr>
+        <w:ind w:left="5400" w:hanging="360"/>
+      </w:pPr>
+      <w:rPr>
+        <w:rFonts w:ascii="Symbol" w:hAnsi="Symbol" w:hint="default"/>
+      </w:rPr>
+    </w:lvl>
+    <w:lvl w:ilvl="7" w:tplc="04160003" w:tentative="1">
+      <w:start w:val="1"/>
+      <w:numFmt w:val="bullet"/>
+      <w:lvlText w:val="o"/>
+      <w:lvlJc w:val="left"/>
+      <w:pPr>
+        <w:ind w:left="6120" w:hanging="360"/>
+      </w:pPr>
+      <w:rPr>
+        <w:rFonts w:ascii="Courier New" w:hAnsi="Courier New" w:cs="Courier New" w:hint="default"/>
+      </w:rPr>
+    </w:lvl>
+    <w:lvl w:ilvl="8" w:tplc="04160005" w:tentative="1">
+      <w:start w:val="1"/>
+      <w:numFmt w:val="bullet"/>
+      <w:lvlText w:val=""/>
+      <w:lvlJc w:val="left"/>
+      <w:pPr>
+        <w:ind w:left="6840" w:hanging="360"/>
+      </w:pPr>
+      <w:rPr>
+        <w:rFonts w:ascii="Wingdings" w:hAnsi="Wingdings" w:hint="default"/>
+      </w:rPr>
+    </w:lvl>
+  </w:abstractNum>
+  <w:abstractNum w:abstractNumId="2">
+    <w:nsid w:val="393F5EB5"/>
+    <w:multiLevelType w:val="hybridMultilevel"/>
+    <w:tmpl w:val="219E11D0"/>
+    <w:lvl w:ilvl="0" w:tplc="0416000F">
+      <w:start w:val="1"/>
+      <w:numFmt w:val="decimal"/>
+      <w:lvlText w:val="%1."/>
+      <w:lvlJc w:val="left"/>
+      <w:pPr>
+        <w:ind w:left="720" w:hanging="360"/>
+      </w:pPr>
+    </w:lvl>
+    <w:lvl w:ilvl="1" w:tplc="04160019" w:tentative="1">
+      <w:start w:val="1"/>
+      <w:numFmt w:val="lowerLetter"/>
+      <w:lvlText w:val="%2."/>
+      <w:lvlJc w:val="left"/>
+      <w:pPr>
+        <w:ind w:left="1440" w:hanging="360"/>
+      </w:pPr>
+    </w:lvl>
+    <w:lvl w:ilvl="2" w:tplc="0416001B" w:tentative="1">
+      <w:start w:val="1"/>
+      <w:numFmt w:val="lowerRoman"/>
+      <w:lvlText w:val="%3."/>
+      <w:lvlJc w:val="right"/>
+      <w:pPr>
+        <w:ind w:left="2160" w:hanging="180"/>
+      </w:pPr>
+    </w:lvl>
+    <w:lvl w:ilvl="3" w:tplc="0416000F" w:tentative="1">
+      <w:start w:val="1"/>
+      <w:numFmt w:val="decimal"/>
+      <w:lvlText w:val="%4."/>
+      <w:lvlJc w:val="left"/>
+      <w:pPr>
+        <w:ind w:left="2880" w:hanging="360"/>
+      </w:pPr>
+    </w:lvl>
+    <w:lvl w:ilvl="4" w:tplc="04160019" w:tentative="1">
+      <w:start w:val="1"/>
+      <w:numFmt w:val="lowerLetter"/>
+      <w:lvlText w:val="%5."/>
+      <w:lvlJc w:val="left"/>
+      <w:pPr>
+        <w:ind w:left="3600" w:hanging="360"/>
+      </w:pPr>
+    </w:lvl>
+    <w:lvl w:ilvl="5" w:tplc="0416001B" w:tentative="1">
+      <w:start w:val="1"/>
+      <w:numFmt w:val="lowerRoman"/>
+      <w:lvlText w:val="%6."/>
+      <w:lvlJc w:val="right"/>
+      <w:pPr>
+        <w:ind w:left="4320" w:hanging="180"/>
+      </w:pPr>
+    </w:lvl>
+    <w:lvl w:ilvl="6" w:tplc="0416000F" w:tentative="1">
+      <w:start w:val="1"/>
+      <w:numFmt w:val="decimal"/>
+      <w:lvlText w:val="%7."/>
+      <w:lvlJc w:val="left"/>
+      <w:pPr>
+        <w:ind w:left="5040" w:hanging="360"/>
+      </w:pPr>
+    </w:lvl>
+    <w:lvl w:ilvl="7" w:tplc="04160019" w:tentative="1">
+      <w:start w:val="1"/>
+      <w:numFmt w:val="lowerLetter"/>
+      <w:lvlText w:val="%8."/>
+      <w:lvlJc w:val="left"/>
+      <w:pPr>
+        <w:ind w:left="5760" w:hanging="360"/>
+      </w:pPr>
+    </w:lvl>
+    <w:lvl w:ilvl="8" w:tplc="0416001B" w:tentative="1">
+      <w:start w:val="1"/>
+      <w:numFmt w:val="lowerRoman"/>
+      <w:lvlText w:val="%9."/>
+      <w:lvlJc w:val="right"/>
+      <w:pPr>
+        <w:ind w:left="6480" w:hanging="180"/>
+      </w:pPr>
+    </w:lvl>
+  </w:abstractNum>
+  <w:abstractNum w:abstractNumId="3">
+    <w:nsid w:val="502A13C4"/>
+    <w:multiLevelType w:val="hybridMultilevel"/>
+    <w:tmpl w:val="11E60866"/>
+    <w:lvl w:ilvl="0" w:tplc="04160001">
+      <w:start w:val="1"/>
+      <w:numFmt w:val="bullet"/>
+      <w:lvlText w:val=""/>
+      <w:lvlJc w:val="left"/>
+      <w:pPr>
+        <w:ind w:left="1440" w:hanging="360"/>
+      </w:pPr>
+      <w:rPr>
+        <w:rFonts w:ascii="Symbol" w:hAnsi="Symbol" w:hint="default"/>
       </w:rPr>
     </w:lvl>
     <w:lvl w:ilvl="1" w:tplc="04160003" w:tentative="1">
@@ -5054,7 +7205,7 @@
       <w:lvlText w:val="o"/>
       <w:lvlJc w:val="left"/>
       <w:pPr>
-        <w:ind w:left="1800" w:hanging="360"/>
+        <w:ind w:left="2160" w:hanging="360"/>
       </w:pPr>
       <w:rPr>
         <w:rFonts w:ascii="Courier New" w:hAnsi="Courier New" w:cs="Courier New" w:hint="default"/>
@@ -5066,7 +7217,7 @@
       <w:lvlText w:val=""/>
       <w:lvlJc w:val="left"/>
       <w:pPr>
-        <w:ind w:left="2520" w:hanging="360"/>
+        <w:ind w:left="2880" w:hanging="360"/>
       </w:pPr>
       <w:rPr>
         <w:rFonts w:ascii="Wingdings" w:hAnsi="Wingdings" w:hint="default"/>
@@ -5078,7 +7229,7 @@
       <w:lvlText w:val=""/>
       <w:lvlJc w:val="left"/>
       <w:pPr>
-        <w:ind w:left="3240" w:hanging="360"/>
+        <w:ind w:left="3600" w:hanging="360"/>
       </w:pPr>
       <w:rPr>
         <w:rFonts w:ascii="Symbol" w:hAnsi="Symbol" w:hint="default"/>
@@ -5090,7 +7241,7 @@
       <w:lvlText w:val="o"/>
       <w:lvlJc w:val="left"/>
       <w:pPr>
-        <w:ind w:left="3960" w:hanging="360"/>
+        <w:ind w:left="4320" w:hanging="360"/>
       </w:pPr>
       <w:rPr>
         <w:rFonts w:ascii="Courier New" w:hAnsi="Courier New" w:cs="Courier New" w:hint="default"/>
@@ -5102,7 +7253,7 @@
       <w:lvlText w:val=""/>
       <w:lvlJc w:val="left"/>
       <w:pPr>
-        <w:ind w:left="4680" w:hanging="360"/>
+        <w:ind w:left="5040" w:hanging="360"/>
       </w:pPr>
       <w:rPr>
         <w:rFonts w:ascii="Wingdings" w:hAnsi="Wingdings" w:hint="default"/>
@@ -5114,7 +7265,7 @@
       <w:lvlText w:val=""/>
       <w:lvlJc w:val="left"/>
       <w:pPr>
-        <w:ind w:left="5400" w:hanging="360"/>
+        <w:ind w:left="5760" w:hanging="360"/>
       </w:pPr>
       <w:rPr>
         <w:rFonts w:ascii="Symbol" w:hAnsi="Symbol" w:hint="default"/>
@@ -5126,7 +7277,7 @@
       <w:lvlText w:val="o"/>
       <w:lvlJc w:val="left"/>
       <w:pPr>
-        <w:ind w:left="6120" w:hanging="360"/>
+        <w:ind w:left="6480" w:hanging="360"/>
       </w:pPr>
       <w:rPr>
         <w:rFonts w:ascii="Courier New" w:hAnsi="Courier New" w:cs="Courier New" w:hint="default"/>
@@ -5138,213 +7289,14 @@
       <w:lvlText w:val=""/>
       <w:lvlJc w:val="left"/>
       <w:pPr>
-        <w:ind w:left="6840" w:hanging="360"/>
+        <w:ind w:left="7200" w:hanging="360"/>
       </w:pPr>
       <w:rPr>
         <w:rFonts w:ascii="Wingdings" w:hAnsi="Wingdings" w:hint="default"/>
       </w:rPr>
     </w:lvl>
   </w:abstractNum>
-  <w:abstractNum w:abstractNumId="1">
-    <w:nsid w:val="393F5EB5"/>
-    <w:multiLevelType w:val="hybridMultilevel"/>
-    <w:tmpl w:val="219E11D0"/>
-    <w:lvl w:ilvl="0" w:tplc="0416000F">
-      <w:start w:val="1"/>
-      <w:numFmt w:val="decimal"/>
-      <w:lvlText w:val="%1."/>
-      <w:lvlJc w:val="left"/>
-      <w:pPr>
-        <w:ind w:left="720" w:hanging="360"/>
-      </w:pPr>
-    </w:lvl>
-    <w:lvl w:ilvl="1" w:tplc="04160019" w:tentative="1">
-      <w:start w:val="1"/>
-      <w:numFmt w:val="lowerLetter"/>
-      <w:lvlText w:val="%2."/>
-      <w:lvlJc w:val="left"/>
-      <w:pPr>
-        <w:ind w:left="1440" w:hanging="360"/>
-      </w:pPr>
-    </w:lvl>
-    <w:lvl w:ilvl="2" w:tplc="0416001B" w:tentative="1">
-      <w:start w:val="1"/>
-      <w:numFmt w:val="lowerRoman"/>
-      <w:lvlText w:val="%3."/>
-      <w:lvlJc w:val="right"/>
-      <w:pPr>
-        <w:ind w:left="2160" w:hanging="180"/>
-      </w:pPr>
-    </w:lvl>
-    <w:lvl w:ilvl="3" w:tplc="0416000F" w:tentative="1">
-      <w:start w:val="1"/>
-      <w:numFmt w:val="decimal"/>
-      <w:lvlText w:val="%4."/>
-      <w:lvlJc w:val="left"/>
-      <w:pPr>
-        <w:ind w:left="2880" w:hanging="360"/>
-      </w:pPr>
-    </w:lvl>
-    <w:lvl w:ilvl="4" w:tplc="04160019" w:tentative="1">
-      <w:start w:val="1"/>
-      <w:numFmt w:val="lowerLetter"/>
-      <w:lvlText w:val="%5."/>
-      <w:lvlJc w:val="left"/>
-      <w:pPr>
-        <w:ind w:left="3600" w:hanging="360"/>
-      </w:pPr>
-    </w:lvl>
-    <w:lvl w:ilvl="5" w:tplc="0416001B" w:tentative="1">
-      <w:start w:val="1"/>
-      <w:numFmt w:val="lowerRoman"/>
-      <w:lvlText w:val="%6."/>
-      <w:lvlJc w:val="right"/>
-      <w:pPr>
-        <w:ind w:left="4320" w:hanging="180"/>
-      </w:pPr>
-    </w:lvl>
-    <w:lvl w:ilvl="6" w:tplc="0416000F" w:tentative="1">
-      <w:start w:val="1"/>
-      <w:numFmt w:val="decimal"/>
-      <w:lvlText w:val="%7."/>
-      <w:lvlJc w:val="left"/>
-      <w:pPr>
-        <w:ind w:left="5040" w:hanging="360"/>
-      </w:pPr>
-    </w:lvl>
-    <w:lvl w:ilvl="7" w:tplc="04160019" w:tentative="1">
-      <w:start w:val="1"/>
-      <w:numFmt w:val="lowerLetter"/>
-      <w:lvlText w:val="%8."/>
-      <w:lvlJc w:val="left"/>
-      <w:pPr>
-        <w:ind w:left="5760" w:hanging="360"/>
-      </w:pPr>
-    </w:lvl>
-    <w:lvl w:ilvl="8" w:tplc="0416001B" w:tentative="1">
-      <w:start w:val="1"/>
-      <w:numFmt w:val="lowerRoman"/>
-      <w:lvlText w:val="%9."/>
-      <w:lvlJc w:val="right"/>
-      <w:pPr>
-        <w:ind w:left="6480" w:hanging="180"/>
-      </w:pPr>
-    </w:lvl>
-  </w:abstractNum>
-  <w:abstractNum w:abstractNumId="2">
-    <w:nsid w:val="502A13C4"/>
-    <w:multiLevelType w:val="hybridMultilevel"/>
-    <w:tmpl w:val="11E60866"/>
-    <w:lvl w:ilvl="0" w:tplc="04160001">
-      <w:start w:val="1"/>
-      <w:numFmt w:val="bullet"/>
-      <w:lvlText w:val=""/>
-      <w:lvlJc w:val="left"/>
-      <w:pPr>
-        <w:ind w:left="1440" w:hanging="360"/>
-      </w:pPr>
-      <w:rPr>
-        <w:rFonts w:ascii="Symbol" w:hAnsi="Symbol" w:hint="default"/>
-      </w:rPr>
-    </w:lvl>
-    <w:lvl w:ilvl="1" w:tplc="04160003" w:tentative="1">
-      <w:start w:val="1"/>
-      <w:numFmt w:val="bullet"/>
-      <w:lvlText w:val="o"/>
-      <w:lvlJc w:val="left"/>
-      <w:pPr>
-        <w:ind w:left="2160" w:hanging="360"/>
-      </w:pPr>
-      <w:rPr>
-        <w:rFonts w:ascii="Courier New" w:hAnsi="Courier New" w:cs="Courier New" w:hint="default"/>
-      </w:rPr>
-    </w:lvl>
-    <w:lvl w:ilvl="2" w:tplc="04160005" w:tentative="1">
-      <w:start w:val="1"/>
-      <w:numFmt w:val="bullet"/>
-      <w:lvlText w:val=""/>
-      <w:lvlJc w:val="left"/>
-      <w:pPr>
-        <w:ind w:left="2880" w:hanging="360"/>
-      </w:pPr>
-      <w:rPr>
-        <w:rFonts w:ascii="Wingdings" w:hAnsi="Wingdings" w:hint="default"/>
-      </w:rPr>
-    </w:lvl>
-    <w:lvl w:ilvl="3" w:tplc="04160001" w:tentative="1">
-      <w:start w:val="1"/>
-      <w:numFmt w:val="bullet"/>
-      <w:lvlText w:val=""/>
-      <w:lvlJc w:val="left"/>
-      <w:pPr>
-        <w:ind w:left="3600" w:hanging="360"/>
-      </w:pPr>
-      <w:rPr>
-        <w:rFonts w:ascii="Symbol" w:hAnsi="Symbol" w:hint="default"/>
-      </w:rPr>
-    </w:lvl>
-    <w:lvl w:ilvl="4" w:tplc="04160003" w:tentative="1">
-      <w:start w:val="1"/>
-      <w:numFmt w:val="bullet"/>
-      <w:lvlText w:val="o"/>
-      <w:lvlJc w:val="left"/>
-      <w:pPr>
-        <w:ind w:left="4320" w:hanging="360"/>
-      </w:pPr>
-      <w:rPr>
-        <w:rFonts w:ascii="Courier New" w:hAnsi="Courier New" w:cs="Courier New" w:hint="default"/>
-      </w:rPr>
-    </w:lvl>
-    <w:lvl w:ilvl="5" w:tplc="04160005" w:tentative="1">
-      <w:start w:val="1"/>
-      <w:numFmt w:val="bullet"/>
-      <w:lvlText w:val=""/>
-      <w:lvlJc w:val="left"/>
-      <w:pPr>
-        <w:ind w:left="5040" w:hanging="360"/>
-      </w:pPr>
-      <w:rPr>
-        <w:rFonts w:ascii="Wingdings" w:hAnsi="Wingdings" w:hint="default"/>
-      </w:rPr>
-    </w:lvl>
-    <w:lvl w:ilvl="6" w:tplc="04160001" w:tentative="1">
-      <w:start w:val="1"/>
-      <w:numFmt w:val="bullet"/>
-      <w:lvlText w:val=""/>
-      <w:lvlJc w:val="left"/>
-      <w:pPr>
-        <w:ind w:left="5760" w:hanging="360"/>
-      </w:pPr>
-      <w:rPr>
-        <w:rFonts w:ascii="Symbol" w:hAnsi="Symbol" w:hint="default"/>
-      </w:rPr>
-    </w:lvl>
-    <w:lvl w:ilvl="7" w:tplc="04160003" w:tentative="1">
-      <w:start w:val="1"/>
-      <w:numFmt w:val="bullet"/>
-      <w:lvlText w:val="o"/>
-      <w:lvlJc w:val="left"/>
-      <w:pPr>
-        <w:ind w:left="6480" w:hanging="360"/>
-      </w:pPr>
-      <w:rPr>
-        <w:rFonts w:ascii="Courier New" w:hAnsi="Courier New" w:cs="Courier New" w:hint="default"/>
-      </w:rPr>
-    </w:lvl>
-    <w:lvl w:ilvl="8" w:tplc="04160005" w:tentative="1">
-      <w:start w:val="1"/>
-      <w:numFmt w:val="bullet"/>
-      <w:lvlText w:val=""/>
-      <w:lvlJc w:val="left"/>
-      <w:pPr>
-        <w:ind w:left="7200" w:hanging="360"/>
-      </w:pPr>
-      <w:rPr>
-        <w:rFonts w:ascii="Wingdings" w:hAnsi="Wingdings" w:hint="default"/>
-      </w:rPr>
-    </w:lvl>
-  </w:abstractNum>
-  <w:abstractNum w:abstractNumId="3">
+  <w:abstractNum w:abstractNumId="4">
     <w:nsid w:val="56583B8C"/>
     <w:multiLevelType w:val="hybridMultilevel"/>
     <w:tmpl w:val="69A4382A"/>
@@ -5431,15 +7383,18 @@
     </w:lvl>
   </w:abstractNum>
   <w:num w:numId="1">
+    <w:abstractNumId w:val="4"/>
+  </w:num>
+  <w:num w:numId="2">
+    <w:abstractNumId w:val="2"/>
+  </w:num>
+  <w:num w:numId="3">
     <w:abstractNumId w:val="3"/>
   </w:num>
-  <w:num w:numId="2">
+  <w:num w:numId="4">
     <w:abstractNumId w:val="1"/>
   </w:num>
-  <w:num w:numId="3">
-    <w:abstractNumId w:val="2"/>
-  </w:num>
-  <w:num w:numId="4">
+  <w:num w:numId="5">
     <w:abstractNumId w:val="0"/>
   </w:num>
 </w:numbering>
@@ -5869,13 +7824,6 @@
     <w:pitch w:val="variable"/>
     <w:sig w:usb0="E0002EFF" w:usb1="C000785B" w:usb2="00000009" w:usb3="00000000" w:csb0="000001FF" w:csb1="00000000"/>
   </w:font>
-  <w:font w:name="Courier New">
-    <w:panose1 w:val="02070309020205020404"/>
-    <w:charset w:val="00"/>
-    <w:family w:val="modern"/>
-    <w:pitch w:val="fixed"/>
-    <w:sig w:usb0="E0002EFF" w:usb1="C0007843" w:usb2="00000009" w:usb3="00000000" w:csb0="000001FF" w:csb1="00000000"/>
-  </w:font>
   <w:font w:name="Times New Roman">
     <w:panose1 w:val="02020603050405020304"/>
     <w:charset w:val="00"/>
@@ -5889,6 +7837,13 @@
     <w:family w:val="auto"/>
     <w:pitch w:val="variable"/>
     <w:sig w:usb0="00000000" w:usb1="10000000" w:usb2="00000000" w:usb3="00000000" w:csb0="80000000" w:csb1="00000000"/>
+  </w:font>
+  <w:font w:name="Courier New">
+    <w:panose1 w:val="02070309020205020404"/>
+    <w:charset w:val="00"/>
+    <w:family w:val="modern"/>
+    <w:pitch w:val="fixed"/>
+    <w:sig w:usb0="E0002EFF" w:usb1="C0007843" w:usb2="00000009" w:usb3="00000000" w:csb0="000001FF" w:csb1="00000000"/>
   </w:font>
   <w:font w:name="Cambria">
     <w:panose1 w:val="02040503050406030204"/>
@@ -5924,9 +7879,9 @@
     <w:useFELayout/>
   </w:compat>
   <w:rsids>
-    <w:rsidRoot w:val="00131C45"/>
-    <w:rsid w:val="00131C45"/>
-    <w:rsid w:val="00353EB9"/>
+    <w:rsidRoot w:val="00AF3F7A"/>
+    <w:rsid w:val="00432745"/>
+    <w:rsid w:val="00AF3F7A"/>
   </w:rsids>
   <m:mathPr>
     <m:mathFont m:val="Cambria Math"/>
@@ -6141,7 +8096,7 @@
     <w:basedOn w:val="Fontepargpadro"/>
     <w:uiPriority w:val="99"/>
     <w:semiHidden/>
-    <w:rsid w:val="00131C45"/>
+    <w:rsid w:val="00AF3F7A"/>
     <w:rPr>
       <w:color w:val="808080"/>
     </w:rPr>

--- a/Relatorio_Equipe_HeapSort.docx
+++ b/Relatorio_Equipe_HeapSort.docx
@@ -42,36 +42,8 @@
           <w:sz w:val="24"/>
           <w:szCs w:val="24"/>
         </w:rPr>
-        <w:t xml:space="preserve">quipe </w:t>
-      </w:r>
-      <w:proofErr w:type="spellStart"/>
-      <w:r>
-        <w:rPr>
-          <w:rFonts w:ascii="Times" w:hAnsi="Times" w:cs="Times"/>
-          <w:sz w:val="24"/>
-          <w:szCs w:val="24"/>
-        </w:rPr>
-        <w:t>Heap</w:t>
-      </w:r>
-      <w:proofErr w:type="spellEnd"/>
-      <w:r>
-        <w:rPr>
-          <w:rFonts w:ascii="Times" w:hAnsi="Times" w:cs="Times"/>
-          <w:sz w:val="24"/>
-          <w:szCs w:val="24"/>
-        </w:rPr>
-        <w:t xml:space="preserve"> </w:t>
-      </w:r>
-      <w:proofErr w:type="spellStart"/>
-      <w:r>
-        <w:rPr>
-          <w:rFonts w:ascii="Times" w:hAnsi="Times" w:cs="Times"/>
-          <w:sz w:val="24"/>
-          <w:szCs w:val="24"/>
-        </w:rPr>
-        <w:t>Sort</w:t>
-      </w:r>
-      <w:proofErr w:type="spellEnd"/>
+        <w:t>quipe Heap Sort</w:t>
+      </w:r>
       <w:r>
         <w:rPr>
           <w:rFonts w:ascii="Times" w:hAnsi="Times" w:cs="Times"/>
@@ -331,12 +303,10 @@
               <w:tab w:val="left" w:pos="440"/>
               <w:tab w:val="right" w:leader="dot" w:pos="9016"/>
             </w:tabs>
-            <w:jc w:val="both"/>
             <w:rPr>
-              <w:rFonts w:ascii="Times" w:hAnsi="Times" w:cs="Times"/>
+              <w:rFonts w:eastAsiaTheme="minorEastAsia"/>
               <w:noProof/>
-              <w:sz w:val="24"/>
-              <w:szCs w:val="24"/>
+              <w:lang w:eastAsia="pt-BR"/>
             </w:rPr>
           </w:pPr>
           <w:r>
@@ -363,23 +333,20 @@
             </w:rPr>
             <w:fldChar w:fldCharType="separate"/>
           </w:r>
-          <w:hyperlink w:anchor="_Toc199934937" w:history="1">
+          <w:hyperlink w:anchor="_Toc200093191" w:history="1">
             <w:r>
               <w:rPr>
                 <w:rStyle w:val="Hyperlink"/>
                 <w:rFonts w:ascii="Times" w:hAnsi="Times" w:cs="Times"/>
                 <w:noProof/>
-                <w:sz w:val="24"/>
-                <w:szCs w:val="24"/>
               </w:rPr>
               <w:t>1.</w:t>
             </w:r>
             <w:r>
               <w:rPr>
-                <w:rFonts w:ascii="Times" w:hAnsi="Times" w:cs="Times"/>
-                <w:noProof/>
-                <w:sz w:val="24"/>
-                <w:szCs w:val="24"/>
+                <w:rFonts w:eastAsiaTheme="minorEastAsia"/>
+                <w:noProof/>
+                <w:lang w:eastAsia="pt-BR"/>
               </w:rPr>
               <w:tab/>
             </w:r>
@@ -388,77 +355,54 @@
                 <w:rStyle w:val="Hyperlink"/>
                 <w:rFonts w:ascii="Times" w:hAnsi="Times" w:cs="Times"/>
                 <w:noProof/>
-                <w:sz w:val="24"/>
-                <w:szCs w:val="24"/>
               </w:rPr>
               <w:t>Introdução</w:t>
             </w:r>
             <w:r>
               <w:rPr>
-                <w:rFonts w:ascii="Times" w:hAnsi="Times" w:cs="Times"/>
-                <w:noProof/>
-                <w:webHidden/>
-                <w:sz w:val="24"/>
-                <w:szCs w:val="24"/>
+                <w:noProof/>
+                <w:webHidden/>
               </w:rPr>
               <w:tab/>
             </w:r>
             <w:r>
               <w:rPr>
-                <w:rFonts w:ascii="Times" w:hAnsi="Times" w:cs="Times"/>
-                <w:noProof/>
-                <w:webHidden/>
-                <w:sz w:val="24"/>
-                <w:szCs w:val="24"/>
+                <w:noProof/>
+                <w:webHidden/>
               </w:rPr>
               <w:fldChar w:fldCharType="begin"/>
             </w:r>
             <w:r>
               <w:rPr>
-                <w:rFonts w:ascii="Times" w:hAnsi="Times" w:cs="Times"/>
-                <w:noProof/>
-                <w:webHidden/>
-                <w:sz w:val="24"/>
-                <w:szCs w:val="24"/>
-              </w:rPr>
-              <w:instrText xml:space="preserve"> PAGEREF _Toc199934937 \h </w:instrText>
-            </w:r>
-            <w:r>
-              <w:rPr>
-                <w:rFonts w:ascii="Times" w:hAnsi="Times" w:cs="Times"/>
-                <w:noProof/>
-                <w:webHidden/>
-                <w:sz w:val="24"/>
-                <w:szCs w:val="24"/>
-              </w:rPr>
-            </w:r>
-            <w:r>
-              <w:rPr>
-                <w:rFonts w:ascii="Times" w:hAnsi="Times" w:cs="Times"/>
-                <w:noProof/>
-                <w:webHidden/>
-                <w:sz w:val="24"/>
-                <w:szCs w:val="24"/>
+                <w:noProof/>
+                <w:webHidden/>
+              </w:rPr>
+              <w:instrText xml:space="preserve"> PAGEREF _Toc200093191 \h </w:instrText>
+            </w:r>
+            <w:r>
+              <w:rPr>
+                <w:noProof/>
+                <w:webHidden/>
+              </w:rPr>
+            </w:r>
+            <w:r>
+              <w:rPr>
+                <w:noProof/>
+                <w:webHidden/>
               </w:rPr>
               <w:fldChar w:fldCharType="separate"/>
             </w:r>
             <w:r>
               <w:rPr>
-                <w:rFonts w:ascii="Times" w:hAnsi="Times" w:cs="Times"/>
-                <w:noProof/>
-                <w:webHidden/>
-                <w:sz w:val="24"/>
-                <w:szCs w:val="24"/>
-              </w:rPr>
-              <w:t>1</w:t>
-            </w:r>
-            <w:r>
-              <w:rPr>
-                <w:rFonts w:ascii="Times" w:hAnsi="Times" w:cs="Times"/>
-                <w:noProof/>
-                <w:webHidden/>
-                <w:sz w:val="24"/>
-                <w:szCs w:val="24"/>
+                <w:noProof/>
+                <w:webHidden/>
+              </w:rPr>
+              <w:t>2</w:t>
+            </w:r>
+            <w:r>
+              <w:rPr>
+                <w:noProof/>
+                <w:webHidden/>
               </w:rPr>
               <w:fldChar w:fldCharType="end"/>
             </w:r>
@@ -470,91 +414,66 @@
             <w:tabs>
               <w:tab w:val="right" w:leader="dot" w:pos="9016"/>
             </w:tabs>
-            <w:jc w:val="both"/>
             <w:rPr>
-              <w:rFonts w:ascii="Times" w:hAnsi="Times" w:cs="Times"/>
+              <w:rFonts w:eastAsiaTheme="minorEastAsia"/>
               <w:noProof/>
-              <w:sz w:val="24"/>
-              <w:szCs w:val="24"/>
+              <w:lang w:eastAsia="pt-BR"/>
             </w:rPr>
           </w:pPr>
-          <w:hyperlink w:anchor="_Toc199934938" w:history="1">
+          <w:hyperlink w:anchor="_Toc200093192" w:history="1">
             <w:r>
               <w:rPr>
                 <w:rStyle w:val="Hyperlink"/>
                 <w:rFonts w:ascii="Times" w:hAnsi="Times" w:cs="Times"/>
                 <w:noProof/>
-                <w:sz w:val="24"/>
-                <w:szCs w:val="24"/>
               </w:rPr>
               <w:t>Descrição do problema de ordenação em memória primária,</w:t>
             </w:r>
             <w:r>
               <w:rPr>
-                <w:rFonts w:ascii="Times" w:hAnsi="Times" w:cs="Times"/>
-                <w:noProof/>
-                <w:webHidden/>
-                <w:sz w:val="24"/>
-                <w:szCs w:val="24"/>
+                <w:noProof/>
+                <w:webHidden/>
               </w:rPr>
               <w:tab/>
             </w:r>
             <w:r>
               <w:rPr>
-                <w:rFonts w:ascii="Times" w:hAnsi="Times" w:cs="Times"/>
-                <w:noProof/>
-                <w:webHidden/>
-                <w:sz w:val="24"/>
-                <w:szCs w:val="24"/>
+                <w:noProof/>
+                <w:webHidden/>
               </w:rPr>
               <w:fldChar w:fldCharType="begin"/>
             </w:r>
             <w:r>
               <w:rPr>
-                <w:rFonts w:ascii="Times" w:hAnsi="Times" w:cs="Times"/>
-                <w:noProof/>
-                <w:webHidden/>
-                <w:sz w:val="24"/>
-                <w:szCs w:val="24"/>
-              </w:rPr>
-              <w:instrText xml:space="preserve"> PAGEREF _Toc199934938 \h </w:instrText>
-            </w:r>
-            <w:r>
-              <w:rPr>
-                <w:rFonts w:ascii="Times" w:hAnsi="Times" w:cs="Times"/>
-                <w:noProof/>
-                <w:webHidden/>
-                <w:sz w:val="24"/>
-                <w:szCs w:val="24"/>
-              </w:rPr>
-            </w:r>
-            <w:r>
-              <w:rPr>
-                <w:rFonts w:ascii="Times" w:hAnsi="Times" w:cs="Times"/>
-                <w:noProof/>
-                <w:webHidden/>
-                <w:sz w:val="24"/>
-                <w:szCs w:val="24"/>
+                <w:noProof/>
+                <w:webHidden/>
+              </w:rPr>
+              <w:instrText xml:space="preserve"> PAGEREF _Toc200093192 \h </w:instrText>
+            </w:r>
+            <w:r>
+              <w:rPr>
+                <w:noProof/>
+                <w:webHidden/>
+              </w:rPr>
+            </w:r>
+            <w:r>
+              <w:rPr>
+                <w:noProof/>
+                <w:webHidden/>
               </w:rPr>
               <w:fldChar w:fldCharType="separate"/>
             </w:r>
             <w:r>
               <w:rPr>
-                <w:rFonts w:ascii="Times" w:hAnsi="Times" w:cs="Times"/>
-                <w:noProof/>
-                <w:webHidden/>
-                <w:sz w:val="24"/>
-                <w:szCs w:val="24"/>
-              </w:rPr>
-              <w:t>1</w:t>
-            </w:r>
-            <w:r>
-              <w:rPr>
-                <w:rFonts w:ascii="Times" w:hAnsi="Times" w:cs="Times"/>
-                <w:noProof/>
-                <w:webHidden/>
-                <w:sz w:val="24"/>
-                <w:szCs w:val="24"/>
+                <w:noProof/>
+                <w:webHidden/>
+              </w:rPr>
+              <w:t>2</w:t>
+            </w:r>
+            <w:r>
+              <w:rPr>
+                <w:noProof/>
+                <w:webHidden/>
               </w:rPr>
               <w:fldChar w:fldCharType="end"/>
             </w:r>
@@ -566,91 +485,66 @@
             <w:tabs>
               <w:tab w:val="right" w:leader="dot" w:pos="9016"/>
             </w:tabs>
-            <w:jc w:val="both"/>
             <w:rPr>
-              <w:rFonts w:ascii="Times" w:hAnsi="Times" w:cs="Times"/>
+              <w:rFonts w:eastAsiaTheme="minorEastAsia"/>
               <w:noProof/>
-              <w:sz w:val="24"/>
-              <w:szCs w:val="24"/>
+              <w:lang w:eastAsia="pt-BR"/>
             </w:rPr>
           </w:pPr>
-          <w:hyperlink w:anchor="_Toc199934939" w:history="1">
+          <w:hyperlink w:anchor="_Toc200093193" w:history="1">
             <w:r>
               <w:rPr>
                 <w:rStyle w:val="Hyperlink"/>
                 <w:rFonts w:ascii="Times" w:hAnsi="Times" w:cs="Times"/>
                 <w:noProof/>
-                <w:sz w:val="24"/>
-                <w:szCs w:val="24"/>
               </w:rPr>
               <w:t>exemplos de aplicações onde o problema pode ser encontrado,</w:t>
             </w:r>
             <w:r>
               <w:rPr>
-                <w:rFonts w:ascii="Times" w:hAnsi="Times" w:cs="Times"/>
-                <w:noProof/>
-                <w:webHidden/>
-                <w:sz w:val="24"/>
-                <w:szCs w:val="24"/>
+                <w:noProof/>
+                <w:webHidden/>
               </w:rPr>
               <w:tab/>
             </w:r>
             <w:r>
               <w:rPr>
-                <w:rFonts w:ascii="Times" w:hAnsi="Times" w:cs="Times"/>
-                <w:noProof/>
-                <w:webHidden/>
-                <w:sz w:val="24"/>
-                <w:szCs w:val="24"/>
+                <w:noProof/>
+                <w:webHidden/>
               </w:rPr>
               <w:fldChar w:fldCharType="begin"/>
             </w:r>
             <w:r>
               <w:rPr>
-                <w:rFonts w:ascii="Times" w:hAnsi="Times" w:cs="Times"/>
-                <w:noProof/>
-                <w:webHidden/>
-                <w:sz w:val="24"/>
-                <w:szCs w:val="24"/>
-              </w:rPr>
-              <w:instrText xml:space="preserve"> PAGEREF _Toc199934939 \h </w:instrText>
-            </w:r>
-            <w:r>
-              <w:rPr>
-                <w:rFonts w:ascii="Times" w:hAnsi="Times" w:cs="Times"/>
-                <w:noProof/>
-                <w:webHidden/>
-                <w:sz w:val="24"/>
-                <w:szCs w:val="24"/>
-              </w:rPr>
-            </w:r>
-            <w:r>
-              <w:rPr>
-                <w:rFonts w:ascii="Times" w:hAnsi="Times" w:cs="Times"/>
-                <w:noProof/>
-                <w:webHidden/>
-                <w:sz w:val="24"/>
-                <w:szCs w:val="24"/>
+                <w:noProof/>
+                <w:webHidden/>
+              </w:rPr>
+              <w:instrText xml:space="preserve"> PAGEREF _Toc200093193 \h </w:instrText>
+            </w:r>
+            <w:r>
+              <w:rPr>
+                <w:noProof/>
+                <w:webHidden/>
+              </w:rPr>
+            </w:r>
+            <w:r>
+              <w:rPr>
+                <w:noProof/>
+                <w:webHidden/>
               </w:rPr>
               <w:fldChar w:fldCharType="separate"/>
             </w:r>
             <w:r>
               <w:rPr>
-                <w:rFonts w:ascii="Times" w:hAnsi="Times" w:cs="Times"/>
-                <w:noProof/>
-                <w:webHidden/>
-                <w:sz w:val="24"/>
-                <w:szCs w:val="24"/>
-              </w:rPr>
-              <w:t>1</w:t>
-            </w:r>
-            <w:r>
-              <w:rPr>
-                <w:rFonts w:ascii="Times" w:hAnsi="Times" w:cs="Times"/>
-                <w:noProof/>
-                <w:webHidden/>
-                <w:sz w:val="24"/>
-                <w:szCs w:val="24"/>
+                <w:noProof/>
+                <w:webHidden/>
+              </w:rPr>
+              <w:t>2</w:t>
+            </w:r>
+            <w:r>
+              <w:rPr>
+                <w:noProof/>
+                <w:webHidden/>
               </w:rPr>
               <w:fldChar w:fldCharType="end"/>
             </w:r>
@@ -662,91 +556,66 @@
             <w:tabs>
               <w:tab w:val="right" w:leader="dot" w:pos="9016"/>
             </w:tabs>
-            <w:jc w:val="both"/>
             <w:rPr>
-              <w:rFonts w:ascii="Times" w:hAnsi="Times" w:cs="Times"/>
+              <w:rFonts w:eastAsiaTheme="minorEastAsia"/>
               <w:noProof/>
-              <w:sz w:val="24"/>
-              <w:szCs w:val="24"/>
+              <w:lang w:eastAsia="pt-BR"/>
             </w:rPr>
           </w:pPr>
-          <w:hyperlink w:anchor="_Toc199934940" w:history="1">
+          <w:hyperlink w:anchor="_Toc200093194" w:history="1">
             <w:r>
               <w:rPr>
                 <w:rStyle w:val="Hyperlink"/>
                 <w:rFonts w:ascii="Times" w:hAnsi="Times" w:cs="Times"/>
                 <w:noProof/>
-                <w:sz w:val="24"/>
-                <w:szCs w:val="24"/>
               </w:rPr>
               <w:t>citações dos principais algoritmos que solucionam o problema.</w:t>
             </w:r>
             <w:r>
               <w:rPr>
-                <w:rFonts w:ascii="Times" w:hAnsi="Times" w:cs="Times"/>
-                <w:noProof/>
-                <w:webHidden/>
-                <w:sz w:val="24"/>
-                <w:szCs w:val="24"/>
+                <w:noProof/>
+                <w:webHidden/>
               </w:rPr>
               <w:tab/>
             </w:r>
             <w:r>
               <w:rPr>
-                <w:rFonts w:ascii="Times" w:hAnsi="Times" w:cs="Times"/>
-                <w:noProof/>
-                <w:webHidden/>
-                <w:sz w:val="24"/>
-                <w:szCs w:val="24"/>
+                <w:noProof/>
+                <w:webHidden/>
               </w:rPr>
               <w:fldChar w:fldCharType="begin"/>
             </w:r>
             <w:r>
               <w:rPr>
-                <w:rFonts w:ascii="Times" w:hAnsi="Times" w:cs="Times"/>
-                <w:noProof/>
-                <w:webHidden/>
-                <w:sz w:val="24"/>
-                <w:szCs w:val="24"/>
-              </w:rPr>
-              <w:instrText xml:space="preserve"> PAGEREF _Toc199934940 \h </w:instrText>
-            </w:r>
-            <w:r>
-              <w:rPr>
-                <w:rFonts w:ascii="Times" w:hAnsi="Times" w:cs="Times"/>
-                <w:noProof/>
-                <w:webHidden/>
-                <w:sz w:val="24"/>
-                <w:szCs w:val="24"/>
-              </w:rPr>
-            </w:r>
-            <w:r>
-              <w:rPr>
-                <w:rFonts w:ascii="Times" w:hAnsi="Times" w:cs="Times"/>
-                <w:noProof/>
-                <w:webHidden/>
-                <w:sz w:val="24"/>
-                <w:szCs w:val="24"/>
+                <w:noProof/>
+                <w:webHidden/>
+              </w:rPr>
+              <w:instrText xml:space="preserve"> PAGEREF _Toc200093194 \h </w:instrText>
+            </w:r>
+            <w:r>
+              <w:rPr>
+                <w:noProof/>
+                <w:webHidden/>
+              </w:rPr>
+            </w:r>
+            <w:r>
+              <w:rPr>
+                <w:noProof/>
+                <w:webHidden/>
               </w:rPr>
               <w:fldChar w:fldCharType="separate"/>
             </w:r>
             <w:r>
               <w:rPr>
-                <w:rFonts w:ascii="Times" w:hAnsi="Times" w:cs="Times"/>
-                <w:noProof/>
-                <w:webHidden/>
-                <w:sz w:val="24"/>
-                <w:szCs w:val="24"/>
-              </w:rPr>
-              <w:t>1</w:t>
-            </w:r>
-            <w:r>
-              <w:rPr>
-                <w:rFonts w:ascii="Times" w:hAnsi="Times" w:cs="Times"/>
-                <w:noProof/>
-                <w:webHidden/>
-                <w:sz w:val="24"/>
-                <w:szCs w:val="24"/>
+                <w:noProof/>
+                <w:webHidden/>
+              </w:rPr>
+              <w:t>2</w:t>
+            </w:r>
+            <w:r>
+              <w:rPr>
+                <w:noProof/>
+                <w:webHidden/>
               </w:rPr>
               <w:fldChar w:fldCharType="end"/>
             </w:r>
@@ -759,31 +628,26 @@
               <w:tab w:val="left" w:pos="440"/>
               <w:tab w:val="right" w:leader="dot" w:pos="9016"/>
             </w:tabs>
-            <w:jc w:val="both"/>
             <w:rPr>
-              <w:rFonts w:ascii="Times" w:hAnsi="Times" w:cs="Times"/>
+              <w:rFonts w:eastAsiaTheme="minorEastAsia"/>
               <w:noProof/>
-              <w:sz w:val="24"/>
-              <w:szCs w:val="24"/>
+              <w:lang w:eastAsia="pt-BR"/>
             </w:rPr>
           </w:pPr>
-          <w:hyperlink w:anchor="_Toc199934941" w:history="1">
+          <w:hyperlink w:anchor="_Toc200093195" w:history="1">
             <w:r>
               <w:rPr>
                 <w:rStyle w:val="Hyperlink"/>
                 <w:rFonts w:ascii="Times" w:hAnsi="Times" w:cs="Times"/>
                 <w:noProof/>
-                <w:sz w:val="24"/>
-                <w:szCs w:val="24"/>
               </w:rPr>
               <w:t>2.</w:t>
             </w:r>
             <w:r>
               <w:rPr>
-                <w:rFonts w:ascii="Times" w:hAnsi="Times" w:cs="Times"/>
-                <w:noProof/>
-                <w:sz w:val="24"/>
-                <w:szCs w:val="24"/>
+                <w:rFonts w:eastAsiaTheme="minorEastAsia"/>
+                <w:noProof/>
+                <w:lang w:eastAsia="pt-BR"/>
               </w:rPr>
               <w:tab/>
             </w:r>
@@ -792,77 +656,54 @@
                 <w:rStyle w:val="Hyperlink"/>
                 <w:rFonts w:ascii="Times" w:hAnsi="Times" w:cs="Times"/>
                 <w:noProof/>
-                <w:sz w:val="24"/>
-                <w:szCs w:val="24"/>
               </w:rPr>
               <w:t>Algoritmo Heap Sort</w:t>
             </w:r>
             <w:r>
               <w:rPr>
-                <w:rFonts w:ascii="Times" w:hAnsi="Times" w:cs="Times"/>
-                <w:noProof/>
-                <w:webHidden/>
-                <w:sz w:val="24"/>
-                <w:szCs w:val="24"/>
+                <w:noProof/>
+                <w:webHidden/>
               </w:rPr>
               <w:tab/>
             </w:r>
             <w:r>
               <w:rPr>
-                <w:rFonts w:ascii="Times" w:hAnsi="Times" w:cs="Times"/>
-                <w:noProof/>
-                <w:webHidden/>
-                <w:sz w:val="24"/>
-                <w:szCs w:val="24"/>
+                <w:noProof/>
+                <w:webHidden/>
               </w:rPr>
               <w:fldChar w:fldCharType="begin"/>
             </w:r>
             <w:r>
               <w:rPr>
-                <w:rFonts w:ascii="Times" w:hAnsi="Times" w:cs="Times"/>
-                <w:noProof/>
-                <w:webHidden/>
-                <w:sz w:val="24"/>
-                <w:szCs w:val="24"/>
-              </w:rPr>
-              <w:instrText xml:space="preserve"> PAGEREF _Toc199934941 \h </w:instrText>
-            </w:r>
-            <w:r>
-              <w:rPr>
-                <w:rFonts w:ascii="Times" w:hAnsi="Times" w:cs="Times"/>
-                <w:noProof/>
-                <w:webHidden/>
-                <w:sz w:val="24"/>
-                <w:szCs w:val="24"/>
-              </w:rPr>
-            </w:r>
-            <w:r>
-              <w:rPr>
-                <w:rFonts w:ascii="Times" w:hAnsi="Times" w:cs="Times"/>
-                <w:noProof/>
-                <w:webHidden/>
-                <w:sz w:val="24"/>
-                <w:szCs w:val="24"/>
+                <w:noProof/>
+                <w:webHidden/>
+              </w:rPr>
+              <w:instrText xml:space="preserve"> PAGEREF _Toc200093195 \h </w:instrText>
+            </w:r>
+            <w:r>
+              <w:rPr>
+                <w:noProof/>
+                <w:webHidden/>
+              </w:rPr>
+            </w:r>
+            <w:r>
+              <w:rPr>
+                <w:noProof/>
+                <w:webHidden/>
               </w:rPr>
               <w:fldChar w:fldCharType="separate"/>
             </w:r>
             <w:r>
               <w:rPr>
-                <w:rFonts w:ascii="Times" w:hAnsi="Times" w:cs="Times"/>
-                <w:noProof/>
-                <w:webHidden/>
-                <w:sz w:val="24"/>
-                <w:szCs w:val="24"/>
-              </w:rPr>
-              <w:t>1</w:t>
-            </w:r>
-            <w:r>
-              <w:rPr>
-                <w:rFonts w:ascii="Times" w:hAnsi="Times" w:cs="Times"/>
-                <w:noProof/>
-                <w:webHidden/>
-                <w:sz w:val="24"/>
-                <w:szCs w:val="24"/>
+                <w:noProof/>
+                <w:webHidden/>
+              </w:rPr>
+              <w:t>2</w:t>
+            </w:r>
+            <w:r>
+              <w:rPr>
+                <w:noProof/>
+                <w:webHidden/>
               </w:rPr>
               <w:fldChar w:fldCharType="end"/>
             </w:r>
@@ -874,91 +715,66 @@
             <w:tabs>
               <w:tab w:val="right" w:leader="dot" w:pos="9016"/>
             </w:tabs>
-            <w:jc w:val="both"/>
             <w:rPr>
-              <w:rFonts w:ascii="Times" w:hAnsi="Times" w:cs="Times"/>
+              <w:rFonts w:eastAsiaTheme="minorEastAsia"/>
               <w:noProof/>
-              <w:sz w:val="24"/>
-              <w:szCs w:val="24"/>
+              <w:lang w:eastAsia="pt-BR"/>
             </w:rPr>
           </w:pPr>
-          <w:hyperlink w:anchor="_Toc199934942" w:history="1">
+          <w:hyperlink w:anchor="_Toc200093196" w:history="1">
             <w:r>
               <w:rPr>
                 <w:rStyle w:val="Hyperlink"/>
                 <w:rFonts w:ascii="Times" w:hAnsi="Times" w:cs="Times"/>
                 <w:noProof/>
-                <w:sz w:val="24"/>
-                <w:szCs w:val="24"/>
               </w:rPr>
               <w:t>Detalhamento do funcionamento do algoritmo.</w:t>
             </w:r>
             <w:r>
               <w:rPr>
-                <w:rFonts w:ascii="Times" w:hAnsi="Times" w:cs="Times"/>
-                <w:noProof/>
-                <w:webHidden/>
-                <w:sz w:val="24"/>
-                <w:szCs w:val="24"/>
+                <w:noProof/>
+                <w:webHidden/>
               </w:rPr>
               <w:tab/>
             </w:r>
             <w:r>
               <w:rPr>
-                <w:rFonts w:ascii="Times" w:hAnsi="Times" w:cs="Times"/>
-                <w:noProof/>
-                <w:webHidden/>
-                <w:sz w:val="24"/>
-                <w:szCs w:val="24"/>
+                <w:noProof/>
+                <w:webHidden/>
               </w:rPr>
               <w:fldChar w:fldCharType="begin"/>
             </w:r>
             <w:r>
               <w:rPr>
-                <w:rFonts w:ascii="Times" w:hAnsi="Times" w:cs="Times"/>
-                <w:noProof/>
-                <w:webHidden/>
-                <w:sz w:val="24"/>
-                <w:szCs w:val="24"/>
-              </w:rPr>
-              <w:instrText xml:space="preserve"> PAGEREF _Toc199934942 \h </w:instrText>
-            </w:r>
-            <w:r>
-              <w:rPr>
-                <w:rFonts w:ascii="Times" w:hAnsi="Times" w:cs="Times"/>
-                <w:noProof/>
-                <w:webHidden/>
-                <w:sz w:val="24"/>
-                <w:szCs w:val="24"/>
-              </w:rPr>
-            </w:r>
-            <w:r>
-              <w:rPr>
-                <w:rFonts w:ascii="Times" w:hAnsi="Times" w:cs="Times"/>
-                <w:noProof/>
-                <w:webHidden/>
-                <w:sz w:val="24"/>
-                <w:szCs w:val="24"/>
+                <w:noProof/>
+                <w:webHidden/>
+              </w:rPr>
+              <w:instrText xml:space="preserve"> PAGEREF _Toc200093196 \h </w:instrText>
+            </w:r>
+            <w:r>
+              <w:rPr>
+                <w:noProof/>
+                <w:webHidden/>
+              </w:rPr>
+            </w:r>
+            <w:r>
+              <w:rPr>
+                <w:noProof/>
+                <w:webHidden/>
               </w:rPr>
               <w:fldChar w:fldCharType="separate"/>
             </w:r>
             <w:r>
               <w:rPr>
-                <w:rFonts w:ascii="Times" w:hAnsi="Times" w:cs="Times"/>
-                <w:noProof/>
-                <w:webHidden/>
-                <w:sz w:val="24"/>
-                <w:szCs w:val="24"/>
-              </w:rPr>
-              <w:t>1</w:t>
-            </w:r>
-            <w:r>
-              <w:rPr>
-                <w:rFonts w:ascii="Times" w:hAnsi="Times" w:cs="Times"/>
-                <w:noProof/>
-                <w:webHidden/>
-                <w:sz w:val="24"/>
-                <w:szCs w:val="24"/>
+                <w:noProof/>
+                <w:webHidden/>
+              </w:rPr>
+              <w:t>2</w:t>
+            </w:r>
+            <w:r>
+              <w:rPr>
+                <w:noProof/>
+                <w:webHidden/>
               </w:rPr>
               <w:fldChar w:fldCharType="end"/>
             </w:r>
@@ -970,91 +786,66 @@
             <w:tabs>
               <w:tab w:val="right" w:leader="dot" w:pos="9016"/>
             </w:tabs>
-            <w:jc w:val="both"/>
             <w:rPr>
-              <w:rFonts w:ascii="Times" w:hAnsi="Times" w:cs="Times"/>
+              <w:rFonts w:eastAsiaTheme="minorEastAsia"/>
               <w:noProof/>
-              <w:sz w:val="24"/>
-              <w:szCs w:val="24"/>
+              <w:lang w:eastAsia="pt-BR"/>
             </w:rPr>
           </w:pPr>
-          <w:hyperlink w:anchor="_Toc199934943" w:history="1">
+          <w:hyperlink w:anchor="_Toc200093197" w:history="1">
             <w:r>
               <w:rPr>
                 <w:rStyle w:val="Hyperlink"/>
                 <w:rFonts w:ascii="Times" w:hAnsi="Times" w:cs="Times"/>
                 <w:noProof/>
-                <w:sz w:val="24"/>
-                <w:szCs w:val="24"/>
               </w:rPr>
               <w:t>Análise da complexidade do algoritmo.</w:t>
             </w:r>
             <w:r>
               <w:rPr>
-                <w:rFonts w:ascii="Times" w:hAnsi="Times" w:cs="Times"/>
-                <w:noProof/>
-                <w:webHidden/>
-                <w:sz w:val="24"/>
-                <w:szCs w:val="24"/>
+                <w:noProof/>
+                <w:webHidden/>
               </w:rPr>
               <w:tab/>
             </w:r>
             <w:r>
               <w:rPr>
-                <w:rFonts w:ascii="Times" w:hAnsi="Times" w:cs="Times"/>
-                <w:noProof/>
-                <w:webHidden/>
-                <w:sz w:val="24"/>
-                <w:szCs w:val="24"/>
+                <w:noProof/>
+                <w:webHidden/>
               </w:rPr>
               <w:fldChar w:fldCharType="begin"/>
             </w:r>
             <w:r>
               <w:rPr>
-                <w:rFonts w:ascii="Times" w:hAnsi="Times" w:cs="Times"/>
-                <w:noProof/>
-                <w:webHidden/>
-                <w:sz w:val="24"/>
-                <w:szCs w:val="24"/>
-              </w:rPr>
-              <w:instrText xml:space="preserve"> PAGEREF _Toc199934943 \h </w:instrText>
-            </w:r>
-            <w:r>
-              <w:rPr>
-                <w:rFonts w:ascii="Times" w:hAnsi="Times" w:cs="Times"/>
-                <w:noProof/>
-                <w:webHidden/>
-                <w:sz w:val="24"/>
-                <w:szCs w:val="24"/>
-              </w:rPr>
-            </w:r>
-            <w:r>
-              <w:rPr>
-                <w:rFonts w:ascii="Times" w:hAnsi="Times" w:cs="Times"/>
-                <w:noProof/>
-                <w:webHidden/>
-                <w:sz w:val="24"/>
-                <w:szCs w:val="24"/>
+                <w:noProof/>
+                <w:webHidden/>
+              </w:rPr>
+              <w:instrText xml:space="preserve"> PAGEREF _Toc200093197 \h </w:instrText>
+            </w:r>
+            <w:r>
+              <w:rPr>
+                <w:noProof/>
+                <w:webHidden/>
+              </w:rPr>
+            </w:r>
+            <w:r>
+              <w:rPr>
+                <w:noProof/>
+                <w:webHidden/>
               </w:rPr>
               <w:fldChar w:fldCharType="separate"/>
             </w:r>
             <w:r>
               <w:rPr>
-                <w:rFonts w:ascii="Times" w:hAnsi="Times" w:cs="Times"/>
-                <w:noProof/>
-                <w:webHidden/>
-                <w:sz w:val="24"/>
-                <w:szCs w:val="24"/>
-              </w:rPr>
-              <w:t>1</w:t>
-            </w:r>
-            <w:r>
-              <w:rPr>
-                <w:rFonts w:ascii="Times" w:hAnsi="Times" w:cs="Times"/>
-                <w:noProof/>
-                <w:webHidden/>
-                <w:sz w:val="24"/>
-                <w:szCs w:val="24"/>
+                <w:noProof/>
+                <w:webHidden/>
+              </w:rPr>
+              <w:t>2</w:t>
+            </w:r>
+            <w:r>
+              <w:rPr>
+                <w:noProof/>
+                <w:webHidden/>
               </w:rPr>
               <w:fldChar w:fldCharType="end"/>
             </w:r>
@@ -1066,91 +857,66 @@
             <w:tabs>
               <w:tab w:val="right" w:leader="dot" w:pos="9016"/>
             </w:tabs>
-            <w:jc w:val="both"/>
             <w:rPr>
-              <w:rFonts w:ascii="Times" w:hAnsi="Times" w:cs="Times"/>
+              <w:rFonts w:eastAsiaTheme="minorEastAsia"/>
               <w:noProof/>
-              <w:sz w:val="24"/>
-              <w:szCs w:val="24"/>
+              <w:lang w:eastAsia="pt-BR"/>
             </w:rPr>
           </w:pPr>
-          <w:hyperlink w:anchor="_Toc199934944" w:history="1">
+          <w:hyperlink w:anchor="_Toc200093198" w:history="1">
             <w:r>
               <w:rPr>
                 <w:rStyle w:val="Hyperlink"/>
                 <w:rFonts w:ascii="Times" w:hAnsi="Times" w:cs="Times"/>
                 <w:noProof/>
-                <w:sz w:val="24"/>
-                <w:szCs w:val="24"/>
               </w:rPr>
               <w:t>Melhores cenários de uso do algoritmo.</w:t>
             </w:r>
             <w:r>
               <w:rPr>
-                <w:rFonts w:ascii="Times" w:hAnsi="Times" w:cs="Times"/>
-                <w:noProof/>
-                <w:webHidden/>
-                <w:sz w:val="24"/>
-                <w:szCs w:val="24"/>
+                <w:noProof/>
+                <w:webHidden/>
               </w:rPr>
               <w:tab/>
             </w:r>
             <w:r>
               <w:rPr>
-                <w:rFonts w:ascii="Times" w:hAnsi="Times" w:cs="Times"/>
-                <w:noProof/>
-                <w:webHidden/>
-                <w:sz w:val="24"/>
-                <w:szCs w:val="24"/>
+                <w:noProof/>
+                <w:webHidden/>
               </w:rPr>
               <w:fldChar w:fldCharType="begin"/>
             </w:r>
             <w:r>
               <w:rPr>
-                <w:rFonts w:ascii="Times" w:hAnsi="Times" w:cs="Times"/>
-                <w:noProof/>
-                <w:webHidden/>
-                <w:sz w:val="24"/>
-                <w:szCs w:val="24"/>
-              </w:rPr>
-              <w:instrText xml:space="preserve"> PAGEREF _Toc199934944 \h </w:instrText>
-            </w:r>
-            <w:r>
-              <w:rPr>
-                <w:rFonts w:ascii="Times" w:hAnsi="Times" w:cs="Times"/>
-                <w:noProof/>
-                <w:webHidden/>
-                <w:sz w:val="24"/>
-                <w:szCs w:val="24"/>
-              </w:rPr>
-            </w:r>
-            <w:r>
-              <w:rPr>
-                <w:rFonts w:ascii="Times" w:hAnsi="Times" w:cs="Times"/>
-                <w:noProof/>
-                <w:webHidden/>
-                <w:sz w:val="24"/>
-                <w:szCs w:val="24"/>
+                <w:noProof/>
+                <w:webHidden/>
+              </w:rPr>
+              <w:instrText xml:space="preserve"> PAGEREF _Toc200093198 \h </w:instrText>
+            </w:r>
+            <w:r>
+              <w:rPr>
+                <w:noProof/>
+                <w:webHidden/>
+              </w:rPr>
+            </w:r>
+            <w:r>
+              <w:rPr>
+                <w:noProof/>
+                <w:webHidden/>
               </w:rPr>
               <w:fldChar w:fldCharType="separate"/>
             </w:r>
             <w:r>
               <w:rPr>
-                <w:rFonts w:ascii="Times" w:hAnsi="Times" w:cs="Times"/>
-                <w:noProof/>
-                <w:webHidden/>
-                <w:sz w:val="24"/>
-                <w:szCs w:val="24"/>
-              </w:rPr>
-              <w:t>2</w:t>
-            </w:r>
-            <w:r>
-              <w:rPr>
-                <w:rFonts w:ascii="Times" w:hAnsi="Times" w:cs="Times"/>
-                <w:noProof/>
-                <w:webHidden/>
-                <w:sz w:val="24"/>
-                <w:szCs w:val="24"/>
+                <w:noProof/>
+                <w:webHidden/>
+              </w:rPr>
+              <w:t>4</w:t>
+            </w:r>
+            <w:r>
+              <w:rPr>
+                <w:noProof/>
+                <w:webHidden/>
               </w:rPr>
               <w:fldChar w:fldCharType="end"/>
             </w:r>
@@ -1162,91 +928,66 @@
             <w:tabs>
               <w:tab w:val="right" w:leader="dot" w:pos="9016"/>
             </w:tabs>
-            <w:jc w:val="both"/>
             <w:rPr>
-              <w:rFonts w:ascii="Times" w:hAnsi="Times" w:cs="Times"/>
+              <w:rFonts w:eastAsiaTheme="minorEastAsia"/>
               <w:noProof/>
-              <w:sz w:val="24"/>
-              <w:szCs w:val="24"/>
+              <w:lang w:eastAsia="pt-BR"/>
             </w:rPr>
           </w:pPr>
-          <w:hyperlink w:anchor="_Toc199934945" w:history="1">
+          <w:hyperlink w:anchor="_Toc200093199" w:history="1">
             <w:r>
               <w:rPr>
                 <w:rStyle w:val="Hyperlink"/>
                 <w:rFonts w:ascii="Times" w:hAnsi="Times" w:cs="Times"/>
                 <w:noProof/>
-                <w:sz w:val="24"/>
-                <w:szCs w:val="24"/>
-              </w:rPr>
-              <w:t>Explicar se o algoritmo é ou não estável.</w:t>
-            </w:r>
-            <w:r>
-              <w:rPr>
-                <w:rFonts w:ascii="Times" w:hAnsi="Times" w:cs="Times"/>
-                <w:noProof/>
-                <w:webHidden/>
-                <w:sz w:val="24"/>
-                <w:szCs w:val="24"/>
+              </w:rPr>
+              <w:t>Estabilidade do algoritmo.</w:t>
+            </w:r>
+            <w:r>
+              <w:rPr>
+                <w:noProof/>
+                <w:webHidden/>
               </w:rPr>
               <w:tab/>
             </w:r>
             <w:r>
               <w:rPr>
-                <w:rFonts w:ascii="Times" w:hAnsi="Times" w:cs="Times"/>
-                <w:noProof/>
-                <w:webHidden/>
-                <w:sz w:val="24"/>
-                <w:szCs w:val="24"/>
+                <w:noProof/>
+                <w:webHidden/>
               </w:rPr>
               <w:fldChar w:fldCharType="begin"/>
             </w:r>
             <w:r>
               <w:rPr>
-                <w:rFonts w:ascii="Times" w:hAnsi="Times" w:cs="Times"/>
-                <w:noProof/>
-                <w:webHidden/>
-                <w:sz w:val="24"/>
-                <w:szCs w:val="24"/>
-              </w:rPr>
-              <w:instrText xml:space="preserve"> PAGEREF _Toc199934945 \h </w:instrText>
-            </w:r>
-            <w:r>
-              <w:rPr>
-                <w:rFonts w:ascii="Times" w:hAnsi="Times" w:cs="Times"/>
-                <w:noProof/>
-                <w:webHidden/>
-                <w:sz w:val="24"/>
-                <w:szCs w:val="24"/>
-              </w:rPr>
-            </w:r>
-            <w:r>
-              <w:rPr>
-                <w:rFonts w:ascii="Times" w:hAnsi="Times" w:cs="Times"/>
-                <w:noProof/>
-                <w:webHidden/>
-                <w:sz w:val="24"/>
-                <w:szCs w:val="24"/>
+                <w:noProof/>
+                <w:webHidden/>
+              </w:rPr>
+              <w:instrText xml:space="preserve"> PAGEREF _Toc200093199 \h </w:instrText>
+            </w:r>
+            <w:r>
+              <w:rPr>
+                <w:noProof/>
+                <w:webHidden/>
+              </w:rPr>
+            </w:r>
+            <w:r>
+              <w:rPr>
+                <w:noProof/>
+                <w:webHidden/>
               </w:rPr>
               <w:fldChar w:fldCharType="separate"/>
             </w:r>
             <w:r>
               <w:rPr>
-                <w:rFonts w:ascii="Times" w:hAnsi="Times" w:cs="Times"/>
-                <w:noProof/>
-                <w:webHidden/>
-                <w:sz w:val="24"/>
-                <w:szCs w:val="24"/>
-              </w:rPr>
-              <w:t>2</w:t>
-            </w:r>
-            <w:r>
-              <w:rPr>
-                <w:rFonts w:ascii="Times" w:hAnsi="Times" w:cs="Times"/>
-                <w:noProof/>
-                <w:webHidden/>
-                <w:sz w:val="24"/>
-                <w:szCs w:val="24"/>
+                <w:noProof/>
+                <w:webHidden/>
+              </w:rPr>
+              <w:t>4</w:t>
+            </w:r>
+            <w:r>
+              <w:rPr>
+                <w:noProof/>
+                <w:webHidden/>
               </w:rPr>
               <w:fldChar w:fldCharType="end"/>
             </w:r>
@@ -1258,91 +999,66 @@
             <w:tabs>
               <w:tab w:val="right" w:leader="dot" w:pos="9016"/>
             </w:tabs>
-            <w:jc w:val="both"/>
             <w:rPr>
-              <w:rFonts w:ascii="Times" w:hAnsi="Times" w:cs="Times"/>
+              <w:rFonts w:eastAsiaTheme="minorEastAsia"/>
               <w:noProof/>
-              <w:sz w:val="24"/>
-              <w:szCs w:val="24"/>
+              <w:lang w:eastAsia="pt-BR"/>
             </w:rPr>
           </w:pPr>
-          <w:hyperlink w:anchor="_Toc199934946" w:history="1">
+          <w:hyperlink w:anchor="_Toc200093200" w:history="1">
             <w:r>
               <w:rPr>
                 <w:rStyle w:val="Hyperlink"/>
                 <w:rFonts w:ascii="Times" w:hAnsi="Times" w:cs="Times"/>
                 <w:noProof/>
-                <w:sz w:val="24"/>
-                <w:szCs w:val="24"/>
               </w:rPr>
               <w:t>Limitações do algoritmo.</w:t>
             </w:r>
             <w:r>
               <w:rPr>
-                <w:rFonts w:ascii="Times" w:hAnsi="Times" w:cs="Times"/>
-                <w:noProof/>
-                <w:webHidden/>
-                <w:sz w:val="24"/>
-                <w:szCs w:val="24"/>
+                <w:noProof/>
+                <w:webHidden/>
               </w:rPr>
               <w:tab/>
             </w:r>
             <w:r>
               <w:rPr>
-                <w:rFonts w:ascii="Times" w:hAnsi="Times" w:cs="Times"/>
-                <w:noProof/>
-                <w:webHidden/>
-                <w:sz w:val="24"/>
-                <w:szCs w:val="24"/>
+                <w:noProof/>
+                <w:webHidden/>
               </w:rPr>
               <w:fldChar w:fldCharType="begin"/>
             </w:r>
             <w:r>
               <w:rPr>
-                <w:rFonts w:ascii="Times" w:hAnsi="Times" w:cs="Times"/>
-                <w:noProof/>
-                <w:webHidden/>
-                <w:sz w:val="24"/>
-                <w:szCs w:val="24"/>
-              </w:rPr>
-              <w:instrText xml:space="preserve"> PAGEREF _Toc199934946 \h </w:instrText>
-            </w:r>
-            <w:r>
-              <w:rPr>
-                <w:rFonts w:ascii="Times" w:hAnsi="Times" w:cs="Times"/>
-                <w:noProof/>
-                <w:webHidden/>
-                <w:sz w:val="24"/>
-                <w:szCs w:val="24"/>
-              </w:rPr>
-            </w:r>
-            <w:r>
-              <w:rPr>
-                <w:rFonts w:ascii="Times" w:hAnsi="Times" w:cs="Times"/>
-                <w:noProof/>
-                <w:webHidden/>
-                <w:sz w:val="24"/>
-                <w:szCs w:val="24"/>
+                <w:noProof/>
+                <w:webHidden/>
+              </w:rPr>
+              <w:instrText xml:space="preserve"> PAGEREF _Toc200093200 \h </w:instrText>
+            </w:r>
+            <w:r>
+              <w:rPr>
+                <w:noProof/>
+                <w:webHidden/>
+              </w:rPr>
+            </w:r>
+            <w:r>
+              <w:rPr>
+                <w:noProof/>
+                <w:webHidden/>
               </w:rPr>
               <w:fldChar w:fldCharType="separate"/>
             </w:r>
             <w:r>
               <w:rPr>
-                <w:rFonts w:ascii="Times" w:hAnsi="Times" w:cs="Times"/>
-                <w:noProof/>
-                <w:webHidden/>
-                <w:sz w:val="24"/>
-                <w:szCs w:val="24"/>
-              </w:rPr>
-              <w:t>2</w:t>
-            </w:r>
-            <w:r>
-              <w:rPr>
-                <w:rFonts w:ascii="Times" w:hAnsi="Times" w:cs="Times"/>
-                <w:noProof/>
-                <w:webHidden/>
-                <w:sz w:val="24"/>
-                <w:szCs w:val="24"/>
+                <w:noProof/>
+                <w:webHidden/>
+              </w:rPr>
+              <w:t>4</w:t>
+            </w:r>
+            <w:r>
+              <w:rPr>
+                <w:noProof/>
+                <w:webHidden/>
               </w:rPr>
               <w:fldChar w:fldCharType="end"/>
             </w:r>
@@ -1354,187 +1070,66 @@
             <w:tabs>
               <w:tab w:val="right" w:leader="dot" w:pos="9016"/>
             </w:tabs>
-            <w:jc w:val="both"/>
             <w:rPr>
-              <w:rFonts w:ascii="Times" w:hAnsi="Times" w:cs="Times"/>
+              <w:rFonts w:eastAsiaTheme="minorEastAsia"/>
               <w:noProof/>
-              <w:sz w:val="24"/>
-              <w:szCs w:val="24"/>
+              <w:lang w:eastAsia="pt-BR"/>
             </w:rPr>
           </w:pPr>
-          <w:hyperlink w:anchor="_Toc199934947" w:history="1">
+          <w:hyperlink w:anchor="_Toc200093201" w:history="1">
             <w:r>
               <w:rPr>
                 <w:rStyle w:val="Hyperlink"/>
                 <w:rFonts w:ascii="Times" w:hAnsi="Times" w:cs="Times"/>
                 <w:noProof/>
-                <w:sz w:val="24"/>
-                <w:szCs w:val="24"/>
               </w:rPr>
               <w:t>Exemplos de como o processo de ordenação acontece.</w:t>
             </w:r>
             <w:r>
               <w:rPr>
-                <w:rFonts w:ascii="Times" w:hAnsi="Times" w:cs="Times"/>
-                <w:noProof/>
-                <w:webHidden/>
-                <w:sz w:val="24"/>
-                <w:szCs w:val="24"/>
+                <w:noProof/>
+                <w:webHidden/>
               </w:rPr>
               <w:tab/>
             </w:r>
             <w:r>
               <w:rPr>
-                <w:rFonts w:ascii="Times" w:hAnsi="Times" w:cs="Times"/>
-                <w:noProof/>
-                <w:webHidden/>
-                <w:sz w:val="24"/>
-                <w:szCs w:val="24"/>
+                <w:noProof/>
+                <w:webHidden/>
               </w:rPr>
               <w:fldChar w:fldCharType="begin"/>
             </w:r>
             <w:r>
               <w:rPr>
-                <w:rFonts w:ascii="Times" w:hAnsi="Times" w:cs="Times"/>
-                <w:noProof/>
-                <w:webHidden/>
-                <w:sz w:val="24"/>
-                <w:szCs w:val="24"/>
-              </w:rPr>
-              <w:instrText xml:space="preserve"> PAGEREF _Toc199934947 \h </w:instrText>
-            </w:r>
-            <w:r>
-              <w:rPr>
-                <w:rFonts w:ascii="Times" w:hAnsi="Times" w:cs="Times"/>
-                <w:noProof/>
-                <w:webHidden/>
-                <w:sz w:val="24"/>
-                <w:szCs w:val="24"/>
-              </w:rPr>
-            </w:r>
-            <w:r>
-              <w:rPr>
-                <w:rFonts w:ascii="Times" w:hAnsi="Times" w:cs="Times"/>
-                <w:noProof/>
-                <w:webHidden/>
-                <w:sz w:val="24"/>
-                <w:szCs w:val="24"/>
+                <w:noProof/>
+                <w:webHidden/>
+              </w:rPr>
+              <w:instrText xml:space="preserve"> PAGEREF _Toc200093201 \h </w:instrText>
+            </w:r>
+            <w:r>
+              <w:rPr>
+                <w:noProof/>
+                <w:webHidden/>
+              </w:rPr>
+            </w:r>
+            <w:r>
+              <w:rPr>
+                <w:noProof/>
+                <w:webHidden/>
               </w:rPr>
               <w:fldChar w:fldCharType="separate"/>
             </w:r>
             <w:r>
               <w:rPr>
-                <w:rFonts w:ascii="Times" w:hAnsi="Times" w:cs="Times"/>
-                <w:noProof/>
-                <w:webHidden/>
-                <w:sz w:val="24"/>
-                <w:szCs w:val="24"/>
-              </w:rPr>
-              <w:t>2</w:t>
-            </w:r>
-            <w:r>
-              <w:rPr>
-                <w:rFonts w:ascii="Times" w:hAnsi="Times" w:cs="Times"/>
-                <w:noProof/>
-                <w:webHidden/>
-                <w:sz w:val="24"/>
-                <w:szCs w:val="24"/>
-              </w:rPr>
-              <w:fldChar w:fldCharType="end"/>
-            </w:r>
-          </w:hyperlink>
-        </w:p>
-        <w:p>
-          <w:pPr>
-            <w:pStyle w:val="Sumrio2"/>
-            <w:tabs>
-              <w:tab w:val="right" w:leader="dot" w:pos="9016"/>
-            </w:tabs>
-            <w:jc w:val="both"/>
-            <w:rPr>
-              <w:rFonts w:ascii="Times" w:hAnsi="Times" w:cs="Times"/>
-              <w:noProof/>
-              <w:sz w:val="24"/>
-              <w:szCs w:val="24"/>
-            </w:rPr>
-          </w:pPr>
-          <w:hyperlink w:anchor="_Toc199934948" w:history="1">
-            <w:r>
-              <w:rPr>
-                <w:rStyle w:val="Hyperlink"/>
-                <w:rFonts w:ascii="Times" w:hAnsi="Times" w:cs="Times"/>
-                <w:noProof/>
-                <w:sz w:val="24"/>
-                <w:szCs w:val="24"/>
-              </w:rPr>
-              <w:t>Todas as informações deverão ser referenciadas por livros ou artigos científicos.</w:t>
-            </w:r>
-            <w:r>
-              <w:rPr>
-                <w:rFonts w:ascii="Times" w:hAnsi="Times" w:cs="Times"/>
-                <w:noProof/>
-                <w:webHidden/>
-                <w:sz w:val="24"/>
-                <w:szCs w:val="24"/>
-              </w:rPr>
-              <w:tab/>
-            </w:r>
-            <w:r>
-              <w:rPr>
-                <w:rFonts w:ascii="Times" w:hAnsi="Times" w:cs="Times"/>
-                <w:noProof/>
-                <w:webHidden/>
-                <w:sz w:val="24"/>
-                <w:szCs w:val="24"/>
-              </w:rPr>
-              <w:fldChar w:fldCharType="begin"/>
-            </w:r>
-            <w:r>
-              <w:rPr>
-                <w:rFonts w:ascii="Times" w:hAnsi="Times" w:cs="Times"/>
-                <w:noProof/>
-                <w:webHidden/>
-                <w:sz w:val="24"/>
-                <w:szCs w:val="24"/>
-              </w:rPr>
-              <w:instrText xml:space="preserve"> PAGEREF _Toc199934948 \h </w:instrText>
-            </w:r>
-            <w:r>
-              <w:rPr>
-                <w:rFonts w:ascii="Times" w:hAnsi="Times" w:cs="Times"/>
-                <w:noProof/>
-                <w:webHidden/>
-                <w:sz w:val="24"/>
-                <w:szCs w:val="24"/>
-              </w:rPr>
-            </w:r>
-            <w:r>
-              <w:rPr>
-                <w:rFonts w:ascii="Times" w:hAnsi="Times" w:cs="Times"/>
-                <w:noProof/>
-                <w:webHidden/>
-                <w:sz w:val="24"/>
-                <w:szCs w:val="24"/>
-              </w:rPr>
-              <w:fldChar w:fldCharType="separate"/>
-            </w:r>
-            <w:r>
-              <w:rPr>
-                <w:rFonts w:ascii="Times" w:hAnsi="Times" w:cs="Times"/>
-                <w:noProof/>
-                <w:webHidden/>
-                <w:sz w:val="24"/>
-                <w:szCs w:val="24"/>
-              </w:rPr>
-              <w:t>2</w:t>
-            </w:r>
-            <w:r>
-              <w:rPr>
-                <w:rFonts w:ascii="Times" w:hAnsi="Times" w:cs="Times"/>
-                <w:noProof/>
-                <w:webHidden/>
-                <w:sz w:val="24"/>
-                <w:szCs w:val="24"/>
+                <w:noProof/>
+                <w:webHidden/>
+              </w:rPr>
+              <w:t>4</w:t>
+            </w:r>
+            <w:r>
+              <w:rPr>
+                <w:noProof/>
+                <w:webHidden/>
               </w:rPr>
               <w:fldChar w:fldCharType="end"/>
             </w:r>
@@ -1547,31 +1142,26 @@
               <w:tab w:val="left" w:pos="440"/>
               <w:tab w:val="right" w:leader="dot" w:pos="9016"/>
             </w:tabs>
-            <w:jc w:val="both"/>
             <w:rPr>
-              <w:rFonts w:ascii="Times" w:hAnsi="Times" w:cs="Times"/>
+              <w:rFonts w:eastAsiaTheme="minorEastAsia"/>
               <w:noProof/>
-              <w:sz w:val="24"/>
-              <w:szCs w:val="24"/>
+              <w:lang w:eastAsia="pt-BR"/>
             </w:rPr>
           </w:pPr>
-          <w:hyperlink w:anchor="_Toc199934949" w:history="1">
+          <w:hyperlink w:anchor="_Toc200093202" w:history="1">
             <w:r>
               <w:rPr>
                 <w:rStyle w:val="Hyperlink"/>
                 <w:rFonts w:ascii="Times" w:hAnsi="Times" w:cs="Times"/>
                 <w:noProof/>
-                <w:sz w:val="24"/>
-                <w:szCs w:val="24"/>
-              </w:rPr>
-              <w:t>3.</w:t>
-            </w:r>
-            <w:r>
-              <w:rPr>
-                <w:rFonts w:ascii="Times" w:hAnsi="Times" w:cs="Times"/>
-                <w:noProof/>
-                <w:sz w:val="24"/>
-                <w:szCs w:val="24"/>
+              </w:rPr>
+              <w:t>4.</w:t>
+            </w:r>
+            <w:r>
+              <w:rPr>
+                <w:rFonts w:eastAsiaTheme="minorEastAsia"/>
+                <w:noProof/>
+                <w:lang w:eastAsia="pt-BR"/>
               </w:rPr>
               <w:tab/>
             </w:r>
@@ -1580,77 +1170,54 @@
                 <w:rStyle w:val="Hyperlink"/>
                 <w:rFonts w:ascii="Times" w:hAnsi="Times" w:cs="Times"/>
                 <w:noProof/>
-                <w:sz w:val="24"/>
-                <w:szCs w:val="24"/>
               </w:rPr>
               <w:t>Implementação e Testes</w:t>
             </w:r>
             <w:r>
               <w:rPr>
-                <w:rFonts w:ascii="Times" w:hAnsi="Times" w:cs="Times"/>
-                <w:noProof/>
-                <w:webHidden/>
-                <w:sz w:val="24"/>
-                <w:szCs w:val="24"/>
+                <w:noProof/>
+                <w:webHidden/>
               </w:rPr>
               <w:tab/>
             </w:r>
             <w:r>
               <w:rPr>
-                <w:rFonts w:ascii="Times" w:hAnsi="Times" w:cs="Times"/>
-                <w:noProof/>
-                <w:webHidden/>
-                <w:sz w:val="24"/>
-                <w:szCs w:val="24"/>
+                <w:noProof/>
+                <w:webHidden/>
               </w:rPr>
               <w:fldChar w:fldCharType="begin"/>
             </w:r>
             <w:r>
               <w:rPr>
-                <w:rFonts w:ascii="Times" w:hAnsi="Times" w:cs="Times"/>
-                <w:noProof/>
-                <w:webHidden/>
-                <w:sz w:val="24"/>
-                <w:szCs w:val="24"/>
-              </w:rPr>
-              <w:instrText xml:space="preserve"> PAGEREF _Toc199934949 \h </w:instrText>
-            </w:r>
-            <w:r>
-              <w:rPr>
-                <w:rFonts w:ascii="Times" w:hAnsi="Times" w:cs="Times"/>
-                <w:noProof/>
-                <w:webHidden/>
-                <w:sz w:val="24"/>
-                <w:szCs w:val="24"/>
-              </w:rPr>
-            </w:r>
-            <w:r>
-              <w:rPr>
-                <w:rFonts w:ascii="Times" w:hAnsi="Times" w:cs="Times"/>
-                <w:noProof/>
-                <w:webHidden/>
-                <w:sz w:val="24"/>
-                <w:szCs w:val="24"/>
+                <w:noProof/>
+                <w:webHidden/>
+              </w:rPr>
+              <w:instrText xml:space="preserve"> PAGEREF _Toc200093202 \h </w:instrText>
+            </w:r>
+            <w:r>
+              <w:rPr>
+                <w:noProof/>
+                <w:webHidden/>
+              </w:rPr>
+            </w:r>
+            <w:r>
+              <w:rPr>
+                <w:noProof/>
+                <w:webHidden/>
               </w:rPr>
               <w:fldChar w:fldCharType="separate"/>
             </w:r>
             <w:r>
               <w:rPr>
-                <w:rFonts w:ascii="Times" w:hAnsi="Times" w:cs="Times"/>
-                <w:noProof/>
-                <w:webHidden/>
-                <w:sz w:val="24"/>
-                <w:szCs w:val="24"/>
-              </w:rPr>
-              <w:t>2</w:t>
-            </w:r>
-            <w:r>
-              <w:rPr>
-                <w:rFonts w:ascii="Times" w:hAnsi="Times" w:cs="Times"/>
-                <w:noProof/>
-                <w:webHidden/>
-                <w:sz w:val="24"/>
-                <w:szCs w:val="24"/>
+                <w:noProof/>
+                <w:webHidden/>
+              </w:rPr>
+              <w:t>5</w:t>
+            </w:r>
+            <w:r>
+              <w:rPr>
+                <w:noProof/>
+                <w:webHidden/>
               </w:rPr>
               <w:fldChar w:fldCharType="end"/>
             </w:r>
@@ -1662,91 +1229,66 @@
             <w:tabs>
               <w:tab w:val="right" w:leader="dot" w:pos="9016"/>
             </w:tabs>
-            <w:jc w:val="both"/>
             <w:rPr>
-              <w:rFonts w:ascii="Times" w:hAnsi="Times" w:cs="Times"/>
+              <w:rFonts w:eastAsiaTheme="minorEastAsia"/>
               <w:noProof/>
-              <w:sz w:val="24"/>
-              <w:szCs w:val="24"/>
+              <w:lang w:eastAsia="pt-BR"/>
             </w:rPr>
           </w:pPr>
-          <w:hyperlink w:anchor="_Toc199934950" w:history="1">
+          <w:hyperlink w:anchor="_Toc200093203" w:history="1">
             <w:r>
               <w:rPr>
                 <w:rStyle w:val="Hyperlink"/>
                 <w:rFonts w:ascii="Times" w:hAnsi="Times" w:cs="Times"/>
                 <w:noProof/>
-                <w:sz w:val="24"/>
-                <w:szCs w:val="24"/>
               </w:rPr>
               <w:t>Detalhamento da implementação e decisões tomadas durante a construção do algoritmo.</w:t>
             </w:r>
             <w:r>
               <w:rPr>
-                <w:rFonts w:ascii="Times" w:hAnsi="Times" w:cs="Times"/>
-                <w:noProof/>
-                <w:webHidden/>
-                <w:sz w:val="24"/>
-                <w:szCs w:val="24"/>
+                <w:noProof/>
+                <w:webHidden/>
               </w:rPr>
               <w:tab/>
             </w:r>
             <w:r>
               <w:rPr>
-                <w:rFonts w:ascii="Times" w:hAnsi="Times" w:cs="Times"/>
-                <w:noProof/>
-                <w:webHidden/>
-                <w:sz w:val="24"/>
-                <w:szCs w:val="24"/>
+                <w:noProof/>
+                <w:webHidden/>
               </w:rPr>
               <w:fldChar w:fldCharType="begin"/>
             </w:r>
             <w:r>
               <w:rPr>
-                <w:rFonts w:ascii="Times" w:hAnsi="Times" w:cs="Times"/>
-                <w:noProof/>
-                <w:webHidden/>
-                <w:sz w:val="24"/>
-                <w:szCs w:val="24"/>
-              </w:rPr>
-              <w:instrText xml:space="preserve"> PAGEREF _Toc199934950 \h </w:instrText>
-            </w:r>
-            <w:r>
-              <w:rPr>
-                <w:rFonts w:ascii="Times" w:hAnsi="Times" w:cs="Times"/>
-                <w:noProof/>
-                <w:webHidden/>
-                <w:sz w:val="24"/>
-                <w:szCs w:val="24"/>
-              </w:rPr>
-            </w:r>
-            <w:r>
-              <w:rPr>
-                <w:rFonts w:ascii="Times" w:hAnsi="Times" w:cs="Times"/>
-                <w:noProof/>
-                <w:webHidden/>
-                <w:sz w:val="24"/>
-                <w:szCs w:val="24"/>
+                <w:noProof/>
+                <w:webHidden/>
+              </w:rPr>
+              <w:instrText xml:space="preserve"> PAGEREF _Toc200093203 \h </w:instrText>
+            </w:r>
+            <w:r>
+              <w:rPr>
+                <w:noProof/>
+                <w:webHidden/>
+              </w:rPr>
+            </w:r>
+            <w:r>
+              <w:rPr>
+                <w:noProof/>
+                <w:webHidden/>
               </w:rPr>
               <w:fldChar w:fldCharType="separate"/>
             </w:r>
             <w:r>
               <w:rPr>
-                <w:rFonts w:ascii="Times" w:hAnsi="Times" w:cs="Times"/>
-                <w:noProof/>
-                <w:webHidden/>
-                <w:sz w:val="24"/>
-                <w:szCs w:val="24"/>
-              </w:rPr>
-              <w:t>2</w:t>
-            </w:r>
-            <w:r>
-              <w:rPr>
-                <w:rFonts w:ascii="Times" w:hAnsi="Times" w:cs="Times"/>
-                <w:noProof/>
-                <w:webHidden/>
-                <w:sz w:val="24"/>
-                <w:szCs w:val="24"/>
+                <w:noProof/>
+                <w:webHidden/>
+              </w:rPr>
+              <w:t>5</w:t>
+            </w:r>
+            <w:r>
+              <w:rPr>
+                <w:noProof/>
+                <w:webHidden/>
               </w:rPr>
               <w:fldChar w:fldCharType="end"/>
             </w:r>
@@ -1758,91 +1300,66 @@
             <w:tabs>
               <w:tab w:val="right" w:leader="dot" w:pos="9016"/>
             </w:tabs>
-            <w:jc w:val="both"/>
             <w:rPr>
-              <w:rFonts w:ascii="Times" w:hAnsi="Times" w:cs="Times"/>
+              <w:rFonts w:eastAsiaTheme="minorEastAsia"/>
               <w:noProof/>
-              <w:sz w:val="24"/>
-              <w:szCs w:val="24"/>
+              <w:lang w:eastAsia="pt-BR"/>
             </w:rPr>
           </w:pPr>
-          <w:hyperlink w:anchor="_Toc199934951" w:history="1">
+          <w:hyperlink w:anchor="_Toc200093204" w:history="1">
             <w:r>
               <w:rPr>
                 <w:rStyle w:val="Hyperlink"/>
                 <w:rFonts w:ascii="Times" w:hAnsi="Times" w:cs="Times"/>
                 <w:noProof/>
-                <w:sz w:val="24"/>
-                <w:szCs w:val="24"/>
               </w:rPr>
               <w:t>Tabelas e/ou gráficos deverão ser utilizados para apresentação dos resultados dos testes.</w:t>
             </w:r>
             <w:r>
               <w:rPr>
-                <w:rFonts w:ascii="Times" w:hAnsi="Times" w:cs="Times"/>
-                <w:noProof/>
-                <w:webHidden/>
-                <w:sz w:val="24"/>
-                <w:szCs w:val="24"/>
+                <w:noProof/>
+                <w:webHidden/>
               </w:rPr>
               <w:tab/>
             </w:r>
             <w:r>
               <w:rPr>
-                <w:rFonts w:ascii="Times" w:hAnsi="Times" w:cs="Times"/>
-                <w:noProof/>
-                <w:webHidden/>
-                <w:sz w:val="24"/>
-                <w:szCs w:val="24"/>
+                <w:noProof/>
+                <w:webHidden/>
               </w:rPr>
               <w:fldChar w:fldCharType="begin"/>
             </w:r>
             <w:r>
               <w:rPr>
-                <w:rFonts w:ascii="Times" w:hAnsi="Times" w:cs="Times"/>
-                <w:noProof/>
-                <w:webHidden/>
-                <w:sz w:val="24"/>
-                <w:szCs w:val="24"/>
-              </w:rPr>
-              <w:instrText xml:space="preserve"> PAGEREF _Toc199934951 \h </w:instrText>
-            </w:r>
-            <w:r>
-              <w:rPr>
-                <w:rFonts w:ascii="Times" w:hAnsi="Times" w:cs="Times"/>
-                <w:noProof/>
-                <w:webHidden/>
-                <w:sz w:val="24"/>
-                <w:szCs w:val="24"/>
-              </w:rPr>
-            </w:r>
-            <w:r>
-              <w:rPr>
-                <w:rFonts w:ascii="Times" w:hAnsi="Times" w:cs="Times"/>
-                <w:noProof/>
-                <w:webHidden/>
-                <w:sz w:val="24"/>
-                <w:szCs w:val="24"/>
+                <w:noProof/>
+                <w:webHidden/>
+              </w:rPr>
+              <w:instrText xml:space="preserve"> PAGEREF _Toc200093204 \h </w:instrText>
+            </w:r>
+            <w:r>
+              <w:rPr>
+                <w:noProof/>
+                <w:webHidden/>
+              </w:rPr>
+            </w:r>
+            <w:r>
+              <w:rPr>
+                <w:noProof/>
+                <w:webHidden/>
               </w:rPr>
               <w:fldChar w:fldCharType="separate"/>
             </w:r>
             <w:r>
               <w:rPr>
-                <w:rFonts w:ascii="Times" w:hAnsi="Times" w:cs="Times"/>
-                <w:noProof/>
-                <w:webHidden/>
-                <w:sz w:val="24"/>
-                <w:szCs w:val="24"/>
-              </w:rPr>
-              <w:t>2</w:t>
-            </w:r>
-            <w:r>
-              <w:rPr>
-                <w:rFonts w:ascii="Times" w:hAnsi="Times" w:cs="Times"/>
-                <w:noProof/>
-                <w:webHidden/>
-                <w:sz w:val="24"/>
-                <w:szCs w:val="24"/>
+                <w:noProof/>
+                <w:webHidden/>
+              </w:rPr>
+              <w:t>5</w:t>
+            </w:r>
+            <w:r>
+              <w:rPr>
+                <w:noProof/>
+                <w:webHidden/>
               </w:rPr>
               <w:fldChar w:fldCharType="end"/>
             </w:r>
@@ -1854,91 +1371,66 @@
             <w:tabs>
               <w:tab w:val="right" w:leader="dot" w:pos="9016"/>
             </w:tabs>
-            <w:jc w:val="both"/>
             <w:rPr>
-              <w:rFonts w:ascii="Times" w:hAnsi="Times" w:cs="Times"/>
+              <w:rFonts w:eastAsiaTheme="minorEastAsia"/>
               <w:noProof/>
-              <w:sz w:val="24"/>
-              <w:szCs w:val="24"/>
+              <w:lang w:eastAsia="pt-BR"/>
             </w:rPr>
           </w:pPr>
-          <w:hyperlink w:anchor="_Toc199934952" w:history="1">
+          <w:hyperlink w:anchor="_Toc200093205" w:history="1">
             <w:r>
               <w:rPr>
                 <w:rStyle w:val="Hyperlink"/>
                 <w:rFonts w:ascii="Times" w:hAnsi="Times" w:cs="Times"/>
                 <w:noProof/>
-                <w:sz w:val="24"/>
-                <w:szCs w:val="24"/>
               </w:rPr>
               <w:t>Incluir detalhes da configuração do computador usado para testes: sistema Operacional, quantidade de RAM, velocidade da CPU (Hz).</w:t>
             </w:r>
             <w:r>
               <w:rPr>
-                <w:rFonts w:ascii="Times" w:hAnsi="Times" w:cs="Times"/>
-                <w:noProof/>
-                <w:webHidden/>
-                <w:sz w:val="24"/>
-                <w:szCs w:val="24"/>
+                <w:noProof/>
+                <w:webHidden/>
               </w:rPr>
               <w:tab/>
             </w:r>
             <w:r>
               <w:rPr>
-                <w:rFonts w:ascii="Times" w:hAnsi="Times" w:cs="Times"/>
-                <w:noProof/>
-                <w:webHidden/>
-                <w:sz w:val="24"/>
-                <w:szCs w:val="24"/>
+                <w:noProof/>
+                <w:webHidden/>
               </w:rPr>
               <w:fldChar w:fldCharType="begin"/>
             </w:r>
             <w:r>
               <w:rPr>
-                <w:rFonts w:ascii="Times" w:hAnsi="Times" w:cs="Times"/>
-                <w:noProof/>
-                <w:webHidden/>
-                <w:sz w:val="24"/>
-                <w:szCs w:val="24"/>
-              </w:rPr>
-              <w:instrText xml:space="preserve"> PAGEREF _Toc199934952 \h </w:instrText>
-            </w:r>
-            <w:r>
-              <w:rPr>
-                <w:rFonts w:ascii="Times" w:hAnsi="Times" w:cs="Times"/>
-                <w:noProof/>
-                <w:webHidden/>
-                <w:sz w:val="24"/>
-                <w:szCs w:val="24"/>
-              </w:rPr>
-            </w:r>
-            <w:r>
-              <w:rPr>
-                <w:rFonts w:ascii="Times" w:hAnsi="Times" w:cs="Times"/>
-                <w:noProof/>
-                <w:webHidden/>
-                <w:sz w:val="24"/>
-                <w:szCs w:val="24"/>
+                <w:noProof/>
+                <w:webHidden/>
+              </w:rPr>
+              <w:instrText xml:space="preserve"> PAGEREF _Toc200093205 \h </w:instrText>
+            </w:r>
+            <w:r>
+              <w:rPr>
+                <w:noProof/>
+                <w:webHidden/>
+              </w:rPr>
+            </w:r>
+            <w:r>
+              <w:rPr>
+                <w:noProof/>
+                <w:webHidden/>
               </w:rPr>
               <w:fldChar w:fldCharType="separate"/>
             </w:r>
             <w:r>
               <w:rPr>
-                <w:rFonts w:ascii="Times" w:hAnsi="Times" w:cs="Times"/>
-                <w:noProof/>
-                <w:webHidden/>
-                <w:sz w:val="24"/>
-                <w:szCs w:val="24"/>
-              </w:rPr>
-              <w:t>2</w:t>
-            </w:r>
-            <w:r>
-              <w:rPr>
-                <w:rFonts w:ascii="Times" w:hAnsi="Times" w:cs="Times"/>
-                <w:noProof/>
-                <w:webHidden/>
-                <w:sz w:val="24"/>
-                <w:szCs w:val="24"/>
+                <w:noProof/>
+                <w:webHidden/>
+              </w:rPr>
+              <w:t>5</w:t>
+            </w:r>
+            <w:r>
+              <w:rPr>
+                <w:noProof/>
+                <w:webHidden/>
               </w:rPr>
               <w:fldChar w:fldCharType="end"/>
             </w:r>
@@ -1951,31 +1443,26 @@
               <w:tab w:val="left" w:pos="440"/>
               <w:tab w:val="right" w:leader="dot" w:pos="9016"/>
             </w:tabs>
-            <w:jc w:val="both"/>
             <w:rPr>
-              <w:rFonts w:ascii="Times" w:hAnsi="Times" w:cs="Times"/>
+              <w:rFonts w:eastAsiaTheme="minorEastAsia"/>
               <w:noProof/>
-              <w:sz w:val="24"/>
-              <w:szCs w:val="24"/>
+              <w:lang w:eastAsia="pt-BR"/>
             </w:rPr>
           </w:pPr>
-          <w:hyperlink w:anchor="_Toc199934953" w:history="1">
+          <w:hyperlink w:anchor="_Toc200093206" w:history="1">
             <w:r>
               <w:rPr>
                 <w:rStyle w:val="Hyperlink"/>
                 <w:rFonts w:ascii="Times" w:hAnsi="Times" w:cs="Times"/>
                 <w:noProof/>
-                <w:sz w:val="24"/>
-                <w:szCs w:val="24"/>
-              </w:rPr>
-              <w:t>4.</w:t>
-            </w:r>
-            <w:r>
-              <w:rPr>
-                <w:rFonts w:ascii="Times" w:hAnsi="Times" w:cs="Times"/>
-                <w:noProof/>
-                <w:sz w:val="24"/>
-                <w:szCs w:val="24"/>
+              </w:rPr>
+              <w:t>5.</w:t>
+            </w:r>
+            <w:r>
+              <w:rPr>
+                <w:rFonts w:eastAsiaTheme="minorEastAsia"/>
+                <w:noProof/>
+                <w:lang w:eastAsia="pt-BR"/>
               </w:rPr>
               <w:tab/>
             </w:r>
@@ -1984,77 +1471,54 @@
                 <w:rStyle w:val="Hyperlink"/>
                 <w:rFonts w:ascii="Times" w:hAnsi="Times" w:cs="Times"/>
                 <w:noProof/>
-                <w:sz w:val="24"/>
-                <w:szCs w:val="24"/>
               </w:rPr>
               <w:t>Conclusão</w:t>
             </w:r>
             <w:r>
               <w:rPr>
-                <w:rFonts w:ascii="Times" w:hAnsi="Times" w:cs="Times"/>
-                <w:noProof/>
-                <w:webHidden/>
-                <w:sz w:val="24"/>
-                <w:szCs w:val="24"/>
+                <w:noProof/>
+                <w:webHidden/>
               </w:rPr>
               <w:tab/>
             </w:r>
             <w:r>
               <w:rPr>
-                <w:rFonts w:ascii="Times" w:hAnsi="Times" w:cs="Times"/>
-                <w:noProof/>
-                <w:webHidden/>
-                <w:sz w:val="24"/>
-                <w:szCs w:val="24"/>
+                <w:noProof/>
+                <w:webHidden/>
               </w:rPr>
               <w:fldChar w:fldCharType="begin"/>
             </w:r>
             <w:r>
               <w:rPr>
-                <w:rFonts w:ascii="Times" w:hAnsi="Times" w:cs="Times"/>
-                <w:noProof/>
-                <w:webHidden/>
-                <w:sz w:val="24"/>
-                <w:szCs w:val="24"/>
-              </w:rPr>
-              <w:instrText xml:space="preserve"> PAGEREF _Toc199934953 \h </w:instrText>
-            </w:r>
-            <w:r>
-              <w:rPr>
-                <w:rFonts w:ascii="Times" w:hAnsi="Times" w:cs="Times"/>
-                <w:noProof/>
-                <w:webHidden/>
-                <w:sz w:val="24"/>
-                <w:szCs w:val="24"/>
-              </w:rPr>
-            </w:r>
-            <w:r>
-              <w:rPr>
-                <w:rFonts w:ascii="Times" w:hAnsi="Times" w:cs="Times"/>
-                <w:noProof/>
-                <w:webHidden/>
-                <w:sz w:val="24"/>
-                <w:szCs w:val="24"/>
+                <w:noProof/>
+                <w:webHidden/>
+              </w:rPr>
+              <w:instrText xml:space="preserve"> PAGEREF _Toc200093206 \h </w:instrText>
+            </w:r>
+            <w:r>
+              <w:rPr>
+                <w:noProof/>
+                <w:webHidden/>
+              </w:rPr>
+            </w:r>
+            <w:r>
+              <w:rPr>
+                <w:noProof/>
+                <w:webHidden/>
               </w:rPr>
               <w:fldChar w:fldCharType="separate"/>
             </w:r>
             <w:r>
               <w:rPr>
-                <w:rFonts w:ascii="Times" w:hAnsi="Times" w:cs="Times"/>
-                <w:noProof/>
-                <w:webHidden/>
-                <w:sz w:val="24"/>
-                <w:szCs w:val="24"/>
-              </w:rPr>
-              <w:t>2</w:t>
-            </w:r>
-            <w:r>
-              <w:rPr>
-                <w:rFonts w:ascii="Times" w:hAnsi="Times" w:cs="Times"/>
-                <w:noProof/>
-                <w:webHidden/>
-                <w:sz w:val="24"/>
-                <w:szCs w:val="24"/>
+                <w:noProof/>
+                <w:webHidden/>
+              </w:rPr>
+              <w:t>5</w:t>
+            </w:r>
+            <w:r>
+              <w:rPr>
+                <w:noProof/>
+                <w:webHidden/>
               </w:rPr>
               <w:fldChar w:fldCharType="end"/>
             </w:r>
@@ -2066,91 +1530,66 @@
             <w:tabs>
               <w:tab w:val="right" w:leader="dot" w:pos="9016"/>
             </w:tabs>
-            <w:jc w:val="both"/>
             <w:rPr>
-              <w:rFonts w:ascii="Times" w:hAnsi="Times" w:cs="Times"/>
+              <w:rFonts w:eastAsiaTheme="minorEastAsia"/>
               <w:noProof/>
-              <w:sz w:val="24"/>
-              <w:szCs w:val="24"/>
+              <w:lang w:eastAsia="pt-BR"/>
             </w:rPr>
           </w:pPr>
-          <w:hyperlink w:anchor="_Toc199934954" w:history="1">
+          <w:hyperlink w:anchor="_Toc200093207" w:history="1">
             <w:r>
               <w:rPr>
                 <w:rStyle w:val="Hyperlink"/>
                 <w:rFonts w:ascii="Times" w:hAnsi="Times" w:cs="Times"/>
                 <w:noProof/>
-                <w:sz w:val="24"/>
-                <w:szCs w:val="24"/>
               </w:rPr>
               <w:t>Analisar os pontos fortes e fracos do algoritmo em comparação com outros algoritmos.</w:t>
             </w:r>
             <w:r>
               <w:rPr>
-                <w:rFonts w:ascii="Times" w:hAnsi="Times" w:cs="Times"/>
-                <w:noProof/>
-                <w:webHidden/>
-                <w:sz w:val="24"/>
-                <w:szCs w:val="24"/>
+                <w:noProof/>
+                <w:webHidden/>
               </w:rPr>
               <w:tab/>
             </w:r>
             <w:r>
               <w:rPr>
-                <w:rFonts w:ascii="Times" w:hAnsi="Times" w:cs="Times"/>
-                <w:noProof/>
-                <w:webHidden/>
-                <w:sz w:val="24"/>
-                <w:szCs w:val="24"/>
+                <w:noProof/>
+                <w:webHidden/>
               </w:rPr>
               <w:fldChar w:fldCharType="begin"/>
             </w:r>
             <w:r>
               <w:rPr>
-                <w:rFonts w:ascii="Times" w:hAnsi="Times" w:cs="Times"/>
-                <w:noProof/>
-                <w:webHidden/>
-                <w:sz w:val="24"/>
-                <w:szCs w:val="24"/>
-              </w:rPr>
-              <w:instrText xml:space="preserve"> PAGEREF _Toc199934954 \h </w:instrText>
-            </w:r>
-            <w:r>
-              <w:rPr>
-                <w:rFonts w:ascii="Times" w:hAnsi="Times" w:cs="Times"/>
-                <w:noProof/>
-                <w:webHidden/>
-                <w:sz w:val="24"/>
-                <w:szCs w:val="24"/>
-              </w:rPr>
-            </w:r>
-            <w:r>
-              <w:rPr>
-                <w:rFonts w:ascii="Times" w:hAnsi="Times" w:cs="Times"/>
-                <w:noProof/>
-                <w:webHidden/>
-                <w:sz w:val="24"/>
-                <w:szCs w:val="24"/>
+                <w:noProof/>
+                <w:webHidden/>
+              </w:rPr>
+              <w:instrText xml:space="preserve"> PAGEREF _Toc200093207 \h </w:instrText>
+            </w:r>
+            <w:r>
+              <w:rPr>
+                <w:noProof/>
+                <w:webHidden/>
+              </w:rPr>
+            </w:r>
+            <w:r>
+              <w:rPr>
+                <w:noProof/>
+                <w:webHidden/>
               </w:rPr>
               <w:fldChar w:fldCharType="separate"/>
             </w:r>
             <w:r>
               <w:rPr>
-                <w:rFonts w:ascii="Times" w:hAnsi="Times" w:cs="Times"/>
-                <w:noProof/>
-                <w:webHidden/>
-                <w:sz w:val="24"/>
-                <w:szCs w:val="24"/>
-              </w:rPr>
-              <w:t>2</w:t>
-            </w:r>
-            <w:r>
-              <w:rPr>
-                <w:rFonts w:ascii="Times" w:hAnsi="Times" w:cs="Times"/>
-                <w:noProof/>
-                <w:webHidden/>
-                <w:sz w:val="24"/>
-                <w:szCs w:val="24"/>
+                <w:noProof/>
+                <w:webHidden/>
+              </w:rPr>
+              <w:t>5</w:t>
+            </w:r>
+            <w:r>
+              <w:rPr>
+                <w:noProof/>
+                <w:webHidden/>
               </w:rPr>
               <w:fldChar w:fldCharType="end"/>
             </w:r>
@@ -2162,91 +1601,66 @@
             <w:tabs>
               <w:tab w:val="right" w:leader="dot" w:pos="9016"/>
             </w:tabs>
-            <w:jc w:val="both"/>
             <w:rPr>
-              <w:rFonts w:ascii="Times" w:hAnsi="Times" w:cs="Times"/>
+              <w:rFonts w:eastAsiaTheme="minorEastAsia"/>
               <w:noProof/>
-              <w:sz w:val="24"/>
-              <w:szCs w:val="24"/>
+              <w:lang w:eastAsia="pt-BR"/>
             </w:rPr>
           </w:pPr>
-          <w:hyperlink w:anchor="_Toc199934955" w:history="1">
+          <w:hyperlink w:anchor="_Toc200093208" w:history="1">
             <w:r>
               <w:rPr>
                 <w:rStyle w:val="Hyperlink"/>
                 <w:rFonts w:ascii="Times" w:hAnsi="Times" w:cs="Times"/>
                 <w:noProof/>
-                <w:sz w:val="24"/>
-                <w:szCs w:val="24"/>
               </w:rPr>
               <w:t>Avaliar o desempenho do algoritmo em comparação com a implementação do Quicksort disponível na linguagem C.</w:t>
             </w:r>
             <w:r>
               <w:rPr>
-                <w:rFonts w:ascii="Times" w:hAnsi="Times" w:cs="Times"/>
-                <w:noProof/>
-                <w:webHidden/>
-                <w:sz w:val="24"/>
-                <w:szCs w:val="24"/>
+                <w:noProof/>
+                <w:webHidden/>
               </w:rPr>
               <w:tab/>
             </w:r>
             <w:r>
               <w:rPr>
-                <w:rFonts w:ascii="Times" w:hAnsi="Times" w:cs="Times"/>
-                <w:noProof/>
-                <w:webHidden/>
-                <w:sz w:val="24"/>
-                <w:szCs w:val="24"/>
+                <w:noProof/>
+                <w:webHidden/>
               </w:rPr>
               <w:fldChar w:fldCharType="begin"/>
             </w:r>
             <w:r>
               <w:rPr>
-                <w:rFonts w:ascii="Times" w:hAnsi="Times" w:cs="Times"/>
-                <w:noProof/>
-                <w:webHidden/>
-                <w:sz w:val="24"/>
-                <w:szCs w:val="24"/>
-              </w:rPr>
-              <w:instrText xml:space="preserve"> PAGEREF _Toc199934955 \h </w:instrText>
-            </w:r>
-            <w:r>
-              <w:rPr>
-                <w:rFonts w:ascii="Times" w:hAnsi="Times" w:cs="Times"/>
-                <w:noProof/>
-                <w:webHidden/>
-                <w:sz w:val="24"/>
-                <w:szCs w:val="24"/>
-              </w:rPr>
-            </w:r>
-            <w:r>
-              <w:rPr>
-                <w:rFonts w:ascii="Times" w:hAnsi="Times" w:cs="Times"/>
-                <w:noProof/>
-                <w:webHidden/>
-                <w:sz w:val="24"/>
-                <w:szCs w:val="24"/>
+                <w:noProof/>
+                <w:webHidden/>
+              </w:rPr>
+              <w:instrText xml:space="preserve"> PAGEREF _Toc200093208 \h </w:instrText>
+            </w:r>
+            <w:r>
+              <w:rPr>
+                <w:noProof/>
+                <w:webHidden/>
+              </w:rPr>
+            </w:r>
+            <w:r>
+              <w:rPr>
+                <w:noProof/>
+                <w:webHidden/>
               </w:rPr>
               <w:fldChar w:fldCharType="separate"/>
             </w:r>
             <w:r>
               <w:rPr>
-                <w:rFonts w:ascii="Times" w:hAnsi="Times" w:cs="Times"/>
-                <w:noProof/>
-                <w:webHidden/>
-                <w:sz w:val="24"/>
-                <w:szCs w:val="24"/>
-              </w:rPr>
-              <w:t>2</w:t>
-            </w:r>
-            <w:r>
-              <w:rPr>
-                <w:rFonts w:ascii="Times" w:hAnsi="Times" w:cs="Times"/>
-                <w:noProof/>
-                <w:webHidden/>
-                <w:sz w:val="24"/>
-                <w:szCs w:val="24"/>
+                <w:noProof/>
+                <w:webHidden/>
+              </w:rPr>
+              <w:t>5</w:t>
+            </w:r>
+            <w:r>
+              <w:rPr>
+                <w:noProof/>
+                <w:webHidden/>
               </w:rPr>
               <w:fldChar w:fldCharType="end"/>
             </w:r>
@@ -2259,31 +1673,26 @@
               <w:tab w:val="left" w:pos="440"/>
               <w:tab w:val="right" w:leader="dot" w:pos="9016"/>
             </w:tabs>
-            <w:jc w:val="both"/>
             <w:rPr>
-              <w:rFonts w:ascii="Times" w:hAnsi="Times" w:cs="Times"/>
+              <w:rFonts w:eastAsiaTheme="minorEastAsia"/>
               <w:noProof/>
-              <w:sz w:val="24"/>
-              <w:szCs w:val="24"/>
+              <w:lang w:eastAsia="pt-BR"/>
             </w:rPr>
           </w:pPr>
-          <w:hyperlink w:anchor="_Toc199934956" w:history="1">
+          <w:hyperlink w:anchor="_Toc200093209" w:history="1">
             <w:r>
               <w:rPr>
                 <w:rStyle w:val="Hyperlink"/>
                 <w:rFonts w:ascii="Times" w:hAnsi="Times" w:cs="Times"/>
                 <w:noProof/>
-                <w:sz w:val="24"/>
-                <w:szCs w:val="24"/>
-              </w:rPr>
-              <w:t>5.</w:t>
-            </w:r>
-            <w:r>
-              <w:rPr>
-                <w:rFonts w:ascii="Times" w:hAnsi="Times" w:cs="Times"/>
-                <w:noProof/>
-                <w:sz w:val="24"/>
-                <w:szCs w:val="24"/>
+              </w:rPr>
+              <w:t>6.</w:t>
+            </w:r>
+            <w:r>
+              <w:rPr>
+                <w:rFonts w:eastAsiaTheme="minorEastAsia"/>
+                <w:noProof/>
+                <w:lang w:eastAsia="pt-BR"/>
               </w:rPr>
               <w:tab/>
             </w:r>
@@ -2292,77 +1701,54 @@
                 <w:rStyle w:val="Hyperlink"/>
                 <w:rFonts w:ascii="Times" w:hAnsi="Times" w:cs="Times"/>
                 <w:noProof/>
-                <w:sz w:val="24"/>
-                <w:szCs w:val="24"/>
               </w:rPr>
               <w:t>Referências</w:t>
             </w:r>
             <w:r>
               <w:rPr>
-                <w:rFonts w:ascii="Times" w:hAnsi="Times" w:cs="Times"/>
-                <w:noProof/>
-                <w:webHidden/>
-                <w:sz w:val="24"/>
-                <w:szCs w:val="24"/>
+                <w:noProof/>
+                <w:webHidden/>
               </w:rPr>
               <w:tab/>
             </w:r>
             <w:r>
               <w:rPr>
-                <w:rFonts w:ascii="Times" w:hAnsi="Times" w:cs="Times"/>
-                <w:noProof/>
-                <w:webHidden/>
-                <w:sz w:val="24"/>
-                <w:szCs w:val="24"/>
+                <w:noProof/>
+                <w:webHidden/>
               </w:rPr>
               <w:fldChar w:fldCharType="begin"/>
             </w:r>
             <w:r>
               <w:rPr>
-                <w:rFonts w:ascii="Times" w:hAnsi="Times" w:cs="Times"/>
-                <w:noProof/>
-                <w:webHidden/>
-                <w:sz w:val="24"/>
-                <w:szCs w:val="24"/>
-              </w:rPr>
-              <w:instrText xml:space="preserve"> PAGEREF _Toc199934956 \h </w:instrText>
-            </w:r>
-            <w:r>
-              <w:rPr>
-                <w:rFonts w:ascii="Times" w:hAnsi="Times" w:cs="Times"/>
-                <w:noProof/>
-                <w:webHidden/>
-                <w:sz w:val="24"/>
-                <w:szCs w:val="24"/>
-              </w:rPr>
-            </w:r>
-            <w:r>
-              <w:rPr>
-                <w:rFonts w:ascii="Times" w:hAnsi="Times" w:cs="Times"/>
-                <w:noProof/>
-                <w:webHidden/>
-                <w:sz w:val="24"/>
-                <w:szCs w:val="24"/>
+                <w:noProof/>
+                <w:webHidden/>
+              </w:rPr>
+              <w:instrText xml:space="preserve"> PAGEREF _Toc200093209 \h </w:instrText>
+            </w:r>
+            <w:r>
+              <w:rPr>
+                <w:noProof/>
+                <w:webHidden/>
+              </w:rPr>
+            </w:r>
+            <w:r>
+              <w:rPr>
+                <w:noProof/>
+                <w:webHidden/>
               </w:rPr>
               <w:fldChar w:fldCharType="separate"/>
             </w:r>
             <w:r>
               <w:rPr>
-                <w:rFonts w:ascii="Times" w:hAnsi="Times" w:cs="Times"/>
-                <w:noProof/>
-                <w:webHidden/>
-                <w:sz w:val="24"/>
-                <w:szCs w:val="24"/>
-              </w:rPr>
-              <w:t>2</w:t>
-            </w:r>
-            <w:r>
-              <w:rPr>
-                <w:rFonts w:ascii="Times" w:hAnsi="Times" w:cs="Times"/>
-                <w:noProof/>
-                <w:webHidden/>
-                <w:sz w:val="24"/>
-                <w:szCs w:val="24"/>
+                <w:noProof/>
+                <w:webHidden/>
+              </w:rPr>
+              <w:t>5</w:t>
+            </w:r>
+            <w:r>
+              <w:rPr>
+                <w:noProof/>
+                <w:webHidden/>
               </w:rPr>
               <w:fldChar w:fldCharType="end"/>
             </w:r>
@@ -2413,7 +1799,7 @@
           <w:szCs w:val="24"/>
         </w:rPr>
       </w:pPr>
-      <w:bookmarkStart w:id="0" w:name="_Toc199934937"/>
+      <w:bookmarkStart w:id="0" w:name="_Toc200093191"/>
       <w:r>
         <w:rPr>
           <w:rFonts w:ascii="Times" w:hAnsi="Times" w:cs="Times"/>
@@ -2434,7 +1820,7 @@
           <w:szCs w:val="24"/>
         </w:rPr>
       </w:pPr>
-      <w:bookmarkStart w:id="1" w:name="_Toc199934938"/>
+      <w:bookmarkStart w:id="1" w:name="_Toc200093192"/>
       <w:r>
         <w:rPr>
           <w:rFonts w:ascii="Times" w:hAnsi="Times" w:cs="Times"/>
@@ -2463,24 +1849,14 @@
           <w:szCs w:val="24"/>
         </w:rPr>
       </w:pPr>
-      <w:bookmarkStart w:id="2" w:name="_Toc199934939"/>
-      <w:proofErr w:type="gramStart"/>
-      <w:r>
-        <w:rPr>
-          <w:rFonts w:ascii="Times" w:hAnsi="Times" w:cs="Times"/>
-          <w:sz w:val="24"/>
-          <w:szCs w:val="24"/>
-        </w:rPr>
-        <w:t>exemplos</w:t>
-      </w:r>
-      <w:proofErr w:type="gramEnd"/>
-      <w:r>
-        <w:rPr>
-          <w:rFonts w:ascii="Times" w:hAnsi="Times" w:cs="Times"/>
-          <w:sz w:val="24"/>
-          <w:szCs w:val="24"/>
-        </w:rPr>
-        <w:t xml:space="preserve"> de aplicações onde o problema pode ser encontrado,</w:t>
+      <w:bookmarkStart w:id="2" w:name="_Toc200093193"/>
+      <w:r>
+        <w:rPr>
+          <w:rFonts w:ascii="Times" w:hAnsi="Times" w:cs="Times"/>
+          <w:sz w:val="24"/>
+          <w:szCs w:val="24"/>
+        </w:rPr>
+        <w:t>exemplos de aplicações onde o problema pode ser encontrado,</w:t>
       </w:r>
       <w:bookmarkEnd w:id="2"/>
       <w:r>
@@ -2502,24 +1878,14 @@
           <w:szCs w:val="24"/>
         </w:rPr>
       </w:pPr>
-      <w:bookmarkStart w:id="3" w:name="_Toc199934940"/>
-      <w:proofErr w:type="gramStart"/>
-      <w:r>
-        <w:rPr>
-          <w:rFonts w:ascii="Times" w:hAnsi="Times" w:cs="Times"/>
-          <w:sz w:val="24"/>
-          <w:szCs w:val="24"/>
-        </w:rPr>
-        <w:t>citações</w:t>
-      </w:r>
-      <w:proofErr w:type="gramEnd"/>
-      <w:r>
-        <w:rPr>
-          <w:rFonts w:ascii="Times" w:hAnsi="Times" w:cs="Times"/>
-          <w:sz w:val="24"/>
-          <w:szCs w:val="24"/>
-        </w:rPr>
-        <w:t xml:space="preserve"> dos principais algoritmos que solucionam o problema.</w:t>
+      <w:bookmarkStart w:id="3" w:name="_Toc200093194"/>
+      <w:r>
+        <w:rPr>
+          <w:rFonts w:ascii="Times" w:hAnsi="Times" w:cs="Times"/>
+          <w:sz w:val="24"/>
+          <w:szCs w:val="24"/>
+        </w:rPr>
+        <w:t>citações dos principais algoritmos que solucionam o problema.</w:t>
       </w:r>
       <w:bookmarkEnd w:id="3"/>
       <w:r>
@@ -2533,7 +1899,6 @@
     </w:p>
     <w:p>
       <w:pPr>
-        <w:pStyle w:val="PargrafodaLista"/>
         <w:spacing w:line="480" w:lineRule="auto"/>
         <w:jc w:val="both"/>
         <w:rPr>
@@ -2565,7 +1930,7 @@
           <w:szCs w:val="24"/>
         </w:rPr>
       </w:pPr>
-      <w:bookmarkStart w:id="4" w:name="_Toc199934941"/>
+      <w:bookmarkStart w:id="4" w:name="_Toc200093195"/>
       <w:r>
         <w:rPr>
           <w:rFonts w:ascii="Times" w:hAnsi="Times" w:cs="Times"/>
@@ -2580,37 +1945,9 @@
           <w:sz w:val="24"/>
           <w:szCs w:val="24"/>
         </w:rPr>
-        <w:t xml:space="preserve"> </w:t>
-      </w:r>
-      <w:proofErr w:type="spellStart"/>
-      <w:r>
-        <w:rPr>
-          <w:rFonts w:ascii="Times" w:hAnsi="Times" w:cs="Times"/>
-          <w:sz w:val="24"/>
-          <w:szCs w:val="24"/>
-        </w:rPr>
-        <w:t>Heap</w:t>
-      </w:r>
-      <w:proofErr w:type="spellEnd"/>
-      <w:r>
-        <w:rPr>
-          <w:rFonts w:ascii="Times" w:hAnsi="Times" w:cs="Times"/>
-          <w:sz w:val="24"/>
-          <w:szCs w:val="24"/>
-        </w:rPr>
-        <w:t xml:space="preserve"> </w:t>
-      </w:r>
-      <w:proofErr w:type="spellStart"/>
-      <w:r>
-        <w:rPr>
-          <w:rFonts w:ascii="Times" w:hAnsi="Times" w:cs="Times"/>
-          <w:sz w:val="24"/>
-          <w:szCs w:val="24"/>
-        </w:rPr>
-        <w:t>Sort</w:t>
+        <w:t xml:space="preserve"> Heap Sort</w:t>
       </w:r>
       <w:bookmarkEnd w:id="4"/>
-      <w:proofErr w:type="spellEnd"/>
     </w:p>
     <w:p>
       <w:pPr>
@@ -2622,7 +1959,7 @@
           <w:szCs w:val="24"/>
         </w:rPr>
       </w:pPr>
-      <w:bookmarkStart w:id="5" w:name="_Toc199934942"/>
+      <w:bookmarkStart w:id="5" w:name="_Toc200093196"/>
       <w:r>
         <w:rPr>
           <w:rFonts w:ascii="Times" w:hAnsi="Times" w:cs="Times"/>
@@ -2635,8 +1972,140 @@
     </w:p>
     <w:p>
       <w:pPr>
+        <w:ind w:firstLine="708"/>
         <w:jc w:val="both"/>
-      </w:pPr>
+        <w:rPr>
+          <w:rFonts w:ascii="Times" w:hAnsi="Times" w:cs="Times"/>
+          <w:sz w:val="24"/>
+          <w:szCs w:val="24"/>
+        </w:rPr>
+      </w:pPr>
+      <w:r>
+        <w:rPr>
+          <w:rFonts w:ascii="Times" w:hAnsi="Times" w:cs="Times"/>
+          <w:sz w:val="24"/>
+          <w:szCs w:val="24"/>
+        </w:rPr>
+        <w:t xml:space="preserve">O algoritmo usa a estrutura de dados </w:t>
+      </w:r>
+      <w:r>
+        <w:rPr>
+          <w:rFonts w:ascii="Times" w:hAnsi="Times" w:cs="Times"/>
+          <w:sz w:val="24"/>
+          <w:szCs w:val="24"/>
+        </w:rPr>
+        <w:t xml:space="preserve">chamada </w:t>
+      </w:r>
+      <w:r>
+        <w:rPr>
+          <w:rFonts w:ascii="Times" w:hAnsi="Times" w:cs="Times"/>
+          <w:i/>
+          <w:sz w:val="24"/>
+          <w:szCs w:val="24"/>
+        </w:rPr>
+        <w:t>heap</w:t>
+      </w:r>
+      <w:r>
+        <w:rPr>
+          <w:rFonts w:ascii="Times" w:hAnsi="Times" w:cs="Times"/>
+          <w:sz w:val="24"/>
+          <w:szCs w:val="24"/>
+        </w:rPr>
+        <w:t xml:space="preserve"> para ordenar os elementos a medida que os insere na estrutura. No final das inclusões os elementos podem ser suc</w:t>
+      </w:r>
+      <w:r>
+        <w:rPr>
+          <w:rFonts w:ascii="Times" w:hAnsi="Times" w:cs="Times"/>
+          <w:sz w:val="24"/>
+          <w:szCs w:val="24"/>
+        </w:rPr>
+        <w:t>essivamente removidos da raiz do</w:t>
+      </w:r>
+      <w:r>
+        <w:rPr>
+          <w:rFonts w:ascii="Times" w:hAnsi="Times" w:cs="Times"/>
+          <w:sz w:val="24"/>
+          <w:szCs w:val="24"/>
+        </w:rPr>
+        <w:t xml:space="preserve"> </w:t>
+      </w:r>
+      <w:r>
+        <w:rPr>
+          <w:rFonts w:ascii="Times" w:hAnsi="Times" w:cs="Times"/>
+          <w:i/>
+          <w:sz w:val="24"/>
+          <w:szCs w:val="24"/>
+        </w:rPr>
+        <w:t>heap</w:t>
+      </w:r>
+      <w:r>
+        <w:rPr>
+          <w:rFonts w:ascii="Times" w:hAnsi="Times" w:cs="Times"/>
+          <w:sz w:val="24"/>
+          <w:szCs w:val="24"/>
+        </w:rPr>
+        <w:t xml:space="preserve"> </w:t>
+      </w:r>
+      <w:r>
+        <w:rPr>
+          <w:rFonts w:ascii="Times" w:hAnsi="Times" w:cs="Times"/>
+          <w:sz w:val="24"/>
+          <w:szCs w:val="24"/>
+        </w:rPr>
+        <w:t>na ordem que quiser mas sempre manter a propriedade de max-heap.</w:t>
+      </w:r>
+      <w:r>
+        <w:rPr>
+          <w:rFonts w:ascii="Times" w:hAnsi="Times" w:cs="Times"/>
+          <w:sz w:val="24"/>
+          <w:szCs w:val="24"/>
+        </w:rPr>
+        <w:cr/>
+      </w:r>
+    </w:p>
+    <w:p>
+      <w:pPr>
+        <w:ind w:firstLine="708"/>
+        <w:jc w:val="both"/>
+        <w:rPr>
+          <w:rFonts w:ascii="Times" w:hAnsi="Times" w:cs="Times"/>
+          <w:sz w:val="24"/>
+          <w:szCs w:val="24"/>
+        </w:rPr>
+      </w:pPr>
+      <w:r>
+        <w:rPr>
+          <w:rFonts w:ascii="Times" w:hAnsi="Times" w:cs="Times"/>
+          <w:sz w:val="24"/>
+          <w:szCs w:val="24"/>
+        </w:rPr>
+        <w:t xml:space="preserve">A heap pode ser apresentada como uma arvore “uma arvore binaria com propriedades especiais” ou como um vetor. Para ordenar decrescente precisa construir um </w:t>
+      </w:r>
+      <w:r>
+        <w:rPr>
+          <w:rFonts w:ascii="Times" w:hAnsi="Times" w:cs="Times"/>
+          <w:i/>
+          <w:sz w:val="24"/>
+          <w:szCs w:val="24"/>
+        </w:rPr>
+        <w:t>heap</w:t>
+      </w:r>
+      <w:r>
+        <w:rPr>
+          <w:rFonts w:ascii="Times" w:hAnsi="Times" w:cs="Times"/>
+          <w:sz w:val="24"/>
+          <w:szCs w:val="24"/>
+        </w:rPr>
+        <w:t xml:space="preserve"> </w:t>
+      </w:r>
+      <w:r>
+        <w:rPr>
+          <w:rFonts w:ascii="Times" w:hAnsi="Times" w:cs="Times"/>
+          <w:sz w:val="24"/>
+          <w:szCs w:val="24"/>
+        </w:rPr>
+        <w:t>mínima agora para ordenação crescente constrói heap máxima na mínima o menor elemento fica na raiz e na máxima o maior elemento fica na raiz</w:t>
+      </w:r>
     </w:p>
     <w:p>
       <w:pPr>
@@ -2656,7 +2125,7 @@
         </w:rPr>
         <w:t xml:space="preserve"> </w:t>
       </w:r>
-      <w:bookmarkStart w:id="6" w:name="_Toc199934943"/>
+      <w:bookmarkStart w:id="6" w:name="_Toc200093197"/>
       <w:r>
         <w:rPr>
           <w:rFonts w:ascii="Times" w:hAnsi="Times" w:cs="Times"/>
@@ -2677,8 +2146,8 @@
     </w:p>
     <w:p>
       <w:pPr>
-        <w:pStyle w:val="PargrafodaLista"/>
         <w:spacing w:line="480" w:lineRule="auto"/>
+        <w:ind w:firstLine="708"/>
         <w:jc w:val="both"/>
         <w:rPr>
           <w:rFonts w:ascii="Times" w:hAnsi="Times" w:cs="Times"/>
@@ -2692,43 +2161,7 @@
           <w:sz w:val="24"/>
           <w:szCs w:val="24"/>
         </w:rPr>
-        <w:t xml:space="preserve">A complexidade de tempo do algoritmo de ordenação de ordenação </w:t>
-      </w:r>
-      <w:proofErr w:type="spellStart"/>
-      <w:r>
-        <w:rPr>
-          <w:rFonts w:ascii="Times" w:hAnsi="Times" w:cs="Times"/>
-          <w:sz w:val="24"/>
-          <w:szCs w:val="24"/>
-        </w:rPr>
-        <w:t>Heap</w:t>
-      </w:r>
-      <w:proofErr w:type="spellEnd"/>
-      <w:r>
-        <w:rPr>
-          <w:rFonts w:ascii="Times" w:hAnsi="Times" w:cs="Times"/>
-          <w:sz w:val="24"/>
-          <w:szCs w:val="24"/>
-        </w:rPr>
-        <w:t xml:space="preserve"> </w:t>
-      </w:r>
-      <w:proofErr w:type="spellStart"/>
-      <w:r>
-        <w:rPr>
-          <w:rFonts w:ascii="Times" w:hAnsi="Times" w:cs="Times"/>
-          <w:sz w:val="24"/>
-          <w:szCs w:val="24"/>
-        </w:rPr>
-        <w:t>Sort</w:t>
-      </w:r>
-      <w:proofErr w:type="spellEnd"/>
-      <w:r>
-        <w:rPr>
-          <w:rFonts w:ascii="Times" w:hAnsi="Times" w:cs="Times"/>
-          <w:sz w:val="24"/>
-          <w:szCs w:val="24"/>
-        </w:rPr>
-        <w:t xml:space="preserve"> é:</w:t>
+        <w:t>A complexidade de tempo do algoritmo de ordenação de ordenação Heap Sort é:</w:t>
       </w:r>
     </w:p>
     <w:p>
@@ -2816,7 +2249,6 @@
     </w:p>
     <w:p>
       <w:pPr>
-        <w:pStyle w:val="PargrafodaLista"/>
         <w:spacing w:line="480" w:lineRule="auto"/>
         <w:jc w:val="both"/>
         <w:rPr>
@@ -2855,25 +2287,7 @@
           <w:sz w:val="24"/>
           <w:szCs w:val="24"/>
         </w:rPr>
-        <w:t xml:space="preserve">Construção do </w:t>
-      </w:r>
-      <w:proofErr w:type="spellStart"/>
-      <w:r>
-        <w:rPr>
-          <w:rFonts w:ascii="Times" w:hAnsi="Times" w:cs="Times"/>
-          <w:sz w:val="24"/>
-          <w:szCs w:val="24"/>
-        </w:rPr>
-        <w:t>Heap</w:t>
-      </w:r>
-      <w:proofErr w:type="spellEnd"/>
-      <w:r>
-        <w:rPr>
-          <w:rFonts w:ascii="Times" w:hAnsi="Times" w:cs="Times"/>
-          <w:sz w:val="24"/>
-          <w:szCs w:val="24"/>
-        </w:rPr>
-        <w:t>:</w:t>
+        <w:t>Construção do Heap:</w:t>
       </w:r>
     </w:p>
     <w:p>
@@ -2926,6 +2340,7 @@
     <w:p>
       <w:pPr>
         <w:spacing w:line="480" w:lineRule="auto"/>
+        <w:ind w:firstLine="708"/>
         <w:jc w:val="both"/>
         <w:rPr>
           <w:rFonts w:ascii="Times" w:eastAsiaTheme="minorEastAsia" w:hAnsi="Times" w:cs="Times"/>
@@ -2939,25 +2354,7 @@
           <w:sz w:val="24"/>
           <w:szCs w:val="24"/>
         </w:rPr>
-        <w:t xml:space="preserve">A Construção do </w:t>
-      </w:r>
-      <w:proofErr w:type="spellStart"/>
-      <w:r>
-        <w:rPr>
-          <w:rFonts w:ascii="Times" w:eastAsiaTheme="minorEastAsia" w:hAnsi="Times" w:cs="Times"/>
-          <w:sz w:val="24"/>
-          <w:szCs w:val="24"/>
-        </w:rPr>
-        <w:t>Heap</w:t>
-      </w:r>
-      <w:proofErr w:type="spellEnd"/>
-      <w:r>
-        <w:rPr>
-          <w:rFonts w:ascii="Times" w:eastAsiaTheme="minorEastAsia" w:hAnsi="Times" w:cs="Times"/>
-          <w:sz w:val="24"/>
-          <w:szCs w:val="24"/>
-        </w:rPr>
-        <w:t xml:space="preserve"> vale </w:t>
+        <w:t xml:space="preserve">A Construção do Heap vale </w:t>
       </w:r>
       <m:oMath>
         <m:r>
@@ -3033,23 +2430,13 @@
           <w:szCs w:val="24"/>
         </w:rPr>
       </w:pPr>
-      <w:proofErr w:type="spellStart"/>
-      <w:r>
-        <w:rPr>
-          <w:rFonts w:ascii="Times" w:eastAsiaTheme="minorEastAsia" w:hAnsi="Times" w:cs="Times"/>
-          <w:sz w:val="24"/>
-          <w:szCs w:val="24"/>
-        </w:rPr>
-        <w:t>Heapify</w:t>
-      </w:r>
-      <w:proofErr w:type="spellEnd"/>
-      <w:r>
-        <w:rPr>
-          <w:rFonts w:ascii="Times" w:eastAsiaTheme="minorEastAsia" w:hAnsi="Times" w:cs="Times"/>
-          <w:sz w:val="24"/>
-          <w:szCs w:val="24"/>
-        </w:rPr>
-        <w:t>:</w:t>
+      <w:r>
+        <w:rPr>
+          <w:rFonts w:ascii="Times" w:eastAsiaTheme="minorEastAsia" w:hAnsi="Times" w:cs="Times"/>
+          <w:sz w:val="24"/>
+          <w:szCs w:val="24"/>
+        </w:rPr>
+        <w:t>Heapify:</w:t>
       </w:r>
     </w:p>
     <w:p>
@@ -3139,6 +2526,7 @@
     <w:p>
       <w:pPr>
         <w:spacing w:line="480" w:lineRule="auto"/>
+        <w:ind w:firstLine="708"/>
         <w:jc w:val="both"/>
         <w:rPr>
           <w:rFonts w:ascii="Times" w:eastAsiaTheme="minorEastAsia" w:hAnsi="Times" w:cs="Times"/>
@@ -3152,25 +2540,8 @@
           <w:sz w:val="24"/>
           <w:szCs w:val="24"/>
         </w:rPr>
-        <w:t xml:space="preserve">O procedimento </w:t>
-      </w:r>
-      <w:proofErr w:type="spellStart"/>
-      <w:r>
-        <w:rPr>
-          <w:rFonts w:ascii="Times" w:eastAsiaTheme="minorEastAsia" w:hAnsi="Times" w:cs="Times"/>
-          <w:sz w:val="24"/>
-          <w:szCs w:val="24"/>
-        </w:rPr>
-        <w:t>Heapify</w:t>
-      </w:r>
-      <w:proofErr w:type="spellEnd"/>
-      <w:r>
-        <w:rPr>
-          <w:rFonts w:ascii="Times" w:eastAsiaTheme="minorEastAsia" w:hAnsi="Times" w:cs="Times"/>
-          <w:sz w:val="24"/>
-          <w:szCs w:val="24"/>
-        </w:rPr>
-        <w:t xml:space="preserve"> vale </w:t>
+        <w:lastRenderedPageBreak/>
+        <w:t xml:space="preserve">O procedimento Heapify vale </w:t>
       </w:r>
       <m:oMath>
         <m:r>
@@ -3212,18 +2583,8 @@
                 <w:sz w:val="24"/>
                 <w:szCs w:val="24"/>
               </w:rPr>
-              <m:t>n</m:t>
+              <m:t>n)</m:t>
             </m:r>
-            <w:proofErr w:type="gramStart"/>
-            <m:r>
-              <w:rPr>
-                <w:rFonts w:ascii="Cambria Math" w:eastAsiaTheme="minorEastAsia" w:hAnsi="Cambria Math" w:cs="Times"/>
-                <w:sz w:val="24"/>
-                <w:szCs w:val="24"/>
-              </w:rPr>
-              <m:t>)</m:t>
-            </m:r>
-            <w:proofErr w:type="gramEnd"/>
           </m:e>
         </m:func>
       </m:oMath>
@@ -3547,18 +2908,8 @@
                 <w:sz w:val="24"/>
                 <w:szCs w:val="24"/>
               </w:rPr>
-              <m:t>n</m:t>
+              <m:t>n)</m:t>
             </m:r>
-            <w:proofErr w:type="gramStart"/>
-            <m:r>
-              <w:rPr>
-                <w:rFonts w:ascii="Cambria Math" w:hAnsi="Times" w:cs="Times"/>
-                <w:sz w:val="24"/>
-                <w:szCs w:val="24"/>
-              </w:rPr>
-              <m:t>)</m:t>
-            </m:r>
-            <w:proofErr w:type="gramEnd"/>
           </m:e>
         </m:func>
       </m:oMath>
@@ -3566,6 +2917,7 @@
     <w:p>
       <w:pPr>
         <w:spacing w:line="480" w:lineRule="auto"/>
+        <w:ind w:firstLine="708"/>
         <w:jc w:val="both"/>
         <w:rPr>
           <w:rFonts w:ascii="Times" w:eastAsiaTheme="minorEastAsia" w:hAnsi="Times" w:cs="Times"/>
@@ -3659,18 +3011,8 @@
           <w:sz w:val="24"/>
           <w:szCs w:val="24"/>
         </w:rPr>
-        <w:t xml:space="preserve"> elementos: o maior </w:t>
-      </w:r>
-      <w:proofErr w:type="gramStart"/>
-      <w:r>
-        <w:rPr>
-          <w:rFonts w:ascii="Times" w:eastAsiaTheme="minorEastAsia" w:hAnsi="Times" w:cs="Times"/>
-          <w:sz w:val="24"/>
-          <w:szCs w:val="24"/>
-        </w:rPr>
-        <w:t>elemento(</w:t>
-      </w:r>
-      <w:proofErr w:type="gramEnd"/>
+        <w:t xml:space="preserve"> elementos: o maior elemento(</w:t>
+      </w:r>
       <w:r>
         <w:rPr>
           <w:rFonts w:ascii="Times" w:eastAsiaTheme="minorEastAsia" w:hAnsi="Times" w:cs="Times"/>
@@ -3757,53 +3099,32 @@
           <w:sz w:val="24"/>
           <w:szCs w:val="24"/>
         </w:rPr>
-        <w:t xml:space="preserve">o </w:t>
-      </w:r>
-      <w:r>
-        <w:rPr>
-          <w:rFonts w:ascii="Times" w:eastAsiaTheme="minorEastAsia" w:hAnsi="Times" w:cs="Times"/>
-          <w:sz w:val="24"/>
-          <w:szCs w:val="24"/>
-        </w:rPr>
-        <w:lastRenderedPageBreak/>
-        <w:t xml:space="preserve">tamanho do </w:t>
-      </w:r>
-      <w:proofErr w:type="spellStart"/>
-      <w:r>
-        <w:rPr>
-          <w:rFonts w:ascii="Times" w:eastAsiaTheme="minorEastAsia" w:hAnsi="Times" w:cs="Times"/>
-          <w:sz w:val="24"/>
-          <w:szCs w:val="24"/>
-        </w:rPr>
-        <w:t>heap</w:t>
-      </w:r>
-      <w:proofErr w:type="spellEnd"/>
-      <w:r>
-        <w:rPr>
-          <w:rFonts w:ascii="Times" w:eastAsiaTheme="minorEastAsia" w:hAnsi="Times" w:cs="Times"/>
-          <w:sz w:val="24"/>
-          <w:szCs w:val="24"/>
-        </w:rPr>
-        <w:t xml:space="preserve"> será diminuído </w:t>
-      </w:r>
-      <w:r>
-        <w:rPr>
-          <w:rFonts w:ascii="Times" w:eastAsiaTheme="minorEastAsia" w:hAnsi="Times" w:cs="Times"/>
-          <w:sz w:val="24"/>
-          <w:szCs w:val="24"/>
-        </w:rPr>
-        <w:t xml:space="preserve">por </w:t>
-      </w:r>
-      <w:proofErr w:type="gramStart"/>
-      <w:r>
-        <w:rPr>
-          <w:rFonts w:ascii="Times" w:eastAsiaTheme="minorEastAsia" w:hAnsi="Times" w:cs="Times"/>
-          <w:sz w:val="24"/>
-          <w:szCs w:val="24"/>
-        </w:rPr>
-        <w:t>1</w:t>
-      </w:r>
-      <w:proofErr w:type="gramEnd"/>
+        <w:t xml:space="preserve">o tamanho do heap será diminuído </w:t>
+      </w:r>
+      <w:r>
+        <w:rPr>
+          <w:rFonts w:ascii="Times" w:eastAsiaTheme="minorEastAsia" w:hAnsi="Times" w:cs="Times"/>
+          <w:sz w:val="24"/>
+          <w:szCs w:val="24"/>
+        </w:rPr>
+        <w:t xml:space="preserve">por 1 </w:t>
+      </w:r>
+      <w:r>
+        <w:rPr>
+          <w:rFonts w:ascii="Times" w:eastAsiaTheme="minorEastAsia" w:hAnsi="Times" w:cs="Times"/>
+          <w:sz w:val="24"/>
+          <w:szCs w:val="24"/>
+        </w:rPr>
+        <w:t>devido a remoção do maior elemento</w:t>
+      </w:r>
+      <w:r>
+        <w:rPr>
+          <w:rFonts w:ascii="Times" w:eastAsiaTheme="minorEastAsia" w:hAnsi="Times" w:cs="Times"/>
+          <w:sz w:val="24"/>
+          <w:szCs w:val="24"/>
+        </w:rPr>
+        <w:t>,</w:t>
+      </w:r>
       <w:r>
         <w:rPr>
           <w:rFonts w:ascii="Times" w:eastAsiaTheme="minorEastAsia" w:hAnsi="Times" w:cs="Times"/>
@@ -3818,15 +3139,79 @@
           <w:sz w:val="24"/>
           <w:szCs w:val="24"/>
         </w:rPr>
-        <w:t>devido a remoção do maior elemento</w:t>
-      </w:r>
-      <w:r>
-        <w:rPr>
-          <w:rFonts w:ascii="Times" w:eastAsiaTheme="minorEastAsia" w:hAnsi="Times" w:cs="Times"/>
-          <w:sz w:val="24"/>
-          <w:szCs w:val="24"/>
-        </w:rPr>
-        <w:t>,</w:t>
+        <w:t xml:space="preserve">e </w:t>
+      </w:r>
+      <w:r>
+        <w:rPr>
+          <w:rFonts w:ascii="Times" w:eastAsiaTheme="minorEastAsia" w:hAnsi="Times" w:cs="Times"/>
+          <w:sz w:val="24"/>
+          <w:szCs w:val="24"/>
+        </w:rPr>
+        <w:t>necessitará da execução do procediment</w:t>
+      </w:r>
+      <w:r>
+        <w:rPr>
+          <w:rFonts w:ascii="Times" w:eastAsiaTheme="minorEastAsia" w:hAnsi="Times" w:cs="Times"/>
+          <w:sz w:val="24"/>
+          <w:szCs w:val="24"/>
+        </w:rPr>
+        <w:t>o H</w:t>
+      </w:r>
+      <w:r>
+        <w:rPr>
+          <w:rFonts w:ascii="Times" w:eastAsiaTheme="minorEastAsia" w:hAnsi="Times" w:cs="Times"/>
+          <w:sz w:val="24"/>
+          <w:szCs w:val="24"/>
+        </w:rPr>
+        <w:t>eapify</w:t>
+      </w:r>
+      <w:r>
+        <w:rPr>
+          <w:rFonts w:ascii="Times" w:eastAsiaTheme="minorEastAsia" w:hAnsi="Times" w:cs="Times"/>
+          <w:sz w:val="24"/>
+          <w:szCs w:val="24"/>
+        </w:rPr>
+        <w:t xml:space="preserve"> para reorganizar todo o Heap</w:t>
+      </w:r>
+      <w:r>
+        <w:rPr>
+          <w:rFonts w:ascii="Times" w:eastAsiaTheme="minorEastAsia" w:hAnsi="Times" w:cs="Times"/>
+          <w:sz w:val="24"/>
+          <w:szCs w:val="24"/>
+        </w:rPr>
+        <w:t xml:space="preserve">, e </w:t>
+      </w:r>
+      <w:r>
+        <w:rPr>
+          <w:rFonts w:ascii="Times" w:eastAsiaTheme="minorEastAsia" w:hAnsi="Times" w:cs="Times"/>
+          <w:sz w:val="24"/>
+          <w:szCs w:val="24"/>
+        </w:rPr>
+        <w:t xml:space="preserve">em </w:t>
+      </w:r>
+      <w:r>
+        <w:rPr>
+          <w:rFonts w:ascii="Times" w:eastAsiaTheme="minorEastAsia" w:hAnsi="Times" w:cs="Times"/>
+          <w:sz w:val="24"/>
+          <w:szCs w:val="24"/>
+        </w:rPr>
+        <w:t xml:space="preserve">possíveis correções posteriores </w:t>
+      </w:r>
+      <w:r>
+        <w:rPr>
+          <w:rFonts w:ascii="Times" w:eastAsiaTheme="minorEastAsia" w:hAnsi="Times" w:cs="Times"/>
+          <w:sz w:val="24"/>
+          <w:szCs w:val="24"/>
+        </w:rPr>
+        <w:t>acontecerá o</w:t>
+      </w:r>
+      <w:r>
+        <w:rPr>
+          <w:rFonts w:ascii="Times" w:eastAsiaTheme="minorEastAsia" w:hAnsi="Times" w:cs="Times"/>
+          <w:sz w:val="24"/>
+          <w:szCs w:val="24"/>
+        </w:rPr>
+        <w:t xml:space="preserve"> que chamamos de</w:t>
       </w:r>
       <w:r>
         <w:rPr>
@@ -3839,122 +3224,12 @@
       <w:r>
         <w:rPr>
           <w:rFonts w:ascii="Times" w:eastAsiaTheme="minorEastAsia" w:hAnsi="Times" w:cs="Times"/>
-          <w:sz w:val="24"/>
-          <w:szCs w:val="24"/>
-        </w:rPr>
-        <w:t xml:space="preserve">e </w:t>
-      </w:r>
-      <w:r>
-        <w:rPr>
-          <w:rFonts w:ascii="Times" w:eastAsiaTheme="minorEastAsia" w:hAnsi="Times" w:cs="Times"/>
-          <w:sz w:val="24"/>
-          <w:szCs w:val="24"/>
-        </w:rPr>
-        <w:t>necessitará da execução do procediment</w:t>
-      </w:r>
-      <w:r>
-        <w:rPr>
-          <w:rFonts w:ascii="Times" w:eastAsiaTheme="minorEastAsia" w:hAnsi="Times" w:cs="Times"/>
-          <w:sz w:val="24"/>
-          <w:szCs w:val="24"/>
-        </w:rPr>
-        <w:t xml:space="preserve">o </w:t>
-      </w:r>
-      <w:proofErr w:type="spellStart"/>
-      <w:r>
-        <w:rPr>
-          <w:rFonts w:ascii="Times" w:eastAsiaTheme="minorEastAsia" w:hAnsi="Times" w:cs="Times"/>
-          <w:sz w:val="24"/>
-          <w:szCs w:val="24"/>
-        </w:rPr>
-        <w:t>H</w:t>
-      </w:r>
-      <w:r>
-        <w:rPr>
-          <w:rFonts w:ascii="Times" w:eastAsiaTheme="minorEastAsia" w:hAnsi="Times" w:cs="Times"/>
-          <w:sz w:val="24"/>
-          <w:szCs w:val="24"/>
-        </w:rPr>
-        <w:t>eapify</w:t>
-      </w:r>
-      <w:proofErr w:type="spellEnd"/>
-      <w:r>
-        <w:rPr>
-          <w:rFonts w:ascii="Times" w:eastAsiaTheme="minorEastAsia" w:hAnsi="Times" w:cs="Times"/>
-          <w:sz w:val="24"/>
-          <w:szCs w:val="24"/>
-        </w:rPr>
-        <w:t xml:space="preserve"> para reorganizar todo o </w:t>
-      </w:r>
-      <w:proofErr w:type="spellStart"/>
-      <w:r>
-        <w:rPr>
-          <w:rFonts w:ascii="Times" w:eastAsiaTheme="minorEastAsia" w:hAnsi="Times" w:cs="Times"/>
-          <w:sz w:val="24"/>
-          <w:szCs w:val="24"/>
-        </w:rPr>
-        <w:t>Heap</w:t>
-      </w:r>
-      <w:proofErr w:type="spellEnd"/>
-      <w:r>
-        <w:rPr>
-          <w:rFonts w:ascii="Times" w:eastAsiaTheme="minorEastAsia" w:hAnsi="Times" w:cs="Times"/>
-          <w:sz w:val="24"/>
-          <w:szCs w:val="24"/>
-        </w:rPr>
-        <w:t xml:space="preserve">, e </w:t>
-      </w:r>
-      <w:r>
-        <w:rPr>
-          <w:rFonts w:ascii="Times" w:eastAsiaTheme="minorEastAsia" w:hAnsi="Times" w:cs="Times"/>
-          <w:sz w:val="24"/>
-          <w:szCs w:val="24"/>
-        </w:rPr>
-        <w:t xml:space="preserve">em </w:t>
-      </w:r>
-      <w:r>
-        <w:rPr>
-          <w:rFonts w:ascii="Times" w:eastAsiaTheme="minorEastAsia" w:hAnsi="Times" w:cs="Times"/>
-          <w:sz w:val="24"/>
-          <w:szCs w:val="24"/>
-        </w:rPr>
-        <w:t xml:space="preserve">possíveis correções posteriores </w:t>
-      </w:r>
-      <w:r>
-        <w:rPr>
-          <w:rFonts w:ascii="Times" w:eastAsiaTheme="minorEastAsia" w:hAnsi="Times" w:cs="Times"/>
-          <w:sz w:val="24"/>
-          <w:szCs w:val="24"/>
-        </w:rPr>
-        <w:t>acontecerá o</w:t>
-      </w:r>
-      <w:r>
-        <w:rPr>
-          <w:rFonts w:ascii="Times" w:eastAsiaTheme="minorEastAsia" w:hAnsi="Times" w:cs="Times"/>
-          <w:sz w:val="24"/>
-          <w:szCs w:val="24"/>
-        </w:rPr>
-        <w:t xml:space="preserve"> que chamamos de</w:t>
-      </w:r>
-      <w:r>
-        <w:rPr>
-          <w:rFonts w:ascii="Times" w:eastAsiaTheme="minorEastAsia" w:hAnsi="Times" w:cs="Times"/>
-          <w:sz w:val="24"/>
-          <w:szCs w:val="24"/>
-        </w:rPr>
-        <w:t xml:space="preserve"> </w:t>
-      </w:r>
-      <w:proofErr w:type="spellStart"/>
-      <w:r>
-        <w:rPr>
-          <w:rFonts w:ascii="Times" w:eastAsiaTheme="minorEastAsia" w:hAnsi="Times" w:cs="Times"/>
           <w:i/>
           <w:sz w:val="24"/>
           <w:szCs w:val="24"/>
         </w:rPr>
         <w:t>sift-down</w:t>
       </w:r>
-      <w:proofErr w:type="spellEnd"/>
       <w:r>
         <w:rPr>
           <w:rFonts w:ascii="Times" w:eastAsiaTheme="minorEastAsia" w:hAnsi="Times" w:cs="Times"/>
@@ -4049,18 +3324,8 @@
           <w:sz w:val="24"/>
           <w:szCs w:val="24"/>
         </w:rPr>
-        <w:t xml:space="preserve">até ser considerado um elemento-pai com o maior valor que seus filhos ou chegar ao fim do </w:t>
-      </w:r>
-      <w:proofErr w:type="spellStart"/>
-      <w:r>
-        <w:rPr>
-          <w:rFonts w:ascii="Times" w:eastAsiaTheme="minorEastAsia" w:hAnsi="Times" w:cs="Times"/>
-          <w:sz w:val="24"/>
-          <w:szCs w:val="24"/>
-        </w:rPr>
-        <w:t>Heap</w:t>
-      </w:r>
-      <w:proofErr w:type="spellEnd"/>
+        <w:t>até ser considerado um elemento-pai com o maior valor que seus filhos ou chegar ao fim do Heap</w:t>
+      </w:r>
       <w:r>
         <w:rPr>
           <w:rFonts w:ascii="Times" w:eastAsiaTheme="minorEastAsia" w:hAnsi="Times" w:cs="Times"/>
@@ -4188,7 +3453,6 @@
               </w:rPr>
               <m:t>n</m:t>
             </m:r>
-            <w:proofErr w:type="gramStart"/>
             <m:r>
               <m:rPr>
                 <m:sty m:val="p"/>
@@ -4200,7 +3464,6 @@
               </w:rPr>
               <m:t>)</m:t>
             </m:r>
-            <w:proofErr w:type="gramEnd"/>
           </m:e>
         </m:func>
       </m:oMath>
@@ -4233,168 +3496,7 @@
       <w:pPr>
         <w:pStyle w:val="PargrafodaLista"/>
         <w:numPr>
-          <w:ilvl w:val="1"/>
-          <w:numId w:val="4"/>
-        </w:numPr>
-        <w:spacing w:line="480" w:lineRule="auto"/>
-        <w:jc w:val="both"/>
-        <w:rPr>
-          <w:rFonts w:ascii="Times" w:eastAsiaTheme="minorEastAsia" w:hAnsi="Times" w:cs="Times"/>
-          <w:sz w:val="24"/>
-          <w:szCs w:val="24"/>
-        </w:rPr>
-      </w:pPr>
-      <w:r>
-        <w:rPr>
-          <w:rFonts w:ascii="Times" w:eastAsiaTheme="minorEastAsia" w:hAnsi="Times" w:cs="Times"/>
-          <w:iCs/>
-          <w:sz w:val="24"/>
-          <w:szCs w:val="24"/>
-        </w:rPr>
-        <w:t>//</w:t>
-      </w:r>
-      <w:r>
-        <w:rPr>
-          <w:rFonts w:ascii="Times" w:eastAsiaTheme="minorEastAsia" w:hAnsi="Times" w:cs="Times"/>
-          <w:iCs/>
-          <w:sz w:val="24"/>
-          <w:szCs w:val="24"/>
-        </w:rPr>
-        <w:t xml:space="preserve">As </w:t>
-      </w:r>
-      <m:oMath>
-        <m:r>
-          <w:rPr>
-            <w:rFonts w:ascii="Cambria Math" w:eastAsiaTheme="minorEastAsia" w:hAnsi="Cambria Math" w:cs="Times"/>
-            <w:sz w:val="24"/>
-            <w:szCs w:val="24"/>
-          </w:rPr>
-          <m:t>n</m:t>
-        </m:r>
-        <m:r>
-          <m:rPr>
-            <m:sty m:val="p"/>
-          </m:rPr>
-          <w:rPr>
-            <w:rFonts w:ascii="Cambria Math" w:eastAsiaTheme="minorEastAsia" w:hAnsi="Cambria Math" w:cs="Times"/>
-            <w:sz w:val="24"/>
-            <w:szCs w:val="24"/>
-          </w:rPr>
-          <m:t xml:space="preserve"> </m:t>
-        </m:r>
-      </m:oMath>
-      <w:r>
-        <w:rPr>
-          <w:rFonts w:ascii="Times" w:eastAsiaTheme="minorEastAsia" w:hAnsi="Times" w:cs="Times"/>
-          <w:sz w:val="24"/>
-          <w:szCs w:val="24"/>
-        </w:rPr>
-        <w:t>remoções</w:t>
-      </w:r>
-      <w:r>
-        <w:rPr>
-          <w:rFonts w:ascii="Times" w:eastAsiaTheme="minorEastAsia" w:hAnsi="Times" w:cs="Times"/>
-          <w:sz w:val="24"/>
-          <w:szCs w:val="24"/>
-        </w:rPr>
-        <w:t xml:space="preserve"> de elementos</w:t>
-      </w:r>
-      <w:r>
-        <w:rPr>
-          <w:rFonts w:ascii="Times" w:eastAsiaTheme="minorEastAsia" w:hAnsi="Times" w:cs="Times"/>
-          <w:sz w:val="24"/>
-          <w:szCs w:val="24"/>
-        </w:rPr>
-        <w:t xml:space="preserve"> </w:t>
-      </w:r>
-      <w:r>
-        <w:rPr>
-          <w:rFonts w:ascii="Times" w:eastAsiaTheme="minorEastAsia" w:hAnsi="Times" w:cs="Times"/>
-          <w:sz w:val="24"/>
-          <w:szCs w:val="24"/>
-        </w:rPr>
-        <w:t xml:space="preserve">(que </w:t>
-      </w:r>
-      <w:r>
-        <w:rPr>
-          <w:rFonts w:ascii="Times" w:eastAsiaTheme="minorEastAsia" w:hAnsi="Times" w:cs="Times"/>
-          <w:sz w:val="24"/>
-          <w:szCs w:val="24"/>
-        </w:rPr>
-        <w:t>diminuem</w:t>
-      </w:r>
-      <w:r>
-        <w:rPr>
-          <w:rFonts w:ascii="Times" w:eastAsiaTheme="minorEastAsia" w:hAnsi="Times" w:cs="Times"/>
-          <w:sz w:val="24"/>
-          <w:szCs w:val="24"/>
-        </w:rPr>
-        <w:t xml:space="preserve"> o </w:t>
-      </w:r>
-      <w:proofErr w:type="spellStart"/>
-      <w:r>
-        <w:rPr>
-          <w:rFonts w:ascii="Times" w:eastAsiaTheme="minorEastAsia" w:hAnsi="Times" w:cs="Times"/>
-          <w:sz w:val="24"/>
-          <w:szCs w:val="24"/>
-        </w:rPr>
-        <w:t>H</w:t>
-      </w:r>
-      <w:r>
-        <w:rPr>
-          <w:rFonts w:ascii="Times" w:eastAsiaTheme="minorEastAsia" w:hAnsi="Times" w:cs="Times"/>
-          <w:sz w:val="24"/>
-          <w:szCs w:val="24"/>
-        </w:rPr>
-        <w:t>eap</w:t>
-      </w:r>
-      <w:proofErr w:type="spellEnd"/>
-      <w:r>
-        <w:rPr>
-          <w:rFonts w:ascii="Times" w:eastAsiaTheme="minorEastAsia" w:hAnsi="Times" w:cs="Times"/>
-          <w:sz w:val="24"/>
-          <w:szCs w:val="24"/>
-        </w:rPr>
-        <w:t xml:space="preserve"> </w:t>
-      </w:r>
-      <w:r>
-        <w:rPr>
-          <w:rFonts w:ascii="Times" w:eastAsiaTheme="minorEastAsia" w:hAnsi="Times" w:cs="Times"/>
-          <w:sz w:val="24"/>
-          <w:szCs w:val="24"/>
-        </w:rPr>
-        <w:t>gradualmente</w:t>
-      </w:r>
-      <w:r>
-        <w:rPr>
-          <w:rFonts w:ascii="Times" w:eastAsiaTheme="minorEastAsia" w:hAnsi="Times" w:cs="Times"/>
-          <w:sz w:val="24"/>
-          <w:szCs w:val="24"/>
-        </w:rPr>
-        <w:t>)</w:t>
-      </w:r>
-      <w:r>
-        <w:rPr>
-          <w:rFonts w:ascii="Times" w:eastAsiaTheme="minorEastAsia" w:hAnsi="Times" w:cs="Times"/>
-          <w:sz w:val="24"/>
-          <w:szCs w:val="24"/>
-        </w:rPr>
-        <w:t>.</w:t>
-      </w:r>
-      <w:r>
-        <w:rPr>
-          <w:rFonts w:ascii="Times" w:eastAsiaTheme="minorEastAsia" w:hAnsi="Times" w:cs="Times"/>
-          <w:sz w:val="24"/>
-          <w:szCs w:val="24"/>
-        </w:rPr>
-        <w:t xml:space="preserve"> </w:t>
-      </w:r>
-    </w:p>
-    <w:p>
-      <w:pPr>
-        <w:pStyle w:val="PargrafodaLista"/>
-        <w:numPr>
-          <w:ilvl w:val="1"/>
+          <w:ilvl w:val="0"/>
           <w:numId w:val="4"/>
         </w:numPr>
         <w:spacing w:line="480" w:lineRule="auto"/>
@@ -4485,12 +3587,20 @@
           </m:e>
         </m:d>
       </m:oMath>
+      <w:r>
+        <w:rPr>
+          <w:rFonts w:ascii="Times" w:eastAsiaTheme="minorEastAsia" w:hAnsi="Times" w:cs="Times"/>
+          <w:sz w:val="24"/>
+          <w:szCs w:val="24"/>
+        </w:rPr>
+        <w:t>.</w:t>
+      </w:r>
     </w:p>
     <w:p>
       <w:pPr>
         <w:pStyle w:val="PargrafodaLista"/>
         <w:numPr>
-          <w:ilvl w:val="1"/>
+          <w:ilvl w:val="0"/>
           <w:numId w:val="4"/>
         </w:numPr>
         <w:spacing w:line="480" w:lineRule="auto"/>
@@ -4507,15 +3617,15 @@
           <w:sz w:val="24"/>
           <w:szCs w:val="24"/>
         </w:rPr>
-        <w:t xml:space="preserve">E </w:t>
-      </w:r>
-      <w:r>
-        <w:rPr>
-          <w:rFonts w:ascii="Times" w:eastAsiaTheme="minorEastAsia" w:hAnsi="Times" w:cs="Times"/>
-          <w:sz w:val="24"/>
-          <w:szCs w:val="24"/>
-        </w:rPr>
-        <w:t>o peso d</w:t>
+        <w:t>O</w:t>
+      </w:r>
+      <w:r>
+        <w:rPr>
+          <w:rFonts w:ascii="Times" w:eastAsiaTheme="minorEastAsia" w:hAnsi="Times" w:cs="Times"/>
+          <w:sz w:val="24"/>
+          <w:szCs w:val="24"/>
+        </w:rPr>
+        <w:t xml:space="preserve"> peso d</w:t>
       </w:r>
       <w:r>
         <w:rPr>
@@ -4549,7 +3659,6 @@
         </w:rPr>
         <w:t xml:space="preserve"> de </w:t>
       </w:r>
-      <w:proofErr w:type="spellStart"/>
       <w:r>
         <w:rPr>
           <w:rFonts w:ascii="Times" w:eastAsiaTheme="minorEastAsia" w:hAnsi="Times" w:cs="Times"/>
@@ -4568,43 +3677,22 @@
         </w:rPr>
         <w:t>t-down</w:t>
       </w:r>
-      <w:proofErr w:type="spellEnd"/>
-      <w:r>
-        <w:rPr>
-          <w:rFonts w:ascii="Times" w:eastAsiaTheme="minorEastAsia" w:hAnsi="Times" w:cs="Times"/>
-          <w:sz w:val="24"/>
-          <w:szCs w:val="24"/>
-        </w:rPr>
-        <w:t xml:space="preserve"> do </w:t>
-      </w:r>
-      <w:proofErr w:type="spellStart"/>
-      <w:r>
-        <w:rPr>
-          <w:rFonts w:ascii="Times" w:eastAsiaTheme="minorEastAsia" w:hAnsi="Times" w:cs="Times"/>
-          <w:sz w:val="24"/>
-          <w:szCs w:val="24"/>
-        </w:rPr>
-        <w:t>heapify</w:t>
-      </w:r>
-      <w:proofErr w:type="spellEnd"/>
-      <w:r>
-        <w:rPr>
-          <w:rFonts w:ascii="Times" w:eastAsiaTheme="minorEastAsia" w:hAnsi="Times" w:cs="Times"/>
-          <w:sz w:val="24"/>
-          <w:szCs w:val="24"/>
-        </w:rPr>
-        <w:t xml:space="preserve"> para reestruturar o </w:t>
-      </w:r>
-      <w:proofErr w:type="spellStart"/>
-      <w:r>
-        <w:rPr>
-          <w:rFonts w:ascii="Times" w:eastAsiaTheme="minorEastAsia" w:hAnsi="Times" w:cs="Times"/>
-          <w:sz w:val="24"/>
-          <w:szCs w:val="24"/>
-        </w:rPr>
-        <w:t>Heap</w:t>
-      </w:r>
-      <w:proofErr w:type="spellEnd"/>
+      <w:r>
+        <w:rPr>
+          <w:rFonts w:ascii="Times" w:eastAsiaTheme="minorEastAsia" w:hAnsi="Times" w:cs="Times"/>
+          <w:sz w:val="24"/>
+          <w:szCs w:val="24"/>
+        </w:rPr>
+        <w:t xml:space="preserve"> do heapify</w:t>
+      </w:r>
+      <w:r>
+        <w:rPr>
+          <w:rFonts w:ascii="Times" w:eastAsiaTheme="minorEastAsia" w:hAnsi="Times" w:cs="Times"/>
+          <w:sz w:val="24"/>
+          <w:szCs w:val="24"/>
+        </w:rPr>
+        <w:t xml:space="preserve"> para reestruturar o Heap</w:t>
+      </w:r>
       <w:r>
         <w:rPr>
           <w:rFonts w:ascii="Times" w:eastAsiaTheme="minorEastAsia" w:hAnsi="Times" w:cs="Times"/>
@@ -4665,7 +3753,6 @@
               </w:rPr>
               <m:t>n</m:t>
             </m:r>
-            <w:proofErr w:type="gramStart"/>
             <m:r>
               <m:rPr>
                 <m:sty m:val="p"/>
@@ -4677,35 +3764,8 @@
               </w:rPr>
               <m:t>)</m:t>
             </m:r>
-            <w:proofErr w:type="gramEnd"/>
           </m:e>
         </m:func>
-      </m:oMath>
-      <w:r>
-        <w:rPr>
-          <w:rFonts w:ascii="Times" w:eastAsiaTheme="minorEastAsia" w:hAnsi="Times" w:cs="Times"/>
-          <w:sz w:val="24"/>
-          <w:szCs w:val="24"/>
-        </w:rPr>
-        <w:t>//</w:t>
-      </w:r>
-      <w:r>
-        <w:rPr>
-          <w:rFonts w:ascii="Times" w:eastAsiaTheme="minorEastAsia" w:hAnsi="Times" w:cs="Times"/>
-          <w:sz w:val="24"/>
-          <w:szCs w:val="24"/>
-        </w:rPr>
-        <w:t xml:space="preserve"> após </w:t>
-      </w:r>
-      <m:oMath>
-        <m:r>
-          <w:rPr>
-            <w:rFonts w:ascii="Cambria Math" w:eastAsiaTheme="minorEastAsia" w:hAnsi="Cambria Math" w:cs="Times"/>
-            <w:sz w:val="24"/>
-            <w:szCs w:val="24"/>
-          </w:rPr>
-          <m:t>n</m:t>
-        </m:r>
         <m:r>
           <m:rPr>
             <m:sty m:val="p"/>
@@ -4715,25 +3775,9 @@
             <w:sz w:val="24"/>
             <w:szCs w:val="24"/>
           </w:rPr>
-          <m:t xml:space="preserve"> </m:t>
+          <m:t>.</m:t>
         </m:r>
       </m:oMath>
-      <w:r>
-        <w:rPr>
-          <w:rFonts w:ascii="Times" w:eastAsiaTheme="minorEastAsia" w:hAnsi="Times" w:cs="Times"/>
-          <w:sz w:val="24"/>
-          <w:szCs w:val="24"/>
-        </w:rPr>
-        <w:t>remoções</w:t>
-      </w:r>
-      <w:r>
-        <w:rPr>
-          <w:rFonts w:ascii="Times" w:eastAsiaTheme="minorEastAsia" w:hAnsi="Times" w:cs="Times"/>
-          <w:sz w:val="24"/>
-          <w:szCs w:val="24"/>
-        </w:rPr>
-        <w:t>.</w:t>
-      </w:r>
     </w:p>
     <w:p>
       <w:pPr>
@@ -4761,50 +3805,69 @@
         </w:rPr>
         <w:t xml:space="preserve">s constantes: </w:t>
       </w:r>
-      <w:proofErr w:type="gramStart"/>
-      <w:r>
-        <w:rPr>
-          <w:rFonts w:ascii="Times" w:eastAsiaTheme="minorEastAsia" w:hAnsi="Times" w:cs="Times"/>
-          <w:sz w:val="24"/>
-          <w:szCs w:val="24"/>
-        </w:rPr>
-        <w:t>O(</w:t>
-      </w:r>
-      <w:proofErr w:type="gramEnd"/>
-      <w:r>
-        <w:rPr>
-          <w:rFonts w:ascii="Times" w:eastAsiaTheme="minorEastAsia" w:hAnsi="Times" w:cs="Times"/>
-          <w:sz w:val="24"/>
-          <w:szCs w:val="24"/>
-        </w:rPr>
-        <w:t>1), teremos O(</w:t>
-      </w:r>
-      <w:proofErr w:type="spellStart"/>
-      <w:r>
-        <w:rPr>
-          <w:rFonts w:ascii="Times" w:eastAsiaTheme="minorEastAsia" w:hAnsi="Times" w:cs="Times"/>
-          <w:sz w:val="24"/>
-          <w:szCs w:val="24"/>
-        </w:rPr>
-        <w:t>log</w:t>
-      </w:r>
-      <w:proofErr w:type="spellEnd"/>
-      <w:r>
-        <w:rPr>
-          <w:rFonts w:ascii="Times" w:eastAsiaTheme="minorEastAsia" w:hAnsi="Times" w:cs="Times"/>
-          <w:sz w:val="24"/>
-          <w:szCs w:val="24"/>
-        </w:rPr>
-        <w:t xml:space="preserve"> n)</w:t>
-      </w:r>
-      <w:r>
-        <w:rPr>
-          <w:rFonts w:ascii="Times" w:eastAsiaTheme="minorEastAsia" w:hAnsi="Times" w:cs="Times"/>
-          <w:sz w:val="24"/>
-          <w:szCs w:val="24"/>
-        </w:rPr>
-        <w:t>.</w:t>
-      </w:r>
+      <m:oMath>
+        <m:r>
+          <w:rPr>
+            <w:rFonts w:ascii="Cambria Math" w:eastAsiaTheme="minorEastAsia" w:hAnsi="Cambria Math" w:cs="Times"/>
+            <w:sz w:val="24"/>
+            <w:szCs w:val="24"/>
+          </w:rPr>
+          <m:t>O(1)</m:t>
+        </m:r>
+      </m:oMath>
+      <w:r>
+        <w:rPr>
+          <w:rFonts w:ascii="Times" w:eastAsiaTheme="minorEastAsia" w:hAnsi="Times" w:cs="Times"/>
+          <w:sz w:val="24"/>
+          <w:szCs w:val="24"/>
+        </w:rPr>
+        <w:t xml:space="preserve">, teremos </w:t>
+      </w:r>
+      <m:oMath>
+        <m:r>
+          <w:rPr>
+            <w:rFonts w:ascii="Cambria Math" w:eastAsiaTheme="minorEastAsia" w:hAnsi="Cambria Math" w:cs="Times"/>
+            <w:sz w:val="24"/>
+            <w:szCs w:val="24"/>
+          </w:rPr>
+          <m:t>O(</m:t>
+        </m:r>
+        <m:func>
+          <m:funcPr>
+            <m:ctrlPr>
+              <w:rPr>
+                <w:rFonts w:ascii="Cambria Math" w:eastAsiaTheme="minorEastAsia" w:hAnsi="Cambria Math" w:cs="Times"/>
+                <w:i/>
+                <w:sz w:val="24"/>
+                <w:szCs w:val="24"/>
+              </w:rPr>
+            </m:ctrlPr>
+          </m:funcPr>
+          <m:fName>
+            <m:r>
+              <m:rPr>
+                <m:sty m:val="p"/>
+              </m:rPr>
+              <w:rPr>
+                <w:rFonts w:ascii="Cambria Math" w:eastAsiaTheme="minorEastAsia" w:hAnsi="Cambria Math" w:cs="Times"/>
+                <w:sz w:val="24"/>
+                <w:szCs w:val="24"/>
+              </w:rPr>
+              <m:t>log</m:t>
+            </m:r>
+          </m:fName>
+          <m:e>
+            <m:r>
+              <w:rPr>
+                <w:rFonts w:ascii="Cambria Math" w:eastAsiaTheme="minorEastAsia" w:hAnsi="Cambria Math" w:cs="Times"/>
+                <w:sz w:val="24"/>
+                <w:szCs w:val="24"/>
+              </w:rPr>
+              <m:t>n).</m:t>
+            </m:r>
+          </m:e>
+        </m:func>
+      </m:oMath>
     </w:p>
     <w:p>
       <w:pPr>
@@ -4869,8 +3932,8 @@
       <w:pPr>
         <w:pStyle w:val="PargrafodaLista"/>
         <w:numPr>
-          <w:ilvl w:val="1"/>
-          <w:numId w:val="5"/>
+          <w:ilvl w:val="0"/>
+          <w:numId w:val="6"/>
         </w:numPr>
         <w:spacing w:line="480" w:lineRule="auto"/>
         <w:jc w:val="both"/>
@@ -4910,33 +3973,15 @@
           <w:sz w:val="24"/>
           <w:szCs w:val="24"/>
         </w:rPr>
-        <w:t xml:space="preserve">do </w:t>
-      </w:r>
-      <w:proofErr w:type="spellStart"/>
-      <w:r>
-        <w:rPr>
-          <w:rFonts w:ascii="Times" w:eastAsiaTheme="minorEastAsia" w:hAnsi="Times" w:cs="Times"/>
-          <w:sz w:val="24"/>
-          <w:szCs w:val="24"/>
-        </w:rPr>
-        <w:t>h</w:t>
-      </w:r>
-      <w:r>
-        <w:rPr>
-          <w:rFonts w:ascii="Times" w:eastAsiaTheme="minorEastAsia" w:hAnsi="Times" w:cs="Times"/>
-          <w:sz w:val="24"/>
-          <w:szCs w:val="24"/>
-        </w:rPr>
-        <w:t>eap</w:t>
-      </w:r>
-      <w:proofErr w:type="spellEnd"/>
-      <w:r>
-        <w:rPr>
-          <w:rFonts w:ascii="Times" w:eastAsiaTheme="minorEastAsia" w:hAnsi="Times" w:cs="Times"/>
-          <w:sz w:val="24"/>
-          <w:szCs w:val="24"/>
-        </w:rPr>
-        <w:t xml:space="preserve">: </w:t>
+        <w:t>do h</w:t>
+      </w:r>
+      <w:r>
+        <w:rPr>
+          <w:rFonts w:ascii="Times" w:eastAsiaTheme="minorEastAsia" w:hAnsi="Times" w:cs="Times"/>
+          <w:sz w:val="24"/>
+          <w:szCs w:val="24"/>
+        </w:rPr>
+        <w:t xml:space="preserve">eap: </w:t>
       </w:r>
       <m:oMath>
         <m:r>
@@ -4961,8 +4006,8 @@
       <w:pPr>
         <w:pStyle w:val="PargrafodaLista"/>
         <w:numPr>
-          <w:ilvl w:val="1"/>
-          <w:numId w:val="5"/>
+          <w:ilvl w:val="0"/>
+          <w:numId w:val="6"/>
         </w:numPr>
         <w:spacing w:line="480" w:lineRule="auto"/>
         <w:jc w:val="both"/>
@@ -5099,15 +4144,7 @@
                 <w:sz w:val="24"/>
                 <w:szCs w:val="24"/>
               </w:rPr>
-              <m:t>n*</m:t>
-            </m:r>
-            <m:r>
-              <w:rPr>
-                <w:rFonts w:ascii="Cambria Math" w:eastAsiaTheme="minorEastAsia" w:hAnsi="Cambria Math" w:cs="Times"/>
-                <w:sz w:val="24"/>
-                <w:szCs w:val="24"/>
-              </w:rPr>
-              <m:t>1</m:t>
+              <m:t>n*1</m:t>
             </m:r>
           </m:e>
         </m:d>
@@ -5133,8 +4170,8 @@
       <w:pPr>
         <w:pStyle w:val="PargrafodaLista"/>
         <w:numPr>
-          <w:ilvl w:val="1"/>
-          <w:numId w:val="5"/>
+          <w:ilvl w:val="0"/>
+          <w:numId w:val="6"/>
         </w:numPr>
         <w:spacing w:line="480" w:lineRule="auto"/>
         <w:jc w:val="both"/>
@@ -5150,6 +4187,7 @@
           <w:sz w:val="24"/>
           <w:szCs w:val="24"/>
         </w:rPr>
+        <w:lastRenderedPageBreak/>
         <w:t>Após cada</w:t>
       </w:r>
       <w:r>
@@ -5222,25 +4260,7 @@
           <w:sz w:val="24"/>
           <w:szCs w:val="24"/>
         </w:rPr>
-        <w:t xml:space="preserve">no </w:t>
-      </w:r>
-      <w:proofErr w:type="spellStart"/>
-      <w:r>
-        <w:rPr>
-          <w:rFonts w:ascii="Times" w:eastAsiaTheme="minorEastAsia" w:hAnsi="Times" w:cs="Times"/>
-          <w:sz w:val="24"/>
-          <w:szCs w:val="24"/>
-        </w:rPr>
-        <w:t>heap</w:t>
-      </w:r>
-      <w:proofErr w:type="spellEnd"/>
-      <w:r>
-        <w:rPr>
-          <w:rFonts w:ascii="Times" w:eastAsiaTheme="minorEastAsia" w:hAnsi="Times" w:cs="Times"/>
-          <w:sz w:val="24"/>
-          <w:szCs w:val="24"/>
-        </w:rPr>
-        <w:t xml:space="preserve"> </w:t>
+        <w:t xml:space="preserve">no heap </w:t>
       </w:r>
       <m:oMath>
         <m:r>
@@ -5249,25 +4269,7 @@
             <w:sz w:val="24"/>
             <w:szCs w:val="24"/>
           </w:rPr>
-          <m:t>(n-</m:t>
-        </m:r>
-        <w:proofErr w:type="gramStart"/>
-        <m:r>
-          <w:rPr>
-            <w:rFonts w:ascii="Cambria Math" w:eastAsiaTheme="minorEastAsia" w:hAnsi="Cambria Math" w:cs="Times"/>
-            <w:sz w:val="24"/>
-            <w:szCs w:val="24"/>
-          </w:rPr>
-          <m:t>1</m:t>
-        </m:r>
-        <w:proofErr w:type="gramEnd"/>
-        <m:r>
-          <w:rPr>
-            <w:rFonts w:ascii="Cambria Math" w:eastAsiaTheme="minorEastAsia" w:hAnsi="Cambria Math" w:cs="Times"/>
-            <w:sz w:val="24"/>
-            <w:szCs w:val="24"/>
-          </w:rPr>
-          <m:t xml:space="preserve"> operações)</m:t>
+          <m:t>(n-1 operações)</m:t>
         </m:r>
       </m:oMath>
       <w:r>
@@ -5292,15 +4294,7 @@
           <w:sz w:val="24"/>
           <w:szCs w:val="24"/>
         </w:rPr>
-        <w:t>custo do</w:t>
-      </w:r>
-      <w:r>
-        <w:rPr>
-          <w:rFonts w:ascii="Times" w:eastAsiaTheme="minorEastAsia" w:hAnsi="Times" w:cs="Times"/>
-          <w:sz w:val="24"/>
-          <w:szCs w:val="24"/>
-        </w:rPr>
-        <w:t xml:space="preserve"> procedimento de</w:t>
+        <w:t>custo do procedimento de</w:t>
       </w:r>
       <w:r>
         <w:rPr>
@@ -5310,7 +4304,6 @@
         </w:rPr>
         <w:t xml:space="preserve"> </w:t>
       </w:r>
-      <w:proofErr w:type="spellStart"/>
       <w:r>
         <w:rPr>
           <w:rFonts w:ascii="Times" w:eastAsiaTheme="minorEastAsia" w:hAnsi="Times" w:cs="Times"/>
@@ -5319,7 +4312,6 @@
         </w:rPr>
         <w:t>heapify</w:t>
       </w:r>
-      <w:proofErr w:type="spellEnd"/>
       <w:r>
         <w:rPr>
           <w:rFonts w:ascii="Times" w:eastAsiaTheme="minorEastAsia" w:hAnsi="Times" w:cs="Times"/>
@@ -5328,7 +4320,6 @@
         </w:rPr>
         <w:t>(</w:t>
       </w:r>
-      <w:proofErr w:type="spellStart"/>
       <w:r>
         <w:rPr>
           <w:rFonts w:ascii="Times" w:eastAsiaTheme="minorEastAsia" w:hAnsi="Times" w:cs="Times"/>
@@ -5336,36 +4327,16 @@
           <w:sz w:val="24"/>
           <w:szCs w:val="24"/>
         </w:rPr>
-        <w:t>sift-down</w:t>
-      </w:r>
-      <w:proofErr w:type="spellEnd"/>
-      <w:r>
-        <w:rPr>
-          <w:rFonts w:ascii="Times" w:eastAsiaTheme="minorEastAsia" w:hAnsi="Times" w:cs="Times"/>
-          <w:i/>
-          <w:sz w:val="24"/>
-          <w:szCs w:val="24"/>
-        </w:rPr>
-        <w:t>)</w:t>
-      </w:r>
-      <w:r>
-        <w:rPr>
-          <w:rFonts w:ascii="Times" w:eastAsiaTheme="minorEastAsia" w:hAnsi="Times" w:cs="Times"/>
-          <w:sz w:val="24"/>
-          <w:szCs w:val="24"/>
-        </w:rPr>
-        <w:t xml:space="preserve"> para reestruturar o </w:t>
-      </w:r>
-      <w:proofErr w:type="spellStart"/>
-      <w:r>
-        <w:rPr>
-          <w:rFonts w:ascii="Times" w:eastAsiaTheme="minorEastAsia" w:hAnsi="Times" w:cs="Times"/>
-          <w:sz w:val="24"/>
-          <w:szCs w:val="24"/>
-        </w:rPr>
-        <w:t>Heap</w:t>
-      </w:r>
-      <w:proofErr w:type="spellEnd"/>
+        <w:t>sift-down)</w:t>
+      </w:r>
+      <w:r>
+        <w:rPr>
+          <w:rFonts w:ascii="Times" w:eastAsiaTheme="minorEastAsia" w:hAnsi="Times" w:cs="Times"/>
+          <w:sz w:val="24"/>
+          <w:szCs w:val="24"/>
+        </w:rPr>
+        <w:t xml:space="preserve"> para reestruturar o Heap</w:t>
+      </w:r>
       <w:r>
         <w:rPr>
           <w:rFonts w:ascii="Times" w:eastAsiaTheme="minorEastAsia" w:hAnsi="Times" w:cs="Times"/>
@@ -5507,23 +4478,7 @@
                 <w:sz w:val="24"/>
                 <w:szCs w:val="24"/>
               </w:rPr>
-              <m:t>(</m:t>
-            </m:r>
-            <m:r>
-              <w:rPr>
-                <w:rFonts w:ascii="Cambria Math" w:eastAsiaTheme="minorEastAsia" w:hAnsi="Cambria Math" w:cs="Times"/>
-                <w:sz w:val="24"/>
-                <w:szCs w:val="24"/>
-              </w:rPr>
-              <m:t>n</m:t>
-            </m:r>
-            <m:r>
-              <w:rPr>
-                <w:rFonts w:ascii="Cambria Math" w:eastAsiaTheme="minorEastAsia" w:hAnsi="Cambria Math" w:cs="Times"/>
-                <w:sz w:val="24"/>
-                <w:szCs w:val="24"/>
-              </w:rPr>
-              <m:t>-1</m:t>
+              <m:t>(n-1</m:t>
             </m:r>
           </m:e>
         </m:d>
@@ -5576,15 +4531,7 @@
             <w:sz w:val="24"/>
             <w:szCs w:val="24"/>
           </w:rPr>
-          <m:t>)</m:t>
-        </m:r>
-        <m:r>
-          <w:rPr>
-            <w:rFonts w:ascii="Cambria Math" w:eastAsiaTheme="minorEastAsia" w:hAnsi="Cambria Math" w:cs="Times"/>
-            <w:sz w:val="24"/>
-            <w:szCs w:val="24"/>
-          </w:rPr>
-          <m:t>→O(n</m:t>
+          <m:t>)→O(n</m:t>
         </m:r>
         <m:func>
           <m:funcPr>
@@ -5680,6 +4627,62 @@
           <w:szCs w:val="24"/>
         </w:rPr>
         <w:t xml:space="preserve"> teremos:</w:t>
+      </w:r>
+    </w:p>
+    <w:p>
+      <w:pPr>
+        <w:spacing w:line="480" w:lineRule="auto"/>
+        <w:jc w:val="center"/>
+        <w:rPr>
+          <w:rFonts w:ascii="Times" w:eastAsiaTheme="minorEastAsia" w:hAnsi="Times" w:cs="Times"/>
+          <w:sz w:val="24"/>
+          <w:szCs w:val="24"/>
+        </w:rPr>
+      </w:pPr>
+      <w:r>
+        <w:rPr>
+          <w:rFonts w:ascii="Times" w:eastAsiaTheme="minorEastAsia" w:hAnsi="Times" w:cs="Times"/>
+          <w:noProof/>
+          <w:sz w:val="24"/>
+          <w:szCs w:val="24"/>
+          <w:lang w:eastAsia="pt-BR"/>
+        </w:rPr>
+        <w:drawing>
+          <wp:inline distT="0" distB="0" distL="0" distR="0">
+            <wp:extent cx="2823210" cy="541020"/>
+            <wp:effectExtent l="19050" t="0" r="0" b="0"/>
+            <wp:docPr id="1" name="Imagem 0" descr="formula_heapsort.PNG"/>
+            <wp:cNvGraphicFramePr>
+              <a:graphicFrameLocks xmlns:a="http://schemas.openxmlformats.org/drawingml/2006/main" noChangeAspect="1"/>
+            </wp:cNvGraphicFramePr>
+            <a:graphic xmlns:a="http://schemas.openxmlformats.org/drawingml/2006/main">
+              <a:graphicData uri="http://schemas.openxmlformats.org/drawingml/2006/picture">
+                <pic:pic xmlns:pic="http://schemas.openxmlformats.org/drawingml/2006/picture">
+                  <pic:nvPicPr>
+                    <pic:cNvPr id="0" name="formula_heapsort.PNG"/>
+                    <pic:cNvPicPr/>
+                  </pic:nvPicPr>
+                  <pic:blipFill>
+                    <a:blip r:embed="rId8"/>
+                    <a:srcRect r="12515"/>
+                    <a:stretch>
+                      <a:fillRect/>
+                    </a:stretch>
+                  </pic:blipFill>
+                  <pic:spPr>
+                    <a:xfrm>
+                      <a:off x="0" y="0"/>
+                      <a:ext cx="2823210" cy="541020"/>
+                    </a:xfrm>
+                    <a:prstGeom prst="rect">
+                      <a:avLst/>
+                    </a:prstGeom>
+                  </pic:spPr>
+                </pic:pic>
+              </a:graphicData>
+            </a:graphic>
+          </wp:inline>
+        </w:drawing>
       </w:r>
     </w:p>
     <w:p>
@@ -5701,134 +4704,6 @@
               <w:sz w:val="24"/>
               <w:szCs w:val="24"/>
             </w:rPr>
-            <m:t>O</m:t>
-          </m:r>
-          <m:d>
-            <m:dPr>
-              <m:ctrlPr>
-                <w:rPr>
-                  <w:rFonts w:ascii="Cambria Math" w:hAnsi="Cambria Math" w:cs="Times"/>
-                  <w:i/>
-                  <w:sz w:val="24"/>
-                  <w:szCs w:val="24"/>
-                </w:rPr>
-              </m:ctrlPr>
-            </m:dPr>
-            <m:e>
-              <m:r>
-                <w:rPr>
-                  <w:rFonts w:ascii="Cambria Math" w:hAnsi="Cambria Math" w:cs="Times"/>
-                  <w:sz w:val="24"/>
-                  <w:szCs w:val="24"/>
-                </w:rPr>
-                <m:t>n</m:t>
-              </m:r>
-            </m:e>
-          </m:d>
-          <m:r>
-            <w:rPr>
-              <w:rFonts w:ascii="Cambria Math" w:hAnsi="Cambria Math" w:cs="Times"/>
-              <w:sz w:val="24"/>
-              <w:szCs w:val="24"/>
-            </w:rPr>
-            <m:t>+O</m:t>
-          </m:r>
-          <m:d>
-            <m:dPr>
-              <m:ctrlPr>
-                <w:rPr>
-                  <w:rFonts w:ascii="Cambria Math" w:hAnsi="Cambria Math" w:cs="Times"/>
-                  <w:i/>
-                  <w:sz w:val="24"/>
-                  <w:szCs w:val="24"/>
-                </w:rPr>
-              </m:ctrlPr>
-            </m:dPr>
-            <m:e>
-              <m:r>
-                <w:rPr>
-                  <w:rFonts w:ascii="Cambria Math" w:hAnsi="Cambria Math" w:cs="Times"/>
-                  <w:sz w:val="24"/>
-                  <w:szCs w:val="24"/>
-                </w:rPr>
-                <m:t>n</m:t>
-              </m:r>
-            </m:e>
-          </m:d>
-          <m:r>
-            <w:rPr>
-              <w:rFonts w:ascii="Cambria Math" w:hAnsi="Cambria Math" w:cs="Times"/>
-              <w:sz w:val="24"/>
-              <w:szCs w:val="24"/>
-            </w:rPr>
-            <m:t>+</m:t>
-          </m:r>
-          <m:r>
-            <w:rPr>
-              <w:rFonts w:ascii="Cambria Math" w:hAnsi="Cambria Math" w:cs="Times"/>
-              <w:sz w:val="24"/>
-              <w:szCs w:val="24"/>
-            </w:rPr>
-            <m:t>O(n</m:t>
-          </m:r>
-          <m:func>
-            <m:funcPr>
-              <m:ctrlPr>
-                <w:rPr>
-                  <w:rFonts w:ascii="Cambria Math" w:hAnsi="Cambria Math" w:cs="Times"/>
-                  <w:i/>
-                  <w:sz w:val="24"/>
-                  <w:szCs w:val="24"/>
-                </w:rPr>
-              </m:ctrlPr>
-            </m:funcPr>
-            <m:fName>
-              <m:r>
-                <m:rPr>
-                  <m:sty m:val="p"/>
-                </m:rPr>
-                <w:rPr>
-                  <w:rFonts w:ascii="Cambria Math" w:hAnsi="Cambria Math" w:cs="Times"/>
-                  <w:sz w:val="24"/>
-                  <w:szCs w:val="24"/>
-                </w:rPr>
-                <m:t>log</m:t>
-              </m:r>
-            </m:fName>
-            <m:e>
-              <m:r>
-                <w:rPr>
-                  <w:rFonts w:ascii="Cambria Math" w:hAnsi="Cambria Math" w:cs="Times"/>
-                  <w:sz w:val="24"/>
-                  <w:szCs w:val="24"/>
-                </w:rPr>
-                <m:t>n)</m:t>
-              </m:r>
-            </m:e>
-          </m:func>
-        </m:oMath>
-      </m:oMathPara>
-    </w:p>
-    <w:p>
-      <w:pPr>
-        <w:pStyle w:val="PargrafodaLista"/>
-        <w:spacing w:line="480" w:lineRule="auto"/>
-        <w:jc w:val="both"/>
-        <w:rPr>
-          <w:rFonts w:ascii="Times" w:eastAsiaTheme="minorEastAsia" w:hAnsi="Times" w:cs="Times"/>
-          <w:sz w:val="24"/>
-          <w:szCs w:val="24"/>
-        </w:rPr>
-      </w:pPr>
-      <m:oMathPara>
-        <m:oMath>
-          <m:r>
-            <w:rPr>
-              <w:rFonts w:ascii="Cambria Math" w:hAnsi="Cambria Math" w:cs="Times"/>
-              <w:sz w:val="24"/>
-              <w:szCs w:val="24"/>
-            </w:rPr>
-            <w:lastRenderedPageBreak/>
             <m:t>= O</m:t>
           </m:r>
           <m:r>
@@ -5895,18 +4770,6 @@
     </w:p>
     <w:p>
       <w:pPr>
-        <w:spacing w:line="480" w:lineRule="auto"/>
-        <w:ind w:left="720"/>
-        <w:jc w:val="both"/>
-        <w:rPr>
-          <w:rFonts w:ascii="Times" w:eastAsiaTheme="minorEastAsia" w:hAnsi="Times" w:cs="Times"/>
-          <w:sz w:val="24"/>
-          <w:szCs w:val="24"/>
-        </w:rPr>
-      </w:pPr>
-    </w:p>
-    <w:p>
-      <w:pPr>
         <w:pStyle w:val="Ttulo2"/>
         <w:jc w:val="both"/>
         <w:rPr>
@@ -5915,7 +4778,7 @@
           <w:szCs w:val="24"/>
         </w:rPr>
       </w:pPr>
-      <w:bookmarkStart w:id="7" w:name="_Toc199934944"/>
+      <w:bookmarkStart w:id="7" w:name="_Toc200093198"/>
       <w:r>
         <w:rPr>
           <w:rFonts w:ascii="Times" w:hAnsi="Times" w:cs="Times"/>
@@ -5932,6 +4795,138 @@
           <w:szCs w:val="24"/>
         </w:rPr>
         <w:t xml:space="preserve"> </w:t>
+      </w:r>
+    </w:p>
+    <w:p>
+      <w:pPr>
+        <w:pStyle w:val="PargrafodaLista"/>
+        <w:numPr>
+          <w:ilvl w:val="0"/>
+          <w:numId w:val="10"/>
+        </w:numPr>
+        <w:rPr>
+          <w:rFonts w:ascii="Times" w:hAnsi="Times" w:cs="Times"/>
+          <w:sz w:val="24"/>
+          <w:szCs w:val="24"/>
+        </w:rPr>
+      </w:pPr>
+      <w:r>
+        <w:rPr>
+          <w:rFonts w:ascii="Times" w:hAnsi="Times" w:cs="Times"/>
+          <w:sz w:val="24"/>
+          <w:szCs w:val="24"/>
+        </w:rPr>
+        <w:t>Aplicações com necessidade de garantia de tempo.</w:t>
+      </w:r>
+    </w:p>
+    <w:p>
+      <w:pPr>
+        <w:pStyle w:val="PargrafodaLista"/>
+        <w:numPr>
+          <w:ilvl w:val="0"/>
+          <w:numId w:val="10"/>
+        </w:numPr>
+        <w:rPr>
+          <w:rFonts w:ascii="Times" w:hAnsi="Times" w:cs="Times"/>
+          <w:sz w:val="24"/>
+          <w:szCs w:val="24"/>
+        </w:rPr>
+      </w:pPr>
+      <w:r>
+        <w:rPr>
+          <w:rFonts w:ascii="Times" w:hAnsi="Times" w:cs="Times"/>
+          <w:sz w:val="24"/>
+          <w:szCs w:val="24"/>
+        </w:rPr>
+        <w:t>Ambientes com restrições de memória.</w:t>
+      </w:r>
+    </w:p>
+    <w:p>
+      <w:pPr>
+        <w:pStyle w:val="PargrafodaLista"/>
+        <w:numPr>
+          <w:ilvl w:val="0"/>
+          <w:numId w:val="10"/>
+        </w:numPr>
+        <w:rPr>
+          <w:rFonts w:ascii="Times" w:hAnsi="Times" w:cs="Times"/>
+          <w:sz w:val="24"/>
+          <w:szCs w:val="24"/>
+        </w:rPr>
+      </w:pPr>
+      <w:r>
+        <w:rPr>
+          <w:rFonts w:ascii="Times" w:hAnsi="Times" w:cs="Times"/>
+          <w:sz w:val="24"/>
+          <w:szCs w:val="24"/>
+        </w:rPr>
+        <w:t>Implementação de filas de prioridade.</w:t>
+      </w:r>
+    </w:p>
+    <w:p>
+      <w:pPr>
+        <w:pStyle w:val="PargrafodaLista"/>
+        <w:numPr>
+          <w:ilvl w:val="0"/>
+          <w:numId w:val="10"/>
+        </w:numPr>
+        <w:rPr>
+          <w:rFonts w:ascii="Times" w:hAnsi="Times" w:cs="Times"/>
+          <w:sz w:val="24"/>
+          <w:szCs w:val="24"/>
+        </w:rPr>
+      </w:pPr>
+      <w:r>
+        <w:rPr>
+          <w:rFonts w:ascii="Times" w:hAnsi="Times" w:cs="Times"/>
+          <w:sz w:val="24"/>
+          <w:szCs w:val="24"/>
+        </w:rPr>
+        <w:t>Processamento de dados em fluxo.</w:t>
+      </w:r>
+    </w:p>
+    <w:p>
+      <w:pPr>
+        <w:pStyle w:val="PargrafodaLista"/>
+        <w:numPr>
+          <w:ilvl w:val="0"/>
+          <w:numId w:val="10"/>
+        </w:numPr>
+        <w:rPr>
+          <w:rFonts w:ascii="Times" w:hAnsi="Times" w:cs="Times"/>
+          <w:sz w:val="24"/>
+          <w:szCs w:val="24"/>
+        </w:rPr>
+      </w:pPr>
+      <w:r>
+        <w:rPr>
+          <w:rFonts w:ascii="Times" w:hAnsi="Times" w:cs="Times"/>
+          <w:sz w:val="24"/>
+          <w:szCs w:val="24"/>
+        </w:rPr>
+        <w:t>Sistemas críticos.</w:t>
+      </w:r>
+    </w:p>
+    <w:p>
+      <w:pPr>
+        <w:pStyle w:val="PargrafodaLista"/>
+        <w:numPr>
+          <w:ilvl w:val="0"/>
+          <w:numId w:val="10"/>
+        </w:numPr>
+        <w:rPr>
+          <w:rFonts w:ascii="Times" w:hAnsi="Times" w:cs="Times"/>
+          <w:sz w:val="24"/>
+          <w:szCs w:val="24"/>
+        </w:rPr>
+      </w:pPr>
+      <w:r>
+        <w:rPr>
+          <w:rFonts w:ascii="Times" w:hAnsi="Times" w:cs="Times"/>
+          <w:sz w:val="24"/>
+          <w:szCs w:val="24"/>
+        </w:rPr>
+        <w:t>Grandes volumes de dados.</w:t>
       </w:r>
     </w:p>
     <w:p>
@@ -5949,14 +4944,22 @@
           <w:szCs w:val="24"/>
         </w:rPr>
       </w:pPr>
-      <w:bookmarkStart w:id="8" w:name="_Toc199934945"/>
-      <w:r>
-        <w:rPr>
-          <w:rFonts w:ascii="Times" w:hAnsi="Times" w:cs="Times"/>
-          <w:sz w:val="24"/>
-          <w:szCs w:val="24"/>
-        </w:rPr>
-        <w:t>Explicar se o algoritmo é ou não estável.</w:t>
+      <w:bookmarkStart w:id="8" w:name="_Toc200093199"/>
+      <w:r>
+        <w:rPr>
+          <w:rFonts w:ascii="Times" w:hAnsi="Times" w:cs="Times"/>
+          <w:sz w:val="24"/>
+          <w:szCs w:val="24"/>
+        </w:rPr>
+        <w:t>Estabilidade d</w:t>
+      </w:r>
+      <w:r>
+        <w:rPr>
+          <w:rFonts w:ascii="Times" w:hAnsi="Times" w:cs="Times"/>
+          <w:sz w:val="24"/>
+          <w:szCs w:val="24"/>
+        </w:rPr>
+        <w:t>o algoritmo.</w:t>
       </w:r>
       <w:bookmarkEnd w:id="8"/>
       <w:r>
@@ -5966,6 +4969,169 @@
           <w:szCs w:val="24"/>
         </w:rPr>
         <w:t xml:space="preserve"> </w:t>
+      </w:r>
+    </w:p>
+    <w:p>
+      <w:pPr>
+        <w:ind w:firstLine="708"/>
+        <w:jc w:val="both"/>
+        <w:rPr>
+          <w:rFonts w:ascii="Times" w:hAnsi="Times" w:cs="Times"/>
+          <w:sz w:val="24"/>
+          <w:szCs w:val="24"/>
+        </w:rPr>
+      </w:pPr>
+      <w:r>
+        <w:rPr>
+          <w:rFonts w:ascii="Times" w:hAnsi="Times" w:cs="Times"/>
+          <w:sz w:val="24"/>
+          <w:szCs w:val="24"/>
+        </w:rPr>
+        <w:t xml:space="preserve">O </w:t>
+      </w:r>
+      <w:r>
+        <w:rPr>
+          <w:rFonts w:ascii="Times" w:hAnsi="Times" w:cs="Times"/>
+          <w:sz w:val="24"/>
+          <w:szCs w:val="24"/>
+        </w:rPr>
+        <w:t xml:space="preserve">algoritmo de ordenação </w:t>
+      </w:r>
+      <w:r>
+        <w:rPr>
+          <w:rFonts w:ascii="Times" w:hAnsi="Times" w:cs="Times"/>
+          <w:sz w:val="24"/>
+          <w:szCs w:val="24"/>
+        </w:rPr>
+        <w:t>H</w:t>
+      </w:r>
+      <w:r>
+        <w:rPr>
+          <w:rFonts w:ascii="Times" w:hAnsi="Times" w:cs="Times"/>
+          <w:sz w:val="24"/>
+          <w:szCs w:val="24"/>
+        </w:rPr>
+        <w:t xml:space="preserve">eapsort não </w:t>
+      </w:r>
+      <w:r>
+        <w:rPr>
+          <w:rFonts w:ascii="Times" w:hAnsi="Times" w:cs="Times"/>
+          <w:sz w:val="24"/>
+          <w:szCs w:val="24"/>
+        </w:rPr>
+        <w:t>pode ser considerado</w:t>
+      </w:r>
+      <w:r>
+        <w:rPr>
+          <w:rFonts w:ascii="Times" w:hAnsi="Times" w:cs="Times"/>
+          <w:sz w:val="24"/>
+          <w:szCs w:val="24"/>
+        </w:rPr>
+        <w:t xml:space="preserve"> estável</w:t>
+      </w:r>
+      <w:r>
+        <w:rPr>
+          <w:rFonts w:ascii="Times" w:hAnsi="Times" w:cs="Times"/>
+          <w:sz w:val="24"/>
+          <w:szCs w:val="24"/>
+        </w:rPr>
+        <w:t>,</w:t>
+      </w:r>
+      <w:r>
+        <w:rPr>
+          <w:rFonts w:ascii="Times" w:hAnsi="Times" w:cs="Times"/>
+          <w:sz w:val="24"/>
+          <w:szCs w:val="24"/>
+        </w:rPr>
+        <w:t xml:space="preserve"> pois ele é capaz de trocar</w:t>
+      </w:r>
+      <w:r>
+        <w:rPr>
+          <w:rFonts w:ascii="Times" w:hAnsi="Times" w:cs="Times"/>
+          <w:sz w:val="24"/>
+          <w:szCs w:val="24"/>
+        </w:rPr>
+        <w:t xml:space="preserve"> </w:t>
+      </w:r>
+      <w:r>
+        <w:rPr>
+          <w:rFonts w:ascii="Times" w:hAnsi="Times" w:cs="Times"/>
+          <w:sz w:val="24"/>
+          <w:szCs w:val="24"/>
+        </w:rPr>
+        <w:t>chaves que possuem e</w:t>
+      </w:r>
+      <w:r>
+        <w:rPr>
+          <w:rFonts w:ascii="Times" w:hAnsi="Times" w:cs="Times"/>
+          <w:sz w:val="24"/>
+          <w:szCs w:val="24"/>
+        </w:rPr>
+        <w:t>lementos iguais</w:t>
+      </w:r>
+      <w:r>
+        <w:rPr>
+          <w:rFonts w:ascii="Times" w:hAnsi="Times" w:cs="Times"/>
+          <w:sz w:val="24"/>
+          <w:szCs w:val="24"/>
+        </w:rPr>
+        <w:t xml:space="preserve"> entre si,</w:t>
+      </w:r>
+      <w:r>
+        <w:rPr>
+          <w:rFonts w:ascii="Times" w:hAnsi="Times" w:cs="Times"/>
+          <w:sz w:val="24"/>
+          <w:szCs w:val="24"/>
+        </w:rPr>
+        <w:t xml:space="preserve"> </w:t>
+      </w:r>
+      <w:r>
+        <w:rPr>
+          <w:rFonts w:ascii="Times" w:hAnsi="Times" w:cs="Times"/>
+          <w:sz w:val="24"/>
+          <w:szCs w:val="24"/>
+        </w:rPr>
+        <w:t>em diferentes</w:t>
+      </w:r>
+      <w:r>
+        <w:rPr>
+          <w:rFonts w:ascii="Times" w:hAnsi="Times" w:cs="Times"/>
+          <w:sz w:val="24"/>
+          <w:szCs w:val="24"/>
+        </w:rPr>
+        <w:t xml:space="preserve"> posições relativas</w:t>
+      </w:r>
+      <w:r>
+        <w:rPr>
+          <w:rFonts w:ascii="Times" w:hAnsi="Times" w:cs="Times"/>
+          <w:sz w:val="24"/>
+          <w:szCs w:val="24"/>
+        </w:rPr>
+        <w:t>, ocasionando</w:t>
+      </w:r>
+      <w:r>
+        <w:rPr>
+          <w:rFonts w:ascii="Times" w:hAnsi="Times" w:cs="Times"/>
+          <w:sz w:val="24"/>
+          <w:szCs w:val="24"/>
+        </w:rPr>
+        <w:t xml:space="preserve"> </w:t>
+      </w:r>
+      <w:r>
+        <w:rPr>
+          <w:rFonts w:ascii="Times" w:hAnsi="Times" w:cs="Times"/>
+          <w:sz w:val="24"/>
+          <w:szCs w:val="24"/>
+        </w:rPr>
+        <w:t>a perda d</w:t>
+      </w:r>
+      <w:r>
+        <w:rPr>
+          <w:rFonts w:ascii="Times" w:hAnsi="Times" w:cs="Times"/>
+          <w:sz w:val="24"/>
+          <w:szCs w:val="24"/>
+        </w:rPr>
+        <w:t>a ordem original.</w:t>
       </w:r>
     </w:p>
     <w:p>
@@ -5978,7 +5144,201 @@
           <w:szCs w:val="24"/>
         </w:rPr>
       </w:pPr>
-      <w:bookmarkStart w:id="9" w:name="_Toc199934946"/>
+      <w:bookmarkStart w:id="9" w:name="_Toc200093200"/>
+      <w:r>
+        <w:rPr>
+          <w:rFonts w:ascii="Times" w:hAnsi="Times" w:cs="Times"/>
+          <w:sz w:val="24"/>
+          <w:szCs w:val="24"/>
+        </w:rPr>
+        <w:t>Limitações do algoritmo.</w:t>
+      </w:r>
+      <w:bookmarkEnd w:id="9"/>
+      <w:r>
+        <w:rPr>
+          <w:rFonts w:ascii="Times" w:hAnsi="Times" w:cs="Times"/>
+          <w:sz w:val="24"/>
+          <w:szCs w:val="24"/>
+        </w:rPr>
+        <w:t xml:space="preserve"> </w:t>
+      </w:r>
+    </w:p>
+    <w:p>
+      <w:pPr>
+        <w:pStyle w:val="PargrafodaLista"/>
+        <w:numPr>
+          <w:ilvl w:val="0"/>
+          <w:numId w:val="10"/>
+        </w:numPr>
+        <w:jc w:val="both"/>
+        <w:rPr>
+          <w:rFonts w:ascii="Times" w:hAnsi="Times" w:cs="Times"/>
+          <w:sz w:val="24"/>
+          <w:szCs w:val="24"/>
+        </w:rPr>
+      </w:pPr>
+      <w:r>
+        <w:rPr>
+          <w:rFonts w:ascii="Times" w:hAnsi="Times" w:cs="Times"/>
+          <w:sz w:val="24"/>
+          <w:szCs w:val="24"/>
+        </w:rPr>
+        <w:t>Instabilidade</w:t>
+      </w:r>
+    </w:p>
+    <w:p>
+      <w:pPr>
+        <w:ind w:firstLine="708"/>
+        <w:jc w:val="both"/>
+        <w:rPr>
+          <w:rFonts w:ascii="Times" w:hAnsi="Times" w:cs="Times"/>
+          <w:sz w:val="24"/>
+          <w:szCs w:val="24"/>
+        </w:rPr>
+      </w:pPr>
+      <w:r>
+        <w:rPr>
+          <w:rFonts w:ascii="Times" w:hAnsi="Times" w:cs="Times"/>
+          <w:sz w:val="24"/>
+          <w:szCs w:val="24"/>
+        </w:rPr>
+        <w:t xml:space="preserve">Como já foi mencionado anteriormente, o algoritmo de ordenação Heapsort é considerado instável, pois quando há valores iguais as posições são trocadas, </w:t>
+      </w:r>
+      <w:r>
+        <w:rPr>
+          <w:rFonts w:ascii="Times" w:hAnsi="Times" w:cs="Times"/>
+          <w:sz w:val="24"/>
+          <w:szCs w:val="24"/>
+        </w:rPr>
+        <w:t>e isso resulta</w:t>
+      </w:r>
+      <w:r>
+        <w:rPr>
+          <w:rFonts w:ascii="Times" w:hAnsi="Times" w:cs="Times"/>
+          <w:sz w:val="24"/>
+          <w:szCs w:val="24"/>
+        </w:rPr>
+        <w:t xml:space="preserve"> na perda da ordem original. </w:t>
+      </w:r>
+    </w:p>
+    <w:p>
+      <w:pPr>
+        <w:pStyle w:val="PargrafodaLista"/>
+        <w:numPr>
+          <w:ilvl w:val="0"/>
+          <w:numId w:val="10"/>
+        </w:numPr>
+        <w:jc w:val="both"/>
+        <w:rPr>
+          <w:rFonts w:ascii="Times" w:hAnsi="Times" w:cs="Times"/>
+          <w:sz w:val="24"/>
+          <w:szCs w:val="24"/>
+        </w:rPr>
+      </w:pPr>
+      <w:r>
+        <w:rPr>
+          <w:rFonts w:ascii="Times" w:hAnsi="Times" w:cs="Times"/>
+          <w:sz w:val="24"/>
+          <w:szCs w:val="24"/>
+        </w:rPr>
+        <w:t>Não Ideal para Conjuntos de Dados Pequenos</w:t>
+      </w:r>
+    </w:p>
+    <w:p>
+      <w:pPr>
+        <w:pStyle w:val="PargrafodaLista"/>
+        <w:numPr>
+          <w:ilvl w:val="0"/>
+          <w:numId w:val="10"/>
+        </w:numPr>
+        <w:jc w:val="both"/>
+        <w:rPr>
+          <w:rFonts w:ascii="Times" w:hAnsi="Times" w:cs="Times"/>
+          <w:sz w:val="24"/>
+          <w:szCs w:val="24"/>
+        </w:rPr>
+      </w:pPr>
+      <w:r>
+        <w:rPr>
+          <w:rFonts w:ascii="Times" w:hAnsi="Times" w:cs="Times"/>
+          <w:sz w:val="24"/>
+          <w:szCs w:val="24"/>
+        </w:rPr>
+        <w:t>Mesma Grandeza: Pior, Médio e Melhor Caso</w:t>
+      </w:r>
+    </w:p>
+    <w:p>
+      <w:pPr>
+        <w:pStyle w:val="PargrafodaLista"/>
+        <w:ind w:left="0" w:firstLine="708"/>
+        <w:jc w:val="both"/>
+        <w:rPr>
+          <w:rFonts w:ascii="Times" w:hAnsi="Times" w:cs="Times"/>
+          <w:sz w:val="24"/>
+          <w:szCs w:val="24"/>
+        </w:rPr>
+      </w:pPr>
+      <w:r>
+        <w:rPr>
+          <w:rFonts w:ascii="Times" w:hAnsi="Times" w:cs="Times"/>
+          <w:sz w:val="24"/>
+          <w:szCs w:val="24"/>
+        </w:rPr>
+        <w:t xml:space="preserve">O tempo consumido pelo Heapsort é proporcional ao número de comparações entre os elementos do array, e tal custo proporcional é </w:t>
+      </w:r>
+      <m:oMath>
+        <m:r>
+          <w:rPr>
+            <w:rFonts w:ascii="Cambria Math" w:hAnsi="Cambria Math" w:cs="Times"/>
+            <w:sz w:val="24"/>
+            <w:szCs w:val="24"/>
+          </w:rPr>
+          <m:t>O(n</m:t>
+        </m:r>
+        <m:func>
+          <m:funcPr>
+            <m:ctrlPr>
+              <w:rPr>
+                <w:rFonts w:ascii="Cambria Math" w:hAnsi="Cambria Math" w:cs="Times"/>
+                <w:i/>
+                <w:sz w:val="24"/>
+                <w:szCs w:val="24"/>
+              </w:rPr>
+            </m:ctrlPr>
+          </m:funcPr>
+          <m:fName>
+            <m:r>
+              <m:rPr>
+                <m:sty m:val="p"/>
+              </m:rPr>
+              <w:rPr>
+                <w:rFonts w:ascii="Cambria Math" w:hAnsi="Cambria Math" w:cs="Times"/>
+                <w:sz w:val="24"/>
+                <w:szCs w:val="24"/>
+              </w:rPr>
+              <m:t>log</m:t>
+            </m:r>
+          </m:fName>
+          <m:e>
+            <m:r>
+              <w:rPr>
+                <w:rFonts w:ascii="Cambria Math" w:hAnsi="Cambria Math" w:cs="Times"/>
+                <w:sz w:val="24"/>
+                <w:szCs w:val="24"/>
+              </w:rPr>
+              <m:t>n)</m:t>
+            </m:r>
+          </m:e>
+        </m:func>
+      </m:oMath>
+      <w:r>
+        <w:rPr>
+          <w:rFonts w:ascii="Times" w:eastAsiaTheme="minorEastAsia" w:hAnsi="Times" w:cs="Times"/>
+          <w:sz w:val="24"/>
+          <w:szCs w:val="24"/>
+        </w:rPr>
+        <w:t xml:space="preserve"> no pior, médio e melhor caso.</w:t>
+      </w:r>
     </w:p>
     <w:p>
       <w:pPr>
@@ -5990,15 +5350,16 @@
           <w:szCs w:val="24"/>
         </w:rPr>
       </w:pPr>
-      <w:r>
-        <w:rPr>
-          <w:rFonts w:ascii="Times" w:hAnsi="Times" w:cs="Times"/>
-          <w:sz w:val="24"/>
-          <w:szCs w:val="24"/>
-        </w:rPr>
-        <w:t>Limitações do algoritmo.</w:t>
-      </w:r>
-      <w:bookmarkEnd w:id="9"/>
+      <w:bookmarkStart w:id="10" w:name="_Toc200093201"/>
+      <w:r>
+        <w:rPr>
+          <w:rFonts w:ascii="Times" w:hAnsi="Times" w:cs="Times"/>
+          <w:sz w:val="24"/>
+          <w:szCs w:val="24"/>
+        </w:rPr>
+        <w:t>Exemplos de como o processo de ordenação acontece.</w:t>
+      </w:r>
+      <w:bookmarkEnd w:id="10"/>
       <w:r>
         <w:rPr>
           <w:rFonts w:ascii="Times" w:hAnsi="Times" w:cs="Times"/>
@@ -6010,86 +5371,15 @@
     </w:p>
     <w:p>
       <w:pPr>
-        <w:pStyle w:val="Ttulo2"/>
         <w:jc w:val="both"/>
-        <w:rPr>
-          <w:rFonts w:ascii="Times" w:hAnsi="Times" w:cs="Times"/>
-          <w:sz w:val="24"/>
-          <w:szCs w:val="24"/>
-        </w:rPr>
-      </w:pPr>
-      <w:bookmarkStart w:id="10" w:name="_Toc199934947"/>
-    </w:p>
-    <w:p>
-      <w:pPr>
-        <w:pStyle w:val="Ttulo2"/>
-        <w:jc w:val="both"/>
-        <w:rPr>
-          <w:rFonts w:ascii="Times" w:hAnsi="Times" w:cs="Times"/>
-          <w:sz w:val="24"/>
-          <w:szCs w:val="24"/>
-        </w:rPr>
-      </w:pPr>
-      <w:proofErr w:type="gramStart"/>
-      <w:r>
-        <w:rPr>
-          <w:rFonts w:ascii="Times" w:hAnsi="Times" w:cs="Times"/>
-          <w:sz w:val="24"/>
-          <w:szCs w:val="24"/>
-        </w:rPr>
-        <w:t>Exemplos de como o processo de ordenação acontece</w:t>
-      </w:r>
-      <w:proofErr w:type="gramEnd"/>
-      <w:r>
-        <w:rPr>
-          <w:rFonts w:ascii="Times" w:hAnsi="Times" w:cs="Times"/>
-          <w:sz w:val="24"/>
-          <w:szCs w:val="24"/>
-        </w:rPr>
-        <w:t>.</w:t>
-      </w:r>
-      <w:bookmarkEnd w:id="10"/>
-      <w:r>
-        <w:rPr>
-          <w:rFonts w:ascii="Times" w:hAnsi="Times" w:cs="Times"/>
-          <w:sz w:val="24"/>
-          <w:szCs w:val="24"/>
-        </w:rPr>
-        <w:t xml:space="preserve"> </w:t>
-      </w:r>
-    </w:p>
-    <w:p>
-      <w:pPr>
-        <w:jc w:val="both"/>
-      </w:pPr>
-    </w:p>
-    <w:p>
-      <w:pPr>
-        <w:pStyle w:val="Ttulo2"/>
-        <w:jc w:val="both"/>
-        <w:rPr>
-          <w:rFonts w:ascii="Times" w:hAnsi="Times" w:cs="Times"/>
-          <w:sz w:val="24"/>
-          <w:szCs w:val="24"/>
-        </w:rPr>
-      </w:pPr>
-      <w:bookmarkStart w:id="11" w:name="_Toc199934948"/>
-      <w:r>
-        <w:rPr>
-          <w:rFonts w:ascii="Times" w:hAnsi="Times" w:cs="Times"/>
-          <w:sz w:val="24"/>
-          <w:szCs w:val="24"/>
-        </w:rPr>
-        <w:t>Todas as informações deverão ser referenciadas por livros ou artigos científicos.</w:t>
-      </w:r>
-      <w:bookmarkEnd w:id="11"/>
+      </w:pPr>
     </w:p>
     <w:p>
       <w:pPr>
         <w:pStyle w:val="Ttulo1"/>
         <w:numPr>
           <w:ilvl w:val="0"/>
-          <w:numId w:val="2"/>
+          <w:numId w:val="6"/>
         </w:numPr>
         <w:jc w:val="both"/>
         <w:rPr>
@@ -6098,26 +5388,17 @@
           <w:szCs w:val="24"/>
         </w:rPr>
       </w:pPr>
-      <w:bookmarkStart w:id="12" w:name="_Toc199934949"/>
-      <w:proofErr w:type="gramStart"/>
-      <w:r>
-        <w:rPr>
-          <w:rFonts w:ascii="Times" w:hAnsi="Times" w:cs="Times"/>
-          <w:sz w:val="24"/>
-          <w:szCs w:val="24"/>
-        </w:rPr>
-        <w:t>Implementação</w:t>
-      </w:r>
-      <w:proofErr w:type="gramEnd"/>
-      <w:r>
-        <w:rPr>
-          <w:rFonts w:ascii="Times" w:hAnsi="Times" w:cs="Times"/>
-          <w:sz w:val="24"/>
-          <w:szCs w:val="24"/>
-        </w:rPr>
-        <w:t xml:space="preserve"> e Testes</w:t>
-      </w:r>
-      <w:bookmarkEnd w:id="12"/>
+      <w:bookmarkStart w:id="11" w:name="_Toc200093202"/>
+      <w:r>
+        <w:rPr>
+          <w:rFonts w:ascii="Times" w:hAnsi="Times" w:cs="Times"/>
+          <w:sz w:val="24"/>
+          <w:szCs w:val="24"/>
+        </w:rPr>
+        <w:lastRenderedPageBreak/>
+        <w:t>Implementação e Testes</w:t>
+      </w:r>
+      <w:bookmarkEnd w:id="11"/>
     </w:p>
     <w:p>
       <w:pPr>
@@ -6129,34 +5410,16 @@
           <w:szCs w:val="24"/>
         </w:rPr>
       </w:pPr>
-      <w:bookmarkStart w:id="13" w:name="_Toc199934950"/>
-      <w:r>
-        <w:rPr>
-          <w:rFonts w:ascii="Times" w:hAnsi="Times" w:cs="Times"/>
-          <w:sz w:val="24"/>
-          <w:szCs w:val="24"/>
-        </w:rPr>
-        <w:t xml:space="preserve">Detalhamento da </w:t>
-      </w:r>
-      <w:proofErr w:type="gramStart"/>
-      <w:r>
-        <w:rPr>
-          <w:rFonts w:ascii="Times" w:hAnsi="Times" w:cs="Times"/>
-          <w:sz w:val="24"/>
-          <w:szCs w:val="24"/>
-        </w:rPr>
-        <w:t>implementação</w:t>
-      </w:r>
-      <w:proofErr w:type="gramEnd"/>
-      <w:r>
-        <w:rPr>
-          <w:rFonts w:ascii="Times" w:hAnsi="Times" w:cs="Times"/>
-          <w:sz w:val="24"/>
-          <w:szCs w:val="24"/>
-        </w:rPr>
-        <w:t xml:space="preserve"> e decisões tomadas durante a construção do algoritmo.</w:t>
-      </w:r>
-      <w:bookmarkEnd w:id="13"/>
+      <w:bookmarkStart w:id="12" w:name="_Toc200093203"/>
+      <w:r>
+        <w:rPr>
+          <w:rFonts w:ascii="Times" w:hAnsi="Times" w:cs="Times"/>
+          <w:sz w:val="24"/>
+          <w:szCs w:val="24"/>
+        </w:rPr>
+        <w:t>Detalhamento da implementação e decisões tomadas durante a construção do algoritmo.</w:t>
+      </w:r>
+      <w:bookmarkEnd w:id="12"/>
       <w:r>
         <w:rPr>
           <w:rFonts w:ascii="Times" w:hAnsi="Times" w:cs="Times"/>
@@ -6165,6 +5428,486 @@
         </w:rPr>
         <w:t xml:space="preserve"> </w:t>
       </w:r>
+    </w:p>
+    <w:p>
+      <w:pPr>
+        <w:ind w:firstLine="708"/>
+        <w:jc w:val="both"/>
+        <w:rPr>
+          <w:rFonts w:ascii="Times" w:hAnsi="Times" w:cs="Times"/>
+          <w:sz w:val="24"/>
+          <w:szCs w:val="24"/>
+        </w:rPr>
+      </w:pPr>
+      <w:bookmarkStart w:id="13" w:name="_Toc200093204"/>
+      <w:r>
+        <w:rPr>
+          <w:rFonts w:ascii="Times" w:hAnsi="Times" w:cs="Times"/>
+          <w:sz w:val="24"/>
+          <w:szCs w:val="24"/>
+        </w:rPr>
+        <w:t>Inicialmente, seria utilizado como base a implementação do Heapsort exemplificado na obra “Estrutura de Dados Usando C”. Utilizando os seguintes procedimentos para a sua execução:</w:t>
+      </w:r>
+    </w:p>
+    <w:p>
+      <w:pPr>
+        <w:pStyle w:val="PargrafodaLista"/>
+        <w:numPr>
+          <w:ilvl w:val="0"/>
+          <w:numId w:val="10"/>
+        </w:numPr>
+        <w:jc w:val="both"/>
+        <w:rPr>
+          <w:rFonts w:ascii="Times" w:hAnsi="Times" w:cs="Times"/>
+          <w:sz w:val="24"/>
+          <w:szCs w:val="24"/>
+        </w:rPr>
+      </w:pPr>
+      <w:r>
+        <w:rPr>
+          <w:rFonts w:ascii="Times" w:hAnsi="Times" w:cs="Times"/>
+          <w:i/>
+          <w:sz w:val="24"/>
+          <w:szCs w:val="24"/>
+        </w:rPr>
+        <w:t>pqinsert</w:t>
+      </w:r>
+    </w:p>
+    <w:p>
+      <w:pPr>
+        <w:pStyle w:val="PargrafodaLista"/>
+        <w:numPr>
+          <w:ilvl w:val="0"/>
+          <w:numId w:val="10"/>
+        </w:numPr>
+        <w:jc w:val="both"/>
+        <w:rPr>
+          <w:rFonts w:ascii="Times" w:hAnsi="Times" w:cs="Times"/>
+          <w:sz w:val="24"/>
+          <w:szCs w:val="24"/>
+        </w:rPr>
+      </w:pPr>
+      <w:r>
+        <w:rPr>
+          <w:rFonts w:ascii="Times" w:hAnsi="Times" w:cs="Times"/>
+          <w:i/>
+          <w:sz w:val="24"/>
+          <w:szCs w:val="24"/>
+        </w:rPr>
+        <w:t>largeson</w:t>
+      </w:r>
+    </w:p>
+    <w:p>
+      <w:pPr>
+        <w:pStyle w:val="PargrafodaLista"/>
+        <w:numPr>
+          <w:ilvl w:val="0"/>
+          <w:numId w:val="10"/>
+        </w:numPr>
+        <w:jc w:val="both"/>
+        <w:rPr>
+          <w:rFonts w:ascii="Times" w:hAnsi="Times" w:cs="Times"/>
+          <w:i/>
+          <w:sz w:val="24"/>
+          <w:szCs w:val="24"/>
+        </w:rPr>
+      </w:pPr>
+      <w:r>
+        <w:rPr>
+          <w:rFonts w:ascii="Times" w:hAnsi="Times" w:cs="Times"/>
+          <w:i/>
+          <w:sz w:val="24"/>
+          <w:szCs w:val="24"/>
+        </w:rPr>
+        <w:t>adjustheap</w:t>
+      </w:r>
+    </w:p>
+    <w:p>
+      <w:pPr>
+        <w:pStyle w:val="PargrafodaLista"/>
+        <w:numPr>
+          <w:ilvl w:val="0"/>
+          <w:numId w:val="10"/>
+        </w:numPr>
+        <w:jc w:val="both"/>
+        <w:rPr>
+          <w:rFonts w:ascii="Times" w:hAnsi="Times" w:cs="Times"/>
+          <w:i/>
+          <w:sz w:val="24"/>
+          <w:szCs w:val="24"/>
+        </w:rPr>
+      </w:pPr>
+      <w:r>
+        <w:rPr>
+          <w:rFonts w:ascii="Times" w:hAnsi="Times" w:cs="Times"/>
+          <w:i/>
+          <w:sz w:val="24"/>
+          <w:szCs w:val="24"/>
+        </w:rPr>
+        <w:t>pqmaxdelete</w:t>
+      </w:r>
+    </w:p>
+    <w:p>
+      <w:pPr>
+        <w:pStyle w:val="PargrafodaLista"/>
+        <w:numPr>
+          <w:ilvl w:val="0"/>
+          <w:numId w:val="10"/>
+        </w:numPr>
+        <w:jc w:val="both"/>
+        <w:rPr>
+          <w:rFonts w:ascii="Times" w:hAnsi="Times" w:cs="Times"/>
+          <w:i/>
+          <w:sz w:val="24"/>
+          <w:szCs w:val="24"/>
+        </w:rPr>
+      </w:pPr>
+      <w:r>
+        <w:rPr>
+          <w:rFonts w:ascii="Times" w:hAnsi="Times" w:cs="Times"/>
+          <w:i/>
+          <w:sz w:val="24"/>
+          <w:szCs w:val="24"/>
+        </w:rPr>
+        <w:t>heapsort</w:t>
+      </w:r>
+    </w:p>
+    <w:p>
+      <w:pPr>
+        <w:pStyle w:val="PargrafodaLista"/>
+        <w:numPr>
+          <w:ilvl w:val="0"/>
+          <w:numId w:val="10"/>
+        </w:numPr>
+        <w:jc w:val="both"/>
+        <w:rPr>
+          <w:rFonts w:ascii="Times" w:hAnsi="Times" w:cs="Times"/>
+          <w:i/>
+          <w:sz w:val="24"/>
+          <w:szCs w:val="24"/>
+        </w:rPr>
+      </w:pPr>
+      <w:r>
+        <w:rPr>
+          <w:rFonts w:ascii="Times" w:hAnsi="Times" w:cs="Times"/>
+          <w:i/>
+          <w:sz w:val="24"/>
+          <w:szCs w:val="24"/>
+        </w:rPr>
+        <w:t>printArray</w:t>
+      </w:r>
+    </w:p>
+    <w:p>
+      <w:pPr>
+        <w:ind w:firstLine="708"/>
+        <w:jc w:val="both"/>
+        <w:rPr>
+          <w:rFonts w:ascii="Times" w:hAnsi="Times" w:cs="Times"/>
+          <w:sz w:val="24"/>
+          <w:szCs w:val="24"/>
+        </w:rPr>
+      </w:pPr>
+      <w:r>
+        <w:rPr>
+          <w:rFonts w:ascii="Times" w:hAnsi="Times" w:cs="Times"/>
+          <w:sz w:val="24"/>
+          <w:szCs w:val="24"/>
+        </w:rPr>
+        <w:t xml:space="preserve">Para o procedimento pqinsert, suponha um vetor denominado </w:t>
+      </w:r>
+      <w:r>
+        <w:rPr>
+          <w:rFonts w:ascii="Times" w:hAnsi="Times" w:cs="Times"/>
+          <w:i/>
+          <w:sz w:val="24"/>
+          <w:szCs w:val="24"/>
+        </w:rPr>
+        <w:t>dpq</w:t>
+      </w:r>
+      <w:r>
+        <w:rPr>
+          <w:rFonts w:ascii="Times" w:hAnsi="Times" w:cs="Times"/>
+          <w:sz w:val="24"/>
+          <w:szCs w:val="24"/>
+        </w:rPr>
+        <w:t xml:space="preserve"> que representa de forma implícita um heap descendente de tamanho</w:t>
+      </w:r>
+      <w:r>
+        <w:rPr>
+          <w:rFonts w:ascii="Times" w:hAnsi="Times" w:cs="Times"/>
+          <w:i/>
+          <w:sz w:val="24"/>
+          <w:szCs w:val="24"/>
+        </w:rPr>
+        <w:t xml:space="preserve"> k</w:t>
+      </w:r>
+      <w:r>
+        <w:rPr>
+          <w:rFonts w:ascii="Times" w:hAnsi="Times" w:cs="Times"/>
+          <w:sz w:val="24"/>
+          <w:szCs w:val="24"/>
+        </w:rPr>
+        <w:t xml:space="preserve">. Como a fila de prioridade estará contida nem cada um dos elementos do vetor </w:t>
+      </w:r>
+      <w:r>
+        <w:rPr>
+          <w:rFonts w:ascii="Times" w:hAnsi="Times" w:cs="Times"/>
+          <w:i/>
+          <w:sz w:val="24"/>
+          <w:szCs w:val="24"/>
+        </w:rPr>
+        <w:t>dpq</w:t>
+      </w:r>
+      <w:r>
+        <w:rPr>
+          <w:rFonts w:ascii="Times" w:hAnsi="Times" w:cs="Times"/>
+          <w:sz w:val="24"/>
+          <w:szCs w:val="24"/>
+        </w:rPr>
+        <w:t xml:space="preserve">, de 0 até </w:t>
+      </w:r>
+      <m:oMath>
+        <m:r>
+          <w:rPr>
+            <w:rFonts w:ascii="Cambria Math" w:hAnsi="Cambria Math" w:cs="Times"/>
+            <w:sz w:val="24"/>
+            <w:szCs w:val="24"/>
+          </w:rPr>
+          <m:t>k-1</m:t>
+        </m:r>
+      </m:oMath>
+      <w:r>
+        <w:rPr>
+          <w:rFonts w:ascii="Times" w:eastAsiaTheme="minorEastAsia" w:hAnsi="Times" w:cs="Times"/>
+          <w:sz w:val="24"/>
+          <w:szCs w:val="24"/>
+        </w:rPr>
+        <w:t xml:space="preserve">, teremos que incluir </w:t>
+      </w:r>
+      <w:r>
+        <w:rPr>
+          <w:rFonts w:ascii="Times" w:eastAsiaTheme="minorEastAsia" w:hAnsi="Times" w:cs="Times"/>
+          <w:i/>
+          <w:sz w:val="24"/>
+          <w:szCs w:val="24"/>
+        </w:rPr>
+        <w:t>k</w:t>
+      </w:r>
+      <w:r>
+        <w:rPr>
+          <w:rFonts w:ascii="Times" w:hAnsi="Times" w:cs="Times"/>
+          <w:sz w:val="24"/>
+          <w:szCs w:val="24"/>
+        </w:rPr>
+        <w:t xml:space="preserve"> como um parâmetro das operações de inserção e eliminação. Sendo assim, o procedimento pqinsert(</w:t>
+      </w:r>
+      <w:r>
+        <w:rPr>
+          <w:rFonts w:ascii="Times" w:hAnsi="Times" w:cs="Times"/>
+          <w:i/>
+          <w:sz w:val="24"/>
+          <w:szCs w:val="24"/>
+        </w:rPr>
+        <w:t>dpq, k, elt</w:t>
+      </w:r>
+      <w:r>
+        <w:rPr>
+          <w:rFonts w:ascii="Times" w:hAnsi="Times" w:cs="Times"/>
+          <w:sz w:val="24"/>
+          <w:szCs w:val="24"/>
+        </w:rPr>
+        <w:t xml:space="preserve">) poderá ser implementado, bastanto inserir </w:t>
+      </w:r>
+      <w:r>
+        <w:rPr>
+          <w:rFonts w:ascii="Times" w:hAnsi="Times" w:cs="Times"/>
+          <w:i/>
+          <w:sz w:val="24"/>
+          <w:szCs w:val="24"/>
+        </w:rPr>
+        <w:t>elt</w:t>
+      </w:r>
+      <w:r>
+        <w:rPr>
+          <w:rFonts w:ascii="Times" w:hAnsi="Times" w:cs="Times"/>
+          <w:sz w:val="24"/>
+          <w:szCs w:val="24"/>
+        </w:rPr>
+        <w:t xml:space="preserve"> em sua posição correta na lista descendente formada através do percurso da raiz do heap (</w:t>
+      </w:r>
+      <m:oMath>
+        <m:r>
+          <w:rPr>
+            <w:rFonts w:ascii="Cambria Math" w:hAnsi="Cambria Math" w:cs="Times"/>
+            <w:sz w:val="24"/>
+            <w:szCs w:val="24"/>
+          </w:rPr>
+          <m:t>dpq</m:t>
+        </m:r>
+        <m:r>
+          <w:rPr>
+            <w:rFonts w:ascii="Cambria Math" w:hAnsi="Cambria Math" w:cs="Times"/>
+            <w:sz w:val="24"/>
+            <w:szCs w:val="24"/>
+          </w:rPr>
+          <m:t>[0]</m:t>
+        </m:r>
+      </m:oMath>
+      <w:r>
+        <w:rPr>
+          <w:rFonts w:ascii="Times" w:eastAsiaTheme="minorEastAsia" w:hAnsi="Times" w:cs="Times"/>
+          <w:sz w:val="24"/>
+          <w:szCs w:val="24"/>
+        </w:rPr>
+        <w:t xml:space="preserve">) até o ultímo elemento/a folha </w:t>
+      </w:r>
+      <w:r>
+        <w:rPr>
+          <w:rFonts w:ascii="Times" w:eastAsiaTheme="minorEastAsia" w:hAnsi="Times" w:cs="Times"/>
+          <w:i/>
+          <w:sz w:val="24"/>
+          <w:szCs w:val="24"/>
+        </w:rPr>
+        <w:t>dpq[</w:t>
+      </w:r>
+      <w:r>
+        <w:rPr>
+          <w:rFonts w:ascii="Times" w:eastAsiaTheme="minorEastAsia" w:hAnsi="Times" w:cs="Times"/>
+          <w:i/>
+          <w:sz w:val="24"/>
+          <w:szCs w:val="24"/>
+        </w:rPr>
+        <w:t>k</w:t>
+      </w:r>
+      <w:r>
+        <w:rPr>
+          <w:rFonts w:ascii="Times" w:eastAsiaTheme="minorEastAsia" w:hAnsi="Times" w:cs="Times"/>
+          <w:i/>
+          <w:sz w:val="24"/>
+          <w:szCs w:val="24"/>
+        </w:rPr>
+        <w:t>]</w:t>
+      </w:r>
+      <w:r>
+        <w:rPr>
+          <w:rFonts w:ascii="Times" w:hAnsi="Times" w:cs="Times"/>
+          <w:sz w:val="24"/>
+          <w:szCs w:val="24"/>
+        </w:rPr>
+        <w:t xml:space="preserve">. Ao executar a função </w:t>
+      </w:r>
+      <w:r>
+        <w:rPr>
+          <w:rFonts w:ascii="Times" w:hAnsi="Times" w:cs="Times"/>
+          <w:i/>
+          <w:sz w:val="24"/>
+          <w:szCs w:val="24"/>
+        </w:rPr>
+        <w:t>pqinsert(dpq, k, elt)</w:t>
+      </w:r>
+      <w:r>
+        <w:rPr>
+          <w:rFonts w:ascii="Times" w:hAnsi="Times" w:cs="Times"/>
+          <w:sz w:val="24"/>
+          <w:szCs w:val="24"/>
+        </w:rPr>
+        <w:t xml:space="preserve"> for executada, </w:t>
+      </w:r>
+      <w:r>
+        <w:rPr>
+          <w:rFonts w:ascii="Times" w:hAnsi="Times" w:cs="Times"/>
+          <w:i/>
+          <w:sz w:val="24"/>
+          <w:szCs w:val="24"/>
+        </w:rPr>
+        <w:t>dpq</w:t>
+      </w:r>
+      <w:r>
+        <w:rPr>
+          <w:rFonts w:ascii="Times" w:hAnsi="Times" w:cs="Times"/>
+          <w:sz w:val="24"/>
+          <w:szCs w:val="24"/>
+        </w:rPr>
+        <w:t xml:space="preserve"> se tornará um heap de tamanho </w:t>
+      </w:r>
+      <m:oMath>
+        <m:r>
+          <w:rPr>
+            <w:rFonts w:ascii="Cambria Math" w:hAnsi="Cambria Math" w:cs="Times"/>
+            <w:sz w:val="24"/>
+            <w:szCs w:val="24"/>
+          </w:rPr>
+          <m:t>k+1</m:t>
+        </m:r>
+      </m:oMath>
+      <w:r>
+        <w:rPr>
+          <w:rFonts w:ascii="Times" w:eastAsiaTheme="minorEastAsia" w:hAnsi="Times" w:cs="Times"/>
+          <w:sz w:val="24"/>
+          <w:szCs w:val="24"/>
+        </w:rPr>
+        <w:t>.</w:t>
+      </w:r>
+    </w:p>
+    <w:p>
+      <w:pPr>
+        <w:jc w:val="both"/>
+        <w:rPr>
+          <w:rFonts w:ascii="Times" w:hAnsi="Times" w:cs="Times"/>
+          <w:sz w:val="20"/>
+          <w:szCs w:val="24"/>
+        </w:rPr>
+      </w:pPr>
+    </w:p>
+    <w:p>
+      <w:pPr>
+        <w:jc w:val="both"/>
+        <w:rPr>
+          <w:rFonts w:ascii="Times" w:hAnsi="Times" w:cs="Times"/>
+          <w:sz w:val="20"/>
+          <w:szCs w:val="24"/>
+        </w:rPr>
+      </w:pPr>
+    </w:p>
+    <w:p>
+      <w:pPr>
+        <w:jc w:val="both"/>
+        <w:rPr>
+          <w:rFonts w:ascii="Times" w:hAnsi="Times" w:cs="Times"/>
+          <w:sz w:val="20"/>
+          <w:szCs w:val="24"/>
+        </w:rPr>
+      </w:pPr>
+    </w:p>
+    <w:p>
+      <w:pPr>
+        <w:jc w:val="both"/>
+        <w:rPr>
+          <w:rFonts w:ascii="Times" w:hAnsi="Times" w:cs="Times"/>
+          <w:sz w:val="20"/>
+          <w:szCs w:val="24"/>
+        </w:rPr>
+      </w:pPr>
+    </w:p>
+    <w:p>
+      <w:pPr>
+        <w:jc w:val="both"/>
+        <w:rPr>
+          <w:rFonts w:ascii="Times" w:hAnsi="Times" w:cs="Times"/>
+          <w:sz w:val="20"/>
+          <w:szCs w:val="24"/>
+        </w:rPr>
+      </w:pPr>
+    </w:p>
+    <w:p>
+      <w:pPr>
+        <w:jc w:val="both"/>
+        <w:rPr>
+          <w:rFonts w:ascii="Times" w:hAnsi="Times" w:cs="Times"/>
+          <w:sz w:val="20"/>
+          <w:szCs w:val="24"/>
+        </w:rPr>
+      </w:pPr>
     </w:p>
     <w:p>
       <w:pPr>
@@ -6176,7 +5919,6 @@
           <w:szCs w:val="24"/>
         </w:rPr>
       </w:pPr>
-      <w:bookmarkStart w:id="14" w:name="_Toc199934951"/>
       <w:r>
         <w:rPr>
           <w:rFonts w:ascii="Times" w:hAnsi="Times" w:cs="Times"/>
@@ -6185,7 +5927,7 @@
         </w:rPr>
         <w:t>Tabelas e/ou gráficos deverão ser utilizados para apresentação dos resultados dos testes.</w:t>
       </w:r>
-      <w:bookmarkEnd w:id="14"/>
+      <w:bookmarkEnd w:id="13"/>
       <w:r>
         <w:rPr>
           <w:rFonts w:ascii="Times" w:hAnsi="Times" w:cs="Times"/>
@@ -6205,7 +5947,7 @@
           <w:szCs w:val="24"/>
         </w:rPr>
       </w:pPr>
-      <w:bookmarkStart w:id="15" w:name="_Toc199934952"/>
+      <w:bookmarkStart w:id="14" w:name="_Toc200093205"/>
       <w:r>
         <w:rPr>
           <w:rFonts w:ascii="Times" w:hAnsi="Times" w:cs="Times"/>
@@ -6214,14 +5956,14 @@
         </w:rPr>
         <w:t>Incluir detalhes da configuração do computador usado para testes: sistema Operacional, quantidade de RAM, velocidade da CPU (Hz).</w:t>
       </w:r>
-      <w:bookmarkEnd w:id="15"/>
+      <w:bookmarkEnd w:id="14"/>
     </w:p>
     <w:p>
       <w:pPr>
         <w:pStyle w:val="Ttulo1"/>
         <w:numPr>
           <w:ilvl w:val="0"/>
-          <w:numId w:val="2"/>
+          <w:numId w:val="6"/>
         </w:numPr>
         <w:jc w:val="both"/>
         <w:rPr>
@@ -6230,7 +5972,7 @@
           <w:szCs w:val="24"/>
         </w:rPr>
       </w:pPr>
-      <w:bookmarkStart w:id="16" w:name="_Toc199934953"/>
+      <w:bookmarkStart w:id="15" w:name="_Toc200093206"/>
       <w:r>
         <w:rPr>
           <w:rFonts w:ascii="Times" w:hAnsi="Times" w:cs="Times"/>
@@ -6239,7 +5981,7 @@
         </w:rPr>
         <w:t>Conclusão</w:t>
       </w:r>
-      <w:bookmarkEnd w:id="16"/>
+      <w:bookmarkEnd w:id="15"/>
     </w:p>
     <w:p>
       <w:pPr>
@@ -6251,7 +5993,7 @@
           <w:szCs w:val="24"/>
         </w:rPr>
       </w:pPr>
-      <w:bookmarkStart w:id="17" w:name="_Toc199934954"/>
+      <w:bookmarkStart w:id="16" w:name="_Toc200093207"/>
       <w:r>
         <w:rPr>
           <w:rFonts w:ascii="Times" w:hAnsi="Times" w:cs="Times"/>
@@ -6260,7 +6002,7 @@
         </w:rPr>
         <w:t>Analisar os pontos fortes e fracos do algoritmo em comparação com outros algoritmos.</w:t>
       </w:r>
-      <w:bookmarkEnd w:id="17"/>
+      <w:bookmarkEnd w:id="16"/>
       <w:r>
         <w:rPr>
           <w:rFonts w:ascii="Times" w:hAnsi="Times" w:cs="Times"/>
@@ -6280,52 +6022,16 @@
           <w:szCs w:val="24"/>
         </w:rPr>
       </w:pPr>
-      <w:bookmarkStart w:id="18" w:name="_Toc199934955"/>
-      <w:r>
-        <w:rPr>
-          <w:rFonts w:ascii="Times" w:hAnsi="Times" w:cs="Times"/>
-          <w:sz w:val="24"/>
-          <w:szCs w:val="24"/>
-        </w:rPr>
-        <w:t xml:space="preserve">Avaliar o desempenho do algoritmo em comparação com a </w:t>
-      </w:r>
-      <w:proofErr w:type="gramStart"/>
-      <w:r>
-        <w:rPr>
-          <w:rFonts w:ascii="Times" w:hAnsi="Times" w:cs="Times"/>
-          <w:sz w:val="24"/>
-          <w:szCs w:val="24"/>
-        </w:rPr>
-        <w:t>implementação</w:t>
-      </w:r>
-      <w:proofErr w:type="gramEnd"/>
-      <w:r>
-        <w:rPr>
-          <w:rFonts w:ascii="Times" w:hAnsi="Times" w:cs="Times"/>
-          <w:sz w:val="24"/>
-          <w:szCs w:val="24"/>
-        </w:rPr>
-        <w:t xml:space="preserve"> do </w:t>
-      </w:r>
-      <w:proofErr w:type="spellStart"/>
-      <w:r>
-        <w:rPr>
-          <w:rFonts w:ascii="Times" w:hAnsi="Times" w:cs="Times"/>
-          <w:sz w:val="24"/>
-          <w:szCs w:val="24"/>
-        </w:rPr>
-        <w:t>Quicksort</w:t>
-      </w:r>
-      <w:proofErr w:type="spellEnd"/>
-      <w:r>
-        <w:rPr>
-          <w:rFonts w:ascii="Times" w:hAnsi="Times" w:cs="Times"/>
-          <w:sz w:val="24"/>
-          <w:szCs w:val="24"/>
-        </w:rPr>
-        <w:t xml:space="preserve"> disponível na linguagem C.</w:t>
-      </w:r>
-      <w:bookmarkEnd w:id="18"/>
+      <w:bookmarkStart w:id="17" w:name="_Toc200093208"/>
+      <w:r>
+        <w:rPr>
+          <w:rFonts w:ascii="Times" w:hAnsi="Times" w:cs="Times"/>
+          <w:sz w:val="24"/>
+          <w:szCs w:val="24"/>
+        </w:rPr>
+        <w:t>Avaliar o desempenho do algoritmo em comparação com a implementação do Quicksort disponível na linguagem C.</w:t>
+      </w:r>
+      <w:bookmarkEnd w:id="17"/>
     </w:p>
     <w:p>
       <w:pPr>
@@ -6337,7 +6043,7 @@
         <w:pStyle w:val="Ttulo1"/>
         <w:numPr>
           <w:ilvl w:val="0"/>
-          <w:numId w:val="2"/>
+          <w:numId w:val="6"/>
         </w:numPr>
         <w:jc w:val="both"/>
         <w:rPr>
@@ -6346,16 +6052,17 @@
           <w:szCs w:val="24"/>
         </w:rPr>
       </w:pPr>
-      <w:bookmarkStart w:id="19" w:name="_Toc199934956"/>
-      <w:r>
-        <w:rPr>
-          <w:rFonts w:ascii="Times" w:hAnsi="Times" w:cs="Times"/>
-          <w:sz w:val="24"/>
-          <w:szCs w:val="24"/>
-        </w:rPr>
+      <w:bookmarkStart w:id="18" w:name="_Toc200093209"/>
+      <w:r>
+        <w:rPr>
+          <w:rFonts w:ascii="Times" w:hAnsi="Times" w:cs="Times"/>
+          <w:sz w:val="24"/>
+          <w:szCs w:val="24"/>
+        </w:rPr>
+        <w:lastRenderedPageBreak/>
         <w:t>Referências</w:t>
       </w:r>
-      <w:bookmarkEnd w:id="19"/>
+      <w:bookmarkEnd w:id="18"/>
     </w:p>
     <w:p>
       <w:pPr>
@@ -6368,23 +6075,13 @@
           <w:szCs w:val="24"/>
         </w:rPr>
       </w:pPr>
-      <w:proofErr w:type="gramStart"/>
-      <w:r>
-        <w:rPr>
-          <w:rFonts w:ascii="Times" w:hAnsi="Times" w:cs="Times"/>
-          <w:sz w:val="24"/>
-          <w:szCs w:val="24"/>
-        </w:rPr>
-        <w:t>Listagem de todas as referências (livros e artigos científicos) citados no relatório</w:t>
-      </w:r>
-      <w:proofErr w:type="gramEnd"/>
-      <w:r>
-        <w:rPr>
-          <w:rFonts w:ascii="Times" w:hAnsi="Times" w:cs="Times"/>
-          <w:sz w:val="24"/>
-          <w:szCs w:val="24"/>
-        </w:rPr>
-        <w:t>.</w:t>
+      <w:r>
+        <w:rPr>
+          <w:rFonts w:ascii="Times" w:hAnsi="Times" w:cs="Times"/>
+          <w:sz w:val="24"/>
+          <w:szCs w:val="24"/>
+        </w:rPr>
+        <w:t>Listagem de todas as referências (livros e artigos científicos) citados no relatório.</w:t>
       </w:r>
     </w:p>
     <w:p>
@@ -6398,352 +6095,6 @@
           <w:szCs w:val="24"/>
         </w:rPr>
       </w:pPr>
-    </w:p>
-    <w:p>
-      <w:pPr>
-        <w:pStyle w:val="PargrafodaLista"/>
-        <w:spacing w:line="480" w:lineRule="auto"/>
-        <w:jc w:val="both"/>
-        <w:rPr>
-          <w:rFonts w:ascii="Times" w:hAnsi="Times" w:cs="Times"/>
-          <w:sz w:val="24"/>
-          <w:szCs w:val="24"/>
-        </w:rPr>
-      </w:pPr>
-      <w:hyperlink r:id="rId6" w:history="1">
-        <w:proofErr w:type="spellStart"/>
-        <w:r>
-          <w:rPr>
-            <w:rStyle w:val="Hyperlink"/>
-            <w:rFonts w:ascii="Times" w:hAnsi="Times" w:cs="Times"/>
-            <w:sz w:val="24"/>
-            <w:szCs w:val="24"/>
-          </w:rPr>
-          <w:t>Heap</w:t>
-        </w:r>
-        <w:proofErr w:type="spellEnd"/>
-        <w:r>
-          <w:rPr>
-            <w:rStyle w:val="Hyperlink"/>
-            <w:rFonts w:ascii="Times" w:hAnsi="Times" w:cs="Times"/>
-            <w:sz w:val="24"/>
-            <w:szCs w:val="24"/>
-          </w:rPr>
-          <w:t xml:space="preserve"> </w:t>
-        </w:r>
-        <w:proofErr w:type="spellStart"/>
-        <w:r>
-          <w:rPr>
-            <w:rStyle w:val="Hyperlink"/>
-            <w:rFonts w:ascii="Times" w:hAnsi="Times" w:cs="Times"/>
-            <w:sz w:val="24"/>
-            <w:szCs w:val="24"/>
-          </w:rPr>
-          <w:t>Sort</w:t>
-        </w:r>
-        <w:proofErr w:type="spellEnd"/>
-        <w:r>
-          <w:rPr>
-            <w:rStyle w:val="Hyperlink"/>
-            <w:rFonts w:ascii="Times" w:hAnsi="Times" w:cs="Times"/>
-            <w:sz w:val="24"/>
-            <w:szCs w:val="24"/>
-          </w:rPr>
-          <w:t xml:space="preserve"> (</w:t>
-        </w:r>
-        <w:proofErr w:type="spellStart"/>
-        <w:r>
-          <w:rPr>
-            <w:rStyle w:val="Hyperlink"/>
-            <w:rFonts w:ascii="Times" w:hAnsi="Times" w:cs="Times"/>
-            <w:sz w:val="24"/>
-            <w:szCs w:val="24"/>
-          </w:rPr>
-          <w:t>With</w:t>
-        </w:r>
-        <w:proofErr w:type="spellEnd"/>
-        <w:r>
-          <w:rPr>
-            <w:rStyle w:val="Hyperlink"/>
-            <w:rFonts w:ascii="Times" w:hAnsi="Times" w:cs="Times"/>
-            <w:sz w:val="24"/>
-            <w:szCs w:val="24"/>
-          </w:rPr>
-          <w:t xml:space="preserve"> </w:t>
-        </w:r>
-        <w:proofErr w:type="spellStart"/>
-        <w:r>
-          <w:rPr>
-            <w:rStyle w:val="Hyperlink"/>
-            <w:rFonts w:ascii="Times" w:hAnsi="Times" w:cs="Times"/>
-            <w:sz w:val="24"/>
-            <w:szCs w:val="24"/>
-          </w:rPr>
-          <w:t>Code</w:t>
-        </w:r>
-        <w:proofErr w:type="spellEnd"/>
-        <w:r>
-          <w:rPr>
-            <w:rStyle w:val="Hyperlink"/>
-            <w:rFonts w:ascii="Times" w:hAnsi="Times" w:cs="Times"/>
-            <w:sz w:val="24"/>
-            <w:szCs w:val="24"/>
-          </w:rPr>
-          <w:t xml:space="preserve"> in </w:t>
-        </w:r>
-        <w:proofErr w:type="spellStart"/>
-        <w:r>
-          <w:rPr>
-            <w:rStyle w:val="Hyperlink"/>
-            <w:rFonts w:ascii="Times" w:hAnsi="Times" w:cs="Times"/>
-            <w:sz w:val="24"/>
-            <w:szCs w:val="24"/>
-          </w:rPr>
-          <w:t>Python</w:t>
-        </w:r>
-        <w:proofErr w:type="spellEnd"/>
-        <w:r>
-          <w:rPr>
-            <w:rStyle w:val="Hyperlink"/>
-            <w:rFonts w:ascii="Times" w:hAnsi="Times" w:cs="Times"/>
-            <w:sz w:val="24"/>
-            <w:szCs w:val="24"/>
-          </w:rPr>
-          <w:t xml:space="preserve">, C++, Java </w:t>
-        </w:r>
-        <w:proofErr w:type="spellStart"/>
-        <w:r>
-          <w:rPr>
-            <w:rStyle w:val="Hyperlink"/>
-            <w:rFonts w:ascii="Times" w:hAnsi="Times" w:cs="Times"/>
-            <w:sz w:val="24"/>
-            <w:szCs w:val="24"/>
-          </w:rPr>
-          <w:t>and</w:t>
-        </w:r>
-        <w:proofErr w:type="spellEnd"/>
-        <w:r>
-          <w:rPr>
-            <w:rStyle w:val="Hyperlink"/>
-            <w:rFonts w:ascii="Times" w:hAnsi="Times" w:cs="Times"/>
-            <w:sz w:val="24"/>
-            <w:szCs w:val="24"/>
-          </w:rPr>
-          <w:t xml:space="preserve"> C)</w:t>
-        </w:r>
-      </w:hyperlink>
-    </w:p>
-    <w:p>
-      <w:pPr>
-        <w:pStyle w:val="PargrafodaLista"/>
-        <w:spacing w:line="480" w:lineRule="auto"/>
-        <w:jc w:val="both"/>
-        <w:rPr>
-          <w:rFonts w:ascii="Times" w:hAnsi="Times" w:cs="Times"/>
-          <w:sz w:val="24"/>
-          <w:szCs w:val="24"/>
-        </w:rPr>
-      </w:pPr>
-      <w:hyperlink r:id="rId7" w:history="1">
-        <w:r>
-          <w:rPr>
-            <w:rStyle w:val="Hyperlink"/>
-            <w:rFonts w:ascii="Times" w:hAnsi="Times" w:cs="Times"/>
-            <w:sz w:val="24"/>
-            <w:szCs w:val="24"/>
-          </w:rPr>
-          <w:t xml:space="preserve">C </w:t>
-        </w:r>
-        <w:proofErr w:type="spellStart"/>
-        <w:r>
-          <w:rPr>
-            <w:rStyle w:val="Hyperlink"/>
-            <w:rFonts w:ascii="Times" w:hAnsi="Times" w:cs="Times"/>
-            <w:sz w:val="24"/>
-            <w:szCs w:val="24"/>
-          </w:rPr>
-          <w:t>Program</w:t>
-        </w:r>
-        <w:proofErr w:type="spellEnd"/>
-        <w:r>
-          <w:rPr>
-            <w:rStyle w:val="Hyperlink"/>
-            <w:rFonts w:ascii="Times" w:hAnsi="Times" w:cs="Times"/>
-            <w:sz w:val="24"/>
-            <w:szCs w:val="24"/>
-          </w:rPr>
-          <w:t xml:space="preserve"> for </w:t>
-        </w:r>
-        <w:proofErr w:type="spellStart"/>
-        <w:r>
-          <w:rPr>
-            <w:rStyle w:val="Hyperlink"/>
-            <w:rFonts w:ascii="Times" w:hAnsi="Times" w:cs="Times"/>
-            <w:sz w:val="24"/>
-            <w:szCs w:val="24"/>
-          </w:rPr>
-          <w:t>Heap</w:t>
-        </w:r>
-        <w:proofErr w:type="spellEnd"/>
-        <w:r>
-          <w:rPr>
-            <w:rStyle w:val="Hyperlink"/>
-            <w:rFonts w:ascii="Times" w:hAnsi="Times" w:cs="Times"/>
-            <w:sz w:val="24"/>
-            <w:szCs w:val="24"/>
-          </w:rPr>
-          <w:t xml:space="preserve"> </w:t>
-        </w:r>
-        <w:proofErr w:type="spellStart"/>
-        <w:r>
-          <w:rPr>
-            <w:rStyle w:val="Hyperlink"/>
-            <w:rFonts w:ascii="Times" w:hAnsi="Times" w:cs="Times"/>
-            <w:sz w:val="24"/>
-            <w:szCs w:val="24"/>
-          </w:rPr>
-          <w:t>Sort</w:t>
-        </w:r>
-        <w:proofErr w:type="spellEnd"/>
-        <w:r>
-          <w:rPr>
-            <w:rStyle w:val="Hyperlink"/>
-            <w:rFonts w:ascii="Times" w:hAnsi="Times" w:cs="Times"/>
-            <w:sz w:val="24"/>
-            <w:szCs w:val="24"/>
-          </w:rPr>
-          <w:t xml:space="preserve"> | </w:t>
-        </w:r>
-        <w:proofErr w:type="spellStart"/>
-        <w:proofErr w:type="gramStart"/>
-        <w:r>
-          <w:rPr>
-            <w:rStyle w:val="Hyperlink"/>
-            <w:rFonts w:ascii="Times" w:hAnsi="Times" w:cs="Times"/>
-            <w:sz w:val="24"/>
-            <w:szCs w:val="24"/>
-          </w:rPr>
-          <w:t>GeeksforGeeks</w:t>
-        </w:r>
-        <w:proofErr w:type="spellEnd"/>
-        <w:proofErr w:type="gramEnd"/>
-      </w:hyperlink>
-    </w:p>
-    <w:p>
-      <w:pPr>
-        <w:pStyle w:val="PargrafodaLista"/>
-        <w:spacing w:line="480" w:lineRule="auto"/>
-        <w:jc w:val="both"/>
-        <w:rPr>
-          <w:rFonts w:ascii="Times" w:hAnsi="Times" w:cs="Times"/>
-          <w:sz w:val="24"/>
-          <w:szCs w:val="24"/>
-        </w:rPr>
-      </w:pPr>
-      <w:hyperlink r:id="rId8" w:history="1">
-        <w:r>
-          <w:rPr>
-            <w:rStyle w:val="Hyperlink"/>
-            <w:rFonts w:ascii="Times" w:hAnsi="Times" w:cs="Times"/>
-            <w:sz w:val="24"/>
-            <w:szCs w:val="24"/>
-          </w:rPr>
-          <w:t xml:space="preserve">(11) C </w:t>
-        </w:r>
-        <w:proofErr w:type="spellStart"/>
-        <w:r>
-          <w:rPr>
-            <w:rStyle w:val="Hyperlink"/>
-            <w:rFonts w:ascii="Times" w:hAnsi="Times" w:cs="Times"/>
-            <w:sz w:val="24"/>
-            <w:szCs w:val="24"/>
-          </w:rPr>
-          <w:t>Program</w:t>
-        </w:r>
-        <w:proofErr w:type="spellEnd"/>
-        <w:r>
-          <w:rPr>
-            <w:rStyle w:val="Hyperlink"/>
-            <w:rFonts w:ascii="Times" w:hAnsi="Times" w:cs="Times"/>
-            <w:sz w:val="24"/>
-            <w:szCs w:val="24"/>
-          </w:rPr>
-          <w:t xml:space="preserve"> For </w:t>
-        </w:r>
-        <w:proofErr w:type="spellStart"/>
-        <w:r>
-          <w:rPr>
-            <w:rStyle w:val="Hyperlink"/>
-            <w:rFonts w:ascii="Times" w:hAnsi="Times" w:cs="Times"/>
-            <w:sz w:val="24"/>
-            <w:szCs w:val="24"/>
-          </w:rPr>
-          <w:t>Heap</w:t>
-        </w:r>
-        <w:proofErr w:type="spellEnd"/>
-        <w:r>
-          <w:rPr>
-            <w:rStyle w:val="Hyperlink"/>
-            <w:rFonts w:ascii="Times" w:hAnsi="Times" w:cs="Times"/>
-            <w:sz w:val="24"/>
-            <w:szCs w:val="24"/>
-          </w:rPr>
-          <w:t xml:space="preserve"> </w:t>
-        </w:r>
-        <w:proofErr w:type="spellStart"/>
-        <w:r>
-          <w:rPr>
-            <w:rStyle w:val="Hyperlink"/>
-            <w:rFonts w:ascii="Times" w:hAnsi="Times" w:cs="Times"/>
-            <w:sz w:val="24"/>
-            <w:szCs w:val="24"/>
-          </w:rPr>
-          <w:t>Sort</w:t>
-        </w:r>
-        <w:proofErr w:type="spellEnd"/>
-        <w:r>
-          <w:rPr>
-            <w:rStyle w:val="Hyperlink"/>
-            <w:rFonts w:ascii="Times" w:hAnsi="Times" w:cs="Times"/>
-            <w:sz w:val="24"/>
-            <w:szCs w:val="24"/>
-          </w:rPr>
-          <w:t xml:space="preserve"> </w:t>
-        </w:r>
-        <w:proofErr w:type="spellStart"/>
-        <w:r>
-          <w:rPr>
-            <w:rStyle w:val="Hyperlink"/>
-            <w:rFonts w:ascii="Times" w:hAnsi="Times" w:cs="Times"/>
-            <w:sz w:val="24"/>
-            <w:szCs w:val="24"/>
-          </w:rPr>
-          <w:t>Algorithm</w:t>
-        </w:r>
-        <w:proofErr w:type="spellEnd"/>
-        <w:r>
-          <w:rPr>
-            <w:rStyle w:val="Hyperlink"/>
-            <w:rFonts w:ascii="Times" w:hAnsi="Times" w:cs="Times"/>
-            <w:sz w:val="24"/>
-            <w:szCs w:val="24"/>
-          </w:rPr>
-          <w:t xml:space="preserve"> - </w:t>
-        </w:r>
-        <w:proofErr w:type="spellStart"/>
-        <w:proofErr w:type="gramStart"/>
-        <w:r>
-          <w:rPr>
-            <w:rStyle w:val="Hyperlink"/>
-            <w:rFonts w:ascii="Times" w:hAnsi="Times" w:cs="Times"/>
-            <w:sz w:val="24"/>
-            <w:szCs w:val="24"/>
-          </w:rPr>
-          <w:t>YouTube</w:t>
-        </w:r>
-        <w:proofErr w:type="spellEnd"/>
-        <w:proofErr w:type="gramEnd"/>
-      </w:hyperlink>
     </w:p>
     <w:p>
       <w:pPr>
@@ -6764,9 +6115,22 @@
             <w:sz w:val="24"/>
             <w:szCs w:val="24"/>
           </w:rPr>
-          <w:t xml:space="preserve">(11) </w:t>
+          <w:t>Heap Sort (With Code in Python, C++, Java and C)</w:t>
         </w:r>
-        <w:proofErr w:type="spellStart"/>
+      </w:hyperlink>
+    </w:p>
+    <w:p>
+      <w:pPr>
+        <w:pStyle w:val="PargrafodaLista"/>
+        <w:spacing w:line="480" w:lineRule="auto"/>
+        <w:jc w:val="both"/>
+        <w:rPr>
+          <w:rFonts w:ascii="Times" w:hAnsi="Times" w:cs="Times"/>
+          <w:sz w:val="24"/>
+          <w:szCs w:val="24"/>
+        </w:rPr>
+      </w:pPr>
+      <w:hyperlink r:id="rId10" w:history="1">
         <w:r>
           <w:rPr>
             <w:rStyle w:val="Hyperlink"/>
@@ -6774,9 +6138,22 @@
             <w:sz w:val="24"/>
             <w:szCs w:val="24"/>
           </w:rPr>
-          <w:t>Heap</w:t>
+          <w:t>C Program for Heap Sort | GeeksforGeeks</w:t>
         </w:r>
-        <w:proofErr w:type="spellEnd"/>
+      </w:hyperlink>
+    </w:p>
+    <w:p>
+      <w:pPr>
+        <w:pStyle w:val="PargrafodaLista"/>
+        <w:spacing w:line="480" w:lineRule="auto"/>
+        <w:jc w:val="both"/>
+        <w:rPr>
+          <w:rFonts w:ascii="Times" w:hAnsi="Times" w:cs="Times"/>
+          <w:sz w:val="24"/>
+          <w:szCs w:val="24"/>
+        </w:rPr>
+      </w:pPr>
+      <w:hyperlink r:id="rId11" w:history="1">
         <w:r>
           <w:rPr>
             <w:rStyle w:val="Hyperlink"/>
@@ -6784,9 +6161,22 @@
             <w:sz w:val="24"/>
             <w:szCs w:val="24"/>
           </w:rPr>
-          <w:t xml:space="preserve"> </w:t>
+          <w:t>(11) C Program For Heap Sort Algorithm - YouTube</w:t>
         </w:r>
-        <w:proofErr w:type="spellStart"/>
+      </w:hyperlink>
+    </w:p>
+    <w:p>
+      <w:pPr>
+        <w:pStyle w:val="PargrafodaLista"/>
+        <w:spacing w:line="480" w:lineRule="auto"/>
+        <w:jc w:val="both"/>
+        <w:rPr>
+          <w:rFonts w:ascii="Times" w:hAnsi="Times" w:cs="Times"/>
+          <w:sz w:val="24"/>
+          <w:szCs w:val="24"/>
+        </w:rPr>
+      </w:pPr>
+      <w:hyperlink r:id="rId12" w:history="1">
         <w:r>
           <w:rPr>
             <w:rStyle w:val="Hyperlink"/>
@@ -6794,51 +6184,8 @@
             <w:sz w:val="24"/>
             <w:szCs w:val="24"/>
           </w:rPr>
-          <w:t>Sort</w:t>
+          <w:t>(11) Heap Sort Algorithm - YouTube</w:t>
         </w:r>
-        <w:proofErr w:type="spellEnd"/>
-        <w:r>
-          <w:rPr>
-            <w:rStyle w:val="Hyperlink"/>
-            <w:rFonts w:ascii="Times" w:hAnsi="Times" w:cs="Times"/>
-            <w:sz w:val="24"/>
-            <w:szCs w:val="24"/>
-          </w:rPr>
-          <w:t xml:space="preserve"> </w:t>
-        </w:r>
-        <w:proofErr w:type="spellStart"/>
-        <w:r>
-          <w:rPr>
-            <w:rStyle w:val="Hyperlink"/>
-            <w:rFonts w:ascii="Times" w:hAnsi="Times" w:cs="Times"/>
-            <w:sz w:val="24"/>
-            <w:szCs w:val="24"/>
-          </w:rPr>
-          <w:t>Algorithm</w:t>
-        </w:r>
-        <w:proofErr w:type="spellEnd"/>
-        <w:r>
-          <w:rPr>
-            <w:rStyle w:val="Hyperlink"/>
-            <w:rFonts w:ascii="Times" w:hAnsi="Times" w:cs="Times"/>
-            <w:sz w:val="24"/>
-            <w:szCs w:val="24"/>
-          </w:rPr>
-          <w:t xml:space="preserve"> - </w:t>
-        </w:r>
-        <w:proofErr w:type="spellStart"/>
-        <w:proofErr w:type="gramStart"/>
-        <w:r>
-          <w:rPr>
-            <w:rStyle w:val="Hyperlink"/>
-            <w:rFonts w:ascii="Times" w:hAnsi="Times" w:cs="Times"/>
-            <w:sz w:val="24"/>
-            <w:szCs w:val="24"/>
-          </w:rPr>
-          <w:t>YouTube</w:t>
-        </w:r>
-        <w:proofErr w:type="spellEnd"/>
-        <w:proofErr w:type="gramEnd"/>
       </w:hyperlink>
     </w:p>
     <w:p>
@@ -6861,19 +6208,247 @@
         <w:t>Livro</w:t>
       </w:r>
     </w:p>
+    <w:p>
+      <w:pPr>
+        <w:pStyle w:val="PargrafodaLista"/>
+        <w:jc w:val="both"/>
+        <w:rPr>
+          <w:rFonts w:ascii="Times" w:hAnsi="Times" w:cs="Times"/>
+          <w:sz w:val="24"/>
+          <w:szCs w:val="24"/>
+        </w:rPr>
+      </w:pPr>
+      <w:r>
+        <w:rPr>
+          <w:rFonts w:ascii="Times" w:hAnsi="Times" w:cs="Times"/>
+          <w:sz w:val="24"/>
+          <w:szCs w:val="24"/>
+        </w:rPr>
+        <w:t>https://www.overleaf.com/read/pgbjkmsbdkkc#1725d7</w:t>
+      </w:r>
+    </w:p>
     <w:sectPr>
+      <w:footerReference w:type="default" r:id="rId13"/>
       <w:pgSz w:w="11906" w:h="16838" w:code="9"/>
       <w:pgMar w:top="1440" w:right="1440" w:bottom="1440" w:left="1440" w:header="709" w:footer="709" w:gutter="0"/>
       <w:cols w:space="708"/>
+      <w:titlePg/>
       <w:docGrid w:linePitch="360"/>
     </w:sectPr>
   </w:body>
 </w:document>
 </file>
 
+<file path=word/endnotes.xml><?xml version="1.0" encoding="utf-8"?>
+<w:endnotes xmlns:ve="http://schemas.openxmlformats.org/markup-compatibility/2006" xmlns:o="urn:schemas-microsoft-com:office:office" xmlns:r="http://schemas.openxmlformats.org/officeDocument/2006/relationships" xmlns:m="http://schemas.openxmlformats.org/officeDocument/2006/math" xmlns:v="urn:schemas-microsoft-com:vml" xmlns:wp="http://schemas.openxmlformats.org/drawingml/2006/wordprocessingDrawing" xmlns:w10="urn:schemas-microsoft-com:office:word" xmlns:w="http://schemas.openxmlformats.org/wordprocessingml/2006/main" xmlns:wne="http://schemas.microsoft.com/office/word/2006/wordml">
+  <w:endnote w:type="separator" w:id="0">
+    <w:p>
+      <w:pPr>
+        <w:spacing w:after="0" w:line="240" w:lineRule="auto"/>
+      </w:pPr>
+      <w:r>
+        <w:separator/>
+      </w:r>
+    </w:p>
+  </w:endnote>
+  <w:endnote w:type="continuationSeparator" w:id="1">
+    <w:p>
+      <w:pPr>
+        <w:spacing w:after="0" w:line="240" w:lineRule="auto"/>
+      </w:pPr>
+      <w:r>
+        <w:continuationSeparator/>
+      </w:r>
+    </w:p>
+  </w:endnote>
+</w:endnotes>
+</file>
+
+<file path=word/footer1.xml><?xml version="1.0" encoding="utf-8"?>
+<w:ftr xmlns:ve="http://schemas.openxmlformats.org/markup-compatibility/2006" xmlns:o="urn:schemas-microsoft-com:office:office" xmlns:r="http://schemas.openxmlformats.org/officeDocument/2006/relationships" xmlns:m="http://schemas.openxmlformats.org/officeDocument/2006/math" xmlns:v="urn:schemas-microsoft-com:vml" xmlns:wp="http://schemas.openxmlformats.org/drawingml/2006/wordprocessingDrawing" xmlns:w10="urn:schemas-microsoft-com:office:word" xmlns:w="http://schemas.openxmlformats.org/wordprocessingml/2006/main" xmlns:wne="http://schemas.microsoft.com/office/word/2006/wordml">
+  <w:sdt>
+    <w:sdtPr>
+      <w:id w:val="48479722"/>
+      <w:docPartObj>
+        <w:docPartGallery w:val="Page Numbers (Bottom of Page)"/>
+        <w:docPartUnique/>
+      </w:docPartObj>
+    </w:sdtPr>
+    <w:sdtContent>
+      <w:p>
+        <w:pPr>
+          <w:pStyle w:val="Rodap"/>
+          <w:jc w:val="right"/>
+        </w:pPr>
+        <w:fldSimple w:instr=" PAGE   \* MERGEFORMAT ">
+          <w:r>
+            <w:rPr>
+              <w:noProof/>
+            </w:rPr>
+            <w:t>5</w:t>
+          </w:r>
+        </w:fldSimple>
+      </w:p>
+    </w:sdtContent>
+  </w:sdt>
+  <w:p>
+    <w:pPr>
+      <w:pStyle w:val="Rodap"/>
+    </w:pPr>
+  </w:p>
+</w:ftr>
+</file>
+
+<file path=word/footnotes.xml><?xml version="1.0" encoding="utf-8"?>
+<w:footnotes xmlns:ve="http://schemas.openxmlformats.org/markup-compatibility/2006" xmlns:o="urn:schemas-microsoft-com:office:office" xmlns:r="http://schemas.openxmlformats.org/officeDocument/2006/relationships" xmlns:m="http://schemas.openxmlformats.org/officeDocument/2006/math" xmlns:v="urn:schemas-microsoft-com:vml" xmlns:wp="http://schemas.openxmlformats.org/drawingml/2006/wordprocessingDrawing" xmlns:w10="urn:schemas-microsoft-com:office:word" xmlns:w="http://schemas.openxmlformats.org/wordprocessingml/2006/main" xmlns:wne="http://schemas.microsoft.com/office/word/2006/wordml">
+  <w:footnote w:type="separator" w:id="0">
+    <w:p>
+      <w:pPr>
+        <w:spacing w:after="0" w:line="240" w:lineRule="auto"/>
+      </w:pPr>
+      <w:r>
+        <w:separator/>
+      </w:r>
+    </w:p>
+  </w:footnote>
+  <w:footnote w:type="continuationSeparator" w:id="1">
+    <w:p>
+      <w:pPr>
+        <w:spacing w:after="0" w:line="240" w:lineRule="auto"/>
+      </w:pPr>
+      <w:r>
+        <w:continuationSeparator/>
+      </w:r>
+    </w:p>
+  </w:footnote>
+</w:footnotes>
+</file>
+
 <file path=word/numbering.xml><?xml version="1.0" encoding="utf-8"?>
 <w:numbering xmlns:ve="http://schemas.openxmlformats.org/markup-compatibility/2006" xmlns:o="urn:schemas-microsoft-com:office:office" xmlns:r="http://schemas.openxmlformats.org/officeDocument/2006/relationships" xmlns:m="http://schemas.openxmlformats.org/officeDocument/2006/math" xmlns:v="urn:schemas-microsoft-com:vml" xmlns:wp="http://schemas.openxmlformats.org/drawingml/2006/wordprocessingDrawing" xmlns:w10="urn:schemas-microsoft-com:office:word" xmlns:w="http://schemas.openxmlformats.org/wordprocessingml/2006/main" xmlns:wne="http://schemas.microsoft.com/office/word/2006/wordml">
   <w:abstractNum w:abstractNumId="0">
+    <w:nsid w:val="FFFFFFFE"/>
+    <w:multiLevelType w:val="singleLevel"/>
+    <w:tmpl w:val="65D29B3E"/>
+    <w:lvl w:ilvl="0">
+      <w:numFmt w:val="bullet"/>
+      <w:lvlText w:val="*"/>
+      <w:lvlJc w:val="left"/>
+    </w:lvl>
+  </w:abstractNum>
+  <w:abstractNum w:abstractNumId="1">
+    <w:nsid w:val="14472E76"/>
+    <w:multiLevelType w:val="hybridMultilevel"/>
+    <w:tmpl w:val="57BA142C"/>
+    <w:lvl w:ilvl="0" w:tplc="A16AEFAE">
+      <w:numFmt w:val="bullet"/>
+      <w:lvlText w:val=""/>
+      <w:lvlJc w:val="left"/>
+      <w:pPr>
+        <w:ind w:left="1726" w:hanging="360"/>
+      </w:pPr>
+      <w:rPr>
+        <w:rFonts w:ascii="Symbol" w:eastAsiaTheme="minorHAnsi" w:hAnsi="Symbol" w:cs="Times" w:hint="default"/>
+      </w:rPr>
+    </w:lvl>
+    <w:lvl w:ilvl="1" w:tplc="04160003" w:tentative="1">
+      <w:start w:val="1"/>
+      <w:numFmt w:val="bullet"/>
+      <w:lvlText w:val="o"/>
+      <w:lvlJc w:val="left"/>
+      <w:pPr>
+        <w:ind w:left="2086" w:hanging="360"/>
+      </w:pPr>
+      <w:rPr>
+        <w:rFonts w:ascii="Courier New" w:hAnsi="Courier New" w:cs="Courier New" w:hint="default"/>
+      </w:rPr>
+    </w:lvl>
+    <w:lvl w:ilvl="2" w:tplc="04160005" w:tentative="1">
+      <w:start w:val="1"/>
+      <w:numFmt w:val="bullet"/>
+      <w:lvlText w:val=""/>
+      <w:lvlJc w:val="left"/>
+      <w:pPr>
+        <w:ind w:left="2806" w:hanging="360"/>
+      </w:pPr>
+      <w:rPr>
+        <w:rFonts w:ascii="Wingdings" w:hAnsi="Wingdings" w:hint="default"/>
+      </w:rPr>
+    </w:lvl>
+    <w:lvl w:ilvl="3" w:tplc="04160001" w:tentative="1">
+      <w:start w:val="1"/>
+      <w:numFmt w:val="bullet"/>
+      <w:lvlText w:val=""/>
+      <w:lvlJc w:val="left"/>
+      <w:pPr>
+        <w:ind w:left="3526" w:hanging="360"/>
+      </w:pPr>
+      <w:rPr>
+        <w:rFonts w:ascii="Symbol" w:hAnsi="Symbol" w:hint="default"/>
+      </w:rPr>
+    </w:lvl>
+    <w:lvl w:ilvl="4" w:tplc="04160003" w:tentative="1">
+      <w:start w:val="1"/>
+      <w:numFmt w:val="bullet"/>
+      <w:lvlText w:val="o"/>
+      <w:lvlJc w:val="left"/>
+      <w:pPr>
+        <w:ind w:left="4246" w:hanging="360"/>
+      </w:pPr>
+      <w:rPr>
+        <w:rFonts w:ascii="Courier New" w:hAnsi="Courier New" w:cs="Courier New" w:hint="default"/>
+      </w:rPr>
+    </w:lvl>
+    <w:lvl w:ilvl="5" w:tplc="04160005" w:tentative="1">
+      <w:start w:val="1"/>
+      <w:numFmt w:val="bullet"/>
+      <w:lvlText w:val=""/>
+      <w:lvlJc w:val="left"/>
+      <w:pPr>
+        <w:ind w:left="4966" w:hanging="360"/>
+      </w:pPr>
+      <w:rPr>
+        <w:rFonts w:ascii="Wingdings" w:hAnsi="Wingdings" w:hint="default"/>
+      </w:rPr>
+    </w:lvl>
+    <w:lvl w:ilvl="6" w:tplc="04160001" w:tentative="1">
+      <w:start w:val="1"/>
+      <w:numFmt w:val="bullet"/>
+      <w:lvlText w:val=""/>
+      <w:lvlJc w:val="left"/>
+      <w:pPr>
+        <w:ind w:left="5686" w:hanging="360"/>
+      </w:pPr>
+      <w:rPr>
+        <w:rFonts w:ascii="Symbol" w:hAnsi="Symbol" w:hint="default"/>
+      </w:rPr>
+    </w:lvl>
+    <w:lvl w:ilvl="7" w:tplc="04160003" w:tentative="1">
+      <w:start w:val="1"/>
+      <w:numFmt w:val="bullet"/>
+      <w:lvlText w:val="o"/>
+      <w:lvlJc w:val="left"/>
+      <w:pPr>
+        <w:ind w:left="6406" w:hanging="360"/>
+      </w:pPr>
+      <w:rPr>
+        <w:rFonts w:ascii="Courier New" w:hAnsi="Courier New" w:cs="Courier New" w:hint="default"/>
+      </w:rPr>
+    </w:lvl>
+    <w:lvl w:ilvl="8" w:tplc="04160005" w:tentative="1">
+      <w:start w:val="1"/>
+      <w:numFmt w:val="bullet"/>
+      <w:lvlText w:val=""/>
+      <w:lvlJc w:val="left"/>
+      <w:pPr>
+        <w:ind w:left="7126" w:hanging="360"/>
+      </w:pPr>
+      <w:rPr>
+        <w:rFonts w:ascii="Wingdings" w:hAnsi="Wingdings" w:hint="default"/>
+      </w:rPr>
+    </w:lvl>
+  </w:abstractNum>
+  <w:abstractNum w:abstractNumId="2">
     <w:nsid w:val="151735AB"/>
     <w:multiLevelType w:val="hybridMultilevel"/>
     <w:tmpl w:val="200276DA"/>
@@ -6985,10 +6560,10 @@
       </w:rPr>
     </w:lvl>
   </w:abstractNum>
-  <w:abstractNum w:abstractNumId="1">
+  <w:abstractNum w:abstractNumId="3">
     <w:nsid w:val="15C1326F"/>
     <w:multiLevelType w:val="hybridMultilevel"/>
-    <w:tmpl w:val="DD62BD38"/>
+    <w:tmpl w:val="FBEAE09E"/>
     <w:lvl w:ilvl="0" w:tplc="A16AEFAE">
       <w:numFmt w:val="bullet"/>
       <w:lvlText w:val=""/>
@@ -7097,10 +6672,122 @@
       </w:rPr>
     </w:lvl>
   </w:abstractNum>
-  <w:abstractNum w:abstractNumId="2">
+  <w:abstractNum w:abstractNumId="4">
+    <w:nsid w:val="17C17A80"/>
+    <w:multiLevelType w:val="hybridMultilevel"/>
+    <w:tmpl w:val="B6BA8D1E"/>
+    <w:lvl w:ilvl="0" w:tplc="A16AEFAE">
+      <w:numFmt w:val="bullet"/>
+      <w:lvlText w:val=""/>
+      <w:lvlJc w:val="left"/>
+      <w:pPr>
+        <w:ind w:left="1080" w:hanging="360"/>
+      </w:pPr>
+      <w:rPr>
+        <w:rFonts w:ascii="Symbol" w:eastAsiaTheme="minorHAnsi" w:hAnsi="Symbol" w:cs="Times" w:hint="default"/>
+      </w:rPr>
+    </w:lvl>
+    <w:lvl w:ilvl="1" w:tplc="04160003" w:tentative="1">
+      <w:start w:val="1"/>
+      <w:numFmt w:val="bullet"/>
+      <w:lvlText w:val="o"/>
+      <w:lvlJc w:val="left"/>
+      <w:pPr>
+        <w:ind w:left="1440" w:hanging="360"/>
+      </w:pPr>
+      <w:rPr>
+        <w:rFonts w:ascii="Courier New" w:hAnsi="Courier New" w:cs="Courier New" w:hint="default"/>
+      </w:rPr>
+    </w:lvl>
+    <w:lvl w:ilvl="2" w:tplc="04160005" w:tentative="1">
+      <w:start w:val="1"/>
+      <w:numFmt w:val="bullet"/>
+      <w:lvlText w:val=""/>
+      <w:lvlJc w:val="left"/>
+      <w:pPr>
+        <w:ind w:left="2160" w:hanging="360"/>
+      </w:pPr>
+      <w:rPr>
+        <w:rFonts w:ascii="Wingdings" w:hAnsi="Wingdings" w:hint="default"/>
+      </w:rPr>
+    </w:lvl>
+    <w:lvl w:ilvl="3" w:tplc="04160001" w:tentative="1">
+      <w:start w:val="1"/>
+      <w:numFmt w:val="bullet"/>
+      <w:lvlText w:val=""/>
+      <w:lvlJc w:val="left"/>
+      <w:pPr>
+        <w:ind w:left="2880" w:hanging="360"/>
+      </w:pPr>
+      <w:rPr>
+        <w:rFonts w:ascii="Symbol" w:hAnsi="Symbol" w:hint="default"/>
+      </w:rPr>
+    </w:lvl>
+    <w:lvl w:ilvl="4" w:tplc="04160003" w:tentative="1">
+      <w:start w:val="1"/>
+      <w:numFmt w:val="bullet"/>
+      <w:lvlText w:val="o"/>
+      <w:lvlJc w:val="left"/>
+      <w:pPr>
+        <w:ind w:left="3600" w:hanging="360"/>
+      </w:pPr>
+      <w:rPr>
+        <w:rFonts w:ascii="Courier New" w:hAnsi="Courier New" w:cs="Courier New" w:hint="default"/>
+      </w:rPr>
+    </w:lvl>
+    <w:lvl w:ilvl="5" w:tplc="04160005" w:tentative="1">
+      <w:start w:val="1"/>
+      <w:numFmt w:val="bullet"/>
+      <w:lvlText w:val=""/>
+      <w:lvlJc w:val="left"/>
+      <w:pPr>
+        <w:ind w:left="4320" w:hanging="360"/>
+      </w:pPr>
+      <w:rPr>
+        <w:rFonts w:ascii="Wingdings" w:hAnsi="Wingdings" w:hint="default"/>
+      </w:rPr>
+    </w:lvl>
+    <w:lvl w:ilvl="6" w:tplc="04160001" w:tentative="1">
+      <w:start w:val="1"/>
+      <w:numFmt w:val="bullet"/>
+      <w:lvlText w:val=""/>
+      <w:lvlJc w:val="left"/>
+      <w:pPr>
+        <w:ind w:left="5040" w:hanging="360"/>
+      </w:pPr>
+      <w:rPr>
+        <w:rFonts w:ascii="Symbol" w:hAnsi="Symbol" w:hint="default"/>
+      </w:rPr>
+    </w:lvl>
+    <w:lvl w:ilvl="7" w:tplc="04160003" w:tentative="1">
+      <w:start w:val="1"/>
+      <w:numFmt w:val="bullet"/>
+      <w:lvlText w:val="o"/>
+      <w:lvlJc w:val="left"/>
+      <w:pPr>
+        <w:ind w:left="5760" w:hanging="360"/>
+      </w:pPr>
+      <w:rPr>
+        <w:rFonts w:ascii="Courier New" w:hAnsi="Courier New" w:cs="Courier New" w:hint="default"/>
+      </w:rPr>
+    </w:lvl>
+    <w:lvl w:ilvl="8" w:tplc="04160005" w:tentative="1">
+      <w:start w:val="1"/>
+      <w:numFmt w:val="bullet"/>
+      <w:lvlText w:val=""/>
+      <w:lvlJc w:val="left"/>
+      <w:pPr>
+        <w:ind w:left="6480" w:hanging="360"/>
+      </w:pPr>
+      <w:rPr>
+        <w:rFonts w:ascii="Wingdings" w:hAnsi="Wingdings" w:hint="default"/>
+      </w:rPr>
+    </w:lvl>
+  </w:abstractNum>
+  <w:abstractNum w:abstractNumId="5">
     <w:nsid w:val="393F5EB5"/>
     <w:multiLevelType w:val="hybridMultilevel"/>
-    <w:tmpl w:val="219E11D0"/>
+    <w:tmpl w:val="9252B894"/>
     <w:lvl w:ilvl="0" w:tplc="0416000F">
       <w:start w:val="1"/>
       <w:numFmt w:val="decimal"/>
@@ -7183,7 +6870,205 @@
       </w:pPr>
     </w:lvl>
   </w:abstractNum>
-  <w:abstractNum w:abstractNumId="3">
+  <w:abstractNum w:abstractNumId="6">
+    <w:nsid w:val="3C961523"/>
+    <w:multiLevelType w:val="hybridMultilevel"/>
+    <w:tmpl w:val="29F8812C"/>
+    <w:lvl w:ilvl="0" w:tplc="A16AEFAE">
+      <w:numFmt w:val="bullet"/>
+      <w:lvlText w:val=""/>
+      <w:lvlJc w:val="left"/>
+      <w:pPr>
+        <w:ind w:left="1726" w:hanging="360"/>
+      </w:pPr>
+      <w:rPr>
+        <w:rFonts w:ascii="Symbol" w:eastAsiaTheme="minorHAnsi" w:hAnsi="Symbol" w:cs="Times" w:hint="default"/>
+      </w:rPr>
+    </w:lvl>
+    <w:lvl w:ilvl="1" w:tplc="04160003" w:tentative="1">
+      <w:start w:val="1"/>
+      <w:numFmt w:val="bullet"/>
+      <w:lvlText w:val="o"/>
+      <w:lvlJc w:val="left"/>
+      <w:pPr>
+        <w:ind w:left="2086" w:hanging="360"/>
+      </w:pPr>
+      <w:rPr>
+        <w:rFonts w:ascii="Courier New" w:hAnsi="Courier New" w:cs="Courier New" w:hint="default"/>
+      </w:rPr>
+    </w:lvl>
+    <w:lvl w:ilvl="2" w:tplc="04160005" w:tentative="1">
+      <w:start w:val="1"/>
+      <w:numFmt w:val="bullet"/>
+      <w:lvlText w:val=""/>
+      <w:lvlJc w:val="left"/>
+      <w:pPr>
+        <w:ind w:left="2806" w:hanging="360"/>
+      </w:pPr>
+      <w:rPr>
+        <w:rFonts w:ascii="Wingdings" w:hAnsi="Wingdings" w:hint="default"/>
+      </w:rPr>
+    </w:lvl>
+    <w:lvl w:ilvl="3" w:tplc="04160001" w:tentative="1">
+      <w:start w:val="1"/>
+      <w:numFmt w:val="bullet"/>
+      <w:lvlText w:val=""/>
+      <w:lvlJc w:val="left"/>
+      <w:pPr>
+        <w:ind w:left="3526" w:hanging="360"/>
+      </w:pPr>
+      <w:rPr>
+        <w:rFonts w:ascii="Symbol" w:hAnsi="Symbol" w:hint="default"/>
+      </w:rPr>
+    </w:lvl>
+    <w:lvl w:ilvl="4" w:tplc="04160003" w:tentative="1">
+      <w:start w:val="1"/>
+      <w:numFmt w:val="bullet"/>
+      <w:lvlText w:val="o"/>
+      <w:lvlJc w:val="left"/>
+      <w:pPr>
+        <w:ind w:left="4246" w:hanging="360"/>
+      </w:pPr>
+      <w:rPr>
+        <w:rFonts w:ascii="Courier New" w:hAnsi="Courier New" w:cs="Courier New" w:hint="default"/>
+      </w:rPr>
+    </w:lvl>
+    <w:lvl w:ilvl="5" w:tplc="04160005" w:tentative="1">
+      <w:start w:val="1"/>
+      <w:numFmt w:val="bullet"/>
+      <w:lvlText w:val=""/>
+      <w:lvlJc w:val="left"/>
+      <w:pPr>
+        <w:ind w:left="4966" w:hanging="360"/>
+      </w:pPr>
+      <w:rPr>
+        <w:rFonts w:ascii="Wingdings" w:hAnsi="Wingdings" w:hint="default"/>
+      </w:rPr>
+    </w:lvl>
+    <w:lvl w:ilvl="6" w:tplc="04160001" w:tentative="1">
+      <w:start w:val="1"/>
+      <w:numFmt w:val="bullet"/>
+      <w:lvlText w:val=""/>
+      <w:lvlJc w:val="left"/>
+      <w:pPr>
+        <w:ind w:left="5686" w:hanging="360"/>
+      </w:pPr>
+      <w:rPr>
+        <w:rFonts w:ascii="Symbol" w:hAnsi="Symbol" w:hint="default"/>
+      </w:rPr>
+    </w:lvl>
+    <w:lvl w:ilvl="7" w:tplc="04160003" w:tentative="1">
+      <w:start w:val="1"/>
+      <w:numFmt w:val="bullet"/>
+      <w:lvlText w:val="o"/>
+      <w:lvlJc w:val="left"/>
+      <w:pPr>
+        <w:ind w:left="6406" w:hanging="360"/>
+      </w:pPr>
+      <w:rPr>
+        <w:rFonts w:ascii="Courier New" w:hAnsi="Courier New" w:cs="Courier New" w:hint="default"/>
+      </w:rPr>
+    </w:lvl>
+    <w:lvl w:ilvl="8" w:tplc="04160005" w:tentative="1">
+      <w:start w:val="1"/>
+      <w:numFmt w:val="bullet"/>
+      <w:lvlText w:val=""/>
+      <w:lvlJc w:val="left"/>
+      <w:pPr>
+        <w:ind w:left="7126" w:hanging="360"/>
+      </w:pPr>
+      <w:rPr>
+        <w:rFonts w:ascii="Wingdings" w:hAnsi="Wingdings" w:hint="default"/>
+      </w:rPr>
+    </w:lvl>
+  </w:abstractNum>
+  <w:abstractNum w:abstractNumId="7">
+    <w:nsid w:val="3E6867CD"/>
+    <w:multiLevelType w:val="hybridMultilevel"/>
+    <w:tmpl w:val="9252B894"/>
+    <w:lvl w:ilvl="0" w:tplc="0416000F">
+      <w:start w:val="1"/>
+      <w:numFmt w:val="decimal"/>
+      <w:lvlText w:val="%1."/>
+      <w:lvlJc w:val="left"/>
+      <w:pPr>
+        <w:ind w:left="720" w:hanging="360"/>
+      </w:pPr>
+    </w:lvl>
+    <w:lvl w:ilvl="1" w:tplc="04160019" w:tentative="1">
+      <w:start w:val="1"/>
+      <w:numFmt w:val="lowerLetter"/>
+      <w:lvlText w:val="%2."/>
+      <w:lvlJc w:val="left"/>
+      <w:pPr>
+        <w:ind w:left="1440" w:hanging="360"/>
+      </w:pPr>
+    </w:lvl>
+    <w:lvl w:ilvl="2" w:tplc="0416001B" w:tentative="1">
+      <w:start w:val="1"/>
+      <w:numFmt w:val="lowerRoman"/>
+      <w:lvlText w:val="%3."/>
+      <w:lvlJc w:val="right"/>
+      <w:pPr>
+        <w:ind w:left="2160" w:hanging="180"/>
+      </w:pPr>
+    </w:lvl>
+    <w:lvl w:ilvl="3" w:tplc="0416000F" w:tentative="1">
+      <w:start w:val="1"/>
+      <w:numFmt w:val="decimal"/>
+      <w:lvlText w:val="%4."/>
+      <w:lvlJc w:val="left"/>
+      <w:pPr>
+        <w:ind w:left="2880" w:hanging="360"/>
+      </w:pPr>
+    </w:lvl>
+    <w:lvl w:ilvl="4" w:tplc="04160019" w:tentative="1">
+      <w:start w:val="1"/>
+      <w:numFmt w:val="lowerLetter"/>
+      <w:lvlText w:val="%5."/>
+      <w:lvlJc w:val="left"/>
+      <w:pPr>
+        <w:ind w:left="3600" w:hanging="360"/>
+      </w:pPr>
+    </w:lvl>
+    <w:lvl w:ilvl="5" w:tplc="0416001B" w:tentative="1">
+      <w:start w:val="1"/>
+      <w:numFmt w:val="lowerRoman"/>
+      <w:lvlText w:val="%6."/>
+      <w:lvlJc w:val="right"/>
+      <w:pPr>
+        <w:ind w:left="4320" w:hanging="180"/>
+      </w:pPr>
+    </w:lvl>
+    <w:lvl w:ilvl="6" w:tplc="0416000F" w:tentative="1">
+      <w:start w:val="1"/>
+      <w:numFmt w:val="decimal"/>
+      <w:lvlText w:val="%7."/>
+      <w:lvlJc w:val="left"/>
+      <w:pPr>
+        <w:ind w:left="5040" w:hanging="360"/>
+      </w:pPr>
+    </w:lvl>
+    <w:lvl w:ilvl="7" w:tplc="04160019" w:tentative="1">
+      <w:start w:val="1"/>
+      <w:numFmt w:val="lowerLetter"/>
+      <w:lvlText w:val="%8."/>
+      <w:lvlJc w:val="left"/>
+      <w:pPr>
+        <w:ind w:left="5760" w:hanging="360"/>
+      </w:pPr>
+    </w:lvl>
+    <w:lvl w:ilvl="8" w:tplc="0416001B" w:tentative="1">
+      <w:start w:val="1"/>
+      <w:numFmt w:val="lowerRoman"/>
+      <w:lvlText w:val="%9."/>
+      <w:lvlJc w:val="right"/>
+      <w:pPr>
+        <w:ind w:left="6480" w:hanging="180"/>
+      </w:pPr>
+    </w:lvl>
+  </w:abstractNum>
+  <w:abstractNum w:abstractNumId="8">
     <w:nsid w:val="502A13C4"/>
     <w:multiLevelType w:val="hybridMultilevel"/>
     <w:tmpl w:val="11E60866"/>
@@ -7296,7 +7181,7 @@
       </w:rPr>
     </w:lvl>
   </w:abstractNum>
-  <w:abstractNum w:abstractNumId="4">
+  <w:abstractNum w:abstractNumId="9">
     <w:nsid w:val="56583B8C"/>
     <w:multiLevelType w:val="hybridMultilevel"/>
     <w:tmpl w:val="69A4382A"/>
@@ -7383,19 +7268,46 @@
     </w:lvl>
   </w:abstractNum>
   <w:num w:numId="1">
-    <w:abstractNumId w:val="4"/>
+    <w:abstractNumId w:val="9"/>
   </w:num>
   <w:num w:numId="2">
+    <w:abstractNumId w:val="5"/>
+  </w:num>
+  <w:num w:numId="3">
+    <w:abstractNumId w:val="8"/>
+  </w:num>
+  <w:num w:numId="4">
+    <w:abstractNumId w:val="3"/>
+  </w:num>
+  <w:num w:numId="5">
     <w:abstractNumId w:val="2"/>
   </w:num>
-  <w:num w:numId="3">
-    <w:abstractNumId w:val="3"/>
+  <w:num w:numId="6">
+    <w:abstractNumId w:val="7"/>
   </w:num>
-  <w:num w:numId="4">
+  <w:num w:numId="7">
+    <w:abstractNumId w:val="0"/>
+    <w:lvlOverride w:ilvl="0">
+      <w:lvl w:ilvl="0">
+        <w:numFmt w:val="bullet"/>
+        <w:lvlText w:val="•"/>
+        <w:legacy w:legacy="1" w:legacySpace="0" w:legacyIndent="0"/>
+        <w:lvlJc w:val="left"/>
+        <w:rPr>
+          <w:rFonts w:ascii="Arial" w:hAnsi="Arial" w:cs="Arial" w:hint="default"/>
+          <w:sz w:val="76"/>
+        </w:rPr>
+      </w:lvl>
+    </w:lvlOverride>
+  </w:num>
+  <w:num w:numId="8">
     <w:abstractNumId w:val="1"/>
   </w:num>
-  <w:num w:numId="5">
-    <w:abstractNumId w:val="0"/>
+  <w:num w:numId="9">
+    <w:abstractNumId w:val="6"/>
+  </w:num>
+  <w:num w:numId="10">
+    <w:abstractNumId w:val="4"/>
   </w:num>
 </w:numbering>
 </file>
@@ -7792,6 +7704,52 @@
       <w:ind w:left="220"/>
     </w:pPr>
   </w:style>
+  <w:style w:type="paragraph" w:styleId="Cabealho">
+    <w:name w:val="header"/>
+    <w:basedOn w:val="Normal"/>
+    <w:link w:val="CabealhoChar"/>
+    <w:uiPriority w:val="99"/>
+    <w:semiHidden/>
+    <w:unhideWhenUsed/>
+    <w:rsid w:val="007E18DB"/>
+    <w:pPr>
+      <w:tabs>
+        <w:tab w:val="center" w:pos="4252"/>
+        <w:tab w:val="right" w:pos="8504"/>
+      </w:tabs>
+      <w:spacing w:after="0" w:line="240" w:lineRule="auto"/>
+    </w:pPr>
+  </w:style>
+  <w:style w:type="character" w:customStyle="1" w:styleId="CabealhoChar">
+    <w:name w:val="Cabeçalho Char"/>
+    <w:basedOn w:val="Fontepargpadro"/>
+    <w:link w:val="Cabealho"/>
+    <w:uiPriority w:val="99"/>
+    <w:semiHidden/>
+    <w:rsid w:val="007E18DB"/>
+  </w:style>
+  <w:style w:type="paragraph" w:styleId="Rodap">
+    <w:name w:val="footer"/>
+    <w:basedOn w:val="Normal"/>
+    <w:link w:val="RodapChar"/>
+    <w:uiPriority w:val="99"/>
+    <w:unhideWhenUsed/>
+    <w:rsid w:val="007E18DB"/>
+    <w:pPr>
+      <w:tabs>
+        <w:tab w:val="center" w:pos="4252"/>
+        <w:tab w:val="right" w:pos="8504"/>
+      </w:tabs>
+      <w:spacing w:after="0" w:line="240" w:lineRule="auto"/>
+    </w:pPr>
+  </w:style>
+  <w:style w:type="character" w:customStyle="1" w:styleId="RodapChar">
+    <w:name w:val="Rodapé Char"/>
+    <w:basedOn w:val="Fontepargpadro"/>
+    <w:link w:val="Rodap"/>
+    <w:uiPriority w:val="99"/>
+    <w:rsid w:val="007E18DB"/>
+  </w:style>
 </w:styles>
 </file>
 
@@ -7824,6 +7782,13 @@
     <w:pitch w:val="variable"/>
     <w:sig w:usb0="E0002EFF" w:usb1="C000785B" w:usb2="00000009" w:usb3="00000000" w:csb0="000001FF" w:csb1="00000000"/>
   </w:font>
+  <w:font w:name="Courier New">
+    <w:panose1 w:val="02070309020205020404"/>
+    <w:charset w:val="00"/>
+    <w:family w:val="modern"/>
+    <w:pitch w:val="fixed"/>
+    <w:sig w:usb0="E0002EFF" w:usb1="C0007843" w:usb2="00000009" w:usb3="00000000" w:csb0="000001FF" w:csb1="00000000"/>
+  </w:font>
   <w:font w:name="Times New Roman">
     <w:panose1 w:val="02020603050405020304"/>
     <w:charset w:val="00"/>
@@ -7838,12 +7803,12 @@
     <w:pitch w:val="variable"/>
     <w:sig w:usb0="00000000" w:usb1="10000000" w:usb2="00000000" w:usb3="00000000" w:csb0="80000000" w:csb1="00000000"/>
   </w:font>
-  <w:font w:name="Courier New">
-    <w:panose1 w:val="02070309020205020404"/>
+  <w:font w:name="Arial">
+    <w:panose1 w:val="020B0604020202020204"/>
     <w:charset w:val="00"/>
-    <w:family w:val="modern"/>
-    <w:pitch w:val="fixed"/>
-    <w:sig w:usb0="E0002EFF" w:usb1="C0007843" w:usb2="00000009" w:usb3="00000000" w:csb0="000001FF" w:csb1="00000000"/>
+    <w:family w:val="swiss"/>
+    <w:pitch w:val="variable"/>
+    <w:sig w:usb0="E0002EFF" w:usb1="C000785B" w:usb2="00000009" w:usb3="00000000" w:csb0="000001FF" w:csb1="00000000"/>
   </w:font>
   <w:font w:name="Cambria">
     <w:panose1 w:val="02040503050406030204"/>
@@ -7879,9 +7844,9 @@
     <w:useFELayout/>
   </w:compat>
   <w:rsids>
-    <w:rsidRoot w:val="00AF3F7A"/>
-    <w:rsid w:val="00432745"/>
-    <w:rsid w:val="00AF3F7A"/>
+    <w:rsidRoot w:val="00DE5764"/>
+    <w:rsid w:val="00314390"/>
+    <w:rsid w:val="00DE5764"/>
   </w:rsids>
   <m:mathPr>
     <m:mathFont m:val="Cambria Math"/>
@@ -8096,10 +8061,18 @@
     <w:basedOn w:val="Fontepargpadro"/>
     <w:uiPriority w:val="99"/>
     <w:semiHidden/>
-    <w:rsid w:val="00AF3F7A"/>
+    <w:rsid w:val="00DE5764"/>
     <w:rPr>
       <w:color w:val="808080"/>
     </w:rPr>
+  </w:style>
+  <w:style w:type="paragraph" w:customStyle="1" w:styleId="192A1C6E464547A0B137C60FE3FB65AB">
+    <w:name w:val="192A1C6E464547A0B137C60FE3FB65AB"/>
+    <w:rsid w:val="00DE5764"/>
+  </w:style>
+  <w:style w:type="paragraph" w:customStyle="1" w:styleId="D88F553CF97A4004962B4B0963E07C3F">
+    <w:name w:val="D88F553CF97A4004962B4B0963E07C3F"/>
+    <w:rsid w:val="00DE5764"/>
   </w:style>
 </w:styles>
 </file>
@@ -8398,7 +8371,7 @@
 </file>
 
 <file path=customXml/itemProps1.xml><?xml version="1.0" encoding="utf-8"?>
-<ds:datastoreItem xmlns:ds="http://schemas.openxmlformats.org/officeDocument/2006/customXml" ds:itemID="{12172AAF-5BC7-457A-ABE6-4A7D2366DEED}">
+<ds:datastoreItem xmlns:ds="http://schemas.openxmlformats.org/officeDocument/2006/customXml" ds:itemID="{460FBDF5-3385-4E51-A7FD-22652AC9118A}">
   <ds:schemaRefs>
     <ds:schemaRef ds:uri="http://schemas.openxmlformats.org/officeDocument/2006/bibliography"/>
   </ds:schemaRefs>

--- a/Relatorio_Equipe_HeapSort.docx
+++ b/Relatorio_Equipe_HeapSort.docx
@@ -5599,21 +5599,56 @@
     </w:p>
     <w:p>
       <w:pPr>
+        <w:pStyle w:val="Ttulo3"/>
+        <w:rPr>
+          <w:rFonts w:ascii="Times" w:hAnsi="Times" w:cs="Times"/>
+          <w:sz w:val="24"/>
+          <w:szCs w:val="24"/>
+        </w:rPr>
+      </w:pPr>
+      <w:r>
+        <w:rPr>
+          <w:rFonts w:ascii="Times" w:hAnsi="Times" w:cs="Times"/>
+          <w:sz w:val="24"/>
+          <w:szCs w:val="24"/>
+        </w:rPr>
+        <w:t>PQINSERT</w:t>
+      </w:r>
+    </w:p>
+    <w:p>
+      <w:pPr>
         <w:ind w:firstLine="708"/>
         <w:jc w:val="both"/>
         <w:rPr>
-          <w:rFonts w:ascii="Times" w:hAnsi="Times" w:cs="Times"/>
-          <w:sz w:val="24"/>
-          <w:szCs w:val="24"/>
-        </w:rPr>
-      </w:pPr>
-      <w:r>
-        <w:rPr>
-          <w:rFonts w:ascii="Times" w:hAnsi="Times" w:cs="Times"/>
-          <w:sz w:val="24"/>
-          <w:szCs w:val="24"/>
-        </w:rPr>
-        <w:t xml:space="preserve">Para o procedimento pqinsert, suponha um vetor denominado </w:t>
+          <w:rFonts w:ascii="Times" w:eastAsiaTheme="minorEastAsia" w:hAnsi="Times" w:cs="Times"/>
+          <w:sz w:val="24"/>
+          <w:szCs w:val="24"/>
+        </w:rPr>
+      </w:pPr>
+      <w:r>
+        <w:rPr>
+          <w:rFonts w:ascii="Times" w:hAnsi="Times" w:cs="Times"/>
+          <w:sz w:val="24"/>
+          <w:szCs w:val="24"/>
+        </w:rPr>
+        <w:t xml:space="preserve">Para o procedimento </w:t>
+      </w:r>
+      <w:r>
+        <w:rPr>
+          <w:rFonts w:ascii="Times" w:hAnsi="Times" w:cs="Times"/>
+          <w:i/>
+          <w:sz w:val="24"/>
+          <w:szCs w:val="24"/>
+        </w:rPr>
+        <w:t>pqinsert</w:t>
+      </w:r>
+      <w:r>
+        <w:rPr>
+          <w:rFonts w:ascii="Times" w:hAnsi="Times" w:cs="Times"/>
+          <w:sz w:val="24"/>
+          <w:szCs w:val="24"/>
+        </w:rPr>
+        <w:t xml:space="preserve">, suponha um vetor denominado </w:t>
       </w:r>
       <w:r>
         <w:rPr>
@@ -5699,7 +5734,7 @@
           <w:sz w:val="24"/>
           <w:szCs w:val="24"/>
         </w:rPr>
-        <w:t xml:space="preserve"> como um parâmetro das operações de inserção e eliminação. Sendo assim, o procedimento pqinsert(</w:t>
+        <w:t xml:space="preserve"> como um parâmetro das operações de inserção e eliminação. Sendo assim, o procedimento </w:t>
       </w:r>
       <w:r>
         <w:rPr>
@@ -5708,15 +5743,15 @@
           <w:sz w:val="24"/>
           <w:szCs w:val="24"/>
         </w:rPr>
-        <w:t>dpq, k, elt</w:t>
-      </w:r>
-      <w:r>
-        <w:rPr>
-          <w:rFonts w:ascii="Times" w:hAnsi="Times" w:cs="Times"/>
-          <w:sz w:val="24"/>
-          <w:szCs w:val="24"/>
-        </w:rPr>
-        <w:t xml:space="preserve">) poderá ser implementado, bastanto inserir </w:t>
+        <w:t>pqinsert(dpq, k, elt)</w:t>
+      </w:r>
+      <w:r>
+        <w:rPr>
+          <w:rFonts w:ascii="Times" w:hAnsi="Times" w:cs="Times"/>
+          <w:sz w:val="24"/>
+          <w:szCs w:val="24"/>
+        </w:rPr>
+        <w:t xml:space="preserve"> poderá ser implementado, bastanto inserir </w:t>
       </w:r>
       <w:r>
         <w:rPr>
@@ -5851,62 +5886,1386 @@
     </w:p>
     <w:p>
       <w:pPr>
-        <w:jc w:val="both"/>
-        <w:rPr>
-          <w:rFonts w:ascii="Times" w:hAnsi="Times" w:cs="Times"/>
+        <w:ind w:firstLine="708"/>
+        <w:jc w:val="both"/>
+        <w:rPr>
+          <w:rFonts w:ascii="Times" w:eastAsiaTheme="minorEastAsia" w:hAnsi="Times" w:cs="Times"/>
+          <w:sz w:val="24"/>
+          <w:szCs w:val="24"/>
+        </w:rPr>
+      </w:pPr>
+      <w:r>
+        <w:rPr>
+          <w:rFonts w:ascii="Times" w:eastAsiaTheme="minorEastAsia" w:hAnsi="Times" w:cs="Times"/>
+          <w:sz w:val="24"/>
+          <w:szCs w:val="24"/>
+        </w:rPr>
+        <w:t xml:space="preserve">A inserção é efetuada percorrendo o caminho da posição </w:t>
+      </w:r>
+      <w:r>
+        <w:rPr>
+          <w:rFonts w:ascii="Times" w:eastAsiaTheme="minorEastAsia" w:hAnsi="Times" w:cs="Times"/>
+          <w:i/>
+          <w:sz w:val="24"/>
+          <w:szCs w:val="24"/>
+        </w:rPr>
+        <w:t>k</w:t>
+      </w:r>
+      <w:r>
+        <w:rPr>
+          <w:rFonts w:ascii="Times" w:eastAsiaTheme="minorEastAsia" w:hAnsi="Times" w:cs="Times"/>
+          <w:sz w:val="24"/>
+          <w:szCs w:val="24"/>
+        </w:rPr>
+        <w:t xml:space="preserve"> vazia até a posição 0 (elemento-raiz), procurando pelo primeiro elemento/valor maior ou igual a </w:t>
+      </w:r>
+      <w:r>
+        <w:rPr>
+          <w:rFonts w:ascii="Times" w:eastAsiaTheme="minorEastAsia" w:hAnsi="Times" w:cs="Times"/>
+          <w:i/>
+          <w:sz w:val="24"/>
+          <w:szCs w:val="24"/>
+        </w:rPr>
+        <w:t>elt</w:t>
+      </w:r>
+      <w:r>
+        <w:rPr>
+          <w:rFonts w:ascii="Times" w:eastAsiaTheme="minorEastAsia" w:hAnsi="Times" w:cs="Times"/>
+          <w:sz w:val="24"/>
+          <w:szCs w:val="24"/>
+        </w:rPr>
+        <w:t>.</w:t>
+      </w:r>
+      <w:r>
+        <w:rPr>
+          <w:rFonts w:ascii="Times" w:eastAsiaTheme="minorEastAsia" w:hAnsi="Times" w:cs="Times"/>
+          <w:sz w:val="24"/>
+          <w:szCs w:val="24"/>
+        </w:rPr>
+        <w:t xml:space="preserve"> Quando este elemento for encontrado, </w:t>
+      </w:r>
+      <w:r>
+        <w:rPr>
+          <w:rFonts w:ascii="Times" w:eastAsiaTheme="minorEastAsia" w:hAnsi="Times" w:cs="Times"/>
+          <w:i/>
+          <w:sz w:val="24"/>
+          <w:szCs w:val="24"/>
+        </w:rPr>
+        <w:t>elt</w:t>
+      </w:r>
+      <w:r>
+        <w:rPr>
+          <w:rFonts w:ascii="Times" w:eastAsiaTheme="minorEastAsia" w:hAnsi="Times" w:cs="Times"/>
+          <w:sz w:val="24"/>
+          <w:szCs w:val="24"/>
+        </w:rPr>
+        <w:t xml:space="preserve"> será introduzido, de forma imediata, antes deste mesmo elemento neste percurso(isto é, </w:t>
+      </w:r>
+      <w:r>
+        <w:rPr>
+          <w:rFonts w:ascii="Times" w:eastAsiaTheme="minorEastAsia" w:hAnsi="Times" w:cs="Times"/>
+          <w:i/>
+          <w:sz w:val="24"/>
+          <w:szCs w:val="24"/>
+        </w:rPr>
+        <w:t>elt</w:t>
+      </w:r>
+      <w:r>
+        <w:rPr>
+          <w:rFonts w:ascii="Times" w:eastAsiaTheme="minorEastAsia" w:hAnsi="Times" w:cs="Times"/>
+          <w:sz w:val="24"/>
+          <w:szCs w:val="24"/>
+        </w:rPr>
+        <w:t xml:space="preserve"> é inserido como seu elemento filho). À medida que cada elemento menor que </w:t>
+      </w:r>
+      <w:r>
+        <w:rPr>
+          <w:rFonts w:ascii="Times" w:eastAsiaTheme="minorEastAsia" w:hAnsi="Times" w:cs="Times"/>
+          <w:i/>
+          <w:sz w:val="24"/>
+          <w:szCs w:val="24"/>
+        </w:rPr>
+        <w:t>elt</w:t>
+      </w:r>
+      <w:r>
+        <w:rPr>
+          <w:rFonts w:ascii="Times" w:eastAsiaTheme="minorEastAsia" w:hAnsi="Times" w:cs="Times"/>
+          <w:sz w:val="24"/>
+          <w:szCs w:val="24"/>
+        </w:rPr>
+        <w:t xml:space="preserve"> </w:t>
+      </w:r>
+      <w:r>
+        <w:rPr>
+          <w:rFonts w:ascii="Times" w:eastAsiaTheme="minorEastAsia" w:hAnsi="Times" w:cs="Times"/>
+          <w:sz w:val="24"/>
+          <w:szCs w:val="24"/>
+        </w:rPr>
+        <w:t>for</w:t>
+      </w:r>
+      <w:r>
+        <w:rPr>
+          <w:rFonts w:ascii="Times" w:eastAsiaTheme="minorEastAsia" w:hAnsi="Times" w:cs="Times"/>
+          <w:sz w:val="24"/>
+          <w:szCs w:val="24"/>
+        </w:rPr>
+        <w:t xml:space="preserve"> visitado durante o percurso, esse elemento será movido á um nível abaixo na árvore</w:t>
+      </w:r>
+      <w:r>
+        <w:rPr>
+          <w:rFonts w:ascii="Times" w:eastAsiaTheme="minorEastAsia" w:hAnsi="Times" w:cs="Times"/>
+          <w:sz w:val="24"/>
+          <w:szCs w:val="24"/>
+        </w:rPr>
+        <w:t xml:space="preserve"> para ceder espaço para </w:t>
+      </w:r>
+      <w:r>
+        <w:rPr>
+          <w:rFonts w:ascii="Times" w:eastAsiaTheme="minorEastAsia" w:hAnsi="Times" w:cs="Times"/>
+          <w:i/>
+          <w:sz w:val="24"/>
+          <w:szCs w:val="24"/>
+        </w:rPr>
+        <w:t>elt</w:t>
+      </w:r>
+      <w:r>
+        <w:rPr>
+          <w:rFonts w:ascii="Times" w:eastAsiaTheme="minorEastAsia" w:hAnsi="Times" w:cs="Times"/>
+          <w:sz w:val="24"/>
+          <w:szCs w:val="24"/>
+        </w:rPr>
+        <w:t>.</w:t>
+      </w:r>
+    </w:p>
+    <w:p>
+      <w:pPr>
+        <w:jc w:val="both"/>
+        <w:rPr>
+          <w:rFonts w:ascii="Times" w:eastAsiaTheme="minorEastAsia" w:hAnsi="Times" w:cs="Times"/>
+          <w:sz w:val="24"/>
+          <w:szCs w:val="24"/>
+        </w:rPr>
+      </w:pPr>
+      <w:r>
+        <w:rPr>
+          <w:rFonts w:ascii="Times" w:eastAsiaTheme="minorEastAsia" w:hAnsi="Times" w:cs="Times"/>
+          <w:sz w:val="24"/>
+          <w:szCs w:val="24"/>
+        </w:rPr>
+        <w:t xml:space="preserve">** Esse deslocamento é necessário, pois nesse exemplo de algoritmo presente na obra, está sendo utilizada uma representação seqüencial ao invés de uma representação </w:t>
+      </w:r>
+      <w:r>
+        <w:rPr>
+          <w:rFonts w:ascii="Times" w:eastAsiaTheme="minorEastAsia" w:hAnsi="Times" w:cs="Times"/>
+          <w:sz w:val="24"/>
+          <w:szCs w:val="24"/>
+        </w:rPr>
+        <w:t>vinculada a</w:t>
+      </w:r>
+      <w:r>
+        <w:rPr>
+          <w:rFonts w:ascii="Times" w:eastAsiaTheme="minorEastAsia" w:hAnsi="Times" w:cs="Times"/>
+          <w:sz w:val="24"/>
+          <w:szCs w:val="24"/>
+        </w:rPr>
+        <w:t xml:space="preserve"> árvore binária.</w:t>
+      </w:r>
+      <w:r>
+        <w:rPr>
+          <w:rFonts w:ascii="Times" w:eastAsiaTheme="minorEastAsia" w:hAnsi="Times" w:cs="Times"/>
+          <w:sz w:val="24"/>
+          <w:szCs w:val="24"/>
+        </w:rPr>
+        <w:t xml:space="preserve"> Contudo, um novo elemento não pode ser inserido entre dois elementos já existentes sem deslocar/reposicionar elementos existentes com </w:t>
+      </w:r>
+      <w:r>
+        <w:rPr>
+          <w:rFonts w:ascii="Times" w:eastAsiaTheme="minorEastAsia" w:hAnsi="Times" w:cs="Times"/>
+          <w:i/>
+          <w:sz w:val="24"/>
+          <w:szCs w:val="24"/>
+        </w:rPr>
+        <w:t>pqinsert(dpq, k, elt)</w:t>
+      </w:r>
+      <w:r>
+        <w:rPr>
+          <w:rFonts w:ascii="Times" w:eastAsiaTheme="minorEastAsia" w:hAnsi="Times" w:cs="Times"/>
+          <w:sz w:val="24"/>
+          <w:szCs w:val="24"/>
+        </w:rPr>
+        <w:t>.</w:t>
+      </w:r>
+    </w:p>
+    <w:p>
+      <w:pPr>
+        <w:jc w:val="both"/>
+        <w:rPr>
+          <w:rFonts w:ascii="Times" w:eastAsiaTheme="minorEastAsia" w:hAnsi="Times" w:cs="Times"/>
+          <w:sz w:val="24"/>
+          <w:szCs w:val="24"/>
+        </w:rPr>
+      </w:pPr>
+      <w:r>
+        <w:rPr>
+          <w:rFonts w:ascii="Times" w:eastAsiaTheme="minorEastAsia" w:hAnsi="Times" w:cs="Times"/>
+          <w:sz w:val="24"/>
+          <w:szCs w:val="24"/>
+        </w:rPr>
+        <w:t>O seguinte algoritmo deverá ser implementado:</w:t>
+      </w:r>
+    </w:p>
+    <w:p>
+      <w:pPr>
+        <w:jc w:val="both"/>
+        <w:rPr>
+          <w:rFonts w:ascii="Courier New" w:eastAsiaTheme="minorEastAsia" w:hAnsi="Courier New" w:cs="Courier New"/>
           <w:sz w:val="20"/>
           <w:szCs w:val="24"/>
         </w:rPr>
       </w:pPr>
-    </w:p>
-    <w:p>
-      <w:pPr>
-        <w:jc w:val="both"/>
-        <w:rPr>
-          <w:rFonts w:ascii="Times" w:hAnsi="Times" w:cs="Times"/>
+      <w:r>
+        <w:rPr>
+          <w:rFonts w:ascii="Courier New" w:eastAsiaTheme="minorEastAsia" w:hAnsi="Courier New" w:cs="Courier New"/>
           <w:sz w:val="20"/>
           <w:szCs w:val="24"/>
         </w:rPr>
-      </w:pPr>
-    </w:p>
-    <w:p>
-      <w:pPr>
-        <w:jc w:val="both"/>
-        <w:rPr>
-          <w:rFonts w:ascii="Times" w:hAnsi="Times" w:cs="Times"/>
+        <w:t>void pqinsert(int dpq[], int k, int elt)</w:t>
+      </w:r>
+    </w:p>
+    <w:p>
+      <w:pPr>
+        <w:jc w:val="both"/>
+        <w:rPr>
+          <w:rFonts w:ascii="Courier New" w:eastAsiaTheme="minorEastAsia" w:hAnsi="Courier New" w:cs="Courier New"/>
           <w:sz w:val="20"/>
           <w:szCs w:val="24"/>
         </w:rPr>
       </w:pPr>
-    </w:p>
-    <w:p>
-      <w:pPr>
-        <w:jc w:val="both"/>
-        <w:rPr>
-          <w:rFonts w:ascii="Times" w:hAnsi="Times" w:cs="Times"/>
+      <w:r>
+        <w:rPr>
+          <w:rFonts w:ascii="Courier New" w:eastAsiaTheme="minorEastAsia" w:hAnsi="Courier New" w:cs="Courier New"/>
           <w:sz w:val="20"/>
           <w:szCs w:val="24"/>
         </w:rPr>
-      </w:pPr>
-    </w:p>
-    <w:p>
-      <w:pPr>
-        <w:jc w:val="both"/>
-        <w:rPr>
-          <w:rFonts w:ascii="Times" w:hAnsi="Times" w:cs="Times"/>
+        <w:t>{</w:t>
+      </w:r>
+    </w:p>
+    <w:p>
+      <w:pPr>
+        <w:jc w:val="both"/>
+        <w:rPr>
+          <w:rFonts w:ascii="Courier New" w:eastAsiaTheme="minorEastAsia" w:hAnsi="Courier New" w:cs="Courier New"/>
           <w:sz w:val="20"/>
           <w:szCs w:val="24"/>
         </w:rPr>
       </w:pPr>
-    </w:p>
-    <w:p>
-      <w:pPr>
-        <w:jc w:val="both"/>
-        <w:rPr>
-          <w:rFonts w:ascii="Times" w:hAnsi="Times" w:cs="Times"/>
+      <w:r>
+        <w:rPr>
+          <w:rFonts w:ascii="Courier New" w:eastAsiaTheme="minorEastAsia" w:hAnsi="Courier New" w:cs="Courier New"/>
           <w:sz w:val="20"/>
           <w:szCs w:val="24"/>
         </w:rPr>
+        <w:t xml:space="preserve">    int s = k;</w:t>
+      </w:r>
+    </w:p>
+    <w:p>
+      <w:pPr>
+        <w:jc w:val="both"/>
+        <w:rPr>
+          <w:rFonts w:ascii="Courier New" w:eastAsiaTheme="minorEastAsia" w:hAnsi="Courier New" w:cs="Courier New"/>
+          <w:sz w:val="20"/>
+          <w:szCs w:val="24"/>
+        </w:rPr>
+      </w:pPr>
+      <w:r>
+        <w:rPr>
+          <w:rFonts w:ascii="Courier New" w:eastAsiaTheme="minorEastAsia" w:hAnsi="Courier New" w:cs="Courier New"/>
+          <w:sz w:val="20"/>
+          <w:szCs w:val="24"/>
+        </w:rPr>
+        <w:t xml:space="preserve">    int f = (s - 1) / 2;</w:t>
+      </w:r>
+      <w:r>
+        <w:rPr>
+          <w:rFonts w:ascii="Courier New" w:eastAsiaTheme="minorEastAsia" w:hAnsi="Courier New" w:cs="Courier New"/>
+          <w:sz w:val="20"/>
+          <w:szCs w:val="24"/>
+        </w:rPr>
+        <w:t xml:space="preserve"> /* f eh o pai de s */</w:t>
+      </w:r>
+    </w:p>
+    <w:p>
+      <w:pPr>
+        <w:jc w:val="both"/>
+        <w:rPr>
+          <w:rFonts w:ascii="Courier New" w:eastAsiaTheme="minorEastAsia" w:hAnsi="Courier New" w:cs="Courier New"/>
+          <w:sz w:val="20"/>
+          <w:szCs w:val="24"/>
+        </w:rPr>
+      </w:pPr>
+      <w:r>
+        <w:rPr>
+          <w:rFonts w:ascii="Courier New" w:eastAsiaTheme="minorEastAsia" w:hAnsi="Courier New" w:cs="Courier New"/>
+          <w:sz w:val="20"/>
+          <w:szCs w:val="24"/>
+        </w:rPr>
+        <w:t xml:space="preserve">    while (s &gt; 0 &amp;&amp; dpq[f] &lt; elt)</w:t>
+      </w:r>
+    </w:p>
+    <w:p>
+      <w:pPr>
+        <w:jc w:val="both"/>
+        <w:rPr>
+          <w:rFonts w:ascii="Courier New" w:eastAsiaTheme="minorEastAsia" w:hAnsi="Courier New" w:cs="Courier New"/>
+          <w:sz w:val="20"/>
+          <w:szCs w:val="24"/>
+        </w:rPr>
+      </w:pPr>
+      <w:r>
+        <w:rPr>
+          <w:rFonts w:ascii="Courier New" w:eastAsiaTheme="minorEastAsia" w:hAnsi="Courier New" w:cs="Courier New"/>
+          <w:sz w:val="20"/>
+          <w:szCs w:val="24"/>
+        </w:rPr>
+        <w:t xml:space="preserve">    {</w:t>
+      </w:r>
+    </w:p>
+    <w:p>
+      <w:pPr>
+        <w:jc w:val="both"/>
+        <w:rPr>
+          <w:rFonts w:ascii="Courier New" w:eastAsiaTheme="minorEastAsia" w:hAnsi="Courier New" w:cs="Courier New"/>
+          <w:sz w:val="20"/>
+          <w:szCs w:val="24"/>
+        </w:rPr>
+      </w:pPr>
+      <w:r>
+        <w:rPr>
+          <w:rFonts w:ascii="Courier New" w:eastAsiaTheme="minorEastAsia" w:hAnsi="Courier New" w:cs="Courier New"/>
+          <w:sz w:val="20"/>
+          <w:szCs w:val="24"/>
+        </w:rPr>
+        <w:lastRenderedPageBreak/>
+        <w:t xml:space="preserve">        dpq[s] = dpq[f];</w:t>
+      </w:r>
+    </w:p>
+    <w:p>
+      <w:pPr>
+        <w:jc w:val="both"/>
+        <w:rPr>
+          <w:rFonts w:ascii="Courier New" w:eastAsiaTheme="minorEastAsia" w:hAnsi="Courier New" w:cs="Courier New"/>
+          <w:sz w:val="20"/>
+          <w:szCs w:val="24"/>
+        </w:rPr>
+      </w:pPr>
+      <w:r>
+        <w:rPr>
+          <w:rFonts w:ascii="Courier New" w:eastAsiaTheme="minorEastAsia" w:hAnsi="Courier New" w:cs="Courier New"/>
+          <w:sz w:val="20"/>
+          <w:szCs w:val="24"/>
+        </w:rPr>
+        <w:t xml:space="preserve">        s = f;</w:t>
+      </w:r>
+      <w:r>
+        <w:rPr>
+          <w:rFonts w:ascii="Courier New" w:eastAsiaTheme="minorEastAsia" w:hAnsi="Courier New" w:cs="Courier New"/>
+          <w:sz w:val="20"/>
+          <w:szCs w:val="24"/>
+        </w:rPr>
+        <w:t xml:space="preserve"> /* sobe na arvore */</w:t>
+      </w:r>
+    </w:p>
+    <w:p>
+      <w:pPr>
+        <w:jc w:val="both"/>
+        <w:rPr>
+          <w:rFonts w:ascii="Courier New" w:eastAsiaTheme="minorEastAsia" w:hAnsi="Courier New" w:cs="Courier New"/>
+          <w:sz w:val="20"/>
+          <w:szCs w:val="24"/>
+        </w:rPr>
+      </w:pPr>
+      <w:r>
+        <w:rPr>
+          <w:rFonts w:ascii="Courier New" w:eastAsiaTheme="minorEastAsia" w:hAnsi="Courier New" w:cs="Courier New"/>
+          <w:sz w:val="20"/>
+          <w:szCs w:val="24"/>
+        </w:rPr>
+        <w:t xml:space="preserve">        f = (s - 1) / 2;</w:t>
+      </w:r>
+    </w:p>
+    <w:p>
+      <w:pPr>
+        <w:jc w:val="both"/>
+        <w:rPr>
+          <w:rFonts w:ascii="Courier New" w:eastAsiaTheme="minorEastAsia" w:hAnsi="Courier New" w:cs="Courier New"/>
+          <w:sz w:val="20"/>
+          <w:szCs w:val="24"/>
+        </w:rPr>
+      </w:pPr>
+      <w:r>
+        <w:rPr>
+          <w:rFonts w:ascii="Courier New" w:eastAsiaTheme="minorEastAsia" w:hAnsi="Courier New" w:cs="Courier New"/>
+          <w:sz w:val="20"/>
+          <w:szCs w:val="24"/>
+        </w:rPr>
+        <w:t xml:space="preserve">    }</w:t>
+      </w:r>
+      <w:r>
+        <w:rPr>
+          <w:rFonts w:ascii="Courier New" w:eastAsiaTheme="minorEastAsia" w:hAnsi="Courier New" w:cs="Courier New"/>
+          <w:sz w:val="20"/>
+          <w:szCs w:val="24"/>
+        </w:rPr>
+        <w:t xml:space="preserve"> /* fim do while */</w:t>
+      </w:r>
+    </w:p>
+    <w:p>
+      <w:pPr>
+        <w:jc w:val="both"/>
+        <w:rPr>
+          <w:rFonts w:ascii="Courier New" w:eastAsiaTheme="minorEastAsia" w:hAnsi="Courier New" w:cs="Courier New"/>
+          <w:sz w:val="20"/>
+          <w:szCs w:val="24"/>
+        </w:rPr>
+      </w:pPr>
+      <w:r>
+        <w:rPr>
+          <w:rFonts w:ascii="Courier New" w:eastAsiaTheme="minorEastAsia" w:hAnsi="Courier New" w:cs="Courier New"/>
+          <w:sz w:val="20"/>
+          <w:szCs w:val="24"/>
+        </w:rPr>
+        <w:t xml:space="preserve">    dpq[s] = elt;</w:t>
+      </w:r>
+    </w:p>
+    <w:p>
+      <w:pPr>
+        <w:jc w:val="both"/>
+        <w:rPr>
+          <w:rFonts w:ascii="Courier New" w:eastAsiaTheme="minorEastAsia" w:hAnsi="Courier New" w:cs="Courier New"/>
+          <w:sz w:val="20"/>
+          <w:szCs w:val="24"/>
+        </w:rPr>
+      </w:pPr>
+      <w:r>
+        <w:rPr>
+          <w:rFonts w:ascii="Courier New" w:eastAsiaTheme="minorEastAsia" w:hAnsi="Courier New" w:cs="Courier New"/>
+          <w:sz w:val="20"/>
+          <w:szCs w:val="24"/>
+        </w:rPr>
+        <w:t>}</w:t>
+      </w:r>
+    </w:p>
+    <w:p>
+      <w:pPr>
+        <w:jc w:val="both"/>
+        <w:rPr>
+          <w:rFonts w:ascii="Times" w:eastAsiaTheme="minorEastAsia" w:hAnsi="Times" w:cs="Times"/>
+          <w:sz w:val="24"/>
+          <w:szCs w:val="24"/>
+        </w:rPr>
+      </w:pPr>
+      <w:r>
+        <w:rPr>
+          <w:rFonts w:ascii="Times" w:eastAsiaTheme="minorEastAsia" w:hAnsi="Times" w:cs="Times"/>
+          <w:sz w:val="24"/>
+          <w:szCs w:val="24"/>
+        </w:rPr>
+        <w:t xml:space="preserve">A inserção deste exemplo é </w:t>
+      </w:r>
+      <m:oMath>
+        <m:r>
+          <w:rPr>
+            <w:rFonts w:ascii="Cambria Math" w:eastAsiaTheme="minorEastAsia" w:hAnsi="Cambria Math" w:cs="Times"/>
+            <w:sz w:val="24"/>
+            <w:szCs w:val="24"/>
+          </w:rPr>
+          <m:t>O(</m:t>
+        </m:r>
+        <m:func>
+          <m:funcPr>
+            <m:ctrlPr>
+              <w:rPr>
+                <w:rFonts w:ascii="Cambria Math" w:eastAsiaTheme="minorEastAsia" w:hAnsi="Cambria Math" w:cs="Times"/>
+                <w:i/>
+                <w:sz w:val="24"/>
+                <w:szCs w:val="24"/>
+              </w:rPr>
+            </m:ctrlPr>
+          </m:funcPr>
+          <m:fName>
+            <m:r>
+              <m:rPr>
+                <m:sty m:val="p"/>
+              </m:rPr>
+              <w:rPr>
+                <w:rFonts w:ascii="Cambria Math" w:eastAsiaTheme="minorEastAsia" w:hAnsi="Cambria Math" w:cs="Times"/>
+                <w:sz w:val="24"/>
+                <w:szCs w:val="24"/>
+              </w:rPr>
+              <m:t>log</m:t>
+            </m:r>
+          </m:fName>
+          <m:e>
+            <m:r>
+              <w:rPr>
+                <w:rFonts w:ascii="Cambria Math" w:eastAsiaTheme="minorEastAsia" w:hAnsi="Cambria Math" w:cs="Times"/>
+                <w:sz w:val="24"/>
+                <w:szCs w:val="24"/>
+              </w:rPr>
+              <m:t>n)</m:t>
+            </m:r>
+          </m:e>
+        </m:func>
+      </m:oMath>
+      <w:r>
+        <w:rPr>
+          <w:rFonts w:ascii="Times" w:eastAsiaTheme="minorEastAsia" w:hAnsi="Times" w:cs="Times"/>
+          <w:sz w:val="24"/>
+          <w:szCs w:val="24"/>
+        </w:rPr>
+        <w:t xml:space="preserve"> pois uma árvore binária quase completa com </w:t>
+      </w:r>
+      <m:oMath>
+        <m:r>
+          <w:rPr>
+            <w:rFonts w:ascii="Cambria Math" w:eastAsiaTheme="minorEastAsia" w:hAnsi="Cambria Math" w:cs="Times"/>
+            <w:sz w:val="24"/>
+            <w:szCs w:val="24"/>
+          </w:rPr>
+          <m:t>n</m:t>
+        </m:r>
+      </m:oMath>
+      <w:r>
+        <w:rPr>
+          <w:rFonts w:ascii="Times" w:eastAsiaTheme="minorEastAsia" w:hAnsi="Times" w:cs="Times"/>
+          <w:sz w:val="24"/>
+          <w:szCs w:val="24"/>
+        </w:rPr>
+        <w:t xml:space="preserve"> nós tem </w:t>
+      </w:r>
+      <m:oMath>
+        <m:sSub>
+          <m:sSubPr>
+            <m:ctrlPr>
+              <w:rPr>
+                <w:rFonts w:ascii="Cambria Math" w:eastAsiaTheme="minorEastAsia" w:hAnsi="Cambria Math" w:cs="Times"/>
+                <w:i/>
+                <w:sz w:val="24"/>
+                <w:szCs w:val="24"/>
+              </w:rPr>
+            </m:ctrlPr>
+          </m:sSubPr>
+          <m:e>
+            <m:r>
+              <w:rPr>
+                <w:rFonts w:ascii="Cambria Math" w:eastAsiaTheme="minorEastAsia" w:hAnsi="Cambria Math" w:cs="Times"/>
+                <w:sz w:val="24"/>
+                <w:szCs w:val="24"/>
+              </w:rPr>
+              <m:t>log</m:t>
+            </m:r>
+          </m:e>
+          <m:sub>
+            <m:r>
+              <w:rPr>
+                <w:rFonts w:ascii="Cambria Math" w:eastAsiaTheme="minorEastAsia" w:hAnsi="Cambria Math" w:cs="Times"/>
+                <w:sz w:val="24"/>
+                <w:szCs w:val="24"/>
+              </w:rPr>
+              <m:t xml:space="preserve">2 </m:t>
+            </m:r>
+          </m:sub>
+        </m:sSub>
+        <m:r>
+          <w:rPr>
+            <w:rFonts w:ascii="Cambria Math" w:eastAsiaTheme="minorEastAsia" w:hAnsi="Cambria Math" w:cs="Times"/>
+            <w:sz w:val="24"/>
+            <w:szCs w:val="24"/>
+          </w:rPr>
+          <m:t>n+1</m:t>
+        </m:r>
+      </m:oMath>
+      <w:r>
+        <w:rPr>
+          <w:rFonts w:ascii="Times" w:eastAsiaTheme="minorEastAsia" w:hAnsi="Times" w:cs="Times"/>
+          <w:sz w:val="24"/>
+          <w:szCs w:val="24"/>
+        </w:rPr>
+        <w:t xml:space="preserve"> níveis,  e no máximo um nó por cada nível é acessado.</w:t>
+      </w:r>
+    </w:p>
+    <w:p>
+      <w:pPr>
+        <w:pStyle w:val="Ttulo3"/>
+        <w:rPr>
+          <w:rFonts w:ascii="Times" w:hAnsi="Times" w:cs="Times"/>
+          <w:sz w:val="24"/>
+          <w:szCs w:val="24"/>
+        </w:rPr>
+      </w:pPr>
+      <w:r>
+        <w:rPr>
+          <w:rFonts w:ascii="Times" w:hAnsi="Times" w:cs="Times"/>
+          <w:sz w:val="24"/>
+          <w:szCs w:val="24"/>
+        </w:rPr>
+        <w:t>PQMAXDELETE</w:t>
+      </w:r>
+    </w:p>
+    <w:p>
+      <w:pPr>
+        <w:ind w:firstLine="708"/>
+        <w:jc w:val="both"/>
+        <w:rPr>
+          <w:rFonts w:ascii="Times" w:eastAsiaTheme="minorEastAsia" w:hAnsi="Times" w:cs="Times"/>
+          <w:sz w:val="24"/>
+          <w:szCs w:val="24"/>
+        </w:rPr>
+      </w:pPr>
+      <w:r>
+        <w:rPr>
+          <w:rFonts w:ascii="Times" w:hAnsi="Times" w:cs="Times"/>
+          <w:sz w:val="24"/>
+          <w:szCs w:val="24"/>
+        </w:rPr>
+        <w:t xml:space="preserve">Para o procedimento </w:t>
+      </w:r>
+      <w:r>
+        <w:rPr>
+          <w:rFonts w:ascii="Times" w:hAnsi="Times" w:cs="Times"/>
+          <w:i/>
+          <w:sz w:val="24"/>
+          <w:szCs w:val="24"/>
+        </w:rPr>
+        <w:t>pq</w:t>
+      </w:r>
+      <w:r>
+        <w:rPr>
+          <w:rFonts w:ascii="Times" w:hAnsi="Times" w:cs="Times"/>
+          <w:i/>
+          <w:sz w:val="24"/>
+          <w:szCs w:val="24"/>
+        </w:rPr>
+        <w:t>maxdelete</w:t>
+      </w:r>
+      <w:r>
+        <w:rPr>
+          <w:rFonts w:ascii="Times" w:hAnsi="Times" w:cs="Times"/>
+          <w:sz w:val="24"/>
+          <w:szCs w:val="24"/>
+        </w:rPr>
+        <w:t xml:space="preserve">, observa-se que o elemento máximo sempre está na posição-raiz de um heap descendente de </w:t>
+      </w:r>
+      <m:oMath>
+        <m:r>
+          <w:rPr>
+            <w:rFonts w:ascii="Cambria Math" w:hAnsi="Cambria Math" w:cs="Times"/>
+            <w:sz w:val="24"/>
+            <w:szCs w:val="24"/>
+          </w:rPr>
+          <m:t>k</m:t>
+        </m:r>
+      </m:oMath>
+      <w:r>
+        <w:rPr>
+          <w:rFonts w:ascii="Times" w:eastAsiaTheme="minorEastAsia" w:hAnsi="Times" w:cs="Times"/>
+          <w:sz w:val="24"/>
+          <w:szCs w:val="24"/>
+        </w:rPr>
+        <w:t xml:space="preserve"> elementos. Quando este mesmo elemento é removido, os </w:t>
+      </w:r>
+      <m:oMath>
+        <m:r>
+          <w:rPr>
+            <w:rFonts w:ascii="Cambria Math" w:eastAsiaTheme="minorEastAsia" w:hAnsi="Cambria Math" w:cs="Times"/>
+            <w:sz w:val="24"/>
+            <w:szCs w:val="24"/>
+          </w:rPr>
+          <m:t>k-1</m:t>
+        </m:r>
+      </m:oMath>
+      <w:r>
+        <w:rPr>
+          <w:rFonts w:ascii="Times" w:eastAsiaTheme="minorEastAsia" w:hAnsi="Times" w:cs="Times"/>
+          <w:sz w:val="24"/>
+          <w:szCs w:val="24"/>
+        </w:rPr>
+        <w:t xml:space="preserve"> elementos restantes nas posições 1 a </w:t>
+      </w:r>
+      <m:oMath>
+        <m:r>
+          <w:rPr>
+            <w:rFonts w:ascii="Cambria Math" w:eastAsiaTheme="minorEastAsia" w:hAnsi="Cambria Math" w:cs="Times"/>
+            <w:sz w:val="24"/>
+            <w:szCs w:val="24"/>
+          </w:rPr>
+          <m:t>k-1</m:t>
+        </m:r>
+      </m:oMath>
+      <w:r>
+        <w:rPr>
+          <w:rFonts w:ascii="Times" w:eastAsiaTheme="minorEastAsia" w:hAnsi="Times" w:cs="Times"/>
+          <w:sz w:val="24"/>
+          <w:szCs w:val="24"/>
+        </w:rPr>
+        <w:t xml:space="preserve"> precisam ser redistribuídos nas posições 0 até </w:t>
+      </w:r>
+      <m:oMath>
+        <m:r>
+          <w:rPr>
+            <w:rFonts w:ascii="Cambria Math" w:eastAsiaTheme="minorEastAsia" w:hAnsi="Cambria Math" w:cs="Times"/>
+            <w:sz w:val="24"/>
+            <w:szCs w:val="24"/>
+          </w:rPr>
+          <m:t>k-2</m:t>
+        </m:r>
+      </m:oMath>
+      <w:r>
+        <w:rPr>
+          <w:rFonts w:ascii="Times" w:eastAsiaTheme="minorEastAsia" w:hAnsi="Times" w:cs="Times"/>
+          <w:sz w:val="24"/>
+          <w:szCs w:val="24"/>
+        </w:rPr>
+        <w:t xml:space="preserve"> a fim do segmento de vetor resultante de </w:t>
+      </w:r>
+      <w:r>
+        <w:rPr>
+          <w:rFonts w:ascii="Times" w:eastAsiaTheme="minorEastAsia" w:hAnsi="Times" w:cs="Times"/>
+          <w:i/>
+          <w:sz w:val="24"/>
+          <w:szCs w:val="24"/>
+        </w:rPr>
+        <w:t>dpq</w:t>
+      </w:r>
+      <m:oMath>
+        <m:r>
+          <m:rPr>
+            <m:sty m:val="p"/>
+          </m:rPr>
+          <w:rPr>
+            <w:rFonts w:ascii="Cambria Math" w:eastAsiaTheme="minorEastAsia" w:hAnsi="Cambria Math" w:cs="Times"/>
+            <w:sz w:val="24"/>
+            <w:szCs w:val="24"/>
+          </w:rPr>
+          <m:t xml:space="preserve">[0] </m:t>
+        </m:r>
+      </m:oMath>
+      <w:r>
+        <w:rPr>
+          <w:rFonts w:ascii="Times" w:eastAsiaTheme="minorEastAsia" w:hAnsi="Times" w:cs="Times"/>
+          <w:sz w:val="24"/>
+          <w:szCs w:val="24"/>
+        </w:rPr>
+        <w:t xml:space="preserve">até </w:t>
+      </w:r>
+      <w:r>
+        <w:rPr>
+          <w:rFonts w:ascii="Times" w:eastAsiaTheme="minorEastAsia" w:hAnsi="Times" w:cs="Times"/>
+          <w:i/>
+          <w:sz w:val="24"/>
+          <w:szCs w:val="24"/>
+        </w:rPr>
+        <w:t>dpq</w:t>
+      </w:r>
+      <m:oMath>
+        <m:r>
+          <w:rPr>
+            <w:rFonts w:ascii="Cambria Math" w:eastAsiaTheme="minorEastAsia" w:hAnsi="Cambria Math" w:cs="Times"/>
+            <w:sz w:val="24"/>
+            <w:szCs w:val="24"/>
+          </w:rPr>
+          <m:t>[k-2]</m:t>
+        </m:r>
+      </m:oMath>
+      <w:r>
+        <w:rPr>
+          <w:rFonts w:ascii="Times" w:eastAsiaTheme="minorEastAsia" w:hAnsi="Times" w:cs="Times"/>
+          <w:sz w:val="24"/>
+          <w:szCs w:val="24"/>
+        </w:rPr>
+        <w:t xml:space="preserve"> continue um heap descendente.</w:t>
+      </w:r>
+    </w:p>
+    <w:p>
+      <w:pPr>
+        <w:ind w:firstLine="708"/>
+        <w:jc w:val="both"/>
+        <w:rPr>
+          <w:rFonts w:ascii="Times" w:eastAsiaTheme="minorEastAsia" w:hAnsi="Times" w:cs="Times"/>
+          <w:sz w:val="24"/>
+          <w:szCs w:val="24"/>
+        </w:rPr>
+      </w:pPr>
+      <w:r>
+        <w:rPr>
+          <w:rFonts w:ascii="Times" w:eastAsiaTheme="minorEastAsia" w:hAnsi="Times" w:cs="Times"/>
+          <w:sz w:val="24"/>
+          <w:szCs w:val="24"/>
+        </w:rPr>
+        <w:t xml:space="preserve">Seja </w:t>
+      </w:r>
+      <w:r>
+        <w:rPr>
+          <w:rFonts w:ascii="Times" w:eastAsiaTheme="minorEastAsia" w:hAnsi="Times" w:cs="Times"/>
+          <w:i/>
+          <w:sz w:val="24"/>
+          <w:szCs w:val="24"/>
+        </w:rPr>
+        <w:t>adjustheap(root,p)</w:t>
+      </w:r>
+      <w:r>
+        <w:rPr>
+          <w:rFonts w:ascii="Times" w:eastAsiaTheme="minorEastAsia" w:hAnsi="Times" w:cs="Times"/>
+          <w:sz w:val="24"/>
+          <w:szCs w:val="24"/>
+        </w:rPr>
+        <w:t xml:space="preserve"> a reordenação dos elementos </w:t>
+      </w:r>
+      <w:r>
+        <w:rPr>
+          <w:rFonts w:ascii="Times" w:eastAsiaTheme="minorEastAsia" w:hAnsi="Times" w:cs="Times"/>
+          <w:i/>
+          <w:sz w:val="24"/>
+          <w:szCs w:val="24"/>
+        </w:rPr>
+        <w:t>dpq</w:t>
+      </w:r>
+      <m:oMath>
+        <m:r>
+          <w:rPr>
+            <w:rFonts w:ascii="Cambria Math" w:eastAsiaTheme="minorEastAsia" w:hAnsi="Cambria Math" w:cs="Times"/>
+            <w:sz w:val="24"/>
+            <w:szCs w:val="24"/>
+          </w:rPr>
+          <m:t>[root</m:t>
+        </m:r>
+        <m:r>
+          <m:rPr>
+            <m:sty m:val="p"/>
+          </m:rPr>
+          <w:rPr>
+            <w:rFonts w:ascii="Cambria Math" w:eastAsiaTheme="minorEastAsia" w:hAnsi="Cambria Math" w:cs="Times"/>
+            <w:sz w:val="24"/>
+            <w:szCs w:val="24"/>
+          </w:rPr>
+          <m:t xml:space="preserve"> +1</m:t>
+        </m:r>
+        <m:r>
+          <w:rPr>
+            <w:rFonts w:ascii="Cambria Math" w:eastAsiaTheme="minorEastAsia" w:hAnsi="Cambria Math" w:cs="Times"/>
+            <w:sz w:val="24"/>
+            <w:szCs w:val="24"/>
+          </w:rPr>
+          <m:t>]</m:t>
+        </m:r>
+      </m:oMath>
+      <w:r>
+        <w:rPr>
+          <w:rFonts w:ascii="Times" w:eastAsiaTheme="minorEastAsia" w:hAnsi="Times" w:cs="Times"/>
+          <w:sz w:val="24"/>
+          <w:szCs w:val="24"/>
+        </w:rPr>
+        <w:t xml:space="preserve"> até </w:t>
+      </w:r>
+      <w:r>
+        <w:rPr>
+          <w:rFonts w:ascii="Times" w:eastAsiaTheme="minorEastAsia" w:hAnsi="Times" w:cs="Times"/>
+          <w:i/>
+          <w:sz w:val="24"/>
+          <w:szCs w:val="24"/>
+        </w:rPr>
+        <w:t>dpq</w:t>
+      </w:r>
+      <m:oMath>
+        <m:r>
+          <w:rPr>
+            <w:rFonts w:ascii="Cambria Math" w:eastAsiaTheme="minorEastAsia" w:hAnsi="Cambria Math" w:cs="Times"/>
+            <w:sz w:val="24"/>
+            <w:szCs w:val="24"/>
+          </w:rPr>
+          <m:t>[k]</m:t>
+        </m:r>
+        <m:r>
+          <m:rPr>
+            <m:sty m:val="p"/>
+          </m:rPr>
+          <w:rPr>
+            <w:rFonts w:ascii="Cambria Math" w:eastAsiaTheme="minorEastAsia" w:hAnsi="Cambria Math" w:cs="Times"/>
+            <w:sz w:val="24"/>
+            <w:szCs w:val="24"/>
+          </w:rPr>
+          <m:t xml:space="preserve"> </m:t>
+        </m:r>
+      </m:oMath>
+      <w:r>
+        <w:rPr>
+          <w:rFonts w:ascii="Times" w:eastAsiaTheme="minorEastAsia" w:hAnsi="Times" w:cs="Times"/>
+          <w:sz w:val="24"/>
+          <w:szCs w:val="24"/>
+        </w:rPr>
+        <w:t xml:space="preserve">em </w:t>
+      </w:r>
+      <w:r>
+        <w:rPr>
+          <w:rFonts w:ascii="Times" w:eastAsiaTheme="minorEastAsia" w:hAnsi="Times" w:cs="Times"/>
+          <w:i/>
+          <w:sz w:val="24"/>
+          <w:szCs w:val="24"/>
+        </w:rPr>
+        <w:t>dpq</w:t>
+      </w:r>
+      <m:oMath>
+        <m:r>
+          <m:rPr>
+            <m:sty m:val="p"/>
+          </m:rPr>
+          <w:rPr>
+            <w:rFonts w:ascii="Cambria Math" w:eastAsiaTheme="minorEastAsia" w:hAnsi="Cambria Math" w:cs="Times"/>
+            <w:sz w:val="24"/>
+            <w:szCs w:val="24"/>
+          </w:rPr>
+          <m:t xml:space="preserve">[root] </m:t>
+        </m:r>
+      </m:oMath>
+      <w:r>
+        <w:rPr>
+          <w:rFonts w:ascii="Times" w:eastAsiaTheme="minorEastAsia" w:hAnsi="Times" w:cs="Times"/>
+          <w:sz w:val="24"/>
+          <w:szCs w:val="24"/>
+        </w:rPr>
+        <w:t xml:space="preserve">até </w:t>
+      </w:r>
+      <w:r>
+        <w:rPr>
+          <w:rFonts w:ascii="Times" w:eastAsiaTheme="minorEastAsia" w:hAnsi="Times" w:cs="Times"/>
+          <w:i/>
+          <w:sz w:val="24"/>
+          <w:szCs w:val="24"/>
+        </w:rPr>
+        <w:t>dpq</w:t>
+      </w:r>
+      <m:oMath>
+        <m:r>
+          <w:rPr>
+            <w:rFonts w:ascii="Cambria Math" w:eastAsiaTheme="minorEastAsia" w:hAnsi="Cambria Math" w:cs="Times"/>
+            <w:sz w:val="24"/>
+            <w:szCs w:val="24"/>
+          </w:rPr>
+          <m:t>[k-1]</m:t>
+        </m:r>
+      </m:oMath>
+      <w:r>
+        <w:rPr>
+          <w:rFonts w:ascii="Times" w:eastAsiaTheme="minorEastAsia" w:hAnsi="Times" w:cs="Times"/>
+          <w:sz w:val="24"/>
+          <w:szCs w:val="24"/>
+        </w:rPr>
+        <w:t xml:space="preserve"> tal que </w:t>
+      </w:r>
+      <w:r>
+        <w:rPr>
+          <w:rFonts w:ascii="Times" w:eastAsiaTheme="minorEastAsia" w:hAnsi="Times" w:cs="Times"/>
+          <w:i/>
+          <w:sz w:val="24"/>
+          <w:szCs w:val="24"/>
+        </w:rPr>
+        <w:t>subtree(root,</w:t>
+      </w:r>
+      <m:oMath>
+        <m:r>
+          <w:rPr>
+            <w:rFonts w:ascii="Cambria Math" w:eastAsiaTheme="minorEastAsia" w:hAnsi="Cambria Math" w:cs="Times"/>
+            <w:sz w:val="24"/>
+            <w:szCs w:val="24"/>
+          </w:rPr>
+          <m:t>k-1</m:t>
+        </m:r>
+      </m:oMath>
+      <w:r>
+        <w:rPr>
+          <w:rFonts w:ascii="Times" w:eastAsiaTheme="minorEastAsia" w:hAnsi="Times" w:cs="Times"/>
+          <w:i/>
+          <w:sz w:val="24"/>
+          <w:szCs w:val="24"/>
+        </w:rPr>
+        <w:t>)</w:t>
+      </w:r>
+      <w:r>
+        <w:rPr>
+          <w:rFonts w:ascii="Times" w:eastAsiaTheme="minorEastAsia" w:hAnsi="Times" w:cs="Times"/>
+          <w:sz w:val="24"/>
+          <w:szCs w:val="24"/>
+        </w:rPr>
+        <w:t xml:space="preserve"> forme um heap descendente. Assim, para implementar </w:t>
+      </w:r>
+      <w:r>
+        <w:rPr>
+          <w:rFonts w:ascii="Times" w:eastAsiaTheme="minorEastAsia" w:hAnsi="Times" w:cs="Times"/>
+          <w:i/>
+          <w:sz w:val="24"/>
+          <w:szCs w:val="24"/>
+        </w:rPr>
+        <w:t>pqmaxdelete(dpq,k)</w:t>
+      </w:r>
+      <w:r>
+        <w:rPr>
+          <w:rFonts w:ascii="Times" w:eastAsiaTheme="minorEastAsia" w:hAnsi="Times" w:cs="Times"/>
+          <w:sz w:val="24"/>
+          <w:szCs w:val="24"/>
+        </w:rPr>
+        <w:t xml:space="preserve"> para um heap descendente de </w:t>
+      </w:r>
+      <m:oMath>
+        <m:r>
+          <w:rPr>
+            <w:rFonts w:ascii="Cambria Math" w:eastAsiaTheme="minorEastAsia" w:hAnsi="Cambria Math" w:cs="Times"/>
+            <w:sz w:val="24"/>
+            <w:szCs w:val="24"/>
+          </w:rPr>
+          <m:t>k</m:t>
+        </m:r>
+      </m:oMath>
+      <w:r>
+        <w:rPr>
+          <w:rFonts w:ascii="Times" w:eastAsiaTheme="minorEastAsia" w:hAnsi="Times" w:cs="Times"/>
+          <w:sz w:val="24"/>
+          <w:szCs w:val="24"/>
+        </w:rPr>
+        <w:t xml:space="preserve"> elementos por:</w:t>
+      </w:r>
+    </w:p>
+    <w:p>
+      <w:pPr>
+        <w:jc w:val="both"/>
+        <w:rPr>
+          <w:rFonts w:ascii="Courier New" w:eastAsiaTheme="minorEastAsia" w:hAnsi="Courier New" w:cs="Courier New"/>
+          <w:sz w:val="20"/>
+          <w:szCs w:val="24"/>
+        </w:rPr>
+      </w:pPr>
+      <w:r>
+        <w:rPr>
+          <w:rFonts w:ascii="Courier New" w:eastAsiaTheme="minorEastAsia" w:hAnsi="Courier New" w:cs="Courier New"/>
+          <w:sz w:val="20"/>
+          <w:szCs w:val="24"/>
+        </w:rPr>
+        <w:t>int pqmaxdelete(int dpq[], int k)</w:t>
+      </w:r>
+    </w:p>
+    <w:p>
+      <w:pPr>
+        <w:jc w:val="both"/>
+        <w:rPr>
+          <w:rFonts w:ascii="Courier New" w:eastAsiaTheme="minorEastAsia" w:hAnsi="Courier New" w:cs="Courier New"/>
+          <w:sz w:val="20"/>
+          <w:szCs w:val="24"/>
+        </w:rPr>
+      </w:pPr>
+      <w:r>
+        <w:rPr>
+          <w:rFonts w:ascii="Courier New" w:eastAsiaTheme="minorEastAsia" w:hAnsi="Courier New" w:cs="Courier New"/>
+          <w:sz w:val="20"/>
+          <w:szCs w:val="24"/>
+        </w:rPr>
+        <w:t>{</w:t>
+      </w:r>
+    </w:p>
+    <w:p>
+      <w:pPr>
+        <w:jc w:val="both"/>
+        <w:rPr>
+          <w:rFonts w:ascii="Courier New" w:eastAsiaTheme="minorEastAsia" w:hAnsi="Courier New" w:cs="Courier New"/>
+          <w:sz w:val="20"/>
+          <w:szCs w:val="24"/>
+        </w:rPr>
+      </w:pPr>
+      <w:r>
+        <w:rPr>
+          <w:rFonts w:ascii="Courier New" w:eastAsiaTheme="minorEastAsia" w:hAnsi="Courier New" w:cs="Courier New"/>
+          <w:sz w:val="20"/>
+          <w:szCs w:val="24"/>
+        </w:rPr>
+        <w:t xml:space="preserve">    int p = dpq[0];</w:t>
+      </w:r>
+    </w:p>
+    <w:p>
+      <w:pPr>
+        <w:jc w:val="both"/>
+        <w:rPr>
+          <w:rFonts w:ascii="Courier New" w:eastAsiaTheme="minorEastAsia" w:hAnsi="Courier New" w:cs="Courier New"/>
+          <w:sz w:val="20"/>
+          <w:szCs w:val="24"/>
+        </w:rPr>
+      </w:pPr>
+      <w:r>
+        <w:rPr>
+          <w:rFonts w:ascii="Courier New" w:eastAsiaTheme="minorEastAsia" w:hAnsi="Courier New" w:cs="Courier New"/>
+          <w:sz w:val="20"/>
+          <w:szCs w:val="24"/>
+        </w:rPr>
+        <w:t xml:space="preserve">    dpq[0] = dpq[k - 1];</w:t>
+      </w:r>
+    </w:p>
+    <w:p>
+      <w:pPr>
+        <w:jc w:val="both"/>
+        <w:rPr>
+          <w:rFonts w:ascii="Courier New" w:eastAsiaTheme="minorEastAsia" w:hAnsi="Courier New" w:cs="Courier New"/>
+          <w:sz w:val="20"/>
+          <w:szCs w:val="24"/>
+        </w:rPr>
+      </w:pPr>
+      <w:r>
+        <w:rPr>
+          <w:rFonts w:ascii="Courier New" w:eastAsiaTheme="minorEastAsia" w:hAnsi="Courier New" w:cs="Courier New"/>
+          <w:sz w:val="20"/>
+          <w:szCs w:val="24"/>
+        </w:rPr>
+        <w:t xml:space="preserve">    adjustheap(dpq, 0, k - 1);</w:t>
+      </w:r>
+    </w:p>
+    <w:p>
+      <w:pPr>
+        <w:jc w:val="both"/>
+        <w:rPr>
+          <w:rFonts w:ascii="Courier New" w:eastAsiaTheme="minorEastAsia" w:hAnsi="Courier New" w:cs="Courier New"/>
+          <w:sz w:val="20"/>
+          <w:szCs w:val="24"/>
+        </w:rPr>
+      </w:pPr>
+      <w:r>
+        <w:rPr>
+          <w:rFonts w:ascii="Courier New" w:eastAsiaTheme="minorEastAsia" w:hAnsi="Courier New" w:cs="Courier New"/>
+          <w:sz w:val="20"/>
+          <w:szCs w:val="24"/>
+        </w:rPr>
+        <w:t xml:space="preserve">    return p;</w:t>
+      </w:r>
+    </w:p>
+    <w:p>
+      <w:pPr>
+        <w:jc w:val="both"/>
+        <w:rPr>
+          <w:rFonts w:ascii="Courier New" w:eastAsiaTheme="minorEastAsia" w:hAnsi="Courier New" w:cs="Courier New"/>
+          <w:sz w:val="20"/>
+          <w:szCs w:val="24"/>
+        </w:rPr>
+      </w:pPr>
+      <w:r>
+        <w:rPr>
+          <w:rFonts w:ascii="Courier New" w:eastAsiaTheme="minorEastAsia" w:hAnsi="Courier New" w:cs="Courier New"/>
+          <w:sz w:val="20"/>
+          <w:szCs w:val="24"/>
+        </w:rPr>
+        <w:t>}</w:t>
+      </w:r>
+    </w:p>
+    <w:p>
+      <w:pPr>
+        <w:pStyle w:val="Ttulo3"/>
+        <w:rPr>
+          <w:rFonts w:ascii="Times" w:hAnsi="Times" w:cs="Times"/>
+          <w:sz w:val="24"/>
+          <w:szCs w:val="24"/>
+        </w:rPr>
+      </w:pPr>
+      <w:r>
+        <w:rPr>
+          <w:rFonts w:ascii="Times" w:hAnsi="Times" w:cs="Times"/>
+          <w:sz w:val="24"/>
+          <w:szCs w:val="24"/>
+        </w:rPr>
+        <w:t>ADJUSTHEAP</w:t>
+      </w:r>
+    </w:p>
+    <w:p>
+      <w:pPr>
+        <w:ind w:firstLine="708"/>
+        <w:jc w:val="both"/>
+        <w:rPr>
+          <w:rFonts w:ascii="Times" w:eastAsiaTheme="minorEastAsia" w:hAnsi="Times" w:cs="Times"/>
+          <w:sz w:val="24"/>
+          <w:szCs w:val="24"/>
+        </w:rPr>
+      </w:pPr>
+      <w:r>
+        <w:rPr>
+          <w:rFonts w:ascii="Times" w:hAnsi="Times" w:cs="Times"/>
+          <w:sz w:val="24"/>
+          <w:szCs w:val="24"/>
+        </w:rPr>
+        <w:t>HHDHUEUHDUEHDEUFHUEHRUEH</w:t>
+      </w:r>
+    </w:p>
+    <w:p>
+      <w:pPr>
+        <w:pStyle w:val="Ttulo3"/>
+        <w:rPr>
+          <w:rFonts w:ascii="Times" w:hAnsi="Times" w:cs="Times"/>
+          <w:sz w:val="24"/>
+          <w:szCs w:val="24"/>
+        </w:rPr>
+      </w:pPr>
+      <w:r>
+        <w:rPr>
+          <w:rFonts w:ascii="Times" w:hAnsi="Times" w:cs="Times"/>
+          <w:sz w:val="24"/>
+          <w:szCs w:val="24"/>
+        </w:rPr>
+        <w:t>LARGESON</w:t>
+      </w:r>
+    </w:p>
+    <w:p>
+      <w:pPr>
+        <w:ind w:firstLine="708"/>
+        <w:jc w:val="both"/>
+        <w:rPr>
+          <w:rFonts w:ascii="Times" w:eastAsiaTheme="minorEastAsia" w:hAnsi="Times" w:cs="Times"/>
+          <w:sz w:val="24"/>
+          <w:szCs w:val="24"/>
+        </w:rPr>
+      </w:pPr>
+      <w:r>
+        <w:rPr>
+          <w:rFonts w:ascii="Times" w:hAnsi="Times" w:cs="Times"/>
+          <w:sz w:val="24"/>
+          <w:szCs w:val="24"/>
+        </w:rPr>
+        <w:t>HHDHUEUHDUEHDEUFHUEHRUEH</w:t>
+      </w:r>
+    </w:p>
+    <w:p>
+      <w:pPr>
+        <w:pStyle w:val="Ttulo3"/>
+        <w:rPr>
+          <w:rFonts w:ascii="Times" w:hAnsi="Times" w:cs="Times"/>
+          <w:sz w:val="24"/>
+          <w:szCs w:val="24"/>
+        </w:rPr>
+      </w:pPr>
+      <w:r>
+        <w:rPr>
+          <w:rFonts w:ascii="Times" w:hAnsi="Times" w:cs="Times"/>
+          <w:sz w:val="24"/>
+          <w:szCs w:val="24"/>
+        </w:rPr>
+        <w:t>HEAPSORT</w:t>
+      </w:r>
+    </w:p>
+    <w:p>
+      <w:pPr>
+        <w:ind w:firstLine="708"/>
+        <w:jc w:val="both"/>
+        <w:rPr>
+          <w:rFonts w:ascii="Times" w:eastAsiaTheme="minorEastAsia" w:hAnsi="Times" w:cs="Times"/>
+          <w:sz w:val="24"/>
+          <w:szCs w:val="24"/>
+        </w:rPr>
+      </w:pPr>
+      <w:r>
+        <w:rPr>
+          <w:rFonts w:ascii="Times" w:hAnsi="Times" w:cs="Times"/>
+          <w:sz w:val="24"/>
+          <w:szCs w:val="24"/>
+        </w:rPr>
+        <w:t>HHDHUEUHDUEHDEUFHUEHRUEH</w:t>
+      </w:r>
+    </w:p>
+    <w:p>
+      <w:pPr>
+        <w:pStyle w:val="Ttulo3"/>
+        <w:rPr>
+          <w:rFonts w:ascii="Times" w:hAnsi="Times" w:cs="Times"/>
+          <w:sz w:val="24"/>
+          <w:szCs w:val="24"/>
+        </w:rPr>
+      </w:pPr>
+      <w:r>
+        <w:rPr>
+          <w:rFonts w:ascii="Times" w:hAnsi="Times" w:cs="Times"/>
+          <w:sz w:val="24"/>
+          <w:szCs w:val="24"/>
+        </w:rPr>
+        <w:t>PRINTARRAY</w:t>
+      </w:r>
+    </w:p>
+    <w:p>
+      <w:pPr>
+        <w:ind w:firstLine="708"/>
+        <w:jc w:val="both"/>
+        <w:rPr>
+          <w:rFonts w:ascii="Times" w:eastAsiaTheme="minorEastAsia" w:hAnsi="Times" w:cs="Times"/>
+          <w:sz w:val="24"/>
+          <w:szCs w:val="24"/>
+        </w:rPr>
+      </w:pPr>
+      <w:r>
+        <w:rPr>
+          <w:rFonts w:ascii="Times" w:hAnsi="Times" w:cs="Times"/>
+          <w:sz w:val="24"/>
+          <w:szCs w:val="24"/>
+        </w:rPr>
+        <w:t>HHDHUEUHDUEHDEUFHUEHRUEH</w:t>
+      </w:r>
+    </w:p>
+    <w:p>
+      <w:pPr>
+        <w:jc w:val="both"/>
+        <w:rPr>
+          <w:rFonts w:ascii="Times" w:hAnsi="Times" w:cs="Times"/>
+          <w:sz w:val="20"/>
+          <w:szCs w:val="24"/>
+        </w:rPr>
+      </w:pPr>
+    </w:p>
+    <w:p>
+      <w:pPr>
+        <w:jc w:val="both"/>
+        <w:rPr>
+          <w:rFonts w:ascii="Times" w:hAnsi="Times" w:cs="Times"/>
+          <w:sz w:val="20"/>
+          <w:szCs w:val="24"/>
+        </w:rPr>
+      </w:pPr>
+    </w:p>
+    <w:p>
+      <w:pPr>
+        <w:jc w:val="both"/>
+        <w:rPr>
+          <w:rFonts w:ascii="Times" w:hAnsi="Times" w:cs="Times"/>
+          <w:sz w:val="20"/>
+          <w:szCs w:val="24"/>
+        </w:rPr>
+      </w:pPr>
+    </w:p>
+    <w:p>
+      <w:pPr>
+        <w:jc w:val="both"/>
+        <w:rPr>
+          <w:rFonts w:ascii="Times" w:hAnsi="Times" w:cs="Times"/>
+          <w:sz w:val="20"/>
+          <w:szCs w:val="24"/>
+        </w:rPr>
+      </w:pPr>
+    </w:p>
+    <w:p>
+      <w:pPr>
+        <w:jc w:val="both"/>
+        <w:rPr>
+          <w:rFonts w:ascii="Times" w:hAnsi="Times" w:cs="Times"/>
+          <w:sz w:val="20"/>
+          <w:szCs w:val="24"/>
+        </w:rPr>
+      </w:pPr>
+    </w:p>
+    <w:p>
+      <w:pPr>
+        <w:jc w:val="both"/>
+        <w:rPr>
+          <w:rFonts w:ascii="Times" w:hAnsi="Times" w:cs="Times"/>
+          <w:sz w:val="20"/>
+          <w:szCs w:val="24"/>
+        </w:rPr>
       </w:pPr>
     </w:p>
     <w:p>
@@ -5957,6 +7316,25 @@
         <w:t>Incluir detalhes da configuração do computador usado para testes: sistema Operacional, quantidade de RAM, velocidade da CPU (Hz).</w:t>
       </w:r>
       <w:bookmarkEnd w:id="14"/>
+    </w:p>
+    <w:p>
+      <w:pPr>
+        <w:ind w:firstLine="708"/>
+        <w:jc w:val="both"/>
+        <w:rPr>
+          <w:rFonts w:ascii="Times" w:eastAsiaTheme="minorEastAsia" w:hAnsi="Times" w:cs="Times"/>
+          <w:sz w:val="24"/>
+          <w:szCs w:val="24"/>
+        </w:rPr>
+      </w:pPr>
+      <w:r>
+        <w:rPr>
+          <w:rFonts w:ascii="Times" w:hAnsi="Times" w:cs="Times"/>
+          <w:sz w:val="24"/>
+          <w:szCs w:val="24"/>
+        </w:rPr>
+        <w:t>As configurações do computador utilizado nos testes de comparativos dos algoritmos de ordenação:</w:t>
+      </w:r>
     </w:p>
     <w:p>
       <w:pPr>
@@ -6059,7 +7437,6 @@
           <w:sz w:val="24"/>
           <w:szCs w:val="24"/>
         </w:rPr>
-        <w:lastRenderedPageBreak/>
         <w:t>Referências</w:t>
       </w:r>
       <w:bookmarkEnd w:id="18"/>
@@ -6285,7 +7662,7 @@
             <w:rPr>
               <w:noProof/>
             </w:rPr>
-            <w:t>5</w:t>
+            <w:t>7</w:t>
           </w:r>
         </w:fldSimple>
       </w:p>
@@ -7518,6 +8895,28 @@
       <w:color w:val="4F81BD" w:themeColor="accent1"/>
       <w:sz w:val="26"/>
       <w:szCs w:val="26"/>
+    </w:rPr>
+  </w:style>
+  <w:style w:type="paragraph" w:styleId="Ttulo3">
+    <w:name w:val="heading 3"/>
+    <w:basedOn w:val="Normal"/>
+    <w:next w:val="Normal"/>
+    <w:link w:val="Ttulo3Char"/>
+    <w:uiPriority w:val="9"/>
+    <w:unhideWhenUsed/>
+    <w:qFormat/>
+    <w:rsid w:val="009A5C0E"/>
+    <w:pPr>
+      <w:keepNext/>
+      <w:keepLines/>
+      <w:spacing w:before="200" w:after="0"/>
+      <w:outlineLvl w:val="2"/>
+    </w:pPr>
+    <w:rPr>
+      <w:rFonts w:asciiTheme="majorHAnsi" w:eastAsiaTheme="majorEastAsia" w:hAnsiTheme="majorHAnsi" w:cstheme="majorBidi"/>
+      <w:b/>
+      <w:bCs/>
+      <w:color w:val="4F81BD" w:themeColor="accent1"/>
     </w:rPr>
   </w:style>
   <w:style w:type="character" w:default="1" w:styleId="Fontepargpadro">
@@ -7750,6 +9149,19 @@
     <w:uiPriority w:val="99"/>
     <w:rsid w:val="007E18DB"/>
   </w:style>
+  <w:style w:type="character" w:customStyle="1" w:styleId="Ttulo3Char">
+    <w:name w:val="Título 3 Char"/>
+    <w:basedOn w:val="Fontepargpadro"/>
+    <w:link w:val="Ttulo3"/>
+    <w:uiPriority w:val="9"/>
+    <w:rsid w:val="009A5C0E"/>
+    <w:rPr>
+      <w:rFonts w:asciiTheme="majorHAnsi" w:eastAsiaTheme="majorEastAsia" w:hAnsiTheme="majorHAnsi" w:cstheme="majorBidi"/>
+      <w:b/>
+      <w:bCs/>
+      <w:color w:val="4F81BD" w:themeColor="accent1"/>
+    </w:rPr>
+  </w:style>
 </w:styles>
 </file>
 
@@ -7845,7 +9257,7 @@
   </w:compat>
   <w:rsids>
     <w:rsidRoot w:val="00DE5764"/>
-    <w:rsid w:val="00314390"/>
+    <w:rsid w:val="00232ED1"/>
     <w:rsid w:val="00DE5764"/>
   </w:rsids>
   <m:mathPr>
@@ -8072,6 +9484,10 @@
   </w:style>
   <w:style w:type="paragraph" w:customStyle="1" w:styleId="D88F553CF97A4004962B4B0963E07C3F">
     <w:name w:val="D88F553CF97A4004962B4B0963E07C3F"/>
+    <w:rsid w:val="00DE5764"/>
+  </w:style>
+  <w:style w:type="paragraph" w:customStyle="1" w:styleId="CC08B2741AD249CC9686C4F3D436C4C1">
+    <w:name w:val="CC08B2741AD249CC9686C4F3D436C4C1"/>
     <w:rsid w:val="00DE5764"/>
   </w:style>
 </w:styles>

--- a/Relatorio_Equipe_HeapSort.docx
+++ b/Relatorio_Equipe_HeapSort.docx
@@ -333,7 +333,7 @@
             </w:rPr>
             <w:fldChar w:fldCharType="separate"/>
           </w:r>
-          <w:hyperlink w:anchor="_Toc200093191" w:history="1">
+          <w:hyperlink w:anchor="_Toc200142111" w:history="1">
             <w:r>
               <w:rPr>
                 <w:rStyle w:val="Hyperlink"/>
@@ -377,7 +377,7 @@
                 <w:noProof/>
                 <w:webHidden/>
               </w:rPr>
-              <w:instrText xml:space="preserve"> PAGEREF _Toc200093191 \h </w:instrText>
+              <w:instrText xml:space="preserve"> PAGEREF _Toc200142111 \h </w:instrText>
             </w:r>
             <w:r>
               <w:rPr>
@@ -420,7 +420,7 @@
               <w:lang w:eastAsia="pt-BR"/>
             </w:rPr>
           </w:pPr>
-          <w:hyperlink w:anchor="_Toc200093192" w:history="1">
+          <w:hyperlink w:anchor="_Toc200142112" w:history="1">
             <w:r>
               <w:rPr>
                 <w:rStyle w:val="Hyperlink"/>
@@ -448,7 +448,7 @@
                 <w:noProof/>
                 <w:webHidden/>
               </w:rPr>
-              <w:instrText xml:space="preserve"> PAGEREF _Toc200093192 \h </w:instrText>
+              <w:instrText xml:space="preserve"> PAGEREF _Toc200142112 \h </w:instrText>
             </w:r>
             <w:r>
               <w:rPr>
@@ -491,7 +491,7 @@
               <w:lang w:eastAsia="pt-BR"/>
             </w:rPr>
           </w:pPr>
-          <w:hyperlink w:anchor="_Toc200093193" w:history="1">
+          <w:hyperlink w:anchor="_Toc200142113" w:history="1">
             <w:r>
               <w:rPr>
                 <w:rStyle w:val="Hyperlink"/>
@@ -519,7 +519,7 @@
                 <w:noProof/>
                 <w:webHidden/>
               </w:rPr>
-              <w:instrText xml:space="preserve"> PAGEREF _Toc200093193 \h </w:instrText>
+              <w:instrText xml:space="preserve"> PAGEREF _Toc200142113 \h </w:instrText>
             </w:r>
             <w:r>
               <w:rPr>
@@ -562,7 +562,7 @@
               <w:lang w:eastAsia="pt-BR"/>
             </w:rPr>
           </w:pPr>
-          <w:hyperlink w:anchor="_Toc200093194" w:history="1">
+          <w:hyperlink w:anchor="_Toc200142114" w:history="1">
             <w:r>
               <w:rPr>
                 <w:rStyle w:val="Hyperlink"/>
@@ -590,7 +590,7 @@
                 <w:noProof/>
                 <w:webHidden/>
               </w:rPr>
-              <w:instrText xml:space="preserve"> PAGEREF _Toc200093194 \h </w:instrText>
+              <w:instrText xml:space="preserve"> PAGEREF _Toc200142114 \h </w:instrText>
             </w:r>
             <w:r>
               <w:rPr>
@@ -634,7 +634,7 @@
               <w:lang w:eastAsia="pt-BR"/>
             </w:rPr>
           </w:pPr>
-          <w:hyperlink w:anchor="_Toc200093195" w:history="1">
+          <w:hyperlink w:anchor="_Toc200142115" w:history="1">
             <w:r>
               <w:rPr>
                 <w:rStyle w:val="Hyperlink"/>
@@ -678,7 +678,7 @@
                 <w:noProof/>
                 <w:webHidden/>
               </w:rPr>
-              <w:instrText xml:space="preserve"> PAGEREF _Toc200093195 \h </w:instrText>
+              <w:instrText xml:space="preserve"> PAGEREF _Toc200142115 \h </w:instrText>
             </w:r>
             <w:r>
               <w:rPr>
@@ -721,7 +721,7 @@
               <w:lang w:eastAsia="pt-BR"/>
             </w:rPr>
           </w:pPr>
-          <w:hyperlink w:anchor="_Toc200093196" w:history="1">
+          <w:hyperlink w:anchor="_Toc200142116" w:history="1">
             <w:r>
               <w:rPr>
                 <w:rStyle w:val="Hyperlink"/>
@@ -749,7 +749,7 @@
                 <w:noProof/>
                 <w:webHidden/>
               </w:rPr>
-              <w:instrText xml:space="preserve"> PAGEREF _Toc200093196 \h </w:instrText>
+              <w:instrText xml:space="preserve"> PAGEREF _Toc200142116 \h </w:instrText>
             </w:r>
             <w:r>
               <w:rPr>
@@ -792,7 +792,7 @@
               <w:lang w:eastAsia="pt-BR"/>
             </w:rPr>
           </w:pPr>
-          <w:hyperlink w:anchor="_Toc200093197" w:history="1">
+          <w:hyperlink w:anchor="_Toc200142117" w:history="1">
             <w:r>
               <w:rPr>
                 <w:rStyle w:val="Hyperlink"/>
@@ -820,7 +820,7 @@
                 <w:noProof/>
                 <w:webHidden/>
               </w:rPr>
-              <w:instrText xml:space="preserve"> PAGEREF _Toc200093197 \h </w:instrText>
+              <w:instrText xml:space="preserve"> PAGEREF _Toc200142117 \h </w:instrText>
             </w:r>
             <w:r>
               <w:rPr>
@@ -863,7 +863,7 @@
               <w:lang w:eastAsia="pt-BR"/>
             </w:rPr>
           </w:pPr>
-          <w:hyperlink w:anchor="_Toc200093198" w:history="1">
+          <w:hyperlink w:anchor="_Toc200142118" w:history="1">
             <w:r>
               <w:rPr>
                 <w:rStyle w:val="Hyperlink"/>
@@ -891,7 +891,7 @@
                 <w:noProof/>
                 <w:webHidden/>
               </w:rPr>
-              <w:instrText xml:space="preserve"> PAGEREF _Toc200093198 \h </w:instrText>
+              <w:instrText xml:space="preserve"> PAGEREF _Toc200142118 \h </w:instrText>
             </w:r>
             <w:r>
               <w:rPr>
@@ -934,7 +934,7 @@
               <w:lang w:eastAsia="pt-BR"/>
             </w:rPr>
           </w:pPr>
-          <w:hyperlink w:anchor="_Toc200093199" w:history="1">
+          <w:hyperlink w:anchor="_Toc200142119" w:history="1">
             <w:r>
               <w:rPr>
                 <w:rStyle w:val="Hyperlink"/>
@@ -962,7 +962,7 @@
                 <w:noProof/>
                 <w:webHidden/>
               </w:rPr>
-              <w:instrText xml:space="preserve"> PAGEREF _Toc200093199 \h </w:instrText>
+              <w:instrText xml:space="preserve"> PAGEREF _Toc200142119 \h </w:instrText>
             </w:r>
             <w:r>
               <w:rPr>
@@ -1005,7 +1005,7 @@
               <w:lang w:eastAsia="pt-BR"/>
             </w:rPr>
           </w:pPr>
-          <w:hyperlink w:anchor="_Toc200093200" w:history="1">
+          <w:hyperlink w:anchor="_Toc200142120" w:history="1">
             <w:r>
               <w:rPr>
                 <w:rStyle w:val="Hyperlink"/>
@@ -1033,7 +1033,7 @@
                 <w:noProof/>
                 <w:webHidden/>
               </w:rPr>
-              <w:instrText xml:space="preserve"> PAGEREF _Toc200093200 \h </w:instrText>
+              <w:instrText xml:space="preserve"> PAGEREF _Toc200142120 \h </w:instrText>
             </w:r>
             <w:r>
               <w:rPr>
@@ -1076,7 +1076,7 @@
               <w:lang w:eastAsia="pt-BR"/>
             </w:rPr>
           </w:pPr>
-          <w:hyperlink w:anchor="_Toc200093201" w:history="1">
+          <w:hyperlink w:anchor="_Toc200142121" w:history="1">
             <w:r>
               <w:rPr>
                 <w:rStyle w:val="Hyperlink"/>
@@ -1104,7 +1104,7 @@
                 <w:noProof/>
                 <w:webHidden/>
               </w:rPr>
-              <w:instrText xml:space="preserve"> PAGEREF _Toc200093201 \h </w:instrText>
+              <w:instrText xml:space="preserve"> PAGEREF _Toc200142121 \h </w:instrText>
             </w:r>
             <w:r>
               <w:rPr>
@@ -1124,7 +1124,7 @@
                 <w:noProof/>
                 <w:webHidden/>
               </w:rPr>
-              <w:t>4</w:t>
+              <w:t>5</w:t>
             </w:r>
             <w:r>
               <w:rPr>
@@ -1148,7 +1148,7 @@
               <w:lang w:eastAsia="pt-BR"/>
             </w:rPr>
           </w:pPr>
-          <w:hyperlink w:anchor="_Toc200093202" w:history="1">
+          <w:hyperlink w:anchor="_Toc200142122" w:history="1">
             <w:r>
               <w:rPr>
                 <w:rStyle w:val="Hyperlink"/>
@@ -1192,7 +1192,7 @@
                 <w:noProof/>
                 <w:webHidden/>
               </w:rPr>
-              <w:instrText xml:space="preserve"> PAGEREF _Toc200093202 \h </w:instrText>
+              <w:instrText xml:space="preserve"> PAGEREF _Toc200142122 \h </w:instrText>
             </w:r>
             <w:r>
               <w:rPr>
@@ -1235,7 +1235,7 @@
               <w:lang w:eastAsia="pt-BR"/>
             </w:rPr>
           </w:pPr>
-          <w:hyperlink w:anchor="_Toc200093203" w:history="1">
+          <w:hyperlink w:anchor="_Toc200142123" w:history="1">
             <w:r>
               <w:rPr>
                 <w:rStyle w:val="Hyperlink"/>
@@ -1263,7 +1263,7 @@
                 <w:noProof/>
                 <w:webHidden/>
               </w:rPr>
-              <w:instrText xml:space="preserve"> PAGEREF _Toc200093203 \h </w:instrText>
+              <w:instrText xml:space="preserve"> PAGEREF _Toc200142123 \h </w:instrText>
             </w:r>
             <w:r>
               <w:rPr>
@@ -1284,6 +1284,431 @@
                 <w:webHidden/>
               </w:rPr>
               <w:t>5</w:t>
+            </w:r>
+            <w:r>
+              <w:rPr>
+                <w:noProof/>
+                <w:webHidden/>
+              </w:rPr>
+              <w:fldChar w:fldCharType="end"/>
+            </w:r>
+          </w:hyperlink>
+        </w:p>
+        <w:p>
+          <w:pPr>
+            <w:pStyle w:val="Sumrio3"/>
+            <w:tabs>
+              <w:tab w:val="right" w:leader="dot" w:pos="9016"/>
+            </w:tabs>
+            <w:rPr>
+              <w:rFonts w:eastAsiaTheme="minorEastAsia"/>
+              <w:noProof/>
+              <w:lang w:eastAsia="pt-BR"/>
+            </w:rPr>
+          </w:pPr>
+          <w:hyperlink w:anchor="_Toc200142124" w:history="1">
+            <w:r>
+              <w:rPr>
+                <w:rStyle w:val="Hyperlink"/>
+                <w:rFonts w:ascii="Times" w:hAnsi="Times" w:cs="Times"/>
+                <w:noProof/>
+              </w:rPr>
+              <w:t>PQINSERT</w:t>
+            </w:r>
+            <w:r>
+              <w:rPr>
+                <w:noProof/>
+                <w:webHidden/>
+              </w:rPr>
+              <w:tab/>
+            </w:r>
+            <w:r>
+              <w:rPr>
+                <w:noProof/>
+                <w:webHidden/>
+              </w:rPr>
+              <w:fldChar w:fldCharType="begin"/>
+            </w:r>
+            <w:r>
+              <w:rPr>
+                <w:noProof/>
+                <w:webHidden/>
+              </w:rPr>
+              <w:instrText xml:space="preserve"> PAGEREF _Toc200142124 \h </w:instrText>
+            </w:r>
+            <w:r>
+              <w:rPr>
+                <w:noProof/>
+                <w:webHidden/>
+              </w:rPr>
+            </w:r>
+            <w:r>
+              <w:rPr>
+                <w:noProof/>
+                <w:webHidden/>
+              </w:rPr>
+              <w:fldChar w:fldCharType="separate"/>
+            </w:r>
+            <w:r>
+              <w:rPr>
+                <w:noProof/>
+                <w:webHidden/>
+              </w:rPr>
+              <w:t>5</w:t>
+            </w:r>
+            <w:r>
+              <w:rPr>
+                <w:noProof/>
+                <w:webHidden/>
+              </w:rPr>
+              <w:fldChar w:fldCharType="end"/>
+            </w:r>
+          </w:hyperlink>
+        </w:p>
+        <w:p>
+          <w:pPr>
+            <w:pStyle w:val="Sumrio3"/>
+            <w:tabs>
+              <w:tab w:val="right" w:leader="dot" w:pos="9016"/>
+            </w:tabs>
+            <w:rPr>
+              <w:rFonts w:eastAsiaTheme="minorEastAsia"/>
+              <w:noProof/>
+              <w:lang w:eastAsia="pt-BR"/>
+            </w:rPr>
+          </w:pPr>
+          <w:hyperlink w:anchor="_Toc200142125" w:history="1">
+            <w:r>
+              <w:rPr>
+                <w:rStyle w:val="Hyperlink"/>
+                <w:rFonts w:ascii="Times" w:hAnsi="Times" w:cs="Times"/>
+                <w:noProof/>
+              </w:rPr>
+              <w:t>PQMAXDELETE</w:t>
+            </w:r>
+            <w:r>
+              <w:rPr>
+                <w:noProof/>
+                <w:webHidden/>
+              </w:rPr>
+              <w:tab/>
+            </w:r>
+            <w:r>
+              <w:rPr>
+                <w:noProof/>
+                <w:webHidden/>
+              </w:rPr>
+              <w:fldChar w:fldCharType="begin"/>
+            </w:r>
+            <w:r>
+              <w:rPr>
+                <w:noProof/>
+                <w:webHidden/>
+              </w:rPr>
+              <w:instrText xml:space="preserve"> PAGEREF _Toc200142125 \h </w:instrText>
+            </w:r>
+            <w:r>
+              <w:rPr>
+                <w:noProof/>
+                <w:webHidden/>
+              </w:rPr>
+            </w:r>
+            <w:r>
+              <w:rPr>
+                <w:noProof/>
+                <w:webHidden/>
+              </w:rPr>
+              <w:fldChar w:fldCharType="separate"/>
+            </w:r>
+            <w:r>
+              <w:rPr>
+                <w:noProof/>
+                <w:webHidden/>
+              </w:rPr>
+              <w:t>6</w:t>
+            </w:r>
+            <w:r>
+              <w:rPr>
+                <w:noProof/>
+                <w:webHidden/>
+              </w:rPr>
+              <w:fldChar w:fldCharType="end"/>
+            </w:r>
+          </w:hyperlink>
+        </w:p>
+        <w:p>
+          <w:pPr>
+            <w:pStyle w:val="Sumrio3"/>
+            <w:tabs>
+              <w:tab w:val="right" w:leader="dot" w:pos="9016"/>
+            </w:tabs>
+            <w:rPr>
+              <w:rFonts w:eastAsiaTheme="minorEastAsia"/>
+              <w:noProof/>
+              <w:lang w:eastAsia="pt-BR"/>
+            </w:rPr>
+          </w:pPr>
+          <w:hyperlink w:anchor="_Toc200142126" w:history="1">
+            <w:r>
+              <w:rPr>
+                <w:rStyle w:val="Hyperlink"/>
+                <w:noProof/>
+              </w:rPr>
+              <w:t>ADJUSTHEAP</w:t>
+            </w:r>
+            <w:r>
+              <w:rPr>
+                <w:noProof/>
+                <w:webHidden/>
+              </w:rPr>
+              <w:tab/>
+            </w:r>
+            <w:r>
+              <w:rPr>
+                <w:noProof/>
+                <w:webHidden/>
+              </w:rPr>
+              <w:fldChar w:fldCharType="begin"/>
+            </w:r>
+            <w:r>
+              <w:rPr>
+                <w:noProof/>
+                <w:webHidden/>
+              </w:rPr>
+              <w:instrText xml:space="preserve"> PAGEREF _Toc200142126 \h </w:instrText>
+            </w:r>
+            <w:r>
+              <w:rPr>
+                <w:noProof/>
+                <w:webHidden/>
+              </w:rPr>
+            </w:r>
+            <w:r>
+              <w:rPr>
+                <w:noProof/>
+                <w:webHidden/>
+              </w:rPr>
+              <w:fldChar w:fldCharType="separate"/>
+            </w:r>
+            <w:r>
+              <w:rPr>
+                <w:noProof/>
+                <w:webHidden/>
+              </w:rPr>
+              <w:t>6</w:t>
+            </w:r>
+            <w:r>
+              <w:rPr>
+                <w:noProof/>
+                <w:webHidden/>
+              </w:rPr>
+              <w:fldChar w:fldCharType="end"/>
+            </w:r>
+          </w:hyperlink>
+        </w:p>
+        <w:p>
+          <w:pPr>
+            <w:pStyle w:val="Sumrio3"/>
+            <w:tabs>
+              <w:tab w:val="right" w:leader="dot" w:pos="9016"/>
+            </w:tabs>
+            <w:rPr>
+              <w:rFonts w:eastAsiaTheme="minorEastAsia"/>
+              <w:noProof/>
+              <w:lang w:eastAsia="pt-BR"/>
+            </w:rPr>
+          </w:pPr>
+          <w:hyperlink w:anchor="_Toc200142127" w:history="1">
+            <w:r>
+              <w:rPr>
+                <w:rStyle w:val="Hyperlink"/>
+                <w:rFonts w:ascii="Times" w:hAnsi="Times" w:cs="Times"/>
+                <w:noProof/>
+              </w:rPr>
+              <w:t>LARGESON</w:t>
+            </w:r>
+            <w:r>
+              <w:rPr>
+                <w:noProof/>
+                <w:webHidden/>
+              </w:rPr>
+              <w:tab/>
+            </w:r>
+            <w:r>
+              <w:rPr>
+                <w:noProof/>
+                <w:webHidden/>
+              </w:rPr>
+              <w:fldChar w:fldCharType="begin"/>
+            </w:r>
+            <w:r>
+              <w:rPr>
+                <w:noProof/>
+                <w:webHidden/>
+              </w:rPr>
+              <w:instrText xml:space="preserve"> PAGEREF _Toc200142127 \h </w:instrText>
+            </w:r>
+            <w:r>
+              <w:rPr>
+                <w:noProof/>
+                <w:webHidden/>
+              </w:rPr>
+            </w:r>
+            <w:r>
+              <w:rPr>
+                <w:noProof/>
+                <w:webHidden/>
+              </w:rPr>
+              <w:fldChar w:fldCharType="separate"/>
+            </w:r>
+            <w:r>
+              <w:rPr>
+                <w:noProof/>
+                <w:webHidden/>
+              </w:rPr>
+              <w:t>7</w:t>
+            </w:r>
+            <w:r>
+              <w:rPr>
+                <w:noProof/>
+                <w:webHidden/>
+              </w:rPr>
+              <w:fldChar w:fldCharType="end"/>
+            </w:r>
+          </w:hyperlink>
+        </w:p>
+        <w:p>
+          <w:pPr>
+            <w:pStyle w:val="Sumrio3"/>
+            <w:tabs>
+              <w:tab w:val="right" w:leader="dot" w:pos="9016"/>
+            </w:tabs>
+            <w:rPr>
+              <w:rFonts w:eastAsiaTheme="minorEastAsia"/>
+              <w:noProof/>
+              <w:lang w:eastAsia="pt-BR"/>
+            </w:rPr>
+          </w:pPr>
+          <w:hyperlink w:anchor="_Toc200142128" w:history="1">
+            <w:r>
+              <w:rPr>
+                <w:rStyle w:val="Hyperlink"/>
+                <w:rFonts w:ascii="Times" w:hAnsi="Times" w:cs="Times"/>
+                <w:noProof/>
+              </w:rPr>
+              <w:t>HEAPSORT</w:t>
+            </w:r>
+            <w:r>
+              <w:rPr>
+                <w:noProof/>
+                <w:webHidden/>
+              </w:rPr>
+              <w:tab/>
+            </w:r>
+            <w:r>
+              <w:rPr>
+                <w:noProof/>
+                <w:webHidden/>
+              </w:rPr>
+              <w:fldChar w:fldCharType="begin"/>
+            </w:r>
+            <w:r>
+              <w:rPr>
+                <w:noProof/>
+                <w:webHidden/>
+              </w:rPr>
+              <w:instrText xml:space="preserve"> PAGEREF _Toc200142128 \h </w:instrText>
+            </w:r>
+            <w:r>
+              <w:rPr>
+                <w:noProof/>
+                <w:webHidden/>
+              </w:rPr>
+            </w:r>
+            <w:r>
+              <w:rPr>
+                <w:noProof/>
+                <w:webHidden/>
+              </w:rPr>
+              <w:fldChar w:fldCharType="separate"/>
+            </w:r>
+            <w:r>
+              <w:rPr>
+                <w:noProof/>
+                <w:webHidden/>
+              </w:rPr>
+              <w:t>7</w:t>
+            </w:r>
+            <w:r>
+              <w:rPr>
+                <w:noProof/>
+                <w:webHidden/>
+              </w:rPr>
+              <w:fldChar w:fldCharType="end"/>
+            </w:r>
+          </w:hyperlink>
+        </w:p>
+        <w:p>
+          <w:pPr>
+            <w:pStyle w:val="Sumrio3"/>
+            <w:tabs>
+              <w:tab w:val="right" w:leader="dot" w:pos="9016"/>
+            </w:tabs>
+            <w:rPr>
+              <w:rFonts w:eastAsiaTheme="minorEastAsia"/>
+              <w:noProof/>
+              <w:lang w:eastAsia="pt-BR"/>
+            </w:rPr>
+          </w:pPr>
+          <w:hyperlink w:anchor="_Toc200142129" w:history="1">
+            <w:r>
+              <w:rPr>
+                <w:rStyle w:val="Hyperlink"/>
+                <w:rFonts w:ascii="Times" w:hAnsi="Times" w:cs="Times"/>
+                <w:noProof/>
+              </w:rPr>
+              <w:t>PRINTARRAY</w:t>
+            </w:r>
+            <w:r>
+              <w:rPr>
+                <w:noProof/>
+                <w:webHidden/>
+              </w:rPr>
+              <w:tab/>
+            </w:r>
+            <w:r>
+              <w:rPr>
+                <w:noProof/>
+                <w:webHidden/>
+              </w:rPr>
+              <w:fldChar w:fldCharType="begin"/>
+            </w:r>
+            <w:r>
+              <w:rPr>
+                <w:noProof/>
+                <w:webHidden/>
+              </w:rPr>
+              <w:instrText xml:space="preserve"> PAGEREF _Toc200142129 \h </w:instrText>
+            </w:r>
+            <w:r>
+              <w:rPr>
+                <w:noProof/>
+                <w:webHidden/>
+              </w:rPr>
+            </w:r>
+            <w:r>
+              <w:rPr>
+                <w:noProof/>
+                <w:webHidden/>
+              </w:rPr>
+              <w:fldChar w:fldCharType="separate"/>
+            </w:r>
+            <w:r>
+              <w:rPr>
+                <w:noProof/>
+                <w:webHidden/>
+              </w:rPr>
+              <w:t>7</w:t>
             </w:r>
             <w:r>
               <w:rPr>
@@ -1306,11 +1731,10 @@
               <w:lang w:eastAsia="pt-BR"/>
             </w:rPr>
           </w:pPr>
-          <w:hyperlink w:anchor="_Toc200093204" w:history="1">
+          <w:hyperlink w:anchor="_Toc200142130" w:history="1">
             <w:r>
               <w:rPr>
                 <w:rStyle w:val="Hyperlink"/>
-                <w:rFonts w:ascii="Times" w:hAnsi="Times" w:cs="Times"/>
                 <w:noProof/>
               </w:rPr>
               <w:t>Tabelas e/ou gráficos deverão ser utilizados para apresentação dos resultados dos testes.</w:t>
@@ -1334,7 +1758,7 @@
                 <w:noProof/>
                 <w:webHidden/>
               </w:rPr>
-              <w:instrText xml:space="preserve"> PAGEREF _Toc200093204 \h </w:instrText>
+              <w:instrText xml:space="preserve"> PAGEREF _Toc200142130 \h </w:instrText>
             </w:r>
             <w:r>
               <w:rPr>
@@ -1354,7 +1778,7 @@
                 <w:noProof/>
                 <w:webHidden/>
               </w:rPr>
-              <w:t>5</w:t>
+              <w:t>7</w:t>
             </w:r>
             <w:r>
               <w:rPr>
@@ -1377,7 +1801,7 @@
               <w:lang w:eastAsia="pt-BR"/>
             </w:rPr>
           </w:pPr>
-          <w:hyperlink w:anchor="_Toc200093205" w:history="1">
+          <w:hyperlink w:anchor="_Toc200142131" w:history="1">
             <w:r>
               <w:rPr>
                 <w:rStyle w:val="Hyperlink"/>
@@ -1405,7 +1829,7 @@
                 <w:noProof/>
                 <w:webHidden/>
               </w:rPr>
-              <w:instrText xml:space="preserve"> PAGEREF _Toc200093205 \h </w:instrText>
+              <w:instrText xml:space="preserve"> PAGEREF _Toc200142131 \h </w:instrText>
             </w:r>
             <w:r>
               <w:rPr>
@@ -1425,7 +1849,147 @@
                 <w:noProof/>
                 <w:webHidden/>
               </w:rPr>
-              <w:t>5</w:t>
+              <w:t>7</w:t>
+            </w:r>
+            <w:r>
+              <w:rPr>
+                <w:noProof/>
+                <w:webHidden/>
+              </w:rPr>
+              <w:fldChar w:fldCharType="end"/>
+            </w:r>
+          </w:hyperlink>
+        </w:p>
+        <w:p>
+          <w:pPr>
+            <w:pStyle w:val="Sumrio3"/>
+            <w:tabs>
+              <w:tab w:val="right" w:leader="dot" w:pos="9016"/>
+            </w:tabs>
+            <w:rPr>
+              <w:rFonts w:eastAsiaTheme="minorEastAsia"/>
+              <w:noProof/>
+              <w:lang w:eastAsia="pt-BR"/>
+            </w:rPr>
+          </w:pPr>
+          <w:hyperlink w:anchor="_Toc200142132" w:history="1">
+            <w:r>
+              <w:rPr>
+                <w:rStyle w:val="Hyperlink"/>
+                <w:noProof/>
+              </w:rPr>
+              <w:t>Sistema Operacional</w:t>
+            </w:r>
+            <w:r>
+              <w:rPr>
+                <w:noProof/>
+                <w:webHidden/>
+              </w:rPr>
+              <w:tab/>
+            </w:r>
+            <w:r>
+              <w:rPr>
+                <w:noProof/>
+                <w:webHidden/>
+              </w:rPr>
+              <w:fldChar w:fldCharType="begin"/>
+            </w:r>
+            <w:r>
+              <w:rPr>
+                <w:noProof/>
+                <w:webHidden/>
+              </w:rPr>
+              <w:instrText xml:space="preserve"> PAGEREF _Toc200142132 \h </w:instrText>
+            </w:r>
+            <w:r>
+              <w:rPr>
+                <w:noProof/>
+                <w:webHidden/>
+              </w:rPr>
+            </w:r>
+            <w:r>
+              <w:rPr>
+                <w:noProof/>
+                <w:webHidden/>
+              </w:rPr>
+              <w:fldChar w:fldCharType="separate"/>
+            </w:r>
+            <w:r>
+              <w:rPr>
+                <w:noProof/>
+                <w:webHidden/>
+              </w:rPr>
+              <w:t>7</w:t>
+            </w:r>
+            <w:r>
+              <w:rPr>
+                <w:noProof/>
+                <w:webHidden/>
+              </w:rPr>
+              <w:fldChar w:fldCharType="end"/>
+            </w:r>
+          </w:hyperlink>
+        </w:p>
+        <w:p>
+          <w:pPr>
+            <w:pStyle w:val="Sumrio3"/>
+            <w:tabs>
+              <w:tab w:val="right" w:leader="dot" w:pos="9016"/>
+            </w:tabs>
+            <w:rPr>
+              <w:rFonts w:eastAsiaTheme="minorEastAsia"/>
+              <w:noProof/>
+              <w:lang w:eastAsia="pt-BR"/>
+            </w:rPr>
+          </w:pPr>
+          <w:hyperlink w:anchor="_Toc200142133" w:history="1">
+            <w:r>
+              <w:rPr>
+                <w:rStyle w:val="Hyperlink"/>
+                <w:noProof/>
+              </w:rPr>
+              <w:t>RAM</w:t>
+            </w:r>
+            <w:r>
+              <w:rPr>
+                <w:noProof/>
+                <w:webHidden/>
+              </w:rPr>
+              <w:tab/>
+            </w:r>
+            <w:r>
+              <w:rPr>
+                <w:noProof/>
+                <w:webHidden/>
+              </w:rPr>
+              <w:fldChar w:fldCharType="begin"/>
+            </w:r>
+            <w:r>
+              <w:rPr>
+                <w:noProof/>
+                <w:webHidden/>
+              </w:rPr>
+              <w:instrText xml:space="preserve"> PAGEREF _Toc200142133 \h </w:instrText>
+            </w:r>
+            <w:r>
+              <w:rPr>
+                <w:noProof/>
+                <w:webHidden/>
+              </w:rPr>
+            </w:r>
+            <w:r>
+              <w:rPr>
+                <w:noProof/>
+                <w:webHidden/>
+              </w:rPr>
+              <w:fldChar w:fldCharType="separate"/>
+            </w:r>
+            <w:r>
+              <w:rPr>
+                <w:noProof/>
+                <w:webHidden/>
+              </w:rPr>
+              <w:t>8</w:t>
             </w:r>
             <w:r>
               <w:rPr>
@@ -1449,7 +2013,7 @@
               <w:lang w:eastAsia="pt-BR"/>
             </w:rPr>
           </w:pPr>
-          <w:hyperlink w:anchor="_Toc200093206" w:history="1">
+          <w:hyperlink w:anchor="_Toc200142134" w:history="1">
             <w:r>
               <w:rPr>
                 <w:rStyle w:val="Hyperlink"/>
@@ -1493,7 +2057,7 @@
                 <w:noProof/>
                 <w:webHidden/>
               </w:rPr>
-              <w:instrText xml:space="preserve"> PAGEREF _Toc200093206 \h </w:instrText>
+              <w:instrText xml:space="preserve"> PAGEREF _Toc200142134 \h </w:instrText>
             </w:r>
             <w:r>
               <w:rPr>
@@ -1513,7 +2077,7 @@
                 <w:noProof/>
                 <w:webHidden/>
               </w:rPr>
-              <w:t>5</w:t>
+              <w:t>8</w:t>
             </w:r>
             <w:r>
               <w:rPr>
@@ -1536,7 +2100,7 @@
               <w:lang w:eastAsia="pt-BR"/>
             </w:rPr>
           </w:pPr>
-          <w:hyperlink w:anchor="_Toc200093207" w:history="1">
+          <w:hyperlink w:anchor="_Toc200142135" w:history="1">
             <w:r>
               <w:rPr>
                 <w:rStyle w:val="Hyperlink"/>
@@ -1564,7 +2128,7 @@
                 <w:noProof/>
                 <w:webHidden/>
               </w:rPr>
-              <w:instrText xml:space="preserve"> PAGEREF _Toc200093207 \h </w:instrText>
+              <w:instrText xml:space="preserve"> PAGEREF _Toc200142135 \h </w:instrText>
             </w:r>
             <w:r>
               <w:rPr>
@@ -1584,7 +2148,7 @@
                 <w:noProof/>
                 <w:webHidden/>
               </w:rPr>
-              <w:t>5</w:t>
+              <w:t>8</w:t>
             </w:r>
             <w:r>
               <w:rPr>
@@ -1607,7 +2171,7 @@
               <w:lang w:eastAsia="pt-BR"/>
             </w:rPr>
           </w:pPr>
-          <w:hyperlink w:anchor="_Toc200093208" w:history="1">
+          <w:hyperlink w:anchor="_Toc200142136" w:history="1">
             <w:r>
               <w:rPr>
                 <w:rStyle w:val="Hyperlink"/>
@@ -1635,7 +2199,7 @@
                 <w:noProof/>
                 <w:webHidden/>
               </w:rPr>
-              <w:instrText xml:space="preserve"> PAGEREF _Toc200093208 \h </w:instrText>
+              <w:instrText xml:space="preserve"> PAGEREF _Toc200142136 \h </w:instrText>
             </w:r>
             <w:r>
               <w:rPr>
@@ -1655,7 +2219,7 @@
                 <w:noProof/>
                 <w:webHidden/>
               </w:rPr>
-              <w:t>5</w:t>
+              <w:t>9</w:t>
             </w:r>
             <w:r>
               <w:rPr>
@@ -1679,7 +2243,7 @@
               <w:lang w:eastAsia="pt-BR"/>
             </w:rPr>
           </w:pPr>
-          <w:hyperlink w:anchor="_Toc200093209" w:history="1">
+          <w:hyperlink w:anchor="_Toc200142137" w:history="1">
             <w:r>
               <w:rPr>
                 <w:rStyle w:val="Hyperlink"/>
@@ -1723,7 +2287,7 @@
                 <w:noProof/>
                 <w:webHidden/>
               </w:rPr>
-              <w:instrText xml:space="preserve"> PAGEREF _Toc200093209 \h </w:instrText>
+              <w:instrText xml:space="preserve"> PAGEREF _Toc200142137 \h </w:instrText>
             </w:r>
             <w:r>
               <w:rPr>
@@ -1743,7 +2307,7 @@
                 <w:noProof/>
                 <w:webHidden/>
               </w:rPr>
-              <w:t>5</w:t>
+              <w:t>10</w:t>
             </w:r>
             <w:r>
               <w:rPr>
@@ -1799,7 +2363,7 @@
           <w:szCs w:val="24"/>
         </w:rPr>
       </w:pPr>
-      <w:bookmarkStart w:id="0" w:name="_Toc200093191"/>
+      <w:bookmarkStart w:id="0" w:name="_Toc200142111"/>
       <w:r>
         <w:rPr>
           <w:rFonts w:ascii="Times" w:hAnsi="Times" w:cs="Times"/>
@@ -1820,7 +2384,7 @@
           <w:szCs w:val="24"/>
         </w:rPr>
       </w:pPr>
-      <w:bookmarkStart w:id="1" w:name="_Toc200093192"/>
+      <w:bookmarkStart w:id="1" w:name="_Toc200142112"/>
       <w:r>
         <w:rPr>
           <w:rFonts w:ascii="Times" w:hAnsi="Times" w:cs="Times"/>
@@ -1849,7 +2413,7 @@
           <w:szCs w:val="24"/>
         </w:rPr>
       </w:pPr>
-      <w:bookmarkStart w:id="2" w:name="_Toc200093193"/>
+      <w:bookmarkStart w:id="2" w:name="_Toc200142113"/>
       <w:r>
         <w:rPr>
           <w:rFonts w:ascii="Times" w:hAnsi="Times" w:cs="Times"/>
@@ -1878,7 +2442,7 @@
           <w:szCs w:val="24"/>
         </w:rPr>
       </w:pPr>
-      <w:bookmarkStart w:id="3" w:name="_Toc200093194"/>
+      <w:bookmarkStart w:id="3" w:name="_Toc200142114"/>
       <w:r>
         <w:rPr>
           <w:rFonts w:ascii="Times" w:hAnsi="Times" w:cs="Times"/>
@@ -1930,7 +2494,7 @@
           <w:szCs w:val="24"/>
         </w:rPr>
       </w:pPr>
-      <w:bookmarkStart w:id="4" w:name="_Toc200093195"/>
+      <w:bookmarkStart w:id="4" w:name="_Toc200142115"/>
       <w:r>
         <w:rPr>
           <w:rFonts w:ascii="Times" w:hAnsi="Times" w:cs="Times"/>
@@ -1959,7 +2523,7 @@
           <w:szCs w:val="24"/>
         </w:rPr>
       </w:pPr>
-      <w:bookmarkStart w:id="5" w:name="_Toc200093196"/>
+      <w:bookmarkStart w:id="5" w:name="_Toc200142116"/>
       <w:r>
         <w:rPr>
           <w:rFonts w:ascii="Times" w:hAnsi="Times" w:cs="Times"/>
@@ -2125,7 +2689,7 @@
         </w:rPr>
         <w:t xml:space="preserve"> </w:t>
       </w:r>
-      <w:bookmarkStart w:id="6" w:name="_Toc200093197"/>
+      <w:bookmarkStart w:id="6" w:name="_Toc200142117"/>
       <w:r>
         <w:rPr>
           <w:rFonts w:ascii="Times" w:hAnsi="Times" w:cs="Times"/>
@@ -2354,6 +2918,7 @@
           <w:sz w:val="24"/>
           <w:szCs w:val="24"/>
         </w:rPr>
+        <w:lastRenderedPageBreak/>
         <w:t xml:space="preserve">A Construção do Heap vale </w:t>
       </w:r>
       <m:oMath>
@@ -2540,7 +3105,6 @@
           <w:sz w:val="24"/>
           <w:szCs w:val="24"/>
         </w:rPr>
-        <w:lastRenderedPageBreak/>
         <w:t xml:space="preserve">O procedimento Heapify vale </w:t>
       </w:r>
       <m:oMath>
@@ -3545,7 +4109,7 @@
           <w:sz w:val="24"/>
           <w:szCs w:val="24"/>
         </w:rPr>
-        <w:t>, é</w:t>
+        <w:t>, sendo</w:t>
       </w:r>
       <w:r>
         <w:rPr>
@@ -3949,6 +4513,7 @@
           <w:sz w:val="24"/>
           <w:szCs w:val="24"/>
         </w:rPr>
+        <w:lastRenderedPageBreak/>
         <w:t>O custo para a c</w:t>
       </w:r>
       <w:r>
@@ -4187,7 +4752,6 @@
           <w:sz w:val="24"/>
           <w:szCs w:val="24"/>
         </w:rPr>
-        <w:lastRenderedPageBreak/>
         <w:t>Após cada</w:t>
       </w:r>
       <w:r>
@@ -4687,86 +5251,58 @@
     </w:p>
     <w:p>
       <w:pPr>
-        <w:pStyle w:val="PargrafodaLista"/>
         <w:spacing w:line="480" w:lineRule="auto"/>
-        <w:jc w:val="both"/>
-        <w:rPr>
-          <w:rFonts w:ascii="Times" w:eastAsiaTheme="minorEastAsia" w:hAnsi="Times" w:cs="Times"/>
-          <w:sz w:val="24"/>
-          <w:szCs w:val="24"/>
-        </w:rPr>
-      </w:pPr>
-      <m:oMathPara>
-        <m:oMath>
-          <m:r>
-            <w:rPr>
-              <w:rFonts w:ascii="Cambria Math" w:hAnsi="Cambria Math" w:cs="Times"/>
-              <w:sz w:val="24"/>
-              <w:szCs w:val="24"/>
-            </w:rPr>
-            <m:t>= O</m:t>
-          </m:r>
-          <m:r>
-            <w:rPr>
-              <w:rFonts w:ascii="Cambria Math" w:hAnsi="Times" w:cs="Times"/>
-              <w:sz w:val="24"/>
-              <w:szCs w:val="24"/>
-            </w:rPr>
-            <m:t>(</m:t>
-          </m:r>
-          <m:r>
-            <w:rPr>
-              <w:rFonts w:ascii="Cambria Math" w:hAnsi="Cambria Math" w:cs="Times"/>
-              <w:sz w:val="24"/>
-              <w:szCs w:val="24"/>
-            </w:rPr>
-            <m:t>n</m:t>
-          </m:r>
-          <m:func>
-            <m:funcPr>
-              <m:ctrlPr>
-                <w:rPr>
-                  <w:rFonts w:ascii="Cambria Math" w:hAnsi="Times" w:cs="Times"/>
-                  <w:i/>
-                  <w:sz w:val="24"/>
-                  <w:szCs w:val="24"/>
-                </w:rPr>
-              </m:ctrlPr>
-            </m:funcPr>
-            <m:fName>
-              <m:r>
-                <m:rPr>
-                  <m:sty m:val="p"/>
-                </m:rPr>
-                <w:rPr>
-                  <w:rFonts w:ascii="Cambria Math" w:hAnsi="Times" w:cs="Times"/>
-                  <w:sz w:val="24"/>
-                  <w:szCs w:val="24"/>
-                </w:rPr>
-                <m:t>log</m:t>
-              </m:r>
-            </m:fName>
-            <m:e>
-              <m:r>
-                <w:rPr>
-                  <w:rFonts w:ascii="Cambria Math" w:hAnsi="Cambria Math" w:cs="Times"/>
-                  <w:sz w:val="24"/>
-                  <w:szCs w:val="24"/>
-                </w:rPr>
-                <m:t>n</m:t>
-              </m:r>
-              <m:r>
-                <w:rPr>
-                  <w:rFonts w:ascii="Cambria Math" w:hAnsi="Times" w:cs="Times"/>
-                  <w:sz w:val="24"/>
-                  <w:szCs w:val="24"/>
-                </w:rPr>
-                <m:t>)</m:t>
-              </m:r>
-            </m:e>
-          </m:func>
-        </m:oMath>
-      </m:oMathPara>
+        <w:jc w:val="center"/>
+        <w:rPr>
+          <w:rFonts w:ascii="Times" w:eastAsiaTheme="minorEastAsia" w:hAnsi="Times" w:cs="Times"/>
+          <w:sz w:val="24"/>
+          <w:szCs w:val="24"/>
+        </w:rPr>
+      </w:pPr>
+      <w:r>
+        <w:rPr>
+          <w:rFonts w:ascii="Times" w:eastAsiaTheme="minorEastAsia" w:hAnsi="Times" w:cs="Times"/>
+          <w:noProof/>
+          <w:sz w:val="24"/>
+          <w:szCs w:val="24"/>
+          <w:lang w:eastAsia="pt-BR"/>
+        </w:rPr>
+        <w:drawing>
+          <wp:inline distT="0" distB="0" distL="0" distR="0">
+            <wp:extent cx="1028789" cy="647756"/>
+            <wp:effectExtent l="19050" t="0" r="0" b="0"/>
+            <wp:docPr id="4" name="Imagem 3" descr="formula_resultado_heapsort.PNG"/>
+            <wp:cNvGraphicFramePr>
+              <a:graphicFrameLocks xmlns:a="http://schemas.openxmlformats.org/drawingml/2006/main" noChangeAspect="1"/>
+            </wp:cNvGraphicFramePr>
+            <a:graphic xmlns:a="http://schemas.openxmlformats.org/drawingml/2006/main">
+              <a:graphicData uri="http://schemas.openxmlformats.org/drawingml/2006/picture">
+                <pic:pic xmlns:pic="http://schemas.openxmlformats.org/drawingml/2006/picture">
+                  <pic:nvPicPr>
+                    <pic:cNvPr id="0" name="formula_resultado_heapsort.PNG"/>
+                    <pic:cNvPicPr/>
+                  </pic:nvPicPr>
+                  <pic:blipFill>
+                    <a:blip r:embed="rId9"/>
+                    <a:stretch>
+                      <a:fillRect/>
+                    </a:stretch>
+                  </pic:blipFill>
+                  <pic:spPr>
+                    <a:xfrm>
+                      <a:off x="0" y="0"/>
+                      <a:ext cx="1028789" cy="647756"/>
+                    </a:xfrm>
+                    <a:prstGeom prst="rect">
+                      <a:avLst/>
+                    </a:prstGeom>
+                  </pic:spPr>
+                </pic:pic>
+              </a:graphicData>
+            </a:graphic>
+          </wp:inline>
+        </w:drawing>
+      </w:r>
     </w:p>
     <w:p>
       <w:pPr>
@@ -4778,7 +5314,7 @@
           <w:szCs w:val="24"/>
         </w:rPr>
       </w:pPr>
-      <w:bookmarkStart w:id="7" w:name="_Toc200093198"/>
+      <w:bookmarkStart w:id="7" w:name="_Toc200142118"/>
       <w:r>
         <w:rPr>
           <w:rFonts w:ascii="Times" w:hAnsi="Times" w:cs="Times"/>
@@ -4944,7 +5480,7 @@
           <w:szCs w:val="24"/>
         </w:rPr>
       </w:pPr>
-      <w:bookmarkStart w:id="8" w:name="_Toc200093199"/>
+      <w:bookmarkStart w:id="8" w:name="_Toc200142119"/>
       <w:r>
         <w:rPr>
           <w:rFonts w:ascii="Times" w:hAnsi="Times" w:cs="Times"/>
@@ -5144,7 +5680,7 @@
           <w:szCs w:val="24"/>
         </w:rPr>
       </w:pPr>
-      <w:bookmarkStart w:id="9" w:name="_Toc200093200"/>
+      <w:bookmarkStart w:id="9" w:name="_Toc200142120"/>
       <w:r>
         <w:rPr>
           <w:rFonts w:ascii="Times" w:hAnsi="Times" w:cs="Times"/>
@@ -5284,6 +5820,7 @@
           <w:sz w:val="24"/>
           <w:szCs w:val="24"/>
         </w:rPr>
+        <w:lastRenderedPageBreak/>
         <w:t xml:space="preserve">O tempo consumido pelo Heapsort é proporcional ao número de comparações entre os elementos do array, e tal custo proporcional é </w:t>
       </w:r>
       <m:oMath>
@@ -5350,7 +5887,7 @@
           <w:szCs w:val="24"/>
         </w:rPr>
       </w:pPr>
-      <w:bookmarkStart w:id="10" w:name="_Toc200093201"/>
+      <w:bookmarkStart w:id="10" w:name="_Toc200142121"/>
       <w:r>
         <w:rPr>
           <w:rFonts w:ascii="Times" w:hAnsi="Times" w:cs="Times"/>
@@ -5388,14 +5925,13 @@
           <w:szCs w:val="24"/>
         </w:rPr>
       </w:pPr>
-      <w:bookmarkStart w:id="11" w:name="_Toc200093202"/>
-      <w:r>
-        <w:rPr>
-          <w:rFonts w:ascii="Times" w:hAnsi="Times" w:cs="Times"/>
-          <w:sz w:val="24"/>
-          <w:szCs w:val="24"/>
-        </w:rPr>
-        <w:lastRenderedPageBreak/>
+      <w:bookmarkStart w:id="11" w:name="_Toc200142122"/>
+      <w:r>
+        <w:rPr>
+          <w:rFonts w:ascii="Times" w:hAnsi="Times" w:cs="Times"/>
+          <w:sz w:val="24"/>
+          <w:szCs w:val="24"/>
+        </w:rPr>
         <w:t>Implementação e Testes</w:t>
       </w:r>
       <w:bookmarkEnd w:id="11"/>
@@ -5410,7 +5946,7 @@
           <w:szCs w:val="24"/>
         </w:rPr>
       </w:pPr>
-      <w:bookmarkStart w:id="12" w:name="_Toc200093203"/>
+      <w:bookmarkStart w:id="12" w:name="_Toc200142123"/>
       <w:r>
         <w:rPr>
           <w:rFonts w:ascii="Times" w:hAnsi="Times" w:cs="Times"/>
@@ -5439,7 +5975,6 @@
           <w:szCs w:val="24"/>
         </w:rPr>
       </w:pPr>
-      <w:bookmarkStart w:id="13" w:name="_Toc200093204"/>
       <w:r>
         <w:rPr>
           <w:rFonts w:ascii="Times" w:hAnsi="Times" w:cs="Times"/>
@@ -5606,6 +6141,7 @@
           <w:szCs w:val="24"/>
         </w:rPr>
       </w:pPr>
+      <w:bookmarkStart w:id="13" w:name="_Toc200142124"/>
       <w:r>
         <w:rPr>
           <w:rFonts w:ascii="Times" w:hAnsi="Times" w:cs="Times"/>
@@ -5614,6 +6150,7 @@
         </w:rPr>
         <w:t>PQINSERT</w:t>
       </w:r>
+      <w:bookmarkEnd w:id="13"/>
     </w:p>
     <w:p>
       <w:pPr>
@@ -5959,7 +6496,39 @@
           <w:sz w:val="24"/>
           <w:szCs w:val="24"/>
         </w:rPr>
-        <w:t xml:space="preserve"> será introduzido, de forma imediata, antes deste mesmo elemento neste percurso(isto é, </w:t>
+        <w:t xml:space="preserve"> será introduzido, de forma imediata, antes </w:t>
+      </w:r>
+      <w:r>
+        <w:rPr>
+          <w:rFonts w:ascii="Times" w:eastAsiaTheme="minorEastAsia" w:hAnsi="Times" w:cs="Times"/>
+          <w:sz w:val="24"/>
+          <w:szCs w:val="24"/>
+        </w:rPr>
+        <w:t>do</w:t>
+      </w:r>
+      <w:r>
+        <w:rPr>
+          <w:rFonts w:ascii="Times" w:eastAsiaTheme="minorEastAsia" w:hAnsi="Times" w:cs="Times"/>
+          <w:sz w:val="24"/>
+          <w:szCs w:val="24"/>
+        </w:rPr>
+        <w:t xml:space="preserve"> mesmo neste percurso</w:t>
+      </w:r>
+      <w:r>
+        <w:rPr>
+          <w:rFonts w:ascii="Times" w:eastAsiaTheme="minorEastAsia" w:hAnsi="Times" w:cs="Times"/>
+          <w:sz w:val="24"/>
+          <w:szCs w:val="24"/>
+        </w:rPr>
+        <w:t xml:space="preserve"> </w:t>
+      </w:r>
+      <w:r>
+        <w:rPr>
+          <w:rFonts w:ascii="Times" w:eastAsiaTheme="minorEastAsia" w:hAnsi="Times" w:cs="Times"/>
+          <w:sz w:val="24"/>
+          <w:szCs w:val="24"/>
+        </w:rPr>
+        <w:t xml:space="preserve">(isto é, </w:t>
       </w:r>
       <w:r>
         <w:rPr>
@@ -6147,6 +6716,7 @@
           <w:sz w:val="20"/>
           <w:szCs w:val="24"/>
         </w:rPr>
+        <w:lastRenderedPageBreak/>
         <w:t>{</w:t>
       </w:r>
     </w:p>
@@ -6245,7 +6815,6 @@
           <w:sz w:val="20"/>
           <w:szCs w:val="24"/>
         </w:rPr>
-        <w:lastRenderedPageBreak/>
         <w:t xml:space="preserve">        dpq[s] = dpq[f];</w:t>
       </w:r>
     </w:p>
@@ -6503,6 +7072,7 @@
           <w:szCs w:val="24"/>
         </w:rPr>
       </w:pPr>
+      <w:bookmarkStart w:id="14" w:name="_Toc200142125"/>
       <w:r>
         <w:rPr>
           <w:rFonts w:ascii="Times" w:hAnsi="Times" w:cs="Times"/>
@@ -6511,6 +7081,7 @@
         </w:rPr>
         <w:t>PQMAXDELETE</w:t>
       </w:r>
+      <w:bookmarkEnd w:id="14"/>
     </w:p>
     <w:p>
       <w:pPr>
@@ -6972,6 +7543,38 @@
     </w:p>
     <w:p>
       <w:pPr>
+        <w:pStyle w:val="Codigo"/>
+      </w:pPr>
+      <w:r>
+        <w:t xml:space="preserve">    int p = dpq[0];</w:t>
+      </w:r>
+    </w:p>
+    <w:p>
+      <w:pPr>
+        <w:pStyle w:val="Codigo"/>
+      </w:pPr>
+      <w:r>
+        <w:t xml:space="preserve">    dpq[0] = dpq[k - 1];</w:t>
+      </w:r>
+    </w:p>
+    <w:p>
+      <w:pPr>
+        <w:pStyle w:val="Codigo"/>
+      </w:pPr>
+      <w:r>
+        <w:t xml:space="preserve">    adjustheap(dpq, 0, k - 1);</w:t>
+      </w:r>
+    </w:p>
+    <w:p>
+      <w:pPr>
+        <w:pStyle w:val="Codigo"/>
+      </w:pPr>
+      <w:r>
+        <w:t xml:space="preserve">    return p;</w:t>
+      </w:r>
+    </w:p>
+    <w:p>
+      <w:pPr>
         <w:jc w:val="both"/>
         <w:rPr>
           <w:rFonts w:ascii="Courier New" w:eastAsiaTheme="minorEastAsia" w:hAnsi="Courier New" w:cs="Courier New"/>
@@ -6985,98 +7588,18 @@
           <w:sz w:val="20"/>
           <w:szCs w:val="24"/>
         </w:rPr>
-        <w:t xml:space="preserve">    int p = dpq[0];</w:t>
-      </w:r>
-    </w:p>
-    <w:p>
-      <w:pPr>
-        <w:jc w:val="both"/>
-        <w:rPr>
-          <w:rFonts w:ascii="Courier New" w:eastAsiaTheme="minorEastAsia" w:hAnsi="Courier New" w:cs="Courier New"/>
-          <w:sz w:val="20"/>
-          <w:szCs w:val="24"/>
-        </w:rPr>
-      </w:pPr>
-      <w:r>
-        <w:rPr>
-          <w:rFonts w:ascii="Courier New" w:eastAsiaTheme="minorEastAsia" w:hAnsi="Courier New" w:cs="Courier New"/>
-          <w:sz w:val="20"/>
-          <w:szCs w:val="24"/>
-        </w:rPr>
-        <w:t xml:space="preserve">    dpq[0] = dpq[k - 1];</w:t>
-      </w:r>
-    </w:p>
-    <w:p>
-      <w:pPr>
-        <w:jc w:val="both"/>
-        <w:rPr>
-          <w:rFonts w:ascii="Courier New" w:eastAsiaTheme="minorEastAsia" w:hAnsi="Courier New" w:cs="Courier New"/>
-          <w:sz w:val="20"/>
-          <w:szCs w:val="24"/>
-        </w:rPr>
-      </w:pPr>
-      <w:r>
-        <w:rPr>
-          <w:rFonts w:ascii="Courier New" w:eastAsiaTheme="minorEastAsia" w:hAnsi="Courier New" w:cs="Courier New"/>
-          <w:sz w:val="20"/>
-          <w:szCs w:val="24"/>
-        </w:rPr>
-        <w:t xml:space="preserve">    adjustheap(dpq, 0, k - 1);</w:t>
-      </w:r>
-    </w:p>
-    <w:p>
-      <w:pPr>
-        <w:jc w:val="both"/>
-        <w:rPr>
-          <w:rFonts w:ascii="Courier New" w:eastAsiaTheme="minorEastAsia" w:hAnsi="Courier New" w:cs="Courier New"/>
-          <w:sz w:val="20"/>
-          <w:szCs w:val="24"/>
-        </w:rPr>
-      </w:pPr>
-      <w:r>
-        <w:rPr>
-          <w:rFonts w:ascii="Courier New" w:eastAsiaTheme="minorEastAsia" w:hAnsi="Courier New" w:cs="Courier New"/>
-          <w:sz w:val="20"/>
-          <w:szCs w:val="24"/>
-        </w:rPr>
-        <w:t xml:space="preserve">    return p;</w:t>
-      </w:r>
-    </w:p>
-    <w:p>
-      <w:pPr>
-        <w:jc w:val="both"/>
-        <w:rPr>
-          <w:rFonts w:ascii="Courier New" w:eastAsiaTheme="minorEastAsia" w:hAnsi="Courier New" w:cs="Courier New"/>
-          <w:sz w:val="20"/>
-          <w:szCs w:val="24"/>
-        </w:rPr>
-      </w:pPr>
-      <w:r>
-        <w:rPr>
-          <w:rFonts w:ascii="Courier New" w:eastAsiaTheme="minorEastAsia" w:hAnsi="Courier New" w:cs="Courier New"/>
-          <w:sz w:val="20"/>
-          <w:szCs w:val="24"/>
-        </w:rPr>
         <w:t>}</w:t>
       </w:r>
     </w:p>
     <w:p>
       <w:pPr>
-        <w:pStyle w:val="Ttulo3"/>
-        <w:rPr>
-          <w:rFonts w:ascii="Times" w:hAnsi="Times" w:cs="Times"/>
-          <w:sz w:val="24"/>
-          <w:szCs w:val="24"/>
-        </w:rPr>
-      </w:pPr>
-      <w:r>
-        <w:rPr>
-          <w:rFonts w:ascii="Times" w:hAnsi="Times" w:cs="Times"/>
-          <w:sz w:val="24"/>
-          <w:szCs w:val="24"/>
-        </w:rPr>
+        <w:pStyle w:val="Titulo3Relatorio"/>
+      </w:pPr>
+      <w:bookmarkStart w:id="15" w:name="_Toc200142126"/>
+      <w:r>
         <w:t>ADJUSTHEAP</w:t>
       </w:r>
+      <w:bookmarkEnd w:id="15"/>
     </w:p>
     <w:p>
       <w:pPr>
@@ -7094,7 +7617,162 @@
           <w:sz w:val="24"/>
           <w:szCs w:val="24"/>
         </w:rPr>
-        <w:t>HHDHUEUHDUEHDEUFHUEHRUEH</w:t>
+        <w:t xml:space="preserve">Para o procedimento </w:t>
+      </w:r>
+      <w:r>
+        <w:rPr>
+          <w:rFonts w:ascii="Times" w:hAnsi="Times" w:cs="Times"/>
+          <w:i/>
+          <w:sz w:val="24"/>
+          <w:szCs w:val="24"/>
+        </w:rPr>
+        <w:t>adjustheap</w:t>
+      </w:r>
+      <w:r>
+        <w:rPr>
+          <w:rFonts w:ascii="Times" w:hAnsi="Times" w:cs="Times"/>
+          <w:sz w:val="24"/>
+          <w:szCs w:val="24"/>
+        </w:rPr>
+        <w:t xml:space="preserve">, observa-se que o elemento máximo sempre está na posição-raiz de um heap descendente de </w:t>
+      </w:r>
+      <m:oMath>
+        <m:r>
+          <w:rPr>
+            <w:rFonts w:ascii="Cambria Math" w:hAnsi="Cambria Math" w:cs="Times"/>
+            <w:sz w:val="24"/>
+            <w:szCs w:val="24"/>
+          </w:rPr>
+          <m:t>k</m:t>
+        </m:r>
+      </m:oMath>
+      <w:r>
+        <w:rPr>
+          <w:rFonts w:ascii="Times" w:eastAsiaTheme="minorEastAsia" w:hAnsi="Times" w:cs="Times"/>
+          <w:sz w:val="24"/>
+          <w:szCs w:val="24"/>
+        </w:rPr>
+        <w:t xml:space="preserve"> elementos. Quando este mesmo elemento é removido, os </w:t>
+      </w:r>
+      <m:oMath>
+        <m:r>
+          <w:rPr>
+            <w:rFonts w:ascii="Cambria Math" w:eastAsiaTheme="minorEastAsia" w:hAnsi="Cambria Math" w:cs="Times"/>
+            <w:sz w:val="24"/>
+            <w:szCs w:val="24"/>
+          </w:rPr>
+          <m:t>k-1</m:t>
+        </m:r>
+      </m:oMath>
+      <w:r>
+        <w:rPr>
+          <w:rFonts w:ascii="Times" w:eastAsiaTheme="minorEastAsia" w:hAnsi="Times" w:cs="Times"/>
+          <w:sz w:val="24"/>
+          <w:szCs w:val="24"/>
+        </w:rPr>
+        <w:t xml:space="preserve"> elementos restantes nas posições 1 a </w:t>
+      </w:r>
+      <m:oMath>
+        <m:r>
+          <w:rPr>
+            <w:rFonts w:ascii="Cambria Math" w:eastAsiaTheme="minorEastAsia" w:hAnsi="Cambria Math" w:cs="Times"/>
+            <w:sz w:val="24"/>
+            <w:szCs w:val="24"/>
+          </w:rPr>
+          <m:t>k-1</m:t>
+        </m:r>
+      </m:oMath>
+      <w:r>
+        <w:rPr>
+          <w:rFonts w:ascii="Times" w:eastAsiaTheme="minorEastAsia" w:hAnsi="Times" w:cs="Times"/>
+          <w:sz w:val="24"/>
+          <w:szCs w:val="24"/>
+        </w:rPr>
+        <w:t xml:space="preserve"> precisam ser redistribuídos </w:t>
+      </w:r>
+      <w:r>
+        <w:rPr>
+          <w:rFonts w:ascii="Times" w:eastAsiaTheme="minorEastAsia" w:hAnsi="Times" w:cs="Times"/>
+          <w:sz w:val="24"/>
+          <w:szCs w:val="24"/>
+        </w:rPr>
+        <w:lastRenderedPageBreak/>
+        <w:t xml:space="preserve">nas posições 0 até </w:t>
+      </w:r>
+      <m:oMath>
+        <m:r>
+          <w:rPr>
+            <w:rFonts w:ascii="Cambria Math" w:eastAsiaTheme="minorEastAsia" w:hAnsi="Cambria Math" w:cs="Times"/>
+            <w:sz w:val="24"/>
+            <w:szCs w:val="24"/>
+          </w:rPr>
+          <m:t>k-2</m:t>
+        </m:r>
+      </m:oMath>
+      <w:r>
+        <w:rPr>
+          <w:rFonts w:ascii="Times" w:eastAsiaTheme="minorEastAsia" w:hAnsi="Times" w:cs="Times"/>
+          <w:sz w:val="24"/>
+          <w:szCs w:val="24"/>
+        </w:rPr>
+        <w:t xml:space="preserve"> a fim do segmento de vetor resultante de </w:t>
+      </w:r>
+      <w:r>
+        <w:rPr>
+          <w:rFonts w:ascii="Times" w:eastAsiaTheme="minorEastAsia" w:hAnsi="Times" w:cs="Times"/>
+          <w:i/>
+          <w:sz w:val="24"/>
+          <w:szCs w:val="24"/>
+        </w:rPr>
+        <w:t>dpq</w:t>
+      </w:r>
+      <m:oMath>
+        <m:r>
+          <m:rPr>
+            <m:sty m:val="p"/>
+          </m:rPr>
+          <w:rPr>
+            <w:rFonts w:ascii="Cambria Math" w:eastAsiaTheme="minorEastAsia" w:hAnsi="Cambria Math" w:cs="Times"/>
+            <w:sz w:val="24"/>
+            <w:szCs w:val="24"/>
+          </w:rPr>
+          <m:t xml:space="preserve">[0] </m:t>
+        </m:r>
+      </m:oMath>
+      <w:r>
+        <w:rPr>
+          <w:rFonts w:ascii="Times" w:eastAsiaTheme="minorEastAsia" w:hAnsi="Times" w:cs="Times"/>
+          <w:sz w:val="24"/>
+          <w:szCs w:val="24"/>
+        </w:rPr>
+        <w:t xml:space="preserve">até </w:t>
+      </w:r>
+      <w:r>
+        <w:rPr>
+          <w:rFonts w:ascii="Times" w:eastAsiaTheme="minorEastAsia" w:hAnsi="Times" w:cs="Times"/>
+          <w:i/>
+          <w:sz w:val="24"/>
+          <w:szCs w:val="24"/>
+        </w:rPr>
+        <w:t>dpq</w:t>
+      </w:r>
+      <m:oMath>
+        <m:r>
+          <w:rPr>
+            <w:rFonts w:ascii="Cambria Math" w:eastAsiaTheme="minorEastAsia" w:hAnsi="Cambria Math" w:cs="Times"/>
+            <w:sz w:val="24"/>
+            <w:szCs w:val="24"/>
+          </w:rPr>
+          <m:t>[k-2]</m:t>
+        </m:r>
+      </m:oMath>
+      <w:r>
+        <w:rPr>
+          <w:rFonts w:ascii="Times" w:eastAsiaTheme="minorEastAsia" w:hAnsi="Times" w:cs="Times"/>
+          <w:sz w:val="24"/>
+          <w:szCs w:val="24"/>
+        </w:rPr>
+        <w:t xml:space="preserve"> continue um heap descendente.</w:t>
       </w:r>
     </w:p>
     <w:p>
@@ -7106,6 +7784,7 @@
           <w:szCs w:val="24"/>
         </w:rPr>
       </w:pPr>
+      <w:bookmarkStart w:id="16" w:name="_Toc200142127"/>
       <w:r>
         <w:rPr>
           <w:rFonts w:ascii="Times" w:hAnsi="Times" w:cs="Times"/>
@@ -7114,6 +7793,7 @@
         </w:rPr>
         <w:t>LARGESON</w:t>
       </w:r>
+      <w:bookmarkEnd w:id="16"/>
     </w:p>
     <w:p>
       <w:pPr>
@@ -7131,7 +7811,153 @@
           <w:sz w:val="24"/>
           <w:szCs w:val="24"/>
         </w:rPr>
-        <w:t>HHDHUEUHDUEHDEUFHUEHRUEH</w:t>
+        <w:t xml:space="preserve">Para o procedimento </w:t>
+      </w:r>
+      <w:r>
+        <w:rPr>
+          <w:rFonts w:ascii="Times" w:hAnsi="Times" w:cs="Times"/>
+          <w:i/>
+          <w:sz w:val="24"/>
+          <w:szCs w:val="24"/>
+        </w:rPr>
+        <w:t>largeson</w:t>
+      </w:r>
+      <w:r>
+        <w:rPr>
+          <w:rFonts w:ascii="Times" w:hAnsi="Times" w:cs="Times"/>
+          <w:sz w:val="24"/>
+          <w:szCs w:val="24"/>
+        </w:rPr>
+        <w:t xml:space="preserve">, observa-se que o elemento máximo sempre está na posição-raiz de um heap descendente de </w:t>
+      </w:r>
+      <m:oMath>
+        <m:r>
+          <w:rPr>
+            <w:rFonts w:ascii="Cambria Math" w:hAnsi="Cambria Math" w:cs="Times"/>
+            <w:sz w:val="24"/>
+            <w:szCs w:val="24"/>
+          </w:rPr>
+          <m:t>k</m:t>
+        </m:r>
+      </m:oMath>
+      <w:r>
+        <w:rPr>
+          <w:rFonts w:ascii="Times" w:eastAsiaTheme="minorEastAsia" w:hAnsi="Times" w:cs="Times"/>
+          <w:sz w:val="24"/>
+          <w:szCs w:val="24"/>
+        </w:rPr>
+        <w:t xml:space="preserve"> elementos. Quando este mesmo elemento é removido, os </w:t>
+      </w:r>
+      <m:oMath>
+        <m:r>
+          <w:rPr>
+            <w:rFonts w:ascii="Cambria Math" w:eastAsiaTheme="minorEastAsia" w:hAnsi="Cambria Math" w:cs="Times"/>
+            <w:sz w:val="24"/>
+            <w:szCs w:val="24"/>
+          </w:rPr>
+          <m:t>k-1</m:t>
+        </m:r>
+      </m:oMath>
+      <w:r>
+        <w:rPr>
+          <w:rFonts w:ascii="Times" w:eastAsiaTheme="minorEastAsia" w:hAnsi="Times" w:cs="Times"/>
+          <w:sz w:val="24"/>
+          <w:szCs w:val="24"/>
+        </w:rPr>
+        <w:t xml:space="preserve"> elementos restantes nas posições 1 a </w:t>
+      </w:r>
+      <m:oMath>
+        <m:r>
+          <w:rPr>
+            <w:rFonts w:ascii="Cambria Math" w:eastAsiaTheme="minorEastAsia" w:hAnsi="Cambria Math" w:cs="Times"/>
+            <w:sz w:val="24"/>
+            <w:szCs w:val="24"/>
+          </w:rPr>
+          <m:t>k-1</m:t>
+        </m:r>
+      </m:oMath>
+      <w:r>
+        <w:rPr>
+          <w:rFonts w:ascii="Times" w:eastAsiaTheme="minorEastAsia" w:hAnsi="Times" w:cs="Times"/>
+          <w:sz w:val="24"/>
+          <w:szCs w:val="24"/>
+        </w:rPr>
+        <w:t xml:space="preserve"> precisam ser redistribuídos nas posições 0 até </w:t>
+      </w:r>
+      <m:oMath>
+        <m:r>
+          <w:rPr>
+            <w:rFonts w:ascii="Cambria Math" w:eastAsiaTheme="minorEastAsia" w:hAnsi="Cambria Math" w:cs="Times"/>
+            <w:sz w:val="24"/>
+            <w:szCs w:val="24"/>
+          </w:rPr>
+          <m:t>k-2</m:t>
+        </m:r>
+      </m:oMath>
+      <w:r>
+        <w:rPr>
+          <w:rFonts w:ascii="Times" w:eastAsiaTheme="minorEastAsia" w:hAnsi="Times" w:cs="Times"/>
+          <w:sz w:val="24"/>
+          <w:szCs w:val="24"/>
+        </w:rPr>
+        <w:t xml:space="preserve"> a fim do segmento de vetor resultante de </w:t>
+      </w:r>
+      <w:r>
+        <w:rPr>
+          <w:rFonts w:ascii="Times" w:eastAsiaTheme="minorEastAsia" w:hAnsi="Times" w:cs="Times"/>
+          <w:i/>
+          <w:sz w:val="24"/>
+          <w:szCs w:val="24"/>
+        </w:rPr>
+        <w:t>dpq</w:t>
+      </w:r>
+      <m:oMath>
+        <m:r>
+          <m:rPr>
+            <m:sty m:val="p"/>
+          </m:rPr>
+          <w:rPr>
+            <w:rFonts w:ascii="Cambria Math" w:eastAsiaTheme="minorEastAsia" w:hAnsi="Cambria Math" w:cs="Times"/>
+            <w:sz w:val="24"/>
+            <w:szCs w:val="24"/>
+          </w:rPr>
+          <m:t xml:space="preserve">[0] </m:t>
+        </m:r>
+      </m:oMath>
+      <w:r>
+        <w:rPr>
+          <w:rFonts w:ascii="Times" w:eastAsiaTheme="minorEastAsia" w:hAnsi="Times" w:cs="Times"/>
+          <w:sz w:val="24"/>
+          <w:szCs w:val="24"/>
+        </w:rPr>
+        <w:t xml:space="preserve">até </w:t>
+      </w:r>
+      <w:r>
+        <w:rPr>
+          <w:rFonts w:ascii="Times" w:eastAsiaTheme="minorEastAsia" w:hAnsi="Times" w:cs="Times"/>
+          <w:i/>
+          <w:sz w:val="24"/>
+          <w:szCs w:val="24"/>
+        </w:rPr>
+        <w:t>dpq</w:t>
+      </w:r>
+      <m:oMath>
+        <m:r>
+          <w:rPr>
+            <w:rFonts w:ascii="Cambria Math" w:eastAsiaTheme="minorEastAsia" w:hAnsi="Cambria Math" w:cs="Times"/>
+            <w:sz w:val="24"/>
+            <w:szCs w:val="24"/>
+          </w:rPr>
+          <m:t>[k-2]</m:t>
+        </m:r>
+      </m:oMath>
+      <w:r>
+        <w:rPr>
+          <w:rFonts w:ascii="Times" w:eastAsiaTheme="minorEastAsia" w:hAnsi="Times" w:cs="Times"/>
+          <w:sz w:val="24"/>
+          <w:szCs w:val="24"/>
+        </w:rPr>
+        <w:t xml:space="preserve"> continue um heap descendente.</w:t>
       </w:r>
     </w:p>
     <w:p>
@@ -7143,6 +7969,7 @@
           <w:szCs w:val="24"/>
         </w:rPr>
       </w:pPr>
+      <w:bookmarkStart w:id="17" w:name="_Toc200142128"/>
       <w:r>
         <w:rPr>
           <w:rFonts w:ascii="Times" w:hAnsi="Times" w:cs="Times"/>
@@ -7151,6 +7978,7 @@
         </w:rPr>
         <w:t>HEAPSORT</w:t>
       </w:r>
+      <w:bookmarkEnd w:id="17"/>
     </w:p>
     <w:p>
       <w:pPr>
@@ -7180,6 +8008,7 @@
           <w:szCs w:val="24"/>
         </w:rPr>
       </w:pPr>
+      <w:bookmarkStart w:id="18" w:name="_Toc200142129"/>
       <w:r>
         <w:rPr>
           <w:rFonts w:ascii="Times" w:hAnsi="Times" w:cs="Times"/>
@@ -7188,6 +8017,7 @@
         </w:rPr>
         <w:t>PRINTARRAY</w:t>
       </w:r>
+      <w:bookmarkEnd w:id="18"/>
     </w:p>
     <w:p>
       <w:pPr>
@@ -7270,6 +8100,19 @@
     </w:p>
     <w:p>
       <w:pPr>
+        <w:pStyle w:val="Titulo2Relatorio"/>
+      </w:pPr>
+      <w:bookmarkStart w:id="19" w:name="_Toc200142130"/>
+      <w:r>
+        <w:t>Tabelas e/ou gráficos deverão ser utilizados para apresentação dos resultados dos testes.</w:t>
+      </w:r>
+      <w:bookmarkEnd w:id="19"/>
+      <w:r>
+        <w:t xml:space="preserve"> </w:t>
+      </w:r>
+    </w:p>
+    <w:p>
+      <w:pPr>
         <w:pStyle w:val="Ttulo2"/>
         <w:jc w:val="both"/>
         <w:rPr>
@@ -7278,48 +8121,105 @@
           <w:szCs w:val="24"/>
         </w:rPr>
       </w:pPr>
-      <w:r>
-        <w:rPr>
-          <w:rFonts w:ascii="Times" w:hAnsi="Times" w:cs="Times"/>
-          <w:sz w:val="24"/>
-          <w:szCs w:val="24"/>
-        </w:rPr>
-        <w:t>Tabelas e/ou gráficos deverão ser utilizados para apresentação dos resultados dos testes.</w:t>
-      </w:r>
-      <w:bookmarkEnd w:id="13"/>
-      <w:r>
-        <w:rPr>
-          <w:rFonts w:ascii="Times" w:hAnsi="Times" w:cs="Times"/>
-          <w:sz w:val="24"/>
-          <w:szCs w:val="24"/>
-        </w:rPr>
-        <w:t xml:space="preserve"> </w:t>
-      </w:r>
-    </w:p>
-    <w:p>
-      <w:pPr>
-        <w:pStyle w:val="Ttulo2"/>
+      <w:bookmarkStart w:id="20" w:name="_Toc200142131"/>
+      <w:r>
+        <w:rPr>
+          <w:rFonts w:ascii="Times" w:hAnsi="Times" w:cs="Times"/>
+          <w:sz w:val="24"/>
+          <w:szCs w:val="24"/>
+        </w:rPr>
+        <w:t>Incluir detalhes da configuração do computador usado para testes: sistema Operacional, quantidade de RAM, velocidade da CPU (Hz).</w:t>
+      </w:r>
+      <w:bookmarkEnd w:id="20"/>
+    </w:p>
+    <w:p>
+      <w:pPr>
+        <w:pStyle w:val="NormalRelatorio"/>
+      </w:pPr>
+      <w:r>
+        <w:t xml:space="preserve">Dentre </w:t>
+      </w:r>
+      <w:r>
+        <w:t xml:space="preserve">s configurações do computador utilizado </w:t>
+      </w:r>
+      <w:r>
+        <w:t xml:space="preserve">para executar </w:t>
+      </w:r>
+      <w:r>
+        <w:t>os testes comparativos dos algoritmos de ordenação</w:t>
+      </w:r>
+      <w:r>
+        <w:t>, incluem-se</w:t>
+      </w:r>
+      <w:r>
+        <w:t>:</w:t>
+      </w:r>
+    </w:p>
+    <w:p>
+      <w:pPr>
+        <w:pStyle w:val="Ttulo3"/>
+      </w:pPr>
+      <w:bookmarkStart w:id="21" w:name="_Toc200142132"/>
+      <w:r>
+        <w:t>Sistema Operacional</w:t>
+      </w:r>
+      <w:bookmarkEnd w:id="21"/>
+    </w:p>
+    <w:p/>
+    <w:p>
+      <w:pPr>
+        <w:keepNext/>
         <w:jc w:val="both"/>
-        <w:rPr>
-          <w:rFonts w:ascii="Times" w:hAnsi="Times" w:cs="Times"/>
-          <w:sz w:val="24"/>
-          <w:szCs w:val="24"/>
-        </w:rPr>
-      </w:pPr>
-      <w:bookmarkStart w:id="14" w:name="_Toc200093205"/>
-      <w:r>
-        <w:rPr>
-          <w:rFonts w:ascii="Times" w:hAnsi="Times" w:cs="Times"/>
-          <w:sz w:val="24"/>
-          <w:szCs w:val="24"/>
-        </w:rPr>
-        <w:t>Incluir detalhes da configuração do computador usado para testes: sistema Operacional, quantidade de RAM, velocidade da CPU (Hz).</w:t>
-      </w:r>
-      <w:bookmarkEnd w:id="14"/>
-    </w:p>
-    <w:p>
-      <w:pPr>
-        <w:ind w:firstLine="708"/>
+      </w:pPr>
+      <w:r>
+        <w:rPr>
+          <w:rFonts w:ascii="Times" w:eastAsiaTheme="minorEastAsia" w:hAnsi="Times" w:cs="Times"/>
+          <w:noProof/>
+          <w:sz w:val="24"/>
+          <w:szCs w:val="24"/>
+          <w:lang w:eastAsia="pt-BR"/>
+        </w:rPr>
+        <w:lastRenderedPageBreak/>
+        <w:drawing>
+          <wp:inline distT="0" distB="0" distL="0" distR="0">
+            <wp:extent cx="5731510" cy="3074670"/>
+            <wp:effectExtent l="19050" t="0" r="2540" b="0"/>
+            <wp:docPr id="2" name="Imagem 1" descr="Sistema_Operacional.PNG"/>
+            <wp:cNvGraphicFramePr>
+              <a:graphicFrameLocks xmlns:a="http://schemas.openxmlformats.org/drawingml/2006/main" noChangeAspect="1"/>
+            </wp:cNvGraphicFramePr>
+            <a:graphic xmlns:a="http://schemas.openxmlformats.org/drawingml/2006/main">
+              <a:graphicData uri="http://schemas.openxmlformats.org/drawingml/2006/picture">
+                <pic:pic xmlns:pic="http://schemas.openxmlformats.org/drawingml/2006/picture">
+                  <pic:nvPicPr>
+                    <pic:cNvPr id="0" name="Sistema_Operacional.PNG"/>
+                    <pic:cNvPicPr/>
+                  </pic:nvPicPr>
+                  <pic:blipFill>
+                    <a:blip r:embed="rId10"/>
+                    <a:stretch>
+                      <a:fillRect/>
+                    </a:stretch>
+                  </pic:blipFill>
+                  <pic:spPr>
+                    <a:xfrm>
+                      <a:off x="0" y="0"/>
+                      <a:ext cx="5731510" cy="3074670"/>
+                    </a:xfrm>
+                    <a:prstGeom prst="rect">
+                      <a:avLst/>
+                    </a:prstGeom>
+                  </pic:spPr>
+                </pic:pic>
+              </a:graphicData>
+            </a:graphic>
+          </wp:inline>
+        </w:drawing>
+      </w:r>
+    </w:p>
+    <w:p>
+      <w:pPr>
+        <w:pStyle w:val="Legenda"/>
         <w:jc w:val="both"/>
         <w:rPr>
           <w:rFonts w:ascii="Times" w:eastAsiaTheme="minorEastAsia" w:hAnsi="Times" w:cs="Times"/>
@@ -7328,12 +8228,110 @@
         </w:rPr>
       </w:pPr>
       <w:r>
-        <w:rPr>
-          <w:rFonts w:ascii="Times" w:hAnsi="Times" w:cs="Times"/>
-          <w:sz w:val="24"/>
-          <w:szCs w:val="24"/>
-        </w:rPr>
-        <w:t>As configurações do computador utilizado nos testes de comparativos dos algoritmos de ordenação:</w:t>
+        <w:t xml:space="preserve">Figura </w:t>
+      </w:r>
+      <w:fldSimple w:instr=" SEQ Figura \* ARABIC ">
+        <w:r>
+          <w:rPr>
+            <w:noProof/>
+          </w:rPr>
+          <w:t>1</w:t>
+        </w:r>
+      </w:fldSimple>
+      <w:r>
+        <w:t xml:space="preserve"> - Consultando Sistema Operacional através da interface Informações do Sistema.</w:t>
+      </w:r>
+    </w:p>
+    <w:p>
+      <w:pPr>
+        <w:pStyle w:val="Ttulo3"/>
+        <w:rPr>
+          <w:rFonts w:eastAsiaTheme="minorEastAsia"/>
+        </w:rPr>
+      </w:pPr>
+      <w:bookmarkStart w:id="22" w:name="_Toc200142133"/>
+      <w:r>
+        <w:rPr>
+          <w:rFonts w:eastAsiaTheme="minorEastAsia"/>
+        </w:rPr>
+        <w:t>RAM</w:t>
+      </w:r>
+      <w:bookmarkEnd w:id="22"/>
+    </w:p>
+    <w:p>
+      <w:pPr>
+        <w:pStyle w:val="Titulo2Relatorio"/>
+      </w:pPr>
+      <w:r>
+        <w:rPr>
+          <w:rFonts w:eastAsiaTheme="minorEastAsia"/>
+          <w:noProof/>
+          <w:lang w:eastAsia="pt-BR"/>
+        </w:rPr>
+        <w:drawing>
+          <wp:inline distT="0" distB="0" distL="0" distR="0">
+            <wp:extent cx="5731510" cy="3074670"/>
+            <wp:effectExtent l="19050" t="0" r="2540" b="0"/>
+            <wp:docPr id="3" name="Imagem 2" descr="RAM.PNG"/>
+            <wp:cNvGraphicFramePr>
+              <a:graphicFrameLocks xmlns:a="http://schemas.openxmlformats.org/drawingml/2006/main" noChangeAspect="1"/>
+            </wp:cNvGraphicFramePr>
+            <a:graphic xmlns:a="http://schemas.openxmlformats.org/drawingml/2006/main">
+              <a:graphicData uri="http://schemas.openxmlformats.org/drawingml/2006/picture">
+                <pic:pic xmlns:pic="http://schemas.openxmlformats.org/drawingml/2006/picture">
+                  <pic:nvPicPr>
+                    <pic:cNvPr id="0" name="RAM.PNG"/>
+                    <pic:cNvPicPr/>
+                  </pic:nvPicPr>
+                  <pic:blipFill>
+                    <a:blip r:embed="rId11"/>
+                    <a:stretch>
+                      <a:fillRect/>
+                    </a:stretch>
+                  </pic:blipFill>
+                  <pic:spPr>
+                    <a:xfrm>
+                      <a:off x="0" y="0"/>
+                      <a:ext cx="5731510" cy="3074670"/>
+                    </a:xfrm>
+                    <a:prstGeom prst="rect">
+                      <a:avLst/>
+                    </a:prstGeom>
+                  </pic:spPr>
+                </pic:pic>
+              </a:graphicData>
+            </a:graphic>
+          </wp:inline>
+        </w:drawing>
+      </w:r>
+    </w:p>
+    <w:p>
+      <w:pPr>
+        <w:pStyle w:val="Legenda"/>
+        <w:jc w:val="both"/>
+      </w:pPr>
+      <w:r>
+        <w:t xml:space="preserve">Figura </w:t>
+      </w:r>
+      <w:fldSimple w:instr=" SEQ Figura \* ARABIC ">
+        <w:r>
+          <w:rPr>
+            <w:noProof/>
+          </w:rPr>
+          <w:t>2</w:t>
+        </w:r>
+      </w:fldSimple>
+      <w:r>
+        <w:t xml:space="preserve"> - </w:t>
+      </w:r>
+      <w:r>
+        <w:t xml:space="preserve">Consultando </w:t>
+      </w:r>
+      <w:r>
+        <w:t>Memória RAM</w:t>
+      </w:r>
+      <w:r>
+        <w:t xml:space="preserve"> através da interface Informações do Sistema.</w:t>
       </w:r>
     </w:p>
     <w:p>
@@ -7350,7 +8348,7 @@
           <w:szCs w:val="24"/>
         </w:rPr>
       </w:pPr>
-      <w:bookmarkStart w:id="15" w:name="_Toc200093206"/>
+      <w:bookmarkStart w:id="23" w:name="_Toc200142134"/>
       <w:r>
         <w:rPr>
           <w:rFonts w:ascii="Times" w:hAnsi="Times" w:cs="Times"/>
@@ -7359,7 +8357,7 @@
         </w:rPr>
         <w:t>Conclusão</w:t>
       </w:r>
-      <w:bookmarkEnd w:id="15"/>
+      <w:bookmarkEnd w:id="23"/>
     </w:p>
     <w:p>
       <w:pPr>
@@ -7371,7 +8369,7 @@
           <w:szCs w:val="24"/>
         </w:rPr>
       </w:pPr>
-      <w:bookmarkStart w:id="16" w:name="_Toc200093207"/>
+      <w:bookmarkStart w:id="24" w:name="_Toc200142135"/>
       <w:r>
         <w:rPr>
           <w:rFonts w:ascii="Times" w:hAnsi="Times" w:cs="Times"/>
@@ -7380,7 +8378,7 @@
         </w:rPr>
         <w:t>Analisar os pontos fortes e fracos do algoritmo em comparação com outros algoritmos.</w:t>
       </w:r>
-      <w:bookmarkEnd w:id="16"/>
+      <w:bookmarkEnd w:id="24"/>
       <w:r>
         <w:rPr>
           <w:rFonts w:ascii="Times" w:hAnsi="Times" w:cs="Times"/>
@@ -7388,6 +8386,33 @@
           <w:szCs w:val="24"/>
         </w:rPr>
         <w:t xml:space="preserve"> </w:t>
+      </w:r>
+    </w:p>
+    <w:p>
+      <w:pPr>
+        <w:pStyle w:val="PargrafodaLista"/>
+        <w:numPr>
+          <w:ilvl w:val="0"/>
+          <w:numId w:val="10"/>
+        </w:numPr>
+      </w:pPr>
+      <w:r>
+        <w:t>Mesma Grandeza em todos os casos.</w:t>
+      </w:r>
+    </w:p>
+    <w:p>
+      <w:pPr>
+        <w:pStyle w:val="PargrafodaLista"/>
+        <w:numPr>
+          <w:ilvl w:val="0"/>
+          <w:numId w:val="10"/>
+        </w:numPr>
+      </w:pPr>
+      <w:r>
+        <w:t>Versão melhorada do algoritmo de ordenação Selection Sort</w:t>
+      </w:r>
+      <w:r>
+        <w:t>.</w:t>
       </w:r>
     </w:p>
     <w:p>
@@ -7400,16 +8425,148 @@
           <w:szCs w:val="24"/>
         </w:rPr>
       </w:pPr>
-      <w:bookmarkStart w:id="17" w:name="_Toc200093208"/>
-      <w:r>
-        <w:rPr>
-          <w:rFonts w:ascii="Times" w:hAnsi="Times" w:cs="Times"/>
-          <w:sz w:val="24"/>
-          <w:szCs w:val="24"/>
-        </w:rPr>
+      <w:bookmarkStart w:id="25" w:name="_Toc200142136"/>
+      <w:r>
+        <w:rPr>
+          <w:rFonts w:ascii="Times" w:hAnsi="Times" w:cs="Times"/>
+          <w:sz w:val="24"/>
+          <w:szCs w:val="24"/>
+        </w:rPr>
+        <w:lastRenderedPageBreak/>
         <w:t>Avaliar o desempenho do algoritmo em comparação com a implementação do Quicksort disponível na linguagem C.</w:t>
       </w:r>
-      <w:bookmarkEnd w:id="17"/>
+      <w:bookmarkEnd w:id="25"/>
+    </w:p>
+    <w:p/>
+    <w:p>
+      <w:r>
+        <w:rPr>
+          <w:noProof/>
+          <w:lang w:eastAsia="pt-BR"/>
+        </w:rPr>
+        <w:drawing>
+          <wp:inline distT="0" distB="0" distL="0" distR="0">
+            <wp:extent cx="4458087" cy="3795089"/>
+            <wp:effectExtent l="19050" t="0" r="0" b="0"/>
+            <wp:docPr id="5" name="Imagem 4" descr="ordered_input.PNG"/>
+            <wp:cNvGraphicFramePr>
+              <a:graphicFrameLocks xmlns:a="http://schemas.openxmlformats.org/drawingml/2006/main" noChangeAspect="1"/>
+            </wp:cNvGraphicFramePr>
+            <a:graphic xmlns:a="http://schemas.openxmlformats.org/drawingml/2006/main">
+              <a:graphicData uri="http://schemas.openxmlformats.org/drawingml/2006/picture">
+                <pic:pic xmlns:pic="http://schemas.openxmlformats.org/drawingml/2006/picture">
+                  <pic:nvPicPr>
+                    <pic:cNvPr id="0" name="ordered_input.PNG"/>
+                    <pic:cNvPicPr/>
+                  </pic:nvPicPr>
+                  <pic:blipFill>
+                    <a:blip r:embed="rId12"/>
+                    <a:stretch>
+                      <a:fillRect/>
+                    </a:stretch>
+                  </pic:blipFill>
+                  <pic:spPr>
+                    <a:xfrm>
+                      <a:off x="0" y="0"/>
+                      <a:ext cx="4458087" cy="3795089"/>
+                    </a:xfrm>
+                    <a:prstGeom prst="rect">
+                      <a:avLst/>
+                    </a:prstGeom>
+                  </pic:spPr>
+                </pic:pic>
+              </a:graphicData>
+            </a:graphic>
+          </wp:inline>
+        </w:drawing>
+      </w:r>
+    </w:p>
+    <w:p>
+      <w:r>
+        <w:rPr>
+          <w:noProof/>
+          <w:lang w:eastAsia="pt-BR"/>
+        </w:rPr>
+        <w:drawing>
+          <wp:inline distT="0" distB="0" distL="0" distR="0">
+            <wp:extent cx="4366639" cy="3833192"/>
+            <wp:effectExtent l="19050" t="0" r="0" b="0"/>
+            <wp:docPr id="6" name="Imagem 5" descr="reversed_input.PNG"/>
+            <wp:cNvGraphicFramePr>
+              <a:graphicFrameLocks xmlns:a="http://schemas.openxmlformats.org/drawingml/2006/main" noChangeAspect="1"/>
+            </wp:cNvGraphicFramePr>
+            <a:graphic xmlns:a="http://schemas.openxmlformats.org/drawingml/2006/main">
+              <a:graphicData uri="http://schemas.openxmlformats.org/drawingml/2006/picture">
+                <pic:pic xmlns:pic="http://schemas.openxmlformats.org/drawingml/2006/picture">
+                  <pic:nvPicPr>
+                    <pic:cNvPr id="0" name="reversed_input.PNG"/>
+                    <pic:cNvPicPr/>
+                  </pic:nvPicPr>
+                  <pic:blipFill>
+                    <a:blip r:embed="rId13"/>
+                    <a:stretch>
+                      <a:fillRect/>
+                    </a:stretch>
+                  </pic:blipFill>
+                  <pic:spPr>
+                    <a:xfrm>
+                      <a:off x="0" y="0"/>
+                      <a:ext cx="4366639" cy="3833192"/>
+                    </a:xfrm>
+                    <a:prstGeom prst="rect">
+                      <a:avLst/>
+                    </a:prstGeom>
+                  </pic:spPr>
+                </pic:pic>
+              </a:graphicData>
+            </a:graphic>
+          </wp:inline>
+        </w:drawing>
+      </w:r>
+    </w:p>
+    <w:p>
+      <w:r>
+        <w:rPr>
+          <w:noProof/>
+          <w:lang w:eastAsia="pt-BR"/>
+        </w:rPr>
+        <w:lastRenderedPageBreak/>
+        <w:drawing>
+          <wp:inline distT="0" distB="0" distL="0" distR="0">
+            <wp:extent cx="3733447" cy="4136267"/>
+            <wp:effectExtent l="19050" t="0" r="353" b="0"/>
+            <wp:docPr id="7" name="Imagem 6" descr="uniform_input.PNG"/>
+            <wp:cNvGraphicFramePr>
+              <a:graphicFrameLocks xmlns:a="http://schemas.openxmlformats.org/drawingml/2006/main" noChangeAspect="1"/>
+            </wp:cNvGraphicFramePr>
+            <a:graphic xmlns:a="http://schemas.openxmlformats.org/drawingml/2006/main">
+              <a:graphicData uri="http://schemas.openxmlformats.org/drawingml/2006/picture">
+                <pic:pic xmlns:pic="http://schemas.openxmlformats.org/drawingml/2006/picture">
+                  <pic:nvPicPr>
+                    <pic:cNvPr id="0" name="uniform_input.PNG"/>
+                    <pic:cNvPicPr/>
+                  </pic:nvPicPr>
+                  <pic:blipFill>
+                    <a:blip r:embed="rId14"/>
+                    <a:stretch>
+                      <a:fillRect/>
+                    </a:stretch>
+                  </pic:blipFill>
+                  <pic:spPr>
+                    <a:xfrm>
+                      <a:off x="0" y="0"/>
+                      <a:ext cx="3738473" cy="4141835"/>
+                    </a:xfrm>
+                    <a:prstGeom prst="rect">
+                      <a:avLst/>
+                    </a:prstGeom>
+                  </pic:spPr>
+                </pic:pic>
+              </a:graphicData>
+            </a:graphic>
+          </wp:inline>
+        </w:drawing>
+      </w:r>
     </w:p>
     <w:p>
       <w:pPr>
@@ -7430,7 +8587,7 @@
           <w:szCs w:val="24"/>
         </w:rPr>
       </w:pPr>
-      <w:bookmarkStart w:id="18" w:name="_Toc200093209"/>
+      <w:bookmarkStart w:id="26" w:name="_Toc200142137"/>
       <w:r>
         <w:rPr>
           <w:rFonts w:ascii="Times" w:hAnsi="Times" w:cs="Times"/>
@@ -7439,7 +8596,7 @@
         </w:rPr>
         <w:t>Referências</w:t>
       </w:r>
-      <w:bookmarkEnd w:id="18"/>
+      <w:bookmarkEnd w:id="26"/>
     </w:p>
     <w:p>
       <w:pPr>
@@ -7484,7 +8641,7 @@
           <w:szCs w:val="24"/>
         </w:rPr>
       </w:pPr>
-      <w:hyperlink r:id="rId9" w:history="1">
+      <w:hyperlink r:id="rId15" w:history="1">
         <w:r>
           <w:rPr>
             <w:rStyle w:val="Hyperlink"/>
@@ -7507,7 +8664,7 @@
           <w:szCs w:val="24"/>
         </w:rPr>
       </w:pPr>
-      <w:hyperlink r:id="rId10" w:history="1">
+      <w:hyperlink r:id="rId16" w:history="1">
         <w:r>
           <w:rPr>
             <w:rStyle w:val="Hyperlink"/>
@@ -7530,7 +8687,7 @@
           <w:szCs w:val="24"/>
         </w:rPr>
       </w:pPr>
-      <w:hyperlink r:id="rId11" w:history="1">
+      <w:hyperlink r:id="rId17" w:history="1">
         <w:r>
           <w:rPr>
             <w:rStyle w:val="Hyperlink"/>
@@ -7553,7 +8710,7 @@
           <w:szCs w:val="24"/>
         </w:rPr>
       </w:pPr>
-      <w:hyperlink r:id="rId12" w:history="1">
+      <w:hyperlink r:id="rId18" w:history="1">
         <w:r>
           <w:rPr>
             <w:rStyle w:val="Hyperlink"/>
@@ -7605,7 +8762,7 @@
       </w:r>
     </w:p>
     <w:sectPr>
-      <w:footerReference w:type="default" r:id="rId13"/>
+      <w:footerReference w:type="default" r:id="rId19"/>
       <w:pgSz w:w="11906" w:h="16838" w:code="9"/>
       <w:pgMar w:top="1440" w:right="1440" w:bottom="1440" w:left="1440" w:header="709" w:footer="709" w:gutter="0"/>
       <w:cols w:space="708"/>
@@ -7662,7 +8819,7 @@
             <w:rPr>
               <w:noProof/>
             </w:rPr>
-            <w:t>7</w:t>
+            <w:t>6</w:t>
           </w:r>
         </w:fldSimple>
       </w:p>
@@ -9162,6 +10319,142 @@
       <w:color w:val="4F81BD" w:themeColor="accent1"/>
     </w:rPr>
   </w:style>
+  <w:style w:type="paragraph" w:customStyle="1" w:styleId="Titulo2Relatorio">
+    <w:name w:val="Titulo 2 Relatorio"/>
+    <w:basedOn w:val="Ttulo2"/>
+    <w:link w:val="Titulo2RelatorioChar"/>
+    <w:qFormat/>
+    <w:rsid w:val="00B039C1"/>
+    <w:pPr>
+      <w:jc w:val="both"/>
+    </w:pPr>
+    <w:rPr>
+      <w:rFonts w:ascii="Times" w:hAnsi="Times" w:cs="Times"/>
+      <w:sz w:val="24"/>
+      <w:szCs w:val="24"/>
+    </w:rPr>
+  </w:style>
+  <w:style w:type="paragraph" w:customStyle="1" w:styleId="NormalRelatorio">
+    <w:name w:val="Normal Relatorio"/>
+    <w:basedOn w:val="Normal"/>
+    <w:link w:val="NormalRelatorioChar"/>
+    <w:qFormat/>
+    <w:rsid w:val="00B039C1"/>
+    <w:pPr>
+      <w:ind w:firstLine="708"/>
+      <w:jc w:val="both"/>
+    </w:pPr>
+    <w:rPr>
+      <w:rFonts w:ascii="Times" w:hAnsi="Times" w:cs="Times"/>
+      <w:sz w:val="24"/>
+      <w:szCs w:val="24"/>
+    </w:rPr>
+  </w:style>
+  <w:style w:type="character" w:customStyle="1" w:styleId="Titulo2RelatorioChar">
+    <w:name w:val="Titulo 2 Relatorio Char"/>
+    <w:basedOn w:val="Ttulo2Char"/>
+    <w:link w:val="Titulo2Relatorio"/>
+    <w:rsid w:val="00B039C1"/>
+    <w:rPr>
+      <w:rFonts w:ascii="Times" w:hAnsi="Times" w:cs="Times"/>
+      <w:b/>
+      <w:bCs/>
+      <w:sz w:val="24"/>
+      <w:szCs w:val="24"/>
+    </w:rPr>
+  </w:style>
+  <w:style w:type="paragraph" w:customStyle="1" w:styleId="Titulo3Relatorio">
+    <w:name w:val="Titulo 3 Relatorio"/>
+    <w:basedOn w:val="Ttulo3"/>
+    <w:link w:val="Titulo3RelatorioChar"/>
+    <w:qFormat/>
+    <w:rsid w:val="00B039C1"/>
+    <w:rPr>
+      <w:rFonts w:ascii="Times" w:hAnsi="Times" w:cs="Times"/>
+      <w:sz w:val="24"/>
+      <w:szCs w:val="24"/>
+    </w:rPr>
+  </w:style>
+  <w:style w:type="character" w:customStyle="1" w:styleId="NormalRelatorioChar">
+    <w:name w:val="Normal Relatorio Char"/>
+    <w:basedOn w:val="Fontepargpadro"/>
+    <w:link w:val="NormalRelatorio"/>
+    <w:rsid w:val="00B039C1"/>
+    <w:rPr>
+      <w:rFonts w:ascii="Times" w:hAnsi="Times" w:cs="Times"/>
+      <w:sz w:val="24"/>
+      <w:szCs w:val="24"/>
+    </w:rPr>
+  </w:style>
+  <w:style w:type="paragraph" w:customStyle="1" w:styleId="Codigo">
+    <w:name w:val="Codigo"/>
+    <w:basedOn w:val="Normal"/>
+    <w:link w:val="CodigoChar"/>
+    <w:qFormat/>
+    <w:rsid w:val="00B039C1"/>
+    <w:pPr>
+      <w:jc w:val="both"/>
+    </w:pPr>
+    <w:rPr>
+      <w:rFonts w:ascii="Courier New" w:eastAsiaTheme="minorEastAsia" w:hAnsi="Courier New" w:cs="Courier New"/>
+      <w:sz w:val="20"/>
+      <w:szCs w:val="24"/>
+    </w:rPr>
+  </w:style>
+  <w:style w:type="character" w:customStyle="1" w:styleId="Titulo3RelatorioChar">
+    <w:name w:val="Titulo 3 Relatorio Char"/>
+    <w:basedOn w:val="Ttulo3Char"/>
+    <w:link w:val="Titulo3Relatorio"/>
+    <w:rsid w:val="00B039C1"/>
+    <w:rPr>
+      <w:rFonts w:ascii="Times" w:hAnsi="Times" w:cs="Times"/>
+      <w:sz w:val="24"/>
+      <w:szCs w:val="24"/>
+    </w:rPr>
+  </w:style>
+  <w:style w:type="paragraph" w:styleId="Legenda">
+    <w:name w:val="caption"/>
+    <w:basedOn w:val="Normal"/>
+    <w:next w:val="Normal"/>
+    <w:uiPriority w:val="35"/>
+    <w:unhideWhenUsed/>
+    <w:qFormat/>
+    <w:rsid w:val="00B039C1"/>
+    <w:pPr>
+      <w:spacing w:line="240" w:lineRule="auto"/>
+    </w:pPr>
+    <w:rPr>
+      <w:b/>
+      <w:bCs/>
+      <w:color w:val="4F81BD" w:themeColor="accent1"/>
+      <w:sz w:val="18"/>
+      <w:szCs w:val="18"/>
+    </w:rPr>
+  </w:style>
+  <w:style w:type="character" w:customStyle="1" w:styleId="CodigoChar">
+    <w:name w:val="Codigo Char"/>
+    <w:basedOn w:val="Fontepargpadro"/>
+    <w:link w:val="Codigo"/>
+    <w:rsid w:val="00B039C1"/>
+    <w:rPr>
+      <w:rFonts w:ascii="Courier New" w:eastAsiaTheme="minorEastAsia" w:hAnsi="Courier New" w:cs="Courier New"/>
+      <w:sz w:val="20"/>
+      <w:szCs w:val="24"/>
+    </w:rPr>
+  </w:style>
+  <w:style w:type="paragraph" w:styleId="Sumrio3">
+    <w:name w:val="toc 3"/>
+    <w:basedOn w:val="Normal"/>
+    <w:next w:val="Normal"/>
+    <w:autoRedefine/>
+    <w:uiPriority w:val="39"/>
+    <w:unhideWhenUsed/>
+    <w:rsid w:val="00B039C1"/>
+    <w:pPr>
+      <w:spacing w:after="100"/>
+      <w:ind w:left="440"/>
+    </w:pPr>
+  </w:style>
 </w:styles>
 </file>
 
@@ -9257,7 +10550,6 @@
   </w:compat>
   <w:rsids>
     <w:rsidRoot w:val="00DE5764"/>
-    <w:rsid w:val="00232ED1"/>
     <w:rsid w:val="00DE5764"/>
   </w:rsids>
   <m:mathPr>

--- a/Relatorio_Equipe_HeapSort.docx
+++ b/Relatorio_Equipe_HeapSort.docx
@@ -3941,6 +3941,17 @@
           <w:szCs w:val="24"/>
         </w:rPr>
       </w:pPr>
+    </w:p>
+    <w:p>
+      <w:pPr>
+        <w:spacing w:line="480" w:lineRule="auto"/>
+        <w:jc w:val="both"/>
+        <w:rPr>
+          <w:rFonts w:ascii="Times" w:eastAsiaTheme="minorEastAsia" w:hAnsi="Times" w:cs="Times"/>
+          <w:sz w:val="24"/>
+          <w:szCs w:val="24"/>
+        </w:rPr>
+      </w:pPr>
       <w:r>
         <w:rPr>
           <w:rFonts w:ascii="Times" w:eastAsiaTheme="minorEastAsia" w:hAnsi="Times" w:cs="Times"/>
@@ -4449,6 +4460,7 @@
           <w:sz w:val="24"/>
           <w:szCs w:val="24"/>
         </w:rPr>
+        <w:lastRenderedPageBreak/>
         <w:t xml:space="preserve">Todavia, </w:t>
       </w:r>
       <w:r>
@@ -4513,7 +4525,6 @@
           <w:sz w:val="24"/>
           <w:szCs w:val="24"/>
         </w:rPr>
-        <w:lastRenderedPageBreak/>
         <w:t>O custo para a c</w:t>
       </w:r>
       <w:r>
@@ -5777,6 +5788,7 @@
           <w:sz w:val="24"/>
           <w:szCs w:val="24"/>
         </w:rPr>
+        <w:lastRenderedPageBreak/>
         <w:t>Não Ideal para Conjuntos de Dados Pequenos</w:t>
       </w:r>
     </w:p>
@@ -5820,7 +5832,6 @@
           <w:sz w:val="24"/>
           <w:szCs w:val="24"/>
         </w:rPr>
-        <w:lastRenderedPageBreak/>
         <w:t xml:space="preserve">O tempo consumido pelo Heapsort é proporcional ao número de comparações entre os elementos do array, e tal custo proporcional é </w:t>
       </w:r>
       <m:oMath>
@@ -6168,7 +6179,15 @@
           <w:sz w:val="24"/>
           <w:szCs w:val="24"/>
         </w:rPr>
-        <w:t xml:space="preserve">Para o procedimento </w:t>
+        <w:t>Supomos que p</w:t>
+      </w:r>
+      <w:r>
+        <w:rPr>
+          <w:rFonts w:ascii="Times" w:hAnsi="Times" w:cs="Times"/>
+          <w:sz w:val="24"/>
+          <w:szCs w:val="24"/>
+        </w:rPr>
+        <w:t xml:space="preserve">ara o procedimento </w:t>
       </w:r>
       <w:r>
         <w:rPr>
@@ -6185,7 +6204,7 @@
           <w:sz w:val="24"/>
           <w:szCs w:val="24"/>
         </w:rPr>
-        <w:t xml:space="preserve">, suponha um vetor denominado </w:t>
+        <w:t xml:space="preserve">, um vetor denominado </w:t>
       </w:r>
       <w:r>
         <w:rPr>
@@ -6254,7 +6273,15 @@
           <w:sz w:val="24"/>
           <w:szCs w:val="24"/>
         </w:rPr>
-        <w:t xml:space="preserve">, teremos que incluir </w:t>
+        <w:t>, teríamos</w:t>
+      </w:r>
+      <w:r>
+        <w:rPr>
+          <w:rFonts w:ascii="Times" w:eastAsiaTheme="minorEastAsia" w:hAnsi="Times" w:cs="Times"/>
+          <w:sz w:val="24"/>
+          <w:szCs w:val="24"/>
+        </w:rPr>
+        <w:t xml:space="preserve"> que incluir </w:t>
       </w:r>
       <w:r>
         <w:rPr>
@@ -6288,7 +6315,23 @@
           <w:sz w:val="24"/>
           <w:szCs w:val="24"/>
         </w:rPr>
-        <w:t xml:space="preserve"> poderá ser implementado, bastanto inserir </w:t>
+        <w:t xml:space="preserve"> poderá ser implementado, </w:t>
+      </w:r>
+      <w:r>
+        <w:rPr>
+          <w:rFonts w:ascii="Times" w:hAnsi="Times" w:cs="Times"/>
+          <w:sz w:val="24"/>
+          <w:szCs w:val="24"/>
+        </w:rPr>
+        <w:t>bastando</w:t>
+      </w:r>
+      <w:r>
+        <w:rPr>
+          <w:rFonts w:ascii="Times" w:hAnsi="Times" w:cs="Times"/>
+          <w:sz w:val="24"/>
+          <w:szCs w:val="24"/>
+        </w:rPr>
+        <w:t xml:space="preserve"> inserir </w:t>
       </w:r>
       <w:r>
         <w:rPr>
@@ -6314,15 +6357,7 @@
             <w:sz w:val="24"/>
             <w:szCs w:val="24"/>
           </w:rPr>
-          <m:t>dpq</m:t>
-        </m:r>
-        <m:r>
-          <w:rPr>
-            <w:rFonts w:ascii="Cambria Math" w:hAnsi="Cambria Math" w:cs="Times"/>
-            <w:sz w:val="24"/>
-            <w:szCs w:val="24"/>
-          </w:rPr>
-          <m:t>[0]</m:t>
+          <m:t>dpq[0]</m:t>
         </m:r>
       </m:oMath>
       <w:r>
@@ -6621,7 +6656,39 @@
           <w:sz w:val="24"/>
           <w:szCs w:val="24"/>
         </w:rPr>
-        <w:t xml:space="preserve">** Esse deslocamento é necessário, pois nesse exemplo de algoritmo presente na obra, está sendo utilizada uma representação seqüencial ao invés de uma representação </w:t>
+        <w:t xml:space="preserve">** Esse deslocamento é necessário, pois nesse exemplo de algoritmo </w:t>
+      </w:r>
+      <w:r>
+        <w:rPr>
+          <w:rFonts w:ascii="Times" w:eastAsiaTheme="minorEastAsia" w:hAnsi="Times" w:cs="Times"/>
+          <w:sz w:val="24"/>
+          <w:szCs w:val="24"/>
+        </w:rPr>
+        <w:t xml:space="preserve">da </w:t>
+      </w:r>
+      <w:r>
+        <w:rPr>
+          <w:rFonts w:ascii="Times" w:eastAsiaTheme="minorEastAsia" w:hAnsi="Times" w:cs="Times"/>
+          <w:sz w:val="24"/>
+          <w:szCs w:val="24"/>
+        </w:rPr>
+        <w:t>obra</w:t>
+      </w:r>
+      <w:r>
+        <w:rPr>
+          <w:rFonts w:ascii="Times" w:eastAsiaTheme="minorEastAsia" w:hAnsi="Times" w:cs="Times"/>
+          <w:sz w:val="24"/>
+          <w:szCs w:val="24"/>
+        </w:rPr>
+        <w:t xml:space="preserve"> “Estrutura de Dados Usando C”</w:t>
+      </w:r>
+      <w:r>
+        <w:rPr>
+          <w:rFonts w:ascii="Times" w:eastAsiaTheme="minorEastAsia" w:hAnsi="Times" w:cs="Times"/>
+          <w:sz w:val="24"/>
+          <w:szCs w:val="24"/>
+        </w:rPr>
+        <w:t xml:space="preserve">, está sendo utilizada uma representação seqüencial ao invés de uma representação </w:t>
       </w:r>
       <w:r>
         <w:rPr>
@@ -6680,6 +6747,7 @@
           <w:sz w:val="24"/>
           <w:szCs w:val="24"/>
         </w:rPr>
+        <w:lastRenderedPageBreak/>
         <w:t>O seguinte algoritmo deverá ser implementado:</w:t>
       </w:r>
     </w:p>
@@ -6716,7 +6784,6 @@
           <w:sz w:val="20"/>
           <w:szCs w:val="24"/>
         </w:rPr>
-        <w:lastRenderedPageBreak/>
         <w:t>{</w:t>
       </w:r>
     </w:p>
@@ -6926,27 +6993,15 @@
     </w:p>
     <w:p>
       <w:pPr>
-        <w:jc w:val="both"/>
-        <w:rPr>
-          <w:rFonts w:ascii="Times" w:eastAsiaTheme="minorEastAsia" w:hAnsi="Times" w:cs="Times"/>
-          <w:sz w:val="24"/>
-          <w:szCs w:val="24"/>
-        </w:rPr>
-      </w:pPr>
-      <w:r>
-        <w:rPr>
-          <w:rFonts w:ascii="Times" w:eastAsiaTheme="minorEastAsia" w:hAnsi="Times" w:cs="Times"/>
-          <w:sz w:val="24"/>
-          <w:szCs w:val="24"/>
-        </w:rPr>
+        <w:pStyle w:val="NormalRelatorio"/>
+      </w:pPr>
+      <w:r>
         <w:t xml:space="preserve">A inserção deste exemplo é </w:t>
       </w:r>
       <m:oMath>
         <m:r>
           <w:rPr>
-            <w:rFonts w:ascii="Cambria Math" w:eastAsiaTheme="minorEastAsia" w:hAnsi="Cambria Math" w:cs="Times"/>
-            <w:sz w:val="24"/>
-            <w:szCs w:val="24"/>
+            <w:rFonts w:ascii="Cambria Math" w:hAnsi="Cambria Math"/>
           </w:rPr>
           <m:t>O(</m:t>
         </m:r>
@@ -6954,10 +7009,8 @@
           <m:funcPr>
             <m:ctrlPr>
               <w:rPr>
-                <w:rFonts w:ascii="Cambria Math" w:eastAsiaTheme="minorEastAsia" w:hAnsi="Cambria Math" w:cs="Times"/>
+                <w:rFonts w:ascii="Cambria Math" w:hAnsi="Cambria Math"/>
                 <w:i/>
-                <w:sz w:val="24"/>
-                <w:szCs w:val="24"/>
               </w:rPr>
             </m:ctrlPr>
           </m:funcPr>
@@ -6967,9 +7020,7 @@
                 <m:sty m:val="p"/>
               </m:rPr>
               <w:rPr>
-                <w:rFonts w:ascii="Cambria Math" w:eastAsiaTheme="minorEastAsia" w:hAnsi="Cambria Math" w:cs="Times"/>
-                <w:sz w:val="24"/>
-                <w:szCs w:val="24"/>
+                <w:rFonts w:ascii="Cambria Math" w:hAnsi="Cambria Math"/>
               </w:rPr>
               <m:t>log</m:t>
             </m:r>
@@ -6977,9 +7028,7 @@
           <m:e>
             <m:r>
               <w:rPr>
-                <w:rFonts w:ascii="Cambria Math" w:eastAsiaTheme="minorEastAsia" w:hAnsi="Cambria Math" w:cs="Times"/>
-                <w:sz w:val="24"/>
-                <w:szCs w:val="24"/>
+                <w:rFonts w:ascii="Cambria Math" w:hAnsi="Cambria Math"/>
               </w:rPr>
               <m:t>n)</m:t>
             </m:r>
@@ -6987,29 +7036,17 @@
         </m:func>
       </m:oMath>
       <w:r>
-        <w:rPr>
-          <w:rFonts w:ascii="Times" w:eastAsiaTheme="minorEastAsia" w:hAnsi="Times" w:cs="Times"/>
-          <w:sz w:val="24"/>
-          <w:szCs w:val="24"/>
-        </w:rPr>
         <w:t xml:space="preserve"> pois uma árvore binária quase completa com </w:t>
       </w:r>
       <m:oMath>
         <m:r>
           <w:rPr>
-            <w:rFonts w:ascii="Cambria Math" w:eastAsiaTheme="minorEastAsia" w:hAnsi="Cambria Math" w:cs="Times"/>
-            <w:sz w:val="24"/>
-            <w:szCs w:val="24"/>
+            <w:rFonts w:ascii="Cambria Math" w:hAnsi="Cambria Math"/>
           </w:rPr>
           <m:t>n</m:t>
         </m:r>
       </m:oMath>
       <w:r>
-        <w:rPr>
-          <w:rFonts w:ascii="Times" w:eastAsiaTheme="minorEastAsia" w:hAnsi="Times" w:cs="Times"/>
-          <w:sz w:val="24"/>
-          <w:szCs w:val="24"/>
-        </w:rPr>
         <w:t xml:space="preserve"> nós tem </w:t>
       </w:r>
       <m:oMath>
@@ -7017,19 +7054,15 @@
           <m:sSubPr>
             <m:ctrlPr>
               <w:rPr>
-                <w:rFonts w:ascii="Cambria Math" w:eastAsiaTheme="minorEastAsia" w:hAnsi="Cambria Math" w:cs="Times"/>
+                <w:rFonts w:ascii="Cambria Math" w:hAnsi="Cambria Math"/>
                 <w:i/>
-                <w:sz w:val="24"/>
-                <w:szCs w:val="24"/>
               </w:rPr>
             </m:ctrlPr>
           </m:sSubPr>
           <m:e>
             <m:r>
               <w:rPr>
-                <w:rFonts w:ascii="Cambria Math" w:eastAsiaTheme="minorEastAsia" w:hAnsi="Cambria Math" w:cs="Times"/>
-                <w:sz w:val="24"/>
-                <w:szCs w:val="24"/>
+                <w:rFonts w:ascii="Cambria Math" w:hAnsi="Cambria Math"/>
               </w:rPr>
               <m:t>log</m:t>
             </m:r>
@@ -7037,9 +7070,7 @@
           <m:sub>
             <m:r>
               <w:rPr>
-                <w:rFonts w:ascii="Cambria Math" w:eastAsiaTheme="minorEastAsia" w:hAnsi="Cambria Math" w:cs="Times"/>
-                <w:sz w:val="24"/>
-                <w:szCs w:val="24"/>
+                <w:rFonts w:ascii="Cambria Math" w:hAnsi="Cambria Math"/>
               </w:rPr>
               <m:t xml:space="preserve">2 </m:t>
             </m:r>
@@ -7047,20 +7078,570 @@
         </m:sSub>
         <m:r>
           <w:rPr>
-            <w:rFonts w:ascii="Cambria Math" w:eastAsiaTheme="minorEastAsia" w:hAnsi="Cambria Math" w:cs="Times"/>
-            <w:sz w:val="24"/>
-            <w:szCs w:val="24"/>
+            <w:rFonts w:ascii="Cambria Math" w:hAnsi="Cambria Math"/>
           </w:rPr>
           <m:t>n+1</m:t>
         </m:r>
       </m:oMath>
       <w:r>
-        <w:rPr>
-          <w:rFonts w:ascii="Times" w:eastAsiaTheme="minorEastAsia" w:hAnsi="Times" w:cs="Times"/>
-          <w:sz w:val="24"/>
-          <w:szCs w:val="24"/>
-        </w:rPr>
         <w:t xml:space="preserve"> níveis,  e no máximo um nó por cada nível é acessado.</w:t>
+      </w:r>
+    </w:p>
+    <w:p>
+      <w:pPr>
+        <w:pStyle w:val="NormalRelatorio"/>
+      </w:pPr>
+      <w:r>
+        <w:t xml:space="preserve">Agora esta implementação de </w:t>
+      </w:r>
+      <w:r>
+        <w:rPr>
+          <w:i/>
+        </w:rPr>
+        <w:t>pq</w:t>
+      </w:r>
+      <w:r>
+        <w:rPr>
+          <w:i/>
+        </w:rPr>
+        <w:t>maxdelete</w:t>
+      </w:r>
+      <m:oMath>
+        <m:r>
+          <w:rPr>
+            <w:rFonts w:ascii="Cambria Math" w:hAnsi="Cambria Math"/>
+          </w:rPr>
+          <m:t>(dpq,k)</m:t>
+        </m:r>
+      </m:oMath>
+      <w:r>
+        <w:rPr>
+          <w:rFonts w:eastAsiaTheme="minorEastAsia"/>
+        </w:rPr>
+        <w:t xml:space="preserve"> para um heap descendente de tamanho </w:t>
+      </w:r>
+      <m:oMath>
+        <m:r>
+          <w:rPr>
+            <w:rFonts w:ascii="Cambria Math" w:eastAsiaTheme="minorEastAsia" w:hAnsi="Cambria Math"/>
+          </w:rPr>
+          <m:t>k</m:t>
+        </m:r>
+      </m:oMath>
+      <w:r>
+        <w:rPr>
+          <w:rFonts w:eastAsiaTheme="minorEastAsia"/>
+        </w:rPr>
+        <w:t>.</w:t>
+      </w:r>
+      <w:r>
+        <w:rPr>
+          <w:rFonts w:eastAsiaTheme="minorEastAsia"/>
+        </w:rPr>
+        <w:t xml:space="preserve"> Primeiramente, defina-se </w:t>
+      </w:r>
+      <w:r>
+        <w:rPr>
+          <w:rFonts w:eastAsiaTheme="minorEastAsia"/>
+          <w:i/>
+        </w:rPr>
+        <w:t>subtree</w:t>
+      </w:r>
+      <m:oMath>
+        <m:r>
+          <w:rPr>
+            <w:rFonts w:ascii="Cambria Math" w:eastAsiaTheme="minorEastAsia" w:hAnsi="Cambria Math"/>
+          </w:rPr>
+          <m:t>(p,m)</m:t>
+        </m:r>
+      </m:oMath>
+      <w:r>
+        <w:rPr>
+          <w:rFonts w:eastAsiaTheme="minorEastAsia"/>
+        </w:rPr>
+        <w:t xml:space="preserve"> onde </w:t>
+      </w:r>
+      <m:oMath>
+        <m:r>
+          <w:rPr>
+            <w:rFonts w:ascii="Cambria Math" w:eastAsiaTheme="minorEastAsia" w:hAnsi="Cambria Math"/>
+          </w:rPr>
+          <m:t>m</m:t>
+        </m:r>
+      </m:oMath>
+      <w:r>
+        <w:rPr>
+          <w:rFonts w:eastAsiaTheme="minorEastAsia"/>
+        </w:rPr>
+        <w:t xml:space="preserve"> é maior que </w:t>
+      </w:r>
+      <m:oMath>
+        <m:r>
+          <w:rPr>
+            <w:rFonts w:ascii="Cambria Math" w:eastAsiaTheme="minorEastAsia" w:hAnsi="Cambria Math"/>
+          </w:rPr>
+          <m:t>p</m:t>
+        </m:r>
+      </m:oMath>
+      <w:r>
+        <w:rPr>
+          <w:rFonts w:eastAsiaTheme="minorEastAsia"/>
+        </w:rPr>
+        <w:t xml:space="preserve">, como a subárvore (do heap descendente) enraizada na posição </w:t>
+      </w:r>
+      <m:oMath>
+        <m:r>
+          <w:rPr>
+            <w:rFonts w:ascii="Cambria Math" w:eastAsiaTheme="minorEastAsia" w:hAnsi="Cambria Math"/>
+          </w:rPr>
+          <m:t>p</m:t>
+        </m:r>
+      </m:oMath>
+      <w:r>
+        <w:rPr>
+          <w:rFonts w:eastAsiaTheme="minorEastAsia"/>
+        </w:rPr>
+        <w:t xml:space="preserve"> dentro dos elementos </w:t>
+      </w:r>
+      <w:r>
+        <w:rPr>
+          <w:rFonts w:eastAsiaTheme="minorEastAsia"/>
+          <w:i/>
+        </w:rPr>
+        <w:t>dpq</w:t>
+      </w:r>
+      <m:oMath>
+        <m:r>
+          <w:rPr>
+            <w:rFonts w:ascii="Cambria Math" w:eastAsiaTheme="minorEastAsia" w:hAnsi="Cambria Math"/>
+          </w:rPr>
+          <m:t>[p]</m:t>
+        </m:r>
+      </m:oMath>
+      <w:r>
+        <w:rPr>
+          <w:rFonts w:eastAsiaTheme="minorEastAsia"/>
+        </w:rPr>
+        <w:t xml:space="preserve"> a </w:t>
+      </w:r>
+      <w:r>
+        <w:rPr>
+          <w:rFonts w:eastAsiaTheme="minorEastAsia"/>
+          <w:i/>
+        </w:rPr>
+        <w:t>dpq</w:t>
+      </w:r>
+      <m:oMath>
+        <m:r>
+          <w:rPr>
+            <w:rFonts w:ascii="Cambria Math" w:eastAsiaTheme="minorEastAsia" w:hAnsi="Cambria Math"/>
+          </w:rPr>
+          <m:t>[m]</m:t>
+        </m:r>
+      </m:oMath>
+      <w:r>
+        <w:rPr>
+          <w:rFonts w:eastAsiaTheme="minorEastAsia"/>
+        </w:rPr>
+        <w:t xml:space="preserve">. Por exemplo, a </w:t>
+      </w:r>
+      <w:r>
+        <w:rPr>
+          <w:rFonts w:eastAsiaTheme="minorEastAsia"/>
+          <w:i/>
+        </w:rPr>
+        <w:t>subtree</w:t>
+      </w:r>
+      <m:oMath>
+        <m:r>
+          <w:rPr>
+            <w:rFonts w:ascii="Cambria Math" w:eastAsiaTheme="minorEastAsia" w:hAnsi="Cambria Math"/>
+          </w:rPr>
+          <m:t>(3,10)</m:t>
+        </m:r>
+      </m:oMath>
+      <w:r>
+        <w:rPr>
+          <w:rFonts w:eastAsiaTheme="minorEastAsia"/>
+        </w:rPr>
+        <w:t xml:space="preserve"> consiste na raiz </w:t>
+      </w:r>
+      <w:r>
+        <w:rPr>
+          <w:rFonts w:eastAsiaTheme="minorEastAsia"/>
+          <w:i/>
+        </w:rPr>
+        <w:t>dpq</w:t>
+      </w:r>
+      <m:oMath>
+        <m:r>
+          <w:rPr>
+            <w:rFonts w:ascii="Cambria Math" w:eastAsiaTheme="minorEastAsia" w:hAnsi="Cambria Math"/>
+          </w:rPr>
+          <m:t>[3]</m:t>
+        </m:r>
+      </m:oMath>
+      <w:r>
+        <w:rPr>
+          <w:rFonts w:eastAsiaTheme="minorEastAsia"/>
+        </w:rPr>
+        <w:t xml:space="preserve"> e os seus dois filhos: </w:t>
+      </w:r>
+      <w:r>
+        <w:rPr>
+          <w:rFonts w:eastAsiaTheme="minorEastAsia"/>
+          <w:i/>
+        </w:rPr>
+        <w:t>dpq</w:t>
+      </w:r>
+      <m:oMath>
+        <m:r>
+          <w:rPr>
+            <w:rFonts w:ascii="Cambria Math" w:eastAsiaTheme="minorEastAsia" w:hAnsi="Cambria Math"/>
+          </w:rPr>
+          <m:t>[7]</m:t>
+        </m:r>
+      </m:oMath>
+      <w:r>
+        <w:rPr>
+          <w:rFonts w:eastAsiaTheme="minorEastAsia"/>
+        </w:rPr>
+        <w:t xml:space="preserve"> a </w:t>
+      </w:r>
+      <w:r>
+        <w:rPr>
+          <w:rFonts w:eastAsiaTheme="minorEastAsia"/>
+          <w:i/>
+        </w:rPr>
+        <w:t>dpq</w:t>
+      </w:r>
+      <m:oMath>
+        <m:r>
+          <w:rPr>
+            <w:rFonts w:ascii="Cambria Math" w:eastAsiaTheme="minorEastAsia" w:hAnsi="Cambria Math"/>
+          </w:rPr>
+          <m:t>[8]</m:t>
+        </m:r>
+      </m:oMath>
+      <w:r>
+        <w:rPr>
+          <w:rFonts w:eastAsiaTheme="minorEastAsia"/>
+        </w:rPr>
+        <w:t xml:space="preserve">. Já a </w:t>
+      </w:r>
+      <w:r>
+        <w:rPr>
+          <w:rFonts w:eastAsiaTheme="minorEastAsia"/>
+          <w:i/>
+        </w:rPr>
+        <w:t>subtree</w:t>
+      </w:r>
+      <m:oMath>
+        <m:r>
+          <w:rPr>
+            <w:rFonts w:ascii="Cambria Math" w:eastAsiaTheme="minorEastAsia" w:hAnsi="Cambria Math"/>
+          </w:rPr>
+          <m:t>(3,17)</m:t>
+        </m:r>
+      </m:oMath>
+      <w:r>
+        <w:rPr>
+          <w:rFonts w:eastAsiaTheme="minorEastAsia"/>
+        </w:rPr>
+        <w:t xml:space="preserve"> consiste em </w:t>
+      </w:r>
+      <w:r>
+        <w:rPr>
+          <w:rFonts w:eastAsiaTheme="minorEastAsia"/>
+          <w:i/>
+        </w:rPr>
+        <w:t>dpq</w:t>
+      </w:r>
+      <m:oMath>
+        <m:r>
+          <w:rPr>
+            <w:rFonts w:ascii="Cambria Math" w:eastAsiaTheme="minorEastAsia" w:hAnsi="Cambria Math"/>
+          </w:rPr>
+          <m:t>[3]</m:t>
+        </m:r>
+      </m:oMath>
+      <w:r>
+        <w:rPr>
+          <w:rFonts w:eastAsiaTheme="minorEastAsia"/>
+        </w:rPr>
+        <w:t xml:space="preserve">, </w:t>
+      </w:r>
+      <w:r>
+        <w:rPr>
+          <w:rFonts w:eastAsiaTheme="minorEastAsia"/>
+          <w:i/>
+        </w:rPr>
+        <w:t>dpq</w:t>
+      </w:r>
+      <m:oMath>
+        <m:r>
+          <w:rPr>
+            <w:rFonts w:ascii="Cambria Math" w:eastAsiaTheme="minorEastAsia" w:hAnsi="Cambria Math"/>
+          </w:rPr>
+          <m:t>[7]</m:t>
+        </m:r>
+      </m:oMath>
+      <w:r>
+        <w:rPr>
+          <w:rFonts w:eastAsiaTheme="minorEastAsia"/>
+        </w:rPr>
+        <w:t xml:space="preserve">, </w:t>
+      </w:r>
+      <w:r>
+        <w:rPr>
+          <w:rFonts w:eastAsiaTheme="minorEastAsia"/>
+          <w:i/>
+        </w:rPr>
+        <w:t>dpq</w:t>
+      </w:r>
+      <m:oMath>
+        <m:r>
+          <w:rPr>
+            <w:rFonts w:ascii="Cambria Math" w:eastAsiaTheme="minorEastAsia" w:hAnsi="Cambria Math"/>
+          </w:rPr>
+          <m:t>[8]</m:t>
+        </m:r>
+      </m:oMath>
+      <w:r>
+        <w:rPr>
+          <w:rFonts w:eastAsiaTheme="minorEastAsia"/>
+        </w:rPr>
+        <w:t xml:space="preserve">, </w:t>
+      </w:r>
+      <w:r>
+        <w:rPr>
+          <w:rFonts w:eastAsiaTheme="minorEastAsia"/>
+          <w:i/>
+        </w:rPr>
+        <w:t>dpq</w:t>
+      </w:r>
+      <m:oMath>
+        <m:r>
+          <w:rPr>
+            <w:rFonts w:ascii="Cambria Math" w:eastAsiaTheme="minorEastAsia" w:hAnsi="Cambria Math"/>
+          </w:rPr>
+          <m:t>[15]</m:t>
+        </m:r>
+      </m:oMath>
+      <w:r>
+        <w:rPr>
+          <w:rFonts w:eastAsiaTheme="minorEastAsia"/>
+        </w:rPr>
+        <w:t xml:space="preserve">, </w:t>
+      </w:r>
+      <w:r>
+        <w:rPr>
+          <w:rFonts w:eastAsiaTheme="minorEastAsia"/>
+          <w:i/>
+        </w:rPr>
+        <w:t>dpq</w:t>
+      </w:r>
+      <m:oMath>
+        <m:r>
+          <w:rPr>
+            <w:rFonts w:ascii="Cambria Math" w:eastAsiaTheme="minorEastAsia" w:hAnsi="Cambria Math"/>
+          </w:rPr>
+          <m:t>[16]</m:t>
+        </m:r>
+      </m:oMath>
+      <w:r>
+        <w:rPr>
+          <w:rFonts w:eastAsiaTheme="minorEastAsia"/>
+        </w:rPr>
+        <w:t xml:space="preserve"> e </w:t>
+      </w:r>
+      <w:r>
+        <w:rPr>
+          <w:rFonts w:eastAsiaTheme="minorEastAsia"/>
+          <w:i/>
+        </w:rPr>
+        <w:t>dpq</w:t>
+      </w:r>
+      <m:oMath>
+        <m:r>
+          <w:rPr>
+            <w:rFonts w:ascii="Cambria Math" w:eastAsiaTheme="minorEastAsia" w:hAnsi="Cambria Math"/>
+          </w:rPr>
+          <m:t>[17]</m:t>
+        </m:r>
+      </m:oMath>
+      <w:r>
+        <w:rPr>
+          <w:rFonts w:eastAsiaTheme="minorEastAsia"/>
+        </w:rPr>
+        <w:t xml:space="preserve">. </w:t>
+      </w:r>
+      <w:r>
+        <w:rPr>
+          <w:rFonts w:eastAsiaTheme="minorEastAsia"/>
+        </w:rPr>
+        <w:t xml:space="preserve">Se </w:t>
+      </w:r>
+      <w:r>
+        <w:rPr>
+          <w:rFonts w:eastAsiaTheme="minorEastAsia"/>
+          <w:i/>
+        </w:rPr>
+        <w:t>dpq</w:t>
+      </w:r>
+      <m:oMath>
+        <m:r>
+          <w:rPr>
+            <w:rFonts w:ascii="Cambria Math" w:eastAsiaTheme="minorEastAsia" w:hAnsi="Cambria Math"/>
+          </w:rPr>
+          <m:t>[i]</m:t>
+        </m:r>
+      </m:oMath>
+      <w:r>
+        <w:rPr>
+          <w:rFonts w:eastAsiaTheme="minorEastAsia"/>
+        </w:rPr>
+        <w:t xml:space="preserve"> estiver incluso na </w:t>
+      </w:r>
+      <w:r>
+        <w:rPr>
+          <w:rFonts w:eastAsiaTheme="minorEastAsia"/>
+          <w:i/>
+        </w:rPr>
+        <w:t>subtree</w:t>
+      </w:r>
+      <m:oMath>
+        <m:r>
+          <w:rPr>
+            <w:rFonts w:ascii="Cambria Math" w:eastAsiaTheme="minorEastAsia" w:hAnsi="Cambria Math"/>
+          </w:rPr>
+          <m:t>(p,m)</m:t>
+        </m:r>
+      </m:oMath>
+      <w:r>
+        <w:rPr>
+          <w:rFonts w:eastAsiaTheme="minorEastAsia"/>
+        </w:rPr>
+        <w:t xml:space="preserve">, </w:t>
+      </w:r>
+      <w:r>
+        <w:rPr>
+          <w:rFonts w:eastAsiaTheme="minorEastAsia"/>
+          <w:i/>
+        </w:rPr>
+        <w:t>dpq</w:t>
+      </w:r>
+      <m:oMath>
+        <m:r>
+          <w:rPr>
+            <w:rFonts w:ascii="Cambria Math" w:eastAsiaTheme="minorEastAsia" w:hAnsi="Cambria Math"/>
+          </w:rPr>
+          <m:t>[2*i+1]</m:t>
+        </m:r>
+      </m:oMath>
+      <w:r>
+        <w:rPr>
+          <w:rFonts w:eastAsiaTheme="minorEastAsia"/>
+        </w:rPr>
+        <w:t xml:space="preserve"> também estará incluso se e somente se </w:t>
+      </w:r>
+      <m:oMath>
+        <m:r>
+          <w:rPr>
+            <w:rFonts w:ascii="Cambria Math" w:eastAsiaTheme="minorEastAsia" w:hAnsi="Cambria Math"/>
+          </w:rPr>
+          <m:t>2*i+1&lt;=m</m:t>
+        </m:r>
+      </m:oMath>
+      <w:r>
+        <w:rPr>
+          <w:rFonts w:eastAsiaTheme="minorEastAsia"/>
+        </w:rPr>
+        <w:t xml:space="preserve">, e </w:t>
+      </w:r>
+      <w:r>
+        <w:rPr>
+          <w:rFonts w:eastAsiaTheme="minorEastAsia"/>
+          <w:i/>
+        </w:rPr>
+        <w:t>dpq</w:t>
+      </w:r>
+      <m:oMath>
+        <m:r>
+          <w:rPr>
+            <w:rFonts w:ascii="Cambria Math" w:eastAsiaTheme="minorEastAsia" w:hAnsi="Cambria Math"/>
+          </w:rPr>
+          <m:t>[2*i+2]</m:t>
+        </m:r>
+      </m:oMath>
+      <w:r>
+        <w:rPr>
+          <w:rFonts w:eastAsiaTheme="minorEastAsia"/>
+        </w:rPr>
+        <w:t xml:space="preserve"> estará incluso se e somente se </w:t>
+      </w:r>
+      <m:oMath>
+        <m:r>
+          <w:rPr>
+            <w:rFonts w:ascii="Cambria Math" w:eastAsiaTheme="minorEastAsia" w:hAnsi="Cambria Math"/>
+          </w:rPr>
+          <m:t>2*i+2&lt;=m</m:t>
+        </m:r>
+      </m:oMath>
+      <w:r>
+        <w:rPr>
+          <w:rFonts w:eastAsiaTheme="minorEastAsia"/>
+        </w:rPr>
+        <w:t xml:space="preserve">. Se </w:t>
+      </w:r>
+      <m:oMath>
+        <m:r>
+          <w:rPr>
+            <w:rFonts w:ascii="Cambria Math" w:eastAsiaTheme="minorEastAsia" w:hAnsi="Cambria Math"/>
+          </w:rPr>
+          <m:t>m</m:t>
+        </m:r>
+      </m:oMath>
+      <w:r>
+        <w:rPr>
+          <w:rFonts w:eastAsiaTheme="minorEastAsia"/>
+        </w:rPr>
+        <w:t xml:space="preserve"> for considerado menor que </w:t>
+      </w:r>
+      <m:oMath>
+        <m:r>
+          <w:rPr>
+            <w:rFonts w:ascii="Cambria Math" w:eastAsiaTheme="minorEastAsia" w:hAnsi="Cambria Math"/>
+          </w:rPr>
+          <m:t>p</m:t>
+        </m:r>
+      </m:oMath>
+      <w:r>
+        <w:rPr>
+          <w:rFonts w:eastAsiaTheme="minorEastAsia"/>
+        </w:rPr>
+        <w:t xml:space="preserve">, a </w:t>
+      </w:r>
+      <w:r>
+        <w:rPr>
+          <w:rFonts w:eastAsiaTheme="minorEastAsia"/>
+          <w:i/>
+        </w:rPr>
+        <w:t>subtree</w:t>
+      </w:r>
+      <m:oMath>
+        <m:r>
+          <w:rPr>
+            <w:rFonts w:ascii="Cambria Math" w:eastAsiaTheme="minorEastAsia" w:hAnsi="Cambria Math"/>
+          </w:rPr>
+          <m:t>(p,m)</m:t>
+        </m:r>
+      </m:oMath>
+      <w:r>
+        <w:rPr>
+          <w:rFonts w:eastAsiaTheme="minorEastAsia"/>
+        </w:rPr>
+        <w:t xml:space="preserve"> será definida como uma árvore vazia.</w:t>
       </w:r>
     </w:p>
     <w:p>
@@ -7546,6 +8127,7 @@
         <w:pStyle w:val="Codigo"/>
       </w:pPr>
       <w:r>
+        <w:lastRenderedPageBreak/>
         <w:t xml:space="preserve">    int p = dpq[0];</w:t>
       </w:r>
     </w:p>
@@ -7593,11 +8175,302 @@
     </w:p>
     <w:p>
       <w:pPr>
-        <w:pStyle w:val="Titulo3Relatorio"/>
-      </w:pPr>
-      <w:bookmarkStart w:id="15" w:name="_Toc200142126"/>
-      <w:r>
-        <w:t>ADJUSTHEAP</w:t>
+        <w:pStyle w:val="NormalRelatorio"/>
+      </w:pPr>
+      <w:bookmarkStart w:id="15" w:name="_Toc200142127"/>
+      <w:r>
+        <w:t xml:space="preserve">Em um heap descendente, tanto o elemento-raiz e um outro elemento posicionado em qualquer posição </w:t>
+      </w:r>
+      <m:oMath>
+        <m:r>
+          <w:rPr>
+            <w:rFonts w:ascii="Cambria Math" w:hAnsi="Cambria Math"/>
+          </w:rPr>
+          <m:t>p</m:t>
+        </m:r>
+      </m:oMath>
+      <w:r>
+        <w:rPr>
+          <w:rFonts w:eastAsiaTheme="minorEastAsia"/>
+        </w:rPr>
+        <w:t xml:space="preserve"> devem ser considerados como o maior elemento em </w:t>
+      </w:r>
+      <w:r>
+        <w:rPr>
+          <w:rFonts w:eastAsiaTheme="minorEastAsia"/>
+          <w:i/>
+        </w:rPr>
+        <w:t>subtree</w:t>
+      </w:r>
+      <m:oMath>
+        <m:d>
+          <m:dPr>
+            <m:ctrlPr>
+              <w:rPr>
+                <w:rFonts w:ascii="Cambria Math" w:eastAsiaTheme="minorEastAsia" w:hAnsi="Cambria Math"/>
+                <w:i/>
+              </w:rPr>
+            </m:ctrlPr>
+          </m:dPr>
+          <m:e>
+            <m:r>
+              <w:rPr>
+                <w:rFonts w:ascii="Cambria Math" w:eastAsiaTheme="minorEastAsia" w:hAnsi="Cambria Math"/>
+              </w:rPr>
+              <m:t>p,k</m:t>
+            </m:r>
+          </m:e>
+        </m:d>
+      </m:oMath>
+      <w:r>
+        <w:rPr>
+          <w:rFonts w:eastAsiaTheme="minorEastAsia"/>
+        </w:rPr>
+        <w:t xml:space="preserve">. Todavia, agora </w:t>
+      </w:r>
+      <w:r>
+        <w:rPr>
+          <w:rFonts w:eastAsiaTheme="minorEastAsia"/>
+          <w:i/>
+        </w:rPr>
+        <w:t>subtree</w:t>
+      </w:r>
+      <m:oMath>
+        <m:d>
+          <m:dPr>
+            <m:ctrlPr>
+              <w:rPr>
+                <w:rFonts w:ascii="Cambria Math" w:eastAsiaTheme="minorEastAsia" w:hAnsi="Cambria Math"/>
+                <w:i/>
+              </w:rPr>
+            </m:ctrlPr>
+          </m:dPr>
+          <m:e>
+            <m:r>
+              <w:rPr>
+                <w:rFonts w:ascii="Cambria Math" w:eastAsiaTheme="minorEastAsia" w:hAnsi="Cambria Math"/>
+              </w:rPr>
+              <m:t>p,k</m:t>
+            </m:r>
+          </m:e>
+        </m:d>
+      </m:oMath>
+      <w:r>
+        <w:rPr>
+          <w:rFonts w:eastAsiaTheme="minorEastAsia"/>
+        </w:rPr>
+        <w:t xml:space="preserve"> é constituída por três grupos elementares: a raiz dpq[p], subárvore esquerda </w:t>
+      </w:r>
+      <w:r>
+        <w:rPr>
+          <w:rFonts w:eastAsiaTheme="minorEastAsia"/>
+          <w:i/>
+        </w:rPr>
+        <w:t>subtree</w:t>
+      </w:r>
+      <m:oMath>
+        <m:d>
+          <m:dPr>
+            <m:ctrlPr>
+              <w:rPr>
+                <w:rFonts w:ascii="Cambria Math" w:eastAsiaTheme="minorEastAsia" w:hAnsi="Cambria Math"/>
+                <w:i/>
+              </w:rPr>
+            </m:ctrlPr>
+          </m:dPr>
+          <m:e>
+            <m:r>
+              <w:rPr>
+                <w:rFonts w:ascii="Cambria Math" w:eastAsiaTheme="minorEastAsia" w:hAnsi="Cambria Math"/>
+              </w:rPr>
+              <m:t>2*p+1,k</m:t>
+            </m:r>
+          </m:e>
+        </m:d>
+      </m:oMath>
+      <w:r>
+        <w:rPr>
+          <w:rFonts w:eastAsiaTheme="minorEastAsia"/>
+        </w:rPr>
+        <w:t xml:space="preserve"> e a subárvore direita </w:t>
+      </w:r>
+      <w:r>
+        <w:rPr>
+          <w:rFonts w:eastAsiaTheme="minorEastAsia"/>
+          <w:i/>
+        </w:rPr>
+        <w:t>subtree</w:t>
+      </w:r>
+      <m:oMath>
+        <m:d>
+          <m:dPr>
+            <m:ctrlPr>
+              <w:rPr>
+                <w:rFonts w:ascii="Cambria Math" w:eastAsiaTheme="minorEastAsia" w:hAnsi="Cambria Math"/>
+                <w:i/>
+              </w:rPr>
+            </m:ctrlPr>
+          </m:dPr>
+          <m:e>
+            <m:r>
+              <w:rPr>
+                <w:rFonts w:ascii="Cambria Math" w:eastAsiaTheme="minorEastAsia" w:hAnsi="Cambria Math"/>
+              </w:rPr>
+              <m:t>2*p+2,k</m:t>
+            </m:r>
+          </m:e>
+        </m:d>
+      </m:oMath>
+      <w:r>
+        <w:rPr>
+          <w:rFonts w:eastAsiaTheme="minorEastAsia"/>
+        </w:rPr>
+        <w:t xml:space="preserve">. O filho esquerdo da raiz </w:t>
+      </w:r>
+      <w:r>
+        <w:rPr>
+          <w:rFonts w:eastAsiaTheme="minorEastAsia"/>
+          <w:i/>
+        </w:rPr>
+        <w:t>dpq</w:t>
+      </w:r>
+      <m:oMath>
+        <m:r>
+          <w:rPr>
+            <w:rFonts w:ascii="Cambria Math" w:eastAsiaTheme="minorEastAsia" w:hAnsi="Cambria Math"/>
+          </w:rPr>
+          <m:t>[2*p+</m:t>
+        </m:r>
+        <m:r>
+          <w:rPr>
+            <w:rFonts w:ascii="Cambria Math" w:eastAsiaTheme="minorEastAsia" w:hAnsi="Cambria Math"/>
+          </w:rPr>
+          <m:t>1</m:t>
+        </m:r>
+        <m:r>
+          <w:rPr>
+            <w:rFonts w:ascii="Cambria Math" w:eastAsiaTheme="minorEastAsia" w:hAnsi="Cambria Math"/>
+          </w:rPr>
+          <m:t>]</m:t>
+        </m:r>
+      </m:oMath>
+      <w:r>
+        <w:rPr>
+          <w:rFonts w:eastAsiaTheme="minorEastAsia"/>
+        </w:rPr>
+        <w:t>,</w:t>
+      </w:r>
+      <w:r>
+        <w:rPr>
+          <w:rFonts w:eastAsiaTheme="minorEastAsia"/>
+        </w:rPr>
+        <w:t xml:space="preserve"> é o maior elemento da subárvore esquerda e o filho direito da raiz </w:t>
+      </w:r>
+      <w:r>
+        <w:rPr>
+          <w:rFonts w:eastAsiaTheme="minorEastAsia"/>
+          <w:i/>
+        </w:rPr>
+        <w:t>dpq</w:t>
+      </w:r>
+      <m:oMath>
+        <m:r>
+          <w:rPr>
+            <w:rFonts w:ascii="Cambria Math" w:eastAsiaTheme="minorEastAsia" w:hAnsi="Cambria Math"/>
+          </w:rPr>
+          <m:t>[2*p+2]</m:t>
+        </m:r>
+        <m:r>
+          <w:rPr>
+            <w:rFonts w:ascii="Cambria Math" w:eastAsiaTheme="minorEastAsia" w:hAnsi="Cambria Math"/>
+          </w:rPr>
+          <m:t xml:space="preserve"> </m:t>
+        </m:r>
+      </m:oMath>
+      <w:r>
+        <w:rPr>
+          <w:rFonts w:eastAsiaTheme="minorEastAsia"/>
+        </w:rPr>
+        <w:t xml:space="preserve">, é o maior elemento da subárvore direita. Quando a raiz </w:t>
+      </w:r>
+      <w:r>
+        <w:rPr>
+          <w:rFonts w:eastAsiaTheme="minorEastAsia"/>
+          <w:i/>
+        </w:rPr>
+        <w:t>dpq</w:t>
+      </w:r>
+      <m:oMath>
+        <m:r>
+          <w:rPr>
+            <w:rFonts w:ascii="Cambria Math" w:eastAsiaTheme="minorEastAsia" w:hAnsi="Cambria Math"/>
+          </w:rPr>
+          <m:t>[p]</m:t>
+        </m:r>
+      </m:oMath>
+      <w:r>
+        <w:rPr>
+          <w:rFonts w:eastAsiaTheme="minorEastAsia"/>
+        </w:rPr>
+        <w:t xml:space="preserve"> é eliminada, conseqüentemente o maior de seus dois filhos precisa-se deslocar-se para cima afim de ocupar seu lugar como o novo maior elemento de </w:t>
+      </w:r>
+      <w:r>
+        <w:rPr>
+          <w:rFonts w:eastAsiaTheme="minorEastAsia"/>
+          <w:i/>
+        </w:rPr>
+        <w:t>subtree</w:t>
+      </w:r>
+      <m:oMath>
+        <m:d>
+          <m:dPr>
+            <m:ctrlPr>
+              <w:rPr>
+                <w:rFonts w:ascii="Cambria Math" w:eastAsiaTheme="minorEastAsia" w:hAnsi="Cambria Math"/>
+                <w:i/>
+              </w:rPr>
+            </m:ctrlPr>
+          </m:dPr>
+          <m:e>
+            <m:r>
+              <w:rPr>
+                <w:rFonts w:ascii="Cambria Math" w:eastAsiaTheme="minorEastAsia" w:hAnsi="Cambria Math"/>
+              </w:rPr>
+              <m:t>p,k</m:t>
+            </m:r>
+          </m:e>
+        </m:d>
+      </m:oMath>
+      <w:r>
+        <w:rPr>
+          <w:rFonts w:eastAsiaTheme="minorEastAsia"/>
+          <w:i/>
+        </w:rPr>
+        <w:t>.</w:t>
+      </w:r>
+      <w:r>
+        <w:rPr>
+          <w:rFonts w:eastAsiaTheme="minorEastAsia"/>
+        </w:rPr>
+        <w:t xml:space="preserve"> Tal que a subárvore enraizada na posição do maior elemento deslocado para cima, deverá ser reajustada sucessivamente.</w:t>
+      </w:r>
+    </w:p>
+    <w:p>
+      <w:pPr>
+        <w:pStyle w:val="Ttulo3"/>
+        <w:rPr>
+          <w:rFonts w:ascii="Times" w:hAnsi="Times" w:cs="Times"/>
+          <w:sz w:val="24"/>
+          <w:szCs w:val="24"/>
+        </w:rPr>
+      </w:pPr>
+      <w:r>
+        <w:rPr>
+          <w:rFonts w:ascii="Times" w:hAnsi="Times" w:cs="Times"/>
+          <w:sz w:val="24"/>
+          <w:szCs w:val="24"/>
+        </w:rPr>
+        <w:t>LARGESON</w:t>
       </w:r>
       <w:bookmarkEnd w:id="15"/>
     </w:p>
@@ -7626,7 +8499,7 @@
           <w:sz w:val="24"/>
           <w:szCs w:val="24"/>
         </w:rPr>
-        <w:t>adjustheap</w:t>
+        <w:t>largeson</w:t>
       </w:r>
       <w:r>
         <w:rPr>
@@ -7688,16 +8561,7 @@
           <w:sz w:val="24"/>
           <w:szCs w:val="24"/>
         </w:rPr>
-        <w:t xml:space="preserve"> precisam ser redistribuídos </w:t>
-      </w:r>
-      <w:r>
-        <w:rPr>
-          <w:rFonts w:ascii="Times" w:eastAsiaTheme="minorEastAsia" w:hAnsi="Times" w:cs="Times"/>
-          <w:sz w:val="24"/>
-          <w:szCs w:val="24"/>
-        </w:rPr>
-        <w:lastRenderedPageBreak/>
-        <w:t xml:space="preserve">nas posições 0 até </w:t>
+        <w:t xml:space="preserve"> precisam ser redistribuídos nas posições 0 até </w:t>
       </w:r>
       <m:oMath>
         <m:r>
@@ -7777,23 +8641,14 @@
     </w:p>
     <w:p>
       <w:pPr>
-        <w:pStyle w:val="Ttulo3"/>
-        <w:rPr>
-          <w:rFonts w:ascii="Times" w:hAnsi="Times" w:cs="Times"/>
-          <w:sz w:val="24"/>
-          <w:szCs w:val="24"/>
-        </w:rPr>
-      </w:pPr>
-      <w:bookmarkStart w:id="16" w:name="_Toc200142127"/>
-      <w:r>
-        <w:rPr>
-          <w:rFonts w:ascii="Times" w:hAnsi="Times" w:cs="Times"/>
-          <w:sz w:val="24"/>
-          <w:szCs w:val="24"/>
-        </w:rPr>
-        <w:t>LARGESON</w:t>
-      </w:r>
-      <w:bookmarkEnd w:id="16"/>
+        <w:pStyle w:val="Titulo3Relatorio"/>
+      </w:pPr>
+      <w:bookmarkStart w:id="16" w:name="_Toc200142128"/>
+      <w:bookmarkStart w:id="17" w:name="_Toc200142126"/>
+      <w:r>
+        <w:t>ADJUSTHEAP</w:t>
+      </w:r>
+      <w:bookmarkEnd w:id="17"/>
     </w:p>
     <w:p>
       <w:pPr>
@@ -7820,7 +8675,7 @@
           <w:sz w:val="24"/>
           <w:szCs w:val="24"/>
         </w:rPr>
-        <w:t>largeson</w:t>
+        <w:t>adjustheap</w:t>
       </w:r>
       <w:r>
         <w:rPr>
@@ -7969,7 +8824,6 @@
           <w:szCs w:val="24"/>
         </w:rPr>
       </w:pPr>
-      <w:bookmarkStart w:id="17" w:name="_Toc200142128"/>
       <w:r>
         <w:rPr>
           <w:rFonts w:ascii="Times" w:hAnsi="Times" w:cs="Times"/>
@@ -7978,7 +8832,7 @@
         </w:rPr>
         <w:t>HEAPSORT</w:t>
       </w:r>
-      <w:bookmarkEnd w:id="17"/>
+      <w:bookmarkEnd w:id="16"/>
     </w:p>
     <w:p>
       <w:pPr>
@@ -8179,7 +9033,6 @@
           <w:szCs w:val="24"/>
           <w:lang w:eastAsia="pt-BR"/>
         </w:rPr>
-        <w:lastRenderedPageBreak/>
         <w:drawing>
           <wp:inline distT="0" distB="0" distL="0" distR="0">
             <wp:extent cx="5731510" cy="3074670"/>
@@ -8254,6 +9107,7 @@
         <w:rPr>
           <w:rFonts w:eastAsiaTheme="minorEastAsia"/>
         </w:rPr>
+        <w:lastRenderedPageBreak/>
         <w:t>RAM</w:t>
       </w:r>
       <w:bookmarkEnd w:id="22"/>
@@ -8432,7 +9286,6 @@
           <w:sz w:val="24"/>
           <w:szCs w:val="24"/>
         </w:rPr>
-        <w:lastRenderedPageBreak/>
         <w:t>Avaliar o desempenho do algoritmo em comparação com a implementação do Quicksort disponível na linguagem C.</w:t>
       </w:r>
       <w:bookmarkEnd w:id="25"/>
@@ -8444,6 +9297,7 @@
           <w:noProof/>
           <w:lang w:eastAsia="pt-BR"/>
         </w:rPr>
+        <w:lastRenderedPageBreak/>
         <w:drawing>
           <wp:inline distT="0" distB="0" distL="0" distR="0">
             <wp:extent cx="4458087" cy="3795089"/>
@@ -10526,8 +11380,9 @@
     <w:panose1 w:val="020B0604030504040204"/>
     <w:charset w:val="00"/>
     <w:family w:val="swiss"/>
+    <w:notTrueType/>
     <w:pitch w:val="variable"/>
-    <w:sig w:usb0="E1002EFF" w:usb1="C000605B" w:usb2="00000029" w:usb3="00000000" w:csb0="000101FF" w:csb1="00000000"/>
+    <w:sig w:usb0="00000003" w:usb1="00000000" w:usb2="00000000" w:usb3="00000000" w:csb0="00000001" w:csb1="00000000"/>
   </w:font>
   <w:font w:name="Cambria Math">
     <w:panose1 w:val="02040503050406030204"/>
@@ -10551,6 +11406,7 @@
   <w:rsids>
     <w:rsidRoot w:val="00DE5764"/>
     <w:rsid w:val="00DE5764"/>
+    <w:rsid w:val="00EC412D"/>
   </w:rsids>
   <m:mathPr>
     <m:mathFont m:val="Cambria Math"/>
@@ -10731,6 +11587,7 @@
   <w:style w:type="paragraph" w:default="1" w:styleId="Normal">
     <w:name w:val="Normal"/>
     <w:qFormat/>
+    <w:rsid w:val="00EC412D"/>
   </w:style>
   <w:style w:type="character" w:default="1" w:styleId="Fontepargpadro">
     <w:name w:val="Default Paragraph Font"/>
@@ -10765,7 +11622,7 @@
     <w:basedOn w:val="Fontepargpadro"/>
     <w:uiPriority w:val="99"/>
     <w:semiHidden/>
-    <w:rsid w:val="00DE5764"/>
+    <w:rsid w:val="00EC412D"/>
     <w:rPr>
       <w:color w:val="808080"/>
     </w:rPr>

--- a/Relatorio_Equipe_HeapSort.docx
+++ b/Relatorio_Equipe_HeapSort.docx
@@ -333,7 +333,7 @@
             </w:rPr>
             <w:fldChar w:fldCharType="separate"/>
           </w:r>
-          <w:hyperlink w:anchor="_Toc200142111" w:history="1">
+          <w:hyperlink w:anchor="_Toc200230206" w:history="1">
             <w:r>
               <w:rPr>
                 <w:rStyle w:val="Hyperlink"/>
@@ -377,7 +377,7 @@
                 <w:noProof/>
                 <w:webHidden/>
               </w:rPr>
-              <w:instrText xml:space="preserve"> PAGEREF _Toc200142111 \h </w:instrText>
+              <w:instrText xml:space="preserve"> PAGEREF _Toc200230206 \h </w:instrText>
             </w:r>
             <w:r>
               <w:rPr>
@@ -420,7 +420,7 @@
               <w:lang w:eastAsia="pt-BR"/>
             </w:rPr>
           </w:pPr>
-          <w:hyperlink w:anchor="_Toc200142112" w:history="1">
+          <w:hyperlink w:anchor="_Toc200230207" w:history="1">
             <w:r>
               <w:rPr>
                 <w:rStyle w:val="Hyperlink"/>
@@ -448,7 +448,7 @@
                 <w:noProof/>
                 <w:webHidden/>
               </w:rPr>
-              <w:instrText xml:space="preserve"> PAGEREF _Toc200142112 \h </w:instrText>
+              <w:instrText xml:space="preserve"> PAGEREF _Toc200230207 \h </w:instrText>
             </w:r>
             <w:r>
               <w:rPr>
@@ -491,7 +491,7 @@
               <w:lang w:eastAsia="pt-BR"/>
             </w:rPr>
           </w:pPr>
-          <w:hyperlink w:anchor="_Toc200142113" w:history="1">
+          <w:hyperlink w:anchor="_Toc200230208" w:history="1">
             <w:r>
               <w:rPr>
                 <w:rStyle w:val="Hyperlink"/>
@@ -519,7 +519,7 @@
                 <w:noProof/>
                 <w:webHidden/>
               </w:rPr>
-              <w:instrText xml:space="preserve"> PAGEREF _Toc200142113 \h </w:instrText>
+              <w:instrText xml:space="preserve"> PAGEREF _Toc200230208 \h </w:instrText>
             </w:r>
             <w:r>
               <w:rPr>
@@ -562,7 +562,7 @@
               <w:lang w:eastAsia="pt-BR"/>
             </w:rPr>
           </w:pPr>
-          <w:hyperlink w:anchor="_Toc200142114" w:history="1">
+          <w:hyperlink w:anchor="_Toc200230209" w:history="1">
             <w:r>
               <w:rPr>
                 <w:rStyle w:val="Hyperlink"/>
@@ -590,7 +590,7 @@
                 <w:noProof/>
                 <w:webHidden/>
               </w:rPr>
-              <w:instrText xml:space="preserve"> PAGEREF _Toc200142114 \h </w:instrText>
+              <w:instrText xml:space="preserve"> PAGEREF _Toc200230209 \h </w:instrText>
             </w:r>
             <w:r>
               <w:rPr>
@@ -634,7 +634,7 @@
               <w:lang w:eastAsia="pt-BR"/>
             </w:rPr>
           </w:pPr>
-          <w:hyperlink w:anchor="_Toc200142115" w:history="1">
+          <w:hyperlink w:anchor="_Toc200230210" w:history="1">
             <w:r>
               <w:rPr>
                 <w:rStyle w:val="Hyperlink"/>
@@ -678,7 +678,7 @@
                 <w:noProof/>
                 <w:webHidden/>
               </w:rPr>
-              <w:instrText xml:space="preserve"> PAGEREF _Toc200142115 \h </w:instrText>
+              <w:instrText xml:space="preserve"> PAGEREF _Toc200230210 \h </w:instrText>
             </w:r>
             <w:r>
               <w:rPr>
@@ -721,7 +721,7 @@
               <w:lang w:eastAsia="pt-BR"/>
             </w:rPr>
           </w:pPr>
-          <w:hyperlink w:anchor="_Toc200142116" w:history="1">
+          <w:hyperlink w:anchor="_Toc200230211" w:history="1">
             <w:r>
               <w:rPr>
                 <w:rStyle w:val="Hyperlink"/>
@@ -749,7 +749,7 @@
                 <w:noProof/>
                 <w:webHidden/>
               </w:rPr>
-              <w:instrText xml:space="preserve"> PAGEREF _Toc200142116 \h </w:instrText>
+              <w:instrText xml:space="preserve"> PAGEREF _Toc200230211 \h </w:instrText>
             </w:r>
             <w:r>
               <w:rPr>
@@ -792,7 +792,7 @@
               <w:lang w:eastAsia="pt-BR"/>
             </w:rPr>
           </w:pPr>
-          <w:hyperlink w:anchor="_Toc200142117" w:history="1">
+          <w:hyperlink w:anchor="_Toc200230212" w:history="1">
             <w:r>
               <w:rPr>
                 <w:rStyle w:val="Hyperlink"/>
@@ -820,7 +820,7 @@
                 <w:noProof/>
                 <w:webHidden/>
               </w:rPr>
-              <w:instrText xml:space="preserve"> PAGEREF _Toc200142117 \h </w:instrText>
+              <w:instrText xml:space="preserve"> PAGEREF _Toc200230212 \h </w:instrText>
             </w:r>
             <w:r>
               <w:rPr>
@@ -863,7 +863,7 @@
               <w:lang w:eastAsia="pt-BR"/>
             </w:rPr>
           </w:pPr>
-          <w:hyperlink w:anchor="_Toc200142118" w:history="1">
+          <w:hyperlink w:anchor="_Toc200230213" w:history="1">
             <w:r>
               <w:rPr>
                 <w:rStyle w:val="Hyperlink"/>
@@ -891,7 +891,7 @@
                 <w:noProof/>
                 <w:webHidden/>
               </w:rPr>
-              <w:instrText xml:space="preserve"> PAGEREF _Toc200142118 \h </w:instrText>
+              <w:instrText xml:space="preserve"> PAGEREF _Toc200230213 \h </w:instrText>
             </w:r>
             <w:r>
               <w:rPr>
@@ -934,7 +934,7 @@
               <w:lang w:eastAsia="pt-BR"/>
             </w:rPr>
           </w:pPr>
-          <w:hyperlink w:anchor="_Toc200142119" w:history="1">
+          <w:hyperlink w:anchor="_Toc200230214" w:history="1">
             <w:r>
               <w:rPr>
                 <w:rStyle w:val="Hyperlink"/>
@@ -962,7 +962,7 @@
                 <w:noProof/>
                 <w:webHidden/>
               </w:rPr>
-              <w:instrText xml:space="preserve"> PAGEREF _Toc200142119 \h </w:instrText>
+              <w:instrText xml:space="preserve"> PAGEREF _Toc200230214 \h </w:instrText>
             </w:r>
             <w:r>
               <w:rPr>
@@ -1005,7 +1005,7 @@
               <w:lang w:eastAsia="pt-BR"/>
             </w:rPr>
           </w:pPr>
-          <w:hyperlink w:anchor="_Toc200142120" w:history="1">
+          <w:hyperlink w:anchor="_Toc200230215" w:history="1">
             <w:r>
               <w:rPr>
                 <w:rStyle w:val="Hyperlink"/>
@@ -1033,7 +1033,7 @@
                 <w:noProof/>
                 <w:webHidden/>
               </w:rPr>
-              <w:instrText xml:space="preserve"> PAGEREF _Toc200142120 \h </w:instrText>
+              <w:instrText xml:space="preserve"> PAGEREF _Toc200230215 \h </w:instrText>
             </w:r>
             <w:r>
               <w:rPr>
@@ -1076,7 +1076,7 @@
               <w:lang w:eastAsia="pt-BR"/>
             </w:rPr>
           </w:pPr>
-          <w:hyperlink w:anchor="_Toc200142121" w:history="1">
+          <w:hyperlink w:anchor="_Toc200230216" w:history="1">
             <w:r>
               <w:rPr>
                 <w:rStyle w:val="Hyperlink"/>
@@ -1104,7 +1104,7 @@
                 <w:noProof/>
                 <w:webHidden/>
               </w:rPr>
-              <w:instrText xml:space="preserve"> PAGEREF _Toc200142121 \h </w:instrText>
+              <w:instrText xml:space="preserve"> PAGEREF _Toc200230216 \h </w:instrText>
             </w:r>
             <w:r>
               <w:rPr>
@@ -1148,7 +1148,7 @@
               <w:lang w:eastAsia="pt-BR"/>
             </w:rPr>
           </w:pPr>
-          <w:hyperlink w:anchor="_Toc200142122" w:history="1">
+          <w:hyperlink w:anchor="_Toc200230217" w:history="1">
             <w:r>
               <w:rPr>
                 <w:rStyle w:val="Hyperlink"/>
@@ -1192,7 +1192,7 @@
                 <w:noProof/>
                 <w:webHidden/>
               </w:rPr>
-              <w:instrText xml:space="preserve"> PAGEREF _Toc200142122 \h </w:instrText>
+              <w:instrText xml:space="preserve"> PAGEREF _Toc200230217 \h </w:instrText>
             </w:r>
             <w:r>
               <w:rPr>
@@ -1235,7 +1235,7 @@
               <w:lang w:eastAsia="pt-BR"/>
             </w:rPr>
           </w:pPr>
-          <w:hyperlink w:anchor="_Toc200142123" w:history="1">
+          <w:hyperlink w:anchor="_Toc200230218" w:history="1">
             <w:r>
               <w:rPr>
                 <w:rStyle w:val="Hyperlink"/>
@@ -1263,7 +1263,7 @@
                 <w:noProof/>
                 <w:webHidden/>
               </w:rPr>
-              <w:instrText xml:space="preserve"> PAGEREF _Toc200142123 \h </w:instrText>
+              <w:instrText xml:space="preserve"> PAGEREF _Toc200230218 \h </w:instrText>
             </w:r>
             <w:r>
               <w:rPr>
@@ -1306,14 +1306,13 @@
               <w:lang w:eastAsia="pt-BR"/>
             </w:rPr>
           </w:pPr>
-          <w:hyperlink w:anchor="_Toc200142124" w:history="1">
+          <w:hyperlink w:anchor="_Toc200230219" w:history="1">
             <w:r>
               <w:rPr>
                 <w:rStyle w:val="Hyperlink"/>
-                <w:rFonts w:ascii="Times" w:hAnsi="Times" w:cs="Times"/>
-                <w:noProof/>
-              </w:rPr>
-              <w:t>PQINSERT</w:t>
+                <w:noProof/>
+              </w:rPr>
+              <w:t>Algoritmo da obra Estrutura de Dados Usando C</w:t>
             </w:r>
             <w:r>
               <w:rPr>
@@ -1334,7 +1333,7 @@
                 <w:noProof/>
                 <w:webHidden/>
               </w:rPr>
-              <w:instrText xml:space="preserve"> PAGEREF _Toc200142124 \h </w:instrText>
+              <w:instrText xml:space="preserve"> PAGEREF _Toc200230219 \h </w:instrText>
             </w:r>
             <w:r>
               <w:rPr>
@@ -1377,14 +1376,154 @@
               <w:lang w:eastAsia="pt-BR"/>
             </w:rPr>
           </w:pPr>
-          <w:hyperlink w:anchor="_Toc200142125" w:history="1">
+          <w:hyperlink w:anchor="_Toc200230220" w:history="1">
+            <w:r>
+              <w:rPr>
+                <w:rStyle w:val="Hyperlink"/>
+                <w:noProof/>
+              </w:rPr>
+              <w:t>Algoritmo do site Programmiz</w:t>
+            </w:r>
+            <w:r>
+              <w:rPr>
+                <w:noProof/>
+                <w:webHidden/>
+              </w:rPr>
+              <w:tab/>
+            </w:r>
+            <w:r>
+              <w:rPr>
+                <w:noProof/>
+                <w:webHidden/>
+              </w:rPr>
+              <w:fldChar w:fldCharType="begin"/>
+            </w:r>
+            <w:r>
+              <w:rPr>
+                <w:noProof/>
+                <w:webHidden/>
+              </w:rPr>
+              <w:instrText xml:space="preserve"> PAGEREF _Toc200230220 \h </w:instrText>
+            </w:r>
+            <w:r>
+              <w:rPr>
+                <w:noProof/>
+                <w:webHidden/>
+              </w:rPr>
+            </w:r>
+            <w:r>
+              <w:rPr>
+                <w:noProof/>
+                <w:webHidden/>
+              </w:rPr>
+              <w:fldChar w:fldCharType="separate"/>
+            </w:r>
+            <w:r>
+              <w:rPr>
+                <w:noProof/>
+                <w:webHidden/>
+              </w:rPr>
+              <w:t>7</w:t>
+            </w:r>
+            <w:r>
+              <w:rPr>
+                <w:noProof/>
+                <w:webHidden/>
+              </w:rPr>
+              <w:fldChar w:fldCharType="end"/>
+            </w:r>
+          </w:hyperlink>
+        </w:p>
+        <w:p>
+          <w:pPr>
+            <w:pStyle w:val="Sumrio2"/>
+            <w:tabs>
+              <w:tab w:val="right" w:leader="dot" w:pos="9016"/>
+            </w:tabs>
+            <w:rPr>
+              <w:rFonts w:eastAsiaTheme="minorEastAsia"/>
+              <w:noProof/>
+              <w:lang w:eastAsia="pt-BR"/>
+            </w:rPr>
+          </w:pPr>
+          <w:hyperlink w:anchor="_Toc200230221" w:history="1">
+            <w:r>
+              <w:rPr>
+                <w:rStyle w:val="Hyperlink"/>
+                <w:noProof/>
+              </w:rPr>
+              <w:t>Tabelas e/ou gráficos deverão ser utilizados para apresentação dos resultados dos testes.</w:t>
+            </w:r>
+            <w:r>
+              <w:rPr>
+                <w:noProof/>
+                <w:webHidden/>
+              </w:rPr>
+              <w:tab/>
+            </w:r>
+            <w:r>
+              <w:rPr>
+                <w:noProof/>
+                <w:webHidden/>
+              </w:rPr>
+              <w:fldChar w:fldCharType="begin"/>
+            </w:r>
+            <w:r>
+              <w:rPr>
+                <w:noProof/>
+                <w:webHidden/>
+              </w:rPr>
+              <w:instrText xml:space="preserve"> PAGEREF _Toc200230221 \h </w:instrText>
+            </w:r>
+            <w:r>
+              <w:rPr>
+                <w:noProof/>
+                <w:webHidden/>
+              </w:rPr>
+            </w:r>
+            <w:r>
+              <w:rPr>
+                <w:noProof/>
+                <w:webHidden/>
+              </w:rPr>
+              <w:fldChar w:fldCharType="separate"/>
+            </w:r>
+            <w:r>
+              <w:rPr>
+                <w:noProof/>
+                <w:webHidden/>
+              </w:rPr>
+              <w:t>10</w:t>
+            </w:r>
+            <w:r>
+              <w:rPr>
+                <w:noProof/>
+                <w:webHidden/>
+              </w:rPr>
+              <w:fldChar w:fldCharType="end"/>
+            </w:r>
+          </w:hyperlink>
+        </w:p>
+        <w:p>
+          <w:pPr>
+            <w:pStyle w:val="Sumrio2"/>
+            <w:tabs>
+              <w:tab w:val="right" w:leader="dot" w:pos="9016"/>
+            </w:tabs>
+            <w:rPr>
+              <w:rFonts w:eastAsiaTheme="minorEastAsia"/>
+              <w:noProof/>
+              <w:lang w:eastAsia="pt-BR"/>
+            </w:rPr>
+          </w:pPr>
+          <w:hyperlink w:anchor="_Toc200230222" w:history="1">
             <w:r>
               <w:rPr>
                 <w:rStyle w:val="Hyperlink"/>
                 <w:rFonts w:ascii="Times" w:hAnsi="Times" w:cs="Times"/>
                 <w:noProof/>
               </w:rPr>
-              <w:t>PQMAXDELETE</w:t>
+              <w:t>Incluir detalhes da configuração do computador usado para testes: sistema Operacional, quantidade de RAM, velocidade da CPU (Hz).</w:t>
             </w:r>
             <w:r>
               <w:rPr>
@@ -1405,7 +1544,7 @@
                 <w:noProof/>
                 <w:webHidden/>
               </w:rPr>
-              <w:instrText xml:space="preserve"> PAGEREF _Toc200142125 \h </w:instrText>
+              <w:instrText xml:space="preserve"> PAGEREF _Toc200230222 \h </w:instrText>
             </w:r>
             <w:r>
               <w:rPr>
@@ -1425,7 +1564,7 @@
                 <w:noProof/>
                 <w:webHidden/>
               </w:rPr>
-              <w:t>6</w:t>
+              <w:t>10</w:t>
             </w:r>
             <w:r>
               <w:rPr>
@@ -1448,13 +1587,13 @@
               <w:lang w:eastAsia="pt-BR"/>
             </w:rPr>
           </w:pPr>
-          <w:hyperlink w:anchor="_Toc200142126" w:history="1">
+          <w:hyperlink w:anchor="_Toc200230223" w:history="1">
             <w:r>
               <w:rPr>
                 <w:rStyle w:val="Hyperlink"/>
                 <w:noProof/>
               </w:rPr>
-              <w:t>ADJUSTHEAP</w:t>
+              <w:t>Sistema Operacional</w:t>
             </w:r>
             <w:r>
               <w:rPr>
@@ -1475,7 +1614,7 @@
                 <w:noProof/>
                 <w:webHidden/>
               </w:rPr>
-              <w:instrText xml:space="preserve"> PAGEREF _Toc200142126 \h </w:instrText>
+              <w:instrText xml:space="preserve"> PAGEREF _Toc200230223 \h </w:instrText>
             </w:r>
             <w:r>
               <w:rPr>
@@ -1495,7 +1634,7 @@
                 <w:noProof/>
                 <w:webHidden/>
               </w:rPr>
-              <w:t>6</w:t>
+              <w:t>10</w:t>
             </w:r>
             <w:r>
               <w:rPr>
@@ -1518,14 +1657,13 @@
               <w:lang w:eastAsia="pt-BR"/>
             </w:rPr>
           </w:pPr>
-          <w:hyperlink w:anchor="_Toc200142127" w:history="1">
+          <w:hyperlink w:anchor="_Toc200230224" w:history="1">
             <w:r>
               <w:rPr>
                 <w:rStyle w:val="Hyperlink"/>
-                <w:rFonts w:ascii="Times" w:hAnsi="Times" w:cs="Times"/>
-                <w:noProof/>
-              </w:rPr>
-              <w:t>LARGESON</w:t>
+                <w:noProof/>
+              </w:rPr>
+              <w:t>RAM</w:t>
             </w:r>
             <w:r>
               <w:rPr>
@@ -1546,7 +1684,7 @@
                 <w:noProof/>
                 <w:webHidden/>
               </w:rPr>
-              <w:instrText xml:space="preserve"> PAGEREF _Toc200142127 \h </w:instrText>
+              <w:instrText xml:space="preserve"> PAGEREF _Toc200230224 \h </w:instrText>
             </w:r>
             <w:r>
               <w:rPr>
@@ -1566,430 +1704,7 @@
                 <w:noProof/>
                 <w:webHidden/>
               </w:rPr>
-              <w:t>7</w:t>
-            </w:r>
-            <w:r>
-              <w:rPr>
-                <w:noProof/>
-                <w:webHidden/>
-              </w:rPr>
-              <w:fldChar w:fldCharType="end"/>
-            </w:r>
-          </w:hyperlink>
-        </w:p>
-        <w:p>
-          <w:pPr>
-            <w:pStyle w:val="Sumrio3"/>
-            <w:tabs>
-              <w:tab w:val="right" w:leader="dot" w:pos="9016"/>
-            </w:tabs>
-            <w:rPr>
-              <w:rFonts w:eastAsiaTheme="minorEastAsia"/>
-              <w:noProof/>
-              <w:lang w:eastAsia="pt-BR"/>
-            </w:rPr>
-          </w:pPr>
-          <w:hyperlink w:anchor="_Toc200142128" w:history="1">
-            <w:r>
-              <w:rPr>
-                <w:rStyle w:val="Hyperlink"/>
-                <w:rFonts w:ascii="Times" w:hAnsi="Times" w:cs="Times"/>
-                <w:noProof/>
-              </w:rPr>
-              <w:t>HEAPSORT</w:t>
-            </w:r>
-            <w:r>
-              <w:rPr>
-                <w:noProof/>
-                <w:webHidden/>
-              </w:rPr>
-              <w:tab/>
-            </w:r>
-            <w:r>
-              <w:rPr>
-                <w:noProof/>
-                <w:webHidden/>
-              </w:rPr>
-              <w:fldChar w:fldCharType="begin"/>
-            </w:r>
-            <w:r>
-              <w:rPr>
-                <w:noProof/>
-                <w:webHidden/>
-              </w:rPr>
-              <w:instrText xml:space="preserve"> PAGEREF _Toc200142128 \h </w:instrText>
-            </w:r>
-            <w:r>
-              <w:rPr>
-                <w:noProof/>
-                <w:webHidden/>
-              </w:rPr>
-            </w:r>
-            <w:r>
-              <w:rPr>
-                <w:noProof/>
-                <w:webHidden/>
-              </w:rPr>
-              <w:fldChar w:fldCharType="separate"/>
-            </w:r>
-            <w:r>
-              <w:rPr>
-                <w:noProof/>
-                <w:webHidden/>
-              </w:rPr>
-              <w:t>7</w:t>
-            </w:r>
-            <w:r>
-              <w:rPr>
-                <w:noProof/>
-                <w:webHidden/>
-              </w:rPr>
-              <w:fldChar w:fldCharType="end"/>
-            </w:r>
-          </w:hyperlink>
-        </w:p>
-        <w:p>
-          <w:pPr>
-            <w:pStyle w:val="Sumrio3"/>
-            <w:tabs>
-              <w:tab w:val="right" w:leader="dot" w:pos="9016"/>
-            </w:tabs>
-            <w:rPr>
-              <w:rFonts w:eastAsiaTheme="minorEastAsia"/>
-              <w:noProof/>
-              <w:lang w:eastAsia="pt-BR"/>
-            </w:rPr>
-          </w:pPr>
-          <w:hyperlink w:anchor="_Toc200142129" w:history="1">
-            <w:r>
-              <w:rPr>
-                <w:rStyle w:val="Hyperlink"/>
-                <w:rFonts w:ascii="Times" w:hAnsi="Times" w:cs="Times"/>
-                <w:noProof/>
-              </w:rPr>
-              <w:t>PRINTARRAY</w:t>
-            </w:r>
-            <w:r>
-              <w:rPr>
-                <w:noProof/>
-                <w:webHidden/>
-              </w:rPr>
-              <w:tab/>
-            </w:r>
-            <w:r>
-              <w:rPr>
-                <w:noProof/>
-                <w:webHidden/>
-              </w:rPr>
-              <w:fldChar w:fldCharType="begin"/>
-            </w:r>
-            <w:r>
-              <w:rPr>
-                <w:noProof/>
-                <w:webHidden/>
-              </w:rPr>
-              <w:instrText xml:space="preserve"> PAGEREF _Toc200142129 \h </w:instrText>
-            </w:r>
-            <w:r>
-              <w:rPr>
-                <w:noProof/>
-                <w:webHidden/>
-              </w:rPr>
-            </w:r>
-            <w:r>
-              <w:rPr>
-                <w:noProof/>
-                <w:webHidden/>
-              </w:rPr>
-              <w:fldChar w:fldCharType="separate"/>
-            </w:r>
-            <w:r>
-              <w:rPr>
-                <w:noProof/>
-                <w:webHidden/>
-              </w:rPr>
-              <w:t>7</w:t>
-            </w:r>
-            <w:r>
-              <w:rPr>
-                <w:noProof/>
-                <w:webHidden/>
-              </w:rPr>
-              <w:fldChar w:fldCharType="end"/>
-            </w:r>
-          </w:hyperlink>
-        </w:p>
-        <w:p>
-          <w:pPr>
-            <w:pStyle w:val="Sumrio2"/>
-            <w:tabs>
-              <w:tab w:val="right" w:leader="dot" w:pos="9016"/>
-            </w:tabs>
-            <w:rPr>
-              <w:rFonts w:eastAsiaTheme="minorEastAsia"/>
-              <w:noProof/>
-              <w:lang w:eastAsia="pt-BR"/>
-            </w:rPr>
-          </w:pPr>
-          <w:hyperlink w:anchor="_Toc200142130" w:history="1">
-            <w:r>
-              <w:rPr>
-                <w:rStyle w:val="Hyperlink"/>
-                <w:noProof/>
-              </w:rPr>
-              <w:t>Tabelas e/ou gráficos deverão ser utilizados para apresentação dos resultados dos testes.</w:t>
-            </w:r>
-            <w:r>
-              <w:rPr>
-                <w:noProof/>
-                <w:webHidden/>
-              </w:rPr>
-              <w:tab/>
-            </w:r>
-            <w:r>
-              <w:rPr>
-                <w:noProof/>
-                <w:webHidden/>
-              </w:rPr>
-              <w:fldChar w:fldCharType="begin"/>
-            </w:r>
-            <w:r>
-              <w:rPr>
-                <w:noProof/>
-                <w:webHidden/>
-              </w:rPr>
-              <w:instrText xml:space="preserve"> PAGEREF _Toc200142130 \h </w:instrText>
-            </w:r>
-            <w:r>
-              <w:rPr>
-                <w:noProof/>
-                <w:webHidden/>
-              </w:rPr>
-            </w:r>
-            <w:r>
-              <w:rPr>
-                <w:noProof/>
-                <w:webHidden/>
-              </w:rPr>
-              <w:fldChar w:fldCharType="separate"/>
-            </w:r>
-            <w:r>
-              <w:rPr>
-                <w:noProof/>
-                <w:webHidden/>
-              </w:rPr>
-              <w:t>7</w:t>
-            </w:r>
-            <w:r>
-              <w:rPr>
-                <w:noProof/>
-                <w:webHidden/>
-              </w:rPr>
-              <w:fldChar w:fldCharType="end"/>
-            </w:r>
-          </w:hyperlink>
-        </w:p>
-        <w:p>
-          <w:pPr>
-            <w:pStyle w:val="Sumrio2"/>
-            <w:tabs>
-              <w:tab w:val="right" w:leader="dot" w:pos="9016"/>
-            </w:tabs>
-            <w:rPr>
-              <w:rFonts w:eastAsiaTheme="minorEastAsia"/>
-              <w:noProof/>
-              <w:lang w:eastAsia="pt-BR"/>
-            </w:rPr>
-          </w:pPr>
-          <w:hyperlink w:anchor="_Toc200142131" w:history="1">
-            <w:r>
-              <w:rPr>
-                <w:rStyle w:val="Hyperlink"/>
-                <w:rFonts w:ascii="Times" w:hAnsi="Times" w:cs="Times"/>
-                <w:noProof/>
-              </w:rPr>
-              <w:t>Incluir detalhes da configuração do computador usado para testes: sistema Operacional, quantidade de RAM, velocidade da CPU (Hz).</w:t>
-            </w:r>
-            <w:r>
-              <w:rPr>
-                <w:noProof/>
-                <w:webHidden/>
-              </w:rPr>
-              <w:tab/>
-            </w:r>
-            <w:r>
-              <w:rPr>
-                <w:noProof/>
-                <w:webHidden/>
-              </w:rPr>
-              <w:fldChar w:fldCharType="begin"/>
-            </w:r>
-            <w:r>
-              <w:rPr>
-                <w:noProof/>
-                <w:webHidden/>
-              </w:rPr>
-              <w:instrText xml:space="preserve"> PAGEREF _Toc200142131 \h </w:instrText>
-            </w:r>
-            <w:r>
-              <w:rPr>
-                <w:noProof/>
-                <w:webHidden/>
-              </w:rPr>
-            </w:r>
-            <w:r>
-              <w:rPr>
-                <w:noProof/>
-                <w:webHidden/>
-              </w:rPr>
-              <w:fldChar w:fldCharType="separate"/>
-            </w:r>
-            <w:r>
-              <w:rPr>
-                <w:noProof/>
-                <w:webHidden/>
-              </w:rPr>
-              <w:t>7</w:t>
-            </w:r>
-            <w:r>
-              <w:rPr>
-                <w:noProof/>
-                <w:webHidden/>
-              </w:rPr>
-              <w:fldChar w:fldCharType="end"/>
-            </w:r>
-          </w:hyperlink>
-        </w:p>
-        <w:p>
-          <w:pPr>
-            <w:pStyle w:val="Sumrio3"/>
-            <w:tabs>
-              <w:tab w:val="right" w:leader="dot" w:pos="9016"/>
-            </w:tabs>
-            <w:rPr>
-              <w:rFonts w:eastAsiaTheme="minorEastAsia"/>
-              <w:noProof/>
-              <w:lang w:eastAsia="pt-BR"/>
-            </w:rPr>
-          </w:pPr>
-          <w:hyperlink w:anchor="_Toc200142132" w:history="1">
-            <w:r>
-              <w:rPr>
-                <w:rStyle w:val="Hyperlink"/>
-                <w:noProof/>
-              </w:rPr>
-              <w:t>Sistema Operacional</w:t>
-            </w:r>
-            <w:r>
-              <w:rPr>
-                <w:noProof/>
-                <w:webHidden/>
-              </w:rPr>
-              <w:tab/>
-            </w:r>
-            <w:r>
-              <w:rPr>
-                <w:noProof/>
-                <w:webHidden/>
-              </w:rPr>
-              <w:fldChar w:fldCharType="begin"/>
-            </w:r>
-            <w:r>
-              <w:rPr>
-                <w:noProof/>
-                <w:webHidden/>
-              </w:rPr>
-              <w:instrText xml:space="preserve"> PAGEREF _Toc200142132 \h </w:instrText>
-            </w:r>
-            <w:r>
-              <w:rPr>
-                <w:noProof/>
-                <w:webHidden/>
-              </w:rPr>
-            </w:r>
-            <w:r>
-              <w:rPr>
-                <w:noProof/>
-                <w:webHidden/>
-              </w:rPr>
-              <w:fldChar w:fldCharType="separate"/>
-            </w:r>
-            <w:r>
-              <w:rPr>
-                <w:noProof/>
-                <w:webHidden/>
-              </w:rPr>
-              <w:t>7</w:t>
-            </w:r>
-            <w:r>
-              <w:rPr>
-                <w:noProof/>
-                <w:webHidden/>
-              </w:rPr>
-              <w:fldChar w:fldCharType="end"/>
-            </w:r>
-          </w:hyperlink>
-        </w:p>
-        <w:p>
-          <w:pPr>
-            <w:pStyle w:val="Sumrio3"/>
-            <w:tabs>
-              <w:tab w:val="right" w:leader="dot" w:pos="9016"/>
-            </w:tabs>
-            <w:rPr>
-              <w:rFonts w:eastAsiaTheme="minorEastAsia"/>
-              <w:noProof/>
-              <w:lang w:eastAsia="pt-BR"/>
-            </w:rPr>
-          </w:pPr>
-          <w:hyperlink w:anchor="_Toc200142133" w:history="1">
-            <w:r>
-              <w:rPr>
-                <w:rStyle w:val="Hyperlink"/>
-                <w:noProof/>
-              </w:rPr>
-              <w:t>RAM</w:t>
-            </w:r>
-            <w:r>
-              <w:rPr>
-                <w:noProof/>
-                <w:webHidden/>
-              </w:rPr>
-              <w:tab/>
-            </w:r>
-            <w:r>
-              <w:rPr>
-                <w:noProof/>
-                <w:webHidden/>
-              </w:rPr>
-              <w:fldChar w:fldCharType="begin"/>
-            </w:r>
-            <w:r>
-              <w:rPr>
-                <w:noProof/>
-                <w:webHidden/>
-              </w:rPr>
-              <w:instrText xml:space="preserve"> PAGEREF _Toc200142133 \h </w:instrText>
-            </w:r>
-            <w:r>
-              <w:rPr>
-                <w:noProof/>
-                <w:webHidden/>
-              </w:rPr>
-            </w:r>
-            <w:r>
-              <w:rPr>
-                <w:noProof/>
-                <w:webHidden/>
-              </w:rPr>
-              <w:fldChar w:fldCharType="separate"/>
-            </w:r>
-            <w:r>
-              <w:rPr>
-                <w:noProof/>
-                <w:webHidden/>
-              </w:rPr>
-              <w:t>8</w:t>
+              <w:t>11</w:t>
             </w:r>
             <w:r>
               <w:rPr>
@@ -2013,7 +1728,7 @@
               <w:lang w:eastAsia="pt-BR"/>
             </w:rPr>
           </w:pPr>
-          <w:hyperlink w:anchor="_Toc200142134" w:history="1">
+          <w:hyperlink w:anchor="_Toc200230225" w:history="1">
             <w:r>
               <w:rPr>
                 <w:rStyle w:val="Hyperlink"/>
@@ -2057,7 +1772,7 @@
                 <w:noProof/>
                 <w:webHidden/>
               </w:rPr>
-              <w:instrText xml:space="preserve"> PAGEREF _Toc200142134 \h </w:instrText>
+              <w:instrText xml:space="preserve"> PAGEREF _Toc200230225 \h </w:instrText>
             </w:r>
             <w:r>
               <w:rPr>
@@ -2077,7 +1792,7 @@
                 <w:noProof/>
                 <w:webHidden/>
               </w:rPr>
-              <w:t>8</w:t>
+              <w:t>11</w:t>
             </w:r>
             <w:r>
               <w:rPr>
@@ -2100,7 +1815,7 @@
               <w:lang w:eastAsia="pt-BR"/>
             </w:rPr>
           </w:pPr>
-          <w:hyperlink w:anchor="_Toc200142135" w:history="1">
+          <w:hyperlink w:anchor="_Toc200230226" w:history="1">
             <w:r>
               <w:rPr>
                 <w:rStyle w:val="Hyperlink"/>
@@ -2128,7 +1843,7 @@
                 <w:noProof/>
                 <w:webHidden/>
               </w:rPr>
-              <w:instrText xml:space="preserve"> PAGEREF _Toc200142135 \h </w:instrText>
+              <w:instrText xml:space="preserve"> PAGEREF _Toc200230226 \h </w:instrText>
             </w:r>
             <w:r>
               <w:rPr>
@@ -2148,7 +1863,7 @@
                 <w:noProof/>
                 <w:webHidden/>
               </w:rPr>
-              <w:t>8</w:t>
+              <w:t>11</w:t>
             </w:r>
             <w:r>
               <w:rPr>
@@ -2171,7 +1886,7 @@
               <w:lang w:eastAsia="pt-BR"/>
             </w:rPr>
           </w:pPr>
-          <w:hyperlink w:anchor="_Toc200142136" w:history="1">
+          <w:hyperlink w:anchor="_Toc200230227" w:history="1">
             <w:r>
               <w:rPr>
                 <w:rStyle w:val="Hyperlink"/>
@@ -2199,7 +1914,7 @@
                 <w:noProof/>
                 <w:webHidden/>
               </w:rPr>
-              <w:instrText xml:space="preserve"> PAGEREF _Toc200142136 \h </w:instrText>
+              <w:instrText xml:space="preserve"> PAGEREF _Toc200230227 \h </w:instrText>
             </w:r>
             <w:r>
               <w:rPr>
@@ -2219,7 +1934,7 @@
                 <w:noProof/>
                 <w:webHidden/>
               </w:rPr>
-              <w:t>9</w:t>
+              <w:t>12</w:t>
             </w:r>
             <w:r>
               <w:rPr>
@@ -2243,7 +1958,7 @@
               <w:lang w:eastAsia="pt-BR"/>
             </w:rPr>
           </w:pPr>
-          <w:hyperlink w:anchor="_Toc200142137" w:history="1">
+          <w:hyperlink w:anchor="_Toc200230228" w:history="1">
             <w:r>
               <w:rPr>
                 <w:rStyle w:val="Hyperlink"/>
@@ -2287,7 +2002,7 @@
                 <w:noProof/>
                 <w:webHidden/>
               </w:rPr>
-              <w:instrText xml:space="preserve"> PAGEREF _Toc200142137 \h </w:instrText>
+              <w:instrText xml:space="preserve"> PAGEREF _Toc200230228 \h </w:instrText>
             </w:r>
             <w:r>
               <w:rPr>
@@ -2307,7 +2022,7 @@
                 <w:noProof/>
                 <w:webHidden/>
               </w:rPr>
-              <w:t>10</w:t>
+              <w:t>13</w:t>
             </w:r>
             <w:r>
               <w:rPr>
@@ -2333,6 +2048,7 @@
               <w:sz w:val="24"/>
               <w:szCs w:val="24"/>
             </w:rPr>
+            <w:lastRenderedPageBreak/>
             <w:fldChar w:fldCharType="end"/>
           </w:r>
         </w:p>
@@ -2363,7 +2079,7 @@
           <w:szCs w:val="24"/>
         </w:rPr>
       </w:pPr>
-      <w:bookmarkStart w:id="0" w:name="_Toc200142111"/>
+      <w:bookmarkStart w:id="0" w:name="_Toc200230206"/>
       <w:r>
         <w:rPr>
           <w:rFonts w:ascii="Times" w:hAnsi="Times" w:cs="Times"/>
@@ -2384,7 +2100,7 @@
           <w:szCs w:val="24"/>
         </w:rPr>
       </w:pPr>
-      <w:bookmarkStart w:id="1" w:name="_Toc200142112"/>
+      <w:bookmarkStart w:id="1" w:name="_Toc200230207"/>
       <w:r>
         <w:rPr>
           <w:rFonts w:ascii="Times" w:hAnsi="Times" w:cs="Times"/>
@@ -2413,7 +2129,7 @@
           <w:szCs w:val="24"/>
         </w:rPr>
       </w:pPr>
-      <w:bookmarkStart w:id="2" w:name="_Toc200142113"/>
+      <w:bookmarkStart w:id="2" w:name="_Toc200230208"/>
       <w:r>
         <w:rPr>
           <w:rFonts w:ascii="Times" w:hAnsi="Times" w:cs="Times"/>
@@ -2442,7 +2158,7 @@
           <w:szCs w:val="24"/>
         </w:rPr>
       </w:pPr>
-      <w:bookmarkStart w:id="3" w:name="_Toc200142114"/>
+      <w:bookmarkStart w:id="3" w:name="_Toc200230209"/>
       <w:r>
         <w:rPr>
           <w:rFonts w:ascii="Times" w:hAnsi="Times" w:cs="Times"/>
@@ -2494,7 +2210,7 @@
           <w:szCs w:val="24"/>
         </w:rPr>
       </w:pPr>
-      <w:bookmarkStart w:id="4" w:name="_Toc200142115"/>
+      <w:bookmarkStart w:id="4" w:name="_Toc200230210"/>
       <w:r>
         <w:rPr>
           <w:rFonts w:ascii="Times" w:hAnsi="Times" w:cs="Times"/>
@@ -2523,7 +2239,7 @@
           <w:szCs w:val="24"/>
         </w:rPr>
       </w:pPr>
-      <w:bookmarkStart w:id="5" w:name="_Toc200142116"/>
+      <w:bookmarkStart w:id="5" w:name="_Toc200230211"/>
       <w:r>
         <w:rPr>
           <w:rFonts w:ascii="Times" w:hAnsi="Times" w:cs="Times"/>
@@ -2689,7 +2405,7 @@
         </w:rPr>
         <w:t xml:space="preserve"> </w:t>
       </w:r>
-      <w:bookmarkStart w:id="6" w:name="_Toc200142117"/>
+      <w:bookmarkStart w:id="6" w:name="_Toc200230212"/>
       <w:r>
         <w:rPr>
           <w:rFonts w:ascii="Times" w:hAnsi="Times" w:cs="Times"/>
@@ -2918,7 +2634,6 @@
           <w:sz w:val="24"/>
           <w:szCs w:val="24"/>
         </w:rPr>
-        <w:lastRenderedPageBreak/>
         <w:t xml:space="preserve">A Construção do Heap vale </w:t>
       </w:r>
       <m:oMath>
@@ -3001,6 +2716,7 @@
           <w:sz w:val="24"/>
           <w:szCs w:val="24"/>
         </w:rPr>
+        <w:lastRenderedPageBreak/>
         <w:t>Heapify:</w:t>
       </w:r>
     </w:p>
@@ -4460,7 +4176,6 @@
           <w:sz w:val="24"/>
           <w:szCs w:val="24"/>
         </w:rPr>
-        <w:lastRenderedPageBreak/>
         <w:t xml:space="preserve">Todavia, </w:t>
       </w:r>
       <w:r>
@@ -4525,6 +4240,7 @@
           <w:sz w:val="24"/>
           <w:szCs w:val="24"/>
         </w:rPr>
+        <w:lastRenderedPageBreak/>
         <w:t>O custo para a c</w:t>
       </w:r>
       <w:r>
@@ -5325,7 +5041,7 @@
           <w:szCs w:val="24"/>
         </w:rPr>
       </w:pPr>
-      <w:bookmarkStart w:id="7" w:name="_Toc200142118"/>
+      <w:bookmarkStart w:id="7" w:name="_Toc200230213"/>
       <w:r>
         <w:rPr>
           <w:rFonts w:ascii="Times" w:hAnsi="Times" w:cs="Times"/>
@@ -5491,7 +5207,7 @@
           <w:szCs w:val="24"/>
         </w:rPr>
       </w:pPr>
-      <w:bookmarkStart w:id="8" w:name="_Toc200142119"/>
+      <w:bookmarkStart w:id="8" w:name="_Toc200230214"/>
       <w:r>
         <w:rPr>
           <w:rFonts w:ascii="Times" w:hAnsi="Times" w:cs="Times"/>
@@ -5691,7 +5407,7 @@
           <w:szCs w:val="24"/>
         </w:rPr>
       </w:pPr>
-      <w:bookmarkStart w:id="9" w:name="_Toc200142120"/>
+      <w:bookmarkStart w:id="9" w:name="_Toc200230215"/>
       <w:r>
         <w:rPr>
           <w:rFonts w:ascii="Times" w:hAnsi="Times" w:cs="Times"/>
@@ -5788,7 +5504,6 @@
           <w:sz w:val="24"/>
           <w:szCs w:val="24"/>
         </w:rPr>
-        <w:lastRenderedPageBreak/>
         <w:t>Não Ideal para Conjuntos de Dados Pequenos</w:t>
       </w:r>
     </w:p>
@@ -5812,6 +5527,7 @@
           <w:sz w:val="24"/>
           <w:szCs w:val="24"/>
         </w:rPr>
+        <w:lastRenderedPageBreak/>
         <w:t>Mesma Grandeza: Pior, Médio e Melhor Caso</w:t>
       </w:r>
     </w:p>
@@ -5898,7 +5614,7 @@
           <w:szCs w:val="24"/>
         </w:rPr>
       </w:pPr>
-      <w:bookmarkStart w:id="10" w:name="_Toc200142121"/>
+      <w:bookmarkStart w:id="10" w:name="_Toc200230216"/>
       <w:r>
         <w:rPr>
           <w:rFonts w:ascii="Times" w:hAnsi="Times" w:cs="Times"/>
@@ -5936,7 +5652,7 @@
           <w:szCs w:val="24"/>
         </w:rPr>
       </w:pPr>
-      <w:bookmarkStart w:id="11" w:name="_Toc200142122"/>
+      <w:bookmarkStart w:id="11" w:name="_Toc200230217"/>
       <w:r>
         <w:rPr>
           <w:rFonts w:ascii="Times" w:hAnsi="Times" w:cs="Times"/>
@@ -5957,7 +5673,7 @@
           <w:szCs w:val="24"/>
         </w:rPr>
       </w:pPr>
-      <w:bookmarkStart w:id="12" w:name="_Toc200142123"/>
+      <w:bookmarkStart w:id="12" w:name="_Toc200230218"/>
       <w:r>
         <w:rPr>
           <w:rFonts w:ascii="Times" w:hAnsi="Times" w:cs="Times"/>
@@ -5975,6 +5691,17 @@
         </w:rPr>
         <w:t xml:space="preserve"> </w:t>
       </w:r>
+    </w:p>
+    <w:p/>
+    <w:p>
+      <w:pPr>
+        <w:pStyle w:val="Titulo3Relatorio"/>
+      </w:pPr>
+      <w:bookmarkStart w:id="13" w:name="_Toc200230219"/>
+      <w:r>
+        <w:t>Algoritmo da obra Estrutura de Dados Usando C</w:t>
+      </w:r>
+      <w:bookmarkEnd w:id="13"/>
     </w:p>
     <w:p>
       <w:pPr>
@@ -6145,23 +5872,11 @@
     </w:p>
     <w:p>
       <w:pPr>
-        <w:pStyle w:val="Ttulo3"/>
-        <w:rPr>
-          <w:rFonts w:ascii="Times" w:hAnsi="Times" w:cs="Times"/>
-          <w:sz w:val="24"/>
-          <w:szCs w:val="24"/>
-        </w:rPr>
-      </w:pPr>
-      <w:bookmarkStart w:id="13" w:name="_Toc200142124"/>
-      <w:r>
-        <w:rPr>
-          <w:rFonts w:ascii="Times" w:hAnsi="Times" w:cs="Times"/>
-          <w:sz w:val="24"/>
-          <w:szCs w:val="24"/>
-        </w:rPr>
+        <w:pStyle w:val="Titulo4Relatorio"/>
+      </w:pPr>
+      <w:r>
         <w:t>PQINSERT</w:t>
       </w:r>
-      <w:bookmarkEnd w:id="13"/>
     </w:p>
     <w:p>
       <w:pPr>
@@ -6712,7 +6427,16 @@
           <w:sz w:val="24"/>
           <w:szCs w:val="24"/>
         </w:rPr>
-        <w:t xml:space="preserve"> Contudo, um novo elemento não pode ser inserido entre dois elementos já existentes sem deslocar/reposicionar elementos existentes com </w:t>
+        <w:t xml:space="preserve"> Contudo, um novo elemento não pode ser inserido </w:t>
+      </w:r>
+      <w:r>
+        <w:rPr>
+          <w:rFonts w:ascii="Times" w:eastAsiaTheme="minorEastAsia" w:hAnsi="Times" w:cs="Times"/>
+          <w:sz w:val="24"/>
+          <w:szCs w:val="24"/>
+        </w:rPr>
+        <w:lastRenderedPageBreak/>
+        <w:t xml:space="preserve">entre dois elementos já existentes sem deslocar/reposicionar elementos existentes com </w:t>
       </w:r>
       <w:r>
         <w:rPr>
@@ -6747,7 +6471,6 @@
           <w:sz w:val="24"/>
           <w:szCs w:val="24"/>
         </w:rPr>
-        <w:lastRenderedPageBreak/>
         <w:t>O seguinte algoritmo deverá ser implementado:</w:t>
       </w:r>
     </w:p>
@@ -7646,23 +7369,11 @@
     </w:p>
     <w:p>
       <w:pPr>
-        <w:pStyle w:val="Ttulo3"/>
-        <w:rPr>
-          <w:rFonts w:ascii="Times" w:hAnsi="Times" w:cs="Times"/>
-          <w:sz w:val="24"/>
-          <w:szCs w:val="24"/>
-        </w:rPr>
-      </w:pPr>
-      <w:bookmarkStart w:id="14" w:name="_Toc200142125"/>
-      <w:r>
-        <w:rPr>
-          <w:rFonts w:ascii="Times" w:hAnsi="Times" w:cs="Times"/>
-          <w:sz w:val="24"/>
-          <w:szCs w:val="24"/>
-        </w:rPr>
+        <w:pStyle w:val="Titulo4Relatorio"/>
+      </w:pPr>
+      <w:r>
         <w:t>PQMAXDELETE</w:t>
       </w:r>
-      <w:bookmarkEnd w:id="14"/>
     </w:p>
     <w:p>
       <w:pPr>
@@ -7854,6 +7565,7 @@
           <w:sz w:val="24"/>
           <w:szCs w:val="24"/>
         </w:rPr>
+        <w:lastRenderedPageBreak/>
         <w:t xml:space="preserve">Seja </w:t>
       </w:r>
       <w:r>
@@ -8127,7 +7839,6 @@
         <w:pStyle w:val="Codigo"/>
       </w:pPr>
       <w:r>
-        <w:lastRenderedPageBreak/>
         <w:t xml:space="preserve">    int p = dpq[0];</w:t>
       </w:r>
     </w:p>
@@ -8177,7 +7888,6 @@
       <w:pPr>
         <w:pStyle w:val="NormalRelatorio"/>
       </w:pPr>
-      <w:bookmarkStart w:id="15" w:name="_Toc200142127"/>
       <w:r>
         <w:t xml:space="preserve">Em um heap descendente, tanto o elemento-raiz e um outro elemento posicionado em qualquer posição </w:t>
       </w:r>
@@ -8339,19 +8049,7 @@
           <w:rPr>
             <w:rFonts w:ascii="Cambria Math" w:eastAsiaTheme="minorEastAsia" w:hAnsi="Cambria Math"/>
           </w:rPr>
-          <m:t>[2*p+</m:t>
-        </m:r>
-        <m:r>
-          <w:rPr>
-            <w:rFonts w:ascii="Cambria Math" w:eastAsiaTheme="minorEastAsia" w:hAnsi="Cambria Math"/>
-          </w:rPr>
-          <m:t>1</m:t>
-        </m:r>
-        <m:r>
-          <w:rPr>
-            <w:rFonts w:ascii="Cambria Math" w:eastAsiaTheme="minorEastAsia" w:hAnsi="Cambria Math"/>
-          </w:rPr>
-          <m:t>]</m:t>
+          <m:t>[2*p+1]</m:t>
         </m:r>
       </m:oMath>
       <w:r>
@@ -8378,13 +8076,7 @@
           <w:rPr>
             <w:rFonts w:ascii="Cambria Math" w:eastAsiaTheme="minorEastAsia" w:hAnsi="Cambria Math"/>
           </w:rPr>
-          <m:t>[2*p+2]</m:t>
-        </m:r>
-        <m:r>
-          <w:rPr>
-            <w:rFonts w:ascii="Cambria Math" w:eastAsiaTheme="minorEastAsia" w:hAnsi="Cambria Math"/>
-          </w:rPr>
-          <m:t xml:space="preserve"> </m:t>
+          <m:t xml:space="preserve">[2*p+2] </m:t>
         </m:r>
       </m:oMath>
       <w:r>
@@ -8457,22 +8149,11 @@
     </w:p>
     <w:p>
       <w:pPr>
-        <w:pStyle w:val="Ttulo3"/>
-        <w:rPr>
-          <w:rFonts w:ascii="Times" w:hAnsi="Times" w:cs="Times"/>
-          <w:sz w:val="24"/>
-          <w:szCs w:val="24"/>
-        </w:rPr>
-      </w:pPr>
-      <w:r>
-        <w:rPr>
-          <w:rFonts w:ascii="Times" w:hAnsi="Times" w:cs="Times"/>
-          <w:sz w:val="24"/>
-          <w:szCs w:val="24"/>
-        </w:rPr>
+        <w:pStyle w:val="Titulo4Relatorio"/>
+      </w:pPr>
+      <w:r>
         <w:t>LARGESON</w:t>
       </w:r>
-      <w:bookmarkEnd w:id="15"/>
     </w:p>
     <w:p>
       <w:pPr>
@@ -8641,14 +8322,11 @@
     </w:p>
     <w:p>
       <w:pPr>
-        <w:pStyle w:val="Titulo3Relatorio"/>
-      </w:pPr>
-      <w:bookmarkStart w:id="16" w:name="_Toc200142128"/>
-      <w:bookmarkStart w:id="17" w:name="_Toc200142126"/>
+        <w:pStyle w:val="Titulo4Relatorio"/>
+      </w:pPr>
       <w:r>
         <w:t>ADJUSTHEAP</w:t>
       </w:r>
-      <w:bookmarkEnd w:id="17"/>
     </w:p>
     <w:p>
       <w:pPr>
@@ -8817,22 +8495,11 @@
     </w:p>
     <w:p>
       <w:pPr>
-        <w:pStyle w:val="Ttulo3"/>
-        <w:rPr>
-          <w:rFonts w:ascii="Times" w:hAnsi="Times" w:cs="Times"/>
-          <w:sz w:val="24"/>
-          <w:szCs w:val="24"/>
-        </w:rPr>
-      </w:pPr>
-      <w:r>
-        <w:rPr>
-          <w:rFonts w:ascii="Times" w:hAnsi="Times" w:cs="Times"/>
-          <w:sz w:val="24"/>
-          <w:szCs w:val="24"/>
-        </w:rPr>
+        <w:pStyle w:val="Titulo4Relatorio"/>
+      </w:pPr>
+      <w:r>
         <w:t>HEAPSORT</w:t>
       </w:r>
-      <w:bookmarkEnd w:id="16"/>
     </w:p>
     <w:p>
       <w:pPr>
@@ -8855,30 +8522,19 @@
     </w:p>
     <w:p>
       <w:pPr>
-        <w:pStyle w:val="Ttulo3"/>
-        <w:rPr>
-          <w:rFonts w:ascii="Times" w:hAnsi="Times" w:cs="Times"/>
-          <w:sz w:val="24"/>
-          <w:szCs w:val="24"/>
-        </w:rPr>
-      </w:pPr>
-      <w:bookmarkStart w:id="18" w:name="_Toc200142129"/>
-      <w:r>
-        <w:rPr>
-          <w:rFonts w:ascii="Times" w:hAnsi="Times" w:cs="Times"/>
-          <w:sz w:val="24"/>
-          <w:szCs w:val="24"/>
-        </w:rPr>
+        <w:pStyle w:val="Titulo4Relatorio"/>
+      </w:pPr>
+      <w:r>
+        <w:lastRenderedPageBreak/>
         <w:t>PRINTARRAY</w:t>
       </w:r>
-      <w:bookmarkEnd w:id="18"/>
     </w:p>
     <w:p>
       <w:pPr>
         <w:ind w:firstLine="708"/>
         <w:jc w:val="both"/>
         <w:rPr>
-          <w:rFonts w:ascii="Times" w:eastAsiaTheme="minorEastAsia" w:hAnsi="Times" w:cs="Times"/>
+          <w:rFonts w:ascii="Times" w:hAnsi="Times" w:cs="Times"/>
           <w:sz w:val="24"/>
           <w:szCs w:val="24"/>
         </w:rPr>
@@ -8897,6 +8553,26 @@
         <w:jc w:val="both"/>
         <w:rPr>
           <w:rFonts w:ascii="Times" w:hAnsi="Times" w:cs="Times"/>
+          <w:sz w:val="24"/>
+          <w:szCs w:val="24"/>
+        </w:rPr>
+      </w:pPr>
+    </w:p>
+    <w:p>
+      <w:pPr>
+        <w:jc w:val="both"/>
+        <w:rPr>
+          <w:rFonts w:ascii="Times" w:eastAsiaTheme="minorEastAsia" w:hAnsi="Times" w:cs="Times"/>
+          <w:sz w:val="24"/>
+          <w:szCs w:val="24"/>
+        </w:rPr>
+      </w:pPr>
+    </w:p>
+    <w:p>
+      <w:pPr>
+        <w:jc w:val="both"/>
+        <w:rPr>
+          <w:rFonts w:ascii="Times" w:hAnsi="Times" w:cs="Times"/>
           <w:sz w:val="20"/>
           <w:szCs w:val="24"/>
         </w:rPr>
@@ -8904,7 +8580,1735 @@
     </w:p>
     <w:p>
       <w:pPr>
+        <w:pStyle w:val="Titulo3Relatorio"/>
+      </w:pPr>
+      <w:bookmarkStart w:id="14" w:name="_Toc200230220"/>
+      <w:r>
+        <w:t>Algoritmo do site Programmiz</w:t>
+      </w:r>
+      <w:bookmarkEnd w:id="14"/>
+    </w:p>
+    <w:p>
+      <w:pPr>
+        <w:pStyle w:val="NormalRelatorio"/>
+      </w:pPr>
+      <w:r>
+        <w:t>Segundamente, a fim de dar mais clareza e menos complexidade de implementação, o modelo de algoritmo em C sugerido pelo site Programmiz foi considerado. Pois em sua estrutura, foram implementados os seguintes procedimentos</w:t>
+      </w:r>
+    </w:p>
+    <w:p>
+      <w:pPr>
+        <w:pStyle w:val="PargrafodaLista"/>
+        <w:numPr>
+          <w:ilvl w:val="0"/>
+          <w:numId w:val="10"/>
+        </w:numPr>
         <w:jc w:val="both"/>
+      </w:pPr>
+      <w:r>
+        <w:rPr>
+          <w:rFonts w:ascii="Times" w:hAnsi="Times" w:cs="Times"/>
+          <w:i/>
+          <w:sz w:val="24"/>
+          <w:szCs w:val="24"/>
+        </w:rPr>
+        <w:t>swap</w:t>
+      </w:r>
+    </w:p>
+    <w:p>
+      <w:pPr>
+        <w:pStyle w:val="PargrafodaLista"/>
+        <w:numPr>
+          <w:ilvl w:val="0"/>
+          <w:numId w:val="10"/>
+        </w:numPr>
+        <w:jc w:val="both"/>
+      </w:pPr>
+      <w:r>
+        <w:rPr>
+          <w:rFonts w:ascii="Times" w:hAnsi="Times" w:cs="Times"/>
+          <w:i/>
+          <w:sz w:val="24"/>
+          <w:szCs w:val="24"/>
+        </w:rPr>
+        <w:t>heapify</w:t>
+      </w:r>
+    </w:p>
+    <w:p>
+      <w:pPr>
+        <w:pStyle w:val="PargrafodaLista"/>
+        <w:numPr>
+          <w:ilvl w:val="0"/>
+          <w:numId w:val="10"/>
+        </w:numPr>
+        <w:jc w:val="both"/>
+      </w:pPr>
+      <w:r>
+        <w:rPr>
+          <w:rFonts w:ascii="Times" w:hAnsi="Times" w:cs="Times"/>
+          <w:i/>
+          <w:sz w:val="24"/>
+          <w:szCs w:val="24"/>
+        </w:rPr>
+        <w:t>heapsort</w:t>
+      </w:r>
+    </w:p>
+    <w:p>
+      <w:pPr>
+        <w:pStyle w:val="Titulo4Relatorio"/>
+      </w:pPr>
+      <w:r>
+        <w:t>SWAP</w:t>
+      </w:r>
+    </w:p>
+    <w:p>
+      <w:pPr>
+        <w:ind w:firstLine="708"/>
+        <w:jc w:val="both"/>
+        <w:rPr>
+          <w:rFonts w:ascii="Times" w:eastAsiaTheme="minorEastAsia" w:hAnsi="Times" w:cs="Times"/>
+          <w:sz w:val="24"/>
+          <w:szCs w:val="24"/>
+        </w:rPr>
+      </w:pPr>
+      <w:r>
+        <w:rPr>
+          <w:rFonts w:ascii="Times" w:hAnsi="Times" w:cs="Times"/>
+          <w:sz w:val="24"/>
+          <w:szCs w:val="24"/>
+        </w:rPr>
+        <w:t xml:space="preserve">Para o procedimento </w:t>
+      </w:r>
+      <w:r>
+        <w:rPr>
+          <w:rFonts w:ascii="Times" w:hAnsi="Times" w:cs="Times"/>
+          <w:i/>
+          <w:sz w:val="24"/>
+          <w:szCs w:val="24"/>
+        </w:rPr>
+        <w:t>swap</w:t>
+      </w:r>
+      <w:r>
+        <w:rPr>
+          <w:rFonts w:ascii="Times" w:hAnsi="Times" w:cs="Times"/>
+          <w:sz w:val="24"/>
+          <w:szCs w:val="24"/>
+        </w:rPr>
+        <w:t>(</w:t>
+      </w:r>
+      <w:r>
+        <w:rPr>
+          <w:rFonts w:ascii="Times" w:hAnsi="Times" w:cs="Times"/>
+          <w:i/>
+          <w:sz w:val="24"/>
+          <w:szCs w:val="24"/>
+        </w:rPr>
+        <w:t>double *a, double *b</w:t>
+      </w:r>
+      <w:r>
+        <w:rPr>
+          <w:rFonts w:ascii="Times" w:hAnsi="Times" w:cs="Times"/>
+          <w:sz w:val="24"/>
+          <w:szCs w:val="24"/>
+        </w:rPr>
+        <w:t>)</w:t>
+      </w:r>
+      <w:r>
+        <w:rPr>
+          <w:rFonts w:ascii="Times" w:hAnsi="Times" w:cs="Times"/>
+          <w:sz w:val="24"/>
+          <w:szCs w:val="24"/>
+        </w:rPr>
+        <w:t xml:space="preserve">, observa-se </w:t>
+      </w:r>
+      <w:r>
+        <w:rPr>
+          <w:rFonts w:ascii="Times" w:eastAsiaTheme="minorEastAsia" w:hAnsi="Times" w:cs="Times"/>
+          <w:sz w:val="24"/>
+          <w:szCs w:val="24"/>
+        </w:rPr>
+        <w:t xml:space="preserve">que em seus parâmetros são </w:t>
+      </w:r>
+      <w:r>
+        <w:rPr>
+          <w:rFonts w:ascii="Times" w:eastAsiaTheme="minorEastAsia" w:hAnsi="Times" w:cs="Times"/>
+          <w:sz w:val="24"/>
+          <w:szCs w:val="24"/>
+        </w:rPr>
+        <w:t xml:space="preserve">utilizados </w:t>
+      </w:r>
+      <w:r>
+        <w:rPr>
+          <w:rFonts w:ascii="Times" w:eastAsiaTheme="minorEastAsia" w:hAnsi="Times" w:cs="Times"/>
+          <w:sz w:val="24"/>
+          <w:szCs w:val="24"/>
+        </w:rPr>
+        <w:t>dois ponteiros do tipo double,</w:t>
+      </w:r>
+      <w:r>
+        <w:rPr>
+          <w:rFonts w:ascii="Times" w:eastAsiaTheme="minorEastAsia" w:hAnsi="Times" w:cs="Times"/>
+          <w:sz w:val="24"/>
+          <w:szCs w:val="24"/>
+        </w:rPr>
+        <w:t xml:space="preserve"> a fim de realizar a alternância das futuras posições dos elementos-raiz e o último elemento da árvore.</w:t>
+      </w:r>
+    </w:p>
+    <w:p>
+      <w:pPr>
+        <w:ind w:firstLine="708"/>
+        <w:jc w:val="both"/>
+        <w:rPr>
+          <w:rFonts w:ascii="Times" w:eastAsiaTheme="minorEastAsia" w:hAnsi="Times" w:cs="Times"/>
+          <w:sz w:val="24"/>
+          <w:szCs w:val="24"/>
+        </w:rPr>
+      </w:pPr>
+      <w:r>
+        <w:rPr>
+          <w:rFonts w:ascii="Times" w:eastAsiaTheme="minorEastAsia" w:hAnsi="Times" w:cs="Times"/>
+          <w:sz w:val="24"/>
+          <w:szCs w:val="24"/>
+        </w:rPr>
+        <w:t>Em seguida, dentro desse procedimento t</w:t>
+      </w:r>
+      <w:r>
+        <w:rPr>
+          <w:rFonts w:ascii="Times" w:eastAsiaTheme="minorEastAsia" w:hAnsi="Times" w:cs="Times"/>
+          <w:sz w:val="24"/>
+          <w:szCs w:val="24"/>
+        </w:rPr>
+        <w:t>er</w:t>
+      </w:r>
+      <w:r>
+        <w:rPr>
+          <w:rFonts w:ascii="Times" w:eastAsiaTheme="minorEastAsia" w:hAnsi="Times" w:cs="Times"/>
+          <w:sz w:val="24"/>
+          <w:szCs w:val="24"/>
+        </w:rPr>
+        <w:t xml:space="preserve">emos a variável temporária do tipo double chamada </w:t>
+      </w:r>
+      <w:r>
+        <w:rPr>
+          <w:rFonts w:ascii="Times" w:eastAsiaTheme="minorEastAsia" w:hAnsi="Times" w:cs="Times"/>
+          <w:i/>
+          <w:sz w:val="24"/>
+          <w:szCs w:val="24"/>
+        </w:rPr>
+        <w:t>temp</w:t>
+      </w:r>
+      <w:r>
+        <w:rPr>
+          <w:rFonts w:ascii="Times" w:eastAsiaTheme="minorEastAsia" w:hAnsi="Times" w:cs="Times"/>
+          <w:sz w:val="24"/>
+          <w:szCs w:val="24"/>
+        </w:rPr>
+        <w:t>, onde o valor do ponteiro *a será armazenado.</w:t>
+      </w:r>
+      <w:r>
+        <w:rPr>
+          <w:rFonts w:ascii="Times" w:eastAsiaTheme="minorEastAsia" w:hAnsi="Times" w:cs="Times"/>
+          <w:sz w:val="24"/>
+          <w:szCs w:val="24"/>
+        </w:rPr>
+        <w:t xml:space="preserve"> Dentre as operações que serão realizadas dentro desta função, será efetuada a transferência do valor do endereço do ponteiro </w:t>
+      </w:r>
+      <w:r>
+        <w:rPr>
+          <w:rFonts w:ascii="Times" w:eastAsiaTheme="minorEastAsia" w:hAnsi="Times" w:cs="Times"/>
+          <w:i/>
+          <w:sz w:val="24"/>
+          <w:szCs w:val="24"/>
+        </w:rPr>
+        <w:t>a</w:t>
+      </w:r>
+      <w:r>
+        <w:rPr>
+          <w:rFonts w:ascii="Times" w:eastAsiaTheme="minorEastAsia" w:hAnsi="Times" w:cs="Times"/>
+          <w:sz w:val="24"/>
+          <w:szCs w:val="24"/>
+        </w:rPr>
+        <w:t xml:space="preserve"> para o ponteiro *</w:t>
+      </w:r>
+      <w:r>
+        <w:rPr>
+          <w:rFonts w:ascii="Times" w:eastAsiaTheme="minorEastAsia" w:hAnsi="Times" w:cs="Times"/>
+          <w:i/>
+          <w:sz w:val="24"/>
+          <w:szCs w:val="24"/>
+        </w:rPr>
+        <w:t>b</w:t>
+      </w:r>
+      <w:r>
+        <w:rPr>
+          <w:rFonts w:ascii="Times" w:eastAsiaTheme="minorEastAsia" w:hAnsi="Times" w:cs="Times"/>
+          <w:sz w:val="24"/>
+          <w:szCs w:val="24"/>
+        </w:rPr>
+        <w:t>. Enquanto o valor armazenado em *</w:t>
+      </w:r>
+      <w:r>
+        <w:rPr>
+          <w:rFonts w:ascii="Times" w:eastAsiaTheme="minorEastAsia" w:hAnsi="Times" w:cs="Times"/>
+          <w:i/>
+          <w:sz w:val="24"/>
+          <w:szCs w:val="24"/>
+        </w:rPr>
+        <w:t>a</w:t>
+      </w:r>
+      <w:r>
+        <w:rPr>
+          <w:rFonts w:ascii="Times" w:eastAsiaTheme="minorEastAsia" w:hAnsi="Times" w:cs="Times"/>
+          <w:sz w:val="24"/>
+          <w:szCs w:val="24"/>
+        </w:rPr>
+        <w:t xml:space="preserve"> é passado para *</w:t>
+      </w:r>
+      <w:r>
+        <w:rPr>
+          <w:rFonts w:ascii="Times" w:eastAsiaTheme="minorEastAsia" w:hAnsi="Times" w:cs="Times"/>
+          <w:i/>
+          <w:sz w:val="24"/>
+          <w:szCs w:val="24"/>
+        </w:rPr>
+        <w:t>b</w:t>
+      </w:r>
+      <w:r>
+        <w:rPr>
+          <w:rFonts w:ascii="Times" w:eastAsiaTheme="minorEastAsia" w:hAnsi="Times" w:cs="Times"/>
+          <w:sz w:val="24"/>
+          <w:szCs w:val="24"/>
+        </w:rPr>
+        <w:t xml:space="preserve">, tal valor posteriormente será transmitido para </w:t>
+      </w:r>
+      <w:r>
+        <w:rPr>
+          <w:rFonts w:ascii="Times" w:eastAsiaTheme="minorEastAsia" w:hAnsi="Times" w:cs="Times"/>
+          <w:i/>
+          <w:sz w:val="24"/>
+          <w:szCs w:val="24"/>
+        </w:rPr>
+        <w:t>temp</w:t>
+      </w:r>
+      <w:r>
+        <w:rPr>
+          <w:rFonts w:ascii="Times" w:eastAsiaTheme="minorEastAsia" w:hAnsi="Times" w:cs="Times"/>
+          <w:sz w:val="24"/>
+          <w:szCs w:val="24"/>
+        </w:rPr>
+        <w:t xml:space="preserve"> ao fim da função.</w:t>
+      </w:r>
+    </w:p>
+    <w:p>
+      <w:pPr>
+        <w:jc w:val="both"/>
+        <w:rPr>
+          <w:rFonts w:ascii="Times" w:eastAsiaTheme="minorEastAsia" w:hAnsi="Times" w:cs="Times"/>
+          <w:sz w:val="24"/>
+          <w:szCs w:val="24"/>
+        </w:rPr>
+      </w:pPr>
+      <w:r>
+        <w:rPr>
+          <w:rFonts w:ascii="Times" w:eastAsiaTheme="minorEastAsia" w:hAnsi="Times" w:cs="Times"/>
+          <w:sz w:val="24"/>
+          <w:szCs w:val="24"/>
+        </w:rPr>
+        <w:t xml:space="preserve">Quanto ao código-fonte fornecido pela plataforma Programmiz, tivemos de adaptar os parâmetros e os seus tipos para o código fornecido em aula, em breve tais adaptações estarão mais evidentes: </w:t>
+      </w:r>
+    </w:p>
+    <w:p>
+      <w:pPr>
+        <w:pStyle w:val="Codigo"/>
+      </w:pPr>
+      <w:r>
+        <w:t>//funcao para alternar a posicao de dois elementos(swap)</w:t>
+      </w:r>
+    </w:p>
+    <w:p>
+      <w:pPr>
+        <w:pStyle w:val="Codigo"/>
+      </w:pPr>
+      <w:r>
+        <w:t>void swap(double *a, double *b)</w:t>
+      </w:r>
+    </w:p>
+    <w:p>
+      <w:pPr>
+        <w:pStyle w:val="Codigo"/>
+      </w:pPr>
+      <w:r>
+        <w:t>{</w:t>
+      </w:r>
+    </w:p>
+    <w:p>
+      <w:pPr>
+        <w:pStyle w:val="Codigo"/>
+      </w:pPr>
+      <w:r>
+        <w:t xml:space="preserve">    //temp eh uma variavel para armazenar um valor temporario</w:t>
+      </w:r>
+    </w:p>
+    <w:p>
+      <w:pPr>
+        <w:pStyle w:val="Codigo"/>
+      </w:pPr>
+      <w:r>
+        <w:t xml:space="preserve">    //*a eh um apontador que representa uma posicao</w:t>
+      </w:r>
+    </w:p>
+    <w:p>
+      <w:pPr>
+        <w:pStyle w:val="Codigo"/>
+      </w:pPr>
+      <w:r>
+        <w:t xml:space="preserve">    //*b eh um apontador que representa uma outra posicao</w:t>
+      </w:r>
+    </w:p>
+    <w:p>
+      <w:pPr>
+        <w:pStyle w:val="Codigo"/>
+      </w:pPr>
+    </w:p>
+    <w:p>
+      <w:pPr>
+        <w:pStyle w:val="Codigo"/>
+      </w:pPr>
+      <w:r>
+        <w:t xml:space="preserve">    //o valor de *a ficara em temp</w:t>
+      </w:r>
+    </w:p>
+    <w:p>
+      <w:pPr>
+        <w:pStyle w:val="Codigo"/>
+      </w:pPr>
+      <w:r>
+        <w:t xml:space="preserve">    double temp = *a;</w:t>
+      </w:r>
+    </w:p>
+    <w:p>
+      <w:pPr>
+        <w:pStyle w:val="Codigo"/>
+      </w:pPr>
+    </w:p>
+    <w:p>
+      <w:pPr>
+        <w:pStyle w:val="Codigo"/>
+      </w:pPr>
+      <w:r>
+        <w:t xml:space="preserve">    //os ponteiros *a e *b trocara dois elementos</w:t>
+      </w:r>
+    </w:p>
+    <w:p>
+      <w:pPr>
+        <w:pStyle w:val="Codigo"/>
+      </w:pPr>
+      <w:r>
+        <w:t xml:space="preserve">    //*a sera igual o valor de *b, ja *b vai sera igual temp(onde o valor estara armazenado)</w:t>
+      </w:r>
+    </w:p>
+    <w:p>
+      <w:pPr>
+        <w:pStyle w:val="Codigo"/>
+      </w:pPr>
+      <w:r>
+        <w:t xml:space="preserve">    *a = *b;</w:t>
+      </w:r>
+    </w:p>
+    <w:p>
+      <w:pPr>
+        <w:pStyle w:val="Codigo"/>
+      </w:pPr>
+      <w:r>
+        <w:t xml:space="preserve">    *b = temp;</w:t>
+      </w:r>
+    </w:p>
+    <w:p>
+      <w:pPr>
+        <w:pStyle w:val="Codigo"/>
+      </w:pPr>
+      <w:r>
+        <w:t>}</w:t>
+      </w:r>
+    </w:p>
+    <w:p>
+      <w:pPr>
+        <w:pStyle w:val="Titulo4Relatorio"/>
+      </w:pPr>
+      <w:r>
+        <w:t>HEAPIFY</w:t>
+      </w:r>
+    </w:p>
+    <w:p>
+      <w:pPr>
+        <w:ind w:firstLine="708"/>
+        <w:jc w:val="both"/>
+        <w:rPr>
+          <w:rFonts w:ascii="Times" w:eastAsiaTheme="minorEastAsia" w:hAnsi="Times" w:cs="Times"/>
+          <w:sz w:val="24"/>
+          <w:szCs w:val="24"/>
+        </w:rPr>
+      </w:pPr>
+      <w:r>
+        <w:rPr>
+          <w:rFonts w:ascii="Times" w:hAnsi="Times" w:cs="Times"/>
+          <w:sz w:val="24"/>
+          <w:szCs w:val="24"/>
+        </w:rPr>
+        <w:t xml:space="preserve">Para o procedimento </w:t>
+      </w:r>
+      <w:r>
+        <w:rPr>
+          <w:rFonts w:ascii="Times" w:hAnsi="Times" w:cs="Times"/>
+          <w:i/>
+          <w:sz w:val="24"/>
+          <w:szCs w:val="24"/>
+        </w:rPr>
+        <w:t>heapify</w:t>
+      </w:r>
+      <w:r>
+        <w:rPr>
+          <w:rFonts w:ascii="Times" w:hAnsi="Times" w:cs="Times"/>
+          <w:sz w:val="24"/>
+          <w:szCs w:val="24"/>
+        </w:rPr>
+        <w:t>(</w:t>
+      </w:r>
+      <w:r>
+        <w:rPr>
+          <w:rFonts w:ascii="Times" w:hAnsi="Times" w:cs="Times"/>
+          <w:sz w:val="24"/>
+          <w:szCs w:val="24"/>
+        </w:rPr>
+        <w:t>double* arr, long n, long i</w:t>
+      </w:r>
+      <w:r>
+        <w:rPr>
+          <w:rFonts w:ascii="Times" w:hAnsi="Times" w:cs="Times"/>
+          <w:sz w:val="24"/>
+          <w:szCs w:val="24"/>
+        </w:rPr>
+        <w:t>)</w:t>
+      </w:r>
+      <w:r>
+        <w:rPr>
+          <w:rFonts w:ascii="Times" w:hAnsi="Times" w:cs="Times"/>
+          <w:sz w:val="24"/>
+          <w:szCs w:val="24"/>
+        </w:rPr>
+        <w:t xml:space="preserve">, observa-se </w:t>
+      </w:r>
+      <w:r>
+        <w:rPr>
+          <w:rFonts w:ascii="Times" w:eastAsiaTheme="minorEastAsia" w:hAnsi="Times" w:cs="Times"/>
+          <w:sz w:val="24"/>
+          <w:szCs w:val="24"/>
+        </w:rPr>
+        <w:t>que em seus parâmetros são utilizados: um ponteiro do tipo double para o array de números de entrada,  uma variável do tipo long para indicar o número total de elementos do heap</w:t>
+      </w:r>
+      <w:r>
+        <w:rPr>
+          <w:rFonts w:ascii="Times" w:eastAsiaTheme="minorEastAsia" w:hAnsi="Times" w:cs="Times"/>
+          <w:sz w:val="24"/>
+          <w:szCs w:val="24"/>
+        </w:rPr>
+        <w:t xml:space="preserve"> atual</w:t>
+      </w:r>
+      <w:r>
+        <w:rPr>
+          <w:rFonts w:ascii="Times" w:eastAsiaTheme="minorEastAsia" w:hAnsi="Times" w:cs="Times"/>
+          <w:sz w:val="24"/>
+          <w:szCs w:val="24"/>
+        </w:rPr>
+        <w:t>,</w:t>
+      </w:r>
+      <w:r>
+        <w:rPr>
+          <w:rFonts w:ascii="Times" w:eastAsiaTheme="minorEastAsia" w:hAnsi="Times" w:cs="Times"/>
+          <w:sz w:val="24"/>
+          <w:szCs w:val="24"/>
+        </w:rPr>
+        <w:t xml:space="preserve"> e outra variável do mesmo tipo para indicar o índice para garantir que a subárvore com raiz </w:t>
+      </w:r>
+      <m:oMath>
+        <m:r>
+          <w:rPr>
+            <w:rFonts w:ascii="Cambria Math" w:eastAsiaTheme="minorEastAsia" w:hAnsi="Cambria Math" w:cs="Times"/>
+            <w:sz w:val="24"/>
+            <w:szCs w:val="24"/>
+          </w:rPr>
+          <m:t>i</m:t>
+        </m:r>
+      </m:oMath>
+      <w:r>
+        <w:rPr>
+          <w:rFonts w:ascii="Times" w:eastAsiaTheme="minorEastAsia" w:hAnsi="Times" w:cs="Times"/>
+          <w:sz w:val="24"/>
+          <w:szCs w:val="24"/>
+        </w:rPr>
+        <w:t xml:space="preserve"> esteja obedecendo a propriedade do heap (verificando a hierarquia “pai é maior que seus filhos?” do elemento-pai com os seus elementos primogênitos).</w:t>
+      </w:r>
+    </w:p>
+    <w:p>
+      <w:pPr>
+        <w:ind w:firstLine="708"/>
+        <w:jc w:val="both"/>
+        <w:rPr>
+          <w:rFonts w:ascii="Times" w:eastAsiaTheme="minorEastAsia" w:hAnsi="Times" w:cs="Times"/>
+          <w:sz w:val="24"/>
+          <w:szCs w:val="24"/>
+        </w:rPr>
+      </w:pPr>
+      <w:r>
+        <w:rPr>
+          <w:rFonts w:ascii="Times" w:eastAsiaTheme="minorEastAsia" w:hAnsi="Times" w:cs="Times"/>
+          <w:sz w:val="24"/>
+          <w:szCs w:val="24"/>
+        </w:rPr>
+        <w:t>Em seguida, dentro desse procedimento teremos a</w:t>
+      </w:r>
+      <w:r>
+        <w:rPr>
+          <w:rFonts w:ascii="Times" w:eastAsiaTheme="minorEastAsia" w:hAnsi="Times" w:cs="Times"/>
+          <w:sz w:val="24"/>
+          <w:szCs w:val="24"/>
+        </w:rPr>
+        <w:t>s</w:t>
+      </w:r>
+      <w:r>
+        <w:rPr>
+          <w:rFonts w:ascii="Times" w:eastAsiaTheme="minorEastAsia" w:hAnsi="Times" w:cs="Times"/>
+          <w:sz w:val="24"/>
+          <w:szCs w:val="24"/>
+        </w:rPr>
+        <w:t xml:space="preserve"> variáve</w:t>
+      </w:r>
+      <w:r>
+        <w:rPr>
+          <w:rFonts w:ascii="Times" w:eastAsiaTheme="minorEastAsia" w:hAnsi="Times" w:cs="Times"/>
+          <w:sz w:val="24"/>
+          <w:szCs w:val="24"/>
+        </w:rPr>
+        <w:t xml:space="preserve">is, </w:t>
+      </w:r>
+      <w:r>
+        <w:rPr>
+          <w:rFonts w:ascii="Times" w:eastAsiaTheme="minorEastAsia" w:hAnsi="Times" w:cs="Times"/>
+          <w:i/>
+          <w:sz w:val="24"/>
+          <w:szCs w:val="24"/>
+        </w:rPr>
+        <w:t>temp</w:t>
+      </w:r>
+      <w:r>
+        <w:rPr>
+          <w:rFonts w:ascii="Times" w:eastAsiaTheme="minorEastAsia" w:hAnsi="Times" w:cs="Times"/>
+          <w:sz w:val="24"/>
+          <w:szCs w:val="24"/>
+        </w:rPr>
+        <w:t xml:space="preserve"> do tipo double; e as demais do tipo long: </w:t>
+      </w:r>
+      <w:r>
+        <w:rPr>
+          <w:rFonts w:ascii="Times" w:eastAsiaTheme="minorEastAsia" w:hAnsi="Times" w:cs="Times"/>
+          <w:i/>
+          <w:sz w:val="24"/>
+          <w:szCs w:val="24"/>
+        </w:rPr>
+        <w:t xml:space="preserve">valor_maximo, posicao_esq </w:t>
+      </w:r>
+      <w:r>
+        <w:rPr>
+          <w:rFonts w:ascii="Times" w:eastAsiaTheme="minorEastAsia" w:hAnsi="Times" w:cs="Times"/>
+          <w:sz w:val="24"/>
+          <w:szCs w:val="24"/>
+        </w:rPr>
+        <w:t xml:space="preserve">e </w:t>
+      </w:r>
+      <w:r>
+        <w:rPr>
+          <w:rFonts w:ascii="Times" w:eastAsiaTheme="minorEastAsia" w:hAnsi="Times" w:cs="Times"/>
+          <w:i/>
+          <w:sz w:val="24"/>
+          <w:szCs w:val="24"/>
+        </w:rPr>
+        <w:t>posicao_dir</w:t>
+      </w:r>
+      <w:r>
+        <w:rPr>
+          <w:rFonts w:ascii="Times" w:eastAsiaTheme="minorEastAsia" w:hAnsi="Times" w:cs="Times"/>
+          <w:sz w:val="24"/>
+          <w:szCs w:val="24"/>
+        </w:rPr>
+        <w:t>.</w:t>
+      </w:r>
+      <w:r>
+        <w:rPr>
+          <w:rFonts w:ascii="Times" w:eastAsiaTheme="minorEastAsia" w:hAnsi="Times" w:cs="Times"/>
+          <w:sz w:val="24"/>
+          <w:szCs w:val="24"/>
+        </w:rPr>
+        <w:t xml:space="preserve"> A variável </w:t>
+      </w:r>
+      <w:r>
+        <w:rPr>
+          <w:rFonts w:ascii="Times" w:eastAsiaTheme="minorEastAsia" w:hAnsi="Times" w:cs="Times"/>
+          <w:i/>
+          <w:sz w:val="24"/>
+          <w:szCs w:val="24"/>
+        </w:rPr>
+        <w:t>valor_maximo</w:t>
+      </w:r>
+      <w:r>
+        <w:rPr>
+          <w:rFonts w:ascii="Times" w:eastAsiaTheme="minorEastAsia" w:hAnsi="Times" w:cs="Times"/>
+          <w:sz w:val="24"/>
+          <w:szCs w:val="24"/>
+        </w:rPr>
+        <w:t xml:space="preserve"> valerá </w:t>
+      </w:r>
+      <w:r>
+        <w:rPr>
+          <w:rFonts w:ascii="Times" w:eastAsiaTheme="minorEastAsia" w:hAnsi="Times" w:cs="Times"/>
+          <w:i/>
+          <w:sz w:val="24"/>
+          <w:szCs w:val="24"/>
+        </w:rPr>
+        <w:t>i</w:t>
+      </w:r>
+      <w:r>
+        <w:rPr>
+          <w:rFonts w:ascii="Times" w:eastAsiaTheme="minorEastAsia" w:hAnsi="Times" w:cs="Times"/>
+          <w:sz w:val="24"/>
+          <w:szCs w:val="24"/>
+        </w:rPr>
+        <w:t xml:space="preserve">, </w:t>
+      </w:r>
+      <w:r>
+        <w:rPr>
+          <w:rFonts w:ascii="Times" w:eastAsiaTheme="minorEastAsia" w:hAnsi="Times" w:cs="Times"/>
+          <w:i/>
+          <w:sz w:val="24"/>
+          <w:szCs w:val="24"/>
+        </w:rPr>
+        <w:t>posição_esq</w:t>
+      </w:r>
+      <w:r>
+        <w:rPr>
+          <w:rFonts w:ascii="Times" w:eastAsiaTheme="minorEastAsia" w:hAnsi="Times" w:cs="Times"/>
+          <w:sz w:val="24"/>
+          <w:szCs w:val="24"/>
+        </w:rPr>
+        <w:t xml:space="preserve"> valerá a equação </w:t>
+      </w:r>
+      <m:oMath>
+        <m:r>
+          <w:rPr>
+            <w:rFonts w:ascii="Cambria Math" w:eastAsiaTheme="minorEastAsia" w:hAnsi="Cambria Math" w:cs="Times"/>
+            <w:sz w:val="24"/>
+            <w:szCs w:val="24"/>
+          </w:rPr>
+          <m:t>2*i+1</m:t>
+        </m:r>
+      </m:oMath>
+      <w:r>
+        <w:rPr>
+          <w:rFonts w:ascii="Times" w:eastAsiaTheme="minorEastAsia" w:hAnsi="Times" w:cs="Times"/>
+          <w:sz w:val="24"/>
+          <w:szCs w:val="24"/>
+        </w:rPr>
+        <w:t xml:space="preserve"> e </w:t>
+      </w:r>
+      <w:r>
+        <w:rPr>
+          <w:rFonts w:ascii="Times" w:eastAsiaTheme="minorEastAsia" w:hAnsi="Times" w:cs="Times"/>
+          <w:i/>
+          <w:sz w:val="24"/>
+          <w:szCs w:val="24"/>
+        </w:rPr>
+        <w:t>posicao_dir</w:t>
+      </w:r>
+      <w:r>
+        <w:rPr>
+          <w:rFonts w:ascii="Times" w:eastAsiaTheme="minorEastAsia" w:hAnsi="Times" w:cs="Times"/>
+          <w:sz w:val="24"/>
+          <w:szCs w:val="24"/>
+        </w:rPr>
+        <w:t xml:space="preserve"> valerá a equação </w:t>
+      </w:r>
+      <m:oMath>
+        <m:r>
+          <w:rPr>
+            <w:rFonts w:ascii="Cambria Math" w:eastAsiaTheme="minorEastAsia" w:hAnsi="Cambria Math" w:cs="Times"/>
+            <w:sz w:val="24"/>
+            <w:szCs w:val="24"/>
+          </w:rPr>
+          <m:t>2*i+2</m:t>
+        </m:r>
+      </m:oMath>
+      <w:r>
+        <w:rPr>
+          <w:rFonts w:ascii="Times" w:eastAsiaTheme="minorEastAsia" w:hAnsi="Times" w:cs="Times"/>
+          <w:sz w:val="24"/>
+          <w:szCs w:val="24"/>
+        </w:rPr>
+        <w:t>.</w:t>
+      </w:r>
+      <w:r>
+        <w:rPr>
+          <w:rFonts w:ascii="Times" w:eastAsiaTheme="minorEastAsia" w:hAnsi="Times" w:cs="Times"/>
+          <w:sz w:val="24"/>
+          <w:szCs w:val="24"/>
+        </w:rPr>
+        <w:t xml:space="preserve"> Tais equações são necessárias para emergir a árvore, ou seja</w:t>
+      </w:r>
+      <w:r>
+        <w:rPr>
+          <w:rFonts w:ascii="Times" w:eastAsiaTheme="minorEastAsia" w:hAnsi="Times" w:cs="Times"/>
+          <w:sz w:val="24"/>
+          <w:szCs w:val="24"/>
+        </w:rPr>
+        <w:t>,</w:t>
+      </w:r>
+      <w:r>
+        <w:rPr>
+          <w:rFonts w:ascii="Times" w:eastAsiaTheme="minorEastAsia" w:hAnsi="Times" w:cs="Times"/>
+          <w:sz w:val="24"/>
+          <w:szCs w:val="24"/>
+        </w:rPr>
+        <w:t xml:space="preserve"> para estruturar as posições em ramificações da árvore.</w:t>
+      </w:r>
+    </w:p>
+    <w:p>
+      <w:pPr>
+        <w:pStyle w:val="NormalRelatorio"/>
+      </w:pPr>
+      <w:r>
+        <w:rPr>
+          <w:rFonts w:eastAsiaTheme="minorEastAsia"/>
+        </w:rPr>
+        <w:t>Dentre as condicionais conseguintes, a primeira condição checa se</w:t>
+      </w:r>
+      <w:r>
+        <w:t xml:space="preserve"> o valor da </w:t>
+      </w:r>
+      <w:r>
+        <w:rPr>
+          <w:i/>
+        </w:rPr>
+        <w:t>posicao_esq</w:t>
+      </w:r>
+      <w:r>
+        <w:t xml:space="preserve"> está dentro do array</w:t>
+      </w:r>
+      <w:r>
+        <w:t xml:space="preserve"> </w:t>
+      </w:r>
+      <w:r>
+        <w:t>(sendo menor que o tamanho deste array) e</w:t>
+      </w:r>
+      <w:r>
+        <w:t xml:space="preserve"> se</w:t>
+      </w:r>
+      <w:r>
+        <w:t xml:space="preserve"> tal </w:t>
+      </w:r>
+      <w:r>
+        <w:rPr>
+          <w:i/>
+        </w:rPr>
+        <w:t>posicao_esq</w:t>
+      </w:r>
+      <w:r>
+        <w:t xml:space="preserve"> nesse array (representado por </w:t>
+      </w:r>
+      <w:r>
+        <w:rPr>
+          <w:i/>
+        </w:rPr>
+        <w:t>arr</w:t>
+      </w:r>
+      <w:r>
+        <w:t>[</w:t>
+      </w:r>
+      <w:r>
+        <w:rPr>
+          <w:i/>
+        </w:rPr>
+        <w:t>posicao_esq</w:t>
+      </w:r>
+      <w:r>
+        <w:t>])</w:t>
+      </w:r>
+      <w:r>
+        <w:rPr>
+          <w:i/>
+        </w:rPr>
+        <w:t xml:space="preserve"> </w:t>
+      </w:r>
+      <w:r>
+        <w:t>for</w:t>
+      </w:r>
+      <w:r>
+        <w:t xml:space="preserve"> maior que</w:t>
+      </w:r>
+      <w:r>
+        <w:t xml:space="preserve"> </w:t>
+      </w:r>
+      <w:r>
+        <w:rPr>
+          <w:i/>
+        </w:rPr>
+        <w:t>valor_maximo</w:t>
+      </w:r>
+      <w:r>
+        <w:t xml:space="preserve"> nesse array (representado por </w:t>
+      </w:r>
+      <w:r>
+        <w:rPr>
+          <w:i/>
+        </w:rPr>
+        <w:t>arr</w:t>
+      </w:r>
+      <w:r>
+        <w:t>[</w:t>
+      </w:r>
+      <w:r>
+        <w:rPr>
+          <w:i/>
+        </w:rPr>
+        <w:t>valor_maximo</w:t>
+      </w:r>
+      <w:r>
+        <w:t xml:space="preserve">]). No fim, quando atendida, </w:t>
+      </w:r>
+      <w:r>
+        <w:rPr>
+          <w:i/>
+        </w:rPr>
+        <w:t>valor_maximo</w:t>
+      </w:r>
+      <w:r>
+        <w:t xml:space="preserve"> será o valor de </w:t>
+      </w:r>
+      <w:r>
+        <w:rPr>
+          <w:i/>
+        </w:rPr>
+        <w:t>posicao_esq</w:t>
+      </w:r>
+      <w:r>
+        <w:t>.</w:t>
+      </w:r>
+    </w:p>
+    <w:p>
+      <w:pPr>
+        <w:pStyle w:val="NormalRelatorio"/>
+      </w:pPr>
+      <w:r>
+        <w:rPr>
+          <w:rFonts w:eastAsiaTheme="minorEastAsia"/>
+        </w:rPr>
+        <w:t>Prosseguindo, a segunda condição checa se</w:t>
+      </w:r>
+      <w:r>
+        <w:t xml:space="preserve"> o valor da </w:t>
+      </w:r>
+      <w:r>
+        <w:rPr>
+          <w:i/>
+        </w:rPr>
+        <w:t>posicao_</w:t>
+      </w:r>
+      <w:r>
+        <w:rPr>
+          <w:i/>
+        </w:rPr>
+        <w:t>dir</w:t>
+      </w:r>
+      <w:r>
+        <w:t xml:space="preserve"> está dentro do array (sendo menor que o tamanho deste array) e se tal </w:t>
+      </w:r>
+      <w:r>
+        <w:rPr>
+          <w:i/>
+        </w:rPr>
+        <w:t>posicao_</w:t>
+      </w:r>
+      <w:r>
+        <w:rPr>
+          <w:i/>
+        </w:rPr>
+        <w:t>dir</w:t>
+      </w:r>
+      <w:r>
+        <w:t xml:space="preserve"> nesse array (representado por </w:t>
+      </w:r>
+      <w:r>
+        <w:rPr>
+          <w:i/>
+        </w:rPr>
+        <w:t>arr</w:t>
+      </w:r>
+      <w:r>
+        <w:t>[</w:t>
+      </w:r>
+      <w:r>
+        <w:rPr>
+          <w:i/>
+        </w:rPr>
+        <w:t>posicao_</w:t>
+      </w:r>
+      <w:r>
+        <w:rPr>
+          <w:i/>
+        </w:rPr>
+        <w:t>dir</w:t>
+      </w:r>
+      <w:r>
+        <w:t>])</w:t>
+      </w:r>
+      <w:r>
+        <w:rPr>
+          <w:i/>
+        </w:rPr>
+        <w:t xml:space="preserve"> </w:t>
+      </w:r>
+      <w:r>
+        <w:t>for</w:t>
+      </w:r>
+      <w:r>
+        <w:t xml:space="preserve"> maior que </w:t>
+      </w:r>
+      <w:r>
+        <w:rPr>
+          <w:i/>
+        </w:rPr>
+        <w:t>valor_maximo</w:t>
+      </w:r>
+      <w:r>
+        <w:t xml:space="preserve"> nesse array (representado por </w:t>
+      </w:r>
+      <w:r>
+        <w:rPr>
+          <w:i/>
+        </w:rPr>
+        <w:t>arr</w:t>
+      </w:r>
+      <w:r>
+        <w:t>[</w:t>
+      </w:r>
+      <w:r>
+        <w:rPr>
+          <w:i/>
+        </w:rPr>
+        <w:t>valor_maximo</w:t>
+      </w:r>
+      <w:r>
+        <w:t xml:space="preserve">]). No fim, quando atendida, </w:t>
+      </w:r>
+      <w:r>
+        <w:rPr>
+          <w:i/>
+        </w:rPr>
+        <w:t>valor_maximo</w:t>
+      </w:r>
+      <w:r>
+        <w:t xml:space="preserve"> será o valor de </w:t>
+      </w:r>
+      <w:r>
+        <w:rPr>
+          <w:i/>
+        </w:rPr>
+        <w:t>posicao_</w:t>
+      </w:r>
+      <w:r>
+        <w:rPr>
+          <w:i/>
+        </w:rPr>
+        <w:t>dir</w:t>
+      </w:r>
+      <w:r>
+        <w:t>.</w:t>
+      </w:r>
+    </w:p>
+    <w:p>
+      <w:pPr>
+        <w:pStyle w:val="NormalRelatorio"/>
+      </w:pPr>
+      <w:r>
+        <w:t xml:space="preserve">Por último, </w:t>
+      </w:r>
+      <w:r>
+        <w:rPr>
+          <w:rFonts w:eastAsiaTheme="minorEastAsia"/>
+        </w:rPr>
+        <w:t xml:space="preserve">a última condição checa se </w:t>
+      </w:r>
+      <w:r>
+        <w:rPr>
+          <w:rFonts w:eastAsiaTheme="minorEastAsia"/>
+          <w:i/>
+        </w:rPr>
+        <w:t>valor_maximo</w:t>
+      </w:r>
+      <w:r>
+        <w:rPr>
+          <w:rFonts w:eastAsiaTheme="minorEastAsia"/>
+        </w:rPr>
+        <w:t xml:space="preserve"> é diferente d</w:t>
+      </w:r>
+      <w:r>
+        <w:rPr>
+          <w:rFonts w:eastAsiaTheme="minorEastAsia"/>
+        </w:rPr>
+        <w:t>a</w:t>
+      </w:r>
+      <w:r>
+        <w:rPr>
+          <w:rFonts w:eastAsiaTheme="minorEastAsia"/>
+        </w:rPr>
+        <w:t xml:space="preserve"> posição </w:t>
+      </w:r>
+      <m:oMath>
+        <m:r>
+          <w:rPr>
+            <w:rFonts w:ascii="Cambria Math" w:eastAsiaTheme="minorEastAsia" w:hAnsi="Cambria Math"/>
+          </w:rPr>
+          <m:t>i</m:t>
+        </m:r>
+      </m:oMath>
+      <w:r>
+        <w:t>, em outras palavras, se o valor da a raiz nao for o maior elemento(valor_maximo), prosseguir com swap(alternancia) e heapify(filtragem).</w:t>
+      </w:r>
+      <w:r>
+        <w:t xml:space="preserve"> </w:t>
+      </w:r>
+      <w:r>
+        <w:t xml:space="preserve">No fim, quando atendida, </w:t>
+      </w:r>
+      <w:r>
+        <w:rPr>
+          <w:i/>
+        </w:rPr>
+        <w:t>temp</w:t>
+      </w:r>
+      <w:r>
+        <w:t xml:space="preserve"> valerá uma determinada posição nesse array (representada por </w:t>
+      </w:r>
+      <w:r>
+        <w:rPr>
+          <w:i/>
+        </w:rPr>
+        <w:t>arr</w:t>
+      </w:r>
+      <w:r>
+        <w:t>[</w:t>
+      </w:r>
+      <m:oMath>
+        <m:r>
+          <w:rPr>
+            <w:rFonts w:ascii="Cambria Math" w:hAnsi="Cambria Math"/>
+          </w:rPr>
+          <m:t>i</m:t>
+        </m:r>
+      </m:oMath>
+      <w:r>
+        <w:t xml:space="preserve">]), e o procedimento de </w:t>
+      </w:r>
+      <w:r>
+        <w:rPr>
+          <w:i/>
+        </w:rPr>
+        <w:t>swap</w:t>
+      </w:r>
+      <w:r>
+        <w:t xml:space="preserve"> é executado considerando os endereços de </w:t>
+      </w:r>
+      <w:r>
+        <w:rPr>
+          <w:i/>
+        </w:rPr>
+        <w:t>arr</w:t>
+      </w:r>
+      <w:r>
+        <w:t>[</w:t>
+      </w:r>
+      <m:oMath>
+        <m:r>
+          <w:rPr>
+            <w:rFonts w:ascii="Cambria Math" w:hAnsi="Cambria Math"/>
+          </w:rPr>
+          <m:t>i</m:t>
+        </m:r>
+      </m:oMath>
+      <w:r>
+        <w:t xml:space="preserve">] e </w:t>
+      </w:r>
+      <w:r>
+        <w:rPr>
+          <w:i/>
+        </w:rPr>
+        <w:t>arr</w:t>
+      </w:r>
+      <w:r>
+        <w:t>[</w:t>
+      </w:r>
+      <w:r>
+        <w:rPr>
+          <w:rFonts w:eastAsiaTheme="minorEastAsia"/>
+          <w:i/>
+        </w:rPr>
+        <w:t>valor_maximo</w:t>
+      </w:r>
+      <w:r>
+        <w:t>], representado por:</w:t>
+      </w:r>
+      <w:r>
+        <w:t xml:space="preserve"> </w:t>
+      </w:r>
+      <w:r>
+        <w:t>&amp;</w:t>
+      </w:r>
+      <w:r>
+        <w:rPr>
+          <w:i/>
+        </w:rPr>
+        <w:t>arr</w:t>
+      </w:r>
+      <w:r>
+        <w:t>[</w:t>
+      </w:r>
+      <m:oMath>
+        <m:r>
+          <w:rPr>
+            <w:rFonts w:ascii="Cambria Math" w:hAnsi="Cambria Math"/>
+          </w:rPr>
+          <m:t>i</m:t>
+        </m:r>
+      </m:oMath>
+      <w:r>
+        <w:t>] e &amp;</w:t>
+      </w:r>
+      <w:r>
+        <w:rPr>
+          <w:i/>
+        </w:rPr>
+        <w:t>arr</w:t>
+      </w:r>
+      <w:r>
+        <w:t>[</w:t>
+      </w:r>
+      <w:r>
+        <w:rPr>
+          <w:rFonts w:eastAsiaTheme="minorEastAsia"/>
+          <w:i/>
+        </w:rPr>
+        <w:t>valor_maximo</w:t>
+      </w:r>
+      <w:r>
+        <w:t>].</w:t>
+      </w:r>
+      <w:r>
+        <w:t xml:space="preserve"> Em seguida, após alternar os valores dos endereços de </w:t>
+      </w:r>
+      <w:r>
+        <w:rPr>
+          <w:i/>
+        </w:rPr>
+        <w:t>arr</w:t>
+      </w:r>
+      <w:r>
+        <w:t>[</w:t>
+      </w:r>
+      <m:oMath>
+        <m:r>
+          <w:rPr>
+            <w:rFonts w:ascii="Cambria Math" w:hAnsi="Cambria Math"/>
+          </w:rPr>
+          <m:t>i</m:t>
+        </m:r>
+      </m:oMath>
+      <w:r>
+        <w:t xml:space="preserve">] e </w:t>
+      </w:r>
+      <w:r>
+        <w:rPr>
+          <w:i/>
+        </w:rPr>
+        <w:t>arr</w:t>
+      </w:r>
+      <w:r>
+        <w:t>[</w:t>
+      </w:r>
+      <w:r>
+        <w:rPr>
+          <w:rFonts w:eastAsiaTheme="minorEastAsia"/>
+          <w:i/>
+        </w:rPr>
+        <w:t>valor_maximo</w:t>
+      </w:r>
+      <w:r>
+        <w:t xml:space="preserve">], </w:t>
+      </w:r>
+      <w:r>
+        <w:t>o procedimento</w:t>
+      </w:r>
+      <w:r>
+        <w:t xml:space="preserve"> recursivo</w:t>
+      </w:r>
+      <w:r>
+        <w:t xml:space="preserve"> </w:t>
+      </w:r>
+      <w:r>
+        <w:rPr>
+          <w:i/>
+        </w:rPr>
+        <w:t>heapify</w:t>
+      </w:r>
+      <w:r>
+        <w:t>(</w:t>
+      </w:r>
+      <w:r>
+        <w:rPr>
+          <w:i/>
+        </w:rPr>
+        <w:t>arr, n, valor_maximo</w:t>
+      </w:r>
+      <w:r>
+        <w:t>)</w:t>
+      </w:r>
+      <w:r>
+        <w:t xml:space="preserve"> vai receber: </w:t>
+      </w:r>
+      <w:r>
+        <w:t>o array</w:t>
+      </w:r>
+      <w:r>
+        <w:t xml:space="preserve"> </w:t>
+      </w:r>
+      <m:oMath>
+        <m:r>
+          <w:rPr>
+            <w:rFonts w:ascii="Cambria Math" w:hAnsi="Cambria Math"/>
+          </w:rPr>
+          <m:t>arr</m:t>
+        </m:r>
+      </m:oMath>
+      <w:r>
+        <w:t>, o seu tamanho</w:t>
+      </w:r>
+      <w:r>
+        <w:t xml:space="preserve"> </w:t>
+      </w:r>
+      <m:oMath>
+        <m:r>
+          <w:rPr>
+            <w:rFonts w:ascii="Cambria Math" w:hAnsi="Cambria Math"/>
+          </w:rPr>
+          <m:t>n</m:t>
+        </m:r>
+      </m:oMath>
+      <w:r>
+        <w:t xml:space="preserve"> e </w:t>
+      </w:r>
+      <w:r>
+        <w:t>o valor do elemento-</w:t>
+      </w:r>
+      <w:r>
+        <w:t xml:space="preserve">raiz </w:t>
+      </w:r>
+      <w:r>
+        <w:t xml:space="preserve">em </w:t>
+      </w:r>
+      <w:r>
+        <w:rPr>
+          <w:i/>
+        </w:rPr>
+        <w:t>valor</w:t>
+      </w:r>
+      <w:r>
+        <w:rPr>
+          <w:i/>
+        </w:rPr>
+        <w:t>_maximo</w:t>
+      </w:r>
+      <w:r>
+        <w:t>. Finalmente, o</w:t>
+      </w:r>
+      <w:r>
+        <w:t xml:space="preserve"> </w:t>
+      </w:r>
+      <w:r>
+        <w:lastRenderedPageBreak/>
+        <w:t xml:space="preserve">chamado recursivo de </w:t>
+      </w:r>
+      <w:r>
+        <w:rPr>
+          <w:i/>
+        </w:rPr>
+        <w:t>heapify</w:t>
+      </w:r>
+      <w:r>
+        <w:t>(</w:t>
+      </w:r>
+      <w:r>
+        <w:rPr>
+          <w:i/>
+        </w:rPr>
+        <w:t>arr, n, valor_maximo</w:t>
+      </w:r>
+      <w:r>
+        <w:t>)</w:t>
+      </w:r>
+      <w:r>
+        <w:t xml:space="preserve"> </w:t>
+      </w:r>
+      <w:r>
+        <w:t>utilizará tais parâmetros para reestruturar o heap</w:t>
+      </w:r>
+      <w:r>
+        <w:t>,</w:t>
+      </w:r>
+      <w:r>
+        <w:t xml:space="preserve"> quando necessário.</w:t>
+      </w:r>
+      <w:r>
+        <w:t xml:space="preserve"> Podendo ser implementado</w:t>
+      </w:r>
+      <w:r>
+        <w:t xml:space="preserve"> através</w:t>
+      </w:r>
+      <w:r>
+        <w:t xml:space="preserve"> deste formato:</w:t>
+      </w:r>
+    </w:p>
+    <w:p>
+      <w:pPr>
+        <w:pStyle w:val="Codigo"/>
+      </w:pPr>
+      <w:r>
+        <w:t>//funcao da filtragem(heapify)</w:t>
+      </w:r>
+    </w:p>
+    <w:p>
+      <w:pPr>
+        <w:pStyle w:val="Codigo"/>
+      </w:pPr>
+      <w:r>
+        <w:t>void heapify(double* arr, long n, long i)</w:t>
+      </w:r>
+    </w:p>
+    <w:p>
+      <w:pPr>
+        <w:pStyle w:val="Codigo"/>
+      </w:pPr>
+      <w:r>
+        <w:t>{</w:t>
+      </w:r>
+    </w:p>
+    <w:p>
+      <w:pPr>
+        <w:pStyle w:val="Codigo"/>
+      </w:pPr>
+      <w:r>
+        <w:t xml:space="preserve">    //arr eh o array</w:t>
+      </w:r>
+    </w:p>
+    <w:p>
+      <w:pPr>
+        <w:pStyle w:val="Codigo"/>
+      </w:pPr>
+      <w:r>
+        <w:t xml:space="preserve">    //i eh a posicao</w:t>
+      </w:r>
+    </w:p>
+    <w:p>
+      <w:pPr>
+        <w:pStyle w:val="Codigo"/>
+      </w:pPr>
+      <w:r>
+        <w:t xml:space="preserve">    //n eh a enesima posicao(tamanho do array/qntde de elementos no array)</w:t>
+      </w:r>
+    </w:p>
+    <w:p>
+      <w:pPr>
+        <w:pStyle w:val="Codigo"/>
+      </w:pPr>
+    </w:p>
+    <w:p>
+      <w:pPr>
+        <w:pStyle w:val="Codigo"/>
+      </w:pPr>
+      <w:r>
+        <w:t xml:space="preserve">    //encontrando o maior valor(valor_maximo) entre a raiz, posicao_esq e posicao_dir</w:t>
+      </w:r>
+    </w:p>
+    <w:p>
+      <w:pPr>
+        <w:pStyle w:val="Codigo"/>
+      </w:pPr>
+      <w:r>
+        <w:t xml:space="preserve">    double temp;</w:t>
+      </w:r>
+    </w:p>
+    <w:p>
+      <w:pPr>
+        <w:pStyle w:val="Codigo"/>
+      </w:pPr>
+      <w:r>
+        <w:t xml:space="preserve">    long valor_maximo, posicao_esq, posicao_dir;</w:t>
+      </w:r>
+    </w:p>
+    <w:p>
+      <w:pPr>
+        <w:pStyle w:val="Codigo"/>
+      </w:pPr>
+    </w:p>
+    <w:p>
+      <w:pPr>
+        <w:pStyle w:val="Codigo"/>
+      </w:pPr>
+      <w:r>
+        <w:t xml:space="preserve">    valor_maximo = i;</w:t>
+      </w:r>
+    </w:p>
+    <w:p>
+      <w:pPr>
+        <w:pStyle w:val="Codigo"/>
+      </w:pPr>
+      <w:r>
+        <w:t xml:space="preserve">    posicao_esq = 2 * i + 1;</w:t>
+      </w:r>
+    </w:p>
+    <w:p>
+      <w:pPr>
+        <w:pStyle w:val="Codigo"/>
+      </w:pPr>
+      <w:r>
+        <w:t xml:space="preserve">    posicao_dir = 2 * i + 2;</w:t>
+      </w:r>
+    </w:p>
+    <w:p>
+      <w:pPr>
+        <w:pStyle w:val="Codigo"/>
+      </w:pPr>
+    </w:p>
+    <w:p>
+      <w:pPr>
+        <w:pStyle w:val="Codigo"/>
+      </w:pPr>
+      <w:r>
+        <w:t xml:space="preserve">    //se o valor da posicao_esq existir/for menor que o tamanho do array(enesima posicao)</w:t>
+      </w:r>
+    </w:p>
+    <w:p>
+      <w:pPr>
+        <w:pStyle w:val="Codigo"/>
+      </w:pPr>
+      <w:r>
+        <w:t xml:space="preserve">    //e for maior que a raiz do array</w:t>
+      </w:r>
+    </w:p>
+    <w:p>
+      <w:pPr>
+        <w:pStyle w:val="Codigo"/>
+      </w:pPr>
+      <w:r>
+        <w:t xml:space="preserve">    if (posicao_esq &lt; n &amp;&amp; arr[posicao_esq] &gt; arr[valor_maximo])</w:t>
+      </w:r>
+    </w:p>
+    <w:p>
+      <w:pPr>
+        <w:pStyle w:val="Codigo"/>
+      </w:pPr>
+    </w:p>
+    <w:p>
+      <w:pPr>
+        <w:pStyle w:val="Codigo"/>
+      </w:pPr>
+      <w:r>
+        <w:t xml:space="preserve">        //a raiz da arvore sera atualizada pelo valor da posicao_esq</w:t>
+      </w:r>
+    </w:p>
+    <w:p>
+      <w:pPr>
+        <w:pStyle w:val="Codigo"/>
+      </w:pPr>
+      <w:r>
+        <w:t xml:space="preserve">        valor_maximo = posicao_esq;</w:t>
+      </w:r>
+    </w:p>
+    <w:p>
+      <w:pPr>
+        <w:pStyle w:val="Codigo"/>
+      </w:pPr>
+    </w:p>
+    <w:p>
+      <w:pPr>
+        <w:pStyle w:val="Codigo"/>
+      </w:pPr>
+      <w:r>
+        <w:t xml:space="preserve">    //se o valor da posicao_dir existir/for menor que enesima posicao/o tamanho do array</w:t>
+      </w:r>
+    </w:p>
+    <w:p>
+      <w:pPr>
+        <w:pStyle w:val="Codigo"/>
+      </w:pPr>
+      <w:r>
+        <w:t xml:space="preserve">    //e for maior que a raiz do array</w:t>
+      </w:r>
+    </w:p>
+    <w:p>
+      <w:pPr>
+        <w:pStyle w:val="Codigo"/>
+      </w:pPr>
+      <w:r>
+        <w:t xml:space="preserve">    if (posicao_dir &lt; n &amp;&amp; arr[posicao_dir] &gt; arr[valor_maximo])</w:t>
+      </w:r>
+    </w:p>
+    <w:p>
+      <w:pPr>
+        <w:pStyle w:val="Codigo"/>
+      </w:pPr>
+    </w:p>
+    <w:p>
+      <w:pPr>
+        <w:pStyle w:val="Codigo"/>
+      </w:pPr>
+      <w:r>
+        <w:lastRenderedPageBreak/>
+        <w:t xml:space="preserve">        //a raiz da arvore sera atualizada pelo valor da posicao_dir</w:t>
+      </w:r>
+    </w:p>
+    <w:p>
+      <w:pPr>
+        <w:pStyle w:val="Codigo"/>
+      </w:pPr>
+      <w:r>
+        <w:t xml:space="preserve">        valor_maximo = posicao_dir;</w:t>
+      </w:r>
+    </w:p>
+    <w:p>
+      <w:pPr>
+        <w:pStyle w:val="Codigo"/>
+      </w:pPr>
+    </w:p>
+    <w:p>
+      <w:pPr>
+        <w:pStyle w:val="Codigo"/>
+      </w:pPr>
+      <w:r>
+        <w:t xml:space="preserve">    //se a raiz nao for o maior elemento(valor_maximo), prosseguir com swap(alternancia) e heapify(filtragem).</w:t>
+      </w:r>
+    </w:p>
+    <w:p>
+      <w:pPr>
+        <w:pStyle w:val="Codigo"/>
+      </w:pPr>
+      <w:r>
+        <w:t xml:space="preserve">    if (valor_maximo != i) {</w:t>
+      </w:r>
+    </w:p>
+    <w:p>
+      <w:pPr>
+        <w:pStyle w:val="Codigo"/>
+      </w:pPr>
+    </w:p>
+    <w:p>
+      <w:pPr>
+        <w:pStyle w:val="Codigo"/>
+      </w:pPr>
+      <w:r>
+        <w:t xml:space="preserve">        //temp valera uma determinada posicao do array</w:t>
+      </w:r>
+    </w:p>
+    <w:p>
+      <w:pPr>
+        <w:pStyle w:val="Codigo"/>
+      </w:pPr>
+      <w:r>
+        <w:t xml:space="preserve">        temp = arr[i];</w:t>
+      </w:r>
+    </w:p>
+    <w:p>
+      <w:pPr>
+        <w:pStyle w:val="Codigo"/>
+      </w:pPr>
+    </w:p>
+    <w:p>
+      <w:pPr>
+        <w:pStyle w:val="Codigo"/>
+      </w:pPr>
+      <w:r>
+        <w:t xml:space="preserve">        //alternara essa determinada posicao do array com a raiz</w:t>
+      </w:r>
+    </w:p>
+    <w:p>
+      <w:pPr>
+        <w:pStyle w:val="Codigo"/>
+      </w:pPr>
+      <w:r>
+        <w:t xml:space="preserve">        swap(&amp;arr[i], &amp;arr[valor_maximo]);</w:t>
+      </w:r>
+    </w:p>
+    <w:p>
+      <w:pPr>
+        <w:pStyle w:val="Codigo"/>
+      </w:pPr>
+    </w:p>
+    <w:p>
+      <w:pPr>
+        <w:pStyle w:val="Codigo"/>
+      </w:pPr>
+      <w:r>
+        <w:t xml:space="preserve">        //e passara o array, o seu tamanho e raiz para filtrar</w:t>
+      </w:r>
+    </w:p>
+    <w:p>
+      <w:pPr>
+        <w:pStyle w:val="Codigo"/>
+      </w:pPr>
+      <w:r>
+        <w:t xml:space="preserve">        heapify(arr, n, valor_maximo);</w:t>
+      </w:r>
+    </w:p>
+    <w:p>
+      <w:pPr>
+        <w:pStyle w:val="Codigo"/>
+      </w:pPr>
+      <w:r>
+        <w:t xml:space="preserve">    }</w:t>
+      </w:r>
+    </w:p>
+    <w:p>
+      <w:pPr>
+        <w:pStyle w:val="Codigo"/>
+      </w:pPr>
+      <w:r>
+        <w:t>}</w:t>
+      </w:r>
+    </w:p>
+    <w:p>
+      <w:pPr>
+        <w:pStyle w:val="Titulo4Relatorio"/>
+      </w:pPr>
+      <w:r>
+        <w:t>HEAPSORT</w:t>
+      </w:r>
+    </w:p>
+    <w:p>
+      <w:pPr>
+        <w:pStyle w:val="NormalRelatorio"/>
+      </w:pPr>
+      <w:r>
+        <w:t>sdfsfs</w:t>
+      </w:r>
+    </w:p>
+    <w:p>
+      <w:pPr>
+        <w:jc w:val="both"/>
         <w:rPr>
           <w:rFonts w:ascii="Times" w:hAnsi="Times" w:cs="Times"/>
           <w:sz w:val="20"/>
@@ -8914,53 +10318,13 @@
     </w:p>
     <w:p>
       <w:pPr>
-        <w:jc w:val="both"/>
-        <w:rPr>
-          <w:rFonts w:ascii="Times" w:hAnsi="Times" w:cs="Times"/>
-          <w:sz w:val="20"/>
-          <w:szCs w:val="24"/>
-        </w:rPr>
-      </w:pPr>
-    </w:p>
-    <w:p>
-      <w:pPr>
-        <w:jc w:val="both"/>
-        <w:rPr>
-          <w:rFonts w:ascii="Times" w:hAnsi="Times" w:cs="Times"/>
-          <w:sz w:val="20"/>
-          <w:szCs w:val="24"/>
-        </w:rPr>
-      </w:pPr>
-    </w:p>
-    <w:p>
-      <w:pPr>
-        <w:jc w:val="both"/>
-        <w:rPr>
-          <w:rFonts w:ascii="Times" w:hAnsi="Times" w:cs="Times"/>
-          <w:sz w:val="20"/>
-          <w:szCs w:val="24"/>
-        </w:rPr>
-      </w:pPr>
-    </w:p>
-    <w:p>
-      <w:pPr>
-        <w:jc w:val="both"/>
-        <w:rPr>
-          <w:rFonts w:ascii="Times" w:hAnsi="Times" w:cs="Times"/>
-          <w:sz w:val="20"/>
-          <w:szCs w:val="24"/>
-        </w:rPr>
-      </w:pPr>
-    </w:p>
-    <w:p>
-      <w:pPr>
         <w:pStyle w:val="Titulo2Relatorio"/>
       </w:pPr>
-      <w:bookmarkStart w:id="19" w:name="_Toc200142130"/>
+      <w:bookmarkStart w:id="15" w:name="_Toc200230221"/>
       <w:r>
         <w:t>Tabelas e/ou gráficos deverão ser utilizados para apresentação dos resultados dos testes.</w:t>
       </w:r>
-      <w:bookmarkEnd w:id="19"/>
+      <w:bookmarkEnd w:id="15"/>
       <w:r>
         <w:t xml:space="preserve"> </w:t>
       </w:r>
@@ -8975,7 +10339,7 @@
           <w:szCs w:val="24"/>
         </w:rPr>
       </w:pPr>
-      <w:bookmarkStart w:id="20" w:name="_Toc200142131"/>
+      <w:bookmarkStart w:id="16" w:name="_Toc200230222"/>
       <w:r>
         <w:rPr>
           <w:rFonts w:ascii="Times" w:hAnsi="Times" w:cs="Times"/>
@@ -8984,7 +10348,7 @@
         </w:rPr>
         <w:t>Incluir detalhes da configuração do computador usado para testes: sistema Operacional, quantidade de RAM, velocidade da CPU (Hz).</w:t>
       </w:r>
-      <w:bookmarkEnd w:id="20"/>
+      <w:bookmarkEnd w:id="16"/>
     </w:p>
     <w:p>
       <w:pPr>
@@ -8994,6 +10358,9 @@
         <w:t xml:space="preserve">Dentre </w:t>
       </w:r>
       <w:r>
+        <w:t>a</w:t>
+      </w:r>
+      <w:r>
         <w:t xml:space="preserve">s configurações do computador utilizado </w:t>
       </w:r>
       <w:r>
@@ -9013,11 +10380,11 @@
       <w:pPr>
         <w:pStyle w:val="Ttulo3"/>
       </w:pPr>
-      <w:bookmarkStart w:id="21" w:name="_Toc200142132"/>
+      <w:bookmarkStart w:id="17" w:name="_Toc200230223"/>
       <w:r>
         <w:t>Sistema Operacional</w:t>
       </w:r>
-      <w:bookmarkEnd w:id="21"/>
+      <w:bookmarkEnd w:id="17"/>
     </w:p>
     <w:p/>
     <w:p>
@@ -9033,6 +10400,7 @@
           <w:szCs w:val="24"/>
           <w:lang w:eastAsia="pt-BR"/>
         </w:rPr>
+        <w:lastRenderedPageBreak/>
         <w:drawing>
           <wp:inline distT="0" distB="0" distL="0" distR="0">
             <wp:extent cx="5731510" cy="3074670"/>
@@ -9102,15 +10470,14 @@
           <w:rFonts w:eastAsiaTheme="minorEastAsia"/>
         </w:rPr>
       </w:pPr>
-      <w:bookmarkStart w:id="22" w:name="_Toc200142133"/>
+      <w:bookmarkStart w:id="18" w:name="_Toc200230224"/>
       <w:r>
         <w:rPr>
           <w:rFonts w:eastAsiaTheme="minorEastAsia"/>
         </w:rPr>
-        <w:lastRenderedPageBreak/>
         <w:t>RAM</w:t>
       </w:r>
-      <w:bookmarkEnd w:id="22"/>
+      <w:bookmarkEnd w:id="18"/>
     </w:p>
     <w:p>
       <w:pPr>
@@ -9202,7 +10569,7 @@
           <w:szCs w:val="24"/>
         </w:rPr>
       </w:pPr>
-      <w:bookmarkStart w:id="23" w:name="_Toc200142134"/>
+      <w:bookmarkStart w:id="19" w:name="_Toc200230225"/>
       <w:r>
         <w:rPr>
           <w:rFonts w:ascii="Times" w:hAnsi="Times" w:cs="Times"/>
@@ -9211,7 +10578,7 @@
         </w:rPr>
         <w:t>Conclusão</w:t>
       </w:r>
-      <w:bookmarkEnd w:id="23"/>
+      <w:bookmarkEnd w:id="19"/>
     </w:p>
     <w:p>
       <w:pPr>
@@ -9223,7 +10590,7 @@
           <w:szCs w:val="24"/>
         </w:rPr>
       </w:pPr>
-      <w:bookmarkStart w:id="24" w:name="_Toc200142135"/>
+      <w:bookmarkStart w:id="20" w:name="_Toc200230226"/>
       <w:r>
         <w:rPr>
           <w:rFonts w:ascii="Times" w:hAnsi="Times" w:cs="Times"/>
@@ -9232,7 +10599,7 @@
         </w:rPr>
         <w:t>Analisar os pontos fortes e fracos do algoritmo em comparação com outros algoritmos.</w:t>
       </w:r>
-      <w:bookmarkEnd w:id="24"/>
+      <w:bookmarkEnd w:id="20"/>
       <w:r>
         <w:rPr>
           <w:rFonts w:ascii="Times" w:hAnsi="Times" w:cs="Times"/>
@@ -9279,16 +10646,17 @@
           <w:szCs w:val="24"/>
         </w:rPr>
       </w:pPr>
-      <w:bookmarkStart w:id="25" w:name="_Toc200142136"/>
-      <w:r>
-        <w:rPr>
-          <w:rFonts w:ascii="Times" w:hAnsi="Times" w:cs="Times"/>
-          <w:sz w:val="24"/>
-          <w:szCs w:val="24"/>
-        </w:rPr>
+      <w:bookmarkStart w:id="21" w:name="_Toc200230227"/>
+      <w:r>
+        <w:rPr>
+          <w:rFonts w:ascii="Times" w:hAnsi="Times" w:cs="Times"/>
+          <w:sz w:val="24"/>
+          <w:szCs w:val="24"/>
+        </w:rPr>
+        <w:lastRenderedPageBreak/>
         <w:t>Avaliar o desempenho do algoritmo em comparação com a implementação do Quicksort disponível na linguagem C.</w:t>
       </w:r>
-      <w:bookmarkEnd w:id="25"/>
+      <w:bookmarkEnd w:id="21"/>
     </w:p>
     <w:p/>
     <w:p>
@@ -9297,7 +10665,6 @@
           <w:noProof/>
           <w:lang w:eastAsia="pt-BR"/>
         </w:rPr>
-        <w:lastRenderedPageBreak/>
         <w:drawing>
           <wp:inline distT="0" distB="0" distL="0" distR="0">
             <wp:extent cx="4458087" cy="3795089"/>
@@ -9441,7 +10808,7 @@
           <w:szCs w:val="24"/>
         </w:rPr>
       </w:pPr>
-      <w:bookmarkStart w:id="26" w:name="_Toc200142137"/>
+      <w:bookmarkStart w:id="22" w:name="_Toc200230228"/>
       <w:r>
         <w:rPr>
           <w:rFonts w:ascii="Times" w:hAnsi="Times" w:cs="Times"/>
@@ -9450,7 +10817,7 @@
         </w:rPr>
         <w:t>Referências</w:t>
       </w:r>
-      <w:bookmarkEnd w:id="26"/>
+      <w:bookmarkEnd w:id="22"/>
     </w:p>
     <w:p>
       <w:pPr>
@@ -9606,17 +10973,67 @@
           <w:szCs w:val="24"/>
         </w:rPr>
       </w:pPr>
-      <w:r>
-        <w:rPr>
-          <w:rFonts w:ascii="Times" w:hAnsi="Times" w:cs="Times"/>
-          <w:sz w:val="24"/>
-          <w:szCs w:val="24"/>
-        </w:rPr>
-        <w:t>https://www.overleaf.com/read/pgbjkmsbdkkc#1725d7</w:t>
-      </w:r>
+      <w:hyperlink r:id="rId19" w:anchor="1725d7" w:history="1">
+        <w:r>
+          <w:rPr>
+            <w:rStyle w:val="Hyperlink"/>
+            <w:rFonts w:ascii="Times" w:hAnsi="Times" w:cs="Times"/>
+            <w:sz w:val="24"/>
+            <w:szCs w:val="24"/>
+          </w:rPr>
+          <w:t>https://www.overleaf.com/read/pgbjkmsbdkkc#1725d7</w:t>
+        </w:r>
+      </w:hyperlink>
+    </w:p>
+    <w:p>
+      <w:pPr>
+        <w:pStyle w:val="PargrafodaLista"/>
+        <w:jc w:val="both"/>
+      </w:pPr>
+      <w:hyperlink r:id="rId20" w:anchor="C" w:history="1">
+        <w:r>
+          <w:rPr>
+            <w:rStyle w:val="Hyperlink"/>
+          </w:rPr>
+          <w:t>Sorting algorithms/Heapsort - Rosetta Code</w:t>
+        </w:r>
+      </w:hyperlink>
+    </w:p>
+    <w:p>
+      <w:pPr>
+        <w:pStyle w:val="PargrafodaLista"/>
+        <w:jc w:val="both"/>
+      </w:pPr>
+      <w:hyperlink r:id="rId21" w:history="1">
+        <w:r>
+          <w:rPr>
+            <w:rStyle w:val="Hyperlink"/>
+          </w:rPr>
+          <w:t>Heapsort algorithm: correctness and performance analysis</w:t>
+        </w:r>
+      </w:hyperlink>
+    </w:p>
+    <w:p>
+      <w:pPr>
+        <w:pStyle w:val="PargrafodaLista"/>
+        <w:jc w:val="both"/>
+        <w:rPr>
+          <w:rFonts w:ascii="Times" w:hAnsi="Times" w:cs="Times"/>
+          <w:sz w:val="24"/>
+          <w:szCs w:val="24"/>
+        </w:rPr>
+      </w:pPr>
+      <w:hyperlink r:id="rId22" w:history="1">
+        <w:r>
+          <w:rPr>
+            <w:rStyle w:val="Hyperlink"/>
+          </w:rPr>
+          <w:t>AEDS2.13 Heapsort.pdf</w:t>
+        </w:r>
+      </w:hyperlink>
     </w:p>
     <w:sectPr>
-      <w:footerReference w:type="default" r:id="rId19"/>
+      <w:footerReference w:type="default" r:id="rId23"/>
       <w:pgSz w:w="11906" w:h="16838" w:code="9"/>
       <w:pgMar w:top="1440" w:right="1440" w:bottom="1440" w:left="1440" w:header="709" w:footer="709" w:gutter="0"/>
       <w:cols w:space="708"/>
@@ -9673,7 +11090,7 @@
             <w:rPr>
               <w:noProof/>
             </w:rPr>
-            <w:t>6</w:t>
+            <w:t>9</w:t>
           </w:r>
         </w:fldSimple>
       </w:p>
@@ -9683,6 +11100,48 @@
     <w:pPr>
       <w:pStyle w:val="Rodap"/>
     </w:pPr>
+    <w:r>
+      <w:rPr>
+        <w:noProof/>
+        <w:lang w:eastAsia="pt-BR"/>
+      </w:rPr>
+      <w:drawing>
+        <wp:inline distT="0" distB="0" distL="0" distR="0">
+          <wp:extent cx="1584960" cy="633984"/>
+          <wp:effectExtent l="0" t="0" r="0" b="0"/>
+          <wp:docPr id="8" name="Imagem 7" descr="unibrasil_logo.png"/>
+          <wp:cNvGraphicFramePr>
+            <a:graphicFrameLocks xmlns:a="http://schemas.openxmlformats.org/drawingml/2006/main" noChangeAspect="1"/>
+          </wp:cNvGraphicFramePr>
+          <a:graphic xmlns:a="http://schemas.openxmlformats.org/drawingml/2006/main">
+            <a:graphicData uri="http://schemas.openxmlformats.org/drawingml/2006/picture">
+              <pic:pic xmlns:pic="http://schemas.openxmlformats.org/drawingml/2006/picture">
+                <pic:nvPicPr>
+                  <pic:cNvPr id="0" name="unibrasil_logo.png"/>
+                  <pic:cNvPicPr/>
+                </pic:nvPicPr>
+                <pic:blipFill>
+                  <a:blip r:embed="rId1"/>
+                  <a:srcRect t="32400" b="27600"/>
+                  <a:stretch>
+                    <a:fillRect/>
+                  </a:stretch>
+                </pic:blipFill>
+                <pic:spPr>
+                  <a:xfrm>
+                    <a:off x="0" y="0"/>
+                    <a:ext cx="1590243" cy="636097"/>
+                  </a:xfrm>
+                  <a:prstGeom prst="rect">
+                    <a:avLst/>
+                  </a:prstGeom>
+                </pic:spPr>
+              </pic:pic>
+            </a:graphicData>
+          </a:graphic>
+        </wp:inline>
+      </w:drawing>
+    </w:r>
   </w:p>
 </w:ftr>
 </file>
@@ -10927,6 +12386,30 @@
       <w:rFonts w:asciiTheme="majorHAnsi" w:eastAsiaTheme="majorEastAsia" w:hAnsiTheme="majorHAnsi" w:cstheme="majorBidi"/>
       <w:b/>
       <w:bCs/>
+      <w:color w:val="4F81BD" w:themeColor="accent1"/>
+    </w:rPr>
+  </w:style>
+  <w:style w:type="paragraph" w:styleId="Ttulo4">
+    <w:name w:val="heading 4"/>
+    <w:basedOn w:val="Normal"/>
+    <w:next w:val="Normal"/>
+    <w:link w:val="Ttulo4Char"/>
+    <w:uiPriority w:val="9"/>
+    <w:unhideWhenUsed/>
+    <w:qFormat/>
+    <w:rsid w:val="0090106E"/>
+    <w:pPr>
+      <w:keepNext/>
+      <w:keepLines/>
+      <w:spacing w:before="200" w:after="0"/>
+      <w:outlineLvl w:val="3"/>
+    </w:pPr>
+    <w:rPr>
+      <w:rFonts w:asciiTheme="majorHAnsi" w:eastAsiaTheme="majorEastAsia" w:hAnsiTheme="majorHAnsi" w:cstheme="majorBidi"/>
+      <w:b/>
+      <w:bCs/>
+      <w:i/>
+      <w:iCs/>
       <w:color w:val="4F81BD" w:themeColor="accent1"/>
     </w:rPr>
   </w:style>
@@ -11309,6 +12792,44 @@
       <w:ind w:left="440"/>
     </w:pPr>
   </w:style>
+  <w:style w:type="character" w:customStyle="1" w:styleId="Ttulo4Char">
+    <w:name w:val="Título 4 Char"/>
+    <w:basedOn w:val="Fontepargpadro"/>
+    <w:link w:val="Ttulo4"/>
+    <w:uiPriority w:val="9"/>
+    <w:rsid w:val="0090106E"/>
+    <w:rPr>
+      <w:rFonts w:asciiTheme="majorHAnsi" w:eastAsiaTheme="majorEastAsia" w:hAnsiTheme="majorHAnsi" w:cstheme="majorBidi"/>
+      <w:b/>
+      <w:bCs/>
+      <w:i/>
+      <w:iCs/>
+      <w:color w:val="4F81BD" w:themeColor="accent1"/>
+    </w:rPr>
+  </w:style>
+  <w:style w:type="paragraph" w:customStyle="1" w:styleId="Titulo4Relatorio">
+    <w:name w:val="Titulo 4 Relatorio"/>
+    <w:basedOn w:val="Ttulo4"/>
+    <w:link w:val="Titulo4RelatorioChar"/>
+    <w:qFormat/>
+    <w:rsid w:val="0090106E"/>
+    <w:rPr>
+      <w:rFonts w:ascii="Times" w:hAnsi="Times" w:cs="Times"/>
+      <w:sz w:val="24"/>
+      <w:szCs w:val="24"/>
+    </w:rPr>
+  </w:style>
+  <w:style w:type="character" w:customStyle="1" w:styleId="Titulo4RelatorioChar">
+    <w:name w:val="Titulo 4 Relatorio Char"/>
+    <w:basedOn w:val="Ttulo4Char"/>
+    <w:link w:val="Titulo4Relatorio"/>
+    <w:rsid w:val="0090106E"/>
+    <w:rPr>
+      <w:rFonts w:ascii="Times" w:hAnsi="Times" w:cs="Times"/>
+      <w:sz w:val="24"/>
+      <w:szCs w:val="24"/>
+    </w:rPr>
+  </w:style>
 </w:styles>
 </file>
 
@@ -11380,9 +12901,8 @@
     <w:panose1 w:val="020B0604030504040204"/>
     <w:charset w:val="00"/>
     <w:family w:val="swiss"/>
-    <w:notTrueType/>
     <w:pitch w:val="variable"/>
-    <w:sig w:usb0="00000003" w:usb1="00000000" w:usb2="00000000" w:usb3="00000000" w:csb0="00000001" w:csb1="00000000"/>
+    <w:sig w:usb0="E1002EFF" w:usb1="C000605B" w:usb2="00000029" w:usb3="00000000" w:csb0="000101FF" w:csb1="00000000"/>
   </w:font>
   <w:font w:name="Cambria Math">
     <w:panose1 w:val="02040503050406030204"/>
@@ -11405,6 +12925,7 @@
   </w:compat>
   <w:rsids>
     <w:rsidRoot w:val="00DE5764"/>
+    <w:rsid w:val="00673B9C"/>
     <w:rsid w:val="00DE5764"/>
     <w:rsid w:val="00EC412D"/>
   </w:rsids>
@@ -11622,7 +13143,7 @@
     <w:basedOn w:val="Fontepargpadro"/>
     <w:uiPriority w:val="99"/>
     <w:semiHidden/>
-    <w:rsid w:val="00EC412D"/>
+    <w:rsid w:val="00673B9C"/>
     <w:rPr>
       <w:color w:val="808080"/>
     </w:rPr>

--- a/Relatorio_Equipe_HeapSort.docx
+++ b/Relatorio_Equipe_HeapSort.docx
@@ -333,7 +333,7 @@
             </w:rPr>
             <w:fldChar w:fldCharType="separate"/>
           </w:r>
-          <w:hyperlink w:anchor="_Toc200230206" w:history="1">
+          <w:hyperlink w:anchor="_Toc200292928" w:history="1">
             <w:r>
               <w:rPr>
                 <w:rStyle w:val="Hyperlink"/>
@@ -377,7 +377,7 @@
                 <w:noProof/>
                 <w:webHidden/>
               </w:rPr>
-              <w:instrText xml:space="preserve"> PAGEREF _Toc200230206 \h </w:instrText>
+              <w:instrText xml:space="preserve"> PAGEREF _Toc200292928 \h </w:instrText>
             </w:r>
             <w:r>
               <w:rPr>
@@ -420,7 +420,7 @@
               <w:lang w:eastAsia="pt-BR"/>
             </w:rPr>
           </w:pPr>
-          <w:hyperlink w:anchor="_Toc200230207" w:history="1">
+          <w:hyperlink w:anchor="_Toc200292929" w:history="1">
             <w:r>
               <w:rPr>
                 <w:rStyle w:val="Hyperlink"/>
@@ -448,7 +448,7 @@
                 <w:noProof/>
                 <w:webHidden/>
               </w:rPr>
-              <w:instrText xml:space="preserve"> PAGEREF _Toc200230207 \h </w:instrText>
+              <w:instrText xml:space="preserve"> PAGEREF _Toc200292929 \h </w:instrText>
             </w:r>
             <w:r>
               <w:rPr>
@@ -491,7 +491,7 @@
               <w:lang w:eastAsia="pt-BR"/>
             </w:rPr>
           </w:pPr>
-          <w:hyperlink w:anchor="_Toc200230208" w:history="1">
+          <w:hyperlink w:anchor="_Toc200292930" w:history="1">
             <w:r>
               <w:rPr>
                 <w:rStyle w:val="Hyperlink"/>
@@ -519,7 +519,7 @@
                 <w:noProof/>
                 <w:webHidden/>
               </w:rPr>
-              <w:instrText xml:space="preserve"> PAGEREF _Toc200230208 \h </w:instrText>
+              <w:instrText xml:space="preserve"> PAGEREF _Toc200292930 \h </w:instrText>
             </w:r>
             <w:r>
               <w:rPr>
@@ -562,7 +562,7 @@
               <w:lang w:eastAsia="pt-BR"/>
             </w:rPr>
           </w:pPr>
-          <w:hyperlink w:anchor="_Toc200230209" w:history="1">
+          <w:hyperlink w:anchor="_Toc200292931" w:history="1">
             <w:r>
               <w:rPr>
                 <w:rStyle w:val="Hyperlink"/>
@@ -590,7 +590,7 @@
                 <w:noProof/>
                 <w:webHidden/>
               </w:rPr>
-              <w:instrText xml:space="preserve"> PAGEREF _Toc200230209 \h </w:instrText>
+              <w:instrText xml:space="preserve"> PAGEREF _Toc200292931 \h </w:instrText>
             </w:r>
             <w:r>
               <w:rPr>
@@ -634,7 +634,7 @@
               <w:lang w:eastAsia="pt-BR"/>
             </w:rPr>
           </w:pPr>
-          <w:hyperlink w:anchor="_Toc200230210" w:history="1">
+          <w:hyperlink w:anchor="_Toc200292932" w:history="1">
             <w:r>
               <w:rPr>
                 <w:rStyle w:val="Hyperlink"/>
@@ -678,7 +678,7 @@
                 <w:noProof/>
                 <w:webHidden/>
               </w:rPr>
-              <w:instrText xml:space="preserve"> PAGEREF _Toc200230210 \h </w:instrText>
+              <w:instrText xml:space="preserve"> PAGEREF _Toc200292932 \h </w:instrText>
             </w:r>
             <w:r>
               <w:rPr>
@@ -721,7 +721,7 @@
               <w:lang w:eastAsia="pt-BR"/>
             </w:rPr>
           </w:pPr>
-          <w:hyperlink w:anchor="_Toc200230211" w:history="1">
+          <w:hyperlink w:anchor="_Toc200292933" w:history="1">
             <w:r>
               <w:rPr>
                 <w:rStyle w:val="Hyperlink"/>
@@ -749,7 +749,7 @@
                 <w:noProof/>
                 <w:webHidden/>
               </w:rPr>
-              <w:instrText xml:space="preserve"> PAGEREF _Toc200230211 \h </w:instrText>
+              <w:instrText xml:space="preserve"> PAGEREF _Toc200292933 \h </w:instrText>
             </w:r>
             <w:r>
               <w:rPr>
@@ -792,7 +792,7 @@
               <w:lang w:eastAsia="pt-BR"/>
             </w:rPr>
           </w:pPr>
-          <w:hyperlink w:anchor="_Toc200230212" w:history="1">
+          <w:hyperlink w:anchor="_Toc200292934" w:history="1">
             <w:r>
               <w:rPr>
                 <w:rStyle w:val="Hyperlink"/>
@@ -820,7 +820,7 @@
                 <w:noProof/>
                 <w:webHidden/>
               </w:rPr>
-              <w:instrText xml:space="preserve"> PAGEREF _Toc200230212 \h </w:instrText>
+              <w:instrText xml:space="preserve"> PAGEREF _Toc200292934 \h </w:instrText>
             </w:r>
             <w:r>
               <w:rPr>
@@ -863,7 +863,7 @@
               <w:lang w:eastAsia="pt-BR"/>
             </w:rPr>
           </w:pPr>
-          <w:hyperlink w:anchor="_Toc200230213" w:history="1">
+          <w:hyperlink w:anchor="_Toc200292935" w:history="1">
             <w:r>
               <w:rPr>
                 <w:rStyle w:val="Hyperlink"/>
@@ -891,7 +891,7 @@
                 <w:noProof/>
                 <w:webHidden/>
               </w:rPr>
-              <w:instrText xml:space="preserve"> PAGEREF _Toc200230213 \h </w:instrText>
+              <w:instrText xml:space="preserve"> PAGEREF _Toc200292935 \h </w:instrText>
             </w:r>
             <w:r>
               <w:rPr>
@@ -934,7 +934,7 @@
               <w:lang w:eastAsia="pt-BR"/>
             </w:rPr>
           </w:pPr>
-          <w:hyperlink w:anchor="_Toc200230214" w:history="1">
+          <w:hyperlink w:anchor="_Toc200292936" w:history="1">
             <w:r>
               <w:rPr>
                 <w:rStyle w:val="Hyperlink"/>
@@ -962,7 +962,7 @@
                 <w:noProof/>
                 <w:webHidden/>
               </w:rPr>
-              <w:instrText xml:space="preserve"> PAGEREF _Toc200230214 \h </w:instrText>
+              <w:instrText xml:space="preserve"> PAGEREF _Toc200292936 \h </w:instrText>
             </w:r>
             <w:r>
               <w:rPr>
@@ -1005,7 +1005,7 @@
               <w:lang w:eastAsia="pt-BR"/>
             </w:rPr>
           </w:pPr>
-          <w:hyperlink w:anchor="_Toc200230215" w:history="1">
+          <w:hyperlink w:anchor="_Toc200292937" w:history="1">
             <w:r>
               <w:rPr>
                 <w:rStyle w:val="Hyperlink"/>
@@ -1033,7 +1033,7 @@
                 <w:noProof/>
                 <w:webHidden/>
               </w:rPr>
-              <w:instrText xml:space="preserve"> PAGEREF _Toc200230215 \h </w:instrText>
+              <w:instrText xml:space="preserve"> PAGEREF _Toc200292937 \h </w:instrText>
             </w:r>
             <w:r>
               <w:rPr>
@@ -1076,7 +1076,7 @@
               <w:lang w:eastAsia="pt-BR"/>
             </w:rPr>
           </w:pPr>
-          <w:hyperlink w:anchor="_Toc200230216" w:history="1">
+          <w:hyperlink w:anchor="_Toc200292938" w:history="1">
             <w:r>
               <w:rPr>
                 <w:rStyle w:val="Hyperlink"/>
@@ -1104,7 +1104,7 @@
                 <w:noProof/>
                 <w:webHidden/>
               </w:rPr>
-              <w:instrText xml:space="preserve"> PAGEREF _Toc200230216 \h </w:instrText>
+              <w:instrText xml:space="preserve"> PAGEREF _Toc200292938 \h </w:instrText>
             </w:r>
             <w:r>
               <w:rPr>
@@ -1148,7 +1148,7 @@
               <w:lang w:eastAsia="pt-BR"/>
             </w:rPr>
           </w:pPr>
-          <w:hyperlink w:anchor="_Toc200230217" w:history="1">
+          <w:hyperlink w:anchor="_Toc200292939" w:history="1">
             <w:r>
               <w:rPr>
                 <w:rStyle w:val="Hyperlink"/>
@@ -1192,7 +1192,7 @@
                 <w:noProof/>
                 <w:webHidden/>
               </w:rPr>
-              <w:instrText xml:space="preserve"> PAGEREF _Toc200230217 \h </w:instrText>
+              <w:instrText xml:space="preserve"> PAGEREF _Toc200292939 \h </w:instrText>
             </w:r>
             <w:r>
               <w:rPr>
@@ -1235,7 +1235,7 @@
               <w:lang w:eastAsia="pt-BR"/>
             </w:rPr>
           </w:pPr>
-          <w:hyperlink w:anchor="_Toc200230218" w:history="1">
+          <w:hyperlink w:anchor="_Toc200292940" w:history="1">
             <w:r>
               <w:rPr>
                 <w:rStyle w:val="Hyperlink"/>
@@ -1263,7 +1263,7 @@
                 <w:noProof/>
                 <w:webHidden/>
               </w:rPr>
-              <w:instrText xml:space="preserve"> PAGEREF _Toc200230218 \h </w:instrText>
+              <w:instrText xml:space="preserve"> PAGEREF _Toc200292940 \h </w:instrText>
             </w:r>
             <w:r>
               <w:rPr>
@@ -1306,7 +1306,7 @@
               <w:lang w:eastAsia="pt-BR"/>
             </w:rPr>
           </w:pPr>
-          <w:hyperlink w:anchor="_Toc200230219" w:history="1">
+          <w:hyperlink w:anchor="_Toc200292941" w:history="1">
             <w:r>
               <w:rPr>
                 <w:rStyle w:val="Hyperlink"/>
@@ -1333,7 +1333,7 @@
                 <w:noProof/>
                 <w:webHidden/>
               </w:rPr>
-              <w:instrText xml:space="preserve"> PAGEREF _Toc200230219 \h </w:instrText>
+              <w:instrText xml:space="preserve"> PAGEREF _Toc200292941 \h </w:instrText>
             </w:r>
             <w:r>
               <w:rPr>
@@ -1376,7 +1376,7 @@
               <w:lang w:eastAsia="pt-BR"/>
             </w:rPr>
           </w:pPr>
-          <w:hyperlink w:anchor="_Toc200230220" w:history="1">
+          <w:hyperlink w:anchor="_Toc200292942" w:history="1">
             <w:r>
               <w:rPr>
                 <w:rStyle w:val="Hyperlink"/>
@@ -1403,7 +1403,7 @@
                 <w:noProof/>
                 <w:webHidden/>
               </w:rPr>
-              <w:instrText xml:space="preserve"> PAGEREF _Toc200230220 \h </w:instrText>
+              <w:instrText xml:space="preserve"> PAGEREF _Toc200292942 \h </w:instrText>
             </w:r>
             <w:r>
               <w:rPr>
@@ -1423,7 +1423,7 @@
                 <w:noProof/>
                 <w:webHidden/>
               </w:rPr>
-              <w:t>7</w:t>
+              <w:t>8</w:t>
             </w:r>
             <w:r>
               <w:rPr>
@@ -1446,13 +1446,27 @@
               <w:lang w:eastAsia="pt-BR"/>
             </w:rPr>
           </w:pPr>
-          <w:hyperlink w:anchor="_Toc200230221" w:history="1">
+          <w:hyperlink w:anchor="_Toc200292943" w:history="1">
             <w:r>
               <w:rPr>
                 <w:rStyle w:val="Hyperlink"/>
                 <w:noProof/>
               </w:rPr>
-              <w:t>Tabelas e/ou gráficos deverão ser utilizados para apresentação dos resultados dos testes.</w:t>
+              <w:t>RESU</w:t>
+            </w:r>
+            <w:r>
+              <w:rPr>
+                <w:rStyle w:val="Hyperlink"/>
+                <w:noProof/>
+              </w:rPr>
+              <w:t>L</w:t>
+            </w:r>
+            <w:r>
+              <w:rPr>
+                <w:rStyle w:val="Hyperlink"/>
+                <w:noProof/>
+              </w:rPr>
+              <w:t>TADOS DOS TESTES</w:t>
             </w:r>
             <w:r>
               <w:rPr>
@@ -1473,7 +1487,7 @@
                 <w:noProof/>
                 <w:webHidden/>
               </w:rPr>
-              <w:instrText xml:space="preserve"> PAGEREF _Toc200230221 \h </w:instrText>
+              <w:instrText xml:space="preserve"> PAGEREF _Toc200292943 \h </w:instrText>
             </w:r>
             <w:r>
               <w:rPr>
@@ -1493,7 +1507,217 @@
                 <w:noProof/>
                 <w:webHidden/>
               </w:rPr>
-              <w:t>10</w:t>
+              <w:t>13</w:t>
+            </w:r>
+            <w:r>
+              <w:rPr>
+                <w:noProof/>
+                <w:webHidden/>
+              </w:rPr>
+              <w:fldChar w:fldCharType="end"/>
+            </w:r>
+          </w:hyperlink>
+        </w:p>
+        <w:p>
+          <w:pPr>
+            <w:pStyle w:val="Sumrio3"/>
+            <w:tabs>
+              <w:tab w:val="right" w:leader="dot" w:pos="9016"/>
+            </w:tabs>
+            <w:rPr>
+              <w:rFonts w:eastAsiaTheme="minorEastAsia"/>
+              <w:noProof/>
+              <w:lang w:eastAsia="pt-BR"/>
+            </w:rPr>
+          </w:pPr>
+          <w:hyperlink w:anchor="_Toc200292944" w:history="1">
+            <w:r>
+              <w:rPr>
+                <w:rStyle w:val="Hyperlink"/>
+                <w:noProof/>
+              </w:rPr>
+              <w:t>ORDERED INPUT</w:t>
+            </w:r>
+            <w:r>
+              <w:rPr>
+                <w:noProof/>
+                <w:webHidden/>
+              </w:rPr>
+              <w:tab/>
+            </w:r>
+            <w:r>
+              <w:rPr>
+                <w:noProof/>
+                <w:webHidden/>
+              </w:rPr>
+              <w:fldChar w:fldCharType="begin"/>
+            </w:r>
+            <w:r>
+              <w:rPr>
+                <w:noProof/>
+                <w:webHidden/>
+              </w:rPr>
+              <w:instrText xml:space="preserve"> PAGEREF _Toc200292944 \h </w:instrText>
+            </w:r>
+            <w:r>
+              <w:rPr>
+                <w:noProof/>
+                <w:webHidden/>
+              </w:rPr>
+            </w:r>
+            <w:r>
+              <w:rPr>
+                <w:noProof/>
+                <w:webHidden/>
+              </w:rPr>
+              <w:fldChar w:fldCharType="separate"/>
+            </w:r>
+            <w:r>
+              <w:rPr>
+                <w:noProof/>
+                <w:webHidden/>
+              </w:rPr>
+              <w:t>13</w:t>
+            </w:r>
+            <w:r>
+              <w:rPr>
+                <w:noProof/>
+                <w:webHidden/>
+              </w:rPr>
+              <w:fldChar w:fldCharType="end"/>
+            </w:r>
+          </w:hyperlink>
+        </w:p>
+        <w:p>
+          <w:pPr>
+            <w:pStyle w:val="Sumrio3"/>
+            <w:tabs>
+              <w:tab w:val="right" w:leader="dot" w:pos="9016"/>
+            </w:tabs>
+            <w:rPr>
+              <w:rFonts w:eastAsiaTheme="minorEastAsia"/>
+              <w:noProof/>
+              <w:lang w:eastAsia="pt-BR"/>
+            </w:rPr>
+          </w:pPr>
+          <w:hyperlink w:anchor="_Toc200292945" w:history="1">
+            <w:r>
+              <w:rPr>
+                <w:rStyle w:val="Hyperlink"/>
+                <w:noProof/>
+              </w:rPr>
+              <w:t>REVERSE ORDERED INPUT</w:t>
+            </w:r>
+            <w:r>
+              <w:rPr>
+                <w:noProof/>
+                <w:webHidden/>
+              </w:rPr>
+              <w:tab/>
+            </w:r>
+            <w:r>
+              <w:rPr>
+                <w:noProof/>
+                <w:webHidden/>
+              </w:rPr>
+              <w:fldChar w:fldCharType="begin"/>
+            </w:r>
+            <w:r>
+              <w:rPr>
+                <w:noProof/>
+                <w:webHidden/>
+              </w:rPr>
+              <w:instrText xml:space="preserve"> PAGEREF _Toc200292945 \h </w:instrText>
+            </w:r>
+            <w:r>
+              <w:rPr>
+                <w:noProof/>
+                <w:webHidden/>
+              </w:rPr>
+            </w:r>
+            <w:r>
+              <w:rPr>
+                <w:noProof/>
+                <w:webHidden/>
+              </w:rPr>
+              <w:fldChar w:fldCharType="separate"/>
+            </w:r>
+            <w:r>
+              <w:rPr>
+                <w:noProof/>
+                <w:webHidden/>
+              </w:rPr>
+              <w:t>14</w:t>
+            </w:r>
+            <w:r>
+              <w:rPr>
+                <w:noProof/>
+                <w:webHidden/>
+              </w:rPr>
+              <w:fldChar w:fldCharType="end"/>
+            </w:r>
+          </w:hyperlink>
+        </w:p>
+        <w:p>
+          <w:pPr>
+            <w:pStyle w:val="Sumrio3"/>
+            <w:tabs>
+              <w:tab w:val="right" w:leader="dot" w:pos="9016"/>
+            </w:tabs>
+            <w:rPr>
+              <w:rFonts w:eastAsiaTheme="minorEastAsia"/>
+              <w:noProof/>
+              <w:lang w:eastAsia="pt-BR"/>
+            </w:rPr>
+          </w:pPr>
+          <w:hyperlink w:anchor="_Toc200292946" w:history="1">
+            <w:r>
+              <w:rPr>
+                <w:rStyle w:val="Hyperlink"/>
+                <w:noProof/>
+              </w:rPr>
+              <w:t>UNIFORM INPUT</w:t>
+            </w:r>
+            <w:r>
+              <w:rPr>
+                <w:noProof/>
+                <w:webHidden/>
+              </w:rPr>
+              <w:tab/>
+            </w:r>
+            <w:r>
+              <w:rPr>
+                <w:noProof/>
+                <w:webHidden/>
+              </w:rPr>
+              <w:fldChar w:fldCharType="begin"/>
+            </w:r>
+            <w:r>
+              <w:rPr>
+                <w:noProof/>
+                <w:webHidden/>
+              </w:rPr>
+              <w:instrText xml:space="preserve"> PAGEREF _Toc200292946 \h </w:instrText>
+            </w:r>
+            <w:r>
+              <w:rPr>
+                <w:noProof/>
+                <w:webHidden/>
+              </w:rPr>
+            </w:r>
+            <w:r>
+              <w:rPr>
+                <w:noProof/>
+                <w:webHidden/>
+              </w:rPr>
+              <w:fldChar w:fldCharType="separate"/>
+            </w:r>
+            <w:r>
+              <w:rPr>
+                <w:noProof/>
+                <w:webHidden/>
+              </w:rPr>
+              <w:t>14</w:t>
             </w:r>
             <w:r>
               <w:rPr>
@@ -1516,14 +1740,14 @@
               <w:lang w:eastAsia="pt-BR"/>
             </w:rPr>
           </w:pPr>
-          <w:hyperlink w:anchor="_Toc200230222" w:history="1">
+          <w:hyperlink w:anchor="_Toc200292947" w:history="1">
             <w:r>
               <w:rPr>
                 <w:rStyle w:val="Hyperlink"/>
                 <w:rFonts w:ascii="Times" w:hAnsi="Times" w:cs="Times"/>
                 <w:noProof/>
               </w:rPr>
-              <w:t>Incluir detalhes da configuração do computador usado para testes: sistema Operacional, quantidade de RAM, velocidade da CPU (Hz).</w:t>
+              <w:t>Detalhes da Configuração do Computador Utilizado</w:t>
             </w:r>
             <w:r>
               <w:rPr>
@@ -1544,7 +1768,7 @@
                 <w:noProof/>
                 <w:webHidden/>
               </w:rPr>
-              <w:instrText xml:space="preserve"> PAGEREF _Toc200230222 \h </w:instrText>
+              <w:instrText xml:space="preserve"> PAGEREF _Toc200292947 \h </w:instrText>
             </w:r>
             <w:r>
               <w:rPr>
@@ -1564,7 +1788,7 @@
                 <w:noProof/>
                 <w:webHidden/>
               </w:rPr>
-              <w:t>10</w:t>
+              <w:t>15</w:t>
             </w:r>
             <w:r>
               <w:rPr>
@@ -1587,7 +1811,7 @@
               <w:lang w:eastAsia="pt-BR"/>
             </w:rPr>
           </w:pPr>
-          <w:hyperlink w:anchor="_Toc200230223" w:history="1">
+          <w:hyperlink w:anchor="_Toc200292948" w:history="1">
             <w:r>
               <w:rPr>
                 <w:rStyle w:val="Hyperlink"/>
@@ -1614,7 +1838,7 @@
                 <w:noProof/>
                 <w:webHidden/>
               </w:rPr>
-              <w:instrText xml:space="preserve"> PAGEREF _Toc200230223 \h </w:instrText>
+              <w:instrText xml:space="preserve"> PAGEREF _Toc200292948 \h </w:instrText>
             </w:r>
             <w:r>
               <w:rPr>
@@ -1634,7 +1858,7 @@
                 <w:noProof/>
                 <w:webHidden/>
               </w:rPr>
-              <w:t>10</w:t>
+              <w:t>16</w:t>
             </w:r>
             <w:r>
               <w:rPr>
@@ -1657,7 +1881,7 @@
               <w:lang w:eastAsia="pt-BR"/>
             </w:rPr>
           </w:pPr>
-          <w:hyperlink w:anchor="_Toc200230224" w:history="1">
+          <w:hyperlink w:anchor="_Toc200292949" w:history="1">
             <w:r>
               <w:rPr>
                 <w:rStyle w:val="Hyperlink"/>
@@ -1684,7 +1908,7 @@
                 <w:noProof/>
                 <w:webHidden/>
               </w:rPr>
-              <w:instrText xml:space="preserve"> PAGEREF _Toc200230224 \h </w:instrText>
+              <w:instrText xml:space="preserve"> PAGEREF _Toc200292949 \h </w:instrText>
             </w:r>
             <w:r>
               <w:rPr>
@@ -1704,7 +1928,7 @@
                 <w:noProof/>
                 <w:webHidden/>
               </w:rPr>
-              <w:t>11</w:t>
+              <w:t>16</w:t>
             </w:r>
             <w:r>
               <w:rPr>
@@ -1728,7 +1952,7 @@
               <w:lang w:eastAsia="pt-BR"/>
             </w:rPr>
           </w:pPr>
-          <w:hyperlink w:anchor="_Toc200230225" w:history="1">
+          <w:hyperlink w:anchor="_Toc200292950" w:history="1">
             <w:r>
               <w:rPr>
                 <w:rStyle w:val="Hyperlink"/>
@@ -1772,7 +1996,7 @@
                 <w:noProof/>
                 <w:webHidden/>
               </w:rPr>
-              <w:instrText xml:space="preserve"> PAGEREF _Toc200230225 \h </w:instrText>
+              <w:instrText xml:space="preserve"> PAGEREF _Toc200292950 \h </w:instrText>
             </w:r>
             <w:r>
               <w:rPr>
@@ -1792,7 +2016,7 @@
                 <w:noProof/>
                 <w:webHidden/>
               </w:rPr>
-              <w:t>11</w:t>
+              <w:t>17</w:t>
             </w:r>
             <w:r>
               <w:rPr>
@@ -1815,7 +2039,7 @@
               <w:lang w:eastAsia="pt-BR"/>
             </w:rPr>
           </w:pPr>
-          <w:hyperlink w:anchor="_Toc200230226" w:history="1">
+          <w:hyperlink w:anchor="_Toc200292951" w:history="1">
             <w:r>
               <w:rPr>
                 <w:rStyle w:val="Hyperlink"/>
@@ -1843,7 +2067,7 @@
                 <w:noProof/>
                 <w:webHidden/>
               </w:rPr>
-              <w:instrText xml:space="preserve"> PAGEREF _Toc200230226 \h </w:instrText>
+              <w:instrText xml:space="preserve"> PAGEREF _Toc200292951 \h </w:instrText>
             </w:r>
             <w:r>
               <w:rPr>
@@ -1863,7 +2087,7 @@
                 <w:noProof/>
                 <w:webHidden/>
               </w:rPr>
-              <w:t>11</w:t>
+              <w:t>17</w:t>
             </w:r>
             <w:r>
               <w:rPr>
@@ -1886,7 +2110,7 @@
               <w:lang w:eastAsia="pt-BR"/>
             </w:rPr>
           </w:pPr>
-          <w:hyperlink w:anchor="_Toc200230227" w:history="1">
+          <w:hyperlink w:anchor="_Toc200292952" w:history="1">
             <w:r>
               <w:rPr>
                 <w:rStyle w:val="Hyperlink"/>
@@ -1914,7 +2138,7 @@
                 <w:noProof/>
                 <w:webHidden/>
               </w:rPr>
-              <w:instrText xml:space="preserve"> PAGEREF _Toc200230227 \h </w:instrText>
+              <w:instrText xml:space="preserve"> PAGEREF _Toc200292952 \h </w:instrText>
             </w:r>
             <w:r>
               <w:rPr>
@@ -1934,7 +2158,7 @@
                 <w:noProof/>
                 <w:webHidden/>
               </w:rPr>
-              <w:t>12</w:t>
+              <w:t>17</w:t>
             </w:r>
             <w:r>
               <w:rPr>
@@ -1958,7 +2182,7 @@
               <w:lang w:eastAsia="pt-BR"/>
             </w:rPr>
           </w:pPr>
-          <w:hyperlink w:anchor="_Toc200230228" w:history="1">
+          <w:hyperlink w:anchor="_Toc200292953" w:history="1">
             <w:r>
               <w:rPr>
                 <w:rStyle w:val="Hyperlink"/>
@@ -2002,7 +2226,7 @@
                 <w:noProof/>
                 <w:webHidden/>
               </w:rPr>
-              <w:instrText xml:space="preserve"> PAGEREF _Toc200230228 \h </w:instrText>
+              <w:instrText xml:space="preserve"> PAGEREF _Toc200292953 \h </w:instrText>
             </w:r>
             <w:r>
               <w:rPr>
@@ -2022,7 +2246,7 @@
                 <w:noProof/>
                 <w:webHidden/>
               </w:rPr>
-              <w:t>13</w:t>
+              <w:t>19</w:t>
             </w:r>
             <w:r>
               <w:rPr>
@@ -2048,7 +2272,6 @@
               <w:sz w:val="24"/>
               <w:szCs w:val="24"/>
             </w:rPr>
-            <w:lastRenderedPageBreak/>
             <w:fldChar w:fldCharType="end"/>
           </w:r>
         </w:p>
@@ -2079,7 +2302,7 @@
           <w:szCs w:val="24"/>
         </w:rPr>
       </w:pPr>
-      <w:bookmarkStart w:id="0" w:name="_Toc200230206"/>
+      <w:bookmarkStart w:id="0" w:name="_Toc200292928"/>
       <w:r>
         <w:rPr>
           <w:rFonts w:ascii="Times" w:hAnsi="Times" w:cs="Times"/>
@@ -2100,7 +2323,7 @@
           <w:szCs w:val="24"/>
         </w:rPr>
       </w:pPr>
-      <w:bookmarkStart w:id="1" w:name="_Toc200230207"/>
+      <w:bookmarkStart w:id="1" w:name="_Toc200292929"/>
       <w:r>
         <w:rPr>
           <w:rFonts w:ascii="Times" w:hAnsi="Times" w:cs="Times"/>
@@ -2129,7 +2352,7 @@
           <w:szCs w:val="24"/>
         </w:rPr>
       </w:pPr>
-      <w:bookmarkStart w:id="2" w:name="_Toc200230208"/>
+      <w:bookmarkStart w:id="2" w:name="_Toc200292930"/>
       <w:r>
         <w:rPr>
           <w:rFonts w:ascii="Times" w:hAnsi="Times" w:cs="Times"/>
@@ -2158,7 +2381,7 @@
           <w:szCs w:val="24"/>
         </w:rPr>
       </w:pPr>
-      <w:bookmarkStart w:id="3" w:name="_Toc200230209"/>
+      <w:bookmarkStart w:id="3" w:name="_Toc200292931"/>
       <w:r>
         <w:rPr>
           <w:rFonts w:ascii="Times" w:hAnsi="Times" w:cs="Times"/>
@@ -2210,7 +2433,7 @@
           <w:szCs w:val="24"/>
         </w:rPr>
       </w:pPr>
-      <w:bookmarkStart w:id="4" w:name="_Toc200230210"/>
+      <w:bookmarkStart w:id="4" w:name="_Toc200292932"/>
       <w:r>
         <w:rPr>
           <w:rFonts w:ascii="Times" w:hAnsi="Times" w:cs="Times"/>
@@ -2239,7 +2462,7 @@
           <w:szCs w:val="24"/>
         </w:rPr>
       </w:pPr>
-      <w:bookmarkStart w:id="5" w:name="_Toc200230211"/>
+      <w:bookmarkStart w:id="5" w:name="_Toc200292933"/>
       <w:r>
         <w:rPr>
           <w:rFonts w:ascii="Times" w:hAnsi="Times" w:cs="Times"/>
@@ -2405,7 +2628,7 @@
         </w:rPr>
         <w:t xml:space="preserve"> </w:t>
       </w:r>
-      <w:bookmarkStart w:id="6" w:name="_Toc200230212"/>
+      <w:bookmarkStart w:id="6" w:name="_Toc200292934"/>
       <w:r>
         <w:rPr>
           <w:rFonts w:ascii="Times" w:hAnsi="Times" w:cs="Times"/>
@@ -2634,6 +2857,7 @@
           <w:sz w:val="24"/>
           <w:szCs w:val="24"/>
         </w:rPr>
+        <w:lastRenderedPageBreak/>
         <w:t xml:space="preserve">A Construção do Heap vale </w:t>
       </w:r>
       <m:oMath>
@@ -2716,7 +2940,6 @@
           <w:sz w:val="24"/>
           <w:szCs w:val="24"/>
         </w:rPr>
-        <w:lastRenderedPageBreak/>
         <w:t>Heapify:</w:t>
       </w:r>
     </w:p>
@@ -4086,6 +4309,7 @@
           <w:sz w:val="24"/>
           <w:szCs w:val="24"/>
         </w:rPr>
+        <w:lastRenderedPageBreak/>
         <w:t>No fim eliminando a</w:t>
       </w:r>
       <w:r>
@@ -4240,7 +4464,6 @@
           <w:sz w:val="24"/>
           <w:szCs w:val="24"/>
         </w:rPr>
-        <w:lastRenderedPageBreak/>
         <w:t>O custo para a c</w:t>
       </w:r>
       <w:r>
@@ -5041,7 +5264,7 @@
           <w:szCs w:val="24"/>
         </w:rPr>
       </w:pPr>
-      <w:bookmarkStart w:id="7" w:name="_Toc200230213"/>
+      <w:bookmarkStart w:id="7" w:name="_Toc200292935"/>
       <w:r>
         <w:rPr>
           <w:rFonts w:ascii="Times" w:hAnsi="Times" w:cs="Times"/>
@@ -5207,7 +5430,7 @@
           <w:szCs w:val="24"/>
         </w:rPr>
       </w:pPr>
-      <w:bookmarkStart w:id="8" w:name="_Toc200230214"/>
+      <w:bookmarkStart w:id="8" w:name="_Toc200292936"/>
       <w:r>
         <w:rPr>
           <w:rFonts w:ascii="Times" w:hAnsi="Times" w:cs="Times"/>
@@ -5407,7 +5630,7 @@
           <w:szCs w:val="24"/>
         </w:rPr>
       </w:pPr>
-      <w:bookmarkStart w:id="9" w:name="_Toc200230215"/>
+      <w:bookmarkStart w:id="9" w:name="_Toc200292937"/>
       <w:r>
         <w:rPr>
           <w:rFonts w:ascii="Times" w:hAnsi="Times" w:cs="Times"/>
@@ -5465,6 +5688,7 @@
           <w:sz w:val="24"/>
           <w:szCs w:val="24"/>
         </w:rPr>
+        <w:lastRenderedPageBreak/>
         <w:t xml:space="preserve">Como já foi mencionado anteriormente, o algoritmo de ordenação Heapsort é considerado instável, pois quando há valores iguais as posições são trocadas, </w:t>
       </w:r>
       <w:r>
@@ -5527,7 +5751,6 @@
           <w:sz w:val="24"/>
           <w:szCs w:val="24"/>
         </w:rPr>
-        <w:lastRenderedPageBreak/>
         <w:t>Mesma Grandeza: Pior, Médio e Melhor Caso</w:t>
       </w:r>
     </w:p>
@@ -5614,7 +5837,7 @@
           <w:szCs w:val="24"/>
         </w:rPr>
       </w:pPr>
-      <w:bookmarkStart w:id="10" w:name="_Toc200230216"/>
+      <w:bookmarkStart w:id="10" w:name="_Toc200292938"/>
       <w:r>
         <w:rPr>
           <w:rFonts w:ascii="Times" w:hAnsi="Times" w:cs="Times"/>
@@ -5652,7 +5875,7 @@
           <w:szCs w:val="24"/>
         </w:rPr>
       </w:pPr>
-      <w:bookmarkStart w:id="11" w:name="_Toc200230217"/>
+      <w:bookmarkStart w:id="11" w:name="_Toc200292939"/>
       <w:r>
         <w:rPr>
           <w:rFonts w:ascii="Times" w:hAnsi="Times" w:cs="Times"/>
@@ -5673,7 +5896,7 @@
           <w:szCs w:val="24"/>
         </w:rPr>
       </w:pPr>
-      <w:bookmarkStart w:id="12" w:name="_Toc200230218"/>
+      <w:bookmarkStart w:id="12" w:name="_Toc200292940"/>
       <w:r>
         <w:rPr>
           <w:rFonts w:ascii="Times" w:hAnsi="Times" w:cs="Times"/>
@@ -5697,7 +5920,7 @@
       <w:pPr>
         <w:pStyle w:val="Titulo3Relatorio"/>
       </w:pPr>
-      <w:bookmarkStart w:id="13" w:name="_Toc200230219"/>
+      <w:bookmarkStart w:id="13" w:name="_Toc200292941"/>
       <w:r>
         <w:t>Algoritmo da obra Estrutura de Dados Usando C</w:t>
       </w:r>
@@ -6295,7 +6518,16 @@
           <w:sz w:val="24"/>
           <w:szCs w:val="24"/>
         </w:rPr>
-        <w:t xml:space="preserve"> é inserido como seu elemento filho). À medida que cada elemento menor que </w:t>
+        <w:t xml:space="preserve"> é inserido como seu elemento filho). À medida que cada elemento menor </w:t>
+      </w:r>
+      <w:r>
+        <w:rPr>
+          <w:rFonts w:ascii="Times" w:eastAsiaTheme="minorEastAsia" w:hAnsi="Times" w:cs="Times"/>
+          <w:sz w:val="24"/>
+          <w:szCs w:val="24"/>
+        </w:rPr>
+        <w:lastRenderedPageBreak/>
+        <w:t xml:space="preserve">que </w:t>
       </w:r>
       <w:r>
         <w:rPr>
@@ -6427,16 +6659,7 @@
           <w:sz w:val="24"/>
           <w:szCs w:val="24"/>
         </w:rPr>
-        <w:t xml:space="preserve"> Contudo, um novo elemento não pode ser inserido </w:t>
-      </w:r>
-      <w:r>
-        <w:rPr>
-          <w:rFonts w:ascii="Times" w:eastAsiaTheme="minorEastAsia" w:hAnsi="Times" w:cs="Times"/>
-          <w:sz w:val="24"/>
-          <w:szCs w:val="24"/>
-        </w:rPr>
-        <w:lastRenderedPageBreak/>
-        <w:t xml:space="preserve">entre dois elementos já existentes sem deslocar/reposicionar elementos existentes com </w:t>
+        <w:t xml:space="preserve"> Contudo, um novo elemento não pode ser inserido entre dois elementos já existentes sem deslocar/reposicionar elementos existentes com </w:t>
       </w:r>
       <w:r>
         <w:rPr>
@@ -7435,7 +7658,16 @@
           <w:sz w:val="24"/>
           <w:szCs w:val="24"/>
         </w:rPr>
-        <w:t xml:space="preserve"> elementos. Quando este mesmo elemento é removido, os </w:t>
+        <w:t xml:space="preserve"> elementos. Quando este mesmo elemento é </w:t>
+      </w:r>
+      <w:r>
+        <w:rPr>
+          <w:rFonts w:ascii="Times" w:eastAsiaTheme="minorEastAsia" w:hAnsi="Times" w:cs="Times"/>
+          <w:sz w:val="24"/>
+          <w:szCs w:val="24"/>
+        </w:rPr>
+        <w:lastRenderedPageBreak/>
+        <w:t xml:space="preserve">removido, os </w:t>
       </w:r>
       <m:oMath>
         <m:r>
@@ -7565,7 +7797,6 @@
           <w:sz w:val="24"/>
           <w:szCs w:val="24"/>
         </w:rPr>
-        <w:lastRenderedPageBreak/>
         <w:t xml:space="preserve">Seja </w:t>
       </w:r>
       <w:r>
@@ -8498,6 +8729,7 @@
         <w:pStyle w:val="Titulo4Relatorio"/>
       </w:pPr>
       <w:r>
+        <w:lastRenderedPageBreak/>
         <w:t>HEAPSORT</w:t>
       </w:r>
     </w:p>
@@ -8525,7 +8757,6 @@
         <w:pStyle w:val="Titulo4Relatorio"/>
       </w:pPr>
       <w:r>
-        <w:lastRenderedPageBreak/>
         <w:t>PRINTARRAY</w:t>
       </w:r>
     </w:p>
@@ -8553,26 +8784,6 @@
         <w:jc w:val="both"/>
         <w:rPr>
           <w:rFonts w:ascii="Times" w:hAnsi="Times" w:cs="Times"/>
-          <w:sz w:val="24"/>
-          <w:szCs w:val="24"/>
-        </w:rPr>
-      </w:pPr>
-    </w:p>
-    <w:p>
-      <w:pPr>
-        <w:jc w:val="both"/>
-        <w:rPr>
-          <w:rFonts w:ascii="Times" w:eastAsiaTheme="minorEastAsia" w:hAnsi="Times" w:cs="Times"/>
-          <w:sz w:val="24"/>
-          <w:szCs w:val="24"/>
-        </w:rPr>
-      </w:pPr>
-    </w:p>
-    <w:p>
-      <w:pPr>
-        <w:jc w:val="both"/>
-        <w:rPr>
-          <w:rFonts w:ascii="Times" w:hAnsi="Times" w:cs="Times"/>
           <w:sz w:val="20"/>
           <w:szCs w:val="24"/>
         </w:rPr>
@@ -8582,7 +8793,7 @@
       <w:pPr>
         <w:pStyle w:val="Titulo3Relatorio"/>
       </w:pPr>
-      <w:bookmarkStart w:id="14" w:name="_Toc200230220"/>
+      <w:bookmarkStart w:id="14" w:name="_Toc200292942"/>
       <w:r>
         <w:t>Algoritmo do site Programmiz</w:t>
       </w:r>
@@ -9033,6 +9244,11 @@
     </w:p>
     <w:p>
       <w:pPr>
+        <w:pStyle w:val="Codigo"/>
+      </w:pPr>
+    </w:p>
+    <w:p>
+      <w:pPr>
         <w:pStyle w:val="Titulo4Relatorio"/>
       </w:pPr>
       <w:r>
@@ -9064,31 +9280,7 @@
           <w:sz w:val="24"/>
           <w:szCs w:val="24"/>
         </w:rPr>
-        <w:t>heapify</w:t>
-      </w:r>
-      <w:r>
-        <w:rPr>
-          <w:rFonts w:ascii="Times" w:hAnsi="Times" w:cs="Times"/>
-          <w:sz w:val="24"/>
-          <w:szCs w:val="24"/>
-        </w:rPr>
-        <w:t>(</w:t>
-      </w:r>
-      <w:r>
-        <w:rPr>
-          <w:rFonts w:ascii="Times" w:hAnsi="Times" w:cs="Times"/>
-          <w:sz w:val="24"/>
-          <w:szCs w:val="24"/>
-        </w:rPr>
-        <w:t>double* arr, long n, long i</w:t>
-      </w:r>
-      <w:r>
-        <w:rPr>
-          <w:rFonts w:ascii="Times" w:hAnsi="Times" w:cs="Times"/>
-          <w:sz w:val="24"/>
-          <w:szCs w:val="24"/>
-        </w:rPr>
-        <w:t>)</w:t>
+        <w:t>heapify(double* arr, long n, long i)</w:t>
       </w:r>
       <w:r>
         <w:rPr>
@@ -9882,7 +10074,11 @@
         <w:t xml:space="preserve"> vai receber: </w:t>
       </w:r>
       <w:r>
-        <w:t>o array</w:t>
+        <w:t xml:space="preserve">o </w:t>
+      </w:r>
+      <w:r>
+        <w:lastRenderedPageBreak/>
+        <w:t>array</w:t>
       </w:r>
       <w:r>
         <w:t xml:space="preserve"> </w:t>
@@ -9940,7 +10136,1128 @@
         <w:t xml:space="preserve"> </w:t>
       </w:r>
       <w:r>
+        <w:t xml:space="preserve">chamado recursivo de </w:t>
+      </w:r>
+      <w:r>
+        <w:rPr>
+          <w:i/>
+        </w:rPr>
+        <w:t>heapify</w:t>
+      </w:r>
+      <w:r>
+        <w:t>(</w:t>
+      </w:r>
+      <w:r>
+        <w:rPr>
+          <w:i/>
+        </w:rPr>
+        <w:t>arr, n, valor_maximo</w:t>
+      </w:r>
+      <w:r>
+        <w:t>)</w:t>
+      </w:r>
+      <w:r>
+        <w:t xml:space="preserve"> </w:t>
+      </w:r>
+      <w:r>
+        <w:t>utilizará tais parâmetros para reestruturar o heap</w:t>
+      </w:r>
+      <w:r>
+        <w:t>,</w:t>
+      </w:r>
+      <w:r>
+        <w:t xml:space="preserve"> quando necessário.</w:t>
+      </w:r>
+      <w:r>
+        <w:t xml:space="preserve"> Podendo ser implementado</w:t>
+      </w:r>
+      <w:r>
+        <w:t xml:space="preserve"> através</w:t>
+      </w:r>
+      <w:r>
+        <w:t xml:space="preserve"> deste formato:</w:t>
+      </w:r>
+    </w:p>
+    <w:p>
+      <w:pPr>
+        <w:pStyle w:val="Codigo"/>
+      </w:pPr>
+      <w:r>
+        <w:t>//funcao da filtragem(heapify)</w:t>
+      </w:r>
+    </w:p>
+    <w:p>
+      <w:pPr>
+        <w:pStyle w:val="Codigo"/>
+      </w:pPr>
+      <w:r>
+        <w:t>void heapify(double* arr, long n, long i)</w:t>
+      </w:r>
+    </w:p>
+    <w:p>
+      <w:pPr>
+        <w:pStyle w:val="Codigo"/>
+      </w:pPr>
+      <w:r>
+        <w:t>{</w:t>
+      </w:r>
+    </w:p>
+    <w:p>
+      <w:pPr>
+        <w:pStyle w:val="Codigo"/>
+      </w:pPr>
+      <w:r>
+        <w:t xml:space="preserve">    //arr eh o array</w:t>
+      </w:r>
+    </w:p>
+    <w:p>
+      <w:pPr>
+        <w:pStyle w:val="Codigo"/>
+      </w:pPr>
+      <w:r>
+        <w:t xml:space="preserve">    //i eh a posicao</w:t>
+      </w:r>
+    </w:p>
+    <w:p>
+      <w:pPr>
+        <w:pStyle w:val="Codigo"/>
+      </w:pPr>
+      <w:r>
+        <w:t xml:space="preserve">    //n eh a enesima posicao(tamanho do array/qntde de elementos no array)</w:t>
+      </w:r>
+    </w:p>
+    <w:p>
+      <w:pPr>
+        <w:pStyle w:val="Codigo"/>
+      </w:pPr>
+    </w:p>
+    <w:p>
+      <w:pPr>
+        <w:pStyle w:val="Codigo"/>
+      </w:pPr>
+      <w:r>
+        <w:t xml:space="preserve">    //encontrando o maior valor(valor_maximo) entre a raiz, posicao_esq e posicao_dir</w:t>
+      </w:r>
+    </w:p>
+    <w:p>
+      <w:pPr>
+        <w:pStyle w:val="Codigo"/>
+      </w:pPr>
+      <w:r>
+        <w:t xml:space="preserve">    double temp;</w:t>
+      </w:r>
+    </w:p>
+    <w:p>
+      <w:pPr>
+        <w:pStyle w:val="Codigo"/>
+      </w:pPr>
+      <w:r>
+        <w:t xml:space="preserve">    long valor_maximo, posicao_esq, posicao_dir;</w:t>
+      </w:r>
+    </w:p>
+    <w:p>
+      <w:pPr>
+        <w:pStyle w:val="Codigo"/>
+      </w:pPr>
+    </w:p>
+    <w:p>
+      <w:pPr>
+        <w:pStyle w:val="Codigo"/>
+      </w:pPr>
+      <w:r>
+        <w:t xml:space="preserve">    valor_maximo = i;</w:t>
+      </w:r>
+    </w:p>
+    <w:p>
+      <w:pPr>
+        <w:pStyle w:val="Codigo"/>
+      </w:pPr>
+      <w:r>
+        <w:t xml:space="preserve">    posicao_esq = 2 * i + 1;</w:t>
+      </w:r>
+    </w:p>
+    <w:p>
+      <w:pPr>
+        <w:pStyle w:val="Codigo"/>
+      </w:pPr>
+      <w:r>
+        <w:t xml:space="preserve">    posicao_dir = 2 * i + 2;</w:t>
+      </w:r>
+    </w:p>
+    <w:p>
+      <w:pPr>
+        <w:pStyle w:val="Codigo"/>
+      </w:pPr>
+    </w:p>
+    <w:p>
+      <w:pPr>
+        <w:pStyle w:val="Codigo"/>
+      </w:pPr>
+      <w:r>
+        <w:t xml:space="preserve">    //se o valor da posicao_esq existir/for menor que o tamanho do array(enesima posicao)</w:t>
+      </w:r>
+    </w:p>
+    <w:p>
+      <w:pPr>
+        <w:pStyle w:val="Codigo"/>
+      </w:pPr>
+      <w:r>
+        <w:t xml:space="preserve">    //e for maior que a raiz do array</w:t>
+      </w:r>
+    </w:p>
+    <w:p>
+      <w:pPr>
+        <w:pStyle w:val="Codigo"/>
+      </w:pPr>
+      <w:r>
+        <w:t xml:space="preserve">    if (posicao_esq &lt; n &amp;&amp; arr[posicao_esq] &gt; arr[valor_maximo])</w:t>
+      </w:r>
+    </w:p>
+    <w:p>
+      <w:pPr>
+        <w:pStyle w:val="Codigo"/>
+      </w:pPr>
+    </w:p>
+    <w:p>
+      <w:pPr>
+        <w:pStyle w:val="Codigo"/>
+      </w:pPr>
+      <w:r>
+        <w:t xml:space="preserve">        //a raiz da arvore sera atualizada pelo valor da posicao_esq</w:t>
+      </w:r>
+    </w:p>
+    <w:p>
+      <w:pPr>
+        <w:pStyle w:val="Codigo"/>
+      </w:pPr>
+      <w:r>
+        <w:t xml:space="preserve">        valor_maximo = posicao_esq;</w:t>
+      </w:r>
+    </w:p>
+    <w:p>
+      <w:pPr>
+        <w:pStyle w:val="Codigo"/>
+      </w:pPr>
+    </w:p>
+    <w:p>
+      <w:pPr>
+        <w:pStyle w:val="Codigo"/>
+      </w:pPr>
+      <w:r>
+        <w:t xml:space="preserve">    //se o valor da posicao_dir existir/for menor que enesima posicao/o tamanho do array</w:t>
+      </w:r>
+    </w:p>
+    <w:p>
+      <w:pPr>
+        <w:pStyle w:val="Codigo"/>
+      </w:pPr>
+      <w:r>
+        <w:t xml:space="preserve">    //e for maior que a raiz do array</w:t>
+      </w:r>
+    </w:p>
+    <w:p>
+      <w:pPr>
+        <w:pStyle w:val="Codigo"/>
+      </w:pPr>
+      <w:r>
+        <w:t xml:space="preserve">    if (posicao_dir &lt; n &amp;&amp; arr[posicao_dir] &gt; arr[valor_maximo])</w:t>
+      </w:r>
+    </w:p>
+    <w:p>
+      <w:pPr>
+        <w:pStyle w:val="Codigo"/>
+      </w:pPr>
+    </w:p>
+    <w:p>
+      <w:pPr>
+        <w:pStyle w:val="Codigo"/>
+      </w:pPr>
+      <w:r>
+        <w:t xml:space="preserve">        //a raiz da arvore sera atualizada pelo valor da posicao_dir</w:t>
+      </w:r>
+    </w:p>
+    <w:p>
+      <w:pPr>
+        <w:pStyle w:val="Codigo"/>
+      </w:pPr>
+      <w:r>
+        <w:t xml:space="preserve">        valor_maximo = posicao_dir;</w:t>
+      </w:r>
+    </w:p>
+    <w:p>
+      <w:pPr>
+        <w:pStyle w:val="Codigo"/>
+      </w:pPr>
+    </w:p>
+    <w:p>
+      <w:pPr>
+        <w:pStyle w:val="Codigo"/>
+      </w:pPr>
+      <w:r>
+        <w:t xml:space="preserve">    //se a raiz nao for o maior elemento(valor_maximo), prosseguir com swap(alternancia) e heapify(filtragem).</w:t>
+      </w:r>
+    </w:p>
+    <w:p>
+      <w:pPr>
+        <w:pStyle w:val="Codigo"/>
+      </w:pPr>
+      <w:r>
+        <w:t xml:space="preserve">    if (valor_maximo != i) {</w:t>
+      </w:r>
+    </w:p>
+    <w:p>
+      <w:pPr>
+        <w:pStyle w:val="Codigo"/>
+      </w:pPr>
+    </w:p>
+    <w:p>
+      <w:pPr>
+        <w:pStyle w:val="Codigo"/>
+      </w:pPr>
+      <w:r>
+        <w:t xml:space="preserve">        //temp valera uma determinada posicao do array</w:t>
+      </w:r>
+    </w:p>
+    <w:p>
+      <w:pPr>
+        <w:pStyle w:val="Codigo"/>
+      </w:pPr>
+      <w:r>
+        <w:t xml:space="preserve">        temp = arr[i];</w:t>
+      </w:r>
+    </w:p>
+    <w:p>
+      <w:pPr>
+        <w:pStyle w:val="Codigo"/>
+      </w:pPr>
+    </w:p>
+    <w:p>
+      <w:pPr>
+        <w:pStyle w:val="Codigo"/>
+      </w:pPr>
+      <w:r>
+        <w:t xml:space="preserve">        //alternara essa determinada posicao do array com a raiz</w:t>
+      </w:r>
+    </w:p>
+    <w:p>
+      <w:pPr>
+        <w:pStyle w:val="Codigo"/>
+      </w:pPr>
+      <w:r>
+        <w:t xml:space="preserve">        swap(&amp;arr[i], &amp;arr[valor_maximo]);</w:t>
+      </w:r>
+    </w:p>
+    <w:p>
+      <w:pPr>
+        <w:pStyle w:val="Codigo"/>
+      </w:pPr>
+    </w:p>
+    <w:p>
+      <w:pPr>
+        <w:pStyle w:val="Codigo"/>
+      </w:pPr>
+      <w:r>
+        <w:t xml:space="preserve">        //e passara o array, o seu tamanho e raiz para filtrar</w:t>
+      </w:r>
+    </w:p>
+    <w:p>
+      <w:pPr>
+        <w:pStyle w:val="Codigo"/>
+      </w:pPr>
+      <w:r>
+        <w:t xml:space="preserve">        heapify(arr, n, valor_maximo);</w:t>
+      </w:r>
+    </w:p>
+    <w:p>
+      <w:pPr>
+        <w:pStyle w:val="Codigo"/>
+      </w:pPr>
+      <w:r>
+        <w:t xml:space="preserve">    }</w:t>
+      </w:r>
+    </w:p>
+    <w:p>
+      <w:pPr>
+        <w:pStyle w:val="Codigo"/>
+      </w:pPr>
+      <w:r>
+        <w:t>}</w:t>
+      </w:r>
+    </w:p>
+    <w:p>
+      <w:pPr>
+        <w:pStyle w:val="Titulo4Relatorio"/>
+      </w:pPr>
+      <w:r>
+        <w:t>HEAPSORT</w:t>
+      </w:r>
+    </w:p>
+    <w:p>
+      <w:pPr>
+        <w:ind w:firstLine="708"/>
+        <w:jc w:val="both"/>
+        <w:rPr>
+          <w:rFonts w:ascii="Times" w:eastAsiaTheme="minorEastAsia" w:hAnsi="Times" w:cs="Times"/>
+          <w:sz w:val="24"/>
+          <w:szCs w:val="24"/>
+        </w:rPr>
+      </w:pPr>
+      <w:r>
+        <w:rPr>
+          <w:rFonts w:ascii="Times" w:hAnsi="Times" w:cs="Times"/>
+          <w:sz w:val="24"/>
+          <w:szCs w:val="24"/>
+        </w:rPr>
+        <w:t xml:space="preserve">Para o procedimento </w:t>
+      </w:r>
+      <w:r>
+        <w:rPr>
+          <w:rFonts w:ascii="Times" w:hAnsi="Times" w:cs="Times"/>
+          <w:i/>
+          <w:sz w:val="24"/>
+          <w:szCs w:val="24"/>
+        </w:rPr>
+        <w:t>heapsort</w:t>
+      </w:r>
+      <w:r>
+        <w:rPr>
+          <w:rFonts w:ascii="Times" w:hAnsi="Times" w:cs="Times"/>
+          <w:i/>
+          <w:sz w:val="24"/>
+          <w:szCs w:val="24"/>
+        </w:rPr>
+        <w:t xml:space="preserve">(double* arr, long </w:t>
+      </w:r>
+      <w:r>
+        <w:rPr>
+          <w:rFonts w:ascii="Times" w:hAnsi="Times" w:cs="Times"/>
+          <w:i/>
+          <w:sz w:val="24"/>
+          <w:szCs w:val="24"/>
+        </w:rPr>
+        <w:t>arr_size</w:t>
+      </w:r>
+      <w:r>
+        <w:rPr>
+          <w:rFonts w:ascii="Times" w:hAnsi="Times" w:cs="Times"/>
+          <w:i/>
+          <w:sz w:val="24"/>
+          <w:szCs w:val="24"/>
+        </w:rPr>
+        <w:t>)</w:t>
+      </w:r>
+      <w:r>
+        <w:rPr>
+          <w:rFonts w:ascii="Times" w:hAnsi="Times" w:cs="Times"/>
+          <w:sz w:val="24"/>
+          <w:szCs w:val="24"/>
+        </w:rPr>
+        <w:t xml:space="preserve">, observa-se </w:t>
+      </w:r>
+      <w:r>
+        <w:rPr>
+          <w:rFonts w:ascii="Times" w:eastAsiaTheme="minorEastAsia" w:hAnsi="Times" w:cs="Times"/>
+          <w:sz w:val="24"/>
+          <w:szCs w:val="24"/>
+        </w:rPr>
+        <w:t xml:space="preserve">que em seus parâmetros são utilizados: um ponteiro do tipo </w:t>
+      </w:r>
+      <w:r>
+        <w:rPr>
+          <w:rFonts w:ascii="Times" w:eastAsiaTheme="minorEastAsia" w:hAnsi="Times" w:cs="Times"/>
+          <w:i/>
+          <w:sz w:val="24"/>
+          <w:szCs w:val="24"/>
+        </w:rPr>
+        <w:t>double</w:t>
+      </w:r>
+      <w:r>
+        <w:rPr>
+          <w:rFonts w:ascii="Times" w:eastAsiaTheme="minorEastAsia" w:hAnsi="Times" w:cs="Times"/>
+          <w:sz w:val="24"/>
+          <w:szCs w:val="24"/>
+        </w:rPr>
+        <w:t xml:space="preserve"> para o array de números de entrada e  uma variável do tipo </w:t>
+      </w:r>
+      <w:r>
+        <w:rPr>
+          <w:rFonts w:ascii="Times" w:eastAsiaTheme="minorEastAsia" w:hAnsi="Times" w:cs="Times"/>
+          <w:i/>
+          <w:sz w:val="24"/>
+          <w:szCs w:val="24"/>
+        </w:rPr>
+        <w:t>long</w:t>
+      </w:r>
+      <w:r>
+        <w:rPr>
+          <w:rFonts w:ascii="Times" w:eastAsiaTheme="minorEastAsia" w:hAnsi="Times" w:cs="Times"/>
+          <w:sz w:val="24"/>
+          <w:szCs w:val="24"/>
+        </w:rPr>
+        <w:t xml:space="preserve"> para receber o tamanho do array.</w:t>
+      </w:r>
+    </w:p>
+    <w:p>
+      <w:pPr>
+        <w:pStyle w:val="NormalRelatorio"/>
+      </w:pPr>
+      <w:r>
+        <w:rPr>
+          <w:rFonts w:eastAsiaTheme="minorEastAsia"/>
+        </w:rPr>
+        <w:t xml:space="preserve">Dentre os laços de repetições conseguintes, o primeiro </w:t>
+      </w:r>
+      <w:r>
+        <w:rPr>
+          <w:rFonts w:eastAsiaTheme="minorEastAsia"/>
+          <w:i/>
+        </w:rPr>
+        <w:t>for</w:t>
+      </w:r>
+      <w:r>
+        <w:rPr>
+          <w:rFonts w:eastAsiaTheme="minorEastAsia"/>
+        </w:rPr>
+        <w:t xml:space="preserve"> define uma variável temporária </w:t>
+      </w:r>
+      <m:oMath>
+        <m:r>
+          <w:rPr>
+            <w:rFonts w:ascii="Cambria Math" w:eastAsiaTheme="minorEastAsia" w:hAnsi="Cambria Math"/>
+          </w:rPr>
+          <m:t>i</m:t>
+        </m:r>
+      </m:oMath>
+      <w:r>
+        <w:rPr>
+          <w:rFonts w:eastAsiaTheme="minorEastAsia"/>
+        </w:rPr>
+        <w:t xml:space="preserve"> do tipo </w:t>
+      </w:r>
+      <w:r>
+        <w:rPr>
+          <w:rFonts w:eastAsiaTheme="minorEastAsia"/>
+          <w:i/>
+        </w:rPr>
+        <w:t>int</w:t>
+      </w:r>
+      <w:r>
+        <w:rPr>
+          <w:rFonts w:eastAsiaTheme="minorEastAsia"/>
+        </w:rPr>
+        <w:t xml:space="preserve"> </w:t>
+      </w:r>
+      <w:r>
+        <w:rPr>
+          <w:rFonts w:eastAsiaTheme="minorEastAsia"/>
+        </w:rPr>
+        <w:t>com o resultado</w:t>
+      </w:r>
+      <w:r>
+        <w:rPr>
+          <w:rFonts w:eastAsiaTheme="minorEastAsia"/>
+        </w:rPr>
+        <w:t xml:space="preserve"> </w:t>
+      </w:r>
+      <w:r>
+        <w:rPr>
+          <w:rFonts w:eastAsiaTheme="minorEastAsia"/>
+        </w:rPr>
+        <w:t xml:space="preserve">da equação: </w:t>
+      </w:r>
+      <w:r>
+        <w:rPr>
+          <w:rFonts w:eastAsiaTheme="minorEastAsia"/>
+          <w:i/>
+        </w:rPr>
+        <w:t>arr_size</w:t>
+      </w:r>
+      <w:r>
+        <w:rPr>
+          <w:rFonts w:eastAsiaTheme="minorEastAsia"/>
+        </w:rPr>
+        <w:t xml:space="preserve"> / 2 – 1. Já em sua condição intermediária, o laço será executado enquanto </w:t>
+      </w:r>
+      <m:oMath>
+        <m:r>
+          <w:rPr>
+            <w:rFonts w:ascii="Cambria Math" w:eastAsiaTheme="minorEastAsia" w:hAnsi="Cambria Math"/>
+          </w:rPr>
+          <m:t>i≥0</m:t>
+        </m:r>
+      </m:oMath>
+      <w:r>
+        <w:rPr>
+          <w:rFonts w:eastAsiaTheme="minorEastAsia"/>
+        </w:rPr>
+        <w:t xml:space="preserve">. E o contador </w:t>
+      </w:r>
+      <m:oMath>
+        <m:r>
+          <w:rPr>
+            <w:rFonts w:ascii="Cambria Math" w:eastAsiaTheme="minorEastAsia" w:hAnsi="Cambria Math"/>
+          </w:rPr>
+          <m:t>i</m:t>
+        </m:r>
+      </m:oMath>
+      <w:r>
+        <w:rPr>
+          <w:rFonts w:eastAsiaTheme="minorEastAsia"/>
+        </w:rPr>
+        <w:t xml:space="preserve"> irá decrementar/subtrair a posição a cada execução.</w:t>
+      </w:r>
+    </w:p>
+    <w:p>
+      <w:pPr>
+        <w:pStyle w:val="NormalRelatorio"/>
+        <w:rPr>
+          <w:rFonts w:eastAsiaTheme="minorEastAsia"/>
+        </w:rPr>
+      </w:pPr>
+      <w:r>
+        <w:rPr>
+          <w:rFonts w:eastAsiaTheme="minorEastAsia"/>
+        </w:rPr>
+        <w:t xml:space="preserve">Prosseguindo, </w:t>
+      </w:r>
+      <w:r>
+        <w:rPr>
+          <w:rFonts w:eastAsiaTheme="minorEastAsia"/>
+        </w:rPr>
+        <w:t xml:space="preserve">o primeiro </w:t>
+      </w:r>
+      <w:r>
+        <w:rPr>
+          <w:rFonts w:eastAsiaTheme="minorEastAsia"/>
+          <w:i/>
+        </w:rPr>
+        <w:t>for</w:t>
+      </w:r>
+      <w:r>
+        <w:rPr>
+          <w:rFonts w:eastAsiaTheme="minorEastAsia"/>
+        </w:rPr>
+        <w:t xml:space="preserve"> servirá para construir o </w:t>
+      </w:r>
+      <w:r>
+        <w:rPr>
+          <w:rFonts w:eastAsiaTheme="minorEastAsia"/>
+          <w:i/>
+        </w:rPr>
+        <w:t>max heap</w:t>
+      </w:r>
+      <w:r>
+        <w:rPr>
+          <w:rFonts w:eastAsiaTheme="minorEastAsia"/>
+        </w:rPr>
+        <w:t>,</w:t>
+      </w:r>
+      <w:r>
+        <w:rPr>
+          <w:rFonts w:eastAsiaTheme="minorEastAsia"/>
+        </w:rPr>
+        <w:t xml:space="preserve"> execultando a filtragem do </w:t>
+      </w:r>
+      <w:r>
+        <w:rPr>
+          <w:rFonts w:eastAsiaTheme="minorEastAsia"/>
+          <w:i/>
+        </w:rPr>
+        <w:t>heapify</w:t>
+      </w:r>
+      <w:r>
+        <w:rPr>
+          <w:rFonts w:eastAsiaTheme="minorEastAsia"/>
+        </w:rPr>
+        <w:t xml:space="preserve"> para reorganizar o heap</w:t>
+      </w:r>
+      <w:r>
+        <w:rPr>
+          <w:rFonts w:eastAsiaTheme="minorEastAsia"/>
+        </w:rPr>
+        <w:t xml:space="preserve"> a cada execução</w:t>
+      </w:r>
+      <w:r>
+        <w:rPr>
+          <w:rFonts w:eastAsiaTheme="minorEastAsia"/>
+        </w:rPr>
+        <w:t>.</w:t>
+      </w:r>
+      <w:r>
+        <w:rPr>
+          <w:rFonts w:eastAsiaTheme="minorEastAsia"/>
+          <w:i/>
+        </w:rPr>
+        <w:t xml:space="preserve"> </w:t>
+      </w:r>
+      <w:r>
+        <w:rPr>
+          <w:rFonts w:eastAsiaTheme="minorEastAsia"/>
+        </w:rPr>
+        <w:t>Para isso, definimos</w:t>
+      </w:r>
+      <w:r>
+        <w:rPr>
+          <w:rFonts w:eastAsiaTheme="minorEastAsia"/>
+        </w:rPr>
+        <w:t xml:space="preserve"> uma variável temporária </w:t>
+      </w:r>
+      <m:oMath>
+        <m:r>
+          <w:rPr>
+            <w:rFonts w:ascii="Cambria Math" w:eastAsiaTheme="minorEastAsia" w:hAnsi="Cambria Math"/>
+          </w:rPr>
+          <m:t>i</m:t>
+        </m:r>
+      </m:oMath>
+      <w:r>
+        <w:rPr>
+          <w:rFonts w:eastAsiaTheme="minorEastAsia"/>
+        </w:rPr>
+        <w:t xml:space="preserve"> do tipo </w:t>
+      </w:r>
+      <w:r>
+        <w:rPr>
+          <w:rFonts w:eastAsiaTheme="minorEastAsia"/>
+          <w:i/>
+        </w:rPr>
+        <w:t>int</w:t>
+      </w:r>
+      <w:r>
+        <w:rPr>
+          <w:rFonts w:eastAsiaTheme="minorEastAsia"/>
+        </w:rPr>
+        <w:t xml:space="preserve"> com o resultado da equação: </w:t>
+      </w:r>
+      <w:r>
+        <w:rPr>
+          <w:rFonts w:eastAsiaTheme="minorEastAsia"/>
+          <w:i/>
+        </w:rPr>
+        <w:t>arr_size</w:t>
+      </w:r>
+      <w:r>
+        <w:rPr>
+          <w:rFonts w:eastAsiaTheme="minorEastAsia"/>
+        </w:rPr>
+        <w:t xml:space="preserve"> / 2 – 1. Já</w:t>
+      </w:r>
+      <w:r>
+        <w:rPr>
+          <w:rFonts w:eastAsiaTheme="minorEastAsia"/>
+        </w:rPr>
+        <w:t xml:space="preserve"> que</w:t>
+      </w:r>
+      <w:r>
+        <w:rPr>
+          <w:rFonts w:eastAsiaTheme="minorEastAsia"/>
+        </w:rPr>
+        <w:t xml:space="preserve"> em sua condição intermediária, o laço será executado enquanto </w:t>
+      </w:r>
+      <m:oMath>
+        <m:r>
+          <w:rPr>
+            <w:rFonts w:ascii="Cambria Math" w:eastAsiaTheme="minorEastAsia" w:hAnsi="Cambria Math"/>
+          </w:rPr>
+          <m:t>i≥0</m:t>
+        </m:r>
+      </m:oMath>
+      <w:r>
+        <w:rPr>
+          <w:rFonts w:eastAsiaTheme="minorEastAsia"/>
+        </w:rPr>
+        <w:t xml:space="preserve">. E o contador </w:t>
+      </w:r>
+      <m:oMath>
+        <m:r>
+          <w:rPr>
+            <w:rFonts w:ascii="Cambria Math" w:eastAsiaTheme="minorEastAsia" w:hAnsi="Cambria Math"/>
+          </w:rPr>
+          <m:t>i</m:t>
+        </m:r>
+      </m:oMath>
+      <w:r>
+        <w:rPr>
+          <w:rFonts w:eastAsiaTheme="minorEastAsia"/>
+        </w:rPr>
+        <w:t xml:space="preserve"> irá decrementar, ou seja, subtrair a posição a cada execução. Em seguida, o procedimento </w:t>
+      </w:r>
+      <w:r>
+        <w:rPr>
+          <w:rFonts w:eastAsiaTheme="minorEastAsia"/>
+          <w:i/>
+        </w:rPr>
+        <w:t>heapify</w:t>
+      </w:r>
+      <w:r>
+        <w:rPr>
+          <w:rFonts w:eastAsiaTheme="minorEastAsia"/>
+          <w:i/>
+        </w:rPr>
+        <w:t xml:space="preserve"> </w:t>
+      </w:r>
+      <w:r>
+        <w:rPr>
+          <w:rFonts w:eastAsiaTheme="minorEastAsia"/>
+        </w:rPr>
+        <w:t xml:space="preserve">irá </w:t>
+      </w:r>
+      <w:r>
+        <w:rPr>
+          <w:rFonts w:eastAsiaTheme="minorEastAsia"/>
+        </w:rPr>
+        <w:t xml:space="preserve">ser executado </w:t>
+      </w:r>
+      <w:r>
+        <w:rPr>
+          <w:rFonts w:eastAsiaTheme="minorEastAsia"/>
+        </w:rPr>
+        <w:t xml:space="preserve">passando </w:t>
+      </w:r>
+      <w:r>
+        <w:rPr>
+          <w:rFonts w:eastAsiaTheme="minorEastAsia"/>
+        </w:rPr>
+        <w:t xml:space="preserve">os valores das variáveis: </w:t>
+      </w:r>
+      <w:r>
+        <w:rPr>
+          <w:rFonts w:eastAsiaTheme="minorEastAsia"/>
+          <w:i/>
+        </w:rPr>
+        <w:t>arr</w:t>
+      </w:r>
+      <w:r>
+        <w:rPr>
+          <w:rFonts w:eastAsiaTheme="minorEastAsia"/>
+        </w:rPr>
+        <w:t xml:space="preserve">, </w:t>
+      </w:r>
+      <w:r>
+        <w:rPr>
+          <w:rFonts w:eastAsiaTheme="minorEastAsia"/>
+          <w:i/>
+        </w:rPr>
+        <w:t>arr_size</w:t>
+      </w:r>
+      <w:r>
+        <w:rPr>
+          <w:rFonts w:eastAsiaTheme="minorEastAsia"/>
+        </w:rPr>
+        <w:t xml:space="preserve"> e </w:t>
+      </w:r>
+      <m:oMath>
+        <m:r>
+          <w:rPr>
+            <w:rFonts w:ascii="Cambria Math" w:eastAsiaTheme="minorEastAsia" w:hAnsi="Cambria Math"/>
+          </w:rPr>
+          <m:t>i</m:t>
+        </m:r>
+      </m:oMath>
+      <w:r>
+        <w:rPr>
+          <w:rFonts w:eastAsiaTheme="minorEastAsia"/>
+        </w:rPr>
+        <w:t>.</w:t>
+      </w:r>
+    </w:p>
+    <w:p>
+      <w:pPr>
+        <w:pStyle w:val="NormalRelatorio"/>
+      </w:pPr>
+      <w:r>
         <w:lastRenderedPageBreak/>
+        <w:t xml:space="preserve">Por último, </w:t>
+      </w:r>
+      <w:r>
+        <w:rPr>
+          <w:rFonts w:eastAsiaTheme="minorEastAsia"/>
+        </w:rPr>
+        <w:t xml:space="preserve">a última condição checa se </w:t>
+      </w:r>
+      <w:r>
+        <w:rPr>
+          <w:rFonts w:eastAsiaTheme="minorEastAsia"/>
+          <w:i/>
+        </w:rPr>
+        <w:t>valor_maximo</w:t>
+      </w:r>
+      <w:r>
+        <w:rPr>
+          <w:rFonts w:eastAsiaTheme="minorEastAsia"/>
+        </w:rPr>
+        <w:t xml:space="preserve"> é diferente d</w:t>
+      </w:r>
+      <w:r>
+        <w:rPr>
+          <w:rFonts w:eastAsiaTheme="minorEastAsia"/>
+        </w:rPr>
+        <w:t>a</w:t>
+      </w:r>
+      <w:r>
+        <w:rPr>
+          <w:rFonts w:eastAsiaTheme="minorEastAsia"/>
+        </w:rPr>
+        <w:t xml:space="preserve"> posição </w:t>
+      </w:r>
+      <m:oMath>
+        <m:r>
+          <w:rPr>
+            <w:rFonts w:ascii="Cambria Math" w:eastAsiaTheme="minorEastAsia" w:hAnsi="Cambria Math"/>
+          </w:rPr>
+          <m:t>i</m:t>
+        </m:r>
+      </m:oMath>
+      <w:r>
+        <w:t>, em outras palavras, se o valor da a raiz nao for o maior elemento(valor_maximo), prosseguir com swap(alternancia) e heapify(filtragem).</w:t>
+      </w:r>
+      <w:r>
+        <w:t xml:space="preserve"> </w:t>
+      </w:r>
+      <w:r>
+        <w:t xml:space="preserve">No fim, quando atendida, </w:t>
+      </w:r>
+      <w:r>
+        <w:rPr>
+          <w:i/>
+        </w:rPr>
+        <w:t>temp</w:t>
+      </w:r>
+      <w:r>
+        <w:t xml:space="preserve"> valerá uma determinada posição nesse array (representada por </w:t>
+      </w:r>
+      <w:r>
+        <w:rPr>
+          <w:i/>
+        </w:rPr>
+        <w:t>arr</w:t>
+      </w:r>
+      <w:r>
+        <w:t>[</w:t>
+      </w:r>
+      <m:oMath>
+        <m:r>
+          <w:rPr>
+            <w:rFonts w:ascii="Cambria Math" w:hAnsi="Cambria Math"/>
+          </w:rPr>
+          <m:t>i</m:t>
+        </m:r>
+      </m:oMath>
+      <w:r>
+        <w:t xml:space="preserve">]), e o procedimento de </w:t>
+      </w:r>
+      <w:r>
+        <w:rPr>
+          <w:i/>
+        </w:rPr>
+        <w:t>swap</w:t>
+      </w:r>
+      <w:r>
+        <w:t xml:space="preserve"> é executado considerando os endereços de </w:t>
+      </w:r>
+      <w:r>
+        <w:rPr>
+          <w:i/>
+        </w:rPr>
+        <w:t>arr</w:t>
+      </w:r>
+      <w:r>
+        <w:t>[</w:t>
+      </w:r>
+      <m:oMath>
+        <m:r>
+          <w:rPr>
+            <w:rFonts w:ascii="Cambria Math" w:hAnsi="Cambria Math"/>
+          </w:rPr>
+          <m:t>i</m:t>
+        </m:r>
+      </m:oMath>
+      <w:r>
+        <w:t xml:space="preserve">] e </w:t>
+      </w:r>
+      <w:r>
+        <w:rPr>
+          <w:i/>
+        </w:rPr>
+        <w:t>arr</w:t>
+      </w:r>
+      <w:r>
+        <w:t>[</w:t>
+      </w:r>
+      <w:r>
+        <w:rPr>
+          <w:rFonts w:eastAsiaTheme="minorEastAsia"/>
+          <w:i/>
+        </w:rPr>
+        <w:t>valor_maximo</w:t>
+      </w:r>
+      <w:r>
+        <w:t>], representado por:</w:t>
+      </w:r>
+      <w:r>
+        <w:t xml:space="preserve"> </w:t>
+      </w:r>
+      <w:r>
+        <w:t>&amp;</w:t>
+      </w:r>
+      <w:r>
+        <w:rPr>
+          <w:i/>
+        </w:rPr>
+        <w:t>arr</w:t>
+      </w:r>
+      <w:r>
+        <w:t>[</w:t>
+      </w:r>
+      <m:oMath>
+        <m:r>
+          <w:rPr>
+            <w:rFonts w:ascii="Cambria Math" w:hAnsi="Cambria Math"/>
+          </w:rPr>
+          <m:t>i</m:t>
+        </m:r>
+      </m:oMath>
+      <w:r>
+        <w:t>] e &amp;</w:t>
+      </w:r>
+      <w:r>
+        <w:rPr>
+          <w:i/>
+        </w:rPr>
+        <w:t>arr</w:t>
+      </w:r>
+      <w:r>
+        <w:t>[</w:t>
+      </w:r>
+      <w:r>
+        <w:rPr>
+          <w:rFonts w:eastAsiaTheme="minorEastAsia"/>
+          <w:i/>
+        </w:rPr>
+        <w:t>valor_maximo</w:t>
+      </w:r>
+      <w:r>
+        <w:t xml:space="preserve">]. Em seguida, após alternar os valores dos endereços de </w:t>
+      </w:r>
+      <w:r>
+        <w:rPr>
+          <w:i/>
+        </w:rPr>
+        <w:t>arr</w:t>
+      </w:r>
+      <w:r>
+        <w:t>[</w:t>
+      </w:r>
+      <m:oMath>
+        <m:r>
+          <w:rPr>
+            <w:rFonts w:ascii="Cambria Math" w:hAnsi="Cambria Math"/>
+          </w:rPr>
+          <m:t>i</m:t>
+        </m:r>
+      </m:oMath>
+      <w:r>
+        <w:t xml:space="preserve">] e </w:t>
+      </w:r>
+      <w:r>
+        <w:rPr>
+          <w:i/>
+        </w:rPr>
+        <w:t>arr</w:t>
+      </w:r>
+      <w:r>
+        <w:t>[</w:t>
+      </w:r>
+      <w:r>
+        <w:rPr>
+          <w:rFonts w:eastAsiaTheme="minorEastAsia"/>
+          <w:i/>
+        </w:rPr>
+        <w:t>valor_maximo</w:t>
+      </w:r>
+      <w:r>
+        <w:t xml:space="preserve">], o procedimento recursivo </w:t>
+      </w:r>
+      <w:r>
+        <w:rPr>
+          <w:i/>
+        </w:rPr>
+        <w:t>heapify</w:t>
+      </w:r>
+      <w:r>
+        <w:t>(</w:t>
+      </w:r>
+      <w:r>
+        <w:rPr>
+          <w:i/>
+        </w:rPr>
+        <w:t>arr, n, valor_maximo</w:t>
+      </w:r>
+      <w:r>
+        <w:t>)</w:t>
+      </w:r>
+      <w:r>
+        <w:t xml:space="preserve"> vai receber: </w:t>
+      </w:r>
+      <w:r>
+        <w:t>o array</w:t>
+      </w:r>
+      <w:r>
+        <w:t xml:space="preserve"> </w:t>
+      </w:r>
+      <m:oMath>
+        <m:r>
+          <w:rPr>
+            <w:rFonts w:ascii="Cambria Math" w:hAnsi="Cambria Math"/>
+          </w:rPr>
+          <m:t>arr</m:t>
+        </m:r>
+      </m:oMath>
+      <w:r>
+        <w:t>, o seu tamanho</w:t>
+      </w:r>
+      <w:r>
+        <w:t xml:space="preserve"> </w:t>
+      </w:r>
+      <m:oMath>
+        <m:r>
+          <w:rPr>
+            <w:rFonts w:ascii="Cambria Math" w:hAnsi="Cambria Math"/>
+          </w:rPr>
+          <m:t>n</m:t>
+        </m:r>
+      </m:oMath>
+      <w:r>
+        <w:t xml:space="preserve"> e </w:t>
+      </w:r>
+      <w:r>
+        <w:t>o valor do elemento-</w:t>
+      </w:r>
+      <w:r>
+        <w:t xml:space="preserve">raiz </w:t>
+      </w:r>
+      <w:r>
+        <w:t xml:space="preserve">em </w:t>
+      </w:r>
+      <w:r>
+        <w:rPr>
+          <w:i/>
+        </w:rPr>
+        <w:t>valor</w:t>
+      </w:r>
+      <w:r>
+        <w:rPr>
+          <w:i/>
+        </w:rPr>
+        <w:t>_maximo</w:t>
+      </w:r>
+      <w:r>
+        <w:t>. Finalmente, o</w:t>
+      </w:r>
+      <w:r>
+        <w:t xml:space="preserve"> </w:t>
+      </w:r>
+      <w:r>
         <w:t xml:space="preserve">chamado recursivo de </w:t>
       </w:r>
       <w:r>
@@ -9962,450 +11279,245 @@
         <w:t>)</w:t>
       </w:r>
       <w:r>
+        <w:t xml:space="preserve"> utilizará tais parâmetros para reestruturar o heap, quando necessário. Podendo ser implementado através deste formato:3</w:t>
+      </w:r>
+    </w:p>
+    <w:p>
+      <w:pPr>
+        <w:pStyle w:val="Codigo"/>
+      </w:pPr>
+      <w:r>
+        <w:t>//procedimento heap sort</w:t>
+      </w:r>
+    </w:p>
+    <w:p>
+      <w:pPr>
+        <w:pStyle w:val="Codigo"/>
+      </w:pPr>
+      <w:r>
+        <w:t>void heapsort(double* arr, long arr_size)</w:t>
+      </w:r>
+    </w:p>
+    <w:p>
+      <w:pPr>
+        <w:pStyle w:val="Codigo"/>
+      </w:pPr>
+      <w:r>
+        <w:t>{</w:t>
+      </w:r>
+    </w:p>
+    <w:p>
+      <w:pPr>
+        <w:pStyle w:val="Codigo"/>
+      </w:pPr>
+      <w:r>
+        <w:t xml:space="preserve">    //construindo max heap</w:t>
+      </w:r>
+    </w:p>
+    <w:p>
+      <w:pPr>
+        <w:pStyle w:val="Codigo"/>
+      </w:pPr>
+      <w:r>
+        <w:t xml:space="preserve">    for (int i = arr_size / 2 - 1; i &gt;= 0; i--) {</w:t>
+      </w:r>
+    </w:p>
+    <w:p>
+      <w:pPr>
+        <w:pStyle w:val="Codigo"/>
+      </w:pPr>
+      <w:r>
+        <w:t xml:space="preserve">        heapify(arr, arr_size, i);</w:t>
+      </w:r>
+    </w:p>
+    <w:p>
+      <w:pPr>
+        <w:pStyle w:val="Codigo"/>
+      </w:pPr>
+      <w:r>
+        <w:t xml:space="preserve">    }</w:t>
+      </w:r>
+    </w:p>
+    <w:p>
+      <w:pPr>
+        <w:pStyle w:val="Codigo"/>
+      </w:pPr>
+    </w:p>
+    <w:p>
+      <w:pPr>
+        <w:pStyle w:val="Codigo"/>
+      </w:pPr>
+      <w:r>
+        <w:t xml:space="preserve">    //realizando o heap sort</w:t>
+      </w:r>
+    </w:p>
+    <w:p>
+      <w:pPr>
+        <w:pStyle w:val="Codigo"/>
+      </w:pPr>
+      <w:r>
+        <w:t xml:space="preserve">    for (int i = arr_size - 1; i &gt;= 0; i--) {</w:t>
+      </w:r>
+    </w:p>
+    <w:p>
+      <w:pPr>
+        <w:pStyle w:val="Codigo"/>
+      </w:pPr>
+    </w:p>
+    <w:p>
+      <w:pPr>
+        <w:pStyle w:val="Codigo"/>
+      </w:pPr>
+      <w:r>
+        <w:t xml:space="preserve">        //alternando a raiz com uma determinada posicao do array</w:t>
+      </w:r>
+    </w:p>
+    <w:p>
+      <w:pPr>
+        <w:pStyle w:val="Codigo"/>
+      </w:pPr>
+      <w:r>
+        <w:t xml:space="preserve">        swap(&amp;arr[0], &amp;arr[i]);</w:t>
+      </w:r>
+    </w:p>
+    <w:p>
+      <w:pPr>
+        <w:pStyle w:val="Codigo"/>
+      </w:pPr>
+    </w:p>
+    <w:p>
+      <w:pPr>
+        <w:pStyle w:val="Codigo"/>
+      </w:pPr>
+      <w:r>
+        <w:t xml:space="preserve">        //aplicando heapify na raiz para que o maior elemento volte para a raiz.</w:t>
+      </w:r>
+    </w:p>
+    <w:p>
+      <w:pPr>
+        <w:pStyle w:val="Codigo"/>
+      </w:pPr>
+      <w:r>
+        <w:t xml:space="preserve">        heapify(arr, i, 0);</w:t>
+      </w:r>
+    </w:p>
+    <w:p>
+      <w:pPr>
+        <w:pStyle w:val="Codigo"/>
+      </w:pPr>
+      <w:r>
+        <w:t xml:space="preserve">    }</w:t>
+      </w:r>
+    </w:p>
+    <w:p>
+      <w:pPr>
+        <w:pStyle w:val="Codigo"/>
+      </w:pPr>
+      <w:r>
+        <w:t>}</w:t>
+      </w:r>
+    </w:p>
+    <w:p>
+      <w:pPr>
+        <w:pStyle w:val="Titulo2Relatorio"/>
+      </w:pPr>
+      <w:bookmarkStart w:id="15" w:name="_Toc200292943"/>
+      <w:r>
+        <w:t>R</w:t>
+      </w:r>
+      <w:r>
+        <w:t>esultados Dos Testes</w:t>
+      </w:r>
+      <w:bookmarkEnd w:id="15"/>
+    </w:p>
+    <w:p>
+      <w:pPr>
+        <w:pStyle w:val="Titulo3Relatorio"/>
+      </w:pPr>
+      <w:bookmarkStart w:id="16" w:name="_Toc200292944"/>
+      <w:r>
+        <w:t>Ordered Input</w:t>
+      </w:r>
+      <w:bookmarkEnd w:id="16"/>
+    </w:p>
+    <w:p>
+      <w:pPr>
+        <w:pStyle w:val="NormalRelatorio"/>
+      </w:pPr>
+      <w:r>
+        <w:t>Para cada arquivo de</w:t>
+      </w:r>
+      <w:r>
         <w:t xml:space="preserve"> </w:t>
       </w:r>
       <w:r>
-        <w:t>utilizará tais parâmetros para reestruturar o heap</w:t>
-      </w:r>
-      <w:r>
-        <w:t>,</w:t>
-      </w:r>
-      <w:r>
-        <w:t xml:space="preserve"> quando necessário.</w:t>
-      </w:r>
-      <w:r>
-        <w:t xml:space="preserve"> Podendo ser implementado</w:t>
-      </w:r>
-      <w:r>
-        <w:t xml:space="preserve"> através</w:t>
-      </w:r>
-      <w:r>
-        <w:t xml:space="preserve"> deste formato:</w:t>
-      </w:r>
-    </w:p>
-    <w:p>
-      <w:pPr>
-        <w:pStyle w:val="Codigo"/>
-      </w:pPr>
-      <w:r>
-        <w:t>//funcao da filtragem(heapify)</w:t>
-      </w:r>
-    </w:p>
-    <w:p>
-      <w:pPr>
-        <w:pStyle w:val="Codigo"/>
-      </w:pPr>
-      <w:r>
-        <w:t>void heapify(double* arr, long n, long i)</w:t>
-      </w:r>
-    </w:p>
-    <w:p>
-      <w:pPr>
-        <w:pStyle w:val="Codigo"/>
-      </w:pPr>
-      <w:r>
-        <w:t>{</w:t>
-      </w:r>
-    </w:p>
-    <w:p>
-      <w:pPr>
-        <w:pStyle w:val="Codigo"/>
-      </w:pPr>
-      <w:r>
-        <w:t xml:space="preserve">    //arr eh o array</w:t>
-      </w:r>
-    </w:p>
-    <w:p>
-      <w:pPr>
-        <w:pStyle w:val="Codigo"/>
-      </w:pPr>
-      <w:r>
-        <w:t xml:space="preserve">    //i eh a posicao</w:t>
-      </w:r>
-    </w:p>
-    <w:p>
-      <w:pPr>
-        <w:pStyle w:val="Codigo"/>
-      </w:pPr>
-      <w:r>
-        <w:t xml:space="preserve">    //n eh a enesima posicao(tamanho do array/qntde de elementos no array)</w:t>
-      </w:r>
-    </w:p>
-    <w:p>
-      <w:pPr>
-        <w:pStyle w:val="Codigo"/>
-      </w:pPr>
-    </w:p>
-    <w:p>
-      <w:pPr>
-        <w:pStyle w:val="Codigo"/>
-      </w:pPr>
-      <w:r>
-        <w:t xml:space="preserve">    //encontrando o maior valor(valor_maximo) entre a raiz, posicao_esq e posicao_dir</w:t>
-      </w:r>
-    </w:p>
-    <w:p>
-      <w:pPr>
-        <w:pStyle w:val="Codigo"/>
-      </w:pPr>
-      <w:r>
-        <w:t xml:space="preserve">    double temp;</w:t>
-      </w:r>
-    </w:p>
-    <w:p>
-      <w:pPr>
-        <w:pStyle w:val="Codigo"/>
-      </w:pPr>
-      <w:r>
-        <w:t xml:space="preserve">    long valor_maximo, posicao_esq, posicao_dir;</w:t>
-      </w:r>
-    </w:p>
-    <w:p>
-      <w:pPr>
-        <w:pStyle w:val="Codigo"/>
-      </w:pPr>
-    </w:p>
-    <w:p>
-      <w:pPr>
-        <w:pStyle w:val="Codigo"/>
-      </w:pPr>
-      <w:r>
-        <w:t xml:space="preserve">    valor_maximo = i;</w:t>
-      </w:r>
-    </w:p>
-    <w:p>
-      <w:pPr>
-        <w:pStyle w:val="Codigo"/>
-      </w:pPr>
-      <w:r>
-        <w:t xml:space="preserve">    posicao_esq = 2 * i + 1;</w:t>
-      </w:r>
-    </w:p>
-    <w:p>
-      <w:pPr>
-        <w:pStyle w:val="Codigo"/>
-      </w:pPr>
-      <w:r>
-        <w:t xml:space="preserve">    posicao_dir = 2 * i + 2;</w:t>
-      </w:r>
-    </w:p>
-    <w:p>
-      <w:pPr>
-        <w:pStyle w:val="Codigo"/>
-      </w:pPr>
-    </w:p>
-    <w:p>
-      <w:pPr>
-        <w:pStyle w:val="Codigo"/>
-      </w:pPr>
-      <w:r>
-        <w:t xml:space="preserve">    //se o valor da posicao_esq existir/for menor que o tamanho do array(enesima posicao)</w:t>
-      </w:r>
-    </w:p>
-    <w:p>
-      <w:pPr>
-        <w:pStyle w:val="Codigo"/>
-      </w:pPr>
-      <w:r>
-        <w:t xml:space="preserve">    //e for maior que a raiz do array</w:t>
-      </w:r>
-    </w:p>
-    <w:p>
-      <w:pPr>
-        <w:pStyle w:val="Codigo"/>
-      </w:pPr>
-      <w:r>
-        <w:t xml:space="preserve">    if (posicao_esq &lt; n &amp;&amp; arr[posicao_esq] &gt; arr[valor_maximo])</w:t>
-      </w:r>
-    </w:p>
-    <w:p>
-      <w:pPr>
-        <w:pStyle w:val="Codigo"/>
-      </w:pPr>
-    </w:p>
-    <w:p>
-      <w:pPr>
-        <w:pStyle w:val="Codigo"/>
-      </w:pPr>
-      <w:r>
-        <w:t xml:space="preserve">        //a raiz da arvore sera atualizada pelo valor da posicao_esq</w:t>
-      </w:r>
-    </w:p>
-    <w:p>
-      <w:pPr>
-        <w:pStyle w:val="Codigo"/>
-      </w:pPr>
-      <w:r>
-        <w:t xml:space="preserve">        valor_maximo = posicao_esq;</w:t>
-      </w:r>
-    </w:p>
-    <w:p>
-      <w:pPr>
-        <w:pStyle w:val="Codigo"/>
-      </w:pPr>
-    </w:p>
-    <w:p>
-      <w:pPr>
-        <w:pStyle w:val="Codigo"/>
-      </w:pPr>
-      <w:r>
-        <w:t xml:space="preserve">    //se o valor da posicao_dir existir/for menor que enesima posicao/o tamanho do array</w:t>
-      </w:r>
-    </w:p>
-    <w:p>
-      <w:pPr>
-        <w:pStyle w:val="Codigo"/>
-      </w:pPr>
-      <w:r>
-        <w:t xml:space="preserve">    //e for maior que a raiz do array</w:t>
-      </w:r>
-    </w:p>
-    <w:p>
-      <w:pPr>
-        <w:pStyle w:val="Codigo"/>
-      </w:pPr>
-      <w:r>
-        <w:t xml:space="preserve">    if (posicao_dir &lt; n &amp;&amp; arr[posicao_dir] &gt; arr[valor_maximo])</w:t>
-      </w:r>
-    </w:p>
-    <w:p>
-      <w:pPr>
-        <w:pStyle w:val="Codigo"/>
-      </w:pPr>
-    </w:p>
-    <w:p>
-      <w:pPr>
-        <w:pStyle w:val="Codigo"/>
-      </w:pPr>
+        <w:t>entrada</w:t>
+      </w:r>
+      <w:r>
+        <w:t xml:space="preserve">, foram executados os testes para ordenar vetores de tamanhos de: 10.000 a 4.000.000 de elementos. Quando foram executados, comparamos as </w:t>
+      </w:r>
       <w:r>
         <w:lastRenderedPageBreak/>
-        <w:t xml:space="preserve">        //a raiz da arvore sera atualizada pelo valor da posicao_dir</w:t>
-      </w:r>
-    </w:p>
-    <w:p>
-      <w:pPr>
-        <w:pStyle w:val="Codigo"/>
-      </w:pPr>
-      <w:r>
-        <w:t xml:space="preserve">        valor_maximo = posicao_dir;</w:t>
-      </w:r>
-    </w:p>
-    <w:p>
-      <w:pPr>
-        <w:pStyle w:val="Codigo"/>
-      </w:pPr>
-    </w:p>
-    <w:p>
-      <w:pPr>
-        <w:pStyle w:val="Codigo"/>
-      </w:pPr>
-      <w:r>
-        <w:t xml:space="preserve">    //se a raiz nao for o maior elemento(valor_maximo), prosseguir com swap(alternancia) e heapify(filtragem).</w:t>
-      </w:r>
-    </w:p>
-    <w:p>
-      <w:pPr>
-        <w:pStyle w:val="Codigo"/>
-      </w:pPr>
-      <w:r>
-        <w:t xml:space="preserve">    if (valor_maximo != i) {</w:t>
-      </w:r>
-    </w:p>
-    <w:p>
-      <w:pPr>
-        <w:pStyle w:val="Codigo"/>
-      </w:pPr>
-    </w:p>
-    <w:p>
-      <w:pPr>
-        <w:pStyle w:val="Codigo"/>
-      </w:pPr>
-      <w:r>
-        <w:t xml:space="preserve">        //temp valera uma determinada posicao do array</w:t>
-      </w:r>
-    </w:p>
-    <w:p>
-      <w:pPr>
-        <w:pStyle w:val="Codigo"/>
-      </w:pPr>
-      <w:r>
-        <w:t xml:space="preserve">        temp = arr[i];</w:t>
-      </w:r>
-    </w:p>
-    <w:p>
-      <w:pPr>
-        <w:pStyle w:val="Codigo"/>
-      </w:pPr>
-    </w:p>
-    <w:p>
-      <w:pPr>
-        <w:pStyle w:val="Codigo"/>
-      </w:pPr>
-      <w:r>
-        <w:t xml:space="preserve">        //alternara essa determinada posicao do array com a raiz</w:t>
-      </w:r>
-    </w:p>
-    <w:p>
-      <w:pPr>
-        <w:pStyle w:val="Codigo"/>
-      </w:pPr>
-      <w:r>
-        <w:t xml:space="preserve">        swap(&amp;arr[i], &amp;arr[valor_maximo]);</w:t>
-      </w:r>
-    </w:p>
-    <w:p>
-      <w:pPr>
-        <w:pStyle w:val="Codigo"/>
-      </w:pPr>
-    </w:p>
-    <w:p>
-      <w:pPr>
-        <w:pStyle w:val="Codigo"/>
-      </w:pPr>
-      <w:r>
-        <w:t xml:space="preserve">        //e passara o array, o seu tamanho e raiz para filtrar</w:t>
-      </w:r>
-    </w:p>
-    <w:p>
-      <w:pPr>
-        <w:pStyle w:val="Codigo"/>
-      </w:pPr>
-      <w:r>
-        <w:t xml:space="preserve">        heapify(arr, n, valor_maximo);</w:t>
-      </w:r>
-    </w:p>
-    <w:p>
-      <w:pPr>
-        <w:pStyle w:val="Codigo"/>
-      </w:pPr>
-      <w:r>
-        <w:t xml:space="preserve">    }</w:t>
-      </w:r>
-    </w:p>
-    <w:p>
-      <w:pPr>
-        <w:pStyle w:val="Codigo"/>
-      </w:pPr>
-      <w:r>
-        <w:t>}</w:t>
-      </w:r>
-    </w:p>
-    <w:p>
-      <w:pPr>
-        <w:pStyle w:val="Titulo4Relatorio"/>
-      </w:pPr>
-      <w:r>
-        <w:t>HEAPSORT</w:t>
-      </w:r>
-    </w:p>
-    <w:p>
-      <w:pPr>
-        <w:pStyle w:val="NormalRelatorio"/>
-      </w:pPr>
-      <w:r>
-        <w:t>sdfsfs</w:t>
-      </w:r>
-    </w:p>
-    <w:p>
-      <w:pPr>
-        <w:jc w:val="both"/>
-        <w:rPr>
-          <w:rFonts w:ascii="Times" w:hAnsi="Times" w:cs="Times"/>
-          <w:sz w:val="20"/>
-          <w:szCs w:val="24"/>
-        </w:rPr>
-      </w:pPr>
+        <w:t xml:space="preserve">execuções dos algoritmos de ordenação </w:t>
+      </w:r>
+      <w:r>
+        <w:rPr>
+          <w:b/>
+          <w:i/>
+        </w:rPr>
+        <w:t>Quicksort</w:t>
+      </w:r>
+      <w:r>
+        <w:rPr>
+          <w:i/>
+        </w:rPr>
+        <w:t xml:space="preserve">, </w:t>
+      </w:r>
+      <w:r>
+        <w:rPr>
+          <w:b/>
+          <w:i/>
+        </w:rPr>
+        <w:t>Selectionsort</w:t>
+      </w:r>
+      <w:r>
+        <w:rPr>
+          <w:i/>
+        </w:rPr>
+        <w:t xml:space="preserve"> e </w:t>
+      </w:r>
+      <w:r>
+        <w:rPr>
+          <w:b/>
+          <w:i/>
+        </w:rPr>
+        <w:t>Heapsort</w:t>
+      </w:r>
+      <w:r>
+        <w:rPr>
+          <w:i/>
+        </w:rPr>
+        <w:t xml:space="preserve">, </w:t>
+      </w:r>
+      <w:r>
+        <w:t>através dos seus tempos de execução nas tabelas e gráficos a seguir.</w:t>
+      </w:r>
     </w:p>
     <w:p>
       <w:pPr>
         <w:pStyle w:val="Titulo2Relatorio"/>
       </w:pPr>
-      <w:bookmarkStart w:id="15" w:name="_Toc200230221"/>
-      <w:r>
-        <w:t>Tabelas e/ou gráficos deverão ser utilizados para apresentação dos resultados dos testes.</w:t>
-      </w:r>
-      <w:bookmarkEnd w:id="15"/>
-      <w:r>
-        <w:t xml:space="preserve"> </w:t>
-      </w:r>
-    </w:p>
-    <w:p>
-      <w:pPr>
-        <w:pStyle w:val="Ttulo2"/>
-        <w:jc w:val="both"/>
-        <w:rPr>
-          <w:rFonts w:ascii="Times" w:hAnsi="Times" w:cs="Times"/>
-          <w:sz w:val="24"/>
-          <w:szCs w:val="24"/>
-        </w:rPr>
-      </w:pPr>
-      <w:bookmarkStart w:id="16" w:name="_Toc200230222"/>
-      <w:r>
-        <w:rPr>
-          <w:rFonts w:ascii="Times" w:hAnsi="Times" w:cs="Times"/>
-          <w:sz w:val="24"/>
-          <w:szCs w:val="24"/>
-        </w:rPr>
-        <w:t>Incluir detalhes da configuração do computador usado para testes: sistema Operacional, quantidade de RAM, velocidade da CPU (Hz).</w:t>
-      </w:r>
-      <w:bookmarkEnd w:id="16"/>
-    </w:p>
-    <w:p>
-      <w:pPr>
-        <w:pStyle w:val="NormalRelatorio"/>
-      </w:pPr>
-      <w:r>
-        <w:t xml:space="preserve">Dentre </w:t>
-      </w:r>
-      <w:r>
-        <w:t>a</w:t>
-      </w:r>
-      <w:r>
-        <w:t xml:space="preserve">s configurações do computador utilizado </w:t>
-      </w:r>
-      <w:r>
-        <w:t xml:space="preserve">para executar </w:t>
-      </w:r>
-      <w:r>
-        <w:t>os testes comparativos dos algoritmos de ordenação</w:t>
-      </w:r>
-      <w:r>
-        <w:t>, incluem-se</w:t>
-      </w:r>
-      <w:r>
-        <w:t>:</w:t>
-      </w:r>
-    </w:p>
-    <w:p>
-      <w:pPr>
-        <w:pStyle w:val="Ttulo3"/>
-      </w:pPr>
-      <w:bookmarkStart w:id="17" w:name="_Toc200230223"/>
-      <w:r>
-        <w:t>Sistema Operacional</w:t>
-      </w:r>
-      <w:bookmarkEnd w:id="17"/>
-    </w:p>
-    <w:p/>
-    <w:p>
-      <w:pPr>
-        <w:keepNext/>
-        <w:jc w:val="both"/>
-      </w:pPr>
-      <w:r>
-        <w:rPr>
-          <w:rFonts w:ascii="Times" w:eastAsiaTheme="minorEastAsia" w:hAnsi="Times" w:cs="Times"/>
+      <w:r>
+        <w:rPr>
           <w:noProof/>
-          <w:sz w:val="24"/>
-          <w:szCs w:val="24"/>
           <w:lang w:eastAsia="pt-BR"/>
         </w:rPr>
         <w:lastRenderedPageBreak/>
         <w:drawing>
           <wp:inline distT="0" distB="0" distL="0" distR="0">
-            <wp:extent cx="5731510" cy="3074670"/>
-            <wp:effectExtent l="19050" t="0" r="2540" b="0"/>
-            <wp:docPr id="2" name="Imagem 1" descr="Sistema_Operacional.PNG"/>
+            <wp:extent cx="4138019" cy="3917020"/>
+            <wp:effectExtent l="19050" t="0" r="0" b="0"/>
+            <wp:docPr id="12" name="Imagem 11" descr="ordered_input.PNG"/>
             <wp:cNvGraphicFramePr>
               <a:graphicFrameLocks xmlns:a="http://schemas.openxmlformats.org/drawingml/2006/main" noChangeAspect="1"/>
             </wp:cNvGraphicFramePr>
@@ -10413,7 +11525,7 @@
               <a:graphicData uri="http://schemas.openxmlformats.org/drawingml/2006/picture">
                 <pic:pic xmlns:pic="http://schemas.openxmlformats.org/drawingml/2006/picture">
                   <pic:nvPicPr>
-                    <pic:cNvPr id="0" name="Sistema_Operacional.PNG"/>
+                    <pic:cNvPr id="0" name="ordered_input.PNG"/>
                     <pic:cNvPicPr/>
                   </pic:nvPicPr>
                   <pic:blipFill>
@@ -10425,7 +11537,7 @@
                   <pic:spPr>
                     <a:xfrm>
                       <a:off x="0" y="0"/>
-                      <a:ext cx="5731510" cy="3074670"/>
+                      <a:ext cx="4138019" cy="3917020"/>
                     </a:xfrm>
                     <a:prstGeom prst="rect">
                       <a:avLst/>
@@ -10440,60 +11552,18 @@
     </w:p>
     <w:p>
       <w:pPr>
-        <w:pStyle w:val="Legenda"/>
-        <w:jc w:val="both"/>
-        <w:rPr>
-          <w:rFonts w:ascii="Times" w:eastAsiaTheme="minorEastAsia" w:hAnsi="Times" w:cs="Times"/>
-          <w:sz w:val="24"/>
-          <w:szCs w:val="24"/>
-        </w:rPr>
-      </w:pPr>
-      <w:r>
-        <w:t xml:space="preserve">Figura </w:t>
-      </w:r>
-      <w:fldSimple w:instr=" SEQ Figura \* ARABIC ">
-        <w:r>
-          <w:rPr>
-            <w:noProof/>
-          </w:rPr>
-          <w:t>1</w:t>
-        </w:r>
-      </w:fldSimple>
-      <w:r>
-        <w:t xml:space="preserve"> - Consultando Sistema Operacional através da interface Informações do Sistema.</w:t>
-      </w:r>
-    </w:p>
-    <w:p>
-      <w:pPr>
-        <w:pStyle w:val="Ttulo3"/>
-        <w:rPr>
-          <w:rFonts w:eastAsiaTheme="minorEastAsia"/>
-        </w:rPr>
-      </w:pPr>
-      <w:bookmarkStart w:id="18" w:name="_Toc200230224"/>
-      <w:r>
-        <w:rPr>
-          <w:rFonts w:eastAsiaTheme="minorEastAsia"/>
-        </w:rPr>
-        <w:t>RAM</w:t>
-      </w:r>
-      <w:bookmarkEnd w:id="18"/>
-    </w:p>
-    <w:p>
-      <w:pPr>
         <w:pStyle w:val="Titulo2Relatorio"/>
       </w:pPr>
       <w:r>
         <w:rPr>
-          <w:rFonts w:eastAsiaTheme="minorEastAsia"/>
           <w:noProof/>
           <w:lang w:eastAsia="pt-BR"/>
         </w:rPr>
         <w:drawing>
           <wp:inline distT="0" distB="0" distL="0" distR="0">
-            <wp:extent cx="5731510" cy="3074670"/>
+            <wp:extent cx="5731510" cy="3683000"/>
             <wp:effectExtent l="19050" t="0" r="2540" b="0"/>
-            <wp:docPr id="3" name="Imagem 2" descr="RAM.PNG"/>
+            <wp:docPr id="15" name="Imagem 14" descr="ordered_input_grafico.PNG"/>
             <wp:cNvGraphicFramePr>
               <a:graphicFrameLocks xmlns:a="http://schemas.openxmlformats.org/drawingml/2006/main" noChangeAspect="1"/>
             </wp:cNvGraphicFramePr>
@@ -10501,7 +11571,7 @@
               <a:graphicData uri="http://schemas.openxmlformats.org/drawingml/2006/picture">
                 <pic:pic xmlns:pic="http://schemas.openxmlformats.org/drawingml/2006/picture">
                   <pic:nvPicPr>
-                    <pic:cNvPr id="0" name="RAM.PNG"/>
+                    <pic:cNvPr id="0" name="ordered_input_grafico.PNG"/>
                     <pic:cNvPicPr/>
                   </pic:nvPicPr>
                   <pic:blipFill>
@@ -10513,7 +11583,7 @@
                   <pic:spPr>
                     <a:xfrm>
                       <a:off x="0" y="0"/>
-                      <a:ext cx="5731510" cy="3074670"/>
+                      <a:ext cx="5731510" cy="3683000"/>
                     </a:xfrm>
                     <a:prstGeom prst="rect">
                       <a:avLst/>
@@ -10528,148 +11598,29 @@
     </w:p>
     <w:p>
       <w:pPr>
-        <w:pStyle w:val="Legenda"/>
-        <w:jc w:val="both"/>
-      </w:pPr>
-      <w:r>
-        <w:t xml:space="preserve">Figura </w:t>
-      </w:r>
-      <w:fldSimple w:instr=" SEQ Figura \* ARABIC ">
-        <w:r>
-          <w:rPr>
-            <w:noProof/>
-          </w:rPr>
-          <w:t>2</w:t>
-        </w:r>
-      </w:fldSimple>
-      <w:r>
-        <w:t xml:space="preserve"> - </w:t>
-      </w:r>
-      <w:r>
-        <w:t xml:space="preserve">Consultando </w:t>
-      </w:r>
-      <w:r>
-        <w:t>Memória RAM</w:t>
-      </w:r>
-      <w:r>
-        <w:t xml:space="preserve"> através da interface Informações do Sistema.</w:t>
-      </w:r>
-    </w:p>
-    <w:p>
-      <w:pPr>
-        <w:pStyle w:val="Ttulo1"/>
-        <w:numPr>
-          <w:ilvl w:val="0"/>
-          <w:numId w:val="6"/>
-        </w:numPr>
-        <w:jc w:val="both"/>
-        <w:rPr>
-          <w:rFonts w:ascii="Times" w:hAnsi="Times" w:cs="Times"/>
-          <w:sz w:val="24"/>
-          <w:szCs w:val="24"/>
-        </w:rPr>
-      </w:pPr>
-      <w:bookmarkStart w:id="19" w:name="_Toc200230225"/>
-      <w:r>
-        <w:rPr>
-          <w:rFonts w:ascii="Times" w:hAnsi="Times" w:cs="Times"/>
-          <w:sz w:val="24"/>
-          <w:szCs w:val="24"/>
-        </w:rPr>
-        <w:t>Conclusão</w:t>
-      </w:r>
-      <w:bookmarkEnd w:id="19"/>
-    </w:p>
-    <w:p>
-      <w:pPr>
-        <w:pStyle w:val="Ttulo2"/>
-        <w:jc w:val="both"/>
-        <w:rPr>
-          <w:rFonts w:ascii="Times" w:hAnsi="Times" w:cs="Times"/>
-          <w:sz w:val="24"/>
-          <w:szCs w:val="24"/>
-        </w:rPr>
-      </w:pPr>
-      <w:bookmarkStart w:id="20" w:name="_Toc200230226"/>
-      <w:r>
-        <w:rPr>
-          <w:rFonts w:ascii="Times" w:hAnsi="Times" w:cs="Times"/>
-          <w:sz w:val="24"/>
-          <w:szCs w:val="24"/>
-        </w:rPr>
-        <w:t>Analisar os pontos fortes e fracos do algoritmo em comparação com outros algoritmos.</w:t>
-      </w:r>
-      <w:bookmarkEnd w:id="20"/>
-      <w:r>
-        <w:rPr>
-          <w:rFonts w:ascii="Times" w:hAnsi="Times" w:cs="Times"/>
-          <w:sz w:val="24"/>
-          <w:szCs w:val="24"/>
-        </w:rPr>
-        <w:t xml:space="preserve"> </w:t>
-      </w:r>
-    </w:p>
-    <w:p>
-      <w:pPr>
-        <w:pStyle w:val="PargrafodaLista"/>
-        <w:numPr>
-          <w:ilvl w:val="0"/>
-          <w:numId w:val="10"/>
-        </w:numPr>
-      </w:pPr>
-      <w:r>
-        <w:t>Mesma Grandeza em todos os casos.</w:t>
-      </w:r>
-    </w:p>
-    <w:p>
-      <w:pPr>
-        <w:pStyle w:val="PargrafodaLista"/>
-        <w:numPr>
-          <w:ilvl w:val="0"/>
-          <w:numId w:val="10"/>
-        </w:numPr>
-      </w:pPr>
-      <w:r>
-        <w:t>Versão melhorada do algoritmo de ordenação Selection Sort</w:t>
-      </w:r>
-      <w:r>
-        <w:t>.</w:t>
-      </w:r>
-    </w:p>
-    <w:p>
-      <w:pPr>
-        <w:pStyle w:val="Ttulo2"/>
-        <w:jc w:val="both"/>
-        <w:rPr>
-          <w:rFonts w:ascii="Times" w:hAnsi="Times" w:cs="Times"/>
-          <w:sz w:val="24"/>
-          <w:szCs w:val="24"/>
-        </w:rPr>
-      </w:pPr>
-      <w:bookmarkStart w:id="21" w:name="_Toc200230227"/>
-      <w:r>
-        <w:rPr>
-          <w:rFonts w:ascii="Times" w:hAnsi="Times" w:cs="Times"/>
-          <w:sz w:val="24"/>
-          <w:szCs w:val="24"/>
-        </w:rPr>
-        <w:lastRenderedPageBreak/>
-        <w:t>Avaliar o desempenho do algoritmo em comparação com a implementação do Quicksort disponível na linguagem C.</w:t>
-      </w:r>
-      <w:bookmarkEnd w:id="21"/>
-    </w:p>
-    <w:p/>
-    <w:p>
+        <w:pStyle w:val="Titulo3Relatorio"/>
+      </w:pPr>
+      <w:bookmarkStart w:id="17" w:name="_Toc200292945"/>
+      <w:r>
+        <w:t>Reverse Ordered Input</w:t>
+      </w:r>
+      <w:bookmarkEnd w:id="17"/>
+    </w:p>
+    <w:p>
+      <w:pPr>
+        <w:pStyle w:val="Titulo2Relatorio"/>
+      </w:pPr>
       <w:r>
         <w:rPr>
           <w:noProof/>
           <w:lang w:eastAsia="pt-BR"/>
         </w:rPr>
+        <w:lastRenderedPageBreak/>
         <w:drawing>
           <wp:inline distT="0" distB="0" distL="0" distR="0">
-            <wp:extent cx="4458087" cy="3795089"/>
-            <wp:effectExtent l="19050" t="0" r="0" b="0"/>
-            <wp:docPr id="5" name="Imagem 4" descr="ordered_input.PNG"/>
+            <wp:extent cx="4221846" cy="3993226"/>
+            <wp:effectExtent l="19050" t="0" r="7254" b="0"/>
+            <wp:docPr id="13" name="Imagem 12" descr="reversed_input.PNG"/>
             <wp:cNvGraphicFramePr>
               <a:graphicFrameLocks xmlns:a="http://schemas.openxmlformats.org/drawingml/2006/main" noChangeAspect="1"/>
             </wp:cNvGraphicFramePr>
@@ -10677,7 +11628,7 @@
               <a:graphicData uri="http://schemas.openxmlformats.org/drawingml/2006/picture">
                 <pic:pic xmlns:pic="http://schemas.openxmlformats.org/drawingml/2006/picture">
                   <pic:nvPicPr>
-                    <pic:cNvPr id="0" name="ordered_input.PNG"/>
+                    <pic:cNvPr id="0" name="reversed_input.PNG"/>
                     <pic:cNvPicPr/>
                   </pic:nvPicPr>
                   <pic:blipFill>
@@ -10689,7 +11640,7 @@
                   <pic:spPr>
                     <a:xfrm>
                       <a:off x="0" y="0"/>
-                      <a:ext cx="4458087" cy="3795089"/>
+                      <a:ext cx="4221846" cy="3993226"/>
                     </a:xfrm>
                     <a:prstGeom prst="rect">
                       <a:avLst/>
@@ -10703,6 +11654,9 @@
       </w:r>
     </w:p>
     <w:p>
+      <w:pPr>
+        <w:pStyle w:val="Titulo2Relatorio"/>
+      </w:pPr>
       <w:r>
         <w:rPr>
           <w:noProof/>
@@ -10710,9 +11664,9 @@
         </w:rPr>
         <w:drawing>
           <wp:inline distT="0" distB="0" distL="0" distR="0">
-            <wp:extent cx="4366639" cy="3833192"/>
-            <wp:effectExtent l="19050" t="0" r="0" b="0"/>
-            <wp:docPr id="6" name="Imagem 5" descr="reversed_input.PNG"/>
+            <wp:extent cx="5731510" cy="3684270"/>
+            <wp:effectExtent l="19050" t="0" r="2540" b="0"/>
+            <wp:docPr id="16" name="Imagem 15" descr="reversed_input_grafico.PNG"/>
             <wp:cNvGraphicFramePr>
               <a:graphicFrameLocks xmlns:a="http://schemas.openxmlformats.org/drawingml/2006/main" noChangeAspect="1"/>
             </wp:cNvGraphicFramePr>
@@ -10720,7 +11674,7 @@
               <a:graphicData uri="http://schemas.openxmlformats.org/drawingml/2006/picture">
                 <pic:pic xmlns:pic="http://schemas.openxmlformats.org/drawingml/2006/picture">
                   <pic:nvPicPr>
-                    <pic:cNvPr id="0" name="reversed_input.PNG"/>
+                    <pic:cNvPr id="0" name="reversed_input_grafico.PNG"/>
                     <pic:cNvPicPr/>
                   </pic:nvPicPr>
                   <pic:blipFill>
@@ -10732,7 +11686,7 @@
                   <pic:spPr>
                     <a:xfrm>
                       <a:off x="0" y="0"/>
-                      <a:ext cx="4366639" cy="3833192"/>
+                      <a:ext cx="5731510" cy="3684270"/>
                     </a:xfrm>
                     <a:prstGeom prst="rect">
                       <a:avLst/>
@@ -10746,6 +11700,19 @@
       </w:r>
     </w:p>
     <w:p>
+      <w:pPr>
+        <w:pStyle w:val="Titulo3Relatorio"/>
+      </w:pPr>
+      <w:bookmarkStart w:id="18" w:name="_Toc200292946"/>
+      <w:r>
+        <w:t>Uniform Input</w:t>
+      </w:r>
+      <w:bookmarkEnd w:id="18"/>
+    </w:p>
+    <w:p>
+      <w:pPr>
+        <w:pStyle w:val="Titulo2Relatorio"/>
+      </w:pPr>
       <w:r>
         <w:rPr>
           <w:noProof/>
@@ -10754,9 +11721,9 @@
         <w:lastRenderedPageBreak/>
         <w:drawing>
           <wp:inline distT="0" distB="0" distL="0" distR="0">
-            <wp:extent cx="3733447" cy="4136267"/>
-            <wp:effectExtent l="19050" t="0" r="353" b="0"/>
-            <wp:docPr id="7" name="Imagem 6" descr="uniform_input.PNG"/>
+            <wp:extent cx="4153260" cy="3977985"/>
+            <wp:effectExtent l="19050" t="0" r="0" b="0"/>
+            <wp:docPr id="14" name="Imagem 13" descr="uniform_input.PNG"/>
             <wp:cNvGraphicFramePr>
               <a:graphicFrameLocks xmlns:a="http://schemas.openxmlformats.org/drawingml/2006/main" noChangeAspect="1"/>
             </wp:cNvGraphicFramePr>
@@ -10776,7 +11743,7 @@
                   <pic:spPr>
                     <a:xfrm>
                       <a:off x="0" y="0"/>
-                      <a:ext cx="3738473" cy="4141835"/>
+                      <a:ext cx="4153260" cy="3977985"/>
                     </a:xfrm>
                     <a:prstGeom prst="rect">
                       <a:avLst/>
@@ -10791,8 +11758,307 @@
     </w:p>
     <w:p>
       <w:pPr>
+        <w:pStyle w:val="Titulo2Relatorio"/>
+      </w:pPr>
+      <w:r>
+        <w:rPr>
+          <w:noProof/>
+          <w:lang w:eastAsia="pt-BR"/>
+        </w:rPr>
+        <w:drawing>
+          <wp:inline distT="0" distB="0" distL="0" distR="0">
+            <wp:extent cx="5731510" cy="3684270"/>
+            <wp:effectExtent l="19050" t="0" r="2540" b="0"/>
+            <wp:docPr id="17" name="Imagem 16" descr="uniform_input_grafico.PNG"/>
+            <wp:cNvGraphicFramePr>
+              <a:graphicFrameLocks xmlns:a="http://schemas.openxmlformats.org/drawingml/2006/main" noChangeAspect="1"/>
+            </wp:cNvGraphicFramePr>
+            <a:graphic xmlns:a="http://schemas.openxmlformats.org/drawingml/2006/main">
+              <a:graphicData uri="http://schemas.openxmlformats.org/drawingml/2006/picture">
+                <pic:pic xmlns:pic="http://schemas.openxmlformats.org/drawingml/2006/picture">
+                  <pic:nvPicPr>
+                    <pic:cNvPr id="0" name="uniform_input_grafico.PNG"/>
+                    <pic:cNvPicPr/>
+                  </pic:nvPicPr>
+                  <pic:blipFill>
+                    <a:blip r:embed="rId15"/>
+                    <a:stretch>
+                      <a:fillRect/>
+                    </a:stretch>
+                  </pic:blipFill>
+                  <pic:spPr>
+                    <a:xfrm>
+                      <a:off x="0" y="0"/>
+                      <a:ext cx="5731510" cy="3684270"/>
+                    </a:xfrm>
+                    <a:prstGeom prst="rect">
+                      <a:avLst/>
+                    </a:prstGeom>
+                  </pic:spPr>
+                </pic:pic>
+              </a:graphicData>
+            </a:graphic>
+          </wp:inline>
+        </w:drawing>
+      </w:r>
+    </w:p>
+    <w:p>
+      <w:pPr>
+        <w:pStyle w:val="Ttulo2"/>
         <w:jc w:val="both"/>
-      </w:pPr>
+        <w:rPr>
+          <w:rFonts w:ascii="Times" w:hAnsi="Times" w:cs="Times"/>
+          <w:sz w:val="24"/>
+          <w:szCs w:val="24"/>
+        </w:rPr>
+      </w:pPr>
+      <w:bookmarkStart w:id="19" w:name="_Toc200292947"/>
+      <w:r>
+        <w:rPr>
+          <w:rFonts w:ascii="Times" w:hAnsi="Times" w:cs="Times"/>
+          <w:sz w:val="24"/>
+          <w:szCs w:val="24"/>
+        </w:rPr>
+        <w:t>Detalhes</w:t>
+      </w:r>
+      <w:r>
+        <w:rPr>
+          <w:rFonts w:ascii="Times" w:hAnsi="Times" w:cs="Times"/>
+          <w:sz w:val="24"/>
+          <w:szCs w:val="24"/>
+        </w:rPr>
+        <w:t xml:space="preserve"> </w:t>
+      </w:r>
+      <w:r>
+        <w:rPr>
+          <w:rFonts w:ascii="Times" w:hAnsi="Times" w:cs="Times"/>
+          <w:sz w:val="24"/>
+          <w:szCs w:val="24"/>
+        </w:rPr>
+        <w:t>da Configuração d</w:t>
+      </w:r>
+      <w:r>
+        <w:rPr>
+          <w:rFonts w:ascii="Times" w:hAnsi="Times" w:cs="Times"/>
+          <w:sz w:val="24"/>
+          <w:szCs w:val="24"/>
+        </w:rPr>
+        <w:t>o Computador U</w:t>
+      </w:r>
+      <w:r>
+        <w:rPr>
+          <w:rFonts w:ascii="Times" w:hAnsi="Times" w:cs="Times"/>
+          <w:sz w:val="24"/>
+          <w:szCs w:val="24"/>
+        </w:rPr>
+        <w:t>tilizado</w:t>
+      </w:r>
+      <w:bookmarkEnd w:id="19"/>
+    </w:p>
+    <w:p>
+      <w:pPr>
+        <w:pStyle w:val="NormalRelatorio"/>
+      </w:pPr>
+      <w:r>
+        <w:lastRenderedPageBreak/>
+        <w:t xml:space="preserve">Dentre </w:t>
+      </w:r>
+      <w:r>
+        <w:t>a</w:t>
+      </w:r>
+      <w:r>
+        <w:t xml:space="preserve">s configurações do computador utilizado </w:t>
+      </w:r>
+      <w:r>
+        <w:t xml:space="preserve">para executar </w:t>
+      </w:r>
+      <w:r>
+        <w:t>os testes comparativos dos algoritmos de ordenação</w:t>
+      </w:r>
+      <w:r>
+        <w:t>, incluem-se</w:t>
+      </w:r>
+      <w:r>
+        <w:t>:</w:t>
+      </w:r>
+    </w:p>
+    <w:p>
+      <w:pPr>
+        <w:pStyle w:val="Ttulo3"/>
+      </w:pPr>
+      <w:bookmarkStart w:id="20" w:name="_Toc200292948"/>
+      <w:r>
+        <w:t>Sistema Operacional</w:t>
+      </w:r>
+      <w:bookmarkEnd w:id="20"/>
+    </w:p>
+    <w:p/>
+    <w:p>
+      <w:pPr>
+        <w:keepNext/>
+        <w:jc w:val="both"/>
+      </w:pPr>
+      <w:r>
+        <w:rPr>
+          <w:rFonts w:ascii="Times" w:eastAsiaTheme="minorEastAsia" w:hAnsi="Times" w:cs="Times"/>
+          <w:noProof/>
+          <w:sz w:val="24"/>
+          <w:szCs w:val="24"/>
+          <w:lang w:eastAsia="pt-BR"/>
+        </w:rPr>
+        <w:drawing>
+          <wp:inline distT="0" distB="0" distL="0" distR="0">
+            <wp:extent cx="5731510" cy="3074670"/>
+            <wp:effectExtent l="19050" t="0" r="2540" b="0"/>
+            <wp:docPr id="2" name="Imagem 1" descr="Sistema_Operacional.PNG"/>
+            <wp:cNvGraphicFramePr>
+              <a:graphicFrameLocks xmlns:a="http://schemas.openxmlformats.org/drawingml/2006/main" noChangeAspect="1"/>
+            </wp:cNvGraphicFramePr>
+            <a:graphic xmlns:a="http://schemas.openxmlformats.org/drawingml/2006/main">
+              <a:graphicData uri="http://schemas.openxmlformats.org/drawingml/2006/picture">
+                <pic:pic xmlns:pic="http://schemas.openxmlformats.org/drawingml/2006/picture">
+                  <pic:nvPicPr>
+                    <pic:cNvPr id="0" name="Sistema_Operacional.PNG"/>
+                    <pic:cNvPicPr/>
+                  </pic:nvPicPr>
+                  <pic:blipFill>
+                    <a:blip r:embed="rId16"/>
+                    <a:stretch>
+                      <a:fillRect/>
+                    </a:stretch>
+                  </pic:blipFill>
+                  <pic:spPr>
+                    <a:xfrm>
+                      <a:off x="0" y="0"/>
+                      <a:ext cx="5731510" cy="3074670"/>
+                    </a:xfrm>
+                    <a:prstGeom prst="rect">
+                      <a:avLst/>
+                    </a:prstGeom>
+                  </pic:spPr>
+                </pic:pic>
+              </a:graphicData>
+            </a:graphic>
+          </wp:inline>
+        </w:drawing>
+      </w:r>
+    </w:p>
+    <w:p>
+      <w:pPr>
+        <w:pStyle w:val="Legenda"/>
+        <w:jc w:val="both"/>
+        <w:rPr>
+          <w:rFonts w:ascii="Times" w:eastAsiaTheme="minorEastAsia" w:hAnsi="Times" w:cs="Times"/>
+          <w:sz w:val="24"/>
+          <w:szCs w:val="24"/>
+        </w:rPr>
+      </w:pPr>
+      <w:r>
+        <w:t xml:space="preserve">Figura </w:t>
+      </w:r>
+      <w:fldSimple w:instr=" SEQ Figura \* ARABIC ">
+        <w:r>
+          <w:rPr>
+            <w:noProof/>
+          </w:rPr>
+          <w:t>1</w:t>
+        </w:r>
+      </w:fldSimple>
+      <w:r>
+        <w:t xml:space="preserve"> - Consultando Sistema Operacional através da interface Informações do Sistema.</w:t>
+      </w:r>
+    </w:p>
+    <w:p>
+      <w:pPr>
+        <w:pStyle w:val="Ttulo3"/>
+        <w:rPr>
+          <w:rFonts w:eastAsiaTheme="minorEastAsia"/>
+        </w:rPr>
+      </w:pPr>
+      <w:bookmarkStart w:id="21" w:name="_Toc200292949"/>
+      <w:r>
+        <w:rPr>
+          <w:rFonts w:eastAsiaTheme="minorEastAsia"/>
+        </w:rPr>
+        <w:t>RAM</w:t>
+      </w:r>
+      <w:bookmarkEnd w:id="21"/>
+    </w:p>
+    <w:p>
+      <w:pPr>
+        <w:pStyle w:val="Titulo2Relatorio"/>
+      </w:pPr>
+      <w:r>
+        <w:rPr>
+          <w:rFonts w:eastAsiaTheme="minorEastAsia"/>
+          <w:noProof/>
+          <w:lang w:eastAsia="pt-BR"/>
+        </w:rPr>
+        <w:drawing>
+          <wp:inline distT="0" distB="0" distL="0" distR="0">
+            <wp:extent cx="5731510" cy="3074670"/>
+            <wp:effectExtent l="19050" t="0" r="2540" b="0"/>
+            <wp:docPr id="3" name="Imagem 2" descr="RAM.PNG"/>
+            <wp:cNvGraphicFramePr>
+              <a:graphicFrameLocks xmlns:a="http://schemas.openxmlformats.org/drawingml/2006/main" noChangeAspect="1"/>
+            </wp:cNvGraphicFramePr>
+            <a:graphic xmlns:a="http://schemas.openxmlformats.org/drawingml/2006/main">
+              <a:graphicData uri="http://schemas.openxmlformats.org/drawingml/2006/picture">
+                <pic:pic xmlns:pic="http://schemas.openxmlformats.org/drawingml/2006/picture">
+                  <pic:nvPicPr>
+                    <pic:cNvPr id="0" name="RAM.PNG"/>
+                    <pic:cNvPicPr/>
+                  </pic:nvPicPr>
+                  <pic:blipFill>
+                    <a:blip r:embed="rId17"/>
+                    <a:stretch>
+                      <a:fillRect/>
+                    </a:stretch>
+                  </pic:blipFill>
+                  <pic:spPr>
+                    <a:xfrm>
+                      <a:off x="0" y="0"/>
+                      <a:ext cx="5731510" cy="3074670"/>
+                    </a:xfrm>
+                    <a:prstGeom prst="rect">
+                      <a:avLst/>
+                    </a:prstGeom>
+                  </pic:spPr>
+                </pic:pic>
+              </a:graphicData>
+            </a:graphic>
+          </wp:inline>
+        </w:drawing>
+      </w:r>
+    </w:p>
+    <w:p>
+      <w:pPr>
+        <w:pStyle w:val="Legenda"/>
+        <w:jc w:val="both"/>
+      </w:pPr>
+      <w:r>
+        <w:t xml:space="preserve">Figura </w:t>
+      </w:r>
+      <w:fldSimple w:instr=" SEQ Figura \* ARABIC ">
+        <w:r>
+          <w:rPr>
+            <w:noProof/>
+          </w:rPr>
+          <w:t>2</w:t>
+        </w:r>
+      </w:fldSimple>
+      <w:r>
+        <w:t xml:space="preserve"> - </w:t>
+      </w:r>
+      <w:r>
+        <w:t xml:space="preserve">Consultando </w:t>
+      </w:r>
+      <w:r>
+        <w:t>Memória RAM</w:t>
+      </w:r>
+      <w:r>
+        <w:t xml:space="preserve"> através da interface Informações do Sistema.</w:t>
+      </w:r>
     </w:p>
     <w:p>
       <w:pPr>
@@ -10808,16 +12074,256 @@
           <w:szCs w:val="24"/>
         </w:rPr>
       </w:pPr>
-      <w:bookmarkStart w:id="22" w:name="_Toc200230228"/>
-      <w:r>
-        <w:rPr>
-          <w:rFonts w:ascii="Times" w:hAnsi="Times" w:cs="Times"/>
-          <w:sz w:val="24"/>
-          <w:szCs w:val="24"/>
-        </w:rPr>
+      <w:bookmarkStart w:id="22" w:name="_Toc200292950"/>
+      <w:r>
+        <w:rPr>
+          <w:rFonts w:ascii="Times" w:hAnsi="Times" w:cs="Times"/>
+          <w:sz w:val="24"/>
+          <w:szCs w:val="24"/>
+        </w:rPr>
+        <w:lastRenderedPageBreak/>
+        <w:t>Conclusão</w:t>
+      </w:r>
+      <w:bookmarkEnd w:id="22"/>
+    </w:p>
+    <w:p>
+      <w:pPr>
+        <w:pStyle w:val="Ttulo2"/>
+        <w:jc w:val="both"/>
+        <w:rPr>
+          <w:rFonts w:ascii="Times" w:hAnsi="Times" w:cs="Times"/>
+          <w:sz w:val="24"/>
+          <w:szCs w:val="24"/>
+        </w:rPr>
+      </w:pPr>
+      <w:bookmarkStart w:id="23" w:name="_Toc200292951"/>
+      <w:r>
+        <w:rPr>
+          <w:rFonts w:ascii="Times" w:hAnsi="Times" w:cs="Times"/>
+          <w:sz w:val="24"/>
+          <w:szCs w:val="24"/>
+        </w:rPr>
+        <w:t>Analisar os pontos fortes e fracos do algoritmo em comparação com outros algoritmos.</w:t>
+      </w:r>
+      <w:bookmarkEnd w:id="23"/>
+      <w:r>
+        <w:rPr>
+          <w:rFonts w:ascii="Times" w:hAnsi="Times" w:cs="Times"/>
+          <w:sz w:val="24"/>
+          <w:szCs w:val="24"/>
+        </w:rPr>
+        <w:t xml:space="preserve"> </w:t>
+      </w:r>
+    </w:p>
+    <w:p>
+      <w:pPr>
+        <w:pStyle w:val="PargrafodaLista"/>
+        <w:numPr>
+          <w:ilvl w:val="0"/>
+          <w:numId w:val="10"/>
+        </w:numPr>
+      </w:pPr>
+      <w:r>
+        <w:t>Mesma Grandeza em todos os casos.</w:t>
+      </w:r>
+    </w:p>
+    <w:p>
+      <w:pPr>
+        <w:pStyle w:val="PargrafodaLista"/>
+        <w:numPr>
+          <w:ilvl w:val="0"/>
+          <w:numId w:val="10"/>
+        </w:numPr>
+      </w:pPr>
+      <w:r>
+        <w:t>Versão melhorada do algoritmo de ordenação Selection Sort</w:t>
+      </w:r>
+      <w:r>
+        <w:t>.</w:t>
+      </w:r>
+    </w:p>
+    <w:p>
+      <w:pPr>
+        <w:pStyle w:val="Ttulo2"/>
+        <w:jc w:val="both"/>
+        <w:rPr>
+          <w:rFonts w:ascii="Times" w:hAnsi="Times" w:cs="Times"/>
+          <w:sz w:val="24"/>
+          <w:szCs w:val="24"/>
+        </w:rPr>
+      </w:pPr>
+      <w:bookmarkStart w:id="24" w:name="_Toc200292952"/>
+      <w:r>
+        <w:rPr>
+          <w:rFonts w:ascii="Times" w:hAnsi="Times" w:cs="Times"/>
+          <w:sz w:val="24"/>
+          <w:szCs w:val="24"/>
+        </w:rPr>
+        <w:t>Avaliar o desempenho do algoritmo em comparação com a implementação do Quicksort disponível na linguagem C.</w:t>
+      </w:r>
+      <w:bookmarkEnd w:id="24"/>
+    </w:p>
+    <w:p/>
+    <w:p>
+      <w:r>
+        <w:rPr>
+          <w:noProof/>
+          <w:lang w:eastAsia="pt-BR"/>
+        </w:rPr>
+        <w:drawing>
+          <wp:inline distT="0" distB="0" distL="0" distR="0">
+            <wp:extent cx="4138019" cy="3917020"/>
+            <wp:effectExtent l="19050" t="0" r="0" b="0"/>
+            <wp:docPr id="9" name="Imagem 8" descr="ordered_input.PNG"/>
+            <wp:cNvGraphicFramePr>
+              <a:graphicFrameLocks xmlns:a="http://schemas.openxmlformats.org/drawingml/2006/main" noChangeAspect="1"/>
+            </wp:cNvGraphicFramePr>
+            <a:graphic xmlns:a="http://schemas.openxmlformats.org/drawingml/2006/main">
+              <a:graphicData uri="http://schemas.openxmlformats.org/drawingml/2006/picture">
+                <pic:pic xmlns:pic="http://schemas.openxmlformats.org/drawingml/2006/picture">
+                  <pic:nvPicPr>
+                    <pic:cNvPr id="0" name="ordered_input.PNG"/>
+                    <pic:cNvPicPr/>
+                  </pic:nvPicPr>
+                  <pic:blipFill>
+                    <a:blip r:embed="rId10"/>
+                    <a:stretch>
+                      <a:fillRect/>
+                    </a:stretch>
+                  </pic:blipFill>
+                  <pic:spPr>
+                    <a:xfrm>
+                      <a:off x="0" y="0"/>
+                      <a:ext cx="4138019" cy="3917020"/>
+                    </a:xfrm>
+                    <a:prstGeom prst="rect">
+                      <a:avLst/>
+                    </a:prstGeom>
+                  </pic:spPr>
+                </pic:pic>
+              </a:graphicData>
+            </a:graphic>
+          </wp:inline>
+        </w:drawing>
+      </w:r>
+    </w:p>
+    <w:p>
+      <w:r>
+        <w:rPr>
+          <w:noProof/>
+          <w:lang w:eastAsia="pt-BR"/>
+        </w:rPr>
+        <w:lastRenderedPageBreak/>
+        <w:drawing>
+          <wp:inline distT="0" distB="0" distL="0" distR="0">
+            <wp:extent cx="4221846" cy="3993226"/>
+            <wp:effectExtent l="19050" t="0" r="7254" b="0"/>
+            <wp:docPr id="10" name="Imagem 9" descr="reversed_input.PNG"/>
+            <wp:cNvGraphicFramePr>
+              <a:graphicFrameLocks xmlns:a="http://schemas.openxmlformats.org/drawingml/2006/main" noChangeAspect="1"/>
+            </wp:cNvGraphicFramePr>
+            <a:graphic xmlns:a="http://schemas.openxmlformats.org/drawingml/2006/main">
+              <a:graphicData uri="http://schemas.openxmlformats.org/drawingml/2006/picture">
+                <pic:pic xmlns:pic="http://schemas.openxmlformats.org/drawingml/2006/picture">
+                  <pic:nvPicPr>
+                    <pic:cNvPr id="0" name="reversed_input.PNG"/>
+                    <pic:cNvPicPr/>
+                  </pic:nvPicPr>
+                  <pic:blipFill>
+                    <a:blip r:embed="rId12"/>
+                    <a:stretch>
+                      <a:fillRect/>
+                    </a:stretch>
+                  </pic:blipFill>
+                  <pic:spPr>
+                    <a:xfrm>
+                      <a:off x="0" y="0"/>
+                      <a:ext cx="4221846" cy="3993226"/>
+                    </a:xfrm>
+                    <a:prstGeom prst="rect">
+                      <a:avLst/>
+                    </a:prstGeom>
+                  </pic:spPr>
+                </pic:pic>
+              </a:graphicData>
+            </a:graphic>
+          </wp:inline>
+        </w:drawing>
+      </w:r>
+    </w:p>
+    <w:p>
+      <w:r>
+        <w:rPr>
+          <w:noProof/>
+          <w:lang w:eastAsia="pt-BR"/>
+        </w:rPr>
+        <w:drawing>
+          <wp:inline distT="0" distB="0" distL="0" distR="0">
+            <wp:extent cx="4153260" cy="3977985"/>
+            <wp:effectExtent l="19050" t="0" r="0" b="0"/>
+            <wp:docPr id="11" name="Imagem 10" descr="uniform_input.PNG"/>
+            <wp:cNvGraphicFramePr>
+              <a:graphicFrameLocks xmlns:a="http://schemas.openxmlformats.org/drawingml/2006/main" noChangeAspect="1"/>
+            </wp:cNvGraphicFramePr>
+            <a:graphic xmlns:a="http://schemas.openxmlformats.org/drawingml/2006/main">
+              <a:graphicData uri="http://schemas.openxmlformats.org/drawingml/2006/picture">
+                <pic:pic xmlns:pic="http://schemas.openxmlformats.org/drawingml/2006/picture">
+                  <pic:nvPicPr>
+                    <pic:cNvPr id="0" name="uniform_input.PNG"/>
+                    <pic:cNvPicPr/>
+                  </pic:nvPicPr>
+                  <pic:blipFill>
+                    <a:blip r:embed="rId14"/>
+                    <a:stretch>
+                      <a:fillRect/>
+                    </a:stretch>
+                  </pic:blipFill>
+                  <pic:spPr>
+                    <a:xfrm>
+                      <a:off x="0" y="0"/>
+                      <a:ext cx="4153260" cy="3977985"/>
+                    </a:xfrm>
+                    <a:prstGeom prst="rect">
+                      <a:avLst/>
+                    </a:prstGeom>
+                  </pic:spPr>
+                </pic:pic>
+              </a:graphicData>
+            </a:graphic>
+          </wp:inline>
+        </w:drawing>
+      </w:r>
+    </w:p>
+    <w:p>
+      <w:pPr>
+        <w:jc w:val="both"/>
+      </w:pPr>
+    </w:p>
+    <w:p>
+      <w:pPr>
+        <w:pStyle w:val="Ttulo1"/>
+        <w:numPr>
+          <w:ilvl w:val="0"/>
+          <w:numId w:val="6"/>
+        </w:numPr>
+        <w:jc w:val="both"/>
+        <w:rPr>
+          <w:rFonts w:ascii="Times" w:hAnsi="Times" w:cs="Times"/>
+          <w:sz w:val="24"/>
+          <w:szCs w:val="24"/>
+        </w:rPr>
+      </w:pPr>
+      <w:bookmarkStart w:id="25" w:name="_Toc200292953"/>
+      <w:r>
+        <w:rPr>
+          <w:rFonts w:ascii="Times" w:hAnsi="Times" w:cs="Times"/>
+          <w:sz w:val="24"/>
+          <w:szCs w:val="24"/>
+        </w:rPr>
+        <w:lastRenderedPageBreak/>
         <w:t>Referências</w:t>
       </w:r>
-      <w:bookmarkEnd w:id="22"/>
+      <w:bookmarkEnd w:id="25"/>
     </w:p>
     <w:p>
       <w:pPr>
@@ -10862,7 +12368,7 @@
           <w:szCs w:val="24"/>
         </w:rPr>
       </w:pPr>
-      <w:hyperlink r:id="rId15" w:history="1">
+      <w:hyperlink r:id="rId18" w:history="1">
         <w:r>
           <w:rPr>
             <w:rStyle w:val="Hyperlink"/>
@@ -10885,7 +12391,7 @@
           <w:szCs w:val="24"/>
         </w:rPr>
       </w:pPr>
-      <w:hyperlink r:id="rId16" w:history="1">
+      <w:hyperlink r:id="rId19" w:history="1">
         <w:r>
           <w:rPr>
             <w:rStyle w:val="Hyperlink"/>
@@ -10908,7 +12414,7 @@
           <w:szCs w:val="24"/>
         </w:rPr>
       </w:pPr>
-      <w:hyperlink r:id="rId17" w:history="1">
+      <w:hyperlink r:id="rId20" w:history="1">
         <w:r>
           <w:rPr>
             <w:rStyle w:val="Hyperlink"/>
@@ -10931,7 +12437,7 @@
           <w:szCs w:val="24"/>
         </w:rPr>
       </w:pPr>
-      <w:hyperlink r:id="rId18" w:history="1">
+      <w:hyperlink r:id="rId21" w:history="1">
         <w:r>
           <w:rPr>
             <w:rStyle w:val="Hyperlink"/>
@@ -10973,7 +12479,7 @@
           <w:szCs w:val="24"/>
         </w:rPr>
       </w:pPr>
-      <w:hyperlink r:id="rId19" w:anchor="1725d7" w:history="1">
+      <w:hyperlink r:id="rId22" w:anchor="1725d7" w:history="1">
         <w:r>
           <w:rPr>
             <w:rStyle w:val="Hyperlink"/>
@@ -10990,7 +12496,7 @@
         <w:pStyle w:val="PargrafodaLista"/>
         <w:jc w:val="both"/>
       </w:pPr>
-      <w:hyperlink r:id="rId20" w:anchor="C" w:history="1">
+      <w:hyperlink r:id="rId23" w:anchor="C" w:history="1">
         <w:r>
           <w:rPr>
             <w:rStyle w:val="Hyperlink"/>
@@ -11004,7 +12510,7 @@
         <w:pStyle w:val="PargrafodaLista"/>
         <w:jc w:val="both"/>
       </w:pPr>
-      <w:hyperlink r:id="rId21" w:history="1">
+      <w:hyperlink r:id="rId24" w:history="1">
         <w:r>
           <w:rPr>
             <w:rStyle w:val="Hyperlink"/>
@@ -11023,7 +12529,7 @@
           <w:szCs w:val="24"/>
         </w:rPr>
       </w:pPr>
-      <w:hyperlink r:id="rId22" w:history="1">
+      <w:hyperlink r:id="rId25" w:history="1">
         <w:r>
           <w:rPr>
             <w:rStyle w:val="Hyperlink"/>
@@ -11033,7 +12539,7 @@
       </w:hyperlink>
     </w:p>
     <w:sectPr>
-      <w:footerReference w:type="default" r:id="rId23"/>
+      <w:footerReference w:type="default" r:id="rId26"/>
       <w:pgSz w:w="11906" w:h="16838" w:code="9"/>
       <w:pgMar w:top="1440" w:right="1440" w:bottom="1440" w:left="1440" w:header="709" w:footer="709" w:gutter="0"/>
       <w:cols w:space="708"/>
@@ -11090,7 +12596,7 @@
             <w:rPr>
               <w:noProof/>
             </w:rPr>
-            <w:t>9</w:t>
+            <w:t>12</w:t>
           </w:r>
         </w:fldSimple>
       </w:p>
@@ -12926,6 +14432,7 @@
   <w:rsids>
     <w:rsidRoot w:val="00DE5764"/>
     <w:rsid w:val="00673B9C"/>
+    <w:rsid w:val="00D573E3"/>
     <w:rsid w:val="00DE5764"/>
     <w:rsid w:val="00EC412D"/>
   </w:rsids>
@@ -13143,7 +14650,7 @@
     <w:basedOn w:val="Fontepargpadro"/>
     <w:uiPriority w:val="99"/>
     <w:semiHidden/>
-    <w:rsid w:val="00673B9C"/>
+    <w:rsid w:val="00D573E3"/>
     <w:rPr>
       <w:color w:val="808080"/>
     </w:rPr>

--- a/Relatorio_Equipe_HeapSort.docx
+++ b/Relatorio_Equipe_HeapSort.docx
@@ -11432,29 +11432,10 @@
     </w:p>
     <w:p>
       <w:pPr>
-        <w:pStyle w:val="Titulo3Relatorio"/>
-      </w:pPr>
-      <w:bookmarkStart w:id="16" w:name="_Toc200292944"/>
-      <w:r>
-        <w:t>Ordered Input</w:t>
-      </w:r>
-      <w:bookmarkEnd w:id="16"/>
-    </w:p>
-    <w:p>
-      <w:pPr>
         <w:pStyle w:val="NormalRelatorio"/>
       </w:pPr>
       <w:r>
-        <w:t>Para cada arquivo de</w:t>
-      </w:r>
-      <w:r>
-        <w:t xml:space="preserve"> </w:t>
-      </w:r>
-      <w:r>
-        <w:t>entrada</w:t>
-      </w:r>
-      <w:r>
-        <w:t xml:space="preserve">, foram executados os testes para ordenar vetores de tamanhos de: 10.000 a 4.000.000 de elementos. Quando foram executados, comparamos as </w:t>
+        <w:t xml:space="preserve">Para cada arquivo de entrada, foram executados os testes para ordenar vetores de tamanhos de: 10.000 a 4.000.000 de elementos. Quando foram executados, comparamos as </w:t>
       </w:r>
       <w:r>
         <w:lastRenderedPageBreak/>
@@ -11505,6 +11486,17 @@
     </w:p>
     <w:p>
       <w:pPr>
+        <w:pStyle w:val="Titulo3Relatorio"/>
+      </w:pPr>
+      <w:bookmarkStart w:id="16" w:name="_Toc200292944"/>
+      <w:r>
+        <w:lastRenderedPageBreak/>
+        <w:t>Ordered Input</w:t>
+      </w:r>
+      <w:bookmarkEnd w:id="16"/>
+    </w:p>
+    <w:p>
+      <w:pPr>
         <w:pStyle w:val="Titulo2Relatorio"/>
       </w:pPr>
       <w:r>
@@ -11512,7 +11504,6 @@
           <w:noProof/>
           <w:lang w:eastAsia="pt-BR"/>
         </w:rPr>
-        <w:lastRenderedPageBreak/>
         <w:drawing>
           <wp:inline distT="0" distB="0" distL="0" distR="0">
             <wp:extent cx="4138019" cy="3917020"/>
@@ -11598,10 +11589,16 @@
     </w:p>
     <w:p>
       <w:pPr>
+        <w:pStyle w:val="Titulo2Relatorio"/>
+      </w:pPr>
+    </w:p>
+    <w:p>
+      <w:pPr>
         <w:pStyle w:val="Titulo3Relatorio"/>
       </w:pPr>
       <w:bookmarkStart w:id="17" w:name="_Toc200292945"/>
       <w:r>
+        <w:lastRenderedPageBreak/>
         <w:t>Reverse Ordered Input</w:t>
       </w:r>
       <w:bookmarkEnd w:id="17"/>
@@ -11615,7 +11612,6 @@
           <w:noProof/>
           <w:lang w:eastAsia="pt-BR"/>
         </w:rPr>
-        <w:lastRenderedPageBreak/>
         <w:drawing>
           <wp:inline distT="0" distB="0" distL="0" distR="0">
             <wp:extent cx="4221846" cy="3993226"/>
@@ -11804,6 +11800,16 @@
     </w:p>
     <w:p>
       <w:pPr>
+        <w:pStyle w:val="Titulo2Relatorio"/>
+      </w:pPr>
+    </w:p>
+    <w:p>
+      <w:pPr>
+        <w:pStyle w:val="Titulo2Relatorio"/>
+      </w:pPr>
+    </w:p>
+    <w:p>
+      <w:pPr>
         <w:pStyle w:val="Ttulo2"/>
         <w:jc w:val="both"/>
         <w:rPr>
@@ -11819,6 +11825,7 @@
           <w:sz w:val="24"/>
           <w:szCs w:val="24"/>
         </w:rPr>
+        <w:lastRenderedPageBreak/>
         <w:t>Detalhes</w:t>
       </w:r>
       <w:r>
@@ -11860,7 +11867,6 @@
         <w:pStyle w:val="NormalRelatorio"/>
       </w:pPr>
       <w:r>
-        <w:lastRenderedPageBreak/>
         <w:t xml:space="preserve">Dentre </w:t>
       </w:r>
       <w:r>
@@ -11892,7 +11898,44 @@
       </w:r>
       <w:bookmarkEnd w:id="20"/>
     </w:p>
-    <w:p/>
+    <w:p>
+      <w:pPr>
+        <w:pStyle w:val="NormalRelatorio"/>
+      </w:pPr>
+      <w:r>
+        <w:t xml:space="preserve">O sistema operacional do computador utilizado para os testes, é o </w:t>
+      </w:r>
+      <w:r>
+        <w:rPr>
+          <w:b/>
+        </w:rPr>
+        <w:t xml:space="preserve">Microsoft Windows 10 Home Single Language </w:t>
+      </w:r>
+      <w:r>
+        <w:rPr>
+          <w:b/>
+        </w:rPr>
+        <w:t xml:space="preserve">Versão: </w:t>
+      </w:r>
+      <w:r>
+        <w:rPr>
+          <w:b/>
+        </w:rPr>
+        <w:t>10.0.19045 Compilação 19045</w:t>
+      </w:r>
+      <w:r>
+        <w:t>.</w:t>
+      </w:r>
+      <w:r>
+        <w:t xml:space="preserve"> Para identificá-lo, acessamos o programa “Informações do sistema”</w:t>
+      </w:r>
+      <w:r>
+        <w:t xml:space="preserve"> na barra de pesquisa do Menu Iniciar</w:t>
+      </w:r>
+      <w:r>
+        <w:t xml:space="preserve"> e consultamos o nome do sistema operacional na aba “Resumo do Sistema”.</w:t>
+      </w:r>
+    </w:p>
     <w:p>
       <w:pPr>
         <w:keepNext/>
@@ -11945,31 +11988,6 @@
     </w:p>
     <w:p>
       <w:pPr>
-        <w:pStyle w:val="Legenda"/>
-        <w:jc w:val="both"/>
-        <w:rPr>
-          <w:rFonts w:ascii="Times" w:eastAsiaTheme="minorEastAsia" w:hAnsi="Times" w:cs="Times"/>
-          <w:sz w:val="24"/>
-          <w:szCs w:val="24"/>
-        </w:rPr>
-      </w:pPr>
-      <w:r>
-        <w:t xml:space="preserve">Figura </w:t>
-      </w:r>
-      <w:fldSimple w:instr=" SEQ Figura \* ARABIC ">
-        <w:r>
-          <w:rPr>
-            <w:noProof/>
-          </w:rPr>
-          <w:t>1</w:t>
-        </w:r>
-      </w:fldSimple>
-      <w:r>
-        <w:t xml:space="preserve"> - Consultando Sistema Operacional através da interface Informações do Sistema.</w:t>
-      </w:r>
-    </w:p>
-    <w:p>
-      <w:pPr>
         <w:pStyle w:val="Ttulo3"/>
         <w:rPr>
           <w:rFonts w:eastAsiaTheme="minorEastAsia"/>
@@ -11983,6 +12001,29 @@
         <w:t>RAM</w:t>
       </w:r>
       <w:bookmarkEnd w:id="21"/>
+    </w:p>
+    <w:p>
+      <w:pPr>
+        <w:pStyle w:val="NormalRelatorio"/>
+      </w:pPr>
+      <w:r>
+        <w:t xml:space="preserve">A quantidade da Memória RAM do computador utilizado para os testes, é de </w:t>
+      </w:r>
+      <w:r>
+        <w:rPr>
+          <w:b/>
+        </w:rPr>
+        <w:t>4,00 GB</w:t>
+      </w:r>
+      <w:r>
+        <w:t xml:space="preserve">. Para identificá-lo, acessamos o programa “Informações do sistema” na barra de pesquisa do Menu Iniciar e consultamos </w:t>
+      </w:r>
+      <w:r>
+        <w:t xml:space="preserve">a Memória RAM </w:t>
+      </w:r>
+      <w:r>
+        <w:t>na aba “Resumo do Sistema”.</w:t>
+      </w:r>
     </w:p>
     <w:p>
       <w:pPr>
@@ -11994,6 +12035,7 @@
           <w:noProof/>
           <w:lang w:eastAsia="pt-BR"/>
         </w:rPr>
+        <w:lastRenderedPageBreak/>
         <w:drawing>
           <wp:inline distT="0" distB="0" distL="0" distR="0">
             <wp:extent cx="5731510" cy="3074670"/>
@@ -12081,7 +12123,6 @@
           <w:sz w:val="24"/>
           <w:szCs w:val="24"/>
         </w:rPr>
-        <w:lastRenderedPageBreak/>
         <w:t>Conclusão</w:t>
       </w:r>
       <w:bookmarkEnd w:id="22"/>
@@ -12170,6 +12211,7 @@
           <w:noProof/>
           <w:lang w:eastAsia="pt-BR"/>
         </w:rPr>
+        <w:lastRenderedPageBreak/>
         <w:drawing>
           <wp:inline distT="0" distB="0" distL="0" distR="0">
             <wp:extent cx="4138019" cy="3917020"/>
@@ -12213,7 +12255,6 @@
           <w:noProof/>
           <w:lang w:eastAsia="pt-BR"/>
         </w:rPr>
-        <w:lastRenderedPageBreak/>
         <w:drawing>
           <wp:inline distT="0" distB="0" distL="0" distR="0">
             <wp:extent cx="4221846" cy="3993226"/>
@@ -12257,6 +12298,7 @@
           <w:noProof/>
           <w:lang w:eastAsia="pt-BR"/>
         </w:rPr>
+        <w:lastRenderedPageBreak/>
         <w:drawing>
           <wp:inline distT="0" distB="0" distL="0" distR="0">
             <wp:extent cx="4153260" cy="3977985"/>
@@ -12320,7 +12362,6 @@
           <w:sz w:val="24"/>
           <w:szCs w:val="24"/>
         </w:rPr>
-        <w:lastRenderedPageBreak/>
         <w:t>Referências</w:t>
       </w:r>
       <w:bookmarkEnd w:id="25"/>
@@ -12596,7 +12637,7 @@
             <w:rPr>
               <w:noProof/>
             </w:rPr>
-            <w:t>12</w:t>
+            <w:t>17</w:t>
           </w:r>
         </w:fldSimple>
       </w:p>

--- a/Relatorio_Equipe_HeapSort.docx
+++ b/Relatorio_Equipe_HeapSort.docx
@@ -333,7 +333,7 @@
             </w:rPr>
             <w:fldChar w:fldCharType="separate"/>
           </w:r>
-          <w:hyperlink w:anchor="_Toc200292928" w:history="1">
+          <w:hyperlink w:anchor="_Toc200304470" w:history="1">
             <w:r>
               <w:rPr>
                 <w:rStyle w:val="Hyperlink"/>
@@ -377,7 +377,7 @@
                 <w:noProof/>
                 <w:webHidden/>
               </w:rPr>
-              <w:instrText xml:space="preserve"> PAGEREF _Toc200292928 \h </w:instrText>
+              <w:instrText xml:space="preserve"> PAGEREF _Toc200304470 \h </w:instrText>
             </w:r>
             <w:r>
               <w:rPr>
@@ -420,7 +420,7 @@
               <w:lang w:eastAsia="pt-BR"/>
             </w:rPr>
           </w:pPr>
-          <w:hyperlink w:anchor="_Toc200292929" w:history="1">
+          <w:hyperlink w:anchor="_Toc200304471" w:history="1">
             <w:r>
               <w:rPr>
                 <w:rStyle w:val="Hyperlink"/>
@@ -448,7 +448,7 @@
                 <w:noProof/>
                 <w:webHidden/>
               </w:rPr>
-              <w:instrText xml:space="preserve"> PAGEREF _Toc200292929 \h </w:instrText>
+              <w:instrText xml:space="preserve"> PAGEREF _Toc200304471 \h </w:instrText>
             </w:r>
             <w:r>
               <w:rPr>
@@ -491,7 +491,7 @@
               <w:lang w:eastAsia="pt-BR"/>
             </w:rPr>
           </w:pPr>
-          <w:hyperlink w:anchor="_Toc200292930" w:history="1">
+          <w:hyperlink w:anchor="_Toc200304472" w:history="1">
             <w:r>
               <w:rPr>
                 <w:rStyle w:val="Hyperlink"/>
@@ -519,7 +519,7 @@
                 <w:noProof/>
                 <w:webHidden/>
               </w:rPr>
-              <w:instrText xml:space="preserve"> PAGEREF _Toc200292930 \h </w:instrText>
+              <w:instrText xml:space="preserve"> PAGEREF _Toc200304472 \h </w:instrText>
             </w:r>
             <w:r>
               <w:rPr>
@@ -562,7 +562,7 @@
               <w:lang w:eastAsia="pt-BR"/>
             </w:rPr>
           </w:pPr>
-          <w:hyperlink w:anchor="_Toc200292931" w:history="1">
+          <w:hyperlink w:anchor="_Toc200304473" w:history="1">
             <w:r>
               <w:rPr>
                 <w:rStyle w:val="Hyperlink"/>
@@ -590,7 +590,7 @@
                 <w:noProof/>
                 <w:webHidden/>
               </w:rPr>
-              <w:instrText xml:space="preserve"> PAGEREF _Toc200292931 \h </w:instrText>
+              <w:instrText xml:space="preserve"> PAGEREF _Toc200304473 \h </w:instrText>
             </w:r>
             <w:r>
               <w:rPr>
@@ -634,7 +634,7 @@
               <w:lang w:eastAsia="pt-BR"/>
             </w:rPr>
           </w:pPr>
-          <w:hyperlink w:anchor="_Toc200292932" w:history="1">
+          <w:hyperlink w:anchor="_Toc200304474" w:history="1">
             <w:r>
               <w:rPr>
                 <w:rStyle w:val="Hyperlink"/>
@@ -678,7 +678,7 @@
                 <w:noProof/>
                 <w:webHidden/>
               </w:rPr>
-              <w:instrText xml:space="preserve"> PAGEREF _Toc200292932 \h </w:instrText>
+              <w:instrText xml:space="preserve"> PAGEREF _Toc200304474 \h </w:instrText>
             </w:r>
             <w:r>
               <w:rPr>
@@ -721,7 +721,7 @@
               <w:lang w:eastAsia="pt-BR"/>
             </w:rPr>
           </w:pPr>
-          <w:hyperlink w:anchor="_Toc200292933" w:history="1">
+          <w:hyperlink w:anchor="_Toc200304475" w:history="1">
             <w:r>
               <w:rPr>
                 <w:rStyle w:val="Hyperlink"/>
@@ -749,7 +749,7 @@
                 <w:noProof/>
                 <w:webHidden/>
               </w:rPr>
-              <w:instrText xml:space="preserve"> PAGEREF _Toc200292933 \h </w:instrText>
+              <w:instrText xml:space="preserve"> PAGEREF _Toc200304475 \h </w:instrText>
             </w:r>
             <w:r>
               <w:rPr>
@@ -792,7 +792,7 @@
               <w:lang w:eastAsia="pt-BR"/>
             </w:rPr>
           </w:pPr>
-          <w:hyperlink w:anchor="_Toc200292934" w:history="1">
+          <w:hyperlink w:anchor="_Toc200304476" w:history="1">
             <w:r>
               <w:rPr>
                 <w:rStyle w:val="Hyperlink"/>
@@ -820,7 +820,7 @@
                 <w:noProof/>
                 <w:webHidden/>
               </w:rPr>
-              <w:instrText xml:space="preserve"> PAGEREF _Toc200292934 \h </w:instrText>
+              <w:instrText xml:space="preserve"> PAGEREF _Toc200304476 \h </w:instrText>
             </w:r>
             <w:r>
               <w:rPr>
@@ -863,7 +863,7 @@
               <w:lang w:eastAsia="pt-BR"/>
             </w:rPr>
           </w:pPr>
-          <w:hyperlink w:anchor="_Toc200292935" w:history="1">
+          <w:hyperlink w:anchor="_Toc200304477" w:history="1">
             <w:r>
               <w:rPr>
                 <w:rStyle w:val="Hyperlink"/>
@@ -891,7 +891,7 @@
                 <w:noProof/>
                 <w:webHidden/>
               </w:rPr>
-              <w:instrText xml:space="preserve"> PAGEREF _Toc200292935 \h </w:instrText>
+              <w:instrText xml:space="preserve"> PAGEREF _Toc200304477 \h </w:instrText>
             </w:r>
             <w:r>
               <w:rPr>
@@ -934,7 +934,7 @@
               <w:lang w:eastAsia="pt-BR"/>
             </w:rPr>
           </w:pPr>
-          <w:hyperlink w:anchor="_Toc200292936" w:history="1">
+          <w:hyperlink w:anchor="_Toc200304478" w:history="1">
             <w:r>
               <w:rPr>
                 <w:rStyle w:val="Hyperlink"/>
@@ -962,7 +962,7 @@
                 <w:noProof/>
                 <w:webHidden/>
               </w:rPr>
-              <w:instrText xml:space="preserve"> PAGEREF _Toc200292936 \h </w:instrText>
+              <w:instrText xml:space="preserve"> PAGEREF _Toc200304478 \h </w:instrText>
             </w:r>
             <w:r>
               <w:rPr>
@@ -1005,7 +1005,7 @@
               <w:lang w:eastAsia="pt-BR"/>
             </w:rPr>
           </w:pPr>
-          <w:hyperlink w:anchor="_Toc200292937" w:history="1">
+          <w:hyperlink w:anchor="_Toc200304479" w:history="1">
             <w:r>
               <w:rPr>
                 <w:rStyle w:val="Hyperlink"/>
@@ -1033,7 +1033,7 @@
                 <w:noProof/>
                 <w:webHidden/>
               </w:rPr>
-              <w:instrText xml:space="preserve"> PAGEREF _Toc200292937 \h </w:instrText>
+              <w:instrText xml:space="preserve"> PAGEREF _Toc200304479 \h </w:instrText>
             </w:r>
             <w:r>
               <w:rPr>
@@ -1076,7 +1076,7 @@
               <w:lang w:eastAsia="pt-BR"/>
             </w:rPr>
           </w:pPr>
-          <w:hyperlink w:anchor="_Toc200292938" w:history="1">
+          <w:hyperlink w:anchor="_Toc200304480" w:history="1">
             <w:r>
               <w:rPr>
                 <w:rStyle w:val="Hyperlink"/>
@@ -1104,7 +1104,7 @@
                 <w:noProof/>
                 <w:webHidden/>
               </w:rPr>
-              <w:instrText xml:space="preserve"> PAGEREF _Toc200292938 \h </w:instrText>
+              <w:instrText xml:space="preserve"> PAGEREF _Toc200304480 \h </w:instrText>
             </w:r>
             <w:r>
               <w:rPr>
@@ -1148,7 +1148,7 @@
               <w:lang w:eastAsia="pt-BR"/>
             </w:rPr>
           </w:pPr>
-          <w:hyperlink w:anchor="_Toc200292939" w:history="1">
+          <w:hyperlink w:anchor="_Toc200304481" w:history="1">
             <w:r>
               <w:rPr>
                 <w:rStyle w:val="Hyperlink"/>
@@ -1192,7 +1192,7 @@
                 <w:noProof/>
                 <w:webHidden/>
               </w:rPr>
-              <w:instrText xml:space="preserve"> PAGEREF _Toc200292939 \h </w:instrText>
+              <w:instrText xml:space="preserve"> PAGEREF _Toc200304481 \h </w:instrText>
             </w:r>
             <w:r>
               <w:rPr>
@@ -1235,7 +1235,7 @@
               <w:lang w:eastAsia="pt-BR"/>
             </w:rPr>
           </w:pPr>
-          <w:hyperlink w:anchor="_Toc200292940" w:history="1">
+          <w:hyperlink w:anchor="_Toc200304482" w:history="1">
             <w:r>
               <w:rPr>
                 <w:rStyle w:val="Hyperlink"/>
@@ -1263,7 +1263,7 @@
                 <w:noProof/>
                 <w:webHidden/>
               </w:rPr>
-              <w:instrText xml:space="preserve"> PAGEREF _Toc200292940 \h </w:instrText>
+              <w:instrText xml:space="preserve"> PAGEREF _Toc200304482 \h </w:instrText>
             </w:r>
             <w:r>
               <w:rPr>
@@ -1306,7 +1306,7 @@
               <w:lang w:eastAsia="pt-BR"/>
             </w:rPr>
           </w:pPr>
-          <w:hyperlink w:anchor="_Toc200292941" w:history="1">
+          <w:hyperlink w:anchor="_Toc200304483" w:history="1">
             <w:r>
               <w:rPr>
                 <w:rStyle w:val="Hyperlink"/>
@@ -1333,7 +1333,7 @@
                 <w:noProof/>
                 <w:webHidden/>
               </w:rPr>
-              <w:instrText xml:space="preserve"> PAGEREF _Toc200292941 \h </w:instrText>
+              <w:instrText xml:space="preserve"> PAGEREF _Toc200304483 \h </w:instrText>
             </w:r>
             <w:r>
               <w:rPr>
@@ -1376,7 +1376,7 @@
               <w:lang w:eastAsia="pt-BR"/>
             </w:rPr>
           </w:pPr>
-          <w:hyperlink w:anchor="_Toc200292942" w:history="1">
+          <w:hyperlink w:anchor="_Toc200304484" w:history="1">
             <w:r>
               <w:rPr>
                 <w:rStyle w:val="Hyperlink"/>
@@ -1403,7 +1403,7 @@
                 <w:noProof/>
                 <w:webHidden/>
               </w:rPr>
-              <w:instrText xml:space="preserve"> PAGEREF _Toc200292942 \h </w:instrText>
+              <w:instrText xml:space="preserve"> PAGEREF _Toc200304484 \h </w:instrText>
             </w:r>
             <w:r>
               <w:rPr>
@@ -1446,27 +1446,13 @@
               <w:lang w:eastAsia="pt-BR"/>
             </w:rPr>
           </w:pPr>
-          <w:hyperlink w:anchor="_Toc200292943" w:history="1">
+          <w:hyperlink w:anchor="_Toc200304485" w:history="1">
             <w:r>
               <w:rPr>
                 <w:rStyle w:val="Hyperlink"/>
                 <w:noProof/>
               </w:rPr>
-              <w:t>RESU</w:t>
-            </w:r>
-            <w:r>
-              <w:rPr>
-                <w:rStyle w:val="Hyperlink"/>
-                <w:noProof/>
-              </w:rPr>
-              <w:t>L</w:t>
-            </w:r>
-            <w:r>
-              <w:rPr>
-                <w:rStyle w:val="Hyperlink"/>
-                <w:noProof/>
-              </w:rPr>
-              <w:t>TADOS DOS TESTES</w:t>
+              <w:t>Resultados Dos Testes</w:t>
             </w:r>
             <w:r>
               <w:rPr>
@@ -1487,7 +1473,7 @@
                 <w:noProof/>
                 <w:webHidden/>
               </w:rPr>
-              <w:instrText xml:space="preserve"> PAGEREF _Toc200292943 \h </w:instrText>
+              <w:instrText xml:space="preserve"> PAGEREF _Toc200304485 \h </w:instrText>
             </w:r>
             <w:r>
               <w:rPr>
@@ -1507,7 +1493,7 @@
                 <w:noProof/>
                 <w:webHidden/>
               </w:rPr>
-              <w:t>13</w:t>
+              <w:t>12</w:t>
             </w:r>
             <w:r>
               <w:rPr>
@@ -1530,13 +1516,13 @@
               <w:lang w:eastAsia="pt-BR"/>
             </w:rPr>
           </w:pPr>
-          <w:hyperlink w:anchor="_Toc200292944" w:history="1">
+          <w:hyperlink w:anchor="_Toc200304486" w:history="1">
             <w:r>
               <w:rPr>
                 <w:rStyle w:val="Hyperlink"/>
                 <w:noProof/>
               </w:rPr>
-              <w:t>ORDERED INPUT</w:t>
+              <w:t>Ordered Input</w:t>
             </w:r>
             <w:r>
               <w:rPr>
@@ -1557,7 +1543,7 @@
                 <w:noProof/>
                 <w:webHidden/>
               </w:rPr>
-              <w:instrText xml:space="preserve"> PAGEREF _Toc200292944 \h </w:instrText>
+              <w:instrText xml:space="preserve"> PAGEREF _Toc200304486 \h </w:instrText>
             </w:r>
             <w:r>
               <w:rPr>
@@ -1600,13 +1586,13 @@
               <w:lang w:eastAsia="pt-BR"/>
             </w:rPr>
           </w:pPr>
-          <w:hyperlink w:anchor="_Toc200292945" w:history="1">
+          <w:hyperlink w:anchor="_Toc200304487" w:history="1">
             <w:r>
               <w:rPr>
                 <w:rStyle w:val="Hyperlink"/>
                 <w:noProof/>
               </w:rPr>
-              <w:t>REVERSE ORDERED INPUT</w:t>
+              <w:t>Reverse Ordered Input</w:t>
             </w:r>
             <w:r>
               <w:rPr>
@@ -1627,7 +1613,7 @@
                 <w:noProof/>
                 <w:webHidden/>
               </w:rPr>
-              <w:instrText xml:space="preserve"> PAGEREF _Toc200292945 \h </w:instrText>
+              <w:instrText xml:space="preserve"> PAGEREF _Toc200304487 \h </w:instrText>
             </w:r>
             <w:r>
               <w:rPr>
@@ -1670,13 +1656,13 @@
               <w:lang w:eastAsia="pt-BR"/>
             </w:rPr>
           </w:pPr>
-          <w:hyperlink w:anchor="_Toc200292946" w:history="1">
+          <w:hyperlink w:anchor="_Toc200304488" w:history="1">
             <w:r>
               <w:rPr>
                 <w:rStyle w:val="Hyperlink"/>
                 <w:noProof/>
               </w:rPr>
-              <w:t>UNIFORM INPUT</w:t>
+              <w:t>Uniform Input</w:t>
             </w:r>
             <w:r>
               <w:rPr>
@@ -1697,7 +1683,7 @@
                 <w:noProof/>
                 <w:webHidden/>
               </w:rPr>
-              <w:instrText xml:space="preserve"> PAGEREF _Toc200292946 \h </w:instrText>
+              <w:instrText xml:space="preserve"> PAGEREF _Toc200304488 \h </w:instrText>
             </w:r>
             <w:r>
               <w:rPr>
@@ -1717,7 +1703,7 @@
                 <w:noProof/>
                 <w:webHidden/>
               </w:rPr>
-              <w:t>14</w:t>
+              <w:t>16</w:t>
             </w:r>
             <w:r>
               <w:rPr>
@@ -1740,7 +1726,7 @@
               <w:lang w:eastAsia="pt-BR"/>
             </w:rPr>
           </w:pPr>
-          <w:hyperlink w:anchor="_Toc200292947" w:history="1">
+          <w:hyperlink w:anchor="_Toc200304489" w:history="1">
             <w:r>
               <w:rPr>
                 <w:rStyle w:val="Hyperlink"/>
@@ -1768,7 +1754,7 @@
                 <w:noProof/>
                 <w:webHidden/>
               </w:rPr>
-              <w:instrText xml:space="preserve"> PAGEREF _Toc200292947 \h </w:instrText>
+              <w:instrText xml:space="preserve"> PAGEREF _Toc200304489 \h </w:instrText>
             </w:r>
             <w:r>
               <w:rPr>
@@ -1788,7 +1774,7 @@
                 <w:noProof/>
                 <w:webHidden/>
               </w:rPr>
-              <w:t>15</w:t>
+              <w:t>18</w:t>
             </w:r>
             <w:r>
               <w:rPr>
@@ -1811,7 +1797,7 @@
               <w:lang w:eastAsia="pt-BR"/>
             </w:rPr>
           </w:pPr>
-          <w:hyperlink w:anchor="_Toc200292948" w:history="1">
+          <w:hyperlink w:anchor="_Toc200304490" w:history="1">
             <w:r>
               <w:rPr>
                 <w:rStyle w:val="Hyperlink"/>
@@ -1838,7 +1824,7 @@
                 <w:noProof/>
                 <w:webHidden/>
               </w:rPr>
-              <w:instrText xml:space="preserve"> PAGEREF _Toc200292948 \h </w:instrText>
+              <w:instrText xml:space="preserve"> PAGEREF _Toc200304490 \h </w:instrText>
             </w:r>
             <w:r>
               <w:rPr>
@@ -1858,7 +1844,7 @@
                 <w:noProof/>
                 <w:webHidden/>
               </w:rPr>
-              <w:t>16</w:t>
+              <w:t>18</w:t>
             </w:r>
             <w:r>
               <w:rPr>
@@ -1881,7 +1867,7 @@
               <w:lang w:eastAsia="pt-BR"/>
             </w:rPr>
           </w:pPr>
-          <w:hyperlink w:anchor="_Toc200292949" w:history="1">
+          <w:hyperlink w:anchor="_Toc200304491" w:history="1">
             <w:r>
               <w:rPr>
                 <w:rStyle w:val="Hyperlink"/>
@@ -1908,7 +1894,7 @@
                 <w:noProof/>
                 <w:webHidden/>
               </w:rPr>
-              <w:instrText xml:space="preserve"> PAGEREF _Toc200292949 \h </w:instrText>
+              <w:instrText xml:space="preserve"> PAGEREF _Toc200304491 \h </w:instrText>
             </w:r>
             <w:r>
               <w:rPr>
@@ -1928,7 +1914,7 @@
                 <w:noProof/>
                 <w:webHidden/>
               </w:rPr>
-              <w:t>16</w:t>
+              <w:t>19</w:t>
             </w:r>
             <w:r>
               <w:rPr>
@@ -1952,7 +1938,7 @@
               <w:lang w:eastAsia="pt-BR"/>
             </w:rPr>
           </w:pPr>
-          <w:hyperlink w:anchor="_Toc200292950" w:history="1">
+          <w:hyperlink w:anchor="_Toc200304492" w:history="1">
             <w:r>
               <w:rPr>
                 <w:rStyle w:val="Hyperlink"/>
@@ -1996,7 +1982,7 @@
                 <w:noProof/>
                 <w:webHidden/>
               </w:rPr>
-              <w:instrText xml:space="preserve"> PAGEREF _Toc200292950 \h </w:instrText>
+              <w:instrText xml:space="preserve"> PAGEREF _Toc200304492 \h </w:instrText>
             </w:r>
             <w:r>
               <w:rPr>
@@ -2016,7 +2002,7 @@
                 <w:noProof/>
                 <w:webHidden/>
               </w:rPr>
-              <w:t>17</w:t>
+              <w:t>19</w:t>
             </w:r>
             <w:r>
               <w:rPr>
@@ -2039,7 +2025,7 @@
               <w:lang w:eastAsia="pt-BR"/>
             </w:rPr>
           </w:pPr>
-          <w:hyperlink w:anchor="_Toc200292951" w:history="1">
+          <w:hyperlink w:anchor="_Toc200304493" w:history="1">
             <w:r>
               <w:rPr>
                 <w:rStyle w:val="Hyperlink"/>
@@ -2067,7 +2053,7 @@
                 <w:noProof/>
                 <w:webHidden/>
               </w:rPr>
-              <w:instrText xml:space="preserve"> PAGEREF _Toc200292951 \h </w:instrText>
+              <w:instrText xml:space="preserve"> PAGEREF _Toc200304493 \h </w:instrText>
             </w:r>
             <w:r>
               <w:rPr>
@@ -2087,7 +2073,7 @@
                 <w:noProof/>
                 <w:webHidden/>
               </w:rPr>
-              <w:t>17</w:t>
+              <w:t>19</w:t>
             </w:r>
             <w:r>
               <w:rPr>
@@ -2110,7 +2096,7 @@
               <w:lang w:eastAsia="pt-BR"/>
             </w:rPr>
           </w:pPr>
-          <w:hyperlink w:anchor="_Toc200292952" w:history="1">
+          <w:hyperlink w:anchor="_Toc200304494" w:history="1">
             <w:r>
               <w:rPr>
                 <w:rStyle w:val="Hyperlink"/>
@@ -2138,7 +2124,7 @@
                 <w:noProof/>
                 <w:webHidden/>
               </w:rPr>
-              <w:instrText xml:space="preserve"> PAGEREF _Toc200292952 \h </w:instrText>
+              <w:instrText xml:space="preserve"> PAGEREF _Toc200304494 \h </w:instrText>
             </w:r>
             <w:r>
               <w:rPr>
@@ -2158,7 +2144,7 @@
                 <w:noProof/>
                 <w:webHidden/>
               </w:rPr>
-              <w:t>17</w:t>
+              <w:t>20</w:t>
             </w:r>
             <w:r>
               <w:rPr>
@@ -2182,7 +2168,7 @@
               <w:lang w:eastAsia="pt-BR"/>
             </w:rPr>
           </w:pPr>
-          <w:hyperlink w:anchor="_Toc200292953" w:history="1">
+          <w:hyperlink w:anchor="_Toc200304495" w:history="1">
             <w:r>
               <w:rPr>
                 <w:rStyle w:val="Hyperlink"/>
@@ -2226,7 +2212,7 @@
                 <w:noProof/>
                 <w:webHidden/>
               </w:rPr>
-              <w:instrText xml:space="preserve"> PAGEREF _Toc200292953 \h </w:instrText>
+              <w:instrText xml:space="preserve"> PAGEREF _Toc200304495 \h </w:instrText>
             </w:r>
             <w:r>
               <w:rPr>
@@ -2246,7 +2232,7 @@
                 <w:noProof/>
                 <w:webHidden/>
               </w:rPr>
-              <w:t>19</w:t>
+              <w:t>20</w:t>
             </w:r>
             <w:r>
               <w:rPr>
@@ -2302,7 +2288,7 @@
           <w:szCs w:val="24"/>
         </w:rPr>
       </w:pPr>
-      <w:bookmarkStart w:id="0" w:name="_Toc200292928"/>
+      <w:bookmarkStart w:id="0" w:name="_Toc200304470"/>
       <w:r>
         <w:rPr>
           <w:rFonts w:ascii="Times" w:hAnsi="Times" w:cs="Times"/>
@@ -2312,6 +2298,14 @@
         <w:t>Introdução</w:t>
       </w:r>
       <w:bookmarkEnd w:id="0"/>
+      <w:r>
+        <w:rPr>
+          <w:rFonts w:ascii="Times" w:hAnsi="Times" w:cs="Times"/>
+          <w:sz w:val="24"/>
+          <w:szCs w:val="24"/>
+        </w:rPr>
+        <w:t xml:space="preserve"> - FALTA</w:t>
+      </w:r>
     </w:p>
     <w:p>
       <w:pPr>
@@ -2323,7 +2317,7 @@
           <w:szCs w:val="24"/>
         </w:rPr>
       </w:pPr>
-      <w:bookmarkStart w:id="1" w:name="_Toc200292929"/>
+      <w:bookmarkStart w:id="1" w:name="_Toc200304471"/>
       <w:r>
         <w:rPr>
           <w:rFonts w:ascii="Times" w:hAnsi="Times" w:cs="Times"/>
@@ -2352,7 +2346,7 @@
           <w:szCs w:val="24"/>
         </w:rPr>
       </w:pPr>
-      <w:bookmarkStart w:id="2" w:name="_Toc200292930"/>
+      <w:bookmarkStart w:id="2" w:name="_Toc200304472"/>
       <w:r>
         <w:rPr>
           <w:rFonts w:ascii="Times" w:hAnsi="Times" w:cs="Times"/>
@@ -2381,7 +2375,7 @@
           <w:szCs w:val="24"/>
         </w:rPr>
       </w:pPr>
-      <w:bookmarkStart w:id="3" w:name="_Toc200292931"/>
+      <w:bookmarkStart w:id="3" w:name="_Toc200304473"/>
       <w:r>
         <w:rPr>
           <w:rFonts w:ascii="Times" w:hAnsi="Times" w:cs="Times"/>
@@ -2433,7 +2427,7 @@
           <w:szCs w:val="24"/>
         </w:rPr>
       </w:pPr>
-      <w:bookmarkStart w:id="4" w:name="_Toc200292932"/>
+      <w:bookmarkStart w:id="4" w:name="_Toc200304474"/>
       <w:r>
         <w:rPr>
           <w:rFonts w:ascii="Times" w:hAnsi="Times" w:cs="Times"/>
@@ -2462,7 +2456,7 @@
           <w:szCs w:val="24"/>
         </w:rPr>
       </w:pPr>
-      <w:bookmarkStart w:id="5" w:name="_Toc200292933"/>
+      <w:bookmarkStart w:id="5" w:name="_Toc200304475"/>
       <w:r>
         <w:rPr>
           <w:rFonts w:ascii="Times" w:hAnsi="Times" w:cs="Times"/>
@@ -2628,7 +2622,7 @@
         </w:rPr>
         <w:t xml:space="preserve"> </w:t>
       </w:r>
-      <w:bookmarkStart w:id="6" w:name="_Toc200292934"/>
+      <w:bookmarkStart w:id="6" w:name="_Toc200304476"/>
       <w:r>
         <w:rPr>
           <w:rFonts w:ascii="Times" w:hAnsi="Times" w:cs="Times"/>
@@ -5264,7 +5258,7 @@
           <w:szCs w:val="24"/>
         </w:rPr>
       </w:pPr>
-      <w:bookmarkStart w:id="7" w:name="_Toc200292935"/>
+      <w:bookmarkStart w:id="7" w:name="_Toc200304477"/>
       <w:r>
         <w:rPr>
           <w:rFonts w:ascii="Times" w:hAnsi="Times" w:cs="Times"/>
@@ -5281,6 +5275,14 @@
           <w:szCs w:val="24"/>
         </w:rPr>
         <w:t xml:space="preserve"> </w:t>
+      </w:r>
+      <w:r>
+        <w:rPr>
+          <w:rFonts w:ascii="Times" w:hAnsi="Times" w:cs="Times"/>
+          <w:sz w:val="24"/>
+          <w:szCs w:val="24"/>
+        </w:rPr>
+        <w:t>- FALTA</w:t>
       </w:r>
     </w:p>
     <w:p>
@@ -5430,7 +5432,7 @@
           <w:szCs w:val="24"/>
         </w:rPr>
       </w:pPr>
-      <w:bookmarkStart w:id="8" w:name="_Toc200292936"/>
+      <w:bookmarkStart w:id="8" w:name="_Toc200304478"/>
       <w:r>
         <w:rPr>
           <w:rFonts w:ascii="Times" w:hAnsi="Times" w:cs="Times"/>
@@ -5455,6 +5457,14 @@
           <w:szCs w:val="24"/>
         </w:rPr>
         <w:t xml:space="preserve"> </w:t>
+      </w:r>
+      <w:r>
+        <w:rPr>
+          <w:rFonts w:ascii="Times" w:hAnsi="Times" w:cs="Times"/>
+          <w:sz w:val="24"/>
+          <w:szCs w:val="24"/>
+        </w:rPr>
+        <w:t>- FALTA</w:t>
       </w:r>
     </w:p>
     <w:p>
@@ -5630,7 +5640,7 @@
           <w:szCs w:val="24"/>
         </w:rPr>
       </w:pPr>
-      <w:bookmarkStart w:id="9" w:name="_Toc200292937"/>
+      <w:bookmarkStart w:id="9" w:name="_Toc200304479"/>
       <w:r>
         <w:rPr>
           <w:rFonts w:ascii="Times" w:hAnsi="Times" w:cs="Times"/>
@@ -5647,6 +5657,14 @@
           <w:szCs w:val="24"/>
         </w:rPr>
         <w:t xml:space="preserve"> </w:t>
+      </w:r>
+      <w:r>
+        <w:rPr>
+          <w:rFonts w:ascii="Times" w:hAnsi="Times" w:cs="Times"/>
+          <w:sz w:val="24"/>
+          <w:szCs w:val="24"/>
+        </w:rPr>
+        <w:t>- FALTA</w:t>
       </w:r>
     </w:p>
     <w:p>
@@ -5837,7 +5855,7 @@
           <w:szCs w:val="24"/>
         </w:rPr>
       </w:pPr>
-      <w:bookmarkStart w:id="10" w:name="_Toc200292938"/>
+      <w:bookmarkStart w:id="10" w:name="_Toc200304480"/>
       <w:r>
         <w:rPr>
           <w:rFonts w:ascii="Times" w:hAnsi="Times" w:cs="Times"/>
@@ -5854,6 +5872,14 @@
           <w:szCs w:val="24"/>
         </w:rPr>
         <w:t xml:space="preserve"> </w:t>
+      </w:r>
+      <w:r>
+        <w:rPr>
+          <w:rFonts w:ascii="Times" w:hAnsi="Times" w:cs="Times"/>
+          <w:sz w:val="24"/>
+          <w:szCs w:val="24"/>
+        </w:rPr>
+        <w:t>- FALTA</w:t>
       </w:r>
     </w:p>
     <w:p>
@@ -5875,7 +5901,7 @@
           <w:szCs w:val="24"/>
         </w:rPr>
       </w:pPr>
-      <w:bookmarkStart w:id="11" w:name="_Toc200292939"/>
+      <w:bookmarkStart w:id="11" w:name="_Toc200304481"/>
       <w:r>
         <w:rPr>
           <w:rFonts w:ascii="Times" w:hAnsi="Times" w:cs="Times"/>
@@ -5888,39 +5914,26 @@
     </w:p>
     <w:p>
       <w:pPr>
-        <w:pStyle w:val="Ttulo2"/>
-        <w:jc w:val="both"/>
-        <w:rPr>
-          <w:rFonts w:ascii="Times" w:hAnsi="Times" w:cs="Times"/>
-          <w:sz w:val="24"/>
-          <w:szCs w:val="24"/>
-        </w:rPr>
-      </w:pPr>
-      <w:bookmarkStart w:id="12" w:name="_Toc200292940"/>
-      <w:r>
-        <w:rPr>
-          <w:rFonts w:ascii="Times" w:hAnsi="Times" w:cs="Times"/>
-          <w:sz w:val="24"/>
-          <w:szCs w:val="24"/>
-        </w:rPr>
+        <w:pStyle w:val="Titulo2Relatorio"/>
+      </w:pPr>
+      <w:bookmarkStart w:id="12" w:name="_Toc200304482"/>
+      <w:r>
         <w:t>Detalhamento da implementação e decisões tomadas durante a construção do algoritmo.</w:t>
       </w:r>
       <w:bookmarkEnd w:id="12"/>
       <w:r>
-        <w:rPr>
-          <w:rFonts w:ascii="Times" w:hAnsi="Times" w:cs="Times"/>
-          <w:sz w:val="24"/>
-          <w:szCs w:val="24"/>
-        </w:rPr>
         <w:t xml:space="preserve"> </w:t>
       </w:r>
+      <w:r>
+        <w:t>- FALTA</w:t>
+      </w:r>
     </w:p>
     <w:p/>
     <w:p>
       <w:pPr>
         <w:pStyle w:val="Titulo3Relatorio"/>
       </w:pPr>
-      <w:bookmarkStart w:id="13" w:name="_Toc200292941"/>
+      <w:bookmarkStart w:id="13" w:name="_Toc200304483"/>
       <w:r>
         <w:t>Algoritmo da obra Estrutura de Dados Usando C</w:t>
       </w:r>
@@ -8793,7 +8806,7 @@
       <w:pPr>
         <w:pStyle w:val="Titulo3Relatorio"/>
       </w:pPr>
-      <w:bookmarkStart w:id="14" w:name="_Toc200292942"/>
+      <w:bookmarkStart w:id="14" w:name="_Toc200304484"/>
       <w:r>
         <w:t>Algoritmo do site Programmiz</w:t>
       </w:r>
@@ -11421,7 +11434,12 @@
       <w:pPr>
         <w:pStyle w:val="Titulo2Relatorio"/>
       </w:pPr>
-      <w:bookmarkStart w:id="15" w:name="_Toc200292943"/>
+    </w:p>
+    <w:p>
+      <w:pPr>
+        <w:pStyle w:val="Titulo2Relatorio"/>
+      </w:pPr>
+      <w:bookmarkStart w:id="15" w:name="_Toc200304485"/>
       <w:r>
         <w:t>R</w:t>
       </w:r>
@@ -11488,16 +11506,63 @@
       <w:pPr>
         <w:pStyle w:val="Titulo3Relatorio"/>
       </w:pPr>
-      <w:bookmarkStart w:id="16" w:name="_Toc200292944"/>
-      <w:r>
-        <w:lastRenderedPageBreak/>
+      <w:bookmarkStart w:id="16" w:name="_Toc200304486"/>
+      <w:r>
         <w:t>Ordered Input</w:t>
       </w:r>
       <w:bookmarkEnd w:id="16"/>
     </w:p>
     <w:p>
       <w:pPr>
+        <w:pStyle w:val="NormalRelatorio"/>
+      </w:pPr>
+      <w:r>
+        <w:t xml:space="preserve">Para o arquivo de entrada ordenada, foram ordenados vetores de tamanhos de; 10.000 a 4.000.000 de elementos. Foram executados os algoritmos de ordenação </w:t>
+      </w:r>
+      <w:r>
+        <w:rPr>
+          <w:b/>
+          <w:i/>
+        </w:rPr>
+        <w:t>Quicksort</w:t>
+      </w:r>
+      <w:r>
+        <w:rPr>
+          <w:i/>
+        </w:rPr>
+        <w:t xml:space="preserve">, </w:t>
+      </w:r>
+      <w:r>
+        <w:rPr>
+          <w:b/>
+          <w:i/>
+        </w:rPr>
+        <w:t>Selectionsort</w:t>
+      </w:r>
+      <w:r>
+        <w:rPr>
+          <w:i/>
+        </w:rPr>
+        <w:t xml:space="preserve"> e </w:t>
+      </w:r>
+      <w:r>
+        <w:rPr>
+          <w:b/>
+          <w:i/>
+        </w:rPr>
+        <w:t>Heapsort</w:t>
+      </w:r>
+      <w:r>
+        <w:t>, e o</w:t>
+      </w:r>
+      <w:r>
+        <w:t>s seus tempos de execução foram comparados na tabela a seguir:</w:t>
+      </w:r>
+    </w:p>
+    <w:p>
+      <w:pPr>
         <w:pStyle w:val="Titulo2Relatorio"/>
+        <w:jc w:val="center"/>
       </w:pPr>
       <w:r>
         <w:rPr>
@@ -11543,6 +11608,276 @@
     </w:p>
     <w:p>
       <w:pPr>
+        <w:pStyle w:val="NormalRelatorio"/>
+      </w:pPr>
+      <w:r>
+        <w:t xml:space="preserve">Notou-se que a eficiência do algoritmo </w:t>
+      </w:r>
+      <w:r>
+        <w:rPr>
+          <w:b/>
+        </w:rPr>
+        <w:t>Quicksort</w:t>
+      </w:r>
+      <w:r>
+        <w:t xml:space="preserve"> é superior aos demais algoritmos apresentados, mesmo o </w:t>
+      </w:r>
+      <w:r>
+        <w:rPr>
+          <w:b/>
+        </w:rPr>
+        <w:t>Heapsort</w:t>
+      </w:r>
+      <w:r>
+        <w:t xml:space="preserve"> mantendo a mesma complexidade </w:t>
+      </w:r>
+      <m:oMath>
+        <m:r>
+          <w:rPr>
+            <w:rFonts w:ascii="Cambria Math" w:hAnsi="Cambria Math"/>
+          </w:rPr>
+          <m:t>O(n</m:t>
+        </m:r>
+        <m:func>
+          <m:funcPr>
+            <m:ctrlPr>
+              <w:rPr>
+                <w:rFonts w:ascii="Cambria Math" w:hAnsi="Cambria Math"/>
+                <w:i/>
+              </w:rPr>
+            </m:ctrlPr>
+          </m:funcPr>
+          <m:fName>
+            <m:r>
+              <m:rPr>
+                <m:sty m:val="p"/>
+              </m:rPr>
+              <w:rPr>
+                <w:rFonts w:ascii="Cambria Math" w:hAnsi="Cambria Math"/>
+              </w:rPr>
+              <m:t>log</m:t>
+            </m:r>
+          </m:fName>
+          <m:e>
+            <m:r>
+              <w:rPr>
+                <w:rFonts w:ascii="Cambria Math" w:hAnsi="Cambria Math"/>
+              </w:rPr>
+              <m:t>n)</m:t>
+            </m:r>
+          </m:e>
+        </m:func>
+      </m:oMath>
+      <w:r>
+        <w:t xml:space="preserve"> em todos os casos. O </w:t>
+      </w:r>
+      <w:r>
+        <w:rPr>
+          <w:i/>
+        </w:rPr>
+        <w:t>heapify</w:t>
+      </w:r>
+      <w:r>
+        <w:t xml:space="preserve"> utiliza uma quantidade considerável de processamento, devido as reorganizações de todo heap, afetando na sua corrida temporal. </w:t>
+      </w:r>
+      <w:r>
+        <w:t xml:space="preserve">O </w:t>
+      </w:r>
+      <w:r>
+        <w:rPr>
+          <w:b/>
+        </w:rPr>
+        <w:t>Selectionsort</w:t>
+      </w:r>
+      <w:r>
+        <w:t xml:space="preserve"> é um algoritmo bem ineficiente, pois o seu número exagerado de comparações afeta de forma significativa o tempo de processamento</w:t>
+      </w:r>
+      <w:r>
+        <w:t xml:space="preserve">, mantendo a grandeza </w:t>
+      </w:r>
+      <m:oMath>
+        <m:r>
+          <w:rPr>
+            <w:rFonts w:ascii="Cambria Math" w:hAnsi="Cambria Math"/>
+          </w:rPr>
+          <m:t>O(</m:t>
+        </m:r>
+        <m:sSup>
+          <m:sSupPr>
+            <m:ctrlPr>
+              <w:rPr>
+                <w:rFonts w:ascii="Cambria Math" w:hAnsi="Cambria Math"/>
+                <w:i/>
+              </w:rPr>
+            </m:ctrlPr>
+          </m:sSupPr>
+          <m:e>
+            <m:r>
+              <w:rPr>
+                <w:rFonts w:ascii="Cambria Math" w:hAnsi="Cambria Math"/>
+              </w:rPr>
+              <m:t>n</m:t>
+            </m:r>
+          </m:e>
+          <m:sup>
+            <m:r>
+              <w:rPr>
+                <w:rFonts w:ascii="Cambria Math" w:hAnsi="Cambria Math"/>
+              </w:rPr>
+              <m:t>2</m:t>
+            </m:r>
+          </m:sup>
+        </m:sSup>
+        <m:r>
+          <w:rPr>
+            <w:rFonts w:ascii="Cambria Math" w:hAnsi="Cambria Math"/>
+          </w:rPr>
+          <m:t>)</m:t>
+        </m:r>
+      </m:oMath>
+      <w:r>
+        <w:rPr>
+          <w:rFonts w:eastAsiaTheme="minorEastAsia"/>
+        </w:rPr>
+        <w:t xml:space="preserve"> em todos os casos</w:t>
+      </w:r>
+      <w:r>
+        <w:t xml:space="preserve">. </w:t>
+      </w:r>
+      <w:r>
+        <w:t xml:space="preserve">Já o </w:t>
+      </w:r>
+      <w:r>
+        <w:rPr>
+          <w:b/>
+        </w:rPr>
+        <w:t>Quicksort</w:t>
+      </w:r>
+      <w:r>
+        <w:t>, é superior devido as suas operações eficientes de particionamento do vetor</w:t>
+      </w:r>
+      <w:r>
+        <w:t>, o bom uso de pivôs, menos execuções de trocas e comparações mais leve</w:t>
+      </w:r>
+      <w:r>
+        <w:t>s</w:t>
+      </w:r>
+      <w:r>
+        <w:t>.</w:t>
+      </w:r>
+      <w:r>
+        <w:t xml:space="preserve"> Atuando de forma mais efetiva </w:t>
+      </w:r>
+      <w:r>
+        <w:t>quanto a</w:t>
+      </w:r>
+      <w:r>
+        <w:t>o uso de processamento</w:t>
+      </w:r>
+      <w:r>
+        <w:t xml:space="preserve">, tendo a mesma complexidade de </w:t>
+      </w:r>
+      <w:r>
+        <w:rPr>
+          <w:b/>
+        </w:rPr>
+        <w:t>Heapsort</w:t>
+      </w:r>
+      <w:r>
+        <w:t xml:space="preserve"> </w:t>
+      </w:r>
+      <m:oMath>
+        <m:r>
+          <w:rPr>
+            <w:rFonts w:ascii="Cambria Math" w:hAnsi="Cambria Math"/>
+          </w:rPr>
+          <m:t>O(n</m:t>
+        </m:r>
+        <m:func>
+          <m:funcPr>
+            <m:ctrlPr>
+              <w:rPr>
+                <w:rFonts w:ascii="Cambria Math" w:hAnsi="Cambria Math"/>
+                <w:i/>
+              </w:rPr>
+            </m:ctrlPr>
+          </m:funcPr>
+          <m:fName>
+            <m:r>
+              <m:rPr>
+                <m:sty m:val="p"/>
+              </m:rPr>
+              <w:rPr>
+                <w:rFonts w:ascii="Cambria Math" w:hAnsi="Cambria Math"/>
+              </w:rPr>
+              <m:t>log</m:t>
+            </m:r>
+          </m:fName>
+          <m:e>
+            <m:r>
+              <w:rPr>
+                <w:rFonts w:ascii="Cambria Math" w:hAnsi="Cambria Math"/>
+              </w:rPr>
+              <m:t>n)</m:t>
+            </m:r>
+          </m:e>
+        </m:func>
+      </m:oMath>
+      <w:r>
+        <w:rPr>
+          <w:rFonts w:eastAsiaTheme="minorEastAsia"/>
+        </w:rPr>
+        <w:t xml:space="preserve"> no melhor e médio caso, sendo apenas o pior caso </w:t>
+      </w:r>
+      <m:oMath>
+        <m:r>
+          <w:rPr>
+            <w:rFonts w:ascii="Cambria Math" w:eastAsiaTheme="minorEastAsia" w:hAnsi="Cambria Math"/>
+          </w:rPr>
+          <m:t>O(</m:t>
+        </m:r>
+        <m:sSup>
+          <m:sSupPr>
+            <m:ctrlPr>
+              <w:rPr>
+                <w:rFonts w:ascii="Cambria Math" w:eastAsiaTheme="minorEastAsia" w:hAnsi="Cambria Math"/>
+                <w:i/>
+              </w:rPr>
+            </m:ctrlPr>
+          </m:sSupPr>
+          <m:e>
+            <m:r>
+              <w:rPr>
+                <w:rFonts w:ascii="Cambria Math" w:eastAsiaTheme="minorEastAsia" w:hAnsi="Cambria Math"/>
+              </w:rPr>
+              <m:t>n</m:t>
+            </m:r>
+          </m:e>
+          <m:sup>
+            <m:r>
+              <w:rPr>
+                <w:rFonts w:ascii="Cambria Math" w:eastAsiaTheme="minorEastAsia" w:hAnsi="Cambria Math"/>
+              </w:rPr>
+              <m:t>2</m:t>
+            </m:r>
+          </m:sup>
+        </m:sSup>
+        <m:r>
+          <w:rPr>
+            <w:rFonts w:ascii="Cambria Math" w:eastAsiaTheme="minorEastAsia" w:hAnsi="Cambria Math"/>
+          </w:rPr>
+          <m:t>)</m:t>
+        </m:r>
+      </m:oMath>
+      <w:r>
+        <w:t>.</w:t>
+      </w:r>
+      <w:r>
+        <w:t xml:space="preserve"> Sendo mais aparente no gráfico a seguir:</w:t>
+      </w:r>
+    </w:p>
+    <w:p>
+      <w:pPr>
         <w:pStyle w:val="Titulo2Relatorio"/>
       </w:pPr>
       <w:r>
@@ -11550,6 +11885,7 @@
           <w:noProof/>
           <w:lang w:eastAsia="pt-BR"/>
         </w:rPr>
+        <w:lastRenderedPageBreak/>
         <w:drawing>
           <wp:inline distT="0" distB="0" distL="0" distR="0">
             <wp:extent cx="5731510" cy="3683000"/>
@@ -11596,22 +11932,67 @@
       <w:pPr>
         <w:pStyle w:val="Titulo3Relatorio"/>
       </w:pPr>
-      <w:bookmarkStart w:id="17" w:name="_Toc200292945"/>
-      <w:r>
-        <w:lastRenderedPageBreak/>
+      <w:bookmarkStart w:id="17" w:name="_Toc200304487"/>
+      <w:r>
         <w:t>Reverse Ordered Input</w:t>
       </w:r>
       <w:bookmarkEnd w:id="17"/>
     </w:p>
     <w:p>
       <w:pPr>
+        <w:pStyle w:val="NormalRelatorio"/>
+      </w:pPr>
+      <w:r>
+        <w:t xml:space="preserve">Para o arquivo de entrada ordenada reversa, foram ordenados vetores de tamanhos de; 10.000 a 4.000.000 de elementos. Foram executados os algoritmos de ordenação </w:t>
+      </w:r>
+      <w:r>
+        <w:rPr>
+          <w:b/>
+          <w:i/>
+        </w:rPr>
+        <w:t>Quicksort</w:t>
+      </w:r>
+      <w:r>
+        <w:rPr>
+          <w:i/>
+        </w:rPr>
+        <w:t xml:space="preserve">, </w:t>
+      </w:r>
+      <w:r>
+        <w:rPr>
+          <w:b/>
+          <w:i/>
+        </w:rPr>
+        <w:t>Selectionsort</w:t>
+      </w:r>
+      <w:r>
+        <w:rPr>
+          <w:i/>
+        </w:rPr>
+        <w:t xml:space="preserve"> e </w:t>
+      </w:r>
+      <w:r>
+        <w:rPr>
+          <w:b/>
+          <w:i/>
+        </w:rPr>
+        <w:t>Heapsort</w:t>
+      </w:r>
+      <w:r>
+        <w:t>, e os seus tempos de execução foram comparados na tabela a seguir:</w:t>
+      </w:r>
+    </w:p>
+    <w:p>
+      <w:pPr>
         <w:pStyle w:val="Titulo2Relatorio"/>
+        <w:jc w:val="center"/>
       </w:pPr>
       <w:r>
         <w:rPr>
           <w:noProof/>
           <w:lang w:eastAsia="pt-BR"/>
         </w:rPr>
+        <w:lastRenderedPageBreak/>
         <w:drawing>
           <wp:inline distT="0" distB="0" distL="0" distR="0">
             <wp:extent cx="4221846" cy="3993226"/>
@@ -11651,6 +12032,243 @@
     </w:p>
     <w:p>
       <w:pPr>
+        <w:pStyle w:val="NormalRelatorio"/>
+      </w:pPr>
+      <w:r>
+        <w:t xml:space="preserve">Notou-se que a eficiência do algoritmo </w:t>
+      </w:r>
+      <w:r>
+        <w:rPr>
+          <w:b/>
+        </w:rPr>
+        <w:t>Quicksort</w:t>
+      </w:r>
+      <w:r>
+        <w:t xml:space="preserve"> é também superior aos demais algoritmos apresentados, mesmo o </w:t>
+      </w:r>
+      <w:r>
+        <w:rPr>
+          <w:b/>
+        </w:rPr>
+        <w:t>Heapsort</w:t>
+      </w:r>
+      <w:r>
+        <w:t xml:space="preserve"> mantendo a mesma complexidade </w:t>
+      </w:r>
+      <m:oMath>
+        <m:r>
+          <w:rPr>
+            <w:rFonts w:ascii="Cambria Math" w:hAnsi="Cambria Math"/>
+          </w:rPr>
+          <m:t>O(n</m:t>
+        </m:r>
+        <m:func>
+          <m:funcPr>
+            <m:ctrlPr>
+              <w:rPr>
+                <w:rFonts w:ascii="Cambria Math" w:hAnsi="Cambria Math"/>
+                <w:i/>
+              </w:rPr>
+            </m:ctrlPr>
+          </m:funcPr>
+          <m:fName>
+            <m:r>
+              <m:rPr>
+                <m:sty m:val="p"/>
+              </m:rPr>
+              <w:rPr>
+                <w:rFonts w:ascii="Cambria Math" w:hAnsi="Cambria Math"/>
+              </w:rPr>
+              <m:t>log</m:t>
+            </m:r>
+          </m:fName>
+          <m:e>
+            <m:r>
+              <w:rPr>
+                <w:rFonts w:ascii="Cambria Math" w:hAnsi="Cambria Math"/>
+              </w:rPr>
+              <m:t>n)</m:t>
+            </m:r>
+          </m:e>
+        </m:func>
+      </m:oMath>
+      <w:r>
+        <w:t xml:space="preserve"> em todos os casos. O </w:t>
+      </w:r>
+      <w:r>
+        <w:rPr>
+          <w:i/>
+        </w:rPr>
+        <w:t>heapify</w:t>
+      </w:r>
+      <w:r>
+        <w:t xml:space="preserve"> utiliza uma quantidade considerável de processamento, devido as reorganizações de todo heap, afetando na sua corrida temporal. O </w:t>
+      </w:r>
+      <w:r>
+        <w:rPr>
+          <w:b/>
+        </w:rPr>
+        <w:t>Selectionsort</w:t>
+      </w:r>
+      <w:r>
+        <w:t xml:space="preserve"> é um algoritmo bem ineficiente, pois o seu número exagerado de comparações afeta de forma significativa o tempo de processamento, mantendo a grandeza </w:t>
+      </w:r>
+      <m:oMath>
+        <m:r>
+          <w:rPr>
+            <w:rFonts w:ascii="Cambria Math" w:hAnsi="Cambria Math"/>
+          </w:rPr>
+          <m:t>O(</m:t>
+        </m:r>
+        <m:sSup>
+          <m:sSupPr>
+            <m:ctrlPr>
+              <w:rPr>
+                <w:rFonts w:ascii="Cambria Math" w:hAnsi="Cambria Math"/>
+                <w:i/>
+              </w:rPr>
+            </m:ctrlPr>
+          </m:sSupPr>
+          <m:e>
+            <m:r>
+              <w:rPr>
+                <w:rFonts w:ascii="Cambria Math" w:hAnsi="Cambria Math"/>
+              </w:rPr>
+              <m:t>n</m:t>
+            </m:r>
+          </m:e>
+          <m:sup>
+            <m:r>
+              <w:rPr>
+                <w:rFonts w:ascii="Cambria Math" w:hAnsi="Cambria Math"/>
+              </w:rPr>
+              <m:t>2</m:t>
+            </m:r>
+          </m:sup>
+        </m:sSup>
+        <m:r>
+          <w:rPr>
+            <w:rFonts w:ascii="Cambria Math" w:hAnsi="Cambria Math"/>
+          </w:rPr>
+          <m:t>)</m:t>
+        </m:r>
+      </m:oMath>
+      <w:r>
+        <w:rPr>
+          <w:rFonts w:eastAsiaTheme="minorEastAsia"/>
+        </w:rPr>
+        <w:t xml:space="preserve"> em todos os casos</w:t>
+      </w:r>
+      <w:r>
+        <w:t xml:space="preserve">. Já o </w:t>
+      </w:r>
+      <w:r>
+        <w:rPr>
+          <w:b/>
+        </w:rPr>
+        <w:t>Quicksort</w:t>
+      </w:r>
+      <w:r>
+        <w:t xml:space="preserve">, é superior devido as suas operações eficientes de particionamento do vetor, o bom uso de pivôs, menos execuções de trocas e comparações mais leves. Atuando de forma mais efetiva quanto ao uso de processamento, tendo a mesma complexidade de </w:t>
+      </w:r>
+      <w:r>
+        <w:rPr>
+          <w:b/>
+        </w:rPr>
+        <w:t>Heapsort</w:t>
+      </w:r>
+      <w:r>
+        <w:t xml:space="preserve"> </w:t>
+      </w:r>
+      <m:oMath>
+        <m:r>
+          <w:rPr>
+            <w:rFonts w:ascii="Cambria Math" w:hAnsi="Cambria Math"/>
+          </w:rPr>
+          <m:t>O(n</m:t>
+        </m:r>
+        <m:func>
+          <m:funcPr>
+            <m:ctrlPr>
+              <w:rPr>
+                <w:rFonts w:ascii="Cambria Math" w:hAnsi="Cambria Math"/>
+                <w:i/>
+              </w:rPr>
+            </m:ctrlPr>
+          </m:funcPr>
+          <m:fName>
+            <m:r>
+              <m:rPr>
+                <m:sty m:val="p"/>
+              </m:rPr>
+              <w:rPr>
+                <w:rFonts w:ascii="Cambria Math" w:hAnsi="Cambria Math"/>
+              </w:rPr>
+              <m:t>log</m:t>
+            </m:r>
+          </m:fName>
+          <m:e>
+            <m:r>
+              <w:rPr>
+                <w:rFonts w:ascii="Cambria Math" w:hAnsi="Cambria Math"/>
+              </w:rPr>
+              <m:t>n)</m:t>
+            </m:r>
+          </m:e>
+        </m:func>
+      </m:oMath>
+      <w:r>
+        <w:rPr>
+          <w:rFonts w:eastAsiaTheme="minorEastAsia"/>
+        </w:rPr>
+        <w:t xml:space="preserve"> no melhor e médio caso, sendo apenas o pior caso </w:t>
+      </w:r>
+      <m:oMath>
+        <m:r>
+          <w:rPr>
+            <w:rFonts w:ascii="Cambria Math" w:eastAsiaTheme="minorEastAsia" w:hAnsi="Cambria Math"/>
+          </w:rPr>
+          <m:t>O(</m:t>
+        </m:r>
+        <m:sSup>
+          <m:sSupPr>
+            <m:ctrlPr>
+              <w:rPr>
+                <w:rFonts w:ascii="Cambria Math" w:eastAsiaTheme="minorEastAsia" w:hAnsi="Cambria Math"/>
+                <w:i/>
+              </w:rPr>
+            </m:ctrlPr>
+          </m:sSupPr>
+          <m:e>
+            <m:r>
+              <w:rPr>
+                <w:rFonts w:ascii="Cambria Math" w:eastAsiaTheme="minorEastAsia" w:hAnsi="Cambria Math"/>
+              </w:rPr>
+              <m:t>n</m:t>
+            </m:r>
+          </m:e>
+          <m:sup>
+            <m:r>
+              <w:rPr>
+                <w:rFonts w:ascii="Cambria Math" w:eastAsiaTheme="minorEastAsia" w:hAnsi="Cambria Math"/>
+              </w:rPr>
+              <m:t>2</m:t>
+            </m:r>
+          </m:sup>
+        </m:sSup>
+        <m:r>
+          <w:rPr>
+            <w:rFonts w:ascii="Cambria Math" w:eastAsiaTheme="minorEastAsia" w:hAnsi="Cambria Math"/>
+          </w:rPr>
+          <m:t>)</m:t>
+        </m:r>
+      </m:oMath>
+      <w:r>
+        <w:t>. Sendo mais aparente no gráfico a seguir:</w:t>
+      </w:r>
+    </w:p>
+    <w:p>
+      <w:pPr>
         <w:pStyle w:val="Titulo2Relatorio"/>
       </w:pPr>
       <w:r>
@@ -11658,6 +12276,7 @@
           <w:noProof/>
           <w:lang w:eastAsia="pt-BR"/>
         </w:rPr>
+        <w:lastRenderedPageBreak/>
         <w:drawing>
           <wp:inline distT="0" distB="0" distL="0" distR="0">
             <wp:extent cx="5731510" cy="3684270"/>
@@ -11699,7 +12318,7 @@
       <w:pPr>
         <w:pStyle w:val="Titulo3Relatorio"/>
       </w:pPr>
-      <w:bookmarkStart w:id="18" w:name="_Toc200292946"/>
+      <w:bookmarkStart w:id="18" w:name="_Toc200304488"/>
       <w:r>
         <w:t>Uniform Input</w:t>
       </w:r>
@@ -11707,7 +12326,52 @@
     </w:p>
     <w:p>
       <w:pPr>
+        <w:pStyle w:val="NormalRelatorio"/>
+      </w:pPr>
+      <w:r>
+        <w:t xml:space="preserve">Para o arquivo de entrada ordenada uniforme, foram ordenados vetores de tamanhos de; 10.000 a 4.000.000 de elementos. Foram executados os algoritmos de ordenação </w:t>
+      </w:r>
+      <w:r>
+        <w:rPr>
+          <w:b/>
+          <w:i/>
+        </w:rPr>
+        <w:t>Quicksort</w:t>
+      </w:r>
+      <w:r>
+        <w:rPr>
+          <w:i/>
+        </w:rPr>
+        <w:t xml:space="preserve">, </w:t>
+      </w:r>
+      <w:r>
+        <w:rPr>
+          <w:b/>
+          <w:i/>
+        </w:rPr>
+        <w:t>Selectionsort</w:t>
+      </w:r>
+      <w:r>
+        <w:rPr>
+          <w:i/>
+        </w:rPr>
+        <w:t xml:space="preserve"> e </w:t>
+      </w:r>
+      <w:r>
+        <w:rPr>
+          <w:b/>
+          <w:i/>
+        </w:rPr>
+        <w:t>Heapsort</w:t>
+      </w:r>
+      <w:r>
+        <w:t>, e os seus tempos de execução foram comparados na tabela a seguir:</w:t>
+      </w:r>
+    </w:p>
+    <w:p>
+      <w:pPr>
         <w:pStyle w:val="Titulo2Relatorio"/>
+        <w:jc w:val="center"/>
       </w:pPr>
       <w:r>
         <w:rPr>
@@ -11754,6 +12418,243 @@
     </w:p>
     <w:p>
       <w:pPr>
+        <w:pStyle w:val="NormalRelatorio"/>
+      </w:pPr>
+      <w:r>
+        <w:t xml:space="preserve">Notou-se que a eficiência do algoritmo </w:t>
+      </w:r>
+      <w:r>
+        <w:rPr>
+          <w:b/>
+        </w:rPr>
+        <w:t>Quicksort</w:t>
+      </w:r>
+      <w:r>
+        <w:t xml:space="preserve"> permaneceu superior aos demais algoritmos apresentados, mesmo o </w:t>
+      </w:r>
+      <w:r>
+        <w:rPr>
+          <w:b/>
+        </w:rPr>
+        <w:t>Heapsort</w:t>
+      </w:r>
+      <w:r>
+        <w:t xml:space="preserve"> mantendo a mesma complexidade </w:t>
+      </w:r>
+      <m:oMath>
+        <m:r>
+          <w:rPr>
+            <w:rFonts w:ascii="Cambria Math" w:hAnsi="Cambria Math"/>
+          </w:rPr>
+          <m:t>O(n</m:t>
+        </m:r>
+        <m:func>
+          <m:funcPr>
+            <m:ctrlPr>
+              <w:rPr>
+                <w:rFonts w:ascii="Cambria Math" w:hAnsi="Cambria Math"/>
+                <w:i/>
+              </w:rPr>
+            </m:ctrlPr>
+          </m:funcPr>
+          <m:fName>
+            <m:r>
+              <m:rPr>
+                <m:sty m:val="p"/>
+              </m:rPr>
+              <w:rPr>
+                <w:rFonts w:ascii="Cambria Math" w:hAnsi="Cambria Math"/>
+              </w:rPr>
+              <m:t>log</m:t>
+            </m:r>
+          </m:fName>
+          <m:e>
+            <m:r>
+              <w:rPr>
+                <w:rFonts w:ascii="Cambria Math" w:hAnsi="Cambria Math"/>
+              </w:rPr>
+              <m:t>n)</m:t>
+            </m:r>
+          </m:e>
+        </m:func>
+      </m:oMath>
+      <w:r>
+        <w:t xml:space="preserve"> em todos os casos. O </w:t>
+      </w:r>
+      <w:r>
+        <w:rPr>
+          <w:i/>
+        </w:rPr>
+        <w:t>heapify</w:t>
+      </w:r>
+      <w:r>
+        <w:t xml:space="preserve"> utiliza uma quantidade considerável de processamento, devido as reorganizações de todo heap, afetando na sua corrida temporal. O </w:t>
+      </w:r>
+      <w:r>
+        <w:rPr>
+          <w:b/>
+        </w:rPr>
+        <w:t>Selectionsort</w:t>
+      </w:r>
+      <w:r>
+        <w:t xml:space="preserve"> é um algoritmo bem ineficiente, pois o seu número exagerado de comparações afeta de forma significativa o tempo de processamento, mantendo a grandeza </w:t>
+      </w:r>
+      <m:oMath>
+        <m:r>
+          <w:rPr>
+            <w:rFonts w:ascii="Cambria Math" w:hAnsi="Cambria Math"/>
+          </w:rPr>
+          <m:t>O(</m:t>
+        </m:r>
+        <m:sSup>
+          <m:sSupPr>
+            <m:ctrlPr>
+              <w:rPr>
+                <w:rFonts w:ascii="Cambria Math" w:hAnsi="Cambria Math"/>
+                <w:i/>
+              </w:rPr>
+            </m:ctrlPr>
+          </m:sSupPr>
+          <m:e>
+            <m:r>
+              <w:rPr>
+                <w:rFonts w:ascii="Cambria Math" w:hAnsi="Cambria Math"/>
+              </w:rPr>
+              <m:t>n</m:t>
+            </m:r>
+          </m:e>
+          <m:sup>
+            <m:r>
+              <w:rPr>
+                <w:rFonts w:ascii="Cambria Math" w:hAnsi="Cambria Math"/>
+              </w:rPr>
+              <m:t>2</m:t>
+            </m:r>
+          </m:sup>
+        </m:sSup>
+        <m:r>
+          <w:rPr>
+            <w:rFonts w:ascii="Cambria Math" w:hAnsi="Cambria Math"/>
+          </w:rPr>
+          <m:t>)</m:t>
+        </m:r>
+      </m:oMath>
+      <w:r>
+        <w:rPr>
+          <w:rFonts w:eastAsiaTheme="minorEastAsia"/>
+        </w:rPr>
+        <w:t xml:space="preserve"> em todos os casos</w:t>
+      </w:r>
+      <w:r>
+        <w:t xml:space="preserve">. Já o </w:t>
+      </w:r>
+      <w:r>
+        <w:rPr>
+          <w:b/>
+        </w:rPr>
+        <w:t>Quicksort</w:t>
+      </w:r>
+      <w:r>
+        <w:t xml:space="preserve">, é superior devido as suas operações eficientes de particionamento do vetor, o bom uso de pivôs, menos execuções de trocas e comparações mais leves. Atuando de forma mais efetiva quanto ao uso de processamento, tendo a mesma complexidade de </w:t>
+      </w:r>
+      <w:r>
+        <w:rPr>
+          <w:b/>
+        </w:rPr>
+        <w:t>Heapsort</w:t>
+      </w:r>
+      <w:r>
+        <w:t xml:space="preserve"> </w:t>
+      </w:r>
+      <m:oMath>
+        <m:r>
+          <w:rPr>
+            <w:rFonts w:ascii="Cambria Math" w:hAnsi="Cambria Math"/>
+          </w:rPr>
+          <m:t>O(n</m:t>
+        </m:r>
+        <m:func>
+          <m:funcPr>
+            <m:ctrlPr>
+              <w:rPr>
+                <w:rFonts w:ascii="Cambria Math" w:hAnsi="Cambria Math"/>
+                <w:i/>
+              </w:rPr>
+            </m:ctrlPr>
+          </m:funcPr>
+          <m:fName>
+            <m:r>
+              <m:rPr>
+                <m:sty m:val="p"/>
+              </m:rPr>
+              <w:rPr>
+                <w:rFonts w:ascii="Cambria Math" w:hAnsi="Cambria Math"/>
+              </w:rPr>
+              <m:t>log</m:t>
+            </m:r>
+          </m:fName>
+          <m:e>
+            <m:r>
+              <w:rPr>
+                <w:rFonts w:ascii="Cambria Math" w:hAnsi="Cambria Math"/>
+              </w:rPr>
+              <m:t>n)</m:t>
+            </m:r>
+          </m:e>
+        </m:func>
+      </m:oMath>
+      <w:r>
+        <w:rPr>
+          <w:rFonts w:eastAsiaTheme="minorEastAsia"/>
+        </w:rPr>
+        <w:t xml:space="preserve"> no melhor e médio caso, sendo apenas o pior caso </w:t>
+      </w:r>
+      <m:oMath>
+        <m:r>
+          <w:rPr>
+            <w:rFonts w:ascii="Cambria Math" w:eastAsiaTheme="minorEastAsia" w:hAnsi="Cambria Math"/>
+          </w:rPr>
+          <m:t>O(</m:t>
+        </m:r>
+        <m:sSup>
+          <m:sSupPr>
+            <m:ctrlPr>
+              <w:rPr>
+                <w:rFonts w:ascii="Cambria Math" w:eastAsiaTheme="minorEastAsia" w:hAnsi="Cambria Math"/>
+                <w:i/>
+              </w:rPr>
+            </m:ctrlPr>
+          </m:sSupPr>
+          <m:e>
+            <m:r>
+              <w:rPr>
+                <w:rFonts w:ascii="Cambria Math" w:eastAsiaTheme="minorEastAsia" w:hAnsi="Cambria Math"/>
+              </w:rPr>
+              <m:t>n</m:t>
+            </m:r>
+          </m:e>
+          <m:sup>
+            <m:r>
+              <w:rPr>
+                <w:rFonts w:ascii="Cambria Math" w:eastAsiaTheme="minorEastAsia" w:hAnsi="Cambria Math"/>
+              </w:rPr>
+              <m:t>2</m:t>
+            </m:r>
+          </m:sup>
+        </m:sSup>
+        <m:r>
+          <w:rPr>
+            <w:rFonts w:ascii="Cambria Math" w:eastAsiaTheme="minorEastAsia" w:hAnsi="Cambria Math"/>
+          </w:rPr>
+          <m:t>)</m:t>
+        </m:r>
+      </m:oMath>
+      <w:r>
+        <w:t>. Sendo mais aparente no gráfico a seguir:</w:t>
+      </w:r>
+    </w:p>
+    <w:p>
+      <w:pPr>
         <w:pStyle w:val="Titulo2Relatorio"/>
       </w:pPr>
       <w:r>
@@ -11761,6 +12662,7 @@
           <w:noProof/>
           <w:lang w:eastAsia="pt-BR"/>
         </w:rPr>
+        <w:lastRenderedPageBreak/>
         <w:drawing>
           <wp:inline distT="0" distB="0" distL="0" distR="0">
             <wp:extent cx="5731510" cy="3684270"/>
@@ -11805,11 +12707,6 @@
     </w:p>
     <w:p>
       <w:pPr>
-        <w:pStyle w:val="Titulo2Relatorio"/>
-      </w:pPr>
-    </w:p>
-    <w:p>
-      <w:pPr>
         <w:pStyle w:val="Ttulo2"/>
         <w:jc w:val="both"/>
         <w:rPr>
@@ -11818,14 +12715,13 @@
           <w:szCs w:val="24"/>
         </w:rPr>
       </w:pPr>
-      <w:bookmarkStart w:id="19" w:name="_Toc200292947"/>
-      <w:r>
-        <w:rPr>
-          <w:rFonts w:ascii="Times" w:hAnsi="Times" w:cs="Times"/>
-          <w:sz w:val="24"/>
-          <w:szCs w:val="24"/>
-        </w:rPr>
-        <w:lastRenderedPageBreak/>
+      <w:bookmarkStart w:id="19" w:name="_Toc200304489"/>
+      <w:r>
+        <w:rPr>
+          <w:rFonts w:ascii="Times" w:hAnsi="Times" w:cs="Times"/>
+          <w:sz w:val="24"/>
+          <w:szCs w:val="24"/>
+        </w:rPr>
         <w:t>Detalhes</w:t>
       </w:r>
       <w:r>
@@ -11892,7 +12788,7 @@
       <w:pPr>
         <w:pStyle w:val="Ttulo3"/>
       </w:pPr>
-      <w:bookmarkStart w:id="20" w:name="_Toc200292948"/>
+      <w:bookmarkStart w:id="20" w:name="_Toc200304490"/>
       <w:r>
         <w:t>Sistema Operacional</w:t>
       </w:r>
@@ -11949,6 +12845,7 @@
           <w:szCs w:val="24"/>
           <w:lang w:eastAsia="pt-BR"/>
         </w:rPr>
+        <w:lastRenderedPageBreak/>
         <w:drawing>
           <wp:inline distT="0" distB="0" distL="0" distR="0">
             <wp:extent cx="5731510" cy="3074670"/>
@@ -11993,7 +12890,7 @@
           <w:rFonts w:eastAsiaTheme="minorEastAsia"/>
         </w:rPr>
       </w:pPr>
-      <w:bookmarkStart w:id="21" w:name="_Toc200292949"/>
+      <w:bookmarkStart w:id="21" w:name="_Toc200304491"/>
       <w:r>
         <w:rPr>
           <w:rFonts w:eastAsiaTheme="minorEastAsia"/>
@@ -12007,7 +12904,7 @@
         <w:pStyle w:val="NormalRelatorio"/>
       </w:pPr>
       <w:r>
-        <w:t xml:space="preserve">A quantidade da Memória RAM do computador utilizado para os testes, é de </w:t>
+        <w:t xml:space="preserve">A quantidade da Memória RAM do computador utilizado para os testes é de </w:t>
       </w:r>
       <w:r>
         <w:rPr>
@@ -12035,7 +12932,6 @@
           <w:noProof/>
           <w:lang w:eastAsia="pt-BR"/>
         </w:rPr>
-        <w:lastRenderedPageBreak/>
         <w:drawing>
           <wp:inline distT="0" distB="0" distL="0" distR="0">
             <wp:extent cx="5731510" cy="3074670"/>
@@ -12075,35 +12971,6 @@
     </w:p>
     <w:p>
       <w:pPr>
-        <w:pStyle w:val="Legenda"/>
-        <w:jc w:val="both"/>
-      </w:pPr>
-      <w:r>
-        <w:t xml:space="preserve">Figura </w:t>
-      </w:r>
-      <w:fldSimple w:instr=" SEQ Figura \* ARABIC ">
-        <w:r>
-          <w:rPr>
-            <w:noProof/>
-          </w:rPr>
-          <w:t>2</w:t>
-        </w:r>
-      </w:fldSimple>
-      <w:r>
-        <w:t xml:space="preserve"> - </w:t>
-      </w:r>
-      <w:r>
-        <w:t xml:space="preserve">Consultando </w:t>
-      </w:r>
-      <w:r>
-        <w:t>Memória RAM</w:t>
-      </w:r>
-      <w:r>
-        <w:t xml:space="preserve"> através da interface Informações do Sistema.</w:t>
-      </w:r>
-    </w:p>
-    <w:p>
-      <w:pPr>
         <w:pStyle w:val="Ttulo1"/>
         <w:numPr>
           <w:ilvl w:val="0"/>
@@ -12116,7 +12983,7 @@
           <w:szCs w:val="24"/>
         </w:rPr>
       </w:pPr>
-      <w:bookmarkStart w:id="22" w:name="_Toc200292950"/>
+      <w:bookmarkStart w:id="22" w:name="_Toc200304492"/>
       <w:r>
         <w:rPr>
           <w:rFonts w:ascii="Times" w:hAnsi="Times" w:cs="Times"/>
@@ -12137,7 +13004,7 @@
           <w:szCs w:val="24"/>
         </w:rPr>
       </w:pPr>
-      <w:bookmarkStart w:id="23" w:name="_Toc200292951"/>
+      <w:bookmarkStart w:id="23" w:name="_Toc200304493"/>
       <w:r>
         <w:rPr>
           <w:rFonts w:ascii="Times" w:hAnsi="Times" w:cs="Times"/>
@@ -12193,154 +13060,19 @@
           <w:szCs w:val="24"/>
         </w:rPr>
       </w:pPr>
-      <w:bookmarkStart w:id="24" w:name="_Toc200292952"/>
-      <w:r>
-        <w:rPr>
-          <w:rFonts w:ascii="Times" w:hAnsi="Times" w:cs="Times"/>
-          <w:sz w:val="24"/>
-          <w:szCs w:val="24"/>
-        </w:rPr>
+      <w:bookmarkStart w:id="24" w:name="_Toc200304494"/>
+      <w:r>
+        <w:rPr>
+          <w:rFonts w:ascii="Times" w:hAnsi="Times" w:cs="Times"/>
+          <w:sz w:val="24"/>
+          <w:szCs w:val="24"/>
+        </w:rPr>
+        <w:lastRenderedPageBreak/>
         <w:t>Avaliar o desempenho do algoritmo em comparação com a implementação do Quicksort disponível na linguagem C.</w:t>
       </w:r>
       <w:bookmarkEnd w:id="24"/>
     </w:p>
     <w:p/>
-    <w:p>
-      <w:r>
-        <w:rPr>
-          <w:noProof/>
-          <w:lang w:eastAsia="pt-BR"/>
-        </w:rPr>
-        <w:lastRenderedPageBreak/>
-        <w:drawing>
-          <wp:inline distT="0" distB="0" distL="0" distR="0">
-            <wp:extent cx="4138019" cy="3917020"/>
-            <wp:effectExtent l="19050" t="0" r="0" b="0"/>
-            <wp:docPr id="9" name="Imagem 8" descr="ordered_input.PNG"/>
-            <wp:cNvGraphicFramePr>
-              <a:graphicFrameLocks xmlns:a="http://schemas.openxmlformats.org/drawingml/2006/main" noChangeAspect="1"/>
-            </wp:cNvGraphicFramePr>
-            <a:graphic xmlns:a="http://schemas.openxmlformats.org/drawingml/2006/main">
-              <a:graphicData uri="http://schemas.openxmlformats.org/drawingml/2006/picture">
-                <pic:pic xmlns:pic="http://schemas.openxmlformats.org/drawingml/2006/picture">
-                  <pic:nvPicPr>
-                    <pic:cNvPr id="0" name="ordered_input.PNG"/>
-                    <pic:cNvPicPr/>
-                  </pic:nvPicPr>
-                  <pic:blipFill>
-                    <a:blip r:embed="rId10"/>
-                    <a:stretch>
-                      <a:fillRect/>
-                    </a:stretch>
-                  </pic:blipFill>
-                  <pic:spPr>
-                    <a:xfrm>
-                      <a:off x="0" y="0"/>
-                      <a:ext cx="4138019" cy="3917020"/>
-                    </a:xfrm>
-                    <a:prstGeom prst="rect">
-                      <a:avLst/>
-                    </a:prstGeom>
-                  </pic:spPr>
-                </pic:pic>
-              </a:graphicData>
-            </a:graphic>
-          </wp:inline>
-        </w:drawing>
-      </w:r>
-    </w:p>
-    <w:p>
-      <w:r>
-        <w:rPr>
-          <w:noProof/>
-          <w:lang w:eastAsia="pt-BR"/>
-        </w:rPr>
-        <w:drawing>
-          <wp:inline distT="0" distB="0" distL="0" distR="0">
-            <wp:extent cx="4221846" cy="3993226"/>
-            <wp:effectExtent l="19050" t="0" r="7254" b="0"/>
-            <wp:docPr id="10" name="Imagem 9" descr="reversed_input.PNG"/>
-            <wp:cNvGraphicFramePr>
-              <a:graphicFrameLocks xmlns:a="http://schemas.openxmlformats.org/drawingml/2006/main" noChangeAspect="1"/>
-            </wp:cNvGraphicFramePr>
-            <a:graphic xmlns:a="http://schemas.openxmlformats.org/drawingml/2006/main">
-              <a:graphicData uri="http://schemas.openxmlformats.org/drawingml/2006/picture">
-                <pic:pic xmlns:pic="http://schemas.openxmlformats.org/drawingml/2006/picture">
-                  <pic:nvPicPr>
-                    <pic:cNvPr id="0" name="reversed_input.PNG"/>
-                    <pic:cNvPicPr/>
-                  </pic:nvPicPr>
-                  <pic:blipFill>
-                    <a:blip r:embed="rId12"/>
-                    <a:stretch>
-                      <a:fillRect/>
-                    </a:stretch>
-                  </pic:blipFill>
-                  <pic:spPr>
-                    <a:xfrm>
-                      <a:off x="0" y="0"/>
-                      <a:ext cx="4221846" cy="3993226"/>
-                    </a:xfrm>
-                    <a:prstGeom prst="rect">
-                      <a:avLst/>
-                    </a:prstGeom>
-                  </pic:spPr>
-                </pic:pic>
-              </a:graphicData>
-            </a:graphic>
-          </wp:inline>
-        </w:drawing>
-      </w:r>
-    </w:p>
-    <w:p>
-      <w:r>
-        <w:rPr>
-          <w:noProof/>
-          <w:lang w:eastAsia="pt-BR"/>
-        </w:rPr>
-        <w:lastRenderedPageBreak/>
-        <w:drawing>
-          <wp:inline distT="0" distB="0" distL="0" distR="0">
-            <wp:extent cx="4153260" cy="3977985"/>
-            <wp:effectExtent l="19050" t="0" r="0" b="0"/>
-            <wp:docPr id="11" name="Imagem 10" descr="uniform_input.PNG"/>
-            <wp:cNvGraphicFramePr>
-              <a:graphicFrameLocks xmlns:a="http://schemas.openxmlformats.org/drawingml/2006/main" noChangeAspect="1"/>
-            </wp:cNvGraphicFramePr>
-            <a:graphic xmlns:a="http://schemas.openxmlformats.org/drawingml/2006/main">
-              <a:graphicData uri="http://schemas.openxmlformats.org/drawingml/2006/picture">
-                <pic:pic xmlns:pic="http://schemas.openxmlformats.org/drawingml/2006/picture">
-                  <pic:nvPicPr>
-                    <pic:cNvPr id="0" name="uniform_input.PNG"/>
-                    <pic:cNvPicPr/>
-                  </pic:nvPicPr>
-                  <pic:blipFill>
-                    <a:blip r:embed="rId14"/>
-                    <a:stretch>
-                      <a:fillRect/>
-                    </a:stretch>
-                  </pic:blipFill>
-                  <pic:spPr>
-                    <a:xfrm>
-                      <a:off x="0" y="0"/>
-                      <a:ext cx="4153260" cy="3977985"/>
-                    </a:xfrm>
-                    <a:prstGeom prst="rect">
-                      <a:avLst/>
-                    </a:prstGeom>
-                  </pic:spPr>
-                </pic:pic>
-              </a:graphicData>
-            </a:graphic>
-          </wp:inline>
-        </w:drawing>
-      </w:r>
-    </w:p>
-    <w:p>
-      <w:pPr>
-        <w:jc w:val="both"/>
-      </w:pPr>
-    </w:p>
     <w:p>
       <w:pPr>
         <w:pStyle w:val="Ttulo1"/>
@@ -12355,7 +13087,7 @@
           <w:szCs w:val="24"/>
         </w:rPr>
       </w:pPr>
-      <w:bookmarkStart w:id="25" w:name="_Toc200292953"/>
+      <w:bookmarkStart w:id="25" w:name="_Toc200304495"/>
       <w:r>
         <w:rPr>
           <w:rFonts w:ascii="Times" w:hAnsi="Times" w:cs="Times"/>
@@ -12637,7 +13369,7 @@
             <w:rPr>
               <w:noProof/>
             </w:rPr>
-            <w:t>17</w:t>
+            <w:t>13</w:t>
           </w:r>
         </w:fldSimple>
       </w:p>

--- a/Relatorio_Equipe_HeapSort.docx
+++ b/Relatorio_Equipe_HeapSort.docx
@@ -42,7 +42,24 @@
           <w:sz w:val="24"/>
           <w:szCs w:val="24"/>
         </w:rPr>
-        <w:t>quipe Heap Sort</w:t>
+        <w:t xml:space="preserve">quipe </w:t>
+      </w:r>
+      <w:r>
+        <w:rPr>
+          <w:rFonts w:ascii="Times" w:hAnsi="Times" w:cs="Times"/>
+          <w:i/>
+          <w:sz w:val="24"/>
+          <w:szCs w:val="24"/>
+        </w:rPr>
+        <w:t>Heap</w:t>
+      </w:r>
+      <w:r>
+        <w:rPr>
+          <w:rFonts w:ascii="Times" w:hAnsi="Times" w:cs="Times"/>
+          <w:sz w:val="24"/>
+          <w:szCs w:val="24"/>
+        </w:rPr>
+        <w:t xml:space="preserve"> Sort</w:t>
       </w:r>
       <w:r>
         <w:rPr>
@@ -260,6 +277,7 @@
         </w:tc>
       </w:tr>
     </w:tbl>
+    <w:p/>
     <w:sdt>
       <w:sdtPr>
         <w:rPr>
@@ -304,7 +322,7 @@
               <w:tab w:val="right" w:leader="dot" w:pos="9016"/>
             </w:tabs>
             <w:rPr>
-              <w:rFonts w:eastAsiaTheme="minorEastAsia"/>
+              <w:rFonts w:ascii="Times" w:eastAsiaTheme="minorEastAsia" w:hAnsi="Times" w:cs="Times"/>
               <w:noProof/>
               <w:lang w:eastAsia="pt-BR"/>
             </w:rPr>
@@ -333,7 +351,7 @@
             </w:rPr>
             <w:fldChar w:fldCharType="separate"/>
           </w:r>
-          <w:hyperlink w:anchor="_Toc200304470" w:history="1">
+          <w:hyperlink w:anchor="_Toc200322976" w:history="1">
             <w:r>
               <w:rPr>
                 <w:rStyle w:val="Hyperlink"/>
@@ -344,7 +362,7 @@
             </w:r>
             <w:r>
               <w:rPr>
-                <w:rFonts w:eastAsiaTheme="minorEastAsia"/>
+                <w:rFonts w:ascii="Times" w:eastAsiaTheme="minorEastAsia" w:hAnsi="Times" w:cs="Times"/>
                 <w:noProof/>
                 <w:lang w:eastAsia="pt-BR"/>
               </w:rPr>
@@ -360,6 +378,7 @@
             </w:r>
             <w:r>
               <w:rPr>
+                <w:rFonts w:ascii="Times" w:hAnsi="Times" w:cs="Times"/>
                 <w:noProof/>
                 <w:webHidden/>
               </w:rPr>
@@ -367,6 +386,7 @@
             </w:r>
             <w:r>
               <w:rPr>
+                <w:rFonts w:ascii="Times" w:hAnsi="Times" w:cs="Times"/>
                 <w:noProof/>
                 <w:webHidden/>
               </w:rPr>
@@ -374,19 +394,22 @@
             </w:r>
             <w:r>
               <w:rPr>
-                <w:noProof/>
-                <w:webHidden/>
-              </w:rPr>
-              <w:instrText xml:space="preserve"> PAGEREF _Toc200304470 \h </w:instrText>
-            </w:r>
-            <w:r>
-              <w:rPr>
-                <w:noProof/>
-                <w:webHidden/>
-              </w:rPr>
-            </w:r>
-            <w:r>
-              <w:rPr>
+                <w:rFonts w:ascii="Times" w:hAnsi="Times" w:cs="Times"/>
+                <w:noProof/>
+                <w:webHidden/>
+              </w:rPr>
+              <w:instrText xml:space="preserve"> PAGEREF _Toc200322976 \h </w:instrText>
+            </w:r>
+            <w:r>
+              <w:rPr>
+                <w:rFonts w:ascii="Times" w:hAnsi="Times" w:cs="Times"/>
+                <w:noProof/>
+                <w:webHidden/>
+              </w:rPr>
+            </w:r>
+            <w:r>
+              <w:rPr>
+                <w:rFonts w:ascii="Times" w:hAnsi="Times" w:cs="Times"/>
                 <w:noProof/>
                 <w:webHidden/>
               </w:rPr>
@@ -394,13 +417,15 @@
             </w:r>
             <w:r>
               <w:rPr>
-                <w:noProof/>
-                <w:webHidden/>
-              </w:rPr>
-              <w:t>2</w:t>
-            </w:r>
-            <w:r>
-              <w:rPr>
+                <w:rFonts w:ascii="Times" w:hAnsi="Times" w:cs="Times"/>
+                <w:noProof/>
+                <w:webHidden/>
+              </w:rPr>
+              <w:t>4</w:t>
+            </w:r>
+            <w:r>
+              <w:rPr>
+                <w:rFonts w:ascii="Times" w:hAnsi="Times" w:cs="Times"/>
                 <w:noProof/>
                 <w:webHidden/>
               </w:rPr>
@@ -415,12 +440,12 @@
               <w:tab w:val="right" w:leader="dot" w:pos="9016"/>
             </w:tabs>
             <w:rPr>
-              <w:rFonts w:eastAsiaTheme="minorEastAsia"/>
+              <w:rFonts w:ascii="Times" w:eastAsiaTheme="minorEastAsia" w:hAnsi="Times" w:cs="Times"/>
               <w:noProof/>
               <w:lang w:eastAsia="pt-BR"/>
             </w:rPr>
           </w:pPr>
-          <w:hyperlink w:anchor="_Toc200304471" w:history="1">
+          <w:hyperlink w:anchor="_Toc200322977" w:history="1">
             <w:r>
               <w:rPr>
                 <w:rStyle w:val="Hyperlink"/>
@@ -431,6 +456,7 @@
             </w:r>
             <w:r>
               <w:rPr>
+                <w:rFonts w:ascii="Times" w:hAnsi="Times" w:cs="Times"/>
                 <w:noProof/>
                 <w:webHidden/>
               </w:rPr>
@@ -438,6 +464,7 @@
             </w:r>
             <w:r>
               <w:rPr>
+                <w:rFonts w:ascii="Times" w:hAnsi="Times" w:cs="Times"/>
                 <w:noProof/>
                 <w:webHidden/>
               </w:rPr>
@@ -445,19 +472,22 @@
             </w:r>
             <w:r>
               <w:rPr>
-                <w:noProof/>
-                <w:webHidden/>
-              </w:rPr>
-              <w:instrText xml:space="preserve"> PAGEREF _Toc200304471 \h </w:instrText>
-            </w:r>
-            <w:r>
-              <w:rPr>
-                <w:noProof/>
-                <w:webHidden/>
-              </w:rPr>
-            </w:r>
-            <w:r>
-              <w:rPr>
+                <w:rFonts w:ascii="Times" w:hAnsi="Times" w:cs="Times"/>
+                <w:noProof/>
+                <w:webHidden/>
+              </w:rPr>
+              <w:instrText xml:space="preserve"> PAGEREF _Toc200322977 \h </w:instrText>
+            </w:r>
+            <w:r>
+              <w:rPr>
+                <w:rFonts w:ascii="Times" w:hAnsi="Times" w:cs="Times"/>
+                <w:noProof/>
+                <w:webHidden/>
+              </w:rPr>
+            </w:r>
+            <w:r>
+              <w:rPr>
+                <w:rFonts w:ascii="Times" w:hAnsi="Times" w:cs="Times"/>
                 <w:noProof/>
                 <w:webHidden/>
               </w:rPr>
@@ -465,13 +495,15 @@
             </w:r>
             <w:r>
               <w:rPr>
-                <w:noProof/>
-                <w:webHidden/>
-              </w:rPr>
-              <w:t>2</w:t>
-            </w:r>
-            <w:r>
-              <w:rPr>
+                <w:rFonts w:ascii="Times" w:hAnsi="Times" w:cs="Times"/>
+                <w:noProof/>
+                <w:webHidden/>
+              </w:rPr>
+              <w:t>4</w:t>
+            </w:r>
+            <w:r>
+              <w:rPr>
+                <w:rFonts w:ascii="Times" w:hAnsi="Times" w:cs="Times"/>
                 <w:noProof/>
                 <w:webHidden/>
               </w:rPr>
@@ -486,12 +518,12 @@
               <w:tab w:val="right" w:leader="dot" w:pos="9016"/>
             </w:tabs>
             <w:rPr>
-              <w:rFonts w:eastAsiaTheme="minorEastAsia"/>
+              <w:rFonts w:ascii="Times" w:eastAsiaTheme="minorEastAsia" w:hAnsi="Times" w:cs="Times"/>
               <w:noProof/>
               <w:lang w:eastAsia="pt-BR"/>
             </w:rPr>
           </w:pPr>
-          <w:hyperlink w:anchor="_Toc200304472" w:history="1">
+          <w:hyperlink w:anchor="_Toc200322978" w:history="1">
             <w:r>
               <w:rPr>
                 <w:rStyle w:val="Hyperlink"/>
@@ -502,6 +534,7 @@
             </w:r>
             <w:r>
               <w:rPr>
+                <w:rFonts w:ascii="Times" w:hAnsi="Times" w:cs="Times"/>
                 <w:noProof/>
                 <w:webHidden/>
               </w:rPr>
@@ -509,6 +542,7 @@
             </w:r>
             <w:r>
               <w:rPr>
+                <w:rFonts w:ascii="Times" w:hAnsi="Times" w:cs="Times"/>
                 <w:noProof/>
                 <w:webHidden/>
               </w:rPr>
@@ -516,19 +550,22 @@
             </w:r>
             <w:r>
               <w:rPr>
-                <w:noProof/>
-                <w:webHidden/>
-              </w:rPr>
-              <w:instrText xml:space="preserve"> PAGEREF _Toc200304472 \h </w:instrText>
-            </w:r>
-            <w:r>
-              <w:rPr>
-                <w:noProof/>
-                <w:webHidden/>
-              </w:rPr>
-            </w:r>
-            <w:r>
-              <w:rPr>
+                <w:rFonts w:ascii="Times" w:hAnsi="Times" w:cs="Times"/>
+                <w:noProof/>
+                <w:webHidden/>
+              </w:rPr>
+              <w:instrText xml:space="preserve"> PAGEREF _Toc200322978 \h </w:instrText>
+            </w:r>
+            <w:r>
+              <w:rPr>
+                <w:rFonts w:ascii="Times" w:hAnsi="Times" w:cs="Times"/>
+                <w:noProof/>
+                <w:webHidden/>
+              </w:rPr>
+            </w:r>
+            <w:r>
+              <w:rPr>
+                <w:rFonts w:ascii="Times" w:hAnsi="Times" w:cs="Times"/>
                 <w:noProof/>
                 <w:webHidden/>
               </w:rPr>
@@ -536,13 +573,15 @@
             </w:r>
             <w:r>
               <w:rPr>
-                <w:noProof/>
-                <w:webHidden/>
-              </w:rPr>
-              <w:t>2</w:t>
-            </w:r>
-            <w:r>
-              <w:rPr>
+                <w:rFonts w:ascii="Times" w:hAnsi="Times" w:cs="Times"/>
+                <w:noProof/>
+                <w:webHidden/>
+              </w:rPr>
+              <w:t>4</w:t>
+            </w:r>
+            <w:r>
+              <w:rPr>
+                <w:rFonts w:ascii="Times" w:hAnsi="Times" w:cs="Times"/>
                 <w:noProof/>
                 <w:webHidden/>
               </w:rPr>
@@ -557,12 +596,12 @@
               <w:tab w:val="right" w:leader="dot" w:pos="9016"/>
             </w:tabs>
             <w:rPr>
-              <w:rFonts w:eastAsiaTheme="minorEastAsia"/>
+              <w:rFonts w:ascii="Times" w:eastAsiaTheme="minorEastAsia" w:hAnsi="Times" w:cs="Times"/>
               <w:noProof/>
               <w:lang w:eastAsia="pt-BR"/>
             </w:rPr>
           </w:pPr>
-          <w:hyperlink w:anchor="_Toc200304473" w:history="1">
+          <w:hyperlink w:anchor="_Toc200322979" w:history="1">
             <w:r>
               <w:rPr>
                 <w:rStyle w:val="Hyperlink"/>
@@ -573,6 +612,7 @@
             </w:r>
             <w:r>
               <w:rPr>
+                <w:rFonts w:ascii="Times" w:hAnsi="Times" w:cs="Times"/>
                 <w:noProof/>
                 <w:webHidden/>
               </w:rPr>
@@ -580,6 +620,7 @@
             </w:r>
             <w:r>
               <w:rPr>
+                <w:rFonts w:ascii="Times" w:hAnsi="Times" w:cs="Times"/>
                 <w:noProof/>
                 <w:webHidden/>
               </w:rPr>
@@ -587,19 +628,22 @@
             </w:r>
             <w:r>
               <w:rPr>
-                <w:noProof/>
-                <w:webHidden/>
-              </w:rPr>
-              <w:instrText xml:space="preserve"> PAGEREF _Toc200304473 \h </w:instrText>
-            </w:r>
-            <w:r>
-              <w:rPr>
-                <w:noProof/>
-                <w:webHidden/>
-              </w:rPr>
-            </w:r>
-            <w:r>
-              <w:rPr>
+                <w:rFonts w:ascii="Times" w:hAnsi="Times" w:cs="Times"/>
+                <w:noProof/>
+                <w:webHidden/>
+              </w:rPr>
+              <w:instrText xml:space="preserve"> PAGEREF _Toc200322979 \h </w:instrText>
+            </w:r>
+            <w:r>
+              <w:rPr>
+                <w:rFonts w:ascii="Times" w:hAnsi="Times" w:cs="Times"/>
+                <w:noProof/>
+                <w:webHidden/>
+              </w:rPr>
+            </w:r>
+            <w:r>
+              <w:rPr>
+                <w:rFonts w:ascii="Times" w:hAnsi="Times" w:cs="Times"/>
                 <w:noProof/>
                 <w:webHidden/>
               </w:rPr>
@@ -607,13 +651,15 @@
             </w:r>
             <w:r>
               <w:rPr>
-                <w:noProof/>
-                <w:webHidden/>
-              </w:rPr>
-              <w:t>2</w:t>
-            </w:r>
-            <w:r>
-              <w:rPr>
+                <w:rFonts w:ascii="Times" w:hAnsi="Times" w:cs="Times"/>
+                <w:noProof/>
+                <w:webHidden/>
+              </w:rPr>
+              <w:t>4</w:t>
+            </w:r>
+            <w:r>
+              <w:rPr>
+                <w:rFonts w:ascii="Times" w:hAnsi="Times" w:cs="Times"/>
                 <w:noProof/>
                 <w:webHidden/>
               </w:rPr>
@@ -629,12 +675,12 @@
               <w:tab w:val="right" w:leader="dot" w:pos="9016"/>
             </w:tabs>
             <w:rPr>
-              <w:rFonts w:eastAsiaTheme="minorEastAsia"/>
+              <w:rFonts w:ascii="Times" w:eastAsiaTheme="minorEastAsia" w:hAnsi="Times" w:cs="Times"/>
               <w:noProof/>
               <w:lang w:eastAsia="pt-BR"/>
             </w:rPr>
           </w:pPr>
-          <w:hyperlink w:anchor="_Toc200304474" w:history="1">
+          <w:hyperlink w:anchor="_Toc200322980" w:history="1">
             <w:r>
               <w:rPr>
                 <w:rStyle w:val="Hyperlink"/>
@@ -645,7 +691,7 @@
             </w:r>
             <w:r>
               <w:rPr>
-                <w:rFonts w:eastAsiaTheme="minorEastAsia"/>
+                <w:rFonts w:ascii="Times" w:eastAsiaTheme="minorEastAsia" w:hAnsi="Times" w:cs="Times"/>
                 <w:noProof/>
                 <w:lang w:eastAsia="pt-BR"/>
               </w:rPr>
@@ -657,10 +703,28 @@
                 <w:rFonts w:ascii="Times" w:hAnsi="Times" w:cs="Times"/>
                 <w:noProof/>
               </w:rPr>
-              <w:t>Algoritmo Heap Sort</w:t>
-            </w:r>
-            <w:r>
-              <w:rPr>
+              <w:t xml:space="preserve">Algoritmo </w:t>
+            </w:r>
+            <w:r>
+              <w:rPr>
+                <w:rStyle w:val="Hyperlink"/>
+                <w:rFonts w:ascii="Times" w:hAnsi="Times" w:cs="Times"/>
+                <w:i/>
+                <w:noProof/>
+              </w:rPr>
+              <w:t>Heap</w:t>
+            </w:r>
+            <w:r>
+              <w:rPr>
+                <w:rStyle w:val="Hyperlink"/>
+                <w:rFonts w:ascii="Times" w:hAnsi="Times" w:cs="Times"/>
+                <w:noProof/>
+              </w:rPr>
+              <w:t xml:space="preserve"> Sort</w:t>
+            </w:r>
+            <w:r>
+              <w:rPr>
+                <w:rFonts w:ascii="Times" w:hAnsi="Times" w:cs="Times"/>
                 <w:noProof/>
                 <w:webHidden/>
               </w:rPr>
@@ -668,6 +732,7 @@
             </w:r>
             <w:r>
               <w:rPr>
+                <w:rFonts w:ascii="Times" w:hAnsi="Times" w:cs="Times"/>
                 <w:noProof/>
                 <w:webHidden/>
               </w:rPr>
@@ -675,19 +740,22 @@
             </w:r>
             <w:r>
               <w:rPr>
-                <w:noProof/>
-                <w:webHidden/>
-              </w:rPr>
-              <w:instrText xml:space="preserve"> PAGEREF _Toc200304474 \h </w:instrText>
-            </w:r>
-            <w:r>
-              <w:rPr>
-                <w:noProof/>
-                <w:webHidden/>
-              </w:rPr>
-            </w:r>
-            <w:r>
-              <w:rPr>
+                <w:rFonts w:ascii="Times" w:hAnsi="Times" w:cs="Times"/>
+                <w:noProof/>
+                <w:webHidden/>
+              </w:rPr>
+              <w:instrText xml:space="preserve"> PAGEREF _Toc200322980 \h </w:instrText>
+            </w:r>
+            <w:r>
+              <w:rPr>
+                <w:rFonts w:ascii="Times" w:hAnsi="Times" w:cs="Times"/>
+                <w:noProof/>
+                <w:webHidden/>
+              </w:rPr>
+            </w:r>
+            <w:r>
+              <w:rPr>
+                <w:rFonts w:ascii="Times" w:hAnsi="Times" w:cs="Times"/>
                 <w:noProof/>
                 <w:webHidden/>
               </w:rPr>
@@ -695,13 +763,15 @@
             </w:r>
             <w:r>
               <w:rPr>
-                <w:noProof/>
-                <w:webHidden/>
-              </w:rPr>
-              <w:t>2</w:t>
-            </w:r>
-            <w:r>
-              <w:rPr>
+                <w:rFonts w:ascii="Times" w:hAnsi="Times" w:cs="Times"/>
+                <w:noProof/>
+                <w:webHidden/>
+              </w:rPr>
+              <w:t>4</w:t>
+            </w:r>
+            <w:r>
+              <w:rPr>
+                <w:rFonts w:ascii="Times" w:hAnsi="Times" w:cs="Times"/>
                 <w:noProof/>
                 <w:webHidden/>
               </w:rPr>
@@ -716,12 +786,12 @@
               <w:tab w:val="right" w:leader="dot" w:pos="9016"/>
             </w:tabs>
             <w:rPr>
-              <w:rFonts w:eastAsiaTheme="minorEastAsia"/>
+              <w:rFonts w:ascii="Times" w:eastAsiaTheme="minorEastAsia" w:hAnsi="Times" w:cs="Times"/>
               <w:noProof/>
               <w:lang w:eastAsia="pt-BR"/>
             </w:rPr>
           </w:pPr>
-          <w:hyperlink w:anchor="_Toc200304475" w:history="1">
+          <w:hyperlink w:anchor="_Toc200322981" w:history="1">
             <w:r>
               <w:rPr>
                 <w:rStyle w:val="Hyperlink"/>
@@ -732,6 +802,7 @@
             </w:r>
             <w:r>
               <w:rPr>
+                <w:rFonts w:ascii="Times" w:hAnsi="Times" w:cs="Times"/>
                 <w:noProof/>
                 <w:webHidden/>
               </w:rPr>
@@ -739,6 +810,7 @@
             </w:r>
             <w:r>
               <w:rPr>
+                <w:rFonts w:ascii="Times" w:hAnsi="Times" w:cs="Times"/>
                 <w:noProof/>
                 <w:webHidden/>
               </w:rPr>
@@ -746,19 +818,22 @@
             </w:r>
             <w:r>
               <w:rPr>
-                <w:noProof/>
-                <w:webHidden/>
-              </w:rPr>
-              <w:instrText xml:space="preserve"> PAGEREF _Toc200304475 \h </w:instrText>
-            </w:r>
-            <w:r>
-              <w:rPr>
-                <w:noProof/>
-                <w:webHidden/>
-              </w:rPr>
-            </w:r>
-            <w:r>
-              <w:rPr>
+                <w:rFonts w:ascii="Times" w:hAnsi="Times" w:cs="Times"/>
+                <w:noProof/>
+                <w:webHidden/>
+              </w:rPr>
+              <w:instrText xml:space="preserve"> PAGEREF _Toc200322981 \h </w:instrText>
+            </w:r>
+            <w:r>
+              <w:rPr>
+                <w:rFonts w:ascii="Times" w:hAnsi="Times" w:cs="Times"/>
+                <w:noProof/>
+                <w:webHidden/>
+              </w:rPr>
+            </w:r>
+            <w:r>
+              <w:rPr>
+                <w:rFonts w:ascii="Times" w:hAnsi="Times" w:cs="Times"/>
                 <w:noProof/>
                 <w:webHidden/>
               </w:rPr>
@@ -766,13 +841,15 @@
             </w:r>
             <w:r>
               <w:rPr>
-                <w:noProof/>
-                <w:webHidden/>
-              </w:rPr>
-              <w:t>2</w:t>
-            </w:r>
-            <w:r>
-              <w:rPr>
+                <w:rFonts w:ascii="Times" w:hAnsi="Times" w:cs="Times"/>
+                <w:noProof/>
+                <w:webHidden/>
+              </w:rPr>
+              <w:t>4</w:t>
+            </w:r>
+            <w:r>
+              <w:rPr>
+                <w:rFonts w:ascii="Times" w:hAnsi="Times" w:cs="Times"/>
                 <w:noProof/>
                 <w:webHidden/>
               </w:rPr>
@@ -787,12 +864,12 @@
               <w:tab w:val="right" w:leader="dot" w:pos="9016"/>
             </w:tabs>
             <w:rPr>
-              <w:rFonts w:eastAsiaTheme="minorEastAsia"/>
+              <w:rFonts w:ascii="Times" w:eastAsiaTheme="minorEastAsia" w:hAnsi="Times" w:cs="Times"/>
               <w:noProof/>
               <w:lang w:eastAsia="pt-BR"/>
             </w:rPr>
           </w:pPr>
-          <w:hyperlink w:anchor="_Toc200304476" w:history="1">
+          <w:hyperlink w:anchor="_Toc200322982" w:history="1">
             <w:r>
               <w:rPr>
                 <w:rStyle w:val="Hyperlink"/>
@@ -803,6 +880,7 @@
             </w:r>
             <w:r>
               <w:rPr>
+                <w:rFonts w:ascii="Times" w:hAnsi="Times" w:cs="Times"/>
                 <w:noProof/>
                 <w:webHidden/>
               </w:rPr>
@@ -810,6 +888,7 @@
             </w:r>
             <w:r>
               <w:rPr>
+                <w:rFonts w:ascii="Times" w:hAnsi="Times" w:cs="Times"/>
                 <w:noProof/>
                 <w:webHidden/>
               </w:rPr>
@@ -817,19 +896,22 @@
             </w:r>
             <w:r>
               <w:rPr>
-                <w:noProof/>
-                <w:webHidden/>
-              </w:rPr>
-              <w:instrText xml:space="preserve"> PAGEREF _Toc200304476 \h </w:instrText>
-            </w:r>
-            <w:r>
-              <w:rPr>
-                <w:noProof/>
-                <w:webHidden/>
-              </w:rPr>
-            </w:r>
-            <w:r>
-              <w:rPr>
+                <w:rFonts w:ascii="Times" w:hAnsi="Times" w:cs="Times"/>
+                <w:noProof/>
+                <w:webHidden/>
+              </w:rPr>
+              <w:instrText xml:space="preserve"> PAGEREF _Toc200322982 \h </w:instrText>
+            </w:r>
+            <w:r>
+              <w:rPr>
+                <w:rFonts w:ascii="Times" w:hAnsi="Times" w:cs="Times"/>
+                <w:noProof/>
+                <w:webHidden/>
+              </w:rPr>
+            </w:r>
+            <w:r>
+              <w:rPr>
+                <w:rFonts w:ascii="Times" w:hAnsi="Times" w:cs="Times"/>
                 <w:noProof/>
                 <w:webHidden/>
               </w:rPr>
@@ -837,13 +919,15 @@
             </w:r>
             <w:r>
               <w:rPr>
-                <w:noProof/>
-                <w:webHidden/>
-              </w:rPr>
-              <w:t>2</w:t>
-            </w:r>
-            <w:r>
-              <w:rPr>
+                <w:rFonts w:ascii="Times" w:hAnsi="Times" w:cs="Times"/>
+                <w:noProof/>
+                <w:webHidden/>
+              </w:rPr>
+              <w:t>4</w:t>
+            </w:r>
+            <w:r>
+              <w:rPr>
+                <w:rFonts w:ascii="Times" w:hAnsi="Times" w:cs="Times"/>
                 <w:noProof/>
                 <w:webHidden/>
               </w:rPr>
@@ -858,22 +942,23 @@
               <w:tab w:val="right" w:leader="dot" w:pos="9016"/>
             </w:tabs>
             <w:rPr>
-              <w:rFonts w:eastAsiaTheme="minorEastAsia"/>
+              <w:rFonts w:ascii="Times" w:eastAsiaTheme="minorEastAsia" w:hAnsi="Times" w:cs="Times"/>
               <w:noProof/>
               <w:lang w:eastAsia="pt-BR"/>
             </w:rPr>
           </w:pPr>
-          <w:hyperlink w:anchor="_Toc200304477" w:history="1">
+          <w:hyperlink w:anchor="_Toc200322983" w:history="1">
             <w:r>
               <w:rPr>
                 <w:rStyle w:val="Hyperlink"/>
                 <w:rFonts w:ascii="Times" w:hAnsi="Times" w:cs="Times"/>
                 <w:noProof/>
               </w:rPr>
-              <w:t>Melhores cenários de uso do algoritmo.</w:t>
-            </w:r>
-            <w:r>
-              <w:rPr>
+              <w:t>Melhores Cenários De Uso Do Algoritmo</w:t>
+            </w:r>
+            <w:r>
+              <w:rPr>
+                <w:rFonts w:ascii="Times" w:hAnsi="Times" w:cs="Times"/>
                 <w:noProof/>
                 <w:webHidden/>
               </w:rPr>
@@ -881,6 +966,7 @@
             </w:r>
             <w:r>
               <w:rPr>
+                <w:rFonts w:ascii="Times" w:hAnsi="Times" w:cs="Times"/>
                 <w:noProof/>
                 <w:webHidden/>
               </w:rPr>
@@ -888,19 +974,22 @@
             </w:r>
             <w:r>
               <w:rPr>
-                <w:noProof/>
-                <w:webHidden/>
-              </w:rPr>
-              <w:instrText xml:space="preserve"> PAGEREF _Toc200304477 \h </w:instrText>
-            </w:r>
-            <w:r>
-              <w:rPr>
-                <w:noProof/>
-                <w:webHidden/>
-              </w:rPr>
-            </w:r>
-            <w:r>
-              <w:rPr>
+                <w:rFonts w:ascii="Times" w:hAnsi="Times" w:cs="Times"/>
+                <w:noProof/>
+                <w:webHidden/>
+              </w:rPr>
+              <w:instrText xml:space="preserve"> PAGEREF _Toc200322983 \h </w:instrText>
+            </w:r>
+            <w:r>
+              <w:rPr>
+                <w:rFonts w:ascii="Times" w:hAnsi="Times" w:cs="Times"/>
+                <w:noProof/>
+                <w:webHidden/>
+              </w:rPr>
+            </w:r>
+            <w:r>
+              <w:rPr>
+                <w:rFonts w:ascii="Times" w:hAnsi="Times" w:cs="Times"/>
                 <w:noProof/>
                 <w:webHidden/>
               </w:rPr>
@@ -908,13 +997,483 @@
             </w:r>
             <w:r>
               <w:rPr>
-                <w:noProof/>
-                <w:webHidden/>
-              </w:rPr>
-              <w:t>4</w:t>
-            </w:r>
-            <w:r>
-              <w:rPr>
+                <w:rFonts w:ascii="Times" w:hAnsi="Times" w:cs="Times"/>
+                <w:noProof/>
+                <w:webHidden/>
+              </w:rPr>
+              <w:t>6</w:t>
+            </w:r>
+            <w:r>
+              <w:rPr>
+                <w:rFonts w:ascii="Times" w:hAnsi="Times" w:cs="Times"/>
+                <w:noProof/>
+                <w:webHidden/>
+              </w:rPr>
+              <w:fldChar w:fldCharType="end"/>
+            </w:r>
+          </w:hyperlink>
+        </w:p>
+        <w:p>
+          <w:pPr>
+            <w:pStyle w:val="Sumrio3"/>
+            <w:tabs>
+              <w:tab w:val="right" w:leader="dot" w:pos="9016"/>
+            </w:tabs>
+            <w:rPr>
+              <w:rFonts w:ascii="Times" w:eastAsiaTheme="minorEastAsia" w:hAnsi="Times" w:cs="Times"/>
+              <w:noProof/>
+              <w:lang w:eastAsia="pt-BR"/>
+            </w:rPr>
+          </w:pPr>
+          <w:hyperlink w:anchor="_Toc200322984" w:history="1">
+            <w:r>
+              <w:rPr>
+                <w:rStyle w:val="Hyperlink"/>
+                <w:rFonts w:ascii="Times" w:hAnsi="Times" w:cs="Times"/>
+                <w:noProof/>
+              </w:rPr>
+              <w:t>Aplicações com necessidade de garantia de tempo.</w:t>
+            </w:r>
+            <w:r>
+              <w:rPr>
+                <w:rFonts w:ascii="Times" w:hAnsi="Times" w:cs="Times"/>
+                <w:noProof/>
+                <w:webHidden/>
+              </w:rPr>
+              <w:tab/>
+            </w:r>
+            <w:r>
+              <w:rPr>
+                <w:rFonts w:ascii="Times" w:hAnsi="Times" w:cs="Times"/>
+                <w:noProof/>
+                <w:webHidden/>
+              </w:rPr>
+              <w:fldChar w:fldCharType="begin"/>
+            </w:r>
+            <w:r>
+              <w:rPr>
+                <w:rFonts w:ascii="Times" w:hAnsi="Times" w:cs="Times"/>
+                <w:noProof/>
+                <w:webHidden/>
+              </w:rPr>
+              <w:instrText xml:space="preserve"> PAGEREF _Toc200322984 \h </w:instrText>
+            </w:r>
+            <w:r>
+              <w:rPr>
+                <w:rFonts w:ascii="Times" w:hAnsi="Times" w:cs="Times"/>
+                <w:noProof/>
+                <w:webHidden/>
+              </w:rPr>
+            </w:r>
+            <w:r>
+              <w:rPr>
+                <w:rFonts w:ascii="Times" w:hAnsi="Times" w:cs="Times"/>
+                <w:noProof/>
+                <w:webHidden/>
+              </w:rPr>
+              <w:fldChar w:fldCharType="separate"/>
+            </w:r>
+            <w:r>
+              <w:rPr>
+                <w:rFonts w:ascii="Times" w:hAnsi="Times" w:cs="Times"/>
+                <w:noProof/>
+                <w:webHidden/>
+              </w:rPr>
+              <w:t>6</w:t>
+            </w:r>
+            <w:r>
+              <w:rPr>
+                <w:rFonts w:ascii="Times" w:hAnsi="Times" w:cs="Times"/>
+                <w:noProof/>
+                <w:webHidden/>
+              </w:rPr>
+              <w:fldChar w:fldCharType="end"/>
+            </w:r>
+          </w:hyperlink>
+        </w:p>
+        <w:p>
+          <w:pPr>
+            <w:pStyle w:val="Sumrio3"/>
+            <w:tabs>
+              <w:tab w:val="right" w:leader="dot" w:pos="9016"/>
+            </w:tabs>
+            <w:rPr>
+              <w:rFonts w:ascii="Times" w:eastAsiaTheme="minorEastAsia" w:hAnsi="Times" w:cs="Times"/>
+              <w:noProof/>
+              <w:lang w:eastAsia="pt-BR"/>
+            </w:rPr>
+          </w:pPr>
+          <w:hyperlink w:anchor="_Toc200322985" w:history="1">
+            <w:r>
+              <w:rPr>
+                <w:rStyle w:val="Hyperlink"/>
+                <w:rFonts w:ascii="Times" w:hAnsi="Times" w:cs="Times"/>
+                <w:noProof/>
+              </w:rPr>
+              <w:t>Ambientes com restrições de memória.</w:t>
+            </w:r>
+            <w:r>
+              <w:rPr>
+                <w:rFonts w:ascii="Times" w:hAnsi="Times" w:cs="Times"/>
+                <w:noProof/>
+                <w:webHidden/>
+              </w:rPr>
+              <w:tab/>
+            </w:r>
+            <w:r>
+              <w:rPr>
+                <w:rFonts w:ascii="Times" w:hAnsi="Times" w:cs="Times"/>
+                <w:noProof/>
+                <w:webHidden/>
+              </w:rPr>
+              <w:fldChar w:fldCharType="begin"/>
+            </w:r>
+            <w:r>
+              <w:rPr>
+                <w:rFonts w:ascii="Times" w:hAnsi="Times" w:cs="Times"/>
+                <w:noProof/>
+                <w:webHidden/>
+              </w:rPr>
+              <w:instrText xml:space="preserve"> PAGEREF _Toc200322985 \h </w:instrText>
+            </w:r>
+            <w:r>
+              <w:rPr>
+                <w:rFonts w:ascii="Times" w:hAnsi="Times" w:cs="Times"/>
+                <w:noProof/>
+                <w:webHidden/>
+              </w:rPr>
+            </w:r>
+            <w:r>
+              <w:rPr>
+                <w:rFonts w:ascii="Times" w:hAnsi="Times" w:cs="Times"/>
+                <w:noProof/>
+                <w:webHidden/>
+              </w:rPr>
+              <w:fldChar w:fldCharType="separate"/>
+            </w:r>
+            <w:r>
+              <w:rPr>
+                <w:rFonts w:ascii="Times" w:hAnsi="Times" w:cs="Times"/>
+                <w:noProof/>
+                <w:webHidden/>
+              </w:rPr>
+              <w:t>7</w:t>
+            </w:r>
+            <w:r>
+              <w:rPr>
+                <w:rFonts w:ascii="Times" w:hAnsi="Times" w:cs="Times"/>
+                <w:noProof/>
+                <w:webHidden/>
+              </w:rPr>
+              <w:fldChar w:fldCharType="end"/>
+            </w:r>
+          </w:hyperlink>
+        </w:p>
+        <w:p>
+          <w:pPr>
+            <w:pStyle w:val="Sumrio3"/>
+            <w:tabs>
+              <w:tab w:val="right" w:leader="dot" w:pos="9016"/>
+            </w:tabs>
+            <w:rPr>
+              <w:rFonts w:ascii="Times" w:eastAsiaTheme="minorEastAsia" w:hAnsi="Times" w:cs="Times"/>
+              <w:noProof/>
+              <w:lang w:eastAsia="pt-BR"/>
+            </w:rPr>
+          </w:pPr>
+          <w:hyperlink w:anchor="_Toc200322986" w:history="1">
+            <w:r>
+              <w:rPr>
+                <w:rStyle w:val="Hyperlink"/>
+                <w:rFonts w:ascii="Times" w:hAnsi="Times" w:cs="Times"/>
+                <w:noProof/>
+              </w:rPr>
+              <w:t>Implementação de filas de prioridade.</w:t>
+            </w:r>
+            <w:r>
+              <w:rPr>
+                <w:rFonts w:ascii="Times" w:hAnsi="Times" w:cs="Times"/>
+                <w:noProof/>
+                <w:webHidden/>
+              </w:rPr>
+              <w:tab/>
+            </w:r>
+            <w:r>
+              <w:rPr>
+                <w:rFonts w:ascii="Times" w:hAnsi="Times" w:cs="Times"/>
+                <w:noProof/>
+                <w:webHidden/>
+              </w:rPr>
+              <w:fldChar w:fldCharType="begin"/>
+            </w:r>
+            <w:r>
+              <w:rPr>
+                <w:rFonts w:ascii="Times" w:hAnsi="Times" w:cs="Times"/>
+                <w:noProof/>
+                <w:webHidden/>
+              </w:rPr>
+              <w:instrText xml:space="preserve"> PAGEREF _Toc200322986 \h </w:instrText>
+            </w:r>
+            <w:r>
+              <w:rPr>
+                <w:rFonts w:ascii="Times" w:hAnsi="Times" w:cs="Times"/>
+                <w:noProof/>
+                <w:webHidden/>
+              </w:rPr>
+            </w:r>
+            <w:r>
+              <w:rPr>
+                <w:rFonts w:ascii="Times" w:hAnsi="Times" w:cs="Times"/>
+                <w:noProof/>
+                <w:webHidden/>
+              </w:rPr>
+              <w:fldChar w:fldCharType="separate"/>
+            </w:r>
+            <w:r>
+              <w:rPr>
+                <w:rFonts w:ascii="Times" w:hAnsi="Times" w:cs="Times"/>
+                <w:noProof/>
+                <w:webHidden/>
+              </w:rPr>
+              <w:t>7</w:t>
+            </w:r>
+            <w:r>
+              <w:rPr>
+                <w:rFonts w:ascii="Times" w:hAnsi="Times" w:cs="Times"/>
+                <w:noProof/>
+                <w:webHidden/>
+              </w:rPr>
+              <w:fldChar w:fldCharType="end"/>
+            </w:r>
+          </w:hyperlink>
+        </w:p>
+        <w:p>
+          <w:pPr>
+            <w:pStyle w:val="Sumrio3"/>
+            <w:tabs>
+              <w:tab w:val="right" w:leader="dot" w:pos="9016"/>
+            </w:tabs>
+            <w:rPr>
+              <w:rFonts w:ascii="Times" w:eastAsiaTheme="minorEastAsia" w:hAnsi="Times" w:cs="Times"/>
+              <w:noProof/>
+              <w:lang w:eastAsia="pt-BR"/>
+            </w:rPr>
+          </w:pPr>
+          <w:hyperlink w:anchor="_Toc200322987" w:history="1">
+            <w:r>
+              <w:rPr>
+                <w:rStyle w:val="Hyperlink"/>
+                <w:rFonts w:ascii="Times" w:hAnsi="Times" w:cs="Times"/>
+                <w:noProof/>
+              </w:rPr>
+              <w:t>Processamento de dados em fluxo</w:t>
+            </w:r>
+            <w:r>
+              <w:rPr>
+                <w:rFonts w:ascii="Times" w:hAnsi="Times" w:cs="Times"/>
+                <w:noProof/>
+                <w:webHidden/>
+              </w:rPr>
+              <w:tab/>
+            </w:r>
+            <w:r>
+              <w:rPr>
+                <w:rFonts w:ascii="Times" w:hAnsi="Times" w:cs="Times"/>
+                <w:noProof/>
+                <w:webHidden/>
+              </w:rPr>
+              <w:fldChar w:fldCharType="begin"/>
+            </w:r>
+            <w:r>
+              <w:rPr>
+                <w:rFonts w:ascii="Times" w:hAnsi="Times" w:cs="Times"/>
+                <w:noProof/>
+                <w:webHidden/>
+              </w:rPr>
+              <w:instrText xml:space="preserve"> PAGEREF _Toc200322987 \h </w:instrText>
+            </w:r>
+            <w:r>
+              <w:rPr>
+                <w:rFonts w:ascii="Times" w:hAnsi="Times" w:cs="Times"/>
+                <w:noProof/>
+                <w:webHidden/>
+              </w:rPr>
+            </w:r>
+            <w:r>
+              <w:rPr>
+                <w:rFonts w:ascii="Times" w:hAnsi="Times" w:cs="Times"/>
+                <w:noProof/>
+                <w:webHidden/>
+              </w:rPr>
+              <w:fldChar w:fldCharType="separate"/>
+            </w:r>
+            <w:r>
+              <w:rPr>
+                <w:rFonts w:ascii="Times" w:hAnsi="Times" w:cs="Times"/>
+                <w:noProof/>
+                <w:webHidden/>
+              </w:rPr>
+              <w:t>7</w:t>
+            </w:r>
+            <w:r>
+              <w:rPr>
+                <w:rFonts w:ascii="Times" w:hAnsi="Times" w:cs="Times"/>
+                <w:noProof/>
+                <w:webHidden/>
+              </w:rPr>
+              <w:fldChar w:fldCharType="end"/>
+            </w:r>
+          </w:hyperlink>
+        </w:p>
+        <w:p>
+          <w:pPr>
+            <w:pStyle w:val="Sumrio3"/>
+            <w:tabs>
+              <w:tab w:val="right" w:leader="dot" w:pos="9016"/>
+            </w:tabs>
+            <w:rPr>
+              <w:rFonts w:ascii="Times" w:eastAsiaTheme="minorEastAsia" w:hAnsi="Times" w:cs="Times"/>
+              <w:noProof/>
+              <w:lang w:eastAsia="pt-BR"/>
+            </w:rPr>
+          </w:pPr>
+          <w:hyperlink w:anchor="_Toc200322988" w:history="1">
+            <w:r>
+              <w:rPr>
+                <w:rStyle w:val="Hyperlink"/>
+                <w:rFonts w:ascii="Times" w:hAnsi="Times" w:cs="Times"/>
+                <w:noProof/>
+              </w:rPr>
+              <w:t>Sistemas críticos</w:t>
+            </w:r>
+            <w:r>
+              <w:rPr>
+                <w:rFonts w:ascii="Times" w:hAnsi="Times" w:cs="Times"/>
+                <w:noProof/>
+                <w:webHidden/>
+              </w:rPr>
+              <w:tab/>
+            </w:r>
+            <w:r>
+              <w:rPr>
+                <w:rFonts w:ascii="Times" w:hAnsi="Times" w:cs="Times"/>
+                <w:noProof/>
+                <w:webHidden/>
+              </w:rPr>
+              <w:fldChar w:fldCharType="begin"/>
+            </w:r>
+            <w:r>
+              <w:rPr>
+                <w:rFonts w:ascii="Times" w:hAnsi="Times" w:cs="Times"/>
+                <w:noProof/>
+                <w:webHidden/>
+              </w:rPr>
+              <w:instrText xml:space="preserve"> PAGEREF _Toc200322988 \h </w:instrText>
+            </w:r>
+            <w:r>
+              <w:rPr>
+                <w:rFonts w:ascii="Times" w:hAnsi="Times" w:cs="Times"/>
+                <w:noProof/>
+                <w:webHidden/>
+              </w:rPr>
+            </w:r>
+            <w:r>
+              <w:rPr>
+                <w:rFonts w:ascii="Times" w:hAnsi="Times" w:cs="Times"/>
+                <w:noProof/>
+                <w:webHidden/>
+              </w:rPr>
+              <w:fldChar w:fldCharType="separate"/>
+            </w:r>
+            <w:r>
+              <w:rPr>
+                <w:rFonts w:ascii="Times" w:hAnsi="Times" w:cs="Times"/>
+                <w:noProof/>
+                <w:webHidden/>
+              </w:rPr>
+              <w:t>7</w:t>
+            </w:r>
+            <w:r>
+              <w:rPr>
+                <w:rFonts w:ascii="Times" w:hAnsi="Times" w:cs="Times"/>
+                <w:noProof/>
+                <w:webHidden/>
+              </w:rPr>
+              <w:fldChar w:fldCharType="end"/>
+            </w:r>
+          </w:hyperlink>
+        </w:p>
+        <w:p>
+          <w:pPr>
+            <w:pStyle w:val="Sumrio3"/>
+            <w:tabs>
+              <w:tab w:val="right" w:leader="dot" w:pos="9016"/>
+            </w:tabs>
+            <w:rPr>
+              <w:rFonts w:ascii="Times" w:eastAsiaTheme="minorEastAsia" w:hAnsi="Times" w:cs="Times"/>
+              <w:noProof/>
+              <w:lang w:eastAsia="pt-BR"/>
+            </w:rPr>
+          </w:pPr>
+          <w:hyperlink w:anchor="_Toc200322989" w:history="1">
+            <w:r>
+              <w:rPr>
+                <w:rStyle w:val="Hyperlink"/>
+                <w:rFonts w:ascii="Times" w:hAnsi="Times" w:cs="Times"/>
+                <w:noProof/>
+              </w:rPr>
+              <w:t>Grandes volumes de dados</w:t>
+            </w:r>
+            <w:r>
+              <w:rPr>
+                <w:rFonts w:ascii="Times" w:hAnsi="Times" w:cs="Times"/>
+                <w:noProof/>
+                <w:webHidden/>
+              </w:rPr>
+              <w:tab/>
+            </w:r>
+            <w:r>
+              <w:rPr>
+                <w:rFonts w:ascii="Times" w:hAnsi="Times" w:cs="Times"/>
+                <w:noProof/>
+                <w:webHidden/>
+              </w:rPr>
+              <w:fldChar w:fldCharType="begin"/>
+            </w:r>
+            <w:r>
+              <w:rPr>
+                <w:rFonts w:ascii="Times" w:hAnsi="Times" w:cs="Times"/>
+                <w:noProof/>
+                <w:webHidden/>
+              </w:rPr>
+              <w:instrText xml:space="preserve"> PAGEREF _Toc200322989 \h </w:instrText>
+            </w:r>
+            <w:r>
+              <w:rPr>
+                <w:rFonts w:ascii="Times" w:hAnsi="Times" w:cs="Times"/>
+                <w:noProof/>
+                <w:webHidden/>
+              </w:rPr>
+            </w:r>
+            <w:r>
+              <w:rPr>
+                <w:rFonts w:ascii="Times" w:hAnsi="Times" w:cs="Times"/>
+                <w:noProof/>
+                <w:webHidden/>
+              </w:rPr>
+              <w:fldChar w:fldCharType="separate"/>
+            </w:r>
+            <w:r>
+              <w:rPr>
+                <w:rFonts w:ascii="Times" w:hAnsi="Times" w:cs="Times"/>
+                <w:noProof/>
+                <w:webHidden/>
+              </w:rPr>
+              <w:t>7</w:t>
+            </w:r>
+            <w:r>
+              <w:rPr>
+                <w:rFonts w:ascii="Times" w:hAnsi="Times" w:cs="Times"/>
                 <w:noProof/>
                 <w:webHidden/>
               </w:rPr>
@@ -929,12 +1488,12 @@
               <w:tab w:val="right" w:leader="dot" w:pos="9016"/>
             </w:tabs>
             <w:rPr>
-              <w:rFonts w:eastAsiaTheme="minorEastAsia"/>
+              <w:rFonts w:ascii="Times" w:eastAsiaTheme="minorEastAsia" w:hAnsi="Times" w:cs="Times"/>
               <w:noProof/>
               <w:lang w:eastAsia="pt-BR"/>
             </w:rPr>
           </w:pPr>
-          <w:hyperlink w:anchor="_Toc200304478" w:history="1">
+          <w:hyperlink w:anchor="_Toc200322990" w:history="1">
             <w:r>
               <w:rPr>
                 <w:rStyle w:val="Hyperlink"/>
@@ -945,6 +1504,7 @@
             </w:r>
             <w:r>
               <w:rPr>
+                <w:rFonts w:ascii="Times" w:hAnsi="Times" w:cs="Times"/>
                 <w:noProof/>
                 <w:webHidden/>
               </w:rPr>
@@ -952,6 +1512,7 @@
             </w:r>
             <w:r>
               <w:rPr>
+                <w:rFonts w:ascii="Times" w:hAnsi="Times" w:cs="Times"/>
                 <w:noProof/>
                 <w:webHidden/>
               </w:rPr>
@@ -959,19 +1520,22 @@
             </w:r>
             <w:r>
               <w:rPr>
-                <w:noProof/>
-                <w:webHidden/>
-              </w:rPr>
-              <w:instrText xml:space="preserve"> PAGEREF _Toc200304478 \h </w:instrText>
-            </w:r>
-            <w:r>
-              <w:rPr>
-                <w:noProof/>
-                <w:webHidden/>
-              </w:rPr>
-            </w:r>
-            <w:r>
-              <w:rPr>
+                <w:rFonts w:ascii="Times" w:hAnsi="Times" w:cs="Times"/>
+                <w:noProof/>
+                <w:webHidden/>
+              </w:rPr>
+              <w:instrText xml:space="preserve"> PAGEREF _Toc200322990 \h </w:instrText>
+            </w:r>
+            <w:r>
+              <w:rPr>
+                <w:rFonts w:ascii="Times" w:hAnsi="Times" w:cs="Times"/>
+                <w:noProof/>
+                <w:webHidden/>
+              </w:rPr>
+            </w:r>
+            <w:r>
+              <w:rPr>
+                <w:rFonts w:ascii="Times" w:hAnsi="Times" w:cs="Times"/>
                 <w:noProof/>
                 <w:webHidden/>
               </w:rPr>
@@ -979,13 +1543,15 @@
             </w:r>
             <w:r>
               <w:rPr>
-                <w:noProof/>
-                <w:webHidden/>
-              </w:rPr>
-              <w:t>4</w:t>
-            </w:r>
-            <w:r>
-              <w:rPr>
+                <w:rFonts w:ascii="Times" w:hAnsi="Times" w:cs="Times"/>
+                <w:noProof/>
+                <w:webHidden/>
+              </w:rPr>
+              <w:t>7</w:t>
+            </w:r>
+            <w:r>
+              <w:rPr>
+                <w:rFonts w:ascii="Times" w:hAnsi="Times" w:cs="Times"/>
                 <w:noProof/>
                 <w:webHidden/>
               </w:rPr>
@@ -1000,22 +1566,23 @@
               <w:tab w:val="right" w:leader="dot" w:pos="9016"/>
             </w:tabs>
             <w:rPr>
-              <w:rFonts w:eastAsiaTheme="minorEastAsia"/>
+              <w:rFonts w:ascii="Times" w:eastAsiaTheme="minorEastAsia" w:hAnsi="Times" w:cs="Times"/>
               <w:noProof/>
               <w:lang w:eastAsia="pt-BR"/>
             </w:rPr>
           </w:pPr>
-          <w:hyperlink w:anchor="_Toc200304479" w:history="1">
+          <w:hyperlink w:anchor="_Toc200322991" w:history="1">
             <w:r>
               <w:rPr>
                 <w:rStyle w:val="Hyperlink"/>
                 <w:rFonts w:ascii="Times" w:hAnsi="Times" w:cs="Times"/>
                 <w:noProof/>
               </w:rPr>
-              <w:t>Limitações do algoritmo.</w:t>
-            </w:r>
-            <w:r>
-              <w:rPr>
+              <w:t>Limitações do algoritmo. - FALTA</w:t>
+            </w:r>
+            <w:r>
+              <w:rPr>
+                <w:rFonts w:ascii="Times" w:hAnsi="Times" w:cs="Times"/>
                 <w:noProof/>
                 <w:webHidden/>
               </w:rPr>
@@ -1023,6 +1590,7 @@
             </w:r>
             <w:r>
               <w:rPr>
+                <w:rFonts w:ascii="Times" w:hAnsi="Times" w:cs="Times"/>
                 <w:noProof/>
                 <w:webHidden/>
               </w:rPr>
@@ -1030,19 +1598,22 @@
             </w:r>
             <w:r>
               <w:rPr>
-                <w:noProof/>
-                <w:webHidden/>
-              </w:rPr>
-              <w:instrText xml:space="preserve"> PAGEREF _Toc200304479 \h </w:instrText>
-            </w:r>
-            <w:r>
-              <w:rPr>
-                <w:noProof/>
-                <w:webHidden/>
-              </w:rPr>
-            </w:r>
-            <w:r>
-              <w:rPr>
+                <w:rFonts w:ascii="Times" w:hAnsi="Times" w:cs="Times"/>
+                <w:noProof/>
+                <w:webHidden/>
+              </w:rPr>
+              <w:instrText xml:space="preserve"> PAGEREF _Toc200322991 \h </w:instrText>
+            </w:r>
+            <w:r>
+              <w:rPr>
+                <w:rFonts w:ascii="Times" w:hAnsi="Times" w:cs="Times"/>
+                <w:noProof/>
+                <w:webHidden/>
+              </w:rPr>
+            </w:r>
+            <w:r>
+              <w:rPr>
+                <w:rFonts w:ascii="Times" w:hAnsi="Times" w:cs="Times"/>
                 <w:noProof/>
                 <w:webHidden/>
               </w:rPr>
@@ -1050,13 +1621,15 @@
             </w:r>
             <w:r>
               <w:rPr>
-                <w:noProof/>
-                <w:webHidden/>
-              </w:rPr>
-              <w:t>4</w:t>
-            </w:r>
-            <w:r>
-              <w:rPr>
+                <w:rFonts w:ascii="Times" w:hAnsi="Times" w:cs="Times"/>
+                <w:noProof/>
+                <w:webHidden/>
+              </w:rPr>
+              <w:t>7</w:t>
+            </w:r>
+            <w:r>
+              <w:rPr>
+                <w:rFonts w:ascii="Times" w:hAnsi="Times" w:cs="Times"/>
                 <w:noProof/>
                 <w:webHidden/>
               </w:rPr>
@@ -1071,22 +1644,23 @@
               <w:tab w:val="right" w:leader="dot" w:pos="9016"/>
             </w:tabs>
             <w:rPr>
-              <w:rFonts w:eastAsiaTheme="minorEastAsia"/>
+              <w:rFonts w:ascii="Times" w:eastAsiaTheme="minorEastAsia" w:hAnsi="Times" w:cs="Times"/>
               <w:noProof/>
               <w:lang w:eastAsia="pt-BR"/>
             </w:rPr>
           </w:pPr>
-          <w:hyperlink w:anchor="_Toc200304480" w:history="1">
+          <w:hyperlink w:anchor="_Toc200322992" w:history="1">
             <w:r>
               <w:rPr>
                 <w:rStyle w:val="Hyperlink"/>
                 <w:rFonts w:ascii="Times" w:hAnsi="Times" w:cs="Times"/>
                 <w:noProof/>
               </w:rPr>
-              <w:t>Exemplos de como o processo de ordenação acontece.</w:t>
-            </w:r>
-            <w:r>
-              <w:rPr>
+              <w:t>Exemplos de como o processo de ordenação acontece. - FALTA</w:t>
+            </w:r>
+            <w:r>
+              <w:rPr>
+                <w:rFonts w:ascii="Times" w:hAnsi="Times" w:cs="Times"/>
                 <w:noProof/>
                 <w:webHidden/>
               </w:rPr>
@@ -1094,6 +1668,7 @@
             </w:r>
             <w:r>
               <w:rPr>
+                <w:rFonts w:ascii="Times" w:hAnsi="Times" w:cs="Times"/>
                 <w:noProof/>
                 <w:webHidden/>
               </w:rPr>
@@ -1101,19 +1676,22 @@
             </w:r>
             <w:r>
               <w:rPr>
-                <w:noProof/>
-                <w:webHidden/>
-              </w:rPr>
-              <w:instrText xml:space="preserve"> PAGEREF _Toc200304480 \h </w:instrText>
-            </w:r>
-            <w:r>
-              <w:rPr>
-                <w:noProof/>
-                <w:webHidden/>
-              </w:rPr>
-            </w:r>
-            <w:r>
-              <w:rPr>
+                <w:rFonts w:ascii="Times" w:hAnsi="Times" w:cs="Times"/>
+                <w:noProof/>
+                <w:webHidden/>
+              </w:rPr>
+              <w:instrText xml:space="preserve"> PAGEREF _Toc200322992 \h </w:instrText>
+            </w:r>
+            <w:r>
+              <w:rPr>
+                <w:rFonts w:ascii="Times" w:hAnsi="Times" w:cs="Times"/>
+                <w:noProof/>
+                <w:webHidden/>
+              </w:rPr>
+            </w:r>
+            <w:r>
+              <w:rPr>
+                <w:rFonts w:ascii="Times" w:hAnsi="Times" w:cs="Times"/>
                 <w:noProof/>
                 <w:webHidden/>
               </w:rPr>
@@ -1121,13 +1699,15 @@
             </w:r>
             <w:r>
               <w:rPr>
-                <w:noProof/>
-                <w:webHidden/>
-              </w:rPr>
-              <w:t>5</w:t>
-            </w:r>
-            <w:r>
-              <w:rPr>
+                <w:rFonts w:ascii="Times" w:hAnsi="Times" w:cs="Times"/>
+                <w:noProof/>
+                <w:webHidden/>
+              </w:rPr>
+              <w:t>7</w:t>
+            </w:r>
+            <w:r>
+              <w:rPr>
+                <w:rFonts w:ascii="Times" w:hAnsi="Times" w:cs="Times"/>
                 <w:noProof/>
                 <w:webHidden/>
               </w:rPr>
@@ -1143,12 +1723,12 @@
               <w:tab w:val="right" w:leader="dot" w:pos="9016"/>
             </w:tabs>
             <w:rPr>
-              <w:rFonts w:eastAsiaTheme="minorEastAsia"/>
+              <w:rFonts w:ascii="Times" w:eastAsiaTheme="minorEastAsia" w:hAnsi="Times" w:cs="Times"/>
               <w:noProof/>
               <w:lang w:eastAsia="pt-BR"/>
             </w:rPr>
           </w:pPr>
-          <w:hyperlink w:anchor="_Toc200304481" w:history="1">
+          <w:hyperlink w:anchor="_Toc200322993" w:history="1">
             <w:r>
               <w:rPr>
                 <w:rStyle w:val="Hyperlink"/>
@@ -1159,7 +1739,7 @@
             </w:r>
             <w:r>
               <w:rPr>
-                <w:rFonts w:eastAsiaTheme="minorEastAsia"/>
+                <w:rFonts w:ascii="Times" w:eastAsiaTheme="minorEastAsia" w:hAnsi="Times" w:cs="Times"/>
                 <w:noProof/>
                 <w:lang w:eastAsia="pt-BR"/>
               </w:rPr>
@@ -1175,6 +1755,7 @@
             </w:r>
             <w:r>
               <w:rPr>
+                <w:rFonts w:ascii="Times" w:hAnsi="Times" w:cs="Times"/>
                 <w:noProof/>
                 <w:webHidden/>
               </w:rPr>
@@ -1182,6 +1763,7 @@
             </w:r>
             <w:r>
               <w:rPr>
+                <w:rFonts w:ascii="Times" w:hAnsi="Times" w:cs="Times"/>
                 <w:noProof/>
                 <w:webHidden/>
               </w:rPr>
@@ -1189,19 +1771,22 @@
             </w:r>
             <w:r>
               <w:rPr>
-                <w:noProof/>
-                <w:webHidden/>
-              </w:rPr>
-              <w:instrText xml:space="preserve"> PAGEREF _Toc200304481 \h </w:instrText>
-            </w:r>
-            <w:r>
-              <w:rPr>
-                <w:noProof/>
-                <w:webHidden/>
-              </w:rPr>
-            </w:r>
-            <w:r>
-              <w:rPr>
+                <w:rFonts w:ascii="Times" w:hAnsi="Times" w:cs="Times"/>
+                <w:noProof/>
+                <w:webHidden/>
+              </w:rPr>
+              <w:instrText xml:space="preserve"> PAGEREF _Toc200322993 \h </w:instrText>
+            </w:r>
+            <w:r>
+              <w:rPr>
+                <w:rFonts w:ascii="Times" w:hAnsi="Times" w:cs="Times"/>
+                <w:noProof/>
+                <w:webHidden/>
+              </w:rPr>
+            </w:r>
+            <w:r>
+              <w:rPr>
+                <w:rFonts w:ascii="Times" w:hAnsi="Times" w:cs="Times"/>
                 <w:noProof/>
                 <w:webHidden/>
               </w:rPr>
@@ -1209,13 +1794,15 @@
             </w:r>
             <w:r>
               <w:rPr>
-                <w:noProof/>
-                <w:webHidden/>
-              </w:rPr>
-              <w:t>5</w:t>
-            </w:r>
-            <w:r>
-              <w:rPr>
+                <w:rFonts w:ascii="Times" w:hAnsi="Times" w:cs="Times"/>
+                <w:noProof/>
+                <w:webHidden/>
+              </w:rPr>
+              <w:t>8</w:t>
+            </w:r>
+            <w:r>
+              <w:rPr>
+                <w:rFonts w:ascii="Times" w:hAnsi="Times" w:cs="Times"/>
                 <w:noProof/>
                 <w:webHidden/>
               </w:rPr>
@@ -1230,12 +1817,12 @@
               <w:tab w:val="right" w:leader="dot" w:pos="9016"/>
             </w:tabs>
             <w:rPr>
-              <w:rFonts w:eastAsiaTheme="minorEastAsia"/>
+              <w:rFonts w:ascii="Times" w:eastAsiaTheme="minorEastAsia" w:hAnsi="Times" w:cs="Times"/>
               <w:noProof/>
               <w:lang w:eastAsia="pt-BR"/>
             </w:rPr>
           </w:pPr>
-          <w:hyperlink w:anchor="_Toc200304482" w:history="1">
+          <w:hyperlink w:anchor="_Toc200322994" w:history="1">
             <w:r>
               <w:rPr>
                 <w:rStyle w:val="Hyperlink"/>
@@ -1246,6 +1833,7 @@
             </w:r>
             <w:r>
               <w:rPr>
+                <w:rFonts w:ascii="Times" w:hAnsi="Times" w:cs="Times"/>
                 <w:noProof/>
                 <w:webHidden/>
               </w:rPr>
@@ -1253,6 +1841,7 @@
             </w:r>
             <w:r>
               <w:rPr>
+                <w:rFonts w:ascii="Times" w:hAnsi="Times" w:cs="Times"/>
                 <w:noProof/>
                 <w:webHidden/>
               </w:rPr>
@@ -1260,19 +1849,22 @@
             </w:r>
             <w:r>
               <w:rPr>
-                <w:noProof/>
-                <w:webHidden/>
-              </w:rPr>
-              <w:instrText xml:space="preserve"> PAGEREF _Toc200304482 \h </w:instrText>
-            </w:r>
-            <w:r>
-              <w:rPr>
-                <w:noProof/>
-                <w:webHidden/>
-              </w:rPr>
-            </w:r>
-            <w:r>
-              <w:rPr>
+                <w:rFonts w:ascii="Times" w:hAnsi="Times" w:cs="Times"/>
+                <w:noProof/>
+                <w:webHidden/>
+              </w:rPr>
+              <w:instrText xml:space="preserve"> PAGEREF _Toc200322994 \h </w:instrText>
+            </w:r>
+            <w:r>
+              <w:rPr>
+                <w:rFonts w:ascii="Times" w:hAnsi="Times" w:cs="Times"/>
+                <w:noProof/>
+                <w:webHidden/>
+              </w:rPr>
+            </w:r>
+            <w:r>
+              <w:rPr>
+                <w:rFonts w:ascii="Times" w:hAnsi="Times" w:cs="Times"/>
                 <w:noProof/>
                 <w:webHidden/>
               </w:rPr>
@@ -1280,13 +1872,15 @@
             </w:r>
             <w:r>
               <w:rPr>
-                <w:noProof/>
-                <w:webHidden/>
-              </w:rPr>
-              <w:t>5</w:t>
-            </w:r>
-            <w:r>
-              <w:rPr>
+                <w:rFonts w:ascii="Times" w:hAnsi="Times" w:cs="Times"/>
+                <w:noProof/>
+                <w:webHidden/>
+              </w:rPr>
+              <w:t>8</w:t>
+            </w:r>
+            <w:r>
+              <w:rPr>
+                <w:rFonts w:ascii="Times" w:hAnsi="Times" w:cs="Times"/>
                 <w:noProof/>
                 <w:webHidden/>
               </w:rPr>
@@ -1301,21 +1895,23 @@
               <w:tab w:val="right" w:leader="dot" w:pos="9016"/>
             </w:tabs>
             <w:rPr>
-              <w:rFonts w:eastAsiaTheme="minorEastAsia"/>
+              <w:rFonts w:ascii="Times" w:eastAsiaTheme="minorEastAsia" w:hAnsi="Times" w:cs="Times"/>
               <w:noProof/>
               <w:lang w:eastAsia="pt-BR"/>
             </w:rPr>
           </w:pPr>
-          <w:hyperlink w:anchor="_Toc200304483" w:history="1">
+          <w:hyperlink w:anchor="_Toc200322995" w:history="1">
             <w:r>
               <w:rPr>
                 <w:rStyle w:val="Hyperlink"/>
+                <w:rFonts w:ascii="Times" w:hAnsi="Times" w:cs="Times"/>
                 <w:noProof/>
               </w:rPr>
               <w:t>Algoritmo da obra Estrutura de Dados Usando C</w:t>
             </w:r>
             <w:r>
               <w:rPr>
+                <w:rFonts w:ascii="Times" w:hAnsi="Times" w:cs="Times"/>
                 <w:noProof/>
                 <w:webHidden/>
               </w:rPr>
@@ -1323,6 +1919,7 @@
             </w:r>
             <w:r>
               <w:rPr>
+                <w:rFonts w:ascii="Times" w:hAnsi="Times" w:cs="Times"/>
                 <w:noProof/>
                 <w:webHidden/>
               </w:rPr>
@@ -1330,19 +1927,22 @@
             </w:r>
             <w:r>
               <w:rPr>
-                <w:noProof/>
-                <w:webHidden/>
-              </w:rPr>
-              <w:instrText xml:space="preserve"> PAGEREF _Toc200304483 \h </w:instrText>
-            </w:r>
-            <w:r>
-              <w:rPr>
-                <w:noProof/>
-                <w:webHidden/>
-              </w:rPr>
-            </w:r>
-            <w:r>
-              <w:rPr>
+                <w:rFonts w:ascii="Times" w:hAnsi="Times" w:cs="Times"/>
+                <w:noProof/>
+                <w:webHidden/>
+              </w:rPr>
+              <w:instrText xml:space="preserve"> PAGEREF _Toc200322995 \h </w:instrText>
+            </w:r>
+            <w:r>
+              <w:rPr>
+                <w:rFonts w:ascii="Times" w:hAnsi="Times" w:cs="Times"/>
+                <w:noProof/>
+                <w:webHidden/>
+              </w:rPr>
+            </w:r>
+            <w:r>
+              <w:rPr>
+                <w:rFonts w:ascii="Times" w:hAnsi="Times" w:cs="Times"/>
                 <w:noProof/>
                 <w:webHidden/>
               </w:rPr>
@@ -1350,13 +1950,15 @@
             </w:r>
             <w:r>
               <w:rPr>
-                <w:noProof/>
-                <w:webHidden/>
-              </w:rPr>
-              <w:t>5</w:t>
-            </w:r>
-            <w:r>
-              <w:rPr>
+                <w:rFonts w:ascii="Times" w:hAnsi="Times" w:cs="Times"/>
+                <w:noProof/>
+                <w:webHidden/>
+              </w:rPr>
+              <w:t>8</w:t>
+            </w:r>
+            <w:r>
+              <w:rPr>
+                <w:rFonts w:ascii="Times" w:hAnsi="Times" w:cs="Times"/>
                 <w:noProof/>
                 <w:webHidden/>
               </w:rPr>
@@ -1371,21 +1973,23 @@
               <w:tab w:val="right" w:leader="dot" w:pos="9016"/>
             </w:tabs>
             <w:rPr>
-              <w:rFonts w:eastAsiaTheme="minorEastAsia"/>
+              <w:rFonts w:ascii="Times" w:eastAsiaTheme="minorEastAsia" w:hAnsi="Times" w:cs="Times"/>
               <w:noProof/>
               <w:lang w:eastAsia="pt-BR"/>
             </w:rPr>
           </w:pPr>
-          <w:hyperlink w:anchor="_Toc200304484" w:history="1">
+          <w:hyperlink w:anchor="_Toc200322996" w:history="1">
             <w:r>
               <w:rPr>
                 <w:rStyle w:val="Hyperlink"/>
+                <w:rFonts w:ascii="Times" w:hAnsi="Times" w:cs="Times"/>
                 <w:noProof/>
               </w:rPr>
               <w:t>Algoritmo do site Programmiz</w:t>
             </w:r>
             <w:r>
               <w:rPr>
+                <w:rFonts w:ascii="Times" w:hAnsi="Times" w:cs="Times"/>
                 <w:noProof/>
                 <w:webHidden/>
               </w:rPr>
@@ -1393,6 +1997,7 @@
             </w:r>
             <w:r>
               <w:rPr>
+                <w:rFonts w:ascii="Times" w:hAnsi="Times" w:cs="Times"/>
                 <w:noProof/>
                 <w:webHidden/>
               </w:rPr>
@@ -1400,19 +2005,22 @@
             </w:r>
             <w:r>
               <w:rPr>
-                <w:noProof/>
-                <w:webHidden/>
-              </w:rPr>
-              <w:instrText xml:space="preserve"> PAGEREF _Toc200304484 \h </w:instrText>
-            </w:r>
-            <w:r>
-              <w:rPr>
-                <w:noProof/>
-                <w:webHidden/>
-              </w:rPr>
-            </w:r>
-            <w:r>
-              <w:rPr>
+                <w:rFonts w:ascii="Times" w:hAnsi="Times" w:cs="Times"/>
+                <w:noProof/>
+                <w:webHidden/>
+              </w:rPr>
+              <w:instrText xml:space="preserve"> PAGEREF _Toc200322996 \h </w:instrText>
+            </w:r>
+            <w:r>
+              <w:rPr>
+                <w:rFonts w:ascii="Times" w:hAnsi="Times" w:cs="Times"/>
+                <w:noProof/>
+                <w:webHidden/>
+              </w:rPr>
+            </w:r>
+            <w:r>
+              <w:rPr>
+                <w:rFonts w:ascii="Times" w:hAnsi="Times" w:cs="Times"/>
                 <w:noProof/>
                 <w:webHidden/>
               </w:rPr>
@@ -1420,13 +2028,15 @@
             </w:r>
             <w:r>
               <w:rPr>
-                <w:noProof/>
-                <w:webHidden/>
-              </w:rPr>
-              <w:t>8</w:t>
-            </w:r>
-            <w:r>
-              <w:rPr>
+                <w:rFonts w:ascii="Times" w:hAnsi="Times" w:cs="Times"/>
+                <w:noProof/>
+                <w:webHidden/>
+              </w:rPr>
+              <w:t>10</w:t>
+            </w:r>
+            <w:r>
+              <w:rPr>
+                <w:rFonts w:ascii="Times" w:hAnsi="Times" w:cs="Times"/>
                 <w:noProof/>
                 <w:webHidden/>
               </w:rPr>
@@ -1441,21 +2051,23 @@
               <w:tab w:val="right" w:leader="dot" w:pos="9016"/>
             </w:tabs>
             <w:rPr>
-              <w:rFonts w:eastAsiaTheme="minorEastAsia"/>
+              <w:rFonts w:ascii="Times" w:eastAsiaTheme="minorEastAsia" w:hAnsi="Times" w:cs="Times"/>
               <w:noProof/>
               <w:lang w:eastAsia="pt-BR"/>
             </w:rPr>
           </w:pPr>
-          <w:hyperlink w:anchor="_Toc200304485" w:history="1">
+          <w:hyperlink w:anchor="_Toc200322997" w:history="1">
             <w:r>
               <w:rPr>
                 <w:rStyle w:val="Hyperlink"/>
+                <w:rFonts w:ascii="Times" w:hAnsi="Times" w:cs="Times"/>
                 <w:noProof/>
               </w:rPr>
               <w:t>Resultados Dos Testes</w:t>
             </w:r>
             <w:r>
               <w:rPr>
+                <w:rFonts w:ascii="Times" w:hAnsi="Times" w:cs="Times"/>
                 <w:noProof/>
                 <w:webHidden/>
               </w:rPr>
@@ -1463,6 +2075,7 @@
             </w:r>
             <w:r>
               <w:rPr>
+                <w:rFonts w:ascii="Times" w:hAnsi="Times" w:cs="Times"/>
                 <w:noProof/>
                 <w:webHidden/>
               </w:rPr>
@@ -1470,19 +2083,22 @@
             </w:r>
             <w:r>
               <w:rPr>
-                <w:noProof/>
-                <w:webHidden/>
-              </w:rPr>
-              <w:instrText xml:space="preserve"> PAGEREF _Toc200304485 \h </w:instrText>
-            </w:r>
-            <w:r>
-              <w:rPr>
-                <w:noProof/>
-                <w:webHidden/>
-              </w:rPr>
-            </w:r>
-            <w:r>
-              <w:rPr>
+                <w:rFonts w:ascii="Times" w:hAnsi="Times" w:cs="Times"/>
+                <w:noProof/>
+                <w:webHidden/>
+              </w:rPr>
+              <w:instrText xml:space="preserve"> PAGEREF _Toc200322997 \h </w:instrText>
+            </w:r>
+            <w:r>
+              <w:rPr>
+                <w:rFonts w:ascii="Times" w:hAnsi="Times" w:cs="Times"/>
+                <w:noProof/>
+                <w:webHidden/>
+              </w:rPr>
+            </w:r>
+            <w:r>
+              <w:rPr>
+                <w:rFonts w:ascii="Times" w:hAnsi="Times" w:cs="Times"/>
                 <w:noProof/>
                 <w:webHidden/>
               </w:rPr>
@@ -1490,13 +2106,15 @@
             </w:r>
             <w:r>
               <w:rPr>
-                <w:noProof/>
-                <w:webHidden/>
-              </w:rPr>
-              <w:t>12</w:t>
-            </w:r>
-            <w:r>
-              <w:rPr>
+                <w:rFonts w:ascii="Times" w:hAnsi="Times" w:cs="Times"/>
+                <w:noProof/>
+                <w:webHidden/>
+              </w:rPr>
+              <w:t>15</w:t>
+            </w:r>
+            <w:r>
+              <w:rPr>
+                <w:rFonts w:ascii="Times" w:hAnsi="Times" w:cs="Times"/>
                 <w:noProof/>
                 <w:webHidden/>
               </w:rPr>
@@ -1511,21 +2129,23 @@
               <w:tab w:val="right" w:leader="dot" w:pos="9016"/>
             </w:tabs>
             <w:rPr>
-              <w:rFonts w:eastAsiaTheme="minorEastAsia"/>
+              <w:rFonts w:ascii="Times" w:eastAsiaTheme="minorEastAsia" w:hAnsi="Times" w:cs="Times"/>
               <w:noProof/>
               <w:lang w:eastAsia="pt-BR"/>
             </w:rPr>
           </w:pPr>
-          <w:hyperlink w:anchor="_Toc200304486" w:history="1">
+          <w:hyperlink w:anchor="_Toc200322998" w:history="1">
             <w:r>
               <w:rPr>
                 <w:rStyle w:val="Hyperlink"/>
+                <w:rFonts w:ascii="Times" w:hAnsi="Times" w:cs="Times"/>
                 <w:noProof/>
               </w:rPr>
               <w:t>Ordered Input</w:t>
             </w:r>
             <w:r>
               <w:rPr>
+                <w:rFonts w:ascii="Times" w:hAnsi="Times" w:cs="Times"/>
                 <w:noProof/>
                 <w:webHidden/>
               </w:rPr>
@@ -1533,6 +2153,7 @@
             </w:r>
             <w:r>
               <w:rPr>
+                <w:rFonts w:ascii="Times" w:hAnsi="Times" w:cs="Times"/>
                 <w:noProof/>
                 <w:webHidden/>
               </w:rPr>
@@ -1540,19 +2161,22 @@
             </w:r>
             <w:r>
               <w:rPr>
-                <w:noProof/>
-                <w:webHidden/>
-              </w:rPr>
-              <w:instrText xml:space="preserve"> PAGEREF _Toc200304486 \h </w:instrText>
-            </w:r>
-            <w:r>
-              <w:rPr>
-                <w:noProof/>
-                <w:webHidden/>
-              </w:rPr>
-            </w:r>
-            <w:r>
-              <w:rPr>
+                <w:rFonts w:ascii="Times" w:hAnsi="Times" w:cs="Times"/>
+                <w:noProof/>
+                <w:webHidden/>
+              </w:rPr>
+              <w:instrText xml:space="preserve"> PAGEREF _Toc200322998 \h </w:instrText>
+            </w:r>
+            <w:r>
+              <w:rPr>
+                <w:rFonts w:ascii="Times" w:hAnsi="Times" w:cs="Times"/>
+                <w:noProof/>
+                <w:webHidden/>
+              </w:rPr>
+            </w:r>
+            <w:r>
+              <w:rPr>
+                <w:rFonts w:ascii="Times" w:hAnsi="Times" w:cs="Times"/>
                 <w:noProof/>
                 <w:webHidden/>
               </w:rPr>
@@ -1560,13 +2184,15 @@
             </w:r>
             <w:r>
               <w:rPr>
-                <w:noProof/>
-                <w:webHidden/>
-              </w:rPr>
-              <w:t>13</w:t>
-            </w:r>
-            <w:r>
-              <w:rPr>
+                <w:rFonts w:ascii="Times" w:hAnsi="Times" w:cs="Times"/>
+                <w:noProof/>
+                <w:webHidden/>
+              </w:rPr>
+              <w:t>15</w:t>
+            </w:r>
+            <w:r>
+              <w:rPr>
+                <w:rFonts w:ascii="Times" w:hAnsi="Times" w:cs="Times"/>
                 <w:noProof/>
                 <w:webHidden/>
               </w:rPr>
@@ -1581,21 +2207,23 @@
               <w:tab w:val="right" w:leader="dot" w:pos="9016"/>
             </w:tabs>
             <w:rPr>
-              <w:rFonts w:eastAsiaTheme="minorEastAsia"/>
+              <w:rFonts w:ascii="Times" w:eastAsiaTheme="minorEastAsia" w:hAnsi="Times" w:cs="Times"/>
               <w:noProof/>
               <w:lang w:eastAsia="pt-BR"/>
             </w:rPr>
           </w:pPr>
-          <w:hyperlink w:anchor="_Toc200304487" w:history="1">
+          <w:hyperlink w:anchor="_Toc200322999" w:history="1">
             <w:r>
               <w:rPr>
                 <w:rStyle w:val="Hyperlink"/>
+                <w:rFonts w:ascii="Times" w:hAnsi="Times" w:cs="Times"/>
                 <w:noProof/>
               </w:rPr>
               <w:t>Reverse Ordered Input</w:t>
             </w:r>
             <w:r>
               <w:rPr>
+                <w:rFonts w:ascii="Times" w:hAnsi="Times" w:cs="Times"/>
                 <w:noProof/>
                 <w:webHidden/>
               </w:rPr>
@@ -1603,6 +2231,7 @@
             </w:r>
             <w:r>
               <w:rPr>
+                <w:rFonts w:ascii="Times" w:hAnsi="Times" w:cs="Times"/>
                 <w:noProof/>
                 <w:webHidden/>
               </w:rPr>
@@ -1610,19 +2239,22 @@
             </w:r>
             <w:r>
               <w:rPr>
-                <w:noProof/>
-                <w:webHidden/>
-              </w:rPr>
-              <w:instrText xml:space="preserve"> PAGEREF _Toc200304487 \h </w:instrText>
-            </w:r>
-            <w:r>
-              <w:rPr>
-                <w:noProof/>
-                <w:webHidden/>
-              </w:rPr>
-            </w:r>
-            <w:r>
-              <w:rPr>
+                <w:rFonts w:ascii="Times" w:hAnsi="Times" w:cs="Times"/>
+                <w:noProof/>
+                <w:webHidden/>
+              </w:rPr>
+              <w:instrText xml:space="preserve"> PAGEREF _Toc200322999 \h </w:instrText>
+            </w:r>
+            <w:r>
+              <w:rPr>
+                <w:rFonts w:ascii="Times" w:hAnsi="Times" w:cs="Times"/>
+                <w:noProof/>
+                <w:webHidden/>
+              </w:rPr>
+            </w:r>
+            <w:r>
+              <w:rPr>
+                <w:rFonts w:ascii="Times" w:hAnsi="Times" w:cs="Times"/>
                 <w:noProof/>
                 <w:webHidden/>
               </w:rPr>
@@ -1630,13 +2262,15 @@
             </w:r>
             <w:r>
               <w:rPr>
-                <w:noProof/>
-                <w:webHidden/>
-              </w:rPr>
-              <w:t>14</w:t>
-            </w:r>
-            <w:r>
-              <w:rPr>
+                <w:rFonts w:ascii="Times" w:hAnsi="Times" w:cs="Times"/>
+                <w:noProof/>
+                <w:webHidden/>
+              </w:rPr>
+              <w:t>17</w:t>
+            </w:r>
+            <w:r>
+              <w:rPr>
+                <w:rFonts w:ascii="Times" w:hAnsi="Times" w:cs="Times"/>
                 <w:noProof/>
                 <w:webHidden/>
               </w:rPr>
@@ -1651,21 +2285,23 @@
               <w:tab w:val="right" w:leader="dot" w:pos="9016"/>
             </w:tabs>
             <w:rPr>
-              <w:rFonts w:eastAsiaTheme="minorEastAsia"/>
+              <w:rFonts w:ascii="Times" w:eastAsiaTheme="minorEastAsia" w:hAnsi="Times" w:cs="Times"/>
               <w:noProof/>
               <w:lang w:eastAsia="pt-BR"/>
             </w:rPr>
           </w:pPr>
-          <w:hyperlink w:anchor="_Toc200304488" w:history="1">
+          <w:hyperlink w:anchor="_Toc200323000" w:history="1">
             <w:r>
               <w:rPr>
                 <w:rStyle w:val="Hyperlink"/>
+                <w:rFonts w:ascii="Times" w:hAnsi="Times" w:cs="Times"/>
                 <w:noProof/>
               </w:rPr>
               <w:t>Uniform Input</w:t>
             </w:r>
             <w:r>
               <w:rPr>
+                <w:rFonts w:ascii="Times" w:hAnsi="Times" w:cs="Times"/>
                 <w:noProof/>
                 <w:webHidden/>
               </w:rPr>
@@ -1673,6 +2309,7 @@
             </w:r>
             <w:r>
               <w:rPr>
+                <w:rFonts w:ascii="Times" w:hAnsi="Times" w:cs="Times"/>
                 <w:noProof/>
                 <w:webHidden/>
               </w:rPr>
@@ -1680,19 +2317,22 @@
             </w:r>
             <w:r>
               <w:rPr>
-                <w:noProof/>
-                <w:webHidden/>
-              </w:rPr>
-              <w:instrText xml:space="preserve"> PAGEREF _Toc200304488 \h </w:instrText>
-            </w:r>
-            <w:r>
-              <w:rPr>
-                <w:noProof/>
-                <w:webHidden/>
-              </w:rPr>
-            </w:r>
-            <w:r>
-              <w:rPr>
+                <w:rFonts w:ascii="Times" w:hAnsi="Times" w:cs="Times"/>
+                <w:noProof/>
+                <w:webHidden/>
+              </w:rPr>
+              <w:instrText xml:space="preserve"> PAGEREF _Toc200323000 \h </w:instrText>
+            </w:r>
+            <w:r>
+              <w:rPr>
+                <w:rFonts w:ascii="Times" w:hAnsi="Times" w:cs="Times"/>
+                <w:noProof/>
+                <w:webHidden/>
+              </w:rPr>
+            </w:r>
+            <w:r>
+              <w:rPr>
+                <w:rFonts w:ascii="Times" w:hAnsi="Times" w:cs="Times"/>
                 <w:noProof/>
                 <w:webHidden/>
               </w:rPr>
@@ -1700,13 +2340,15 @@
             </w:r>
             <w:r>
               <w:rPr>
-                <w:noProof/>
-                <w:webHidden/>
-              </w:rPr>
-              <w:t>16</w:t>
-            </w:r>
-            <w:r>
-              <w:rPr>
+                <w:rFonts w:ascii="Times" w:hAnsi="Times" w:cs="Times"/>
+                <w:noProof/>
+                <w:webHidden/>
+              </w:rPr>
+              <w:t>19</w:t>
+            </w:r>
+            <w:r>
+              <w:rPr>
+                <w:rFonts w:ascii="Times" w:hAnsi="Times" w:cs="Times"/>
                 <w:noProof/>
                 <w:webHidden/>
               </w:rPr>
@@ -1721,12 +2363,12 @@
               <w:tab w:val="right" w:leader="dot" w:pos="9016"/>
             </w:tabs>
             <w:rPr>
-              <w:rFonts w:eastAsiaTheme="minorEastAsia"/>
+              <w:rFonts w:ascii="Times" w:eastAsiaTheme="minorEastAsia" w:hAnsi="Times" w:cs="Times"/>
               <w:noProof/>
               <w:lang w:eastAsia="pt-BR"/>
             </w:rPr>
           </w:pPr>
-          <w:hyperlink w:anchor="_Toc200304489" w:history="1">
+          <w:hyperlink w:anchor="_Toc200323001" w:history="1">
             <w:r>
               <w:rPr>
                 <w:rStyle w:val="Hyperlink"/>
@@ -1737,6 +2379,7 @@
             </w:r>
             <w:r>
               <w:rPr>
+                <w:rFonts w:ascii="Times" w:hAnsi="Times" w:cs="Times"/>
                 <w:noProof/>
                 <w:webHidden/>
               </w:rPr>
@@ -1744,6 +2387,7 @@
             </w:r>
             <w:r>
               <w:rPr>
+                <w:rFonts w:ascii="Times" w:hAnsi="Times" w:cs="Times"/>
                 <w:noProof/>
                 <w:webHidden/>
               </w:rPr>
@@ -1751,19 +2395,22 @@
             </w:r>
             <w:r>
               <w:rPr>
-                <w:noProof/>
-                <w:webHidden/>
-              </w:rPr>
-              <w:instrText xml:space="preserve"> PAGEREF _Toc200304489 \h </w:instrText>
-            </w:r>
-            <w:r>
-              <w:rPr>
-                <w:noProof/>
-                <w:webHidden/>
-              </w:rPr>
-            </w:r>
-            <w:r>
-              <w:rPr>
+                <w:rFonts w:ascii="Times" w:hAnsi="Times" w:cs="Times"/>
+                <w:noProof/>
+                <w:webHidden/>
+              </w:rPr>
+              <w:instrText xml:space="preserve"> PAGEREF _Toc200323001 \h </w:instrText>
+            </w:r>
+            <w:r>
+              <w:rPr>
+                <w:rFonts w:ascii="Times" w:hAnsi="Times" w:cs="Times"/>
+                <w:noProof/>
+                <w:webHidden/>
+              </w:rPr>
+            </w:r>
+            <w:r>
+              <w:rPr>
+                <w:rFonts w:ascii="Times" w:hAnsi="Times" w:cs="Times"/>
                 <w:noProof/>
                 <w:webHidden/>
               </w:rPr>
@@ -1771,13 +2418,15 @@
             </w:r>
             <w:r>
               <w:rPr>
-                <w:noProof/>
-                <w:webHidden/>
-              </w:rPr>
-              <w:t>18</w:t>
-            </w:r>
-            <w:r>
-              <w:rPr>
+                <w:rFonts w:ascii="Times" w:hAnsi="Times" w:cs="Times"/>
+                <w:noProof/>
+                <w:webHidden/>
+              </w:rPr>
+              <w:t>21</w:t>
+            </w:r>
+            <w:r>
+              <w:rPr>
+                <w:rFonts w:ascii="Times" w:hAnsi="Times" w:cs="Times"/>
                 <w:noProof/>
                 <w:webHidden/>
               </w:rPr>
@@ -1792,21 +2441,23 @@
               <w:tab w:val="right" w:leader="dot" w:pos="9016"/>
             </w:tabs>
             <w:rPr>
-              <w:rFonts w:eastAsiaTheme="minorEastAsia"/>
+              <w:rFonts w:ascii="Times" w:eastAsiaTheme="minorEastAsia" w:hAnsi="Times" w:cs="Times"/>
               <w:noProof/>
               <w:lang w:eastAsia="pt-BR"/>
             </w:rPr>
           </w:pPr>
-          <w:hyperlink w:anchor="_Toc200304490" w:history="1">
+          <w:hyperlink w:anchor="_Toc200323002" w:history="1">
             <w:r>
               <w:rPr>
                 <w:rStyle w:val="Hyperlink"/>
+                <w:rFonts w:ascii="Times" w:hAnsi="Times" w:cs="Times"/>
                 <w:noProof/>
               </w:rPr>
               <w:t>Sistema Operacional</w:t>
             </w:r>
             <w:r>
               <w:rPr>
+                <w:rFonts w:ascii="Times" w:hAnsi="Times" w:cs="Times"/>
                 <w:noProof/>
                 <w:webHidden/>
               </w:rPr>
@@ -1814,6 +2465,7 @@
             </w:r>
             <w:r>
               <w:rPr>
+                <w:rFonts w:ascii="Times" w:hAnsi="Times" w:cs="Times"/>
                 <w:noProof/>
                 <w:webHidden/>
               </w:rPr>
@@ -1821,19 +2473,22 @@
             </w:r>
             <w:r>
               <w:rPr>
-                <w:noProof/>
-                <w:webHidden/>
-              </w:rPr>
-              <w:instrText xml:space="preserve"> PAGEREF _Toc200304490 \h </w:instrText>
-            </w:r>
-            <w:r>
-              <w:rPr>
-                <w:noProof/>
-                <w:webHidden/>
-              </w:rPr>
-            </w:r>
-            <w:r>
-              <w:rPr>
+                <w:rFonts w:ascii="Times" w:hAnsi="Times" w:cs="Times"/>
+                <w:noProof/>
+                <w:webHidden/>
+              </w:rPr>
+              <w:instrText xml:space="preserve"> PAGEREF _Toc200323002 \h </w:instrText>
+            </w:r>
+            <w:r>
+              <w:rPr>
+                <w:rFonts w:ascii="Times" w:hAnsi="Times" w:cs="Times"/>
+                <w:noProof/>
+                <w:webHidden/>
+              </w:rPr>
+            </w:r>
+            <w:r>
+              <w:rPr>
+                <w:rFonts w:ascii="Times" w:hAnsi="Times" w:cs="Times"/>
                 <w:noProof/>
                 <w:webHidden/>
               </w:rPr>
@@ -1841,13 +2496,15 @@
             </w:r>
             <w:r>
               <w:rPr>
-                <w:noProof/>
-                <w:webHidden/>
-              </w:rPr>
-              <w:t>18</w:t>
-            </w:r>
-            <w:r>
-              <w:rPr>
+                <w:rFonts w:ascii="Times" w:hAnsi="Times" w:cs="Times"/>
+                <w:noProof/>
+                <w:webHidden/>
+              </w:rPr>
+              <w:t>21</w:t>
+            </w:r>
+            <w:r>
+              <w:rPr>
+                <w:rFonts w:ascii="Times" w:hAnsi="Times" w:cs="Times"/>
                 <w:noProof/>
                 <w:webHidden/>
               </w:rPr>
@@ -1862,21 +2519,23 @@
               <w:tab w:val="right" w:leader="dot" w:pos="9016"/>
             </w:tabs>
             <w:rPr>
-              <w:rFonts w:eastAsiaTheme="minorEastAsia"/>
+              <w:rFonts w:ascii="Times" w:eastAsiaTheme="minorEastAsia" w:hAnsi="Times" w:cs="Times"/>
               <w:noProof/>
               <w:lang w:eastAsia="pt-BR"/>
             </w:rPr>
           </w:pPr>
-          <w:hyperlink w:anchor="_Toc200304491" w:history="1">
+          <w:hyperlink w:anchor="_Toc200323003" w:history="1">
             <w:r>
               <w:rPr>
                 <w:rStyle w:val="Hyperlink"/>
+                <w:rFonts w:ascii="Times" w:hAnsi="Times" w:cs="Times"/>
                 <w:noProof/>
               </w:rPr>
               <w:t>RAM</w:t>
             </w:r>
             <w:r>
               <w:rPr>
+                <w:rFonts w:ascii="Times" w:hAnsi="Times" w:cs="Times"/>
                 <w:noProof/>
                 <w:webHidden/>
               </w:rPr>
@@ -1884,6 +2543,7 @@
             </w:r>
             <w:r>
               <w:rPr>
+                <w:rFonts w:ascii="Times" w:hAnsi="Times" w:cs="Times"/>
                 <w:noProof/>
                 <w:webHidden/>
               </w:rPr>
@@ -1891,19 +2551,22 @@
             </w:r>
             <w:r>
               <w:rPr>
-                <w:noProof/>
-                <w:webHidden/>
-              </w:rPr>
-              <w:instrText xml:space="preserve"> PAGEREF _Toc200304491 \h </w:instrText>
-            </w:r>
-            <w:r>
-              <w:rPr>
-                <w:noProof/>
-                <w:webHidden/>
-              </w:rPr>
-            </w:r>
-            <w:r>
-              <w:rPr>
+                <w:rFonts w:ascii="Times" w:hAnsi="Times" w:cs="Times"/>
+                <w:noProof/>
+                <w:webHidden/>
+              </w:rPr>
+              <w:instrText xml:space="preserve"> PAGEREF _Toc200323003 \h </w:instrText>
+            </w:r>
+            <w:r>
+              <w:rPr>
+                <w:rFonts w:ascii="Times" w:hAnsi="Times" w:cs="Times"/>
+                <w:noProof/>
+                <w:webHidden/>
+              </w:rPr>
+            </w:r>
+            <w:r>
+              <w:rPr>
+                <w:rFonts w:ascii="Times" w:hAnsi="Times" w:cs="Times"/>
                 <w:noProof/>
                 <w:webHidden/>
               </w:rPr>
@@ -1911,13 +2574,15 @@
             </w:r>
             <w:r>
               <w:rPr>
-                <w:noProof/>
-                <w:webHidden/>
-              </w:rPr>
-              <w:t>19</w:t>
-            </w:r>
-            <w:r>
-              <w:rPr>
+                <w:rFonts w:ascii="Times" w:hAnsi="Times" w:cs="Times"/>
+                <w:noProof/>
+                <w:webHidden/>
+              </w:rPr>
+              <w:t>22</w:t>
+            </w:r>
+            <w:r>
+              <w:rPr>
+                <w:rFonts w:ascii="Times" w:hAnsi="Times" w:cs="Times"/>
                 <w:noProof/>
                 <w:webHidden/>
               </w:rPr>
@@ -1933,12 +2598,12 @@
               <w:tab w:val="right" w:leader="dot" w:pos="9016"/>
             </w:tabs>
             <w:rPr>
-              <w:rFonts w:eastAsiaTheme="minorEastAsia"/>
+              <w:rFonts w:ascii="Times" w:eastAsiaTheme="minorEastAsia" w:hAnsi="Times" w:cs="Times"/>
               <w:noProof/>
               <w:lang w:eastAsia="pt-BR"/>
             </w:rPr>
           </w:pPr>
-          <w:hyperlink w:anchor="_Toc200304492" w:history="1">
+          <w:hyperlink w:anchor="_Toc200323004" w:history="1">
             <w:r>
               <w:rPr>
                 <w:rStyle w:val="Hyperlink"/>
@@ -1949,7 +2614,7 @@
             </w:r>
             <w:r>
               <w:rPr>
-                <w:rFonts w:eastAsiaTheme="minorEastAsia"/>
+                <w:rFonts w:ascii="Times" w:eastAsiaTheme="minorEastAsia" w:hAnsi="Times" w:cs="Times"/>
                 <w:noProof/>
                 <w:lang w:eastAsia="pt-BR"/>
               </w:rPr>
@@ -1965,6 +2630,7 @@
             </w:r>
             <w:r>
               <w:rPr>
+                <w:rFonts w:ascii="Times" w:hAnsi="Times" w:cs="Times"/>
                 <w:noProof/>
                 <w:webHidden/>
               </w:rPr>
@@ -1972,6 +2638,7 @@
             </w:r>
             <w:r>
               <w:rPr>
+                <w:rFonts w:ascii="Times" w:hAnsi="Times" w:cs="Times"/>
                 <w:noProof/>
                 <w:webHidden/>
               </w:rPr>
@@ -1979,19 +2646,22 @@
             </w:r>
             <w:r>
               <w:rPr>
-                <w:noProof/>
-                <w:webHidden/>
-              </w:rPr>
-              <w:instrText xml:space="preserve"> PAGEREF _Toc200304492 \h </w:instrText>
-            </w:r>
-            <w:r>
-              <w:rPr>
-                <w:noProof/>
-                <w:webHidden/>
-              </w:rPr>
-            </w:r>
-            <w:r>
-              <w:rPr>
+                <w:rFonts w:ascii="Times" w:hAnsi="Times" w:cs="Times"/>
+                <w:noProof/>
+                <w:webHidden/>
+              </w:rPr>
+              <w:instrText xml:space="preserve"> PAGEREF _Toc200323004 \h </w:instrText>
+            </w:r>
+            <w:r>
+              <w:rPr>
+                <w:rFonts w:ascii="Times" w:hAnsi="Times" w:cs="Times"/>
+                <w:noProof/>
+                <w:webHidden/>
+              </w:rPr>
+            </w:r>
+            <w:r>
+              <w:rPr>
+                <w:rFonts w:ascii="Times" w:hAnsi="Times" w:cs="Times"/>
                 <w:noProof/>
                 <w:webHidden/>
               </w:rPr>
@@ -1999,13 +2669,15 @@
             </w:r>
             <w:r>
               <w:rPr>
-                <w:noProof/>
-                <w:webHidden/>
-              </w:rPr>
-              <w:t>19</w:t>
-            </w:r>
-            <w:r>
-              <w:rPr>
+                <w:rFonts w:ascii="Times" w:hAnsi="Times" w:cs="Times"/>
+                <w:noProof/>
+                <w:webHidden/>
+              </w:rPr>
+              <w:t>22</w:t>
+            </w:r>
+            <w:r>
+              <w:rPr>
+                <w:rFonts w:ascii="Times" w:hAnsi="Times" w:cs="Times"/>
                 <w:noProof/>
                 <w:webHidden/>
               </w:rPr>
@@ -2020,12 +2692,12 @@
               <w:tab w:val="right" w:leader="dot" w:pos="9016"/>
             </w:tabs>
             <w:rPr>
-              <w:rFonts w:eastAsiaTheme="minorEastAsia"/>
+              <w:rFonts w:ascii="Times" w:eastAsiaTheme="minorEastAsia" w:hAnsi="Times" w:cs="Times"/>
               <w:noProof/>
               <w:lang w:eastAsia="pt-BR"/>
             </w:rPr>
           </w:pPr>
-          <w:hyperlink w:anchor="_Toc200304493" w:history="1">
+          <w:hyperlink w:anchor="_Toc200323005" w:history="1">
             <w:r>
               <w:rPr>
                 <w:rStyle w:val="Hyperlink"/>
@@ -2036,6 +2708,7 @@
             </w:r>
             <w:r>
               <w:rPr>
+                <w:rFonts w:ascii="Times" w:hAnsi="Times" w:cs="Times"/>
                 <w:noProof/>
                 <w:webHidden/>
               </w:rPr>
@@ -2043,6 +2716,7 @@
             </w:r>
             <w:r>
               <w:rPr>
+                <w:rFonts w:ascii="Times" w:hAnsi="Times" w:cs="Times"/>
                 <w:noProof/>
                 <w:webHidden/>
               </w:rPr>
@@ -2050,19 +2724,22 @@
             </w:r>
             <w:r>
               <w:rPr>
-                <w:noProof/>
-                <w:webHidden/>
-              </w:rPr>
-              <w:instrText xml:space="preserve"> PAGEREF _Toc200304493 \h </w:instrText>
-            </w:r>
-            <w:r>
-              <w:rPr>
-                <w:noProof/>
-                <w:webHidden/>
-              </w:rPr>
-            </w:r>
-            <w:r>
-              <w:rPr>
+                <w:rFonts w:ascii="Times" w:hAnsi="Times" w:cs="Times"/>
+                <w:noProof/>
+                <w:webHidden/>
+              </w:rPr>
+              <w:instrText xml:space="preserve"> PAGEREF _Toc200323005 \h </w:instrText>
+            </w:r>
+            <w:r>
+              <w:rPr>
+                <w:rFonts w:ascii="Times" w:hAnsi="Times" w:cs="Times"/>
+                <w:noProof/>
+                <w:webHidden/>
+              </w:rPr>
+            </w:r>
+            <w:r>
+              <w:rPr>
+                <w:rFonts w:ascii="Times" w:hAnsi="Times" w:cs="Times"/>
                 <w:noProof/>
                 <w:webHidden/>
               </w:rPr>
@@ -2070,13 +2747,15 @@
             </w:r>
             <w:r>
               <w:rPr>
-                <w:noProof/>
-                <w:webHidden/>
-              </w:rPr>
-              <w:t>19</w:t>
-            </w:r>
-            <w:r>
-              <w:rPr>
+                <w:rFonts w:ascii="Times" w:hAnsi="Times" w:cs="Times"/>
+                <w:noProof/>
+                <w:webHidden/>
+              </w:rPr>
+              <w:t>22</w:t>
+            </w:r>
+            <w:r>
+              <w:rPr>
+                <w:rFonts w:ascii="Times" w:hAnsi="Times" w:cs="Times"/>
                 <w:noProof/>
                 <w:webHidden/>
               </w:rPr>
@@ -2091,12 +2770,12 @@
               <w:tab w:val="right" w:leader="dot" w:pos="9016"/>
             </w:tabs>
             <w:rPr>
-              <w:rFonts w:eastAsiaTheme="minorEastAsia"/>
+              <w:rFonts w:ascii="Times" w:eastAsiaTheme="minorEastAsia" w:hAnsi="Times" w:cs="Times"/>
               <w:noProof/>
               <w:lang w:eastAsia="pt-BR"/>
             </w:rPr>
           </w:pPr>
-          <w:hyperlink w:anchor="_Toc200304494" w:history="1">
+          <w:hyperlink w:anchor="_Toc200323006" w:history="1">
             <w:r>
               <w:rPr>
                 <w:rStyle w:val="Hyperlink"/>
@@ -2107,6 +2786,7 @@
             </w:r>
             <w:r>
               <w:rPr>
+                <w:rFonts w:ascii="Times" w:hAnsi="Times" w:cs="Times"/>
                 <w:noProof/>
                 <w:webHidden/>
               </w:rPr>
@@ -2114,6 +2794,7 @@
             </w:r>
             <w:r>
               <w:rPr>
+                <w:rFonts w:ascii="Times" w:hAnsi="Times" w:cs="Times"/>
                 <w:noProof/>
                 <w:webHidden/>
               </w:rPr>
@@ -2121,19 +2802,22 @@
             </w:r>
             <w:r>
               <w:rPr>
-                <w:noProof/>
-                <w:webHidden/>
-              </w:rPr>
-              <w:instrText xml:space="preserve"> PAGEREF _Toc200304494 \h </w:instrText>
-            </w:r>
-            <w:r>
-              <w:rPr>
-                <w:noProof/>
-                <w:webHidden/>
-              </w:rPr>
-            </w:r>
-            <w:r>
-              <w:rPr>
+                <w:rFonts w:ascii="Times" w:hAnsi="Times" w:cs="Times"/>
+                <w:noProof/>
+                <w:webHidden/>
+              </w:rPr>
+              <w:instrText xml:space="preserve"> PAGEREF _Toc200323006 \h </w:instrText>
+            </w:r>
+            <w:r>
+              <w:rPr>
+                <w:rFonts w:ascii="Times" w:hAnsi="Times" w:cs="Times"/>
+                <w:noProof/>
+                <w:webHidden/>
+              </w:rPr>
+            </w:r>
+            <w:r>
+              <w:rPr>
+                <w:rFonts w:ascii="Times" w:hAnsi="Times" w:cs="Times"/>
                 <w:noProof/>
                 <w:webHidden/>
               </w:rPr>
@@ -2141,13 +2825,15 @@
             </w:r>
             <w:r>
               <w:rPr>
-                <w:noProof/>
-                <w:webHidden/>
-              </w:rPr>
-              <w:t>20</w:t>
-            </w:r>
-            <w:r>
-              <w:rPr>
+                <w:rFonts w:ascii="Times" w:hAnsi="Times" w:cs="Times"/>
+                <w:noProof/>
+                <w:webHidden/>
+              </w:rPr>
+              <w:t>23</w:t>
+            </w:r>
+            <w:r>
+              <w:rPr>
+                <w:rFonts w:ascii="Times" w:hAnsi="Times" w:cs="Times"/>
                 <w:noProof/>
                 <w:webHidden/>
               </w:rPr>
@@ -2163,12 +2849,12 @@
               <w:tab w:val="right" w:leader="dot" w:pos="9016"/>
             </w:tabs>
             <w:rPr>
-              <w:rFonts w:eastAsiaTheme="minorEastAsia"/>
+              <w:rFonts w:ascii="Times" w:eastAsiaTheme="minorEastAsia" w:hAnsi="Times" w:cs="Times"/>
               <w:noProof/>
               <w:lang w:eastAsia="pt-BR"/>
             </w:rPr>
           </w:pPr>
-          <w:hyperlink w:anchor="_Toc200304495" w:history="1">
+          <w:hyperlink w:anchor="_Toc200323007" w:history="1">
             <w:r>
               <w:rPr>
                 <w:rStyle w:val="Hyperlink"/>
@@ -2179,7 +2865,7 @@
             </w:r>
             <w:r>
               <w:rPr>
-                <w:rFonts w:eastAsiaTheme="minorEastAsia"/>
+                <w:rFonts w:ascii="Times" w:eastAsiaTheme="minorEastAsia" w:hAnsi="Times" w:cs="Times"/>
                 <w:noProof/>
                 <w:lang w:eastAsia="pt-BR"/>
               </w:rPr>
@@ -2195,6 +2881,7 @@
             </w:r>
             <w:r>
               <w:rPr>
+                <w:rFonts w:ascii="Times" w:hAnsi="Times" w:cs="Times"/>
                 <w:noProof/>
                 <w:webHidden/>
               </w:rPr>
@@ -2202,6 +2889,7 @@
             </w:r>
             <w:r>
               <w:rPr>
+                <w:rFonts w:ascii="Times" w:hAnsi="Times" w:cs="Times"/>
                 <w:noProof/>
                 <w:webHidden/>
               </w:rPr>
@@ -2209,19 +2897,22 @@
             </w:r>
             <w:r>
               <w:rPr>
-                <w:noProof/>
-                <w:webHidden/>
-              </w:rPr>
-              <w:instrText xml:space="preserve"> PAGEREF _Toc200304495 \h </w:instrText>
-            </w:r>
-            <w:r>
-              <w:rPr>
-                <w:noProof/>
-                <w:webHidden/>
-              </w:rPr>
-            </w:r>
-            <w:r>
-              <w:rPr>
+                <w:rFonts w:ascii="Times" w:hAnsi="Times" w:cs="Times"/>
+                <w:noProof/>
+                <w:webHidden/>
+              </w:rPr>
+              <w:instrText xml:space="preserve"> PAGEREF _Toc200323007 \h </w:instrText>
+            </w:r>
+            <w:r>
+              <w:rPr>
+                <w:rFonts w:ascii="Times" w:hAnsi="Times" w:cs="Times"/>
+                <w:noProof/>
+                <w:webHidden/>
+              </w:rPr>
+            </w:r>
+            <w:r>
+              <w:rPr>
+                <w:rFonts w:ascii="Times" w:hAnsi="Times" w:cs="Times"/>
                 <w:noProof/>
                 <w:webHidden/>
               </w:rPr>
@@ -2229,13 +2920,15 @@
             </w:r>
             <w:r>
               <w:rPr>
-                <w:noProof/>
-                <w:webHidden/>
-              </w:rPr>
-              <w:t>20</w:t>
-            </w:r>
-            <w:r>
-              <w:rPr>
+                <w:rFonts w:ascii="Times" w:hAnsi="Times" w:cs="Times"/>
+                <w:noProof/>
+                <w:webHidden/>
+              </w:rPr>
+              <w:t>23</w:t>
+            </w:r>
+            <w:r>
+              <w:rPr>
+                <w:rFonts w:ascii="Times" w:hAnsi="Times" w:cs="Times"/>
                 <w:noProof/>
                 <w:webHidden/>
               </w:rPr>
@@ -2288,7 +2981,7 @@
           <w:szCs w:val="24"/>
         </w:rPr>
       </w:pPr>
-      <w:bookmarkStart w:id="0" w:name="_Toc200304470"/>
+      <w:bookmarkStart w:id="0" w:name="_Toc200322976"/>
       <w:r>
         <w:rPr>
           <w:rFonts w:ascii="Times" w:hAnsi="Times" w:cs="Times"/>
@@ -2298,14 +2991,6 @@
         <w:t>Introdução</w:t>
       </w:r>
       <w:bookmarkEnd w:id="0"/>
-      <w:r>
-        <w:rPr>
-          <w:rFonts w:ascii="Times" w:hAnsi="Times" w:cs="Times"/>
-          <w:sz w:val="24"/>
-          <w:szCs w:val="24"/>
-        </w:rPr>
-        <w:t xml:space="preserve"> - FALTA</w:t>
-      </w:r>
     </w:p>
     <w:p>
       <w:pPr>
@@ -2317,7 +3002,7 @@
           <w:szCs w:val="24"/>
         </w:rPr>
       </w:pPr>
-      <w:bookmarkStart w:id="1" w:name="_Toc200304471"/>
+      <w:bookmarkStart w:id="1" w:name="_Toc200322977"/>
       <w:r>
         <w:rPr>
           <w:rFonts w:ascii="Times" w:hAnsi="Times" w:cs="Times"/>
@@ -2327,14 +3012,6 @@
         <w:t>Descrição do problema de ordenação em memória primária,</w:t>
       </w:r>
       <w:bookmarkEnd w:id="1"/>
-      <w:r>
-        <w:rPr>
-          <w:rFonts w:ascii="Times" w:hAnsi="Times" w:cs="Times"/>
-          <w:sz w:val="24"/>
-          <w:szCs w:val="24"/>
-        </w:rPr>
-        <w:t xml:space="preserve"> </w:t>
-      </w:r>
     </w:p>
     <w:p>
       <w:pPr>
@@ -2346,16 +3023,6 @@
           <w:szCs w:val="24"/>
         </w:rPr>
       </w:pPr>
-      <w:bookmarkStart w:id="2" w:name="_Toc200304472"/>
-      <w:r>
-        <w:rPr>
-          <w:rFonts w:ascii="Times" w:hAnsi="Times" w:cs="Times"/>
-          <w:sz w:val="24"/>
-          <w:szCs w:val="24"/>
-        </w:rPr>
-        <w:t>exemplos de aplicações onde o problema pode ser encontrado,</w:t>
-      </w:r>
-      <w:bookmarkEnd w:id="2"/>
       <w:r>
         <w:rPr>
           <w:rFonts w:ascii="Times" w:hAnsi="Times" w:cs="Times"/>
@@ -2375,7 +3042,47 @@
           <w:szCs w:val="24"/>
         </w:rPr>
       </w:pPr>
-      <w:bookmarkStart w:id="3" w:name="_Toc200304473"/>
+      <w:bookmarkStart w:id="2" w:name="_Toc200322978"/>
+      <w:r>
+        <w:rPr>
+          <w:rFonts w:ascii="Times" w:hAnsi="Times" w:cs="Times"/>
+          <w:sz w:val="24"/>
+          <w:szCs w:val="24"/>
+        </w:rPr>
+        <w:t>exemplos de aplicações onde o problema pode ser encontrado,</w:t>
+      </w:r>
+      <w:bookmarkEnd w:id="2"/>
+      <w:r>
+        <w:rPr>
+          <w:rFonts w:ascii="Times" w:hAnsi="Times" w:cs="Times"/>
+          <w:sz w:val="24"/>
+          <w:szCs w:val="24"/>
+        </w:rPr>
+        <w:t xml:space="preserve"> </w:t>
+      </w:r>
+    </w:p>
+    <w:p>
+      <w:pPr>
+        <w:pStyle w:val="Ttulo2"/>
+        <w:jc w:val="both"/>
+        <w:rPr>
+          <w:rFonts w:ascii="Times" w:hAnsi="Times" w:cs="Times"/>
+          <w:sz w:val="24"/>
+          <w:szCs w:val="24"/>
+        </w:rPr>
+      </w:pPr>
+    </w:p>
+    <w:p>
+      <w:pPr>
+        <w:pStyle w:val="Ttulo2"/>
+        <w:jc w:val="both"/>
+        <w:rPr>
+          <w:rFonts w:ascii="Times" w:hAnsi="Times" w:cs="Times"/>
+          <w:sz w:val="24"/>
+          <w:szCs w:val="24"/>
+        </w:rPr>
+      </w:pPr>
+      <w:bookmarkStart w:id="3" w:name="_Toc200322979"/>
       <w:r>
         <w:rPr>
           <w:rFonts w:ascii="Times" w:hAnsi="Times" w:cs="Times"/>
@@ -2427,7 +3134,7 @@
           <w:szCs w:val="24"/>
         </w:rPr>
       </w:pPr>
-      <w:bookmarkStart w:id="4" w:name="_Toc200304474"/>
+      <w:bookmarkStart w:id="4" w:name="_Toc200322980"/>
       <w:r>
         <w:rPr>
           <w:rFonts w:ascii="Times" w:hAnsi="Times" w:cs="Times"/>
@@ -2442,7 +3149,24 @@
           <w:sz w:val="24"/>
           <w:szCs w:val="24"/>
         </w:rPr>
-        <w:t xml:space="preserve"> Heap Sort</w:t>
+        <w:t xml:space="preserve"> </w:t>
+      </w:r>
+      <w:r>
+        <w:rPr>
+          <w:rFonts w:ascii="Times" w:hAnsi="Times" w:cs="Times"/>
+          <w:i/>
+          <w:sz w:val="24"/>
+          <w:szCs w:val="24"/>
+        </w:rPr>
+        <w:t>Heap</w:t>
+      </w:r>
+      <w:r>
+        <w:rPr>
+          <w:rFonts w:ascii="Times" w:hAnsi="Times" w:cs="Times"/>
+          <w:sz w:val="24"/>
+          <w:szCs w:val="24"/>
+        </w:rPr>
+        <w:t xml:space="preserve"> Sort</w:t>
       </w:r>
       <w:bookmarkEnd w:id="4"/>
     </w:p>
@@ -2456,7 +3180,7 @@
           <w:szCs w:val="24"/>
         </w:rPr>
       </w:pPr>
-      <w:bookmarkStart w:id="5" w:name="_Toc200304475"/>
+      <w:bookmarkStart w:id="5" w:name="_Toc200322981"/>
       <w:r>
         <w:rPr>
           <w:rFonts w:ascii="Times" w:hAnsi="Times" w:cs="Times"/>
@@ -2549,15 +3273,40 @@
           <w:sz w:val="24"/>
           <w:szCs w:val="24"/>
         </w:rPr>
-        <w:t>na ordem que quiser mas sempre manter a propriedade de max-heap.</w:t>
-      </w:r>
-      <w:r>
-        <w:rPr>
-          <w:rFonts w:ascii="Times" w:hAnsi="Times" w:cs="Times"/>
-          <w:sz w:val="24"/>
-          <w:szCs w:val="24"/>
-        </w:rPr>
-        <w:cr/>
+        <w:t>na ordem que quiser</w:t>
+      </w:r>
+      <w:r>
+        <w:rPr>
+          <w:rFonts w:ascii="Times" w:hAnsi="Times" w:cs="Times"/>
+          <w:sz w:val="24"/>
+          <w:szCs w:val="24"/>
+        </w:rPr>
+        <w:t>, mas sempre mantendo</w:t>
+      </w:r>
+      <w:r>
+        <w:rPr>
+          <w:rFonts w:ascii="Times" w:hAnsi="Times" w:cs="Times"/>
+          <w:sz w:val="24"/>
+          <w:szCs w:val="24"/>
+        </w:rPr>
+        <w:t xml:space="preserve"> a propriedade de </w:t>
+      </w:r>
+      <w:r>
+        <w:rPr>
+          <w:rFonts w:ascii="Times" w:hAnsi="Times" w:cs="Times"/>
+          <w:i/>
+          <w:sz w:val="24"/>
+          <w:szCs w:val="24"/>
+        </w:rPr>
+        <w:t>max-heap</w:t>
+      </w:r>
+      <w:r>
+        <w:rPr>
+          <w:rFonts w:ascii="Times" w:hAnsi="Times" w:cs="Times"/>
+          <w:sz w:val="24"/>
+          <w:szCs w:val="24"/>
+        </w:rPr>
+        <w:t>.</w:t>
       </w:r>
     </w:p>
     <w:p>
@@ -2576,7 +3325,7 @@
           <w:sz w:val="24"/>
           <w:szCs w:val="24"/>
         </w:rPr>
-        <w:t xml:space="preserve">A heap pode ser apresentada como uma arvore “uma arvore binaria com propriedades especiais” ou como um vetor. Para ordenar decrescente precisa construir um </w:t>
+        <w:t xml:space="preserve">A </w:t>
       </w:r>
       <w:r>
         <w:rPr>
@@ -2593,6 +3342,39 @@
           <w:sz w:val="24"/>
           <w:szCs w:val="24"/>
         </w:rPr>
+        <w:t xml:space="preserve"> pode ser apresentada como uma ar</w:t>
+      </w:r>
+      <w:r>
+        <w:rPr>
+          <w:rFonts w:ascii="Times" w:hAnsi="Times" w:cs="Times"/>
+          <w:sz w:val="24"/>
+          <w:szCs w:val="24"/>
+        </w:rPr>
+        <w:t>vore “uma arvore biná</w:t>
+      </w:r>
+      <w:r>
+        <w:rPr>
+          <w:rFonts w:ascii="Times" w:hAnsi="Times" w:cs="Times"/>
+          <w:sz w:val="24"/>
+          <w:szCs w:val="24"/>
+        </w:rPr>
+        <w:t xml:space="preserve">ria com propriedades especiais” ou como um vetor. Para ordenar decrescente precisa construir um </w:t>
+      </w:r>
+      <w:r>
+        <w:rPr>
+          <w:rFonts w:ascii="Times" w:hAnsi="Times" w:cs="Times"/>
+          <w:i/>
+          <w:sz w:val="24"/>
+          <w:szCs w:val="24"/>
+        </w:rPr>
+        <w:t>heap</w:t>
+      </w:r>
+      <w:r>
+        <w:rPr>
+          <w:rFonts w:ascii="Times" w:hAnsi="Times" w:cs="Times"/>
+          <w:sz w:val="24"/>
+          <w:szCs w:val="24"/>
+        </w:rPr>
         <w:t xml:space="preserve"> </w:t>
       </w:r>
       <w:r>
@@ -2601,7 +3383,106 @@
           <w:sz w:val="24"/>
           <w:szCs w:val="24"/>
         </w:rPr>
-        <w:t>mínima agora para ordenação crescente constrói heap máxima na mínima o menor elemento fica na raiz e na máxima o maior elemento fica na raiz</w:t>
+        <w:t>mínimo,</w:t>
+      </w:r>
+      <w:r>
+        <w:rPr>
+          <w:rFonts w:ascii="Times" w:hAnsi="Times" w:cs="Times"/>
+          <w:sz w:val="24"/>
+          <w:szCs w:val="24"/>
+        </w:rPr>
+        <w:t xml:space="preserve"> agora p</w:t>
+      </w:r>
+      <w:r>
+        <w:rPr>
+          <w:rFonts w:ascii="Times" w:hAnsi="Times" w:cs="Times"/>
+          <w:sz w:val="24"/>
+          <w:szCs w:val="24"/>
+        </w:rPr>
+        <w:t>ara ordenação crescente constrói-se um</w:t>
+      </w:r>
+      <w:r>
+        <w:rPr>
+          <w:rFonts w:ascii="Times" w:hAnsi="Times" w:cs="Times"/>
+          <w:sz w:val="24"/>
+          <w:szCs w:val="24"/>
+        </w:rPr>
+        <w:t xml:space="preserve"> </w:t>
+      </w:r>
+      <w:r>
+        <w:rPr>
+          <w:rFonts w:ascii="Times" w:hAnsi="Times" w:cs="Times"/>
+          <w:i/>
+          <w:sz w:val="24"/>
+          <w:szCs w:val="24"/>
+        </w:rPr>
+        <w:t>heap</w:t>
+      </w:r>
+      <w:r>
+        <w:rPr>
+          <w:rFonts w:ascii="Times" w:hAnsi="Times" w:cs="Times"/>
+          <w:sz w:val="24"/>
+          <w:szCs w:val="24"/>
+        </w:rPr>
+        <w:t xml:space="preserve"> máximo. No </w:t>
+      </w:r>
+      <w:r>
+        <w:rPr>
+          <w:rFonts w:ascii="Times" w:hAnsi="Times" w:cs="Times"/>
+          <w:i/>
+          <w:sz w:val="24"/>
+          <w:szCs w:val="24"/>
+        </w:rPr>
+        <w:t xml:space="preserve">heap </w:t>
+      </w:r>
+      <w:r>
+        <w:rPr>
+          <w:rFonts w:ascii="Times" w:hAnsi="Times" w:cs="Times"/>
+          <w:sz w:val="24"/>
+          <w:szCs w:val="24"/>
+        </w:rPr>
+        <w:t>mínimo</w:t>
+      </w:r>
+      <w:r>
+        <w:rPr>
+          <w:rFonts w:ascii="Times" w:hAnsi="Times" w:cs="Times"/>
+          <w:sz w:val="24"/>
+          <w:szCs w:val="24"/>
+        </w:rPr>
+        <w:t xml:space="preserve"> o </w:t>
+      </w:r>
+      <w:r>
+        <w:rPr>
+          <w:rFonts w:ascii="Times" w:hAnsi="Times" w:cs="Times"/>
+          <w:sz w:val="24"/>
+          <w:szCs w:val="24"/>
+        </w:rPr>
+        <w:t xml:space="preserve">menor elemento fica na raiz e no </w:t>
+      </w:r>
+      <w:r>
+        <w:rPr>
+          <w:rFonts w:ascii="Times" w:hAnsi="Times" w:cs="Times"/>
+          <w:i/>
+          <w:sz w:val="24"/>
+          <w:szCs w:val="24"/>
+        </w:rPr>
+        <w:t>heap</w:t>
+      </w:r>
+      <w:r>
+        <w:rPr>
+          <w:rFonts w:ascii="Times" w:hAnsi="Times" w:cs="Times"/>
+          <w:sz w:val="24"/>
+          <w:szCs w:val="24"/>
+        </w:rPr>
+        <w:t xml:space="preserve"> máximo</w:t>
+      </w:r>
+      <w:r>
+        <w:rPr>
+          <w:rFonts w:ascii="Times" w:hAnsi="Times" w:cs="Times"/>
+          <w:sz w:val="24"/>
+          <w:szCs w:val="24"/>
+        </w:rPr>
+        <w:t xml:space="preserve"> o maior elemento fica na raiz</w:t>
       </w:r>
     </w:p>
     <w:p>
@@ -2622,7 +3503,7 @@
         </w:rPr>
         <w:t xml:space="preserve"> </w:t>
       </w:r>
-      <w:bookmarkStart w:id="6" w:name="_Toc200304476"/>
+      <w:bookmarkStart w:id="6" w:name="_Toc200322982"/>
       <w:r>
         <w:rPr>
           <w:rFonts w:ascii="Times" w:hAnsi="Times" w:cs="Times"/>
@@ -2658,7 +3539,24 @@
           <w:sz w:val="24"/>
           <w:szCs w:val="24"/>
         </w:rPr>
-        <w:t>A complexidade de tempo do algoritmo de ordenação de ordenação Heap Sort é:</w:t>
+        <w:t xml:space="preserve">A complexidade de tempo do algoritmo de ordenação </w:t>
+      </w:r>
+      <w:r>
+        <w:rPr>
+          <w:rFonts w:ascii="Times" w:hAnsi="Times" w:cs="Times"/>
+          <w:i/>
+          <w:sz w:val="24"/>
+          <w:szCs w:val="24"/>
+        </w:rPr>
+        <w:t>Heap</w:t>
+      </w:r>
+      <w:r>
+        <w:rPr>
+          <w:rFonts w:ascii="Times" w:hAnsi="Times" w:cs="Times"/>
+          <w:sz w:val="24"/>
+          <w:szCs w:val="24"/>
+        </w:rPr>
+        <w:t xml:space="preserve"> Sort é:</w:t>
       </w:r>
     </w:p>
     <w:p>
@@ -2680,6 +3578,7 @@
               <w:sz w:val="24"/>
               <w:szCs w:val="24"/>
             </w:rPr>
+            <w:lastRenderedPageBreak/>
             <m:t>O</m:t>
           </m:r>
           <m:r>
@@ -2760,7 +3659,15 @@
           <w:sz w:val="24"/>
           <w:szCs w:val="24"/>
         </w:rPr>
-        <w:t>Considerando as seguintes operações:</w:t>
+        <w:t>Para chegar a esse resultado, devemos considerar</w:t>
+      </w:r>
+      <w:r>
+        <w:rPr>
+          <w:rFonts w:ascii="Times" w:hAnsi="Times" w:cs="Times"/>
+          <w:sz w:val="24"/>
+          <w:szCs w:val="24"/>
+        </w:rPr>
+        <w:t xml:space="preserve"> as seguintes operações:</w:t>
       </w:r>
     </w:p>
     <w:p>
@@ -2784,7 +3691,24 @@
           <w:sz w:val="24"/>
           <w:szCs w:val="24"/>
         </w:rPr>
-        <w:t>Construção do Heap:</w:t>
+        <w:t xml:space="preserve">Construção do </w:t>
+      </w:r>
+      <w:r>
+        <w:rPr>
+          <w:rFonts w:ascii="Times" w:hAnsi="Times" w:cs="Times"/>
+          <w:i/>
+          <w:sz w:val="24"/>
+          <w:szCs w:val="24"/>
+        </w:rPr>
+        <w:t>Heap</w:t>
+      </w:r>
+      <w:r>
+        <w:rPr>
+          <w:rFonts w:ascii="Times" w:hAnsi="Times" w:cs="Times"/>
+          <w:sz w:val="24"/>
+          <w:szCs w:val="24"/>
+        </w:rPr>
+        <w:t>:</w:t>
       </w:r>
     </w:p>
     <w:p>
@@ -2851,8 +3775,24 @@
           <w:sz w:val="24"/>
           <w:szCs w:val="24"/>
         </w:rPr>
-        <w:lastRenderedPageBreak/>
-        <w:t xml:space="preserve">A Construção do Heap vale </w:t>
+        <w:t xml:space="preserve">A Construção do </w:t>
+      </w:r>
+      <w:r>
+        <w:rPr>
+          <w:rFonts w:ascii="Times" w:eastAsiaTheme="minorEastAsia" w:hAnsi="Times" w:cs="Times"/>
+          <w:i/>
+          <w:sz w:val="24"/>
+          <w:szCs w:val="24"/>
+        </w:rPr>
+        <w:t>Heap</w:t>
+      </w:r>
+      <w:r>
+        <w:rPr>
+          <w:rFonts w:ascii="Times" w:eastAsiaTheme="minorEastAsia" w:hAnsi="Times" w:cs="Times"/>
+          <w:sz w:val="24"/>
+          <w:szCs w:val="24"/>
+        </w:rPr>
+        <w:t xml:space="preserve"> vale </w:t>
       </w:r>
       <m:oMath>
         <m:r>
@@ -2931,10 +3871,19 @@
       <w:r>
         <w:rPr>
           <w:rFonts w:ascii="Times" w:eastAsiaTheme="minorEastAsia" w:hAnsi="Times" w:cs="Times"/>
-          <w:sz w:val="24"/>
-          <w:szCs w:val="24"/>
-        </w:rPr>
-        <w:t>Heapify:</w:t>
+          <w:i/>
+          <w:sz w:val="24"/>
+          <w:szCs w:val="24"/>
+        </w:rPr>
+        <w:t>Heap</w:t>
+      </w:r>
+      <w:r>
+        <w:rPr>
+          <w:rFonts w:ascii="Times" w:eastAsiaTheme="minorEastAsia" w:hAnsi="Times" w:cs="Times"/>
+          <w:sz w:val="24"/>
+          <w:szCs w:val="24"/>
+        </w:rPr>
+        <w:t>ify:</w:t>
       </w:r>
     </w:p>
     <w:p>
@@ -3038,7 +3987,24 @@
           <w:sz w:val="24"/>
           <w:szCs w:val="24"/>
         </w:rPr>
-        <w:t xml:space="preserve">O procedimento Heapify vale </w:t>
+        <w:t xml:space="preserve">O procedimento </w:t>
+      </w:r>
+      <w:r>
+        <w:rPr>
+          <w:rFonts w:ascii="Times" w:eastAsiaTheme="minorEastAsia" w:hAnsi="Times" w:cs="Times"/>
+          <w:i/>
+          <w:sz w:val="24"/>
+          <w:szCs w:val="24"/>
+        </w:rPr>
+        <w:t>Heap</w:t>
+      </w:r>
+      <w:r>
+        <w:rPr>
+          <w:rFonts w:ascii="Times" w:eastAsiaTheme="minorEastAsia" w:hAnsi="Times" w:cs="Times"/>
+          <w:sz w:val="24"/>
+          <w:szCs w:val="24"/>
+        </w:rPr>
+        <w:t xml:space="preserve">ify vale </w:t>
       </w:r>
       <m:oMath>
         <m:r>
@@ -3596,7 +4562,24 @@
           <w:sz w:val="24"/>
           <w:szCs w:val="24"/>
         </w:rPr>
-        <w:t xml:space="preserve">o tamanho do heap será diminuído </w:t>
+        <w:t xml:space="preserve">o tamanho do </w:t>
+      </w:r>
+      <w:r>
+        <w:rPr>
+          <w:rFonts w:ascii="Times" w:eastAsiaTheme="minorEastAsia" w:hAnsi="Times" w:cs="Times"/>
+          <w:i/>
+          <w:sz w:val="24"/>
+          <w:szCs w:val="24"/>
+        </w:rPr>
+        <w:t>heap</w:t>
+      </w:r>
+      <w:r>
+        <w:rPr>
+          <w:rFonts w:ascii="Times" w:eastAsiaTheme="minorEastAsia" w:hAnsi="Times" w:cs="Times"/>
+          <w:sz w:val="24"/>
+          <w:szCs w:val="24"/>
+        </w:rPr>
+        <w:t xml:space="preserve"> será diminuído </w:t>
       </w:r>
       <w:r>
         <w:rPr>
@@ -3652,23 +4635,41 @@
           <w:sz w:val="24"/>
           <w:szCs w:val="24"/>
         </w:rPr>
-        <w:t>o H</w:t>
-      </w:r>
-      <w:r>
-        <w:rPr>
-          <w:rFonts w:ascii="Times" w:eastAsiaTheme="minorEastAsia" w:hAnsi="Times" w:cs="Times"/>
-          <w:sz w:val="24"/>
-          <w:szCs w:val="24"/>
-        </w:rPr>
-        <w:t>eapify</w:t>
-      </w:r>
-      <w:r>
-        <w:rPr>
-          <w:rFonts w:ascii="Times" w:eastAsiaTheme="minorEastAsia" w:hAnsi="Times" w:cs="Times"/>
-          <w:sz w:val="24"/>
-          <w:szCs w:val="24"/>
-        </w:rPr>
-        <w:t xml:space="preserve"> para reorganizar todo o Heap</w:t>
+        <w:t xml:space="preserve">o </w:t>
+      </w:r>
+      <w:r>
+        <w:rPr>
+          <w:rFonts w:ascii="Times" w:eastAsiaTheme="minorEastAsia" w:hAnsi="Times" w:cs="Times"/>
+          <w:i/>
+          <w:sz w:val="24"/>
+          <w:szCs w:val="24"/>
+        </w:rPr>
+        <w:t>Heap</w:t>
+      </w:r>
+      <w:r>
+        <w:rPr>
+          <w:rFonts w:ascii="Times" w:eastAsiaTheme="minorEastAsia" w:hAnsi="Times" w:cs="Times"/>
+          <w:sz w:val="24"/>
+          <w:szCs w:val="24"/>
+        </w:rPr>
+        <w:t>ify</w:t>
+      </w:r>
+      <w:r>
+        <w:rPr>
+          <w:rFonts w:ascii="Times" w:eastAsiaTheme="minorEastAsia" w:hAnsi="Times" w:cs="Times"/>
+          <w:sz w:val="24"/>
+          <w:szCs w:val="24"/>
+        </w:rPr>
+        <w:t xml:space="preserve"> para reorganizar todo o </w:t>
+      </w:r>
+      <w:r>
+        <w:rPr>
+          <w:rFonts w:ascii="Times" w:eastAsiaTheme="minorEastAsia" w:hAnsi="Times" w:cs="Times"/>
+          <w:i/>
+          <w:sz w:val="24"/>
+          <w:szCs w:val="24"/>
+        </w:rPr>
+        <w:t>Heap</w:t>
       </w:r>
       <w:r>
         <w:rPr>
@@ -3821,7 +4822,16 @@
           <w:sz w:val="24"/>
           <w:szCs w:val="24"/>
         </w:rPr>
-        <w:t>até ser considerado um elemento-pai com o maior valor que seus filhos ou chegar ao fim do Heap</w:t>
+        <w:t xml:space="preserve">até ser considerado um elemento-pai com o maior valor que seus filhos ou chegar ao fim do </w:t>
+      </w:r>
+      <w:r>
+        <w:rPr>
+          <w:rFonts w:ascii="Times" w:eastAsiaTheme="minorEastAsia" w:hAnsi="Times" w:cs="Times"/>
+          <w:i/>
+          <w:sz w:val="24"/>
+          <w:szCs w:val="24"/>
+        </w:rPr>
+        <w:t>Heap</w:t>
       </w:r>
       <w:r>
         <w:rPr>
@@ -3891,6 +4901,7 @@
           <w:sz w:val="24"/>
           <w:szCs w:val="24"/>
         </w:rPr>
+        <w:lastRenderedPageBreak/>
         <w:t xml:space="preserve">Contudo, o que fará a sua </w:t>
       </w:r>
       <w:r>
@@ -4191,15 +5202,41 @@
           <w:sz w:val="24"/>
           <w:szCs w:val="24"/>
         </w:rPr>
-        <w:t xml:space="preserve"> do heapify</w:t>
-      </w:r>
-      <w:r>
-        <w:rPr>
-          <w:rFonts w:ascii="Times" w:eastAsiaTheme="minorEastAsia" w:hAnsi="Times" w:cs="Times"/>
-          <w:sz w:val="24"/>
-          <w:szCs w:val="24"/>
-        </w:rPr>
-        <w:t xml:space="preserve"> para reestruturar o Heap</w:t>
+        <w:t xml:space="preserve"> do </w:t>
+      </w:r>
+      <w:r>
+        <w:rPr>
+          <w:rFonts w:ascii="Times" w:eastAsiaTheme="minorEastAsia" w:hAnsi="Times" w:cs="Times"/>
+          <w:i/>
+          <w:sz w:val="24"/>
+          <w:szCs w:val="24"/>
+        </w:rPr>
+        <w:t>heap</w:t>
+      </w:r>
+      <w:r>
+        <w:rPr>
+          <w:rFonts w:ascii="Times" w:eastAsiaTheme="minorEastAsia" w:hAnsi="Times" w:cs="Times"/>
+          <w:sz w:val="24"/>
+          <w:szCs w:val="24"/>
+        </w:rPr>
+        <w:t>ify</w:t>
+      </w:r>
+      <w:r>
+        <w:rPr>
+          <w:rFonts w:ascii="Times" w:eastAsiaTheme="minorEastAsia" w:hAnsi="Times" w:cs="Times"/>
+          <w:sz w:val="24"/>
+          <w:szCs w:val="24"/>
+        </w:rPr>
+        <w:t xml:space="preserve"> para reestruturar o </w:t>
+      </w:r>
+      <w:r>
+        <w:rPr>
+          <w:rFonts w:ascii="Times" w:eastAsiaTheme="minorEastAsia" w:hAnsi="Times" w:cs="Times"/>
+          <w:i/>
+          <w:sz w:val="24"/>
+          <w:szCs w:val="24"/>
+        </w:rPr>
+        <w:t>Heap</w:t>
       </w:r>
       <w:r>
         <w:rPr>
@@ -4303,7 +5340,6 @@
           <w:sz w:val="24"/>
           <w:szCs w:val="24"/>
         </w:rPr>
-        <w:lastRenderedPageBreak/>
         <w:t>No fim eliminando a</w:t>
       </w:r>
       <w:r>
@@ -4482,15 +5518,24 @@
           <w:sz w:val="24"/>
           <w:szCs w:val="24"/>
         </w:rPr>
-        <w:t>do h</w:t>
-      </w:r>
-      <w:r>
-        <w:rPr>
-          <w:rFonts w:ascii="Times" w:eastAsiaTheme="minorEastAsia" w:hAnsi="Times" w:cs="Times"/>
-          <w:sz w:val="24"/>
-          <w:szCs w:val="24"/>
-        </w:rPr>
-        <w:t xml:space="preserve">eap: </w:t>
+        <w:t xml:space="preserve">do </w:t>
+      </w:r>
+      <w:r>
+        <w:rPr>
+          <w:rFonts w:ascii="Times" w:eastAsiaTheme="minorEastAsia" w:hAnsi="Times" w:cs="Times"/>
+          <w:i/>
+          <w:sz w:val="24"/>
+          <w:szCs w:val="24"/>
+        </w:rPr>
+        <w:t>heap</w:t>
+      </w:r>
+      <w:r>
+        <w:rPr>
+          <w:rFonts w:ascii="Times" w:eastAsiaTheme="minorEastAsia" w:hAnsi="Times" w:cs="Times"/>
+          <w:sz w:val="24"/>
+          <w:szCs w:val="24"/>
+        </w:rPr>
+        <w:t xml:space="preserve">: </w:t>
       </w:r>
       <m:oMath>
         <m:r>
@@ -4768,7 +5813,24 @@
           <w:sz w:val="24"/>
           <w:szCs w:val="24"/>
         </w:rPr>
-        <w:t xml:space="preserve">no heap </w:t>
+        <w:t xml:space="preserve">no </w:t>
+      </w:r>
+      <w:r>
+        <w:rPr>
+          <w:rFonts w:ascii="Times" w:eastAsiaTheme="minorEastAsia" w:hAnsi="Times" w:cs="Times"/>
+          <w:i/>
+          <w:sz w:val="24"/>
+          <w:szCs w:val="24"/>
+        </w:rPr>
+        <w:t>heap</w:t>
+      </w:r>
+      <w:r>
+        <w:rPr>
+          <w:rFonts w:ascii="Times" w:eastAsiaTheme="minorEastAsia" w:hAnsi="Times" w:cs="Times"/>
+          <w:sz w:val="24"/>
+          <w:szCs w:val="24"/>
+        </w:rPr>
+        <w:t xml:space="preserve"> </w:t>
       </w:r>
       <m:oMath>
         <m:r>
@@ -4815,10 +5877,19 @@
       <w:r>
         <w:rPr>
           <w:rFonts w:ascii="Times" w:eastAsiaTheme="minorEastAsia" w:hAnsi="Times" w:cs="Times"/>
-          <w:sz w:val="24"/>
-          <w:szCs w:val="24"/>
-        </w:rPr>
-        <w:t>heapify</w:t>
+          <w:i/>
+          <w:sz w:val="24"/>
+          <w:szCs w:val="24"/>
+        </w:rPr>
+        <w:t>heap</w:t>
+      </w:r>
+      <w:r>
+        <w:rPr>
+          <w:rFonts w:ascii="Times" w:eastAsiaTheme="minorEastAsia" w:hAnsi="Times" w:cs="Times"/>
+          <w:sz w:val="24"/>
+          <w:szCs w:val="24"/>
+        </w:rPr>
+        <w:t>ify</w:t>
       </w:r>
       <w:r>
         <w:rPr>
@@ -4843,7 +5914,16 @@
           <w:sz w:val="24"/>
           <w:szCs w:val="24"/>
         </w:rPr>
-        <w:t xml:space="preserve"> para reestruturar o Heap</w:t>
+        <w:t xml:space="preserve"> para reestruturar o </w:t>
+      </w:r>
+      <w:r>
+        <w:rPr>
+          <w:rFonts w:ascii="Times" w:eastAsiaTheme="minorEastAsia" w:hAnsi="Times" w:cs="Times"/>
+          <w:i/>
+          <w:sz w:val="24"/>
+          <w:szCs w:val="24"/>
+        </w:rPr>
+        <w:t>Heap</w:t>
       </w:r>
       <w:r>
         <w:rPr>
@@ -5250,39 +6330,32 @@
     </w:p>
     <w:p>
       <w:pPr>
-        <w:pStyle w:val="Ttulo2"/>
-        <w:jc w:val="both"/>
-        <w:rPr>
-          <w:rFonts w:ascii="Times" w:hAnsi="Times" w:cs="Times"/>
-          <w:sz w:val="24"/>
-          <w:szCs w:val="24"/>
-        </w:rPr>
-      </w:pPr>
-      <w:bookmarkStart w:id="7" w:name="_Toc200304477"/>
-      <w:r>
-        <w:rPr>
-          <w:rFonts w:ascii="Times" w:hAnsi="Times" w:cs="Times"/>
-          <w:sz w:val="24"/>
-          <w:szCs w:val="24"/>
-        </w:rPr>
-        <w:t>Melhores cenários de uso do algoritmo.</w:t>
+        <w:pStyle w:val="Titulo2Relatorio"/>
+      </w:pPr>
+      <w:bookmarkStart w:id="7" w:name="_Toc200322983"/>
+      <w:r>
+        <w:t xml:space="preserve">Melhores </w:t>
+      </w:r>
+      <w:r>
+        <w:t>Cenários De Uso Do Algoritmo</w:t>
       </w:r>
       <w:bookmarkEnd w:id="7"/>
-      <w:r>
-        <w:rPr>
-          <w:rFonts w:ascii="Times" w:hAnsi="Times" w:cs="Times"/>
-          <w:sz w:val="24"/>
-          <w:szCs w:val="24"/>
-        </w:rPr>
-        <w:t xml:space="preserve"> </w:t>
-      </w:r>
-      <w:r>
-        <w:rPr>
-          <w:rFonts w:ascii="Times" w:hAnsi="Times" w:cs="Times"/>
-          <w:sz w:val="24"/>
-          <w:szCs w:val="24"/>
-        </w:rPr>
-        <w:t>- FALTA</w:t>
+    </w:p>
+    <w:p>
+      <w:pPr>
+        <w:pStyle w:val="NormalRelatorio"/>
+      </w:pPr>
+      <w:r>
+        <w:t xml:space="preserve">As propriedades do algoritmo de ordenação </w:t>
+      </w:r>
+      <w:r>
+        <w:rPr>
+          <w:i/>
+        </w:rPr>
+        <w:t>Heap</w:t>
+      </w:r>
+      <w:r>
+        <w:t>sort tornam-se necessárias nas seguintes situações:</w:t>
       </w:r>
     </w:p>
     <w:p>
@@ -5392,6 +6465,7 @@
           <w:sz w:val="24"/>
           <w:szCs w:val="24"/>
         </w:rPr>
+        <w:lastRenderedPageBreak/>
         <w:t>Sistemas críticos.</w:t>
       </w:r>
     </w:p>
@@ -5419,8 +6493,211 @@
     </w:p>
     <w:p>
       <w:pPr>
-        <w:jc w:val="both"/>
-      </w:pPr>
+        <w:pStyle w:val="Titulo3Relatorio"/>
+      </w:pPr>
+      <w:bookmarkStart w:id="8" w:name="_Toc200322984"/>
+      <w:r>
+        <w:t>Aplicações com necessidade de garantia de tempo.</w:t>
+      </w:r>
+      <w:bookmarkEnd w:id="8"/>
+    </w:p>
+    <w:p>
+      <w:pPr>
+        <w:pStyle w:val="NormalRelatorio"/>
+      </w:pPr>
+      <w:r>
+        <w:t xml:space="preserve">Já que a grandeza do </w:t>
+      </w:r>
+      <w:r>
+        <w:rPr>
+          <w:i/>
+        </w:rPr>
+        <w:t>Heap</w:t>
+      </w:r>
+      <w:r>
+        <w:t xml:space="preserve">sort em todos os casos permanece como </w:t>
+      </w:r>
+      <m:oMath>
+        <m:r>
+          <w:rPr>
+            <w:rFonts w:ascii="Cambria Math" w:hAnsi="Cambria Math"/>
+          </w:rPr>
+          <m:t>O(n</m:t>
+        </m:r>
+        <m:func>
+          <m:funcPr>
+            <m:ctrlPr>
+              <w:rPr>
+                <w:rFonts w:ascii="Cambria Math" w:hAnsi="Cambria Math"/>
+                <w:i/>
+              </w:rPr>
+            </m:ctrlPr>
+          </m:funcPr>
+          <m:fName>
+            <m:r>
+              <m:rPr>
+                <m:sty m:val="p"/>
+              </m:rPr>
+              <w:rPr>
+                <w:rFonts w:ascii="Cambria Math" w:hAnsi="Cambria Math"/>
+              </w:rPr>
+              <m:t>log</m:t>
+            </m:r>
+          </m:fName>
+          <m:e>
+            <m:r>
+              <w:rPr>
+                <w:rFonts w:ascii="Cambria Math" w:hAnsi="Cambria Math"/>
+              </w:rPr>
+              <m:t>n)</m:t>
+            </m:r>
+          </m:e>
+        </m:func>
+      </m:oMath>
+      <w:r>
+        <w:rPr>
+          <w:rFonts w:eastAsiaTheme="minorEastAsia"/>
+        </w:rPr>
+        <w:t>, essa propriedade é bem útil para aplicações que necessitam de prazos garantidos. Tal inalteração de complexidade garante prazos pré-estabelecidos.</w:t>
+      </w:r>
+    </w:p>
+    <w:p>
+      <w:pPr>
+        <w:pStyle w:val="Titulo3Relatorio"/>
+      </w:pPr>
+      <w:bookmarkStart w:id="9" w:name="_Toc200322985"/>
+      <w:r>
+        <w:t>Ambientes com restrições de memória.</w:t>
+      </w:r>
+      <w:bookmarkEnd w:id="9"/>
+    </w:p>
+    <w:p>
+      <w:pPr>
+        <w:pStyle w:val="NormalRelatorio"/>
+      </w:pPr>
+      <w:r>
+        <w:t xml:space="preserve">Graças a propriedade </w:t>
+      </w:r>
+      <w:r>
+        <w:rPr>
+          <w:i/>
+        </w:rPr>
+        <w:t>in-</w:t>
+      </w:r>
+      <w:r>
+        <w:rPr>
+          <w:i/>
+        </w:rPr>
+        <w:t>place</w:t>
+      </w:r>
+      <w:r>
+        <w:t xml:space="preserve"> do algoritmo de ordenação </w:t>
+      </w:r>
+      <w:r>
+        <w:rPr>
+          <w:i/>
+        </w:rPr>
+        <w:t>Heap</w:t>
+      </w:r>
+      <w:r>
+        <w:t xml:space="preserve">sort, ele pode </w:t>
+      </w:r>
+      <w:r>
+        <w:t>é</w:t>
+      </w:r>
+      <w:r>
+        <w:t xml:space="preserve"> bem útil para</w:t>
+      </w:r>
+      <w:r>
+        <w:t xml:space="preserve"> atuar na</w:t>
+      </w:r>
+      <w:r>
+        <w:t xml:space="preserve"> ordena</w:t>
+      </w:r>
+      <w:r>
+        <w:t>ção de</w:t>
+      </w:r>
+      <w:r>
+        <w:t xml:space="preserve"> elementos </w:t>
+      </w:r>
+      <w:r>
+        <w:t>enquanto</w:t>
+      </w:r>
+      <w:r>
+        <w:t xml:space="preserve"> a memória é limitada.</w:t>
+      </w:r>
+    </w:p>
+    <w:p>
+      <w:pPr>
+        <w:pStyle w:val="Titulo3Relatorio"/>
+      </w:pPr>
+      <w:bookmarkStart w:id="10" w:name="_Toc200322986"/>
+      <w:r>
+        <w:t>Implementação de filas de prioridade.</w:t>
+      </w:r>
+      <w:bookmarkEnd w:id="10"/>
+    </w:p>
+    <w:p>
+      <w:pPr>
+        <w:pStyle w:val="Titulo3Relatorio"/>
+      </w:pPr>
+      <w:bookmarkStart w:id="11" w:name="_Toc200322987"/>
+      <w:r>
+        <w:t>Processamento de dados em fluxo</w:t>
+      </w:r>
+      <w:bookmarkEnd w:id="11"/>
+    </w:p>
+    <w:p>
+      <w:pPr>
+        <w:pStyle w:val="Titulo3Relatorio"/>
+      </w:pPr>
+      <w:bookmarkStart w:id="12" w:name="_Toc200322988"/>
+      <w:r>
+        <w:t>Sistemas críticos</w:t>
+      </w:r>
+      <w:bookmarkEnd w:id="12"/>
+    </w:p>
+    <w:p>
+      <w:pPr>
+        <w:pStyle w:val="Titulo3Relatorio"/>
+      </w:pPr>
+      <w:bookmarkStart w:id="13" w:name="_Toc200322989"/>
+      <w:r>
+        <w:t>Grandes volumes de dados</w:t>
+      </w:r>
+      <w:bookmarkEnd w:id="13"/>
+    </w:p>
+    <w:p>
+      <w:pPr>
+        <w:pStyle w:val="NormalRelatorio"/>
+      </w:pPr>
+      <w:r>
+        <w:t xml:space="preserve">Apesar de não ser primeiramente considerado como a melhor alternativa para processar grandes volumes de dados, devido ás várias execuções de </w:t>
+      </w:r>
+      <w:r>
+        <w:rPr>
+          <w:i/>
+        </w:rPr>
+        <w:t>heap</w:t>
+      </w:r>
+      <w:r>
+        <w:rPr>
+          <w:i/>
+        </w:rPr>
+        <w:t>ify</w:t>
+      </w:r>
+      <w:r>
+        <w:t xml:space="preserve"> para reorganizar o </w:t>
+      </w:r>
+      <w:r>
+        <w:rPr>
+          <w:i/>
+        </w:rPr>
+        <w:t>heap</w:t>
+      </w:r>
+      <w:r>
+        <w:t>. Ele é uma ótima opção, caso considerar garantia de tempo e que dados iguais podem alternar de suas posições originais.</w:t>
+      </w:r>
     </w:p>
     <w:p>
       <w:pPr>
@@ -5432,7 +6709,7 @@
           <w:szCs w:val="24"/>
         </w:rPr>
       </w:pPr>
-      <w:bookmarkStart w:id="8" w:name="_Toc200304478"/>
+      <w:bookmarkStart w:id="14" w:name="_Toc200322990"/>
       <w:r>
         <w:rPr>
           <w:rFonts w:ascii="Times" w:hAnsi="Times" w:cs="Times"/>
@@ -5447,25 +6724,17 @@
           <w:sz w:val="24"/>
           <w:szCs w:val="24"/>
         </w:rPr>
-        <w:t>o algoritmo.</w:t>
-      </w:r>
-      <w:bookmarkEnd w:id="8"/>
-      <w:r>
-        <w:rPr>
-          <w:rFonts w:ascii="Times" w:hAnsi="Times" w:cs="Times"/>
-          <w:sz w:val="24"/>
-          <w:szCs w:val="24"/>
-        </w:rPr>
-        <w:t xml:space="preserve"> </w:t>
-      </w:r>
-      <w:r>
-        <w:rPr>
-          <w:rFonts w:ascii="Times" w:hAnsi="Times" w:cs="Times"/>
-          <w:sz w:val="24"/>
-          <w:szCs w:val="24"/>
-        </w:rPr>
-        <w:t>- FALTA</w:t>
-      </w:r>
+        <w:t>o algoritmo</w:t>
+      </w:r>
+      <w:r>
+        <w:rPr>
+          <w:rFonts w:ascii="Times" w:hAnsi="Times" w:cs="Times"/>
+          <w:sz w:val="24"/>
+          <w:szCs w:val="24"/>
+        </w:rPr>
+        <w:t>.</w:t>
+      </w:r>
+      <w:bookmarkEnd w:id="14"/>
     </w:p>
     <w:p>
       <w:pPr>
@@ -5496,18 +6765,19 @@
       <w:r>
         <w:rPr>
           <w:rFonts w:ascii="Times" w:hAnsi="Times" w:cs="Times"/>
-          <w:sz w:val="24"/>
-          <w:szCs w:val="24"/>
-        </w:rPr>
-        <w:t>H</w:t>
-      </w:r>
-      <w:r>
-        <w:rPr>
-          <w:rFonts w:ascii="Times" w:hAnsi="Times" w:cs="Times"/>
-          <w:sz w:val="24"/>
-          <w:szCs w:val="24"/>
-        </w:rPr>
-        <w:t xml:space="preserve">eapsort não </w:t>
+          <w:i/>
+          <w:sz w:val="24"/>
+          <w:szCs w:val="24"/>
+        </w:rPr>
+        <w:t>Heap</w:t>
+      </w:r>
+      <w:r>
+        <w:rPr>
+          <w:rFonts w:ascii="Times" w:hAnsi="Times" w:cs="Times"/>
+          <w:sz w:val="24"/>
+          <w:szCs w:val="24"/>
+        </w:rPr>
+        <w:t xml:space="preserve">sort não </w:t>
       </w:r>
       <w:r>
         <w:rPr>
@@ -5640,23 +6910,14 @@
           <w:szCs w:val="24"/>
         </w:rPr>
       </w:pPr>
-      <w:bookmarkStart w:id="9" w:name="_Toc200304479"/>
-      <w:r>
-        <w:rPr>
-          <w:rFonts w:ascii="Times" w:hAnsi="Times" w:cs="Times"/>
-          <w:sz w:val="24"/>
-          <w:szCs w:val="24"/>
-        </w:rPr>
-        <w:t>Limitações do algoritmo.</w:t>
-      </w:r>
-      <w:bookmarkEnd w:id="9"/>
-      <w:r>
-        <w:rPr>
-          <w:rFonts w:ascii="Times" w:hAnsi="Times" w:cs="Times"/>
-          <w:sz w:val="24"/>
-          <w:szCs w:val="24"/>
-        </w:rPr>
-        <w:t xml:space="preserve"> </w:t>
+      <w:bookmarkStart w:id="15" w:name="_Toc200322991"/>
+      <w:r>
+        <w:rPr>
+          <w:rFonts w:ascii="Times" w:hAnsi="Times" w:cs="Times"/>
+          <w:sz w:val="24"/>
+          <w:szCs w:val="24"/>
+        </w:rPr>
+        <w:t xml:space="preserve">Limitações do algoritmo. </w:t>
       </w:r>
       <w:r>
         <w:rPr>
@@ -5666,6 +6927,7 @@
         </w:rPr>
         <w:t>- FALTA</w:t>
       </w:r>
+      <w:bookmarkEnd w:id="15"/>
     </w:p>
     <w:p>
       <w:pPr>
@@ -5706,8 +6968,24 @@
           <w:sz w:val="24"/>
           <w:szCs w:val="24"/>
         </w:rPr>
-        <w:lastRenderedPageBreak/>
-        <w:t xml:space="preserve">Como já foi mencionado anteriormente, o algoritmo de ordenação Heapsort é considerado instável, pois quando há valores iguais as posições são trocadas, </w:t>
+        <w:t xml:space="preserve">Como já foi mencionado anteriormente, o algoritmo de ordenação </w:t>
+      </w:r>
+      <w:r>
+        <w:rPr>
+          <w:rFonts w:ascii="Times" w:hAnsi="Times" w:cs="Times"/>
+          <w:i/>
+          <w:sz w:val="24"/>
+          <w:szCs w:val="24"/>
+        </w:rPr>
+        <w:t>Heap</w:t>
+      </w:r>
+      <w:r>
+        <w:rPr>
+          <w:rFonts w:ascii="Times" w:hAnsi="Times" w:cs="Times"/>
+          <w:sz w:val="24"/>
+          <w:szCs w:val="24"/>
+        </w:rPr>
+        <w:t xml:space="preserve">sort é considerado instável, pois quando há valores iguais as posições são trocadas, </w:t>
       </w:r>
       <w:r>
         <w:rPr>
@@ -5751,6 +7029,154 @@
     </w:p>
     <w:p>
       <w:pPr>
+        <w:pStyle w:val="NormalRelatorio"/>
+      </w:pPr>
+      <w:r>
+        <w:t xml:space="preserve">Apesar do </w:t>
+      </w:r>
+      <w:r>
+        <w:rPr>
+          <w:i/>
+        </w:rPr>
+        <w:t>Heap</w:t>
+      </w:r>
+      <w:r>
+        <w:t xml:space="preserve">sort ter a complexidade </w:t>
+      </w:r>
+      <m:oMath>
+        <m:r>
+          <w:rPr>
+            <w:rFonts w:ascii="Cambria Math" w:hAnsi="Cambria Math"/>
+          </w:rPr>
+          <m:t>O(n</m:t>
+        </m:r>
+        <m:func>
+          <m:funcPr>
+            <m:ctrlPr>
+              <w:rPr>
+                <w:rFonts w:ascii="Cambria Math" w:hAnsi="Cambria Math"/>
+                <w:i/>
+              </w:rPr>
+            </m:ctrlPr>
+          </m:funcPr>
+          <m:fName>
+            <m:r>
+              <m:rPr>
+                <m:sty m:val="p"/>
+              </m:rPr>
+              <w:rPr>
+                <w:rFonts w:ascii="Cambria Math" w:hAnsi="Cambria Math"/>
+              </w:rPr>
+              <m:t>log</m:t>
+            </m:r>
+          </m:fName>
+          <m:e>
+            <m:r>
+              <w:rPr>
+                <w:rFonts w:ascii="Cambria Math" w:hAnsi="Cambria Math"/>
+              </w:rPr>
+              <m:t>n)</m:t>
+            </m:r>
+          </m:e>
+        </m:func>
+      </m:oMath>
+      <w:r>
+        <w:rPr>
+          <w:rFonts w:eastAsiaTheme="minorEastAsia"/>
+        </w:rPr>
+        <w:t xml:space="preserve">, ele não é ideal para conjuntos de dados pequenos, por causa da reorganização do </w:t>
+      </w:r>
+      <w:r>
+        <w:rPr>
+          <w:rFonts w:eastAsiaTheme="minorEastAsia"/>
+          <w:i/>
+        </w:rPr>
+        <w:t>heap</w:t>
+      </w:r>
+      <w:r>
+        <w:rPr>
+          <w:rFonts w:eastAsiaTheme="minorEastAsia"/>
+        </w:rPr>
+        <w:t xml:space="preserve"> executada pelo</w:t>
+      </w:r>
+      <w:r>
+        <w:rPr>
+          <w:rFonts w:eastAsiaTheme="minorEastAsia"/>
+        </w:rPr>
+        <w:t>s</w:t>
+      </w:r>
+      <w:r>
+        <w:rPr>
+          <w:rFonts w:eastAsiaTheme="minorEastAsia"/>
+        </w:rPr>
+        <w:t xml:space="preserve"> procedimento</w:t>
+      </w:r>
+      <w:r>
+        <w:rPr>
+          <w:rFonts w:eastAsiaTheme="minorEastAsia"/>
+        </w:rPr>
+        <w:t>s</w:t>
+      </w:r>
+      <w:r>
+        <w:rPr>
+          <w:rFonts w:eastAsiaTheme="minorEastAsia"/>
+        </w:rPr>
+        <w:t xml:space="preserve"> </w:t>
+      </w:r>
+      <w:r>
+        <w:rPr>
+          <w:rFonts w:eastAsiaTheme="minorEastAsia"/>
+          <w:i/>
+        </w:rPr>
+        <w:t>heap</w:t>
+      </w:r>
+      <w:r>
+        <w:rPr>
+          <w:rFonts w:eastAsiaTheme="minorEastAsia"/>
+          <w:i/>
+        </w:rPr>
+        <w:t>ify</w:t>
+      </w:r>
+      <w:r>
+        <w:rPr>
+          <w:rFonts w:eastAsiaTheme="minorEastAsia"/>
+        </w:rPr>
+        <w:t xml:space="preserve"> </w:t>
+      </w:r>
+      <w:r>
+        <w:rPr>
+          <w:rFonts w:eastAsiaTheme="minorEastAsia"/>
+        </w:rPr>
+        <w:t xml:space="preserve">e </w:t>
+      </w:r>
+      <w:r>
+        <w:rPr>
+          <w:rFonts w:eastAsiaTheme="minorEastAsia"/>
+          <w:i/>
+        </w:rPr>
+        <w:t xml:space="preserve">swap </w:t>
+      </w:r>
+      <w:r>
+        <w:rPr>
+          <w:rFonts w:eastAsiaTheme="minorEastAsia"/>
+        </w:rPr>
+        <w:t>repetidamente. Que consequentemente, aumenta</w:t>
+      </w:r>
+      <w:r>
+        <w:rPr>
+          <w:rFonts w:eastAsiaTheme="minorEastAsia"/>
+        </w:rPr>
+        <w:t>m</w:t>
+      </w:r>
+      <w:r>
+        <w:rPr>
+          <w:rFonts w:eastAsiaTheme="minorEastAsia"/>
+        </w:rPr>
+        <w:t xml:space="preserve"> de forma considerável o custo de processamento.</w:t>
+      </w:r>
+    </w:p>
+    <w:p>
+      <w:pPr>
         <w:pStyle w:val="PargrafodaLista"/>
         <w:numPr>
           <w:ilvl w:val="0"/>
@@ -5789,7 +7215,24 @@
           <w:sz w:val="24"/>
           <w:szCs w:val="24"/>
         </w:rPr>
-        <w:t xml:space="preserve">O tempo consumido pelo Heapsort é proporcional ao número de comparações entre os elementos do array, e tal custo proporcional é </w:t>
+        <w:t xml:space="preserve">O tempo consumido pelo </w:t>
+      </w:r>
+      <w:r>
+        <w:rPr>
+          <w:rFonts w:ascii="Times" w:hAnsi="Times" w:cs="Times"/>
+          <w:i/>
+          <w:sz w:val="24"/>
+          <w:szCs w:val="24"/>
+        </w:rPr>
+        <w:t>Heap</w:t>
+      </w:r>
+      <w:r>
+        <w:rPr>
+          <w:rFonts w:ascii="Times" w:hAnsi="Times" w:cs="Times"/>
+          <w:sz w:val="24"/>
+          <w:szCs w:val="24"/>
+        </w:rPr>
+        <w:t xml:space="preserve">sort é proporcional ao número de comparações entre os elementos do array, e tal custo proporcional é </w:t>
       </w:r>
       <m:oMath>
         <m:r>
@@ -5855,23 +7298,15 @@
           <w:szCs w:val="24"/>
         </w:rPr>
       </w:pPr>
-      <w:bookmarkStart w:id="10" w:name="_Toc200304480"/>
-      <w:r>
-        <w:rPr>
-          <w:rFonts w:ascii="Times" w:hAnsi="Times" w:cs="Times"/>
-          <w:sz w:val="24"/>
-          <w:szCs w:val="24"/>
-        </w:rPr>
-        <w:t>Exemplos de como o processo de ordenação acontece.</w:t>
-      </w:r>
-      <w:bookmarkEnd w:id="10"/>
-      <w:r>
-        <w:rPr>
-          <w:rFonts w:ascii="Times" w:hAnsi="Times" w:cs="Times"/>
-          <w:sz w:val="24"/>
-          <w:szCs w:val="24"/>
-        </w:rPr>
-        <w:t xml:space="preserve"> </w:t>
+      <w:bookmarkStart w:id="16" w:name="_Toc200322992"/>
+      <w:r>
+        <w:rPr>
+          <w:rFonts w:ascii="Times" w:hAnsi="Times" w:cs="Times"/>
+          <w:sz w:val="24"/>
+          <w:szCs w:val="24"/>
+        </w:rPr>
+        <w:lastRenderedPageBreak/>
+        <w:t xml:space="preserve">Exemplos de como o processo de ordenação acontece. </w:t>
       </w:r>
       <w:r>
         <w:rPr>
@@ -5881,6 +7316,7 @@
         </w:rPr>
         <w:t>- FALTA</w:t>
       </w:r>
+      <w:bookmarkEnd w:id="16"/>
     </w:p>
     <w:p>
       <w:pPr>
@@ -5901,7 +7337,7 @@
           <w:szCs w:val="24"/>
         </w:rPr>
       </w:pPr>
-      <w:bookmarkStart w:id="11" w:name="_Toc200304481"/>
+      <w:bookmarkStart w:id="17" w:name="_Toc200322993"/>
       <w:r>
         <w:rPr>
           <w:rFonts w:ascii="Times" w:hAnsi="Times" w:cs="Times"/>
@@ -5910,34 +7346,47 @@
         </w:rPr>
         <w:t>Implementação e Testes</w:t>
       </w:r>
-      <w:bookmarkEnd w:id="11"/>
+      <w:bookmarkEnd w:id="17"/>
     </w:p>
     <w:p>
       <w:pPr>
         <w:pStyle w:val="Titulo2Relatorio"/>
       </w:pPr>
-      <w:bookmarkStart w:id="12" w:name="_Toc200304482"/>
+      <w:bookmarkStart w:id="18" w:name="_Toc200322994"/>
       <w:r>
         <w:t>Detalhamento da implementação e decisões tomadas durante a construção do algoritmo.</w:t>
       </w:r>
-      <w:bookmarkEnd w:id="12"/>
+      <w:bookmarkEnd w:id="18"/>
       <w:r>
         <w:t xml:space="preserve"> </w:t>
       </w:r>
-      <w:r>
-        <w:t>- FALTA</w:t>
-      </w:r>
-    </w:p>
-    <w:p/>
+    </w:p>
+    <w:p>
+      <w:pPr>
+        <w:pStyle w:val="NormalRelatorio"/>
+      </w:pPr>
+      <w:r>
+        <w:t xml:space="preserve">Durante a estruturação e adaptação do algoritmo de ordenação </w:t>
+      </w:r>
+      <w:r>
+        <w:rPr>
+          <w:i/>
+        </w:rPr>
+        <w:t>Heap</w:t>
+      </w:r>
+      <w:r>
+        <w:t>sort no código em linguagem C fornecida em aula, tivemos de reformular-lo baseando nas referências a seguir.</w:t>
+      </w:r>
+    </w:p>
     <w:p>
       <w:pPr>
         <w:pStyle w:val="Titulo3Relatorio"/>
       </w:pPr>
-      <w:bookmarkStart w:id="13" w:name="_Toc200304483"/>
+      <w:bookmarkStart w:id="19" w:name="_Toc200322995"/>
       <w:r>
         <w:t>Algoritmo da obra Estrutura de Dados Usando C</w:t>
       </w:r>
-      <w:bookmarkEnd w:id="13"/>
+      <w:bookmarkEnd w:id="19"/>
     </w:p>
     <w:p>
       <w:pPr>
@@ -5955,7 +7404,24 @@
           <w:sz w:val="24"/>
           <w:szCs w:val="24"/>
         </w:rPr>
-        <w:t>Inicialmente, seria utilizado como base a implementação do Heapsort exemplificado na obra “Estrutura de Dados Usando C”. Utilizando os seguintes procedimentos para a sua execução:</w:t>
+        <w:t xml:space="preserve">Inicialmente, seria utilizado como base a implementação do </w:t>
+      </w:r>
+      <w:r>
+        <w:rPr>
+          <w:rFonts w:ascii="Times" w:hAnsi="Times" w:cs="Times"/>
+          <w:i/>
+          <w:sz w:val="24"/>
+          <w:szCs w:val="24"/>
+        </w:rPr>
+        <w:t>Heap</w:t>
+      </w:r>
+      <w:r>
+        <w:rPr>
+          <w:rFonts w:ascii="Times" w:hAnsi="Times" w:cs="Times"/>
+          <w:sz w:val="24"/>
+          <w:szCs w:val="24"/>
+        </w:rPr>
+        <w:t>sort exemplificado na obra “Estrutura de Dados Usando C”. Utilizando os seguintes procedimentos para a sua execução:</w:t>
       </w:r>
     </w:p>
     <w:p>
@@ -6028,7 +7494,16 @@
           <w:sz w:val="24"/>
           <w:szCs w:val="24"/>
         </w:rPr>
-        <w:t>adjustheap</w:t>
+        <w:t>adjust</w:t>
+      </w:r>
+      <w:r>
+        <w:rPr>
+          <w:rFonts w:ascii="Times" w:hAnsi="Times" w:cs="Times"/>
+          <w:i/>
+          <w:sz w:val="24"/>
+          <w:szCs w:val="24"/>
+        </w:rPr>
+        <w:t>heap</w:t>
       </w:r>
     </w:p>
     <w:p>
@@ -6078,7 +7553,25 @@
           <w:sz w:val="24"/>
           <w:szCs w:val="24"/>
         </w:rPr>
-        <w:t>heapsort</w:t>
+        <w:t>heap</w:t>
+      </w:r>
+      <w:r>
+        <w:rPr>
+          <w:rFonts w:ascii="Times" w:hAnsi="Times" w:cs="Times"/>
+          <w:i/>
+          <w:sz w:val="24"/>
+          <w:szCs w:val="24"/>
+        </w:rPr>
+        <w:t>sort</w:t>
+      </w:r>
+      <w:r>
+        <w:rPr>
+          <w:rFonts w:ascii="Times" w:hAnsi="Times" w:cs="Times"/>
+          <w:i/>
+          <w:sz w:val="24"/>
+          <w:szCs w:val="24"/>
+        </w:rPr>
+        <w:t xml:space="preserve"> -</w:t>
       </w:r>
     </w:p>
     <w:p>
@@ -6105,6 +7598,15 @@
         </w:rPr>
         <w:t>printArray</w:t>
       </w:r>
+      <w:r>
+        <w:rPr>
+          <w:rFonts w:ascii="Times" w:hAnsi="Times" w:cs="Times"/>
+          <w:i/>
+          <w:sz w:val="24"/>
+          <w:szCs w:val="24"/>
+        </w:rPr>
+        <w:t xml:space="preserve"> -</w:t>
+      </w:r>
     </w:p>
     <w:p>
       <w:pPr>
@@ -6172,7 +7674,24 @@
           <w:sz w:val="24"/>
           <w:szCs w:val="24"/>
         </w:rPr>
-        <w:t xml:space="preserve"> que representa de forma implícita um heap descendente de tamanho</w:t>
+        <w:t xml:space="preserve"> que representa de forma implícita um </w:t>
+      </w:r>
+      <w:r>
+        <w:rPr>
+          <w:rFonts w:ascii="Times" w:hAnsi="Times" w:cs="Times"/>
+          <w:i/>
+          <w:sz w:val="24"/>
+          <w:szCs w:val="24"/>
+        </w:rPr>
+        <w:t>heap</w:t>
+      </w:r>
+      <w:r>
+        <w:rPr>
+          <w:rFonts w:ascii="Times" w:hAnsi="Times" w:cs="Times"/>
+          <w:sz w:val="24"/>
+          <w:szCs w:val="24"/>
+        </w:rPr>
+        <w:t xml:space="preserve"> descendente de tamanho</w:t>
       </w:r>
       <w:r>
         <w:rPr>
@@ -6299,7 +7818,24 @@
           <w:sz w:val="24"/>
           <w:szCs w:val="24"/>
         </w:rPr>
-        <w:t xml:space="preserve"> em sua posição correta na lista descendente formada através do percurso da raiz do heap (</w:t>
+        <w:t xml:space="preserve"> em sua posição correta na lista descendente formada através do percurso da raiz do </w:t>
+      </w:r>
+      <w:r>
+        <w:rPr>
+          <w:rFonts w:ascii="Times" w:hAnsi="Times" w:cs="Times"/>
+          <w:i/>
+          <w:sz w:val="24"/>
+          <w:szCs w:val="24"/>
+        </w:rPr>
+        <w:t>heap</w:t>
+      </w:r>
+      <w:r>
+        <w:rPr>
+          <w:rFonts w:ascii="Times" w:hAnsi="Times" w:cs="Times"/>
+          <w:sz w:val="24"/>
+          <w:szCs w:val="24"/>
+        </w:rPr>
+        <w:t xml:space="preserve"> (</w:t>
       </w:r>
       <m:oMath>
         <m:r>
@@ -6386,7 +7922,24 @@
           <w:sz w:val="24"/>
           <w:szCs w:val="24"/>
         </w:rPr>
-        <w:t xml:space="preserve"> se tornará um heap de tamanho </w:t>
+        <w:t xml:space="preserve"> se tornará um </w:t>
+      </w:r>
+      <w:r>
+        <w:rPr>
+          <w:rFonts w:ascii="Times" w:hAnsi="Times" w:cs="Times"/>
+          <w:i/>
+          <w:sz w:val="24"/>
+          <w:szCs w:val="24"/>
+        </w:rPr>
+        <w:t>heap</w:t>
+      </w:r>
+      <w:r>
+        <w:rPr>
+          <w:rFonts w:ascii="Times" w:hAnsi="Times" w:cs="Times"/>
+          <w:sz w:val="24"/>
+          <w:szCs w:val="24"/>
+        </w:rPr>
+        <w:t xml:space="preserve"> de tamanho </w:t>
       </w:r>
       <m:oMath>
         <m:r>
@@ -6531,8 +8084,167 @@
           <w:sz w:val="24"/>
           <w:szCs w:val="24"/>
         </w:rPr>
-        <w:t xml:space="preserve"> é inserido como seu elemento filho). À medida que cada elemento menor </w:t>
-      </w:r>
+        <w:t xml:space="preserve"> é inserido como seu elemento filho). À medida que cada elemento menor que </w:t>
+      </w:r>
+      <w:r>
+        <w:rPr>
+          <w:rFonts w:ascii="Times" w:eastAsiaTheme="minorEastAsia" w:hAnsi="Times" w:cs="Times"/>
+          <w:i/>
+          <w:sz w:val="24"/>
+          <w:szCs w:val="24"/>
+        </w:rPr>
+        <w:t>elt</w:t>
+      </w:r>
+      <w:r>
+        <w:rPr>
+          <w:rFonts w:ascii="Times" w:eastAsiaTheme="minorEastAsia" w:hAnsi="Times" w:cs="Times"/>
+          <w:sz w:val="24"/>
+          <w:szCs w:val="24"/>
+        </w:rPr>
+        <w:t xml:space="preserve"> </w:t>
+      </w:r>
+      <w:r>
+        <w:rPr>
+          <w:rFonts w:ascii="Times" w:eastAsiaTheme="minorEastAsia" w:hAnsi="Times" w:cs="Times"/>
+          <w:sz w:val="24"/>
+          <w:szCs w:val="24"/>
+        </w:rPr>
+        <w:t>for</w:t>
+      </w:r>
+      <w:r>
+        <w:rPr>
+          <w:rFonts w:ascii="Times" w:eastAsiaTheme="minorEastAsia" w:hAnsi="Times" w:cs="Times"/>
+          <w:sz w:val="24"/>
+          <w:szCs w:val="24"/>
+        </w:rPr>
+        <w:t xml:space="preserve"> visitado durante o percurso, esse elemento será movido á um nível abaixo na árvore</w:t>
+      </w:r>
+      <w:r>
+        <w:rPr>
+          <w:rFonts w:ascii="Times" w:eastAsiaTheme="minorEastAsia" w:hAnsi="Times" w:cs="Times"/>
+          <w:sz w:val="24"/>
+          <w:szCs w:val="24"/>
+        </w:rPr>
+        <w:t xml:space="preserve"> para ceder espaço para </w:t>
+      </w:r>
+      <w:r>
+        <w:rPr>
+          <w:rFonts w:ascii="Times" w:eastAsiaTheme="minorEastAsia" w:hAnsi="Times" w:cs="Times"/>
+          <w:i/>
+          <w:sz w:val="24"/>
+          <w:szCs w:val="24"/>
+        </w:rPr>
+        <w:t>elt</w:t>
+      </w:r>
+      <w:r>
+        <w:rPr>
+          <w:rFonts w:ascii="Times" w:eastAsiaTheme="minorEastAsia" w:hAnsi="Times" w:cs="Times"/>
+          <w:sz w:val="24"/>
+          <w:szCs w:val="24"/>
+        </w:rPr>
+        <w:t>.</w:t>
+      </w:r>
+    </w:p>
+    <w:p>
+      <w:pPr>
+        <w:jc w:val="both"/>
+        <w:rPr>
+          <w:rFonts w:ascii="Times" w:eastAsiaTheme="minorEastAsia" w:hAnsi="Times" w:cs="Times"/>
+          <w:sz w:val="24"/>
+          <w:szCs w:val="24"/>
+        </w:rPr>
+      </w:pPr>
+      <w:r>
+        <w:rPr>
+          <w:rFonts w:ascii="Times" w:eastAsiaTheme="minorEastAsia" w:hAnsi="Times" w:cs="Times"/>
+          <w:sz w:val="24"/>
+          <w:szCs w:val="24"/>
+        </w:rPr>
+        <w:t xml:space="preserve">** Esse deslocamento é necessário, pois nesse exemplo de algoritmo </w:t>
+      </w:r>
+      <w:r>
+        <w:rPr>
+          <w:rFonts w:ascii="Times" w:eastAsiaTheme="minorEastAsia" w:hAnsi="Times" w:cs="Times"/>
+          <w:sz w:val="24"/>
+          <w:szCs w:val="24"/>
+        </w:rPr>
+        <w:t xml:space="preserve">da </w:t>
+      </w:r>
+      <w:r>
+        <w:rPr>
+          <w:rFonts w:ascii="Times" w:eastAsiaTheme="minorEastAsia" w:hAnsi="Times" w:cs="Times"/>
+          <w:sz w:val="24"/>
+          <w:szCs w:val="24"/>
+        </w:rPr>
+        <w:t>obra</w:t>
+      </w:r>
+      <w:r>
+        <w:rPr>
+          <w:rFonts w:ascii="Times" w:eastAsiaTheme="minorEastAsia" w:hAnsi="Times" w:cs="Times"/>
+          <w:sz w:val="24"/>
+          <w:szCs w:val="24"/>
+        </w:rPr>
+        <w:t xml:space="preserve"> “Estrutura de Dados Usando C”</w:t>
+      </w:r>
+      <w:r>
+        <w:rPr>
+          <w:rFonts w:ascii="Times" w:eastAsiaTheme="minorEastAsia" w:hAnsi="Times" w:cs="Times"/>
+          <w:sz w:val="24"/>
+          <w:szCs w:val="24"/>
+        </w:rPr>
+        <w:t xml:space="preserve">, está sendo utilizada uma representação seqüencial ao invés de uma representação </w:t>
+      </w:r>
+      <w:r>
+        <w:rPr>
+          <w:rFonts w:ascii="Times" w:eastAsiaTheme="minorEastAsia" w:hAnsi="Times" w:cs="Times"/>
+          <w:sz w:val="24"/>
+          <w:szCs w:val="24"/>
+        </w:rPr>
+        <w:t>vinculada a</w:t>
+      </w:r>
+      <w:r>
+        <w:rPr>
+          <w:rFonts w:ascii="Times" w:eastAsiaTheme="minorEastAsia" w:hAnsi="Times" w:cs="Times"/>
+          <w:sz w:val="24"/>
+          <w:szCs w:val="24"/>
+        </w:rPr>
+        <w:t xml:space="preserve"> árvore binária.</w:t>
+      </w:r>
+      <w:r>
+        <w:rPr>
+          <w:rFonts w:ascii="Times" w:eastAsiaTheme="minorEastAsia" w:hAnsi="Times" w:cs="Times"/>
+          <w:sz w:val="24"/>
+          <w:szCs w:val="24"/>
+        </w:rPr>
+        <w:t xml:space="preserve"> Contudo, um novo elemento não pode ser inserido entre dois elementos já existentes sem deslocar/reposicionar elementos existentes com </w:t>
+      </w:r>
+      <w:r>
+        <w:rPr>
+          <w:rFonts w:ascii="Times" w:eastAsiaTheme="minorEastAsia" w:hAnsi="Times" w:cs="Times"/>
+          <w:i/>
+          <w:sz w:val="24"/>
+          <w:szCs w:val="24"/>
+        </w:rPr>
+        <w:t>pqinsert(dpq, k, elt)</w:t>
+      </w:r>
+      <w:r>
+        <w:rPr>
+          <w:rFonts w:ascii="Times" w:eastAsiaTheme="minorEastAsia" w:hAnsi="Times" w:cs="Times"/>
+          <w:sz w:val="24"/>
+          <w:szCs w:val="24"/>
+        </w:rPr>
+        <w:t>.</w:t>
+      </w:r>
+    </w:p>
+    <w:p>
+      <w:pPr>
+        <w:jc w:val="both"/>
+        <w:rPr>
+          <w:rFonts w:ascii="Times" w:eastAsiaTheme="minorEastAsia" w:hAnsi="Times" w:cs="Times"/>
+          <w:sz w:val="24"/>
+          <w:szCs w:val="24"/>
+        </w:rPr>
+      </w:pPr>
       <w:r>
         <w:rPr>
           <w:rFonts w:ascii="Times" w:eastAsiaTheme="minorEastAsia" w:hAnsi="Times" w:cs="Times"/>
@@ -6540,173 +8252,6 @@
           <w:szCs w:val="24"/>
         </w:rPr>
         <w:lastRenderedPageBreak/>
-        <w:t xml:space="preserve">que </w:t>
-      </w:r>
-      <w:r>
-        <w:rPr>
-          <w:rFonts w:ascii="Times" w:eastAsiaTheme="minorEastAsia" w:hAnsi="Times" w:cs="Times"/>
-          <w:i/>
-          <w:sz w:val="24"/>
-          <w:szCs w:val="24"/>
-        </w:rPr>
-        <w:t>elt</w:t>
-      </w:r>
-      <w:r>
-        <w:rPr>
-          <w:rFonts w:ascii="Times" w:eastAsiaTheme="minorEastAsia" w:hAnsi="Times" w:cs="Times"/>
-          <w:sz w:val="24"/>
-          <w:szCs w:val="24"/>
-        </w:rPr>
-        <w:t xml:space="preserve"> </w:t>
-      </w:r>
-      <w:r>
-        <w:rPr>
-          <w:rFonts w:ascii="Times" w:eastAsiaTheme="minorEastAsia" w:hAnsi="Times" w:cs="Times"/>
-          <w:sz w:val="24"/>
-          <w:szCs w:val="24"/>
-        </w:rPr>
-        <w:t>for</w:t>
-      </w:r>
-      <w:r>
-        <w:rPr>
-          <w:rFonts w:ascii="Times" w:eastAsiaTheme="minorEastAsia" w:hAnsi="Times" w:cs="Times"/>
-          <w:sz w:val="24"/>
-          <w:szCs w:val="24"/>
-        </w:rPr>
-        <w:t xml:space="preserve"> visitado durante o percurso, esse elemento será movido á um nível abaixo na árvore</w:t>
-      </w:r>
-      <w:r>
-        <w:rPr>
-          <w:rFonts w:ascii="Times" w:eastAsiaTheme="minorEastAsia" w:hAnsi="Times" w:cs="Times"/>
-          <w:sz w:val="24"/>
-          <w:szCs w:val="24"/>
-        </w:rPr>
-        <w:t xml:space="preserve"> para ceder espaço para </w:t>
-      </w:r>
-      <w:r>
-        <w:rPr>
-          <w:rFonts w:ascii="Times" w:eastAsiaTheme="minorEastAsia" w:hAnsi="Times" w:cs="Times"/>
-          <w:i/>
-          <w:sz w:val="24"/>
-          <w:szCs w:val="24"/>
-        </w:rPr>
-        <w:t>elt</w:t>
-      </w:r>
-      <w:r>
-        <w:rPr>
-          <w:rFonts w:ascii="Times" w:eastAsiaTheme="minorEastAsia" w:hAnsi="Times" w:cs="Times"/>
-          <w:sz w:val="24"/>
-          <w:szCs w:val="24"/>
-        </w:rPr>
-        <w:t>.</w:t>
-      </w:r>
-    </w:p>
-    <w:p>
-      <w:pPr>
-        <w:jc w:val="both"/>
-        <w:rPr>
-          <w:rFonts w:ascii="Times" w:eastAsiaTheme="minorEastAsia" w:hAnsi="Times" w:cs="Times"/>
-          <w:sz w:val="24"/>
-          <w:szCs w:val="24"/>
-        </w:rPr>
-      </w:pPr>
-      <w:r>
-        <w:rPr>
-          <w:rFonts w:ascii="Times" w:eastAsiaTheme="minorEastAsia" w:hAnsi="Times" w:cs="Times"/>
-          <w:sz w:val="24"/>
-          <w:szCs w:val="24"/>
-        </w:rPr>
-        <w:t xml:space="preserve">** Esse deslocamento é necessário, pois nesse exemplo de algoritmo </w:t>
-      </w:r>
-      <w:r>
-        <w:rPr>
-          <w:rFonts w:ascii="Times" w:eastAsiaTheme="minorEastAsia" w:hAnsi="Times" w:cs="Times"/>
-          <w:sz w:val="24"/>
-          <w:szCs w:val="24"/>
-        </w:rPr>
-        <w:t xml:space="preserve">da </w:t>
-      </w:r>
-      <w:r>
-        <w:rPr>
-          <w:rFonts w:ascii="Times" w:eastAsiaTheme="minorEastAsia" w:hAnsi="Times" w:cs="Times"/>
-          <w:sz w:val="24"/>
-          <w:szCs w:val="24"/>
-        </w:rPr>
-        <w:t>obra</w:t>
-      </w:r>
-      <w:r>
-        <w:rPr>
-          <w:rFonts w:ascii="Times" w:eastAsiaTheme="minorEastAsia" w:hAnsi="Times" w:cs="Times"/>
-          <w:sz w:val="24"/>
-          <w:szCs w:val="24"/>
-        </w:rPr>
-        <w:t xml:space="preserve"> “Estrutura de Dados Usando C”</w:t>
-      </w:r>
-      <w:r>
-        <w:rPr>
-          <w:rFonts w:ascii="Times" w:eastAsiaTheme="minorEastAsia" w:hAnsi="Times" w:cs="Times"/>
-          <w:sz w:val="24"/>
-          <w:szCs w:val="24"/>
-        </w:rPr>
-        <w:t xml:space="preserve">, está sendo utilizada uma representação seqüencial ao invés de uma representação </w:t>
-      </w:r>
-      <w:r>
-        <w:rPr>
-          <w:rFonts w:ascii="Times" w:eastAsiaTheme="minorEastAsia" w:hAnsi="Times" w:cs="Times"/>
-          <w:sz w:val="24"/>
-          <w:szCs w:val="24"/>
-        </w:rPr>
-        <w:t>vinculada a</w:t>
-      </w:r>
-      <w:r>
-        <w:rPr>
-          <w:rFonts w:ascii="Times" w:eastAsiaTheme="minorEastAsia" w:hAnsi="Times" w:cs="Times"/>
-          <w:sz w:val="24"/>
-          <w:szCs w:val="24"/>
-        </w:rPr>
-        <w:t xml:space="preserve"> árvore binária.</w:t>
-      </w:r>
-      <w:r>
-        <w:rPr>
-          <w:rFonts w:ascii="Times" w:eastAsiaTheme="minorEastAsia" w:hAnsi="Times" w:cs="Times"/>
-          <w:sz w:val="24"/>
-          <w:szCs w:val="24"/>
-        </w:rPr>
-        <w:t xml:space="preserve"> Contudo, um novo elemento não pode ser inserido entre dois elementos já existentes sem deslocar/reposicionar elementos existentes com </w:t>
-      </w:r>
-      <w:r>
-        <w:rPr>
-          <w:rFonts w:ascii="Times" w:eastAsiaTheme="minorEastAsia" w:hAnsi="Times" w:cs="Times"/>
-          <w:i/>
-          <w:sz w:val="24"/>
-          <w:szCs w:val="24"/>
-        </w:rPr>
-        <w:t>pqinsert(dpq, k, elt)</w:t>
-      </w:r>
-      <w:r>
-        <w:rPr>
-          <w:rFonts w:ascii="Times" w:eastAsiaTheme="minorEastAsia" w:hAnsi="Times" w:cs="Times"/>
-          <w:sz w:val="24"/>
-          <w:szCs w:val="24"/>
-        </w:rPr>
-        <w:t>.</w:t>
-      </w:r>
-    </w:p>
-    <w:p>
-      <w:pPr>
-        <w:jc w:val="both"/>
-        <w:rPr>
-          <w:rFonts w:ascii="Times" w:eastAsiaTheme="minorEastAsia" w:hAnsi="Times" w:cs="Times"/>
-          <w:sz w:val="24"/>
-          <w:szCs w:val="24"/>
-        </w:rPr>
-      </w:pPr>
-      <w:r>
-        <w:rPr>
-          <w:rFonts w:ascii="Times" w:eastAsiaTheme="minorEastAsia" w:hAnsi="Times" w:cs="Times"/>
-          <w:sz w:val="24"/>
-          <w:szCs w:val="24"/>
-        </w:rPr>
         <w:t>O seguinte algoritmo deverá ser implementado:</w:t>
       </w:r>
     </w:p>
@@ -7077,7 +8622,20 @@
         <w:rPr>
           <w:rFonts w:eastAsiaTheme="minorEastAsia"/>
         </w:rPr>
-        <w:t xml:space="preserve"> para um heap descendente de tamanho </w:t>
+        <w:t xml:space="preserve"> para um </w:t>
+      </w:r>
+      <w:r>
+        <w:rPr>
+          <w:rFonts w:eastAsiaTheme="minorEastAsia"/>
+          <w:i/>
+        </w:rPr>
+        <w:t>heap</w:t>
+      </w:r>
+      <w:r>
+        <w:rPr>
+          <w:rFonts w:eastAsiaTheme="minorEastAsia"/>
+        </w:rPr>
+        <w:t xml:space="preserve"> descendente de tamanho </w:t>
       </w:r>
       <m:oMath>
         <m:r>
@@ -7146,7 +8704,20 @@
         <w:rPr>
           <w:rFonts w:eastAsiaTheme="minorEastAsia"/>
         </w:rPr>
-        <w:t xml:space="preserve">, como a subárvore (do heap descendente) enraizada na posição </w:t>
+        <w:t xml:space="preserve">, como a subárvore (do </w:t>
+      </w:r>
+      <w:r>
+        <w:rPr>
+          <w:rFonts w:eastAsiaTheme="minorEastAsia"/>
+          <w:i/>
+        </w:rPr>
+        <w:t>heap</w:t>
+      </w:r>
+      <w:r>
+        <w:rPr>
+          <w:rFonts w:eastAsiaTheme="minorEastAsia"/>
+        </w:rPr>
+        <w:t xml:space="preserve"> descendente) enraizada na posição </w:t>
       </w:r>
       <m:oMath>
         <m:r>
@@ -7653,7 +9224,24 @@
           <w:sz w:val="24"/>
           <w:szCs w:val="24"/>
         </w:rPr>
-        <w:t xml:space="preserve">, observa-se que o elemento máximo sempre está na posição-raiz de um heap descendente de </w:t>
+        <w:t xml:space="preserve">, observa-se que o elemento máximo sempre está na posição-raiz de um </w:t>
+      </w:r>
+      <w:r>
+        <w:rPr>
+          <w:rFonts w:ascii="Times" w:hAnsi="Times" w:cs="Times"/>
+          <w:i/>
+          <w:sz w:val="24"/>
+          <w:szCs w:val="24"/>
+        </w:rPr>
+        <w:t>heap</w:t>
+      </w:r>
+      <w:r>
+        <w:rPr>
+          <w:rFonts w:ascii="Times" w:hAnsi="Times" w:cs="Times"/>
+          <w:sz w:val="24"/>
+          <w:szCs w:val="24"/>
+        </w:rPr>
+        <w:t xml:space="preserve"> descendente de </w:t>
       </w:r>
       <m:oMath>
         <m:r>
@@ -7671,16 +9259,7 @@
           <w:sz w:val="24"/>
           <w:szCs w:val="24"/>
         </w:rPr>
-        <w:t xml:space="preserve"> elementos. Quando este mesmo elemento é </w:t>
-      </w:r>
-      <w:r>
-        <w:rPr>
-          <w:rFonts w:ascii="Times" w:eastAsiaTheme="minorEastAsia" w:hAnsi="Times" w:cs="Times"/>
-          <w:sz w:val="24"/>
-          <w:szCs w:val="24"/>
-        </w:rPr>
-        <w:lastRenderedPageBreak/>
-        <w:t xml:space="preserve">removido, os </w:t>
+        <w:t xml:space="preserve"> elementos. Quando este mesmo elemento é removido, os </w:t>
       </w:r>
       <m:oMath>
         <m:r>
@@ -7791,7 +9370,24 @@
           <w:sz w:val="24"/>
           <w:szCs w:val="24"/>
         </w:rPr>
-        <w:t xml:space="preserve"> continue um heap descendente.</w:t>
+        <w:t xml:space="preserve"> continue um </w:t>
+      </w:r>
+      <w:r>
+        <w:rPr>
+          <w:rFonts w:ascii="Times" w:eastAsiaTheme="minorEastAsia" w:hAnsi="Times" w:cs="Times"/>
+          <w:i/>
+          <w:sz w:val="24"/>
+          <w:szCs w:val="24"/>
+        </w:rPr>
+        <w:t>heap</w:t>
+      </w:r>
+      <w:r>
+        <w:rPr>
+          <w:rFonts w:ascii="Times" w:eastAsiaTheme="minorEastAsia" w:hAnsi="Times" w:cs="Times"/>
+          <w:sz w:val="24"/>
+          <w:szCs w:val="24"/>
+        </w:rPr>
+        <w:t xml:space="preserve"> descendente.</w:t>
       </w:r>
     </w:p>
     <w:p>
@@ -7819,7 +9415,25 @@
           <w:sz w:val="24"/>
           <w:szCs w:val="24"/>
         </w:rPr>
-        <w:t>adjustheap(root,p)</w:t>
+        <w:t>adjust</w:t>
+      </w:r>
+      <w:r>
+        <w:rPr>
+          <w:rFonts w:ascii="Times" w:eastAsiaTheme="minorEastAsia" w:hAnsi="Times" w:cs="Times"/>
+          <w:i/>
+          <w:sz w:val="24"/>
+          <w:szCs w:val="24"/>
+        </w:rPr>
+        <w:t>heap</w:t>
+      </w:r>
+      <w:r>
+        <w:rPr>
+          <w:rFonts w:ascii="Times" w:eastAsiaTheme="minorEastAsia" w:hAnsi="Times" w:cs="Times"/>
+          <w:i/>
+          <w:sz w:val="24"/>
+          <w:szCs w:val="24"/>
+        </w:rPr>
+        <w:t>(root,p)</w:t>
       </w:r>
       <w:r>
         <w:rPr>
@@ -8004,7 +9618,24 @@
           <w:sz w:val="24"/>
           <w:szCs w:val="24"/>
         </w:rPr>
-        <w:t xml:space="preserve"> forme um heap descendente. Assim, para implementar </w:t>
+        <w:t xml:space="preserve"> forme um </w:t>
+      </w:r>
+      <w:r>
+        <w:rPr>
+          <w:rFonts w:ascii="Times" w:eastAsiaTheme="minorEastAsia" w:hAnsi="Times" w:cs="Times"/>
+          <w:i/>
+          <w:sz w:val="24"/>
+          <w:szCs w:val="24"/>
+        </w:rPr>
+        <w:t>heap</w:t>
+      </w:r>
+      <w:r>
+        <w:rPr>
+          <w:rFonts w:ascii="Times" w:eastAsiaTheme="minorEastAsia" w:hAnsi="Times" w:cs="Times"/>
+          <w:sz w:val="24"/>
+          <w:szCs w:val="24"/>
+        </w:rPr>
+        <w:t xml:space="preserve"> descendente. Assim, para implementar </w:t>
       </w:r>
       <w:r>
         <w:rPr>
@@ -8021,7 +9652,24 @@
           <w:sz w:val="24"/>
           <w:szCs w:val="24"/>
         </w:rPr>
-        <w:t xml:space="preserve"> para um heap descendente de </w:t>
+        <w:t xml:space="preserve"> para um </w:t>
+      </w:r>
+      <w:r>
+        <w:rPr>
+          <w:rFonts w:ascii="Times" w:eastAsiaTheme="minorEastAsia" w:hAnsi="Times" w:cs="Times"/>
+          <w:i/>
+          <w:sz w:val="24"/>
+          <w:szCs w:val="24"/>
+        </w:rPr>
+        <w:t>heap</w:t>
+      </w:r>
+      <w:r>
+        <w:rPr>
+          <w:rFonts w:ascii="Times" w:eastAsiaTheme="minorEastAsia" w:hAnsi="Times" w:cs="Times"/>
+          <w:sz w:val="24"/>
+          <w:szCs w:val="24"/>
+        </w:rPr>
+        <w:t xml:space="preserve"> descendente de </w:t>
       </w:r>
       <m:oMath>
         <m:r>
@@ -8075,6 +9723,7 @@
           <w:sz w:val="20"/>
           <w:szCs w:val="24"/>
         </w:rPr>
+        <w:lastRenderedPageBreak/>
         <w:t>{</w:t>
       </w:r>
     </w:p>
@@ -8099,7 +9748,16 @@
         <w:pStyle w:val="Codigo"/>
       </w:pPr>
       <w:r>
-        <w:t xml:space="preserve">    adjustheap(dpq, 0, k - 1);</w:t>
+        <w:t xml:space="preserve">    adjust</w:t>
+      </w:r>
+      <w:r>
+        <w:rPr>
+          <w:i/>
+        </w:rPr>
+        <w:t>heap</w:t>
+      </w:r>
+      <w:r>
+        <w:t>(dpq, 0, k - 1);</w:t>
       </w:r>
     </w:p>
     <w:p>
@@ -8133,7 +9791,16 @@
         <w:pStyle w:val="NormalRelatorio"/>
       </w:pPr>
       <w:r>
-        <w:t xml:space="preserve">Em um heap descendente, tanto o elemento-raiz e um outro elemento posicionado em qualquer posição </w:t>
+        <w:t xml:space="preserve">Em um </w:t>
+      </w:r>
+      <w:r>
+        <w:rPr>
+          <w:i/>
+        </w:rPr>
+        <w:t>heap</w:t>
+      </w:r>
+      <w:r>
+        <w:t xml:space="preserve"> descendente, tanto o elemento-raiz e um outro elemento posicionado em qualquer posição </w:t>
       </w:r>
       <m:oMath>
         <m:r>
@@ -8432,7 +10099,24 @@
           <w:sz w:val="24"/>
           <w:szCs w:val="24"/>
         </w:rPr>
-        <w:t xml:space="preserve">, observa-se que o elemento máximo sempre está na posição-raiz de um heap descendente de </w:t>
+        <w:t xml:space="preserve">, observa-se que o elemento máximo sempre está na posição-raiz de um </w:t>
+      </w:r>
+      <w:r>
+        <w:rPr>
+          <w:rFonts w:ascii="Times" w:hAnsi="Times" w:cs="Times"/>
+          <w:i/>
+          <w:sz w:val="24"/>
+          <w:szCs w:val="24"/>
+        </w:rPr>
+        <w:t>heap</w:t>
+      </w:r>
+      <w:r>
+        <w:rPr>
+          <w:rFonts w:ascii="Times" w:hAnsi="Times" w:cs="Times"/>
+          <w:sz w:val="24"/>
+          <w:szCs w:val="24"/>
+        </w:rPr>
+        <w:t xml:space="preserve"> descendente de </w:t>
       </w:r>
       <m:oMath>
         <m:r>
@@ -8561,7 +10245,24 @@
           <w:sz w:val="24"/>
           <w:szCs w:val="24"/>
         </w:rPr>
-        <w:t xml:space="preserve"> continue um heap descendente.</w:t>
+        <w:t xml:space="preserve"> continue um </w:t>
+      </w:r>
+      <w:r>
+        <w:rPr>
+          <w:rFonts w:ascii="Times" w:eastAsiaTheme="minorEastAsia" w:hAnsi="Times" w:cs="Times"/>
+          <w:i/>
+          <w:sz w:val="24"/>
+          <w:szCs w:val="24"/>
+        </w:rPr>
+        <w:t>heap</w:t>
+      </w:r>
+      <w:r>
+        <w:rPr>
+          <w:rFonts w:ascii="Times" w:eastAsiaTheme="minorEastAsia" w:hAnsi="Times" w:cs="Times"/>
+          <w:sz w:val="24"/>
+          <w:szCs w:val="24"/>
+        </w:rPr>
+        <w:t xml:space="preserve"> descendente.</w:t>
       </w:r>
     </w:p>
     <w:p>
@@ -8569,7 +10270,10 @@
         <w:pStyle w:val="Titulo4Relatorio"/>
       </w:pPr>
       <w:r>
-        <w:t>ADJUSTHEAP</w:t>
+        <w:t>ADJUST</w:t>
+      </w:r>
+      <w:r>
+        <w:t>HEAP</w:t>
       </w:r>
     </w:p>
     <w:p>
@@ -8597,15 +10301,41 @@
           <w:sz w:val="24"/>
           <w:szCs w:val="24"/>
         </w:rPr>
-        <w:t>adjustheap</w:t>
-      </w:r>
-      <w:r>
-        <w:rPr>
-          <w:rFonts w:ascii="Times" w:hAnsi="Times" w:cs="Times"/>
-          <w:sz w:val="24"/>
-          <w:szCs w:val="24"/>
-        </w:rPr>
-        <w:t xml:space="preserve">, observa-se que o elemento máximo sempre está na posição-raiz de um heap descendente de </w:t>
+        <w:t>adjust</w:t>
+      </w:r>
+      <w:r>
+        <w:rPr>
+          <w:rFonts w:ascii="Times" w:hAnsi="Times" w:cs="Times"/>
+          <w:i/>
+          <w:sz w:val="24"/>
+          <w:szCs w:val="24"/>
+        </w:rPr>
+        <w:t>heap</w:t>
+      </w:r>
+      <w:r>
+        <w:rPr>
+          <w:rFonts w:ascii="Times" w:hAnsi="Times" w:cs="Times"/>
+          <w:sz w:val="24"/>
+          <w:szCs w:val="24"/>
+        </w:rPr>
+        <w:t xml:space="preserve">, observa-se que o elemento máximo sempre está na posição-raiz de um </w:t>
+      </w:r>
+      <w:r>
+        <w:rPr>
+          <w:rFonts w:ascii="Times" w:hAnsi="Times" w:cs="Times"/>
+          <w:i/>
+          <w:sz w:val="24"/>
+          <w:szCs w:val="24"/>
+        </w:rPr>
+        <w:t>heap</w:t>
+      </w:r>
+      <w:r>
+        <w:rPr>
+          <w:rFonts w:ascii="Times" w:hAnsi="Times" w:cs="Times"/>
+          <w:sz w:val="24"/>
+          <w:szCs w:val="24"/>
+        </w:rPr>
+        <w:t xml:space="preserve"> descendente de </w:t>
       </w:r>
       <m:oMath>
         <m:r>
@@ -8734,7 +10464,24 @@
           <w:sz w:val="24"/>
           <w:szCs w:val="24"/>
         </w:rPr>
-        <w:t xml:space="preserve"> continue um heap descendente.</w:t>
+        <w:t xml:space="preserve"> continue um </w:t>
+      </w:r>
+      <w:r>
+        <w:rPr>
+          <w:rFonts w:ascii="Times" w:eastAsiaTheme="minorEastAsia" w:hAnsi="Times" w:cs="Times"/>
+          <w:i/>
+          <w:sz w:val="24"/>
+          <w:szCs w:val="24"/>
+        </w:rPr>
+        <w:t>heap</w:t>
+      </w:r>
+      <w:r>
+        <w:rPr>
+          <w:rFonts w:ascii="Times" w:eastAsiaTheme="minorEastAsia" w:hAnsi="Times" w:cs="Times"/>
+          <w:sz w:val="24"/>
+          <w:szCs w:val="24"/>
+        </w:rPr>
+        <w:t xml:space="preserve"> descendente.</w:t>
       </w:r>
     </w:p>
     <w:p>
@@ -8742,8 +10489,10 @@
         <w:pStyle w:val="Titulo4Relatorio"/>
       </w:pPr>
       <w:r>
-        <w:lastRenderedPageBreak/>
-        <w:t>HEAPSORT</w:t>
+        <w:t>HEAP</w:t>
+      </w:r>
+      <w:r>
+        <w:t>SORT</w:t>
       </w:r>
     </w:p>
     <w:p>
@@ -8762,7 +10511,33 @@
           <w:sz w:val="24"/>
           <w:szCs w:val="24"/>
         </w:rPr>
-        <w:t>HHDHUEUHDUEHDEUFHUEHRUEH</w:t>
+        <w:t xml:space="preserve">Para o procedimento </w:t>
+      </w:r>
+      <w:r>
+        <w:rPr>
+          <w:rFonts w:ascii="Times" w:hAnsi="Times" w:cs="Times"/>
+          <w:i/>
+          <w:sz w:val="24"/>
+          <w:szCs w:val="24"/>
+        </w:rPr>
+        <w:t>heap</w:t>
+      </w:r>
+      <w:r>
+        <w:rPr>
+          <w:rFonts w:ascii="Times" w:hAnsi="Times" w:cs="Times"/>
+          <w:i/>
+          <w:sz w:val="24"/>
+          <w:szCs w:val="24"/>
+        </w:rPr>
+        <w:t>sort</w:t>
+      </w:r>
+      <w:r>
+        <w:rPr>
+          <w:rFonts w:ascii="Times" w:hAnsi="Times" w:cs="Times"/>
+          <w:sz w:val="24"/>
+          <w:szCs w:val="24"/>
+        </w:rPr>
+        <w:t>, observa-se que o ...</w:t>
       </w:r>
     </w:p>
     <w:p>
@@ -8778,18 +10553,35 @@
         <w:ind w:firstLine="708"/>
         <w:jc w:val="both"/>
         <w:rPr>
-          <w:rFonts w:ascii="Times" w:hAnsi="Times" w:cs="Times"/>
-          <w:sz w:val="24"/>
-          <w:szCs w:val="24"/>
-        </w:rPr>
-      </w:pPr>
-      <w:r>
-        <w:rPr>
-          <w:rFonts w:ascii="Times" w:hAnsi="Times" w:cs="Times"/>
-          <w:sz w:val="24"/>
-          <w:szCs w:val="24"/>
-        </w:rPr>
-        <w:t>HHDHUEUHDUEHDEUFHUEHRUEH</w:t>
+          <w:rFonts w:ascii="Times" w:eastAsiaTheme="minorEastAsia" w:hAnsi="Times" w:cs="Times"/>
+          <w:sz w:val="24"/>
+          <w:szCs w:val="24"/>
+        </w:rPr>
+      </w:pPr>
+      <w:r>
+        <w:rPr>
+          <w:rFonts w:ascii="Times" w:hAnsi="Times" w:cs="Times"/>
+          <w:sz w:val="24"/>
+          <w:szCs w:val="24"/>
+        </w:rPr>
+        <w:t xml:space="preserve">Para o procedimento </w:t>
+      </w:r>
+      <w:r>
+        <w:rPr>
+          <w:rFonts w:ascii="Times" w:hAnsi="Times" w:cs="Times"/>
+          <w:i/>
+          <w:sz w:val="24"/>
+          <w:szCs w:val="24"/>
+        </w:rPr>
+        <w:t>printarray</w:t>
+      </w:r>
+      <w:r>
+        <w:rPr>
+          <w:rFonts w:ascii="Times" w:hAnsi="Times" w:cs="Times"/>
+          <w:sz w:val="24"/>
+          <w:szCs w:val="24"/>
+        </w:rPr>
+        <w:t>, observa-se que o ...</w:t>
       </w:r>
     </w:p>
     <w:p>
@@ -8806,11 +10598,12 @@
       <w:pPr>
         <w:pStyle w:val="Titulo3Relatorio"/>
       </w:pPr>
-      <w:bookmarkStart w:id="14" w:name="_Toc200304484"/>
-      <w:r>
+      <w:bookmarkStart w:id="20" w:name="_Toc200322996"/>
+      <w:r>
+        <w:lastRenderedPageBreak/>
         <w:t>Algoritmo do site Programmiz</w:t>
       </w:r>
-      <w:bookmarkEnd w:id="14"/>
+      <w:bookmarkEnd w:id="20"/>
     </w:p>
     <w:p>
       <w:pPr>
@@ -8855,7 +10648,16 @@
           <w:sz w:val="24"/>
           <w:szCs w:val="24"/>
         </w:rPr>
-        <w:t>heapify</w:t>
+        <w:t>heap</w:t>
+      </w:r>
+      <w:r>
+        <w:rPr>
+          <w:rFonts w:ascii="Times" w:hAnsi="Times" w:cs="Times"/>
+          <w:i/>
+          <w:sz w:val="24"/>
+          <w:szCs w:val="24"/>
+        </w:rPr>
+        <w:t>ify</w:t>
       </w:r>
     </w:p>
     <w:p>
@@ -8874,7 +10676,16 @@
           <w:sz w:val="24"/>
           <w:szCs w:val="24"/>
         </w:rPr>
-        <w:t>heapsort</w:t>
+        <w:t>heap</w:t>
+      </w:r>
+      <w:r>
+        <w:rPr>
+          <w:rFonts w:ascii="Times" w:hAnsi="Times" w:cs="Times"/>
+          <w:i/>
+          <w:sz w:val="24"/>
+          <w:szCs w:val="24"/>
+        </w:rPr>
+        <w:t>sort</w:t>
       </w:r>
     </w:p>
     <w:p>
@@ -9244,6 +11055,7 @@
         <w:pStyle w:val="Codigo"/>
       </w:pPr>
       <w:r>
+        <w:lastRenderedPageBreak/>
         <w:t xml:space="preserve">    *b = temp;</w:t>
       </w:r>
     </w:p>
@@ -9265,7 +11077,10 @@
         <w:pStyle w:val="Titulo4Relatorio"/>
       </w:pPr>
       <w:r>
-        <w:t>HEAPIFY</w:t>
+        <w:t>HEAP</w:t>
+      </w:r>
+      <w:r>
+        <w:t>IFY</w:t>
       </w:r>
     </w:p>
     <w:p>
@@ -9293,7 +11108,16 @@
           <w:sz w:val="24"/>
           <w:szCs w:val="24"/>
         </w:rPr>
-        <w:t>heapify(double* arr, long n, long i)</w:t>
+        <w:t>heap</w:t>
+      </w:r>
+      <w:r>
+        <w:rPr>
+          <w:rFonts w:ascii="Times" w:hAnsi="Times" w:cs="Times"/>
+          <w:i/>
+          <w:sz w:val="24"/>
+          <w:szCs w:val="24"/>
+        </w:rPr>
+        <w:t>ify(double* arr, long n, long i)</w:t>
       </w:r>
       <w:r>
         <w:rPr>
@@ -9309,7 +11133,16 @@
           <w:sz w:val="24"/>
           <w:szCs w:val="24"/>
         </w:rPr>
-        <w:t>que em seus parâmetros são utilizados: um ponteiro do tipo double para o array de números de entrada,  uma variável do tipo long para indicar o número total de elementos do heap</w:t>
+        <w:t xml:space="preserve">que em seus parâmetros são utilizados: um ponteiro do tipo double para o array de números de entrada,  uma variável do tipo long para indicar o número total de elementos do </w:t>
+      </w:r>
+      <w:r>
+        <w:rPr>
+          <w:rFonts w:ascii="Times" w:eastAsiaTheme="minorEastAsia" w:hAnsi="Times" w:cs="Times"/>
+          <w:i/>
+          <w:sz w:val="24"/>
+          <w:szCs w:val="24"/>
+        </w:rPr>
+        <w:t>heap</w:t>
       </w:r>
       <w:r>
         <w:rPr>
@@ -9351,7 +11184,24 @@
           <w:sz w:val="24"/>
           <w:szCs w:val="24"/>
         </w:rPr>
-        <w:t xml:space="preserve"> esteja obedecendo a propriedade do heap (verificando a hierarquia “pai é maior que seus filhos?” do elemento-pai com os seus elementos primogênitos).</w:t>
+        <w:t xml:space="preserve"> esteja obedecendo a propriedade do </w:t>
+      </w:r>
+      <w:r>
+        <w:rPr>
+          <w:rFonts w:ascii="Times" w:eastAsiaTheme="minorEastAsia" w:hAnsi="Times" w:cs="Times"/>
+          <w:i/>
+          <w:sz w:val="24"/>
+          <w:szCs w:val="24"/>
+        </w:rPr>
+        <w:t>heap</w:t>
+      </w:r>
+      <w:r>
+        <w:rPr>
+          <w:rFonts w:ascii="Times" w:eastAsiaTheme="minorEastAsia" w:hAnsi="Times" w:cs="Times"/>
+          <w:sz w:val="24"/>
+          <w:szCs w:val="24"/>
+        </w:rPr>
+        <w:t xml:space="preserve"> (verificando a hierarquia “pai é maior que seus filhos?” do elemento-pai com os seus elementos primogênitos).</w:t>
       </w:r>
     </w:p>
     <w:p>
@@ -9884,7 +11734,16 @@
         </m:r>
       </m:oMath>
       <w:r>
-        <w:t>, em outras palavras, se o valor da a raiz nao for o maior elemento(valor_maximo), prosseguir com swap(alternancia) e heapify(filtragem).</w:t>
+        <w:t xml:space="preserve">, em outras palavras, se o valor da a raiz nao for o maior elemento(valor_maximo), prosseguir com swap(alternancia) e </w:t>
+      </w:r>
+      <w:r>
+        <w:rPr>
+          <w:i/>
+        </w:rPr>
+        <w:t>heap</w:t>
+      </w:r>
+      <w:r>
+        <w:t>ify(filtragem).</w:t>
       </w:r>
       <w:r>
         <w:t xml:space="preserve"> </w:t>
@@ -10069,7 +11928,13 @@
         <w:rPr>
           <w:i/>
         </w:rPr>
-        <w:t>heapify</w:t>
+        <w:t>heap</w:t>
+      </w:r>
+      <w:r>
+        <w:rPr>
+          <w:i/>
+        </w:rPr>
+        <w:t>ify</w:t>
       </w:r>
       <w:r>
         <w:t>(</w:t>
@@ -10087,11 +11952,7 @@
         <w:t xml:space="preserve"> vai receber: </w:t>
       </w:r>
       <w:r>
-        <w:t xml:space="preserve">o </w:t>
-      </w:r>
-      <w:r>
-        <w:lastRenderedPageBreak/>
-        <w:t>array</w:t>
+        <w:t>o array</w:t>
       </w:r>
       <w:r>
         <w:t xml:space="preserve"> </w:t>
@@ -10155,7 +12016,13 @@
         <w:rPr>
           <w:i/>
         </w:rPr>
-        <w:t>heapify</w:t>
+        <w:t>heap</w:t>
+      </w:r>
+      <w:r>
+        <w:rPr>
+          <w:i/>
+        </w:rPr>
+        <w:t>ify</w:t>
       </w:r>
       <w:r>
         <w:t>(</w:t>
@@ -10173,7 +12040,13 @@
         <w:t xml:space="preserve"> </w:t>
       </w:r>
       <w:r>
-        <w:t>utilizará tais parâmetros para reestruturar o heap</w:t>
+        <w:t xml:space="preserve">utilizará tais parâmetros para reestruturar o </w:t>
+      </w:r>
+      <w:r>
+        <w:rPr>
+          <w:i/>
+        </w:rPr>
+        <w:t>heap</w:t>
       </w:r>
       <w:r>
         <w:t>,</w:t>
@@ -10196,7 +12069,16 @@
         <w:pStyle w:val="Codigo"/>
       </w:pPr>
       <w:r>
-        <w:t>//funcao da filtragem(heapify)</w:t>
+        <w:t>//funcao da filtragem(</w:t>
+      </w:r>
+      <w:r>
+        <w:rPr>
+          <w:i/>
+        </w:rPr>
+        <w:t>heap</w:t>
+      </w:r>
+      <w:r>
+        <w:t>ify)</w:t>
       </w:r>
     </w:p>
     <w:p>
@@ -10204,7 +12086,16 @@
         <w:pStyle w:val="Codigo"/>
       </w:pPr>
       <w:r>
-        <w:t>void heapify(double* arr, long n, long i)</w:t>
+        <w:t xml:space="preserve">void </w:t>
+      </w:r>
+      <w:r>
+        <w:rPr>
+          <w:i/>
+        </w:rPr>
+        <w:t>heap</w:t>
+      </w:r>
+      <w:r>
+        <w:t>ify(double* arr, long n, long i)</w:t>
       </w:r>
     </w:p>
     <w:p>
@@ -10220,6 +12111,7 @@
         <w:pStyle w:val="Codigo"/>
       </w:pPr>
       <w:r>
+        <w:lastRenderedPageBreak/>
         <w:t xml:space="preserve">    //arr eh o array</w:t>
       </w:r>
     </w:p>
@@ -10407,7 +12299,16 @@
         <w:pStyle w:val="Codigo"/>
       </w:pPr>
       <w:r>
-        <w:t xml:space="preserve">    //se a raiz nao for o maior elemento(valor_maximo), prosseguir com swap(alternancia) e heapify(filtragem).</w:t>
+        <w:t xml:space="preserve">    //se a raiz nao for o maior elemento(valor_maximo), prosseguir com swap(alternancia) e </w:t>
+      </w:r>
+      <w:r>
+        <w:rPr>
+          <w:i/>
+        </w:rPr>
+        <w:t>heap</w:t>
+      </w:r>
+      <w:r>
+        <w:t>ify(filtragem).</w:t>
       </w:r>
     </w:p>
     <w:p>
@@ -10415,6 +12316,7 @@
         <w:pStyle w:val="Codigo"/>
       </w:pPr>
       <w:r>
+        <w:lastRenderedPageBreak/>
         <w:t xml:space="preserve">    if (valor_maximo != i) {</w:t>
       </w:r>
     </w:p>
@@ -10478,7 +12380,16 @@
         <w:pStyle w:val="Codigo"/>
       </w:pPr>
       <w:r>
-        <w:t xml:space="preserve">        heapify(arr, n, valor_maximo);</w:t>
+        <w:t xml:space="preserve">        </w:t>
+      </w:r>
+      <w:r>
+        <w:rPr>
+          <w:i/>
+        </w:rPr>
+        <w:t>heap</w:t>
+      </w:r>
+      <w:r>
+        <w:t>ify(arr, n, valor_maximo);</w:t>
       </w:r>
     </w:p>
     <w:p>
@@ -10502,7 +12413,10 @@
         <w:pStyle w:val="Titulo4Relatorio"/>
       </w:pPr>
       <w:r>
-        <w:t>HEAPSORT</w:t>
+        <w:t>HEAP</w:t>
+      </w:r>
+      <w:r>
+        <w:t>SORT</w:t>
       </w:r>
     </w:p>
     <w:p>
@@ -10530,7 +12444,16 @@
           <w:sz w:val="24"/>
           <w:szCs w:val="24"/>
         </w:rPr>
-        <w:t>heapsort</w:t>
+        <w:t>heap</w:t>
+      </w:r>
+      <w:r>
+        <w:rPr>
+          <w:rFonts w:ascii="Times" w:hAnsi="Times" w:cs="Times"/>
+          <w:i/>
+          <w:sz w:val="24"/>
+          <w:szCs w:val="24"/>
+        </w:rPr>
+        <w:t>sort</w:t>
       </w:r>
       <w:r>
         <w:rPr>
@@ -10757,11 +12680,18 @@
           <w:rFonts w:eastAsiaTheme="minorEastAsia"/>
           <w:i/>
         </w:rPr>
-        <w:t>max heap</w:t>
+        <w:t xml:space="preserve">max </w:t>
       </w:r>
       <w:r>
         <w:rPr>
           <w:rFonts w:eastAsiaTheme="minorEastAsia"/>
+          <w:i/>
+        </w:rPr>
+        <w:t>heap</w:t>
+      </w:r>
+      <w:r>
+        <w:rPr>
+          <w:rFonts w:eastAsiaTheme="minorEastAsia"/>
         </w:rPr>
         <w:t>,</w:t>
       </w:r>
@@ -10776,13 +12706,27 @@
           <w:rFonts w:eastAsiaTheme="minorEastAsia"/>
           <w:i/>
         </w:rPr>
-        <w:t>heapify</w:t>
+        <w:t>heap</w:t>
       </w:r>
       <w:r>
         <w:rPr>
           <w:rFonts w:eastAsiaTheme="minorEastAsia"/>
-        </w:rPr>
-        <w:t xml:space="preserve"> para reorganizar o heap</w:t>
+          <w:i/>
+        </w:rPr>
+        <w:t>ify</w:t>
+      </w:r>
+      <w:r>
+        <w:rPr>
+          <w:rFonts w:eastAsiaTheme="minorEastAsia"/>
+        </w:rPr>
+        <w:t xml:space="preserve"> para reorganizar o </w:t>
+      </w:r>
+      <w:r>
+        <w:rPr>
+          <w:rFonts w:eastAsiaTheme="minorEastAsia"/>
+          <w:i/>
+        </w:rPr>
+        <w:t>heap</w:t>
       </w:r>
       <w:r>
         <w:rPr>
@@ -10900,7 +12844,14 @@
           <w:rFonts w:eastAsiaTheme="minorEastAsia"/>
           <w:i/>
         </w:rPr>
-        <w:t>heapify</w:t>
+        <w:t>heap</w:t>
+      </w:r>
+      <w:r>
+        <w:rPr>
+          <w:rFonts w:eastAsiaTheme="minorEastAsia"/>
+          <w:i/>
+        </w:rPr>
+        <w:t>ify</w:t>
       </w:r>
       <w:r>
         <w:rPr>
@@ -10979,7 +12930,6 @@
         <w:pStyle w:val="NormalRelatorio"/>
       </w:pPr>
       <w:r>
-        <w:lastRenderedPageBreak/>
         <w:t xml:space="preserve">Por último, </w:t>
       </w:r>
       <w:r>
@@ -11022,7 +12972,16 @@
         </m:r>
       </m:oMath>
       <w:r>
-        <w:t>, em outras palavras, se o valor da a raiz nao for o maior elemento(valor_maximo), prosseguir com swap(alternancia) e heapify(filtragem).</w:t>
+        <w:t xml:space="preserve">, em outras palavras, se o valor da a raiz nao for o maior elemento(valor_maximo), prosseguir com swap(alternancia) e </w:t>
+      </w:r>
+      <w:r>
+        <w:rPr>
+          <w:i/>
+        </w:rPr>
+        <w:t>heap</w:t>
+      </w:r>
+      <w:r>
+        <w:t>ify(filtragem).</w:t>
       </w:r>
       <w:r>
         <w:t xml:space="preserve"> </w:t>
@@ -11195,7 +13154,13 @@
         <w:rPr>
           <w:i/>
         </w:rPr>
-        <w:t>heapify</w:t>
+        <w:t>heap</w:t>
+      </w:r>
+      <w:r>
+        <w:rPr>
+          <w:i/>
+        </w:rPr>
+        <w:t>ify</w:t>
       </w:r>
       <w:r>
         <w:t>(</w:t>
@@ -11271,13 +13236,20 @@
         <w:t xml:space="preserve"> </w:t>
       </w:r>
       <w:r>
+        <w:lastRenderedPageBreak/>
         <w:t xml:space="preserve">chamado recursivo de </w:t>
       </w:r>
       <w:r>
         <w:rPr>
           <w:i/>
         </w:rPr>
-        <w:t>heapify</w:t>
+        <w:t>heap</w:t>
+      </w:r>
+      <w:r>
+        <w:rPr>
+          <w:i/>
+        </w:rPr>
+        <w:t>ify</w:t>
       </w:r>
       <w:r>
         <w:t>(</w:t>
@@ -11292,7 +13264,19 @@
         <w:t>)</w:t>
       </w:r>
       <w:r>
-        <w:t xml:space="preserve"> utilizará tais parâmetros para reestruturar o heap, quando necessário. Podendo ser implementado através deste formato:3</w:t>
+        <w:t xml:space="preserve"> utilizará tais parâmetros para reestruturar o </w:t>
+      </w:r>
+      <w:r>
+        <w:rPr>
+          <w:i/>
+        </w:rPr>
+        <w:t>heap</w:t>
+      </w:r>
+      <w:r>
+        <w:t>, quando necessário. Podendo ser impl</w:t>
+      </w:r>
+      <w:r>
+        <w:t>ementado através deste formato:</w:t>
       </w:r>
     </w:p>
     <w:p>
@@ -11300,7 +13284,16 @@
         <w:pStyle w:val="Codigo"/>
       </w:pPr>
       <w:r>
-        <w:t>//procedimento heap sort</w:t>
+        <w:t xml:space="preserve">//procedimento </w:t>
+      </w:r>
+      <w:r>
+        <w:rPr>
+          <w:i/>
+        </w:rPr>
+        <w:t>heap</w:t>
+      </w:r>
+      <w:r>
+        <w:t xml:space="preserve"> sort</w:t>
       </w:r>
     </w:p>
     <w:p>
@@ -11308,7 +13301,16 @@
         <w:pStyle w:val="Codigo"/>
       </w:pPr>
       <w:r>
-        <w:t>void heapsort(double* arr, long arr_size)</w:t>
+        <w:t xml:space="preserve">void </w:t>
+      </w:r>
+      <w:r>
+        <w:rPr>
+          <w:i/>
+        </w:rPr>
+        <w:t>heap</w:t>
+      </w:r>
+      <w:r>
+        <w:t>sort(double* arr, long arr_size)</w:t>
       </w:r>
     </w:p>
     <w:p>
@@ -11324,7 +13326,13 @@
         <w:pStyle w:val="Codigo"/>
       </w:pPr>
       <w:r>
-        <w:t xml:space="preserve">    //construindo max heap</w:t>
+        <w:t xml:space="preserve">    //construindo max </w:t>
+      </w:r>
+      <w:r>
+        <w:rPr>
+          <w:i/>
+        </w:rPr>
+        <w:t>heap</w:t>
       </w:r>
     </w:p>
     <w:p>
@@ -11340,7 +13348,16 @@
         <w:pStyle w:val="Codigo"/>
       </w:pPr>
       <w:r>
-        <w:t xml:space="preserve">        heapify(arr, arr_size, i);</w:t>
+        <w:t xml:space="preserve">        </w:t>
+      </w:r>
+      <w:r>
+        <w:rPr>
+          <w:i/>
+        </w:rPr>
+        <w:t>heap</w:t>
+      </w:r>
+      <w:r>
+        <w:t>ify(arr, arr_size, i);</w:t>
       </w:r>
     </w:p>
     <w:p>
@@ -11361,7 +13378,16 @@
         <w:pStyle w:val="Codigo"/>
       </w:pPr>
       <w:r>
-        <w:t xml:space="preserve">    //realizando o heap sort</w:t>
+        <w:t xml:space="preserve">    //realizando o </w:t>
+      </w:r>
+      <w:r>
+        <w:rPr>
+          <w:i/>
+        </w:rPr>
+        <w:t>heap</w:t>
+      </w:r>
+      <w:r>
+        <w:t xml:space="preserve"> sort</w:t>
       </w:r>
     </w:p>
     <w:p>
@@ -11403,7 +13429,16 @@
         <w:pStyle w:val="Codigo"/>
       </w:pPr>
       <w:r>
-        <w:t xml:space="preserve">        //aplicando heapify na raiz para que o maior elemento volte para a raiz.</w:t>
+        <w:t xml:space="preserve">        //aplicando </w:t>
+      </w:r>
+      <w:r>
+        <w:rPr>
+          <w:i/>
+        </w:rPr>
+        <w:t>heap</w:t>
+      </w:r>
+      <w:r>
+        <w:t>ify na raiz para que o maior elemento volte para a raiz.</w:t>
       </w:r>
     </w:p>
     <w:p>
@@ -11411,7 +13446,16 @@
         <w:pStyle w:val="Codigo"/>
       </w:pPr>
       <w:r>
-        <w:t xml:space="preserve">        heapify(arr, i, 0);</w:t>
+        <w:t xml:space="preserve">        </w:t>
+      </w:r>
+      <w:r>
+        <w:rPr>
+          <w:i/>
+        </w:rPr>
+        <w:t>heap</w:t>
+      </w:r>
+      <w:r>
+        <w:t>ify(arr, i, 0);</w:t>
       </w:r>
     </w:p>
     <w:p>
@@ -11439,25 +13483,21 @@
       <w:pPr>
         <w:pStyle w:val="Titulo2Relatorio"/>
       </w:pPr>
-      <w:bookmarkStart w:id="15" w:name="_Toc200304485"/>
+      <w:bookmarkStart w:id="21" w:name="_Toc200322997"/>
       <w:r>
         <w:t>R</w:t>
       </w:r>
       <w:r>
         <w:t>esultados Dos Testes</w:t>
       </w:r>
-      <w:bookmarkEnd w:id="15"/>
+      <w:bookmarkEnd w:id="21"/>
     </w:p>
     <w:p>
       <w:pPr>
         <w:pStyle w:val="NormalRelatorio"/>
       </w:pPr>
       <w:r>
-        <w:t xml:space="preserve">Para cada arquivo de entrada, foram executados os testes para ordenar vetores de tamanhos de: 10.000 a 4.000.000 de elementos. Quando foram executados, comparamos as </w:t>
-      </w:r>
-      <w:r>
-        <w:lastRenderedPageBreak/>
-        <w:t xml:space="preserve">execuções dos algoritmos de ordenação </w:t>
+        <w:t xml:space="preserve">Para cada arquivo de entrada, foram executados os testes para ordenar vetores de tamanhos de: 10.000 a 4.000.000 de elementos. Quando foram executados, comparamos as execuções dos algoritmos de ordenação </w:t>
       </w:r>
       <w:r>
         <w:rPr>
@@ -11490,7 +13530,14 @@
           <w:b/>
           <w:i/>
         </w:rPr>
-        <w:t>Heapsort</w:t>
+        <w:t>Heap</w:t>
+      </w:r>
+      <w:r>
+        <w:rPr>
+          <w:b/>
+          <w:i/>
+        </w:rPr>
+        <w:t>sort</w:t>
       </w:r>
       <w:r>
         <w:rPr>
@@ -11506,11 +13553,11 @@
       <w:pPr>
         <w:pStyle w:val="Titulo3Relatorio"/>
       </w:pPr>
-      <w:bookmarkStart w:id="16" w:name="_Toc200304486"/>
+      <w:bookmarkStart w:id="22" w:name="_Toc200322998"/>
       <w:r>
         <w:t>Ordered Input</w:t>
       </w:r>
-      <w:bookmarkEnd w:id="16"/>
+      <w:bookmarkEnd w:id="22"/>
     </w:p>
     <w:p>
       <w:pPr>
@@ -11550,7 +13597,14 @@
           <w:b/>
           <w:i/>
         </w:rPr>
-        <w:t>Heapsort</w:t>
+        <w:t>Heap</w:t>
+      </w:r>
+      <w:r>
+        <w:rPr>
+          <w:b/>
+          <w:i/>
+        </w:rPr>
+        <w:t>sort</w:t>
       </w:r>
       <w:r>
         <w:t>, e o</w:t>
@@ -11569,6 +13623,7 @@
           <w:noProof/>
           <w:lang w:eastAsia="pt-BR"/>
         </w:rPr>
+        <w:lastRenderedPageBreak/>
         <w:drawing>
           <wp:inline distT="0" distB="0" distL="0" distR="0">
             <wp:extent cx="4138019" cy="3917020"/>
@@ -11625,8 +13680,15 @@
       <w:r>
         <w:rPr>
           <w:b/>
-        </w:rPr>
-        <w:t>Heapsort</w:t>
+          <w:i/>
+        </w:rPr>
+        <w:t>Heap</w:t>
+      </w:r>
+      <w:r>
+        <w:rPr>
+          <w:b/>
+        </w:rPr>
+        <w:t>sort</w:t>
       </w:r>
       <w:r>
         <w:t xml:space="preserve"> mantendo a mesma complexidade </w:t>
@@ -11675,10 +13737,25 @@
         <w:rPr>
           <w:i/>
         </w:rPr>
-        <w:t>heapify</w:t>
-      </w:r>
-      <w:r>
-        <w:t xml:space="preserve"> utiliza uma quantidade considerável de processamento, devido as reorganizações de todo heap, afetando na sua corrida temporal. </w:t>
+        <w:t>heap</w:t>
+      </w:r>
+      <w:r>
+        <w:rPr>
+          <w:i/>
+        </w:rPr>
+        <w:t>ify</w:t>
+      </w:r>
+      <w:r>
+        <w:t xml:space="preserve"> utiliza uma quantidade considerável de processamento, devido as reorganizações de todo </w:t>
+      </w:r>
+      <w:r>
+        <w:rPr>
+          <w:i/>
+        </w:rPr>
+        <w:t>heap</w:t>
+      </w:r>
+      <w:r>
+        <w:t xml:space="preserve">, afetando na sua corrida temporal. </w:t>
       </w:r>
       <w:r>
         <w:t xml:space="preserve">O </w:t>
@@ -11780,8 +13857,15 @@
       <w:r>
         <w:rPr>
           <w:b/>
-        </w:rPr>
-        <w:t>Heapsort</w:t>
+          <w:i/>
+        </w:rPr>
+        <w:t>Heap</w:t>
+      </w:r>
+      <w:r>
+        <w:rPr>
+          <w:b/>
+        </w:rPr>
+        <w:t>sort</w:t>
       </w:r>
       <w:r>
         <w:t xml:space="preserve"> </w:t>
@@ -11932,11 +14016,11 @@
       <w:pPr>
         <w:pStyle w:val="Titulo3Relatorio"/>
       </w:pPr>
-      <w:bookmarkStart w:id="17" w:name="_Toc200304487"/>
+      <w:bookmarkStart w:id="23" w:name="_Toc200322999"/>
       <w:r>
         <w:t>Reverse Ordered Input</w:t>
       </w:r>
-      <w:bookmarkEnd w:id="17"/>
+      <w:bookmarkEnd w:id="23"/>
     </w:p>
     <w:p>
       <w:pPr>
@@ -11976,7 +14060,14 @@
           <w:b/>
           <w:i/>
         </w:rPr>
-        <w:t>Heapsort</w:t>
+        <w:t>Heap</w:t>
+      </w:r>
+      <w:r>
+        <w:rPr>
+          <w:b/>
+          <w:i/>
+        </w:rPr>
+        <w:t>sort</w:t>
       </w:r>
       <w:r>
         <w:t>, e os seus tempos de execução foram comparados na tabela a seguir:</w:t>
@@ -12049,8 +14140,15 @@
       <w:r>
         <w:rPr>
           <w:b/>
-        </w:rPr>
-        <w:t>Heapsort</w:t>
+          <w:i/>
+        </w:rPr>
+        <w:t>Heap</w:t>
+      </w:r>
+      <w:r>
+        <w:rPr>
+          <w:b/>
+        </w:rPr>
+        <w:t>sort</w:t>
       </w:r>
       <w:r>
         <w:t xml:space="preserve"> mantendo a mesma complexidade </w:t>
@@ -12099,10 +14197,25 @@
         <w:rPr>
           <w:i/>
         </w:rPr>
-        <w:t>heapify</w:t>
-      </w:r>
-      <w:r>
-        <w:t xml:space="preserve"> utiliza uma quantidade considerável de processamento, devido as reorganizações de todo heap, afetando na sua corrida temporal. O </w:t>
+        <w:t>heap</w:t>
+      </w:r>
+      <w:r>
+        <w:rPr>
+          <w:i/>
+        </w:rPr>
+        <w:t>ify</w:t>
+      </w:r>
+      <w:r>
+        <w:t xml:space="preserve"> utiliza uma quantidade considerável de processamento, devido as reorganizações de todo </w:t>
+      </w:r>
+      <w:r>
+        <w:rPr>
+          <w:i/>
+        </w:rPr>
+        <w:t>heap</w:t>
+      </w:r>
+      <w:r>
+        <w:t xml:space="preserve">, afetando na sua corrida temporal. O </w:t>
       </w:r>
       <w:r>
         <w:rPr>
@@ -12174,8 +14287,15 @@
       <w:r>
         <w:rPr>
           <w:b/>
-        </w:rPr>
-        <w:t>Heapsort</w:t>
+          <w:i/>
+        </w:rPr>
+        <w:t>Heap</w:t>
+      </w:r>
+      <w:r>
+        <w:rPr>
+          <w:b/>
+        </w:rPr>
+        <w:t>sort</w:t>
       </w:r>
       <w:r>
         <w:t xml:space="preserve"> </w:t>
@@ -12318,11 +14438,11 @@
       <w:pPr>
         <w:pStyle w:val="Titulo3Relatorio"/>
       </w:pPr>
-      <w:bookmarkStart w:id="18" w:name="_Toc200304488"/>
+      <w:bookmarkStart w:id="24" w:name="_Toc200323000"/>
       <w:r>
         <w:t>Uniform Input</w:t>
       </w:r>
-      <w:bookmarkEnd w:id="18"/>
+      <w:bookmarkEnd w:id="24"/>
     </w:p>
     <w:p>
       <w:pPr>
@@ -12362,7 +14482,14 @@
           <w:b/>
           <w:i/>
         </w:rPr>
-        <w:t>Heapsort</w:t>
+        <w:t>Heap</w:t>
+      </w:r>
+      <w:r>
+        <w:rPr>
+          <w:b/>
+          <w:i/>
+        </w:rPr>
+        <w:t>sort</w:t>
       </w:r>
       <w:r>
         <w:t>, e os seus tempos de execução foram comparados na tabela a seguir:</w:t>
@@ -12435,8 +14562,15 @@
       <w:r>
         <w:rPr>
           <w:b/>
-        </w:rPr>
-        <w:t>Heapsort</w:t>
+          <w:i/>
+        </w:rPr>
+        <w:t>Heap</w:t>
+      </w:r>
+      <w:r>
+        <w:rPr>
+          <w:b/>
+        </w:rPr>
+        <w:t>sort</w:t>
       </w:r>
       <w:r>
         <w:t xml:space="preserve"> mantendo a mesma complexidade </w:t>
@@ -12485,10 +14619,25 @@
         <w:rPr>
           <w:i/>
         </w:rPr>
-        <w:t>heapify</w:t>
-      </w:r>
-      <w:r>
-        <w:t xml:space="preserve"> utiliza uma quantidade considerável de processamento, devido as reorganizações de todo heap, afetando na sua corrida temporal. O </w:t>
+        <w:t>heap</w:t>
+      </w:r>
+      <w:r>
+        <w:rPr>
+          <w:i/>
+        </w:rPr>
+        <w:t>ify</w:t>
+      </w:r>
+      <w:r>
+        <w:t xml:space="preserve"> utiliza uma quantidade considerável de processamento, devido as reorganizações de todo </w:t>
+      </w:r>
+      <w:r>
+        <w:rPr>
+          <w:i/>
+        </w:rPr>
+        <w:t>heap</w:t>
+      </w:r>
+      <w:r>
+        <w:t xml:space="preserve">, afetando na sua corrida temporal. O </w:t>
       </w:r>
       <w:r>
         <w:rPr>
@@ -12560,8 +14709,15 @@
       <w:r>
         <w:rPr>
           <w:b/>
-        </w:rPr>
-        <w:t>Heapsort</w:t>
+          <w:i/>
+        </w:rPr>
+        <w:t>Heap</w:t>
+      </w:r>
+      <w:r>
+        <w:rPr>
+          <w:b/>
+        </w:rPr>
+        <w:t>sort</w:t>
       </w:r>
       <w:r>
         <w:t xml:space="preserve"> </w:t>
@@ -12715,7 +14871,7 @@
           <w:szCs w:val="24"/>
         </w:rPr>
       </w:pPr>
-      <w:bookmarkStart w:id="19" w:name="_Toc200304489"/>
+      <w:bookmarkStart w:id="25" w:name="_Toc200323001"/>
       <w:r>
         <w:rPr>
           <w:rFonts w:ascii="Times" w:hAnsi="Times" w:cs="Times"/>
@@ -12756,7 +14912,7 @@
         </w:rPr>
         <w:t>tilizado</w:t>
       </w:r>
-      <w:bookmarkEnd w:id="19"/>
+      <w:bookmarkEnd w:id="25"/>
     </w:p>
     <w:p>
       <w:pPr>
@@ -12786,13 +14942,67 @@
     </w:p>
     <w:p>
       <w:pPr>
+        <w:pStyle w:val="NormalRelatorio"/>
+        <w:numPr>
+          <w:ilvl w:val="0"/>
+          <w:numId w:val="10"/>
+        </w:numPr>
+      </w:pPr>
+      <w:r>
+        <w:t xml:space="preserve">Sistema Operacional: </w:t>
+      </w:r>
+      <w:r>
+        <w:rPr>
+          <w:b/>
+        </w:rPr>
+        <w:t xml:space="preserve">Microsoft Windows 10 Home Single Language </w:t>
+      </w:r>
+      <w:r>
+        <w:rPr>
+          <w:b/>
+        </w:rPr>
+        <w:t xml:space="preserve">Versão: </w:t>
+      </w:r>
+      <w:r>
+        <w:rPr>
+          <w:b/>
+        </w:rPr>
+        <w:t>10.0.19045 Compilação 19045</w:t>
+      </w:r>
+      <w:r>
+        <w:rPr>
+          <w:b/>
+        </w:rPr>
+        <w:t>.</w:t>
+      </w:r>
+    </w:p>
+    <w:p>
+      <w:pPr>
+        <w:pStyle w:val="NormalRelatorio"/>
+        <w:numPr>
+          <w:ilvl w:val="0"/>
+          <w:numId w:val="10"/>
+        </w:numPr>
+      </w:pPr>
+      <w:r>
+        <w:t xml:space="preserve">Memória RAM: </w:t>
+      </w:r>
+      <w:r>
+        <w:rPr>
+          <w:b/>
+        </w:rPr>
+        <w:t>4,0 GB.</w:t>
+      </w:r>
+    </w:p>
+    <w:p>
+      <w:pPr>
         <w:pStyle w:val="Ttulo3"/>
       </w:pPr>
-      <w:bookmarkStart w:id="20" w:name="_Toc200304490"/>
+      <w:bookmarkStart w:id="26" w:name="_Toc200323002"/>
       <w:r>
         <w:t>Sistema Operacional</w:t>
       </w:r>
-      <w:bookmarkEnd w:id="20"/>
+      <w:bookmarkEnd w:id="26"/>
     </w:p>
     <w:p>
       <w:pPr>
@@ -12826,7 +15036,16 @@
         <w:t xml:space="preserve"> Para identificá-lo, acessamos o programa “Informações do sistema”</w:t>
       </w:r>
       <w:r>
-        <w:t xml:space="preserve"> na barra de pesquisa do Menu Iniciar</w:t>
+        <w:t xml:space="preserve"> na barra de pesquisa do </w:t>
+      </w:r>
+      <w:r>
+        <w:t>“</w:t>
+      </w:r>
+      <w:r>
+        <w:t>Menu Iniciar</w:t>
+      </w:r>
+      <w:r>
+        <w:t>”</w:t>
       </w:r>
       <w:r>
         <w:t xml:space="preserve"> e consultamos o nome do sistema operacional na aba “Resumo do Sistema”.</w:t>
@@ -12890,14 +15109,14 @@
           <w:rFonts w:eastAsiaTheme="minorEastAsia"/>
         </w:rPr>
       </w:pPr>
-      <w:bookmarkStart w:id="21" w:name="_Toc200304491"/>
+      <w:bookmarkStart w:id="27" w:name="_Toc200323003"/>
       <w:r>
         <w:rPr>
           <w:rFonts w:eastAsiaTheme="minorEastAsia"/>
         </w:rPr>
         <w:t>RAM</w:t>
       </w:r>
-      <w:bookmarkEnd w:id="21"/>
+      <w:bookmarkEnd w:id="27"/>
     </w:p>
     <w:p>
       <w:pPr>
@@ -12913,7 +15132,19 @@
         <w:t>4,00 GB</w:t>
       </w:r>
       <w:r>
-        <w:t xml:space="preserve">. Para identificá-lo, acessamos o programa “Informações do sistema” na barra de pesquisa do Menu Iniciar e consultamos </w:t>
+        <w:t xml:space="preserve">. Para identificá-lo, acessamos o programa “Informações do sistema” na barra de pesquisa do </w:t>
+      </w:r>
+      <w:r>
+        <w:t>“</w:t>
+      </w:r>
+      <w:r>
+        <w:t>Menu Iniciar</w:t>
+      </w:r>
+      <w:r>
+        <w:t>”</w:t>
+      </w:r>
+      <w:r>
+        <w:t xml:space="preserve"> e consultamos </w:t>
       </w:r>
       <w:r>
         <w:t xml:space="preserve">a Memória RAM </w:t>
@@ -12983,7 +15214,7 @@
           <w:szCs w:val="24"/>
         </w:rPr>
       </w:pPr>
-      <w:bookmarkStart w:id="22" w:name="_Toc200304492"/>
+      <w:bookmarkStart w:id="28" w:name="_Toc200323004"/>
       <w:r>
         <w:rPr>
           <w:rFonts w:ascii="Times" w:hAnsi="Times" w:cs="Times"/>
@@ -12992,7 +15223,7 @@
         </w:rPr>
         <w:t>Conclusão</w:t>
       </w:r>
-      <w:bookmarkEnd w:id="22"/>
+      <w:bookmarkEnd w:id="28"/>
     </w:p>
     <w:p>
       <w:pPr>
@@ -13004,7 +15235,7 @@
           <w:szCs w:val="24"/>
         </w:rPr>
       </w:pPr>
-      <w:bookmarkStart w:id="23" w:name="_Toc200304493"/>
+      <w:bookmarkStart w:id="29" w:name="_Toc200323005"/>
       <w:r>
         <w:rPr>
           <w:rFonts w:ascii="Times" w:hAnsi="Times" w:cs="Times"/>
@@ -13013,7 +15244,7 @@
         </w:rPr>
         <w:t>Analisar os pontos fortes e fracos do algoritmo em comparação com outros algoritmos.</w:t>
       </w:r>
-      <w:bookmarkEnd w:id="23"/>
+      <w:bookmarkEnd w:id="29"/>
       <w:r>
         <w:rPr>
           <w:rFonts w:ascii="Times" w:hAnsi="Times" w:cs="Times"/>
@@ -13060,7 +15291,7 @@
           <w:szCs w:val="24"/>
         </w:rPr>
       </w:pPr>
-      <w:bookmarkStart w:id="24" w:name="_Toc200304494"/>
+      <w:bookmarkStart w:id="30" w:name="_Toc200323006"/>
       <w:r>
         <w:rPr>
           <w:rFonts w:ascii="Times" w:hAnsi="Times" w:cs="Times"/>
@@ -13070,7 +15301,7 @@
         <w:lastRenderedPageBreak/>
         <w:t>Avaliar o desempenho do algoritmo em comparação com a implementação do Quicksort disponível na linguagem C.</w:t>
       </w:r>
-      <w:bookmarkEnd w:id="24"/>
+      <w:bookmarkEnd w:id="30"/>
     </w:p>
     <w:p/>
     <w:p>
@@ -13087,7 +15318,7 @@
           <w:szCs w:val="24"/>
         </w:rPr>
       </w:pPr>
-      <w:bookmarkStart w:id="25" w:name="_Toc200304495"/>
+      <w:bookmarkStart w:id="31" w:name="_Toc200323007"/>
       <w:r>
         <w:rPr>
           <w:rFonts w:ascii="Times" w:hAnsi="Times" w:cs="Times"/>
@@ -13096,7 +15327,7 @@
         </w:rPr>
         <w:t>Referências</w:t>
       </w:r>
-      <w:bookmarkEnd w:id="25"/>
+      <w:bookmarkEnd w:id="31"/>
     </w:p>
     <w:p>
       <w:pPr>
@@ -13142,6 +15373,16 @@
         </w:rPr>
       </w:pPr>
       <w:hyperlink r:id="rId18" w:history="1">
+        <w:r>
+          <w:rPr>
+            <w:rStyle w:val="Hyperlink"/>
+            <w:rFonts w:ascii="Times" w:hAnsi="Times" w:cs="Times"/>
+            <w:i/>
+            <w:sz w:val="24"/>
+            <w:szCs w:val="24"/>
+          </w:rPr>
+          <w:t>Heap</w:t>
+        </w:r>
         <w:r>
           <w:rPr>
             <w:rStyle w:val="Hyperlink"/>
@@ -13149,7 +15390,7 @@
             <w:sz w:val="24"/>
             <w:szCs w:val="24"/>
           </w:rPr>
-          <w:t>Heap Sort (With Code in Python, C++, Java and C)</w:t>
+          <w:t xml:space="preserve"> Sort (With Code in Python, C++, Java and C)</w:t>
         </w:r>
       </w:hyperlink>
     </w:p>
@@ -13172,7 +15413,26 @@
             <w:sz w:val="24"/>
             <w:szCs w:val="24"/>
           </w:rPr>
-          <w:t>C Program for Heap Sort | GeeksforGeeks</w:t>
+          <w:t xml:space="preserve">C Program for </w:t>
+        </w:r>
+        <w:r>
+          <w:rPr>
+            <w:rStyle w:val="Hyperlink"/>
+            <w:rFonts w:ascii="Times" w:hAnsi="Times" w:cs="Times"/>
+            <w:i/>
+            <w:sz w:val="24"/>
+            <w:szCs w:val="24"/>
+          </w:rPr>
+          <w:t>Heap</w:t>
+        </w:r>
+        <w:r>
+          <w:rPr>
+            <w:rStyle w:val="Hyperlink"/>
+            <w:rFonts w:ascii="Times" w:hAnsi="Times" w:cs="Times"/>
+            <w:sz w:val="24"/>
+            <w:szCs w:val="24"/>
+          </w:rPr>
+          <w:t xml:space="preserve"> Sort | GeeksforGeeks</w:t>
         </w:r>
       </w:hyperlink>
     </w:p>
@@ -13195,7 +15455,26 @@
             <w:sz w:val="24"/>
             <w:szCs w:val="24"/>
           </w:rPr>
-          <w:t>(11) C Program For Heap Sort Algorithm - YouTube</w:t>
+          <w:t xml:space="preserve">(11) C Program For </w:t>
+        </w:r>
+        <w:r>
+          <w:rPr>
+            <w:rStyle w:val="Hyperlink"/>
+            <w:rFonts w:ascii="Times" w:hAnsi="Times" w:cs="Times"/>
+            <w:i/>
+            <w:sz w:val="24"/>
+            <w:szCs w:val="24"/>
+          </w:rPr>
+          <w:t>Heap</w:t>
+        </w:r>
+        <w:r>
+          <w:rPr>
+            <w:rStyle w:val="Hyperlink"/>
+            <w:rFonts w:ascii="Times" w:hAnsi="Times" w:cs="Times"/>
+            <w:sz w:val="24"/>
+            <w:szCs w:val="24"/>
+          </w:rPr>
+          <w:t xml:space="preserve"> Sort Algorithm - YouTube</w:t>
         </w:r>
       </w:hyperlink>
     </w:p>
@@ -13218,7 +15497,26 @@
             <w:sz w:val="24"/>
             <w:szCs w:val="24"/>
           </w:rPr>
-          <w:t>(11) Heap Sort Algorithm - YouTube</w:t>
+          <w:t xml:space="preserve">(11) </w:t>
+        </w:r>
+        <w:r>
+          <w:rPr>
+            <w:rStyle w:val="Hyperlink"/>
+            <w:rFonts w:ascii="Times" w:hAnsi="Times" w:cs="Times"/>
+            <w:i/>
+            <w:sz w:val="24"/>
+            <w:szCs w:val="24"/>
+          </w:rPr>
+          <w:t>Heap</w:t>
+        </w:r>
+        <w:r>
+          <w:rPr>
+            <w:rStyle w:val="Hyperlink"/>
+            <w:rFonts w:ascii="Times" w:hAnsi="Times" w:cs="Times"/>
+            <w:sz w:val="24"/>
+            <w:szCs w:val="24"/>
+          </w:rPr>
+          <w:t xml:space="preserve"> Sort Algorithm - YouTube</w:t>
         </w:r>
       </w:hyperlink>
     </w:p>
@@ -13240,6 +15538,14 @@
           <w:szCs w:val="24"/>
         </w:rPr>
         <w:t>Livro</w:t>
+      </w:r>
+      <w:r>
+        <w:rPr>
+          <w:rFonts w:ascii="Times" w:hAnsi="Times" w:cs="Times"/>
+          <w:sz w:val="24"/>
+          <w:szCs w:val="24"/>
+        </w:rPr>
+        <w:t xml:space="preserve"> Estrutura de Dados Usando C</w:t>
       </w:r>
     </w:p>
     <w:p>
@@ -13274,7 +15580,20 @@
           <w:rPr>
             <w:rStyle w:val="Hyperlink"/>
           </w:rPr>
-          <w:t>Sorting algorithms/Heapsort - Rosetta Code</w:t>
+          <w:t>Sorting algorithms/</w:t>
+        </w:r>
+        <w:r>
+          <w:rPr>
+            <w:rStyle w:val="Hyperlink"/>
+            <w:i/>
+          </w:rPr>
+          <w:t>Heap</w:t>
+        </w:r>
+        <w:r>
+          <w:rPr>
+            <w:rStyle w:val="Hyperlink"/>
+          </w:rPr>
+          <w:t>sort - Rosetta Code</w:t>
         </w:r>
       </w:hyperlink>
     </w:p>
@@ -13287,8 +15606,15 @@
         <w:r>
           <w:rPr>
             <w:rStyle w:val="Hyperlink"/>
+            <w:i/>
           </w:rPr>
-          <w:t>Heapsort algorithm: correctness and performance analysis</w:t>
+          <w:t>Heap</w:t>
+        </w:r>
+        <w:r>
+          <w:rPr>
+            <w:rStyle w:val="Hyperlink"/>
+          </w:rPr>
+          <w:t>sort algorithm: correctness and performance analysis</w:t>
         </w:r>
       </w:hyperlink>
     </w:p>
@@ -13307,7 +15633,20 @@
           <w:rPr>
             <w:rStyle w:val="Hyperlink"/>
           </w:rPr>
-          <w:t>AEDS2.13 Heapsort.pdf</w:t>
+          <w:t xml:space="preserve">AEDS2.13 </w:t>
+        </w:r>
+        <w:r>
+          <w:rPr>
+            <w:rStyle w:val="Hyperlink"/>
+            <w:i/>
+          </w:rPr>
+          <w:t>Heap</w:t>
+        </w:r>
+        <w:r>
+          <w:rPr>
+            <w:rStyle w:val="Hyperlink"/>
+          </w:rPr>
+          <w:t>sort.pdf</w:t>
         </w:r>
       </w:hyperlink>
     </w:p>
@@ -13369,7 +15708,7 @@
             <w:rPr>
               <w:noProof/>
             </w:rPr>
-            <w:t>13</w:t>
+            <w:t>21</w:t>
           </w:r>
         </w:fldSimple>
       </w:p>
@@ -15112,343 +17451,6 @@
 </w:styles>
 </file>
 
-<file path=word/glossary/document.xml><?xml version="1.0" encoding="utf-8"?>
-<w:glossaryDocument xmlns:ve="http://schemas.openxmlformats.org/markup-compatibility/2006" xmlns:o="urn:schemas-microsoft-com:office:office" xmlns:r="http://schemas.openxmlformats.org/officeDocument/2006/relationships" xmlns:m="http://schemas.openxmlformats.org/officeDocument/2006/math" xmlns:v="urn:schemas-microsoft-com:vml" xmlns:wp="http://schemas.openxmlformats.org/drawingml/2006/wordprocessingDrawing" xmlns:w10="urn:schemas-microsoft-com:office:word" xmlns:w="http://schemas.openxmlformats.org/wordprocessingml/2006/main" xmlns:wne="http://schemas.microsoft.com/office/word/2006/wordml">
-  <w:docParts/>
-</w:glossaryDocument>
-</file>
-
-<file path=word/glossary/fontTable.xml><?xml version="1.0" encoding="utf-8"?>
-<w:fonts xmlns:r="http://schemas.openxmlformats.org/officeDocument/2006/relationships" xmlns:w="http://schemas.openxmlformats.org/wordprocessingml/2006/main">
-  <w:font w:name="Symbol">
-    <w:panose1 w:val="05050102010706020507"/>
-    <w:charset w:val="02"/>
-    <w:family w:val="roman"/>
-    <w:pitch w:val="variable"/>
-    <w:sig w:usb0="00000000" w:usb1="10000000" w:usb2="00000000" w:usb3="00000000" w:csb0="80000000" w:csb1="00000000"/>
-  </w:font>
-  <w:font w:name="Calibri">
-    <w:panose1 w:val="020F0502020204030204"/>
-    <w:charset w:val="00"/>
-    <w:family w:val="swiss"/>
-    <w:pitch w:val="variable"/>
-    <w:sig w:usb0="E4002EFF" w:usb1="C000247B" w:usb2="00000009" w:usb3="00000000" w:csb0="000001FF" w:csb1="00000000"/>
-  </w:font>
-  <w:font w:name="Times">
-    <w:panose1 w:val="02020603050405020304"/>
-    <w:charset w:val="00"/>
-    <w:family w:val="roman"/>
-    <w:pitch w:val="variable"/>
-    <w:sig w:usb0="E0002EFF" w:usb1="C000785B" w:usb2="00000009" w:usb3="00000000" w:csb0="000001FF" w:csb1="00000000"/>
-  </w:font>
-  <w:font w:name="Courier New">
-    <w:panose1 w:val="02070309020205020404"/>
-    <w:charset w:val="00"/>
-    <w:family w:val="modern"/>
-    <w:pitch w:val="fixed"/>
-    <w:sig w:usb0="E0002EFF" w:usb1="C0007843" w:usb2="00000009" w:usb3="00000000" w:csb0="000001FF" w:csb1="00000000"/>
-  </w:font>
-  <w:font w:name="Times New Roman">
-    <w:panose1 w:val="02020603050405020304"/>
-    <w:charset w:val="00"/>
-    <w:family w:val="roman"/>
-    <w:pitch w:val="variable"/>
-    <w:sig w:usb0="E0002EFF" w:usb1="C000785B" w:usb2="00000009" w:usb3="00000000" w:csb0="000001FF" w:csb1="00000000"/>
-  </w:font>
-  <w:font w:name="Wingdings">
-    <w:panose1 w:val="05000000000000000000"/>
-    <w:charset w:val="02"/>
-    <w:family w:val="auto"/>
-    <w:pitch w:val="variable"/>
-    <w:sig w:usb0="00000000" w:usb1="10000000" w:usb2="00000000" w:usb3="00000000" w:csb0="80000000" w:csb1="00000000"/>
-  </w:font>
-  <w:font w:name="Arial">
-    <w:panose1 w:val="020B0604020202020204"/>
-    <w:charset w:val="00"/>
-    <w:family w:val="swiss"/>
-    <w:pitch w:val="variable"/>
-    <w:sig w:usb0="E0002EFF" w:usb1="C000785B" w:usb2="00000009" w:usb3="00000000" w:csb0="000001FF" w:csb1="00000000"/>
-  </w:font>
-  <w:font w:name="Cambria">
-    <w:panose1 w:val="02040503050406030204"/>
-    <w:charset w:val="00"/>
-    <w:family w:val="roman"/>
-    <w:pitch w:val="variable"/>
-    <w:sig w:usb0="E00006FF" w:usb1="420024FF" w:usb2="02000000" w:usb3="00000000" w:csb0="0000019F" w:csb1="00000000"/>
-  </w:font>
-  <w:font w:name="Tahoma">
-    <w:panose1 w:val="020B0604030504040204"/>
-    <w:charset w:val="00"/>
-    <w:family w:val="swiss"/>
-    <w:pitch w:val="variable"/>
-    <w:sig w:usb0="E1002EFF" w:usb1="C000605B" w:usb2="00000029" w:usb3="00000000" w:csb0="000101FF" w:csb1="00000000"/>
-  </w:font>
-  <w:font w:name="Cambria Math">
-    <w:panose1 w:val="02040503050406030204"/>
-    <w:charset w:val="00"/>
-    <w:family w:val="roman"/>
-    <w:pitch w:val="variable"/>
-    <w:sig w:usb0="E00006FF" w:usb1="420024FF" w:usb2="02000000" w:usb3="00000000" w:csb0="0000019F" w:csb1="00000000"/>
-  </w:font>
-</w:fonts>
-</file>
-
-<file path=word/glossary/settings.xml><?xml version="1.0" encoding="utf-8"?>
-<w:settings xmlns:o="urn:schemas-microsoft-com:office:office" xmlns:r="http://schemas.openxmlformats.org/officeDocument/2006/relationships" xmlns:m="http://schemas.openxmlformats.org/officeDocument/2006/math" xmlns:v="urn:schemas-microsoft-com:vml" xmlns:w10="urn:schemas-microsoft-com:office:word" xmlns:w="http://schemas.openxmlformats.org/wordprocessingml/2006/main" xmlns:sl="http://schemas.openxmlformats.org/schemaLibrary/2006/main">
-  <w:view w:val="normal"/>
-  <w:defaultTabStop w:val="708"/>
-  <w:hyphenationZone w:val="425"/>
-  <w:characterSpacingControl w:val="doNotCompress"/>
-  <w:compat>
-    <w:useFELayout/>
-  </w:compat>
-  <w:rsids>
-    <w:rsidRoot w:val="00DE5764"/>
-    <w:rsid w:val="00673B9C"/>
-    <w:rsid w:val="00D573E3"/>
-    <w:rsid w:val="00DE5764"/>
-    <w:rsid w:val="00EC412D"/>
-  </w:rsids>
-  <m:mathPr>
-    <m:mathFont m:val="Cambria Math"/>
-    <m:brkBin m:val="before"/>
-    <m:brkBinSub m:val="--"/>
-    <m:smallFrac m:val="off"/>
-    <m:dispDef/>
-    <m:lMargin m:val="0"/>
-    <m:rMargin m:val="0"/>
-    <m:defJc m:val="centerGroup"/>
-    <m:wrapIndent m:val="1440"/>
-    <m:intLim m:val="subSup"/>
-    <m:naryLim m:val="undOvr"/>
-  </m:mathPr>
-  <w:themeFontLang w:val="pt-BR"/>
-  <w:clrSchemeMapping w:bg1="light1" w:t1="dark1" w:bg2="light2" w:t2="dark2" w:accent1="accent1" w:accent2="accent2" w:accent3="accent3" w:accent4="accent4" w:accent5="accent5" w:accent6="accent6" w:hyperlink="hyperlink" w:followedHyperlink="followedHyperlink"/>
-  <w:decimalSymbol w:val=","/>
-  <w:listSeparator w:val=";"/>
-</w:settings>
-</file>
-
-<file path=word/glossary/styles.xml><?xml version="1.0" encoding="utf-8"?>
-<w:styles xmlns:r="http://schemas.openxmlformats.org/officeDocument/2006/relationships" xmlns:w="http://schemas.openxmlformats.org/wordprocessingml/2006/main">
-  <w:docDefaults>
-    <w:rPrDefault>
-      <w:rPr>
-        <w:rFonts w:asciiTheme="minorHAnsi" w:eastAsiaTheme="minorEastAsia" w:hAnsiTheme="minorHAnsi" w:cstheme="minorBidi"/>
-        <w:sz w:val="22"/>
-        <w:szCs w:val="22"/>
-        <w:lang w:val="pt-BR" w:eastAsia="pt-BR" w:bidi="ar-SA"/>
-      </w:rPr>
-    </w:rPrDefault>
-    <w:pPrDefault>
-      <w:pPr>
-        <w:spacing w:after="200" w:line="276" w:lineRule="auto"/>
-      </w:pPr>
-    </w:pPrDefault>
-  </w:docDefaults>
-  <w:latentStyles w:defLockedState="0" w:defUIPriority="99" w:defSemiHidden="1" w:defUnhideWhenUsed="1" w:defQFormat="0" w:count="267">
-    <w:lsdException w:name="Normal" w:semiHidden="0" w:uiPriority="0" w:unhideWhenUsed="0" w:qFormat="1"/>
-    <w:lsdException w:name="heading 1" w:semiHidden="0" w:uiPriority="9" w:unhideWhenUsed="0" w:qFormat="1"/>
-    <w:lsdException w:name="heading 2" w:uiPriority="9" w:qFormat="1"/>
-    <w:lsdException w:name="heading 3" w:uiPriority="9" w:qFormat="1"/>
-    <w:lsdException w:name="heading 4" w:uiPriority="9" w:qFormat="1"/>
-    <w:lsdException w:name="heading 5" w:uiPriority="9" w:qFormat="1"/>
-    <w:lsdException w:name="heading 6" w:uiPriority="9" w:qFormat="1"/>
-    <w:lsdException w:name="heading 7" w:uiPriority="9" w:qFormat="1"/>
-    <w:lsdException w:name="heading 8" w:uiPriority="9" w:qFormat="1"/>
-    <w:lsdException w:name="heading 9" w:uiPriority="9" w:qFormat="1"/>
-    <w:lsdException w:name="toc 1" w:uiPriority="39"/>
-    <w:lsdException w:name="toc 2" w:uiPriority="39"/>
-    <w:lsdException w:name="toc 3" w:uiPriority="39"/>
-    <w:lsdException w:name="toc 4" w:uiPriority="39"/>
-    <w:lsdException w:name="toc 5" w:uiPriority="39"/>
-    <w:lsdException w:name="toc 6" w:uiPriority="39"/>
-    <w:lsdException w:name="toc 7" w:uiPriority="39"/>
-    <w:lsdException w:name="toc 8" w:uiPriority="39"/>
-    <w:lsdException w:name="toc 9" w:uiPriority="39"/>
-    <w:lsdException w:name="caption" w:uiPriority="35" w:qFormat="1"/>
-    <w:lsdException w:name="Title" w:semiHidden="0" w:uiPriority="10" w:unhideWhenUsed="0" w:qFormat="1"/>
-    <w:lsdException w:name="Default Paragraph Font" w:uiPriority="1"/>
-    <w:lsdException w:name="Subtitle" w:semiHidden="0" w:uiPriority="11" w:unhideWhenUsed="0" w:qFormat="1"/>
-    <w:lsdException w:name="Strong" w:semiHidden="0" w:uiPriority="22" w:unhideWhenUsed="0" w:qFormat="1"/>
-    <w:lsdException w:name="Emphasis" w:semiHidden="0" w:uiPriority="20" w:unhideWhenUsed="0" w:qFormat="1"/>
-    <w:lsdException w:name="Table Grid" w:semiHidden="0" w:uiPriority="59" w:unhideWhenUsed="0"/>
-    <w:lsdException w:name="Placeholder Text" w:unhideWhenUsed="0"/>
-    <w:lsdException w:name="No Spacing" w:semiHidden="0" w:uiPriority="1" w:unhideWhenUsed="0" w:qFormat="1"/>
-    <w:lsdException w:name="Light Shading" w:semiHidden="0" w:uiPriority="60" w:unhideWhenUsed="0"/>
-    <w:lsdException w:name="Light List" w:semiHidden="0" w:uiPriority="61" w:unhideWhenUsed="0"/>
-    <w:lsdException w:name="Light Grid" w:semiHidden="0" w:uiPriority="62" w:unhideWhenUsed="0"/>
-    <w:lsdException w:name="Medium Shading 1" w:semiHidden="0" w:uiPriority="63" w:unhideWhenUsed="0"/>
-    <w:lsdException w:name="Medium Shading 2" w:semiHidden="0" w:uiPriority="64" w:unhideWhenUsed="0"/>
-    <w:lsdException w:name="Medium List 1" w:semiHidden="0" w:uiPriority="65" w:unhideWhenUsed="0"/>
-    <w:lsdException w:name="Medium List 2" w:semiHidden="0" w:uiPriority="66" w:unhideWhenUsed="0"/>
-    <w:lsdException w:name="Medium Grid 1" w:semiHidden="0" w:uiPriority="67" w:unhideWhenUsed="0"/>
-    <w:lsdException w:name="Medium Grid 2" w:semiHidden="0" w:uiPriority="68" w:unhideWhenUsed="0"/>
-    <w:lsdException w:name="Medium Grid 3" w:semiHidden="0" w:uiPriority="69" w:unhideWhenUsed="0"/>
-    <w:lsdException w:name="Dark List" w:semiHidden="0" w:uiPriority="70" w:unhideWhenUsed="0"/>
-    <w:lsdException w:name="Colorful Shading" w:semiHidden="0" w:uiPriority="71" w:unhideWhenUsed="0"/>
-    <w:lsdException w:name="Colorful List" w:semiHidden="0" w:uiPriority="72" w:unhideWhenUsed="0"/>
-    <w:lsdException w:name="Colorful Grid" w:semiHidden="0" w:uiPriority="73" w:unhideWhenUsed="0"/>
-    <w:lsdException w:name="Light Shading Accent 1" w:semiHidden="0" w:uiPriority="60" w:unhideWhenUsed="0"/>
-    <w:lsdException w:name="Light List Accent 1" w:semiHidden="0" w:uiPriority="61" w:unhideWhenUsed="0"/>
-    <w:lsdException w:name="Light Grid Accent 1" w:semiHidden="0" w:uiPriority="62" w:unhideWhenUsed="0"/>
-    <w:lsdException w:name="Medium Shading 1 Accent 1" w:semiHidden="0" w:uiPriority="63" w:unhideWhenUsed="0"/>
-    <w:lsdException w:name="Medium Shading 2 Accent 1" w:semiHidden="0" w:uiPriority="64" w:unhideWhenUsed="0"/>
-    <w:lsdException w:name="Medium List 1 Accent 1" w:semiHidden="0" w:uiPriority="65" w:unhideWhenUsed="0"/>
-    <w:lsdException w:name="Revision" w:unhideWhenUsed="0"/>
-    <w:lsdException w:name="List Paragraph" w:semiHidden="0" w:uiPriority="34" w:unhideWhenUsed="0" w:qFormat="1"/>
-    <w:lsdException w:name="Quote" w:semiHidden="0" w:uiPriority="29" w:unhideWhenUsed="0" w:qFormat="1"/>
-    <w:lsdException w:name="Intense Quote" w:semiHidden="0" w:uiPriority="30" w:unhideWhenUsed="0" w:qFormat="1"/>
-    <w:lsdException w:name="Medium List 2 Accent 1" w:semiHidden="0" w:uiPriority="66" w:unhideWhenUsed="0"/>
-    <w:lsdException w:name="Medium Grid 1 Accent 1" w:semiHidden="0" w:uiPriority="67" w:unhideWhenUsed="0"/>
-    <w:lsdException w:name="Medium Grid 2 Accent 1" w:semiHidden="0" w:uiPriority="68" w:unhideWhenUsed="0"/>
-    <w:lsdException w:name="Medium Grid 3 Accent 1" w:semiHidden="0" w:uiPriority="69" w:unhideWhenUsed="0"/>
-    <w:lsdException w:name="Dark List Accent 1" w:semiHidden="0" w:uiPriority="70" w:unhideWhenUsed="0"/>
-    <w:lsdException w:name="Colorful Shading Accent 1" w:semiHidden="0" w:uiPriority="71" w:unhideWhenUsed="0"/>
-    <w:lsdException w:name="Colorful List Accent 1" w:semiHidden="0" w:uiPriority="72" w:unhideWhenUsed="0"/>
-    <w:lsdException w:name="Colorful Grid Accent 1" w:semiHidden="0" w:uiPriority="73" w:unhideWhenUsed="0"/>
-    <w:lsdException w:name="Light Shading Accent 2" w:semiHidden="0" w:uiPriority="60" w:unhideWhenUsed="0"/>
-    <w:lsdException w:name="Light List Accent 2" w:semiHidden="0" w:uiPriority="61" w:unhideWhenUsed="0"/>
-    <w:lsdException w:name="Light Grid Accent 2" w:semiHidden="0" w:uiPriority="62" w:unhideWhenUsed="0"/>
-    <w:lsdException w:name="Medium Shading 1 Accent 2" w:semiHidden="0" w:uiPriority="63" w:unhideWhenUsed="0"/>
-    <w:lsdException w:name="Medium Shading 2 Accent 2" w:semiHidden="0" w:uiPriority="64" w:unhideWhenUsed="0"/>
-    <w:lsdException w:name="Medium List 1 Accent 2" w:semiHidden="0" w:uiPriority="65" w:unhideWhenUsed="0"/>
-    <w:lsdException w:name="Medium List 2 Accent 2" w:semiHidden="0" w:uiPriority="66" w:unhideWhenUsed="0"/>
-    <w:lsdException w:name="Medium Grid 1 Accent 2" w:semiHidden="0" w:uiPriority="67" w:unhideWhenUsed="0"/>
-    <w:lsdException w:name="Medium Grid 2 Accent 2" w:semiHidden="0" w:uiPriority="68" w:unhideWhenUsed="0"/>
-    <w:lsdException w:name="Medium Grid 3 Accent 2" w:semiHidden="0" w:uiPriority="69" w:unhideWhenUsed="0"/>
-    <w:lsdException w:name="Dark List Accent 2" w:semiHidden="0" w:uiPriority="70" w:unhideWhenUsed="0"/>
-    <w:lsdException w:name="Colorful Shading Accent 2" w:semiHidden="0" w:uiPriority="71" w:unhideWhenUsed="0"/>
-    <w:lsdException w:name="Colorful List Accent 2" w:semiHidden="0" w:uiPriority="72" w:unhideWhenUsed="0"/>
-    <w:lsdException w:name="Colorful Grid Accent 2" w:semiHidden="0" w:uiPriority="73" w:unhideWhenUsed="0"/>
-    <w:lsdException w:name="Light Shading Accent 3" w:semiHidden="0" w:uiPriority="60" w:unhideWhenUsed="0"/>
-    <w:lsdException w:name="Light List Accent 3" w:semiHidden="0" w:uiPriority="61" w:unhideWhenUsed="0"/>
-    <w:lsdException w:name="Light Grid Accent 3" w:semiHidden="0" w:uiPriority="62" w:unhideWhenUsed="0"/>
-    <w:lsdException w:name="Medium Shading 1 Accent 3" w:semiHidden="0" w:uiPriority="63" w:unhideWhenUsed="0"/>
-    <w:lsdException w:name="Medium Shading 2 Accent 3" w:semiHidden="0" w:uiPriority="64" w:unhideWhenUsed="0"/>
-    <w:lsdException w:name="Medium List 1 Accent 3" w:semiHidden="0" w:uiPriority="65" w:unhideWhenUsed="0"/>
-    <w:lsdException w:name="Medium List 2 Accent 3" w:semiHidden="0" w:uiPriority="66" w:unhideWhenUsed="0"/>
-    <w:lsdException w:name="Medium Grid 1 Accent 3" w:semiHidden="0" w:uiPriority="67" w:unhideWhenUsed="0"/>
-    <w:lsdException w:name="Medium Grid 2 Accent 3" w:semiHidden="0" w:uiPriority="68" w:unhideWhenUsed="0"/>
-    <w:lsdException w:name="Medium Grid 3 Accent 3" w:semiHidden="0" w:uiPriority="69" w:unhideWhenUsed="0"/>
-    <w:lsdException w:name="Dark List Accent 3" w:semiHidden="0" w:uiPriority="70" w:unhideWhenUsed="0"/>
-    <w:lsdException w:name="Colorful Shading Accent 3" w:semiHidden="0" w:uiPriority="71" w:unhideWhenUsed="0"/>
-    <w:lsdException w:name="Colorful List Accent 3" w:semiHidden="0" w:uiPriority="72" w:unhideWhenUsed="0"/>
-    <w:lsdException w:name="Colorful Grid Accent 3" w:semiHidden="0" w:uiPriority="73" w:unhideWhenUsed="0"/>
-    <w:lsdException w:name="Light Shading Accent 4" w:semiHidden="0" w:uiPriority="60" w:unhideWhenUsed="0"/>
-    <w:lsdException w:name="Light List Accent 4" w:semiHidden="0" w:uiPriority="61" w:unhideWhenUsed="0"/>
-    <w:lsdException w:name="Light Grid Accent 4" w:semiHidden="0" w:uiPriority="62" w:unhideWhenUsed="0"/>
-    <w:lsdException w:name="Medium Shading 1 Accent 4" w:semiHidden="0" w:uiPriority="63" w:unhideWhenUsed="0"/>
-    <w:lsdException w:name="Medium Shading 2 Accent 4" w:semiHidden="0" w:uiPriority="64" w:unhideWhenUsed="0"/>
-    <w:lsdException w:name="Medium List 1 Accent 4" w:semiHidden="0" w:uiPriority="65" w:unhideWhenUsed="0"/>
-    <w:lsdException w:name="Medium List 2 Accent 4" w:semiHidden="0" w:uiPriority="66" w:unhideWhenUsed="0"/>
-    <w:lsdException w:name="Medium Grid 1 Accent 4" w:semiHidden="0" w:uiPriority="67" w:unhideWhenUsed="0"/>
-    <w:lsdException w:name="Medium Grid 2 Accent 4" w:semiHidden="0" w:uiPriority="68" w:unhideWhenUsed="0"/>
-    <w:lsdException w:name="Medium Grid 3 Accent 4" w:semiHidden="0" w:uiPriority="69" w:unhideWhenUsed="0"/>
-    <w:lsdException w:name="Dark List Accent 4" w:semiHidden="0" w:uiPriority="70" w:unhideWhenUsed="0"/>
-    <w:lsdException w:name="Colorful Shading Accent 4" w:semiHidden="0" w:uiPriority="71" w:unhideWhenUsed="0"/>
-    <w:lsdException w:name="Colorful List Accent 4" w:semiHidden="0" w:uiPriority="72" w:unhideWhenUsed="0"/>
-    <w:lsdException w:name="Colorful Grid Accent 4" w:semiHidden="0" w:uiPriority="73" w:unhideWhenUsed="0"/>
-    <w:lsdException w:name="Light Shading Accent 5" w:semiHidden="0" w:uiPriority="60" w:unhideWhenUsed="0"/>
-    <w:lsdException w:name="Light List Accent 5" w:semiHidden="0" w:uiPriority="61" w:unhideWhenUsed="0"/>
-    <w:lsdException w:name="Light Grid Accent 5" w:semiHidden="0" w:uiPriority="62" w:unhideWhenUsed="0"/>
-    <w:lsdException w:name="Medium Shading 1 Accent 5" w:semiHidden="0" w:uiPriority="63" w:unhideWhenUsed="0"/>
-    <w:lsdException w:name="Medium Shading 2 Accent 5" w:semiHidden="0" w:uiPriority="64" w:unhideWhenUsed="0"/>
-    <w:lsdException w:name="Medium List 1 Accent 5" w:semiHidden="0" w:uiPriority="65" w:unhideWhenUsed="0"/>
-    <w:lsdException w:name="Medium List 2 Accent 5" w:semiHidden="0" w:uiPriority="66" w:unhideWhenUsed="0"/>
-    <w:lsdException w:name="Medium Grid 1 Accent 5" w:semiHidden="0" w:uiPriority="67" w:unhideWhenUsed="0"/>
-    <w:lsdException w:name="Medium Grid 2 Accent 5" w:semiHidden="0" w:uiPriority="68" w:unhideWhenUsed="0"/>
-    <w:lsdException w:name="Medium Grid 3 Accent 5" w:semiHidden="0" w:uiPriority="69" w:unhideWhenUsed="0"/>
-    <w:lsdException w:name="Dark List Accent 5" w:semiHidden="0" w:uiPriority="70" w:unhideWhenUsed="0"/>
-    <w:lsdException w:name="Colorful Shading Accent 5" w:semiHidden="0" w:uiPriority="71" w:unhideWhenUsed="0"/>
-    <w:lsdException w:name="Colorful List Accent 5" w:semiHidden="0" w:uiPriority="72" w:unhideWhenUsed="0"/>
-    <w:lsdException w:name="Colorful Grid Accent 5" w:semiHidden="0" w:uiPriority="73" w:unhideWhenUsed="0"/>
-    <w:lsdException w:name="Light Shading Accent 6" w:semiHidden="0" w:uiPriority="60" w:unhideWhenUsed="0"/>
-    <w:lsdException w:name="Light List Accent 6" w:semiHidden="0" w:uiPriority="61" w:unhideWhenUsed="0"/>
-    <w:lsdException w:name="Light Grid Accent 6" w:semiHidden="0" w:uiPriority="62" w:unhideWhenUsed="0"/>
-    <w:lsdException w:name="Medium Shading 1 Accent 6" w:semiHidden="0" w:uiPriority="63" w:unhideWhenUsed="0"/>
-    <w:lsdException w:name="Medium Shading 2 Accent 6" w:semiHidden="0" w:uiPriority="64" w:unhideWhenUsed="0"/>
-    <w:lsdException w:name="Medium List 1 Accent 6" w:semiHidden="0" w:uiPriority="65" w:unhideWhenUsed="0"/>
-    <w:lsdException w:name="Medium List 2 Accent 6" w:semiHidden="0" w:uiPriority="66" w:unhideWhenUsed="0"/>
-    <w:lsdException w:name="Medium Grid 1 Accent 6" w:semiHidden="0" w:uiPriority="67" w:unhideWhenUsed="0"/>
-    <w:lsdException w:name="Medium Grid 2 Accent 6" w:semiHidden="0" w:uiPriority="68" w:unhideWhenUsed="0"/>
-    <w:lsdException w:name="Medium Grid 3 Accent 6" w:semiHidden="0" w:uiPriority="69" w:unhideWhenUsed="0"/>
-    <w:lsdException w:name="Dark List Accent 6" w:semiHidden="0" w:uiPriority="70" w:unhideWhenUsed="0"/>
-    <w:lsdException w:name="Colorful Shading Accent 6" w:semiHidden="0" w:uiPriority="71" w:unhideWhenUsed="0"/>
-    <w:lsdException w:name="Colorful List Accent 6" w:semiHidden="0" w:uiPriority="72" w:unhideWhenUsed="0"/>
-    <w:lsdException w:name="Colorful Grid Accent 6" w:semiHidden="0" w:uiPriority="73" w:unhideWhenUsed="0"/>
-    <w:lsdException w:name="Subtle Emphasis" w:semiHidden="0" w:uiPriority="19" w:unhideWhenUsed="0" w:qFormat="1"/>
-    <w:lsdException w:name="Intense Emphasis" w:semiHidden="0" w:uiPriority="21" w:unhideWhenUsed="0" w:qFormat="1"/>
-    <w:lsdException w:name="Subtle Reference" w:semiHidden="0" w:uiPriority="31" w:unhideWhenUsed="0" w:qFormat="1"/>
-    <w:lsdException w:name="Intense Reference" w:semiHidden="0" w:uiPriority="32" w:unhideWhenUsed="0" w:qFormat="1"/>
-    <w:lsdException w:name="Book Title" w:semiHidden="0" w:uiPriority="33" w:unhideWhenUsed="0" w:qFormat="1"/>
-    <w:lsdException w:name="Bibliography" w:uiPriority="37"/>
-    <w:lsdException w:name="TOC Heading" w:uiPriority="39" w:qFormat="1"/>
-  </w:latentStyles>
-  <w:style w:type="paragraph" w:default="1" w:styleId="Normal">
-    <w:name w:val="Normal"/>
-    <w:qFormat/>
-    <w:rsid w:val="00EC412D"/>
-  </w:style>
-  <w:style w:type="character" w:default="1" w:styleId="Fontepargpadro">
-    <w:name w:val="Default Paragraph Font"/>
-    <w:uiPriority w:val="1"/>
-    <w:semiHidden/>
-    <w:unhideWhenUsed/>
-  </w:style>
-  <w:style w:type="table" w:default="1" w:styleId="Tabelanormal">
-    <w:name w:val="Normal Table"/>
-    <w:uiPriority w:val="99"/>
-    <w:semiHidden/>
-    <w:unhideWhenUsed/>
-    <w:qFormat/>
-    <w:tblPr>
-      <w:tblInd w:w="0" w:type="dxa"/>
-      <w:tblCellMar>
-        <w:top w:w="0" w:type="dxa"/>
-        <w:left w:w="108" w:type="dxa"/>
-        <w:bottom w:w="0" w:type="dxa"/>
-        <w:right w:w="108" w:type="dxa"/>
-      </w:tblCellMar>
-    </w:tblPr>
-  </w:style>
-  <w:style w:type="numbering" w:default="1" w:styleId="Semlista">
-    <w:name w:val="No List"/>
-    <w:uiPriority w:val="99"/>
-    <w:semiHidden/>
-    <w:unhideWhenUsed/>
-  </w:style>
-  <w:style w:type="character" w:styleId="TextodoEspaoReservado">
-    <w:name w:val="Placeholder Text"/>
-    <w:basedOn w:val="Fontepargpadro"/>
-    <w:uiPriority w:val="99"/>
-    <w:semiHidden/>
-    <w:rsid w:val="00D573E3"/>
-    <w:rPr>
-      <w:color w:val="808080"/>
-    </w:rPr>
-  </w:style>
-  <w:style w:type="paragraph" w:customStyle="1" w:styleId="192A1C6E464547A0B137C60FE3FB65AB">
-    <w:name w:val="192A1C6E464547A0B137C60FE3FB65AB"/>
-    <w:rsid w:val="00DE5764"/>
-  </w:style>
-  <w:style w:type="paragraph" w:customStyle="1" w:styleId="D88F553CF97A4004962B4B0963E07C3F">
-    <w:name w:val="D88F553CF97A4004962B4B0963E07C3F"/>
-    <w:rsid w:val="00DE5764"/>
-  </w:style>
-  <w:style w:type="paragraph" w:customStyle="1" w:styleId="CC08B2741AD249CC9686C4F3D436C4C1">
-    <w:name w:val="CC08B2741AD249CC9686C4F3D436C4C1"/>
-    <w:rsid w:val="00DE5764"/>
-  </w:style>
-</w:styles>
-</file>
-
-<file path=word/glossary/webSettings.xml><?xml version="1.0" encoding="utf-8"?>
-<w:webSettings xmlns:r="http://schemas.openxmlformats.org/officeDocument/2006/relationships" xmlns:w="http://schemas.openxmlformats.org/wordprocessingml/2006/main">
-  <w:optimizeForBrowser/>
-</w:webSettings>
-</file>
-
 <file path=word/theme/theme1.xml><?xml version="1.0" encoding="utf-8"?>
 <a:theme xmlns:a="http://schemas.openxmlformats.org/drawingml/2006/main" name="Tema do Office">
   <a:themeElements>

--- a/Relatorio_Equipe_HeapSort.docx
+++ b/Relatorio_Equipe_HeapSort.docx
@@ -322,7 +322,7 @@
               <w:tab w:val="right" w:leader="dot" w:pos="9016"/>
             </w:tabs>
             <w:rPr>
-              <w:rFonts w:ascii="Times" w:eastAsiaTheme="minorEastAsia" w:hAnsi="Times" w:cs="Times"/>
+              <w:rFonts w:eastAsiaTheme="minorEastAsia"/>
               <w:noProof/>
               <w:lang w:eastAsia="pt-BR"/>
             </w:rPr>
@@ -351,7 +351,7 @@
             </w:rPr>
             <w:fldChar w:fldCharType="separate"/>
           </w:r>
-          <w:hyperlink w:anchor="_Toc200322976" w:history="1">
+          <w:hyperlink w:anchor="_Toc200357394" w:history="1">
             <w:r>
               <w:rPr>
                 <w:rStyle w:val="Hyperlink"/>
@@ -362,7 +362,7 @@
             </w:r>
             <w:r>
               <w:rPr>
-                <w:rFonts w:ascii="Times" w:eastAsiaTheme="minorEastAsia" w:hAnsi="Times" w:cs="Times"/>
+                <w:rFonts w:eastAsiaTheme="minorEastAsia"/>
                 <w:noProof/>
                 <w:lang w:eastAsia="pt-BR"/>
               </w:rPr>
@@ -374,19 +374,33 @@
                 <w:rFonts w:ascii="Times" w:hAnsi="Times" w:cs="Times"/>
                 <w:noProof/>
               </w:rPr>
-              <w:t>Introdução</w:t>
-            </w:r>
-            <w:r>
-              <w:rPr>
+              <w:t>Intro</w:t>
+            </w:r>
+            <w:r>
+              <w:rPr>
+                <w:rStyle w:val="Hyperlink"/>
                 <w:rFonts w:ascii="Times" w:hAnsi="Times" w:cs="Times"/>
                 <w:noProof/>
+              </w:rPr>
+              <w:t>d</w:t>
+            </w:r>
+            <w:r>
+              <w:rPr>
+                <w:rStyle w:val="Hyperlink"/>
+                <w:rFonts w:ascii="Times" w:hAnsi="Times" w:cs="Times"/>
+                <w:noProof/>
+              </w:rPr>
+              <w:t>ução</w:t>
+            </w:r>
+            <w:r>
+              <w:rPr>
+                <w:noProof/>
                 <w:webHidden/>
               </w:rPr>
               <w:tab/>
             </w:r>
             <w:r>
               <w:rPr>
-                <w:rFonts w:ascii="Times" w:hAnsi="Times" w:cs="Times"/>
                 <w:noProof/>
                 <w:webHidden/>
               </w:rPr>
@@ -394,22 +408,19 @@
             </w:r>
             <w:r>
               <w:rPr>
-                <w:rFonts w:ascii="Times" w:hAnsi="Times" w:cs="Times"/>
-                <w:noProof/>
-                <w:webHidden/>
-              </w:rPr>
-              <w:instrText xml:space="preserve"> PAGEREF _Toc200322976 \h </w:instrText>
-            </w:r>
-            <w:r>
-              <w:rPr>
-                <w:rFonts w:ascii="Times" w:hAnsi="Times" w:cs="Times"/>
-                <w:noProof/>
-                <w:webHidden/>
-              </w:rPr>
-            </w:r>
-            <w:r>
-              <w:rPr>
-                <w:rFonts w:ascii="Times" w:hAnsi="Times" w:cs="Times"/>
+                <w:noProof/>
+                <w:webHidden/>
+              </w:rPr>
+              <w:instrText xml:space="preserve"> PAGEREF _Toc200357394 \h </w:instrText>
+            </w:r>
+            <w:r>
+              <w:rPr>
+                <w:noProof/>
+                <w:webHidden/>
+              </w:rPr>
+            </w:r>
+            <w:r>
+              <w:rPr>
                 <w:noProof/>
                 <w:webHidden/>
               </w:rPr>
@@ -417,15 +428,13 @@
             </w:r>
             <w:r>
               <w:rPr>
-                <w:rFonts w:ascii="Times" w:hAnsi="Times" w:cs="Times"/>
-                <w:noProof/>
-                <w:webHidden/>
-              </w:rPr>
-              <w:t>4</w:t>
-            </w:r>
-            <w:r>
-              <w:rPr>
-                <w:rFonts w:ascii="Times" w:hAnsi="Times" w:cs="Times"/>
+                <w:noProof/>
+                <w:webHidden/>
+              </w:rPr>
+              <w:t>2</w:t>
+            </w:r>
+            <w:r>
+              <w:rPr>
                 <w:noProof/>
                 <w:webHidden/>
               </w:rPr>
@@ -440,12 +449,12 @@
               <w:tab w:val="right" w:leader="dot" w:pos="9016"/>
             </w:tabs>
             <w:rPr>
-              <w:rFonts w:ascii="Times" w:eastAsiaTheme="minorEastAsia" w:hAnsi="Times" w:cs="Times"/>
+              <w:rFonts w:eastAsiaTheme="minorEastAsia"/>
               <w:noProof/>
               <w:lang w:eastAsia="pt-BR"/>
             </w:rPr>
           </w:pPr>
-          <w:hyperlink w:anchor="_Toc200322977" w:history="1">
+          <w:hyperlink w:anchor="_Toc200357395" w:history="1">
             <w:r>
               <w:rPr>
                 <w:rStyle w:val="Hyperlink"/>
@@ -456,7 +465,6 @@
             </w:r>
             <w:r>
               <w:rPr>
-                <w:rFonts w:ascii="Times" w:hAnsi="Times" w:cs="Times"/>
                 <w:noProof/>
                 <w:webHidden/>
               </w:rPr>
@@ -464,7 +472,6 @@
             </w:r>
             <w:r>
               <w:rPr>
-                <w:rFonts w:ascii="Times" w:hAnsi="Times" w:cs="Times"/>
                 <w:noProof/>
                 <w:webHidden/>
               </w:rPr>
@@ -472,22 +479,19 @@
             </w:r>
             <w:r>
               <w:rPr>
-                <w:rFonts w:ascii="Times" w:hAnsi="Times" w:cs="Times"/>
-                <w:noProof/>
-                <w:webHidden/>
-              </w:rPr>
-              <w:instrText xml:space="preserve"> PAGEREF _Toc200322977 \h </w:instrText>
-            </w:r>
-            <w:r>
-              <w:rPr>
-                <w:rFonts w:ascii="Times" w:hAnsi="Times" w:cs="Times"/>
-                <w:noProof/>
-                <w:webHidden/>
-              </w:rPr>
-            </w:r>
-            <w:r>
-              <w:rPr>
-                <w:rFonts w:ascii="Times" w:hAnsi="Times" w:cs="Times"/>
+                <w:noProof/>
+                <w:webHidden/>
+              </w:rPr>
+              <w:instrText xml:space="preserve"> PAGEREF _Toc200357395 \h </w:instrText>
+            </w:r>
+            <w:r>
+              <w:rPr>
+                <w:noProof/>
+                <w:webHidden/>
+              </w:rPr>
+            </w:r>
+            <w:r>
+              <w:rPr>
                 <w:noProof/>
                 <w:webHidden/>
               </w:rPr>
@@ -495,15 +499,13 @@
             </w:r>
             <w:r>
               <w:rPr>
-                <w:rFonts w:ascii="Times" w:hAnsi="Times" w:cs="Times"/>
-                <w:noProof/>
-                <w:webHidden/>
-              </w:rPr>
-              <w:t>4</w:t>
-            </w:r>
-            <w:r>
-              <w:rPr>
-                <w:rFonts w:ascii="Times" w:hAnsi="Times" w:cs="Times"/>
+                <w:noProof/>
+                <w:webHidden/>
+              </w:rPr>
+              <w:t>2</w:t>
+            </w:r>
+            <w:r>
+              <w:rPr>
                 <w:noProof/>
                 <w:webHidden/>
               </w:rPr>
@@ -518,12 +520,12 @@
               <w:tab w:val="right" w:leader="dot" w:pos="9016"/>
             </w:tabs>
             <w:rPr>
-              <w:rFonts w:ascii="Times" w:eastAsiaTheme="minorEastAsia" w:hAnsi="Times" w:cs="Times"/>
+              <w:rFonts w:eastAsiaTheme="minorEastAsia"/>
               <w:noProof/>
               <w:lang w:eastAsia="pt-BR"/>
             </w:rPr>
           </w:pPr>
-          <w:hyperlink w:anchor="_Toc200322978" w:history="1">
+          <w:hyperlink w:anchor="_Toc200357396" w:history="1">
             <w:r>
               <w:rPr>
                 <w:rStyle w:val="Hyperlink"/>
@@ -534,7 +536,6 @@
             </w:r>
             <w:r>
               <w:rPr>
-                <w:rFonts w:ascii="Times" w:hAnsi="Times" w:cs="Times"/>
                 <w:noProof/>
                 <w:webHidden/>
               </w:rPr>
@@ -542,7 +543,6 @@
             </w:r>
             <w:r>
               <w:rPr>
-                <w:rFonts w:ascii="Times" w:hAnsi="Times" w:cs="Times"/>
                 <w:noProof/>
                 <w:webHidden/>
               </w:rPr>
@@ -550,22 +550,19 @@
             </w:r>
             <w:r>
               <w:rPr>
-                <w:rFonts w:ascii="Times" w:hAnsi="Times" w:cs="Times"/>
-                <w:noProof/>
-                <w:webHidden/>
-              </w:rPr>
-              <w:instrText xml:space="preserve"> PAGEREF _Toc200322978 \h </w:instrText>
-            </w:r>
-            <w:r>
-              <w:rPr>
-                <w:rFonts w:ascii="Times" w:hAnsi="Times" w:cs="Times"/>
-                <w:noProof/>
-                <w:webHidden/>
-              </w:rPr>
-            </w:r>
-            <w:r>
-              <w:rPr>
-                <w:rFonts w:ascii="Times" w:hAnsi="Times" w:cs="Times"/>
+                <w:noProof/>
+                <w:webHidden/>
+              </w:rPr>
+              <w:instrText xml:space="preserve"> PAGEREF _Toc200357396 \h </w:instrText>
+            </w:r>
+            <w:r>
+              <w:rPr>
+                <w:noProof/>
+                <w:webHidden/>
+              </w:rPr>
+            </w:r>
+            <w:r>
+              <w:rPr>
                 <w:noProof/>
                 <w:webHidden/>
               </w:rPr>
@@ -573,15 +570,13 @@
             </w:r>
             <w:r>
               <w:rPr>
-                <w:rFonts w:ascii="Times" w:hAnsi="Times" w:cs="Times"/>
-                <w:noProof/>
-                <w:webHidden/>
-              </w:rPr>
-              <w:t>4</w:t>
-            </w:r>
-            <w:r>
-              <w:rPr>
-                <w:rFonts w:ascii="Times" w:hAnsi="Times" w:cs="Times"/>
+                <w:noProof/>
+                <w:webHidden/>
+              </w:rPr>
+              <w:t>2</w:t>
+            </w:r>
+            <w:r>
+              <w:rPr>
                 <w:noProof/>
                 <w:webHidden/>
               </w:rPr>
@@ -596,12 +591,12 @@
               <w:tab w:val="right" w:leader="dot" w:pos="9016"/>
             </w:tabs>
             <w:rPr>
-              <w:rFonts w:ascii="Times" w:eastAsiaTheme="minorEastAsia" w:hAnsi="Times" w:cs="Times"/>
+              <w:rFonts w:eastAsiaTheme="minorEastAsia"/>
               <w:noProof/>
               <w:lang w:eastAsia="pt-BR"/>
             </w:rPr>
           </w:pPr>
-          <w:hyperlink w:anchor="_Toc200322979" w:history="1">
+          <w:hyperlink w:anchor="_Toc200357397" w:history="1">
             <w:r>
               <w:rPr>
                 <w:rStyle w:val="Hyperlink"/>
@@ -612,7 +607,6 @@
             </w:r>
             <w:r>
               <w:rPr>
-                <w:rFonts w:ascii="Times" w:hAnsi="Times" w:cs="Times"/>
                 <w:noProof/>
                 <w:webHidden/>
               </w:rPr>
@@ -620,7 +614,6 @@
             </w:r>
             <w:r>
               <w:rPr>
-                <w:rFonts w:ascii="Times" w:hAnsi="Times" w:cs="Times"/>
                 <w:noProof/>
                 <w:webHidden/>
               </w:rPr>
@@ -628,22 +621,19 @@
             </w:r>
             <w:r>
               <w:rPr>
-                <w:rFonts w:ascii="Times" w:hAnsi="Times" w:cs="Times"/>
-                <w:noProof/>
-                <w:webHidden/>
-              </w:rPr>
-              <w:instrText xml:space="preserve"> PAGEREF _Toc200322979 \h </w:instrText>
-            </w:r>
-            <w:r>
-              <w:rPr>
-                <w:rFonts w:ascii="Times" w:hAnsi="Times" w:cs="Times"/>
-                <w:noProof/>
-                <w:webHidden/>
-              </w:rPr>
-            </w:r>
-            <w:r>
-              <w:rPr>
-                <w:rFonts w:ascii="Times" w:hAnsi="Times" w:cs="Times"/>
+                <w:noProof/>
+                <w:webHidden/>
+              </w:rPr>
+              <w:instrText xml:space="preserve"> PAGEREF _Toc200357397 \h </w:instrText>
+            </w:r>
+            <w:r>
+              <w:rPr>
+                <w:noProof/>
+                <w:webHidden/>
+              </w:rPr>
+            </w:r>
+            <w:r>
+              <w:rPr>
                 <w:noProof/>
                 <w:webHidden/>
               </w:rPr>
@@ -651,15 +641,13 @@
             </w:r>
             <w:r>
               <w:rPr>
-                <w:rFonts w:ascii="Times" w:hAnsi="Times" w:cs="Times"/>
-                <w:noProof/>
-                <w:webHidden/>
-              </w:rPr>
-              <w:t>4</w:t>
-            </w:r>
-            <w:r>
-              <w:rPr>
-                <w:rFonts w:ascii="Times" w:hAnsi="Times" w:cs="Times"/>
+                <w:noProof/>
+                <w:webHidden/>
+              </w:rPr>
+              <w:t>2</w:t>
+            </w:r>
+            <w:r>
+              <w:rPr>
                 <w:noProof/>
                 <w:webHidden/>
               </w:rPr>
@@ -675,12 +663,12 @@
               <w:tab w:val="right" w:leader="dot" w:pos="9016"/>
             </w:tabs>
             <w:rPr>
-              <w:rFonts w:ascii="Times" w:eastAsiaTheme="minorEastAsia" w:hAnsi="Times" w:cs="Times"/>
+              <w:rFonts w:eastAsiaTheme="minorEastAsia"/>
               <w:noProof/>
               <w:lang w:eastAsia="pt-BR"/>
             </w:rPr>
           </w:pPr>
-          <w:hyperlink w:anchor="_Toc200322980" w:history="1">
+          <w:hyperlink w:anchor="_Toc200357398" w:history="1">
             <w:r>
               <w:rPr>
                 <w:rStyle w:val="Hyperlink"/>
@@ -691,7 +679,7 @@
             </w:r>
             <w:r>
               <w:rPr>
-                <w:rFonts w:ascii="Times" w:eastAsiaTheme="minorEastAsia" w:hAnsi="Times" w:cs="Times"/>
+                <w:rFonts w:eastAsiaTheme="minorEastAsia"/>
                 <w:noProof/>
                 <w:lang w:eastAsia="pt-BR"/>
               </w:rPr>
@@ -703,28 +691,10 @@
                 <w:rFonts w:ascii="Times" w:hAnsi="Times" w:cs="Times"/>
                 <w:noProof/>
               </w:rPr>
-              <w:t xml:space="preserve">Algoritmo </w:t>
-            </w:r>
-            <w:r>
-              <w:rPr>
-                <w:rStyle w:val="Hyperlink"/>
-                <w:rFonts w:ascii="Times" w:hAnsi="Times" w:cs="Times"/>
-                <w:i/>
-                <w:noProof/>
-              </w:rPr>
-              <w:t>Heap</w:t>
-            </w:r>
-            <w:r>
-              <w:rPr>
-                <w:rStyle w:val="Hyperlink"/>
-                <w:rFonts w:ascii="Times" w:hAnsi="Times" w:cs="Times"/>
-                <w:noProof/>
-              </w:rPr>
-              <w:t xml:space="preserve"> Sort</w:t>
-            </w:r>
-            <w:r>
-              <w:rPr>
-                <w:rFonts w:ascii="Times" w:hAnsi="Times" w:cs="Times"/>
+              <w:t>Algoritmo Heap Sort</w:t>
+            </w:r>
+            <w:r>
+              <w:rPr>
                 <w:noProof/>
                 <w:webHidden/>
               </w:rPr>
@@ -732,7 +702,6 @@
             </w:r>
             <w:r>
               <w:rPr>
-                <w:rFonts w:ascii="Times" w:hAnsi="Times" w:cs="Times"/>
                 <w:noProof/>
                 <w:webHidden/>
               </w:rPr>
@@ -740,22 +709,19 @@
             </w:r>
             <w:r>
               <w:rPr>
-                <w:rFonts w:ascii="Times" w:hAnsi="Times" w:cs="Times"/>
-                <w:noProof/>
-                <w:webHidden/>
-              </w:rPr>
-              <w:instrText xml:space="preserve"> PAGEREF _Toc200322980 \h </w:instrText>
-            </w:r>
-            <w:r>
-              <w:rPr>
-                <w:rFonts w:ascii="Times" w:hAnsi="Times" w:cs="Times"/>
-                <w:noProof/>
-                <w:webHidden/>
-              </w:rPr>
-            </w:r>
-            <w:r>
-              <w:rPr>
-                <w:rFonts w:ascii="Times" w:hAnsi="Times" w:cs="Times"/>
+                <w:noProof/>
+                <w:webHidden/>
+              </w:rPr>
+              <w:instrText xml:space="preserve"> PAGEREF _Toc200357398 \h </w:instrText>
+            </w:r>
+            <w:r>
+              <w:rPr>
+                <w:noProof/>
+                <w:webHidden/>
+              </w:rPr>
+            </w:r>
+            <w:r>
+              <w:rPr>
                 <w:noProof/>
                 <w:webHidden/>
               </w:rPr>
@@ -763,15 +729,13 @@
             </w:r>
             <w:r>
               <w:rPr>
-                <w:rFonts w:ascii="Times" w:hAnsi="Times" w:cs="Times"/>
-                <w:noProof/>
-                <w:webHidden/>
-              </w:rPr>
-              <w:t>4</w:t>
-            </w:r>
-            <w:r>
-              <w:rPr>
-                <w:rFonts w:ascii="Times" w:hAnsi="Times" w:cs="Times"/>
+                <w:noProof/>
+                <w:webHidden/>
+              </w:rPr>
+              <w:t>2</w:t>
+            </w:r>
+            <w:r>
+              <w:rPr>
                 <w:noProof/>
                 <w:webHidden/>
               </w:rPr>
@@ -786,12 +750,12 @@
               <w:tab w:val="right" w:leader="dot" w:pos="9016"/>
             </w:tabs>
             <w:rPr>
-              <w:rFonts w:ascii="Times" w:eastAsiaTheme="minorEastAsia" w:hAnsi="Times" w:cs="Times"/>
+              <w:rFonts w:eastAsiaTheme="minorEastAsia"/>
               <w:noProof/>
               <w:lang w:eastAsia="pt-BR"/>
             </w:rPr>
           </w:pPr>
-          <w:hyperlink w:anchor="_Toc200322981" w:history="1">
+          <w:hyperlink w:anchor="_Toc200357399" w:history="1">
             <w:r>
               <w:rPr>
                 <w:rStyle w:val="Hyperlink"/>
@@ -802,7 +766,6 @@
             </w:r>
             <w:r>
               <w:rPr>
-                <w:rFonts w:ascii="Times" w:hAnsi="Times" w:cs="Times"/>
                 <w:noProof/>
                 <w:webHidden/>
               </w:rPr>
@@ -810,7 +773,6 @@
             </w:r>
             <w:r>
               <w:rPr>
-                <w:rFonts w:ascii="Times" w:hAnsi="Times" w:cs="Times"/>
                 <w:noProof/>
                 <w:webHidden/>
               </w:rPr>
@@ -818,22 +780,19 @@
             </w:r>
             <w:r>
               <w:rPr>
-                <w:rFonts w:ascii="Times" w:hAnsi="Times" w:cs="Times"/>
-                <w:noProof/>
-                <w:webHidden/>
-              </w:rPr>
-              <w:instrText xml:space="preserve"> PAGEREF _Toc200322981 \h </w:instrText>
-            </w:r>
-            <w:r>
-              <w:rPr>
-                <w:rFonts w:ascii="Times" w:hAnsi="Times" w:cs="Times"/>
-                <w:noProof/>
-                <w:webHidden/>
-              </w:rPr>
-            </w:r>
-            <w:r>
-              <w:rPr>
-                <w:rFonts w:ascii="Times" w:hAnsi="Times" w:cs="Times"/>
+                <w:noProof/>
+                <w:webHidden/>
+              </w:rPr>
+              <w:instrText xml:space="preserve"> PAGEREF _Toc200357399 \h </w:instrText>
+            </w:r>
+            <w:r>
+              <w:rPr>
+                <w:noProof/>
+                <w:webHidden/>
+              </w:rPr>
+            </w:r>
+            <w:r>
+              <w:rPr>
                 <w:noProof/>
                 <w:webHidden/>
               </w:rPr>
@@ -841,15 +800,13 @@
             </w:r>
             <w:r>
               <w:rPr>
-                <w:rFonts w:ascii="Times" w:hAnsi="Times" w:cs="Times"/>
-                <w:noProof/>
-                <w:webHidden/>
-              </w:rPr>
-              <w:t>4</w:t>
-            </w:r>
-            <w:r>
-              <w:rPr>
-                <w:rFonts w:ascii="Times" w:hAnsi="Times" w:cs="Times"/>
+                <w:noProof/>
+                <w:webHidden/>
+              </w:rPr>
+              <w:t>2</w:t>
+            </w:r>
+            <w:r>
+              <w:rPr>
                 <w:noProof/>
                 <w:webHidden/>
               </w:rPr>
@@ -864,12 +821,12 @@
               <w:tab w:val="right" w:leader="dot" w:pos="9016"/>
             </w:tabs>
             <w:rPr>
-              <w:rFonts w:ascii="Times" w:eastAsiaTheme="minorEastAsia" w:hAnsi="Times" w:cs="Times"/>
+              <w:rFonts w:eastAsiaTheme="minorEastAsia"/>
               <w:noProof/>
               <w:lang w:eastAsia="pt-BR"/>
             </w:rPr>
           </w:pPr>
-          <w:hyperlink w:anchor="_Toc200322982" w:history="1">
+          <w:hyperlink w:anchor="_Toc200357400" w:history="1">
             <w:r>
               <w:rPr>
                 <w:rStyle w:val="Hyperlink"/>
@@ -880,7 +837,6 @@
             </w:r>
             <w:r>
               <w:rPr>
-                <w:rFonts w:ascii="Times" w:hAnsi="Times" w:cs="Times"/>
                 <w:noProof/>
                 <w:webHidden/>
               </w:rPr>
@@ -888,7 +844,6 @@
             </w:r>
             <w:r>
               <w:rPr>
-                <w:rFonts w:ascii="Times" w:hAnsi="Times" w:cs="Times"/>
                 <w:noProof/>
                 <w:webHidden/>
               </w:rPr>
@@ -896,22 +851,19 @@
             </w:r>
             <w:r>
               <w:rPr>
-                <w:rFonts w:ascii="Times" w:hAnsi="Times" w:cs="Times"/>
-                <w:noProof/>
-                <w:webHidden/>
-              </w:rPr>
-              <w:instrText xml:space="preserve"> PAGEREF _Toc200322982 \h </w:instrText>
-            </w:r>
-            <w:r>
-              <w:rPr>
-                <w:rFonts w:ascii="Times" w:hAnsi="Times" w:cs="Times"/>
-                <w:noProof/>
-                <w:webHidden/>
-              </w:rPr>
-            </w:r>
-            <w:r>
-              <w:rPr>
-                <w:rFonts w:ascii="Times" w:hAnsi="Times" w:cs="Times"/>
+                <w:noProof/>
+                <w:webHidden/>
+              </w:rPr>
+              <w:instrText xml:space="preserve"> PAGEREF _Toc200357400 \h </w:instrText>
+            </w:r>
+            <w:r>
+              <w:rPr>
+                <w:noProof/>
+                <w:webHidden/>
+              </w:rPr>
+            </w:r>
+            <w:r>
+              <w:rPr>
                 <w:noProof/>
                 <w:webHidden/>
               </w:rPr>
@@ -919,15 +871,13 @@
             </w:r>
             <w:r>
               <w:rPr>
-                <w:rFonts w:ascii="Times" w:hAnsi="Times" w:cs="Times"/>
-                <w:noProof/>
-                <w:webHidden/>
-              </w:rPr>
-              <w:t>4</w:t>
-            </w:r>
-            <w:r>
-              <w:rPr>
-                <w:rFonts w:ascii="Times" w:hAnsi="Times" w:cs="Times"/>
+                <w:noProof/>
+                <w:webHidden/>
+              </w:rPr>
+              <w:t>2</w:t>
+            </w:r>
+            <w:r>
+              <w:rPr>
                 <w:noProof/>
                 <w:webHidden/>
               </w:rPr>
@@ -942,23 +892,21 @@
               <w:tab w:val="right" w:leader="dot" w:pos="9016"/>
             </w:tabs>
             <w:rPr>
-              <w:rFonts w:ascii="Times" w:eastAsiaTheme="minorEastAsia" w:hAnsi="Times" w:cs="Times"/>
+              <w:rFonts w:eastAsiaTheme="minorEastAsia"/>
               <w:noProof/>
               <w:lang w:eastAsia="pt-BR"/>
             </w:rPr>
           </w:pPr>
-          <w:hyperlink w:anchor="_Toc200322983" w:history="1">
+          <w:hyperlink w:anchor="_Toc200357401" w:history="1">
             <w:r>
               <w:rPr>
                 <w:rStyle w:val="Hyperlink"/>
-                <w:rFonts w:ascii="Times" w:hAnsi="Times" w:cs="Times"/>
                 <w:noProof/>
               </w:rPr>
               <w:t>Melhores Cenários De Uso Do Algoritmo</w:t>
             </w:r>
             <w:r>
               <w:rPr>
-                <w:rFonts w:ascii="Times" w:hAnsi="Times" w:cs="Times"/>
                 <w:noProof/>
                 <w:webHidden/>
               </w:rPr>
@@ -966,7 +914,6 @@
             </w:r>
             <w:r>
               <w:rPr>
-                <w:rFonts w:ascii="Times" w:hAnsi="Times" w:cs="Times"/>
                 <w:noProof/>
                 <w:webHidden/>
               </w:rPr>
@@ -974,22 +921,19 @@
             </w:r>
             <w:r>
               <w:rPr>
-                <w:rFonts w:ascii="Times" w:hAnsi="Times" w:cs="Times"/>
-                <w:noProof/>
-                <w:webHidden/>
-              </w:rPr>
-              <w:instrText xml:space="preserve"> PAGEREF _Toc200322983 \h </w:instrText>
-            </w:r>
-            <w:r>
-              <w:rPr>
-                <w:rFonts w:ascii="Times" w:hAnsi="Times" w:cs="Times"/>
-                <w:noProof/>
-                <w:webHidden/>
-              </w:rPr>
-            </w:r>
-            <w:r>
-              <w:rPr>
-                <w:rFonts w:ascii="Times" w:hAnsi="Times" w:cs="Times"/>
+                <w:noProof/>
+                <w:webHidden/>
+              </w:rPr>
+              <w:instrText xml:space="preserve"> PAGEREF _Toc200357401 \h </w:instrText>
+            </w:r>
+            <w:r>
+              <w:rPr>
+                <w:noProof/>
+                <w:webHidden/>
+              </w:rPr>
+            </w:r>
+            <w:r>
+              <w:rPr>
                 <w:noProof/>
                 <w:webHidden/>
               </w:rPr>
@@ -997,15 +941,13 @@
             </w:r>
             <w:r>
               <w:rPr>
-                <w:rFonts w:ascii="Times" w:hAnsi="Times" w:cs="Times"/>
-                <w:noProof/>
-                <w:webHidden/>
-              </w:rPr>
-              <w:t>6</w:t>
-            </w:r>
-            <w:r>
-              <w:rPr>
-                <w:rFonts w:ascii="Times" w:hAnsi="Times" w:cs="Times"/>
+                <w:noProof/>
+                <w:webHidden/>
+              </w:rPr>
+              <w:t>4</w:t>
+            </w:r>
+            <w:r>
+              <w:rPr>
                 <w:noProof/>
                 <w:webHidden/>
               </w:rPr>
@@ -1020,23 +962,21 @@
               <w:tab w:val="right" w:leader="dot" w:pos="9016"/>
             </w:tabs>
             <w:rPr>
-              <w:rFonts w:ascii="Times" w:eastAsiaTheme="minorEastAsia" w:hAnsi="Times" w:cs="Times"/>
+              <w:rFonts w:eastAsiaTheme="minorEastAsia"/>
               <w:noProof/>
               <w:lang w:eastAsia="pt-BR"/>
             </w:rPr>
           </w:pPr>
-          <w:hyperlink w:anchor="_Toc200322984" w:history="1">
+          <w:hyperlink w:anchor="_Toc200357402" w:history="1">
             <w:r>
               <w:rPr>
                 <w:rStyle w:val="Hyperlink"/>
-                <w:rFonts w:ascii="Times" w:hAnsi="Times" w:cs="Times"/>
                 <w:noProof/>
               </w:rPr>
               <w:t>Aplicações com necessidade de garantia de tempo.</w:t>
             </w:r>
             <w:r>
               <w:rPr>
-                <w:rFonts w:ascii="Times" w:hAnsi="Times" w:cs="Times"/>
                 <w:noProof/>
                 <w:webHidden/>
               </w:rPr>
@@ -1044,7 +984,6 @@
             </w:r>
             <w:r>
               <w:rPr>
-                <w:rFonts w:ascii="Times" w:hAnsi="Times" w:cs="Times"/>
                 <w:noProof/>
                 <w:webHidden/>
               </w:rPr>
@@ -1052,22 +991,19 @@
             </w:r>
             <w:r>
               <w:rPr>
-                <w:rFonts w:ascii="Times" w:hAnsi="Times" w:cs="Times"/>
-                <w:noProof/>
-                <w:webHidden/>
-              </w:rPr>
-              <w:instrText xml:space="preserve"> PAGEREF _Toc200322984 \h </w:instrText>
-            </w:r>
-            <w:r>
-              <w:rPr>
-                <w:rFonts w:ascii="Times" w:hAnsi="Times" w:cs="Times"/>
-                <w:noProof/>
-                <w:webHidden/>
-              </w:rPr>
-            </w:r>
-            <w:r>
-              <w:rPr>
-                <w:rFonts w:ascii="Times" w:hAnsi="Times" w:cs="Times"/>
+                <w:noProof/>
+                <w:webHidden/>
+              </w:rPr>
+              <w:instrText xml:space="preserve"> PAGEREF _Toc200357402 \h </w:instrText>
+            </w:r>
+            <w:r>
+              <w:rPr>
+                <w:noProof/>
+                <w:webHidden/>
+              </w:rPr>
+            </w:r>
+            <w:r>
+              <w:rPr>
                 <w:noProof/>
                 <w:webHidden/>
               </w:rPr>
@@ -1075,15 +1011,13 @@
             </w:r>
             <w:r>
               <w:rPr>
-                <w:rFonts w:ascii="Times" w:hAnsi="Times" w:cs="Times"/>
-                <w:noProof/>
-                <w:webHidden/>
-              </w:rPr>
-              <w:t>6</w:t>
-            </w:r>
-            <w:r>
-              <w:rPr>
-                <w:rFonts w:ascii="Times" w:hAnsi="Times" w:cs="Times"/>
+                <w:noProof/>
+                <w:webHidden/>
+              </w:rPr>
+              <w:t>5</w:t>
+            </w:r>
+            <w:r>
+              <w:rPr>
                 <w:noProof/>
                 <w:webHidden/>
               </w:rPr>
@@ -1098,23 +1032,21 @@
               <w:tab w:val="right" w:leader="dot" w:pos="9016"/>
             </w:tabs>
             <w:rPr>
-              <w:rFonts w:ascii="Times" w:eastAsiaTheme="minorEastAsia" w:hAnsi="Times" w:cs="Times"/>
+              <w:rFonts w:eastAsiaTheme="minorEastAsia"/>
               <w:noProof/>
               <w:lang w:eastAsia="pt-BR"/>
             </w:rPr>
           </w:pPr>
-          <w:hyperlink w:anchor="_Toc200322985" w:history="1">
+          <w:hyperlink w:anchor="_Toc200357403" w:history="1">
             <w:r>
               <w:rPr>
                 <w:rStyle w:val="Hyperlink"/>
-                <w:rFonts w:ascii="Times" w:hAnsi="Times" w:cs="Times"/>
                 <w:noProof/>
               </w:rPr>
               <w:t>Ambientes com restrições de memória.</w:t>
             </w:r>
             <w:r>
               <w:rPr>
-                <w:rFonts w:ascii="Times" w:hAnsi="Times" w:cs="Times"/>
                 <w:noProof/>
                 <w:webHidden/>
               </w:rPr>
@@ -1122,7 +1054,6 @@
             </w:r>
             <w:r>
               <w:rPr>
-                <w:rFonts w:ascii="Times" w:hAnsi="Times" w:cs="Times"/>
                 <w:noProof/>
                 <w:webHidden/>
               </w:rPr>
@@ -1130,22 +1061,19 @@
             </w:r>
             <w:r>
               <w:rPr>
-                <w:rFonts w:ascii="Times" w:hAnsi="Times" w:cs="Times"/>
-                <w:noProof/>
-                <w:webHidden/>
-              </w:rPr>
-              <w:instrText xml:space="preserve"> PAGEREF _Toc200322985 \h </w:instrText>
-            </w:r>
-            <w:r>
-              <w:rPr>
-                <w:rFonts w:ascii="Times" w:hAnsi="Times" w:cs="Times"/>
-                <w:noProof/>
-                <w:webHidden/>
-              </w:rPr>
-            </w:r>
-            <w:r>
-              <w:rPr>
-                <w:rFonts w:ascii="Times" w:hAnsi="Times" w:cs="Times"/>
+                <w:noProof/>
+                <w:webHidden/>
+              </w:rPr>
+              <w:instrText xml:space="preserve"> PAGEREF _Toc200357403 \h </w:instrText>
+            </w:r>
+            <w:r>
+              <w:rPr>
+                <w:noProof/>
+                <w:webHidden/>
+              </w:rPr>
+            </w:r>
+            <w:r>
+              <w:rPr>
                 <w:noProof/>
                 <w:webHidden/>
               </w:rPr>
@@ -1153,15 +1081,13 @@
             </w:r>
             <w:r>
               <w:rPr>
-                <w:rFonts w:ascii="Times" w:hAnsi="Times" w:cs="Times"/>
-                <w:noProof/>
-                <w:webHidden/>
-              </w:rPr>
-              <w:t>7</w:t>
-            </w:r>
-            <w:r>
-              <w:rPr>
-                <w:rFonts w:ascii="Times" w:hAnsi="Times" w:cs="Times"/>
+                <w:noProof/>
+                <w:webHidden/>
+              </w:rPr>
+              <w:t>5</w:t>
+            </w:r>
+            <w:r>
+              <w:rPr>
                 <w:noProof/>
                 <w:webHidden/>
               </w:rPr>
@@ -1176,23 +1102,21 @@
               <w:tab w:val="right" w:leader="dot" w:pos="9016"/>
             </w:tabs>
             <w:rPr>
-              <w:rFonts w:ascii="Times" w:eastAsiaTheme="minorEastAsia" w:hAnsi="Times" w:cs="Times"/>
+              <w:rFonts w:eastAsiaTheme="minorEastAsia"/>
               <w:noProof/>
               <w:lang w:eastAsia="pt-BR"/>
             </w:rPr>
           </w:pPr>
-          <w:hyperlink w:anchor="_Toc200322986" w:history="1">
+          <w:hyperlink w:anchor="_Toc200357404" w:history="1">
             <w:r>
               <w:rPr>
                 <w:rStyle w:val="Hyperlink"/>
-                <w:rFonts w:ascii="Times" w:hAnsi="Times" w:cs="Times"/>
                 <w:noProof/>
               </w:rPr>
               <w:t>Implementação de filas de prioridade.</w:t>
             </w:r>
             <w:r>
               <w:rPr>
-                <w:rFonts w:ascii="Times" w:hAnsi="Times" w:cs="Times"/>
                 <w:noProof/>
                 <w:webHidden/>
               </w:rPr>
@@ -1200,7 +1124,6 @@
             </w:r>
             <w:r>
               <w:rPr>
-                <w:rFonts w:ascii="Times" w:hAnsi="Times" w:cs="Times"/>
                 <w:noProof/>
                 <w:webHidden/>
               </w:rPr>
@@ -1208,22 +1131,19 @@
             </w:r>
             <w:r>
               <w:rPr>
-                <w:rFonts w:ascii="Times" w:hAnsi="Times" w:cs="Times"/>
-                <w:noProof/>
-                <w:webHidden/>
-              </w:rPr>
-              <w:instrText xml:space="preserve"> PAGEREF _Toc200322986 \h </w:instrText>
-            </w:r>
-            <w:r>
-              <w:rPr>
-                <w:rFonts w:ascii="Times" w:hAnsi="Times" w:cs="Times"/>
-                <w:noProof/>
-                <w:webHidden/>
-              </w:rPr>
-            </w:r>
-            <w:r>
-              <w:rPr>
-                <w:rFonts w:ascii="Times" w:hAnsi="Times" w:cs="Times"/>
+                <w:noProof/>
+                <w:webHidden/>
+              </w:rPr>
+              <w:instrText xml:space="preserve"> PAGEREF _Toc200357404 \h </w:instrText>
+            </w:r>
+            <w:r>
+              <w:rPr>
+                <w:noProof/>
+                <w:webHidden/>
+              </w:rPr>
+            </w:r>
+            <w:r>
+              <w:rPr>
                 <w:noProof/>
                 <w:webHidden/>
               </w:rPr>
@@ -1231,15 +1151,13 @@
             </w:r>
             <w:r>
               <w:rPr>
-                <w:rFonts w:ascii="Times" w:hAnsi="Times" w:cs="Times"/>
-                <w:noProof/>
-                <w:webHidden/>
-              </w:rPr>
-              <w:t>7</w:t>
-            </w:r>
-            <w:r>
-              <w:rPr>
-                <w:rFonts w:ascii="Times" w:hAnsi="Times" w:cs="Times"/>
+                <w:noProof/>
+                <w:webHidden/>
+              </w:rPr>
+              <w:t>5</w:t>
+            </w:r>
+            <w:r>
+              <w:rPr>
                 <w:noProof/>
                 <w:webHidden/>
               </w:rPr>
@@ -1254,23 +1172,21 @@
               <w:tab w:val="right" w:leader="dot" w:pos="9016"/>
             </w:tabs>
             <w:rPr>
-              <w:rFonts w:ascii="Times" w:eastAsiaTheme="minorEastAsia" w:hAnsi="Times" w:cs="Times"/>
+              <w:rFonts w:eastAsiaTheme="minorEastAsia"/>
               <w:noProof/>
               <w:lang w:eastAsia="pt-BR"/>
             </w:rPr>
           </w:pPr>
-          <w:hyperlink w:anchor="_Toc200322987" w:history="1">
+          <w:hyperlink w:anchor="_Toc200357405" w:history="1">
             <w:r>
               <w:rPr>
                 <w:rStyle w:val="Hyperlink"/>
-                <w:rFonts w:ascii="Times" w:hAnsi="Times" w:cs="Times"/>
                 <w:noProof/>
               </w:rPr>
               <w:t>Processamento de dados em fluxo</w:t>
             </w:r>
             <w:r>
               <w:rPr>
-                <w:rFonts w:ascii="Times" w:hAnsi="Times" w:cs="Times"/>
                 <w:noProof/>
                 <w:webHidden/>
               </w:rPr>
@@ -1278,7 +1194,6 @@
             </w:r>
             <w:r>
               <w:rPr>
-                <w:rFonts w:ascii="Times" w:hAnsi="Times" w:cs="Times"/>
                 <w:noProof/>
                 <w:webHidden/>
               </w:rPr>
@@ -1286,22 +1201,19 @@
             </w:r>
             <w:r>
               <w:rPr>
-                <w:rFonts w:ascii="Times" w:hAnsi="Times" w:cs="Times"/>
-                <w:noProof/>
-                <w:webHidden/>
-              </w:rPr>
-              <w:instrText xml:space="preserve"> PAGEREF _Toc200322987 \h </w:instrText>
-            </w:r>
-            <w:r>
-              <w:rPr>
-                <w:rFonts w:ascii="Times" w:hAnsi="Times" w:cs="Times"/>
-                <w:noProof/>
-                <w:webHidden/>
-              </w:rPr>
-            </w:r>
-            <w:r>
-              <w:rPr>
-                <w:rFonts w:ascii="Times" w:hAnsi="Times" w:cs="Times"/>
+                <w:noProof/>
+                <w:webHidden/>
+              </w:rPr>
+              <w:instrText xml:space="preserve"> PAGEREF _Toc200357405 \h </w:instrText>
+            </w:r>
+            <w:r>
+              <w:rPr>
+                <w:noProof/>
+                <w:webHidden/>
+              </w:rPr>
+            </w:r>
+            <w:r>
+              <w:rPr>
                 <w:noProof/>
                 <w:webHidden/>
               </w:rPr>
@@ -1309,15 +1221,13 @@
             </w:r>
             <w:r>
               <w:rPr>
-                <w:rFonts w:ascii="Times" w:hAnsi="Times" w:cs="Times"/>
-                <w:noProof/>
-                <w:webHidden/>
-              </w:rPr>
-              <w:t>7</w:t>
-            </w:r>
-            <w:r>
-              <w:rPr>
-                <w:rFonts w:ascii="Times" w:hAnsi="Times" w:cs="Times"/>
+                <w:noProof/>
+                <w:webHidden/>
+              </w:rPr>
+              <w:t>5</w:t>
+            </w:r>
+            <w:r>
+              <w:rPr>
                 <w:noProof/>
                 <w:webHidden/>
               </w:rPr>
@@ -1332,23 +1242,21 @@
               <w:tab w:val="right" w:leader="dot" w:pos="9016"/>
             </w:tabs>
             <w:rPr>
-              <w:rFonts w:ascii="Times" w:eastAsiaTheme="minorEastAsia" w:hAnsi="Times" w:cs="Times"/>
+              <w:rFonts w:eastAsiaTheme="minorEastAsia"/>
               <w:noProof/>
               <w:lang w:eastAsia="pt-BR"/>
             </w:rPr>
           </w:pPr>
-          <w:hyperlink w:anchor="_Toc200322988" w:history="1">
+          <w:hyperlink w:anchor="_Toc200357406" w:history="1">
             <w:r>
               <w:rPr>
                 <w:rStyle w:val="Hyperlink"/>
-                <w:rFonts w:ascii="Times" w:hAnsi="Times" w:cs="Times"/>
                 <w:noProof/>
               </w:rPr>
               <w:t>Sistemas críticos</w:t>
             </w:r>
             <w:r>
               <w:rPr>
-                <w:rFonts w:ascii="Times" w:hAnsi="Times" w:cs="Times"/>
                 <w:noProof/>
                 <w:webHidden/>
               </w:rPr>
@@ -1356,7 +1264,6 @@
             </w:r>
             <w:r>
               <w:rPr>
-                <w:rFonts w:ascii="Times" w:hAnsi="Times" w:cs="Times"/>
                 <w:noProof/>
                 <w:webHidden/>
               </w:rPr>
@@ -1364,22 +1271,19 @@
             </w:r>
             <w:r>
               <w:rPr>
-                <w:rFonts w:ascii="Times" w:hAnsi="Times" w:cs="Times"/>
-                <w:noProof/>
-                <w:webHidden/>
-              </w:rPr>
-              <w:instrText xml:space="preserve"> PAGEREF _Toc200322988 \h </w:instrText>
-            </w:r>
-            <w:r>
-              <w:rPr>
-                <w:rFonts w:ascii="Times" w:hAnsi="Times" w:cs="Times"/>
-                <w:noProof/>
-                <w:webHidden/>
-              </w:rPr>
-            </w:r>
-            <w:r>
-              <w:rPr>
-                <w:rFonts w:ascii="Times" w:hAnsi="Times" w:cs="Times"/>
+                <w:noProof/>
+                <w:webHidden/>
+              </w:rPr>
+              <w:instrText xml:space="preserve"> PAGEREF _Toc200357406 \h </w:instrText>
+            </w:r>
+            <w:r>
+              <w:rPr>
+                <w:noProof/>
+                <w:webHidden/>
+              </w:rPr>
+            </w:r>
+            <w:r>
+              <w:rPr>
                 <w:noProof/>
                 <w:webHidden/>
               </w:rPr>
@@ -1387,15 +1291,13 @@
             </w:r>
             <w:r>
               <w:rPr>
-                <w:rFonts w:ascii="Times" w:hAnsi="Times" w:cs="Times"/>
-                <w:noProof/>
-                <w:webHidden/>
-              </w:rPr>
-              <w:t>7</w:t>
-            </w:r>
-            <w:r>
-              <w:rPr>
-                <w:rFonts w:ascii="Times" w:hAnsi="Times" w:cs="Times"/>
+                <w:noProof/>
+                <w:webHidden/>
+              </w:rPr>
+              <w:t>5</w:t>
+            </w:r>
+            <w:r>
+              <w:rPr>
                 <w:noProof/>
                 <w:webHidden/>
               </w:rPr>
@@ -1410,23 +1312,21 @@
               <w:tab w:val="right" w:leader="dot" w:pos="9016"/>
             </w:tabs>
             <w:rPr>
-              <w:rFonts w:ascii="Times" w:eastAsiaTheme="minorEastAsia" w:hAnsi="Times" w:cs="Times"/>
+              <w:rFonts w:eastAsiaTheme="minorEastAsia"/>
               <w:noProof/>
               <w:lang w:eastAsia="pt-BR"/>
             </w:rPr>
           </w:pPr>
-          <w:hyperlink w:anchor="_Toc200322989" w:history="1">
+          <w:hyperlink w:anchor="_Toc200357407" w:history="1">
             <w:r>
               <w:rPr>
                 <w:rStyle w:val="Hyperlink"/>
-                <w:rFonts w:ascii="Times" w:hAnsi="Times" w:cs="Times"/>
                 <w:noProof/>
               </w:rPr>
               <w:t>Grandes volumes de dados</w:t>
             </w:r>
             <w:r>
               <w:rPr>
-                <w:rFonts w:ascii="Times" w:hAnsi="Times" w:cs="Times"/>
                 <w:noProof/>
                 <w:webHidden/>
               </w:rPr>
@@ -1434,7 +1334,6 @@
             </w:r>
             <w:r>
               <w:rPr>
-                <w:rFonts w:ascii="Times" w:hAnsi="Times" w:cs="Times"/>
                 <w:noProof/>
                 <w:webHidden/>
               </w:rPr>
@@ -1442,22 +1341,19 @@
             </w:r>
             <w:r>
               <w:rPr>
-                <w:rFonts w:ascii="Times" w:hAnsi="Times" w:cs="Times"/>
-                <w:noProof/>
-                <w:webHidden/>
-              </w:rPr>
-              <w:instrText xml:space="preserve"> PAGEREF _Toc200322989 \h </w:instrText>
-            </w:r>
-            <w:r>
-              <w:rPr>
-                <w:rFonts w:ascii="Times" w:hAnsi="Times" w:cs="Times"/>
-                <w:noProof/>
-                <w:webHidden/>
-              </w:rPr>
-            </w:r>
-            <w:r>
-              <w:rPr>
-                <w:rFonts w:ascii="Times" w:hAnsi="Times" w:cs="Times"/>
+                <w:noProof/>
+                <w:webHidden/>
+              </w:rPr>
+              <w:instrText xml:space="preserve"> PAGEREF _Toc200357407 \h </w:instrText>
+            </w:r>
+            <w:r>
+              <w:rPr>
+                <w:noProof/>
+                <w:webHidden/>
+              </w:rPr>
+            </w:r>
+            <w:r>
+              <w:rPr>
                 <w:noProof/>
                 <w:webHidden/>
               </w:rPr>
@@ -1465,15 +1361,13 @@
             </w:r>
             <w:r>
               <w:rPr>
-                <w:rFonts w:ascii="Times" w:hAnsi="Times" w:cs="Times"/>
-                <w:noProof/>
-                <w:webHidden/>
-              </w:rPr>
-              <w:t>7</w:t>
-            </w:r>
-            <w:r>
-              <w:rPr>
-                <w:rFonts w:ascii="Times" w:hAnsi="Times" w:cs="Times"/>
+                <w:noProof/>
+                <w:webHidden/>
+              </w:rPr>
+              <w:t>5</w:t>
+            </w:r>
+            <w:r>
+              <w:rPr>
                 <w:noProof/>
                 <w:webHidden/>
               </w:rPr>
@@ -1488,12 +1382,12 @@
               <w:tab w:val="right" w:leader="dot" w:pos="9016"/>
             </w:tabs>
             <w:rPr>
-              <w:rFonts w:ascii="Times" w:eastAsiaTheme="minorEastAsia" w:hAnsi="Times" w:cs="Times"/>
+              <w:rFonts w:eastAsiaTheme="minorEastAsia"/>
               <w:noProof/>
               <w:lang w:eastAsia="pt-BR"/>
             </w:rPr>
           </w:pPr>
-          <w:hyperlink w:anchor="_Toc200322990" w:history="1">
+          <w:hyperlink w:anchor="_Toc200357408" w:history="1">
             <w:r>
               <w:rPr>
                 <w:rStyle w:val="Hyperlink"/>
@@ -1504,7 +1398,6 @@
             </w:r>
             <w:r>
               <w:rPr>
-                <w:rFonts w:ascii="Times" w:hAnsi="Times" w:cs="Times"/>
                 <w:noProof/>
                 <w:webHidden/>
               </w:rPr>
@@ -1512,7 +1405,6 @@
             </w:r>
             <w:r>
               <w:rPr>
-                <w:rFonts w:ascii="Times" w:hAnsi="Times" w:cs="Times"/>
                 <w:noProof/>
                 <w:webHidden/>
               </w:rPr>
@@ -1520,22 +1412,19 @@
             </w:r>
             <w:r>
               <w:rPr>
-                <w:rFonts w:ascii="Times" w:hAnsi="Times" w:cs="Times"/>
-                <w:noProof/>
-                <w:webHidden/>
-              </w:rPr>
-              <w:instrText xml:space="preserve"> PAGEREF _Toc200322990 \h </w:instrText>
-            </w:r>
-            <w:r>
-              <w:rPr>
-                <w:rFonts w:ascii="Times" w:hAnsi="Times" w:cs="Times"/>
-                <w:noProof/>
-                <w:webHidden/>
-              </w:rPr>
-            </w:r>
-            <w:r>
-              <w:rPr>
-                <w:rFonts w:ascii="Times" w:hAnsi="Times" w:cs="Times"/>
+                <w:noProof/>
+                <w:webHidden/>
+              </w:rPr>
+              <w:instrText xml:space="preserve"> PAGEREF _Toc200357408 \h </w:instrText>
+            </w:r>
+            <w:r>
+              <w:rPr>
+                <w:noProof/>
+                <w:webHidden/>
+              </w:rPr>
+            </w:r>
+            <w:r>
+              <w:rPr>
                 <w:noProof/>
                 <w:webHidden/>
               </w:rPr>
@@ -1543,15 +1432,13 @@
             </w:r>
             <w:r>
               <w:rPr>
-                <w:rFonts w:ascii="Times" w:hAnsi="Times" w:cs="Times"/>
-                <w:noProof/>
-                <w:webHidden/>
-              </w:rPr>
-              <w:t>7</w:t>
-            </w:r>
-            <w:r>
-              <w:rPr>
-                <w:rFonts w:ascii="Times" w:hAnsi="Times" w:cs="Times"/>
+                <w:noProof/>
+                <w:webHidden/>
+              </w:rPr>
+              <w:t>5</w:t>
+            </w:r>
+            <w:r>
+              <w:rPr>
                 <w:noProof/>
                 <w:webHidden/>
               </w:rPr>
@@ -1566,23 +1453,22 @@
               <w:tab w:val="right" w:leader="dot" w:pos="9016"/>
             </w:tabs>
             <w:rPr>
-              <w:rFonts w:ascii="Times" w:eastAsiaTheme="minorEastAsia" w:hAnsi="Times" w:cs="Times"/>
+              <w:rFonts w:eastAsiaTheme="minorEastAsia"/>
               <w:noProof/>
               <w:lang w:eastAsia="pt-BR"/>
             </w:rPr>
           </w:pPr>
-          <w:hyperlink w:anchor="_Toc200322991" w:history="1">
+          <w:hyperlink w:anchor="_Toc200357409" w:history="1">
             <w:r>
               <w:rPr>
                 <w:rStyle w:val="Hyperlink"/>
                 <w:rFonts w:ascii="Times" w:hAnsi="Times" w:cs="Times"/>
                 <w:noProof/>
               </w:rPr>
-              <w:t>Limitações do algoritmo. - FALTA</w:t>
-            </w:r>
-            <w:r>
-              <w:rPr>
-                <w:rFonts w:ascii="Times" w:hAnsi="Times" w:cs="Times"/>
+              <w:t>Limitações do algoritmo.</w:t>
+            </w:r>
+            <w:r>
+              <w:rPr>
                 <w:noProof/>
                 <w:webHidden/>
               </w:rPr>
@@ -1590,7 +1476,6 @@
             </w:r>
             <w:r>
               <w:rPr>
-                <w:rFonts w:ascii="Times" w:hAnsi="Times" w:cs="Times"/>
                 <w:noProof/>
                 <w:webHidden/>
               </w:rPr>
@@ -1598,22 +1483,19 @@
             </w:r>
             <w:r>
               <w:rPr>
-                <w:rFonts w:ascii="Times" w:hAnsi="Times" w:cs="Times"/>
-                <w:noProof/>
-                <w:webHidden/>
-              </w:rPr>
-              <w:instrText xml:space="preserve"> PAGEREF _Toc200322991 \h </w:instrText>
-            </w:r>
-            <w:r>
-              <w:rPr>
-                <w:rFonts w:ascii="Times" w:hAnsi="Times" w:cs="Times"/>
-                <w:noProof/>
-                <w:webHidden/>
-              </w:rPr>
-            </w:r>
-            <w:r>
-              <w:rPr>
-                <w:rFonts w:ascii="Times" w:hAnsi="Times" w:cs="Times"/>
+                <w:noProof/>
+                <w:webHidden/>
+              </w:rPr>
+              <w:instrText xml:space="preserve"> PAGEREF _Toc200357409 \h </w:instrText>
+            </w:r>
+            <w:r>
+              <w:rPr>
+                <w:noProof/>
+                <w:webHidden/>
+              </w:rPr>
+            </w:r>
+            <w:r>
+              <w:rPr>
                 <w:noProof/>
                 <w:webHidden/>
               </w:rPr>
@@ -1621,15 +1503,13 @@
             </w:r>
             <w:r>
               <w:rPr>
-                <w:rFonts w:ascii="Times" w:hAnsi="Times" w:cs="Times"/>
-                <w:noProof/>
-                <w:webHidden/>
-              </w:rPr>
-              <w:t>7</w:t>
-            </w:r>
-            <w:r>
-              <w:rPr>
-                <w:rFonts w:ascii="Times" w:hAnsi="Times" w:cs="Times"/>
+                <w:noProof/>
+                <w:webHidden/>
+              </w:rPr>
+              <w:t>5</w:t>
+            </w:r>
+            <w:r>
+              <w:rPr>
                 <w:noProof/>
                 <w:webHidden/>
               </w:rPr>
@@ -1644,12 +1524,12 @@
               <w:tab w:val="right" w:leader="dot" w:pos="9016"/>
             </w:tabs>
             <w:rPr>
-              <w:rFonts w:ascii="Times" w:eastAsiaTheme="minorEastAsia" w:hAnsi="Times" w:cs="Times"/>
+              <w:rFonts w:eastAsiaTheme="minorEastAsia"/>
               <w:noProof/>
               <w:lang w:eastAsia="pt-BR"/>
             </w:rPr>
           </w:pPr>
-          <w:hyperlink w:anchor="_Toc200322992" w:history="1">
+          <w:hyperlink w:anchor="_Toc200357410" w:history="1">
             <w:r>
               <w:rPr>
                 <w:rStyle w:val="Hyperlink"/>
@@ -1660,7 +1540,6 @@
             </w:r>
             <w:r>
               <w:rPr>
-                <w:rFonts w:ascii="Times" w:hAnsi="Times" w:cs="Times"/>
                 <w:noProof/>
                 <w:webHidden/>
               </w:rPr>
@@ -1668,7 +1547,6 @@
             </w:r>
             <w:r>
               <w:rPr>
-                <w:rFonts w:ascii="Times" w:hAnsi="Times" w:cs="Times"/>
                 <w:noProof/>
                 <w:webHidden/>
               </w:rPr>
@@ -1676,22 +1554,19 @@
             </w:r>
             <w:r>
               <w:rPr>
-                <w:rFonts w:ascii="Times" w:hAnsi="Times" w:cs="Times"/>
-                <w:noProof/>
-                <w:webHidden/>
-              </w:rPr>
-              <w:instrText xml:space="preserve"> PAGEREF _Toc200322992 \h </w:instrText>
-            </w:r>
-            <w:r>
-              <w:rPr>
-                <w:rFonts w:ascii="Times" w:hAnsi="Times" w:cs="Times"/>
-                <w:noProof/>
-                <w:webHidden/>
-              </w:rPr>
-            </w:r>
-            <w:r>
-              <w:rPr>
-                <w:rFonts w:ascii="Times" w:hAnsi="Times" w:cs="Times"/>
+                <w:noProof/>
+                <w:webHidden/>
+              </w:rPr>
+              <w:instrText xml:space="preserve"> PAGEREF _Toc200357410 \h </w:instrText>
+            </w:r>
+            <w:r>
+              <w:rPr>
+                <w:noProof/>
+                <w:webHidden/>
+              </w:rPr>
+            </w:r>
+            <w:r>
+              <w:rPr>
                 <w:noProof/>
                 <w:webHidden/>
               </w:rPr>
@@ -1699,15 +1574,13 @@
             </w:r>
             <w:r>
               <w:rPr>
-                <w:rFonts w:ascii="Times" w:hAnsi="Times" w:cs="Times"/>
-                <w:noProof/>
-                <w:webHidden/>
-              </w:rPr>
-              <w:t>7</w:t>
-            </w:r>
-            <w:r>
-              <w:rPr>
-                <w:rFonts w:ascii="Times" w:hAnsi="Times" w:cs="Times"/>
+                <w:noProof/>
+                <w:webHidden/>
+              </w:rPr>
+              <w:t>5</w:t>
+            </w:r>
+            <w:r>
+              <w:rPr>
                 <w:noProof/>
                 <w:webHidden/>
               </w:rPr>
@@ -1723,12 +1596,12 @@
               <w:tab w:val="right" w:leader="dot" w:pos="9016"/>
             </w:tabs>
             <w:rPr>
-              <w:rFonts w:ascii="Times" w:eastAsiaTheme="minorEastAsia" w:hAnsi="Times" w:cs="Times"/>
+              <w:rFonts w:eastAsiaTheme="minorEastAsia"/>
               <w:noProof/>
               <w:lang w:eastAsia="pt-BR"/>
             </w:rPr>
           </w:pPr>
-          <w:hyperlink w:anchor="_Toc200322993" w:history="1">
+          <w:hyperlink w:anchor="_Toc200357411" w:history="1">
             <w:r>
               <w:rPr>
                 <w:rStyle w:val="Hyperlink"/>
@@ -1739,7 +1612,7 @@
             </w:r>
             <w:r>
               <w:rPr>
-                <w:rFonts w:ascii="Times" w:eastAsiaTheme="minorEastAsia" w:hAnsi="Times" w:cs="Times"/>
+                <w:rFonts w:eastAsiaTheme="minorEastAsia"/>
                 <w:noProof/>
                 <w:lang w:eastAsia="pt-BR"/>
               </w:rPr>
@@ -1755,7 +1628,6 @@
             </w:r>
             <w:r>
               <w:rPr>
-                <w:rFonts w:ascii="Times" w:hAnsi="Times" w:cs="Times"/>
                 <w:noProof/>
                 <w:webHidden/>
               </w:rPr>
@@ -1763,7 +1635,6 @@
             </w:r>
             <w:r>
               <w:rPr>
-                <w:rFonts w:ascii="Times" w:hAnsi="Times" w:cs="Times"/>
                 <w:noProof/>
                 <w:webHidden/>
               </w:rPr>
@@ -1771,22 +1642,19 @@
             </w:r>
             <w:r>
               <w:rPr>
-                <w:rFonts w:ascii="Times" w:hAnsi="Times" w:cs="Times"/>
-                <w:noProof/>
-                <w:webHidden/>
-              </w:rPr>
-              <w:instrText xml:space="preserve"> PAGEREF _Toc200322993 \h </w:instrText>
-            </w:r>
-            <w:r>
-              <w:rPr>
-                <w:rFonts w:ascii="Times" w:hAnsi="Times" w:cs="Times"/>
-                <w:noProof/>
-                <w:webHidden/>
-              </w:rPr>
-            </w:r>
-            <w:r>
-              <w:rPr>
-                <w:rFonts w:ascii="Times" w:hAnsi="Times" w:cs="Times"/>
+                <w:noProof/>
+                <w:webHidden/>
+              </w:rPr>
+              <w:instrText xml:space="preserve"> PAGEREF _Toc200357411 \h </w:instrText>
+            </w:r>
+            <w:r>
+              <w:rPr>
+                <w:noProof/>
+                <w:webHidden/>
+              </w:rPr>
+            </w:r>
+            <w:r>
+              <w:rPr>
                 <w:noProof/>
                 <w:webHidden/>
               </w:rPr>
@@ -1794,15 +1662,13 @@
             </w:r>
             <w:r>
               <w:rPr>
-                <w:rFonts w:ascii="Times" w:hAnsi="Times" w:cs="Times"/>
-                <w:noProof/>
-                <w:webHidden/>
-              </w:rPr>
-              <w:t>8</w:t>
-            </w:r>
-            <w:r>
-              <w:rPr>
-                <w:rFonts w:ascii="Times" w:hAnsi="Times" w:cs="Times"/>
+                <w:noProof/>
+                <w:webHidden/>
+              </w:rPr>
+              <w:t>6</w:t>
+            </w:r>
+            <w:r>
+              <w:rPr>
                 <w:noProof/>
                 <w:webHidden/>
               </w:rPr>
@@ -1817,23 +1683,21 @@
               <w:tab w:val="right" w:leader="dot" w:pos="9016"/>
             </w:tabs>
             <w:rPr>
-              <w:rFonts w:ascii="Times" w:eastAsiaTheme="minorEastAsia" w:hAnsi="Times" w:cs="Times"/>
+              <w:rFonts w:eastAsiaTheme="minorEastAsia"/>
               <w:noProof/>
               <w:lang w:eastAsia="pt-BR"/>
             </w:rPr>
           </w:pPr>
-          <w:hyperlink w:anchor="_Toc200322994" w:history="1">
+          <w:hyperlink w:anchor="_Toc200357412" w:history="1">
             <w:r>
               <w:rPr>
                 <w:rStyle w:val="Hyperlink"/>
-                <w:rFonts w:ascii="Times" w:hAnsi="Times" w:cs="Times"/>
                 <w:noProof/>
               </w:rPr>
               <w:t>Detalhamento da implementação e decisões tomadas durante a construção do algoritmo.</w:t>
             </w:r>
             <w:r>
               <w:rPr>
-                <w:rFonts w:ascii="Times" w:hAnsi="Times" w:cs="Times"/>
                 <w:noProof/>
                 <w:webHidden/>
               </w:rPr>
@@ -1841,7 +1705,6 @@
             </w:r>
             <w:r>
               <w:rPr>
-                <w:rFonts w:ascii="Times" w:hAnsi="Times" w:cs="Times"/>
                 <w:noProof/>
                 <w:webHidden/>
               </w:rPr>
@@ -1849,22 +1712,19 @@
             </w:r>
             <w:r>
               <w:rPr>
-                <w:rFonts w:ascii="Times" w:hAnsi="Times" w:cs="Times"/>
-                <w:noProof/>
-                <w:webHidden/>
-              </w:rPr>
-              <w:instrText xml:space="preserve"> PAGEREF _Toc200322994 \h </w:instrText>
-            </w:r>
-            <w:r>
-              <w:rPr>
-                <w:rFonts w:ascii="Times" w:hAnsi="Times" w:cs="Times"/>
-                <w:noProof/>
-                <w:webHidden/>
-              </w:rPr>
-            </w:r>
-            <w:r>
-              <w:rPr>
-                <w:rFonts w:ascii="Times" w:hAnsi="Times" w:cs="Times"/>
+                <w:noProof/>
+                <w:webHidden/>
+              </w:rPr>
+              <w:instrText xml:space="preserve"> PAGEREF _Toc200357412 \h </w:instrText>
+            </w:r>
+            <w:r>
+              <w:rPr>
+                <w:noProof/>
+                <w:webHidden/>
+              </w:rPr>
+            </w:r>
+            <w:r>
+              <w:rPr>
                 <w:noProof/>
                 <w:webHidden/>
               </w:rPr>
@@ -1872,15 +1732,13 @@
             </w:r>
             <w:r>
               <w:rPr>
-                <w:rFonts w:ascii="Times" w:hAnsi="Times" w:cs="Times"/>
-                <w:noProof/>
-                <w:webHidden/>
-              </w:rPr>
-              <w:t>8</w:t>
-            </w:r>
-            <w:r>
-              <w:rPr>
-                <w:rFonts w:ascii="Times" w:hAnsi="Times" w:cs="Times"/>
+                <w:noProof/>
+                <w:webHidden/>
+              </w:rPr>
+              <w:t>6</w:t>
+            </w:r>
+            <w:r>
+              <w:rPr>
                 <w:noProof/>
                 <w:webHidden/>
               </w:rPr>
@@ -1895,23 +1753,21 @@
               <w:tab w:val="right" w:leader="dot" w:pos="9016"/>
             </w:tabs>
             <w:rPr>
-              <w:rFonts w:ascii="Times" w:eastAsiaTheme="minorEastAsia" w:hAnsi="Times" w:cs="Times"/>
+              <w:rFonts w:eastAsiaTheme="minorEastAsia"/>
               <w:noProof/>
               <w:lang w:eastAsia="pt-BR"/>
             </w:rPr>
           </w:pPr>
-          <w:hyperlink w:anchor="_Toc200322995" w:history="1">
+          <w:hyperlink w:anchor="_Toc200357413" w:history="1">
             <w:r>
               <w:rPr>
                 <w:rStyle w:val="Hyperlink"/>
-                <w:rFonts w:ascii="Times" w:hAnsi="Times" w:cs="Times"/>
                 <w:noProof/>
               </w:rPr>
               <w:t>Algoritmo da obra Estrutura de Dados Usando C</w:t>
             </w:r>
             <w:r>
               <w:rPr>
-                <w:rFonts w:ascii="Times" w:hAnsi="Times" w:cs="Times"/>
                 <w:noProof/>
                 <w:webHidden/>
               </w:rPr>
@@ -1919,7 +1775,6 @@
             </w:r>
             <w:r>
               <w:rPr>
-                <w:rFonts w:ascii="Times" w:hAnsi="Times" w:cs="Times"/>
                 <w:noProof/>
                 <w:webHidden/>
               </w:rPr>
@@ -1927,22 +1782,19 @@
             </w:r>
             <w:r>
               <w:rPr>
-                <w:rFonts w:ascii="Times" w:hAnsi="Times" w:cs="Times"/>
-                <w:noProof/>
-                <w:webHidden/>
-              </w:rPr>
-              <w:instrText xml:space="preserve"> PAGEREF _Toc200322995 \h </w:instrText>
-            </w:r>
-            <w:r>
-              <w:rPr>
-                <w:rFonts w:ascii="Times" w:hAnsi="Times" w:cs="Times"/>
-                <w:noProof/>
-                <w:webHidden/>
-              </w:rPr>
-            </w:r>
-            <w:r>
-              <w:rPr>
-                <w:rFonts w:ascii="Times" w:hAnsi="Times" w:cs="Times"/>
+                <w:noProof/>
+                <w:webHidden/>
+              </w:rPr>
+              <w:instrText xml:space="preserve"> PAGEREF _Toc200357413 \h </w:instrText>
+            </w:r>
+            <w:r>
+              <w:rPr>
+                <w:noProof/>
+                <w:webHidden/>
+              </w:rPr>
+            </w:r>
+            <w:r>
+              <w:rPr>
                 <w:noProof/>
                 <w:webHidden/>
               </w:rPr>
@@ -1950,15 +1802,13 @@
             </w:r>
             <w:r>
               <w:rPr>
-                <w:rFonts w:ascii="Times" w:hAnsi="Times" w:cs="Times"/>
-                <w:noProof/>
-                <w:webHidden/>
-              </w:rPr>
-              <w:t>8</w:t>
-            </w:r>
-            <w:r>
-              <w:rPr>
-                <w:rFonts w:ascii="Times" w:hAnsi="Times" w:cs="Times"/>
+                <w:noProof/>
+                <w:webHidden/>
+              </w:rPr>
+              <w:t>6</w:t>
+            </w:r>
+            <w:r>
+              <w:rPr>
                 <w:noProof/>
                 <w:webHidden/>
               </w:rPr>
@@ -1973,23 +1823,21 @@
               <w:tab w:val="right" w:leader="dot" w:pos="9016"/>
             </w:tabs>
             <w:rPr>
-              <w:rFonts w:ascii="Times" w:eastAsiaTheme="minorEastAsia" w:hAnsi="Times" w:cs="Times"/>
+              <w:rFonts w:eastAsiaTheme="minorEastAsia"/>
               <w:noProof/>
               <w:lang w:eastAsia="pt-BR"/>
             </w:rPr>
           </w:pPr>
-          <w:hyperlink w:anchor="_Toc200322996" w:history="1">
+          <w:hyperlink w:anchor="_Toc200357414" w:history="1">
             <w:r>
               <w:rPr>
                 <w:rStyle w:val="Hyperlink"/>
-                <w:rFonts w:ascii="Times" w:hAnsi="Times" w:cs="Times"/>
                 <w:noProof/>
               </w:rPr>
               <w:t>Algoritmo do site Programmiz</w:t>
             </w:r>
             <w:r>
               <w:rPr>
-                <w:rFonts w:ascii="Times" w:hAnsi="Times" w:cs="Times"/>
                 <w:noProof/>
                 <w:webHidden/>
               </w:rPr>
@@ -1997,7 +1845,6 @@
             </w:r>
             <w:r>
               <w:rPr>
-                <w:rFonts w:ascii="Times" w:hAnsi="Times" w:cs="Times"/>
                 <w:noProof/>
                 <w:webHidden/>
               </w:rPr>
@@ -2005,22 +1852,19 @@
             </w:r>
             <w:r>
               <w:rPr>
-                <w:rFonts w:ascii="Times" w:hAnsi="Times" w:cs="Times"/>
-                <w:noProof/>
-                <w:webHidden/>
-              </w:rPr>
-              <w:instrText xml:space="preserve"> PAGEREF _Toc200322996 \h </w:instrText>
-            </w:r>
-            <w:r>
-              <w:rPr>
-                <w:rFonts w:ascii="Times" w:hAnsi="Times" w:cs="Times"/>
-                <w:noProof/>
-                <w:webHidden/>
-              </w:rPr>
-            </w:r>
-            <w:r>
-              <w:rPr>
-                <w:rFonts w:ascii="Times" w:hAnsi="Times" w:cs="Times"/>
+                <w:noProof/>
+                <w:webHidden/>
+              </w:rPr>
+              <w:instrText xml:space="preserve"> PAGEREF _Toc200357414 \h </w:instrText>
+            </w:r>
+            <w:r>
+              <w:rPr>
+                <w:noProof/>
+                <w:webHidden/>
+              </w:rPr>
+            </w:r>
+            <w:r>
+              <w:rPr>
                 <w:noProof/>
                 <w:webHidden/>
               </w:rPr>
@@ -2028,7 +1872,6 @@
             </w:r>
             <w:r>
               <w:rPr>
-                <w:rFonts w:ascii="Times" w:hAnsi="Times" w:cs="Times"/>
                 <w:noProof/>
                 <w:webHidden/>
               </w:rPr>
@@ -2036,7 +1879,6 @@
             </w:r>
             <w:r>
               <w:rPr>
-                <w:rFonts w:ascii="Times" w:hAnsi="Times" w:cs="Times"/>
                 <w:noProof/>
                 <w:webHidden/>
               </w:rPr>
@@ -2051,23 +1893,21 @@
               <w:tab w:val="right" w:leader="dot" w:pos="9016"/>
             </w:tabs>
             <w:rPr>
-              <w:rFonts w:ascii="Times" w:eastAsiaTheme="minorEastAsia" w:hAnsi="Times" w:cs="Times"/>
+              <w:rFonts w:eastAsiaTheme="minorEastAsia"/>
               <w:noProof/>
               <w:lang w:eastAsia="pt-BR"/>
             </w:rPr>
           </w:pPr>
-          <w:hyperlink w:anchor="_Toc200322997" w:history="1">
+          <w:hyperlink w:anchor="_Toc200357415" w:history="1">
             <w:r>
               <w:rPr>
                 <w:rStyle w:val="Hyperlink"/>
-                <w:rFonts w:ascii="Times" w:hAnsi="Times" w:cs="Times"/>
                 <w:noProof/>
               </w:rPr>
               <w:t>Resultados Dos Testes</w:t>
             </w:r>
             <w:r>
               <w:rPr>
-                <w:rFonts w:ascii="Times" w:hAnsi="Times" w:cs="Times"/>
                 <w:noProof/>
                 <w:webHidden/>
               </w:rPr>
@@ -2075,7 +1915,6 @@
             </w:r>
             <w:r>
               <w:rPr>
-                <w:rFonts w:ascii="Times" w:hAnsi="Times" w:cs="Times"/>
                 <w:noProof/>
                 <w:webHidden/>
               </w:rPr>
@@ -2083,22 +1922,19 @@
             </w:r>
             <w:r>
               <w:rPr>
-                <w:rFonts w:ascii="Times" w:hAnsi="Times" w:cs="Times"/>
-                <w:noProof/>
-                <w:webHidden/>
-              </w:rPr>
-              <w:instrText xml:space="preserve"> PAGEREF _Toc200322997 \h </w:instrText>
-            </w:r>
-            <w:r>
-              <w:rPr>
-                <w:rFonts w:ascii="Times" w:hAnsi="Times" w:cs="Times"/>
-                <w:noProof/>
-                <w:webHidden/>
-              </w:rPr>
-            </w:r>
-            <w:r>
-              <w:rPr>
-                <w:rFonts w:ascii="Times" w:hAnsi="Times" w:cs="Times"/>
+                <w:noProof/>
+                <w:webHidden/>
+              </w:rPr>
+              <w:instrText xml:space="preserve"> PAGEREF _Toc200357415 \h </w:instrText>
+            </w:r>
+            <w:r>
+              <w:rPr>
+                <w:noProof/>
+                <w:webHidden/>
+              </w:rPr>
+            </w:r>
+            <w:r>
+              <w:rPr>
                 <w:noProof/>
                 <w:webHidden/>
               </w:rPr>
@@ -2106,7 +1942,6 @@
             </w:r>
             <w:r>
               <w:rPr>
-                <w:rFonts w:ascii="Times" w:hAnsi="Times" w:cs="Times"/>
                 <w:noProof/>
                 <w:webHidden/>
               </w:rPr>
@@ -2114,7 +1949,6 @@
             </w:r>
             <w:r>
               <w:rPr>
-                <w:rFonts w:ascii="Times" w:hAnsi="Times" w:cs="Times"/>
                 <w:noProof/>
                 <w:webHidden/>
               </w:rPr>
@@ -2129,23 +1963,21 @@
               <w:tab w:val="right" w:leader="dot" w:pos="9016"/>
             </w:tabs>
             <w:rPr>
-              <w:rFonts w:ascii="Times" w:eastAsiaTheme="minorEastAsia" w:hAnsi="Times" w:cs="Times"/>
+              <w:rFonts w:eastAsiaTheme="minorEastAsia"/>
               <w:noProof/>
               <w:lang w:eastAsia="pt-BR"/>
             </w:rPr>
           </w:pPr>
-          <w:hyperlink w:anchor="_Toc200322998" w:history="1">
+          <w:hyperlink w:anchor="_Toc200357416" w:history="1">
             <w:r>
               <w:rPr>
                 <w:rStyle w:val="Hyperlink"/>
-                <w:rFonts w:ascii="Times" w:hAnsi="Times" w:cs="Times"/>
                 <w:noProof/>
               </w:rPr>
               <w:t>Ordered Input</w:t>
             </w:r>
             <w:r>
               <w:rPr>
-                <w:rFonts w:ascii="Times" w:hAnsi="Times" w:cs="Times"/>
                 <w:noProof/>
                 <w:webHidden/>
               </w:rPr>
@@ -2153,7 +1985,6 @@
             </w:r>
             <w:r>
               <w:rPr>
-                <w:rFonts w:ascii="Times" w:hAnsi="Times" w:cs="Times"/>
                 <w:noProof/>
                 <w:webHidden/>
               </w:rPr>
@@ -2161,22 +1992,19 @@
             </w:r>
             <w:r>
               <w:rPr>
-                <w:rFonts w:ascii="Times" w:hAnsi="Times" w:cs="Times"/>
-                <w:noProof/>
-                <w:webHidden/>
-              </w:rPr>
-              <w:instrText xml:space="preserve"> PAGEREF _Toc200322998 \h </w:instrText>
-            </w:r>
-            <w:r>
-              <w:rPr>
-                <w:rFonts w:ascii="Times" w:hAnsi="Times" w:cs="Times"/>
-                <w:noProof/>
-                <w:webHidden/>
-              </w:rPr>
-            </w:r>
-            <w:r>
-              <w:rPr>
-                <w:rFonts w:ascii="Times" w:hAnsi="Times" w:cs="Times"/>
+                <w:noProof/>
+                <w:webHidden/>
+              </w:rPr>
+              <w:instrText xml:space="preserve"> PAGEREF _Toc200357416 \h </w:instrText>
+            </w:r>
+            <w:r>
+              <w:rPr>
+                <w:noProof/>
+                <w:webHidden/>
+              </w:rPr>
+            </w:r>
+            <w:r>
+              <w:rPr>
                 <w:noProof/>
                 <w:webHidden/>
               </w:rPr>
@@ -2184,7 +2012,6 @@
             </w:r>
             <w:r>
               <w:rPr>
-                <w:rFonts w:ascii="Times" w:hAnsi="Times" w:cs="Times"/>
                 <w:noProof/>
                 <w:webHidden/>
               </w:rPr>
@@ -2192,7 +2019,6 @@
             </w:r>
             <w:r>
               <w:rPr>
-                <w:rFonts w:ascii="Times" w:hAnsi="Times" w:cs="Times"/>
                 <w:noProof/>
                 <w:webHidden/>
               </w:rPr>
@@ -2207,23 +2033,21 @@
               <w:tab w:val="right" w:leader="dot" w:pos="9016"/>
             </w:tabs>
             <w:rPr>
-              <w:rFonts w:ascii="Times" w:eastAsiaTheme="minorEastAsia" w:hAnsi="Times" w:cs="Times"/>
+              <w:rFonts w:eastAsiaTheme="minorEastAsia"/>
               <w:noProof/>
               <w:lang w:eastAsia="pt-BR"/>
             </w:rPr>
           </w:pPr>
-          <w:hyperlink w:anchor="_Toc200322999" w:history="1">
+          <w:hyperlink w:anchor="_Toc200357417" w:history="1">
             <w:r>
               <w:rPr>
                 <w:rStyle w:val="Hyperlink"/>
-                <w:rFonts w:ascii="Times" w:hAnsi="Times" w:cs="Times"/>
                 <w:noProof/>
               </w:rPr>
               <w:t>Reverse Ordered Input</w:t>
             </w:r>
             <w:r>
               <w:rPr>
-                <w:rFonts w:ascii="Times" w:hAnsi="Times" w:cs="Times"/>
                 <w:noProof/>
                 <w:webHidden/>
               </w:rPr>
@@ -2231,7 +2055,6 @@
             </w:r>
             <w:r>
               <w:rPr>
-                <w:rFonts w:ascii="Times" w:hAnsi="Times" w:cs="Times"/>
                 <w:noProof/>
                 <w:webHidden/>
               </w:rPr>
@@ -2239,22 +2062,19 @@
             </w:r>
             <w:r>
               <w:rPr>
-                <w:rFonts w:ascii="Times" w:hAnsi="Times" w:cs="Times"/>
-                <w:noProof/>
-                <w:webHidden/>
-              </w:rPr>
-              <w:instrText xml:space="preserve"> PAGEREF _Toc200322999 \h </w:instrText>
-            </w:r>
-            <w:r>
-              <w:rPr>
-                <w:rFonts w:ascii="Times" w:hAnsi="Times" w:cs="Times"/>
-                <w:noProof/>
-                <w:webHidden/>
-              </w:rPr>
-            </w:r>
-            <w:r>
-              <w:rPr>
-                <w:rFonts w:ascii="Times" w:hAnsi="Times" w:cs="Times"/>
+                <w:noProof/>
+                <w:webHidden/>
+              </w:rPr>
+              <w:instrText xml:space="preserve"> PAGEREF _Toc200357417 \h </w:instrText>
+            </w:r>
+            <w:r>
+              <w:rPr>
+                <w:noProof/>
+                <w:webHidden/>
+              </w:rPr>
+            </w:r>
+            <w:r>
+              <w:rPr>
                 <w:noProof/>
                 <w:webHidden/>
               </w:rPr>
@@ -2262,7 +2082,6 @@
             </w:r>
             <w:r>
               <w:rPr>
-                <w:rFonts w:ascii="Times" w:hAnsi="Times" w:cs="Times"/>
                 <w:noProof/>
                 <w:webHidden/>
               </w:rPr>
@@ -2270,7 +2089,6 @@
             </w:r>
             <w:r>
               <w:rPr>
-                <w:rFonts w:ascii="Times" w:hAnsi="Times" w:cs="Times"/>
                 <w:noProof/>
                 <w:webHidden/>
               </w:rPr>
@@ -2285,23 +2103,21 @@
               <w:tab w:val="right" w:leader="dot" w:pos="9016"/>
             </w:tabs>
             <w:rPr>
-              <w:rFonts w:ascii="Times" w:eastAsiaTheme="minorEastAsia" w:hAnsi="Times" w:cs="Times"/>
+              <w:rFonts w:eastAsiaTheme="minorEastAsia"/>
               <w:noProof/>
               <w:lang w:eastAsia="pt-BR"/>
             </w:rPr>
           </w:pPr>
-          <w:hyperlink w:anchor="_Toc200323000" w:history="1">
+          <w:hyperlink w:anchor="_Toc200357418" w:history="1">
             <w:r>
               <w:rPr>
                 <w:rStyle w:val="Hyperlink"/>
-                <w:rFonts w:ascii="Times" w:hAnsi="Times" w:cs="Times"/>
                 <w:noProof/>
               </w:rPr>
               <w:t>Uniform Input</w:t>
             </w:r>
             <w:r>
               <w:rPr>
-                <w:rFonts w:ascii="Times" w:hAnsi="Times" w:cs="Times"/>
                 <w:noProof/>
                 <w:webHidden/>
               </w:rPr>
@@ -2309,7 +2125,6 @@
             </w:r>
             <w:r>
               <w:rPr>
-                <w:rFonts w:ascii="Times" w:hAnsi="Times" w:cs="Times"/>
                 <w:noProof/>
                 <w:webHidden/>
               </w:rPr>
@@ -2317,22 +2132,19 @@
             </w:r>
             <w:r>
               <w:rPr>
-                <w:rFonts w:ascii="Times" w:hAnsi="Times" w:cs="Times"/>
-                <w:noProof/>
-                <w:webHidden/>
-              </w:rPr>
-              <w:instrText xml:space="preserve"> PAGEREF _Toc200323000 \h </w:instrText>
-            </w:r>
-            <w:r>
-              <w:rPr>
-                <w:rFonts w:ascii="Times" w:hAnsi="Times" w:cs="Times"/>
-                <w:noProof/>
-                <w:webHidden/>
-              </w:rPr>
-            </w:r>
-            <w:r>
-              <w:rPr>
-                <w:rFonts w:ascii="Times" w:hAnsi="Times" w:cs="Times"/>
+                <w:noProof/>
+                <w:webHidden/>
+              </w:rPr>
+              <w:instrText xml:space="preserve"> PAGEREF _Toc200357418 \h </w:instrText>
+            </w:r>
+            <w:r>
+              <w:rPr>
+                <w:noProof/>
+                <w:webHidden/>
+              </w:rPr>
+            </w:r>
+            <w:r>
+              <w:rPr>
                 <w:noProof/>
                 <w:webHidden/>
               </w:rPr>
@@ -2340,7 +2152,6 @@
             </w:r>
             <w:r>
               <w:rPr>
-                <w:rFonts w:ascii="Times" w:hAnsi="Times" w:cs="Times"/>
                 <w:noProof/>
                 <w:webHidden/>
               </w:rPr>
@@ -2348,7 +2159,6 @@
             </w:r>
             <w:r>
               <w:rPr>
-                <w:rFonts w:ascii="Times" w:hAnsi="Times" w:cs="Times"/>
                 <w:noProof/>
                 <w:webHidden/>
               </w:rPr>
@@ -2363,12 +2173,12 @@
               <w:tab w:val="right" w:leader="dot" w:pos="9016"/>
             </w:tabs>
             <w:rPr>
-              <w:rFonts w:ascii="Times" w:eastAsiaTheme="minorEastAsia" w:hAnsi="Times" w:cs="Times"/>
+              <w:rFonts w:eastAsiaTheme="minorEastAsia"/>
               <w:noProof/>
               <w:lang w:eastAsia="pt-BR"/>
             </w:rPr>
           </w:pPr>
-          <w:hyperlink w:anchor="_Toc200323001" w:history="1">
+          <w:hyperlink w:anchor="_Toc200357419" w:history="1">
             <w:r>
               <w:rPr>
                 <w:rStyle w:val="Hyperlink"/>
@@ -2379,7 +2189,6 @@
             </w:r>
             <w:r>
               <w:rPr>
-                <w:rFonts w:ascii="Times" w:hAnsi="Times" w:cs="Times"/>
                 <w:noProof/>
                 <w:webHidden/>
               </w:rPr>
@@ -2387,7 +2196,6 @@
             </w:r>
             <w:r>
               <w:rPr>
-                <w:rFonts w:ascii="Times" w:hAnsi="Times" w:cs="Times"/>
                 <w:noProof/>
                 <w:webHidden/>
               </w:rPr>
@@ -2395,22 +2203,19 @@
             </w:r>
             <w:r>
               <w:rPr>
-                <w:rFonts w:ascii="Times" w:hAnsi="Times" w:cs="Times"/>
-                <w:noProof/>
-                <w:webHidden/>
-              </w:rPr>
-              <w:instrText xml:space="preserve"> PAGEREF _Toc200323001 \h </w:instrText>
-            </w:r>
-            <w:r>
-              <w:rPr>
-                <w:rFonts w:ascii="Times" w:hAnsi="Times" w:cs="Times"/>
-                <w:noProof/>
-                <w:webHidden/>
-              </w:rPr>
-            </w:r>
-            <w:r>
-              <w:rPr>
-                <w:rFonts w:ascii="Times" w:hAnsi="Times" w:cs="Times"/>
+                <w:noProof/>
+                <w:webHidden/>
+              </w:rPr>
+              <w:instrText xml:space="preserve"> PAGEREF _Toc200357419 \h </w:instrText>
+            </w:r>
+            <w:r>
+              <w:rPr>
+                <w:noProof/>
+                <w:webHidden/>
+              </w:rPr>
+            </w:r>
+            <w:r>
+              <w:rPr>
                 <w:noProof/>
                 <w:webHidden/>
               </w:rPr>
@@ -2418,7 +2223,6 @@
             </w:r>
             <w:r>
               <w:rPr>
-                <w:rFonts w:ascii="Times" w:hAnsi="Times" w:cs="Times"/>
                 <w:noProof/>
                 <w:webHidden/>
               </w:rPr>
@@ -2426,7 +2230,6 @@
             </w:r>
             <w:r>
               <w:rPr>
-                <w:rFonts w:ascii="Times" w:hAnsi="Times" w:cs="Times"/>
                 <w:noProof/>
                 <w:webHidden/>
               </w:rPr>
@@ -2441,23 +2244,21 @@
               <w:tab w:val="right" w:leader="dot" w:pos="9016"/>
             </w:tabs>
             <w:rPr>
-              <w:rFonts w:ascii="Times" w:eastAsiaTheme="minorEastAsia" w:hAnsi="Times" w:cs="Times"/>
+              <w:rFonts w:eastAsiaTheme="minorEastAsia"/>
               <w:noProof/>
               <w:lang w:eastAsia="pt-BR"/>
             </w:rPr>
           </w:pPr>
-          <w:hyperlink w:anchor="_Toc200323002" w:history="1">
+          <w:hyperlink w:anchor="_Toc200357420" w:history="1">
             <w:r>
               <w:rPr>
                 <w:rStyle w:val="Hyperlink"/>
-                <w:rFonts w:ascii="Times" w:hAnsi="Times" w:cs="Times"/>
                 <w:noProof/>
               </w:rPr>
               <w:t>Sistema Operacional</w:t>
             </w:r>
             <w:r>
               <w:rPr>
-                <w:rFonts w:ascii="Times" w:hAnsi="Times" w:cs="Times"/>
                 <w:noProof/>
                 <w:webHidden/>
               </w:rPr>
@@ -2465,7 +2266,6 @@
             </w:r>
             <w:r>
               <w:rPr>
-                <w:rFonts w:ascii="Times" w:hAnsi="Times" w:cs="Times"/>
                 <w:noProof/>
                 <w:webHidden/>
               </w:rPr>
@@ -2473,22 +2273,19 @@
             </w:r>
             <w:r>
               <w:rPr>
-                <w:rFonts w:ascii="Times" w:hAnsi="Times" w:cs="Times"/>
-                <w:noProof/>
-                <w:webHidden/>
-              </w:rPr>
-              <w:instrText xml:space="preserve"> PAGEREF _Toc200323002 \h </w:instrText>
-            </w:r>
-            <w:r>
-              <w:rPr>
-                <w:rFonts w:ascii="Times" w:hAnsi="Times" w:cs="Times"/>
-                <w:noProof/>
-                <w:webHidden/>
-              </w:rPr>
-            </w:r>
-            <w:r>
-              <w:rPr>
-                <w:rFonts w:ascii="Times" w:hAnsi="Times" w:cs="Times"/>
+                <w:noProof/>
+                <w:webHidden/>
+              </w:rPr>
+              <w:instrText xml:space="preserve"> PAGEREF _Toc200357420 \h </w:instrText>
+            </w:r>
+            <w:r>
+              <w:rPr>
+                <w:noProof/>
+                <w:webHidden/>
+              </w:rPr>
+            </w:r>
+            <w:r>
+              <w:rPr>
                 <w:noProof/>
                 <w:webHidden/>
               </w:rPr>
@@ -2496,7 +2293,6 @@
             </w:r>
             <w:r>
               <w:rPr>
-                <w:rFonts w:ascii="Times" w:hAnsi="Times" w:cs="Times"/>
                 <w:noProof/>
                 <w:webHidden/>
               </w:rPr>
@@ -2504,7 +2300,6 @@
             </w:r>
             <w:r>
               <w:rPr>
-                <w:rFonts w:ascii="Times" w:hAnsi="Times" w:cs="Times"/>
                 <w:noProof/>
                 <w:webHidden/>
               </w:rPr>
@@ -2519,23 +2314,21 @@
               <w:tab w:val="right" w:leader="dot" w:pos="9016"/>
             </w:tabs>
             <w:rPr>
-              <w:rFonts w:ascii="Times" w:eastAsiaTheme="minorEastAsia" w:hAnsi="Times" w:cs="Times"/>
+              <w:rFonts w:eastAsiaTheme="minorEastAsia"/>
               <w:noProof/>
               <w:lang w:eastAsia="pt-BR"/>
             </w:rPr>
           </w:pPr>
-          <w:hyperlink w:anchor="_Toc200323003" w:history="1">
+          <w:hyperlink w:anchor="_Toc200357421" w:history="1">
             <w:r>
               <w:rPr>
                 <w:rStyle w:val="Hyperlink"/>
-                <w:rFonts w:ascii="Times" w:hAnsi="Times" w:cs="Times"/>
                 <w:noProof/>
               </w:rPr>
               <w:t>RAM</w:t>
             </w:r>
             <w:r>
               <w:rPr>
-                <w:rFonts w:ascii="Times" w:hAnsi="Times" w:cs="Times"/>
                 <w:noProof/>
                 <w:webHidden/>
               </w:rPr>
@@ -2543,7 +2336,6 @@
             </w:r>
             <w:r>
               <w:rPr>
-                <w:rFonts w:ascii="Times" w:hAnsi="Times" w:cs="Times"/>
                 <w:noProof/>
                 <w:webHidden/>
               </w:rPr>
@@ -2551,22 +2343,19 @@
             </w:r>
             <w:r>
               <w:rPr>
-                <w:rFonts w:ascii="Times" w:hAnsi="Times" w:cs="Times"/>
-                <w:noProof/>
-                <w:webHidden/>
-              </w:rPr>
-              <w:instrText xml:space="preserve"> PAGEREF _Toc200323003 \h </w:instrText>
-            </w:r>
-            <w:r>
-              <w:rPr>
-                <w:rFonts w:ascii="Times" w:hAnsi="Times" w:cs="Times"/>
-                <w:noProof/>
-                <w:webHidden/>
-              </w:rPr>
-            </w:r>
-            <w:r>
-              <w:rPr>
-                <w:rFonts w:ascii="Times" w:hAnsi="Times" w:cs="Times"/>
+                <w:noProof/>
+                <w:webHidden/>
+              </w:rPr>
+              <w:instrText xml:space="preserve"> PAGEREF _Toc200357421 \h </w:instrText>
+            </w:r>
+            <w:r>
+              <w:rPr>
+                <w:noProof/>
+                <w:webHidden/>
+              </w:rPr>
+            </w:r>
+            <w:r>
+              <w:rPr>
                 <w:noProof/>
                 <w:webHidden/>
               </w:rPr>
@@ -2574,7 +2363,6 @@
             </w:r>
             <w:r>
               <w:rPr>
-                <w:rFonts w:ascii="Times" w:hAnsi="Times" w:cs="Times"/>
                 <w:noProof/>
                 <w:webHidden/>
               </w:rPr>
@@ -2582,7 +2370,6 @@
             </w:r>
             <w:r>
               <w:rPr>
-                <w:rFonts w:ascii="Times" w:hAnsi="Times" w:cs="Times"/>
                 <w:noProof/>
                 <w:webHidden/>
               </w:rPr>
@@ -2598,12 +2385,12 @@
               <w:tab w:val="right" w:leader="dot" w:pos="9016"/>
             </w:tabs>
             <w:rPr>
-              <w:rFonts w:ascii="Times" w:eastAsiaTheme="minorEastAsia" w:hAnsi="Times" w:cs="Times"/>
+              <w:rFonts w:eastAsiaTheme="minorEastAsia"/>
               <w:noProof/>
               <w:lang w:eastAsia="pt-BR"/>
             </w:rPr>
           </w:pPr>
-          <w:hyperlink w:anchor="_Toc200323004" w:history="1">
+          <w:hyperlink w:anchor="_Toc200357422" w:history="1">
             <w:r>
               <w:rPr>
                 <w:rStyle w:val="Hyperlink"/>
@@ -2614,7 +2401,7 @@
             </w:r>
             <w:r>
               <w:rPr>
-                <w:rFonts w:ascii="Times" w:eastAsiaTheme="minorEastAsia" w:hAnsi="Times" w:cs="Times"/>
+                <w:rFonts w:eastAsiaTheme="minorEastAsia"/>
                 <w:noProof/>
                 <w:lang w:eastAsia="pt-BR"/>
               </w:rPr>
@@ -2630,7 +2417,6 @@
             </w:r>
             <w:r>
               <w:rPr>
-                <w:rFonts w:ascii="Times" w:hAnsi="Times" w:cs="Times"/>
                 <w:noProof/>
                 <w:webHidden/>
               </w:rPr>
@@ -2638,7 +2424,6 @@
             </w:r>
             <w:r>
               <w:rPr>
-                <w:rFonts w:ascii="Times" w:hAnsi="Times" w:cs="Times"/>
                 <w:noProof/>
                 <w:webHidden/>
               </w:rPr>
@@ -2646,22 +2431,19 @@
             </w:r>
             <w:r>
               <w:rPr>
-                <w:rFonts w:ascii="Times" w:hAnsi="Times" w:cs="Times"/>
-                <w:noProof/>
-                <w:webHidden/>
-              </w:rPr>
-              <w:instrText xml:space="preserve"> PAGEREF _Toc200323004 \h </w:instrText>
-            </w:r>
-            <w:r>
-              <w:rPr>
-                <w:rFonts w:ascii="Times" w:hAnsi="Times" w:cs="Times"/>
-                <w:noProof/>
-                <w:webHidden/>
-              </w:rPr>
-            </w:r>
-            <w:r>
-              <w:rPr>
-                <w:rFonts w:ascii="Times" w:hAnsi="Times" w:cs="Times"/>
+                <w:noProof/>
+                <w:webHidden/>
+              </w:rPr>
+              <w:instrText xml:space="preserve"> PAGEREF _Toc200357422 \h </w:instrText>
+            </w:r>
+            <w:r>
+              <w:rPr>
+                <w:noProof/>
+                <w:webHidden/>
+              </w:rPr>
+            </w:r>
+            <w:r>
+              <w:rPr>
                 <w:noProof/>
                 <w:webHidden/>
               </w:rPr>
@@ -2669,7 +2451,6 @@
             </w:r>
             <w:r>
               <w:rPr>
-                <w:rFonts w:ascii="Times" w:hAnsi="Times" w:cs="Times"/>
                 <w:noProof/>
                 <w:webHidden/>
               </w:rPr>
@@ -2677,7 +2458,6 @@
             </w:r>
             <w:r>
               <w:rPr>
-                <w:rFonts w:ascii="Times" w:hAnsi="Times" w:cs="Times"/>
                 <w:noProof/>
                 <w:webHidden/>
               </w:rPr>
@@ -2692,12 +2472,12 @@
               <w:tab w:val="right" w:leader="dot" w:pos="9016"/>
             </w:tabs>
             <w:rPr>
-              <w:rFonts w:ascii="Times" w:eastAsiaTheme="minorEastAsia" w:hAnsi="Times" w:cs="Times"/>
+              <w:rFonts w:eastAsiaTheme="minorEastAsia"/>
               <w:noProof/>
               <w:lang w:eastAsia="pt-BR"/>
             </w:rPr>
           </w:pPr>
-          <w:hyperlink w:anchor="_Toc200323005" w:history="1">
+          <w:hyperlink w:anchor="_Toc200357423" w:history="1">
             <w:r>
               <w:rPr>
                 <w:rStyle w:val="Hyperlink"/>
@@ -2708,7 +2488,6 @@
             </w:r>
             <w:r>
               <w:rPr>
-                <w:rFonts w:ascii="Times" w:hAnsi="Times" w:cs="Times"/>
                 <w:noProof/>
                 <w:webHidden/>
               </w:rPr>
@@ -2716,7 +2495,6 @@
             </w:r>
             <w:r>
               <w:rPr>
-                <w:rFonts w:ascii="Times" w:hAnsi="Times" w:cs="Times"/>
                 <w:noProof/>
                 <w:webHidden/>
               </w:rPr>
@@ -2724,22 +2502,19 @@
             </w:r>
             <w:r>
               <w:rPr>
-                <w:rFonts w:ascii="Times" w:hAnsi="Times" w:cs="Times"/>
-                <w:noProof/>
-                <w:webHidden/>
-              </w:rPr>
-              <w:instrText xml:space="preserve"> PAGEREF _Toc200323005 \h </w:instrText>
-            </w:r>
-            <w:r>
-              <w:rPr>
-                <w:rFonts w:ascii="Times" w:hAnsi="Times" w:cs="Times"/>
-                <w:noProof/>
-                <w:webHidden/>
-              </w:rPr>
-            </w:r>
-            <w:r>
-              <w:rPr>
-                <w:rFonts w:ascii="Times" w:hAnsi="Times" w:cs="Times"/>
+                <w:noProof/>
+                <w:webHidden/>
+              </w:rPr>
+              <w:instrText xml:space="preserve"> PAGEREF _Toc200357423 \h </w:instrText>
+            </w:r>
+            <w:r>
+              <w:rPr>
+                <w:noProof/>
+                <w:webHidden/>
+              </w:rPr>
+            </w:r>
+            <w:r>
+              <w:rPr>
                 <w:noProof/>
                 <w:webHidden/>
               </w:rPr>
@@ -2747,7 +2522,6 @@
             </w:r>
             <w:r>
               <w:rPr>
-                <w:rFonts w:ascii="Times" w:hAnsi="Times" w:cs="Times"/>
                 <w:noProof/>
                 <w:webHidden/>
               </w:rPr>
@@ -2755,7 +2529,6 @@
             </w:r>
             <w:r>
               <w:rPr>
-                <w:rFonts w:ascii="Times" w:hAnsi="Times" w:cs="Times"/>
                 <w:noProof/>
                 <w:webHidden/>
               </w:rPr>
@@ -2770,12 +2543,12 @@
               <w:tab w:val="right" w:leader="dot" w:pos="9016"/>
             </w:tabs>
             <w:rPr>
-              <w:rFonts w:ascii="Times" w:eastAsiaTheme="minorEastAsia" w:hAnsi="Times" w:cs="Times"/>
+              <w:rFonts w:eastAsiaTheme="minorEastAsia"/>
               <w:noProof/>
               <w:lang w:eastAsia="pt-BR"/>
             </w:rPr>
           </w:pPr>
-          <w:hyperlink w:anchor="_Toc200323006" w:history="1">
+          <w:hyperlink w:anchor="_Toc200357424" w:history="1">
             <w:r>
               <w:rPr>
                 <w:rStyle w:val="Hyperlink"/>
@@ -2786,7 +2559,6 @@
             </w:r>
             <w:r>
               <w:rPr>
-                <w:rFonts w:ascii="Times" w:hAnsi="Times" w:cs="Times"/>
                 <w:noProof/>
                 <w:webHidden/>
               </w:rPr>
@@ -2794,7 +2566,6 @@
             </w:r>
             <w:r>
               <w:rPr>
-                <w:rFonts w:ascii="Times" w:hAnsi="Times" w:cs="Times"/>
                 <w:noProof/>
                 <w:webHidden/>
               </w:rPr>
@@ -2802,22 +2573,19 @@
             </w:r>
             <w:r>
               <w:rPr>
-                <w:rFonts w:ascii="Times" w:hAnsi="Times" w:cs="Times"/>
-                <w:noProof/>
-                <w:webHidden/>
-              </w:rPr>
-              <w:instrText xml:space="preserve"> PAGEREF _Toc200323006 \h </w:instrText>
-            </w:r>
-            <w:r>
-              <w:rPr>
-                <w:rFonts w:ascii="Times" w:hAnsi="Times" w:cs="Times"/>
-                <w:noProof/>
-                <w:webHidden/>
-              </w:rPr>
-            </w:r>
-            <w:r>
-              <w:rPr>
-                <w:rFonts w:ascii="Times" w:hAnsi="Times" w:cs="Times"/>
+                <w:noProof/>
+                <w:webHidden/>
+              </w:rPr>
+              <w:instrText xml:space="preserve"> PAGEREF _Toc200357424 \h </w:instrText>
+            </w:r>
+            <w:r>
+              <w:rPr>
+                <w:noProof/>
+                <w:webHidden/>
+              </w:rPr>
+            </w:r>
+            <w:r>
+              <w:rPr>
                 <w:noProof/>
                 <w:webHidden/>
               </w:rPr>
@@ -2825,7 +2593,6 @@
             </w:r>
             <w:r>
               <w:rPr>
-                <w:rFonts w:ascii="Times" w:hAnsi="Times" w:cs="Times"/>
                 <w:noProof/>
                 <w:webHidden/>
               </w:rPr>
@@ -2833,7 +2600,6 @@
             </w:r>
             <w:r>
               <w:rPr>
-                <w:rFonts w:ascii="Times" w:hAnsi="Times" w:cs="Times"/>
                 <w:noProof/>
                 <w:webHidden/>
               </w:rPr>
@@ -2849,12 +2615,12 @@
               <w:tab w:val="right" w:leader="dot" w:pos="9016"/>
             </w:tabs>
             <w:rPr>
-              <w:rFonts w:ascii="Times" w:eastAsiaTheme="minorEastAsia" w:hAnsi="Times" w:cs="Times"/>
+              <w:rFonts w:eastAsiaTheme="minorEastAsia"/>
               <w:noProof/>
               <w:lang w:eastAsia="pt-BR"/>
             </w:rPr>
           </w:pPr>
-          <w:hyperlink w:anchor="_Toc200323007" w:history="1">
+          <w:hyperlink w:anchor="_Toc200357425" w:history="1">
             <w:r>
               <w:rPr>
                 <w:rStyle w:val="Hyperlink"/>
@@ -2865,7 +2631,7 @@
             </w:r>
             <w:r>
               <w:rPr>
-                <w:rFonts w:ascii="Times" w:eastAsiaTheme="minorEastAsia" w:hAnsi="Times" w:cs="Times"/>
+                <w:rFonts w:eastAsiaTheme="minorEastAsia"/>
                 <w:noProof/>
                 <w:lang w:eastAsia="pt-BR"/>
               </w:rPr>
@@ -2881,7 +2647,6 @@
             </w:r>
             <w:r>
               <w:rPr>
-                <w:rFonts w:ascii="Times" w:hAnsi="Times" w:cs="Times"/>
                 <w:noProof/>
                 <w:webHidden/>
               </w:rPr>
@@ -2889,7 +2654,6 @@
             </w:r>
             <w:r>
               <w:rPr>
-                <w:rFonts w:ascii="Times" w:hAnsi="Times" w:cs="Times"/>
                 <w:noProof/>
                 <w:webHidden/>
               </w:rPr>
@@ -2897,22 +2661,19 @@
             </w:r>
             <w:r>
               <w:rPr>
-                <w:rFonts w:ascii="Times" w:hAnsi="Times" w:cs="Times"/>
-                <w:noProof/>
-                <w:webHidden/>
-              </w:rPr>
-              <w:instrText xml:space="preserve"> PAGEREF _Toc200323007 \h </w:instrText>
-            </w:r>
-            <w:r>
-              <w:rPr>
-                <w:rFonts w:ascii="Times" w:hAnsi="Times" w:cs="Times"/>
-                <w:noProof/>
-                <w:webHidden/>
-              </w:rPr>
-            </w:r>
-            <w:r>
-              <w:rPr>
-                <w:rFonts w:ascii="Times" w:hAnsi="Times" w:cs="Times"/>
+                <w:noProof/>
+                <w:webHidden/>
+              </w:rPr>
+              <w:instrText xml:space="preserve"> PAGEREF _Toc200357425 \h </w:instrText>
+            </w:r>
+            <w:r>
+              <w:rPr>
+                <w:noProof/>
+                <w:webHidden/>
+              </w:rPr>
+            </w:r>
+            <w:r>
+              <w:rPr>
                 <w:noProof/>
                 <w:webHidden/>
               </w:rPr>
@@ -2920,7 +2681,6 @@
             </w:r>
             <w:r>
               <w:rPr>
-                <w:rFonts w:ascii="Times" w:hAnsi="Times" w:cs="Times"/>
                 <w:noProof/>
                 <w:webHidden/>
               </w:rPr>
@@ -2928,7 +2688,6 @@
             </w:r>
             <w:r>
               <w:rPr>
-                <w:rFonts w:ascii="Times" w:hAnsi="Times" w:cs="Times"/>
                 <w:noProof/>
                 <w:webHidden/>
               </w:rPr>
@@ -2981,7 +2740,7 @@
           <w:szCs w:val="24"/>
         </w:rPr>
       </w:pPr>
-      <w:bookmarkStart w:id="0" w:name="_Toc200322976"/>
+      <w:bookmarkStart w:id="0" w:name="_Toc200357394"/>
       <w:r>
         <w:rPr>
           <w:rFonts w:ascii="Times" w:hAnsi="Times" w:cs="Times"/>
@@ -3002,7 +2761,7 @@
           <w:szCs w:val="24"/>
         </w:rPr>
       </w:pPr>
-      <w:bookmarkStart w:id="1" w:name="_Toc200322977"/>
+      <w:bookmarkStart w:id="1" w:name="_Toc200357395"/>
       <w:r>
         <w:rPr>
           <w:rFonts w:ascii="Times" w:hAnsi="Times" w:cs="Times"/>
@@ -3042,7 +2801,7 @@
           <w:szCs w:val="24"/>
         </w:rPr>
       </w:pPr>
-      <w:bookmarkStart w:id="2" w:name="_Toc200322978"/>
+      <w:bookmarkStart w:id="2" w:name="_Toc200357396"/>
       <w:r>
         <w:rPr>
           <w:rFonts w:ascii="Times" w:hAnsi="Times" w:cs="Times"/>
@@ -3082,7 +2841,7 @@
           <w:szCs w:val="24"/>
         </w:rPr>
       </w:pPr>
-      <w:bookmarkStart w:id="3" w:name="_Toc200322979"/>
+      <w:bookmarkStart w:id="3" w:name="_Toc200357397"/>
       <w:r>
         <w:rPr>
           <w:rFonts w:ascii="Times" w:hAnsi="Times" w:cs="Times"/>
@@ -3134,7 +2893,7 @@
           <w:szCs w:val="24"/>
         </w:rPr>
       </w:pPr>
-      <w:bookmarkStart w:id="4" w:name="_Toc200322980"/>
+      <w:bookmarkStart w:id="4" w:name="_Toc200357398"/>
       <w:r>
         <w:rPr>
           <w:rFonts w:ascii="Times" w:hAnsi="Times" w:cs="Times"/>
@@ -3154,7 +2913,6 @@
       <w:r>
         <w:rPr>
           <w:rFonts w:ascii="Times" w:hAnsi="Times" w:cs="Times"/>
-          <w:i/>
           <w:sz w:val="24"/>
           <w:szCs w:val="24"/>
         </w:rPr>
@@ -3180,7 +2938,7 @@
           <w:szCs w:val="24"/>
         </w:rPr>
       </w:pPr>
-      <w:bookmarkStart w:id="5" w:name="_Toc200322981"/>
+      <w:bookmarkStart w:id="5" w:name="_Toc200357399"/>
       <w:r>
         <w:rPr>
           <w:rFonts w:ascii="Times" w:hAnsi="Times" w:cs="Times"/>
@@ -3501,9 +3259,10 @@
           <w:sz w:val="24"/>
           <w:szCs w:val="24"/>
         </w:rPr>
+        <w:lastRenderedPageBreak/>
         <w:t xml:space="preserve"> </w:t>
       </w:r>
-      <w:bookmarkStart w:id="6" w:name="_Toc200322982"/>
+      <w:bookmarkStart w:id="6" w:name="_Toc200357400"/>
       <w:r>
         <w:rPr>
           <w:rFonts w:ascii="Times" w:hAnsi="Times" w:cs="Times"/>
@@ -3544,7 +3303,6 @@
       <w:r>
         <w:rPr>
           <w:rFonts w:ascii="Times" w:hAnsi="Times" w:cs="Times"/>
-          <w:i/>
           <w:sz w:val="24"/>
           <w:szCs w:val="24"/>
         </w:rPr>
@@ -3556,7 +3314,15 @@
           <w:sz w:val="24"/>
           <w:szCs w:val="24"/>
         </w:rPr>
-        <w:t xml:space="preserve"> Sort é:</w:t>
+        <w:t>s</w:t>
+      </w:r>
+      <w:r>
+        <w:rPr>
+          <w:rFonts w:ascii="Times" w:hAnsi="Times" w:cs="Times"/>
+          <w:sz w:val="24"/>
+          <w:szCs w:val="24"/>
+        </w:rPr>
+        <w:t>ort é:</w:t>
       </w:r>
     </w:p>
     <w:p>
@@ -3578,7 +3344,6 @@
               <w:sz w:val="24"/>
               <w:szCs w:val="24"/>
             </w:rPr>
-            <w:lastRenderedPageBreak/>
             <m:t>O</m:t>
           </m:r>
           <m:r>
@@ -4901,7 +4666,6 @@
           <w:sz w:val="24"/>
           <w:szCs w:val="24"/>
         </w:rPr>
-        <w:lastRenderedPageBreak/>
         <w:t xml:space="preserve">Contudo, o que fará a sua </w:t>
       </w:r>
       <w:r>
@@ -6332,7 +6096,7 @@
       <w:pPr>
         <w:pStyle w:val="Titulo2Relatorio"/>
       </w:pPr>
-      <w:bookmarkStart w:id="7" w:name="_Toc200322983"/>
+      <w:bookmarkStart w:id="7" w:name="_Toc200357401"/>
       <w:r>
         <w:t xml:space="preserve">Melhores </w:t>
       </w:r>
@@ -6421,6 +6185,7 @@
           <w:sz w:val="24"/>
           <w:szCs w:val="24"/>
         </w:rPr>
+        <w:lastRenderedPageBreak/>
         <w:t>Implementação de filas de prioridade.</w:t>
       </w:r>
     </w:p>
@@ -6465,7 +6230,6 @@
           <w:sz w:val="24"/>
           <w:szCs w:val="24"/>
         </w:rPr>
-        <w:lastRenderedPageBreak/>
         <w:t>Sistemas críticos.</w:t>
       </w:r>
     </w:p>
@@ -6495,7 +6259,7 @@
       <w:pPr>
         <w:pStyle w:val="Titulo3Relatorio"/>
       </w:pPr>
-      <w:bookmarkStart w:id="8" w:name="_Toc200322984"/>
+      <w:bookmarkStart w:id="8" w:name="_Toc200357402"/>
       <w:r>
         <w:t>Aplicações com necessidade de garantia de tempo.</w:t>
       </w:r>
@@ -6565,7 +6329,7 @@
       <w:pPr>
         <w:pStyle w:val="Titulo3Relatorio"/>
       </w:pPr>
-      <w:bookmarkStart w:id="9" w:name="_Toc200322985"/>
+      <w:bookmarkStart w:id="9" w:name="_Toc200357403"/>
       <w:r>
         <w:t>Ambientes com restrições de memória.</w:t>
       </w:r>
@@ -6600,7 +6364,7 @@
         <w:t>Heap</w:t>
       </w:r>
       <w:r>
-        <w:t xml:space="preserve">sort, ele pode </w:t>
+        <w:t xml:space="preserve">sort, ele </w:t>
       </w:r>
       <w:r>
         <w:t>é</w:t>
@@ -6631,7 +6395,7 @@
       <w:pPr>
         <w:pStyle w:val="Titulo3Relatorio"/>
       </w:pPr>
-      <w:bookmarkStart w:id="10" w:name="_Toc200322986"/>
+      <w:bookmarkStart w:id="10" w:name="_Toc200357404"/>
       <w:r>
         <w:t>Implementação de filas de prioridade.</w:t>
       </w:r>
@@ -6641,7 +6405,7 @@
       <w:pPr>
         <w:pStyle w:val="Titulo3Relatorio"/>
       </w:pPr>
-      <w:bookmarkStart w:id="11" w:name="_Toc200322987"/>
+      <w:bookmarkStart w:id="11" w:name="_Toc200357405"/>
       <w:r>
         <w:t>Processamento de dados em fluxo</w:t>
       </w:r>
@@ -6651,7 +6415,7 @@
       <w:pPr>
         <w:pStyle w:val="Titulo3Relatorio"/>
       </w:pPr>
-      <w:bookmarkStart w:id="12" w:name="_Toc200322988"/>
+      <w:bookmarkStart w:id="12" w:name="_Toc200357406"/>
       <w:r>
         <w:t>Sistemas críticos</w:t>
       </w:r>
@@ -6661,7 +6425,7 @@
       <w:pPr>
         <w:pStyle w:val="Titulo3Relatorio"/>
       </w:pPr>
-      <w:bookmarkStart w:id="13" w:name="_Toc200322989"/>
+      <w:bookmarkStart w:id="13" w:name="_Toc200357407"/>
       <w:r>
         <w:t>Grandes volumes de dados</w:t>
       </w:r>
@@ -6709,7 +6473,7 @@
           <w:szCs w:val="24"/>
         </w:rPr>
       </w:pPr>
-      <w:bookmarkStart w:id="14" w:name="_Toc200322990"/>
+      <w:bookmarkStart w:id="14" w:name="_Toc200357408"/>
       <w:r>
         <w:rPr>
           <w:rFonts w:ascii="Times" w:hAnsi="Times" w:cs="Times"/>
@@ -6910,22 +6674,14 @@
           <w:szCs w:val="24"/>
         </w:rPr>
       </w:pPr>
-      <w:bookmarkStart w:id="15" w:name="_Toc200322991"/>
-      <w:r>
-        <w:rPr>
-          <w:rFonts w:ascii="Times" w:hAnsi="Times" w:cs="Times"/>
-          <w:sz w:val="24"/>
-          <w:szCs w:val="24"/>
-        </w:rPr>
-        <w:t xml:space="preserve">Limitações do algoritmo. </w:t>
-      </w:r>
-      <w:r>
-        <w:rPr>
-          <w:rFonts w:ascii="Times" w:hAnsi="Times" w:cs="Times"/>
-          <w:sz w:val="24"/>
-          <w:szCs w:val="24"/>
-        </w:rPr>
-        <w:t>- FALTA</w:t>
+      <w:bookmarkStart w:id="15" w:name="_Toc200357409"/>
+      <w:r>
+        <w:rPr>
+          <w:rFonts w:ascii="Times" w:hAnsi="Times" w:cs="Times"/>
+          <w:sz w:val="24"/>
+          <w:szCs w:val="24"/>
+        </w:rPr>
+        <w:t>Limitações do algoritmo.</w:t>
       </w:r>
       <w:bookmarkEnd w:id="15"/>
     </w:p>
@@ -6973,7 +6729,6 @@
       <w:r>
         <w:rPr>
           <w:rFonts w:ascii="Times" w:hAnsi="Times" w:cs="Times"/>
-          <w:i/>
           <w:sz w:val="24"/>
           <w:szCs w:val="24"/>
         </w:rPr>
@@ -6985,7 +6740,15 @@
           <w:sz w:val="24"/>
           <w:szCs w:val="24"/>
         </w:rPr>
-        <w:t xml:space="preserve">sort é considerado instável, pois quando há valores iguais as posições são trocadas, </w:t>
+        <w:t>sort</w:t>
+      </w:r>
+      <w:r>
+        <w:rPr>
+          <w:rFonts w:ascii="Times" w:hAnsi="Times" w:cs="Times"/>
+          <w:sz w:val="24"/>
+          <w:szCs w:val="24"/>
+        </w:rPr>
+        <w:t xml:space="preserve"> é considerado instável, pois quando há valores iguais as posições são trocadas, </w:t>
       </w:r>
       <w:r>
         <w:rPr>
@@ -7035,13 +6798,13 @@
         <w:t xml:space="preserve">Apesar do </w:t>
       </w:r>
       <w:r>
-        <w:rPr>
-          <w:i/>
-        </w:rPr>
         <w:t>Heap</w:t>
       </w:r>
       <w:r>
-        <w:t xml:space="preserve">sort ter a complexidade </w:t>
+        <w:t>sort</w:t>
+      </w:r>
+      <w:r>
+        <w:t xml:space="preserve"> ter a complexidade </w:t>
       </w:r>
       <m:oMath>
         <m:r>
@@ -7084,6 +6847,12 @@
         <w:rPr>
           <w:rFonts w:eastAsiaTheme="minorEastAsia"/>
         </w:rPr>
+        <w:t xml:space="preserve"> no pior, médio e melhor caso</w:t>
+      </w:r>
+      <w:r>
+        <w:rPr>
+          <w:rFonts w:eastAsiaTheme="minorEastAsia"/>
+        </w:rPr>
         <w:t xml:space="preserve">, ele não é ideal para conjuntos de dados pequenos, por causa da reorganização do </w:t>
       </w:r>
       <w:r>
@@ -7173,6 +6942,142 @@
           <w:rFonts w:eastAsiaTheme="minorEastAsia"/>
         </w:rPr>
         <w:t xml:space="preserve"> de forma considerável o custo de processamento.</w:t>
+      </w:r>
+    </w:p>
+    <w:p>
+      <w:pPr>
+        <w:pStyle w:val="Ttulo2"/>
+        <w:jc w:val="both"/>
+        <w:rPr>
+          <w:rFonts w:ascii="Times" w:hAnsi="Times" w:cs="Times"/>
+          <w:sz w:val="24"/>
+          <w:szCs w:val="24"/>
+        </w:rPr>
+      </w:pPr>
+      <w:bookmarkStart w:id="16" w:name="_Toc200357410"/>
+      <w:r>
+        <w:rPr>
+          <w:rFonts w:ascii="Times" w:hAnsi="Times" w:cs="Times"/>
+          <w:sz w:val="24"/>
+          <w:szCs w:val="24"/>
+        </w:rPr>
+        <w:lastRenderedPageBreak/>
+        <w:t xml:space="preserve">Exemplos de como o processo de ordenação acontece. </w:t>
+      </w:r>
+      <w:r>
+        <w:rPr>
+          <w:rFonts w:ascii="Times" w:hAnsi="Times" w:cs="Times"/>
+          <w:sz w:val="24"/>
+          <w:szCs w:val="24"/>
+        </w:rPr>
+        <w:t>- FALTA</w:t>
+      </w:r>
+      <w:bookmarkEnd w:id="16"/>
+    </w:p>
+    <w:p>
+      <w:pPr>
+        <w:jc w:val="both"/>
+      </w:pPr>
+    </w:p>
+    <w:p>
+      <w:pPr>
+        <w:pStyle w:val="Ttulo1"/>
+        <w:numPr>
+          <w:ilvl w:val="0"/>
+          <w:numId w:val="6"/>
+        </w:numPr>
+        <w:jc w:val="both"/>
+        <w:rPr>
+          <w:rFonts w:ascii="Times" w:hAnsi="Times" w:cs="Times"/>
+          <w:sz w:val="24"/>
+          <w:szCs w:val="24"/>
+        </w:rPr>
+      </w:pPr>
+      <w:bookmarkStart w:id="17" w:name="_Toc200357411"/>
+      <w:r>
+        <w:rPr>
+          <w:rFonts w:ascii="Times" w:hAnsi="Times" w:cs="Times"/>
+          <w:sz w:val="24"/>
+          <w:szCs w:val="24"/>
+        </w:rPr>
+        <w:t>Implementação e Testes</w:t>
+      </w:r>
+      <w:bookmarkEnd w:id="17"/>
+    </w:p>
+    <w:p>
+      <w:pPr>
+        <w:pStyle w:val="Titulo2Relatorio"/>
+      </w:pPr>
+      <w:bookmarkStart w:id="18" w:name="_Toc200357412"/>
+      <w:r>
+        <w:t>Detalhamento da implementação e decisões tomadas durante a construção do algoritmo.</w:t>
+      </w:r>
+      <w:bookmarkEnd w:id="18"/>
+      <w:r>
+        <w:t xml:space="preserve"> </w:t>
+      </w:r>
+    </w:p>
+    <w:p>
+      <w:pPr>
+        <w:pStyle w:val="NormalRelatorio"/>
+      </w:pPr>
+      <w:r>
+        <w:t xml:space="preserve">Durante a estruturação e adaptação do algoritmo de ordenação </w:t>
+      </w:r>
+      <w:r>
+        <w:rPr>
+          <w:i/>
+        </w:rPr>
+        <w:t>Heap</w:t>
+      </w:r>
+      <w:r>
+        <w:t>sort no código em linguagem C fornecida em aula, tivemos de reformular-lo baseando nas referências a seguir.</w:t>
+      </w:r>
+    </w:p>
+    <w:p>
+      <w:pPr>
+        <w:pStyle w:val="Titulo3Relatorio"/>
+      </w:pPr>
+      <w:bookmarkStart w:id="19" w:name="_Toc200357413"/>
+      <w:r>
+        <w:t>Algoritmo da obra Estrutura de Dados Usando C</w:t>
+      </w:r>
+      <w:bookmarkEnd w:id="19"/>
+    </w:p>
+    <w:p>
+      <w:pPr>
+        <w:ind w:firstLine="708"/>
+        <w:jc w:val="both"/>
+        <w:rPr>
+          <w:rFonts w:ascii="Times" w:hAnsi="Times" w:cs="Times"/>
+          <w:sz w:val="24"/>
+          <w:szCs w:val="24"/>
+        </w:rPr>
+      </w:pPr>
+      <w:r>
+        <w:rPr>
+          <w:rFonts w:ascii="Times" w:hAnsi="Times" w:cs="Times"/>
+          <w:sz w:val="24"/>
+          <w:szCs w:val="24"/>
+        </w:rPr>
+        <w:t xml:space="preserve">Inicialmente, seria utilizado como base a implementação do </w:t>
+      </w:r>
+      <w:r>
+        <w:rPr>
+          <w:rFonts w:ascii="Times" w:hAnsi="Times" w:cs="Times"/>
+          <w:i/>
+          <w:sz w:val="24"/>
+          <w:szCs w:val="24"/>
+        </w:rPr>
+        <w:t>Heap</w:t>
+      </w:r>
+      <w:r>
+        <w:rPr>
+          <w:rFonts w:ascii="Times" w:hAnsi="Times" w:cs="Times"/>
+          <w:sz w:val="24"/>
+          <w:szCs w:val="24"/>
+        </w:rPr>
+        <w:t>sort exemplificado na obra “Estrutura de Dados Usando C”. Utilizando os seguintes procedimentos para a sua execução:</w:t>
       </w:r>
     </w:p>
     <w:p>
@@ -7192,236 +7097,11 @@
       <w:r>
         <w:rPr>
           <w:rFonts w:ascii="Times" w:hAnsi="Times" w:cs="Times"/>
-          <w:sz w:val="24"/>
-          <w:szCs w:val="24"/>
-        </w:rPr>
-        <w:t>Mesma Grandeza: Pior, Médio e Melhor Caso</w:t>
-      </w:r>
-    </w:p>
-    <w:p>
-      <w:pPr>
-        <w:pStyle w:val="PargrafodaLista"/>
-        <w:ind w:left="0" w:firstLine="708"/>
-        <w:jc w:val="both"/>
-        <w:rPr>
-          <w:rFonts w:ascii="Times" w:hAnsi="Times" w:cs="Times"/>
-          <w:sz w:val="24"/>
-          <w:szCs w:val="24"/>
-        </w:rPr>
-      </w:pPr>
-      <w:r>
-        <w:rPr>
-          <w:rFonts w:ascii="Times" w:hAnsi="Times" w:cs="Times"/>
-          <w:sz w:val="24"/>
-          <w:szCs w:val="24"/>
-        </w:rPr>
-        <w:t xml:space="preserve">O tempo consumido pelo </w:t>
-      </w:r>
-      <w:r>
-        <w:rPr>
-          <w:rFonts w:ascii="Times" w:hAnsi="Times" w:cs="Times"/>
-          <w:i/>
-          <w:sz w:val="24"/>
-          <w:szCs w:val="24"/>
-        </w:rPr>
-        <w:t>Heap</w:t>
-      </w:r>
-      <w:r>
-        <w:rPr>
-          <w:rFonts w:ascii="Times" w:hAnsi="Times" w:cs="Times"/>
-          <w:sz w:val="24"/>
-          <w:szCs w:val="24"/>
-        </w:rPr>
-        <w:t xml:space="preserve">sort é proporcional ao número de comparações entre os elementos do array, e tal custo proporcional é </w:t>
-      </w:r>
-      <m:oMath>
-        <m:r>
-          <w:rPr>
-            <w:rFonts w:ascii="Cambria Math" w:hAnsi="Cambria Math" w:cs="Times"/>
-            <w:sz w:val="24"/>
-            <w:szCs w:val="24"/>
-          </w:rPr>
-          <m:t>O(n</m:t>
-        </m:r>
-        <m:func>
-          <m:funcPr>
-            <m:ctrlPr>
-              <w:rPr>
-                <w:rFonts w:ascii="Cambria Math" w:hAnsi="Cambria Math" w:cs="Times"/>
-                <w:i/>
-                <w:sz w:val="24"/>
-                <w:szCs w:val="24"/>
-              </w:rPr>
-            </m:ctrlPr>
-          </m:funcPr>
-          <m:fName>
-            <m:r>
-              <m:rPr>
-                <m:sty m:val="p"/>
-              </m:rPr>
-              <w:rPr>
-                <w:rFonts w:ascii="Cambria Math" w:hAnsi="Cambria Math" w:cs="Times"/>
-                <w:sz w:val="24"/>
-                <w:szCs w:val="24"/>
-              </w:rPr>
-              <m:t>log</m:t>
-            </m:r>
-          </m:fName>
-          <m:e>
-            <m:r>
-              <w:rPr>
-                <w:rFonts w:ascii="Cambria Math" w:hAnsi="Cambria Math" w:cs="Times"/>
-                <w:sz w:val="24"/>
-                <w:szCs w:val="24"/>
-              </w:rPr>
-              <m:t>n)</m:t>
-            </m:r>
-          </m:e>
-        </m:func>
-      </m:oMath>
-      <w:r>
-        <w:rPr>
-          <w:rFonts w:ascii="Times" w:eastAsiaTheme="minorEastAsia" w:hAnsi="Times" w:cs="Times"/>
-          <w:sz w:val="24"/>
-          <w:szCs w:val="24"/>
-        </w:rPr>
-        <w:t xml:space="preserve"> no pior, médio e melhor caso.</w:t>
-      </w:r>
-    </w:p>
-    <w:p>
-      <w:pPr>
-        <w:pStyle w:val="Ttulo2"/>
-        <w:jc w:val="both"/>
-        <w:rPr>
-          <w:rFonts w:ascii="Times" w:hAnsi="Times" w:cs="Times"/>
-          <w:sz w:val="24"/>
-          <w:szCs w:val="24"/>
-        </w:rPr>
-      </w:pPr>
-      <w:bookmarkStart w:id="16" w:name="_Toc200322992"/>
-      <w:r>
-        <w:rPr>
-          <w:rFonts w:ascii="Times" w:hAnsi="Times" w:cs="Times"/>
-          <w:sz w:val="24"/>
-          <w:szCs w:val="24"/>
-        </w:rPr>
-        <w:lastRenderedPageBreak/>
-        <w:t xml:space="preserve">Exemplos de como o processo de ordenação acontece. </w:t>
-      </w:r>
-      <w:r>
-        <w:rPr>
-          <w:rFonts w:ascii="Times" w:hAnsi="Times" w:cs="Times"/>
-          <w:sz w:val="24"/>
-          <w:szCs w:val="24"/>
-        </w:rPr>
-        <w:t>- FALTA</w:t>
-      </w:r>
-      <w:bookmarkEnd w:id="16"/>
-    </w:p>
-    <w:p>
-      <w:pPr>
-        <w:jc w:val="both"/>
-      </w:pPr>
-    </w:p>
-    <w:p>
-      <w:pPr>
-        <w:pStyle w:val="Ttulo1"/>
-        <w:numPr>
-          <w:ilvl w:val="0"/>
-          <w:numId w:val="6"/>
-        </w:numPr>
-        <w:jc w:val="both"/>
-        <w:rPr>
-          <w:rFonts w:ascii="Times" w:hAnsi="Times" w:cs="Times"/>
-          <w:sz w:val="24"/>
-          <w:szCs w:val="24"/>
-        </w:rPr>
-      </w:pPr>
-      <w:bookmarkStart w:id="17" w:name="_Toc200322993"/>
-      <w:r>
-        <w:rPr>
-          <w:rFonts w:ascii="Times" w:hAnsi="Times" w:cs="Times"/>
-          <w:sz w:val="24"/>
-          <w:szCs w:val="24"/>
-        </w:rPr>
-        <w:t>Implementação e Testes</w:t>
-      </w:r>
-      <w:bookmarkEnd w:id="17"/>
-    </w:p>
-    <w:p>
-      <w:pPr>
-        <w:pStyle w:val="Titulo2Relatorio"/>
-      </w:pPr>
-      <w:bookmarkStart w:id="18" w:name="_Toc200322994"/>
-      <w:r>
-        <w:t>Detalhamento da implementação e decisões tomadas durante a construção do algoritmo.</w:t>
-      </w:r>
-      <w:bookmarkEnd w:id="18"/>
-      <w:r>
-        <w:t xml:space="preserve"> </w:t>
-      </w:r>
-    </w:p>
-    <w:p>
-      <w:pPr>
-        <w:pStyle w:val="NormalRelatorio"/>
-      </w:pPr>
-      <w:r>
-        <w:t xml:space="preserve">Durante a estruturação e adaptação do algoritmo de ordenação </w:t>
-      </w:r>
-      <w:r>
-        <w:rPr>
-          <w:i/>
-        </w:rPr>
-        <w:t>Heap</w:t>
-      </w:r>
-      <w:r>
-        <w:t>sort no código em linguagem C fornecida em aula, tivemos de reformular-lo baseando nas referências a seguir.</w:t>
-      </w:r>
-    </w:p>
-    <w:p>
-      <w:pPr>
-        <w:pStyle w:val="Titulo3Relatorio"/>
-      </w:pPr>
-      <w:bookmarkStart w:id="19" w:name="_Toc200322995"/>
-      <w:r>
-        <w:t>Algoritmo da obra Estrutura de Dados Usando C</w:t>
-      </w:r>
-      <w:bookmarkEnd w:id="19"/>
-    </w:p>
-    <w:p>
-      <w:pPr>
-        <w:ind w:firstLine="708"/>
-        <w:jc w:val="both"/>
-        <w:rPr>
-          <w:rFonts w:ascii="Times" w:hAnsi="Times" w:cs="Times"/>
-          <w:sz w:val="24"/>
-          <w:szCs w:val="24"/>
-        </w:rPr>
-      </w:pPr>
-      <w:r>
-        <w:rPr>
-          <w:rFonts w:ascii="Times" w:hAnsi="Times" w:cs="Times"/>
-          <w:sz w:val="24"/>
-          <w:szCs w:val="24"/>
-        </w:rPr>
-        <w:t xml:space="preserve">Inicialmente, seria utilizado como base a implementação do </w:t>
-      </w:r>
-      <w:r>
-        <w:rPr>
-          <w:rFonts w:ascii="Times" w:hAnsi="Times" w:cs="Times"/>
-          <w:i/>
-          <w:sz w:val="24"/>
-          <w:szCs w:val="24"/>
-        </w:rPr>
-        <w:t>Heap</w:t>
-      </w:r>
-      <w:r>
-        <w:rPr>
-          <w:rFonts w:ascii="Times" w:hAnsi="Times" w:cs="Times"/>
-          <w:sz w:val="24"/>
-          <w:szCs w:val="24"/>
-        </w:rPr>
-        <w:t>sort exemplificado na obra “Estrutura de Dados Usando C”. Utilizando os seguintes procedimentos para a sua execução:</w:t>
+          <w:i/>
+          <w:sz w:val="24"/>
+          <w:szCs w:val="24"/>
+        </w:rPr>
+        <w:t>pqinsert</w:t>
       </w:r>
     </w:p>
     <w:p>
@@ -7445,7 +7125,7 @@
           <w:sz w:val="24"/>
           <w:szCs w:val="24"/>
         </w:rPr>
-        <w:t>pqinsert</w:t>
+        <w:t>largeson</w:t>
       </w:r>
     </w:p>
     <w:p>
@@ -7458,18 +7138,28 @@
         <w:jc w:val="both"/>
         <w:rPr>
           <w:rFonts w:ascii="Times" w:hAnsi="Times" w:cs="Times"/>
-          <w:sz w:val="24"/>
-          <w:szCs w:val="24"/>
-        </w:rPr>
-      </w:pPr>
-      <w:r>
-        <w:rPr>
-          <w:rFonts w:ascii="Times" w:hAnsi="Times" w:cs="Times"/>
-          <w:i/>
-          <w:sz w:val="24"/>
-          <w:szCs w:val="24"/>
-        </w:rPr>
-        <w:t>largeson</w:t>
+          <w:i/>
+          <w:sz w:val="24"/>
+          <w:szCs w:val="24"/>
+        </w:rPr>
+      </w:pPr>
+      <w:r>
+        <w:rPr>
+          <w:rFonts w:ascii="Times" w:hAnsi="Times" w:cs="Times"/>
+          <w:i/>
+          <w:sz w:val="24"/>
+          <w:szCs w:val="24"/>
+        </w:rPr>
+        <w:t>adjust</w:t>
+      </w:r>
+      <w:r>
+        <w:rPr>
+          <w:rFonts w:ascii="Times" w:hAnsi="Times" w:cs="Times"/>
+          <w:i/>
+          <w:sz w:val="24"/>
+          <w:szCs w:val="24"/>
+        </w:rPr>
+        <w:t>heap</w:t>
       </w:r>
     </w:p>
     <w:p>
@@ -7494,16 +7184,7 @@
           <w:sz w:val="24"/>
           <w:szCs w:val="24"/>
         </w:rPr>
-        <w:t>adjust</w:t>
-      </w:r>
-      <w:r>
-        <w:rPr>
-          <w:rFonts w:ascii="Times" w:hAnsi="Times" w:cs="Times"/>
-          <w:i/>
-          <w:sz w:val="24"/>
-          <w:szCs w:val="24"/>
-        </w:rPr>
-        <w:t>heap</w:t>
+        <w:t>pqmaxdelete</w:t>
       </w:r>
     </w:p>
     <w:p>
@@ -7528,7 +7209,16 @@
           <w:sz w:val="24"/>
           <w:szCs w:val="24"/>
         </w:rPr>
-        <w:t>pqmaxdelete</w:t>
+        <w:t>heap</w:t>
+      </w:r>
+      <w:r>
+        <w:rPr>
+          <w:rFonts w:ascii="Times" w:hAnsi="Times" w:cs="Times"/>
+          <w:i/>
+          <w:sz w:val="24"/>
+          <w:szCs w:val="24"/>
+        </w:rPr>
+        <w:t>sort</w:t>
       </w:r>
     </w:p>
     <w:p>
@@ -7553,59 +7243,7 @@
           <w:sz w:val="24"/>
           <w:szCs w:val="24"/>
         </w:rPr>
-        <w:t>heap</w:t>
-      </w:r>
-      <w:r>
-        <w:rPr>
-          <w:rFonts w:ascii="Times" w:hAnsi="Times" w:cs="Times"/>
-          <w:i/>
-          <w:sz w:val="24"/>
-          <w:szCs w:val="24"/>
-        </w:rPr>
-        <w:t>sort</w:t>
-      </w:r>
-      <w:r>
-        <w:rPr>
-          <w:rFonts w:ascii="Times" w:hAnsi="Times" w:cs="Times"/>
-          <w:i/>
-          <w:sz w:val="24"/>
-          <w:szCs w:val="24"/>
-        </w:rPr>
-        <w:t xml:space="preserve"> -</w:t>
-      </w:r>
-    </w:p>
-    <w:p>
-      <w:pPr>
-        <w:pStyle w:val="PargrafodaLista"/>
-        <w:numPr>
-          <w:ilvl w:val="0"/>
-          <w:numId w:val="10"/>
-        </w:numPr>
-        <w:jc w:val="both"/>
-        <w:rPr>
-          <w:rFonts w:ascii="Times" w:hAnsi="Times" w:cs="Times"/>
-          <w:i/>
-          <w:sz w:val="24"/>
-          <w:szCs w:val="24"/>
-        </w:rPr>
-      </w:pPr>
-      <w:r>
-        <w:rPr>
-          <w:rFonts w:ascii="Times" w:hAnsi="Times" w:cs="Times"/>
-          <w:i/>
-          <w:sz w:val="24"/>
-          <w:szCs w:val="24"/>
-        </w:rPr>
         <w:t>printArray</w:t>
-      </w:r>
-      <w:r>
-        <w:rPr>
-          <w:rFonts w:ascii="Times" w:hAnsi="Times" w:cs="Times"/>
-          <w:i/>
-          <w:sz w:val="24"/>
-          <w:szCs w:val="24"/>
-        </w:rPr>
-        <w:t xml:space="preserve"> -</w:t>
       </w:r>
     </w:p>
     <w:p>
@@ -7862,26 +7500,18 @@
           <w:sz w:val="24"/>
           <w:szCs w:val="24"/>
         </w:rPr>
-        <w:t>dpq[</w:t>
-      </w:r>
-      <w:r>
-        <w:rPr>
-          <w:rFonts w:ascii="Times" w:eastAsiaTheme="minorEastAsia" w:hAnsi="Times" w:cs="Times"/>
-          <w:i/>
-          <w:sz w:val="24"/>
-          <w:szCs w:val="24"/>
-        </w:rPr>
-        <w:t>k</w:t>
-      </w:r>
-      <w:r>
-        <w:rPr>
-          <w:rFonts w:ascii="Times" w:eastAsiaTheme="minorEastAsia" w:hAnsi="Times" w:cs="Times"/>
-          <w:i/>
-          <w:sz w:val="24"/>
-          <w:szCs w:val="24"/>
-        </w:rPr>
-        <w:t>]</w:t>
-      </w:r>
+        <w:t>dpq</w:t>
+      </w:r>
+      <m:oMath>
+        <m:r>
+          <w:rPr>
+            <w:rFonts w:ascii="Cambria Math" w:eastAsiaTheme="minorEastAsia" w:hAnsi="Cambria Math" w:cs="Times"/>
+            <w:sz w:val="24"/>
+            <w:szCs w:val="24"/>
+          </w:rPr>
+          <m:t>[k]</m:t>
+        </m:r>
+      </m:oMath>
       <w:r>
         <w:rPr>
           <w:rFonts w:ascii="Times" w:hAnsi="Times" w:cs="Times"/>
@@ -8252,7 +7882,31 @@
           <w:szCs w:val="24"/>
         </w:rPr>
         <w:lastRenderedPageBreak/>
-        <w:t>O seguinte algoritmo deverá ser implementado:</w:t>
+        <w:t>Com isso, o</w:t>
+      </w:r>
+      <w:r>
+        <w:rPr>
+          <w:rFonts w:ascii="Times" w:eastAsiaTheme="minorEastAsia" w:hAnsi="Times" w:cs="Times"/>
+          <w:sz w:val="24"/>
+          <w:szCs w:val="24"/>
+        </w:rPr>
+        <w:t xml:space="preserve"> seguinte algoritmo </w:t>
+      </w:r>
+      <w:r>
+        <w:rPr>
+          <w:rFonts w:ascii="Times" w:eastAsiaTheme="minorEastAsia" w:hAnsi="Times" w:cs="Times"/>
+          <w:sz w:val="24"/>
+          <w:szCs w:val="24"/>
+        </w:rPr>
+        <w:t>foi</w:t>
+      </w:r>
+      <w:r>
+        <w:rPr>
+          <w:rFonts w:ascii="Times" w:eastAsiaTheme="minorEastAsia" w:hAnsi="Times" w:cs="Times"/>
+          <w:sz w:val="24"/>
+          <w:szCs w:val="24"/>
+        </w:rPr>
+        <w:t xml:space="preserve"> implementado:</w:t>
       </w:r>
     </w:p>
     <w:p>
@@ -8260,14 +7914,14 @@
         <w:jc w:val="both"/>
         <w:rPr>
           <w:rFonts w:ascii="Courier New" w:eastAsiaTheme="minorEastAsia" w:hAnsi="Courier New" w:cs="Courier New"/>
-          <w:sz w:val="20"/>
+          <w:sz w:val="16"/>
           <w:szCs w:val="24"/>
         </w:rPr>
       </w:pPr>
       <w:r>
         <w:rPr>
           <w:rFonts w:ascii="Courier New" w:eastAsiaTheme="minorEastAsia" w:hAnsi="Courier New" w:cs="Courier New"/>
-          <w:sz w:val="20"/>
+          <w:sz w:val="16"/>
           <w:szCs w:val="24"/>
         </w:rPr>
         <w:t>void pqinsert(int dpq[], int k, int elt)</w:t>
@@ -8278,14 +7932,14 @@
         <w:jc w:val="both"/>
         <w:rPr>
           <w:rFonts w:ascii="Courier New" w:eastAsiaTheme="minorEastAsia" w:hAnsi="Courier New" w:cs="Courier New"/>
-          <w:sz w:val="20"/>
+          <w:sz w:val="16"/>
           <w:szCs w:val="24"/>
         </w:rPr>
       </w:pPr>
       <w:r>
         <w:rPr>
           <w:rFonts w:ascii="Courier New" w:eastAsiaTheme="minorEastAsia" w:hAnsi="Courier New" w:cs="Courier New"/>
-          <w:sz w:val="20"/>
+          <w:sz w:val="16"/>
           <w:szCs w:val="24"/>
         </w:rPr>
         <w:t>{</w:t>
@@ -8296,14 +7950,14 @@
         <w:jc w:val="both"/>
         <w:rPr>
           <w:rFonts w:ascii="Courier New" w:eastAsiaTheme="minorEastAsia" w:hAnsi="Courier New" w:cs="Courier New"/>
-          <w:sz w:val="20"/>
+          <w:sz w:val="16"/>
           <w:szCs w:val="24"/>
         </w:rPr>
       </w:pPr>
       <w:r>
         <w:rPr>
           <w:rFonts w:ascii="Courier New" w:eastAsiaTheme="minorEastAsia" w:hAnsi="Courier New" w:cs="Courier New"/>
-          <w:sz w:val="20"/>
+          <w:sz w:val="16"/>
           <w:szCs w:val="24"/>
         </w:rPr>
         <w:t xml:space="preserve">    int s = k;</w:t>
@@ -8314,25 +7968,35 @@
         <w:jc w:val="both"/>
         <w:rPr>
           <w:rFonts w:ascii="Courier New" w:eastAsiaTheme="minorEastAsia" w:hAnsi="Courier New" w:cs="Courier New"/>
-          <w:sz w:val="20"/>
+          <w:sz w:val="16"/>
           <w:szCs w:val="24"/>
         </w:rPr>
       </w:pPr>
       <w:r>
         <w:rPr>
           <w:rFonts w:ascii="Courier New" w:eastAsiaTheme="minorEastAsia" w:hAnsi="Courier New" w:cs="Courier New"/>
-          <w:sz w:val="20"/>
-          <w:szCs w:val="24"/>
-        </w:rPr>
-        <w:t xml:space="preserve">    int f = (s - 1) / 2;</w:t>
-      </w:r>
-      <w:r>
+          <w:sz w:val="16"/>
+          <w:szCs w:val="24"/>
+        </w:rPr>
+        <w:t xml:space="preserve">    int f = (s - 1) / 2; /* f eh o pai de s */</w:t>
+      </w:r>
+    </w:p>
+    <w:p>
+      <w:pPr>
+        <w:jc w:val="both"/>
         <w:rPr>
           <w:rFonts w:ascii="Courier New" w:eastAsiaTheme="minorEastAsia" w:hAnsi="Courier New" w:cs="Courier New"/>
-          <w:sz w:val="20"/>
-          <w:szCs w:val="24"/>
-        </w:rPr>
-        <w:t xml:space="preserve"> /* f eh o pai de s */</w:t>
+          <w:sz w:val="16"/>
+          <w:szCs w:val="24"/>
+        </w:rPr>
+      </w:pPr>
+      <w:r>
+        <w:rPr>
+          <w:rFonts w:ascii="Courier New" w:eastAsiaTheme="minorEastAsia" w:hAnsi="Courier New" w:cs="Courier New"/>
+          <w:sz w:val="16"/>
+          <w:szCs w:val="24"/>
+        </w:rPr>
+        <w:t xml:space="preserve">    while (s &gt; 0 &amp;&amp; dpq[f] &lt; elt)</w:t>
       </w:r>
     </w:p>
     <w:p>
@@ -8340,17 +8004,17 @@
         <w:jc w:val="both"/>
         <w:rPr>
           <w:rFonts w:ascii="Courier New" w:eastAsiaTheme="minorEastAsia" w:hAnsi="Courier New" w:cs="Courier New"/>
-          <w:sz w:val="20"/>
+          <w:sz w:val="16"/>
           <w:szCs w:val="24"/>
         </w:rPr>
       </w:pPr>
       <w:r>
         <w:rPr>
           <w:rFonts w:ascii="Courier New" w:eastAsiaTheme="minorEastAsia" w:hAnsi="Courier New" w:cs="Courier New"/>
-          <w:sz w:val="20"/>
-          <w:szCs w:val="24"/>
-        </w:rPr>
-        <w:t xml:space="preserve">    while (s &gt; 0 &amp;&amp; dpq[f] &lt; elt)</w:t>
+          <w:sz w:val="16"/>
+          <w:szCs w:val="24"/>
+        </w:rPr>
+        <w:t xml:space="preserve">    {</w:t>
       </w:r>
     </w:p>
     <w:p>
@@ -8358,17 +8022,17 @@
         <w:jc w:val="both"/>
         <w:rPr>
           <w:rFonts w:ascii="Courier New" w:eastAsiaTheme="minorEastAsia" w:hAnsi="Courier New" w:cs="Courier New"/>
-          <w:sz w:val="20"/>
+          <w:sz w:val="16"/>
           <w:szCs w:val="24"/>
         </w:rPr>
       </w:pPr>
       <w:r>
         <w:rPr>
           <w:rFonts w:ascii="Courier New" w:eastAsiaTheme="minorEastAsia" w:hAnsi="Courier New" w:cs="Courier New"/>
-          <w:sz w:val="20"/>
-          <w:szCs w:val="24"/>
-        </w:rPr>
-        <w:t xml:space="preserve">    {</w:t>
+          <w:sz w:val="16"/>
+          <w:szCs w:val="24"/>
+        </w:rPr>
+        <w:t xml:space="preserve">        dpq[s] = dpq[f];</w:t>
       </w:r>
     </w:p>
     <w:p>
@@ -8376,17 +8040,25 @@
         <w:jc w:val="both"/>
         <w:rPr>
           <w:rFonts w:ascii="Courier New" w:eastAsiaTheme="minorEastAsia" w:hAnsi="Courier New" w:cs="Courier New"/>
-          <w:sz w:val="20"/>
+          <w:sz w:val="16"/>
           <w:szCs w:val="24"/>
         </w:rPr>
       </w:pPr>
       <w:r>
         <w:rPr>
           <w:rFonts w:ascii="Courier New" w:eastAsiaTheme="minorEastAsia" w:hAnsi="Courier New" w:cs="Courier New"/>
-          <w:sz w:val="20"/>
-          <w:szCs w:val="24"/>
-        </w:rPr>
-        <w:t xml:space="preserve">        dpq[s] = dpq[f];</w:t>
+          <w:sz w:val="16"/>
+          <w:szCs w:val="24"/>
+        </w:rPr>
+        <w:t xml:space="preserve">        s = f;</w:t>
+      </w:r>
+      <w:r>
+        <w:rPr>
+          <w:rFonts w:ascii="Courier New" w:eastAsiaTheme="minorEastAsia" w:hAnsi="Courier New" w:cs="Courier New"/>
+          <w:sz w:val="16"/>
+          <w:szCs w:val="24"/>
+        </w:rPr>
+        <w:t xml:space="preserve"> /* sobe na arvore */</w:t>
       </w:r>
     </w:p>
     <w:p>
@@ -8394,25 +8066,43 @@
         <w:jc w:val="both"/>
         <w:rPr>
           <w:rFonts w:ascii="Courier New" w:eastAsiaTheme="minorEastAsia" w:hAnsi="Courier New" w:cs="Courier New"/>
-          <w:sz w:val="20"/>
+          <w:sz w:val="16"/>
           <w:szCs w:val="24"/>
         </w:rPr>
       </w:pPr>
       <w:r>
         <w:rPr>
           <w:rFonts w:ascii="Courier New" w:eastAsiaTheme="minorEastAsia" w:hAnsi="Courier New" w:cs="Courier New"/>
-          <w:sz w:val="20"/>
-          <w:szCs w:val="24"/>
-        </w:rPr>
-        <w:t xml:space="preserve">        s = f;</w:t>
-      </w:r>
-      <w:r>
+          <w:sz w:val="16"/>
+          <w:szCs w:val="24"/>
+        </w:rPr>
+        <w:t xml:space="preserve">        f = (s - 1) / 2;</w:t>
+      </w:r>
+    </w:p>
+    <w:p>
+      <w:pPr>
+        <w:jc w:val="both"/>
         <w:rPr>
           <w:rFonts w:ascii="Courier New" w:eastAsiaTheme="minorEastAsia" w:hAnsi="Courier New" w:cs="Courier New"/>
-          <w:sz w:val="20"/>
-          <w:szCs w:val="24"/>
-        </w:rPr>
-        <w:t xml:space="preserve"> /* sobe na arvore */</w:t>
+          <w:sz w:val="16"/>
+          <w:szCs w:val="24"/>
+        </w:rPr>
+      </w:pPr>
+      <w:r>
+        <w:rPr>
+          <w:rFonts w:ascii="Courier New" w:eastAsiaTheme="minorEastAsia" w:hAnsi="Courier New" w:cs="Courier New"/>
+          <w:sz w:val="16"/>
+          <w:szCs w:val="24"/>
+        </w:rPr>
+        <w:t xml:space="preserve">    }</w:t>
+      </w:r>
+      <w:r>
+        <w:rPr>
+          <w:rFonts w:ascii="Courier New" w:eastAsiaTheme="minorEastAsia" w:hAnsi="Courier New" w:cs="Courier New"/>
+          <w:sz w:val="16"/>
+          <w:szCs w:val="24"/>
+        </w:rPr>
+        <w:t xml:space="preserve"> /* fim do while */</w:t>
       </w:r>
     </w:p>
     <w:p>
@@ -8420,17 +8110,17 @@
         <w:jc w:val="both"/>
         <w:rPr>
           <w:rFonts w:ascii="Courier New" w:eastAsiaTheme="minorEastAsia" w:hAnsi="Courier New" w:cs="Courier New"/>
-          <w:sz w:val="20"/>
+          <w:sz w:val="16"/>
           <w:szCs w:val="24"/>
         </w:rPr>
       </w:pPr>
       <w:r>
         <w:rPr>
           <w:rFonts w:ascii="Courier New" w:eastAsiaTheme="minorEastAsia" w:hAnsi="Courier New" w:cs="Courier New"/>
-          <w:sz w:val="20"/>
-          <w:szCs w:val="24"/>
-        </w:rPr>
-        <w:t xml:space="preserve">        f = (s - 1) / 2;</w:t>
+          <w:sz w:val="16"/>
+          <w:szCs w:val="24"/>
+        </w:rPr>
+        <w:t xml:space="preserve">    dpq[s] = elt;</w:t>
       </w:r>
     </w:p>
     <w:p>
@@ -8438,58 +8128,14 @@
         <w:jc w:val="both"/>
         <w:rPr>
           <w:rFonts w:ascii="Courier New" w:eastAsiaTheme="minorEastAsia" w:hAnsi="Courier New" w:cs="Courier New"/>
-          <w:sz w:val="20"/>
+          <w:sz w:val="16"/>
           <w:szCs w:val="24"/>
         </w:rPr>
       </w:pPr>
       <w:r>
         <w:rPr>
           <w:rFonts w:ascii="Courier New" w:eastAsiaTheme="minorEastAsia" w:hAnsi="Courier New" w:cs="Courier New"/>
-          <w:sz w:val="20"/>
-          <w:szCs w:val="24"/>
-        </w:rPr>
-        <w:t xml:space="preserve">    }</w:t>
-      </w:r>
-      <w:r>
-        <w:rPr>
-          <w:rFonts w:ascii="Courier New" w:eastAsiaTheme="minorEastAsia" w:hAnsi="Courier New" w:cs="Courier New"/>
-          <w:sz w:val="20"/>
-          <w:szCs w:val="24"/>
-        </w:rPr>
-        <w:t xml:space="preserve"> /* fim do while */</w:t>
-      </w:r>
-    </w:p>
-    <w:p>
-      <w:pPr>
-        <w:jc w:val="both"/>
-        <w:rPr>
-          <w:rFonts w:ascii="Courier New" w:eastAsiaTheme="minorEastAsia" w:hAnsi="Courier New" w:cs="Courier New"/>
-          <w:sz w:val="20"/>
-          <w:szCs w:val="24"/>
-        </w:rPr>
-      </w:pPr>
-      <w:r>
-        <w:rPr>
-          <w:rFonts w:ascii="Courier New" w:eastAsiaTheme="minorEastAsia" w:hAnsi="Courier New" w:cs="Courier New"/>
-          <w:sz w:val="20"/>
-          <w:szCs w:val="24"/>
-        </w:rPr>
-        <w:t xml:space="preserve">    dpq[s] = elt;</w:t>
-      </w:r>
-    </w:p>
-    <w:p>
-      <w:pPr>
-        <w:jc w:val="both"/>
-        <w:rPr>
-          <w:rFonts w:ascii="Courier New" w:eastAsiaTheme="minorEastAsia" w:hAnsi="Courier New" w:cs="Courier New"/>
-          <w:sz w:val="20"/>
-          <w:szCs w:val="24"/>
-        </w:rPr>
-      </w:pPr>
-      <w:r>
-        <w:rPr>
-          <w:rFonts w:ascii="Courier New" w:eastAsiaTheme="minorEastAsia" w:hAnsi="Courier New" w:cs="Courier New"/>
-          <w:sz w:val="20"/>
+          <w:sz w:val="16"/>
           <w:szCs w:val="24"/>
         </w:rPr>
         <w:t>}</w:t>
@@ -9692,96 +9338,112 @@
     </w:p>
     <w:p>
       <w:pPr>
-        <w:jc w:val="both"/>
-        <w:rPr>
-          <w:rFonts w:ascii="Courier New" w:eastAsiaTheme="minorEastAsia" w:hAnsi="Courier New" w:cs="Courier New"/>
-          <w:sz w:val="20"/>
-          <w:szCs w:val="24"/>
-        </w:rPr>
-      </w:pPr>
-      <w:r>
-        <w:rPr>
-          <w:rFonts w:ascii="Courier New" w:eastAsiaTheme="minorEastAsia" w:hAnsi="Courier New" w:cs="Courier New"/>
-          <w:sz w:val="20"/>
-          <w:szCs w:val="24"/>
+        <w:pStyle w:val="Codigo"/>
+        <w:rPr>
+          <w:sz w:val="16"/>
+        </w:rPr>
+      </w:pPr>
+      <w:r>
+        <w:rPr>
+          <w:sz w:val="16"/>
         </w:rPr>
         <w:t>int pqmaxdelete(int dpq[], int k)</w:t>
       </w:r>
     </w:p>
     <w:p>
       <w:pPr>
-        <w:jc w:val="both"/>
-        <w:rPr>
-          <w:rFonts w:ascii="Courier New" w:eastAsiaTheme="minorEastAsia" w:hAnsi="Courier New" w:cs="Courier New"/>
-          <w:sz w:val="20"/>
-          <w:szCs w:val="24"/>
-        </w:rPr>
-      </w:pPr>
-      <w:r>
-        <w:rPr>
-          <w:rFonts w:ascii="Courier New" w:eastAsiaTheme="minorEastAsia" w:hAnsi="Courier New" w:cs="Courier New"/>
-          <w:sz w:val="20"/>
-          <w:szCs w:val="24"/>
+        <w:pStyle w:val="Codigo"/>
+        <w:rPr>
+          <w:sz w:val="16"/>
+        </w:rPr>
+      </w:pPr>
+      <w:r>
+        <w:rPr>
+          <w:sz w:val="16"/>
+        </w:rPr>
+        <w:t>{</w:t>
+      </w:r>
+    </w:p>
+    <w:p>
+      <w:pPr>
+        <w:pStyle w:val="Codigo"/>
+        <w:rPr>
+          <w:sz w:val="16"/>
+        </w:rPr>
+      </w:pPr>
+      <w:r>
+        <w:rPr>
+          <w:sz w:val="16"/>
+        </w:rPr>
+        <w:t xml:space="preserve">    int p = dpq[0];</w:t>
+      </w:r>
+    </w:p>
+    <w:p>
+      <w:pPr>
+        <w:pStyle w:val="Codigo"/>
+        <w:rPr>
+          <w:sz w:val="16"/>
+        </w:rPr>
+      </w:pPr>
+      <w:r>
+        <w:rPr>
+          <w:sz w:val="16"/>
         </w:rPr>
         <w:lastRenderedPageBreak/>
-        <w:t>{</w:t>
+        <w:t xml:space="preserve">    dpq[0] = dpq[k - 1];</w:t>
       </w:r>
     </w:p>
     <w:p>
       <w:pPr>
         <w:pStyle w:val="Codigo"/>
-      </w:pPr>
-      <w:r>
-        <w:t xml:space="preserve">    int p = dpq[0];</w:t>
+        <w:rPr>
+          <w:sz w:val="16"/>
+        </w:rPr>
+      </w:pPr>
+      <w:r>
+        <w:rPr>
+          <w:sz w:val="16"/>
+        </w:rPr>
+        <w:t xml:space="preserve">    adjust</w:t>
+      </w:r>
+      <w:r>
+        <w:rPr>
+          <w:i/>
+          <w:sz w:val="16"/>
+        </w:rPr>
+        <w:t>heap</w:t>
+      </w:r>
+      <w:r>
+        <w:rPr>
+          <w:sz w:val="16"/>
+        </w:rPr>
+        <w:t>(dpq, 0, k - 1);</w:t>
       </w:r>
     </w:p>
     <w:p>
       <w:pPr>
         <w:pStyle w:val="Codigo"/>
-      </w:pPr>
-      <w:r>
-        <w:t xml:space="preserve">    dpq[0] = dpq[k - 1];</w:t>
+        <w:rPr>
+          <w:sz w:val="16"/>
+        </w:rPr>
+      </w:pPr>
+      <w:r>
+        <w:rPr>
+          <w:sz w:val="16"/>
+        </w:rPr>
+        <w:t xml:space="preserve">    return p;</w:t>
       </w:r>
     </w:p>
     <w:p>
       <w:pPr>
         <w:pStyle w:val="Codigo"/>
-      </w:pPr>
-      <w:r>
-        <w:t xml:space="preserve">    adjust</w:t>
-      </w:r>
-      <w:r>
-        <w:rPr>
-          <w:i/>
-        </w:rPr>
-        <w:t>heap</w:t>
-      </w:r>
-      <w:r>
-        <w:t>(dpq, 0, k - 1);</w:t>
-      </w:r>
-    </w:p>
-    <w:p>
-      <w:pPr>
-        <w:pStyle w:val="Codigo"/>
-      </w:pPr>
-      <w:r>
-        <w:t xml:space="preserve">    return p;</w:t>
-      </w:r>
-    </w:p>
-    <w:p>
-      <w:pPr>
-        <w:jc w:val="both"/>
-        <w:rPr>
-          <w:rFonts w:ascii="Courier New" w:eastAsiaTheme="minorEastAsia" w:hAnsi="Courier New" w:cs="Courier New"/>
-          <w:sz w:val="20"/>
-          <w:szCs w:val="24"/>
-        </w:rPr>
-      </w:pPr>
-      <w:r>
-        <w:rPr>
-          <w:rFonts w:ascii="Courier New" w:eastAsiaTheme="minorEastAsia" w:hAnsi="Courier New" w:cs="Courier New"/>
-          <w:sz w:val="20"/>
-          <w:szCs w:val="24"/>
+        <w:rPr>
+          <w:sz w:val="16"/>
+        </w:rPr>
+      </w:pPr>
+      <w:r>
+        <w:rPr>
+          <w:sz w:val="16"/>
         </w:rPr>
         <w:t>}</w:t>
       </w:r>
@@ -10264,6 +9926,271 @@
         </w:rPr>
         <w:t xml:space="preserve"> descendente.</w:t>
       </w:r>
+      <w:r>
+        <w:rPr>
+          <w:rFonts w:ascii="Times" w:eastAsiaTheme="minorEastAsia" w:hAnsi="Times" w:cs="Times"/>
+          <w:sz w:val="24"/>
+          <w:szCs w:val="24"/>
+        </w:rPr>
+        <w:t xml:space="preserve"> </w:t>
+      </w:r>
+      <w:r>
+        <w:rPr>
+          <w:rFonts w:ascii="Times" w:eastAsiaTheme="minorEastAsia" w:hAnsi="Times" w:cs="Times"/>
+          <w:sz w:val="24"/>
+          <w:szCs w:val="24"/>
+        </w:rPr>
+        <w:t>Com</w:t>
+      </w:r>
+      <w:r>
+        <w:rPr>
+          <w:rFonts w:ascii="Times" w:eastAsiaTheme="minorEastAsia" w:hAnsi="Times" w:cs="Times"/>
+          <w:sz w:val="24"/>
+          <w:szCs w:val="24"/>
+        </w:rPr>
+        <w:t xml:space="preserve"> isso, o seguinte código</w:t>
+      </w:r>
+      <w:r>
+        <w:rPr>
+          <w:rFonts w:ascii="Times" w:eastAsiaTheme="minorEastAsia" w:hAnsi="Times" w:cs="Times"/>
+          <w:sz w:val="24"/>
+          <w:szCs w:val="24"/>
+        </w:rPr>
+        <w:t xml:space="preserve"> foi incluso</w:t>
+      </w:r>
+      <w:r>
+        <w:rPr>
+          <w:rFonts w:ascii="Times" w:eastAsiaTheme="minorEastAsia" w:hAnsi="Times" w:cs="Times"/>
+          <w:sz w:val="24"/>
+          <w:szCs w:val="24"/>
+        </w:rPr>
+        <w:t>:</w:t>
+      </w:r>
+    </w:p>
+    <w:p>
+      <w:pPr>
+        <w:pStyle w:val="Codigo"/>
+        <w:rPr>
+          <w:sz w:val="16"/>
+        </w:rPr>
+      </w:pPr>
+      <w:r>
+        <w:rPr>
+          <w:sz w:val="16"/>
+        </w:rPr>
+        <w:t>int largeson(int x[], int p, int m)</w:t>
+      </w:r>
+    </w:p>
+    <w:p>
+      <w:pPr>
+        <w:pStyle w:val="Codigo"/>
+        <w:rPr>
+          <w:sz w:val="16"/>
+        </w:rPr>
+      </w:pPr>
+      <w:r>
+        <w:rPr>
+          <w:sz w:val="16"/>
+        </w:rPr>
+        <w:t>{</w:t>
+      </w:r>
+    </w:p>
+    <w:p>
+      <w:pPr>
+        <w:pStyle w:val="Codigo"/>
+        <w:rPr>
+          <w:sz w:val="16"/>
+        </w:rPr>
+      </w:pPr>
+      <w:r>
+        <w:rPr>
+          <w:sz w:val="16"/>
+        </w:rPr>
+        <w:t xml:space="preserve">    int s = 2 * p + 1;</w:t>
+      </w:r>
+    </w:p>
+    <w:p>
+      <w:pPr>
+        <w:pStyle w:val="Codigo"/>
+        <w:rPr>
+          <w:sz w:val="16"/>
+        </w:rPr>
+      </w:pPr>
+      <w:r>
+        <w:rPr>
+          <w:sz w:val="16"/>
+        </w:rPr>
+        <w:t xml:space="preserve">    if (s + 1 &lt;= m &amp;&amp; x[s] &lt; x[s + 1])</w:t>
+      </w:r>
+    </w:p>
+    <w:p>
+      <w:pPr>
+        <w:pStyle w:val="Codigo"/>
+        <w:rPr>
+          <w:sz w:val="16"/>
+        </w:rPr>
+      </w:pPr>
+      <w:r>
+        <w:rPr>
+          <w:sz w:val="16"/>
+        </w:rPr>
+        <w:t xml:space="preserve">    {</w:t>
+      </w:r>
+    </w:p>
+    <w:p>
+      <w:pPr>
+        <w:pStyle w:val="Codigo"/>
+        <w:rPr>
+          <w:sz w:val="16"/>
+        </w:rPr>
+      </w:pPr>
+      <w:r>
+        <w:rPr>
+          <w:sz w:val="16"/>
+        </w:rPr>
+        <w:t xml:space="preserve">        s = s + 1;</w:t>
+      </w:r>
+    </w:p>
+    <w:p>
+      <w:pPr>
+        <w:pStyle w:val="Codigo"/>
+        <w:rPr>
+          <w:sz w:val="16"/>
+        </w:rPr>
+      </w:pPr>
+      <w:r>
+        <w:rPr>
+          <w:sz w:val="16"/>
+        </w:rPr>
+        <w:t xml:space="preserve">    }</w:t>
+      </w:r>
+    </w:p>
+    <w:p>
+      <w:pPr>
+        <w:pStyle w:val="Codigo"/>
+        <w:rPr>
+          <w:sz w:val="16"/>
+        </w:rPr>
+      </w:pPr>
+      <w:r>
+        <w:rPr>
+          <w:sz w:val="16"/>
+        </w:rPr>
+        <w:t xml:space="preserve">    if (s &gt; m)</w:t>
+      </w:r>
+    </w:p>
+    <w:p>
+      <w:pPr>
+        <w:pStyle w:val="Codigo"/>
+        <w:rPr>
+          <w:sz w:val="16"/>
+        </w:rPr>
+      </w:pPr>
+      <w:r>
+        <w:rPr>
+          <w:sz w:val="16"/>
+        </w:rPr>
+        <w:t xml:space="preserve">    {</w:t>
+      </w:r>
+    </w:p>
+    <w:p>
+      <w:pPr>
+        <w:pStyle w:val="Codigo"/>
+        <w:rPr>
+          <w:sz w:val="16"/>
+        </w:rPr>
+      </w:pPr>
+      <w:r>
+        <w:rPr>
+          <w:sz w:val="16"/>
+        </w:rPr>
+        <w:t xml:space="preserve">        return -1;</w:t>
+      </w:r>
+    </w:p>
+    <w:p>
+      <w:pPr>
+        <w:pStyle w:val="Codigo"/>
+        <w:rPr>
+          <w:sz w:val="16"/>
+        </w:rPr>
+      </w:pPr>
+      <w:r>
+        <w:rPr>
+          <w:sz w:val="16"/>
+        </w:rPr>
+        <w:t xml:space="preserve">    }</w:t>
+      </w:r>
+    </w:p>
+    <w:p>
+      <w:pPr>
+        <w:pStyle w:val="Codigo"/>
+        <w:rPr>
+          <w:sz w:val="16"/>
+        </w:rPr>
+      </w:pPr>
+      <w:r>
+        <w:rPr>
+          <w:sz w:val="16"/>
+        </w:rPr>
+        <w:t xml:space="preserve">    else</w:t>
+      </w:r>
+    </w:p>
+    <w:p>
+      <w:pPr>
+        <w:pStyle w:val="Codigo"/>
+        <w:rPr>
+          <w:sz w:val="16"/>
+        </w:rPr>
+      </w:pPr>
+      <w:r>
+        <w:rPr>
+          <w:sz w:val="16"/>
+        </w:rPr>
+        <w:t xml:space="preserve">    {</w:t>
+      </w:r>
+    </w:p>
+    <w:p>
+      <w:pPr>
+        <w:pStyle w:val="Codigo"/>
+        <w:rPr>
+          <w:sz w:val="16"/>
+        </w:rPr>
+      </w:pPr>
+      <w:r>
+        <w:rPr>
+          <w:sz w:val="16"/>
+        </w:rPr>
+        <w:t xml:space="preserve">        return s;</w:t>
+      </w:r>
+    </w:p>
+    <w:p>
+      <w:pPr>
+        <w:pStyle w:val="Codigo"/>
+        <w:rPr>
+          <w:sz w:val="16"/>
+        </w:rPr>
+      </w:pPr>
+      <w:r>
+        <w:rPr>
+          <w:sz w:val="16"/>
+        </w:rPr>
+        <w:t xml:space="preserve">    }</w:t>
+      </w:r>
+    </w:p>
+    <w:p>
+      <w:pPr>
+        <w:pStyle w:val="Codigo"/>
+        <w:rPr>
+          <w:sz w:val="16"/>
+        </w:rPr>
+      </w:pPr>
+      <w:r>
+        <w:rPr>
+          <w:sz w:val="16"/>
+        </w:rPr>
+        <w:lastRenderedPageBreak/>
+        <w:t>}</w:t>
+      </w:r>
     </w:p>
     <w:p>
       <w:pPr>
@@ -10483,6 +10410,196 @@
         </w:rPr>
         <w:t xml:space="preserve"> descendente.</w:t>
       </w:r>
+      <w:r>
+        <w:rPr>
+          <w:rFonts w:ascii="Times" w:eastAsiaTheme="minorEastAsia" w:hAnsi="Times" w:cs="Times"/>
+          <w:sz w:val="24"/>
+          <w:szCs w:val="24"/>
+        </w:rPr>
+        <w:t xml:space="preserve"> Para isso, incluímos o seguinte código:</w:t>
+      </w:r>
+    </w:p>
+    <w:p>
+      <w:pPr>
+        <w:pStyle w:val="Codigo"/>
+        <w:rPr>
+          <w:sz w:val="16"/>
+        </w:rPr>
+      </w:pPr>
+      <w:r>
+        <w:rPr>
+          <w:sz w:val="16"/>
+        </w:rPr>
+        <w:t>void adjustheap(int dpq[], int root, int k)</w:t>
+      </w:r>
+    </w:p>
+    <w:p>
+      <w:pPr>
+        <w:pStyle w:val="Codigo"/>
+        <w:rPr>
+          <w:sz w:val="16"/>
+        </w:rPr>
+      </w:pPr>
+      <w:r>
+        <w:rPr>
+          <w:sz w:val="16"/>
+        </w:rPr>
+        <w:t>{</w:t>
+      </w:r>
+    </w:p>
+    <w:p>
+      <w:pPr>
+        <w:pStyle w:val="Codigo"/>
+        <w:rPr>
+          <w:sz w:val="16"/>
+        </w:rPr>
+      </w:pPr>
+      <w:r>
+        <w:rPr>
+          <w:sz w:val="16"/>
+        </w:rPr>
+        <w:t xml:space="preserve">    int f = root;</w:t>
+      </w:r>
+    </w:p>
+    <w:p>
+      <w:pPr>
+        <w:pStyle w:val="Codigo"/>
+        <w:rPr>
+          <w:sz w:val="16"/>
+        </w:rPr>
+      </w:pPr>
+      <w:r>
+        <w:rPr>
+          <w:sz w:val="16"/>
+        </w:rPr>
+        <w:t xml:space="preserve">    int kvalue = dpq[k];</w:t>
+      </w:r>
+    </w:p>
+    <w:p>
+      <w:pPr>
+        <w:pStyle w:val="Codigo"/>
+        <w:rPr>
+          <w:sz w:val="16"/>
+        </w:rPr>
+      </w:pPr>
+      <w:r>
+        <w:rPr>
+          <w:sz w:val="16"/>
+        </w:rPr>
+        <w:t xml:space="preserve">    int s = largeson(dpq, f, k - 1);</w:t>
+      </w:r>
+    </w:p>
+    <w:p>
+      <w:pPr>
+        <w:pStyle w:val="Codigo"/>
+        <w:rPr>
+          <w:sz w:val="16"/>
+        </w:rPr>
+      </w:pPr>
+      <w:r>
+        <w:rPr>
+          <w:sz w:val="16"/>
+        </w:rPr>
+        <w:t xml:space="preserve">    while (s &gt;= 0 &amp;&amp; kvalue &lt; dpq[s])</w:t>
+      </w:r>
+    </w:p>
+    <w:p>
+      <w:pPr>
+        <w:pStyle w:val="Codigo"/>
+        <w:rPr>
+          <w:sz w:val="16"/>
+        </w:rPr>
+      </w:pPr>
+      <w:r>
+        <w:rPr>
+          <w:sz w:val="16"/>
+        </w:rPr>
+        <w:t xml:space="preserve">    {</w:t>
+      </w:r>
+    </w:p>
+    <w:p>
+      <w:pPr>
+        <w:pStyle w:val="Codigo"/>
+        <w:rPr>
+          <w:sz w:val="16"/>
+        </w:rPr>
+      </w:pPr>
+      <w:r>
+        <w:rPr>
+          <w:sz w:val="16"/>
+        </w:rPr>
+        <w:t xml:space="preserve">        dpq[f] = dpq[s];</w:t>
+      </w:r>
+    </w:p>
+    <w:p>
+      <w:pPr>
+        <w:pStyle w:val="Codigo"/>
+        <w:rPr>
+          <w:sz w:val="16"/>
+        </w:rPr>
+      </w:pPr>
+      <w:r>
+        <w:rPr>
+          <w:sz w:val="16"/>
+        </w:rPr>
+        <w:t xml:space="preserve">        f = s;</w:t>
+      </w:r>
+    </w:p>
+    <w:p>
+      <w:pPr>
+        <w:pStyle w:val="Codigo"/>
+        <w:rPr>
+          <w:sz w:val="16"/>
+        </w:rPr>
+      </w:pPr>
+      <w:r>
+        <w:rPr>
+          <w:sz w:val="16"/>
+        </w:rPr>
+        <w:t xml:space="preserve">        s = largeson(dpq, f, k - 1);</w:t>
+      </w:r>
+    </w:p>
+    <w:p>
+      <w:pPr>
+        <w:pStyle w:val="Codigo"/>
+        <w:rPr>
+          <w:sz w:val="16"/>
+        </w:rPr>
+      </w:pPr>
+      <w:r>
+        <w:rPr>
+          <w:sz w:val="16"/>
+        </w:rPr>
+        <w:t xml:space="preserve">    }</w:t>
+      </w:r>
+    </w:p>
+    <w:p>
+      <w:pPr>
+        <w:pStyle w:val="Codigo"/>
+        <w:rPr>
+          <w:sz w:val="16"/>
+        </w:rPr>
+      </w:pPr>
+      <w:r>
+        <w:rPr>
+          <w:sz w:val="16"/>
+        </w:rPr>
+        <w:t xml:space="preserve">    dpq[f] = kvalue;</w:t>
+      </w:r>
+    </w:p>
+    <w:p>
+      <w:pPr>
+        <w:pStyle w:val="Codigo"/>
+        <w:rPr>
+          <w:sz w:val="16"/>
+        </w:rPr>
+      </w:pPr>
+      <w:r>
+        <w:rPr>
+          <w:sz w:val="16"/>
+        </w:rPr>
+        <w:t>}</w:t>
+      </w:r>
     </w:p>
     <w:p>
       <w:pPr>
@@ -10537,636 +10654,280 @@
           <w:sz w:val="24"/>
           <w:szCs w:val="24"/>
         </w:rPr>
-        <w:t>, observa-se que o ...</w:t>
-      </w:r>
-    </w:p>
-    <w:p>
-      <w:pPr>
-        <w:pStyle w:val="Titulo4Relatorio"/>
-      </w:pPr>
-      <w:r>
-        <w:t>PRINTARRAY</w:t>
-      </w:r>
-    </w:p>
-    <w:p>
-      <w:pPr>
-        <w:ind w:firstLine="708"/>
-        <w:jc w:val="both"/>
-        <w:rPr>
-          <w:rFonts w:ascii="Times" w:eastAsiaTheme="minorEastAsia" w:hAnsi="Times" w:cs="Times"/>
-          <w:sz w:val="24"/>
-          <w:szCs w:val="24"/>
-        </w:rPr>
-      </w:pPr>
-      <w:r>
-        <w:rPr>
-          <w:rFonts w:ascii="Times" w:hAnsi="Times" w:cs="Times"/>
-          <w:sz w:val="24"/>
-          <w:szCs w:val="24"/>
-        </w:rPr>
-        <w:t xml:space="preserve">Para o procedimento </w:t>
-      </w:r>
-      <w:r>
-        <w:rPr>
-          <w:rFonts w:ascii="Times" w:hAnsi="Times" w:cs="Times"/>
-          <w:i/>
-          <w:sz w:val="24"/>
-          <w:szCs w:val="24"/>
-        </w:rPr>
-        <w:t>printarray</w:t>
-      </w:r>
-      <w:r>
-        <w:rPr>
-          <w:rFonts w:ascii="Times" w:hAnsi="Times" w:cs="Times"/>
-          <w:sz w:val="24"/>
-          <w:szCs w:val="24"/>
-        </w:rPr>
-        <w:t>, observa-se que o ...</w:t>
-      </w:r>
-    </w:p>
-    <w:p>
-      <w:pPr>
-        <w:jc w:val="both"/>
-        <w:rPr>
-          <w:rFonts w:ascii="Times" w:hAnsi="Times" w:cs="Times"/>
-          <w:sz w:val="20"/>
-          <w:szCs w:val="24"/>
-        </w:rPr>
-      </w:pPr>
-    </w:p>
-    <w:p>
-      <w:pPr>
-        <w:pStyle w:val="Titulo3Relatorio"/>
-      </w:pPr>
-      <w:bookmarkStart w:id="20" w:name="_Toc200322996"/>
-      <w:r>
-        <w:lastRenderedPageBreak/>
-        <w:t>Algoritmo do site Programmiz</w:t>
-      </w:r>
-      <w:bookmarkEnd w:id="20"/>
-    </w:p>
-    <w:p>
-      <w:pPr>
-        <w:pStyle w:val="NormalRelatorio"/>
-      </w:pPr>
-      <w:r>
-        <w:t>Segundamente, a fim de dar mais clareza e menos complexidade de implementação, o modelo de algoritmo em C sugerido pelo site Programmiz foi considerado. Pois em sua estrutura, foram implementados os seguintes procedimentos</w:t>
-      </w:r>
-    </w:p>
-    <w:p>
-      <w:pPr>
-        <w:pStyle w:val="PargrafodaLista"/>
-        <w:numPr>
-          <w:ilvl w:val="0"/>
-          <w:numId w:val="10"/>
-        </w:numPr>
-        <w:jc w:val="both"/>
-      </w:pPr>
-      <w:r>
-        <w:rPr>
-          <w:rFonts w:ascii="Times" w:hAnsi="Times" w:cs="Times"/>
-          <w:i/>
-          <w:sz w:val="24"/>
-          <w:szCs w:val="24"/>
-        </w:rPr>
-        <w:t>swap</w:t>
-      </w:r>
-    </w:p>
-    <w:p>
-      <w:pPr>
-        <w:pStyle w:val="PargrafodaLista"/>
-        <w:numPr>
-          <w:ilvl w:val="0"/>
-          <w:numId w:val="10"/>
-        </w:numPr>
-        <w:jc w:val="both"/>
-      </w:pPr>
-      <w:r>
-        <w:rPr>
-          <w:rFonts w:ascii="Times" w:hAnsi="Times" w:cs="Times"/>
-          <w:i/>
-          <w:sz w:val="24"/>
-          <w:szCs w:val="24"/>
-        </w:rPr>
-        <w:t>heap</w:t>
-      </w:r>
-      <w:r>
-        <w:rPr>
-          <w:rFonts w:ascii="Times" w:hAnsi="Times" w:cs="Times"/>
-          <w:i/>
-          <w:sz w:val="24"/>
-          <w:szCs w:val="24"/>
-        </w:rPr>
-        <w:t>ify</w:t>
-      </w:r>
-    </w:p>
-    <w:p>
-      <w:pPr>
-        <w:pStyle w:val="PargrafodaLista"/>
-        <w:numPr>
-          <w:ilvl w:val="0"/>
-          <w:numId w:val="10"/>
-        </w:numPr>
-        <w:jc w:val="both"/>
-      </w:pPr>
-      <w:r>
-        <w:rPr>
-          <w:rFonts w:ascii="Times" w:hAnsi="Times" w:cs="Times"/>
-          <w:i/>
-          <w:sz w:val="24"/>
-          <w:szCs w:val="24"/>
-        </w:rPr>
-        <w:t>heap</w:t>
-      </w:r>
-      <w:r>
-        <w:rPr>
-          <w:rFonts w:ascii="Times" w:hAnsi="Times" w:cs="Times"/>
-          <w:i/>
-          <w:sz w:val="24"/>
-          <w:szCs w:val="24"/>
-        </w:rPr>
-        <w:t>sort</w:t>
-      </w:r>
-    </w:p>
-    <w:p>
-      <w:pPr>
-        <w:pStyle w:val="Titulo4Relatorio"/>
-      </w:pPr>
-      <w:r>
-        <w:t>SWAP</w:t>
-      </w:r>
-    </w:p>
-    <w:p>
-      <w:pPr>
-        <w:ind w:firstLine="708"/>
-        <w:jc w:val="both"/>
-        <w:rPr>
-          <w:rFonts w:ascii="Times" w:eastAsiaTheme="minorEastAsia" w:hAnsi="Times" w:cs="Times"/>
-          <w:sz w:val="24"/>
-          <w:szCs w:val="24"/>
-        </w:rPr>
-      </w:pPr>
-      <w:r>
-        <w:rPr>
-          <w:rFonts w:ascii="Times" w:hAnsi="Times" w:cs="Times"/>
-          <w:sz w:val="24"/>
-          <w:szCs w:val="24"/>
-        </w:rPr>
-        <w:t xml:space="preserve">Para o procedimento </w:t>
-      </w:r>
-      <w:r>
-        <w:rPr>
-          <w:rFonts w:ascii="Times" w:hAnsi="Times" w:cs="Times"/>
-          <w:i/>
-          <w:sz w:val="24"/>
-          <w:szCs w:val="24"/>
-        </w:rPr>
-        <w:t>swap</w:t>
-      </w:r>
-      <w:r>
-        <w:rPr>
-          <w:rFonts w:ascii="Times" w:hAnsi="Times" w:cs="Times"/>
-          <w:sz w:val="24"/>
-          <w:szCs w:val="24"/>
-        </w:rPr>
-        <w:t>(</w:t>
-      </w:r>
-      <w:r>
-        <w:rPr>
-          <w:rFonts w:ascii="Times" w:hAnsi="Times" w:cs="Times"/>
-          <w:i/>
-          <w:sz w:val="24"/>
-          <w:szCs w:val="24"/>
-        </w:rPr>
-        <w:t>double *a, double *b</w:t>
-      </w:r>
-      <w:r>
-        <w:rPr>
-          <w:rFonts w:ascii="Times" w:hAnsi="Times" w:cs="Times"/>
-          <w:sz w:val="24"/>
-          <w:szCs w:val="24"/>
-        </w:rPr>
-        <w:t>)</w:t>
-      </w:r>
-      <w:r>
-        <w:rPr>
-          <w:rFonts w:ascii="Times" w:hAnsi="Times" w:cs="Times"/>
-          <w:sz w:val="24"/>
-          <w:szCs w:val="24"/>
-        </w:rPr>
-        <w:t xml:space="preserve">, observa-se </w:t>
-      </w:r>
-      <w:r>
-        <w:rPr>
-          <w:rFonts w:ascii="Times" w:eastAsiaTheme="minorEastAsia" w:hAnsi="Times" w:cs="Times"/>
-          <w:sz w:val="24"/>
-          <w:szCs w:val="24"/>
-        </w:rPr>
-        <w:t xml:space="preserve">que em seus parâmetros são </w:t>
-      </w:r>
-      <w:r>
-        <w:rPr>
-          <w:rFonts w:ascii="Times" w:eastAsiaTheme="minorEastAsia" w:hAnsi="Times" w:cs="Times"/>
-          <w:sz w:val="24"/>
-          <w:szCs w:val="24"/>
-        </w:rPr>
-        <w:t xml:space="preserve">utilizados </w:t>
-      </w:r>
-      <w:r>
-        <w:rPr>
-          <w:rFonts w:ascii="Times" w:eastAsiaTheme="minorEastAsia" w:hAnsi="Times" w:cs="Times"/>
-          <w:sz w:val="24"/>
-          <w:szCs w:val="24"/>
-        </w:rPr>
-        <w:t>dois ponteiros do tipo double,</w:t>
-      </w:r>
-      <w:r>
-        <w:rPr>
-          <w:rFonts w:ascii="Times" w:eastAsiaTheme="minorEastAsia" w:hAnsi="Times" w:cs="Times"/>
-          <w:sz w:val="24"/>
-          <w:szCs w:val="24"/>
-        </w:rPr>
-        <w:t xml:space="preserve"> a fim de realizar a alternância das futuras posições dos elementos-raiz e o último elemento da árvore.</w:t>
-      </w:r>
-    </w:p>
-    <w:p>
-      <w:pPr>
-        <w:ind w:firstLine="708"/>
-        <w:jc w:val="both"/>
-        <w:rPr>
-          <w:rFonts w:ascii="Times" w:eastAsiaTheme="minorEastAsia" w:hAnsi="Times" w:cs="Times"/>
-          <w:sz w:val="24"/>
-          <w:szCs w:val="24"/>
-        </w:rPr>
-      </w:pPr>
-      <w:r>
-        <w:rPr>
-          <w:rFonts w:ascii="Times" w:eastAsiaTheme="minorEastAsia" w:hAnsi="Times" w:cs="Times"/>
-          <w:sz w:val="24"/>
-          <w:szCs w:val="24"/>
-        </w:rPr>
-        <w:t>Em seguida, dentro desse procedimento t</w:t>
-      </w:r>
-      <w:r>
-        <w:rPr>
-          <w:rFonts w:ascii="Times" w:eastAsiaTheme="minorEastAsia" w:hAnsi="Times" w:cs="Times"/>
-          <w:sz w:val="24"/>
-          <w:szCs w:val="24"/>
-        </w:rPr>
-        <w:t>er</w:t>
-      </w:r>
-      <w:r>
-        <w:rPr>
-          <w:rFonts w:ascii="Times" w:eastAsiaTheme="minorEastAsia" w:hAnsi="Times" w:cs="Times"/>
-          <w:sz w:val="24"/>
-          <w:szCs w:val="24"/>
-        </w:rPr>
-        <w:t xml:space="preserve">emos a variável temporária do tipo double chamada </w:t>
-      </w:r>
-      <w:r>
-        <w:rPr>
-          <w:rFonts w:ascii="Times" w:eastAsiaTheme="minorEastAsia" w:hAnsi="Times" w:cs="Times"/>
-          <w:i/>
-          <w:sz w:val="24"/>
-          <w:szCs w:val="24"/>
-        </w:rPr>
-        <w:t>temp</w:t>
-      </w:r>
-      <w:r>
-        <w:rPr>
-          <w:rFonts w:ascii="Times" w:eastAsiaTheme="minorEastAsia" w:hAnsi="Times" w:cs="Times"/>
-          <w:sz w:val="24"/>
-          <w:szCs w:val="24"/>
-        </w:rPr>
-        <w:t>, onde o valor do ponteiro *a será armazenado.</w:t>
-      </w:r>
-      <w:r>
-        <w:rPr>
-          <w:rFonts w:ascii="Times" w:eastAsiaTheme="minorEastAsia" w:hAnsi="Times" w:cs="Times"/>
-          <w:sz w:val="24"/>
-          <w:szCs w:val="24"/>
-        </w:rPr>
-        <w:t xml:space="preserve"> Dentre as operações que serão realizadas dentro desta função, será efetuada a transferência do valor do endereço do ponteiro </w:t>
-      </w:r>
-      <w:r>
-        <w:rPr>
-          <w:rFonts w:ascii="Times" w:eastAsiaTheme="minorEastAsia" w:hAnsi="Times" w:cs="Times"/>
-          <w:i/>
-          <w:sz w:val="24"/>
-          <w:szCs w:val="24"/>
-        </w:rPr>
-        <w:t>a</w:t>
-      </w:r>
-      <w:r>
-        <w:rPr>
-          <w:rFonts w:ascii="Times" w:eastAsiaTheme="minorEastAsia" w:hAnsi="Times" w:cs="Times"/>
-          <w:sz w:val="24"/>
-          <w:szCs w:val="24"/>
-        </w:rPr>
-        <w:t xml:space="preserve"> para o ponteiro *</w:t>
-      </w:r>
-      <w:r>
-        <w:rPr>
-          <w:rFonts w:ascii="Times" w:eastAsiaTheme="minorEastAsia" w:hAnsi="Times" w:cs="Times"/>
-          <w:i/>
-          <w:sz w:val="24"/>
-          <w:szCs w:val="24"/>
-        </w:rPr>
-        <w:t>b</w:t>
-      </w:r>
-      <w:r>
-        <w:rPr>
-          <w:rFonts w:ascii="Times" w:eastAsiaTheme="minorEastAsia" w:hAnsi="Times" w:cs="Times"/>
-          <w:sz w:val="24"/>
-          <w:szCs w:val="24"/>
-        </w:rPr>
-        <w:t>. Enquanto o valor armazenado em *</w:t>
-      </w:r>
-      <w:r>
-        <w:rPr>
-          <w:rFonts w:ascii="Times" w:eastAsiaTheme="minorEastAsia" w:hAnsi="Times" w:cs="Times"/>
-          <w:i/>
-          <w:sz w:val="24"/>
-          <w:szCs w:val="24"/>
-        </w:rPr>
-        <w:t>a</w:t>
-      </w:r>
-      <w:r>
-        <w:rPr>
-          <w:rFonts w:ascii="Times" w:eastAsiaTheme="minorEastAsia" w:hAnsi="Times" w:cs="Times"/>
-          <w:sz w:val="24"/>
-          <w:szCs w:val="24"/>
-        </w:rPr>
-        <w:t xml:space="preserve"> é passado para *</w:t>
-      </w:r>
-      <w:r>
-        <w:rPr>
-          <w:rFonts w:ascii="Times" w:eastAsiaTheme="minorEastAsia" w:hAnsi="Times" w:cs="Times"/>
-          <w:i/>
-          <w:sz w:val="24"/>
-          <w:szCs w:val="24"/>
-        </w:rPr>
-        <w:t>b</w:t>
-      </w:r>
-      <w:r>
-        <w:rPr>
-          <w:rFonts w:ascii="Times" w:eastAsiaTheme="minorEastAsia" w:hAnsi="Times" w:cs="Times"/>
-          <w:sz w:val="24"/>
-          <w:szCs w:val="24"/>
-        </w:rPr>
-        <w:t xml:space="preserve">, tal valor posteriormente será transmitido para </w:t>
-      </w:r>
-      <w:r>
-        <w:rPr>
-          <w:rFonts w:ascii="Times" w:eastAsiaTheme="minorEastAsia" w:hAnsi="Times" w:cs="Times"/>
-          <w:i/>
-          <w:sz w:val="24"/>
-          <w:szCs w:val="24"/>
-        </w:rPr>
-        <w:t>temp</w:t>
-      </w:r>
-      <w:r>
-        <w:rPr>
-          <w:rFonts w:ascii="Times" w:eastAsiaTheme="minorEastAsia" w:hAnsi="Times" w:cs="Times"/>
-          <w:sz w:val="24"/>
-          <w:szCs w:val="24"/>
-        </w:rPr>
-        <w:t xml:space="preserve"> ao fim da função.</w:t>
-      </w:r>
-    </w:p>
-    <w:p>
-      <w:pPr>
-        <w:jc w:val="both"/>
-        <w:rPr>
-          <w:rFonts w:ascii="Times" w:eastAsiaTheme="minorEastAsia" w:hAnsi="Times" w:cs="Times"/>
-          <w:sz w:val="24"/>
-          <w:szCs w:val="24"/>
-        </w:rPr>
-      </w:pPr>
-      <w:r>
-        <w:rPr>
-          <w:rFonts w:ascii="Times" w:eastAsiaTheme="minorEastAsia" w:hAnsi="Times" w:cs="Times"/>
-          <w:sz w:val="24"/>
-          <w:szCs w:val="24"/>
-        </w:rPr>
-        <w:t xml:space="preserve">Quanto ao código-fonte fornecido pela plataforma Programmiz, tivemos de adaptar os parâmetros e os seus tipos para o código fornecido em aula, em breve tais adaptações estarão mais evidentes: </w:t>
-      </w:r>
-    </w:p>
-    <w:p>
-      <w:pPr>
-        <w:pStyle w:val="Codigo"/>
-      </w:pPr>
-      <w:r>
-        <w:t>//funcao para alternar a posicao de dois elementos(swap)</w:t>
-      </w:r>
-    </w:p>
-    <w:p>
-      <w:pPr>
-        <w:pStyle w:val="Codigo"/>
-      </w:pPr>
-      <w:r>
-        <w:t>void swap(double *a, double *b)</w:t>
-      </w:r>
-    </w:p>
-    <w:p>
-      <w:pPr>
-        <w:pStyle w:val="Codigo"/>
-      </w:pPr>
-      <w:r>
-        <w:t>{</w:t>
-      </w:r>
-    </w:p>
-    <w:p>
-      <w:pPr>
-        <w:pStyle w:val="Codigo"/>
-      </w:pPr>
-      <w:r>
-        <w:t xml:space="preserve">    //temp eh uma variavel para armazenar um valor temporario</w:t>
-      </w:r>
-    </w:p>
-    <w:p>
-      <w:pPr>
-        <w:pStyle w:val="Codigo"/>
-      </w:pPr>
-      <w:r>
-        <w:t xml:space="preserve">    //*a eh um apontador que representa uma posicao</w:t>
-      </w:r>
-    </w:p>
-    <w:p>
-      <w:pPr>
-        <w:pStyle w:val="Codigo"/>
-      </w:pPr>
-      <w:r>
-        <w:t xml:space="preserve">    //*b eh um apontador que representa uma outra posicao</w:t>
-      </w:r>
-    </w:p>
-    <w:p>
-      <w:pPr>
-        <w:pStyle w:val="Codigo"/>
-      </w:pPr>
-    </w:p>
-    <w:p>
-      <w:pPr>
-        <w:pStyle w:val="Codigo"/>
-      </w:pPr>
-      <w:r>
-        <w:t xml:space="preserve">    //o valor de *a ficara em temp</w:t>
-      </w:r>
-    </w:p>
-    <w:p>
-      <w:pPr>
-        <w:pStyle w:val="Codigo"/>
-      </w:pPr>
-      <w:r>
-        <w:t xml:space="preserve">    double temp = *a;</w:t>
-      </w:r>
-    </w:p>
-    <w:p>
-      <w:pPr>
-        <w:pStyle w:val="Codigo"/>
-      </w:pPr>
-    </w:p>
-    <w:p>
-      <w:pPr>
-        <w:pStyle w:val="Codigo"/>
-      </w:pPr>
-      <w:r>
-        <w:t xml:space="preserve">    //os ponteiros *a e *b trocara dois elementos</w:t>
-      </w:r>
-    </w:p>
-    <w:p>
-      <w:pPr>
-        <w:pStyle w:val="Codigo"/>
-      </w:pPr>
-      <w:r>
-        <w:t xml:space="preserve">    //*a sera igual o valor de *b, ja *b vai sera igual temp(onde o valor estara armazenado)</w:t>
-      </w:r>
-    </w:p>
-    <w:p>
-      <w:pPr>
-        <w:pStyle w:val="Codigo"/>
-      </w:pPr>
-      <w:r>
-        <w:t xml:space="preserve">    *a = *b;</w:t>
-      </w:r>
-    </w:p>
-    <w:p>
-      <w:pPr>
-        <w:pStyle w:val="Codigo"/>
-      </w:pPr>
-      <w:r>
-        <w:lastRenderedPageBreak/>
-        <w:t xml:space="preserve">    *b = temp;</w:t>
-      </w:r>
-    </w:p>
-    <w:p>
-      <w:pPr>
-        <w:pStyle w:val="Codigo"/>
-      </w:pPr>
-      <w:r>
-        <w:t>}</w:t>
-      </w:r>
-    </w:p>
-    <w:p>
-      <w:pPr>
-        <w:pStyle w:val="Codigo"/>
-      </w:pPr>
-    </w:p>
-    <w:p>
-      <w:pPr>
-        <w:pStyle w:val="Titulo4Relatorio"/>
-      </w:pPr>
-      <w:r>
-        <w:t>HEAP</w:t>
-      </w:r>
-      <w:r>
-        <w:t>IFY</w:t>
-      </w:r>
-    </w:p>
-    <w:p>
-      <w:pPr>
-        <w:ind w:firstLine="708"/>
-        <w:jc w:val="both"/>
-        <w:rPr>
-          <w:rFonts w:ascii="Times" w:eastAsiaTheme="minorEastAsia" w:hAnsi="Times" w:cs="Times"/>
-          <w:sz w:val="24"/>
-          <w:szCs w:val="24"/>
-        </w:rPr>
-      </w:pPr>
-      <w:r>
-        <w:rPr>
-          <w:rFonts w:ascii="Times" w:hAnsi="Times" w:cs="Times"/>
-          <w:sz w:val="24"/>
-          <w:szCs w:val="24"/>
-        </w:rPr>
-        <w:t xml:space="preserve">Para o procedimento </w:t>
-      </w:r>
-      <w:r>
-        <w:rPr>
-          <w:rFonts w:ascii="Times" w:hAnsi="Times" w:cs="Times"/>
-          <w:i/>
-          <w:sz w:val="24"/>
-          <w:szCs w:val="24"/>
-        </w:rPr>
-        <w:t>heap</w:t>
-      </w:r>
-      <w:r>
-        <w:rPr>
-          <w:rFonts w:ascii="Times" w:hAnsi="Times" w:cs="Times"/>
-          <w:i/>
-          <w:sz w:val="24"/>
-          <w:szCs w:val="24"/>
-        </w:rPr>
-        <w:t>ify(double* arr, long n, long i)</w:t>
-      </w:r>
-      <w:r>
-        <w:rPr>
-          <w:rFonts w:ascii="Times" w:hAnsi="Times" w:cs="Times"/>
-          <w:sz w:val="24"/>
-          <w:szCs w:val="24"/>
-        </w:rPr>
-        <w:t xml:space="preserve">, observa-se </w:t>
-      </w:r>
-      <w:r>
-        <w:rPr>
-          <w:rFonts w:ascii="Times" w:eastAsiaTheme="minorEastAsia" w:hAnsi="Times" w:cs="Times"/>
-          <w:sz w:val="24"/>
-          <w:szCs w:val="24"/>
-        </w:rPr>
-        <w:t xml:space="preserve">que em seus parâmetros são utilizados: um ponteiro do tipo double para o array de números de entrada,  uma variável do tipo long para indicar o número total de elementos do </w:t>
-      </w:r>
-      <w:r>
-        <w:rPr>
-          <w:rFonts w:ascii="Times" w:eastAsiaTheme="minorEastAsia" w:hAnsi="Times" w:cs="Times"/>
-          <w:i/>
-          <w:sz w:val="24"/>
-          <w:szCs w:val="24"/>
-        </w:rPr>
-        <w:t>heap</w:t>
-      </w:r>
-      <w:r>
-        <w:rPr>
-          <w:rFonts w:ascii="Times" w:eastAsiaTheme="minorEastAsia" w:hAnsi="Times" w:cs="Times"/>
-          <w:sz w:val="24"/>
-          <w:szCs w:val="24"/>
-        </w:rPr>
-        <w:t xml:space="preserve"> atual</w:t>
-      </w:r>
-      <w:r>
-        <w:rPr>
-          <w:rFonts w:ascii="Times" w:eastAsiaTheme="minorEastAsia" w:hAnsi="Times" w:cs="Times"/>
-          <w:sz w:val="24"/>
-          <w:szCs w:val="24"/>
-        </w:rPr>
-        <w:t>,</w:t>
-      </w:r>
-      <w:r>
-        <w:rPr>
-          <w:rFonts w:ascii="Times" w:eastAsiaTheme="minorEastAsia" w:hAnsi="Times" w:cs="Times"/>
-          <w:sz w:val="24"/>
-          <w:szCs w:val="24"/>
-        </w:rPr>
-        <w:t xml:space="preserve"> e outra variável do mesmo tipo para indicar o índice para garantir que a subárvore com raiz </w:t>
+        <w:t xml:space="preserve">, </w:t>
+      </w:r>
+      <w:r>
+        <w:rPr>
+          <w:rFonts w:ascii="Times" w:hAnsi="Times" w:cs="Times"/>
+          <w:sz w:val="24"/>
+          <w:szCs w:val="24"/>
+        </w:rPr>
+        <w:t xml:space="preserve">é </w:t>
+      </w:r>
+      <w:r>
+        <w:rPr>
+          <w:rFonts w:ascii="Times" w:hAnsi="Times" w:cs="Times"/>
+          <w:sz w:val="24"/>
+          <w:szCs w:val="24"/>
+        </w:rPr>
+        <w:t xml:space="preserve">aparente </w:t>
+      </w:r>
+      <w:r>
+        <w:rPr>
+          <w:rFonts w:ascii="Times" w:hAnsi="Times" w:cs="Times"/>
+          <w:sz w:val="24"/>
+          <w:szCs w:val="24"/>
+        </w:rPr>
+        <w:t>que</w:t>
+      </w:r>
+      <w:r>
+        <w:rPr>
+          <w:rFonts w:ascii="Times" w:hAnsi="Times" w:cs="Times"/>
+          <w:sz w:val="24"/>
+          <w:szCs w:val="24"/>
+        </w:rPr>
+        <w:t xml:space="preserve"> através dos seus parâmetros do tipo </w:t>
+      </w:r>
+      <w:r>
+        <w:rPr>
+          <w:rFonts w:ascii="Times" w:hAnsi="Times" w:cs="Times"/>
+          <w:i/>
+          <w:sz w:val="24"/>
+          <w:szCs w:val="24"/>
+        </w:rPr>
+        <w:t>int</w:t>
+      </w:r>
+      <w:r>
+        <w:rPr>
+          <w:rFonts w:ascii="Times" w:hAnsi="Times" w:cs="Times"/>
+          <w:sz w:val="24"/>
+          <w:szCs w:val="24"/>
+        </w:rPr>
+        <w:t xml:space="preserve">: na qual o array é representado por </w:t>
+      </w:r>
+      <m:oMath>
+        <m:r>
+          <w:rPr>
+            <w:rFonts w:ascii="Cambria Math" w:hAnsi="Cambria Math" w:cs="Times"/>
+            <w:sz w:val="24"/>
+            <w:szCs w:val="24"/>
+          </w:rPr>
+          <m:t>x[]</m:t>
+        </m:r>
+      </m:oMath>
+      <w:r>
+        <w:rPr>
+          <w:rFonts w:ascii="Times" w:eastAsiaTheme="minorEastAsia" w:hAnsi="Times" w:cs="Times"/>
+          <w:sz w:val="24"/>
+          <w:szCs w:val="24"/>
+        </w:rPr>
+        <w:t xml:space="preserve"> e o número de elementos do vetor por </w:t>
+      </w:r>
+      <m:oMath>
+        <m:r>
+          <w:rPr>
+            <w:rFonts w:ascii="Cambria Math" w:eastAsiaTheme="minorEastAsia" w:hAnsi="Cambria Math" w:cs="Times"/>
+            <w:sz w:val="24"/>
+            <w:szCs w:val="24"/>
+          </w:rPr>
+          <m:t>n</m:t>
+        </m:r>
+      </m:oMath>
+      <w:r>
+        <w:rPr>
+          <w:rFonts w:ascii="Times" w:eastAsiaTheme="minorEastAsia" w:hAnsi="Times" w:cs="Times"/>
+          <w:sz w:val="24"/>
+          <w:szCs w:val="24"/>
+        </w:rPr>
+        <w:t xml:space="preserve">. O </w:t>
+      </w:r>
+      <w:r>
+        <w:rPr>
+          <w:rFonts w:ascii="Times" w:eastAsiaTheme="minorEastAsia" w:hAnsi="Times" w:cs="Times"/>
+          <w:sz w:val="24"/>
+          <w:szCs w:val="24"/>
+        </w:rPr>
+        <w:t xml:space="preserve">primeiro </w:t>
+      </w:r>
+      <w:r>
+        <w:rPr>
+          <w:rFonts w:ascii="Times" w:eastAsiaTheme="minorEastAsia" w:hAnsi="Times" w:cs="Times"/>
+          <w:sz w:val="24"/>
+          <w:szCs w:val="24"/>
+        </w:rPr>
+        <w:t xml:space="preserve">laço </w:t>
+      </w:r>
+      <w:r>
+        <w:rPr>
+          <w:rFonts w:ascii="Times" w:eastAsiaTheme="minorEastAsia" w:hAnsi="Times" w:cs="Times"/>
+          <w:i/>
+          <w:sz w:val="24"/>
+          <w:szCs w:val="24"/>
+        </w:rPr>
+        <w:t>for</w:t>
+      </w:r>
+      <w:r>
+        <w:rPr>
+          <w:rFonts w:ascii="Times" w:eastAsiaTheme="minorEastAsia" w:hAnsi="Times" w:cs="Times"/>
+          <w:sz w:val="24"/>
+          <w:szCs w:val="24"/>
+        </w:rPr>
+        <w:t xml:space="preserve"> efetua a execução do procedimento </w:t>
+      </w:r>
+      <w:r>
+        <w:rPr>
+          <w:rFonts w:ascii="Times" w:eastAsiaTheme="minorEastAsia" w:hAnsi="Times" w:cs="Times"/>
+          <w:i/>
+          <w:sz w:val="24"/>
+          <w:szCs w:val="24"/>
+        </w:rPr>
+        <w:t>pqinsert</w:t>
+      </w:r>
+      <w:r>
+        <w:rPr>
+          <w:rFonts w:ascii="Times" w:hAnsi="Times" w:cs="Times"/>
+          <w:sz w:val="24"/>
+          <w:szCs w:val="24"/>
+        </w:rPr>
+        <w:t xml:space="preserve"> </w:t>
+      </w:r>
+      <w:r>
+        <w:rPr>
+          <w:rFonts w:ascii="Times" w:hAnsi="Times" w:cs="Times"/>
+          <w:sz w:val="24"/>
+          <w:szCs w:val="24"/>
+        </w:rPr>
+        <w:t xml:space="preserve">recebendo: o array </w:t>
+      </w:r>
+      <m:oMath>
+        <m:r>
+          <w:rPr>
+            <w:rFonts w:ascii="Cambria Math" w:hAnsi="Cambria Math" w:cs="Times"/>
+            <w:sz w:val="24"/>
+            <w:szCs w:val="24"/>
+          </w:rPr>
+          <m:t>x</m:t>
+        </m:r>
+      </m:oMath>
+      <w:r>
+        <w:rPr>
+          <w:rFonts w:ascii="Times" w:hAnsi="Times" w:cs="Times"/>
+          <w:sz w:val="24"/>
+          <w:szCs w:val="24"/>
+        </w:rPr>
+        <w:t xml:space="preserve">, o contador </w:t>
+      </w:r>
+      <m:oMath>
+        <m:r>
+          <w:rPr>
+            <w:rFonts w:ascii="Cambria Math" w:hAnsi="Cambria Math" w:cs="Times"/>
+            <w:sz w:val="24"/>
+            <w:szCs w:val="24"/>
+          </w:rPr>
+          <m:t>i</m:t>
+        </m:r>
+      </m:oMath>
+      <w:r>
+        <w:rPr>
+          <w:rFonts w:ascii="Times" w:eastAsiaTheme="minorEastAsia" w:hAnsi="Times" w:cs="Times"/>
+          <w:sz w:val="24"/>
+          <w:szCs w:val="24"/>
+        </w:rPr>
+        <w:t xml:space="preserve"> </w:t>
+      </w:r>
+      <w:r>
+        <w:rPr>
+          <w:rFonts w:ascii="Times" w:hAnsi="Times" w:cs="Times"/>
+          <w:sz w:val="24"/>
+          <w:szCs w:val="24"/>
+        </w:rPr>
+        <w:t xml:space="preserve">e a posição do array </w:t>
+      </w:r>
+      <m:oMath>
+        <m:r>
+          <w:rPr>
+            <w:rFonts w:ascii="Cambria Math" w:hAnsi="Cambria Math" w:cs="Times"/>
+            <w:sz w:val="24"/>
+            <w:szCs w:val="24"/>
+          </w:rPr>
+          <m:t>x[i]</m:t>
+        </m:r>
+      </m:oMath>
+      <w:r>
+        <w:rPr>
+          <w:rFonts w:ascii="Times" w:hAnsi="Times" w:cs="Times"/>
+          <w:sz w:val="24"/>
+          <w:szCs w:val="24"/>
+        </w:rPr>
+        <w:t>.</w:t>
+      </w:r>
+      <w:r>
+        <w:rPr>
+          <w:rFonts w:ascii="Times" w:hAnsi="Times" w:cs="Times"/>
+          <w:sz w:val="24"/>
+          <w:szCs w:val="24"/>
+        </w:rPr>
+        <w:t xml:space="preserve"> </w:t>
+      </w:r>
+      <w:r>
+        <w:rPr>
+          <w:rFonts w:ascii="Times" w:hAnsi="Times" w:cs="Times"/>
+          <w:sz w:val="24"/>
+          <w:szCs w:val="24"/>
+        </w:rPr>
+        <w:t xml:space="preserve">Ao ser executado, irá inicializar o contador </w:t>
+      </w:r>
+      <m:oMath>
+        <m:r>
+          <w:rPr>
+            <w:rFonts w:ascii="Cambria Math" w:hAnsi="Cambria Math" w:cs="Times"/>
+            <w:sz w:val="24"/>
+            <w:szCs w:val="24"/>
+          </w:rPr>
+          <m:t>i</m:t>
+        </m:r>
+      </m:oMath>
+      <w:r>
+        <w:rPr>
+          <w:rFonts w:ascii="Times" w:eastAsiaTheme="minorEastAsia" w:hAnsi="Times" w:cs="Times"/>
+          <w:sz w:val="24"/>
+          <w:szCs w:val="24"/>
+        </w:rPr>
+        <w:t xml:space="preserve"> valendo 1, na sua condição intermediária garant</w:t>
+      </w:r>
+      <w:r>
+        <w:rPr>
+          <w:rFonts w:ascii="Times" w:eastAsiaTheme="minorEastAsia" w:hAnsi="Times" w:cs="Times"/>
+          <w:sz w:val="24"/>
+          <w:szCs w:val="24"/>
+        </w:rPr>
+        <w:t>e</w:t>
+      </w:r>
+      <w:r>
+        <w:rPr>
+          <w:rFonts w:ascii="Times" w:eastAsiaTheme="minorEastAsia" w:hAnsi="Times" w:cs="Times"/>
+          <w:sz w:val="24"/>
+          <w:szCs w:val="24"/>
+        </w:rPr>
+        <w:t xml:space="preserve"> a execução do laço enquanto </w:t>
+      </w:r>
+      <m:oMath>
+        <m:r>
+          <w:rPr>
+            <w:rFonts w:ascii="Cambria Math" w:eastAsiaTheme="minorEastAsia" w:hAnsi="Cambria Math" w:cs="Times"/>
+            <w:sz w:val="24"/>
+            <w:szCs w:val="24"/>
+          </w:rPr>
+          <m:t>i&lt;n</m:t>
+        </m:r>
+      </m:oMath>
+      <w:r>
+        <w:rPr>
+          <w:rFonts w:ascii="Times" w:eastAsiaTheme="minorEastAsia" w:hAnsi="Times" w:cs="Times"/>
+          <w:sz w:val="24"/>
+          <w:szCs w:val="24"/>
+        </w:rPr>
+        <w:t xml:space="preserve"> e incrementará a posição </w:t>
       </w:r>
       <m:oMath>
         <m:r>
@@ -11184,6 +10945,1434 @@
           <w:sz w:val="24"/>
           <w:szCs w:val="24"/>
         </w:rPr>
+        <w:t xml:space="preserve"> em cada repetição. </w:t>
+      </w:r>
+      <w:r>
+        <w:rPr>
+          <w:rFonts w:ascii="Times" w:eastAsiaTheme="minorEastAsia" w:hAnsi="Times" w:cs="Times"/>
+          <w:sz w:val="24"/>
+          <w:szCs w:val="24"/>
+        </w:rPr>
+        <w:t xml:space="preserve">Sua atuação assemelha-se ao procedimento de </w:t>
+      </w:r>
+      <w:r>
+        <w:rPr>
+          <w:rFonts w:ascii="Times" w:eastAsiaTheme="minorEastAsia" w:hAnsi="Times" w:cs="Times"/>
+          <w:i/>
+          <w:sz w:val="24"/>
+          <w:szCs w:val="24"/>
+        </w:rPr>
+        <w:t>heapify</w:t>
+      </w:r>
+      <w:r>
+        <w:rPr>
+          <w:rFonts w:ascii="Times" w:eastAsiaTheme="minorEastAsia" w:hAnsi="Times" w:cs="Times"/>
+          <w:sz w:val="24"/>
+          <w:szCs w:val="24"/>
+        </w:rPr>
+        <w:t>, na qual reorganiza os elementos de todo heap.</w:t>
+      </w:r>
+    </w:p>
+    <w:p>
+      <w:pPr>
+        <w:ind w:firstLine="708"/>
+        <w:jc w:val="both"/>
+        <w:rPr>
+          <w:rFonts w:ascii="Times" w:hAnsi="Times" w:cs="Times"/>
+          <w:sz w:val="24"/>
+          <w:szCs w:val="24"/>
+        </w:rPr>
+      </w:pPr>
+      <w:r>
+        <w:rPr>
+          <w:rFonts w:ascii="Times" w:eastAsiaTheme="minorEastAsia" w:hAnsi="Times" w:cs="Times"/>
+          <w:sz w:val="24"/>
+          <w:szCs w:val="24"/>
+        </w:rPr>
+        <w:t xml:space="preserve">Em seguida, no segundo laço de repetição </w:t>
+      </w:r>
+      <w:r>
+        <w:rPr>
+          <w:rFonts w:ascii="Times" w:eastAsiaTheme="minorEastAsia" w:hAnsi="Times" w:cs="Times"/>
+          <w:sz w:val="24"/>
+          <w:szCs w:val="24"/>
+        </w:rPr>
+        <w:t>for</w:t>
+      </w:r>
+      <w:r>
+        <w:rPr>
+          <w:rFonts w:ascii="Times" w:eastAsiaTheme="minorEastAsia" w:hAnsi="Times" w:cs="Times"/>
+          <w:sz w:val="24"/>
+          <w:szCs w:val="24"/>
+        </w:rPr>
+        <w:t xml:space="preserve">, o contador </w:t>
+      </w:r>
+      <m:oMath>
+        <m:r>
+          <w:rPr>
+            <w:rFonts w:ascii="Cambria Math" w:eastAsiaTheme="minorEastAsia" w:hAnsi="Cambria Math" w:cs="Times"/>
+            <w:sz w:val="24"/>
+            <w:szCs w:val="24"/>
+          </w:rPr>
+          <m:t>i</m:t>
+        </m:r>
+      </m:oMath>
+      <w:r>
+        <w:rPr>
+          <w:rFonts w:ascii="Times" w:eastAsiaTheme="minorEastAsia" w:hAnsi="Times" w:cs="Times"/>
+          <w:sz w:val="24"/>
+          <w:szCs w:val="24"/>
+        </w:rPr>
+        <w:t xml:space="preserve"> é inicializado como o resultado da subtração </w:t>
+      </w:r>
+      <m:oMath>
+        <m:r>
+          <w:rPr>
+            <w:rFonts w:ascii="Cambria Math" w:eastAsiaTheme="minorEastAsia" w:hAnsi="Cambria Math" w:cs="Times"/>
+            <w:sz w:val="24"/>
+            <w:szCs w:val="24"/>
+          </w:rPr>
+          <m:t>n-1</m:t>
+        </m:r>
+      </m:oMath>
+      <w:r>
+        <w:rPr>
+          <w:rFonts w:ascii="Times" w:eastAsiaTheme="minorEastAsia" w:hAnsi="Times" w:cs="Times"/>
+          <w:sz w:val="24"/>
+          <w:szCs w:val="24"/>
+        </w:rPr>
+        <w:t xml:space="preserve">. Em seguida, a sua condição intermediária garante a execução do código enquanto o contador </w:t>
+      </w:r>
+      <m:oMath>
+        <m:r>
+          <w:rPr>
+            <w:rFonts w:ascii="Cambria Math" w:eastAsiaTheme="minorEastAsia" w:hAnsi="Cambria Math" w:cs="Times"/>
+            <w:sz w:val="24"/>
+            <w:szCs w:val="24"/>
+          </w:rPr>
+          <m:t>i</m:t>
+        </m:r>
+      </m:oMath>
+      <w:r>
+        <w:rPr>
+          <w:rFonts w:ascii="Times" w:eastAsiaTheme="minorEastAsia" w:hAnsi="Times" w:cs="Times"/>
+          <w:sz w:val="24"/>
+          <w:szCs w:val="24"/>
+        </w:rPr>
+        <w:t xml:space="preserve"> permanecer maior que 0, </w:t>
+      </w:r>
+      <m:oMath>
+        <m:r>
+          <w:rPr>
+            <w:rFonts w:ascii="Cambria Math" w:eastAsiaTheme="minorEastAsia" w:hAnsi="Cambria Math" w:cs="Times"/>
+            <w:sz w:val="24"/>
+            <w:szCs w:val="24"/>
+          </w:rPr>
+          <m:t>i</m:t>
+        </m:r>
+      </m:oMath>
+      <w:r>
+        <w:rPr>
+          <w:rFonts w:ascii="Times" w:eastAsiaTheme="minorEastAsia" w:hAnsi="Times" w:cs="Times"/>
+          <w:sz w:val="24"/>
+          <w:szCs w:val="24"/>
+        </w:rPr>
+        <w:t xml:space="preserve"> será decrementado em cada repetição. Igualando a posição do array </w:t>
+      </w:r>
+      <m:oMath>
+        <m:r>
+          <w:rPr>
+            <w:rFonts w:ascii="Cambria Math" w:eastAsiaTheme="minorEastAsia" w:hAnsi="Cambria Math" w:cs="Times"/>
+            <w:sz w:val="24"/>
+            <w:szCs w:val="24"/>
+          </w:rPr>
+          <m:t>x[i]</m:t>
+        </m:r>
+      </m:oMath>
+      <w:r>
+        <w:rPr>
+          <w:rFonts w:ascii="Times" w:eastAsiaTheme="minorEastAsia" w:hAnsi="Times" w:cs="Times"/>
+          <w:sz w:val="24"/>
+          <w:szCs w:val="24"/>
+        </w:rPr>
+        <w:t xml:space="preserve"> com a efetuação do procedimento </w:t>
+      </w:r>
+      <w:r>
+        <w:rPr>
+          <w:rFonts w:ascii="Times" w:eastAsiaTheme="minorEastAsia" w:hAnsi="Times" w:cs="Times"/>
+          <w:i/>
+          <w:sz w:val="24"/>
+          <w:szCs w:val="24"/>
+        </w:rPr>
+        <w:t xml:space="preserve">pqmaxdelete </w:t>
+      </w:r>
+      <w:r>
+        <w:rPr>
+          <w:rFonts w:ascii="Times" w:eastAsiaTheme="minorEastAsia" w:hAnsi="Times" w:cs="Times"/>
+          <w:sz w:val="24"/>
+          <w:szCs w:val="24"/>
+        </w:rPr>
+        <w:t xml:space="preserve">, considerando o array </w:t>
+      </w:r>
+      <m:oMath>
+        <m:r>
+          <w:rPr>
+            <w:rFonts w:ascii="Cambria Math" w:eastAsiaTheme="minorEastAsia" w:hAnsi="Cambria Math" w:cs="Times"/>
+            <w:sz w:val="24"/>
+            <w:szCs w:val="24"/>
+          </w:rPr>
+          <m:t>x</m:t>
+        </m:r>
+      </m:oMath>
+      <w:r>
+        <w:rPr>
+          <w:rFonts w:ascii="Times" w:eastAsiaTheme="minorEastAsia" w:hAnsi="Times" w:cs="Times"/>
+          <w:sz w:val="24"/>
+          <w:szCs w:val="24"/>
+        </w:rPr>
+        <w:t xml:space="preserve"> e a soma da posição </w:t>
+      </w:r>
+      <m:oMath>
+        <m:r>
+          <w:rPr>
+            <w:rFonts w:ascii="Cambria Math" w:eastAsiaTheme="minorEastAsia" w:hAnsi="Cambria Math" w:cs="Times"/>
+            <w:sz w:val="24"/>
+            <w:szCs w:val="24"/>
+          </w:rPr>
+          <m:t>i</m:t>
+        </m:r>
+      </m:oMath>
+      <w:r>
+        <w:rPr>
+          <w:rFonts w:ascii="Times" w:eastAsiaTheme="minorEastAsia" w:hAnsi="Times" w:cs="Times"/>
+          <w:sz w:val="24"/>
+          <w:szCs w:val="24"/>
+        </w:rPr>
+        <w:t xml:space="preserve"> representada pelo contador com 1. Sua atuação assemelha-se ao procedimento de </w:t>
+      </w:r>
+      <w:r>
+        <w:rPr>
+          <w:rFonts w:ascii="Times" w:eastAsiaTheme="minorEastAsia" w:hAnsi="Times" w:cs="Times"/>
+          <w:i/>
+          <w:sz w:val="24"/>
+          <w:szCs w:val="24"/>
+        </w:rPr>
+        <w:t>swap</w:t>
+      </w:r>
+      <w:r>
+        <w:rPr>
+          <w:rFonts w:ascii="Times" w:eastAsiaTheme="minorEastAsia" w:hAnsi="Times" w:cs="Times"/>
+          <w:sz w:val="24"/>
+          <w:szCs w:val="24"/>
+        </w:rPr>
+        <w:t xml:space="preserve">, na qual define-se o maior elemento de todo heap. </w:t>
+      </w:r>
+      <w:r>
+        <w:rPr>
+          <w:rFonts w:ascii="Times" w:hAnsi="Times" w:cs="Times"/>
+          <w:sz w:val="24"/>
+          <w:szCs w:val="24"/>
+        </w:rPr>
+        <w:t>Para</w:t>
+      </w:r>
+      <w:r>
+        <w:rPr>
+          <w:rFonts w:ascii="Times" w:hAnsi="Times" w:cs="Times"/>
+          <w:sz w:val="24"/>
+          <w:szCs w:val="24"/>
+        </w:rPr>
+        <w:t xml:space="preserve"> isso, foi inserido o seguinte algoritmo:</w:t>
+      </w:r>
+    </w:p>
+    <w:p>
+      <w:pPr>
+        <w:pStyle w:val="Codigo"/>
+        <w:rPr>
+          <w:sz w:val="18"/>
+        </w:rPr>
+      </w:pPr>
+      <w:r>
+        <w:rPr>
+          <w:sz w:val="18"/>
+        </w:rPr>
+        <w:t>void heapsort(int x[], int n)</w:t>
+      </w:r>
+    </w:p>
+    <w:p>
+      <w:pPr>
+        <w:pStyle w:val="Codigo"/>
+        <w:rPr>
+          <w:sz w:val="18"/>
+        </w:rPr>
+      </w:pPr>
+      <w:r>
+        <w:rPr>
+          <w:sz w:val="18"/>
+        </w:rPr>
+        <w:lastRenderedPageBreak/>
+        <w:t>{</w:t>
+      </w:r>
+    </w:p>
+    <w:p>
+      <w:pPr>
+        <w:pStyle w:val="Codigo"/>
+        <w:rPr>
+          <w:sz w:val="18"/>
+        </w:rPr>
+      </w:pPr>
+      <w:r>
+        <w:rPr>
+          <w:sz w:val="18"/>
+        </w:rPr>
+        <w:t xml:space="preserve">    int i;</w:t>
+      </w:r>
+    </w:p>
+    <w:p>
+      <w:pPr>
+        <w:pStyle w:val="Codigo"/>
+        <w:rPr>
+          <w:sz w:val="18"/>
+        </w:rPr>
+      </w:pPr>
+    </w:p>
+    <w:p>
+      <w:pPr>
+        <w:pStyle w:val="Codigo"/>
+        <w:rPr>
+          <w:sz w:val="18"/>
+        </w:rPr>
+      </w:pPr>
+      <w:r>
+        <w:rPr>
+          <w:sz w:val="18"/>
+        </w:rPr>
+        <w:t xml:space="preserve">    for (i = 1; i &lt; n; i++)</w:t>
+      </w:r>
+    </w:p>
+    <w:p>
+      <w:pPr>
+        <w:pStyle w:val="Codigo"/>
+        <w:rPr>
+          <w:sz w:val="18"/>
+        </w:rPr>
+      </w:pPr>
+      <w:r>
+        <w:rPr>
+          <w:sz w:val="18"/>
+        </w:rPr>
+        <w:t xml:space="preserve">    {</w:t>
+      </w:r>
+    </w:p>
+    <w:p>
+      <w:pPr>
+        <w:pStyle w:val="Codigo"/>
+        <w:rPr>
+          <w:sz w:val="18"/>
+        </w:rPr>
+      </w:pPr>
+      <w:r>
+        <w:rPr>
+          <w:sz w:val="18"/>
+        </w:rPr>
+        <w:t xml:space="preserve">        pqinsert(x, i, x[i]);</w:t>
+      </w:r>
+    </w:p>
+    <w:p>
+      <w:pPr>
+        <w:pStyle w:val="Codigo"/>
+        <w:rPr>
+          <w:sz w:val="18"/>
+        </w:rPr>
+      </w:pPr>
+      <w:r>
+        <w:rPr>
+          <w:sz w:val="18"/>
+        </w:rPr>
+        <w:t xml:space="preserve">    }</w:t>
+      </w:r>
+    </w:p>
+    <w:p>
+      <w:pPr>
+        <w:pStyle w:val="Codigo"/>
+        <w:rPr>
+          <w:sz w:val="18"/>
+        </w:rPr>
+      </w:pPr>
+    </w:p>
+    <w:p>
+      <w:pPr>
+        <w:pStyle w:val="Codigo"/>
+        <w:rPr>
+          <w:sz w:val="18"/>
+        </w:rPr>
+      </w:pPr>
+      <w:r>
+        <w:rPr>
+          <w:sz w:val="18"/>
+        </w:rPr>
+        <w:t xml:space="preserve">    for (i = n - 1; i &gt; 0; i--)</w:t>
+      </w:r>
+    </w:p>
+    <w:p>
+      <w:pPr>
+        <w:pStyle w:val="Codigo"/>
+        <w:rPr>
+          <w:sz w:val="18"/>
+        </w:rPr>
+      </w:pPr>
+      <w:r>
+        <w:rPr>
+          <w:sz w:val="18"/>
+        </w:rPr>
+        <w:t xml:space="preserve">    {</w:t>
+      </w:r>
+    </w:p>
+    <w:p>
+      <w:pPr>
+        <w:pStyle w:val="Codigo"/>
+        <w:rPr>
+          <w:sz w:val="18"/>
+        </w:rPr>
+      </w:pPr>
+      <w:r>
+        <w:rPr>
+          <w:sz w:val="18"/>
+        </w:rPr>
+        <w:t xml:space="preserve">        x[i] = pqmaxdelete(x, i + 1);</w:t>
+      </w:r>
+    </w:p>
+    <w:p>
+      <w:pPr>
+        <w:pStyle w:val="Codigo"/>
+        <w:rPr>
+          <w:sz w:val="18"/>
+        </w:rPr>
+      </w:pPr>
+      <w:r>
+        <w:rPr>
+          <w:sz w:val="18"/>
+        </w:rPr>
+        <w:t xml:space="preserve">    }</w:t>
+      </w:r>
+    </w:p>
+    <w:p>
+      <w:pPr>
+        <w:pStyle w:val="Codigo"/>
+        <w:rPr>
+          <w:sz w:val="18"/>
+        </w:rPr>
+      </w:pPr>
+      <w:r>
+        <w:rPr>
+          <w:sz w:val="18"/>
+        </w:rPr>
+        <w:t>}</w:t>
+      </w:r>
+    </w:p>
+    <w:p>
+      <w:pPr>
+        <w:pStyle w:val="Titulo4Relatorio"/>
+      </w:pPr>
+      <w:r>
+        <w:t>PRINTARRAY</w:t>
+      </w:r>
+    </w:p>
+    <w:p>
+      <w:pPr>
+        <w:ind w:firstLine="708"/>
+        <w:jc w:val="both"/>
+        <w:rPr>
+          <w:rFonts w:ascii="Times" w:hAnsi="Times" w:cs="Times"/>
+          <w:sz w:val="24"/>
+          <w:szCs w:val="24"/>
+        </w:rPr>
+      </w:pPr>
+      <w:r>
+        <w:rPr>
+          <w:rFonts w:ascii="Times" w:hAnsi="Times" w:cs="Times"/>
+          <w:sz w:val="24"/>
+          <w:szCs w:val="24"/>
+        </w:rPr>
+        <w:t xml:space="preserve">Para o procedimento </w:t>
+      </w:r>
+      <w:r>
+        <w:rPr>
+          <w:rFonts w:ascii="Times" w:hAnsi="Times" w:cs="Times"/>
+          <w:i/>
+          <w:sz w:val="24"/>
+          <w:szCs w:val="24"/>
+        </w:rPr>
+        <w:t>printA</w:t>
+      </w:r>
+      <w:r>
+        <w:rPr>
+          <w:rFonts w:ascii="Times" w:hAnsi="Times" w:cs="Times"/>
+          <w:i/>
+          <w:sz w:val="24"/>
+          <w:szCs w:val="24"/>
+        </w:rPr>
+        <w:t>rray</w:t>
+      </w:r>
+      <w:r>
+        <w:rPr>
+          <w:rFonts w:ascii="Times" w:hAnsi="Times" w:cs="Times"/>
+          <w:sz w:val="24"/>
+          <w:szCs w:val="24"/>
+        </w:rPr>
+        <w:t xml:space="preserve">, observa-se que o </w:t>
+      </w:r>
+      <w:r>
+        <w:rPr>
+          <w:rFonts w:ascii="Times" w:hAnsi="Times" w:cs="Times"/>
+          <w:sz w:val="24"/>
+          <w:szCs w:val="24"/>
+        </w:rPr>
+        <w:t xml:space="preserve">mesmo serve para imprimir de forma explicita o array após a ordenação. Para isso utilizamos um laço de repetição </w:t>
+      </w:r>
+      <w:r>
+        <w:rPr>
+          <w:rFonts w:ascii="Times" w:hAnsi="Times" w:cs="Times"/>
+          <w:i/>
+          <w:sz w:val="24"/>
+          <w:szCs w:val="24"/>
+        </w:rPr>
+        <w:t>for</w:t>
+      </w:r>
+      <w:r>
+        <w:rPr>
+          <w:rFonts w:ascii="Times" w:hAnsi="Times" w:cs="Times"/>
+          <w:sz w:val="24"/>
+          <w:szCs w:val="24"/>
+        </w:rPr>
+        <w:t xml:space="preserve">, definindo a sua variável temporária </w:t>
+      </w:r>
+      <m:oMath>
+        <m:r>
+          <w:rPr>
+            <w:rFonts w:ascii="Cambria Math" w:hAnsi="Cambria Math" w:cs="Times"/>
+            <w:sz w:val="24"/>
+            <w:szCs w:val="24"/>
+          </w:rPr>
+          <m:t>i</m:t>
+        </m:r>
+      </m:oMath>
+      <w:r>
+        <w:rPr>
+          <w:rFonts w:ascii="Times" w:eastAsiaTheme="minorEastAsia" w:hAnsi="Times" w:cs="Times"/>
+          <w:sz w:val="24"/>
+          <w:szCs w:val="24"/>
+        </w:rPr>
+        <w:t xml:space="preserve"> com o valor zerado, e a sua condição intermediária garante que enquanto o contador </w:t>
+      </w:r>
+      <m:oMath>
+        <m:r>
+          <w:rPr>
+            <w:rFonts w:ascii="Cambria Math" w:eastAsiaTheme="minorEastAsia" w:hAnsi="Cambria Math" w:cs="Times"/>
+            <w:sz w:val="24"/>
+            <w:szCs w:val="24"/>
+          </w:rPr>
+          <m:t>i</m:t>
+        </m:r>
+      </m:oMath>
+      <w:r>
+        <w:rPr>
+          <w:rFonts w:ascii="Times" w:eastAsiaTheme="minorEastAsia" w:hAnsi="Times" w:cs="Times"/>
+          <w:sz w:val="24"/>
+          <w:szCs w:val="24"/>
+        </w:rPr>
+        <w:t xml:space="preserve"> permanecer menor que </w:t>
+      </w:r>
+      <m:oMath>
+        <m:r>
+          <w:rPr>
+            <w:rFonts w:ascii="Cambria Math" w:eastAsiaTheme="minorEastAsia" w:hAnsi="Cambria Math" w:cs="Times"/>
+            <w:sz w:val="24"/>
+            <w:szCs w:val="24"/>
+          </w:rPr>
+          <m:t>n</m:t>
+        </m:r>
+      </m:oMath>
+      <w:r>
+        <w:rPr>
+          <w:rFonts w:ascii="Times" w:eastAsiaTheme="minorEastAsia" w:hAnsi="Times" w:cs="Times"/>
+          <w:sz w:val="24"/>
+          <w:szCs w:val="24"/>
+        </w:rPr>
+        <w:t xml:space="preserve">, </w:t>
+      </w:r>
+      <m:oMath>
+        <m:r>
+          <w:rPr>
+            <w:rFonts w:ascii="Cambria Math" w:eastAsiaTheme="minorEastAsia" w:hAnsi="Cambria Math" w:cs="Times"/>
+            <w:sz w:val="24"/>
+            <w:szCs w:val="24"/>
+          </w:rPr>
+          <m:t>i</m:t>
+        </m:r>
+      </m:oMath>
+      <w:r>
+        <w:rPr>
+          <w:rFonts w:ascii="Times" w:eastAsiaTheme="minorEastAsia" w:hAnsi="Times" w:cs="Times"/>
+          <w:sz w:val="24"/>
+          <w:szCs w:val="24"/>
+        </w:rPr>
+        <w:t xml:space="preserve"> </w:t>
+      </w:r>
+      <w:r>
+        <w:rPr>
+          <w:rFonts w:ascii="Times" w:hAnsi="Times" w:cs="Times"/>
+          <w:sz w:val="24"/>
+          <w:szCs w:val="24"/>
+        </w:rPr>
+        <w:t xml:space="preserve">irá ser incrementado cada vez que for executado. E dentro deste laço será impresso a posição do array representado por </w:t>
+      </w:r>
+      <m:oMath>
+        <m:r>
+          <w:rPr>
+            <w:rFonts w:ascii="Cambria Math" w:hAnsi="Cambria Math" w:cs="Times"/>
+            <w:sz w:val="24"/>
+            <w:szCs w:val="24"/>
+          </w:rPr>
+          <m:t>x</m:t>
+        </m:r>
+      </m:oMath>
+      <w:r>
+        <w:rPr>
+          <w:rFonts w:ascii="Times" w:eastAsiaTheme="minorEastAsia" w:hAnsi="Times" w:cs="Times"/>
+          <w:sz w:val="24"/>
+          <w:szCs w:val="24"/>
+        </w:rPr>
+        <w:t xml:space="preserve">, pulando uma linha através de um escape seqüencial “\n” após </w:t>
+      </w:r>
+      <w:r>
+        <w:rPr>
+          <w:rFonts w:ascii="Times" w:eastAsiaTheme="minorEastAsia" w:hAnsi="Times" w:cs="Times"/>
+          <w:sz w:val="24"/>
+          <w:szCs w:val="24"/>
+        </w:rPr>
+        <w:t>a execução d</w:t>
+      </w:r>
+      <w:r>
+        <w:rPr>
+          <w:rFonts w:ascii="Times" w:eastAsiaTheme="minorEastAsia" w:hAnsi="Times" w:cs="Times"/>
+          <w:sz w:val="24"/>
+          <w:szCs w:val="24"/>
+        </w:rPr>
+        <w:t xml:space="preserve">o laço. </w:t>
+      </w:r>
+      <w:r>
+        <w:rPr>
+          <w:rFonts w:ascii="Times" w:hAnsi="Times" w:cs="Times"/>
+          <w:sz w:val="24"/>
+          <w:szCs w:val="24"/>
+        </w:rPr>
+        <w:t>Sendo implementado pelo seguinte código:</w:t>
+      </w:r>
+    </w:p>
+    <w:p>
+      <w:pPr>
+        <w:pStyle w:val="Codigo"/>
+        <w:rPr>
+          <w:sz w:val="16"/>
+        </w:rPr>
+      </w:pPr>
+      <w:r>
+        <w:rPr>
+          <w:sz w:val="16"/>
+        </w:rPr>
+        <w:t>void printArray(int x[], int n)</w:t>
+      </w:r>
+    </w:p>
+    <w:p>
+      <w:pPr>
+        <w:pStyle w:val="Codigo"/>
+        <w:rPr>
+          <w:sz w:val="16"/>
+        </w:rPr>
+      </w:pPr>
+      <w:r>
+        <w:rPr>
+          <w:sz w:val="16"/>
+        </w:rPr>
+        <w:t>{</w:t>
+      </w:r>
+    </w:p>
+    <w:p>
+      <w:pPr>
+        <w:pStyle w:val="Codigo"/>
+        <w:rPr>
+          <w:sz w:val="16"/>
+        </w:rPr>
+      </w:pPr>
+      <w:r>
+        <w:rPr>
+          <w:sz w:val="16"/>
+        </w:rPr>
+        <w:t xml:space="preserve">    for (int i = 0; i &lt; n; i++)</w:t>
+      </w:r>
+    </w:p>
+    <w:p>
+      <w:pPr>
+        <w:pStyle w:val="Codigo"/>
+        <w:rPr>
+          <w:sz w:val="16"/>
+        </w:rPr>
+      </w:pPr>
+      <w:r>
+        <w:rPr>
+          <w:sz w:val="16"/>
+        </w:rPr>
+        <w:t xml:space="preserve">    {</w:t>
+      </w:r>
+    </w:p>
+    <w:p>
+      <w:pPr>
+        <w:pStyle w:val="Codigo"/>
+        <w:rPr>
+          <w:sz w:val="16"/>
+        </w:rPr>
+      </w:pPr>
+      <w:r>
+        <w:rPr>
+          <w:sz w:val="16"/>
+        </w:rPr>
+        <w:t xml:space="preserve">        printf("%d ", x[i]);</w:t>
+      </w:r>
+    </w:p>
+    <w:p>
+      <w:pPr>
+        <w:pStyle w:val="Codigo"/>
+        <w:rPr>
+          <w:sz w:val="16"/>
+        </w:rPr>
+      </w:pPr>
+      <w:r>
+        <w:rPr>
+          <w:sz w:val="16"/>
+        </w:rPr>
+        <w:t xml:space="preserve">    }</w:t>
+      </w:r>
+    </w:p>
+    <w:p>
+      <w:pPr>
+        <w:pStyle w:val="Codigo"/>
+        <w:rPr>
+          <w:sz w:val="16"/>
+        </w:rPr>
+      </w:pPr>
+      <w:r>
+        <w:rPr>
+          <w:sz w:val="16"/>
+        </w:rPr>
+        <w:t xml:space="preserve">    printf("\n");</w:t>
+      </w:r>
+    </w:p>
+    <w:p>
+      <w:pPr>
+        <w:pStyle w:val="Codigo"/>
+        <w:rPr>
+          <w:sz w:val="16"/>
+        </w:rPr>
+      </w:pPr>
+      <w:r>
+        <w:rPr>
+          <w:sz w:val="16"/>
+        </w:rPr>
+        <w:t>}</w:t>
+      </w:r>
+    </w:p>
+    <w:p>
+      <w:pPr>
+        <w:jc w:val="both"/>
+        <w:rPr>
+          <w:rFonts w:ascii="Times" w:hAnsi="Times" w:cs="Times"/>
+          <w:sz w:val="20"/>
+          <w:szCs w:val="24"/>
+        </w:rPr>
+      </w:pPr>
+    </w:p>
+    <w:p>
+      <w:pPr>
+        <w:pStyle w:val="Titulo3Relatorio"/>
+      </w:pPr>
+      <w:bookmarkStart w:id="20" w:name="_Toc200357414"/>
+      <w:r>
+        <w:t>Algoritmo do site Programmiz</w:t>
+      </w:r>
+      <w:bookmarkEnd w:id="20"/>
+    </w:p>
+    <w:p>
+      <w:pPr>
+        <w:pStyle w:val="NormalRelatorio"/>
+      </w:pPr>
+      <w:r>
+        <w:t>Segundamente, a fim de dar mais clareza e menos complexidade de implementação, o modelo de algoritmo em C sugerido pelo site Programmiz foi considerado. Pois em sua estrutura, foram implementados os seguintes procedimentos</w:t>
+      </w:r>
+    </w:p>
+    <w:p>
+      <w:pPr>
+        <w:pStyle w:val="PargrafodaLista"/>
+        <w:numPr>
+          <w:ilvl w:val="0"/>
+          <w:numId w:val="10"/>
+        </w:numPr>
+        <w:jc w:val="both"/>
+      </w:pPr>
+      <w:r>
+        <w:rPr>
+          <w:rFonts w:ascii="Times" w:hAnsi="Times" w:cs="Times"/>
+          <w:i/>
+          <w:sz w:val="24"/>
+          <w:szCs w:val="24"/>
+        </w:rPr>
+        <w:lastRenderedPageBreak/>
+        <w:t>swap</w:t>
+      </w:r>
+    </w:p>
+    <w:p>
+      <w:pPr>
+        <w:pStyle w:val="PargrafodaLista"/>
+        <w:numPr>
+          <w:ilvl w:val="0"/>
+          <w:numId w:val="10"/>
+        </w:numPr>
+        <w:jc w:val="both"/>
+      </w:pPr>
+      <w:r>
+        <w:rPr>
+          <w:rFonts w:ascii="Times" w:hAnsi="Times" w:cs="Times"/>
+          <w:i/>
+          <w:sz w:val="24"/>
+          <w:szCs w:val="24"/>
+        </w:rPr>
+        <w:t>heap</w:t>
+      </w:r>
+      <w:r>
+        <w:rPr>
+          <w:rFonts w:ascii="Times" w:hAnsi="Times" w:cs="Times"/>
+          <w:i/>
+          <w:sz w:val="24"/>
+          <w:szCs w:val="24"/>
+        </w:rPr>
+        <w:t>ify</w:t>
+      </w:r>
+    </w:p>
+    <w:p>
+      <w:pPr>
+        <w:pStyle w:val="PargrafodaLista"/>
+        <w:numPr>
+          <w:ilvl w:val="0"/>
+          <w:numId w:val="10"/>
+        </w:numPr>
+        <w:jc w:val="both"/>
+      </w:pPr>
+      <w:r>
+        <w:rPr>
+          <w:rFonts w:ascii="Times" w:hAnsi="Times" w:cs="Times"/>
+          <w:i/>
+          <w:sz w:val="24"/>
+          <w:szCs w:val="24"/>
+        </w:rPr>
+        <w:t>heap</w:t>
+      </w:r>
+      <w:r>
+        <w:rPr>
+          <w:rFonts w:ascii="Times" w:hAnsi="Times" w:cs="Times"/>
+          <w:i/>
+          <w:sz w:val="24"/>
+          <w:szCs w:val="24"/>
+        </w:rPr>
+        <w:t>sort</w:t>
+      </w:r>
+    </w:p>
+    <w:p>
+      <w:pPr>
+        <w:pStyle w:val="Titulo4Relatorio"/>
+      </w:pPr>
+      <w:r>
+        <w:t>SWAP</w:t>
+      </w:r>
+    </w:p>
+    <w:p>
+      <w:pPr>
+        <w:ind w:firstLine="708"/>
+        <w:jc w:val="both"/>
+        <w:rPr>
+          <w:rFonts w:ascii="Times" w:eastAsiaTheme="minorEastAsia" w:hAnsi="Times" w:cs="Times"/>
+          <w:sz w:val="24"/>
+          <w:szCs w:val="24"/>
+        </w:rPr>
+      </w:pPr>
+      <w:r>
+        <w:rPr>
+          <w:rFonts w:ascii="Times" w:hAnsi="Times" w:cs="Times"/>
+          <w:sz w:val="24"/>
+          <w:szCs w:val="24"/>
+        </w:rPr>
+        <w:t xml:space="preserve">Para o procedimento </w:t>
+      </w:r>
+      <w:r>
+        <w:rPr>
+          <w:rFonts w:ascii="Times" w:hAnsi="Times" w:cs="Times"/>
+          <w:i/>
+          <w:sz w:val="24"/>
+          <w:szCs w:val="24"/>
+        </w:rPr>
+        <w:t>swap</w:t>
+      </w:r>
+      <w:r>
+        <w:rPr>
+          <w:rFonts w:ascii="Times" w:hAnsi="Times" w:cs="Times"/>
+          <w:sz w:val="24"/>
+          <w:szCs w:val="24"/>
+        </w:rPr>
+        <w:t>(</w:t>
+      </w:r>
+      <w:r>
+        <w:rPr>
+          <w:rFonts w:ascii="Times" w:hAnsi="Times" w:cs="Times"/>
+          <w:i/>
+          <w:sz w:val="24"/>
+          <w:szCs w:val="24"/>
+        </w:rPr>
+        <w:t>double *a, double *b</w:t>
+      </w:r>
+      <w:r>
+        <w:rPr>
+          <w:rFonts w:ascii="Times" w:hAnsi="Times" w:cs="Times"/>
+          <w:sz w:val="24"/>
+          <w:szCs w:val="24"/>
+        </w:rPr>
+        <w:t>)</w:t>
+      </w:r>
+      <w:r>
+        <w:rPr>
+          <w:rFonts w:ascii="Times" w:hAnsi="Times" w:cs="Times"/>
+          <w:sz w:val="24"/>
+          <w:szCs w:val="24"/>
+        </w:rPr>
+        <w:t xml:space="preserve">, observa-se </w:t>
+      </w:r>
+      <w:r>
+        <w:rPr>
+          <w:rFonts w:ascii="Times" w:eastAsiaTheme="minorEastAsia" w:hAnsi="Times" w:cs="Times"/>
+          <w:sz w:val="24"/>
+          <w:szCs w:val="24"/>
+        </w:rPr>
+        <w:t xml:space="preserve">que em seus parâmetros são </w:t>
+      </w:r>
+      <w:r>
+        <w:rPr>
+          <w:rFonts w:ascii="Times" w:eastAsiaTheme="minorEastAsia" w:hAnsi="Times" w:cs="Times"/>
+          <w:sz w:val="24"/>
+          <w:szCs w:val="24"/>
+        </w:rPr>
+        <w:t xml:space="preserve">utilizados </w:t>
+      </w:r>
+      <w:r>
+        <w:rPr>
+          <w:rFonts w:ascii="Times" w:eastAsiaTheme="minorEastAsia" w:hAnsi="Times" w:cs="Times"/>
+          <w:sz w:val="24"/>
+          <w:szCs w:val="24"/>
+        </w:rPr>
+        <w:t>dois ponteiros do tipo double,</w:t>
+      </w:r>
+      <w:r>
+        <w:rPr>
+          <w:rFonts w:ascii="Times" w:eastAsiaTheme="minorEastAsia" w:hAnsi="Times" w:cs="Times"/>
+          <w:sz w:val="24"/>
+          <w:szCs w:val="24"/>
+        </w:rPr>
+        <w:t xml:space="preserve"> a fim de realizar a alternância das futuras posições dos elementos-raiz e o último elemento da árvore.</w:t>
+      </w:r>
+    </w:p>
+    <w:p>
+      <w:pPr>
+        <w:ind w:firstLine="708"/>
+        <w:jc w:val="both"/>
+        <w:rPr>
+          <w:rFonts w:ascii="Times" w:eastAsiaTheme="minorEastAsia" w:hAnsi="Times" w:cs="Times"/>
+          <w:sz w:val="24"/>
+          <w:szCs w:val="24"/>
+        </w:rPr>
+      </w:pPr>
+      <w:r>
+        <w:rPr>
+          <w:rFonts w:ascii="Times" w:eastAsiaTheme="minorEastAsia" w:hAnsi="Times" w:cs="Times"/>
+          <w:sz w:val="24"/>
+          <w:szCs w:val="24"/>
+        </w:rPr>
+        <w:t>Em seguida, dentro desse procedimento t</w:t>
+      </w:r>
+      <w:r>
+        <w:rPr>
+          <w:rFonts w:ascii="Times" w:eastAsiaTheme="minorEastAsia" w:hAnsi="Times" w:cs="Times"/>
+          <w:sz w:val="24"/>
+          <w:szCs w:val="24"/>
+        </w:rPr>
+        <w:t>er</w:t>
+      </w:r>
+      <w:r>
+        <w:rPr>
+          <w:rFonts w:ascii="Times" w:eastAsiaTheme="minorEastAsia" w:hAnsi="Times" w:cs="Times"/>
+          <w:sz w:val="24"/>
+          <w:szCs w:val="24"/>
+        </w:rPr>
+        <w:t xml:space="preserve">emos a variável temporária do tipo double chamada </w:t>
+      </w:r>
+      <w:r>
+        <w:rPr>
+          <w:rFonts w:ascii="Times" w:eastAsiaTheme="minorEastAsia" w:hAnsi="Times" w:cs="Times"/>
+          <w:i/>
+          <w:sz w:val="24"/>
+          <w:szCs w:val="24"/>
+        </w:rPr>
+        <w:t>temp</w:t>
+      </w:r>
+      <w:r>
+        <w:rPr>
+          <w:rFonts w:ascii="Times" w:eastAsiaTheme="minorEastAsia" w:hAnsi="Times" w:cs="Times"/>
+          <w:sz w:val="24"/>
+          <w:szCs w:val="24"/>
+        </w:rPr>
+        <w:t>, onde o valor do ponteiro *a será armazenado.</w:t>
+      </w:r>
+      <w:r>
+        <w:rPr>
+          <w:rFonts w:ascii="Times" w:eastAsiaTheme="minorEastAsia" w:hAnsi="Times" w:cs="Times"/>
+          <w:sz w:val="24"/>
+          <w:szCs w:val="24"/>
+        </w:rPr>
+        <w:t xml:space="preserve"> Dentre as operações que serão realizadas dentro desta função, será efetuada a transferência do valor do endereço do ponteiro </w:t>
+      </w:r>
+      <w:r>
+        <w:rPr>
+          <w:rFonts w:ascii="Times" w:eastAsiaTheme="minorEastAsia" w:hAnsi="Times" w:cs="Times"/>
+          <w:i/>
+          <w:sz w:val="24"/>
+          <w:szCs w:val="24"/>
+        </w:rPr>
+        <w:t>a</w:t>
+      </w:r>
+      <w:r>
+        <w:rPr>
+          <w:rFonts w:ascii="Times" w:eastAsiaTheme="minorEastAsia" w:hAnsi="Times" w:cs="Times"/>
+          <w:sz w:val="24"/>
+          <w:szCs w:val="24"/>
+        </w:rPr>
+        <w:t xml:space="preserve"> para o ponteiro *</w:t>
+      </w:r>
+      <w:r>
+        <w:rPr>
+          <w:rFonts w:ascii="Times" w:eastAsiaTheme="minorEastAsia" w:hAnsi="Times" w:cs="Times"/>
+          <w:i/>
+          <w:sz w:val="24"/>
+          <w:szCs w:val="24"/>
+        </w:rPr>
+        <w:t>b</w:t>
+      </w:r>
+      <w:r>
+        <w:rPr>
+          <w:rFonts w:ascii="Times" w:eastAsiaTheme="minorEastAsia" w:hAnsi="Times" w:cs="Times"/>
+          <w:sz w:val="24"/>
+          <w:szCs w:val="24"/>
+        </w:rPr>
+        <w:t>. Enquanto o valor armazenado em *</w:t>
+      </w:r>
+      <w:r>
+        <w:rPr>
+          <w:rFonts w:ascii="Times" w:eastAsiaTheme="minorEastAsia" w:hAnsi="Times" w:cs="Times"/>
+          <w:i/>
+          <w:sz w:val="24"/>
+          <w:szCs w:val="24"/>
+        </w:rPr>
+        <w:t>a</w:t>
+      </w:r>
+      <w:r>
+        <w:rPr>
+          <w:rFonts w:ascii="Times" w:eastAsiaTheme="minorEastAsia" w:hAnsi="Times" w:cs="Times"/>
+          <w:sz w:val="24"/>
+          <w:szCs w:val="24"/>
+        </w:rPr>
+        <w:t xml:space="preserve"> é passado para *</w:t>
+      </w:r>
+      <w:r>
+        <w:rPr>
+          <w:rFonts w:ascii="Times" w:eastAsiaTheme="minorEastAsia" w:hAnsi="Times" w:cs="Times"/>
+          <w:i/>
+          <w:sz w:val="24"/>
+          <w:szCs w:val="24"/>
+        </w:rPr>
+        <w:t>b</w:t>
+      </w:r>
+      <w:r>
+        <w:rPr>
+          <w:rFonts w:ascii="Times" w:eastAsiaTheme="minorEastAsia" w:hAnsi="Times" w:cs="Times"/>
+          <w:sz w:val="24"/>
+          <w:szCs w:val="24"/>
+        </w:rPr>
+        <w:t xml:space="preserve">, tal valor posteriormente será transmitido para </w:t>
+      </w:r>
+      <w:r>
+        <w:rPr>
+          <w:rFonts w:ascii="Times" w:eastAsiaTheme="minorEastAsia" w:hAnsi="Times" w:cs="Times"/>
+          <w:i/>
+          <w:sz w:val="24"/>
+          <w:szCs w:val="24"/>
+        </w:rPr>
+        <w:t>temp</w:t>
+      </w:r>
+      <w:r>
+        <w:rPr>
+          <w:rFonts w:ascii="Times" w:eastAsiaTheme="minorEastAsia" w:hAnsi="Times" w:cs="Times"/>
+          <w:sz w:val="24"/>
+          <w:szCs w:val="24"/>
+        </w:rPr>
+        <w:t xml:space="preserve"> ao fim da função.</w:t>
+      </w:r>
+    </w:p>
+    <w:p>
+      <w:pPr>
+        <w:jc w:val="both"/>
+        <w:rPr>
+          <w:rFonts w:ascii="Times" w:eastAsiaTheme="minorEastAsia" w:hAnsi="Times" w:cs="Times"/>
+          <w:sz w:val="24"/>
+          <w:szCs w:val="24"/>
+        </w:rPr>
+      </w:pPr>
+      <w:r>
+        <w:rPr>
+          <w:rFonts w:ascii="Times" w:eastAsiaTheme="minorEastAsia" w:hAnsi="Times" w:cs="Times"/>
+          <w:sz w:val="24"/>
+          <w:szCs w:val="24"/>
+        </w:rPr>
+        <w:t xml:space="preserve">Quanto ao código-fonte fornecido pela plataforma Programmiz, tivemos de adaptar os parâmetros e os seus tipos para o código fornecido em aula, em breve tais adaptações estarão mais evidentes: </w:t>
+      </w:r>
+    </w:p>
+    <w:p>
+      <w:pPr>
+        <w:pStyle w:val="Codigo"/>
+        <w:rPr>
+          <w:sz w:val="16"/>
+        </w:rPr>
+      </w:pPr>
+      <w:r>
+        <w:rPr>
+          <w:sz w:val="16"/>
+        </w:rPr>
+        <w:t>//funcao para alternar a posicao de dois elementos(swap)</w:t>
+      </w:r>
+    </w:p>
+    <w:p>
+      <w:pPr>
+        <w:pStyle w:val="Codigo"/>
+        <w:rPr>
+          <w:sz w:val="16"/>
+        </w:rPr>
+      </w:pPr>
+      <w:r>
+        <w:rPr>
+          <w:sz w:val="16"/>
+        </w:rPr>
+        <w:t>void swap(double *a, double *b)</w:t>
+      </w:r>
+    </w:p>
+    <w:p>
+      <w:pPr>
+        <w:pStyle w:val="Codigo"/>
+        <w:rPr>
+          <w:sz w:val="16"/>
+        </w:rPr>
+      </w:pPr>
+      <w:r>
+        <w:rPr>
+          <w:sz w:val="16"/>
+        </w:rPr>
+        <w:t>{</w:t>
+      </w:r>
+    </w:p>
+    <w:p>
+      <w:pPr>
+        <w:pStyle w:val="Codigo"/>
+        <w:rPr>
+          <w:sz w:val="16"/>
+        </w:rPr>
+      </w:pPr>
+      <w:r>
+        <w:rPr>
+          <w:sz w:val="16"/>
+        </w:rPr>
+        <w:t xml:space="preserve">    //temp eh uma variavel para armazenar um valor temporario</w:t>
+      </w:r>
+    </w:p>
+    <w:p>
+      <w:pPr>
+        <w:pStyle w:val="Codigo"/>
+        <w:rPr>
+          <w:sz w:val="16"/>
+        </w:rPr>
+      </w:pPr>
+      <w:r>
+        <w:rPr>
+          <w:sz w:val="16"/>
+        </w:rPr>
+        <w:t xml:space="preserve">    //*a eh um apontador que representa uma posicao</w:t>
+      </w:r>
+    </w:p>
+    <w:p>
+      <w:pPr>
+        <w:pStyle w:val="Codigo"/>
+        <w:rPr>
+          <w:sz w:val="16"/>
+        </w:rPr>
+      </w:pPr>
+      <w:r>
+        <w:rPr>
+          <w:sz w:val="16"/>
+        </w:rPr>
+        <w:t xml:space="preserve">    //*b eh um apontador que representa uma outra posicao</w:t>
+      </w:r>
+    </w:p>
+    <w:p>
+      <w:pPr>
+        <w:pStyle w:val="Codigo"/>
+        <w:rPr>
+          <w:sz w:val="16"/>
+        </w:rPr>
+      </w:pPr>
+    </w:p>
+    <w:p>
+      <w:pPr>
+        <w:pStyle w:val="Codigo"/>
+        <w:rPr>
+          <w:sz w:val="16"/>
+        </w:rPr>
+      </w:pPr>
+      <w:r>
+        <w:rPr>
+          <w:sz w:val="16"/>
+        </w:rPr>
+        <w:t xml:space="preserve">    //o valor de *a ficara em temp</w:t>
+      </w:r>
+    </w:p>
+    <w:p>
+      <w:pPr>
+        <w:pStyle w:val="Codigo"/>
+        <w:rPr>
+          <w:sz w:val="16"/>
+        </w:rPr>
+      </w:pPr>
+      <w:r>
+        <w:rPr>
+          <w:sz w:val="16"/>
+        </w:rPr>
+        <w:t xml:space="preserve">    double temp = *a;</w:t>
+      </w:r>
+    </w:p>
+    <w:p>
+      <w:pPr>
+        <w:pStyle w:val="Codigo"/>
+        <w:rPr>
+          <w:sz w:val="16"/>
+        </w:rPr>
+      </w:pPr>
+    </w:p>
+    <w:p>
+      <w:pPr>
+        <w:pStyle w:val="Codigo"/>
+        <w:rPr>
+          <w:sz w:val="16"/>
+        </w:rPr>
+      </w:pPr>
+      <w:r>
+        <w:rPr>
+          <w:sz w:val="16"/>
+        </w:rPr>
+        <w:t xml:space="preserve">    //os ponteiros *a e *b trocara dois elementos</w:t>
+      </w:r>
+    </w:p>
+    <w:p>
+      <w:pPr>
+        <w:pStyle w:val="Codigo"/>
+        <w:rPr>
+          <w:sz w:val="16"/>
+        </w:rPr>
+      </w:pPr>
+      <w:r>
+        <w:rPr>
+          <w:sz w:val="16"/>
+        </w:rPr>
+        <w:t xml:space="preserve">    //*a sera igual o valor de *b, ja *b vai sera igual temp(onde o valor estara armazenado)</w:t>
+      </w:r>
+    </w:p>
+    <w:p>
+      <w:pPr>
+        <w:pStyle w:val="Codigo"/>
+        <w:rPr>
+          <w:sz w:val="16"/>
+        </w:rPr>
+      </w:pPr>
+      <w:r>
+        <w:rPr>
+          <w:sz w:val="16"/>
+        </w:rPr>
+        <w:t xml:space="preserve">    *a = *b;</w:t>
+      </w:r>
+    </w:p>
+    <w:p>
+      <w:pPr>
+        <w:pStyle w:val="Codigo"/>
+        <w:rPr>
+          <w:sz w:val="16"/>
+        </w:rPr>
+      </w:pPr>
+      <w:r>
+        <w:rPr>
+          <w:sz w:val="16"/>
+        </w:rPr>
+        <w:t xml:space="preserve">    *b = temp;</w:t>
+      </w:r>
+    </w:p>
+    <w:p>
+      <w:pPr>
+        <w:pStyle w:val="Codigo"/>
+        <w:rPr>
+          <w:sz w:val="16"/>
+        </w:rPr>
+      </w:pPr>
+      <w:r>
+        <w:rPr>
+          <w:sz w:val="16"/>
+        </w:rPr>
+        <w:t>}</w:t>
+      </w:r>
+    </w:p>
+    <w:p>
+      <w:pPr>
+        <w:pStyle w:val="Codigo"/>
+      </w:pPr>
+    </w:p>
+    <w:p>
+      <w:pPr>
+        <w:pStyle w:val="Titulo4Relatorio"/>
+      </w:pPr>
+      <w:r>
+        <w:t>HEAP</w:t>
+      </w:r>
+      <w:r>
+        <w:t>IFY</w:t>
+      </w:r>
+    </w:p>
+    <w:p>
+      <w:pPr>
+        <w:ind w:firstLine="708"/>
+        <w:jc w:val="both"/>
+        <w:rPr>
+          <w:rFonts w:ascii="Times" w:eastAsiaTheme="minorEastAsia" w:hAnsi="Times" w:cs="Times"/>
+          <w:sz w:val="24"/>
+          <w:szCs w:val="24"/>
+        </w:rPr>
+      </w:pPr>
+      <w:r>
+        <w:rPr>
+          <w:rFonts w:ascii="Times" w:hAnsi="Times" w:cs="Times"/>
+          <w:sz w:val="24"/>
+          <w:szCs w:val="24"/>
+        </w:rPr>
+        <w:t xml:space="preserve">Para o procedimento </w:t>
+      </w:r>
+      <w:r>
+        <w:rPr>
+          <w:rFonts w:ascii="Times" w:hAnsi="Times" w:cs="Times"/>
+          <w:i/>
+          <w:sz w:val="24"/>
+          <w:szCs w:val="24"/>
+        </w:rPr>
+        <w:t>heap</w:t>
+      </w:r>
+      <w:r>
+        <w:rPr>
+          <w:rFonts w:ascii="Times" w:hAnsi="Times" w:cs="Times"/>
+          <w:i/>
+          <w:sz w:val="24"/>
+          <w:szCs w:val="24"/>
+        </w:rPr>
+        <w:t>ify(double* arr, long n, long i)</w:t>
+      </w:r>
+      <w:r>
+        <w:rPr>
+          <w:rFonts w:ascii="Times" w:hAnsi="Times" w:cs="Times"/>
+          <w:sz w:val="24"/>
+          <w:szCs w:val="24"/>
+        </w:rPr>
+        <w:t xml:space="preserve">, observa-se </w:t>
+      </w:r>
+      <w:r>
+        <w:rPr>
+          <w:rFonts w:ascii="Times" w:eastAsiaTheme="minorEastAsia" w:hAnsi="Times" w:cs="Times"/>
+          <w:sz w:val="24"/>
+          <w:szCs w:val="24"/>
+        </w:rPr>
+        <w:t xml:space="preserve">que em seus parâmetros são utilizados: um ponteiro do tipo double para o array de números de entrada,  uma variável do tipo long para indicar o número total de elementos do </w:t>
+      </w:r>
+      <w:r>
+        <w:rPr>
+          <w:rFonts w:ascii="Times" w:eastAsiaTheme="minorEastAsia" w:hAnsi="Times" w:cs="Times"/>
+          <w:i/>
+          <w:sz w:val="24"/>
+          <w:szCs w:val="24"/>
+        </w:rPr>
+        <w:t>heap</w:t>
+      </w:r>
+      <w:r>
+        <w:rPr>
+          <w:rFonts w:ascii="Times" w:eastAsiaTheme="minorEastAsia" w:hAnsi="Times" w:cs="Times"/>
+          <w:sz w:val="24"/>
+          <w:szCs w:val="24"/>
+        </w:rPr>
+        <w:t xml:space="preserve"> atual</w:t>
+      </w:r>
+      <w:r>
+        <w:rPr>
+          <w:rFonts w:ascii="Times" w:eastAsiaTheme="minorEastAsia" w:hAnsi="Times" w:cs="Times"/>
+          <w:sz w:val="24"/>
+          <w:szCs w:val="24"/>
+        </w:rPr>
+        <w:t>,</w:t>
+      </w:r>
+      <w:r>
+        <w:rPr>
+          <w:rFonts w:ascii="Times" w:eastAsiaTheme="minorEastAsia" w:hAnsi="Times" w:cs="Times"/>
+          <w:sz w:val="24"/>
+          <w:szCs w:val="24"/>
+        </w:rPr>
+        <w:t xml:space="preserve"> e outra </w:t>
+      </w:r>
+      <w:r>
+        <w:rPr>
+          <w:rFonts w:ascii="Times" w:eastAsiaTheme="minorEastAsia" w:hAnsi="Times" w:cs="Times"/>
+          <w:sz w:val="24"/>
+          <w:szCs w:val="24"/>
+        </w:rPr>
+        <w:lastRenderedPageBreak/>
+        <w:t xml:space="preserve">variável do mesmo tipo para indicar o índice para garantir que a subárvore com raiz </w:t>
+      </w:r>
+      <m:oMath>
+        <m:r>
+          <w:rPr>
+            <w:rFonts w:ascii="Cambria Math" w:eastAsiaTheme="minorEastAsia" w:hAnsi="Cambria Math" w:cs="Times"/>
+            <w:sz w:val="24"/>
+            <w:szCs w:val="24"/>
+          </w:rPr>
+          <m:t>i</m:t>
+        </m:r>
+      </m:oMath>
+      <w:r>
+        <w:rPr>
+          <w:rFonts w:ascii="Times" w:eastAsiaTheme="minorEastAsia" w:hAnsi="Times" w:cs="Times"/>
+          <w:sz w:val="24"/>
+          <w:szCs w:val="24"/>
+        </w:rPr>
         <w:t xml:space="preserve"> esteja obedecendo a propriedade do </w:t>
       </w:r>
       <w:r>
@@ -12067,344 +13256,582 @@
     <w:p>
       <w:pPr>
         <w:pStyle w:val="Codigo"/>
-      </w:pPr>
-      <w:r>
+        <w:rPr>
+          <w:sz w:val="16"/>
+        </w:rPr>
+      </w:pPr>
+      <w:r>
+        <w:rPr>
+          <w:sz w:val="16"/>
+        </w:rPr>
         <w:t>//funcao da filtragem(</w:t>
       </w:r>
       <w:r>
         <w:rPr>
           <w:i/>
+          <w:sz w:val="16"/>
         </w:rPr>
         <w:t>heap</w:t>
       </w:r>
       <w:r>
+        <w:rPr>
+          <w:sz w:val="16"/>
+        </w:rPr>
         <w:t>ify)</w:t>
       </w:r>
     </w:p>
     <w:p>
       <w:pPr>
         <w:pStyle w:val="Codigo"/>
-      </w:pPr>
-      <w:r>
+        <w:rPr>
+          <w:sz w:val="16"/>
+        </w:rPr>
+      </w:pPr>
+      <w:r>
+        <w:rPr>
+          <w:sz w:val="16"/>
+        </w:rPr>
         <w:t xml:space="preserve">void </w:t>
       </w:r>
       <w:r>
         <w:rPr>
           <w:i/>
+          <w:sz w:val="16"/>
         </w:rPr>
         <w:t>heap</w:t>
       </w:r>
       <w:r>
+        <w:rPr>
+          <w:sz w:val="16"/>
+        </w:rPr>
         <w:t>ify(double* arr, long n, long i)</w:t>
       </w:r>
     </w:p>
     <w:p>
       <w:pPr>
         <w:pStyle w:val="Codigo"/>
-      </w:pPr>
-      <w:r>
+        <w:rPr>
+          <w:sz w:val="16"/>
+        </w:rPr>
+      </w:pPr>
+      <w:r>
+        <w:rPr>
+          <w:sz w:val="16"/>
+        </w:rPr>
         <w:t>{</w:t>
       </w:r>
     </w:p>
     <w:p>
       <w:pPr>
         <w:pStyle w:val="Codigo"/>
-      </w:pPr>
-      <w:r>
+        <w:rPr>
+          <w:sz w:val="16"/>
+        </w:rPr>
+      </w:pPr>
+      <w:r>
+        <w:rPr>
+          <w:sz w:val="16"/>
+        </w:rPr>
+        <w:t xml:space="preserve">    //arr eh o array</w:t>
+      </w:r>
+    </w:p>
+    <w:p>
+      <w:pPr>
+        <w:pStyle w:val="Codigo"/>
+        <w:rPr>
+          <w:sz w:val="16"/>
+        </w:rPr>
+      </w:pPr>
+      <w:r>
+        <w:rPr>
+          <w:sz w:val="16"/>
+        </w:rPr>
+        <w:t xml:space="preserve">    //i eh a posicao</w:t>
+      </w:r>
+    </w:p>
+    <w:p>
+      <w:pPr>
+        <w:pStyle w:val="Codigo"/>
+        <w:rPr>
+          <w:sz w:val="16"/>
+        </w:rPr>
+      </w:pPr>
+      <w:r>
+        <w:rPr>
+          <w:sz w:val="16"/>
+        </w:rPr>
+        <w:t xml:space="preserve">    //n eh a enesima posicao(tamanho do array/qntde de elementos no array)</w:t>
+      </w:r>
+    </w:p>
+    <w:p>
+      <w:pPr>
+        <w:pStyle w:val="Codigo"/>
+        <w:rPr>
+          <w:sz w:val="16"/>
+        </w:rPr>
+      </w:pPr>
+    </w:p>
+    <w:p>
+      <w:pPr>
+        <w:pStyle w:val="Codigo"/>
+        <w:rPr>
+          <w:sz w:val="16"/>
+        </w:rPr>
+      </w:pPr>
+      <w:r>
+        <w:rPr>
+          <w:sz w:val="16"/>
+        </w:rPr>
+        <w:t xml:space="preserve">    //encontrando o maior valor(valor_maximo) entre a raiz, posicao_esq e posicao_dir</w:t>
+      </w:r>
+    </w:p>
+    <w:p>
+      <w:pPr>
+        <w:pStyle w:val="Codigo"/>
+        <w:rPr>
+          <w:sz w:val="16"/>
+        </w:rPr>
+      </w:pPr>
+      <w:r>
+        <w:rPr>
+          <w:sz w:val="16"/>
+        </w:rPr>
+        <w:t xml:space="preserve">    double temp;</w:t>
+      </w:r>
+    </w:p>
+    <w:p>
+      <w:pPr>
+        <w:pStyle w:val="Codigo"/>
+        <w:rPr>
+          <w:sz w:val="16"/>
+        </w:rPr>
+      </w:pPr>
+      <w:r>
+        <w:rPr>
+          <w:sz w:val="16"/>
+        </w:rPr>
         <w:lastRenderedPageBreak/>
-        <w:t xml:space="preserve">    //arr eh o array</w:t>
+        <w:t xml:space="preserve">    long valor_maximo, posicao_esq, posicao_dir;</w:t>
       </w:r>
     </w:p>
     <w:p>
       <w:pPr>
         <w:pStyle w:val="Codigo"/>
-      </w:pPr>
-      <w:r>
-        <w:t xml:space="preserve">    //i eh a posicao</w:t>
-      </w:r>
+        <w:rPr>
+          <w:sz w:val="16"/>
+        </w:rPr>
+      </w:pPr>
     </w:p>
     <w:p>
       <w:pPr>
         <w:pStyle w:val="Codigo"/>
-      </w:pPr>
-      <w:r>
-        <w:t xml:space="preserve">    //n eh a enesima posicao(tamanho do array/qntde de elementos no array)</w:t>
+        <w:rPr>
+          <w:sz w:val="16"/>
+        </w:rPr>
+      </w:pPr>
+      <w:r>
+        <w:rPr>
+          <w:sz w:val="16"/>
+        </w:rPr>
+        <w:t xml:space="preserve">    valor_maximo = i;</w:t>
       </w:r>
     </w:p>
     <w:p>
       <w:pPr>
         <w:pStyle w:val="Codigo"/>
-      </w:pPr>
+        <w:rPr>
+          <w:sz w:val="16"/>
+        </w:rPr>
+      </w:pPr>
+      <w:r>
+        <w:rPr>
+          <w:sz w:val="16"/>
+        </w:rPr>
+        <w:t xml:space="preserve">    posicao_esq = 2 * i + 1;</w:t>
+      </w:r>
     </w:p>
     <w:p>
       <w:pPr>
         <w:pStyle w:val="Codigo"/>
-      </w:pPr>
-      <w:r>
-        <w:t xml:space="preserve">    //encontrando o maior valor(valor_maximo) entre a raiz, posicao_esq e posicao_dir</w:t>
+        <w:rPr>
+          <w:sz w:val="16"/>
+        </w:rPr>
+      </w:pPr>
+      <w:r>
+        <w:rPr>
+          <w:sz w:val="16"/>
+        </w:rPr>
+        <w:t xml:space="preserve">    posicao_dir = 2 * i + 2;</w:t>
       </w:r>
     </w:p>
     <w:p>
       <w:pPr>
         <w:pStyle w:val="Codigo"/>
-      </w:pPr>
-      <w:r>
-        <w:t xml:space="preserve">    double temp;</w:t>
-      </w:r>
+        <w:rPr>
+          <w:sz w:val="16"/>
+        </w:rPr>
+      </w:pPr>
     </w:p>
     <w:p>
       <w:pPr>
         <w:pStyle w:val="Codigo"/>
-      </w:pPr>
-      <w:r>
-        <w:t xml:space="preserve">    long valor_maximo, posicao_esq, posicao_dir;</w:t>
+        <w:rPr>
+          <w:sz w:val="16"/>
+        </w:rPr>
+      </w:pPr>
+      <w:r>
+        <w:rPr>
+          <w:sz w:val="16"/>
+        </w:rPr>
+        <w:t xml:space="preserve">    //se o valor da posicao_esq existir/for menor que o tamanho do array(enesima posicao)</w:t>
       </w:r>
     </w:p>
     <w:p>
       <w:pPr>
         <w:pStyle w:val="Codigo"/>
-      </w:pPr>
+        <w:rPr>
+          <w:sz w:val="16"/>
+        </w:rPr>
+      </w:pPr>
+      <w:r>
+        <w:rPr>
+          <w:sz w:val="16"/>
+        </w:rPr>
+        <w:t xml:space="preserve">    //e for maior que a raiz do array</w:t>
+      </w:r>
     </w:p>
     <w:p>
       <w:pPr>
         <w:pStyle w:val="Codigo"/>
-      </w:pPr>
-      <w:r>
-        <w:t xml:space="preserve">    valor_maximo = i;</w:t>
+        <w:rPr>
+          <w:sz w:val="16"/>
+        </w:rPr>
+      </w:pPr>
+      <w:r>
+        <w:rPr>
+          <w:sz w:val="16"/>
+        </w:rPr>
+        <w:t xml:space="preserve">    if (posicao_esq &lt; n &amp;&amp; arr[posicao_esq] &gt; arr[valor_maximo])</w:t>
       </w:r>
     </w:p>
     <w:p>
       <w:pPr>
         <w:pStyle w:val="Codigo"/>
-      </w:pPr>
-      <w:r>
-        <w:t xml:space="preserve">    posicao_esq = 2 * i + 1;</w:t>
-      </w:r>
+        <w:rPr>
+          <w:sz w:val="16"/>
+        </w:rPr>
+      </w:pPr>
     </w:p>
     <w:p>
       <w:pPr>
         <w:pStyle w:val="Codigo"/>
-      </w:pPr>
-      <w:r>
-        <w:t xml:space="preserve">    posicao_dir = 2 * i + 2;</w:t>
+        <w:rPr>
+          <w:sz w:val="16"/>
+        </w:rPr>
+      </w:pPr>
+      <w:r>
+        <w:rPr>
+          <w:sz w:val="16"/>
+        </w:rPr>
+        <w:t xml:space="preserve">        //a raiz da arvore sera atualizada pelo valor da posicao_esq</w:t>
       </w:r>
     </w:p>
     <w:p>
       <w:pPr>
         <w:pStyle w:val="Codigo"/>
-      </w:pPr>
+        <w:rPr>
+          <w:sz w:val="16"/>
+        </w:rPr>
+      </w:pPr>
+      <w:r>
+        <w:rPr>
+          <w:sz w:val="16"/>
+        </w:rPr>
+        <w:t xml:space="preserve">        valor_maximo = posicao_esq;</w:t>
+      </w:r>
     </w:p>
     <w:p>
       <w:pPr>
         <w:pStyle w:val="Codigo"/>
-      </w:pPr>
-      <w:r>
-        <w:t xml:space="preserve">    //se o valor da posicao_esq existir/for menor que o tamanho do array(enesima posicao)</w:t>
-      </w:r>
+        <w:rPr>
+          <w:sz w:val="16"/>
+        </w:rPr>
+      </w:pPr>
     </w:p>
     <w:p>
       <w:pPr>
         <w:pStyle w:val="Codigo"/>
-      </w:pPr>
-      <w:r>
+        <w:rPr>
+          <w:sz w:val="16"/>
+        </w:rPr>
+      </w:pPr>
+      <w:r>
+        <w:rPr>
+          <w:sz w:val="16"/>
+        </w:rPr>
+        <w:t xml:space="preserve">    //se o valor da posicao_dir existir/for menor que enesima posicao/o tamanho do array</w:t>
+      </w:r>
+    </w:p>
+    <w:p>
+      <w:pPr>
+        <w:pStyle w:val="Codigo"/>
+        <w:rPr>
+          <w:sz w:val="16"/>
+        </w:rPr>
+      </w:pPr>
+      <w:r>
+        <w:rPr>
+          <w:sz w:val="16"/>
+        </w:rPr>
         <w:t xml:space="preserve">    //e for maior que a raiz do array</w:t>
       </w:r>
     </w:p>
     <w:p>
       <w:pPr>
         <w:pStyle w:val="Codigo"/>
-      </w:pPr>
-      <w:r>
-        <w:t xml:space="preserve">    if (posicao_esq &lt; n &amp;&amp; arr[posicao_esq] &gt; arr[valor_maximo])</w:t>
+        <w:rPr>
+          <w:sz w:val="16"/>
+        </w:rPr>
+      </w:pPr>
+      <w:r>
+        <w:rPr>
+          <w:sz w:val="16"/>
+        </w:rPr>
+        <w:t xml:space="preserve">    if (posicao_dir &lt; n &amp;&amp; arr[posicao_dir] &gt; arr[valor_maximo])</w:t>
       </w:r>
     </w:p>
     <w:p>
       <w:pPr>
         <w:pStyle w:val="Codigo"/>
+        <w:rPr>
+          <w:sz w:val="16"/>
+        </w:rPr>
       </w:pPr>
     </w:p>
     <w:p>
       <w:pPr>
         <w:pStyle w:val="Codigo"/>
-      </w:pPr>
-      <w:r>
-        <w:t xml:space="preserve">        //a raiz da arvore sera atualizada pelo valor da posicao_esq</w:t>
+        <w:rPr>
+          <w:sz w:val="16"/>
+        </w:rPr>
+      </w:pPr>
+      <w:r>
+        <w:rPr>
+          <w:sz w:val="16"/>
+        </w:rPr>
+        <w:t xml:space="preserve">        //a raiz da arvore sera atualizada pelo valor da posicao_dir</w:t>
       </w:r>
     </w:p>
     <w:p>
       <w:pPr>
         <w:pStyle w:val="Codigo"/>
-      </w:pPr>
-      <w:r>
-        <w:t xml:space="preserve">        valor_maximo = posicao_esq;</w:t>
+        <w:rPr>
+          <w:sz w:val="16"/>
+        </w:rPr>
+      </w:pPr>
+      <w:r>
+        <w:rPr>
+          <w:sz w:val="16"/>
+        </w:rPr>
+        <w:t xml:space="preserve">        valor_maximo = posicao_dir;</w:t>
       </w:r>
     </w:p>
     <w:p>
       <w:pPr>
         <w:pStyle w:val="Codigo"/>
+        <w:rPr>
+          <w:sz w:val="16"/>
+        </w:rPr>
       </w:pPr>
     </w:p>
     <w:p>
       <w:pPr>
         <w:pStyle w:val="Codigo"/>
-      </w:pPr>
-      <w:r>
-        <w:t xml:space="preserve">    //se o valor da posicao_dir existir/for menor que enesima posicao/o tamanho do array</w:t>
+        <w:rPr>
+          <w:sz w:val="16"/>
+        </w:rPr>
+      </w:pPr>
+      <w:r>
+        <w:rPr>
+          <w:sz w:val="16"/>
+        </w:rPr>
+        <w:t xml:space="preserve">    //se a raiz nao for o maior elemento(valor_maximo), prosseguir com swap(alternancia) e </w:t>
+      </w:r>
+      <w:r>
+        <w:rPr>
+          <w:i/>
+          <w:sz w:val="16"/>
+        </w:rPr>
+        <w:t>heap</w:t>
+      </w:r>
+      <w:r>
+        <w:rPr>
+          <w:sz w:val="16"/>
+        </w:rPr>
+        <w:t>ify(filtragem).</w:t>
       </w:r>
     </w:p>
     <w:p>
       <w:pPr>
         <w:pStyle w:val="Codigo"/>
-      </w:pPr>
-      <w:r>
-        <w:t xml:space="preserve">    //e for maior que a raiz do array</w:t>
+        <w:rPr>
+          <w:sz w:val="16"/>
+        </w:rPr>
+      </w:pPr>
+      <w:r>
+        <w:rPr>
+          <w:sz w:val="16"/>
+        </w:rPr>
+        <w:t xml:space="preserve">    if (valor_maximo != i) {</w:t>
       </w:r>
     </w:p>
     <w:p>
       <w:pPr>
         <w:pStyle w:val="Codigo"/>
-      </w:pPr>
-      <w:r>
-        <w:t xml:space="preserve">    if (posicao_dir &lt; n &amp;&amp; arr[posicao_dir] &gt; arr[valor_maximo])</w:t>
-      </w:r>
+        <w:rPr>
+          <w:sz w:val="16"/>
+        </w:rPr>
+      </w:pPr>
     </w:p>
     <w:p>
       <w:pPr>
         <w:pStyle w:val="Codigo"/>
-      </w:pPr>
+        <w:rPr>
+          <w:sz w:val="16"/>
+        </w:rPr>
+      </w:pPr>
+      <w:r>
+        <w:rPr>
+          <w:sz w:val="16"/>
+        </w:rPr>
+        <w:t xml:space="preserve">        //temp valera uma determinada posicao do array</w:t>
+      </w:r>
     </w:p>
     <w:p>
       <w:pPr>
         <w:pStyle w:val="Codigo"/>
-      </w:pPr>
-      <w:r>
-        <w:t xml:space="preserve">        //a raiz da arvore sera atualizada pelo valor da posicao_dir</w:t>
+        <w:rPr>
+          <w:sz w:val="16"/>
+        </w:rPr>
+      </w:pPr>
+      <w:r>
+        <w:rPr>
+          <w:sz w:val="16"/>
+        </w:rPr>
+        <w:t xml:space="preserve">        temp = arr[i];</w:t>
       </w:r>
     </w:p>
     <w:p>
       <w:pPr>
         <w:pStyle w:val="Codigo"/>
-      </w:pPr>
-      <w:r>
-        <w:t xml:space="preserve">        valor_maximo = posicao_dir;</w:t>
-      </w:r>
+        <w:rPr>
+          <w:sz w:val="16"/>
+        </w:rPr>
+      </w:pPr>
     </w:p>
     <w:p>
       <w:pPr>
         <w:pStyle w:val="Codigo"/>
-      </w:pPr>
+        <w:rPr>
+          <w:sz w:val="16"/>
+        </w:rPr>
+      </w:pPr>
+      <w:r>
+        <w:rPr>
+          <w:sz w:val="16"/>
+        </w:rPr>
+        <w:t xml:space="preserve">        //alternara essa determinada posicao do array com a raiz</w:t>
+      </w:r>
     </w:p>
     <w:p>
       <w:pPr>
         <w:pStyle w:val="Codigo"/>
-      </w:pPr>
-      <w:r>
-        <w:t xml:space="preserve">    //se a raiz nao for o maior elemento(valor_maximo), prosseguir com swap(alternancia) e </w:t>
-      </w:r>
-      <w:r>
-        <w:rPr>
-          <w:i/>
+        <w:rPr>
+          <w:sz w:val="16"/>
+        </w:rPr>
+      </w:pPr>
+      <w:r>
+        <w:rPr>
+          <w:sz w:val="16"/>
+        </w:rPr>
+        <w:t xml:space="preserve">        swap(&amp;arr[i], &amp;arr[valor_maximo]);</w:t>
+      </w:r>
+    </w:p>
+    <w:p>
+      <w:pPr>
+        <w:pStyle w:val="Codigo"/>
+        <w:rPr>
+          <w:sz w:val="16"/>
+        </w:rPr>
+      </w:pPr>
+    </w:p>
+    <w:p>
+      <w:pPr>
+        <w:pStyle w:val="Codigo"/>
+        <w:rPr>
+          <w:sz w:val="16"/>
+        </w:rPr>
+      </w:pPr>
+      <w:r>
+        <w:rPr>
+          <w:sz w:val="16"/>
+        </w:rPr>
+        <w:t xml:space="preserve">        //e passara o array, o seu tamanho e raiz para filtrar</w:t>
+      </w:r>
+    </w:p>
+    <w:p>
+      <w:pPr>
+        <w:pStyle w:val="Codigo"/>
+        <w:rPr>
+          <w:sz w:val="16"/>
+        </w:rPr>
+      </w:pPr>
+      <w:r>
+        <w:rPr>
+          <w:sz w:val="16"/>
+        </w:rPr>
+        <w:t xml:space="preserve">        </w:t>
+      </w:r>
+      <w:r>
+        <w:rPr>
+          <w:i/>
+          <w:sz w:val="16"/>
         </w:rPr>
         <w:t>heap</w:t>
       </w:r>
       <w:r>
-        <w:t>ify(filtragem).</w:t>
+        <w:rPr>
+          <w:sz w:val="16"/>
+        </w:rPr>
+        <w:t>ify(arr, n, valor_maximo);</w:t>
       </w:r>
     </w:p>
     <w:p>
       <w:pPr>
         <w:pStyle w:val="Codigo"/>
-      </w:pPr>
-      <w:r>
+        <w:rPr>
+          <w:sz w:val="16"/>
+        </w:rPr>
+      </w:pPr>
+      <w:r>
+        <w:rPr>
+          <w:sz w:val="16"/>
+        </w:rPr>
+        <w:t xml:space="preserve">    }</w:t>
+      </w:r>
+    </w:p>
+    <w:p>
+      <w:pPr>
+        <w:pStyle w:val="Codigo"/>
+        <w:rPr>
+          <w:sz w:val="16"/>
+        </w:rPr>
+      </w:pPr>
+      <w:r>
+        <w:rPr>
+          <w:sz w:val="16"/>
+        </w:rPr>
         <w:lastRenderedPageBreak/>
-        <w:t xml:space="preserve">    if (valor_maximo != i) {</w:t>
-      </w:r>
-    </w:p>
-    <w:p>
-      <w:pPr>
-        <w:pStyle w:val="Codigo"/>
-      </w:pPr>
-    </w:p>
-    <w:p>
-      <w:pPr>
-        <w:pStyle w:val="Codigo"/>
-      </w:pPr>
-      <w:r>
-        <w:t xml:space="preserve">        //temp valera uma determinada posicao do array</w:t>
-      </w:r>
-    </w:p>
-    <w:p>
-      <w:pPr>
-        <w:pStyle w:val="Codigo"/>
-      </w:pPr>
-      <w:r>
-        <w:t xml:space="preserve">        temp = arr[i];</w:t>
-      </w:r>
-    </w:p>
-    <w:p>
-      <w:pPr>
-        <w:pStyle w:val="Codigo"/>
-      </w:pPr>
-    </w:p>
-    <w:p>
-      <w:pPr>
-        <w:pStyle w:val="Codigo"/>
-      </w:pPr>
-      <w:r>
-        <w:t xml:space="preserve">        //alternara essa determinada posicao do array com a raiz</w:t>
-      </w:r>
-    </w:p>
-    <w:p>
-      <w:pPr>
-        <w:pStyle w:val="Codigo"/>
-      </w:pPr>
-      <w:r>
-        <w:t xml:space="preserve">        swap(&amp;arr[i], &amp;arr[valor_maximo]);</w:t>
-      </w:r>
-    </w:p>
-    <w:p>
-      <w:pPr>
-        <w:pStyle w:val="Codigo"/>
-      </w:pPr>
-    </w:p>
-    <w:p>
-      <w:pPr>
-        <w:pStyle w:val="Codigo"/>
-      </w:pPr>
-      <w:r>
-        <w:t xml:space="preserve">        //e passara o array, o seu tamanho e raiz para filtrar</w:t>
-      </w:r>
-    </w:p>
-    <w:p>
-      <w:pPr>
-        <w:pStyle w:val="Codigo"/>
-      </w:pPr>
-      <w:r>
-        <w:t xml:space="preserve">        </w:t>
-      </w:r>
-      <w:r>
-        <w:rPr>
-          <w:i/>
-        </w:rPr>
-        <w:t>heap</w:t>
-      </w:r>
-      <w:r>
-        <w:t>ify(arr, n, valor_maximo);</w:t>
-      </w:r>
-    </w:p>
-    <w:p>
-      <w:pPr>
-        <w:pStyle w:val="Codigo"/>
-      </w:pPr>
-      <w:r>
-        <w:t xml:space="preserve">    }</w:t>
-      </w:r>
-    </w:p>
-    <w:p>
-      <w:pPr>
-        <w:pStyle w:val="Codigo"/>
-      </w:pPr>
-      <w:r>
         <w:t>}</w:t>
       </w:r>
     </w:p>
@@ -13236,241 +14663,365 @@
         <w:t xml:space="preserve"> </w:t>
       </w:r>
       <w:r>
+        <w:t xml:space="preserve">chamado recursivo de </w:t>
+      </w:r>
+      <w:r>
+        <w:rPr>
+          <w:i/>
+        </w:rPr>
+        <w:t>heap</w:t>
+      </w:r>
+      <w:r>
+        <w:rPr>
+          <w:i/>
+        </w:rPr>
+        <w:t>ify</w:t>
+      </w:r>
+      <w:r>
+        <w:t>(</w:t>
+      </w:r>
+      <w:r>
+        <w:rPr>
+          <w:i/>
+        </w:rPr>
+        <w:t>arr, n, valor_maximo</w:t>
+      </w:r>
+      <w:r>
+        <w:t>)</w:t>
+      </w:r>
+      <w:r>
+        <w:t xml:space="preserve"> utilizará tais parâmetros para reestruturar o </w:t>
+      </w:r>
+      <w:r>
+        <w:rPr>
+          <w:i/>
+        </w:rPr>
+        <w:t>heap</w:t>
+      </w:r>
+      <w:r>
+        <w:t>, quando necessário. Podendo ser impl</w:t>
+      </w:r>
+      <w:r>
+        <w:t>ementado através deste formato:</w:t>
+      </w:r>
+    </w:p>
+    <w:p>
+      <w:pPr>
+        <w:pStyle w:val="Codigo"/>
+        <w:rPr>
+          <w:sz w:val="16"/>
+        </w:rPr>
+      </w:pPr>
+      <w:r>
+        <w:rPr>
+          <w:sz w:val="16"/>
+        </w:rPr>
+        <w:t xml:space="preserve">//procedimento </w:t>
+      </w:r>
+      <w:r>
+        <w:rPr>
+          <w:i/>
+          <w:sz w:val="16"/>
+        </w:rPr>
+        <w:t>heap</w:t>
+      </w:r>
+      <w:r>
+        <w:rPr>
+          <w:sz w:val="16"/>
+        </w:rPr>
+        <w:t xml:space="preserve"> sort</w:t>
+      </w:r>
+    </w:p>
+    <w:p>
+      <w:pPr>
+        <w:pStyle w:val="Codigo"/>
+        <w:rPr>
+          <w:sz w:val="16"/>
+        </w:rPr>
+      </w:pPr>
+      <w:r>
+        <w:rPr>
+          <w:sz w:val="16"/>
+        </w:rPr>
+        <w:t xml:space="preserve">void </w:t>
+      </w:r>
+      <w:r>
+        <w:rPr>
+          <w:i/>
+          <w:sz w:val="16"/>
+        </w:rPr>
+        <w:t>heap</w:t>
+      </w:r>
+      <w:r>
+        <w:rPr>
+          <w:sz w:val="16"/>
+        </w:rPr>
+        <w:t>sort(double* arr, long arr_size)</w:t>
+      </w:r>
+    </w:p>
+    <w:p>
+      <w:pPr>
+        <w:pStyle w:val="Codigo"/>
+        <w:rPr>
+          <w:sz w:val="16"/>
+        </w:rPr>
+      </w:pPr>
+      <w:r>
+        <w:rPr>
+          <w:sz w:val="16"/>
+        </w:rPr>
+        <w:t>{</w:t>
+      </w:r>
+    </w:p>
+    <w:p>
+      <w:pPr>
+        <w:pStyle w:val="Codigo"/>
+        <w:rPr>
+          <w:sz w:val="16"/>
+        </w:rPr>
+      </w:pPr>
+      <w:r>
+        <w:rPr>
+          <w:sz w:val="16"/>
+        </w:rPr>
+        <w:t xml:space="preserve">    //construindo max </w:t>
+      </w:r>
+      <w:r>
+        <w:rPr>
+          <w:i/>
+          <w:sz w:val="16"/>
+        </w:rPr>
+        <w:t>heap</w:t>
+      </w:r>
+    </w:p>
+    <w:p>
+      <w:pPr>
+        <w:pStyle w:val="Codigo"/>
+        <w:rPr>
+          <w:sz w:val="16"/>
+        </w:rPr>
+      </w:pPr>
+      <w:r>
+        <w:rPr>
+          <w:sz w:val="16"/>
+        </w:rPr>
+        <w:t xml:space="preserve">    for (int i = arr_size / 2 - 1; i &gt;= 0; i--) {</w:t>
+      </w:r>
+    </w:p>
+    <w:p>
+      <w:pPr>
+        <w:pStyle w:val="Codigo"/>
+        <w:rPr>
+          <w:sz w:val="16"/>
+        </w:rPr>
+      </w:pPr>
+      <w:r>
+        <w:rPr>
+          <w:sz w:val="16"/>
+        </w:rPr>
+        <w:t xml:space="preserve">        </w:t>
+      </w:r>
+      <w:r>
+        <w:rPr>
+          <w:i/>
+          <w:sz w:val="16"/>
+        </w:rPr>
+        <w:t>heap</w:t>
+      </w:r>
+      <w:r>
+        <w:rPr>
+          <w:sz w:val="16"/>
+        </w:rPr>
+        <w:t>ify(arr, arr_size, i);</w:t>
+      </w:r>
+    </w:p>
+    <w:p>
+      <w:pPr>
+        <w:pStyle w:val="Codigo"/>
+        <w:rPr>
+          <w:sz w:val="16"/>
+        </w:rPr>
+      </w:pPr>
+      <w:r>
+        <w:rPr>
+          <w:sz w:val="16"/>
+        </w:rPr>
+        <w:t xml:space="preserve">    }</w:t>
+      </w:r>
+    </w:p>
+    <w:p>
+      <w:pPr>
+        <w:pStyle w:val="Codigo"/>
+        <w:rPr>
+          <w:sz w:val="16"/>
+        </w:rPr>
+      </w:pPr>
+    </w:p>
+    <w:p>
+      <w:pPr>
+        <w:pStyle w:val="Codigo"/>
+        <w:rPr>
+          <w:sz w:val="16"/>
+        </w:rPr>
+      </w:pPr>
+      <w:r>
+        <w:rPr>
+          <w:sz w:val="16"/>
+        </w:rPr>
+        <w:t xml:space="preserve">    //realizando o </w:t>
+      </w:r>
+      <w:r>
+        <w:rPr>
+          <w:i/>
+          <w:sz w:val="16"/>
+        </w:rPr>
+        <w:t>heap</w:t>
+      </w:r>
+      <w:r>
+        <w:rPr>
+          <w:sz w:val="16"/>
+        </w:rPr>
+        <w:t xml:space="preserve"> sort</w:t>
+      </w:r>
+    </w:p>
+    <w:p>
+      <w:pPr>
+        <w:pStyle w:val="Codigo"/>
+        <w:rPr>
+          <w:sz w:val="16"/>
+        </w:rPr>
+      </w:pPr>
+      <w:r>
+        <w:rPr>
+          <w:sz w:val="16"/>
+        </w:rPr>
+        <w:t xml:space="preserve">    for (int i = arr_size - 1; i &gt;= 0; i--) {</w:t>
+      </w:r>
+    </w:p>
+    <w:p>
+      <w:pPr>
+        <w:pStyle w:val="Codigo"/>
+        <w:rPr>
+          <w:sz w:val="16"/>
+        </w:rPr>
+      </w:pPr>
+    </w:p>
+    <w:p>
+      <w:pPr>
+        <w:pStyle w:val="Codigo"/>
+        <w:rPr>
+          <w:sz w:val="16"/>
+        </w:rPr>
+      </w:pPr>
+      <w:r>
+        <w:rPr>
+          <w:sz w:val="16"/>
+        </w:rPr>
         <w:lastRenderedPageBreak/>
-        <w:t xml:space="preserve">chamado recursivo de </w:t>
-      </w:r>
-      <w:r>
-        <w:rPr>
-          <w:i/>
+        <w:t xml:space="preserve">        //alternando a raiz com uma determinada posicao do array</w:t>
+      </w:r>
+    </w:p>
+    <w:p>
+      <w:pPr>
+        <w:pStyle w:val="Codigo"/>
+        <w:rPr>
+          <w:sz w:val="16"/>
+        </w:rPr>
+      </w:pPr>
+      <w:r>
+        <w:rPr>
+          <w:sz w:val="16"/>
+        </w:rPr>
+        <w:t xml:space="preserve">        swap(&amp;arr[0], &amp;arr[i]);</w:t>
+      </w:r>
+    </w:p>
+    <w:p>
+      <w:pPr>
+        <w:pStyle w:val="Codigo"/>
+        <w:rPr>
+          <w:sz w:val="16"/>
+        </w:rPr>
+      </w:pPr>
+    </w:p>
+    <w:p>
+      <w:pPr>
+        <w:pStyle w:val="Codigo"/>
+        <w:rPr>
+          <w:sz w:val="16"/>
+        </w:rPr>
+      </w:pPr>
+      <w:r>
+        <w:rPr>
+          <w:sz w:val="16"/>
+        </w:rPr>
+        <w:t xml:space="preserve">        //aplicando </w:t>
+      </w:r>
+      <w:r>
+        <w:rPr>
+          <w:i/>
+          <w:sz w:val="16"/>
         </w:rPr>
         <w:t>heap</w:t>
       </w:r>
       <w:r>
         <w:rPr>
-          <w:i/>
-        </w:rPr>
-        <w:t>ify</w:t>
-      </w:r>
-      <w:r>
-        <w:t>(</w:t>
-      </w:r>
-      <w:r>
-        <w:rPr>
-          <w:i/>
-        </w:rPr>
-        <w:t>arr, n, valor_maximo</w:t>
-      </w:r>
-      <w:r>
-        <w:t>)</w:t>
-      </w:r>
-      <w:r>
-        <w:t xml:space="preserve"> utilizará tais parâmetros para reestruturar o </w:t>
-      </w:r>
-      <w:r>
-        <w:rPr>
-          <w:i/>
+          <w:sz w:val="16"/>
+        </w:rPr>
+        <w:t>ify na raiz para que o maior elemento volte para a raiz.</w:t>
+      </w:r>
+    </w:p>
+    <w:p>
+      <w:pPr>
+        <w:pStyle w:val="Codigo"/>
+        <w:rPr>
+          <w:sz w:val="16"/>
+        </w:rPr>
+      </w:pPr>
+      <w:r>
+        <w:rPr>
+          <w:sz w:val="16"/>
+        </w:rPr>
+        <w:t xml:space="preserve">        </w:t>
+      </w:r>
+      <w:r>
+        <w:rPr>
+          <w:i/>
+          <w:sz w:val="16"/>
         </w:rPr>
         <w:t>heap</w:t>
       </w:r>
       <w:r>
-        <w:t>, quando necessário. Podendo ser impl</w:t>
-      </w:r>
-      <w:r>
-        <w:t>ementado através deste formato:</w:t>
+        <w:rPr>
+          <w:sz w:val="16"/>
+        </w:rPr>
+        <w:t>ify(arr, i, 0);</w:t>
       </w:r>
     </w:p>
     <w:p>
       <w:pPr>
         <w:pStyle w:val="Codigo"/>
-      </w:pPr>
-      <w:r>
-        <w:t xml:space="preserve">//procedimento </w:t>
-      </w:r>
-      <w:r>
-        <w:rPr>
-          <w:i/>
-        </w:rPr>
-        <w:t>heap</w:t>
-      </w:r>
-      <w:r>
-        <w:t xml:space="preserve"> sort</w:t>
+        <w:rPr>
+          <w:sz w:val="16"/>
+        </w:rPr>
+      </w:pPr>
+      <w:r>
+        <w:rPr>
+          <w:sz w:val="16"/>
+        </w:rPr>
+        <w:t xml:space="preserve">    }</w:t>
       </w:r>
     </w:p>
     <w:p>
       <w:pPr>
         <w:pStyle w:val="Codigo"/>
-      </w:pPr>
-      <w:r>
-        <w:t xml:space="preserve">void </w:t>
-      </w:r>
-      <w:r>
-        <w:rPr>
-          <w:i/>
-        </w:rPr>
-        <w:t>heap</w:t>
-      </w:r>
-      <w:r>
-        <w:t>sort(double* arr, long arr_size)</w:t>
-      </w:r>
-    </w:p>
-    <w:p>
-      <w:pPr>
-        <w:pStyle w:val="Codigo"/>
-      </w:pPr>
-      <w:r>
-        <w:t>{</w:t>
-      </w:r>
-    </w:p>
-    <w:p>
-      <w:pPr>
-        <w:pStyle w:val="Codigo"/>
-      </w:pPr>
-      <w:r>
-        <w:t xml:space="preserve">    //construindo max </w:t>
-      </w:r>
-      <w:r>
-        <w:rPr>
-          <w:i/>
-        </w:rPr>
-        <w:t>heap</w:t>
-      </w:r>
-    </w:p>
-    <w:p>
-      <w:pPr>
-        <w:pStyle w:val="Codigo"/>
-      </w:pPr>
-      <w:r>
-        <w:t xml:space="preserve">    for (int i = arr_size / 2 - 1; i &gt;= 0; i--) {</w:t>
-      </w:r>
-    </w:p>
-    <w:p>
-      <w:pPr>
-        <w:pStyle w:val="Codigo"/>
-      </w:pPr>
-      <w:r>
-        <w:t xml:space="preserve">        </w:t>
-      </w:r>
-      <w:r>
-        <w:rPr>
-          <w:i/>
-        </w:rPr>
-        <w:t>heap</w:t>
-      </w:r>
-      <w:r>
-        <w:t>ify(arr, arr_size, i);</w:t>
-      </w:r>
-    </w:p>
-    <w:p>
-      <w:pPr>
-        <w:pStyle w:val="Codigo"/>
-      </w:pPr>
-      <w:r>
-        <w:t xml:space="preserve">    }</w:t>
-      </w:r>
-    </w:p>
-    <w:p>
-      <w:pPr>
-        <w:pStyle w:val="Codigo"/>
-      </w:pPr>
-    </w:p>
-    <w:p>
-      <w:pPr>
-        <w:pStyle w:val="Codigo"/>
-      </w:pPr>
-      <w:r>
-        <w:t xml:space="preserve">    //realizando o </w:t>
-      </w:r>
-      <w:r>
-        <w:rPr>
-          <w:i/>
-        </w:rPr>
-        <w:t>heap</w:t>
-      </w:r>
-      <w:r>
-        <w:t xml:space="preserve"> sort</w:t>
-      </w:r>
-    </w:p>
-    <w:p>
-      <w:pPr>
-        <w:pStyle w:val="Codigo"/>
-      </w:pPr>
-      <w:r>
-        <w:t xml:space="preserve">    for (int i = arr_size - 1; i &gt;= 0; i--) {</w:t>
-      </w:r>
-    </w:p>
-    <w:p>
-      <w:pPr>
-        <w:pStyle w:val="Codigo"/>
-      </w:pPr>
-    </w:p>
-    <w:p>
-      <w:pPr>
-        <w:pStyle w:val="Codigo"/>
-      </w:pPr>
-      <w:r>
-        <w:t xml:space="preserve">        //alternando a raiz com uma determinada posicao do array</w:t>
-      </w:r>
-    </w:p>
-    <w:p>
-      <w:pPr>
-        <w:pStyle w:val="Codigo"/>
-      </w:pPr>
-      <w:r>
-        <w:t xml:space="preserve">        swap(&amp;arr[0], &amp;arr[i]);</w:t>
-      </w:r>
-    </w:p>
-    <w:p>
-      <w:pPr>
-        <w:pStyle w:val="Codigo"/>
-      </w:pPr>
-    </w:p>
-    <w:p>
-      <w:pPr>
-        <w:pStyle w:val="Codigo"/>
-      </w:pPr>
-      <w:r>
-        <w:t xml:space="preserve">        //aplicando </w:t>
-      </w:r>
-      <w:r>
-        <w:rPr>
-          <w:i/>
-        </w:rPr>
-        <w:t>heap</w:t>
-      </w:r>
-      <w:r>
-        <w:t>ify na raiz para que o maior elemento volte para a raiz.</w:t>
-      </w:r>
-    </w:p>
-    <w:p>
-      <w:pPr>
-        <w:pStyle w:val="Codigo"/>
-      </w:pPr>
-      <w:r>
-        <w:t xml:space="preserve">        </w:t>
-      </w:r>
-      <w:r>
-        <w:rPr>
-          <w:i/>
-        </w:rPr>
-        <w:t>heap</w:t>
-      </w:r>
-      <w:r>
-        <w:t>ify(arr, i, 0);</w:t>
-      </w:r>
-    </w:p>
-    <w:p>
-      <w:pPr>
-        <w:pStyle w:val="Codigo"/>
-      </w:pPr>
-      <w:r>
-        <w:t xml:space="preserve">    }</w:t>
-      </w:r>
-    </w:p>
-    <w:p>
-      <w:pPr>
-        <w:pStyle w:val="Codigo"/>
-      </w:pPr>
-      <w:r>
+        <w:rPr>
+          <w:sz w:val="16"/>
+        </w:rPr>
+      </w:pPr>
+      <w:r>
+        <w:rPr>
+          <w:sz w:val="16"/>
+        </w:rPr>
         <w:t>}</w:t>
       </w:r>
     </w:p>
@@ -13483,7 +15034,7 @@
       <w:pPr>
         <w:pStyle w:val="Titulo2Relatorio"/>
       </w:pPr>
-      <w:bookmarkStart w:id="21" w:name="_Toc200322997"/>
+      <w:bookmarkStart w:id="21" w:name="_Toc200357415"/>
       <w:r>
         <w:t>R</w:t>
       </w:r>
@@ -13553,7 +15104,7 @@
       <w:pPr>
         <w:pStyle w:val="Titulo3Relatorio"/>
       </w:pPr>
-      <w:bookmarkStart w:id="22" w:name="_Toc200322998"/>
+      <w:bookmarkStart w:id="22" w:name="_Toc200357416"/>
       <w:r>
         <w:t>Ordered Input</w:t>
       </w:r>
@@ -13564,7 +15115,13 @@
         <w:pStyle w:val="NormalRelatorio"/>
       </w:pPr>
       <w:r>
-        <w:t xml:space="preserve">Para o arquivo de entrada ordenada, foram ordenados vetores de tamanhos de; 10.000 a 4.000.000 de elementos. Foram executados os algoritmos de ordenação </w:t>
+        <w:t>Para o arquivo de entrada ordenada, foram o</w:t>
+      </w:r>
+      <w:r>
+        <w:t>rdenados vetores de tamanhos de:</w:t>
+      </w:r>
+      <w:r>
+        <w:t xml:space="preserve"> 10.000 a 4.000.000 de elementos. Foram executados os algoritmos de ordenação </w:t>
       </w:r>
       <w:r>
         <w:rPr>
@@ -14016,7 +15573,7 @@
       <w:pPr>
         <w:pStyle w:val="Titulo3Relatorio"/>
       </w:pPr>
-      <w:bookmarkStart w:id="23" w:name="_Toc200322999"/>
+      <w:bookmarkStart w:id="23" w:name="_Toc200357417"/>
       <w:r>
         <w:t>Reverse Ordered Input</w:t>
       </w:r>
@@ -14027,7 +15584,13 @@
         <w:pStyle w:val="NormalRelatorio"/>
       </w:pPr>
       <w:r>
-        <w:t xml:space="preserve">Para o arquivo de entrada ordenada reversa, foram ordenados vetores de tamanhos de; 10.000 a 4.000.000 de elementos. Foram executados os algoritmos de ordenação </w:t>
+        <w:t>Para o arquivo de entrada ordenada reversa, foram o</w:t>
+      </w:r>
+      <w:r>
+        <w:t>rdenados vetores de tamanhos de:</w:t>
+      </w:r>
+      <w:r>
+        <w:t xml:space="preserve"> 10.000 a 4.000.000 de elementos. Foram executados os algoritmos de ordenação </w:t>
       </w:r>
       <w:r>
         <w:rPr>
@@ -14140,7 +15703,6 @@
       <w:r>
         <w:rPr>
           <w:b/>
-          <w:i/>
         </w:rPr>
         <w:t>Heap</w:t>
       </w:r>
@@ -14287,7 +15849,6 @@
       <w:r>
         <w:rPr>
           <w:b/>
-          <w:i/>
         </w:rPr>
         <w:t>Heap</w:t>
       </w:r>
@@ -14438,7 +15999,7 @@
       <w:pPr>
         <w:pStyle w:val="Titulo3Relatorio"/>
       </w:pPr>
-      <w:bookmarkStart w:id="24" w:name="_Toc200323000"/>
+      <w:bookmarkStart w:id="24" w:name="_Toc200357418"/>
       <w:r>
         <w:t>Uniform Input</w:t>
       </w:r>
@@ -14449,7 +16010,13 @@
         <w:pStyle w:val="NormalRelatorio"/>
       </w:pPr>
       <w:r>
-        <w:t xml:space="preserve">Para o arquivo de entrada ordenada uniforme, foram ordenados vetores de tamanhos de; 10.000 a 4.000.000 de elementos. Foram executados os algoritmos de ordenação </w:t>
+        <w:t>Para o arquivo de entrada ordenada uniforme, foram o</w:t>
+      </w:r>
+      <w:r>
+        <w:t>rdenados vetores de tamanhos de:</w:t>
+      </w:r>
+      <w:r>
+        <w:t xml:space="preserve"> 10.000 a 4.000.000 de elementos. Foram executados os algoritmos de ordenação </w:t>
       </w:r>
       <w:r>
         <w:rPr>
@@ -14871,7 +16438,7 @@
           <w:szCs w:val="24"/>
         </w:rPr>
       </w:pPr>
-      <w:bookmarkStart w:id="25" w:name="_Toc200323001"/>
+      <w:bookmarkStart w:id="25" w:name="_Toc200357419"/>
       <w:r>
         <w:rPr>
           <w:rFonts w:ascii="Times" w:hAnsi="Times" w:cs="Times"/>
@@ -14998,7 +16565,7 @@
       <w:pPr>
         <w:pStyle w:val="Ttulo3"/>
       </w:pPr>
-      <w:bookmarkStart w:id="26" w:name="_Toc200323002"/>
+      <w:bookmarkStart w:id="26" w:name="_Toc200357420"/>
       <w:r>
         <w:t>Sistema Operacional</w:t>
       </w:r>
@@ -15109,7 +16676,7 @@
           <w:rFonts w:eastAsiaTheme="minorEastAsia"/>
         </w:rPr>
       </w:pPr>
-      <w:bookmarkStart w:id="27" w:name="_Toc200323003"/>
+      <w:bookmarkStart w:id="27" w:name="_Toc200357421"/>
       <w:r>
         <w:rPr>
           <w:rFonts w:eastAsiaTheme="minorEastAsia"/>
@@ -15214,7 +16781,7 @@
           <w:szCs w:val="24"/>
         </w:rPr>
       </w:pPr>
-      <w:bookmarkStart w:id="28" w:name="_Toc200323004"/>
+      <w:bookmarkStart w:id="28" w:name="_Toc200357422"/>
       <w:r>
         <w:rPr>
           <w:rFonts w:ascii="Times" w:hAnsi="Times" w:cs="Times"/>
@@ -15235,7 +16802,7 @@
           <w:szCs w:val="24"/>
         </w:rPr>
       </w:pPr>
-      <w:bookmarkStart w:id="29" w:name="_Toc200323005"/>
+      <w:bookmarkStart w:id="29" w:name="_Toc200357423"/>
       <w:r>
         <w:rPr>
           <w:rFonts w:ascii="Times" w:hAnsi="Times" w:cs="Times"/>
@@ -15291,7 +16858,7 @@
           <w:szCs w:val="24"/>
         </w:rPr>
       </w:pPr>
-      <w:bookmarkStart w:id="30" w:name="_Toc200323006"/>
+      <w:bookmarkStart w:id="30" w:name="_Toc200357424"/>
       <w:r>
         <w:rPr>
           <w:rFonts w:ascii="Times" w:hAnsi="Times" w:cs="Times"/>
@@ -15318,7 +16885,7 @@
           <w:szCs w:val="24"/>
         </w:rPr>
       </w:pPr>
-      <w:bookmarkStart w:id="31" w:name="_Toc200323007"/>
+      <w:bookmarkStart w:id="31" w:name="_Toc200357425"/>
       <w:r>
         <w:rPr>
           <w:rFonts w:ascii="Times" w:hAnsi="Times" w:cs="Times"/>
@@ -15622,11 +17189,6 @@
       <w:pPr>
         <w:pStyle w:val="PargrafodaLista"/>
         <w:jc w:val="both"/>
-        <w:rPr>
-          <w:rFonts w:ascii="Times" w:hAnsi="Times" w:cs="Times"/>
-          <w:sz w:val="24"/>
-          <w:szCs w:val="24"/>
-        </w:rPr>
       </w:pPr>
       <w:hyperlink r:id="rId25" w:history="1">
         <w:r>
@@ -15650,8 +17212,27 @@
         </w:r>
       </w:hyperlink>
     </w:p>
+    <w:p>
+      <w:pPr>
+        <w:pStyle w:val="PargrafodaLista"/>
+        <w:jc w:val="both"/>
+        <w:rPr>
+          <w:rFonts w:ascii="Times" w:hAnsi="Times" w:cs="Times"/>
+          <w:sz w:val="24"/>
+          <w:szCs w:val="24"/>
+        </w:rPr>
+      </w:pPr>
+      <w:hyperlink r:id="rId26" w:history="1">
+        <w:r>
+          <w:rPr>
+            <w:rStyle w:val="Hyperlink"/>
+          </w:rPr>
+          <w:t>Analysis of String Sorting using Heapsort : Igor Stassiy : Free Download, Borrow, and Streaming : Internet Archive</w:t>
+        </w:r>
+      </w:hyperlink>
+    </w:p>
     <w:sectPr>
-      <w:footerReference w:type="default" r:id="rId26"/>
+      <w:footerReference w:type="default" r:id="rId27"/>
       <w:pgSz w:w="11906" w:h="16838" w:code="9"/>
       <w:pgMar w:top="1440" w:right="1440" w:bottom="1440" w:left="1440" w:header="709" w:footer="709" w:gutter="0"/>
       <w:cols w:space="708"/>
@@ -15708,7 +17289,7 @@
             <w:rPr>
               <w:noProof/>
             </w:rPr>
-            <w:t>21</w:t>
+            <w:t>23</w:t>
           </w:r>
         </w:fldSimple>
       </w:p>
@@ -17451,6 +19032,329 @@
 </w:styles>
 </file>
 
+<file path=word/glossary/document.xml><?xml version="1.0" encoding="utf-8"?>
+<w:glossaryDocument xmlns:ve="http://schemas.openxmlformats.org/markup-compatibility/2006" xmlns:o="urn:schemas-microsoft-com:office:office" xmlns:r="http://schemas.openxmlformats.org/officeDocument/2006/relationships" xmlns:m="http://schemas.openxmlformats.org/officeDocument/2006/math" xmlns:v="urn:schemas-microsoft-com:vml" xmlns:wp="http://schemas.openxmlformats.org/drawingml/2006/wordprocessingDrawing" xmlns:w10="urn:schemas-microsoft-com:office:word" xmlns:w="http://schemas.openxmlformats.org/wordprocessingml/2006/main" xmlns:wne="http://schemas.microsoft.com/office/word/2006/wordml">
+  <w:docParts/>
+</w:glossaryDocument>
+</file>
+
+<file path=word/glossary/fontTable.xml><?xml version="1.0" encoding="utf-8"?>
+<w:fonts xmlns:r="http://schemas.openxmlformats.org/officeDocument/2006/relationships" xmlns:w="http://schemas.openxmlformats.org/wordprocessingml/2006/main">
+  <w:font w:name="Symbol">
+    <w:panose1 w:val="05050102010706020507"/>
+    <w:charset w:val="02"/>
+    <w:family w:val="roman"/>
+    <w:pitch w:val="variable"/>
+    <w:sig w:usb0="00000000" w:usb1="10000000" w:usb2="00000000" w:usb3="00000000" w:csb0="80000000" w:csb1="00000000"/>
+  </w:font>
+  <w:font w:name="Calibri">
+    <w:panose1 w:val="020F0502020204030204"/>
+    <w:charset w:val="00"/>
+    <w:family w:val="swiss"/>
+    <w:pitch w:val="variable"/>
+    <w:sig w:usb0="E4002EFF" w:usb1="C000247B" w:usb2="00000009" w:usb3="00000000" w:csb0="000001FF" w:csb1="00000000"/>
+  </w:font>
+  <w:font w:name="Times">
+    <w:panose1 w:val="02020603050405020304"/>
+    <w:charset w:val="00"/>
+    <w:family w:val="roman"/>
+    <w:pitch w:val="variable"/>
+    <w:sig w:usb0="E0002EFF" w:usb1="C000785B" w:usb2="00000009" w:usb3="00000000" w:csb0="000001FF" w:csb1="00000000"/>
+  </w:font>
+  <w:font w:name="Courier New">
+    <w:panose1 w:val="02070309020205020404"/>
+    <w:charset w:val="00"/>
+    <w:family w:val="modern"/>
+    <w:pitch w:val="fixed"/>
+    <w:sig w:usb0="E0002EFF" w:usb1="C0007843" w:usb2="00000009" w:usb3="00000000" w:csb0="000001FF" w:csb1="00000000"/>
+  </w:font>
+  <w:font w:name="Times New Roman">
+    <w:panose1 w:val="02020603050405020304"/>
+    <w:charset w:val="00"/>
+    <w:family w:val="roman"/>
+    <w:pitch w:val="variable"/>
+    <w:sig w:usb0="E0002EFF" w:usb1="C000785B" w:usb2="00000009" w:usb3="00000000" w:csb0="000001FF" w:csb1="00000000"/>
+  </w:font>
+  <w:font w:name="Wingdings">
+    <w:panose1 w:val="05000000000000000000"/>
+    <w:charset w:val="02"/>
+    <w:family w:val="auto"/>
+    <w:pitch w:val="variable"/>
+    <w:sig w:usb0="00000000" w:usb1="10000000" w:usb2="00000000" w:usb3="00000000" w:csb0="80000000" w:csb1="00000000"/>
+  </w:font>
+  <w:font w:name="Arial">
+    <w:panose1 w:val="020B0604020202020204"/>
+    <w:charset w:val="00"/>
+    <w:family w:val="swiss"/>
+    <w:pitch w:val="variable"/>
+    <w:sig w:usb0="E0002EFF" w:usb1="C000785B" w:usb2="00000009" w:usb3="00000000" w:csb0="000001FF" w:csb1="00000000"/>
+  </w:font>
+  <w:font w:name="Cambria">
+    <w:panose1 w:val="02040503050406030204"/>
+    <w:charset w:val="00"/>
+    <w:family w:val="roman"/>
+    <w:pitch w:val="variable"/>
+    <w:sig w:usb0="E00006FF" w:usb1="420024FF" w:usb2="02000000" w:usb3="00000000" w:csb0="0000019F" w:csb1="00000000"/>
+  </w:font>
+  <w:font w:name="Tahoma">
+    <w:panose1 w:val="020B0604030504040204"/>
+    <w:charset w:val="00"/>
+    <w:family w:val="swiss"/>
+    <w:notTrueType/>
+    <w:pitch w:val="variable"/>
+    <w:sig w:usb0="00000003" w:usb1="00000000" w:usb2="00000000" w:usb3="00000000" w:csb0="00000001" w:csb1="00000000"/>
+  </w:font>
+  <w:font w:name="Cambria Math">
+    <w:panose1 w:val="02040503050406030204"/>
+    <w:charset w:val="00"/>
+    <w:family w:val="roman"/>
+    <w:pitch w:val="variable"/>
+    <w:sig w:usb0="E00006FF" w:usb1="420024FF" w:usb2="02000000" w:usb3="00000000" w:csb0="0000019F" w:csb1="00000000"/>
+  </w:font>
+</w:fonts>
+</file>
+
+<file path=word/glossary/settings.xml><?xml version="1.0" encoding="utf-8"?>
+<w:settings xmlns:o="urn:schemas-microsoft-com:office:office" xmlns:r="http://schemas.openxmlformats.org/officeDocument/2006/relationships" xmlns:m="http://schemas.openxmlformats.org/officeDocument/2006/math" xmlns:v="urn:schemas-microsoft-com:vml" xmlns:w10="urn:schemas-microsoft-com:office:word" xmlns:w="http://schemas.openxmlformats.org/wordprocessingml/2006/main" xmlns:sl="http://schemas.openxmlformats.org/schemaLibrary/2006/main">
+  <w:view w:val="normal"/>
+  <w:defaultTabStop w:val="708"/>
+  <w:hyphenationZone w:val="425"/>
+  <w:characterSpacingControl w:val="doNotCompress"/>
+  <w:compat>
+    <w:useFELayout/>
+  </w:compat>
+  <w:rsids>
+    <w:rsidRoot w:val="00915251"/>
+    <w:rsid w:val="000B6675"/>
+    <w:rsid w:val="00915251"/>
+  </w:rsids>
+  <m:mathPr>
+    <m:mathFont m:val="Cambria Math"/>
+    <m:brkBin m:val="before"/>
+    <m:brkBinSub m:val="--"/>
+    <m:smallFrac m:val="off"/>
+    <m:dispDef/>
+    <m:lMargin m:val="0"/>
+    <m:rMargin m:val="0"/>
+    <m:defJc m:val="centerGroup"/>
+    <m:wrapIndent m:val="1440"/>
+    <m:intLim m:val="subSup"/>
+    <m:naryLim m:val="undOvr"/>
+  </m:mathPr>
+  <w:themeFontLang w:val="pt-BR"/>
+  <w:clrSchemeMapping w:bg1="light1" w:t1="dark1" w:bg2="light2" w:t2="dark2" w:accent1="accent1" w:accent2="accent2" w:accent3="accent3" w:accent4="accent4" w:accent5="accent5" w:accent6="accent6" w:hyperlink="hyperlink" w:followedHyperlink="followedHyperlink"/>
+  <w:decimalSymbol w:val=","/>
+  <w:listSeparator w:val=";"/>
+</w:settings>
+</file>
+
+<file path=word/glossary/styles.xml><?xml version="1.0" encoding="utf-8"?>
+<w:styles xmlns:r="http://schemas.openxmlformats.org/officeDocument/2006/relationships" xmlns:w="http://schemas.openxmlformats.org/wordprocessingml/2006/main">
+  <w:docDefaults>
+    <w:rPrDefault>
+      <w:rPr>
+        <w:rFonts w:asciiTheme="minorHAnsi" w:eastAsiaTheme="minorEastAsia" w:hAnsiTheme="minorHAnsi" w:cstheme="minorBidi"/>
+        <w:sz w:val="22"/>
+        <w:szCs w:val="22"/>
+        <w:lang w:val="pt-BR" w:eastAsia="pt-BR" w:bidi="ar-SA"/>
+      </w:rPr>
+    </w:rPrDefault>
+    <w:pPrDefault>
+      <w:pPr>
+        <w:spacing w:after="200" w:line="276" w:lineRule="auto"/>
+      </w:pPr>
+    </w:pPrDefault>
+  </w:docDefaults>
+  <w:latentStyles w:defLockedState="0" w:defUIPriority="99" w:defSemiHidden="1" w:defUnhideWhenUsed="1" w:defQFormat="0" w:count="267">
+    <w:lsdException w:name="Normal" w:semiHidden="0" w:uiPriority="0" w:unhideWhenUsed="0" w:qFormat="1"/>
+    <w:lsdException w:name="heading 1" w:semiHidden="0" w:uiPriority="9" w:unhideWhenUsed="0" w:qFormat="1"/>
+    <w:lsdException w:name="heading 2" w:uiPriority="9" w:qFormat="1"/>
+    <w:lsdException w:name="heading 3" w:uiPriority="9" w:qFormat="1"/>
+    <w:lsdException w:name="heading 4" w:uiPriority="9" w:qFormat="1"/>
+    <w:lsdException w:name="heading 5" w:uiPriority="9" w:qFormat="1"/>
+    <w:lsdException w:name="heading 6" w:uiPriority="9" w:qFormat="1"/>
+    <w:lsdException w:name="heading 7" w:uiPriority="9" w:qFormat="1"/>
+    <w:lsdException w:name="heading 8" w:uiPriority="9" w:qFormat="1"/>
+    <w:lsdException w:name="heading 9" w:uiPriority="9" w:qFormat="1"/>
+    <w:lsdException w:name="toc 1" w:uiPriority="39"/>
+    <w:lsdException w:name="toc 2" w:uiPriority="39"/>
+    <w:lsdException w:name="toc 3" w:uiPriority="39"/>
+    <w:lsdException w:name="toc 4" w:uiPriority="39"/>
+    <w:lsdException w:name="toc 5" w:uiPriority="39"/>
+    <w:lsdException w:name="toc 6" w:uiPriority="39"/>
+    <w:lsdException w:name="toc 7" w:uiPriority="39"/>
+    <w:lsdException w:name="toc 8" w:uiPriority="39"/>
+    <w:lsdException w:name="toc 9" w:uiPriority="39"/>
+    <w:lsdException w:name="caption" w:uiPriority="35" w:qFormat="1"/>
+    <w:lsdException w:name="Title" w:semiHidden="0" w:uiPriority="10" w:unhideWhenUsed="0" w:qFormat="1"/>
+    <w:lsdException w:name="Default Paragraph Font" w:uiPriority="1"/>
+    <w:lsdException w:name="Subtitle" w:semiHidden="0" w:uiPriority="11" w:unhideWhenUsed="0" w:qFormat="1"/>
+    <w:lsdException w:name="Strong" w:semiHidden="0" w:uiPriority="22" w:unhideWhenUsed="0" w:qFormat="1"/>
+    <w:lsdException w:name="Emphasis" w:semiHidden="0" w:uiPriority="20" w:unhideWhenUsed="0" w:qFormat="1"/>
+    <w:lsdException w:name="Table Grid" w:semiHidden="0" w:uiPriority="59" w:unhideWhenUsed="0"/>
+    <w:lsdException w:name="Placeholder Text" w:unhideWhenUsed="0"/>
+    <w:lsdException w:name="No Spacing" w:semiHidden="0" w:uiPriority="1" w:unhideWhenUsed="0" w:qFormat="1"/>
+    <w:lsdException w:name="Light Shading" w:semiHidden="0" w:uiPriority="60" w:unhideWhenUsed="0"/>
+    <w:lsdException w:name="Light List" w:semiHidden="0" w:uiPriority="61" w:unhideWhenUsed="0"/>
+    <w:lsdException w:name="Light Grid" w:semiHidden="0" w:uiPriority="62" w:unhideWhenUsed="0"/>
+    <w:lsdException w:name="Medium Shading 1" w:semiHidden="0" w:uiPriority="63" w:unhideWhenUsed="0"/>
+    <w:lsdException w:name="Medium Shading 2" w:semiHidden="0" w:uiPriority="64" w:unhideWhenUsed="0"/>
+    <w:lsdException w:name="Medium List 1" w:semiHidden="0" w:uiPriority="65" w:unhideWhenUsed="0"/>
+    <w:lsdException w:name="Medium List 2" w:semiHidden="0" w:uiPriority="66" w:unhideWhenUsed="0"/>
+    <w:lsdException w:name="Medium Grid 1" w:semiHidden="0" w:uiPriority="67" w:unhideWhenUsed="0"/>
+    <w:lsdException w:name="Medium Grid 2" w:semiHidden="0" w:uiPriority="68" w:unhideWhenUsed="0"/>
+    <w:lsdException w:name="Medium Grid 3" w:semiHidden="0" w:uiPriority="69" w:unhideWhenUsed="0"/>
+    <w:lsdException w:name="Dark List" w:semiHidden="0" w:uiPriority="70" w:unhideWhenUsed="0"/>
+    <w:lsdException w:name="Colorful Shading" w:semiHidden="0" w:uiPriority="71" w:unhideWhenUsed="0"/>
+    <w:lsdException w:name="Colorful List" w:semiHidden="0" w:uiPriority="72" w:unhideWhenUsed="0"/>
+    <w:lsdException w:name="Colorful Grid" w:semiHidden="0" w:uiPriority="73" w:unhideWhenUsed="0"/>
+    <w:lsdException w:name="Light Shading Accent 1" w:semiHidden="0" w:uiPriority="60" w:unhideWhenUsed="0"/>
+    <w:lsdException w:name="Light List Accent 1" w:semiHidden="0" w:uiPriority="61" w:unhideWhenUsed="0"/>
+    <w:lsdException w:name="Light Grid Accent 1" w:semiHidden="0" w:uiPriority="62" w:unhideWhenUsed="0"/>
+    <w:lsdException w:name="Medium Shading 1 Accent 1" w:semiHidden="0" w:uiPriority="63" w:unhideWhenUsed="0"/>
+    <w:lsdException w:name="Medium Shading 2 Accent 1" w:semiHidden="0" w:uiPriority="64" w:unhideWhenUsed="0"/>
+    <w:lsdException w:name="Medium List 1 Accent 1" w:semiHidden="0" w:uiPriority="65" w:unhideWhenUsed="0"/>
+    <w:lsdException w:name="Revision" w:unhideWhenUsed="0"/>
+    <w:lsdException w:name="List Paragraph" w:semiHidden="0" w:uiPriority="34" w:unhideWhenUsed="0" w:qFormat="1"/>
+    <w:lsdException w:name="Quote" w:semiHidden="0" w:uiPriority="29" w:unhideWhenUsed="0" w:qFormat="1"/>
+    <w:lsdException w:name="Intense Quote" w:semiHidden="0" w:uiPriority="30" w:unhideWhenUsed="0" w:qFormat="1"/>
+    <w:lsdException w:name="Medium List 2 Accent 1" w:semiHidden="0" w:uiPriority="66" w:unhideWhenUsed="0"/>
+    <w:lsdException w:name="Medium Grid 1 Accent 1" w:semiHidden="0" w:uiPriority="67" w:unhideWhenUsed="0"/>
+    <w:lsdException w:name="Medium Grid 2 Accent 1" w:semiHidden="0" w:uiPriority="68" w:unhideWhenUsed="0"/>
+    <w:lsdException w:name="Medium Grid 3 Accent 1" w:semiHidden="0" w:uiPriority="69" w:unhideWhenUsed="0"/>
+    <w:lsdException w:name="Dark List Accent 1" w:semiHidden="0" w:uiPriority="70" w:unhideWhenUsed="0"/>
+    <w:lsdException w:name="Colorful Shading Accent 1" w:semiHidden="0" w:uiPriority="71" w:unhideWhenUsed="0"/>
+    <w:lsdException w:name="Colorful List Accent 1" w:semiHidden="0" w:uiPriority="72" w:unhideWhenUsed="0"/>
+    <w:lsdException w:name="Colorful Grid Accent 1" w:semiHidden="0" w:uiPriority="73" w:unhideWhenUsed="0"/>
+    <w:lsdException w:name="Light Shading Accent 2" w:semiHidden="0" w:uiPriority="60" w:unhideWhenUsed="0"/>
+    <w:lsdException w:name="Light List Accent 2" w:semiHidden="0" w:uiPriority="61" w:unhideWhenUsed="0"/>
+    <w:lsdException w:name="Light Grid Accent 2" w:semiHidden="0" w:uiPriority="62" w:unhideWhenUsed="0"/>
+    <w:lsdException w:name="Medium Shading 1 Accent 2" w:semiHidden="0" w:uiPriority="63" w:unhideWhenUsed="0"/>
+    <w:lsdException w:name="Medium Shading 2 Accent 2" w:semiHidden="0" w:uiPriority="64" w:unhideWhenUsed="0"/>
+    <w:lsdException w:name="Medium List 1 Accent 2" w:semiHidden="0" w:uiPriority="65" w:unhideWhenUsed="0"/>
+    <w:lsdException w:name="Medium List 2 Accent 2" w:semiHidden="0" w:uiPriority="66" w:unhideWhenUsed="0"/>
+    <w:lsdException w:name="Medium Grid 1 Accent 2" w:semiHidden="0" w:uiPriority="67" w:unhideWhenUsed="0"/>
+    <w:lsdException w:name="Medium Grid 2 Accent 2" w:semiHidden="0" w:uiPriority="68" w:unhideWhenUsed="0"/>
+    <w:lsdException w:name="Medium Grid 3 Accent 2" w:semiHidden="0" w:uiPriority="69" w:unhideWhenUsed="0"/>
+    <w:lsdException w:name="Dark List Accent 2" w:semiHidden="0" w:uiPriority="70" w:unhideWhenUsed="0"/>
+    <w:lsdException w:name="Colorful Shading Accent 2" w:semiHidden="0" w:uiPriority="71" w:unhideWhenUsed="0"/>
+    <w:lsdException w:name="Colorful List Accent 2" w:semiHidden="0" w:uiPriority="72" w:unhideWhenUsed="0"/>
+    <w:lsdException w:name="Colorful Grid Accent 2" w:semiHidden="0" w:uiPriority="73" w:unhideWhenUsed="0"/>
+    <w:lsdException w:name="Light Shading Accent 3" w:semiHidden="0" w:uiPriority="60" w:unhideWhenUsed="0"/>
+    <w:lsdException w:name="Light List Accent 3" w:semiHidden="0" w:uiPriority="61" w:unhideWhenUsed="0"/>
+    <w:lsdException w:name="Light Grid Accent 3" w:semiHidden="0" w:uiPriority="62" w:unhideWhenUsed="0"/>
+    <w:lsdException w:name="Medium Shading 1 Accent 3" w:semiHidden="0" w:uiPriority="63" w:unhideWhenUsed="0"/>
+    <w:lsdException w:name="Medium Shading 2 Accent 3" w:semiHidden="0" w:uiPriority="64" w:unhideWhenUsed="0"/>
+    <w:lsdException w:name="Medium List 1 Accent 3" w:semiHidden="0" w:uiPriority="65" w:unhideWhenUsed="0"/>
+    <w:lsdException w:name="Medium List 2 Accent 3" w:semiHidden="0" w:uiPriority="66" w:unhideWhenUsed="0"/>
+    <w:lsdException w:name="Medium Grid 1 Accent 3" w:semiHidden="0" w:uiPriority="67" w:unhideWhenUsed="0"/>
+    <w:lsdException w:name="Medium Grid 2 Accent 3" w:semiHidden="0" w:uiPriority="68" w:unhideWhenUsed="0"/>
+    <w:lsdException w:name="Medium Grid 3 Accent 3" w:semiHidden="0" w:uiPriority="69" w:unhideWhenUsed="0"/>
+    <w:lsdException w:name="Dark List Accent 3" w:semiHidden="0" w:uiPriority="70" w:unhideWhenUsed="0"/>
+    <w:lsdException w:name="Colorful Shading Accent 3" w:semiHidden="0" w:uiPriority="71" w:unhideWhenUsed="0"/>
+    <w:lsdException w:name="Colorful List Accent 3" w:semiHidden="0" w:uiPriority="72" w:unhideWhenUsed="0"/>
+    <w:lsdException w:name="Colorful Grid Accent 3" w:semiHidden="0" w:uiPriority="73" w:unhideWhenUsed="0"/>
+    <w:lsdException w:name="Light Shading Accent 4" w:semiHidden="0" w:uiPriority="60" w:unhideWhenUsed="0"/>
+    <w:lsdException w:name="Light List Accent 4" w:semiHidden="0" w:uiPriority="61" w:unhideWhenUsed="0"/>
+    <w:lsdException w:name="Light Grid Accent 4" w:semiHidden="0" w:uiPriority="62" w:unhideWhenUsed="0"/>
+    <w:lsdException w:name="Medium Shading 1 Accent 4" w:semiHidden="0" w:uiPriority="63" w:unhideWhenUsed="0"/>
+    <w:lsdException w:name="Medium Shading 2 Accent 4" w:semiHidden="0" w:uiPriority="64" w:unhideWhenUsed="0"/>
+    <w:lsdException w:name="Medium List 1 Accent 4" w:semiHidden="0" w:uiPriority="65" w:unhideWhenUsed="0"/>
+    <w:lsdException w:name="Medium List 2 Accent 4" w:semiHidden="0" w:uiPriority="66" w:unhideWhenUsed="0"/>
+    <w:lsdException w:name="Medium Grid 1 Accent 4" w:semiHidden="0" w:uiPriority="67" w:unhideWhenUsed="0"/>
+    <w:lsdException w:name="Medium Grid 2 Accent 4" w:semiHidden="0" w:uiPriority="68" w:unhideWhenUsed="0"/>
+    <w:lsdException w:name="Medium Grid 3 Accent 4" w:semiHidden="0" w:uiPriority="69" w:unhideWhenUsed="0"/>
+    <w:lsdException w:name="Dark List Accent 4" w:semiHidden="0" w:uiPriority="70" w:unhideWhenUsed="0"/>
+    <w:lsdException w:name="Colorful Shading Accent 4" w:semiHidden="0" w:uiPriority="71" w:unhideWhenUsed="0"/>
+    <w:lsdException w:name="Colorful List Accent 4" w:semiHidden="0" w:uiPriority="72" w:unhideWhenUsed="0"/>
+    <w:lsdException w:name="Colorful Grid Accent 4" w:semiHidden="0" w:uiPriority="73" w:unhideWhenUsed="0"/>
+    <w:lsdException w:name="Light Shading Accent 5" w:semiHidden="0" w:uiPriority="60" w:unhideWhenUsed="0"/>
+    <w:lsdException w:name="Light List Accent 5" w:semiHidden="0" w:uiPriority="61" w:unhideWhenUsed="0"/>
+    <w:lsdException w:name="Light Grid Accent 5" w:semiHidden="0" w:uiPriority="62" w:unhideWhenUsed="0"/>
+    <w:lsdException w:name="Medium Shading 1 Accent 5" w:semiHidden="0" w:uiPriority="63" w:unhideWhenUsed="0"/>
+    <w:lsdException w:name="Medium Shading 2 Accent 5" w:semiHidden="0" w:uiPriority="64" w:unhideWhenUsed="0"/>
+    <w:lsdException w:name="Medium List 1 Accent 5" w:semiHidden="0" w:uiPriority="65" w:unhideWhenUsed="0"/>
+    <w:lsdException w:name="Medium List 2 Accent 5" w:semiHidden="0" w:uiPriority="66" w:unhideWhenUsed="0"/>
+    <w:lsdException w:name="Medium Grid 1 Accent 5" w:semiHidden="0" w:uiPriority="67" w:unhideWhenUsed="0"/>
+    <w:lsdException w:name="Medium Grid 2 Accent 5" w:semiHidden="0" w:uiPriority="68" w:unhideWhenUsed="0"/>
+    <w:lsdException w:name="Medium Grid 3 Accent 5" w:semiHidden="0" w:uiPriority="69" w:unhideWhenUsed="0"/>
+    <w:lsdException w:name="Dark List Accent 5" w:semiHidden="0" w:uiPriority="70" w:unhideWhenUsed="0"/>
+    <w:lsdException w:name="Colorful Shading Accent 5" w:semiHidden="0" w:uiPriority="71" w:unhideWhenUsed="0"/>
+    <w:lsdException w:name="Colorful List Accent 5" w:semiHidden="0" w:uiPriority="72" w:unhideWhenUsed="0"/>
+    <w:lsdException w:name="Colorful Grid Accent 5" w:semiHidden="0" w:uiPriority="73" w:unhideWhenUsed="0"/>
+    <w:lsdException w:name="Light Shading Accent 6" w:semiHidden="0" w:uiPriority="60" w:unhideWhenUsed="0"/>
+    <w:lsdException w:name="Light List Accent 6" w:semiHidden="0" w:uiPriority="61" w:unhideWhenUsed="0"/>
+    <w:lsdException w:name="Light Grid Accent 6" w:semiHidden="0" w:uiPriority="62" w:unhideWhenUsed="0"/>
+    <w:lsdException w:name="Medium Shading 1 Accent 6" w:semiHidden="0" w:uiPriority="63" w:unhideWhenUsed="0"/>
+    <w:lsdException w:name="Medium Shading 2 Accent 6" w:semiHidden="0" w:uiPriority="64" w:unhideWhenUsed="0"/>
+    <w:lsdException w:name="Medium List 1 Accent 6" w:semiHidden="0" w:uiPriority="65" w:unhideWhenUsed="0"/>
+    <w:lsdException w:name="Medium List 2 Accent 6" w:semiHidden="0" w:uiPriority="66" w:unhideWhenUsed="0"/>
+    <w:lsdException w:name="Medium Grid 1 Accent 6" w:semiHidden="0" w:uiPriority="67" w:unhideWhenUsed="0"/>
+    <w:lsdException w:name="Medium Grid 2 Accent 6" w:semiHidden="0" w:uiPriority="68" w:unhideWhenUsed="0"/>
+    <w:lsdException w:name="Medium Grid 3 Accent 6" w:semiHidden="0" w:uiPriority="69" w:unhideWhenUsed="0"/>
+    <w:lsdException w:name="Dark List Accent 6" w:semiHidden="0" w:uiPriority="70" w:unhideWhenUsed="0"/>
+    <w:lsdException w:name="Colorful Shading Accent 6" w:semiHidden="0" w:uiPriority="71" w:unhideWhenUsed="0"/>
+    <w:lsdException w:name="Colorful List Accent 6" w:semiHidden="0" w:uiPriority="72" w:unhideWhenUsed="0"/>
+    <w:lsdException w:name="Colorful Grid Accent 6" w:semiHidden="0" w:uiPriority="73" w:unhideWhenUsed="0"/>
+    <w:lsdException w:name="Subtle Emphasis" w:semiHidden="0" w:uiPriority="19" w:unhideWhenUsed="0" w:qFormat="1"/>
+    <w:lsdException w:name="Intense Emphasis" w:semiHidden="0" w:uiPriority="21" w:unhideWhenUsed="0" w:qFormat="1"/>
+    <w:lsdException w:name="Subtle Reference" w:semiHidden="0" w:uiPriority="31" w:unhideWhenUsed="0" w:qFormat="1"/>
+    <w:lsdException w:name="Intense Reference" w:semiHidden="0" w:uiPriority="32" w:unhideWhenUsed="0" w:qFormat="1"/>
+    <w:lsdException w:name="Book Title" w:semiHidden="0" w:uiPriority="33" w:unhideWhenUsed="0" w:qFormat="1"/>
+    <w:lsdException w:name="Bibliography" w:uiPriority="37"/>
+    <w:lsdException w:name="TOC Heading" w:uiPriority="39" w:qFormat="1"/>
+  </w:latentStyles>
+  <w:style w:type="paragraph" w:default="1" w:styleId="Normal">
+    <w:name w:val="Normal"/>
+    <w:qFormat/>
+  </w:style>
+  <w:style w:type="character" w:default="1" w:styleId="Fontepargpadro">
+    <w:name w:val="Default Paragraph Font"/>
+    <w:uiPriority w:val="1"/>
+    <w:semiHidden/>
+    <w:unhideWhenUsed/>
+  </w:style>
+  <w:style w:type="table" w:default="1" w:styleId="Tabelanormal">
+    <w:name w:val="Normal Table"/>
+    <w:uiPriority w:val="99"/>
+    <w:semiHidden/>
+    <w:unhideWhenUsed/>
+    <w:qFormat/>
+    <w:tblPr>
+      <w:tblInd w:w="0" w:type="dxa"/>
+      <w:tblCellMar>
+        <w:top w:w="0" w:type="dxa"/>
+        <w:left w:w="108" w:type="dxa"/>
+        <w:bottom w:w="0" w:type="dxa"/>
+        <w:right w:w="108" w:type="dxa"/>
+      </w:tblCellMar>
+    </w:tblPr>
+  </w:style>
+  <w:style w:type="numbering" w:default="1" w:styleId="Semlista">
+    <w:name w:val="No List"/>
+    <w:uiPriority w:val="99"/>
+    <w:semiHidden/>
+    <w:unhideWhenUsed/>
+  </w:style>
+  <w:style w:type="character" w:styleId="TextodoEspaoReservado">
+    <w:name w:val="Placeholder Text"/>
+    <w:basedOn w:val="Fontepargpadro"/>
+    <w:uiPriority w:val="99"/>
+    <w:semiHidden/>
+    <w:rsid w:val="00915251"/>
+    <w:rPr>
+      <w:color w:val="808080"/>
+    </w:rPr>
+  </w:style>
+</w:styles>
+</file>
+
+<file path=word/glossary/webSettings.xml><?xml version="1.0" encoding="utf-8"?>
+<w:webSettings xmlns:r="http://schemas.openxmlformats.org/officeDocument/2006/relationships" xmlns:w="http://schemas.openxmlformats.org/wordprocessingml/2006/main">
+  <w:optimizeForBrowser/>
+</w:webSettings>
+</file>
+
 <file path=word/theme/theme1.xml><?xml version="1.0" encoding="utf-8"?>
 <a:theme xmlns:a="http://schemas.openxmlformats.org/drawingml/2006/main" name="Tema do Office">
   <a:themeElements>

--- a/Relatorio_Equipe_HeapSort.docx
+++ b/Relatorio_Equipe_HeapSort.docx
@@ -351,7 +351,7 @@
             </w:rPr>
             <w:fldChar w:fldCharType="separate"/>
           </w:r>
-          <w:hyperlink w:anchor="_Toc200357394" w:history="1">
+          <w:hyperlink w:anchor="_Toc200360940" w:history="1">
             <w:r>
               <w:rPr>
                 <w:rStyle w:val="Hyperlink"/>
@@ -374,23 +374,7 @@
                 <w:rFonts w:ascii="Times" w:hAnsi="Times" w:cs="Times"/>
                 <w:noProof/>
               </w:rPr>
-              <w:t>Intro</w:t>
-            </w:r>
-            <w:r>
-              <w:rPr>
-                <w:rStyle w:val="Hyperlink"/>
-                <w:rFonts w:ascii="Times" w:hAnsi="Times" w:cs="Times"/>
-                <w:noProof/>
-              </w:rPr>
-              <w:t>d</w:t>
-            </w:r>
-            <w:r>
-              <w:rPr>
-                <w:rStyle w:val="Hyperlink"/>
-                <w:rFonts w:ascii="Times" w:hAnsi="Times" w:cs="Times"/>
-                <w:noProof/>
-              </w:rPr>
-              <w:t>ução</w:t>
+              <w:t>Introdução</w:t>
             </w:r>
             <w:r>
               <w:rPr>
@@ -411,7 +395,7 @@
                 <w:noProof/>
                 <w:webHidden/>
               </w:rPr>
-              <w:instrText xml:space="preserve"> PAGEREF _Toc200357394 \h </w:instrText>
+              <w:instrText xml:space="preserve"> PAGEREF _Toc200360940 \h </w:instrText>
             </w:r>
             <w:r>
               <w:rPr>
@@ -454,7 +438,7 @@
               <w:lang w:eastAsia="pt-BR"/>
             </w:rPr>
           </w:pPr>
-          <w:hyperlink w:anchor="_Toc200357395" w:history="1">
+          <w:hyperlink w:anchor="_Toc200360941" w:history="1">
             <w:r>
               <w:rPr>
                 <w:rStyle w:val="Hyperlink"/>
@@ -482,7 +466,7 @@
                 <w:noProof/>
                 <w:webHidden/>
               </w:rPr>
-              <w:instrText xml:space="preserve"> PAGEREF _Toc200357395 \h </w:instrText>
+              <w:instrText xml:space="preserve"> PAGEREF _Toc200360941 \h </w:instrText>
             </w:r>
             <w:r>
               <w:rPr>
@@ -525,7 +509,7 @@
               <w:lang w:eastAsia="pt-BR"/>
             </w:rPr>
           </w:pPr>
-          <w:hyperlink w:anchor="_Toc200357396" w:history="1">
+          <w:hyperlink w:anchor="_Toc200360942" w:history="1">
             <w:r>
               <w:rPr>
                 <w:rStyle w:val="Hyperlink"/>
@@ -553,7 +537,7 @@
                 <w:noProof/>
                 <w:webHidden/>
               </w:rPr>
-              <w:instrText xml:space="preserve"> PAGEREF _Toc200357396 \h </w:instrText>
+              <w:instrText xml:space="preserve"> PAGEREF _Toc200360942 \h </w:instrText>
             </w:r>
             <w:r>
               <w:rPr>
@@ -573,7 +557,7 @@
                 <w:noProof/>
                 <w:webHidden/>
               </w:rPr>
-              <w:t>2</w:t>
+              <w:t>3</w:t>
             </w:r>
             <w:r>
               <w:rPr>
@@ -596,7 +580,7 @@
               <w:lang w:eastAsia="pt-BR"/>
             </w:rPr>
           </w:pPr>
-          <w:hyperlink w:anchor="_Toc200357397" w:history="1">
+          <w:hyperlink w:anchor="_Toc200360943" w:history="1">
             <w:r>
               <w:rPr>
                 <w:rStyle w:val="Hyperlink"/>
@@ -624,7 +608,7 @@
                 <w:noProof/>
                 <w:webHidden/>
               </w:rPr>
-              <w:instrText xml:space="preserve"> PAGEREF _Toc200357397 \h </w:instrText>
+              <w:instrText xml:space="preserve"> PAGEREF _Toc200360943 \h </w:instrText>
             </w:r>
             <w:r>
               <w:rPr>
@@ -644,7 +628,7 @@
                 <w:noProof/>
                 <w:webHidden/>
               </w:rPr>
-              <w:t>2</w:t>
+              <w:t>3</w:t>
             </w:r>
             <w:r>
               <w:rPr>
@@ -668,7 +652,7 @@
               <w:lang w:eastAsia="pt-BR"/>
             </w:rPr>
           </w:pPr>
-          <w:hyperlink w:anchor="_Toc200357398" w:history="1">
+          <w:hyperlink w:anchor="_Toc200360944" w:history="1">
             <w:r>
               <w:rPr>
                 <w:rStyle w:val="Hyperlink"/>
@@ -712,7 +696,7 @@
                 <w:noProof/>
                 <w:webHidden/>
               </w:rPr>
-              <w:instrText xml:space="preserve"> PAGEREF _Toc200357398 \h </w:instrText>
+              <w:instrText xml:space="preserve"> PAGEREF _Toc200360944 \h </w:instrText>
             </w:r>
             <w:r>
               <w:rPr>
@@ -732,7 +716,7 @@
                 <w:noProof/>
                 <w:webHidden/>
               </w:rPr>
-              <w:t>2</w:t>
+              <w:t>3</w:t>
             </w:r>
             <w:r>
               <w:rPr>
@@ -755,7 +739,7 @@
               <w:lang w:eastAsia="pt-BR"/>
             </w:rPr>
           </w:pPr>
-          <w:hyperlink w:anchor="_Toc200357399" w:history="1">
+          <w:hyperlink w:anchor="_Toc200360945" w:history="1">
             <w:r>
               <w:rPr>
                 <w:rStyle w:val="Hyperlink"/>
@@ -783,7 +767,7 @@
                 <w:noProof/>
                 <w:webHidden/>
               </w:rPr>
-              <w:instrText xml:space="preserve"> PAGEREF _Toc200357399 \h </w:instrText>
+              <w:instrText xml:space="preserve"> PAGEREF _Toc200360945 \h </w:instrText>
             </w:r>
             <w:r>
               <w:rPr>
@@ -803,7 +787,7 @@
                 <w:noProof/>
                 <w:webHidden/>
               </w:rPr>
-              <w:t>2</w:t>
+              <w:t>3</w:t>
             </w:r>
             <w:r>
               <w:rPr>
@@ -826,7 +810,7 @@
               <w:lang w:eastAsia="pt-BR"/>
             </w:rPr>
           </w:pPr>
-          <w:hyperlink w:anchor="_Toc200357400" w:history="1">
+          <w:hyperlink w:anchor="_Toc200360946" w:history="1">
             <w:r>
               <w:rPr>
                 <w:rStyle w:val="Hyperlink"/>
@@ -854,7 +838,7 @@
                 <w:noProof/>
                 <w:webHidden/>
               </w:rPr>
-              <w:instrText xml:space="preserve"> PAGEREF _Toc200357400 \h </w:instrText>
+              <w:instrText xml:space="preserve"> PAGEREF _Toc200360946 \h </w:instrText>
             </w:r>
             <w:r>
               <w:rPr>
@@ -874,7 +858,7 @@
                 <w:noProof/>
                 <w:webHidden/>
               </w:rPr>
-              <w:t>2</w:t>
+              <w:t>3</w:t>
             </w:r>
             <w:r>
               <w:rPr>
@@ -897,7 +881,7 @@
               <w:lang w:eastAsia="pt-BR"/>
             </w:rPr>
           </w:pPr>
-          <w:hyperlink w:anchor="_Toc200357401" w:history="1">
+          <w:hyperlink w:anchor="_Toc200360947" w:history="1">
             <w:r>
               <w:rPr>
                 <w:rStyle w:val="Hyperlink"/>
@@ -924,7 +908,7 @@
                 <w:noProof/>
                 <w:webHidden/>
               </w:rPr>
-              <w:instrText xml:space="preserve"> PAGEREF _Toc200357401 \h </w:instrText>
+              <w:instrText xml:space="preserve"> PAGEREF _Toc200360947 \h </w:instrText>
             </w:r>
             <w:r>
               <w:rPr>
@@ -944,7 +928,7 @@
                 <w:noProof/>
                 <w:webHidden/>
               </w:rPr>
-              <w:t>4</w:t>
+              <w:t>5</w:t>
             </w:r>
             <w:r>
               <w:rPr>
@@ -967,7 +951,7 @@
               <w:lang w:eastAsia="pt-BR"/>
             </w:rPr>
           </w:pPr>
-          <w:hyperlink w:anchor="_Toc200357402" w:history="1">
+          <w:hyperlink w:anchor="_Toc200360948" w:history="1">
             <w:r>
               <w:rPr>
                 <w:rStyle w:val="Hyperlink"/>
@@ -994,7 +978,7 @@
                 <w:noProof/>
                 <w:webHidden/>
               </w:rPr>
-              <w:instrText xml:space="preserve"> PAGEREF _Toc200357402 \h </w:instrText>
+              <w:instrText xml:space="preserve"> PAGEREF _Toc200360948 \h </w:instrText>
             </w:r>
             <w:r>
               <w:rPr>
@@ -1014,7 +998,7 @@
                 <w:noProof/>
                 <w:webHidden/>
               </w:rPr>
-              <w:t>5</w:t>
+              <w:t>6</w:t>
             </w:r>
             <w:r>
               <w:rPr>
@@ -1037,7 +1021,7 @@
               <w:lang w:eastAsia="pt-BR"/>
             </w:rPr>
           </w:pPr>
-          <w:hyperlink w:anchor="_Toc200357403" w:history="1">
+          <w:hyperlink w:anchor="_Toc200360949" w:history="1">
             <w:r>
               <w:rPr>
                 <w:rStyle w:val="Hyperlink"/>
@@ -1064,7 +1048,7 @@
                 <w:noProof/>
                 <w:webHidden/>
               </w:rPr>
-              <w:instrText xml:space="preserve"> PAGEREF _Toc200357403 \h </w:instrText>
+              <w:instrText xml:space="preserve"> PAGEREF _Toc200360949 \h </w:instrText>
             </w:r>
             <w:r>
               <w:rPr>
@@ -1084,7 +1068,7 @@
                 <w:noProof/>
                 <w:webHidden/>
               </w:rPr>
-              <w:t>5</w:t>
+              <w:t>6</w:t>
             </w:r>
             <w:r>
               <w:rPr>
@@ -1107,7 +1091,7 @@
               <w:lang w:eastAsia="pt-BR"/>
             </w:rPr>
           </w:pPr>
-          <w:hyperlink w:anchor="_Toc200357404" w:history="1">
+          <w:hyperlink w:anchor="_Toc200360950" w:history="1">
             <w:r>
               <w:rPr>
                 <w:rStyle w:val="Hyperlink"/>
@@ -1134,7 +1118,7 @@
                 <w:noProof/>
                 <w:webHidden/>
               </w:rPr>
-              <w:instrText xml:space="preserve"> PAGEREF _Toc200357404 \h </w:instrText>
+              <w:instrText xml:space="preserve"> PAGEREF _Toc200360950 \h </w:instrText>
             </w:r>
             <w:r>
               <w:rPr>
@@ -1154,7 +1138,7 @@
                 <w:noProof/>
                 <w:webHidden/>
               </w:rPr>
-              <w:t>5</w:t>
+              <w:t>6</w:t>
             </w:r>
             <w:r>
               <w:rPr>
@@ -1177,7 +1161,7 @@
               <w:lang w:eastAsia="pt-BR"/>
             </w:rPr>
           </w:pPr>
-          <w:hyperlink w:anchor="_Toc200357405" w:history="1">
+          <w:hyperlink w:anchor="_Toc200360951" w:history="1">
             <w:r>
               <w:rPr>
                 <w:rStyle w:val="Hyperlink"/>
@@ -1204,7 +1188,7 @@
                 <w:noProof/>
                 <w:webHidden/>
               </w:rPr>
-              <w:instrText xml:space="preserve"> PAGEREF _Toc200357405 \h </w:instrText>
+              <w:instrText xml:space="preserve"> PAGEREF _Toc200360951 \h </w:instrText>
             </w:r>
             <w:r>
               <w:rPr>
@@ -1224,7 +1208,7 @@
                 <w:noProof/>
                 <w:webHidden/>
               </w:rPr>
-              <w:t>5</w:t>
+              <w:t>6</w:t>
             </w:r>
             <w:r>
               <w:rPr>
@@ -1247,7 +1231,7 @@
               <w:lang w:eastAsia="pt-BR"/>
             </w:rPr>
           </w:pPr>
-          <w:hyperlink w:anchor="_Toc200357406" w:history="1">
+          <w:hyperlink w:anchor="_Toc200360952" w:history="1">
             <w:r>
               <w:rPr>
                 <w:rStyle w:val="Hyperlink"/>
@@ -1274,7 +1258,7 @@
                 <w:noProof/>
                 <w:webHidden/>
               </w:rPr>
-              <w:instrText xml:space="preserve"> PAGEREF _Toc200357406 \h </w:instrText>
+              <w:instrText xml:space="preserve"> PAGEREF _Toc200360952 \h </w:instrText>
             </w:r>
             <w:r>
               <w:rPr>
@@ -1294,7 +1278,7 @@
                 <w:noProof/>
                 <w:webHidden/>
               </w:rPr>
-              <w:t>5</w:t>
+              <w:t>6</w:t>
             </w:r>
             <w:r>
               <w:rPr>
@@ -1317,7 +1301,7 @@
               <w:lang w:eastAsia="pt-BR"/>
             </w:rPr>
           </w:pPr>
-          <w:hyperlink w:anchor="_Toc200357407" w:history="1">
+          <w:hyperlink w:anchor="_Toc200360953" w:history="1">
             <w:r>
               <w:rPr>
                 <w:rStyle w:val="Hyperlink"/>
@@ -1344,7 +1328,7 @@
                 <w:noProof/>
                 <w:webHidden/>
               </w:rPr>
-              <w:instrText xml:space="preserve"> PAGEREF _Toc200357407 \h </w:instrText>
+              <w:instrText xml:space="preserve"> PAGEREF _Toc200360953 \h </w:instrText>
             </w:r>
             <w:r>
               <w:rPr>
@@ -1364,7 +1348,7 @@
                 <w:noProof/>
                 <w:webHidden/>
               </w:rPr>
-              <w:t>5</w:t>
+              <w:t>6</w:t>
             </w:r>
             <w:r>
               <w:rPr>
@@ -1387,7 +1371,7 @@
               <w:lang w:eastAsia="pt-BR"/>
             </w:rPr>
           </w:pPr>
-          <w:hyperlink w:anchor="_Toc200357408" w:history="1">
+          <w:hyperlink w:anchor="_Toc200360954" w:history="1">
             <w:r>
               <w:rPr>
                 <w:rStyle w:val="Hyperlink"/>
@@ -1415,7 +1399,7 @@
                 <w:noProof/>
                 <w:webHidden/>
               </w:rPr>
-              <w:instrText xml:space="preserve"> PAGEREF _Toc200357408 \h </w:instrText>
+              <w:instrText xml:space="preserve"> PAGEREF _Toc200360954 \h </w:instrText>
             </w:r>
             <w:r>
               <w:rPr>
@@ -1435,7 +1419,7 @@
                 <w:noProof/>
                 <w:webHidden/>
               </w:rPr>
-              <w:t>5</w:t>
+              <w:t>6</w:t>
             </w:r>
             <w:r>
               <w:rPr>
@@ -1458,7 +1442,7 @@
               <w:lang w:eastAsia="pt-BR"/>
             </w:rPr>
           </w:pPr>
-          <w:hyperlink w:anchor="_Toc200357409" w:history="1">
+          <w:hyperlink w:anchor="_Toc200360955" w:history="1">
             <w:r>
               <w:rPr>
                 <w:rStyle w:val="Hyperlink"/>
@@ -1486,7 +1470,7 @@
                 <w:noProof/>
                 <w:webHidden/>
               </w:rPr>
-              <w:instrText xml:space="preserve"> PAGEREF _Toc200357409 \h </w:instrText>
+              <w:instrText xml:space="preserve"> PAGEREF _Toc200360955 \h </w:instrText>
             </w:r>
             <w:r>
               <w:rPr>
@@ -1506,7 +1490,7 @@
                 <w:noProof/>
                 <w:webHidden/>
               </w:rPr>
-              <w:t>5</w:t>
+              <w:t>6</w:t>
             </w:r>
             <w:r>
               <w:rPr>
@@ -1529,14 +1513,30 @@
               <w:lang w:eastAsia="pt-BR"/>
             </w:rPr>
           </w:pPr>
-          <w:hyperlink w:anchor="_Toc200357410" w:history="1">
+          <w:hyperlink w:anchor="_Toc200360956" w:history="1">
             <w:r>
               <w:rPr>
                 <w:rStyle w:val="Hyperlink"/>
                 <w:rFonts w:ascii="Times" w:hAnsi="Times" w:cs="Times"/>
                 <w:noProof/>
               </w:rPr>
-              <w:t>Exemplos de como o processo de ordenação acontece. - FALTA</w:t>
+              <w:t>Exemplos de como o p</w:t>
+            </w:r>
+            <w:r>
+              <w:rPr>
+                <w:rStyle w:val="Hyperlink"/>
+                <w:rFonts w:ascii="Times" w:hAnsi="Times" w:cs="Times"/>
+                <w:noProof/>
+              </w:rPr>
+              <w:t>r</w:t>
+            </w:r>
+            <w:r>
+              <w:rPr>
+                <w:rStyle w:val="Hyperlink"/>
+                <w:rFonts w:ascii="Times" w:hAnsi="Times" w:cs="Times"/>
+                <w:noProof/>
+              </w:rPr>
+              <w:t>ocesso de ordenação acontece. - FALTA</w:t>
             </w:r>
             <w:r>
               <w:rPr>
@@ -1557,7 +1557,7 @@
                 <w:noProof/>
                 <w:webHidden/>
               </w:rPr>
-              <w:instrText xml:space="preserve"> PAGEREF _Toc200357410 \h </w:instrText>
+              <w:instrText xml:space="preserve"> PAGEREF _Toc200360956 \h </w:instrText>
             </w:r>
             <w:r>
               <w:rPr>
@@ -1577,7 +1577,7 @@
                 <w:noProof/>
                 <w:webHidden/>
               </w:rPr>
-              <w:t>5</w:t>
+              <w:t>6</w:t>
             </w:r>
             <w:r>
               <w:rPr>
@@ -1601,7 +1601,7 @@
               <w:lang w:eastAsia="pt-BR"/>
             </w:rPr>
           </w:pPr>
-          <w:hyperlink w:anchor="_Toc200357411" w:history="1">
+          <w:hyperlink w:anchor="_Toc200360957" w:history="1">
             <w:r>
               <w:rPr>
                 <w:rStyle w:val="Hyperlink"/>
@@ -1645,7 +1645,7 @@
                 <w:noProof/>
                 <w:webHidden/>
               </w:rPr>
-              <w:instrText xml:space="preserve"> PAGEREF _Toc200357411 \h </w:instrText>
+              <w:instrText xml:space="preserve"> PAGEREF _Toc200360957 \h </w:instrText>
             </w:r>
             <w:r>
               <w:rPr>
@@ -1665,7 +1665,7 @@
                 <w:noProof/>
                 <w:webHidden/>
               </w:rPr>
-              <w:t>6</w:t>
+              <w:t>7</w:t>
             </w:r>
             <w:r>
               <w:rPr>
@@ -1688,7 +1688,7 @@
               <w:lang w:eastAsia="pt-BR"/>
             </w:rPr>
           </w:pPr>
-          <w:hyperlink w:anchor="_Toc200357412" w:history="1">
+          <w:hyperlink w:anchor="_Toc200360958" w:history="1">
             <w:r>
               <w:rPr>
                 <w:rStyle w:val="Hyperlink"/>
@@ -1715,7 +1715,7 @@
                 <w:noProof/>
                 <w:webHidden/>
               </w:rPr>
-              <w:instrText xml:space="preserve"> PAGEREF _Toc200357412 \h </w:instrText>
+              <w:instrText xml:space="preserve"> PAGEREF _Toc200360958 \h </w:instrText>
             </w:r>
             <w:r>
               <w:rPr>
@@ -1735,7 +1735,7 @@
                 <w:noProof/>
                 <w:webHidden/>
               </w:rPr>
-              <w:t>6</w:t>
+              <w:t>7</w:t>
             </w:r>
             <w:r>
               <w:rPr>
@@ -1758,7 +1758,7 @@
               <w:lang w:eastAsia="pt-BR"/>
             </w:rPr>
           </w:pPr>
-          <w:hyperlink w:anchor="_Toc200357413" w:history="1">
+          <w:hyperlink w:anchor="_Toc200360959" w:history="1">
             <w:r>
               <w:rPr>
                 <w:rStyle w:val="Hyperlink"/>
@@ -1785,7 +1785,7 @@
                 <w:noProof/>
                 <w:webHidden/>
               </w:rPr>
-              <w:instrText xml:space="preserve"> PAGEREF _Toc200357413 \h </w:instrText>
+              <w:instrText xml:space="preserve"> PAGEREF _Toc200360959 \h </w:instrText>
             </w:r>
             <w:r>
               <w:rPr>
@@ -1805,7 +1805,7 @@
                 <w:noProof/>
                 <w:webHidden/>
               </w:rPr>
-              <w:t>6</w:t>
+              <w:t>7</w:t>
             </w:r>
             <w:r>
               <w:rPr>
@@ -1828,7 +1828,7 @@
               <w:lang w:eastAsia="pt-BR"/>
             </w:rPr>
           </w:pPr>
-          <w:hyperlink w:anchor="_Toc200357414" w:history="1">
+          <w:hyperlink w:anchor="_Toc200360960" w:history="1">
             <w:r>
               <w:rPr>
                 <w:rStyle w:val="Hyperlink"/>
@@ -1855,7 +1855,7 @@
                 <w:noProof/>
                 <w:webHidden/>
               </w:rPr>
-              <w:instrText xml:space="preserve"> PAGEREF _Toc200357414 \h </w:instrText>
+              <w:instrText xml:space="preserve"> PAGEREF _Toc200360960 \h </w:instrText>
             </w:r>
             <w:r>
               <w:rPr>
@@ -1875,7 +1875,7 @@
                 <w:noProof/>
                 <w:webHidden/>
               </w:rPr>
-              <w:t>10</w:t>
+              <w:t>11</w:t>
             </w:r>
             <w:r>
               <w:rPr>
@@ -1898,7 +1898,7 @@
               <w:lang w:eastAsia="pt-BR"/>
             </w:rPr>
           </w:pPr>
-          <w:hyperlink w:anchor="_Toc200357415" w:history="1">
+          <w:hyperlink w:anchor="_Toc200360961" w:history="1">
             <w:r>
               <w:rPr>
                 <w:rStyle w:val="Hyperlink"/>
@@ -1925,7 +1925,7 @@
                 <w:noProof/>
                 <w:webHidden/>
               </w:rPr>
-              <w:instrText xml:space="preserve"> PAGEREF _Toc200357415 \h </w:instrText>
+              <w:instrText xml:space="preserve"> PAGEREF _Toc200360961 \h </w:instrText>
             </w:r>
             <w:r>
               <w:rPr>
@@ -1945,7 +1945,7 @@
                 <w:noProof/>
                 <w:webHidden/>
               </w:rPr>
-              <w:t>15</w:t>
+              <w:t>16</w:t>
             </w:r>
             <w:r>
               <w:rPr>
@@ -1968,7 +1968,7 @@
               <w:lang w:eastAsia="pt-BR"/>
             </w:rPr>
           </w:pPr>
-          <w:hyperlink w:anchor="_Toc200357416" w:history="1">
+          <w:hyperlink w:anchor="_Toc200360962" w:history="1">
             <w:r>
               <w:rPr>
                 <w:rStyle w:val="Hyperlink"/>
@@ -1995,7 +1995,7 @@
                 <w:noProof/>
                 <w:webHidden/>
               </w:rPr>
-              <w:instrText xml:space="preserve"> PAGEREF _Toc200357416 \h </w:instrText>
+              <w:instrText xml:space="preserve"> PAGEREF _Toc200360962 \h </w:instrText>
             </w:r>
             <w:r>
               <w:rPr>
@@ -2015,7 +2015,7 @@
                 <w:noProof/>
                 <w:webHidden/>
               </w:rPr>
-              <w:t>15</w:t>
+              <w:t>16</w:t>
             </w:r>
             <w:r>
               <w:rPr>
@@ -2038,7 +2038,7 @@
               <w:lang w:eastAsia="pt-BR"/>
             </w:rPr>
           </w:pPr>
-          <w:hyperlink w:anchor="_Toc200357417" w:history="1">
+          <w:hyperlink w:anchor="_Toc200360963" w:history="1">
             <w:r>
               <w:rPr>
                 <w:rStyle w:val="Hyperlink"/>
@@ -2065,7 +2065,7 @@
                 <w:noProof/>
                 <w:webHidden/>
               </w:rPr>
-              <w:instrText xml:space="preserve"> PAGEREF _Toc200357417 \h </w:instrText>
+              <w:instrText xml:space="preserve"> PAGEREF _Toc200360963 \h </w:instrText>
             </w:r>
             <w:r>
               <w:rPr>
@@ -2085,7 +2085,7 @@
                 <w:noProof/>
                 <w:webHidden/>
               </w:rPr>
-              <w:t>17</w:t>
+              <w:t>18</w:t>
             </w:r>
             <w:r>
               <w:rPr>
@@ -2108,7 +2108,7 @@
               <w:lang w:eastAsia="pt-BR"/>
             </w:rPr>
           </w:pPr>
-          <w:hyperlink w:anchor="_Toc200357418" w:history="1">
+          <w:hyperlink w:anchor="_Toc200360964" w:history="1">
             <w:r>
               <w:rPr>
                 <w:rStyle w:val="Hyperlink"/>
@@ -2135,7 +2135,7 @@
                 <w:noProof/>
                 <w:webHidden/>
               </w:rPr>
-              <w:instrText xml:space="preserve"> PAGEREF _Toc200357418 \h </w:instrText>
+              <w:instrText xml:space="preserve"> PAGEREF _Toc200360964 \h </w:instrText>
             </w:r>
             <w:r>
               <w:rPr>
@@ -2155,7 +2155,7 @@
                 <w:noProof/>
                 <w:webHidden/>
               </w:rPr>
-              <w:t>19</w:t>
+              <w:t>20</w:t>
             </w:r>
             <w:r>
               <w:rPr>
@@ -2178,7 +2178,7 @@
               <w:lang w:eastAsia="pt-BR"/>
             </w:rPr>
           </w:pPr>
-          <w:hyperlink w:anchor="_Toc200357419" w:history="1">
+          <w:hyperlink w:anchor="_Toc200360965" w:history="1">
             <w:r>
               <w:rPr>
                 <w:rStyle w:val="Hyperlink"/>
@@ -2206,7 +2206,7 @@
                 <w:noProof/>
                 <w:webHidden/>
               </w:rPr>
-              <w:instrText xml:space="preserve"> PAGEREF _Toc200357419 \h </w:instrText>
+              <w:instrText xml:space="preserve"> PAGEREF _Toc200360965 \h </w:instrText>
             </w:r>
             <w:r>
               <w:rPr>
@@ -2226,7 +2226,7 @@
                 <w:noProof/>
                 <w:webHidden/>
               </w:rPr>
-              <w:t>21</w:t>
+              <w:t>22</w:t>
             </w:r>
             <w:r>
               <w:rPr>
@@ -2249,7 +2249,7 @@
               <w:lang w:eastAsia="pt-BR"/>
             </w:rPr>
           </w:pPr>
-          <w:hyperlink w:anchor="_Toc200357420" w:history="1">
+          <w:hyperlink w:anchor="_Toc200360966" w:history="1">
             <w:r>
               <w:rPr>
                 <w:rStyle w:val="Hyperlink"/>
@@ -2276,7 +2276,7 @@
                 <w:noProof/>
                 <w:webHidden/>
               </w:rPr>
-              <w:instrText xml:space="preserve"> PAGEREF _Toc200357420 \h </w:instrText>
+              <w:instrText xml:space="preserve"> PAGEREF _Toc200360966 \h </w:instrText>
             </w:r>
             <w:r>
               <w:rPr>
@@ -2296,7 +2296,7 @@
                 <w:noProof/>
                 <w:webHidden/>
               </w:rPr>
-              <w:t>21</w:t>
+              <w:t>22</w:t>
             </w:r>
             <w:r>
               <w:rPr>
@@ -2319,7 +2319,7 @@
               <w:lang w:eastAsia="pt-BR"/>
             </w:rPr>
           </w:pPr>
-          <w:hyperlink w:anchor="_Toc200357421" w:history="1">
+          <w:hyperlink w:anchor="_Toc200360967" w:history="1">
             <w:r>
               <w:rPr>
                 <w:rStyle w:val="Hyperlink"/>
@@ -2346,7 +2346,7 @@
                 <w:noProof/>
                 <w:webHidden/>
               </w:rPr>
-              <w:instrText xml:space="preserve"> PAGEREF _Toc200357421 \h </w:instrText>
+              <w:instrText xml:space="preserve"> PAGEREF _Toc200360967 \h </w:instrText>
             </w:r>
             <w:r>
               <w:rPr>
@@ -2366,7 +2366,7 @@
                 <w:noProof/>
                 <w:webHidden/>
               </w:rPr>
-              <w:t>22</w:t>
+              <w:t>23</w:t>
             </w:r>
             <w:r>
               <w:rPr>
@@ -2390,7 +2390,7 @@
               <w:lang w:eastAsia="pt-BR"/>
             </w:rPr>
           </w:pPr>
-          <w:hyperlink w:anchor="_Toc200357422" w:history="1">
+          <w:hyperlink w:anchor="_Toc200360968" w:history="1">
             <w:r>
               <w:rPr>
                 <w:rStyle w:val="Hyperlink"/>
@@ -2434,7 +2434,7 @@
                 <w:noProof/>
                 <w:webHidden/>
               </w:rPr>
-              <w:instrText xml:space="preserve"> PAGEREF _Toc200357422 \h </w:instrText>
+              <w:instrText xml:space="preserve"> PAGEREF _Toc200360968 \h </w:instrText>
             </w:r>
             <w:r>
               <w:rPr>
@@ -2454,7 +2454,7 @@
                 <w:noProof/>
                 <w:webHidden/>
               </w:rPr>
-              <w:t>22</w:t>
+              <w:t>23</w:t>
             </w:r>
             <w:r>
               <w:rPr>
@@ -2477,7 +2477,7 @@
               <w:lang w:eastAsia="pt-BR"/>
             </w:rPr>
           </w:pPr>
-          <w:hyperlink w:anchor="_Toc200357423" w:history="1">
+          <w:hyperlink w:anchor="_Toc200360969" w:history="1">
             <w:r>
               <w:rPr>
                 <w:rStyle w:val="Hyperlink"/>
@@ -2505,7 +2505,7 @@
                 <w:noProof/>
                 <w:webHidden/>
               </w:rPr>
-              <w:instrText xml:space="preserve"> PAGEREF _Toc200357423 \h </w:instrText>
+              <w:instrText xml:space="preserve"> PAGEREF _Toc200360969 \h </w:instrText>
             </w:r>
             <w:r>
               <w:rPr>
@@ -2525,7 +2525,7 @@
                 <w:noProof/>
                 <w:webHidden/>
               </w:rPr>
-              <w:t>22</w:t>
+              <w:t>23</w:t>
             </w:r>
             <w:r>
               <w:rPr>
@@ -2548,7 +2548,7 @@
               <w:lang w:eastAsia="pt-BR"/>
             </w:rPr>
           </w:pPr>
-          <w:hyperlink w:anchor="_Toc200357424" w:history="1">
+          <w:hyperlink w:anchor="_Toc200360970" w:history="1">
             <w:r>
               <w:rPr>
                 <w:rStyle w:val="Hyperlink"/>
@@ -2576,7 +2576,7 @@
                 <w:noProof/>
                 <w:webHidden/>
               </w:rPr>
-              <w:instrText xml:space="preserve"> PAGEREF _Toc200357424 \h </w:instrText>
+              <w:instrText xml:space="preserve"> PAGEREF _Toc200360970 \h </w:instrText>
             </w:r>
             <w:r>
               <w:rPr>
@@ -2596,7 +2596,7 @@
                 <w:noProof/>
                 <w:webHidden/>
               </w:rPr>
-              <w:t>23</w:t>
+              <w:t>24</w:t>
             </w:r>
             <w:r>
               <w:rPr>
@@ -2620,7 +2620,7 @@
               <w:lang w:eastAsia="pt-BR"/>
             </w:rPr>
           </w:pPr>
-          <w:hyperlink w:anchor="_Toc200357425" w:history="1">
+          <w:hyperlink w:anchor="_Toc200360971" w:history="1">
             <w:r>
               <w:rPr>
                 <w:rStyle w:val="Hyperlink"/>
@@ -2664,7 +2664,7 @@
                 <w:noProof/>
                 <w:webHidden/>
               </w:rPr>
-              <w:instrText xml:space="preserve"> PAGEREF _Toc200357425 \h </w:instrText>
+              <w:instrText xml:space="preserve"> PAGEREF _Toc200360971 \h </w:instrText>
             </w:r>
             <w:r>
               <w:rPr>
@@ -2684,7 +2684,7 @@
                 <w:noProof/>
                 <w:webHidden/>
               </w:rPr>
-              <w:t>23</w:t>
+              <w:t>24</w:t>
             </w:r>
             <w:r>
               <w:rPr>
@@ -2740,7 +2740,7 @@
           <w:szCs w:val="24"/>
         </w:rPr>
       </w:pPr>
-      <w:bookmarkStart w:id="0" w:name="_Toc200357394"/>
+      <w:bookmarkStart w:id="0" w:name="_Toc200360940"/>
       <w:r>
         <w:rPr>
           <w:rFonts w:ascii="Times" w:hAnsi="Times" w:cs="Times"/>
@@ -2761,7 +2761,7 @@
           <w:szCs w:val="24"/>
         </w:rPr>
       </w:pPr>
-      <w:bookmarkStart w:id="1" w:name="_Toc200357395"/>
+      <w:bookmarkStart w:id="1" w:name="_Toc200360941"/>
       <w:r>
         <w:rPr>
           <w:rFonts w:ascii="Times" w:hAnsi="Times" w:cs="Times"/>
@@ -2771,6 +2771,375 @@
         <w:t>Descrição do problema de ordenação em memória primária,</w:t>
       </w:r>
       <w:bookmarkEnd w:id="1"/>
+    </w:p>
+    <w:p>
+      <w:pPr>
+        <w:pStyle w:val="NormalRelatorio"/>
+      </w:pPr>
+      <w:r>
+        <w:t xml:space="preserve"> </w:t>
+      </w:r>
+      <w:r>
+        <w:t xml:space="preserve">A memória RAM (Random Access Memory), é </w:t>
+      </w:r>
+      <w:r>
+        <w:t xml:space="preserve">por sua vez </w:t>
+      </w:r>
+      <w:r>
+        <w:t xml:space="preserve">utilizada </w:t>
+      </w:r>
+      <w:r>
+        <w:t>a fim de armazenar</w:t>
+      </w:r>
+      <w:r>
+        <w:t xml:space="preserve"> dados te</w:t>
+      </w:r>
+      <w:r>
+        <w:t xml:space="preserve">mporários enquanto </w:t>
+      </w:r>
+      <w:r>
+        <w:t>a CPU (Central Processing Unit)</w:t>
+      </w:r>
+      <w:r>
+        <w:t xml:space="preserve"> é executada</w:t>
+      </w:r>
+      <w:r>
+        <w:t xml:space="preserve">, </w:t>
+      </w:r>
+      <w:r>
+        <w:t>ela</w:t>
+      </w:r>
+      <w:r>
+        <w:t xml:space="preserve"> é </w:t>
+      </w:r>
+      <w:r>
+        <w:t xml:space="preserve">utilizada para garantir </w:t>
+      </w:r>
+      <w:r>
+        <w:t xml:space="preserve">acesso rápido a informações </w:t>
+      </w:r>
+      <w:r>
+        <w:t>baseando-se na execução de programas e processos executados n</w:t>
+      </w:r>
+      <w:r>
+        <w:t xml:space="preserve">o próprio sistema, </w:t>
+      </w:r>
+      <w:r>
+        <w:t>a sua função possui um problema existente em relação a sua ordenação de processos</w:t>
+      </w:r>
+      <w:r>
+        <w:t xml:space="preserve">, </w:t>
+      </w:r>
+      <w:r>
+        <w:t>quando</w:t>
+      </w:r>
+      <w:r>
+        <w:t xml:space="preserve"> ordenar arquivos ou dados </w:t>
+      </w:r>
+      <w:r>
+        <w:t xml:space="preserve">internos é </w:t>
+      </w:r>
+      <w:r>
+        <w:t>necessário</w:t>
+      </w:r>
+      <w:r>
+        <w:t>, pois fisicamente há um limite dentro da CPU, ao consider</w:t>
+      </w:r>
+      <w:r>
+        <w:t xml:space="preserve"> </w:t>
+      </w:r>
+      <w:r>
+        <w:t xml:space="preserve">o tempo </w:t>
+      </w:r>
+      <w:r>
+        <w:t>de comunicação e arm</w:t>
+      </w:r>
+      <w:r>
+        <w:t>azenamento de dados na RAM, ou durante o processamento da</w:t>
+      </w:r>
+      <w:r>
+        <w:t xml:space="preserve"> ordenação </w:t>
+      </w:r>
+      <w:r>
+        <w:t>com o auxílio do processador da placa-mãe.</w:t>
+      </w:r>
+    </w:p>
+    <w:p>
+      <w:pPr>
+        <w:pStyle w:val="NormalRelatorio"/>
+      </w:pPr>
+      <w:r>
+        <w:t>Tais limitações, apresentam</w:t>
+      </w:r>
+      <w:r>
+        <w:t xml:space="preserve"> problemas em aplicações dentro de sistemas, como </w:t>
+      </w:r>
+      <w:r>
+        <w:t>tanto no ramo comercial de componentes</w:t>
+      </w:r>
+      <w:r>
+        <w:t xml:space="preserve"> eletrônicos, onde </w:t>
+      </w:r>
+      <w:r>
+        <w:t>é plausível</w:t>
+      </w:r>
+      <w:r>
+        <w:t xml:space="preserve"> ordenar listas por popularidade</w:t>
+      </w:r>
+      <w:r>
+        <w:t xml:space="preserve"> alta</w:t>
+      </w:r>
+      <w:r>
+        <w:t xml:space="preserve"> ou preço</w:t>
+      </w:r>
+      <w:r>
+        <w:t xml:space="preserve"> alto</w:t>
+      </w:r>
+      <w:r>
+        <w:t xml:space="preserve">, e </w:t>
+      </w:r>
+      <w:r>
+        <w:t>dentro de</w:t>
+      </w:r>
+      <w:r>
+        <w:t xml:space="preserve"> um sistema operacional, para inicializar </w:t>
+      </w:r>
+      <w:r>
+        <w:t xml:space="preserve">os procedimentos na CPU, deve </w:t>
+      </w:r>
+      <w:r>
+        <w:t>haver uma ordem pa</w:t>
+      </w:r>
+      <w:r>
+        <w:t xml:space="preserve">ra inicializar os programas </w:t>
+      </w:r>
+      <w:r>
+        <w:t>mais import</w:t>
+      </w:r>
+      <w:r>
+        <w:t>antes</w:t>
+      </w:r>
+      <w:r>
+        <w:t xml:space="preserve">. Além disso, </w:t>
+      </w:r>
+      <w:r>
+        <w:t>a definição</w:t>
+      </w:r>
+      <w:r>
+        <w:t xml:space="preserve"> </w:t>
+      </w:r>
+      <w:r>
+        <w:t>d</w:t>
+      </w:r>
+      <w:r>
+        <w:t>o que está em primeiro</w:t>
+      </w:r>
+      <w:r>
+        <w:t>, segundo ou terceiro plano é estritamente necessária</w:t>
+      </w:r>
+      <w:r>
+        <w:t>.</w:t>
+      </w:r>
+    </w:p>
+    <w:p>
+      <w:pPr>
+        <w:pStyle w:val="NormalRelatorio"/>
+      </w:pPr>
+      <w:r>
+        <w:t>A fim de facilitar a resolução destes problemas específicos</w:t>
+      </w:r>
+      <w:r>
+        <w:t>,</w:t>
+      </w:r>
+      <w:r>
+        <w:t xml:space="preserve"> ao longo da história</w:t>
+      </w:r>
+      <w:r>
+        <w:t xml:space="preserve"> </w:t>
+      </w:r>
+      <w:r>
+        <w:t xml:space="preserve">engenheiros, cientistas de dados e </w:t>
+      </w:r>
+      <w:r>
+        <w:t>e</w:t>
+      </w:r>
+      <w:r>
+        <w:t>ntusiasta</w:t>
+      </w:r>
+      <w:r>
+        <w:t xml:space="preserve">s da computação criaram algoritmos </w:t>
+      </w:r>
+      <w:r>
+        <w:t>capazes de</w:t>
+      </w:r>
+      <w:r>
+        <w:t xml:space="preserve"> </w:t>
+      </w:r>
+      <w:r>
+        <w:t>auxili</w:t>
+      </w:r>
+      <w:r>
+        <w:t>ar</w:t>
+      </w:r>
+      <w:r>
+        <w:t xml:space="preserve"> e</w:t>
+      </w:r>
+      <w:r>
+        <w:t xml:space="preserve"> tornar eficientes </w:t>
+      </w:r>
+      <w:r>
+        <w:t>a manipulação e conceituação d</w:t>
+      </w:r>
+      <w:r>
+        <w:t xml:space="preserve">essas ordenações, como o algoritmo </w:t>
+      </w:r>
+      <w:r>
+        <w:t>Heapsort</w:t>
+      </w:r>
+      <w:r>
+        <w:t xml:space="preserve">, </w:t>
+      </w:r>
+      <w:r>
+        <w:t xml:space="preserve">foi </w:t>
+      </w:r>
+      <w:r>
+        <w:t>inicialmente conceituado e publicado</w:t>
+      </w:r>
+      <w:r>
+        <w:t xml:space="preserve"> por Robert W. Floyd em 1962 sob o nome Treesort </w:t>
+      </w:r>
+      <w:r>
+        <w:t xml:space="preserve">e posteriormente melhorado e nomeado como Treesort 3 </w:t>
+      </w:r>
+      <w:r>
+        <w:t xml:space="preserve">por </w:t>
+      </w:r>
+      <w:r>
+        <w:t xml:space="preserve">John William Joseph (Bill) Williams </w:t>
+      </w:r>
+      <w:r>
+        <w:t>em 1964</w:t>
+      </w:r>
+      <w:r>
+        <w:t>.</w:t>
+      </w:r>
+    </w:p>
+    <w:p>
+      <w:pPr>
+        <w:pStyle w:val="NormalRelatorio"/>
+        <w:keepNext/>
+        <w:jc w:val="center"/>
+      </w:pPr>
+      <w:r>
+        <w:rPr>
+          <w:noProof/>
+          <w:lang w:eastAsia="pt-BR"/>
+        </w:rPr>
+        <w:lastRenderedPageBreak/>
+        <w:drawing>
+          <wp:inline distT="0" distB="0" distL="0" distR="0">
+            <wp:extent cx="2223806" cy="3278603"/>
+            <wp:effectExtent l="19050" t="0" r="5044" b="0"/>
+            <wp:docPr id="7" name="Imagem 7"/>
+            <wp:cNvGraphicFramePr>
+              <a:graphicFrameLocks xmlns:a="http://schemas.openxmlformats.org/drawingml/2006/main" noChangeAspect="1"/>
+            </wp:cNvGraphicFramePr>
+            <a:graphic xmlns:a="http://schemas.openxmlformats.org/drawingml/2006/main">
+              <a:graphicData uri="http://schemas.openxmlformats.org/drawingml/2006/picture">
+                <pic:pic xmlns:pic="http://schemas.openxmlformats.org/drawingml/2006/picture">
+                  <pic:nvPicPr>
+                    <pic:cNvPr id="0" name="Picture 7"/>
+                    <pic:cNvPicPr>
+                      <a:picLocks noChangeAspect="1" noChangeArrowheads="1"/>
+                    </pic:cNvPicPr>
+                  </pic:nvPicPr>
+                  <pic:blipFill>
+                    <a:blip r:embed="rId8"/>
+                    <a:srcRect/>
+                    <a:stretch>
+                      <a:fillRect/>
+                    </a:stretch>
+                  </pic:blipFill>
+                  <pic:spPr bwMode="auto">
+                    <a:xfrm>
+                      <a:off x="0" y="0"/>
+                      <a:ext cx="2227170" cy="3283563"/>
+                    </a:xfrm>
+                    <a:prstGeom prst="rect">
+                      <a:avLst/>
+                    </a:prstGeom>
+                    <a:noFill/>
+                    <a:ln w="9525">
+                      <a:noFill/>
+                      <a:miter lim="800000"/>
+                      <a:headEnd/>
+                      <a:tailEnd/>
+                    </a:ln>
+                  </pic:spPr>
+                </pic:pic>
+              </a:graphicData>
+            </a:graphic>
+          </wp:inline>
+        </w:drawing>
+      </w:r>
+      <w:r>
+        <w:rPr>
+          <w:noProof/>
+          <w:lang w:eastAsia="pt-BR"/>
+        </w:rPr>
+        <w:t xml:space="preserve"> </w:t>
+      </w:r>
+      <w:r>
+        <w:rPr>
+          <w:noProof/>
+          <w:lang w:eastAsia="pt-BR"/>
+        </w:rPr>
+        <w:drawing>
+          <wp:inline distT="0" distB="0" distL="0" distR="0">
+            <wp:extent cx="2011680" cy="1851660"/>
+            <wp:effectExtent l="19050" t="0" r="7620" b="0"/>
+            <wp:docPr id="6" name="Imagem 4"/>
+            <wp:cNvGraphicFramePr>
+              <a:graphicFrameLocks xmlns:a="http://schemas.openxmlformats.org/drawingml/2006/main" noChangeAspect="1"/>
+            </wp:cNvGraphicFramePr>
+            <a:graphic xmlns:a="http://schemas.openxmlformats.org/drawingml/2006/main">
+              <a:graphicData uri="http://schemas.openxmlformats.org/drawingml/2006/picture">
+                <pic:pic xmlns:pic="http://schemas.openxmlformats.org/drawingml/2006/picture">
+                  <pic:nvPicPr>
+                    <pic:cNvPr id="0" name="Picture 4"/>
+                    <pic:cNvPicPr>
+                      <a:picLocks noChangeAspect="1" noChangeArrowheads="1"/>
+                    </pic:cNvPicPr>
+                  </pic:nvPicPr>
+                  <pic:blipFill>
+                    <a:blip r:embed="rId9"/>
+                    <a:srcRect/>
+                    <a:stretch>
+                      <a:fillRect/>
+                    </a:stretch>
+                  </pic:blipFill>
+                  <pic:spPr bwMode="auto">
+                    <a:xfrm>
+                      <a:off x="0" y="0"/>
+                      <a:ext cx="2011680" cy="1851660"/>
+                    </a:xfrm>
+                    <a:prstGeom prst="rect">
+                      <a:avLst/>
+                    </a:prstGeom>
+                    <a:noFill/>
+                    <a:ln w="9525">
+                      <a:noFill/>
+                      <a:miter lim="800000"/>
+                      <a:headEnd/>
+                      <a:tailEnd/>
+                    </a:ln>
+                  </pic:spPr>
+                </pic:pic>
+              </a:graphicData>
+            </a:graphic>
+          </wp:inline>
+        </w:drawing>
+      </w:r>
     </w:p>
     <w:p>
       <w:pPr>
@@ -2782,6 +3151,16 @@
           <w:szCs w:val="24"/>
         </w:rPr>
       </w:pPr>
+      <w:bookmarkStart w:id="2" w:name="_Toc200360942"/>
+      <w:r>
+        <w:rPr>
+          <w:rFonts w:ascii="Times" w:hAnsi="Times" w:cs="Times"/>
+          <w:sz w:val="24"/>
+          <w:szCs w:val="24"/>
+        </w:rPr>
+        <w:t>exemplos de aplicações onde o problema pode ser encontrado,</w:t>
+      </w:r>
+      <w:bookmarkEnd w:id="2"/>
       <w:r>
         <w:rPr>
           <w:rFonts w:ascii="Times" w:hAnsi="Times" w:cs="Times"/>
@@ -2801,24 +3180,6 @@
           <w:szCs w:val="24"/>
         </w:rPr>
       </w:pPr>
-      <w:bookmarkStart w:id="2" w:name="_Toc200357396"/>
-      <w:r>
-        <w:rPr>
-          <w:rFonts w:ascii="Times" w:hAnsi="Times" w:cs="Times"/>
-          <w:sz w:val="24"/>
-          <w:szCs w:val="24"/>
-        </w:rPr>
-        <w:t>exemplos de aplicações onde o problema pode ser encontrado,</w:t>
-      </w:r>
-      <w:bookmarkEnd w:id="2"/>
-      <w:r>
-        <w:rPr>
-          <w:rFonts w:ascii="Times" w:hAnsi="Times" w:cs="Times"/>
-          <w:sz w:val="24"/>
-          <w:szCs w:val="24"/>
-        </w:rPr>
-        <w:t xml:space="preserve"> </w:t>
-      </w:r>
     </w:p>
     <w:p>
       <w:pPr>
@@ -2830,18 +3191,7 @@
           <w:szCs w:val="24"/>
         </w:rPr>
       </w:pPr>
-    </w:p>
-    <w:p>
-      <w:pPr>
-        <w:pStyle w:val="Ttulo2"/>
-        <w:jc w:val="both"/>
-        <w:rPr>
-          <w:rFonts w:ascii="Times" w:hAnsi="Times" w:cs="Times"/>
-          <w:sz w:val="24"/>
-          <w:szCs w:val="24"/>
-        </w:rPr>
-      </w:pPr>
-      <w:bookmarkStart w:id="3" w:name="_Toc200357397"/>
+      <w:bookmarkStart w:id="3" w:name="_Toc200360943"/>
       <w:r>
         <w:rPr>
           <w:rFonts w:ascii="Times" w:hAnsi="Times" w:cs="Times"/>
@@ -2893,7 +3243,7 @@
           <w:szCs w:val="24"/>
         </w:rPr>
       </w:pPr>
-      <w:bookmarkStart w:id="4" w:name="_Toc200357398"/>
+      <w:bookmarkStart w:id="4" w:name="_Toc200360944"/>
       <w:r>
         <w:rPr>
           <w:rFonts w:ascii="Times" w:hAnsi="Times" w:cs="Times"/>
@@ -2938,7 +3288,7 @@
           <w:szCs w:val="24"/>
         </w:rPr>
       </w:pPr>
-      <w:bookmarkStart w:id="5" w:name="_Toc200357399"/>
+      <w:bookmarkStart w:id="5" w:name="_Toc200360945"/>
       <w:r>
         <w:rPr>
           <w:rFonts w:ascii="Times" w:hAnsi="Times" w:cs="Times"/>
@@ -3259,10 +3609,9 @@
           <w:sz w:val="24"/>
           <w:szCs w:val="24"/>
         </w:rPr>
-        <w:lastRenderedPageBreak/>
         <w:t xml:space="preserve"> </w:t>
       </w:r>
-      <w:bookmarkStart w:id="6" w:name="_Toc200357400"/>
+      <w:bookmarkStart w:id="6" w:name="_Toc200360946"/>
       <w:r>
         <w:rPr>
           <w:rFonts w:ascii="Times" w:hAnsi="Times" w:cs="Times"/>
@@ -3424,6 +3773,7 @@
           <w:sz w:val="24"/>
           <w:szCs w:val="24"/>
         </w:rPr>
+        <w:lastRenderedPageBreak/>
         <w:t>Para chegar a esse resultado, devemos considerar</w:t>
       </w:r>
       <w:r>
@@ -4796,6 +5146,7 @@
           <w:sz w:val="24"/>
           <w:szCs w:val="24"/>
         </w:rPr>
+        <w:lastRenderedPageBreak/>
         <w:t xml:space="preserve">O </w:t>
       </w:r>
       <w:r>
@@ -6015,7 +6366,7 @@
                     <pic:cNvPicPr/>
                   </pic:nvPicPr>
                   <pic:blipFill>
-                    <a:blip r:embed="rId8"/>
+                    <a:blip r:embed="rId10"/>
                     <a:srcRect r="12515"/>
                     <a:stretch>
                       <a:fillRect/>
@@ -6071,7 +6422,7 @@
                     <pic:cNvPicPr/>
                   </pic:nvPicPr>
                   <pic:blipFill>
-                    <a:blip r:embed="rId9"/>
+                    <a:blip r:embed="rId11"/>
                     <a:stretch>
                       <a:fillRect/>
                     </a:stretch>
@@ -6096,7 +6447,7 @@
       <w:pPr>
         <w:pStyle w:val="Titulo2Relatorio"/>
       </w:pPr>
-      <w:bookmarkStart w:id="7" w:name="_Toc200357401"/>
+      <w:bookmarkStart w:id="7" w:name="_Toc200360947"/>
       <w:r>
         <w:t xml:space="preserve">Melhores </w:t>
       </w:r>
@@ -6185,7 +6536,6 @@
           <w:sz w:val="24"/>
           <w:szCs w:val="24"/>
         </w:rPr>
-        <w:lastRenderedPageBreak/>
         <w:t>Implementação de filas de prioridade.</w:t>
       </w:r>
     </w:p>
@@ -6259,8 +6609,9 @@
       <w:pPr>
         <w:pStyle w:val="Titulo3Relatorio"/>
       </w:pPr>
-      <w:bookmarkStart w:id="8" w:name="_Toc200357402"/>
-      <w:r>
+      <w:bookmarkStart w:id="8" w:name="_Toc200360948"/>
+      <w:r>
+        <w:lastRenderedPageBreak/>
         <w:t>Aplicações com necessidade de garantia de tempo.</w:t>
       </w:r>
       <w:bookmarkEnd w:id="8"/>
@@ -6329,7 +6680,7 @@
       <w:pPr>
         <w:pStyle w:val="Titulo3Relatorio"/>
       </w:pPr>
-      <w:bookmarkStart w:id="9" w:name="_Toc200357403"/>
+      <w:bookmarkStart w:id="9" w:name="_Toc200360949"/>
       <w:r>
         <w:t>Ambientes com restrições de memória.</w:t>
       </w:r>
@@ -6395,37 +6746,46 @@
       <w:pPr>
         <w:pStyle w:val="Titulo3Relatorio"/>
       </w:pPr>
-      <w:bookmarkStart w:id="10" w:name="_Toc200357404"/>
+      <w:bookmarkStart w:id="10" w:name="_Toc200360950"/>
       <w:r>
         <w:t>Implementação de filas de prioridade.</w:t>
       </w:r>
       <w:bookmarkEnd w:id="10"/>
+      <w:r>
+        <w:t xml:space="preserve"> - F</w:t>
+      </w:r>
     </w:p>
     <w:p>
       <w:pPr>
         <w:pStyle w:val="Titulo3Relatorio"/>
       </w:pPr>
-      <w:bookmarkStart w:id="11" w:name="_Toc200357405"/>
+      <w:bookmarkStart w:id="11" w:name="_Toc200360951"/>
       <w:r>
         <w:t>Processamento de dados em fluxo</w:t>
       </w:r>
       <w:bookmarkEnd w:id="11"/>
+      <w:r>
+        <w:t xml:space="preserve"> - F</w:t>
+      </w:r>
     </w:p>
     <w:p>
       <w:pPr>
         <w:pStyle w:val="Titulo3Relatorio"/>
       </w:pPr>
-      <w:bookmarkStart w:id="12" w:name="_Toc200357406"/>
+      <w:bookmarkStart w:id="12" w:name="_Toc200360952"/>
       <w:r>
         <w:t>Sistemas críticos</w:t>
       </w:r>
       <w:bookmarkEnd w:id="12"/>
+      <w:r>
+        <w:t xml:space="preserve"> - F</w:t>
+      </w:r>
     </w:p>
     <w:p>
       <w:pPr>
         <w:pStyle w:val="Titulo3Relatorio"/>
       </w:pPr>
-      <w:bookmarkStart w:id="13" w:name="_Toc200357407"/>
+      <w:bookmarkStart w:id="13" w:name="_Toc200360953"/>
       <w:r>
         <w:t>Grandes volumes de dados</w:t>
       </w:r>
@@ -6473,7 +6833,7 @@
           <w:szCs w:val="24"/>
         </w:rPr>
       </w:pPr>
-      <w:bookmarkStart w:id="14" w:name="_Toc200357408"/>
+      <w:bookmarkStart w:id="14" w:name="_Toc200360954"/>
       <w:r>
         <w:rPr>
           <w:rFonts w:ascii="Times" w:hAnsi="Times" w:cs="Times"/>
@@ -6674,7 +7034,7 @@
           <w:szCs w:val="24"/>
         </w:rPr>
       </w:pPr>
-      <w:bookmarkStart w:id="15" w:name="_Toc200357409"/>
+      <w:bookmarkStart w:id="15" w:name="_Toc200360955"/>
       <w:r>
         <w:rPr>
           <w:rFonts w:ascii="Times" w:hAnsi="Times" w:cs="Times"/>
@@ -6954,30 +7314,366 @@
           <w:szCs w:val="24"/>
         </w:rPr>
       </w:pPr>
-      <w:bookmarkStart w:id="16" w:name="_Toc200357410"/>
-      <w:r>
-        <w:rPr>
-          <w:rFonts w:ascii="Times" w:hAnsi="Times" w:cs="Times"/>
-          <w:sz w:val="24"/>
-          <w:szCs w:val="24"/>
-        </w:rPr>
+      <w:bookmarkStart w:id="16" w:name="_Toc200360956"/>
+      <w:r>
+        <w:rPr>
+          <w:rFonts w:ascii="Times" w:hAnsi="Times" w:cs="Times"/>
+          <w:sz w:val="24"/>
+          <w:szCs w:val="24"/>
+        </w:rPr>
+        <w:t xml:space="preserve">Exemplos </w:t>
+      </w:r>
+      <w:r>
+        <w:rPr>
+          <w:rFonts w:ascii="Times" w:hAnsi="Times" w:cs="Times"/>
+          <w:sz w:val="24"/>
+          <w:szCs w:val="24"/>
+        </w:rPr>
+        <w:t>de Como O Processo d</w:t>
+      </w:r>
+      <w:r>
+        <w:rPr>
+          <w:rFonts w:ascii="Times" w:hAnsi="Times" w:cs="Times"/>
+          <w:sz w:val="24"/>
+          <w:szCs w:val="24"/>
+        </w:rPr>
+        <w:t>e Ordenação Acontece.</w:t>
+      </w:r>
+      <w:bookmarkEnd w:id="16"/>
+    </w:p>
+    <w:p>
+      <w:pPr>
+        <w:pStyle w:val="NormalRelatorio"/>
+      </w:pPr>
+      <w:r>
+        <w:t xml:space="preserve">O </w:t>
+      </w:r>
+      <w:r>
+        <w:rPr>
+          <w:b/>
+        </w:rPr>
+        <w:t>Heapsort</w:t>
+      </w:r>
+      <w:r>
+        <w:t xml:space="preserve"> </w:t>
+      </w:r>
+      <w:r>
+        <w:t>faz o uso de</w:t>
+      </w:r>
+      <w:r>
+        <w:t xml:space="preserve"> </w:t>
+      </w:r>
+      <w:r>
+        <w:t xml:space="preserve">uma estrutura de dados denominada como </w:t>
+      </w:r>
+      <w:r>
+        <w:rPr>
+          <w:i/>
+        </w:rPr>
+        <w:t>heap</w:t>
+      </w:r>
+      <w:r>
+        <w:t xml:space="preserve"> para ordenar os elementos a medida que os in</w:t>
+      </w:r>
+      <w:r>
+        <w:t>sere na estrutura. Assim, ao finalizar as inserções, este</w:t>
+      </w:r>
+      <w:r>
+        <w:t xml:space="preserve">s elementos podem ser sucessivamente removidos da raiz da </w:t>
+      </w:r>
+      <w:r>
+        <w:rPr>
+          <w:i/>
+        </w:rPr>
+        <w:t>heap</w:t>
+      </w:r>
+      <w:r>
+        <w:t>, na ordem desejada, sendo essencial</w:t>
+      </w:r>
+      <w:r>
+        <w:t>mente necessário</w:t>
+      </w:r>
+      <w:r>
+        <w:t xml:space="preserve"> que a propriedade </w:t>
+      </w:r>
+      <w:r>
+        <w:rPr>
+          <w:i/>
+        </w:rPr>
+        <w:t>max-heap</w:t>
+      </w:r>
+      <w:r>
+        <w:t xml:space="preserve"> seja mantida. </w:t>
+      </w:r>
+      <w:r>
+        <w:t>Tal medida,</w:t>
+      </w:r>
+      <w:r>
+        <w:t xml:space="preserve"> </w:t>
+      </w:r>
+      <w:r>
+        <w:t xml:space="preserve">faz com </w:t>
+      </w:r>
+      <w:r>
         <w:lastRenderedPageBreak/>
-        <w:t xml:space="preserve">Exemplos de como o processo de ordenação acontece. </w:t>
-      </w:r>
-      <w:r>
-        <w:rPr>
-          <w:rFonts w:ascii="Times" w:hAnsi="Times" w:cs="Times"/>
-          <w:sz w:val="24"/>
-          <w:szCs w:val="24"/>
-        </w:rPr>
-        <w:t>- FALTA</w:t>
-      </w:r>
-      <w:bookmarkEnd w:id="16"/>
+        <w:t>que esta propriedade garanta que o valor de todos os nós sejam</w:t>
+      </w:r>
+      <w:r>
+        <w:t xml:space="preserve"> menores que os de seus respectivos pais.</w:t>
+      </w:r>
+    </w:p>
+    <w:p>
+      <w:pPr>
+        <w:pStyle w:val="NormalRelatorio"/>
+        <w:ind w:firstLine="0"/>
+        <w:jc w:val="center"/>
+      </w:pPr>
+      <w:r>
+        <w:rPr>
+          <w:noProof/>
+          <w:lang w:eastAsia="pt-BR"/>
+        </w:rPr>
+        <w:drawing>
+          <wp:inline distT="0" distB="0" distL="0" distR="0">
+            <wp:extent cx="2727960" cy="2331647"/>
+            <wp:effectExtent l="19050" t="0" r="0" b="0"/>
+            <wp:docPr id="10" name="Imagem 10"/>
+            <wp:cNvGraphicFramePr>
+              <a:graphicFrameLocks xmlns:a="http://schemas.openxmlformats.org/drawingml/2006/main" noChangeAspect="1"/>
+            </wp:cNvGraphicFramePr>
+            <a:graphic xmlns:a="http://schemas.openxmlformats.org/drawingml/2006/main">
+              <a:graphicData uri="http://schemas.openxmlformats.org/drawingml/2006/picture">
+                <pic:pic xmlns:pic="http://schemas.openxmlformats.org/drawingml/2006/picture">
+                  <pic:nvPicPr>
+                    <pic:cNvPr id="0" name="Picture 10"/>
+                    <pic:cNvPicPr>
+                      <a:picLocks noChangeAspect="1" noChangeArrowheads="1"/>
+                    </pic:cNvPicPr>
+                  </pic:nvPicPr>
+                  <pic:blipFill>
+                    <a:blip r:embed="rId12"/>
+                    <a:srcRect/>
+                    <a:stretch>
+                      <a:fillRect/>
+                    </a:stretch>
+                  </pic:blipFill>
+                  <pic:spPr bwMode="auto">
+                    <a:xfrm>
+                      <a:off x="0" y="0"/>
+                      <a:ext cx="2731267" cy="2334473"/>
+                    </a:xfrm>
+                    <a:prstGeom prst="rect">
+                      <a:avLst/>
+                    </a:prstGeom>
+                    <a:noFill/>
+                    <a:ln w="9525">
+                      <a:noFill/>
+                      <a:miter lim="800000"/>
+                      <a:headEnd/>
+                      <a:tailEnd/>
+                    </a:ln>
+                  </pic:spPr>
+                </pic:pic>
+              </a:graphicData>
+            </a:graphic>
+          </wp:inline>
+        </w:drawing>
+      </w:r>
+    </w:p>
+    <w:p>
+      <w:pPr>
+        <w:pStyle w:val="NormalRelatorio"/>
+      </w:pPr>
+      <w:r>
+        <w:t xml:space="preserve">A estrutura </w:t>
+      </w:r>
+      <w:r>
+        <w:rPr>
+          <w:i/>
+        </w:rPr>
+        <w:t>heap</w:t>
+      </w:r>
+      <w:r>
+        <w:t xml:space="preserve"> pode ser representada</w:t>
+      </w:r>
+      <w:r>
+        <w:t>, tanto como uma árvore</w:t>
+      </w:r>
+      <w:r>
+        <w:t xml:space="preserve"> binária</w:t>
+      </w:r>
+      <w:r>
+        <w:t xml:space="preserve"> especial</w:t>
+      </w:r>
+      <w:r>
+        <w:t xml:space="preserve"> ou como um vetor. </w:t>
+      </w:r>
+      <w:r>
+        <w:t>Tais idealizações, podem ser visualizadas nas imagens a seguir</w:t>
+      </w:r>
+      <w:r>
+        <w:t>:</w:t>
+      </w:r>
     </w:p>
     <w:p>
       <w:pPr>
         <w:jc w:val="both"/>
       </w:pPr>
+      <w:r>
+        <w:rPr>
+          <w:noProof/>
+          <w:lang w:eastAsia="pt-BR"/>
+        </w:rPr>
+        <w:drawing>
+          <wp:inline distT="0" distB="0" distL="0" distR="0">
+            <wp:extent cx="6234649" cy="1888466"/>
+            <wp:effectExtent l="19050" t="0" r="0" b="0"/>
+            <wp:docPr id="9" name="Imagem 13"/>
+            <wp:cNvGraphicFramePr>
+              <a:graphicFrameLocks xmlns:a="http://schemas.openxmlformats.org/drawingml/2006/main" noChangeAspect="1"/>
+            </wp:cNvGraphicFramePr>
+            <a:graphic xmlns:a="http://schemas.openxmlformats.org/drawingml/2006/main">
+              <a:graphicData uri="http://schemas.openxmlformats.org/drawingml/2006/picture">
+                <pic:pic xmlns:pic="http://schemas.openxmlformats.org/drawingml/2006/picture">
+                  <pic:nvPicPr>
+                    <pic:cNvPr id="0" name="Picture 13"/>
+                    <pic:cNvPicPr>
+                      <a:picLocks noChangeAspect="1" noChangeArrowheads="1"/>
+                    </pic:cNvPicPr>
+                  </pic:nvPicPr>
+                  <pic:blipFill>
+                    <a:blip r:embed="rId13"/>
+                    <a:srcRect/>
+                    <a:stretch>
+                      <a:fillRect/>
+                    </a:stretch>
+                  </pic:blipFill>
+                  <pic:spPr bwMode="auto">
+                    <a:xfrm>
+                      <a:off x="0" y="0"/>
+                      <a:ext cx="6234649" cy="1888466"/>
+                    </a:xfrm>
+                    <a:prstGeom prst="rect">
+                      <a:avLst/>
+                    </a:prstGeom>
+                    <a:noFill/>
+                    <a:ln w="9525">
+                      <a:noFill/>
+                      <a:miter lim="800000"/>
+                      <a:headEnd/>
+                      <a:tailEnd/>
+                    </a:ln>
+                  </pic:spPr>
+                </pic:pic>
+              </a:graphicData>
+            </a:graphic>
+          </wp:inline>
+        </w:drawing>
+      </w:r>
+    </w:p>
+    <w:p>
+      <w:pPr>
+        <w:pStyle w:val="NormalRelatorio"/>
+      </w:pPr>
+      <w:r>
+        <w:t xml:space="preserve">Na abordagem em que o </w:t>
+      </w:r>
+      <w:r>
+        <w:rPr>
+          <w:i/>
+        </w:rPr>
+        <w:t>h</w:t>
+      </w:r>
+      <w:r>
+        <w:rPr>
+          <w:i/>
+        </w:rPr>
+        <w:t>eap</w:t>
+      </w:r>
+      <w:r>
+        <w:t xml:space="preserve"> é um vetor, pode</w:t>
+      </w:r>
+      <w:r>
+        <w:t>re</w:t>
+      </w:r>
+      <w:r>
+        <w:t>mos resumir o funcionamento do algoritmo ut</w:t>
+      </w:r>
+      <w:r>
+        <w:t>ilizando as seguintes considerações:</w:t>
+      </w:r>
+    </w:p>
+    <w:p>
+      <w:pPr>
+        <w:pStyle w:val="NormalRelatorio"/>
+      </w:pPr>
+      <w:r>
+        <w:t>1. Seleçã</w:t>
+      </w:r>
+      <w:r>
+        <w:t>o</w:t>
+      </w:r>
+      <w:r>
+        <w:t xml:space="preserve"> do</w:t>
+      </w:r>
+      <w:r>
+        <w:t xml:space="preserve"> menor item </w:t>
+      </w:r>
+      <w:r>
+        <w:t>presente n</w:t>
+      </w:r>
+      <w:r>
+        <w:t>o vetor.</w:t>
+      </w:r>
+    </w:p>
+    <w:p>
+      <w:pPr>
+        <w:pStyle w:val="NormalRelatorio"/>
+      </w:pPr>
+      <w:r>
+        <w:t xml:space="preserve">2. </w:t>
+      </w:r>
+      <w:r>
+        <w:t>Alterne-o</w:t>
+      </w:r>
+      <w:r>
+        <w:t xml:space="preserve"> com o ite</w:t>
+      </w:r>
+      <w:r>
+        <w:t xml:space="preserve">m da primeira posição do vetor (procedimento </w:t>
+      </w:r>
+      <w:r>
+        <w:rPr>
+          <w:i/>
+        </w:rPr>
+        <w:t>swap</w:t>
+      </w:r>
+      <w:r>
+        <w:t>).</w:t>
+      </w:r>
+    </w:p>
+    <w:p>
+      <w:pPr>
+        <w:pStyle w:val="NormalRelatorio"/>
+      </w:pPr>
+      <w:r>
+        <w:t>3. Repita estas operações com os (n – 1) itens restantes, depois com os (n – 2) itens, e assim sucessivamente</w:t>
+      </w:r>
+      <w:r>
+        <w:t xml:space="preserve"> (procedimento </w:t>
+      </w:r>
+      <w:r>
+        <w:rPr>
+          <w:i/>
+        </w:rPr>
+        <w:t>heapify</w:t>
+      </w:r>
+      <w:r>
+        <w:t>)</w:t>
+      </w:r>
+      <w:r>
+        <w:t>.</w:t>
+      </w:r>
     </w:p>
     <w:p>
       <w:pPr>
@@ -6993,7 +7689,7 @@
           <w:szCs w:val="24"/>
         </w:rPr>
       </w:pPr>
-      <w:bookmarkStart w:id="17" w:name="_Toc200357411"/>
+      <w:bookmarkStart w:id="17" w:name="_Toc200360957"/>
       <w:r>
         <w:rPr>
           <w:rFonts w:ascii="Times" w:hAnsi="Times" w:cs="Times"/>
@@ -7008,7 +7704,7 @@
       <w:pPr>
         <w:pStyle w:val="Titulo2Relatorio"/>
       </w:pPr>
-      <w:bookmarkStart w:id="18" w:name="_Toc200357412"/>
+      <w:bookmarkStart w:id="18" w:name="_Toc200360958"/>
       <w:r>
         <w:t>Detalhamento da implementação e decisões tomadas durante a construção do algoritmo.</w:t>
       </w:r>
@@ -7038,8 +7734,9 @@
       <w:pPr>
         <w:pStyle w:val="Titulo3Relatorio"/>
       </w:pPr>
-      <w:bookmarkStart w:id="19" w:name="_Toc200357413"/>
-      <w:r>
+      <w:bookmarkStart w:id="19" w:name="_Toc200360959"/>
+      <w:r>
+        <w:lastRenderedPageBreak/>
         <w:t>Algoritmo da obra Estrutura de Dados Usando C</w:t>
       </w:r>
       <w:bookmarkEnd w:id="19"/>
@@ -7881,157 +8578,157 @@
           <w:sz w:val="24"/>
           <w:szCs w:val="24"/>
         </w:rPr>
+        <w:t>Com isso, o</w:t>
+      </w:r>
+      <w:r>
+        <w:rPr>
+          <w:rFonts w:ascii="Times" w:eastAsiaTheme="minorEastAsia" w:hAnsi="Times" w:cs="Times"/>
+          <w:sz w:val="24"/>
+          <w:szCs w:val="24"/>
+        </w:rPr>
+        <w:t xml:space="preserve"> seguinte algoritmo </w:t>
+      </w:r>
+      <w:r>
+        <w:rPr>
+          <w:rFonts w:ascii="Times" w:eastAsiaTheme="minorEastAsia" w:hAnsi="Times" w:cs="Times"/>
+          <w:sz w:val="24"/>
+          <w:szCs w:val="24"/>
+        </w:rPr>
+        <w:t>foi</w:t>
+      </w:r>
+      <w:r>
+        <w:rPr>
+          <w:rFonts w:ascii="Times" w:eastAsiaTheme="minorEastAsia" w:hAnsi="Times" w:cs="Times"/>
+          <w:sz w:val="24"/>
+          <w:szCs w:val="24"/>
+        </w:rPr>
+        <w:t xml:space="preserve"> implementado:</w:t>
+      </w:r>
+    </w:p>
+    <w:p>
+      <w:pPr>
+        <w:jc w:val="both"/>
+        <w:rPr>
+          <w:rFonts w:ascii="Courier New" w:eastAsiaTheme="minorEastAsia" w:hAnsi="Courier New" w:cs="Courier New"/>
+          <w:sz w:val="16"/>
+          <w:szCs w:val="24"/>
+        </w:rPr>
+      </w:pPr>
+      <w:r>
+        <w:rPr>
+          <w:rFonts w:ascii="Courier New" w:eastAsiaTheme="minorEastAsia" w:hAnsi="Courier New" w:cs="Courier New"/>
+          <w:sz w:val="16"/>
+          <w:szCs w:val="24"/>
+        </w:rPr>
+        <w:t>void pqinsert(int dpq[], int k, int elt)</w:t>
+      </w:r>
+    </w:p>
+    <w:p>
+      <w:pPr>
+        <w:jc w:val="both"/>
+        <w:rPr>
+          <w:rFonts w:ascii="Courier New" w:eastAsiaTheme="minorEastAsia" w:hAnsi="Courier New" w:cs="Courier New"/>
+          <w:sz w:val="16"/>
+          <w:szCs w:val="24"/>
+        </w:rPr>
+      </w:pPr>
+      <w:r>
+        <w:rPr>
+          <w:rFonts w:ascii="Courier New" w:eastAsiaTheme="minorEastAsia" w:hAnsi="Courier New" w:cs="Courier New"/>
+          <w:sz w:val="16"/>
+          <w:szCs w:val="24"/>
+        </w:rPr>
+        <w:t>{</w:t>
+      </w:r>
+    </w:p>
+    <w:p>
+      <w:pPr>
+        <w:jc w:val="both"/>
+        <w:rPr>
+          <w:rFonts w:ascii="Courier New" w:eastAsiaTheme="minorEastAsia" w:hAnsi="Courier New" w:cs="Courier New"/>
+          <w:sz w:val="16"/>
+          <w:szCs w:val="24"/>
+        </w:rPr>
+      </w:pPr>
+      <w:r>
+        <w:rPr>
+          <w:rFonts w:ascii="Courier New" w:eastAsiaTheme="minorEastAsia" w:hAnsi="Courier New" w:cs="Courier New"/>
+          <w:sz w:val="16"/>
+          <w:szCs w:val="24"/>
+        </w:rPr>
+        <w:t xml:space="preserve">    int s = k;</w:t>
+      </w:r>
+    </w:p>
+    <w:p>
+      <w:pPr>
+        <w:jc w:val="both"/>
+        <w:rPr>
+          <w:rFonts w:ascii="Courier New" w:eastAsiaTheme="minorEastAsia" w:hAnsi="Courier New" w:cs="Courier New"/>
+          <w:sz w:val="16"/>
+          <w:szCs w:val="24"/>
+        </w:rPr>
+      </w:pPr>
+      <w:r>
+        <w:rPr>
+          <w:rFonts w:ascii="Courier New" w:eastAsiaTheme="minorEastAsia" w:hAnsi="Courier New" w:cs="Courier New"/>
+          <w:sz w:val="16"/>
+          <w:szCs w:val="24"/>
+        </w:rPr>
+        <w:t xml:space="preserve">    int f = (s - 1) / 2; /* f eh o pai de s */</w:t>
+      </w:r>
+    </w:p>
+    <w:p>
+      <w:pPr>
+        <w:jc w:val="both"/>
+        <w:rPr>
+          <w:rFonts w:ascii="Courier New" w:eastAsiaTheme="minorEastAsia" w:hAnsi="Courier New" w:cs="Courier New"/>
+          <w:sz w:val="16"/>
+          <w:szCs w:val="24"/>
+        </w:rPr>
+      </w:pPr>
+      <w:r>
+        <w:rPr>
+          <w:rFonts w:ascii="Courier New" w:eastAsiaTheme="minorEastAsia" w:hAnsi="Courier New" w:cs="Courier New"/>
+          <w:sz w:val="16"/>
+          <w:szCs w:val="24"/>
+        </w:rPr>
+        <w:t xml:space="preserve">    while (s &gt; 0 &amp;&amp; dpq[f] &lt; elt)</w:t>
+      </w:r>
+    </w:p>
+    <w:p>
+      <w:pPr>
+        <w:jc w:val="both"/>
+        <w:rPr>
+          <w:rFonts w:ascii="Courier New" w:eastAsiaTheme="minorEastAsia" w:hAnsi="Courier New" w:cs="Courier New"/>
+          <w:sz w:val="16"/>
+          <w:szCs w:val="24"/>
+        </w:rPr>
+      </w:pPr>
+      <w:r>
+        <w:rPr>
+          <w:rFonts w:ascii="Courier New" w:eastAsiaTheme="minorEastAsia" w:hAnsi="Courier New" w:cs="Courier New"/>
+          <w:sz w:val="16"/>
+          <w:szCs w:val="24"/>
+        </w:rPr>
+        <w:t xml:space="preserve">    {</w:t>
+      </w:r>
+    </w:p>
+    <w:p>
+      <w:pPr>
+        <w:jc w:val="both"/>
+        <w:rPr>
+          <w:rFonts w:ascii="Courier New" w:eastAsiaTheme="minorEastAsia" w:hAnsi="Courier New" w:cs="Courier New"/>
+          <w:sz w:val="16"/>
+          <w:szCs w:val="24"/>
+        </w:rPr>
+      </w:pPr>
+      <w:r>
+        <w:rPr>
+          <w:rFonts w:ascii="Courier New" w:eastAsiaTheme="minorEastAsia" w:hAnsi="Courier New" w:cs="Courier New"/>
+          <w:sz w:val="16"/>
+          <w:szCs w:val="24"/>
+        </w:rPr>
         <w:lastRenderedPageBreak/>
-        <w:t>Com isso, o</w:t>
-      </w:r>
-      <w:r>
-        <w:rPr>
-          <w:rFonts w:ascii="Times" w:eastAsiaTheme="minorEastAsia" w:hAnsi="Times" w:cs="Times"/>
-          <w:sz w:val="24"/>
-          <w:szCs w:val="24"/>
-        </w:rPr>
-        <w:t xml:space="preserve"> seguinte algoritmo </w:t>
-      </w:r>
-      <w:r>
-        <w:rPr>
-          <w:rFonts w:ascii="Times" w:eastAsiaTheme="minorEastAsia" w:hAnsi="Times" w:cs="Times"/>
-          <w:sz w:val="24"/>
-          <w:szCs w:val="24"/>
-        </w:rPr>
-        <w:t>foi</w:t>
-      </w:r>
-      <w:r>
-        <w:rPr>
-          <w:rFonts w:ascii="Times" w:eastAsiaTheme="minorEastAsia" w:hAnsi="Times" w:cs="Times"/>
-          <w:sz w:val="24"/>
-          <w:szCs w:val="24"/>
-        </w:rPr>
-        <w:t xml:space="preserve"> implementado:</w:t>
-      </w:r>
-    </w:p>
-    <w:p>
-      <w:pPr>
-        <w:jc w:val="both"/>
-        <w:rPr>
-          <w:rFonts w:ascii="Courier New" w:eastAsiaTheme="minorEastAsia" w:hAnsi="Courier New" w:cs="Courier New"/>
-          <w:sz w:val="16"/>
-          <w:szCs w:val="24"/>
-        </w:rPr>
-      </w:pPr>
-      <w:r>
-        <w:rPr>
-          <w:rFonts w:ascii="Courier New" w:eastAsiaTheme="minorEastAsia" w:hAnsi="Courier New" w:cs="Courier New"/>
-          <w:sz w:val="16"/>
-          <w:szCs w:val="24"/>
-        </w:rPr>
-        <w:t>void pqinsert(int dpq[], int k, int elt)</w:t>
-      </w:r>
-    </w:p>
-    <w:p>
-      <w:pPr>
-        <w:jc w:val="both"/>
-        <w:rPr>
-          <w:rFonts w:ascii="Courier New" w:eastAsiaTheme="minorEastAsia" w:hAnsi="Courier New" w:cs="Courier New"/>
-          <w:sz w:val="16"/>
-          <w:szCs w:val="24"/>
-        </w:rPr>
-      </w:pPr>
-      <w:r>
-        <w:rPr>
-          <w:rFonts w:ascii="Courier New" w:eastAsiaTheme="minorEastAsia" w:hAnsi="Courier New" w:cs="Courier New"/>
-          <w:sz w:val="16"/>
-          <w:szCs w:val="24"/>
-        </w:rPr>
-        <w:t>{</w:t>
-      </w:r>
-    </w:p>
-    <w:p>
-      <w:pPr>
-        <w:jc w:val="both"/>
-        <w:rPr>
-          <w:rFonts w:ascii="Courier New" w:eastAsiaTheme="minorEastAsia" w:hAnsi="Courier New" w:cs="Courier New"/>
-          <w:sz w:val="16"/>
-          <w:szCs w:val="24"/>
-        </w:rPr>
-      </w:pPr>
-      <w:r>
-        <w:rPr>
-          <w:rFonts w:ascii="Courier New" w:eastAsiaTheme="minorEastAsia" w:hAnsi="Courier New" w:cs="Courier New"/>
-          <w:sz w:val="16"/>
-          <w:szCs w:val="24"/>
-        </w:rPr>
-        <w:t xml:space="preserve">    int s = k;</w:t>
-      </w:r>
-    </w:p>
-    <w:p>
-      <w:pPr>
-        <w:jc w:val="both"/>
-        <w:rPr>
-          <w:rFonts w:ascii="Courier New" w:eastAsiaTheme="minorEastAsia" w:hAnsi="Courier New" w:cs="Courier New"/>
-          <w:sz w:val="16"/>
-          <w:szCs w:val="24"/>
-        </w:rPr>
-      </w:pPr>
-      <w:r>
-        <w:rPr>
-          <w:rFonts w:ascii="Courier New" w:eastAsiaTheme="minorEastAsia" w:hAnsi="Courier New" w:cs="Courier New"/>
-          <w:sz w:val="16"/>
-          <w:szCs w:val="24"/>
-        </w:rPr>
-        <w:t xml:space="preserve">    int f = (s - 1) / 2; /* f eh o pai de s */</w:t>
-      </w:r>
-    </w:p>
-    <w:p>
-      <w:pPr>
-        <w:jc w:val="both"/>
-        <w:rPr>
-          <w:rFonts w:ascii="Courier New" w:eastAsiaTheme="minorEastAsia" w:hAnsi="Courier New" w:cs="Courier New"/>
-          <w:sz w:val="16"/>
-          <w:szCs w:val="24"/>
-        </w:rPr>
-      </w:pPr>
-      <w:r>
-        <w:rPr>
-          <w:rFonts w:ascii="Courier New" w:eastAsiaTheme="minorEastAsia" w:hAnsi="Courier New" w:cs="Courier New"/>
-          <w:sz w:val="16"/>
-          <w:szCs w:val="24"/>
-        </w:rPr>
-        <w:t xml:space="preserve">    while (s &gt; 0 &amp;&amp; dpq[f] &lt; elt)</w:t>
-      </w:r>
-    </w:p>
-    <w:p>
-      <w:pPr>
-        <w:jc w:val="both"/>
-        <w:rPr>
-          <w:rFonts w:ascii="Courier New" w:eastAsiaTheme="minorEastAsia" w:hAnsi="Courier New" w:cs="Courier New"/>
-          <w:sz w:val="16"/>
-          <w:szCs w:val="24"/>
-        </w:rPr>
-      </w:pPr>
-      <w:r>
-        <w:rPr>
-          <w:rFonts w:ascii="Courier New" w:eastAsiaTheme="minorEastAsia" w:hAnsi="Courier New" w:cs="Courier New"/>
-          <w:sz w:val="16"/>
-          <w:szCs w:val="24"/>
-        </w:rPr>
-        <w:t xml:space="preserve">    {</w:t>
-      </w:r>
-    </w:p>
-    <w:p>
-      <w:pPr>
-        <w:jc w:val="both"/>
-        <w:rPr>
-          <w:rFonts w:ascii="Courier New" w:eastAsiaTheme="minorEastAsia" w:hAnsi="Courier New" w:cs="Courier New"/>
-          <w:sz w:val="16"/>
-          <w:szCs w:val="24"/>
-        </w:rPr>
-      </w:pPr>
-      <w:r>
-        <w:rPr>
-          <w:rFonts w:ascii="Courier New" w:eastAsiaTheme="minorEastAsia" w:hAnsi="Courier New" w:cs="Courier New"/>
-          <w:sz w:val="16"/>
-          <w:szCs w:val="24"/>
-        </w:rPr>
         <w:t xml:space="preserve">        dpq[s] = dpq[f];</w:t>
       </w:r>
     </w:p>
@@ -9389,7 +10086,6 @@
         <w:rPr>
           <w:sz w:val="16"/>
         </w:rPr>
-        <w:lastRenderedPageBreak/>
         <w:t xml:space="preserve">    dpq[0] = dpq[k - 1];</w:t>
       </w:r>
     </w:p>
@@ -9542,7 +10238,14 @@
         <w:rPr>
           <w:rFonts w:eastAsiaTheme="minorEastAsia"/>
         </w:rPr>
-        <w:t xml:space="preserve"> é constituída por três grupos elementares: a raiz dpq[p], subárvore esquerda </w:t>
+        <w:t xml:space="preserve"> é constituída por três grupos elementares: a raiz dpq[p], </w:t>
+      </w:r>
+      <w:r>
+        <w:rPr>
+          <w:rFonts w:eastAsiaTheme="minorEastAsia"/>
+        </w:rPr>
+        <w:lastRenderedPageBreak/>
+        <w:t xml:space="preserve">subárvore esquerda </w:t>
       </w:r>
       <w:r>
         <w:rPr>
@@ -10188,7 +10891,6 @@
         <w:rPr>
           <w:sz w:val="16"/>
         </w:rPr>
-        <w:lastRenderedPageBreak/>
         <w:t>}</w:t>
       </w:r>
     </w:p>
@@ -10444,6 +11146,7 @@
         <w:rPr>
           <w:sz w:val="16"/>
         </w:rPr>
+        <w:lastRenderedPageBreak/>
         <w:t>{</w:t>
       </w:r>
     </w:p>
@@ -11209,7 +11912,6 @@
         <w:rPr>
           <w:sz w:val="18"/>
         </w:rPr>
-        <w:lastRenderedPageBreak/>
         <w:t>{</w:t>
       </w:r>
     </w:p>
@@ -11695,7 +12397,7 @@
       <w:pPr>
         <w:pStyle w:val="Titulo3Relatorio"/>
       </w:pPr>
-      <w:bookmarkStart w:id="20" w:name="_Toc200357414"/>
+      <w:bookmarkStart w:id="20" w:name="_Toc200360960"/>
       <w:r>
         <w:t>Algoritmo do site Programmiz</w:t>
       </w:r>
@@ -11725,7 +12427,6 @@
           <w:sz w:val="24"/>
           <w:szCs w:val="24"/>
         </w:rPr>
-        <w:lastRenderedPageBreak/>
         <w:t>swap</w:t>
       </w:r>
     </w:p>
@@ -11902,6 +12603,7 @@
           <w:sz w:val="24"/>
           <w:szCs w:val="24"/>
         </w:rPr>
+        <w:lastRenderedPageBreak/>
         <w:t>Em seguida, dentro desse procedimento t</w:t>
       </w:r>
       <w:r>
@@ -12346,16 +13048,7 @@
           <w:sz w:val="24"/>
           <w:szCs w:val="24"/>
         </w:rPr>
-        <w:t xml:space="preserve"> e outra </w:t>
-      </w:r>
-      <w:r>
-        <w:rPr>
-          <w:rFonts w:ascii="Times" w:eastAsiaTheme="minorEastAsia" w:hAnsi="Times" w:cs="Times"/>
-          <w:sz w:val="24"/>
-          <w:szCs w:val="24"/>
-        </w:rPr>
-        <w:lastRenderedPageBreak/>
-        <w:t xml:space="preserve">variável do mesmo tipo para indicar o índice para garantir que a subárvore com raiz </w:t>
+        <w:t xml:space="preserve"> e outra variável do mesmo tipo para indicar o índice para garantir que a subárvore com raiz </w:t>
       </w:r>
       <m:oMath>
         <m:r>
@@ -12604,7 +13297,16 @@
           <w:sz w:val="24"/>
           <w:szCs w:val="24"/>
         </w:rPr>
-        <w:t xml:space="preserve"> Tais equações são necessárias para emergir a árvore, ou seja</w:t>
+        <w:t xml:space="preserve"> </w:t>
+      </w:r>
+      <w:r>
+        <w:rPr>
+          <w:rFonts w:ascii="Times" w:eastAsiaTheme="minorEastAsia" w:hAnsi="Times" w:cs="Times"/>
+          <w:sz w:val="24"/>
+          <w:szCs w:val="24"/>
+        </w:rPr>
+        <w:lastRenderedPageBreak/>
+        <w:t>Tais equações são necessárias para emergir a árvore, ou seja</w:t>
       </w:r>
       <w:r>
         <w:rPr>
@@ -13410,8 +14112,80 @@
         <w:rPr>
           <w:sz w:val="16"/>
         </w:rPr>
+        <w:t xml:space="preserve">    long valor_maximo, posicao_esq, posicao_dir;</w:t>
+      </w:r>
+    </w:p>
+    <w:p>
+      <w:pPr>
+        <w:pStyle w:val="Codigo"/>
+        <w:rPr>
+          <w:sz w:val="16"/>
+        </w:rPr>
+      </w:pPr>
+    </w:p>
+    <w:p>
+      <w:pPr>
+        <w:pStyle w:val="Codigo"/>
+        <w:rPr>
+          <w:sz w:val="16"/>
+        </w:rPr>
+      </w:pPr>
+      <w:r>
+        <w:rPr>
+          <w:sz w:val="16"/>
+        </w:rPr>
+        <w:t xml:space="preserve">    valor_maximo = i;</w:t>
+      </w:r>
+    </w:p>
+    <w:p>
+      <w:pPr>
+        <w:pStyle w:val="Codigo"/>
+        <w:rPr>
+          <w:sz w:val="16"/>
+        </w:rPr>
+      </w:pPr>
+      <w:r>
+        <w:rPr>
+          <w:sz w:val="16"/>
+        </w:rPr>
+        <w:t xml:space="preserve">    posicao_esq = 2 * i + 1;</w:t>
+      </w:r>
+    </w:p>
+    <w:p>
+      <w:pPr>
+        <w:pStyle w:val="Codigo"/>
+        <w:rPr>
+          <w:sz w:val="16"/>
+        </w:rPr>
+      </w:pPr>
+      <w:r>
+        <w:rPr>
+          <w:sz w:val="16"/>
+        </w:rPr>
+        <w:t xml:space="preserve">    posicao_dir = 2 * i + 2;</w:t>
+      </w:r>
+    </w:p>
+    <w:p>
+      <w:pPr>
+        <w:pStyle w:val="Codigo"/>
+        <w:rPr>
+          <w:sz w:val="16"/>
+        </w:rPr>
+      </w:pPr>
+    </w:p>
+    <w:p>
+      <w:pPr>
+        <w:pStyle w:val="Codigo"/>
+        <w:rPr>
+          <w:sz w:val="16"/>
+        </w:rPr>
+      </w:pPr>
+      <w:r>
+        <w:rPr>
+          <w:sz w:val="16"/>
+        </w:rPr>
         <w:lastRenderedPageBreak/>
-        <w:t xml:space="preserve">    long valor_maximo, posicao_esq, posicao_dir;</w:t>
+        <w:t xml:space="preserve">    //se o valor da posicao_esq existir/for menor que o tamanho do array(enesima posicao)</w:t>
       </w:r>
     </w:p>
     <w:p>
@@ -13421,6 +14195,12 @@
           <w:sz w:val="16"/>
         </w:rPr>
       </w:pPr>
+      <w:r>
+        <w:rPr>
+          <w:sz w:val="16"/>
+        </w:rPr>
+        <w:t xml:space="preserve">    //e for maior que a raiz do array</w:t>
+      </w:r>
     </w:p>
     <w:p>
       <w:pPr>
@@ -13433,7 +14213,7 @@
         <w:rPr>
           <w:sz w:val="16"/>
         </w:rPr>
-        <w:t xml:space="preserve">    valor_maximo = i;</w:t>
+        <w:t xml:space="preserve">    if (posicao_esq &lt; n &amp;&amp; arr[posicao_esq] &gt; arr[valor_maximo])</w:t>
       </w:r>
     </w:p>
     <w:p>
@@ -13443,12 +14223,6 @@
           <w:sz w:val="16"/>
         </w:rPr>
       </w:pPr>
-      <w:r>
-        <w:rPr>
-          <w:sz w:val="16"/>
-        </w:rPr>
-        <w:t xml:space="preserve">    posicao_esq = 2 * i + 1;</w:t>
-      </w:r>
     </w:p>
     <w:p>
       <w:pPr>
@@ -13461,7 +14235,7 @@
         <w:rPr>
           <w:sz w:val="16"/>
         </w:rPr>
-        <w:t xml:space="preserve">    posicao_dir = 2 * i + 2;</w:t>
+        <w:t xml:space="preserve">        //a raiz da arvore sera atualizada pelo valor da posicao_esq</w:t>
       </w:r>
     </w:p>
     <w:p>
@@ -13471,6 +14245,12 @@
           <w:sz w:val="16"/>
         </w:rPr>
       </w:pPr>
+      <w:r>
+        <w:rPr>
+          <w:sz w:val="16"/>
+        </w:rPr>
+        <w:t xml:space="preserve">        valor_maximo = posicao_esq;</w:t>
+      </w:r>
     </w:p>
     <w:p>
       <w:pPr>
@@ -13479,12 +14259,6 @@
           <w:sz w:val="16"/>
         </w:rPr>
       </w:pPr>
-      <w:r>
-        <w:rPr>
-          <w:sz w:val="16"/>
-        </w:rPr>
-        <w:t xml:space="preserve">    //se o valor da posicao_esq existir/for menor que o tamanho do array(enesima posicao)</w:t>
-      </w:r>
     </w:p>
     <w:p>
       <w:pPr>
@@ -13497,6 +14271,20 @@
         <w:rPr>
           <w:sz w:val="16"/>
         </w:rPr>
+        <w:t xml:space="preserve">    //se o valor da posicao_dir existir/for menor que enesima posicao/o tamanho do array</w:t>
+      </w:r>
+    </w:p>
+    <w:p>
+      <w:pPr>
+        <w:pStyle w:val="Codigo"/>
+        <w:rPr>
+          <w:sz w:val="16"/>
+        </w:rPr>
+      </w:pPr>
+      <w:r>
+        <w:rPr>
+          <w:sz w:val="16"/>
+        </w:rPr>
         <w:t xml:space="preserve">    //e for maior que a raiz do array</w:t>
       </w:r>
     </w:p>
@@ -13511,7 +14299,7 @@
         <w:rPr>
           <w:sz w:val="16"/>
         </w:rPr>
-        <w:t xml:space="preserve">    if (posicao_esq &lt; n &amp;&amp; arr[posicao_esq] &gt; arr[valor_maximo])</w:t>
+        <w:t xml:space="preserve">    if (posicao_dir &lt; n &amp;&amp; arr[posicao_dir] &gt; arr[valor_maximo])</w:t>
       </w:r>
     </w:p>
     <w:p>
@@ -13533,7 +14321,7 @@
         <w:rPr>
           <w:sz w:val="16"/>
         </w:rPr>
-        <w:t xml:space="preserve">        //a raiz da arvore sera atualizada pelo valor da posicao_esq</w:t>
+        <w:t xml:space="preserve">        //a raiz da arvore sera atualizada pelo valor da posicao_dir</w:t>
       </w:r>
     </w:p>
     <w:p>
@@ -13547,7 +14335,7 @@
         <w:rPr>
           <w:sz w:val="16"/>
         </w:rPr>
-        <w:t xml:space="preserve">        valor_maximo = posicao_esq;</w:t>
+        <w:t xml:space="preserve">        valor_maximo = posicao_dir;</w:t>
       </w:r>
     </w:p>
     <w:p>
@@ -13569,7 +14357,20 @@
         <w:rPr>
           <w:sz w:val="16"/>
         </w:rPr>
-        <w:t xml:space="preserve">    //se o valor da posicao_dir existir/for menor que enesima posicao/o tamanho do array</w:t>
+        <w:t xml:space="preserve">    //se a raiz nao for o maior elemento(valor_maximo), prosseguir com swap(alternancia) e </w:t>
+      </w:r>
+      <w:r>
+        <w:rPr>
+          <w:i/>
+          <w:sz w:val="16"/>
+        </w:rPr>
+        <w:t>heap</w:t>
+      </w:r>
+      <w:r>
+        <w:rPr>
+          <w:sz w:val="16"/>
+        </w:rPr>
+        <w:t>ify(filtragem).</w:t>
       </w:r>
     </w:p>
     <w:p>
@@ -13583,7 +14384,7 @@
         <w:rPr>
           <w:sz w:val="16"/>
         </w:rPr>
-        <w:t xml:space="preserve">    //e for maior que a raiz do array</w:t>
+        <w:t xml:space="preserve">    if (valor_maximo != i) {</w:t>
       </w:r>
     </w:p>
     <w:p>
@@ -13593,12 +14394,6 @@
           <w:sz w:val="16"/>
         </w:rPr>
       </w:pPr>
-      <w:r>
-        <w:rPr>
-          <w:sz w:val="16"/>
-        </w:rPr>
-        <w:t xml:space="preserve">    if (posicao_dir &lt; n &amp;&amp; arr[posicao_dir] &gt; arr[valor_maximo])</w:t>
-      </w:r>
     </w:p>
     <w:p>
       <w:pPr>
@@ -13607,6 +14402,12 @@
           <w:sz w:val="16"/>
         </w:rPr>
       </w:pPr>
+      <w:r>
+        <w:rPr>
+          <w:sz w:val="16"/>
+        </w:rPr>
+        <w:t xml:space="preserve">        //temp valera uma determinada posicao do array</w:t>
+      </w:r>
     </w:p>
     <w:p>
       <w:pPr>
@@ -13619,7 +14420,7 @@
         <w:rPr>
           <w:sz w:val="16"/>
         </w:rPr>
-        <w:t xml:space="preserve">        //a raiz da arvore sera atualizada pelo valor da posicao_dir</w:t>
+        <w:t xml:space="preserve">        temp = arr[i];</w:t>
       </w:r>
     </w:p>
     <w:p>
@@ -13629,12 +14430,6 @@
           <w:sz w:val="16"/>
         </w:rPr>
       </w:pPr>
-      <w:r>
-        <w:rPr>
-          <w:sz w:val="16"/>
-        </w:rPr>
-        <w:t xml:space="preserve">        valor_maximo = posicao_dir;</w:t>
-      </w:r>
     </w:p>
     <w:p>
       <w:pPr>
@@ -13643,6 +14438,12 @@
           <w:sz w:val="16"/>
         </w:rPr>
       </w:pPr>
+      <w:r>
+        <w:rPr>
+          <w:sz w:val="16"/>
+        </w:rPr>
+        <w:t xml:space="preserve">        //alternara essa determinada posicao do array com a raiz</w:t>
+      </w:r>
     </w:p>
     <w:p>
       <w:pPr>
@@ -13655,7 +14456,43 @@
         <w:rPr>
           <w:sz w:val="16"/>
         </w:rPr>
-        <w:t xml:space="preserve">    //se a raiz nao for o maior elemento(valor_maximo), prosseguir com swap(alternancia) e </w:t>
+        <w:t xml:space="preserve">        swap(&amp;arr[i], &amp;arr[valor_maximo]);</w:t>
+      </w:r>
+    </w:p>
+    <w:p>
+      <w:pPr>
+        <w:pStyle w:val="Codigo"/>
+        <w:rPr>
+          <w:sz w:val="16"/>
+        </w:rPr>
+      </w:pPr>
+    </w:p>
+    <w:p>
+      <w:pPr>
+        <w:pStyle w:val="Codigo"/>
+        <w:rPr>
+          <w:sz w:val="16"/>
+        </w:rPr>
+      </w:pPr>
+      <w:r>
+        <w:rPr>
+          <w:sz w:val="16"/>
+        </w:rPr>
+        <w:t xml:space="preserve">        //e passara o array, o seu tamanho e raiz para filtrar</w:t>
+      </w:r>
+    </w:p>
+    <w:p>
+      <w:pPr>
+        <w:pStyle w:val="Codigo"/>
+        <w:rPr>
+          <w:sz w:val="16"/>
+        </w:rPr>
+      </w:pPr>
+      <w:r>
+        <w:rPr>
+          <w:sz w:val="16"/>
+        </w:rPr>
+        <w:t xml:space="preserve">        </w:t>
       </w:r>
       <w:r>
         <w:rPr>
@@ -13668,7 +14505,7 @@
         <w:rPr>
           <w:sz w:val="16"/>
         </w:rPr>
-        <w:t>ify(filtragem).</w:t>
+        <w:t>ify(arr, n, valor_maximo);</w:t>
       </w:r>
     </w:p>
     <w:p>
@@ -13682,7 +14519,7 @@
         <w:rPr>
           <w:sz w:val="16"/>
         </w:rPr>
-        <w:t xml:space="preserve">    if (valor_maximo != i) {</w:t>
+        <w:t xml:space="preserve">    }</w:t>
       </w:r>
     </w:p>
     <w:p>
@@ -13692,146 +14529,10 @@
           <w:sz w:val="16"/>
         </w:rPr>
       </w:pPr>
-    </w:p>
-    <w:p>
-      <w:pPr>
-        <w:pStyle w:val="Codigo"/>
-        <w:rPr>
-          <w:sz w:val="16"/>
-        </w:rPr>
-      </w:pPr>
-      <w:r>
-        <w:rPr>
-          <w:sz w:val="16"/>
-        </w:rPr>
-        <w:t xml:space="preserve">        //temp valera uma determinada posicao do array</w:t>
-      </w:r>
-    </w:p>
-    <w:p>
-      <w:pPr>
-        <w:pStyle w:val="Codigo"/>
-        <w:rPr>
-          <w:sz w:val="16"/>
-        </w:rPr>
-      </w:pPr>
-      <w:r>
-        <w:rPr>
-          <w:sz w:val="16"/>
-        </w:rPr>
-        <w:t xml:space="preserve">        temp = arr[i];</w:t>
-      </w:r>
-    </w:p>
-    <w:p>
-      <w:pPr>
-        <w:pStyle w:val="Codigo"/>
-        <w:rPr>
-          <w:sz w:val="16"/>
-        </w:rPr>
-      </w:pPr>
-    </w:p>
-    <w:p>
-      <w:pPr>
-        <w:pStyle w:val="Codigo"/>
-        <w:rPr>
-          <w:sz w:val="16"/>
-        </w:rPr>
-      </w:pPr>
-      <w:r>
-        <w:rPr>
-          <w:sz w:val="16"/>
-        </w:rPr>
-        <w:t xml:space="preserve">        //alternara essa determinada posicao do array com a raiz</w:t>
-      </w:r>
-    </w:p>
-    <w:p>
-      <w:pPr>
-        <w:pStyle w:val="Codigo"/>
-        <w:rPr>
-          <w:sz w:val="16"/>
-        </w:rPr>
-      </w:pPr>
-      <w:r>
-        <w:rPr>
-          <w:sz w:val="16"/>
-        </w:rPr>
-        <w:t xml:space="preserve">        swap(&amp;arr[i], &amp;arr[valor_maximo]);</w:t>
-      </w:r>
-    </w:p>
-    <w:p>
-      <w:pPr>
-        <w:pStyle w:val="Codigo"/>
-        <w:rPr>
-          <w:sz w:val="16"/>
-        </w:rPr>
-      </w:pPr>
-    </w:p>
-    <w:p>
-      <w:pPr>
-        <w:pStyle w:val="Codigo"/>
-        <w:rPr>
-          <w:sz w:val="16"/>
-        </w:rPr>
-      </w:pPr>
-      <w:r>
-        <w:rPr>
-          <w:sz w:val="16"/>
-        </w:rPr>
-        <w:t xml:space="preserve">        //e passara o array, o seu tamanho e raiz para filtrar</w:t>
-      </w:r>
-    </w:p>
-    <w:p>
-      <w:pPr>
-        <w:pStyle w:val="Codigo"/>
-        <w:rPr>
-          <w:sz w:val="16"/>
-        </w:rPr>
-      </w:pPr>
-      <w:r>
-        <w:rPr>
-          <w:sz w:val="16"/>
-        </w:rPr>
-        <w:t xml:space="preserve">        </w:t>
-      </w:r>
-      <w:r>
-        <w:rPr>
-          <w:i/>
-          <w:sz w:val="16"/>
-        </w:rPr>
-        <w:t>heap</w:t>
-      </w:r>
-      <w:r>
-        <w:rPr>
-          <w:sz w:val="16"/>
-        </w:rPr>
-        <w:t>ify(arr, n, valor_maximo);</w:t>
-      </w:r>
-    </w:p>
-    <w:p>
-      <w:pPr>
-        <w:pStyle w:val="Codigo"/>
-        <w:rPr>
-          <w:sz w:val="16"/>
-        </w:rPr>
-      </w:pPr>
-      <w:r>
-        <w:rPr>
-          <w:sz w:val="16"/>
-        </w:rPr>
-        <w:t xml:space="preserve">    }</w:t>
-      </w:r>
-    </w:p>
-    <w:p>
-      <w:pPr>
-        <w:pStyle w:val="Codigo"/>
-        <w:rPr>
-          <w:sz w:val="16"/>
-        </w:rPr>
-      </w:pPr>
-      <w:r>
-        <w:rPr>
-          <w:sz w:val="16"/>
-        </w:rPr>
-        <w:lastRenderedPageBreak/>
+      <w:r>
+        <w:rPr>
+          <w:sz w:val="16"/>
+        </w:rPr>
         <w:t>}</w:t>
       </w:r>
     </w:p>
@@ -14039,7 +14740,14 @@
         <w:rPr>
           <w:rFonts w:eastAsiaTheme="minorEastAsia"/>
         </w:rPr>
-        <w:t xml:space="preserve"> / 2 – 1. Já em sua condição intermediária, o laço será executado enquanto </w:t>
+        <w:t xml:space="preserve"> / 2 – 1. Já em sua condição </w:t>
+      </w:r>
+      <w:r>
+        <w:rPr>
+          <w:rFonts w:eastAsiaTheme="minorEastAsia"/>
+        </w:rPr>
+        <w:lastRenderedPageBreak/>
+        <w:t xml:space="preserve">intermediária, o laço será executado enquanto </w:t>
       </w:r>
       <m:oMath>
         <m:r>
@@ -14917,111 +15625,111 @@
         <w:rPr>
           <w:sz w:val="16"/>
         </w:rPr>
+        <w:t xml:space="preserve">        //alternando a raiz com uma determinada posicao do array</w:t>
+      </w:r>
+    </w:p>
+    <w:p>
+      <w:pPr>
+        <w:pStyle w:val="Codigo"/>
+        <w:rPr>
+          <w:sz w:val="16"/>
+        </w:rPr>
+      </w:pPr>
+      <w:r>
+        <w:rPr>
+          <w:sz w:val="16"/>
+        </w:rPr>
+        <w:t xml:space="preserve">        swap(&amp;arr[0], &amp;arr[i]);</w:t>
+      </w:r>
+    </w:p>
+    <w:p>
+      <w:pPr>
+        <w:pStyle w:val="Codigo"/>
+        <w:rPr>
+          <w:sz w:val="16"/>
+        </w:rPr>
+      </w:pPr>
+    </w:p>
+    <w:p>
+      <w:pPr>
+        <w:pStyle w:val="Codigo"/>
+        <w:rPr>
+          <w:sz w:val="16"/>
+        </w:rPr>
+      </w:pPr>
+      <w:r>
+        <w:rPr>
+          <w:sz w:val="16"/>
+        </w:rPr>
+        <w:t xml:space="preserve">        //aplicando </w:t>
+      </w:r>
+      <w:r>
+        <w:rPr>
+          <w:i/>
+          <w:sz w:val="16"/>
+        </w:rPr>
+        <w:t>heap</w:t>
+      </w:r>
+      <w:r>
+        <w:rPr>
+          <w:sz w:val="16"/>
+        </w:rPr>
+        <w:t>ify na raiz para que o maior elemento volte para a raiz.</w:t>
+      </w:r>
+    </w:p>
+    <w:p>
+      <w:pPr>
+        <w:pStyle w:val="Codigo"/>
+        <w:rPr>
+          <w:sz w:val="16"/>
+        </w:rPr>
+      </w:pPr>
+      <w:r>
+        <w:rPr>
+          <w:sz w:val="16"/>
+        </w:rPr>
+        <w:t xml:space="preserve">        </w:t>
+      </w:r>
+      <w:r>
+        <w:rPr>
+          <w:i/>
+          <w:sz w:val="16"/>
+        </w:rPr>
+        <w:t>heap</w:t>
+      </w:r>
+      <w:r>
+        <w:rPr>
+          <w:sz w:val="16"/>
+        </w:rPr>
+        <w:t>ify(arr, i, 0);</w:t>
+      </w:r>
+    </w:p>
+    <w:p>
+      <w:pPr>
+        <w:pStyle w:val="Codigo"/>
+        <w:rPr>
+          <w:sz w:val="16"/>
+        </w:rPr>
+      </w:pPr>
+      <w:r>
+        <w:rPr>
+          <w:sz w:val="16"/>
+        </w:rPr>
+        <w:t xml:space="preserve">    }</w:t>
+      </w:r>
+    </w:p>
+    <w:p>
+      <w:pPr>
+        <w:pStyle w:val="Codigo"/>
+        <w:rPr>
+          <w:sz w:val="16"/>
+        </w:rPr>
+      </w:pPr>
+      <w:r>
+        <w:rPr>
+          <w:sz w:val="16"/>
+        </w:rPr>
         <w:lastRenderedPageBreak/>
-        <w:t xml:space="preserve">        //alternando a raiz com uma determinada posicao do array</w:t>
-      </w:r>
-    </w:p>
-    <w:p>
-      <w:pPr>
-        <w:pStyle w:val="Codigo"/>
-        <w:rPr>
-          <w:sz w:val="16"/>
-        </w:rPr>
-      </w:pPr>
-      <w:r>
-        <w:rPr>
-          <w:sz w:val="16"/>
-        </w:rPr>
-        <w:t xml:space="preserve">        swap(&amp;arr[0], &amp;arr[i]);</w:t>
-      </w:r>
-    </w:p>
-    <w:p>
-      <w:pPr>
-        <w:pStyle w:val="Codigo"/>
-        <w:rPr>
-          <w:sz w:val="16"/>
-        </w:rPr>
-      </w:pPr>
-    </w:p>
-    <w:p>
-      <w:pPr>
-        <w:pStyle w:val="Codigo"/>
-        <w:rPr>
-          <w:sz w:val="16"/>
-        </w:rPr>
-      </w:pPr>
-      <w:r>
-        <w:rPr>
-          <w:sz w:val="16"/>
-        </w:rPr>
-        <w:t xml:space="preserve">        //aplicando </w:t>
-      </w:r>
-      <w:r>
-        <w:rPr>
-          <w:i/>
-          <w:sz w:val="16"/>
-        </w:rPr>
-        <w:t>heap</w:t>
-      </w:r>
-      <w:r>
-        <w:rPr>
-          <w:sz w:val="16"/>
-        </w:rPr>
-        <w:t>ify na raiz para que o maior elemento volte para a raiz.</w:t>
-      </w:r>
-    </w:p>
-    <w:p>
-      <w:pPr>
-        <w:pStyle w:val="Codigo"/>
-        <w:rPr>
-          <w:sz w:val="16"/>
-        </w:rPr>
-      </w:pPr>
-      <w:r>
-        <w:rPr>
-          <w:sz w:val="16"/>
-        </w:rPr>
-        <w:t xml:space="preserve">        </w:t>
-      </w:r>
-      <w:r>
-        <w:rPr>
-          <w:i/>
-          <w:sz w:val="16"/>
-        </w:rPr>
-        <w:t>heap</w:t>
-      </w:r>
-      <w:r>
-        <w:rPr>
-          <w:sz w:val="16"/>
-        </w:rPr>
-        <w:t>ify(arr, i, 0);</w:t>
-      </w:r>
-    </w:p>
-    <w:p>
-      <w:pPr>
-        <w:pStyle w:val="Codigo"/>
-        <w:rPr>
-          <w:sz w:val="16"/>
-        </w:rPr>
-      </w:pPr>
-      <w:r>
-        <w:rPr>
-          <w:sz w:val="16"/>
-        </w:rPr>
-        <w:t xml:space="preserve">    }</w:t>
-      </w:r>
-    </w:p>
-    <w:p>
-      <w:pPr>
-        <w:pStyle w:val="Codigo"/>
-        <w:rPr>
-          <w:sz w:val="16"/>
-        </w:rPr>
-      </w:pPr>
-      <w:r>
-        <w:rPr>
-          <w:sz w:val="16"/>
-        </w:rPr>
         <w:t>}</w:t>
       </w:r>
     </w:p>
@@ -15034,7 +15742,7 @@
       <w:pPr>
         <w:pStyle w:val="Titulo2Relatorio"/>
       </w:pPr>
-      <w:bookmarkStart w:id="21" w:name="_Toc200357415"/>
+      <w:bookmarkStart w:id="21" w:name="_Toc200360961"/>
       <w:r>
         <w:t>R</w:t>
       </w:r>
@@ -15104,7 +15812,7 @@
       <w:pPr>
         <w:pStyle w:val="Titulo3Relatorio"/>
       </w:pPr>
-      <w:bookmarkStart w:id="22" w:name="_Toc200357416"/>
+      <w:bookmarkStart w:id="22" w:name="_Toc200360962"/>
       <w:r>
         <w:t>Ordered Input</w:t>
       </w:r>
@@ -15180,7 +15888,6 @@
           <w:noProof/>
           <w:lang w:eastAsia="pt-BR"/>
         </w:rPr>
-        <w:lastRenderedPageBreak/>
         <w:drawing>
           <wp:inline distT="0" distB="0" distL="0" distR="0">
             <wp:extent cx="4138019" cy="3917020"/>
@@ -15197,7 +15904,7 @@
                     <pic:cNvPicPr/>
                   </pic:nvPicPr>
                   <pic:blipFill>
-                    <a:blip r:embed="rId10"/>
+                    <a:blip r:embed="rId14"/>
                     <a:stretch>
                       <a:fillRect/>
                     </a:stretch>
@@ -15400,7 +16107,11 @@
         <w:t>.</w:t>
       </w:r>
       <w:r>
-        <w:t xml:space="preserve"> Atuando de forma mais efetiva </w:t>
+        <w:t xml:space="preserve"> Atuando de forma </w:t>
+      </w:r>
+      <w:r>
+        <w:lastRenderedPageBreak/>
+        <w:t xml:space="preserve">mais efetiva </w:t>
       </w:r>
       <w:r>
         <w:t>quanto a</w:t>
@@ -15526,7 +16237,6 @@
           <w:noProof/>
           <w:lang w:eastAsia="pt-BR"/>
         </w:rPr>
-        <w:lastRenderedPageBreak/>
         <w:drawing>
           <wp:inline distT="0" distB="0" distL="0" distR="0">
             <wp:extent cx="5731510" cy="3683000"/>
@@ -15543,7 +16253,7 @@
                     <pic:cNvPicPr/>
                   </pic:nvPicPr>
                   <pic:blipFill>
-                    <a:blip r:embed="rId11"/>
+                    <a:blip r:embed="rId15"/>
                     <a:stretch>
                       <a:fillRect/>
                     </a:stretch>
@@ -15573,7 +16283,7 @@
       <w:pPr>
         <w:pStyle w:val="Titulo3Relatorio"/>
       </w:pPr>
-      <w:bookmarkStart w:id="23" w:name="_Toc200357417"/>
+      <w:bookmarkStart w:id="23" w:name="_Toc200360963"/>
       <w:r>
         <w:t>Reverse Ordered Input</w:t>
       </w:r>
@@ -15663,7 +16373,7 @@
                     <pic:cNvPicPr/>
                   </pic:nvPicPr>
                   <pic:blipFill>
-                    <a:blip r:embed="rId12"/>
+                    <a:blip r:embed="rId16"/>
                     <a:stretch>
                       <a:fillRect/>
                     </a:stretch>
@@ -15974,7 +16684,7 @@
                     <pic:cNvPicPr/>
                   </pic:nvPicPr>
                   <pic:blipFill>
-                    <a:blip r:embed="rId13"/>
+                    <a:blip r:embed="rId17"/>
                     <a:stretch>
                       <a:fillRect/>
                     </a:stretch>
@@ -15999,7 +16709,7 @@
       <w:pPr>
         <w:pStyle w:val="Titulo3Relatorio"/>
       </w:pPr>
-      <w:bookmarkStart w:id="24" w:name="_Toc200357418"/>
+      <w:bookmarkStart w:id="24" w:name="_Toc200360964"/>
       <w:r>
         <w:t>Uniform Input</w:t>
       </w:r>
@@ -16089,7 +16799,7 @@
                     <pic:cNvPicPr/>
                   </pic:nvPicPr>
                   <pic:blipFill>
-                    <a:blip r:embed="rId14"/>
+                    <a:blip r:embed="rId18"/>
                     <a:stretch>
                       <a:fillRect/>
                     </a:stretch>
@@ -16402,7 +17112,7 @@
                     <pic:cNvPicPr/>
                   </pic:nvPicPr>
                   <pic:blipFill>
-                    <a:blip r:embed="rId15"/>
+                    <a:blip r:embed="rId19"/>
                     <a:stretch>
                       <a:fillRect/>
                     </a:stretch>
@@ -16438,7 +17148,7 @@
           <w:szCs w:val="24"/>
         </w:rPr>
       </w:pPr>
-      <w:bookmarkStart w:id="25" w:name="_Toc200357419"/>
+      <w:bookmarkStart w:id="25" w:name="_Toc200360965"/>
       <w:r>
         <w:rPr>
           <w:rFonts w:ascii="Times" w:hAnsi="Times" w:cs="Times"/>
@@ -16565,7 +17275,7 @@
       <w:pPr>
         <w:pStyle w:val="Ttulo3"/>
       </w:pPr>
-      <w:bookmarkStart w:id="26" w:name="_Toc200357420"/>
+      <w:bookmarkStart w:id="26" w:name="_Toc200360966"/>
       <w:r>
         <w:t>Sistema Operacional</w:t>
       </w:r>
@@ -16648,7 +17358,7 @@
                     <pic:cNvPicPr/>
                   </pic:nvPicPr>
                   <pic:blipFill>
-                    <a:blip r:embed="rId16"/>
+                    <a:blip r:embed="rId20"/>
                     <a:stretch>
                       <a:fillRect/>
                     </a:stretch>
@@ -16676,7 +17386,7 @@
           <w:rFonts w:eastAsiaTheme="minorEastAsia"/>
         </w:rPr>
       </w:pPr>
-      <w:bookmarkStart w:id="27" w:name="_Toc200357421"/>
+      <w:bookmarkStart w:id="27" w:name="_Toc200360967"/>
       <w:r>
         <w:rPr>
           <w:rFonts w:eastAsiaTheme="minorEastAsia"/>
@@ -16746,7 +17456,7 @@
                     <pic:cNvPicPr/>
                   </pic:nvPicPr>
                   <pic:blipFill>
-                    <a:blip r:embed="rId17"/>
+                    <a:blip r:embed="rId21"/>
                     <a:stretch>
                       <a:fillRect/>
                     </a:stretch>
@@ -16781,7 +17491,7 @@
           <w:szCs w:val="24"/>
         </w:rPr>
       </w:pPr>
-      <w:bookmarkStart w:id="28" w:name="_Toc200357422"/>
+      <w:bookmarkStart w:id="28" w:name="_Toc200360968"/>
       <w:r>
         <w:rPr>
           <w:rFonts w:ascii="Times" w:hAnsi="Times" w:cs="Times"/>
@@ -16802,7 +17512,7 @@
           <w:szCs w:val="24"/>
         </w:rPr>
       </w:pPr>
-      <w:bookmarkStart w:id="29" w:name="_Toc200357423"/>
+      <w:bookmarkStart w:id="29" w:name="_Toc200360969"/>
       <w:r>
         <w:rPr>
           <w:rFonts w:ascii="Times" w:hAnsi="Times" w:cs="Times"/>
@@ -16858,7 +17568,7 @@
           <w:szCs w:val="24"/>
         </w:rPr>
       </w:pPr>
-      <w:bookmarkStart w:id="30" w:name="_Toc200357424"/>
+      <w:bookmarkStart w:id="30" w:name="_Toc200360970"/>
       <w:r>
         <w:rPr>
           <w:rFonts w:ascii="Times" w:hAnsi="Times" w:cs="Times"/>
@@ -16885,7 +17595,7 @@
           <w:szCs w:val="24"/>
         </w:rPr>
       </w:pPr>
-      <w:bookmarkStart w:id="31" w:name="_Toc200357425"/>
+      <w:bookmarkStart w:id="31" w:name="_Toc200360971"/>
       <w:r>
         <w:rPr>
           <w:rFonts w:ascii="Times" w:hAnsi="Times" w:cs="Times"/>
@@ -16939,7 +17649,7 @@
           <w:szCs w:val="24"/>
         </w:rPr>
       </w:pPr>
-      <w:hyperlink r:id="rId18" w:history="1">
+      <w:hyperlink r:id="rId22" w:history="1">
         <w:r>
           <w:rPr>
             <w:rStyle w:val="Hyperlink"/>
@@ -16972,7 +17682,7 @@
           <w:szCs w:val="24"/>
         </w:rPr>
       </w:pPr>
-      <w:hyperlink r:id="rId19" w:history="1">
+      <w:hyperlink r:id="rId23" w:history="1">
         <w:r>
           <w:rPr>
             <w:rStyle w:val="Hyperlink"/>
@@ -17014,7 +17724,7 @@
           <w:szCs w:val="24"/>
         </w:rPr>
       </w:pPr>
-      <w:hyperlink r:id="rId20" w:history="1">
+      <w:hyperlink r:id="rId24" w:history="1">
         <w:r>
           <w:rPr>
             <w:rStyle w:val="Hyperlink"/>
@@ -17056,7 +17766,7 @@
           <w:szCs w:val="24"/>
         </w:rPr>
       </w:pPr>
-      <w:hyperlink r:id="rId21" w:history="1">
+      <w:hyperlink r:id="rId25" w:history="1">
         <w:r>
           <w:rPr>
             <w:rStyle w:val="Hyperlink"/>
@@ -17125,7 +17835,7 @@
           <w:szCs w:val="24"/>
         </w:rPr>
       </w:pPr>
-      <w:hyperlink r:id="rId22" w:anchor="1725d7" w:history="1">
+      <w:hyperlink r:id="rId26" w:anchor="1725d7" w:history="1">
         <w:r>
           <w:rPr>
             <w:rStyle w:val="Hyperlink"/>
@@ -17142,7 +17852,7 @@
         <w:pStyle w:val="PargrafodaLista"/>
         <w:jc w:val="both"/>
       </w:pPr>
-      <w:hyperlink r:id="rId23" w:anchor="C" w:history="1">
+      <w:hyperlink r:id="rId27" w:anchor="C" w:history="1">
         <w:r>
           <w:rPr>
             <w:rStyle w:val="Hyperlink"/>
@@ -17169,7 +17879,7 @@
         <w:pStyle w:val="PargrafodaLista"/>
         <w:jc w:val="both"/>
       </w:pPr>
-      <w:hyperlink r:id="rId24" w:history="1">
+      <w:hyperlink r:id="rId28" w:history="1">
         <w:r>
           <w:rPr>
             <w:rStyle w:val="Hyperlink"/>
@@ -17190,7 +17900,7 @@
         <w:pStyle w:val="PargrafodaLista"/>
         <w:jc w:val="both"/>
       </w:pPr>
-      <w:hyperlink r:id="rId25" w:history="1">
+      <w:hyperlink r:id="rId29" w:history="1">
         <w:r>
           <w:rPr>
             <w:rStyle w:val="Hyperlink"/>
@@ -17216,13 +17926,8 @@
       <w:pPr>
         <w:pStyle w:val="PargrafodaLista"/>
         <w:jc w:val="both"/>
-        <w:rPr>
-          <w:rFonts w:ascii="Times" w:hAnsi="Times" w:cs="Times"/>
-          <w:sz w:val="24"/>
-          <w:szCs w:val="24"/>
-        </w:rPr>
-      </w:pPr>
-      <w:hyperlink r:id="rId26" w:history="1">
+      </w:pPr>
+      <w:hyperlink r:id="rId30" w:history="1">
         <w:r>
           <w:rPr>
             <w:rStyle w:val="Hyperlink"/>
@@ -17231,8 +17936,99 @@
         </w:r>
       </w:hyperlink>
     </w:p>
+    <w:p>
+      <w:pPr>
+        <w:pStyle w:val="PargrafodaLista"/>
+        <w:jc w:val="both"/>
+      </w:pPr>
+      <w:hyperlink r:id="rId31" w:history="1">
+        <w:r>
+          <w:rPr>
+            <w:rStyle w:val="Hyperlink"/>
+          </w:rPr>
+          <w:t>História da Computação | PETNews - O Algoritmo HeapSort</w:t>
+        </w:r>
+      </w:hyperlink>
+    </w:p>
+    <w:p>
+      <w:pPr>
+        <w:pStyle w:val="PargrafodaLista"/>
+        <w:jc w:val="both"/>
+        <w:rPr>
+          <w:rFonts w:ascii="Times" w:hAnsi="Times" w:cs="Times"/>
+          <w:sz w:val="24"/>
+          <w:szCs w:val="24"/>
+        </w:rPr>
+      </w:pPr>
+      <w:hyperlink r:id="rId32" w:history="1">
+        <w:r>
+          <w:rPr>
+            <w:rStyle w:val="Hyperlink"/>
+            <w:rFonts w:ascii="Times" w:hAnsi="Times" w:cs="Times"/>
+            <w:sz w:val="24"/>
+            <w:szCs w:val="24"/>
+          </w:rPr>
+          <w:t>http://www.dsc.ufcg.edu.br/~pet/jornal/maio2013/materias/historia_da_computacao.html</w:t>
+        </w:r>
+      </w:hyperlink>
+    </w:p>
+    <w:p>
+      <w:pPr>
+        <w:pStyle w:val="PargrafodaLista"/>
+        <w:jc w:val="both"/>
+        <w:rPr>
+          <w:rFonts w:ascii="Times" w:hAnsi="Times" w:cs="Times"/>
+          <w:sz w:val="24"/>
+          <w:szCs w:val="24"/>
+        </w:rPr>
+      </w:pPr>
+      <w:hyperlink r:id="rId33" w:history="1">
+        <w:r>
+          <w:rPr>
+            <w:rStyle w:val="Hyperlink"/>
+            <w:rFonts w:ascii="Times" w:hAnsi="Times" w:cs="Times"/>
+            <w:sz w:val="24"/>
+            <w:szCs w:val="24"/>
+          </w:rPr>
+          <w:t>http://www.dsc.ufcg.edu.br/~pet/jornal/maio2013/materias/historia_da_computacao.html</w:t>
+        </w:r>
+      </w:hyperlink>
+    </w:p>
+    <w:p>
+      <w:pPr>
+        <w:pStyle w:val="PargrafodaLista"/>
+        <w:jc w:val="both"/>
+        <w:rPr>
+          <w:rFonts w:ascii="Times" w:hAnsi="Times" w:cs="Times"/>
+          <w:sz w:val="24"/>
+          <w:szCs w:val="24"/>
+        </w:rPr>
+      </w:pPr>
+      <w:hyperlink r:id="rId34" w:history="1">
+        <w:r>
+          <w:rPr>
+            <w:rStyle w:val="Hyperlink"/>
+            <w:rFonts w:ascii="Times" w:hAnsi="Times" w:cs="Times"/>
+            <w:sz w:val="24"/>
+            <w:szCs w:val="24"/>
+          </w:rPr>
+          <w:t>http://www.dsc.ufcg.edu.br/~pet/jornal/maio2013/materias/historia_da_computacao.html</w:t>
+        </w:r>
+      </w:hyperlink>
+    </w:p>
+    <w:p>
+      <w:pPr>
+        <w:pStyle w:val="PargrafodaLista"/>
+        <w:jc w:val="both"/>
+        <w:rPr>
+          <w:rFonts w:ascii="Times" w:hAnsi="Times" w:cs="Times"/>
+          <w:sz w:val="24"/>
+          <w:szCs w:val="24"/>
+        </w:rPr>
+      </w:pPr>
+    </w:p>
     <w:sectPr>
-      <w:footerReference w:type="default" r:id="rId27"/>
+      <w:footerReference w:type="default" r:id="rId35"/>
       <w:pgSz w:w="11906" w:h="16838" w:code="9"/>
       <w:pgMar w:top="1440" w:right="1440" w:bottom="1440" w:left="1440" w:header="709" w:footer="709" w:gutter="0"/>
       <w:cols w:space="708"/>
@@ -17289,7 +18085,7 @@
             <w:rPr>
               <w:noProof/>
             </w:rPr>
-            <w:t>23</w:t>
+            <w:t>6</w:t>
           </w:r>
         </w:fldSimple>
       </w:p>
@@ -19100,9 +19896,8 @@
     <w:panose1 w:val="020B0604030504040204"/>
     <w:charset w:val="00"/>
     <w:family w:val="swiss"/>
-    <w:notTrueType/>
     <w:pitch w:val="variable"/>
-    <w:sig w:usb0="00000003" w:usb1="00000000" w:usb2="00000000" w:usb3="00000000" w:csb0="00000001" w:csb1="00000000"/>
+    <w:sig w:usb0="E1002EFF" w:usb1="C000605B" w:usb2="00000029" w:usb3="00000000" w:csb0="000101FF" w:csb1="00000000"/>
   </w:font>
   <w:font w:name="Cambria Math">
     <w:panose1 w:val="02040503050406030204"/>
@@ -19125,8 +19920,8 @@
   </w:compat>
   <w:rsids>
     <w:rsidRoot w:val="00915251"/>
-    <w:rsid w:val="000B6675"/>
     <w:rsid w:val="00915251"/>
+    <w:rsid w:val="00DC742F"/>
   </w:rsids>
   <m:mathPr>
     <m:mathFont m:val="Cambria Math"/>

--- a/Relatorio_Equipe_HeapSort.docx
+++ b/Relatorio_Equipe_HeapSort.docx
@@ -351,7 +351,7 @@
             </w:rPr>
             <w:fldChar w:fldCharType="separate"/>
           </w:r>
-          <w:hyperlink w:anchor="_Toc200360940" w:history="1">
+          <w:hyperlink w:anchor="_Toc200362925" w:history="1">
             <w:r>
               <w:rPr>
                 <w:rStyle w:val="Hyperlink"/>
@@ -395,7 +395,7 @@
                 <w:noProof/>
                 <w:webHidden/>
               </w:rPr>
-              <w:instrText xml:space="preserve"> PAGEREF _Toc200360940 \h </w:instrText>
+              <w:instrText xml:space="preserve"> PAGEREF _Toc200362925 \h </w:instrText>
             </w:r>
             <w:r>
               <w:rPr>
@@ -438,7 +438,7 @@
               <w:lang w:eastAsia="pt-BR"/>
             </w:rPr>
           </w:pPr>
-          <w:hyperlink w:anchor="_Toc200360941" w:history="1">
+          <w:hyperlink w:anchor="_Toc200362926" w:history="1">
             <w:r>
               <w:rPr>
                 <w:rStyle w:val="Hyperlink"/>
@@ -466,7 +466,7 @@
                 <w:noProof/>
                 <w:webHidden/>
               </w:rPr>
-              <w:instrText xml:space="preserve"> PAGEREF _Toc200360941 \h </w:instrText>
+              <w:instrText xml:space="preserve"> PAGEREF _Toc200362926 \h </w:instrText>
             </w:r>
             <w:r>
               <w:rPr>
@@ -509,7 +509,7 @@
               <w:lang w:eastAsia="pt-BR"/>
             </w:rPr>
           </w:pPr>
-          <w:hyperlink w:anchor="_Toc200360942" w:history="1">
+          <w:hyperlink w:anchor="_Toc200362927" w:history="1">
             <w:r>
               <w:rPr>
                 <w:rStyle w:val="Hyperlink"/>
@@ -537,7 +537,7 @@
                 <w:noProof/>
                 <w:webHidden/>
               </w:rPr>
-              <w:instrText xml:space="preserve"> PAGEREF _Toc200360942 \h </w:instrText>
+              <w:instrText xml:space="preserve"> PAGEREF _Toc200362927 \h </w:instrText>
             </w:r>
             <w:r>
               <w:rPr>
@@ -580,7 +580,7 @@
               <w:lang w:eastAsia="pt-BR"/>
             </w:rPr>
           </w:pPr>
-          <w:hyperlink w:anchor="_Toc200360943" w:history="1">
+          <w:hyperlink w:anchor="_Toc200362928" w:history="1">
             <w:r>
               <w:rPr>
                 <w:rStyle w:val="Hyperlink"/>
@@ -608,7 +608,7 @@
                 <w:noProof/>
                 <w:webHidden/>
               </w:rPr>
-              <w:instrText xml:space="preserve"> PAGEREF _Toc200360943 \h </w:instrText>
+              <w:instrText xml:space="preserve"> PAGEREF _Toc200362928 \h </w:instrText>
             </w:r>
             <w:r>
               <w:rPr>
@@ -652,7 +652,7 @@
               <w:lang w:eastAsia="pt-BR"/>
             </w:rPr>
           </w:pPr>
-          <w:hyperlink w:anchor="_Toc200360944" w:history="1">
+          <w:hyperlink w:anchor="_Toc200362929" w:history="1">
             <w:r>
               <w:rPr>
                 <w:rStyle w:val="Hyperlink"/>
@@ -696,7 +696,7 @@
                 <w:noProof/>
                 <w:webHidden/>
               </w:rPr>
-              <w:instrText xml:space="preserve"> PAGEREF _Toc200360944 \h </w:instrText>
+              <w:instrText xml:space="preserve"> PAGEREF _Toc200362929 \h </w:instrText>
             </w:r>
             <w:r>
               <w:rPr>
@@ -739,7 +739,7 @@
               <w:lang w:eastAsia="pt-BR"/>
             </w:rPr>
           </w:pPr>
-          <w:hyperlink w:anchor="_Toc200360945" w:history="1">
+          <w:hyperlink w:anchor="_Toc200362930" w:history="1">
             <w:r>
               <w:rPr>
                 <w:rStyle w:val="Hyperlink"/>
@@ -767,7 +767,7 @@
                 <w:noProof/>
                 <w:webHidden/>
               </w:rPr>
-              <w:instrText xml:space="preserve"> PAGEREF _Toc200360945 \h </w:instrText>
+              <w:instrText xml:space="preserve"> PAGEREF _Toc200362930 \h </w:instrText>
             </w:r>
             <w:r>
               <w:rPr>
@@ -810,7 +810,7 @@
               <w:lang w:eastAsia="pt-BR"/>
             </w:rPr>
           </w:pPr>
-          <w:hyperlink w:anchor="_Toc200360946" w:history="1">
+          <w:hyperlink w:anchor="_Toc200362931" w:history="1">
             <w:r>
               <w:rPr>
                 <w:rStyle w:val="Hyperlink"/>
@@ -838,7 +838,7 @@
                 <w:noProof/>
                 <w:webHidden/>
               </w:rPr>
-              <w:instrText xml:space="preserve"> PAGEREF _Toc200360946 \h </w:instrText>
+              <w:instrText xml:space="preserve"> PAGEREF _Toc200362931 \h </w:instrText>
             </w:r>
             <w:r>
               <w:rPr>
@@ -881,7 +881,7 @@
               <w:lang w:eastAsia="pt-BR"/>
             </w:rPr>
           </w:pPr>
-          <w:hyperlink w:anchor="_Toc200360947" w:history="1">
+          <w:hyperlink w:anchor="_Toc200362932" w:history="1">
             <w:r>
               <w:rPr>
                 <w:rStyle w:val="Hyperlink"/>
@@ -908,7 +908,7 @@
                 <w:noProof/>
                 <w:webHidden/>
               </w:rPr>
-              <w:instrText xml:space="preserve"> PAGEREF _Toc200360947 \h </w:instrText>
+              <w:instrText xml:space="preserve"> PAGEREF _Toc200362932 \h </w:instrText>
             </w:r>
             <w:r>
               <w:rPr>
@@ -951,7 +951,7 @@
               <w:lang w:eastAsia="pt-BR"/>
             </w:rPr>
           </w:pPr>
-          <w:hyperlink w:anchor="_Toc200360948" w:history="1">
+          <w:hyperlink w:anchor="_Toc200362933" w:history="1">
             <w:r>
               <w:rPr>
                 <w:rStyle w:val="Hyperlink"/>
@@ -978,7 +978,7 @@
                 <w:noProof/>
                 <w:webHidden/>
               </w:rPr>
-              <w:instrText xml:space="preserve"> PAGEREF _Toc200360948 \h </w:instrText>
+              <w:instrText xml:space="preserve"> PAGEREF _Toc200362933 \h </w:instrText>
             </w:r>
             <w:r>
               <w:rPr>
@@ -1021,7 +1021,7 @@
               <w:lang w:eastAsia="pt-BR"/>
             </w:rPr>
           </w:pPr>
-          <w:hyperlink w:anchor="_Toc200360949" w:history="1">
+          <w:hyperlink w:anchor="_Toc200362934" w:history="1">
             <w:r>
               <w:rPr>
                 <w:rStyle w:val="Hyperlink"/>
@@ -1048,7 +1048,7 @@
                 <w:noProof/>
                 <w:webHidden/>
               </w:rPr>
-              <w:instrText xml:space="preserve"> PAGEREF _Toc200360949 \h </w:instrText>
+              <w:instrText xml:space="preserve"> PAGEREF _Toc200362934 \h </w:instrText>
             </w:r>
             <w:r>
               <w:rPr>
@@ -1091,13 +1091,13 @@
               <w:lang w:eastAsia="pt-BR"/>
             </w:rPr>
           </w:pPr>
-          <w:hyperlink w:anchor="_Toc200360950" w:history="1">
+          <w:hyperlink w:anchor="_Toc200362935" w:history="1">
             <w:r>
               <w:rPr>
                 <w:rStyle w:val="Hyperlink"/>
                 <w:noProof/>
               </w:rPr>
-              <w:t>Implementação de filas de prioridade.</w:t>
+              <w:t>Implementação de filas de prioridade. - F</w:t>
             </w:r>
             <w:r>
               <w:rPr>
@@ -1118,7 +1118,7 @@
                 <w:noProof/>
                 <w:webHidden/>
               </w:rPr>
-              <w:instrText xml:space="preserve"> PAGEREF _Toc200360950 \h </w:instrText>
+              <w:instrText xml:space="preserve"> PAGEREF _Toc200362935 \h </w:instrText>
             </w:r>
             <w:r>
               <w:rPr>
@@ -1161,13 +1161,13 @@
               <w:lang w:eastAsia="pt-BR"/>
             </w:rPr>
           </w:pPr>
-          <w:hyperlink w:anchor="_Toc200360951" w:history="1">
+          <w:hyperlink w:anchor="_Toc200362936" w:history="1">
             <w:r>
               <w:rPr>
                 <w:rStyle w:val="Hyperlink"/>
                 <w:noProof/>
               </w:rPr>
-              <w:t>Processamento de dados em fluxo</w:t>
+              <w:t>Processamento de dados em fluxo - F</w:t>
             </w:r>
             <w:r>
               <w:rPr>
@@ -1188,7 +1188,7 @@
                 <w:noProof/>
                 <w:webHidden/>
               </w:rPr>
-              <w:instrText xml:space="preserve"> PAGEREF _Toc200360951 \h </w:instrText>
+              <w:instrText xml:space="preserve"> PAGEREF _Toc200362936 \h </w:instrText>
             </w:r>
             <w:r>
               <w:rPr>
@@ -1231,13 +1231,13 @@
               <w:lang w:eastAsia="pt-BR"/>
             </w:rPr>
           </w:pPr>
-          <w:hyperlink w:anchor="_Toc200360952" w:history="1">
+          <w:hyperlink w:anchor="_Toc200362937" w:history="1">
             <w:r>
               <w:rPr>
                 <w:rStyle w:val="Hyperlink"/>
                 <w:noProof/>
               </w:rPr>
-              <w:t>Sistemas críticos</w:t>
+              <w:t>Sistemas críticos - F</w:t>
             </w:r>
             <w:r>
               <w:rPr>
@@ -1258,7 +1258,7 @@
                 <w:noProof/>
                 <w:webHidden/>
               </w:rPr>
-              <w:instrText xml:space="preserve"> PAGEREF _Toc200360952 \h </w:instrText>
+              <w:instrText xml:space="preserve"> PAGEREF _Toc200362937 \h </w:instrText>
             </w:r>
             <w:r>
               <w:rPr>
@@ -1301,7 +1301,7 @@
               <w:lang w:eastAsia="pt-BR"/>
             </w:rPr>
           </w:pPr>
-          <w:hyperlink w:anchor="_Toc200360953" w:history="1">
+          <w:hyperlink w:anchor="_Toc200362938" w:history="1">
             <w:r>
               <w:rPr>
                 <w:rStyle w:val="Hyperlink"/>
@@ -1328,7 +1328,7 @@
                 <w:noProof/>
                 <w:webHidden/>
               </w:rPr>
-              <w:instrText xml:space="preserve"> PAGEREF _Toc200360953 \h </w:instrText>
+              <w:instrText xml:space="preserve"> PAGEREF _Toc200362938 \h </w:instrText>
             </w:r>
             <w:r>
               <w:rPr>
@@ -1371,7 +1371,7 @@
               <w:lang w:eastAsia="pt-BR"/>
             </w:rPr>
           </w:pPr>
-          <w:hyperlink w:anchor="_Toc200360954" w:history="1">
+          <w:hyperlink w:anchor="_Toc200362939" w:history="1">
             <w:r>
               <w:rPr>
                 <w:rStyle w:val="Hyperlink"/>
@@ -1399,7 +1399,7 @@
                 <w:noProof/>
                 <w:webHidden/>
               </w:rPr>
-              <w:instrText xml:space="preserve"> PAGEREF _Toc200360954 \h </w:instrText>
+              <w:instrText xml:space="preserve"> PAGEREF _Toc200362939 \h </w:instrText>
             </w:r>
             <w:r>
               <w:rPr>
@@ -1442,7 +1442,7 @@
               <w:lang w:eastAsia="pt-BR"/>
             </w:rPr>
           </w:pPr>
-          <w:hyperlink w:anchor="_Toc200360955" w:history="1">
+          <w:hyperlink w:anchor="_Toc200362940" w:history="1">
             <w:r>
               <w:rPr>
                 <w:rStyle w:val="Hyperlink"/>
@@ -1470,7 +1470,7 @@
                 <w:noProof/>
                 <w:webHidden/>
               </w:rPr>
-              <w:instrText xml:space="preserve"> PAGEREF _Toc200360955 \h </w:instrText>
+              <w:instrText xml:space="preserve"> PAGEREF _Toc200362940 \h </w:instrText>
             </w:r>
             <w:r>
               <w:rPr>
@@ -1513,30 +1513,14 @@
               <w:lang w:eastAsia="pt-BR"/>
             </w:rPr>
           </w:pPr>
-          <w:hyperlink w:anchor="_Toc200360956" w:history="1">
+          <w:hyperlink w:anchor="_Toc200362941" w:history="1">
             <w:r>
               <w:rPr>
                 <w:rStyle w:val="Hyperlink"/>
                 <w:rFonts w:ascii="Times" w:hAnsi="Times" w:cs="Times"/>
                 <w:noProof/>
               </w:rPr>
-              <w:t>Exemplos de como o p</w:t>
-            </w:r>
-            <w:r>
-              <w:rPr>
-                <w:rStyle w:val="Hyperlink"/>
-                <w:rFonts w:ascii="Times" w:hAnsi="Times" w:cs="Times"/>
-                <w:noProof/>
-              </w:rPr>
-              <w:t>r</w:t>
-            </w:r>
-            <w:r>
-              <w:rPr>
-                <w:rStyle w:val="Hyperlink"/>
-                <w:rFonts w:ascii="Times" w:hAnsi="Times" w:cs="Times"/>
-                <w:noProof/>
-              </w:rPr>
-              <w:t>ocesso de ordenação acontece. - FALTA</w:t>
+              <w:t>Exemplos de Como O Processo de Ordenação Acontece.</w:t>
             </w:r>
             <w:r>
               <w:rPr>
@@ -1557,7 +1541,7 @@
                 <w:noProof/>
                 <w:webHidden/>
               </w:rPr>
-              <w:instrText xml:space="preserve"> PAGEREF _Toc200360956 \h </w:instrText>
+              <w:instrText xml:space="preserve"> PAGEREF _Toc200362941 \h </w:instrText>
             </w:r>
             <w:r>
               <w:rPr>
@@ -1601,7 +1585,7 @@
               <w:lang w:eastAsia="pt-BR"/>
             </w:rPr>
           </w:pPr>
-          <w:hyperlink w:anchor="_Toc200360957" w:history="1">
+          <w:hyperlink w:anchor="_Toc200362942" w:history="1">
             <w:r>
               <w:rPr>
                 <w:rStyle w:val="Hyperlink"/>
@@ -1645,7 +1629,7 @@
                 <w:noProof/>
                 <w:webHidden/>
               </w:rPr>
-              <w:instrText xml:space="preserve"> PAGEREF _Toc200360957 \h </w:instrText>
+              <w:instrText xml:space="preserve"> PAGEREF _Toc200362942 \h </w:instrText>
             </w:r>
             <w:r>
               <w:rPr>
@@ -1688,7 +1672,7 @@
               <w:lang w:eastAsia="pt-BR"/>
             </w:rPr>
           </w:pPr>
-          <w:hyperlink w:anchor="_Toc200360958" w:history="1">
+          <w:hyperlink w:anchor="_Toc200362943" w:history="1">
             <w:r>
               <w:rPr>
                 <w:rStyle w:val="Hyperlink"/>
@@ -1715,7 +1699,7 @@
                 <w:noProof/>
                 <w:webHidden/>
               </w:rPr>
-              <w:instrText xml:space="preserve"> PAGEREF _Toc200360958 \h </w:instrText>
+              <w:instrText xml:space="preserve"> PAGEREF _Toc200362943 \h </w:instrText>
             </w:r>
             <w:r>
               <w:rPr>
@@ -1758,7 +1742,7 @@
               <w:lang w:eastAsia="pt-BR"/>
             </w:rPr>
           </w:pPr>
-          <w:hyperlink w:anchor="_Toc200360959" w:history="1">
+          <w:hyperlink w:anchor="_Toc200362944" w:history="1">
             <w:r>
               <w:rPr>
                 <w:rStyle w:val="Hyperlink"/>
@@ -1785,7 +1769,7 @@
                 <w:noProof/>
                 <w:webHidden/>
               </w:rPr>
-              <w:instrText xml:space="preserve"> PAGEREF _Toc200360959 \h </w:instrText>
+              <w:instrText xml:space="preserve"> PAGEREF _Toc200362944 \h </w:instrText>
             </w:r>
             <w:r>
               <w:rPr>
@@ -1805,7 +1789,7 @@
                 <w:noProof/>
                 <w:webHidden/>
               </w:rPr>
-              <w:t>7</w:t>
+              <w:t>8</w:t>
             </w:r>
             <w:r>
               <w:rPr>
@@ -1828,7 +1812,7 @@
               <w:lang w:eastAsia="pt-BR"/>
             </w:rPr>
           </w:pPr>
-          <w:hyperlink w:anchor="_Toc200360960" w:history="1">
+          <w:hyperlink w:anchor="_Toc200362945" w:history="1">
             <w:r>
               <w:rPr>
                 <w:rStyle w:val="Hyperlink"/>
@@ -1855,7 +1839,7 @@
                 <w:noProof/>
                 <w:webHidden/>
               </w:rPr>
-              <w:instrText xml:space="preserve"> PAGEREF _Toc200360960 \h </w:instrText>
+              <w:instrText xml:space="preserve"> PAGEREF _Toc200362945 \h </w:instrText>
             </w:r>
             <w:r>
               <w:rPr>
@@ -1875,7 +1859,7 @@
                 <w:noProof/>
                 <w:webHidden/>
               </w:rPr>
-              <w:t>11</w:t>
+              <w:t>12</w:t>
             </w:r>
             <w:r>
               <w:rPr>
@@ -1898,7 +1882,7 @@
               <w:lang w:eastAsia="pt-BR"/>
             </w:rPr>
           </w:pPr>
-          <w:hyperlink w:anchor="_Toc200360961" w:history="1">
+          <w:hyperlink w:anchor="_Toc200362946" w:history="1">
             <w:r>
               <w:rPr>
                 <w:rStyle w:val="Hyperlink"/>
@@ -1925,7 +1909,7 @@
                 <w:noProof/>
                 <w:webHidden/>
               </w:rPr>
-              <w:instrText xml:space="preserve"> PAGEREF _Toc200360961 \h </w:instrText>
+              <w:instrText xml:space="preserve"> PAGEREF _Toc200362946 \h </w:instrText>
             </w:r>
             <w:r>
               <w:rPr>
@@ -1945,7 +1929,7 @@
                 <w:noProof/>
                 <w:webHidden/>
               </w:rPr>
-              <w:t>16</w:t>
+              <w:t>17</w:t>
             </w:r>
             <w:r>
               <w:rPr>
@@ -1968,7 +1952,7 @@
               <w:lang w:eastAsia="pt-BR"/>
             </w:rPr>
           </w:pPr>
-          <w:hyperlink w:anchor="_Toc200360962" w:history="1">
+          <w:hyperlink w:anchor="_Toc200362947" w:history="1">
             <w:r>
               <w:rPr>
                 <w:rStyle w:val="Hyperlink"/>
@@ -1995,7 +1979,7 @@
                 <w:noProof/>
                 <w:webHidden/>
               </w:rPr>
-              <w:instrText xml:space="preserve"> PAGEREF _Toc200360962 \h </w:instrText>
+              <w:instrText xml:space="preserve"> PAGEREF _Toc200362947 \h </w:instrText>
             </w:r>
             <w:r>
               <w:rPr>
@@ -2015,7 +1999,7 @@
                 <w:noProof/>
                 <w:webHidden/>
               </w:rPr>
-              <w:t>16</w:t>
+              <w:t>17</w:t>
             </w:r>
             <w:r>
               <w:rPr>
@@ -2038,7 +2022,7 @@
               <w:lang w:eastAsia="pt-BR"/>
             </w:rPr>
           </w:pPr>
-          <w:hyperlink w:anchor="_Toc200360963" w:history="1">
+          <w:hyperlink w:anchor="_Toc200362948" w:history="1">
             <w:r>
               <w:rPr>
                 <w:rStyle w:val="Hyperlink"/>
@@ -2065,7 +2049,7 @@
                 <w:noProof/>
                 <w:webHidden/>
               </w:rPr>
-              <w:instrText xml:space="preserve"> PAGEREF _Toc200360963 \h </w:instrText>
+              <w:instrText xml:space="preserve"> PAGEREF _Toc200362948 \h </w:instrText>
             </w:r>
             <w:r>
               <w:rPr>
@@ -2108,7 +2092,7 @@
               <w:lang w:eastAsia="pt-BR"/>
             </w:rPr>
           </w:pPr>
-          <w:hyperlink w:anchor="_Toc200360964" w:history="1">
+          <w:hyperlink w:anchor="_Toc200362949" w:history="1">
             <w:r>
               <w:rPr>
                 <w:rStyle w:val="Hyperlink"/>
@@ -2135,7 +2119,7 @@
                 <w:noProof/>
                 <w:webHidden/>
               </w:rPr>
-              <w:instrText xml:space="preserve"> PAGEREF _Toc200360964 \h </w:instrText>
+              <w:instrText xml:space="preserve"> PAGEREF _Toc200362949 \h </w:instrText>
             </w:r>
             <w:r>
               <w:rPr>
@@ -2178,7 +2162,7 @@
               <w:lang w:eastAsia="pt-BR"/>
             </w:rPr>
           </w:pPr>
-          <w:hyperlink w:anchor="_Toc200360965" w:history="1">
+          <w:hyperlink w:anchor="_Toc200362950" w:history="1">
             <w:r>
               <w:rPr>
                 <w:rStyle w:val="Hyperlink"/>
@@ -2206,7 +2190,7 @@
                 <w:noProof/>
                 <w:webHidden/>
               </w:rPr>
-              <w:instrText xml:space="preserve"> PAGEREF _Toc200360965 \h </w:instrText>
+              <w:instrText xml:space="preserve"> PAGEREF _Toc200362950 \h </w:instrText>
             </w:r>
             <w:r>
               <w:rPr>
@@ -2249,7 +2233,7 @@
               <w:lang w:eastAsia="pt-BR"/>
             </w:rPr>
           </w:pPr>
-          <w:hyperlink w:anchor="_Toc200360966" w:history="1">
+          <w:hyperlink w:anchor="_Toc200362951" w:history="1">
             <w:r>
               <w:rPr>
                 <w:rStyle w:val="Hyperlink"/>
@@ -2276,7 +2260,7 @@
                 <w:noProof/>
                 <w:webHidden/>
               </w:rPr>
-              <w:instrText xml:space="preserve"> PAGEREF _Toc200360966 \h </w:instrText>
+              <w:instrText xml:space="preserve"> PAGEREF _Toc200362951 \h </w:instrText>
             </w:r>
             <w:r>
               <w:rPr>
@@ -2319,7 +2303,7 @@
               <w:lang w:eastAsia="pt-BR"/>
             </w:rPr>
           </w:pPr>
-          <w:hyperlink w:anchor="_Toc200360967" w:history="1">
+          <w:hyperlink w:anchor="_Toc200362952" w:history="1">
             <w:r>
               <w:rPr>
                 <w:rStyle w:val="Hyperlink"/>
@@ -2346,7 +2330,7 @@
                 <w:noProof/>
                 <w:webHidden/>
               </w:rPr>
-              <w:instrText xml:space="preserve"> PAGEREF _Toc200360967 \h </w:instrText>
+              <w:instrText xml:space="preserve"> PAGEREF _Toc200362952 \h </w:instrText>
             </w:r>
             <w:r>
               <w:rPr>
@@ -2390,7 +2374,7 @@
               <w:lang w:eastAsia="pt-BR"/>
             </w:rPr>
           </w:pPr>
-          <w:hyperlink w:anchor="_Toc200360968" w:history="1">
+          <w:hyperlink w:anchor="_Toc200362953" w:history="1">
             <w:r>
               <w:rPr>
                 <w:rStyle w:val="Hyperlink"/>
@@ -2434,7 +2418,7 @@
                 <w:noProof/>
                 <w:webHidden/>
               </w:rPr>
-              <w:instrText xml:space="preserve"> PAGEREF _Toc200360968 \h </w:instrText>
+              <w:instrText xml:space="preserve"> PAGEREF _Toc200362953 \h </w:instrText>
             </w:r>
             <w:r>
               <w:rPr>
@@ -2477,7 +2461,7 @@
               <w:lang w:eastAsia="pt-BR"/>
             </w:rPr>
           </w:pPr>
-          <w:hyperlink w:anchor="_Toc200360969" w:history="1">
+          <w:hyperlink w:anchor="_Toc200362954" w:history="1">
             <w:r>
               <w:rPr>
                 <w:rStyle w:val="Hyperlink"/>
@@ -2505,7 +2489,7 @@
                 <w:noProof/>
                 <w:webHidden/>
               </w:rPr>
-              <w:instrText xml:space="preserve"> PAGEREF _Toc200360969 \h </w:instrText>
+              <w:instrText xml:space="preserve"> PAGEREF _Toc200362954 \h </w:instrText>
             </w:r>
             <w:r>
               <w:rPr>
@@ -2548,7 +2532,7 @@
               <w:lang w:eastAsia="pt-BR"/>
             </w:rPr>
           </w:pPr>
-          <w:hyperlink w:anchor="_Toc200360970" w:history="1">
+          <w:hyperlink w:anchor="_Toc200362955" w:history="1">
             <w:r>
               <w:rPr>
                 <w:rStyle w:val="Hyperlink"/>
@@ -2576,7 +2560,7 @@
                 <w:noProof/>
                 <w:webHidden/>
               </w:rPr>
-              <w:instrText xml:space="preserve"> PAGEREF _Toc200360970 \h </w:instrText>
+              <w:instrText xml:space="preserve"> PAGEREF _Toc200362955 \h </w:instrText>
             </w:r>
             <w:r>
               <w:rPr>
@@ -2620,7 +2604,7 @@
               <w:lang w:eastAsia="pt-BR"/>
             </w:rPr>
           </w:pPr>
-          <w:hyperlink w:anchor="_Toc200360971" w:history="1">
+          <w:hyperlink w:anchor="_Toc200362956" w:history="1">
             <w:r>
               <w:rPr>
                 <w:rStyle w:val="Hyperlink"/>
@@ -2664,7 +2648,7 @@
                 <w:noProof/>
                 <w:webHidden/>
               </w:rPr>
-              <w:instrText xml:space="preserve"> PAGEREF _Toc200360971 \h </w:instrText>
+              <w:instrText xml:space="preserve"> PAGEREF _Toc200362956 \h </w:instrText>
             </w:r>
             <w:r>
               <w:rPr>
@@ -2740,7 +2724,7 @@
           <w:szCs w:val="24"/>
         </w:rPr>
       </w:pPr>
-      <w:bookmarkStart w:id="0" w:name="_Toc200360940"/>
+      <w:bookmarkStart w:id="0" w:name="_Toc200362925"/>
       <w:r>
         <w:rPr>
           <w:rFonts w:ascii="Times" w:hAnsi="Times" w:cs="Times"/>
@@ -2761,7 +2745,7 @@
           <w:szCs w:val="24"/>
         </w:rPr>
       </w:pPr>
-      <w:bookmarkStart w:id="1" w:name="_Toc200360941"/>
+      <w:bookmarkStart w:id="1" w:name="_Toc200362926"/>
       <w:r>
         <w:rPr>
           <w:rFonts w:ascii="Times" w:hAnsi="Times" w:cs="Times"/>
@@ -2780,236 +2764,179 @@
         <w:t xml:space="preserve"> </w:t>
       </w:r>
       <w:r>
-        <w:t xml:space="preserve">A memória RAM (Random Access Memory), é </w:t>
-      </w:r>
-      <w:r>
-        <w:t xml:space="preserve">por sua vez </w:t>
-      </w:r>
-      <w:r>
-        <w:t xml:space="preserve">utilizada </w:t>
-      </w:r>
-      <w:r>
-        <w:t>a fim de armazenar</w:t>
-      </w:r>
-      <w:r>
-        <w:t xml:space="preserve"> dados te</w:t>
-      </w:r>
-      <w:r>
-        <w:t xml:space="preserve">mporários enquanto </w:t>
-      </w:r>
-      <w:r>
-        <w:t>a CPU (Central Processing Unit)</w:t>
-      </w:r>
-      <w:r>
-        <w:t xml:space="preserve"> é executada</w:t>
+        <w:t xml:space="preserve">A memória RAM (Random Access Memory), </w:t>
+      </w:r>
+      <w:r>
+        <w:t>tamb</w:t>
+      </w:r>
+      <w:r>
+        <w:t>é</w:t>
+      </w:r>
+      <w:r>
+        <w:t>m conhecida como memória primária, é</w:t>
+      </w:r>
+      <w:r>
+        <w:t xml:space="preserve"> por sua vez utilizada a fim de armazenar dados temporários enquanto a CPU (Central Processing Unit) é executada, ela é utilizada para garantir acesso rápido a informações baseando-se na execução de programas e processos executados no próprio sistema, a sua função possui um problema existente em relação a sua ordenação de processos, quando ordenar arquivos ou dados internos é necessário, pois fisicamente há um limite dentro da CPU, ao consider o tempo de comunicação e armazenamento de dados na RAM, ou durante o processamento da ordenação com o auxílio do processador da placa-mãe.</w:t>
+      </w:r>
+    </w:p>
+    <w:p>
+      <w:pPr>
+        <w:pStyle w:val="NormalRelatorio"/>
+      </w:pPr>
+      <w:r>
+        <w:t>Tais limitações, apresentam</w:t>
+      </w:r>
+      <w:r>
+        <w:t xml:space="preserve"> problemas em aplicações dentro de sistemas, como </w:t>
+      </w:r>
+      <w:r>
+        <w:t>tanto no ramo comercial de componentes</w:t>
+      </w:r>
+      <w:r>
+        <w:t xml:space="preserve"> eletrônicos, onde </w:t>
+      </w:r>
+      <w:r>
+        <w:t>é plausível</w:t>
+      </w:r>
+      <w:r>
+        <w:t xml:space="preserve"> ordenar listas por popularidade</w:t>
+      </w:r>
+      <w:r>
+        <w:t xml:space="preserve"> alta</w:t>
+      </w:r>
+      <w:r>
+        <w:t xml:space="preserve"> ou preço</w:t>
+      </w:r>
+      <w:r>
+        <w:t xml:space="preserve"> alto</w:t>
+      </w:r>
+      <w:r>
+        <w:t xml:space="preserve">, e </w:t>
+      </w:r>
+      <w:r>
+        <w:t>dentro de</w:t>
+      </w:r>
+      <w:r>
+        <w:t xml:space="preserve"> um sistema operacional, para inicializar </w:t>
+      </w:r>
+      <w:r>
+        <w:t xml:space="preserve">os procedimentos na CPU, deve </w:t>
+      </w:r>
+      <w:r>
+        <w:t>haver uma ordem pa</w:t>
+      </w:r>
+      <w:r>
+        <w:t xml:space="preserve">ra inicializar os programas </w:t>
+      </w:r>
+      <w:r>
+        <w:t>mais import</w:t>
+      </w:r>
+      <w:r>
+        <w:t>antes</w:t>
+      </w:r>
+      <w:r>
+        <w:t xml:space="preserve">. Além disso, </w:t>
+      </w:r>
+      <w:r>
+        <w:t>a definição</w:t>
+      </w:r>
+      <w:r>
+        <w:t xml:space="preserve"> </w:t>
+      </w:r>
+      <w:r>
+        <w:t>d</w:t>
+      </w:r>
+      <w:r>
+        <w:t>o que está em primeiro</w:t>
+      </w:r>
+      <w:r>
+        <w:t>, segundo ou terceiro plano é estritamente necessária</w:t>
+      </w:r>
+      <w:r>
+        <w:t>.</w:t>
+      </w:r>
+    </w:p>
+    <w:p>
+      <w:pPr>
+        <w:pStyle w:val="NormalRelatorio"/>
+      </w:pPr>
+      <w:r>
+        <w:t>A fim de facilitar a resolução destes problemas específicos</w:t>
+      </w:r>
+      <w:r>
+        <w:t>,</w:t>
+      </w:r>
+      <w:r>
+        <w:t xml:space="preserve"> ao longo da história</w:t>
+      </w:r>
+      <w:r>
+        <w:t xml:space="preserve"> </w:t>
+      </w:r>
+      <w:r>
+        <w:t xml:space="preserve">engenheiros, cientistas de dados e </w:t>
+      </w:r>
+      <w:r>
+        <w:t>e</w:t>
+      </w:r>
+      <w:r>
+        <w:t>ntusiasta</w:t>
+      </w:r>
+      <w:r>
+        <w:t xml:space="preserve">s da computação criaram algoritmos </w:t>
+      </w:r>
+      <w:r>
+        <w:t>capazes de</w:t>
+      </w:r>
+      <w:r>
+        <w:t xml:space="preserve"> </w:t>
+      </w:r>
+      <w:r>
+        <w:t>auxili</w:t>
+      </w:r>
+      <w:r>
+        <w:t>ar</w:t>
+      </w:r>
+      <w:r>
+        <w:t xml:space="preserve"> e</w:t>
+      </w:r>
+      <w:r>
+        <w:t xml:space="preserve"> tornar eficientes </w:t>
+      </w:r>
+      <w:r>
+        <w:t>a manipulação e conceituação d</w:t>
+      </w:r>
+      <w:r>
+        <w:t xml:space="preserve">essas ordenações, como o algoritmo </w:t>
+      </w:r>
+      <w:r>
+        <w:t>Heapsort</w:t>
       </w:r>
       <w:r>
         <w:t xml:space="preserve">, </w:t>
       </w:r>
       <w:r>
-        <w:t>ela</w:t>
-      </w:r>
-      <w:r>
-        <w:t xml:space="preserve"> é </w:t>
-      </w:r>
-      <w:r>
-        <w:t xml:space="preserve">utilizada para garantir </w:t>
-      </w:r>
-      <w:r>
-        <w:t xml:space="preserve">acesso rápido a informações </w:t>
-      </w:r>
-      <w:r>
-        <w:t>baseando-se na execução de programas e processos executados n</w:t>
-      </w:r>
-      <w:r>
-        <w:t xml:space="preserve">o próprio sistema, </w:t>
-      </w:r>
-      <w:r>
-        <w:t>a sua função possui um problema existente em relação a sua ordenação de processos</w:t>
-      </w:r>
-      <w:r>
-        <w:t xml:space="preserve">, </w:t>
-      </w:r>
-      <w:r>
-        <w:t>quando</w:t>
-      </w:r>
-      <w:r>
-        <w:t xml:space="preserve"> ordenar arquivos ou dados </w:t>
-      </w:r>
-      <w:r>
-        <w:t xml:space="preserve">internos é </w:t>
-      </w:r>
-      <w:r>
-        <w:t>necessário</w:t>
-      </w:r>
-      <w:r>
-        <w:t>, pois fisicamente há um limite dentro da CPU, ao consider</w:t>
+        <w:t>inicialmente conceituado e publicado</w:t>
+      </w:r>
+      <w:r>
+        <w:t xml:space="preserve"> por Robert W. Floyd em 1962 sob o nome Treesort</w:t>
+      </w:r>
+      <w:r>
+        <w:t>,</w:t>
       </w:r>
       <w:r>
         <w:t xml:space="preserve"> </w:t>
       </w:r>
       <w:r>
-        <w:t xml:space="preserve">o tempo </w:t>
-      </w:r>
-      <w:r>
-        <w:t>de comunicação e arm</w:t>
-      </w:r>
-      <w:r>
-        <w:t>azenamento de dados na RAM, ou durante o processamento da</w:t>
-      </w:r>
-      <w:r>
-        <w:t xml:space="preserve"> ordenação </w:t>
-      </w:r>
-      <w:r>
-        <w:t>com o auxílio do processador da placa-mãe.</w:t>
-      </w:r>
-    </w:p>
-    <w:p>
-      <w:pPr>
-        <w:pStyle w:val="NormalRelatorio"/>
-      </w:pPr>
-      <w:r>
-        <w:t>Tais limitações, apresentam</w:t>
-      </w:r>
-      <w:r>
-        <w:t xml:space="preserve"> problemas em aplicações dentro de sistemas, como </w:t>
-      </w:r>
-      <w:r>
-        <w:t>tanto no ramo comercial de componentes</w:t>
-      </w:r>
-      <w:r>
-        <w:t xml:space="preserve"> eletrônicos, onde </w:t>
-      </w:r>
-      <w:r>
-        <w:t>é plausível</w:t>
-      </w:r>
-      <w:r>
-        <w:t xml:space="preserve"> ordenar listas por popularidade</w:t>
-      </w:r>
-      <w:r>
-        <w:t xml:space="preserve"> alta</w:t>
-      </w:r>
-      <w:r>
-        <w:t xml:space="preserve"> ou preço</w:t>
-      </w:r>
-      <w:r>
-        <w:t xml:space="preserve"> alto</w:t>
-      </w:r>
-      <w:r>
-        <w:t xml:space="preserve">, e </w:t>
-      </w:r>
-      <w:r>
-        <w:t>dentro de</w:t>
-      </w:r>
-      <w:r>
-        <w:t xml:space="preserve"> um sistema operacional, para inicializar </w:t>
-      </w:r>
-      <w:r>
-        <w:t xml:space="preserve">os procedimentos na CPU, deve </w:t>
-      </w:r>
-      <w:r>
-        <w:t>haver uma ordem pa</w:t>
-      </w:r>
-      <w:r>
-        <w:t xml:space="preserve">ra inicializar os programas </w:t>
-      </w:r>
-      <w:r>
-        <w:t>mais import</w:t>
-      </w:r>
-      <w:r>
-        <w:t>antes</w:t>
-      </w:r>
-      <w:r>
-        <w:t xml:space="preserve">. Além disso, </w:t>
-      </w:r>
-      <w:r>
-        <w:t>a definição</w:t>
-      </w:r>
-      <w:r>
-        <w:t xml:space="preserve"> </w:t>
-      </w:r>
-      <w:r>
-        <w:t>d</w:t>
-      </w:r>
-      <w:r>
-        <w:t>o que está em primeiro</w:t>
-      </w:r>
-      <w:r>
-        <w:t>, segundo ou terceiro plano é estritamente necessária</w:t>
-      </w:r>
-      <w:r>
-        <w:t>.</w:t>
-      </w:r>
-    </w:p>
-    <w:p>
-      <w:pPr>
-        <w:pStyle w:val="NormalRelatorio"/>
-      </w:pPr>
-      <w:r>
-        <w:t>A fim de facilitar a resolução destes problemas específicos</w:t>
-      </w:r>
-      <w:r>
-        <w:t>,</w:t>
-      </w:r>
-      <w:r>
-        <w:t xml:space="preserve"> ao longo da história</w:t>
-      </w:r>
-      <w:r>
-        <w:t xml:space="preserve"> </w:t>
-      </w:r>
-      <w:r>
-        <w:t xml:space="preserve">engenheiros, cientistas de dados e </w:t>
+        <w:t>s</w:t>
       </w:r>
       <w:r>
         <w:t>e</w:t>
       </w:r>
       <w:r>
-        <w:t>ntusiasta</w:t>
-      </w:r>
-      <w:r>
-        <w:t xml:space="preserve">s da computação criaram algoritmos </w:t>
-      </w:r>
-      <w:r>
-        <w:t>capazes de</w:t>
-      </w:r>
-      <w:r>
-        <w:t xml:space="preserve"> </w:t>
-      </w:r>
-      <w:r>
-        <w:t>auxili</w:t>
-      </w:r>
-      <w:r>
-        <w:t>ar</w:t>
-      </w:r>
-      <w:r>
-        <w:t xml:space="preserve"> e</w:t>
-      </w:r>
-      <w:r>
-        <w:t xml:space="preserve"> tornar eficientes </w:t>
-      </w:r>
-      <w:r>
-        <w:t>a manipulação e conceituação d</w:t>
-      </w:r>
-      <w:r>
-        <w:t xml:space="preserve">essas ordenações, como o algoritmo </w:t>
-      </w:r>
-      <w:r>
-        <w:t>Heapsort</w:t>
-      </w:r>
-      <w:r>
-        <w:t xml:space="preserve">, </w:t>
-      </w:r>
-      <w:r>
-        <w:t xml:space="preserve">foi </w:t>
-      </w:r>
-      <w:r>
-        <w:t>inicialmente conceituado e publicado</w:t>
-      </w:r>
-      <w:r>
-        <w:t xml:space="preserve"> por Robert W. Floyd em 1962 sob o nome Treesort </w:t>
-      </w:r>
-      <w:r>
-        <w:t xml:space="preserve">e posteriormente melhorado e nomeado como Treesort 3 </w:t>
+        <w:t>ndo</w:t>
+      </w:r>
+      <w:r>
+        <w:t xml:space="preserve"> posteriormente melhorado e nomeado como Treesort 3 </w:t>
       </w:r>
       <w:r>
         <w:t xml:space="preserve">por </w:t>
@@ -3151,7 +3078,7 @@
           <w:szCs w:val="24"/>
         </w:rPr>
       </w:pPr>
-      <w:bookmarkStart w:id="2" w:name="_Toc200360942"/>
+      <w:bookmarkStart w:id="2" w:name="_Toc200362927"/>
       <w:r>
         <w:rPr>
           <w:rFonts w:ascii="Times" w:hAnsi="Times" w:cs="Times"/>
@@ -3191,7 +3118,7 @@
           <w:szCs w:val="24"/>
         </w:rPr>
       </w:pPr>
-      <w:bookmarkStart w:id="3" w:name="_Toc200360943"/>
+      <w:bookmarkStart w:id="3" w:name="_Toc200362928"/>
       <w:r>
         <w:rPr>
           <w:rFonts w:ascii="Times" w:hAnsi="Times" w:cs="Times"/>
@@ -3243,7 +3170,7 @@
           <w:szCs w:val="24"/>
         </w:rPr>
       </w:pPr>
-      <w:bookmarkStart w:id="4" w:name="_Toc200360944"/>
+      <w:bookmarkStart w:id="4" w:name="_Toc200362929"/>
       <w:r>
         <w:rPr>
           <w:rFonts w:ascii="Times" w:hAnsi="Times" w:cs="Times"/>
@@ -3288,7 +3215,7 @@
           <w:szCs w:val="24"/>
         </w:rPr>
       </w:pPr>
-      <w:bookmarkStart w:id="5" w:name="_Toc200360945"/>
+      <w:bookmarkStart w:id="5" w:name="_Toc200362930"/>
       <w:r>
         <w:rPr>
           <w:rFonts w:ascii="Times" w:hAnsi="Times" w:cs="Times"/>
@@ -3611,7 +3538,7 @@
         </w:rPr>
         <w:t xml:space="preserve"> </w:t>
       </w:r>
-      <w:bookmarkStart w:id="6" w:name="_Toc200360946"/>
+      <w:bookmarkStart w:id="6" w:name="_Toc200362931"/>
       <w:r>
         <w:rPr>
           <w:rFonts w:ascii="Times" w:hAnsi="Times" w:cs="Times"/>
@@ -6447,7 +6374,7 @@
       <w:pPr>
         <w:pStyle w:val="Titulo2Relatorio"/>
       </w:pPr>
-      <w:bookmarkStart w:id="7" w:name="_Toc200360947"/>
+      <w:bookmarkStart w:id="7" w:name="_Toc200362932"/>
       <w:r>
         <w:t xml:space="preserve">Melhores </w:t>
       </w:r>
@@ -6609,7 +6536,7 @@
       <w:pPr>
         <w:pStyle w:val="Titulo3Relatorio"/>
       </w:pPr>
-      <w:bookmarkStart w:id="8" w:name="_Toc200360948"/>
+      <w:bookmarkStart w:id="8" w:name="_Toc200362933"/>
       <w:r>
         <w:lastRenderedPageBreak/>
         <w:t>Aplicações com necessidade de garantia de tempo.</w:t>
@@ -6680,7 +6607,7 @@
       <w:pPr>
         <w:pStyle w:val="Titulo3Relatorio"/>
       </w:pPr>
-      <w:bookmarkStart w:id="9" w:name="_Toc200360949"/>
+      <w:bookmarkStart w:id="9" w:name="_Toc200362934"/>
       <w:r>
         <w:t>Ambientes com restrições de memória.</w:t>
       </w:r>
@@ -6746,46 +6673,46 @@
       <w:pPr>
         <w:pStyle w:val="Titulo3Relatorio"/>
       </w:pPr>
-      <w:bookmarkStart w:id="10" w:name="_Toc200360950"/>
+      <w:bookmarkStart w:id="10" w:name="_Toc200362935"/>
       <w:r>
         <w:t>Implementação de filas de prioridade.</w:t>
       </w:r>
+      <w:r>
+        <w:t xml:space="preserve"> - F</w:t>
+      </w:r>
       <w:bookmarkEnd w:id="10"/>
+    </w:p>
+    <w:p>
+      <w:pPr>
+        <w:pStyle w:val="Titulo3Relatorio"/>
+      </w:pPr>
+      <w:bookmarkStart w:id="11" w:name="_Toc200362936"/>
+      <w:r>
+        <w:t>Processamento de dados em fluxo</w:t>
+      </w:r>
       <w:r>
         <w:t xml:space="preserve"> - F</w:t>
       </w:r>
+      <w:bookmarkEnd w:id="11"/>
     </w:p>
     <w:p>
       <w:pPr>
         <w:pStyle w:val="Titulo3Relatorio"/>
       </w:pPr>
-      <w:bookmarkStart w:id="11" w:name="_Toc200360951"/>
-      <w:r>
-        <w:t>Processamento de dados em fluxo</w:t>
-      </w:r>
-      <w:bookmarkEnd w:id="11"/>
+      <w:bookmarkStart w:id="12" w:name="_Toc200362937"/>
+      <w:r>
+        <w:t>Sistemas críticos</w:t>
+      </w:r>
       <w:r>
         <w:t xml:space="preserve"> - F</w:t>
       </w:r>
+      <w:bookmarkEnd w:id="12"/>
     </w:p>
     <w:p>
       <w:pPr>
         <w:pStyle w:val="Titulo3Relatorio"/>
       </w:pPr>
-      <w:bookmarkStart w:id="12" w:name="_Toc200360952"/>
-      <w:r>
-        <w:t>Sistemas críticos</w:t>
-      </w:r>
-      <w:bookmarkEnd w:id="12"/>
-      <w:r>
-        <w:t xml:space="preserve"> - F</w:t>
-      </w:r>
-    </w:p>
-    <w:p>
-      <w:pPr>
-        <w:pStyle w:val="Titulo3Relatorio"/>
-      </w:pPr>
-      <w:bookmarkStart w:id="13" w:name="_Toc200360953"/>
+      <w:bookmarkStart w:id="13" w:name="_Toc200362938"/>
       <w:r>
         <w:t>Grandes volumes de dados</w:t>
       </w:r>
@@ -6833,7 +6760,7 @@
           <w:szCs w:val="24"/>
         </w:rPr>
       </w:pPr>
-      <w:bookmarkStart w:id="14" w:name="_Toc200360954"/>
+      <w:bookmarkStart w:id="14" w:name="_Toc200362939"/>
       <w:r>
         <w:rPr>
           <w:rFonts w:ascii="Times" w:hAnsi="Times" w:cs="Times"/>
@@ -7034,7 +6961,7 @@
           <w:szCs w:val="24"/>
         </w:rPr>
       </w:pPr>
-      <w:bookmarkStart w:id="15" w:name="_Toc200360955"/>
+      <w:bookmarkStart w:id="15" w:name="_Toc200362940"/>
       <w:r>
         <w:rPr>
           <w:rFonts w:ascii="Times" w:hAnsi="Times" w:cs="Times"/>
@@ -7314,7 +7241,7 @@
           <w:szCs w:val="24"/>
         </w:rPr>
       </w:pPr>
-      <w:bookmarkStart w:id="16" w:name="_Toc200360956"/>
+      <w:bookmarkStart w:id="16" w:name="_Toc200362941"/>
       <w:r>
         <w:rPr>
           <w:rFonts w:ascii="Times" w:hAnsi="Times" w:cs="Times"/>
@@ -7582,25 +7509,10 @@
         <w:rPr>
           <w:i/>
         </w:rPr>
-        <w:t>h</w:t>
-      </w:r>
-      <w:r>
-        <w:rPr>
-          <w:i/>
-        </w:rPr>
-        <w:t>eap</w:t>
-      </w:r>
-      <w:r>
-        <w:t xml:space="preserve"> é um vetor, pode</w:t>
-      </w:r>
-      <w:r>
-        <w:t>re</w:t>
-      </w:r>
-      <w:r>
-        <w:t>mos resumir o funcionamento do algoritmo ut</w:t>
-      </w:r>
-      <w:r>
-        <w:t>ilizando as seguintes considerações:</w:t>
+        <w:t>heap</w:t>
+      </w:r>
+      <w:r>
+        <w:t xml:space="preserve"> é um vetor, poderemos resumir o funcionamento do algoritmo utilizando as seguintes considerações:</w:t>
       </w:r>
     </w:p>
     <w:p>
@@ -7637,10 +7549,7 @@
         <w:t>Alterne-o</w:t>
       </w:r>
       <w:r>
-        <w:t xml:space="preserve"> com o ite</w:t>
-      </w:r>
-      <w:r>
-        <w:t xml:space="preserve">m da primeira posição do vetor (procedimento </w:t>
+        <w:t xml:space="preserve"> com o item da primeira posição do vetor (procedimento </w:t>
       </w:r>
       <w:r>
         <w:rPr>
@@ -7657,10 +7566,7 @@
         <w:pStyle w:val="NormalRelatorio"/>
       </w:pPr>
       <w:r>
-        <w:t>3. Repita estas operações com os (n – 1) itens restantes, depois com os (n – 2) itens, e assim sucessivamente</w:t>
-      </w:r>
-      <w:r>
-        <w:t xml:space="preserve"> (procedimento </w:t>
+        <w:t xml:space="preserve">3. Repita estas operações com os (n – 1) itens restantes, depois com os (n – 2) itens, e assim sucessivamente (procedimento </w:t>
       </w:r>
       <w:r>
         <w:rPr>
@@ -7669,10 +7575,7 @@
         <w:t>heapify</w:t>
       </w:r>
       <w:r>
-        <w:t>)</w:t>
-      </w:r>
-      <w:r>
-        <w:t>.</w:t>
+        <w:t>).</w:t>
       </w:r>
     </w:p>
     <w:p>
@@ -7689,7 +7592,7 @@
           <w:szCs w:val="24"/>
         </w:rPr>
       </w:pPr>
-      <w:bookmarkStart w:id="17" w:name="_Toc200360957"/>
+      <w:bookmarkStart w:id="17" w:name="_Toc200362942"/>
       <w:r>
         <w:rPr>
           <w:rFonts w:ascii="Times" w:hAnsi="Times" w:cs="Times"/>
@@ -7704,7 +7607,7 @@
       <w:pPr>
         <w:pStyle w:val="Titulo2Relatorio"/>
       </w:pPr>
-      <w:bookmarkStart w:id="18" w:name="_Toc200360958"/>
+      <w:bookmarkStart w:id="18" w:name="_Toc200362943"/>
       <w:r>
         <w:t>Detalhamento da implementação e decisões tomadas durante a construção do algoritmo.</w:t>
       </w:r>
@@ -7734,7 +7637,7 @@
       <w:pPr>
         <w:pStyle w:val="Titulo3Relatorio"/>
       </w:pPr>
-      <w:bookmarkStart w:id="19" w:name="_Toc200360959"/>
+      <w:bookmarkStart w:id="19" w:name="_Toc200362944"/>
       <w:r>
         <w:lastRenderedPageBreak/>
         <w:t>Algoritmo da obra Estrutura de Dados Usando C</w:t>
@@ -12397,7 +12300,7 @@
       <w:pPr>
         <w:pStyle w:val="Titulo3Relatorio"/>
       </w:pPr>
-      <w:bookmarkStart w:id="20" w:name="_Toc200360960"/>
+      <w:bookmarkStart w:id="20" w:name="_Toc200362945"/>
       <w:r>
         <w:t>Algoritmo do site Programmiz</w:t>
       </w:r>
@@ -15742,7 +15645,7 @@
       <w:pPr>
         <w:pStyle w:val="Titulo2Relatorio"/>
       </w:pPr>
-      <w:bookmarkStart w:id="21" w:name="_Toc200360961"/>
+      <w:bookmarkStart w:id="21" w:name="_Toc200362946"/>
       <w:r>
         <w:t>R</w:t>
       </w:r>
@@ -15812,7 +15715,7 @@
       <w:pPr>
         <w:pStyle w:val="Titulo3Relatorio"/>
       </w:pPr>
-      <w:bookmarkStart w:id="22" w:name="_Toc200360962"/>
+      <w:bookmarkStart w:id="22" w:name="_Toc200362947"/>
       <w:r>
         <w:t>Ordered Input</w:t>
       </w:r>
@@ -15890,7 +15793,7 @@
         </w:rPr>
         <w:drawing>
           <wp:inline distT="0" distB="0" distL="0" distR="0">
-            <wp:extent cx="4138019" cy="3917020"/>
+            <wp:extent cx="4138019" cy="3210212"/>
             <wp:effectExtent l="19050" t="0" r="0" b="0"/>
             <wp:docPr id="12" name="Imagem 11" descr="ordered_input.PNG"/>
             <wp:cNvGraphicFramePr>
@@ -15912,7 +15815,7 @@
                   <pic:spPr>
                     <a:xfrm>
                       <a:off x="0" y="0"/>
-                      <a:ext cx="4138019" cy="3917020"/>
+                      <a:ext cx="4138019" cy="3210212"/>
                     </a:xfrm>
                     <a:prstGeom prst="rect">
                       <a:avLst/>
@@ -16107,11 +16010,7 @@
         <w:t>.</w:t>
       </w:r>
       <w:r>
-        <w:t xml:space="preserve"> Atuando de forma </w:t>
-      </w:r>
-      <w:r>
-        <w:lastRenderedPageBreak/>
-        <w:t xml:space="preserve">mais efetiva </w:t>
+        <w:t xml:space="preserve"> Atuando de forma mais efetiva </w:t>
       </w:r>
       <w:r>
         <w:t>quanto a</w:t>
@@ -16237,9 +16136,10 @@
           <w:noProof/>
           <w:lang w:eastAsia="pt-BR"/>
         </w:rPr>
+        <w:lastRenderedPageBreak/>
         <w:drawing>
           <wp:inline distT="0" distB="0" distL="0" distR="0">
-            <wp:extent cx="5731510" cy="3683000"/>
+            <wp:extent cx="5731510" cy="3543983"/>
             <wp:effectExtent l="19050" t="0" r="2540" b="0"/>
             <wp:docPr id="15" name="Imagem 14" descr="ordered_input_grafico.PNG"/>
             <wp:cNvGraphicFramePr>
@@ -16261,7 +16161,7 @@
                   <pic:spPr>
                     <a:xfrm>
                       <a:off x="0" y="0"/>
-                      <a:ext cx="5731510" cy="3683000"/>
+                      <a:ext cx="5731510" cy="3543983"/>
                     </a:xfrm>
                     <a:prstGeom prst="rect">
                       <a:avLst/>
@@ -16283,7 +16183,7 @@
       <w:pPr>
         <w:pStyle w:val="Titulo3Relatorio"/>
       </w:pPr>
-      <w:bookmarkStart w:id="23" w:name="_Toc200360963"/>
+      <w:bookmarkStart w:id="23" w:name="_Toc200362948"/>
       <w:r>
         <w:t>Reverse Ordered Input</w:t>
       </w:r>
@@ -16359,7 +16259,7 @@
         <w:lastRenderedPageBreak/>
         <w:drawing>
           <wp:inline distT="0" distB="0" distL="0" distR="0">
-            <wp:extent cx="4221846" cy="3993226"/>
+            <wp:extent cx="4221846" cy="3277319"/>
             <wp:effectExtent l="19050" t="0" r="7254" b="0"/>
             <wp:docPr id="13" name="Imagem 12" descr="reversed_input.PNG"/>
             <wp:cNvGraphicFramePr>
@@ -16381,7 +16281,7 @@
                   <pic:spPr>
                     <a:xfrm>
                       <a:off x="0" y="0"/>
-                      <a:ext cx="4221846" cy="3993226"/>
+                      <a:ext cx="4221846" cy="3277319"/>
                     </a:xfrm>
                     <a:prstGeom prst="rect">
                       <a:avLst/>
@@ -16670,7 +16570,7 @@
         <w:lastRenderedPageBreak/>
         <w:drawing>
           <wp:inline distT="0" distB="0" distL="0" distR="0">
-            <wp:extent cx="5731510" cy="3684270"/>
+            <wp:extent cx="5731510" cy="3543983"/>
             <wp:effectExtent l="19050" t="0" r="2540" b="0"/>
             <wp:docPr id="16" name="Imagem 15" descr="reversed_input_grafico.PNG"/>
             <wp:cNvGraphicFramePr>
@@ -16692,7 +16592,7 @@
                   <pic:spPr>
                     <a:xfrm>
                       <a:off x="0" y="0"/>
-                      <a:ext cx="5731510" cy="3684270"/>
+                      <a:ext cx="5731510" cy="3543983"/>
                     </a:xfrm>
                     <a:prstGeom prst="rect">
                       <a:avLst/>
@@ -16709,7 +16609,7 @@
       <w:pPr>
         <w:pStyle w:val="Titulo3Relatorio"/>
       </w:pPr>
-      <w:bookmarkStart w:id="24" w:name="_Toc200360964"/>
+      <w:bookmarkStart w:id="24" w:name="_Toc200362949"/>
       <w:r>
         <w:t>Uniform Input</w:t>
       </w:r>
@@ -16782,10 +16682,9 @@
           <w:noProof/>
           <w:lang w:eastAsia="pt-BR"/>
         </w:rPr>
-        <w:lastRenderedPageBreak/>
         <w:drawing>
           <wp:inline distT="0" distB="0" distL="0" distR="0">
-            <wp:extent cx="4153260" cy="3977985"/>
+            <wp:extent cx="4153260" cy="3216434"/>
             <wp:effectExtent l="19050" t="0" r="0" b="0"/>
             <wp:docPr id="14" name="Imagem 13" descr="uniform_input.PNG"/>
             <wp:cNvGraphicFramePr>
@@ -16807,7 +16706,7 @@
                   <pic:spPr>
                     <a:xfrm>
                       <a:off x="0" y="0"/>
-                      <a:ext cx="4153260" cy="3977985"/>
+                      <a:ext cx="4153260" cy="3216434"/>
                     </a:xfrm>
                     <a:prstGeom prst="rect">
                       <a:avLst/>
@@ -16890,7 +16789,11 @@
         </m:func>
       </m:oMath>
       <w:r>
-        <w:t xml:space="preserve"> em todos os casos. O </w:t>
+        <w:t xml:space="preserve"> </w:t>
+      </w:r>
+      <w:r>
+        <w:lastRenderedPageBreak/>
+        <w:t xml:space="preserve">em todos os casos. O </w:t>
       </w:r>
       <w:r>
         <w:rPr>
@@ -17095,10 +16998,9 @@
           <w:noProof/>
           <w:lang w:eastAsia="pt-BR"/>
         </w:rPr>
-        <w:lastRenderedPageBreak/>
         <w:drawing>
           <wp:inline distT="0" distB="0" distL="0" distR="0">
-            <wp:extent cx="5731510" cy="3684270"/>
+            <wp:extent cx="5731510" cy="3543983"/>
             <wp:effectExtent l="19050" t="0" r="2540" b="0"/>
             <wp:docPr id="17" name="Imagem 16" descr="uniform_input_grafico.PNG"/>
             <wp:cNvGraphicFramePr>
@@ -17120,7 +17022,7 @@
                   <pic:spPr>
                     <a:xfrm>
                       <a:off x="0" y="0"/>
-                      <a:ext cx="5731510" cy="3684270"/>
+                      <a:ext cx="5731510" cy="3543983"/>
                     </a:xfrm>
                     <a:prstGeom prst="rect">
                       <a:avLst/>
@@ -17148,7 +17050,7 @@
           <w:szCs w:val="24"/>
         </w:rPr>
       </w:pPr>
-      <w:bookmarkStart w:id="25" w:name="_Toc200360965"/>
+      <w:bookmarkStart w:id="25" w:name="_Toc200362950"/>
       <w:r>
         <w:rPr>
           <w:rFonts w:ascii="Times" w:hAnsi="Times" w:cs="Times"/>
@@ -17275,7 +17177,7 @@
       <w:pPr>
         <w:pStyle w:val="Ttulo3"/>
       </w:pPr>
-      <w:bookmarkStart w:id="26" w:name="_Toc200360966"/>
+      <w:bookmarkStart w:id="26" w:name="_Toc200362951"/>
       <w:r>
         <w:t>Sistema Operacional</w:t>
       </w:r>
@@ -17310,7 +17212,11 @@
         <w:t>.</w:t>
       </w:r>
       <w:r>
-        <w:t xml:space="preserve"> Para identificá-lo, acessamos o programa “Informações do sistema”</w:t>
+        <w:t xml:space="preserve"> Para </w:t>
+      </w:r>
+      <w:r>
+        <w:lastRenderedPageBreak/>
+        <w:t>identificá-lo, acessamos o programa “Informações do sistema”</w:t>
       </w:r>
       <w:r>
         <w:t xml:space="preserve"> na barra de pesquisa do </w:t>
@@ -17341,7 +17247,6 @@
           <w:szCs w:val="24"/>
           <w:lang w:eastAsia="pt-BR"/>
         </w:rPr>
-        <w:lastRenderedPageBreak/>
         <w:drawing>
           <wp:inline distT="0" distB="0" distL="0" distR="0">
             <wp:extent cx="5731510" cy="3074670"/>
@@ -17386,7 +17291,7 @@
           <w:rFonts w:eastAsiaTheme="minorEastAsia"/>
         </w:rPr>
       </w:pPr>
-      <w:bookmarkStart w:id="27" w:name="_Toc200360967"/>
+      <w:bookmarkStart w:id="27" w:name="_Toc200362952"/>
       <w:r>
         <w:rPr>
           <w:rFonts w:eastAsiaTheme="minorEastAsia"/>
@@ -17440,6 +17345,7 @@
           <w:noProof/>
           <w:lang w:eastAsia="pt-BR"/>
         </w:rPr>
+        <w:lastRenderedPageBreak/>
         <w:drawing>
           <wp:inline distT="0" distB="0" distL="0" distR="0">
             <wp:extent cx="5731510" cy="3074670"/>
@@ -17491,7 +17397,7 @@
           <w:szCs w:val="24"/>
         </w:rPr>
       </w:pPr>
-      <w:bookmarkStart w:id="28" w:name="_Toc200360968"/>
+      <w:bookmarkStart w:id="28" w:name="_Toc200362953"/>
       <w:r>
         <w:rPr>
           <w:rFonts w:ascii="Times" w:hAnsi="Times" w:cs="Times"/>
@@ -17512,7 +17418,7 @@
           <w:szCs w:val="24"/>
         </w:rPr>
       </w:pPr>
-      <w:bookmarkStart w:id="29" w:name="_Toc200360969"/>
+      <w:bookmarkStart w:id="29" w:name="_Toc200362954"/>
       <w:r>
         <w:rPr>
           <w:rFonts w:ascii="Times" w:hAnsi="Times" w:cs="Times"/>
@@ -17568,19 +17474,60 @@
           <w:szCs w:val="24"/>
         </w:rPr>
       </w:pPr>
-      <w:bookmarkStart w:id="30" w:name="_Toc200360970"/>
-      <w:r>
-        <w:rPr>
-          <w:rFonts w:ascii="Times" w:hAnsi="Times" w:cs="Times"/>
-          <w:sz w:val="24"/>
-          <w:szCs w:val="24"/>
-        </w:rPr>
-        <w:lastRenderedPageBreak/>
+      <w:bookmarkStart w:id="30" w:name="_Toc200362955"/>
+      <w:r>
+        <w:rPr>
+          <w:rFonts w:ascii="Times" w:hAnsi="Times" w:cs="Times"/>
+          <w:sz w:val="24"/>
+          <w:szCs w:val="24"/>
+        </w:rPr>
         <w:t>Avaliar o desempenho do algoritmo em comparação com a implementação do Quicksort disponível na linguagem C.</w:t>
       </w:r>
       <w:bookmarkEnd w:id="30"/>
     </w:p>
-    <w:p/>
+    <w:p>
+      <w:pPr>
+        <w:pStyle w:val="NormalRelatorio"/>
+      </w:pPr>
+      <w:r>
+        <w:t>Através das tabelas e gráficos dos resultados dos testes, foi possível determinar o seguinte:</w:t>
+      </w:r>
+    </w:p>
+    <w:p>
+      <w:pPr>
+        <w:pStyle w:val="NormalRelatorio"/>
+        <w:numPr>
+          <w:ilvl w:val="0"/>
+          <w:numId w:val="10"/>
+        </w:numPr>
+      </w:pPr>
+      <w:r>
+        <w:t xml:space="preserve">Quando a entrada é ordenada, a complexidade de tempo do algoritmo de ordenação Insertionsort é </w:t>
+      </w:r>
+      <m:oMath>
+        <m:r>
+          <w:rPr>
+            <w:rFonts w:ascii="Cambria Math" w:hAnsi="Cambria Math"/>
+          </w:rPr>
+          <m:t>O(n)</m:t>
+        </m:r>
+      </m:oMath>
+      <w:r>
+        <w:rPr>
+          <w:rFonts w:eastAsiaTheme="minorEastAsia"/>
+        </w:rPr>
+        <w:t xml:space="preserve"> no melhor caso. Tornando-se um traço linear equiparado com as demais ordenações presentes no gráfico.</w:t>
+      </w:r>
+    </w:p>
+    <w:p>
+      <w:pPr>
+        <w:pStyle w:val="NormalRelatorio"/>
+        <w:numPr>
+          <w:ilvl w:val="0"/>
+          <w:numId w:val="10"/>
+        </w:numPr>
+      </w:pPr>
+    </w:p>
     <w:p>
       <w:pPr>
         <w:pStyle w:val="Ttulo1"/>
@@ -17595,7 +17542,7 @@
           <w:szCs w:val="24"/>
         </w:rPr>
       </w:pPr>
-      <w:bookmarkStart w:id="31" w:name="_Toc200360971"/>
+      <w:bookmarkStart w:id="31" w:name="_Toc200362956"/>
       <w:r>
         <w:rPr>
           <w:rFonts w:ascii="Times" w:hAnsi="Times" w:cs="Times"/>
@@ -18085,7 +18032,7 @@
             <w:rPr>
               <w:noProof/>
             </w:rPr>
-            <w:t>6</w:t>
+            <w:t>20</w:t>
           </w:r>
         </w:fldSimple>
       </w:p>
@@ -19921,7 +19868,6 @@
   <w:rsids>
     <w:rsidRoot w:val="00915251"/>
     <w:rsid w:val="00915251"/>
-    <w:rsid w:val="00DC742F"/>
   </w:rsids>
   <m:mathPr>
     <m:mathFont m:val="Cambria Math"/>

--- a/Relatorio_Equipe_HeapSort.docx
+++ b/Relatorio_Equipe_HeapSort.docx
@@ -47,7 +47,6 @@
       <w:r>
         <w:rPr>
           <w:rFonts w:ascii="Times" w:hAnsi="Times" w:cs="Times"/>
-          <w:i/>
           <w:sz w:val="24"/>
           <w:szCs w:val="24"/>
         </w:rPr>
@@ -59,7 +58,15 @@
           <w:sz w:val="24"/>
           <w:szCs w:val="24"/>
         </w:rPr>
-        <w:t xml:space="preserve"> Sort</w:t>
+        <w:t>s</w:t>
+      </w:r>
+      <w:r>
+        <w:rPr>
+          <w:rFonts w:ascii="Times" w:hAnsi="Times" w:cs="Times"/>
+          <w:sz w:val="24"/>
+          <w:szCs w:val="24"/>
+        </w:rPr>
+        <w:t>ort</w:t>
       </w:r>
       <w:r>
         <w:rPr>
@@ -202,18 +209,17 @@
               <w:spacing w:line="480" w:lineRule="auto"/>
               <w:jc w:val="both"/>
               <w:rPr>
+                <w:rFonts w:ascii="Roboto" w:hAnsi="Roboto" w:cstheme="majorBidi"/>
+                <w:color w:val="1D2125"/>
+              </w:rPr>
+            </w:pPr>
+            <w:r>
+              <w:rPr>
                 <w:rFonts w:ascii="Times" w:hAnsi="Times" w:cs="Times"/>
                 <w:sz w:val="24"/>
                 <w:szCs w:val="24"/>
               </w:rPr>
-            </w:pPr>
-            <w:r>
-              <w:rPr>
-                <w:rFonts w:ascii="Times" w:hAnsi="Times" w:cs="Times"/>
-                <w:sz w:val="24"/>
-                <w:szCs w:val="24"/>
-              </w:rPr>
-              <w:t>Carlos</w:t>
+              <w:t>Carlos Henrique De Oliveira Adonski</w:t>
             </w:r>
           </w:p>
         </w:tc>
@@ -231,6 +237,14 @@
                 <w:szCs w:val="24"/>
               </w:rPr>
             </w:pPr>
+            <w:r>
+              <w:rPr>
+                <w:rFonts w:ascii="Times" w:hAnsi="Times" w:cs="Times"/>
+                <w:sz w:val="24"/>
+                <w:szCs w:val="24"/>
+              </w:rPr>
+              <w:t>2024203300</w:t>
+            </w:r>
           </w:p>
         </w:tc>
       </w:tr>
@@ -244,18 +258,17 @@
               <w:spacing w:line="480" w:lineRule="auto"/>
               <w:jc w:val="both"/>
               <w:rPr>
+                <w:rFonts w:ascii="Roboto" w:hAnsi="Roboto" w:cstheme="majorBidi"/>
+                <w:color w:val="1D2125"/>
+              </w:rPr>
+            </w:pPr>
+            <w:r>
+              <w:rPr>
                 <w:rFonts w:ascii="Times" w:hAnsi="Times" w:cs="Times"/>
                 <w:sz w:val="24"/>
                 <w:szCs w:val="24"/>
               </w:rPr>
-            </w:pPr>
-            <w:r>
-              <w:rPr>
-                <w:rFonts w:ascii="Times" w:hAnsi="Times" w:cs="Times"/>
-                <w:sz w:val="24"/>
-                <w:szCs w:val="24"/>
-              </w:rPr>
-              <w:t>Nicolas</w:t>
+              <w:t>Nicolas Weiss Bueno</w:t>
             </w:r>
           </w:p>
         </w:tc>
@@ -268,16 +281,29 @@
               <w:spacing w:line="480" w:lineRule="auto"/>
               <w:jc w:val="both"/>
               <w:rPr>
+                <w:rFonts w:ascii="Roboto" w:hAnsi="Roboto"/>
+                <w:color w:val="1D2125"/>
+                <w:sz w:val="18"/>
+                <w:szCs w:val="18"/>
+              </w:rPr>
+            </w:pPr>
+            <w:r>
+              <w:rPr>
                 <w:rFonts w:ascii="Times" w:hAnsi="Times" w:cs="Times"/>
                 <w:sz w:val="24"/>
                 <w:szCs w:val="24"/>
               </w:rPr>
-            </w:pPr>
+              <w:t>2025105604</w:t>
+            </w:r>
           </w:p>
         </w:tc>
       </w:tr>
     </w:tbl>
-    <w:p/>
+    <w:p>
+      <w:pPr>
+        <w:spacing w:line="480" w:lineRule="auto"/>
+      </w:pPr>
+    </w:p>
     <w:sdt>
       <w:sdtPr>
         <w:rPr>
@@ -298,6 +324,7 @@
         <w:p>
           <w:pPr>
             <w:pStyle w:val="CabealhodoSumrio"/>
+            <w:spacing w:line="480" w:lineRule="auto"/>
             <w:jc w:val="both"/>
             <w:rPr>
               <w:rFonts w:ascii="Times" w:hAnsi="Times" w:cs="Times"/>
@@ -351,7 +378,7 @@
             </w:rPr>
             <w:fldChar w:fldCharType="separate"/>
           </w:r>
-          <w:hyperlink w:anchor="_Toc200362925" w:history="1">
+          <w:hyperlink w:anchor="_Toc200386141" w:history="1">
             <w:r>
               <w:rPr>
                 <w:rStyle w:val="Hyperlink"/>
@@ -395,7 +422,7 @@
                 <w:noProof/>
                 <w:webHidden/>
               </w:rPr>
-              <w:instrText xml:space="preserve"> PAGEREF _Toc200362925 \h </w:instrText>
+              <w:instrText xml:space="preserve"> PAGEREF _Toc200386141 \h </w:instrText>
             </w:r>
             <w:r>
               <w:rPr>
@@ -438,7 +465,7 @@
               <w:lang w:eastAsia="pt-BR"/>
             </w:rPr>
           </w:pPr>
-          <w:hyperlink w:anchor="_Toc200362926" w:history="1">
+          <w:hyperlink w:anchor="_Toc200386142" w:history="1">
             <w:r>
               <w:rPr>
                 <w:rStyle w:val="Hyperlink"/>
@@ -466,7 +493,7 @@
                 <w:noProof/>
                 <w:webHidden/>
               </w:rPr>
-              <w:instrText xml:space="preserve"> PAGEREF _Toc200362926 \h </w:instrText>
+              <w:instrText xml:space="preserve"> PAGEREF _Toc200386142 \h </w:instrText>
             </w:r>
             <w:r>
               <w:rPr>
@@ -509,14 +536,14 @@
               <w:lang w:eastAsia="pt-BR"/>
             </w:rPr>
           </w:pPr>
-          <w:hyperlink w:anchor="_Toc200362927" w:history="1">
+          <w:hyperlink w:anchor="_Toc200386143" w:history="1">
             <w:r>
               <w:rPr>
                 <w:rStyle w:val="Hyperlink"/>
                 <w:rFonts w:ascii="Times" w:hAnsi="Times" w:cs="Times"/>
                 <w:noProof/>
               </w:rPr>
-              <w:t>exemplos de aplicações onde o problema pode ser encontrado,</w:t>
+              <w:t>exemplos de aplicações onde o problema pode ser encontrado, - FALTA</w:t>
             </w:r>
             <w:r>
               <w:rPr>
@@ -537,7 +564,7 @@
                 <w:noProof/>
                 <w:webHidden/>
               </w:rPr>
-              <w:instrText xml:space="preserve"> PAGEREF _Toc200362927 \h </w:instrText>
+              <w:instrText xml:space="preserve"> PAGEREF _Toc200386143 \h </w:instrText>
             </w:r>
             <w:r>
               <w:rPr>
@@ -580,7 +607,7 @@
               <w:lang w:eastAsia="pt-BR"/>
             </w:rPr>
           </w:pPr>
-          <w:hyperlink w:anchor="_Toc200362928" w:history="1">
+          <w:hyperlink w:anchor="_Toc200386144" w:history="1">
             <w:r>
               <w:rPr>
                 <w:rStyle w:val="Hyperlink"/>
@@ -608,7 +635,7 @@
                 <w:noProof/>
                 <w:webHidden/>
               </w:rPr>
-              <w:instrText xml:space="preserve"> PAGEREF _Toc200362928 \h </w:instrText>
+              <w:instrText xml:space="preserve"> PAGEREF _Toc200386144 \h </w:instrText>
             </w:r>
             <w:r>
               <w:rPr>
@@ -652,7 +679,7 @@
               <w:lang w:eastAsia="pt-BR"/>
             </w:rPr>
           </w:pPr>
-          <w:hyperlink w:anchor="_Toc200362929" w:history="1">
+          <w:hyperlink w:anchor="_Toc200386145" w:history="1">
             <w:r>
               <w:rPr>
                 <w:rStyle w:val="Hyperlink"/>
@@ -696,7 +723,7 @@
                 <w:noProof/>
                 <w:webHidden/>
               </w:rPr>
-              <w:instrText xml:space="preserve"> PAGEREF _Toc200362929 \h </w:instrText>
+              <w:instrText xml:space="preserve"> PAGEREF _Toc200386145 \h </w:instrText>
             </w:r>
             <w:r>
               <w:rPr>
@@ -716,7 +743,7 @@
                 <w:noProof/>
                 <w:webHidden/>
               </w:rPr>
-              <w:t>3</w:t>
+              <w:t>4</w:t>
             </w:r>
             <w:r>
               <w:rPr>
@@ -739,7 +766,7 @@
               <w:lang w:eastAsia="pt-BR"/>
             </w:rPr>
           </w:pPr>
-          <w:hyperlink w:anchor="_Toc200362930" w:history="1">
+          <w:hyperlink w:anchor="_Toc200386146" w:history="1">
             <w:r>
               <w:rPr>
                 <w:rStyle w:val="Hyperlink"/>
@@ -767,7 +794,7 @@
                 <w:noProof/>
                 <w:webHidden/>
               </w:rPr>
-              <w:instrText xml:space="preserve"> PAGEREF _Toc200362930 \h </w:instrText>
+              <w:instrText xml:space="preserve"> PAGEREF _Toc200386146 \h </w:instrText>
             </w:r>
             <w:r>
               <w:rPr>
@@ -787,7 +814,7 @@
                 <w:noProof/>
                 <w:webHidden/>
               </w:rPr>
-              <w:t>3</w:t>
+              <w:t>4</w:t>
             </w:r>
             <w:r>
               <w:rPr>
@@ -810,7 +837,7 @@
               <w:lang w:eastAsia="pt-BR"/>
             </w:rPr>
           </w:pPr>
-          <w:hyperlink w:anchor="_Toc200362931" w:history="1">
+          <w:hyperlink w:anchor="_Toc200386147" w:history="1">
             <w:r>
               <w:rPr>
                 <w:rStyle w:val="Hyperlink"/>
@@ -838,7 +865,7 @@
                 <w:noProof/>
                 <w:webHidden/>
               </w:rPr>
-              <w:instrText xml:space="preserve"> PAGEREF _Toc200362931 \h </w:instrText>
+              <w:instrText xml:space="preserve"> PAGEREF _Toc200386147 \h </w:instrText>
             </w:r>
             <w:r>
               <w:rPr>
@@ -858,7 +885,7 @@
                 <w:noProof/>
                 <w:webHidden/>
               </w:rPr>
-              <w:t>3</w:t>
+              <w:t>4</w:t>
             </w:r>
             <w:r>
               <w:rPr>
@@ -881,7 +908,7 @@
               <w:lang w:eastAsia="pt-BR"/>
             </w:rPr>
           </w:pPr>
-          <w:hyperlink w:anchor="_Toc200362932" w:history="1">
+          <w:hyperlink w:anchor="_Toc200386148" w:history="1">
             <w:r>
               <w:rPr>
                 <w:rStyle w:val="Hyperlink"/>
@@ -908,7 +935,7 @@
                 <w:noProof/>
                 <w:webHidden/>
               </w:rPr>
-              <w:instrText xml:space="preserve"> PAGEREF _Toc200362932 \h </w:instrText>
+              <w:instrText xml:space="preserve"> PAGEREF _Toc200386148 \h </w:instrText>
             </w:r>
             <w:r>
               <w:rPr>
@@ -928,7 +955,7 @@
                 <w:noProof/>
                 <w:webHidden/>
               </w:rPr>
-              <w:t>5</w:t>
+              <w:t>6</w:t>
             </w:r>
             <w:r>
               <w:rPr>
@@ -951,7 +978,7 @@
               <w:lang w:eastAsia="pt-BR"/>
             </w:rPr>
           </w:pPr>
-          <w:hyperlink w:anchor="_Toc200362933" w:history="1">
+          <w:hyperlink w:anchor="_Toc200386149" w:history="1">
             <w:r>
               <w:rPr>
                 <w:rStyle w:val="Hyperlink"/>
@@ -978,7 +1005,7 @@
                 <w:noProof/>
                 <w:webHidden/>
               </w:rPr>
-              <w:instrText xml:space="preserve"> PAGEREF _Toc200362933 \h </w:instrText>
+              <w:instrText xml:space="preserve"> PAGEREF _Toc200386149 \h </w:instrText>
             </w:r>
             <w:r>
               <w:rPr>
@@ -1021,7 +1048,7 @@
               <w:lang w:eastAsia="pt-BR"/>
             </w:rPr>
           </w:pPr>
-          <w:hyperlink w:anchor="_Toc200362934" w:history="1">
+          <w:hyperlink w:anchor="_Toc200386150" w:history="1">
             <w:r>
               <w:rPr>
                 <w:rStyle w:val="Hyperlink"/>
@@ -1048,7 +1075,7 @@
                 <w:noProof/>
                 <w:webHidden/>
               </w:rPr>
-              <w:instrText xml:space="preserve"> PAGEREF _Toc200362934 \h </w:instrText>
+              <w:instrText xml:space="preserve"> PAGEREF _Toc200386150 \h </w:instrText>
             </w:r>
             <w:r>
               <w:rPr>
@@ -1068,7 +1095,7 @@
                 <w:noProof/>
                 <w:webHidden/>
               </w:rPr>
-              <w:t>6</w:t>
+              <w:t>7</w:t>
             </w:r>
             <w:r>
               <w:rPr>
@@ -1091,7 +1118,7 @@
               <w:lang w:eastAsia="pt-BR"/>
             </w:rPr>
           </w:pPr>
-          <w:hyperlink w:anchor="_Toc200362935" w:history="1">
+          <w:hyperlink w:anchor="_Toc200386151" w:history="1">
             <w:r>
               <w:rPr>
                 <w:rStyle w:val="Hyperlink"/>
@@ -1118,7 +1145,7 @@
                 <w:noProof/>
                 <w:webHidden/>
               </w:rPr>
-              <w:instrText xml:space="preserve"> PAGEREF _Toc200362935 \h </w:instrText>
+              <w:instrText xml:space="preserve"> PAGEREF _Toc200386151 \h </w:instrText>
             </w:r>
             <w:r>
               <w:rPr>
@@ -1138,7 +1165,7 @@
                 <w:noProof/>
                 <w:webHidden/>
               </w:rPr>
-              <w:t>6</w:t>
+              <w:t>7</w:t>
             </w:r>
             <w:r>
               <w:rPr>
@@ -1161,7 +1188,7 @@
               <w:lang w:eastAsia="pt-BR"/>
             </w:rPr>
           </w:pPr>
-          <w:hyperlink w:anchor="_Toc200362936" w:history="1">
+          <w:hyperlink w:anchor="_Toc200386152" w:history="1">
             <w:r>
               <w:rPr>
                 <w:rStyle w:val="Hyperlink"/>
@@ -1188,7 +1215,7 @@
                 <w:noProof/>
                 <w:webHidden/>
               </w:rPr>
-              <w:instrText xml:space="preserve"> PAGEREF _Toc200362936 \h </w:instrText>
+              <w:instrText xml:space="preserve"> PAGEREF _Toc200386152 \h </w:instrText>
             </w:r>
             <w:r>
               <w:rPr>
@@ -1208,7 +1235,7 @@
                 <w:noProof/>
                 <w:webHidden/>
               </w:rPr>
-              <w:t>6</w:t>
+              <w:t>7</w:t>
             </w:r>
             <w:r>
               <w:rPr>
@@ -1231,7 +1258,7 @@
               <w:lang w:eastAsia="pt-BR"/>
             </w:rPr>
           </w:pPr>
-          <w:hyperlink w:anchor="_Toc200362937" w:history="1">
+          <w:hyperlink w:anchor="_Toc200386153" w:history="1">
             <w:r>
               <w:rPr>
                 <w:rStyle w:val="Hyperlink"/>
@@ -1258,7 +1285,7 @@
                 <w:noProof/>
                 <w:webHidden/>
               </w:rPr>
-              <w:instrText xml:space="preserve"> PAGEREF _Toc200362937 \h </w:instrText>
+              <w:instrText xml:space="preserve"> PAGEREF _Toc200386153 \h </w:instrText>
             </w:r>
             <w:r>
               <w:rPr>
@@ -1278,7 +1305,7 @@
                 <w:noProof/>
                 <w:webHidden/>
               </w:rPr>
-              <w:t>6</w:t>
+              <w:t>7</w:t>
             </w:r>
             <w:r>
               <w:rPr>
@@ -1301,7 +1328,7 @@
               <w:lang w:eastAsia="pt-BR"/>
             </w:rPr>
           </w:pPr>
-          <w:hyperlink w:anchor="_Toc200362938" w:history="1">
+          <w:hyperlink w:anchor="_Toc200386154" w:history="1">
             <w:r>
               <w:rPr>
                 <w:rStyle w:val="Hyperlink"/>
@@ -1328,7 +1355,7 @@
                 <w:noProof/>
                 <w:webHidden/>
               </w:rPr>
-              <w:instrText xml:space="preserve"> PAGEREF _Toc200362938 \h </w:instrText>
+              <w:instrText xml:space="preserve"> PAGEREF _Toc200386154 \h </w:instrText>
             </w:r>
             <w:r>
               <w:rPr>
@@ -1348,7 +1375,7 @@
                 <w:noProof/>
                 <w:webHidden/>
               </w:rPr>
-              <w:t>6</w:t>
+              <w:t>7</w:t>
             </w:r>
             <w:r>
               <w:rPr>
@@ -1371,7 +1398,7 @@
               <w:lang w:eastAsia="pt-BR"/>
             </w:rPr>
           </w:pPr>
-          <w:hyperlink w:anchor="_Toc200362939" w:history="1">
+          <w:hyperlink w:anchor="_Toc200386155" w:history="1">
             <w:r>
               <w:rPr>
                 <w:rStyle w:val="Hyperlink"/>
@@ -1399,7 +1426,7 @@
                 <w:noProof/>
                 <w:webHidden/>
               </w:rPr>
-              <w:instrText xml:space="preserve"> PAGEREF _Toc200362939 \h </w:instrText>
+              <w:instrText xml:space="preserve"> PAGEREF _Toc200386155 \h </w:instrText>
             </w:r>
             <w:r>
               <w:rPr>
@@ -1419,7 +1446,7 @@
                 <w:noProof/>
                 <w:webHidden/>
               </w:rPr>
-              <w:t>6</w:t>
+              <w:t>7</w:t>
             </w:r>
             <w:r>
               <w:rPr>
@@ -1442,7 +1469,7 @@
               <w:lang w:eastAsia="pt-BR"/>
             </w:rPr>
           </w:pPr>
-          <w:hyperlink w:anchor="_Toc200362940" w:history="1">
+          <w:hyperlink w:anchor="_Toc200386156" w:history="1">
             <w:r>
               <w:rPr>
                 <w:rStyle w:val="Hyperlink"/>
@@ -1470,7 +1497,7 @@
                 <w:noProof/>
                 <w:webHidden/>
               </w:rPr>
-              <w:instrText xml:space="preserve"> PAGEREF _Toc200362940 \h </w:instrText>
+              <w:instrText xml:space="preserve"> PAGEREF _Toc200386156 \h </w:instrText>
             </w:r>
             <w:r>
               <w:rPr>
@@ -1490,7 +1517,7 @@
                 <w:noProof/>
                 <w:webHidden/>
               </w:rPr>
-              <w:t>6</w:t>
+              <w:t>7</w:t>
             </w:r>
             <w:r>
               <w:rPr>
@@ -1513,7 +1540,7 @@
               <w:lang w:eastAsia="pt-BR"/>
             </w:rPr>
           </w:pPr>
-          <w:hyperlink w:anchor="_Toc200362941" w:history="1">
+          <w:hyperlink w:anchor="_Toc200386157" w:history="1">
             <w:r>
               <w:rPr>
                 <w:rStyle w:val="Hyperlink"/>
@@ -1541,7 +1568,7 @@
                 <w:noProof/>
                 <w:webHidden/>
               </w:rPr>
-              <w:instrText xml:space="preserve"> PAGEREF _Toc200362941 \h </w:instrText>
+              <w:instrText xml:space="preserve"> PAGEREF _Toc200386157 \h </w:instrText>
             </w:r>
             <w:r>
               <w:rPr>
@@ -1561,7 +1588,7 @@
                 <w:noProof/>
                 <w:webHidden/>
               </w:rPr>
-              <w:t>6</w:t>
+              <w:t>8</w:t>
             </w:r>
             <w:r>
               <w:rPr>
@@ -1585,7 +1612,7 @@
               <w:lang w:eastAsia="pt-BR"/>
             </w:rPr>
           </w:pPr>
-          <w:hyperlink w:anchor="_Toc200362942" w:history="1">
+          <w:hyperlink w:anchor="_Toc200386158" w:history="1">
             <w:r>
               <w:rPr>
                 <w:rStyle w:val="Hyperlink"/>
@@ -1629,7 +1656,7 @@
                 <w:noProof/>
                 <w:webHidden/>
               </w:rPr>
-              <w:instrText xml:space="preserve"> PAGEREF _Toc200362942 \h </w:instrText>
+              <w:instrText xml:space="preserve"> PAGEREF _Toc200386158 \h </w:instrText>
             </w:r>
             <w:r>
               <w:rPr>
@@ -1649,7 +1676,7 @@
                 <w:noProof/>
                 <w:webHidden/>
               </w:rPr>
-              <w:t>7</w:t>
+              <w:t>9</w:t>
             </w:r>
             <w:r>
               <w:rPr>
@@ -1672,7 +1699,7 @@
               <w:lang w:eastAsia="pt-BR"/>
             </w:rPr>
           </w:pPr>
-          <w:hyperlink w:anchor="_Toc200362943" w:history="1">
+          <w:hyperlink w:anchor="_Toc200386159" w:history="1">
             <w:r>
               <w:rPr>
                 <w:rStyle w:val="Hyperlink"/>
@@ -1699,7 +1726,7 @@
                 <w:noProof/>
                 <w:webHidden/>
               </w:rPr>
-              <w:instrText xml:space="preserve"> PAGEREF _Toc200362943 \h </w:instrText>
+              <w:instrText xml:space="preserve"> PAGEREF _Toc200386159 \h </w:instrText>
             </w:r>
             <w:r>
               <w:rPr>
@@ -1719,7 +1746,7 @@
                 <w:noProof/>
                 <w:webHidden/>
               </w:rPr>
-              <w:t>7</w:t>
+              <w:t>9</w:t>
             </w:r>
             <w:r>
               <w:rPr>
@@ -1742,7 +1769,7 @@
               <w:lang w:eastAsia="pt-BR"/>
             </w:rPr>
           </w:pPr>
-          <w:hyperlink w:anchor="_Toc200362944" w:history="1">
+          <w:hyperlink w:anchor="_Toc200386160" w:history="1">
             <w:r>
               <w:rPr>
                 <w:rStyle w:val="Hyperlink"/>
@@ -1769,7 +1796,7 @@
                 <w:noProof/>
                 <w:webHidden/>
               </w:rPr>
-              <w:instrText xml:space="preserve"> PAGEREF _Toc200362944 \h </w:instrText>
+              <w:instrText xml:space="preserve"> PAGEREF _Toc200386160 \h </w:instrText>
             </w:r>
             <w:r>
               <w:rPr>
@@ -1789,7 +1816,7 @@
                 <w:noProof/>
                 <w:webHidden/>
               </w:rPr>
-              <w:t>8</w:t>
+              <w:t>9</w:t>
             </w:r>
             <w:r>
               <w:rPr>
@@ -1812,7 +1839,7 @@
               <w:lang w:eastAsia="pt-BR"/>
             </w:rPr>
           </w:pPr>
-          <w:hyperlink w:anchor="_Toc200362945" w:history="1">
+          <w:hyperlink w:anchor="_Toc200386161" w:history="1">
             <w:r>
               <w:rPr>
                 <w:rStyle w:val="Hyperlink"/>
@@ -1839,7 +1866,7 @@
                 <w:noProof/>
                 <w:webHidden/>
               </w:rPr>
-              <w:instrText xml:space="preserve"> PAGEREF _Toc200362945 \h </w:instrText>
+              <w:instrText xml:space="preserve"> PAGEREF _Toc200386161 \h </w:instrText>
             </w:r>
             <w:r>
               <w:rPr>
@@ -1859,7 +1886,7 @@
                 <w:noProof/>
                 <w:webHidden/>
               </w:rPr>
-              <w:t>12</w:t>
+              <w:t>16</w:t>
             </w:r>
             <w:r>
               <w:rPr>
@@ -1882,7 +1909,7 @@
               <w:lang w:eastAsia="pt-BR"/>
             </w:rPr>
           </w:pPr>
-          <w:hyperlink w:anchor="_Toc200362946" w:history="1">
+          <w:hyperlink w:anchor="_Toc200386162" w:history="1">
             <w:r>
               <w:rPr>
                 <w:rStyle w:val="Hyperlink"/>
@@ -1909,7 +1936,7 @@
                 <w:noProof/>
                 <w:webHidden/>
               </w:rPr>
-              <w:instrText xml:space="preserve"> PAGEREF _Toc200362946 \h </w:instrText>
+              <w:instrText xml:space="preserve"> PAGEREF _Toc200386162 \h </w:instrText>
             </w:r>
             <w:r>
               <w:rPr>
@@ -1929,7 +1956,7 @@
                 <w:noProof/>
                 <w:webHidden/>
               </w:rPr>
-              <w:t>17</w:t>
+              <w:t>23</w:t>
             </w:r>
             <w:r>
               <w:rPr>
@@ -1952,7 +1979,7 @@
               <w:lang w:eastAsia="pt-BR"/>
             </w:rPr>
           </w:pPr>
-          <w:hyperlink w:anchor="_Toc200362947" w:history="1">
+          <w:hyperlink w:anchor="_Toc200386163" w:history="1">
             <w:r>
               <w:rPr>
                 <w:rStyle w:val="Hyperlink"/>
@@ -1979,7 +2006,7 @@
                 <w:noProof/>
                 <w:webHidden/>
               </w:rPr>
-              <w:instrText xml:space="preserve"> PAGEREF _Toc200362947 \h </w:instrText>
+              <w:instrText xml:space="preserve"> PAGEREF _Toc200386163 \h </w:instrText>
             </w:r>
             <w:r>
               <w:rPr>
@@ -1999,7 +2026,7 @@
                 <w:noProof/>
                 <w:webHidden/>
               </w:rPr>
-              <w:t>17</w:t>
+              <w:t>23</w:t>
             </w:r>
             <w:r>
               <w:rPr>
@@ -2022,7 +2049,7 @@
               <w:lang w:eastAsia="pt-BR"/>
             </w:rPr>
           </w:pPr>
-          <w:hyperlink w:anchor="_Toc200362948" w:history="1">
+          <w:hyperlink w:anchor="_Toc200386164" w:history="1">
             <w:r>
               <w:rPr>
                 <w:rStyle w:val="Hyperlink"/>
@@ -2049,7 +2076,7 @@
                 <w:noProof/>
                 <w:webHidden/>
               </w:rPr>
-              <w:instrText xml:space="preserve"> PAGEREF _Toc200362948 \h </w:instrText>
+              <w:instrText xml:space="preserve"> PAGEREF _Toc200386164 \h </w:instrText>
             </w:r>
             <w:r>
               <w:rPr>
@@ -2069,7 +2096,7 @@
                 <w:noProof/>
                 <w:webHidden/>
               </w:rPr>
-              <w:t>18</w:t>
+              <w:t>25</w:t>
             </w:r>
             <w:r>
               <w:rPr>
@@ -2092,7 +2119,7 @@
               <w:lang w:eastAsia="pt-BR"/>
             </w:rPr>
           </w:pPr>
-          <w:hyperlink w:anchor="_Toc200362949" w:history="1">
+          <w:hyperlink w:anchor="_Toc200386165" w:history="1">
             <w:r>
               <w:rPr>
                 <w:rStyle w:val="Hyperlink"/>
@@ -2119,7 +2146,7 @@
                 <w:noProof/>
                 <w:webHidden/>
               </w:rPr>
-              <w:instrText xml:space="preserve"> PAGEREF _Toc200362949 \h </w:instrText>
+              <w:instrText xml:space="preserve"> PAGEREF _Toc200386165 \h </w:instrText>
             </w:r>
             <w:r>
               <w:rPr>
@@ -2139,7 +2166,7 @@
                 <w:noProof/>
                 <w:webHidden/>
               </w:rPr>
-              <w:t>20</w:t>
+              <w:t>27</w:t>
             </w:r>
             <w:r>
               <w:rPr>
@@ -2162,7 +2189,7 @@
               <w:lang w:eastAsia="pt-BR"/>
             </w:rPr>
           </w:pPr>
-          <w:hyperlink w:anchor="_Toc200362950" w:history="1">
+          <w:hyperlink w:anchor="_Toc200386166" w:history="1">
             <w:r>
               <w:rPr>
                 <w:rStyle w:val="Hyperlink"/>
@@ -2190,7 +2217,7 @@
                 <w:noProof/>
                 <w:webHidden/>
               </w:rPr>
-              <w:instrText xml:space="preserve"> PAGEREF _Toc200362950 \h </w:instrText>
+              <w:instrText xml:space="preserve"> PAGEREF _Toc200386166 \h </w:instrText>
             </w:r>
             <w:r>
               <w:rPr>
@@ -2210,7 +2237,7 @@
                 <w:noProof/>
                 <w:webHidden/>
               </w:rPr>
-              <w:t>22</w:t>
+              <w:t>29</w:t>
             </w:r>
             <w:r>
               <w:rPr>
@@ -2233,7 +2260,7 @@
               <w:lang w:eastAsia="pt-BR"/>
             </w:rPr>
           </w:pPr>
-          <w:hyperlink w:anchor="_Toc200362951" w:history="1">
+          <w:hyperlink w:anchor="_Toc200386167" w:history="1">
             <w:r>
               <w:rPr>
                 <w:rStyle w:val="Hyperlink"/>
@@ -2260,7 +2287,7 @@
                 <w:noProof/>
                 <w:webHidden/>
               </w:rPr>
-              <w:instrText xml:space="preserve"> PAGEREF _Toc200362951 \h </w:instrText>
+              <w:instrText xml:space="preserve"> PAGEREF _Toc200386167 \h </w:instrText>
             </w:r>
             <w:r>
               <w:rPr>
@@ -2280,7 +2307,7 @@
                 <w:noProof/>
                 <w:webHidden/>
               </w:rPr>
-              <w:t>22</w:t>
+              <w:t>29</w:t>
             </w:r>
             <w:r>
               <w:rPr>
@@ -2303,7 +2330,7 @@
               <w:lang w:eastAsia="pt-BR"/>
             </w:rPr>
           </w:pPr>
-          <w:hyperlink w:anchor="_Toc200362952" w:history="1">
+          <w:hyperlink w:anchor="_Toc200386168" w:history="1">
             <w:r>
               <w:rPr>
                 <w:rStyle w:val="Hyperlink"/>
@@ -2330,7 +2357,7 @@
                 <w:noProof/>
                 <w:webHidden/>
               </w:rPr>
-              <w:instrText xml:space="preserve"> PAGEREF _Toc200362952 \h </w:instrText>
+              <w:instrText xml:space="preserve"> PAGEREF _Toc200386168 \h </w:instrText>
             </w:r>
             <w:r>
               <w:rPr>
@@ -2350,7 +2377,7 @@
                 <w:noProof/>
                 <w:webHidden/>
               </w:rPr>
-              <w:t>23</w:t>
+              <w:t>30</w:t>
             </w:r>
             <w:r>
               <w:rPr>
@@ -2374,7 +2401,7 @@
               <w:lang w:eastAsia="pt-BR"/>
             </w:rPr>
           </w:pPr>
-          <w:hyperlink w:anchor="_Toc200362953" w:history="1">
+          <w:hyperlink w:anchor="_Toc200386169" w:history="1">
             <w:r>
               <w:rPr>
                 <w:rStyle w:val="Hyperlink"/>
@@ -2418,7 +2445,7 @@
                 <w:noProof/>
                 <w:webHidden/>
               </w:rPr>
-              <w:instrText xml:space="preserve"> PAGEREF _Toc200362953 \h </w:instrText>
+              <w:instrText xml:space="preserve"> PAGEREF _Toc200386169 \h </w:instrText>
             </w:r>
             <w:r>
               <w:rPr>
@@ -2438,7 +2465,7 @@
                 <w:noProof/>
                 <w:webHidden/>
               </w:rPr>
-              <w:t>23</w:t>
+              <w:t>31</w:t>
             </w:r>
             <w:r>
               <w:rPr>
@@ -2461,11 +2488,10 @@
               <w:lang w:eastAsia="pt-BR"/>
             </w:rPr>
           </w:pPr>
-          <w:hyperlink w:anchor="_Toc200362954" w:history="1">
+          <w:hyperlink w:anchor="_Toc200386170" w:history="1">
             <w:r>
               <w:rPr>
                 <w:rStyle w:val="Hyperlink"/>
-                <w:rFonts w:ascii="Times" w:hAnsi="Times" w:cs="Times"/>
                 <w:noProof/>
               </w:rPr>
               <w:t>Analisar os pontos fortes e fracos do algoritmo em comparação com outros algoritmos.</w:t>
@@ -2489,7 +2515,7 @@
                 <w:noProof/>
                 <w:webHidden/>
               </w:rPr>
-              <w:instrText xml:space="preserve"> PAGEREF _Toc200362954 \h </w:instrText>
+              <w:instrText xml:space="preserve"> PAGEREF _Toc200386170 \h </w:instrText>
             </w:r>
             <w:r>
               <w:rPr>
@@ -2509,7 +2535,77 @@
                 <w:noProof/>
                 <w:webHidden/>
               </w:rPr>
-              <w:t>23</w:t>
+              <w:t>31</w:t>
+            </w:r>
+            <w:r>
+              <w:rPr>
+                <w:noProof/>
+                <w:webHidden/>
+              </w:rPr>
+              <w:fldChar w:fldCharType="end"/>
+            </w:r>
+          </w:hyperlink>
+        </w:p>
+        <w:p>
+          <w:pPr>
+            <w:pStyle w:val="Sumrio3"/>
+            <w:tabs>
+              <w:tab w:val="right" w:leader="dot" w:pos="9016"/>
+            </w:tabs>
+            <w:rPr>
+              <w:rFonts w:eastAsiaTheme="minorEastAsia"/>
+              <w:noProof/>
+              <w:lang w:eastAsia="pt-BR"/>
+            </w:rPr>
+          </w:pPr>
+          <w:hyperlink w:anchor="_Toc200386171" w:history="1">
+            <w:r>
+              <w:rPr>
+                <w:rStyle w:val="Hyperlink"/>
+                <w:noProof/>
+              </w:rPr>
+              <w:t>Pontos fortes</w:t>
+            </w:r>
+            <w:r>
+              <w:rPr>
+                <w:noProof/>
+                <w:webHidden/>
+              </w:rPr>
+              <w:tab/>
+            </w:r>
+            <w:r>
+              <w:rPr>
+                <w:noProof/>
+                <w:webHidden/>
+              </w:rPr>
+              <w:fldChar w:fldCharType="begin"/>
+            </w:r>
+            <w:r>
+              <w:rPr>
+                <w:noProof/>
+                <w:webHidden/>
+              </w:rPr>
+              <w:instrText xml:space="preserve"> PAGEREF _Toc200386171 \h </w:instrText>
+            </w:r>
+            <w:r>
+              <w:rPr>
+                <w:noProof/>
+                <w:webHidden/>
+              </w:rPr>
+            </w:r>
+            <w:r>
+              <w:rPr>
+                <w:noProof/>
+                <w:webHidden/>
+              </w:rPr>
+              <w:fldChar w:fldCharType="separate"/>
+            </w:r>
+            <w:r>
+              <w:rPr>
+                <w:noProof/>
+                <w:webHidden/>
+              </w:rPr>
+              <w:t>31</w:t>
             </w:r>
             <w:r>
               <w:rPr>
@@ -2532,14 +2628,14 @@
               <w:lang w:eastAsia="pt-BR"/>
             </w:rPr>
           </w:pPr>
-          <w:hyperlink w:anchor="_Toc200362955" w:history="1">
+          <w:hyperlink w:anchor="_Toc200386172" w:history="1">
             <w:r>
               <w:rPr>
                 <w:rStyle w:val="Hyperlink"/>
                 <w:rFonts w:ascii="Times" w:hAnsi="Times" w:cs="Times"/>
                 <w:noProof/>
               </w:rPr>
-              <w:t>Avaliar o desempenho do algoritmo em comparação com a implementação do Quicksort disponível na linguagem C.</w:t>
+              <w:t>Avaliação do desempenho do algoritmo em comparação com o Quicksort.</w:t>
             </w:r>
             <w:r>
               <w:rPr>
@@ -2560,7 +2656,7 @@
                 <w:noProof/>
                 <w:webHidden/>
               </w:rPr>
-              <w:instrText xml:space="preserve"> PAGEREF _Toc200362955 \h </w:instrText>
+              <w:instrText xml:space="preserve"> PAGEREF _Toc200386172 \h </w:instrText>
             </w:r>
             <w:r>
               <w:rPr>
@@ -2580,7 +2676,7 @@
                 <w:noProof/>
                 <w:webHidden/>
               </w:rPr>
-              <w:t>24</w:t>
+              <w:t>31</w:t>
             </w:r>
             <w:r>
               <w:rPr>
@@ -2604,7 +2700,7 @@
               <w:lang w:eastAsia="pt-BR"/>
             </w:rPr>
           </w:pPr>
-          <w:hyperlink w:anchor="_Toc200362956" w:history="1">
+          <w:hyperlink w:anchor="_Toc200386173" w:history="1">
             <w:r>
               <w:rPr>
                 <w:rStyle w:val="Hyperlink"/>
@@ -2648,7 +2744,7 @@
                 <w:noProof/>
                 <w:webHidden/>
               </w:rPr>
-              <w:instrText xml:space="preserve"> PAGEREF _Toc200362956 \h </w:instrText>
+              <w:instrText xml:space="preserve"> PAGEREF _Toc200386173 \h </w:instrText>
             </w:r>
             <w:r>
               <w:rPr>
@@ -2668,7 +2764,7 @@
                 <w:noProof/>
                 <w:webHidden/>
               </w:rPr>
-              <w:t>24</w:t>
+              <w:t>32</w:t>
             </w:r>
             <w:r>
               <w:rPr>
@@ -2681,6 +2777,7 @@
         </w:p>
         <w:p>
           <w:pPr>
+            <w:spacing w:line="480" w:lineRule="auto"/>
             <w:jc w:val="both"/>
             <w:rPr>
               <w:rFonts w:ascii="Times" w:hAnsi="Times" w:cs="Times"/>
@@ -2702,6 +2799,7 @@
     <w:p>
       <w:pPr>
         <w:pStyle w:val="Ttulo1"/>
+        <w:spacing w:line="480" w:lineRule="auto"/>
         <w:jc w:val="both"/>
         <w:rPr>
           <w:rFonts w:ascii="Times" w:hAnsi="Times" w:cs="Times"/>
@@ -2717,6 +2815,7 @@
           <w:ilvl w:val="0"/>
           <w:numId w:val="2"/>
         </w:numPr>
+        <w:spacing w:line="480" w:lineRule="auto"/>
         <w:jc w:val="both"/>
         <w:rPr>
           <w:rFonts w:ascii="Times" w:hAnsi="Times" w:cs="Times"/>
@@ -2724,7 +2823,7 @@
           <w:szCs w:val="24"/>
         </w:rPr>
       </w:pPr>
-      <w:bookmarkStart w:id="0" w:name="_Toc200362925"/>
+      <w:bookmarkStart w:id="0" w:name="_Toc200386141"/>
       <w:r>
         <w:rPr>
           <w:rFonts w:ascii="Times" w:hAnsi="Times" w:cs="Times"/>
@@ -2738,6 +2837,7 @@
     <w:p>
       <w:pPr>
         <w:pStyle w:val="Ttulo2"/>
+        <w:spacing w:line="480" w:lineRule="auto"/>
         <w:jc w:val="both"/>
         <w:rPr>
           <w:rFonts w:ascii="Times" w:hAnsi="Times" w:cs="Times"/>
@@ -2745,7 +2845,7 @@
           <w:szCs w:val="24"/>
         </w:rPr>
       </w:pPr>
-      <w:bookmarkStart w:id="1" w:name="_Toc200362926"/>
+      <w:bookmarkStart w:id="1" w:name="_Toc200386142"/>
       <w:r>
         <w:rPr>
           <w:rFonts w:ascii="Times" w:hAnsi="Times" w:cs="Times"/>
@@ -2759,6 +2859,7 @@
     <w:p>
       <w:pPr>
         <w:pStyle w:val="NormalRelatorio"/>
+        <w:spacing w:line="480" w:lineRule="auto"/>
       </w:pPr>
       <w:r>
         <w:t xml:space="preserve"> </w:t>
@@ -2782,6 +2883,7 @@
     <w:p>
       <w:pPr>
         <w:pStyle w:val="NormalRelatorio"/>
+        <w:spacing w:line="480" w:lineRule="auto"/>
       </w:pPr>
       <w:r>
         <w:t>Tais limitações, apresentam</w:t>
@@ -2799,7 +2901,11 @@
         <w:t>é plausível</w:t>
       </w:r>
       <w:r>
-        <w:t xml:space="preserve"> ordenar listas por popularidade</w:t>
+        <w:t xml:space="preserve"> ordenar listas por </w:t>
+      </w:r>
+      <w:r>
+        <w:lastRenderedPageBreak/>
+        <w:t>popularidade</w:t>
       </w:r>
       <w:r>
         <w:t xml:space="preserve"> alta</w:t>
@@ -2859,6 +2965,7 @@
     <w:p>
       <w:pPr>
         <w:pStyle w:val="NormalRelatorio"/>
+        <w:spacing w:line="480" w:lineRule="auto"/>
       </w:pPr>
       <w:r>
         <w:t>A fim de facilitar a resolução destes problemas específicos</w:t>
@@ -2955,6 +3062,7 @@
       <w:pPr>
         <w:pStyle w:val="NormalRelatorio"/>
         <w:keepNext/>
+        <w:spacing w:line="480" w:lineRule="auto"/>
         <w:jc w:val="center"/>
       </w:pPr>
       <w:r>
@@ -3071,6 +3179,7 @@
     <w:p>
       <w:pPr>
         <w:pStyle w:val="Ttulo2"/>
+        <w:spacing w:line="480" w:lineRule="auto"/>
         <w:jc w:val="both"/>
         <w:rPr>
           <w:rFonts w:ascii="Times" w:hAnsi="Times" w:cs="Times"/>
@@ -3078,28 +3187,29 @@
           <w:szCs w:val="24"/>
         </w:rPr>
       </w:pPr>
-      <w:bookmarkStart w:id="2" w:name="_Toc200362927"/>
-      <w:r>
-        <w:rPr>
-          <w:rFonts w:ascii="Times" w:hAnsi="Times" w:cs="Times"/>
-          <w:sz w:val="24"/>
-          <w:szCs w:val="24"/>
-        </w:rPr>
-        <w:t>exemplos de aplicações onde o problema pode ser encontrado,</w:t>
+      <w:bookmarkStart w:id="2" w:name="_Toc200386143"/>
+      <w:r>
+        <w:rPr>
+          <w:rFonts w:ascii="Times" w:hAnsi="Times" w:cs="Times"/>
+          <w:sz w:val="24"/>
+          <w:szCs w:val="24"/>
+        </w:rPr>
+        <w:t xml:space="preserve">exemplos de aplicações onde o problema pode ser encontrado, </w:t>
+      </w:r>
+      <w:r>
+        <w:rPr>
+          <w:rFonts w:ascii="Times" w:hAnsi="Times" w:cs="Times"/>
+          <w:sz w:val="24"/>
+          <w:szCs w:val="24"/>
+        </w:rPr>
+        <w:t>- FALTA</w:t>
       </w:r>
       <w:bookmarkEnd w:id="2"/>
-      <w:r>
-        <w:rPr>
-          <w:rFonts w:ascii="Times" w:hAnsi="Times" w:cs="Times"/>
-          <w:sz w:val="24"/>
-          <w:szCs w:val="24"/>
-        </w:rPr>
-        <w:t xml:space="preserve"> </w:t>
-      </w:r>
     </w:p>
     <w:p>
       <w:pPr>
         <w:pStyle w:val="Ttulo2"/>
+        <w:spacing w:line="480" w:lineRule="auto"/>
         <w:jc w:val="both"/>
         <w:rPr>
           <w:rFonts w:ascii="Times" w:hAnsi="Times" w:cs="Times"/>
@@ -3111,6 +3221,7 @@
     <w:p>
       <w:pPr>
         <w:pStyle w:val="Ttulo2"/>
+        <w:spacing w:line="480" w:lineRule="auto"/>
         <w:jc w:val="both"/>
         <w:rPr>
           <w:rFonts w:ascii="Times" w:hAnsi="Times" w:cs="Times"/>
@@ -3118,7 +3229,7 @@
           <w:szCs w:val="24"/>
         </w:rPr>
       </w:pPr>
-      <w:bookmarkStart w:id="3" w:name="_Toc200362928"/>
+      <w:bookmarkStart w:id="3" w:name="_Toc200386144"/>
       <w:r>
         <w:rPr>
           <w:rFonts w:ascii="Times" w:hAnsi="Times" w:cs="Times"/>
@@ -3163,6 +3274,7 @@
           <w:ilvl w:val="0"/>
           <w:numId w:val="2"/>
         </w:numPr>
+        <w:spacing w:line="480" w:lineRule="auto"/>
         <w:jc w:val="both"/>
         <w:rPr>
           <w:rFonts w:ascii="Times" w:hAnsi="Times" w:cs="Times"/>
@@ -3170,7 +3282,7 @@
           <w:szCs w:val="24"/>
         </w:rPr>
       </w:pPr>
-      <w:bookmarkStart w:id="4" w:name="_Toc200362929"/>
+      <w:bookmarkStart w:id="4" w:name="_Toc200386145"/>
       <w:r>
         <w:rPr>
           <w:rFonts w:ascii="Times" w:hAnsi="Times" w:cs="Times"/>
@@ -3208,6 +3320,7 @@
     <w:p>
       <w:pPr>
         <w:pStyle w:val="Ttulo2"/>
+        <w:spacing w:line="480" w:lineRule="auto"/>
         <w:jc w:val="both"/>
         <w:rPr>
           <w:rFonts w:ascii="Times" w:hAnsi="Times" w:cs="Times"/>
@@ -3215,7 +3328,7 @@
           <w:szCs w:val="24"/>
         </w:rPr>
       </w:pPr>
-      <w:bookmarkStart w:id="5" w:name="_Toc200362930"/>
+      <w:bookmarkStart w:id="5" w:name="_Toc200386146"/>
       <w:r>
         <w:rPr>
           <w:rFonts w:ascii="Times" w:hAnsi="Times" w:cs="Times"/>
@@ -3228,6 +3341,7 @@
     </w:p>
     <w:p>
       <w:pPr>
+        <w:spacing w:line="480" w:lineRule="auto"/>
         <w:ind w:firstLine="708"/>
         <w:jc w:val="both"/>
         <w:rPr>
@@ -3346,6 +3460,7 @@
     </w:p>
     <w:p>
       <w:pPr>
+        <w:spacing w:line="480" w:lineRule="auto"/>
         <w:ind w:firstLine="708"/>
         <w:jc w:val="both"/>
         <w:rPr>
@@ -3426,7 +3541,16 @@
           <w:sz w:val="24"/>
           <w:szCs w:val="24"/>
         </w:rPr>
-        <w:t xml:space="preserve"> agora p</w:t>
+        <w:t xml:space="preserve"> </w:t>
+      </w:r>
+      <w:r>
+        <w:rPr>
+          <w:rFonts w:ascii="Times" w:hAnsi="Times" w:cs="Times"/>
+          <w:sz w:val="24"/>
+          <w:szCs w:val="24"/>
+        </w:rPr>
+        <w:lastRenderedPageBreak/>
+        <w:t>agora p</w:t>
       </w:r>
       <w:r>
         <w:rPr>
@@ -3523,6 +3647,7 @@
     <w:p>
       <w:pPr>
         <w:pStyle w:val="Ttulo2"/>
+        <w:spacing w:line="480" w:lineRule="auto"/>
         <w:jc w:val="both"/>
         <w:rPr>
           <w:rFonts w:ascii="Times" w:hAnsi="Times" w:cs="Times"/>
@@ -3538,7 +3663,7 @@
         </w:rPr>
         <w:t xml:space="preserve"> </w:t>
       </w:r>
-      <w:bookmarkStart w:id="6" w:name="_Toc200362931"/>
+      <w:bookmarkStart w:id="6" w:name="_Toc200386147"/>
       <w:r>
         <w:rPr>
           <w:rFonts w:ascii="Times" w:hAnsi="Times" w:cs="Times"/>
@@ -3700,7 +3825,6 @@
           <w:sz w:val="24"/>
           <w:szCs w:val="24"/>
         </w:rPr>
-        <w:lastRenderedPageBreak/>
         <w:t>Para chegar a esse resultado, devemos considerar</w:t>
       </w:r>
       <w:r>
@@ -3913,7 +4037,6 @@
       <w:r>
         <w:rPr>
           <w:rFonts w:ascii="Times" w:eastAsiaTheme="minorEastAsia" w:hAnsi="Times" w:cs="Times"/>
-          <w:i/>
           <w:sz w:val="24"/>
           <w:szCs w:val="24"/>
         </w:rPr>
@@ -3925,7 +4048,15 @@
           <w:sz w:val="24"/>
           <w:szCs w:val="24"/>
         </w:rPr>
-        <w:t>ify:</w:t>
+        <w:t>ify</w:t>
+      </w:r>
+      <w:r>
+        <w:rPr>
+          <w:rFonts w:ascii="Times" w:eastAsiaTheme="minorEastAsia" w:hAnsi="Times" w:cs="Times"/>
+          <w:sz w:val="24"/>
+          <w:szCs w:val="24"/>
+        </w:rPr>
+        <w:t>:</w:t>
       </w:r>
     </w:p>
     <w:p>
@@ -4711,7 +4842,16 @@
           <w:sz w:val="24"/>
           <w:szCs w:val="24"/>
         </w:rPr>
-        <w:t>Heap</w:t>
+        <w:t>h</w:t>
+      </w:r>
+      <w:r>
+        <w:rPr>
+          <w:rFonts w:ascii="Times" w:eastAsiaTheme="minorEastAsia" w:hAnsi="Times" w:cs="Times"/>
+          <w:i/>
+          <w:sz w:val="24"/>
+          <w:szCs w:val="24"/>
+        </w:rPr>
+        <w:t>eap</w:t>
       </w:r>
       <w:r>
         <w:rPr>
@@ -4840,7 +4980,16 @@
           <w:sz w:val="24"/>
           <w:szCs w:val="24"/>
         </w:rPr>
-        <w:t xml:space="preserve"> e concedido a sua posição com o elemento-filho com o maior valor</w:t>
+        <w:t xml:space="preserve"> e </w:t>
+      </w:r>
+      <w:r>
+        <w:rPr>
+          <w:rFonts w:ascii="Times" w:eastAsiaTheme="minorEastAsia" w:hAnsi="Times" w:cs="Times"/>
+          <w:sz w:val="24"/>
+          <w:szCs w:val="24"/>
+        </w:rPr>
+        <w:lastRenderedPageBreak/>
+        <w:t>concedido a sua posição com o elemento-filho com o maior valor</w:t>
       </w:r>
       <w:r>
         <w:rPr>
@@ -5073,7 +5222,6 @@
           <w:sz w:val="24"/>
           <w:szCs w:val="24"/>
         </w:rPr>
-        <w:lastRenderedPageBreak/>
         <w:t xml:space="preserve">O </w:t>
       </w:r>
       <w:r>
@@ -6373,9 +6521,11 @@
     <w:p>
       <w:pPr>
         <w:pStyle w:val="Titulo2Relatorio"/>
-      </w:pPr>
-      <w:bookmarkStart w:id="7" w:name="_Toc200362932"/>
-      <w:r>
+        <w:spacing w:line="480" w:lineRule="auto"/>
+      </w:pPr>
+      <w:bookmarkStart w:id="7" w:name="_Toc200386148"/>
+      <w:r>
+        <w:lastRenderedPageBreak/>
         <w:t xml:space="preserve">Melhores </w:t>
       </w:r>
       <w:r>
@@ -6386,6 +6536,7 @@
     <w:p>
       <w:pPr>
         <w:pStyle w:val="NormalRelatorio"/>
+        <w:spacing w:line="480" w:lineRule="auto"/>
       </w:pPr>
       <w:r>
         <w:t xml:space="preserve">As propriedades do algoritmo de ordenação </w:t>
@@ -6407,6 +6558,7 @@
           <w:ilvl w:val="0"/>
           <w:numId w:val="10"/>
         </w:numPr>
+        <w:spacing w:line="480" w:lineRule="auto"/>
         <w:rPr>
           <w:rFonts w:ascii="Times" w:hAnsi="Times" w:cs="Times"/>
           <w:sz w:val="24"/>
@@ -6429,6 +6581,7 @@
           <w:ilvl w:val="0"/>
           <w:numId w:val="10"/>
         </w:numPr>
+        <w:spacing w:line="480" w:lineRule="auto"/>
         <w:rPr>
           <w:rFonts w:ascii="Times" w:hAnsi="Times" w:cs="Times"/>
           <w:sz w:val="24"/>
@@ -6451,6 +6604,7 @@
           <w:ilvl w:val="0"/>
           <w:numId w:val="10"/>
         </w:numPr>
+        <w:spacing w:line="480" w:lineRule="auto"/>
         <w:rPr>
           <w:rFonts w:ascii="Times" w:hAnsi="Times" w:cs="Times"/>
           <w:sz w:val="24"/>
@@ -6473,6 +6627,7 @@
           <w:ilvl w:val="0"/>
           <w:numId w:val="10"/>
         </w:numPr>
+        <w:spacing w:line="480" w:lineRule="auto"/>
         <w:rPr>
           <w:rFonts w:ascii="Times" w:hAnsi="Times" w:cs="Times"/>
           <w:sz w:val="24"/>
@@ -6495,6 +6650,7 @@
           <w:ilvl w:val="0"/>
           <w:numId w:val="10"/>
         </w:numPr>
+        <w:spacing w:line="480" w:lineRule="auto"/>
         <w:rPr>
           <w:rFonts w:ascii="Times" w:hAnsi="Times" w:cs="Times"/>
           <w:sz w:val="24"/>
@@ -6517,6 +6673,7 @@
           <w:ilvl w:val="0"/>
           <w:numId w:val="10"/>
         </w:numPr>
+        <w:spacing w:line="480" w:lineRule="auto"/>
         <w:rPr>
           <w:rFonts w:ascii="Times" w:hAnsi="Times" w:cs="Times"/>
           <w:sz w:val="24"/>
@@ -6535,10 +6692,10 @@
     <w:p>
       <w:pPr>
         <w:pStyle w:val="Titulo3Relatorio"/>
-      </w:pPr>
-      <w:bookmarkStart w:id="8" w:name="_Toc200362933"/>
-      <w:r>
-        <w:lastRenderedPageBreak/>
+        <w:spacing w:line="480" w:lineRule="auto"/>
+      </w:pPr>
+      <w:bookmarkStart w:id="8" w:name="_Toc200386149"/>
+      <w:r>
         <w:t>Aplicações com necessidade de garantia de tempo.</w:t>
       </w:r>
       <w:bookmarkEnd w:id="8"/>
@@ -6546,6 +6703,7 @@
     <w:p>
       <w:pPr>
         <w:pStyle w:val="NormalRelatorio"/>
+        <w:spacing w:line="480" w:lineRule="auto"/>
       </w:pPr>
       <w:r>
         <w:t xml:space="preserve">Já que a grandeza do </w:t>
@@ -6606,8 +6764,9 @@
     <w:p>
       <w:pPr>
         <w:pStyle w:val="Titulo3Relatorio"/>
-      </w:pPr>
-      <w:bookmarkStart w:id="9" w:name="_Toc200362934"/>
+        <w:spacing w:line="480" w:lineRule="auto"/>
+      </w:pPr>
+      <w:bookmarkStart w:id="9" w:name="_Toc200386150"/>
       <w:r>
         <w:t>Ambientes com restrições de memória.</w:t>
       </w:r>
@@ -6616,6 +6775,7 @@
     <w:p>
       <w:pPr>
         <w:pStyle w:val="NormalRelatorio"/>
+        <w:spacing w:line="480" w:lineRule="auto"/>
       </w:pPr>
       <w:r>
         <w:t xml:space="preserve">Graças a propriedade </w:t>
@@ -6672,8 +6832,9 @@
     <w:p>
       <w:pPr>
         <w:pStyle w:val="Titulo3Relatorio"/>
-      </w:pPr>
-      <w:bookmarkStart w:id="10" w:name="_Toc200362935"/>
+        <w:spacing w:line="480" w:lineRule="auto"/>
+      </w:pPr>
+      <w:bookmarkStart w:id="10" w:name="_Toc200386151"/>
       <w:r>
         <w:t>Implementação de filas de prioridade.</w:t>
       </w:r>
@@ -6685,8 +6846,9 @@
     <w:p>
       <w:pPr>
         <w:pStyle w:val="Titulo3Relatorio"/>
-      </w:pPr>
-      <w:bookmarkStart w:id="11" w:name="_Toc200362936"/>
+        <w:spacing w:line="480" w:lineRule="auto"/>
+      </w:pPr>
+      <w:bookmarkStart w:id="11" w:name="_Toc200386152"/>
       <w:r>
         <w:t>Processamento de dados em fluxo</w:t>
       </w:r>
@@ -6698,8 +6860,9 @@
     <w:p>
       <w:pPr>
         <w:pStyle w:val="Titulo3Relatorio"/>
-      </w:pPr>
-      <w:bookmarkStart w:id="12" w:name="_Toc200362937"/>
+        <w:spacing w:line="480" w:lineRule="auto"/>
+      </w:pPr>
+      <w:bookmarkStart w:id="12" w:name="_Toc200386153"/>
       <w:r>
         <w:t>Sistemas críticos</w:t>
       </w:r>
@@ -6711,8 +6874,9 @@
     <w:p>
       <w:pPr>
         <w:pStyle w:val="Titulo3Relatorio"/>
-      </w:pPr>
-      <w:bookmarkStart w:id="13" w:name="_Toc200362938"/>
+        <w:spacing w:line="480" w:lineRule="auto"/>
+      </w:pPr>
+      <w:bookmarkStart w:id="13" w:name="_Toc200386154"/>
       <w:r>
         <w:t>Grandes volumes de dados</w:t>
       </w:r>
@@ -6721,6 +6885,7 @@
     <w:p>
       <w:pPr>
         <w:pStyle w:val="NormalRelatorio"/>
+        <w:spacing w:line="480" w:lineRule="auto"/>
       </w:pPr>
       <w:r>
         <w:t xml:space="preserve">Apesar de não ser primeiramente considerado como a melhor alternativa para processar grandes volumes de dados, devido ás várias execuções de </w:t>
@@ -6738,7 +6903,11 @@
         <w:t>ify</w:t>
       </w:r>
       <w:r>
-        <w:t xml:space="preserve"> para reorganizar o </w:t>
+        <w:t xml:space="preserve"> para reorganizar </w:t>
+      </w:r>
+      <w:r>
+        <w:lastRenderedPageBreak/>
+        <w:t xml:space="preserve">o </w:t>
       </w:r>
       <w:r>
         <w:rPr>
@@ -6749,10 +6918,28 @@
       <w:r>
         <w:t>. Ele é uma ótima opção, caso considerar garantia de tempo e que dados iguais podem alternar de suas posições originais.</w:t>
       </w:r>
+      <w:r>
+        <w:t xml:space="preserve"> Sendo recomendado para processar a partir </w:t>
+      </w:r>
+      <m:oMath>
+        <m:r>
+          <w:rPr>
+            <w:rFonts w:ascii="Cambria Math" w:hAnsi="Cambria Math"/>
+          </w:rPr>
+          <m:t>10000&gt;n</m:t>
+        </m:r>
+      </m:oMath>
+      <w:r>
+        <w:rPr>
+          <w:rFonts w:eastAsiaTheme="minorEastAsia"/>
+        </w:rPr>
+        <w:t xml:space="preserve"> dados, em sistemas embarcados, </w:t>
+      </w:r>
     </w:p>
     <w:p>
       <w:pPr>
         <w:pStyle w:val="Ttulo2"/>
+        <w:spacing w:line="480" w:lineRule="auto"/>
         <w:jc w:val="both"/>
         <w:rPr>
           <w:rFonts w:ascii="Times" w:hAnsi="Times" w:cs="Times"/>
@@ -6760,7 +6947,7 @@
           <w:szCs w:val="24"/>
         </w:rPr>
       </w:pPr>
-      <w:bookmarkStart w:id="14" w:name="_Toc200362939"/>
+      <w:bookmarkStart w:id="14" w:name="_Toc200386155"/>
       <w:r>
         <w:rPr>
           <w:rFonts w:ascii="Times" w:hAnsi="Times" w:cs="Times"/>
@@ -6789,6 +6976,7 @@
     </w:p>
     <w:p>
       <w:pPr>
+        <w:spacing w:line="480" w:lineRule="auto"/>
         <w:ind w:firstLine="708"/>
         <w:jc w:val="both"/>
         <w:rPr>
@@ -6954,6 +7142,7 @@
     <w:p>
       <w:pPr>
         <w:pStyle w:val="Ttulo2"/>
+        <w:spacing w:line="480" w:lineRule="auto"/>
         <w:jc w:val="both"/>
         <w:rPr>
           <w:rFonts w:ascii="Times" w:hAnsi="Times" w:cs="Times"/>
@@ -6961,7 +7150,7 @@
           <w:szCs w:val="24"/>
         </w:rPr>
       </w:pPr>
-      <w:bookmarkStart w:id="15" w:name="_Toc200362940"/>
+      <w:bookmarkStart w:id="15" w:name="_Toc200386156"/>
       <w:r>
         <w:rPr>
           <w:rFonts w:ascii="Times" w:hAnsi="Times" w:cs="Times"/>
@@ -6979,6 +7168,7 @@
           <w:ilvl w:val="0"/>
           <w:numId w:val="10"/>
         </w:numPr>
+        <w:spacing w:line="480" w:lineRule="auto"/>
         <w:jc w:val="both"/>
         <w:rPr>
           <w:rFonts w:ascii="Times" w:hAnsi="Times" w:cs="Times"/>
@@ -6997,6 +7187,7 @@
     </w:p>
     <w:p>
       <w:pPr>
+        <w:spacing w:line="480" w:lineRule="auto"/>
         <w:ind w:firstLine="708"/>
         <w:jc w:val="both"/>
         <w:rPr>
@@ -7061,6 +7252,7 @@
           <w:ilvl w:val="0"/>
           <w:numId w:val="10"/>
         </w:numPr>
+        <w:spacing w:line="480" w:lineRule="auto"/>
         <w:jc w:val="both"/>
         <w:rPr>
           <w:rFonts w:ascii="Times" w:hAnsi="Times" w:cs="Times"/>
@@ -7080,6 +7272,7 @@
     <w:p>
       <w:pPr>
         <w:pStyle w:val="NormalRelatorio"/>
+        <w:spacing w:line="480" w:lineRule="auto"/>
       </w:pPr>
       <w:r>
         <w:t xml:space="preserve">Apesar do </w:t>
@@ -7234,6 +7427,7 @@
     <w:p>
       <w:pPr>
         <w:pStyle w:val="Ttulo2"/>
+        <w:spacing w:line="480" w:lineRule="auto"/>
         <w:jc w:val="both"/>
         <w:rPr>
           <w:rFonts w:ascii="Times" w:hAnsi="Times" w:cs="Times"/>
@@ -7241,7 +7435,7 @@
           <w:szCs w:val="24"/>
         </w:rPr>
       </w:pPr>
-      <w:bookmarkStart w:id="16" w:name="_Toc200362941"/>
+      <w:bookmarkStart w:id="16" w:name="_Toc200386157"/>
       <w:r>
         <w:rPr>
           <w:rFonts w:ascii="Times" w:hAnsi="Times" w:cs="Times"/>
@@ -7271,6 +7465,7 @@
     <w:p>
       <w:pPr>
         <w:pStyle w:val="NormalRelatorio"/>
+        <w:spacing w:line="480" w:lineRule="auto"/>
       </w:pPr>
       <w:r>
         <w:t xml:space="preserve">O </w:t>
@@ -7352,6 +7547,7 @@
     <w:p>
       <w:pPr>
         <w:pStyle w:val="NormalRelatorio"/>
+        <w:spacing w:line="480" w:lineRule="auto"/>
         <w:ind w:firstLine="0"/>
         <w:jc w:val="center"/>
       </w:pPr>
@@ -7410,6 +7606,8 @@
     <w:p>
       <w:pPr>
         <w:pStyle w:val="NormalRelatorio"/>
+        <w:spacing w:line="480" w:lineRule="auto"/>
+        <w:ind w:firstLine="709"/>
       </w:pPr>
       <w:r>
         <w:t xml:space="preserve">A estrutura </w:t>
@@ -7444,6 +7642,7 @@
     </w:p>
     <w:p>
       <w:pPr>
+        <w:spacing w:line="480" w:lineRule="auto"/>
         <w:jc w:val="both"/>
       </w:pPr>
       <w:r>
@@ -7501,6 +7700,7 @@
     <w:p>
       <w:pPr>
         <w:pStyle w:val="NormalRelatorio"/>
+        <w:spacing w:line="480" w:lineRule="auto"/>
       </w:pPr>
       <w:r>
         <w:t xml:space="preserve">Na abordagem em que o </w:t>
@@ -7518,6 +7718,7 @@
     <w:p>
       <w:pPr>
         <w:pStyle w:val="NormalRelatorio"/>
+        <w:spacing w:line="480" w:lineRule="auto"/>
       </w:pPr>
       <w:r>
         <w:t>1. Seleçã</w:t>
@@ -7541,6 +7742,7 @@
     <w:p>
       <w:pPr>
         <w:pStyle w:val="NormalRelatorio"/>
+        <w:spacing w:line="480" w:lineRule="auto"/>
       </w:pPr>
       <w:r>
         <w:t xml:space="preserve">2. </w:t>
@@ -7564,9 +7766,48 @@
     <w:p>
       <w:pPr>
         <w:pStyle w:val="NormalRelatorio"/>
-      </w:pPr>
-      <w:r>
-        <w:t xml:space="preserve">3. Repita estas operações com os (n – 1) itens restantes, depois com os (n – 2) itens, e assim sucessivamente (procedimento </w:t>
+        <w:spacing w:line="480" w:lineRule="auto"/>
+      </w:pPr>
+      <w:r>
+        <w:lastRenderedPageBreak/>
+        <w:t xml:space="preserve">3. Repita estas operações com os </w:t>
+      </w:r>
+      <m:oMath>
+        <m:r>
+          <w:rPr>
+            <w:rFonts w:ascii="Cambria Math" w:hAnsi="Cambria Math"/>
+          </w:rPr>
+          <m:t>(n-1)</m:t>
+        </m:r>
+      </m:oMath>
+      <w:r>
+        <w:rPr>
+          <w:rFonts w:eastAsiaTheme="minorEastAsia"/>
+        </w:rPr>
+        <w:t xml:space="preserve"> </w:t>
+      </w:r>
+      <w:r>
+        <w:t xml:space="preserve">itens </w:t>
+      </w:r>
+      <w:r>
+        <w:t xml:space="preserve">restantes, depois com os </w:t>
+      </w:r>
+      <m:oMath>
+        <m:r>
+          <w:rPr>
+            <w:rFonts w:ascii="Cambria Math" w:hAnsi="Cambria Math"/>
+          </w:rPr>
+          <m:t>(n-2)</m:t>
+        </m:r>
+      </m:oMath>
+      <w:r>
+        <w:rPr>
+          <w:rFonts w:eastAsiaTheme="minorEastAsia"/>
+        </w:rPr>
+        <w:t xml:space="preserve"> </w:t>
+      </w:r>
+      <w:r>
+        <w:t xml:space="preserve"> itens, e assim sucessivamente (procedimento </w:t>
       </w:r>
       <w:r>
         <w:rPr>
@@ -7585,6 +7826,7 @@
           <w:ilvl w:val="0"/>
           <w:numId w:val="6"/>
         </w:numPr>
+        <w:spacing w:line="480" w:lineRule="auto"/>
         <w:jc w:val="both"/>
         <w:rPr>
           <w:rFonts w:ascii="Times" w:hAnsi="Times" w:cs="Times"/>
@@ -7592,7 +7834,7 @@
           <w:szCs w:val="24"/>
         </w:rPr>
       </w:pPr>
-      <w:bookmarkStart w:id="17" w:name="_Toc200362942"/>
+      <w:bookmarkStart w:id="17" w:name="_Toc200386158"/>
       <w:r>
         <w:rPr>
           <w:rFonts w:ascii="Times" w:hAnsi="Times" w:cs="Times"/>
@@ -7606,8 +7848,9 @@
     <w:p>
       <w:pPr>
         <w:pStyle w:val="Titulo2Relatorio"/>
-      </w:pPr>
-      <w:bookmarkStart w:id="18" w:name="_Toc200362943"/>
+        <w:spacing w:line="480" w:lineRule="auto"/>
+      </w:pPr>
+      <w:bookmarkStart w:id="18" w:name="_Toc200386159"/>
       <w:r>
         <w:t>Detalhamento da implementação e decisões tomadas durante a construção do algoritmo.</w:t>
       </w:r>
@@ -7619,6 +7862,7 @@
     <w:p>
       <w:pPr>
         <w:pStyle w:val="NormalRelatorio"/>
+        <w:spacing w:line="480" w:lineRule="auto"/>
       </w:pPr>
       <w:r>
         <w:t xml:space="preserve">Durante a estruturação e adaptação do algoritmo de ordenação </w:t>
@@ -7636,16 +7880,17 @@
     <w:p>
       <w:pPr>
         <w:pStyle w:val="Titulo3Relatorio"/>
-      </w:pPr>
-      <w:bookmarkStart w:id="19" w:name="_Toc200362944"/>
-      <w:r>
-        <w:lastRenderedPageBreak/>
+        <w:spacing w:line="480" w:lineRule="auto"/>
+      </w:pPr>
+      <w:bookmarkStart w:id="19" w:name="_Toc200386160"/>
+      <w:r>
         <w:t>Algoritmo da obra Estrutura de Dados Usando C</w:t>
       </w:r>
       <w:bookmarkEnd w:id="19"/>
     </w:p>
     <w:p>
       <w:pPr>
+        <w:spacing w:line="480" w:lineRule="auto"/>
         <w:ind w:firstLine="708"/>
         <w:jc w:val="both"/>
         <w:rPr>
@@ -7687,6 +7932,7 @@
           <w:ilvl w:val="0"/>
           <w:numId w:val="10"/>
         </w:numPr>
+        <w:spacing w:line="480" w:lineRule="auto"/>
         <w:jc w:val="both"/>
         <w:rPr>
           <w:rFonts w:ascii="Times" w:hAnsi="Times" w:cs="Times"/>
@@ -7711,6 +7957,7 @@
           <w:ilvl w:val="0"/>
           <w:numId w:val="10"/>
         </w:numPr>
+        <w:spacing w:line="480" w:lineRule="auto"/>
         <w:jc w:val="both"/>
         <w:rPr>
           <w:rFonts w:ascii="Times" w:hAnsi="Times" w:cs="Times"/>
@@ -7735,6 +7982,7 @@
           <w:ilvl w:val="0"/>
           <w:numId w:val="10"/>
         </w:numPr>
+        <w:spacing w:line="480" w:lineRule="auto"/>
         <w:jc w:val="both"/>
         <w:rPr>
           <w:rFonts w:ascii="Times" w:hAnsi="Times" w:cs="Times"/>
@@ -7769,6 +8017,7 @@
           <w:ilvl w:val="0"/>
           <w:numId w:val="10"/>
         </w:numPr>
+        <w:spacing w:line="480" w:lineRule="auto"/>
         <w:jc w:val="both"/>
         <w:rPr>
           <w:rFonts w:ascii="Times" w:hAnsi="Times" w:cs="Times"/>
@@ -7794,6 +8043,7 @@
           <w:ilvl w:val="0"/>
           <w:numId w:val="10"/>
         </w:numPr>
+        <w:spacing w:line="480" w:lineRule="auto"/>
         <w:jc w:val="both"/>
         <w:rPr>
           <w:rFonts w:ascii="Times" w:hAnsi="Times" w:cs="Times"/>
@@ -7828,6 +8078,7 @@
           <w:ilvl w:val="0"/>
           <w:numId w:val="10"/>
         </w:numPr>
+        <w:spacing w:line="480" w:lineRule="auto"/>
         <w:jc w:val="both"/>
         <w:rPr>
           <w:rFonts w:ascii="Times" w:hAnsi="Times" w:cs="Times"/>
@@ -7849,6 +8100,7 @@
     <w:p>
       <w:pPr>
         <w:pStyle w:val="Titulo4Relatorio"/>
+        <w:spacing w:line="480" w:lineRule="auto"/>
       </w:pPr>
       <w:r>
         <w:t>PQINSERT</w:t>
@@ -7856,6 +8108,7 @@
     </w:p>
     <w:p>
       <w:pPr>
+        <w:spacing w:line="480" w:lineRule="auto"/>
         <w:ind w:firstLine="708"/>
         <w:jc w:val="both"/>
         <w:rPr>
@@ -8056,7 +8309,16 @@
           <w:sz w:val="24"/>
           <w:szCs w:val="24"/>
         </w:rPr>
-        <w:t xml:space="preserve"> em sua posição correta na lista descendente formada através do percurso da raiz do </w:t>
+        <w:t xml:space="preserve"> em sua posição correta na </w:t>
+      </w:r>
+      <w:r>
+        <w:rPr>
+          <w:rFonts w:ascii="Times" w:hAnsi="Times" w:cs="Times"/>
+          <w:sz w:val="24"/>
+          <w:szCs w:val="24"/>
+        </w:rPr>
+        <w:lastRenderedPageBreak/>
+        <w:t xml:space="preserve">lista descendente formada através do percurso da raiz do </w:t>
       </w:r>
       <w:r>
         <w:rPr>
@@ -8192,6 +8454,7 @@
     </w:p>
     <w:p>
       <w:pPr>
+        <w:spacing w:line="480" w:lineRule="auto"/>
         <w:ind w:firstLine="708"/>
         <w:jc w:val="both"/>
         <w:rPr>
@@ -8377,6 +8640,7 @@
     </w:p>
     <w:p>
       <w:pPr>
+        <w:spacing w:line="480" w:lineRule="auto"/>
         <w:jc w:val="both"/>
         <w:rPr>
           <w:rFonts w:ascii="Times" w:eastAsiaTheme="minorEastAsia" w:hAnsi="Times" w:cs="Times"/>
@@ -8468,6 +8732,7 @@
     </w:p>
     <w:p>
       <w:pPr>
+        <w:spacing w:line="480" w:lineRule="auto"/>
         <w:jc w:val="both"/>
         <w:rPr>
           <w:rFonts w:ascii="Times" w:eastAsiaTheme="minorEastAsia" w:hAnsi="Times" w:cs="Times"/>
@@ -8510,240 +8775,67 @@
     </w:p>
     <w:p>
       <w:pPr>
-        <w:jc w:val="both"/>
-        <w:rPr>
-          <w:rFonts w:ascii="Courier New" w:eastAsiaTheme="minorEastAsia" w:hAnsi="Courier New" w:cs="Courier New"/>
-          <w:sz w:val="16"/>
-          <w:szCs w:val="24"/>
-        </w:rPr>
-      </w:pPr>
-      <w:r>
-        <w:rPr>
-          <w:rFonts w:ascii="Courier New" w:eastAsiaTheme="minorEastAsia" w:hAnsi="Courier New" w:cs="Courier New"/>
-          <w:sz w:val="16"/>
-          <w:szCs w:val="24"/>
-        </w:rPr>
-        <w:t>void pqinsert(int dpq[], int k, int elt)</w:t>
-      </w:r>
-    </w:p>
-    <w:p>
-      <w:pPr>
-        <w:jc w:val="both"/>
-        <w:rPr>
-          <w:rFonts w:ascii="Courier New" w:eastAsiaTheme="minorEastAsia" w:hAnsi="Courier New" w:cs="Courier New"/>
-          <w:sz w:val="16"/>
-          <w:szCs w:val="24"/>
-        </w:rPr>
-      </w:pPr>
-      <w:r>
-        <w:rPr>
-          <w:rFonts w:ascii="Courier New" w:eastAsiaTheme="minorEastAsia" w:hAnsi="Courier New" w:cs="Courier New"/>
-          <w:sz w:val="16"/>
-          <w:szCs w:val="24"/>
-        </w:rPr>
-        <w:t>{</w:t>
-      </w:r>
-    </w:p>
-    <w:p>
-      <w:pPr>
-        <w:jc w:val="both"/>
-        <w:rPr>
-          <w:rFonts w:ascii="Courier New" w:eastAsiaTheme="minorEastAsia" w:hAnsi="Courier New" w:cs="Courier New"/>
-          <w:sz w:val="16"/>
-          <w:szCs w:val="24"/>
-        </w:rPr>
-      </w:pPr>
-      <w:r>
-        <w:rPr>
-          <w:rFonts w:ascii="Courier New" w:eastAsiaTheme="minorEastAsia" w:hAnsi="Courier New" w:cs="Courier New"/>
-          <w:sz w:val="16"/>
-          <w:szCs w:val="24"/>
-        </w:rPr>
-        <w:t xml:space="preserve">    int s = k;</w:t>
-      </w:r>
-    </w:p>
-    <w:p>
-      <w:pPr>
-        <w:jc w:val="both"/>
-        <w:rPr>
-          <w:rFonts w:ascii="Courier New" w:eastAsiaTheme="minorEastAsia" w:hAnsi="Courier New" w:cs="Courier New"/>
-          <w:sz w:val="16"/>
-          <w:szCs w:val="24"/>
-        </w:rPr>
-      </w:pPr>
-      <w:r>
-        <w:rPr>
-          <w:rFonts w:ascii="Courier New" w:eastAsiaTheme="minorEastAsia" w:hAnsi="Courier New" w:cs="Courier New"/>
-          <w:sz w:val="16"/>
-          <w:szCs w:val="24"/>
-        </w:rPr>
-        <w:t xml:space="preserve">    int f = (s - 1) / 2; /* f eh o pai de s */</w:t>
-      </w:r>
-    </w:p>
-    <w:p>
-      <w:pPr>
-        <w:jc w:val="both"/>
-        <w:rPr>
-          <w:rFonts w:ascii="Courier New" w:eastAsiaTheme="minorEastAsia" w:hAnsi="Courier New" w:cs="Courier New"/>
-          <w:sz w:val="16"/>
-          <w:szCs w:val="24"/>
-        </w:rPr>
-      </w:pPr>
-      <w:r>
-        <w:rPr>
-          <w:rFonts w:ascii="Courier New" w:eastAsiaTheme="minorEastAsia" w:hAnsi="Courier New" w:cs="Courier New"/>
-          <w:sz w:val="16"/>
-          <w:szCs w:val="24"/>
-        </w:rPr>
-        <w:t xml:space="preserve">    while (s &gt; 0 &amp;&amp; dpq[f] &lt; elt)</w:t>
-      </w:r>
-    </w:p>
-    <w:p>
-      <w:pPr>
-        <w:jc w:val="both"/>
-        <w:rPr>
-          <w:rFonts w:ascii="Courier New" w:eastAsiaTheme="minorEastAsia" w:hAnsi="Courier New" w:cs="Courier New"/>
-          <w:sz w:val="16"/>
-          <w:szCs w:val="24"/>
-        </w:rPr>
-      </w:pPr>
-      <w:r>
-        <w:rPr>
-          <w:rFonts w:ascii="Courier New" w:eastAsiaTheme="minorEastAsia" w:hAnsi="Courier New" w:cs="Courier New"/>
-          <w:sz w:val="16"/>
-          <w:szCs w:val="24"/>
-        </w:rPr>
-        <w:t xml:space="preserve">    {</w:t>
-      </w:r>
-    </w:p>
-    <w:p>
-      <w:pPr>
-        <w:jc w:val="both"/>
-        <w:rPr>
-          <w:rFonts w:ascii="Courier New" w:eastAsiaTheme="minorEastAsia" w:hAnsi="Courier New" w:cs="Courier New"/>
-          <w:sz w:val="16"/>
-          <w:szCs w:val="24"/>
-        </w:rPr>
-      </w:pPr>
-      <w:r>
-        <w:rPr>
-          <w:rFonts w:ascii="Courier New" w:eastAsiaTheme="minorEastAsia" w:hAnsi="Courier New" w:cs="Courier New"/>
-          <w:sz w:val="16"/>
-          <w:szCs w:val="24"/>
+        <w:pStyle w:val="NormalRelatorio"/>
+        <w:spacing w:line="480" w:lineRule="auto"/>
+        <w:ind w:firstLine="0"/>
+      </w:pPr>
+      <w:r>
+        <w:rPr>
+          <w:noProof/>
+          <w:lang w:eastAsia="pt-BR"/>
         </w:rPr>
         <w:lastRenderedPageBreak/>
-        <w:t xml:space="preserve">        dpq[s] = dpq[f];</w:t>
-      </w:r>
-    </w:p>
-    <w:p>
-      <w:pPr>
-        <w:jc w:val="both"/>
-        <w:rPr>
-          <w:rFonts w:ascii="Courier New" w:eastAsiaTheme="minorEastAsia" w:hAnsi="Courier New" w:cs="Courier New"/>
-          <w:sz w:val="16"/>
-          <w:szCs w:val="24"/>
-        </w:rPr>
-      </w:pPr>
-      <w:r>
-        <w:rPr>
-          <w:rFonts w:ascii="Courier New" w:eastAsiaTheme="minorEastAsia" w:hAnsi="Courier New" w:cs="Courier New"/>
-          <w:sz w:val="16"/>
-          <w:szCs w:val="24"/>
-        </w:rPr>
-        <w:t xml:space="preserve">        s = f;</w:t>
-      </w:r>
-      <w:r>
-        <w:rPr>
-          <w:rFonts w:ascii="Courier New" w:eastAsiaTheme="minorEastAsia" w:hAnsi="Courier New" w:cs="Courier New"/>
-          <w:sz w:val="16"/>
-          <w:szCs w:val="24"/>
-        </w:rPr>
-        <w:t xml:space="preserve"> /* sobe na arvore */</w:t>
-      </w:r>
-    </w:p>
-    <w:p>
-      <w:pPr>
-        <w:jc w:val="both"/>
-        <w:rPr>
-          <w:rFonts w:ascii="Courier New" w:eastAsiaTheme="minorEastAsia" w:hAnsi="Courier New" w:cs="Courier New"/>
-          <w:sz w:val="16"/>
-          <w:szCs w:val="24"/>
-        </w:rPr>
-      </w:pPr>
-      <w:r>
-        <w:rPr>
-          <w:rFonts w:ascii="Courier New" w:eastAsiaTheme="minorEastAsia" w:hAnsi="Courier New" w:cs="Courier New"/>
-          <w:sz w:val="16"/>
-          <w:szCs w:val="24"/>
-        </w:rPr>
-        <w:t xml:space="preserve">        f = (s - 1) / 2;</w:t>
-      </w:r>
-    </w:p>
-    <w:p>
-      <w:pPr>
-        <w:jc w:val="both"/>
-        <w:rPr>
-          <w:rFonts w:ascii="Courier New" w:eastAsiaTheme="minorEastAsia" w:hAnsi="Courier New" w:cs="Courier New"/>
-          <w:sz w:val="16"/>
-          <w:szCs w:val="24"/>
-        </w:rPr>
-      </w:pPr>
-      <w:r>
-        <w:rPr>
-          <w:rFonts w:ascii="Courier New" w:eastAsiaTheme="minorEastAsia" w:hAnsi="Courier New" w:cs="Courier New"/>
-          <w:sz w:val="16"/>
-          <w:szCs w:val="24"/>
-        </w:rPr>
-        <w:t xml:space="preserve">    }</w:t>
-      </w:r>
-      <w:r>
-        <w:rPr>
-          <w:rFonts w:ascii="Courier New" w:eastAsiaTheme="minorEastAsia" w:hAnsi="Courier New" w:cs="Courier New"/>
-          <w:sz w:val="16"/>
-          <w:szCs w:val="24"/>
-        </w:rPr>
-        <w:t xml:space="preserve"> /* fim do while */</w:t>
-      </w:r>
-    </w:p>
-    <w:p>
-      <w:pPr>
-        <w:jc w:val="both"/>
-        <w:rPr>
-          <w:rFonts w:ascii="Courier New" w:eastAsiaTheme="minorEastAsia" w:hAnsi="Courier New" w:cs="Courier New"/>
-          <w:sz w:val="16"/>
-          <w:szCs w:val="24"/>
-        </w:rPr>
-      </w:pPr>
-      <w:r>
-        <w:rPr>
-          <w:rFonts w:ascii="Courier New" w:eastAsiaTheme="minorEastAsia" w:hAnsi="Courier New" w:cs="Courier New"/>
-          <w:sz w:val="16"/>
-          <w:szCs w:val="24"/>
-        </w:rPr>
-        <w:t xml:space="preserve">    dpq[s] = elt;</w:t>
-      </w:r>
-    </w:p>
-    <w:p>
-      <w:pPr>
-        <w:jc w:val="both"/>
-        <w:rPr>
-          <w:rFonts w:ascii="Courier New" w:eastAsiaTheme="minorEastAsia" w:hAnsi="Courier New" w:cs="Courier New"/>
-          <w:sz w:val="16"/>
-          <w:szCs w:val="24"/>
-        </w:rPr>
-      </w:pPr>
-      <w:r>
-        <w:rPr>
-          <w:rFonts w:ascii="Courier New" w:eastAsiaTheme="minorEastAsia" w:hAnsi="Courier New" w:cs="Courier New"/>
-          <w:sz w:val="16"/>
-          <w:szCs w:val="24"/>
-        </w:rPr>
-        <w:t>}</w:t>
+        <w:drawing>
+          <wp:inline distT="0" distB="0" distL="0" distR="0">
+            <wp:extent cx="5631180" cy="2781300"/>
+            <wp:effectExtent l="19050" t="0" r="7620" b="0"/>
+            <wp:docPr id="5" name="Imagem 1"/>
+            <wp:cNvGraphicFramePr>
+              <a:graphicFrameLocks xmlns:a="http://schemas.openxmlformats.org/drawingml/2006/main" noChangeAspect="1"/>
+            </wp:cNvGraphicFramePr>
+            <a:graphic xmlns:a="http://schemas.openxmlformats.org/drawingml/2006/main">
+              <a:graphicData uri="http://schemas.openxmlformats.org/drawingml/2006/picture">
+                <pic:pic xmlns:pic="http://schemas.openxmlformats.org/drawingml/2006/picture">
+                  <pic:nvPicPr>
+                    <pic:cNvPr id="0" name="Picture 1"/>
+                    <pic:cNvPicPr>
+                      <a:picLocks noChangeAspect="1" noChangeArrowheads="1"/>
+                    </pic:cNvPicPr>
+                  </pic:nvPicPr>
+                  <pic:blipFill>
+                    <a:blip r:embed="rId14"/>
+                    <a:srcRect/>
+                    <a:stretch>
+                      <a:fillRect/>
+                    </a:stretch>
+                  </pic:blipFill>
+                  <pic:spPr bwMode="auto">
+                    <a:xfrm>
+                      <a:off x="0" y="0"/>
+                      <a:ext cx="5631180" cy="2781300"/>
+                    </a:xfrm>
+                    <a:prstGeom prst="rect">
+                      <a:avLst/>
+                    </a:prstGeom>
+                    <a:noFill/>
+                    <a:ln w="9525">
+                      <a:noFill/>
+                      <a:miter lim="800000"/>
+                      <a:headEnd/>
+                      <a:tailEnd/>
+                    </a:ln>
+                  </pic:spPr>
+                </pic:pic>
+              </a:graphicData>
+            </a:graphic>
+          </wp:inline>
+        </w:drawing>
       </w:r>
     </w:p>
     <w:p>
       <w:pPr>
         <w:pStyle w:val="NormalRelatorio"/>
+        <w:spacing w:line="480" w:lineRule="auto"/>
       </w:pPr>
       <w:r>
         <w:t xml:space="preserve">A inserção deste exemplo é </w:t>
@@ -8840,6 +8932,7 @@
     <w:p>
       <w:pPr>
         <w:pStyle w:val="NormalRelatorio"/>
+        <w:spacing w:line="480" w:lineRule="auto"/>
       </w:pPr>
       <w:r>
         <w:t xml:space="preserve">Agora esta implementação de </w:t>
@@ -9423,13 +9516,15 @@
     <w:p>
       <w:pPr>
         <w:pStyle w:val="Titulo4Relatorio"/>
-      </w:pPr>
-      <w:r>
-        <w:t>PQMAXDELETE</w:t>
-      </w:r>
-    </w:p>
-    <w:p>
-      <w:pPr>
+        <w:spacing w:line="480" w:lineRule="auto"/>
+      </w:pPr>
+      <w:r>
+        <w:t>LARGESON</w:t>
+      </w:r>
+    </w:p>
+    <w:p>
+      <w:pPr>
+        <w:spacing w:line="480" w:lineRule="auto"/>
         <w:ind w:firstLine="708"/>
         <w:jc w:val="both"/>
         <w:rPr>
@@ -9453,16 +9548,7 @@
           <w:sz w:val="24"/>
           <w:szCs w:val="24"/>
         </w:rPr>
-        <w:t>pq</w:t>
-      </w:r>
-      <w:r>
-        <w:rPr>
-          <w:rFonts w:ascii="Times" w:hAnsi="Times" w:cs="Times"/>
-          <w:i/>
-          <w:sz w:val="24"/>
-          <w:szCs w:val="24"/>
-        </w:rPr>
-        <w:t>maxdelete</w:t>
+        <w:t>largeson</w:t>
       </w:r>
       <w:r>
         <w:rPr>
@@ -9541,7 +9627,16 @@
           <w:sz w:val="24"/>
           <w:szCs w:val="24"/>
         </w:rPr>
-        <w:t xml:space="preserve"> precisam ser redistribuídos nas posições 0 até </w:t>
+        <w:t xml:space="preserve"> precisam ser redistribuídos </w:t>
+      </w:r>
+      <w:r>
+        <w:rPr>
+          <w:rFonts w:ascii="Times" w:eastAsiaTheme="minorEastAsia" w:hAnsi="Times" w:cs="Times"/>
+          <w:sz w:val="24"/>
+          <w:szCs w:val="24"/>
+        </w:rPr>
+        <w:lastRenderedPageBreak/>
+        <w:t xml:space="preserve">nas posições 0 até </w:t>
       </w:r>
       <m:oMath>
         <m:r>
@@ -9633,11 +9728,574 @@
           <w:sz w:val="24"/>
           <w:szCs w:val="24"/>
         </w:rPr>
+        <w:t xml:space="preserve"> descendente. Com isso, o seguinte código foi incluso:</w:t>
+      </w:r>
+    </w:p>
+    <w:p>
+      <w:pPr>
+        <w:pStyle w:val="Codigo"/>
+        <w:spacing w:line="480" w:lineRule="auto"/>
+        <w:rPr>
+          <w:sz w:val="16"/>
+        </w:rPr>
+      </w:pPr>
+      <w:r>
+        <w:rPr>
+          <w:noProof/>
+          <w:sz w:val="16"/>
+          <w:lang w:eastAsia="pt-BR"/>
+        </w:rPr>
+        <w:drawing>
+          <wp:inline distT="0" distB="0" distL="0" distR="0">
+            <wp:extent cx="5280660" cy="3718560"/>
+            <wp:effectExtent l="19050" t="0" r="0" b="0"/>
+            <wp:docPr id="19" name="Imagem 10"/>
+            <wp:cNvGraphicFramePr>
+              <a:graphicFrameLocks xmlns:a="http://schemas.openxmlformats.org/drawingml/2006/main" noChangeAspect="1"/>
+            </wp:cNvGraphicFramePr>
+            <a:graphic xmlns:a="http://schemas.openxmlformats.org/drawingml/2006/main">
+              <a:graphicData uri="http://schemas.openxmlformats.org/drawingml/2006/picture">
+                <pic:pic xmlns:pic="http://schemas.openxmlformats.org/drawingml/2006/picture">
+                  <pic:nvPicPr>
+                    <pic:cNvPr id="0" name="Picture 10"/>
+                    <pic:cNvPicPr>
+                      <a:picLocks noChangeAspect="1" noChangeArrowheads="1"/>
+                    </pic:cNvPicPr>
+                  </pic:nvPicPr>
+                  <pic:blipFill>
+                    <a:blip r:embed="rId15"/>
+                    <a:srcRect/>
+                    <a:stretch>
+                      <a:fillRect/>
+                    </a:stretch>
+                  </pic:blipFill>
+                  <pic:spPr bwMode="auto">
+                    <a:xfrm>
+                      <a:off x="0" y="0"/>
+                      <a:ext cx="5280660" cy="3718560"/>
+                    </a:xfrm>
+                    <a:prstGeom prst="rect">
+                      <a:avLst/>
+                    </a:prstGeom>
+                    <a:noFill/>
+                    <a:ln w="9525">
+                      <a:noFill/>
+                      <a:miter lim="800000"/>
+                      <a:headEnd/>
+                      <a:tailEnd/>
+                    </a:ln>
+                  </pic:spPr>
+                </pic:pic>
+              </a:graphicData>
+            </a:graphic>
+          </wp:inline>
+        </w:drawing>
+      </w:r>
+    </w:p>
+    <w:p>
+      <w:pPr>
+        <w:pStyle w:val="Titulo4Relatorio"/>
+        <w:spacing w:line="480" w:lineRule="auto"/>
+      </w:pPr>
+      <w:r>
+        <w:t>ADJUST</w:t>
+      </w:r>
+      <w:r>
+        <w:t>HEAP</w:t>
+      </w:r>
+    </w:p>
+    <w:p>
+      <w:pPr>
+        <w:spacing w:line="480" w:lineRule="auto"/>
+        <w:ind w:firstLine="708"/>
+        <w:jc w:val="both"/>
+        <w:rPr>
+          <w:rFonts w:ascii="Times" w:eastAsiaTheme="minorEastAsia" w:hAnsi="Times" w:cs="Times"/>
+          <w:sz w:val="24"/>
+          <w:szCs w:val="24"/>
+        </w:rPr>
+      </w:pPr>
+      <w:r>
+        <w:rPr>
+          <w:rFonts w:ascii="Times" w:hAnsi="Times" w:cs="Times"/>
+          <w:sz w:val="24"/>
+          <w:szCs w:val="24"/>
+        </w:rPr>
+        <w:t xml:space="preserve">Para o procedimento </w:t>
+      </w:r>
+      <w:r>
+        <w:rPr>
+          <w:rFonts w:ascii="Times" w:hAnsi="Times" w:cs="Times"/>
+          <w:i/>
+          <w:sz w:val="24"/>
+          <w:szCs w:val="24"/>
+        </w:rPr>
+        <w:t>adjust</w:t>
+      </w:r>
+      <w:r>
+        <w:rPr>
+          <w:rFonts w:ascii="Times" w:hAnsi="Times" w:cs="Times"/>
+          <w:i/>
+          <w:sz w:val="24"/>
+          <w:szCs w:val="24"/>
+        </w:rPr>
+        <w:t>heap</w:t>
+      </w:r>
+      <w:r>
+        <w:rPr>
+          <w:rFonts w:ascii="Times" w:hAnsi="Times" w:cs="Times"/>
+          <w:sz w:val="24"/>
+          <w:szCs w:val="24"/>
+        </w:rPr>
+        <w:t xml:space="preserve">, observa-se que o elemento máximo sempre está na posição-raiz de um </w:t>
+      </w:r>
+      <w:r>
+        <w:rPr>
+          <w:rFonts w:ascii="Times" w:hAnsi="Times" w:cs="Times"/>
+          <w:i/>
+          <w:sz w:val="24"/>
+          <w:szCs w:val="24"/>
+        </w:rPr>
+        <w:t>heap</w:t>
+      </w:r>
+      <w:r>
+        <w:rPr>
+          <w:rFonts w:ascii="Times" w:hAnsi="Times" w:cs="Times"/>
+          <w:sz w:val="24"/>
+          <w:szCs w:val="24"/>
+        </w:rPr>
+        <w:t xml:space="preserve"> descendente de </w:t>
+      </w:r>
+      <m:oMath>
+        <m:r>
+          <w:rPr>
+            <w:rFonts w:ascii="Cambria Math" w:hAnsi="Cambria Math" w:cs="Times"/>
+            <w:sz w:val="24"/>
+            <w:szCs w:val="24"/>
+          </w:rPr>
+          <m:t>k</m:t>
+        </m:r>
+      </m:oMath>
+      <w:r>
+        <w:rPr>
+          <w:rFonts w:ascii="Times" w:eastAsiaTheme="minorEastAsia" w:hAnsi="Times" w:cs="Times"/>
+          <w:sz w:val="24"/>
+          <w:szCs w:val="24"/>
+        </w:rPr>
+        <w:t xml:space="preserve"> elementos. Quando este mesmo elemento é removido, os </w:t>
+      </w:r>
+      <m:oMath>
+        <m:r>
+          <w:rPr>
+            <w:rFonts w:ascii="Cambria Math" w:eastAsiaTheme="minorEastAsia" w:hAnsi="Cambria Math" w:cs="Times"/>
+            <w:sz w:val="24"/>
+            <w:szCs w:val="24"/>
+          </w:rPr>
+          <m:t>k-1</m:t>
+        </m:r>
+      </m:oMath>
+      <w:r>
+        <w:rPr>
+          <w:rFonts w:ascii="Times" w:eastAsiaTheme="minorEastAsia" w:hAnsi="Times" w:cs="Times"/>
+          <w:sz w:val="24"/>
+          <w:szCs w:val="24"/>
+        </w:rPr>
+        <w:t xml:space="preserve"> elementos restantes nas posições 1 a </w:t>
+      </w:r>
+      <m:oMath>
+        <m:r>
+          <w:rPr>
+            <w:rFonts w:ascii="Cambria Math" w:eastAsiaTheme="minorEastAsia" w:hAnsi="Cambria Math" w:cs="Times"/>
+            <w:sz w:val="24"/>
+            <w:szCs w:val="24"/>
+          </w:rPr>
+          <m:t>k-1</m:t>
+        </m:r>
+      </m:oMath>
+      <w:r>
+        <w:rPr>
+          <w:rFonts w:ascii="Times" w:eastAsiaTheme="minorEastAsia" w:hAnsi="Times" w:cs="Times"/>
+          <w:sz w:val="24"/>
+          <w:szCs w:val="24"/>
+        </w:rPr>
+        <w:t xml:space="preserve"> precisam ser redistribuídos nas posições 0 até </w:t>
+      </w:r>
+      <m:oMath>
+        <m:r>
+          <w:rPr>
+            <w:rFonts w:ascii="Cambria Math" w:eastAsiaTheme="minorEastAsia" w:hAnsi="Cambria Math" w:cs="Times"/>
+            <w:sz w:val="24"/>
+            <w:szCs w:val="24"/>
+          </w:rPr>
+          <m:t>k-2</m:t>
+        </m:r>
+      </m:oMath>
+      <w:r>
+        <w:rPr>
+          <w:rFonts w:ascii="Times" w:eastAsiaTheme="minorEastAsia" w:hAnsi="Times" w:cs="Times"/>
+          <w:sz w:val="24"/>
+          <w:szCs w:val="24"/>
+        </w:rPr>
+        <w:t xml:space="preserve"> a fim do segmento de vetor resultante de </w:t>
+      </w:r>
+      <w:r>
+        <w:rPr>
+          <w:rFonts w:ascii="Times" w:eastAsiaTheme="minorEastAsia" w:hAnsi="Times" w:cs="Times"/>
+          <w:i/>
+          <w:sz w:val="24"/>
+          <w:szCs w:val="24"/>
+        </w:rPr>
+        <w:t>dpq</w:t>
+      </w:r>
+      <m:oMath>
+        <m:r>
+          <m:rPr>
+            <m:sty m:val="p"/>
+          </m:rPr>
+          <w:rPr>
+            <w:rFonts w:ascii="Cambria Math" w:eastAsiaTheme="minorEastAsia" w:hAnsi="Cambria Math" w:cs="Times"/>
+            <w:sz w:val="24"/>
+            <w:szCs w:val="24"/>
+          </w:rPr>
+          <m:t xml:space="preserve">[0] </m:t>
+        </m:r>
+      </m:oMath>
+      <w:r>
+        <w:rPr>
+          <w:rFonts w:ascii="Times" w:eastAsiaTheme="minorEastAsia" w:hAnsi="Times" w:cs="Times"/>
+          <w:sz w:val="24"/>
+          <w:szCs w:val="24"/>
+        </w:rPr>
+        <w:t xml:space="preserve">até </w:t>
+      </w:r>
+      <w:r>
+        <w:rPr>
+          <w:rFonts w:ascii="Times" w:eastAsiaTheme="minorEastAsia" w:hAnsi="Times" w:cs="Times"/>
+          <w:i/>
+          <w:sz w:val="24"/>
+          <w:szCs w:val="24"/>
+        </w:rPr>
+        <w:t>dpq</w:t>
+      </w:r>
+      <m:oMath>
+        <m:r>
+          <w:rPr>
+            <w:rFonts w:ascii="Cambria Math" w:eastAsiaTheme="minorEastAsia" w:hAnsi="Cambria Math" w:cs="Times"/>
+            <w:sz w:val="24"/>
+            <w:szCs w:val="24"/>
+          </w:rPr>
+          <m:t>[k-2]</m:t>
+        </m:r>
+      </m:oMath>
+      <w:r>
+        <w:rPr>
+          <w:rFonts w:ascii="Times" w:eastAsiaTheme="minorEastAsia" w:hAnsi="Times" w:cs="Times"/>
+          <w:sz w:val="24"/>
+          <w:szCs w:val="24"/>
+        </w:rPr>
+        <w:t xml:space="preserve"> continue um </w:t>
+      </w:r>
+      <w:r>
+        <w:rPr>
+          <w:rFonts w:ascii="Times" w:eastAsiaTheme="minorEastAsia" w:hAnsi="Times" w:cs="Times"/>
+          <w:i/>
+          <w:sz w:val="24"/>
+          <w:szCs w:val="24"/>
+        </w:rPr>
+        <w:t>heap</w:t>
+      </w:r>
+      <w:r>
+        <w:rPr>
+          <w:rFonts w:ascii="Times" w:eastAsiaTheme="minorEastAsia" w:hAnsi="Times" w:cs="Times"/>
+          <w:sz w:val="24"/>
+          <w:szCs w:val="24"/>
+        </w:rPr>
+        <w:t xml:space="preserve"> descendente. Para isso, incluímos o seguinte código:</w:t>
+      </w:r>
+    </w:p>
+    <w:p>
+      <w:pPr>
+        <w:pStyle w:val="Titulo4Relatorio"/>
+        <w:spacing w:line="480" w:lineRule="auto"/>
+      </w:pPr>
+      <w:r>
+        <w:rPr>
+          <w:b w:val="0"/>
+          <w:bCs w:val="0"/>
+          <w:i w:val="0"/>
+          <w:iCs w:val="0"/>
+          <w:noProof/>
+          <w:lang w:eastAsia="pt-BR"/>
+        </w:rPr>
+        <w:lastRenderedPageBreak/>
+        <w:drawing>
+          <wp:inline distT="0" distB="0" distL="0" distR="0">
+            <wp:extent cx="5699760" cy="3002280"/>
+            <wp:effectExtent l="19050" t="0" r="0" b="0"/>
+            <wp:docPr id="21" name="Imagem 13"/>
+            <wp:cNvGraphicFramePr>
+              <a:graphicFrameLocks xmlns:a="http://schemas.openxmlformats.org/drawingml/2006/main" noChangeAspect="1"/>
+            </wp:cNvGraphicFramePr>
+            <a:graphic xmlns:a="http://schemas.openxmlformats.org/drawingml/2006/main">
+              <a:graphicData uri="http://schemas.openxmlformats.org/drawingml/2006/picture">
+                <pic:pic xmlns:pic="http://schemas.openxmlformats.org/drawingml/2006/picture">
+                  <pic:nvPicPr>
+                    <pic:cNvPr id="0" name="Picture 13"/>
+                    <pic:cNvPicPr>
+                      <a:picLocks noChangeAspect="1" noChangeArrowheads="1"/>
+                    </pic:cNvPicPr>
+                  </pic:nvPicPr>
+                  <pic:blipFill>
+                    <a:blip r:embed="rId16"/>
+                    <a:srcRect/>
+                    <a:stretch>
+                      <a:fillRect/>
+                    </a:stretch>
+                  </pic:blipFill>
+                  <pic:spPr bwMode="auto">
+                    <a:xfrm>
+                      <a:off x="0" y="0"/>
+                      <a:ext cx="5699760" cy="3002280"/>
+                    </a:xfrm>
+                    <a:prstGeom prst="rect">
+                      <a:avLst/>
+                    </a:prstGeom>
+                    <a:noFill/>
+                    <a:ln w="9525">
+                      <a:noFill/>
+                      <a:miter lim="800000"/>
+                      <a:headEnd/>
+                      <a:tailEnd/>
+                    </a:ln>
+                  </pic:spPr>
+                </pic:pic>
+              </a:graphicData>
+            </a:graphic>
+          </wp:inline>
+        </w:drawing>
+      </w:r>
+    </w:p>
+    <w:p>
+      <w:pPr>
+        <w:pStyle w:val="Titulo4Relatorio"/>
+        <w:spacing w:line="480" w:lineRule="auto"/>
+      </w:pPr>
+      <w:r>
+        <w:t>PQMAXDELETE</w:t>
+      </w:r>
+    </w:p>
+    <w:p>
+      <w:pPr>
+        <w:spacing w:line="480" w:lineRule="auto"/>
+        <w:ind w:firstLine="708"/>
+        <w:jc w:val="both"/>
+        <w:rPr>
+          <w:rFonts w:ascii="Times" w:eastAsiaTheme="minorEastAsia" w:hAnsi="Times" w:cs="Times"/>
+          <w:sz w:val="24"/>
+          <w:szCs w:val="24"/>
+        </w:rPr>
+      </w:pPr>
+      <w:r>
+        <w:rPr>
+          <w:rFonts w:ascii="Times" w:hAnsi="Times" w:cs="Times"/>
+          <w:sz w:val="24"/>
+          <w:szCs w:val="24"/>
+        </w:rPr>
+        <w:t xml:space="preserve">Para o procedimento </w:t>
+      </w:r>
+      <w:r>
+        <w:rPr>
+          <w:rFonts w:ascii="Times" w:hAnsi="Times" w:cs="Times"/>
+          <w:i/>
+          <w:sz w:val="24"/>
+          <w:szCs w:val="24"/>
+        </w:rPr>
+        <w:t>pq</w:t>
+      </w:r>
+      <w:r>
+        <w:rPr>
+          <w:rFonts w:ascii="Times" w:hAnsi="Times" w:cs="Times"/>
+          <w:i/>
+          <w:sz w:val="24"/>
+          <w:szCs w:val="24"/>
+        </w:rPr>
+        <w:t>maxdelete</w:t>
+      </w:r>
+      <w:r>
+        <w:rPr>
+          <w:rFonts w:ascii="Times" w:hAnsi="Times" w:cs="Times"/>
+          <w:sz w:val="24"/>
+          <w:szCs w:val="24"/>
+        </w:rPr>
+        <w:t xml:space="preserve">, observa-se que o elemento máximo sempre está na posição-raiz de um </w:t>
+      </w:r>
+      <w:r>
+        <w:rPr>
+          <w:rFonts w:ascii="Times" w:hAnsi="Times" w:cs="Times"/>
+          <w:i/>
+          <w:sz w:val="24"/>
+          <w:szCs w:val="24"/>
+        </w:rPr>
+        <w:t>heap</w:t>
+      </w:r>
+      <w:r>
+        <w:rPr>
+          <w:rFonts w:ascii="Times" w:hAnsi="Times" w:cs="Times"/>
+          <w:sz w:val="24"/>
+          <w:szCs w:val="24"/>
+        </w:rPr>
+        <w:t xml:space="preserve"> descendente de </w:t>
+      </w:r>
+      <m:oMath>
+        <m:r>
+          <w:rPr>
+            <w:rFonts w:ascii="Cambria Math" w:hAnsi="Cambria Math" w:cs="Times"/>
+            <w:sz w:val="24"/>
+            <w:szCs w:val="24"/>
+          </w:rPr>
+          <m:t>k</m:t>
+        </m:r>
+      </m:oMath>
+      <w:r>
+        <w:rPr>
+          <w:rFonts w:ascii="Times" w:eastAsiaTheme="minorEastAsia" w:hAnsi="Times" w:cs="Times"/>
+          <w:sz w:val="24"/>
+          <w:szCs w:val="24"/>
+        </w:rPr>
+        <w:t xml:space="preserve"> elementos. Quando este mesmo elemento é removido, os </w:t>
+      </w:r>
+      <m:oMath>
+        <m:r>
+          <w:rPr>
+            <w:rFonts w:ascii="Cambria Math" w:eastAsiaTheme="minorEastAsia" w:hAnsi="Cambria Math" w:cs="Times"/>
+            <w:sz w:val="24"/>
+            <w:szCs w:val="24"/>
+          </w:rPr>
+          <m:t>k-1</m:t>
+        </m:r>
+      </m:oMath>
+      <w:r>
+        <w:rPr>
+          <w:rFonts w:ascii="Times" w:eastAsiaTheme="minorEastAsia" w:hAnsi="Times" w:cs="Times"/>
+          <w:sz w:val="24"/>
+          <w:szCs w:val="24"/>
+        </w:rPr>
+        <w:t xml:space="preserve"> elementos restantes nas posições 1 a </w:t>
+      </w:r>
+      <m:oMath>
+        <m:r>
+          <w:rPr>
+            <w:rFonts w:ascii="Cambria Math" w:eastAsiaTheme="minorEastAsia" w:hAnsi="Cambria Math" w:cs="Times"/>
+            <w:sz w:val="24"/>
+            <w:szCs w:val="24"/>
+          </w:rPr>
+          <m:t>k-1</m:t>
+        </m:r>
+      </m:oMath>
+      <w:r>
+        <w:rPr>
+          <w:rFonts w:ascii="Times" w:eastAsiaTheme="minorEastAsia" w:hAnsi="Times" w:cs="Times"/>
+          <w:sz w:val="24"/>
+          <w:szCs w:val="24"/>
+        </w:rPr>
+        <w:t xml:space="preserve"> precisam ser redistribuídos nas posições 0 até </w:t>
+      </w:r>
+      <m:oMath>
+        <m:r>
+          <w:rPr>
+            <w:rFonts w:ascii="Cambria Math" w:eastAsiaTheme="minorEastAsia" w:hAnsi="Cambria Math" w:cs="Times"/>
+            <w:sz w:val="24"/>
+            <w:szCs w:val="24"/>
+          </w:rPr>
+          <m:t>k-2</m:t>
+        </m:r>
+      </m:oMath>
+      <w:r>
+        <w:rPr>
+          <w:rFonts w:ascii="Times" w:eastAsiaTheme="minorEastAsia" w:hAnsi="Times" w:cs="Times"/>
+          <w:sz w:val="24"/>
+          <w:szCs w:val="24"/>
+        </w:rPr>
+        <w:t xml:space="preserve"> a fim do segmento de vetor resultante de </w:t>
+      </w:r>
+      <w:r>
+        <w:rPr>
+          <w:rFonts w:ascii="Times" w:eastAsiaTheme="minorEastAsia" w:hAnsi="Times" w:cs="Times"/>
+          <w:i/>
+          <w:sz w:val="24"/>
+          <w:szCs w:val="24"/>
+        </w:rPr>
+        <w:t>dpq</w:t>
+      </w:r>
+      <m:oMath>
+        <m:r>
+          <m:rPr>
+            <m:sty m:val="p"/>
+          </m:rPr>
+          <w:rPr>
+            <w:rFonts w:ascii="Cambria Math" w:eastAsiaTheme="minorEastAsia" w:hAnsi="Cambria Math" w:cs="Times"/>
+            <w:sz w:val="24"/>
+            <w:szCs w:val="24"/>
+          </w:rPr>
+          <m:t xml:space="preserve">[0] </m:t>
+        </m:r>
+      </m:oMath>
+      <w:r>
+        <w:rPr>
+          <w:rFonts w:ascii="Times" w:eastAsiaTheme="minorEastAsia" w:hAnsi="Times" w:cs="Times"/>
+          <w:sz w:val="24"/>
+          <w:szCs w:val="24"/>
+        </w:rPr>
+        <w:t xml:space="preserve">até </w:t>
+      </w:r>
+      <w:r>
+        <w:rPr>
+          <w:rFonts w:ascii="Times" w:eastAsiaTheme="minorEastAsia" w:hAnsi="Times" w:cs="Times"/>
+          <w:i/>
+          <w:sz w:val="24"/>
+          <w:szCs w:val="24"/>
+        </w:rPr>
+        <w:t>dpq</w:t>
+      </w:r>
+      <m:oMath>
+        <m:r>
+          <w:rPr>
+            <w:rFonts w:ascii="Cambria Math" w:eastAsiaTheme="minorEastAsia" w:hAnsi="Cambria Math" w:cs="Times"/>
+            <w:sz w:val="24"/>
+            <w:szCs w:val="24"/>
+          </w:rPr>
+          <m:t>[k-2]</m:t>
+        </m:r>
+      </m:oMath>
+      <w:r>
+        <w:rPr>
+          <w:rFonts w:ascii="Times" w:eastAsiaTheme="minorEastAsia" w:hAnsi="Times" w:cs="Times"/>
+          <w:sz w:val="24"/>
+          <w:szCs w:val="24"/>
+        </w:rPr>
+        <w:t xml:space="preserve"> continue um </w:t>
+      </w:r>
+      <w:r>
+        <w:rPr>
+          <w:rFonts w:ascii="Times" w:eastAsiaTheme="minorEastAsia" w:hAnsi="Times" w:cs="Times"/>
+          <w:i/>
+          <w:sz w:val="24"/>
+          <w:szCs w:val="24"/>
+        </w:rPr>
+        <w:t>heap</w:t>
+      </w:r>
+      <w:r>
+        <w:rPr>
+          <w:rFonts w:ascii="Times" w:eastAsiaTheme="minorEastAsia" w:hAnsi="Times" w:cs="Times"/>
+          <w:sz w:val="24"/>
+          <w:szCs w:val="24"/>
+        </w:rPr>
         <w:t xml:space="preserve"> descendente.</w:t>
       </w:r>
     </w:p>
     <w:p>
       <w:pPr>
+        <w:spacing w:line="480" w:lineRule="auto"/>
         <w:ind w:firstLine="708"/>
         <w:jc w:val="both"/>
         <w:rPr>
@@ -9938,120 +10596,69 @@
     </w:p>
     <w:p>
       <w:pPr>
-        <w:pStyle w:val="Codigo"/>
-        <w:rPr>
-          <w:sz w:val="16"/>
-        </w:rPr>
-      </w:pPr>
-      <w:r>
-        <w:rPr>
-          <w:sz w:val="16"/>
-        </w:rPr>
-        <w:t>int pqmaxdelete(int dpq[], int k)</w:t>
-      </w:r>
-    </w:p>
-    <w:p>
-      <w:pPr>
-        <w:pStyle w:val="Codigo"/>
-        <w:rPr>
-          <w:sz w:val="16"/>
-        </w:rPr>
-      </w:pPr>
-      <w:r>
-        <w:rPr>
-          <w:sz w:val="16"/>
-        </w:rPr>
-        <w:t>{</w:t>
-      </w:r>
-    </w:p>
-    <w:p>
-      <w:pPr>
-        <w:pStyle w:val="Codigo"/>
-        <w:rPr>
-          <w:sz w:val="16"/>
-        </w:rPr>
-      </w:pPr>
-      <w:r>
-        <w:rPr>
-          <w:sz w:val="16"/>
-        </w:rPr>
-        <w:t xml:space="preserve">    int p = dpq[0];</w:t>
-      </w:r>
-    </w:p>
-    <w:p>
-      <w:pPr>
-        <w:pStyle w:val="Codigo"/>
-        <w:rPr>
-          <w:sz w:val="16"/>
-        </w:rPr>
-      </w:pPr>
-      <w:r>
-        <w:rPr>
-          <w:sz w:val="16"/>
-        </w:rPr>
-        <w:t xml:space="preserve">    dpq[0] = dpq[k - 1];</w:t>
-      </w:r>
-    </w:p>
-    <w:p>
-      <w:pPr>
-        <w:pStyle w:val="Codigo"/>
-        <w:rPr>
-          <w:sz w:val="16"/>
-        </w:rPr>
-      </w:pPr>
-      <w:r>
-        <w:rPr>
-          <w:sz w:val="16"/>
-        </w:rPr>
-        <w:t xml:space="preserve">    adjust</w:t>
-      </w:r>
-      <w:r>
-        <w:rPr>
-          <w:i/>
-          <w:sz w:val="16"/>
-        </w:rPr>
-        <w:t>heap</w:t>
-      </w:r>
-      <w:r>
-        <w:rPr>
-          <w:sz w:val="16"/>
-        </w:rPr>
-        <w:t>(dpq, 0, k - 1);</w:t>
-      </w:r>
-    </w:p>
-    <w:p>
-      <w:pPr>
-        <w:pStyle w:val="Codigo"/>
-        <w:rPr>
-          <w:sz w:val="16"/>
-        </w:rPr>
-      </w:pPr>
-      <w:r>
-        <w:rPr>
-          <w:sz w:val="16"/>
-        </w:rPr>
-        <w:t xml:space="preserve">    return p;</w:t>
-      </w:r>
-    </w:p>
-    <w:p>
-      <w:pPr>
-        <w:pStyle w:val="Codigo"/>
-        <w:rPr>
-          <w:sz w:val="16"/>
-        </w:rPr>
-      </w:pPr>
-      <w:r>
-        <w:rPr>
-          <w:sz w:val="16"/>
-        </w:rPr>
-        <w:t>}</w:t>
-      </w:r>
-    </w:p>
-    <w:p>
-      <w:pPr>
         <w:pStyle w:val="NormalRelatorio"/>
-      </w:pPr>
-      <w:r>
+        <w:spacing w:line="480" w:lineRule="auto"/>
+        <w:ind w:firstLine="0"/>
+      </w:pPr>
+      <w:r>
+        <w:rPr>
+          <w:noProof/>
+          <w:lang w:eastAsia="pt-BR"/>
+        </w:rPr>
+        <w:drawing>
+          <wp:inline distT="0" distB="0" distL="0" distR="0">
+            <wp:extent cx="4564380" cy="1638300"/>
+            <wp:effectExtent l="19050" t="0" r="7620" b="0"/>
+            <wp:docPr id="22" name="Imagem 16"/>
+            <wp:cNvGraphicFramePr>
+              <a:graphicFrameLocks xmlns:a="http://schemas.openxmlformats.org/drawingml/2006/main" noChangeAspect="1"/>
+            </wp:cNvGraphicFramePr>
+            <a:graphic xmlns:a="http://schemas.openxmlformats.org/drawingml/2006/main">
+              <a:graphicData uri="http://schemas.openxmlformats.org/drawingml/2006/picture">
+                <pic:pic xmlns:pic="http://schemas.openxmlformats.org/drawingml/2006/picture">
+                  <pic:nvPicPr>
+                    <pic:cNvPr id="0" name="Picture 16"/>
+                    <pic:cNvPicPr>
+                      <a:picLocks noChangeAspect="1" noChangeArrowheads="1"/>
+                    </pic:cNvPicPr>
+                  </pic:nvPicPr>
+                  <pic:blipFill>
+                    <a:blip r:embed="rId17"/>
+                    <a:srcRect/>
+                    <a:stretch>
+                      <a:fillRect/>
+                    </a:stretch>
+                  </pic:blipFill>
+                  <pic:spPr bwMode="auto">
+                    <a:xfrm>
+                      <a:off x="0" y="0"/>
+                      <a:ext cx="4564380" cy="1638300"/>
+                    </a:xfrm>
+                    <a:prstGeom prst="rect">
+                      <a:avLst/>
+                    </a:prstGeom>
+                    <a:noFill/>
+                    <a:ln w="9525">
+                      <a:noFill/>
+                      <a:miter lim="800000"/>
+                      <a:headEnd/>
+                      <a:tailEnd/>
+                    </a:ln>
+                  </pic:spPr>
+                </pic:pic>
+              </a:graphicData>
+            </a:graphic>
+          </wp:inline>
+        </w:drawing>
+      </w:r>
+    </w:p>
+    <w:p>
+      <w:pPr>
+        <w:pStyle w:val="NormalRelatorio"/>
+        <w:spacing w:line="480" w:lineRule="auto"/>
+      </w:pPr>
+      <w:r>
+        <w:lastRenderedPageBreak/>
         <w:t xml:space="preserve">Em um </w:t>
       </w:r>
       <w:r>
@@ -10141,14 +10748,7 @@
         <w:rPr>
           <w:rFonts w:eastAsiaTheme="minorEastAsia"/>
         </w:rPr>
-        <w:t xml:space="preserve"> é constituída por três grupos elementares: a raiz dpq[p], </w:t>
-      </w:r>
-      <w:r>
-        <w:rPr>
-          <w:rFonts w:eastAsiaTheme="minorEastAsia"/>
-        </w:rPr>
-        <w:lastRenderedPageBreak/>
-        <w:t xml:space="preserve">subárvore esquerda </w:t>
+        <w:t xml:space="preserve"> é constituída por três grupos elementares: a raiz dpq[p], subárvore esquerda </w:t>
       </w:r>
       <w:r>
         <w:rPr>
@@ -10329,897 +10929,18 @@
     <w:p>
       <w:pPr>
         <w:pStyle w:val="Titulo4Relatorio"/>
-      </w:pPr>
-      <w:r>
-        <w:t>LARGESON</w:t>
-      </w:r>
-    </w:p>
-    <w:p>
-      <w:pPr>
-        <w:ind w:firstLine="708"/>
-        <w:jc w:val="both"/>
-        <w:rPr>
-          <w:rFonts w:ascii="Times" w:eastAsiaTheme="minorEastAsia" w:hAnsi="Times" w:cs="Times"/>
-          <w:sz w:val="24"/>
-          <w:szCs w:val="24"/>
-        </w:rPr>
-      </w:pPr>
-      <w:r>
-        <w:rPr>
-          <w:rFonts w:ascii="Times" w:hAnsi="Times" w:cs="Times"/>
-          <w:sz w:val="24"/>
-          <w:szCs w:val="24"/>
-        </w:rPr>
-        <w:t xml:space="preserve">Para o procedimento </w:t>
-      </w:r>
-      <w:r>
-        <w:rPr>
-          <w:rFonts w:ascii="Times" w:hAnsi="Times" w:cs="Times"/>
-          <w:i/>
-          <w:sz w:val="24"/>
-          <w:szCs w:val="24"/>
-        </w:rPr>
-        <w:t>largeson</w:t>
-      </w:r>
-      <w:r>
-        <w:rPr>
-          <w:rFonts w:ascii="Times" w:hAnsi="Times" w:cs="Times"/>
-          <w:sz w:val="24"/>
-          <w:szCs w:val="24"/>
-        </w:rPr>
-        <w:t xml:space="preserve">, observa-se que o elemento máximo sempre está na posição-raiz de um </w:t>
-      </w:r>
-      <w:r>
-        <w:rPr>
-          <w:rFonts w:ascii="Times" w:hAnsi="Times" w:cs="Times"/>
-          <w:i/>
-          <w:sz w:val="24"/>
-          <w:szCs w:val="24"/>
-        </w:rPr>
-        <w:t>heap</w:t>
-      </w:r>
-      <w:r>
-        <w:rPr>
-          <w:rFonts w:ascii="Times" w:hAnsi="Times" w:cs="Times"/>
-          <w:sz w:val="24"/>
-          <w:szCs w:val="24"/>
-        </w:rPr>
-        <w:t xml:space="preserve"> descendente de </w:t>
-      </w:r>
-      <m:oMath>
-        <m:r>
-          <w:rPr>
-            <w:rFonts w:ascii="Cambria Math" w:hAnsi="Cambria Math" w:cs="Times"/>
-            <w:sz w:val="24"/>
-            <w:szCs w:val="24"/>
-          </w:rPr>
-          <m:t>k</m:t>
-        </m:r>
-      </m:oMath>
-      <w:r>
-        <w:rPr>
-          <w:rFonts w:ascii="Times" w:eastAsiaTheme="minorEastAsia" w:hAnsi="Times" w:cs="Times"/>
-          <w:sz w:val="24"/>
-          <w:szCs w:val="24"/>
-        </w:rPr>
-        <w:t xml:space="preserve"> elementos. Quando este mesmo elemento é removido, os </w:t>
-      </w:r>
-      <m:oMath>
-        <m:r>
-          <w:rPr>
-            <w:rFonts w:ascii="Cambria Math" w:eastAsiaTheme="minorEastAsia" w:hAnsi="Cambria Math" w:cs="Times"/>
-            <w:sz w:val="24"/>
-            <w:szCs w:val="24"/>
-          </w:rPr>
-          <m:t>k-1</m:t>
-        </m:r>
-      </m:oMath>
-      <w:r>
-        <w:rPr>
-          <w:rFonts w:ascii="Times" w:eastAsiaTheme="minorEastAsia" w:hAnsi="Times" w:cs="Times"/>
-          <w:sz w:val="24"/>
-          <w:szCs w:val="24"/>
-        </w:rPr>
-        <w:t xml:space="preserve"> elementos restantes nas posições 1 a </w:t>
-      </w:r>
-      <m:oMath>
-        <m:r>
-          <w:rPr>
-            <w:rFonts w:ascii="Cambria Math" w:eastAsiaTheme="minorEastAsia" w:hAnsi="Cambria Math" w:cs="Times"/>
-            <w:sz w:val="24"/>
-            <w:szCs w:val="24"/>
-          </w:rPr>
-          <m:t>k-1</m:t>
-        </m:r>
-      </m:oMath>
-      <w:r>
-        <w:rPr>
-          <w:rFonts w:ascii="Times" w:eastAsiaTheme="minorEastAsia" w:hAnsi="Times" w:cs="Times"/>
-          <w:sz w:val="24"/>
-          <w:szCs w:val="24"/>
-        </w:rPr>
-        <w:t xml:space="preserve"> precisam ser redistribuídos nas posições 0 até </w:t>
-      </w:r>
-      <m:oMath>
-        <m:r>
-          <w:rPr>
-            <w:rFonts w:ascii="Cambria Math" w:eastAsiaTheme="minorEastAsia" w:hAnsi="Cambria Math" w:cs="Times"/>
-            <w:sz w:val="24"/>
-            <w:szCs w:val="24"/>
-          </w:rPr>
-          <m:t>k-2</m:t>
-        </m:r>
-      </m:oMath>
-      <w:r>
-        <w:rPr>
-          <w:rFonts w:ascii="Times" w:eastAsiaTheme="minorEastAsia" w:hAnsi="Times" w:cs="Times"/>
-          <w:sz w:val="24"/>
-          <w:szCs w:val="24"/>
-        </w:rPr>
-        <w:t xml:space="preserve"> a fim do segmento de vetor resultante de </w:t>
-      </w:r>
-      <w:r>
-        <w:rPr>
-          <w:rFonts w:ascii="Times" w:eastAsiaTheme="minorEastAsia" w:hAnsi="Times" w:cs="Times"/>
-          <w:i/>
-          <w:sz w:val="24"/>
-          <w:szCs w:val="24"/>
-        </w:rPr>
-        <w:t>dpq</w:t>
-      </w:r>
-      <m:oMath>
-        <m:r>
-          <m:rPr>
-            <m:sty m:val="p"/>
-          </m:rPr>
-          <w:rPr>
-            <w:rFonts w:ascii="Cambria Math" w:eastAsiaTheme="minorEastAsia" w:hAnsi="Cambria Math" w:cs="Times"/>
-            <w:sz w:val="24"/>
-            <w:szCs w:val="24"/>
-          </w:rPr>
-          <m:t xml:space="preserve">[0] </m:t>
-        </m:r>
-      </m:oMath>
-      <w:r>
-        <w:rPr>
-          <w:rFonts w:ascii="Times" w:eastAsiaTheme="minorEastAsia" w:hAnsi="Times" w:cs="Times"/>
-          <w:sz w:val="24"/>
-          <w:szCs w:val="24"/>
-        </w:rPr>
-        <w:t xml:space="preserve">até </w:t>
-      </w:r>
-      <w:r>
-        <w:rPr>
-          <w:rFonts w:ascii="Times" w:eastAsiaTheme="minorEastAsia" w:hAnsi="Times" w:cs="Times"/>
-          <w:i/>
-          <w:sz w:val="24"/>
-          <w:szCs w:val="24"/>
-        </w:rPr>
-        <w:t>dpq</w:t>
-      </w:r>
-      <m:oMath>
-        <m:r>
-          <w:rPr>
-            <w:rFonts w:ascii="Cambria Math" w:eastAsiaTheme="minorEastAsia" w:hAnsi="Cambria Math" w:cs="Times"/>
-            <w:sz w:val="24"/>
-            <w:szCs w:val="24"/>
-          </w:rPr>
-          <m:t>[k-2]</m:t>
-        </m:r>
-      </m:oMath>
-      <w:r>
-        <w:rPr>
-          <w:rFonts w:ascii="Times" w:eastAsiaTheme="minorEastAsia" w:hAnsi="Times" w:cs="Times"/>
-          <w:sz w:val="24"/>
-          <w:szCs w:val="24"/>
-        </w:rPr>
-        <w:t xml:space="preserve"> continue um </w:t>
-      </w:r>
-      <w:r>
-        <w:rPr>
-          <w:rFonts w:ascii="Times" w:eastAsiaTheme="minorEastAsia" w:hAnsi="Times" w:cs="Times"/>
-          <w:i/>
-          <w:sz w:val="24"/>
-          <w:szCs w:val="24"/>
-        </w:rPr>
-        <w:t>heap</w:t>
-      </w:r>
-      <w:r>
-        <w:rPr>
-          <w:rFonts w:ascii="Times" w:eastAsiaTheme="minorEastAsia" w:hAnsi="Times" w:cs="Times"/>
-          <w:sz w:val="24"/>
-          <w:szCs w:val="24"/>
-        </w:rPr>
-        <w:t xml:space="preserve"> descendente.</w:t>
-      </w:r>
-      <w:r>
-        <w:rPr>
-          <w:rFonts w:ascii="Times" w:eastAsiaTheme="minorEastAsia" w:hAnsi="Times" w:cs="Times"/>
-          <w:sz w:val="24"/>
-          <w:szCs w:val="24"/>
-        </w:rPr>
-        <w:t xml:space="preserve"> </w:t>
-      </w:r>
-      <w:r>
-        <w:rPr>
-          <w:rFonts w:ascii="Times" w:eastAsiaTheme="minorEastAsia" w:hAnsi="Times" w:cs="Times"/>
-          <w:sz w:val="24"/>
-          <w:szCs w:val="24"/>
-        </w:rPr>
-        <w:t>Com</w:t>
-      </w:r>
-      <w:r>
-        <w:rPr>
-          <w:rFonts w:ascii="Times" w:eastAsiaTheme="minorEastAsia" w:hAnsi="Times" w:cs="Times"/>
-          <w:sz w:val="24"/>
-          <w:szCs w:val="24"/>
-        </w:rPr>
-        <w:t xml:space="preserve"> isso, o seguinte código</w:t>
-      </w:r>
-      <w:r>
-        <w:rPr>
-          <w:rFonts w:ascii="Times" w:eastAsiaTheme="minorEastAsia" w:hAnsi="Times" w:cs="Times"/>
-          <w:sz w:val="24"/>
-          <w:szCs w:val="24"/>
-        </w:rPr>
-        <w:t xml:space="preserve"> foi incluso</w:t>
-      </w:r>
-      <w:r>
-        <w:rPr>
-          <w:rFonts w:ascii="Times" w:eastAsiaTheme="minorEastAsia" w:hAnsi="Times" w:cs="Times"/>
-          <w:sz w:val="24"/>
-          <w:szCs w:val="24"/>
-        </w:rPr>
-        <w:t>:</w:t>
-      </w:r>
-    </w:p>
-    <w:p>
-      <w:pPr>
-        <w:pStyle w:val="Codigo"/>
-        <w:rPr>
-          <w:sz w:val="16"/>
-        </w:rPr>
-      </w:pPr>
-      <w:r>
-        <w:rPr>
-          <w:sz w:val="16"/>
-        </w:rPr>
-        <w:t>int largeson(int x[], int p, int m)</w:t>
-      </w:r>
-    </w:p>
-    <w:p>
-      <w:pPr>
-        <w:pStyle w:val="Codigo"/>
-        <w:rPr>
-          <w:sz w:val="16"/>
-        </w:rPr>
-      </w:pPr>
-      <w:r>
-        <w:rPr>
-          <w:sz w:val="16"/>
-        </w:rPr>
-        <w:t>{</w:t>
-      </w:r>
-    </w:p>
-    <w:p>
-      <w:pPr>
-        <w:pStyle w:val="Codigo"/>
-        <w:rPr>
-          <w:sz w:val="16"/>
-        </w:rPr>
-      </w:pPr>
-      <w:r>
-        <w:rPr>
-          <w:sz w:val="16"/>
-        </w:rPr>
-        <w:t xml:space="preserve">    int s = 2 * p + 1;</w:t>
-      </w:r>
-    </w:p>
-    <w:p>
-      <w:pPr>
-        <w:pStyle w:val="Codigo"/>
-        <w:rPr>
-          <w:sz w:val="16"/>
-        </w:rPr>
-      </w:pPr>
-      <w:r>
-        <w:rPr>
-          <w:sz w:val="16"/>
-        </w:rPr>
-        <w:t xml:space="preserve">    if (s + 1 &lt;= m &amp;&amp; x[s] &lt; x[s + 1])</w:t>
-      </w:r>
-    </w:p>
-    <w:p>
-      <w:pPr>
-        <w:pStyle w:val="Codigo"/>
-        <w:rPr>
-          <w:sz w:val="16"/>
-        </w:rPr>
-      </w:pPr>
-      <w:r>
-        <w:rPr>
-          <w:sz w:val="16"/>
-        </w:rPr>
-        <w:t xml:space="preserve">    {</w:t>
-      </w:r>
-    </w:p>
-    <w:p>
-      <w:pPr>
-        <w:pStyle w:val="Codigo"/>
-        <w:rPr>
-          <w:sz w:val="16"/>
-        </w:rPr>
-      </w:pPr>
-      <w:r>
-        <w:rPr>
-          <w:sz w:val="16"/>
-        </w:rPr>
-        <w:t xml:space="preserve">        s = s + 1;</w:t>
-      </w:r>
-    </w:p>
-    <w:p>
-      <w:pPr>
-        <w:pStyle w:val="Codigo"/>
-        <w:rPr>
-          <w:sz w:val="16"/>
-        </w:rPr>
-      </w:pPr>
-      <w:r>
-        <w:rPr>
-          <w:sz w:val="16"/>
-        </w:rPr>
-        <w:t xml:space="preserve">    }</w:t>
-      </w:r>
-    </w:p>
-    <w:p>
-      <w:pPr>
-        <w:pStyle w:val="Codigo"/>
-        <w:rPr>
-          <w:sz w:val="16"/>
-        </w:rPr>
-      </w:pPr>
-      <w:r>
-        <w:rPr>
-          <w:sz w:val="16"/>
-        </w:rPr>
-        <w:t xml:space="preserve">    if (s &gt; m)</w:t>
-      </w:r>
-    </w:p>
-    <w:p>
-      <w:pPr>
-        <w:pStyle w:val="Codigo"/>
-        <w:rPr>
-          <w:sz w:val="16"/>
-        </w:rPr>
-      </w:pPr>
-      <w:r>
-        <w:rPr>
-          <w:sz w:val="16"/>
-        </w:rPr>
-        <w:t xml:space="preserve">    {</w:t>
-      </w:r>
-    </w:p>
-    <w:p>
-      <w:pPr>
-        <w:pStyle w:val="Codigo"/>
-        <w:rPr>
-          <w:sz w:val="16"/>
-        </w:rPr>
-      </w:pPr>
-      <w:r>
-        <w:rPr>
-          <w:sz w:val="16"/>
-        </w:rPr>
-        <w:t xml:space="preserve">        return -1;</w:t>
-      </w:r>
-    </w:p>
-    <w:p>
-      <w:pPr>
-        <w:pStyle w:val="Codigo"/>
-        <w:rPr>
-          <w:sz w:val="16"/>
-        </w:rPr>
-      </w:pPr>
-      <w:r>
-        <w:rPr>
-          <w:sz w:val="16"/>
-        </w:rPr>
-        <w:t xml:space="preserve">    }</w:t>
-      </w:r>
-    </w:p>
-    <w:p>
-      <w:pPr>
-        <w:pStyle w:val="Codigo"/>
-        <w:rPr>
-          <w:sz w:val="16"/>
-        </w:rPr>
-      </w:pPr>
-      <w:r>
-        <w:rPr>
-          <w:sz w:val="16"/>
-        </w:rPr>
-        <w:t xml:space="preserve">    else</w:t>
-      </w:r>
-    </w:p>
-    <w:p>
-      <w:pPr>
-        <w:pStyle w:val="Codigo"/>
-        <w:rPr>
-          <w:sz w:val="16"/>
-        </w:rPr>
-      </w:pPr>
-      <w:r>
-        <w:rPr>
-          <w:sz w:val="16"/>
-        </w:rPr>
-        <w:t xml:space="preserve">    {</w:t>
-      </w:r>
-    </w:p>
-    <w:p>
-      <w:pPr>
-        <w:pStyle w:val="Codigo"/>
-        <w:rPr>
-          <w:sz w:val="16"/>
-        </w:rPr>
-      </w:pPr>
-      <w:r>
-        <w:rPr>
-          <w:sz w:val="16"/>
-        </w:rPr>
-        <w:t xml:space="preserve">        return s;</w:t>
-      </w:r>
-    </w:p>
-    <w:p>
-      <w:pPr>
-        <w:pStyle w:val="Codigo"/>
-        <w:rPr>
-          <w:sz w:val="16"/>
-        </w:rPr>
-      </w:pPr>
-      <w:r>
-        <w:rPr>
-          <w:sz w:val="16"/>
-        </w:rPr>
-        <w:t xml:space="preserve">    }</w:t>
-      </w:r>
-    </w:p>
-    <w:p>
-      <w:pPr>
-        <w:pStyle w:val="Codigo"/>
-        <w:rPr>
-          <w:sz w:val="16"/>
-        </w:rPr>
-      </w:pPr>
-      <w:r>
-        <w:rPr>
-          <w:sz w:val="16"/>
-        </w:rPr>
-        <w:t>}</w:t>
-      </w:r>
-    </w:p>
-    <w:p>
-      <w:pPr>
-        <w:pStyle w:val="Titulo4Relatorio"/>
-      </w:pPr>
-      <w:r>
-        <w:t>ADJUST</w:t>
-      </w:r>
+        <w:spacing w:line="480" w:lineRule="auto"/>
+      </w:pPr>
       <w:r>
         <w:t>HEAP</w:t>
       </w:r>
-    </w:p>
-    <w:p>
-      <w:pPr>
-        <w:ind w:firstLine="708"/>
-        <w:jc w:val="both"/>
-        <w:rPr>
-          <w:rFonts w:ascii="Times" w:eastAsiaTheme="minorEastAsia" w:hAnsi="Times" w:cs="Times"/>
-          <w:sz w:val="24"/>
-          <w:szCs w:val="24"/>
-        </w:rPr>
-      </w:pPr>
-      <w:r>
-        <w:rPr>
-          <w:rFonts w:ascii="Times" w:hAnsi="Times" w:cs="Times"/>
-          <w:sz w:val="24"/>
-          <w:szCs w:val="24"/>
-        </w:rPr>
-        <w:t xml:space="preserve">Para o procedimento </w:t>
-      </w:r>
-      <w:r>
-        <w:rPr>
-          <w:rFonts w:ascii="Times" w:hAnsi="Times" w:cs="Times"/>
-          <w:i/>
-          <w:sz w:val="24"/>
-          <w:szCs w:val="24"/>
-        </w:rPr>
-        <w:t>adjust</w:t>
-      </w:r>
-      <w:r>
-        <w:rPr>
-          <w:rFonts w:ascii="Times" w:hAnsi="Times" w:cs="Times"/>
-          <w:i/>
-          <w:sz w:val="24"/>
-          <w:szCs w:val="24"/>
-        </w:rPr>
-        <w:t>heap</w:t>
-      </w:r>
-      <w:r>
-        <w:rPr>
-          <w:rFonts w:ascii="Times" w:hAnsi="Times" w:cs="Times"/>
-          <w:sz w:val="24"/>
-          <w:szCs w:val="24"/>
-        </w:rPr>
-        <w:t xml:space="preserve">, observa-se que o elemento máximo sempre está na posição-raiz de um </w:t>
-      </w:r>
-      <w:r>
-        <w:rPr>
-          <w:rFonts w:ascii="Times" w:hAnsi="Times" w:cs="Times"/>
-          <w:i/>
-          <w:sz w:val="24"/>
-          <w:szCs w:val="24"/>
-        </w:rPr>
-        <w:t>heap</w:t>
-      </w:r>
-      <w:r>
-        <w:rPr>
-          <w:rFonts w:ascii="Times" w:hAnsi="Times" w:cs="Times"/>
-          <w:sz w:val="24"/>
-          <w:szCs w:val="24"/>
-        </w:rPr>
-        <w:t xml:space="preserve"> descendente de </w:t>
-      </w:r>
-      <m:oMath>
-        <m:r>
-          <w:rPr>
-            <w:rFonts w:ascii="Cambria Math" w:hAnsi="Cambria Math" w:cs="Times"/>
-            <w:sz w:val="24"/>
-            <w:szCs w:val="24"/>
-          </w:rPr>
-          <m:t>k</m:t>
-        </m:r>
-      </m:oMath>
-      <w:r>
-        <w:rPr>
-          <w:rFonts w:ascii="Times" w:eastAsiaTheme="minorEastAsia" w:hAnsi="Times" w:cs="Times"/>
-          <w:sz w:val="24"/>
-          <w:szCs w:val="24"/>
-        </w:rPr>
-        <w:t xml:space="preserve"> elementos. Quando este mesmo elemento é removido, os </w:t>
-      </w:r>
-      <m:oMath>
-        <m:r>
-          <w:rPr>
-            <w:rFonts w:ascii="Cambria Math" w:eastAsiaTheme="minorEastAsia" w:hAnsi="Cambria Math" w:cs="Times"/>
-            <w:sz w:val="24"/>
-            <w:szCs w:val="24"/>
-          </w:rPr>
-          <m:t>k-1</m:t>
-        </m:r>
-      </m:oMath>
-      <w:r>
-        <w:rPr>
-          <w:rFonts w:ascii="Times" w:eastAsiaTheme="minorEastAsia" w:hAnsi="Times" w:cs="Times"/>
-          <w:sz w:val="24"/>
-          <w:szCs w:val="24"/>
-        </w:rPr>
-        <w:t xml:space="preserve"> elementos restantes nas posições 1 a </w:t>
-      </w:r>
-      <m:oMath>
-        <m:r>
-          <w:rPr>
-            <w:rFonts w:ascii="Cambria Math" w:eastAsiaTheme="minorEastAsia" w:hAnsi="Cambria Math" w:cs="Times"/>
-            <w:sz w:val="24"/>
-            <w:szCs w:val="24"/>
-          </w:rPr>
-          <m:t>k-1</m:t>
-        </m:r>
-      </m:oMath>
-      <w:r>
-        <w:rPr>
-          <w:rFonts w:ascii="Times" w:eastAsiaTheme="minorEastAsia" w:hAnsi="Times" w:cs="Times"/>
-          <w:sz w:val="24"/>
-          <w:szCs w:val="24"/>
-        </w:rPr>
-        <w:t xml:space="preserve"> precisam ser redistribuídos nas posições 0 até </w:t>
-      </w:r>
-      <m:oMath>
-        <m:r>
-          <w:rPr>
-            <w:rFonts w:ascii="Cambria Math" w:eastAsiaTheme="minorEastAsia" w:hAnsi="Cambria Math" w:cs="Times"/>
-            <w:sz w:val="24"/>
-            <w:szCs w:val="24"/>
-          </w:rPr>
-          <m:t>k-2</m:t>
-        </m:r>
-      </m:oMath>
-      <w:r>
-        <w:rPr>
-          <w:rFonts w:ascii="Times" w:eastAsiaTheme="minorEastAsia" w:hAnsi="Times" w:cs="Times"/>
-          <w:sz w:val="24"/>
-          <w:szCs w:val="24"/>
-        </w:rPr>
-        <w:t xml:space="preserve"> a fim do segmento de vetor resultante de </w:t>
-      </w:r>
-      <w:r>
-        <w:rPr>
-          <w:rFonts w:ascii="Times" w:eastAsiaTheme="minorEastAsia" w:hAnsi="Times" w:cs="Times"/>
-          <w:i/>
-          <w:sz w:val="24"/>
-          <w:szCs w:val="24"/>
-        </w:rPr>
-        <w:t>dpq</w:t>
-      </w:r>
-      <m:oMath>
-        <m:r>
-          <m:rPr>
-            <m:sty m:val="p"/>
-          </m:rPr>
-          <w:rPr>
-            <w:rFonts w:ascii="Cambria Math" w:eastAsiaTheme="minorEastAsia" w:hAnsi="Cambria Math" w:cs="Times"/>
-            <w:sz w:val="24"/>
-            <w:szCs w:val="24"/>
-          </w:rPr>
-          <m:t xml:space="preserve">[0] </m:t>
-        </m:r>
-      </m:oMath>
-      <w:r>
-        <w:rPr>
-          <w:rFonts w:ascii="Times" w:eastAsiaTheme="minorEastAsia" w:hAnsi="Times" w:cs="Times"/>
-          <w:sz w:val="24"/>
-          <w:szCs w:val="24"/>
-        </w:rPr>
-        <w:t xml:space="preserve">até </w:t>
-      </w:r>
-      <w:r>
-        <w:rPr>
-          <w:rFonts w:ascii="Times" w:eastAsiaTheme="minorEastAsia" w:hAnsi="Times" w:cs="Times"/>
-          <w:i/>
-          <w:sz w:val="24"/>
-          <w:szCs w:val="24"/>
-        </w:rPr>
-        <w:t>dpq</w:t>
-      </w:r>
-      <m:oMath>
-        <m:r>
-          <w:rPr>
-            <w:rFonts w:ascii="Cambria Math" w:eastAsiaTheme="minorEastAsia" w:hAnsi="Cambria Math" w:cs="Times"/>
-            <w:sz w:val="24"/>
-            <w:szCs w:val="24"/>
-          </w:rPr>
-          <m:t>[k-2]</m:t>
-        </m:r>
-      </m:oMath>
-      <w:r>
-        <w:rPr>
-          <w:rFonts w:ascii="Times" w:eastAsiaTheme="minorEastAsia" w:hAnsi="Times" w:cs="Times"/>
-          <w:sz w:val="24"/>
-          <w:szCs w:val="24"/>
-        </w:rPr>
-        <w:t xml:space="preserve"> continue um </w:t>
-      </w:r>
-      <w:r>
-        <w:rPr>
-          <w:rFonts w:ascii="Times" w:eastAsiaTheme="minorEastAsia" w:hAnsi="Times" w:cs="Times"/>
-          <w:i/>
-          <w:sz w:val="24"/>
-          <w:szCs w:val="24"/>
-        </w:rPr>
-        <w:t>heap</w:t>
-      </w:r>
-      <w:r>
-        <w:rPr>
-          <w:rFonts w:ascii="Times" w:eastAsiaTheme="minorEastAsia" w:hAnsi="Times" w:cs="Times"/>
-          <w:sz w:val="24"/>
-          <w:szCs w:val="24"/>
-        </w:rPr>
-        <w:t xml:space="preserve"> descendente.</w:t>
-      </w:r>
-      <w:r>
-        <w:rPr>
-          <w:rFonts w:ascii="Times" w:eastAsiaTheme="minorEastAsia" w:hAnsi="Times" w:cs="Times"/>
-          <w:sz w:val="24"/>
-          <w:szCs w:val="24"/>
-        </w:rPr>
-        <w:t xml:space="preserve"> Para isso, incluímos o seguinte código:</w:t>
-      </w:r>
-    </w:p>
-    <w:p>
-      <w:pPr>
-        <w:pStyle w:val="Codigo"/>
-        <w:rPr>
-          <w:sz w:val="16"/>
-        </w:rPr>
-      </w:pPr>
-      <w:r>
-        <w:rPr>
-          <w:sz w:val="16"/>
-        </w:rPr>
-        <w:t>void adjustheap(int dpq[], int root, int k)</w:t>
-      </w:r>
-    </w:p>
-    <w:p>
-      <w:pPr>
-        <w:pStyle w:val="Codigo"/>
-        <w:rPr>
-          <w:sz w:val="16"/>
-        </w:rPr>
-      </w:pPr>
-      <w:r>
-        <w:rPr>
-          <w:sz w:val="16"/>
-        </w:rPr>
-        <w:lastRenderedPageBreak/>
-        <w:t>{</w:t>
-      </w:r>
-    </w:p>
-    <w:p>
-      <w:pPr>
-        <w:pStyle w:val="Codigo"/>
-        <w:rPr>
-          <w:sz w:val="16"/>
-        </w:rPr>
-      </w:pPr>
-      <w:r>
-        <w:rPr>
-          <w:sz w:val="16"/>
-        </w:rPr>
-        <w:t xml:space="preserve">    int f = root;</w:t>
-      </w:r>
-    </w:p>
-    <w:p>
-      <w:pPr>
-        <w:pStyle w:val="Codigo"/>
-        <w:rPr>
-          <w:sz w:val="16"/>
-        </w:rPr>
-      </w:pPr>
-      <w:r>
-        <w:rPr>
-          <w:sz w:val="16"/>
-        </w:rPr>
-        <w:t xml:space="preserve">    int kvalue = dpq[k];</w:t>
-      </w:r>
-    </w:p>
-    <w:p>
-      <w:pPr>
-        <w:pStyle w:val="Codigo"/>
-        <w:rPr>
-          <w:sz w:val="16"/>
-        </w:rPr>
-      </w:pPr>
-      <w:r>
-        <w:rPr>
-          <w:sz w:val="16"/>
-        </w:rPr>
-        <w:t xml:space="preserve">    int s = largeson(dpq, f, k - 1);</w:t>
-      </w:r>
-    </w:p>
-    <w:p>
-      <w:pPr>
-        <w:pStyle w:val="Codigo"/>
-        <w:rPr>
-          <w:sz w:val="16"/>
-        </w:rPr>
-      </w:pPr>
-      <w:r>
-        <w:rPr>
-          <w:sz w:val="16"/>
-        </w:rPr>
-        <w:t xml:space="preserve">    while (s &gt;= 0 &amp;&amp; kvalue &lt; dpq[s])</w:t>
-      </w:r>
-    </w:p>
-    <w:p>
-      <w:pPr>
-        <w:pStyle w:val="Codigo"/>
-        <w:rPr>
-          <w:sz w:val="16"/>
-        </w:rPr>
-      </w:pPr>
-      <w:r>
-        <w:rPr>
-          <w:sz w:val="16"/>
-        </w:rPr>
-        <w:t xml:space="preserve">    {</w:t>
-      </w:r>
-    </w:p>
-    <w:p>
-      <w:pPr>
-        <w:pStyle w:val="Codigo"/>
-        <w:rPr>
-          <w:sz w:val="16"/>
-        </w:rPr>
-      </w:pPr>
-      <w:r>
-        <w:rPr>
-          <w:sz w:val="16"/>
-        </w:rPr>
-        <w:t xml:space="preserve">        dpq[f] = dpq[s];</w:t>
-      </w:r>
-    </w:p>
-    <w:p>
-      <w:pPr>
-        <w:pStyle w:val="Codigo"/>
-        <w:rPr>
-          <w:sz w:val="16"/>
-        </w:rPr>
-      </w:pPr>
-      <w:r>
-        <w:rPr>
-          <w:sz w:val="16"/>
-        </w:rPr>
-        <w:t xml:space="preserve">        f = s;</w:t>
-      </w:r>
-    </w:p>
-    <w:p>
-      <w:pPr>
-        <w:pStyle w:val="Codigo"/>
-        <w:rPr>
-          <w:sz w:val="16"/>
-        </w:rPr>
-      </w:pPr>
-      <w:r>
-        <w:rPr>
-          <w:sz w:val="16"/>
-        </w:rPr>
-        <w:t xml:space="preserve">        s = largeson(dpq, f, k - 1);</w:t>
-      </w:r>
-    </w:p>
-    <w:p>
-      <w:pPr>
-        <w:pStyle w:val="Codigo"/>
-        <w:rPr>
-          <w:sz w:val="16"/>
-        </w:rPr>
-      </w:pPr>
-      <w:r>
-        <w:rPr>
-          <w:sz w:val="16"/>
-        </w:rPr>
-        <w:t xml:space="preserve">    }</w:t>
-      </w:r>
-    </w:p>
-    <w:p>
-      <w:pPr>
-        <w:pStyle w:val="Codigo"/>
-        <w:rPr>
-          <w:sz w:val="16"/>
-        </w:rPr>
-      </w:pPr>
-      <w:r>
-        <w:rPr>
-          <w:sz w:val="16"/>
-        </w:rPr>
-        <w:t xml:space="preserve">    dpq[f] = kvalue;</w:t>
-      </w:r>
-    </w:p>
-    <w:p>
-      <w:pPr>
-        <w:pStyle w:val="Codigo"/>
-        <w:rPr>
-          <w:sz w:val="16"/>
-        </w:rPr>
-      </w:pPr>
-      <w:r>
-        <w:rPr>
-          <w:sz w:val="16"/>
-        </w:rPr>
-        <w:t>}</w:t>
-      </w:r>
-    </w:p>
-    <w:p>
-      <w:pPr>
-        <w:pStyle w:val="Titulo4Relatorio"/>
-      </w:pPr>
-      <w:r>
-        <w:t>HEAP</w:t>
-      </w:r>
       <w:r>
         <w:t>SORT</w:t>
       </w:r>
     </w:p>
     <w:p>
       <w:pPr>
+        <w:spacing w:line="480" w:lineRule="auto"/>
         <w:ind w:firstLine="708"/>
         <w:jc w:val="both"/>
         <w:rPr>
@@ -11581,6 +11302,7 @@
     </w:p>
     <w:p>
       <w:pPr>
+        <w:spacing w:line="480" w:lineRule="auto"/>
         <w:ind w:firstLine="708"/>
         <w:jc w:val="both"/>
         <w:rPr>
@@ -11754,7 +11476,16 @@
           <w:sz w:val="24"/>
           <w:szCs w:val="24"/>
         </w:rPr>
-        <w:t xml:space="preserve"> representada pelo contador com 1. Sua atuação assemelha-se ao procedimento de </w:t>
+        <w:t xml:space="preserve"> representada pelo contador com 1. Sua atuação </w:t>
+      </w:r>
+      <w:r>
+        <w:rPr>
+          <w:rFonts w:ascii="Times" w:eastAsiaTheme="minorEastAsia" w:hAnsi="Times" w:cs="Times"/>
+          <w:sz w:val="24"/>
+          <w:szCs w:val="24"/>
+        </w:rPr>
+        <w:lastRenderedPageBreak/>
+        <w:t xml:space="preserve">assemelha-se ao procedimento de </w:t>
       </w:r>
       <w:r>
         <w:rPr>
@@ -11792,191 +11523,69 @@
     </w:p>
     <w:p>
       <w:pPr>
-        <w:pStyle w:val="Codigo"/>
-        <w:rPr>
-          <w:sz w:val="18"/>
-        </w:rPr>
-      </w:pPr>
-      <w:r>
-        <w:rPr>
-          <w:sz w:val="18"/>
-        </w:rPr>
-        <w:t>void heapsort(int x[], int n)</w:t>
-      </w:r>
-    </w:p>
-    <w:p>
-      <w:pPr>
-        <w:pStyle w:val="Codigo"/>
-        <w:rPr>
-          <w:sz w:val="18"/>
-        </w:rPr>
-      </w:pPr>
-      <w:r>
-        <w:rPr>
-          <w:sz w:val="18"/>
-        </w:rPr>
-        <w:t>{</w:t>
-      </w:r>
-    </w:p>
-    <w:p>
-      <w:pPr>
-        <w:pStyle w:val="Codigo"/>
-        <w:rPr>
-          <w:sz w:val="18"/>
-        </w:rPr>
-      </w:pPr>
-      <w:r>
-        <w:rPr>
-          <w:sz w:val="18"/>
-        </w:rPr>
-        <w:t xml:space="preserve">    int i;</w:t>
-      </w:r>
-    </w:p>
-    <w:p>
-      <w:pPr>
-        <w:pStyle w:val="Codigo"/>
-        <w:rPr>
-          <w:sz w:val="18"/>
-        </w:rPr>
-      </w:pPr>
-    </w:p>
-    <w:p>
-      <w:pPr>
-        <w:pStyle w:val="Codigo"/>
-        <w:rPr>
-          <w:sz w:val="18"/>
-        </w:rPr>
-      </w:pPr>
-      <w:r>
-        <w:rPr>
-          <w:sz w:val="18"/>
-        </w:rPr>
-        <w:t xml:space="preserve">    for (i = 1; i &lt; n; i++)</w:t>
-      </w:r>
-    </w:p>
-    <w:p>
-      <w:pPr>
-        <w:pStyle w:val="Codigo"/>
-        <w:rPr>
-          <w:sz w:val="18"/>
-        </w:rPr>
-      </w:pPr>
-      <w:r>
-        <w:rPr>
-          <w:sz w:val="18"/>
-        </w:rPr>
-        <w:t xml:space="preserve">    {</w:t>
-      </w:r>
-    </w:p>
-    <w:p>
-      <w:pPr>
-        <w:pStyle w:val="Codigo"/>
-        <w:rPr>
-          <w:sz w:val="18"/>
-        </w:rPr>
-      </w:pPr>
-      <w:r>
-        <w:rPr>
-          <w:sz w:val="18"/>
-        </w:rPr>
-        <w:t xml:space="preserve">        pqinsert(x, i, x[i]);</w:t>
-      </w:r>
-    </w:p>
-    <w:p>
-      <w:pPr>
-        <w:pStyle w:val="Codigo"/>
-        <w:rPr>
-          <w:sz w:val="18"/>
-        </w:rPr>
-      </w:pPr>
-      <w:r>
-        <w:rPr>
-          <w:sz w:val="18"/>
-        </w:rPr>
-        <w:t xml:space="preserve">    }</w:t>
-      </w:r>
-    </w:p>
-    <w:p>
-      <w:pPr>
-        <w:pStyle w:val="Codigo"/>
-        <w:rPr>
-          <w:sz w:val="18"/>
-        </w:rPr>
-      </w:pPr>
-    </w:p>
-    <w:p>
-      <w:pPr>
-        <w:pStyle w:val="Codigo"/>
-        <w:rPr>
-          <w:sz w:val="18"/>
-        </w:rPr>
-      </w:pPr>
-      <w:r>
-        <w:rPr>
-          <w:sz w:val="18"/>
-        </w:rPr>
-        <w:t xml:space="preserve">    for (i = n - 1; i &gt; 0; i--)</w:t>
-      </w:r>
-    </w:p>
-    <w:p>
-      <w:pPr>
-        <w:pStyle w:val="Codigo"/>
-        <w:rPr>
-          <w:sz w:val="18"/>
-        </w:rPr>
-      </w:pPr>
-      <w:r>
-        <w:rPr>
-          <w:sz w:val="18"/>
-        </w:rPr>
-        <w:t xml:space="preserve">    {</w:t>
-      </w:r>
-    </w:p>
-    <w:p>
-      <w:pPr>
-        <w:pStyle w:val="Codigo"/>
-        <w:rPr>
-          <w:sz w:val="18"/>
-        </w:rPr>
-      </w:pPr>
-      <w:r>
-        <w:rPr>
-          <w:sz w:val="18"/>
-        </w:rPr>
-        <w:t xml:space="preserve">        x[i] = pqmaxdelete(x, i + 1);</w:t>
-      </w:r>
-    </w:p>
-    <w:p>
-      <w:pPr>
-        <w:pStyle w:val="Codigo"/>
-        <w:rPr>
-          <w:sz w:val="18"/>
-        </w:rPr>
-      </w:pPr>
-      <w:r>
-        <w:rPr>
-          <w:sz w:val="18"/>
-        </w:rPr>
-        <w:t xml:space="preserve">    }</w:t>
-      </w:r>
-    </w:p>
-    <w:p>
-      <w:pPr>
-        <w:pStyle w:val="Codigo"/>
-        <w:rPr>
-          <w:sz w:val="18"/>
-        </w:rPr>
-      </w:pPr>
-      <w:r>
-        <w:rPr>
-          <w:sz w:val="18"/>
-        </w:rPr>
-        <w:t>}</w:t>
-      </w:r>
-    </w:p>
-    <w:p>
-      <w:pPr>
         <w:pStyle w:val="Titulo4Relatorio"/>
+        <w:spacing w:line="480" w:lineRule="auto"/>
+      </w:pPr>
+      <w:r>
+        <w:rPr>
+          <w:b w:val="0"/>
+          <w:bCs w:val="0"/>
+          <w:i w:val="0"/>
+          <w:iCs w:val="0"/>
+          <w:noProof/>
+          <w:lang w:eastAsia="pt-BR"/>
+        </w:rPr>
+        <w:drawing>
+          <wp:inline distT="0" distB="0" distL="0" distR="0">
+            <wp:extent cx="5021580" cy="3223260"/>
+            <wp:effectExtent l="19050" t="0" r="7620" b="0"/>
+            <wp:docPr id="23" name="Imagem 19"/>
+            <wp:cNvGraphicFramePr>
+              <a:graphicFrameLocks xmlns:a="http://schemas.openxmlformats.org/drawingml/2006/main" noChangeAspect="1"/>
+            </wp:cNvGraphicFramePr>
+            <a:graphic xmlns:a="http://schemas.openxmlformats.org/drawingml/2006/main">
+              <a:graphicData uri="http://schemas.openxmlformats.org/drawingml/2006/picture">
+                <pic:pic xmlns:pic="http://schemas.openxmlformats.org/drawingml/2006/picture">
+                  <pic:nvPicPr>
+                    <pic:cNvPr id="0" name="Picture 19"/>
+                    <pic:cNvPicPr>
+                      <a:picLocks noChangeAspect="1" noChangeArrowheads="1"/>
+                    </pic:cNvPicPr>
+                  </pic:nvPicPr>
+                  <pic:blipFill>
+                    <a:blip r:embed="rId18"/>
+                    <a:srcRect/>
+                    <a:stretch>
+                      <a:fillRect/>
+                    </a:stretch>
+                  </pic:blipFill>
+                  <pic:spPr bwMode="auto">
+                    <a:xfrm>
+                      <a:off x="0" y="0"/>
+                      <a:ext cx="5021580" cy="3223260"/>
+                    </a:xfrm>
+                    <a:prstGeom prst="rect">
+                      <a:avLst/>
+                    </a:prstGeom>
+                    <a:noFill/>
+                    <a:ln w="9525">
+                      <a:noFill/>
+                      <a:miter lim="800000"/>
+                      <a:headEnd/>
+                      <a:tailEnd/>
+                    </a:ln>
+                  </pic:spPr>
+                </pic:pic>
+              </a:graphicData>
+            </a:graphic>
+          </wp:inline>
+        </w:drawing>
+      </w:r>
+    </w:p>
+    <w:p>
+      <w:pPr>
+        <w:pStyle w:val="Titulo4Relatorio"/>
+        <w:spacing w:line="480" w:lineRule="auto"/>
       </w:pPr>
       <w:r>
         <w:t>PRINTARRAY</w:t>
@@ -11984,6 +11593,7 @@
     </w:p>
     <w:p>
       <w:pPr>
+        <w:spacing w:line="480" w:lineRule="auto"/>
         <w:ind w:firstLine="708"/>
         <w:jc w:val="both"/>
         <w:rPr>
@@ -12176,131 +11786,227 @@
     </w:p>
     <w:p>
       <w:pPr>
-        <w:pStyle w:val="Codigo"/>
-        <w:rPr>
+        <w:spacing w:line="480" w:lineRule="auto"/>
+        <w:jc w:val="both"/>
+        <w:rPr>
+          <w:rFonts w:ascii="Times" w:hAnsi="Times" w:cs="Times"/>
+          <w:sz w:val="20"/>
+          <w:szCs w:val="24"/>
+        </w:rPr>
+      </w:pPr>
+      <w:r>
+        <w:rPr>
+          <w:rFonts w:ascii="Courier New" w:eastAsiaTheme="minorEastAsia" w:hAnsi="Courier New" w:cs="Courier New"/>
+          <w:noProof/>
           <w:sz w:val="16"/>
-        </w:rPr>
-      </w:pPr>
-      <w:r>
-        <w:rPr>
-          <w:sz w:val="16"/>
-        </w:rPr>
-        <w:t>void printArray(int x[], int n)</w:t>
-      </w:r>
-    </w:p>
-    <w:p>
-      <w:pPr>
-        <w:pStyle w:val="Codigo"/>
-        <w:rPr>
-          <w:sz w:val="16"/>
-        </w:rPr>
-      </w:pPr>
-      <w:r>
-        <w:rPr>
-          <w:sz w:val="16"/>
-        </w:rPr>
-        <w:t>{</w:t>
-      </w:r>
-    </w:p>
-    <w:p>
-      <w:pPr>
-        <w:pStyle w:val="Codigo"/>
-        <w:rPr>
-          <w:sz w:val="16"/>
-        </w:rPr>
-      </w:pPr>
-      <w:r>
-        <w:rPr>
-          <w:sz w:val="16"/>
-        </w:rPr>
-        <w:t xml:space="preserve">    for (int i = 0; i &lt; n; i++)</w:t>
-      </w:r>
-    </w:p>
-    <w:p>
-      <w:pPr>
-        <w:pStyle w:val="Codigo"/>
-        <w:rPr>
-          <w:sz w:val="16"/>
-        </w:rPr>
-      </w:pPr>
-      <w:r>
-        <w:rPr>
-          <w:sz w:val="16"/>
-        </w:rPr>
-        <w:t xml:space="preserve">    {</w:t>
-      </w:r>
-    </w:p>
-    <w:p>
-      <w:pPr>
-        <w:pStyle w:val="Codigo"/>
-        <w:rPr>
-          <w:sz w:val="16"/>
-        </w:rPr>
-      </w:pPr>
-      <w:r>
-        <w:rPr>
-          <w:sz w:val="16"/>
-        </w:rPr>
-        <w:t xml:space="preserve">        printf("%d ", x[i]);</w:t>
-      </w:r>
-    </w:p>
-    <w:p>
-      <w:pPr>
-        <w:pStyle w:val="Codigo"/>
-        <w:rPr>
-          <w:sz w:val="16"/>
-        </w:rPr>
-      </w:pPr>
-      <w:r>
-        <w:rPr>
-          <w:sz w:val="16"/>
-        </w:rPr>
-        <w:t xml:space="preserve">    }</w:t>
-      </w:r>
-    </w:p>
-    <w:p>
-      <w:pPr>
-        <w:pStyle w:val="Codigo"/>
-        <w:rPr>
-          <w:sz w:val="16"/>
-        </w:rPr>
-      </w:pPr>
-      <w:r>
-        <w:rPr>
-          <w:sz w:val="16"/>
-        </w:rPr>
-        <w:t xml:space="preserve">    printf("\n");</w:t>
-      </w:r>
-    </w:p>
-    <w:p>
-      <w:pPr>
-        <w:pStyle w:val="Codigo"/>
-        <w:rPr>
-          <w:sz w:val="16"/>
-        </w:rPr>
-      </w:pPr>
-      <w:r>
-        <w:rPr>
-          <w:sz w:val="16"/>
-        </w:rPr>
-        <w:t>}</w:t>
-      </w:r>
-    </w:p>
-    <w:p>
-      <w:pPr>
-        <w:jc w:val="both"/>
-        <w:rPr>
-          <w:rFonts w:ascii="Times" w:hAnsi="Times" w:cs="Times"/>
-          <w:sz w:val="20"/>
-          <w:szCs w:val="24"/>
-        </w:rPr>
-      </w:pPr>
+          <w:szCs w:val="24"/>
+          <w:lang w:eastAsia="pt-BR"/>
+        </w:rPr>
+        <w:lastRenderedPageBreak/>
+        <w:drawing>
+          <wp:inline distT="0" distB="0" distL="0" distR="0">
+            <wp:extent cx="4442460" cy="1836420"/>
+            <wp:effectExtent l="19050" t="0" r="0" b="0"/>
+            <wp:docPr id="24" name="Imagem 22"/>
+            <wp:cNvGraphicFramePr>
+              <a:graphicFrameLocks xmlns:a="http://schemas.openxmlformats.org/drawingml/2006/main" noChangeAspect="1"/>
+            </wp:cNvGraphicFramePr>
+            <a:graphic xmlns:a="http://schemas.openxmlformats.org/drawingml/2006/main">
+              <a:graphicData uri="http://schemas.openxmlformats.org/drawingml/2006/picture">
+                <pic:pic xmlns:pic="http://schemas.openxmlformats.org/drawingml/2006/picture">
+                  <pic:nvPicPr>
+                    <pic:cNvPr id="0" name="Picture 22"/>
+                    <pic:cNvPicPr>
+                      <a:picLocks noChangeAspect="1" noChangeArrowheads="1"/>
+                    </pic:cNvPicPr>
+                  </pic:nvPicPr>
+                  <pic:blipFill>
+                    <a:blip r:embed="rId19"/>
+                    <a:srcRect/>
+                    <a:stretch>
+                      <a:fillRect/>
+                    </a:stretch>
+                  </pic:blipFill>
+                  <pic:spPr bwMode="auto">
+                    <a:xfrm>
+                      <a:off x="0" y="0"/>
+                      <a:ext cx="4442460" cy="1836420"/>
+                    </a:xfrm>
+                    <a:prstGeom prst="rect">
+                      <a:avLst/>
+                    </a:prstGeom>
+                    <a:noFill/>
+                    <a:ln w="9525">
+                      <a:noFill/>
+                      <a:miter lim="800000"/>
+                      <a:headEnd/>
+                      <a:tailEnd/>
+                    </a:ln>
+                  </pic:spPr>
+                </pic:pic>
+              </a:graphicData>
+            </a:graphic>
+          </wp:inline>
+        </w:drawing>
+      </w:r>
+    </w:p>
+    <w:p>
+      <w:pPr>
+        <w:pStyle w:val="NormalRelatorio"/>
+      </w:pPr>
+      <w:r>
+        <w:t xml:space="preserve">Já que esta opção de código não foi definida como a alternativa definitiva para o trabalho proposto, disponibilizamos para este código um método </w:t>
+      </w:r>
+      <w:r>
+        <w:rPr>
+          <w:i/>
+        </w:rPr>
+        <w:t>main</w:t>
+      </w:r>
+      <w:r>
+        <w:t xml:space="preserve"> para exemplificar de modo funcional a execução deste algoritmo:</w:t>
+      </w:r>
+    </w:p>
+    <w:p>
+      <w:pPr>
+        <w:pStyle w:val="NormalRelatorio"/>
+        <w:ind w:firstLine="0"/>
+      </w:pPr>
+      <w:r>
+        <w:rPr>
+          <w:noProof/>
+          <w:lang w:eastAsia="pt-BR"/>
+        </w:rPr>
+        <w:drawing>
+          <wp:inline distT="0" distB="0" distL="0" distR="0">
+            <wp:extent cx="5731510" cy="2331118"/>
+            <wp:effectExtent l="19050" t="0" r="2540" b="0"/>
+            <wp:docPr id="25" name="Imagem 25"/>
+            <wp:cNvGraphicFramePr>
+              <a:graphicFrameLocks xmlns:a="http://schemas.openxmlformats.org/drawingml/2006/main" noChangeAspect="1"/>
+            </wp:cNvGraphicFramePr>
+            <a:graphic xmlns:a="http://schemas.openxmlformats.org/drawingml/2006/main">
+              <a:graphicData uri="http://schemas.openxmlformats.org/drawingml/2006/picture">
+                <pic:pic xmlns:pic="http://schemas.openxmlformats.org/drawingml/2006/picture">
+                  <pic:nvPicPr>
+                    <pic:cNvPr id="0" name="Picture 25"/>
+                    <pic:cNvPicPr>
+                      <a:picLocks noChangeAspect="1" noChangeArrowheads="1"/>
+                    </pic:cNvPicPr>
+                  </pic:nvPicPr>
+                  <pic:blipFill>
+                    <a:blip r:embed="rId20"/>
+                    <a:srcRect/>
+                    <a:stretch>
+                      <a:fillRect/>
+                    </a:stretch>
+                  </pic:blipFill>
+                  <pic:spPr bwMode="auto">
+                    <a:xfrm>
+                      <a:off x="0" y="0"/>
+                      <a:ext cx="5731510" cy="2331118"/>
+                    </a:xfrm>
+                    <a:prstGeom prst="rect">
+                      <a:avLst/>
+                    </a:prstGeom>
+                    <a:noFill/>
+                    <a:ln w="9525">
+                      <a:noFill/>
+                      <a:miter lim="800000"/>
+                      <a:headEnd/>
+                      <a:tailEnd/>
+                    </a:ln>
+                  </pic:spPr>
+                </pic:pic>
+              </a:graphicData>
+            </a:graphic>
+          </wp:inline>
+        </w:drawing>
+      </w:r>
+    </w:p>
+    <w:p>
+      <w:pPr>
+        <w:pStyle w:val="NormalRelatorio"/>
+      </w:pPr>
+      <w:r>
+        <w:t xml:space="preserve">Neste exemplo, o array </w:t>
+      </w:r>
+      <m:oMath>
+        <m:r>
+          <w:rPr>
+            <w:rFonts w:ascii="Cambria Math" w:hAnsi="Cambria Math"/>
+          </w:rPr>
+          <m:t>x[]</m:t>
+        </m:r>
+      </m:oMath>
+      <w:r>
+        <w:rPr>
+          <w:rFonts w:eastAsiaTheme="minorEastAsia"/>
+        </w:rPr>
+        <w:t xml:space="preserve"> e os seus valores inteiros seriam declarados e o seu tamanho </w:t>
+      </w:r>
+      <m:oMath>
+        <m:r>
+          <w:rPr>
+            <w:rFonts w:ascii="Cambria Math" w:eastAsiaTheme="minorEastAsia" w:hAnsi="Cambria Math"/>
+          </w:rPr>
+          <m:t>n</m:t>
+        </m:r>
+      </m:oMath>
+      <w:r>
+        <w:rPr>
+          <w:rFonts w:eastAsiaTheme="minorEastAsia"/>
+        </w:rPr>
+        <w:t xml:space="preserve"> valeria o resultado da divisão do tamanho do array </w:t>
+      </w:r>
+      <m:oMath>
+        <m:r>
+          <w:rPr>
+            <w:rFonts w:ascii="Cambria Math" w:eastAsiaTheme="minorEastAsia" w:hAnsi="Cambria Math"/>
+          </w:rPr>
+          <m:t>x</m:t>
+        </m:r>
+      </m:oMath>
+      <w:r>
+        <w:rPr>
+          <w:rFonts w:eastAsiaTheme="minorEastAsia"/>
+        </w:rPr>
+        <w:t xml:space="preserve"> pelo tamanho do valor da posição 0 do mesmo </w:t>
+      </w:r>
+      <m:oMath>
+        <m:r>
+          <w:rPr>
+            <w:rFonts w:ascii="Cambria Math" w:eastAsiaTheme="minorEastAsia" w:hAnsi="Cambria Math"/>
+          </w:rPr>
+          <m:t>x[0]</m:t>
+        </m:r>
+      </m:oMath>
+      <w:r>
+        <w:rPr>
+          <w:rFonts w:eastAsiaTheme="minorEastAsia"/>
+        </w:rPr>
+        <w:t xml:space="preserve">. Em seguida, seria impresso o array original e executado o procedimento </w:t>
+      </w:r>
+      <w:r>
+        <w:rPr>
+          <w:rFonts w:eastAsiaTheme="minorEastAsia"/>
+          <w:i/>
+        </w:rPr>
+        <w:t>heapsort</w:t>
+      </w:r>
+      <w:r>
+        <w:rPr>
+          <w:rFonts w:eastAsiaTheme="minorEastAsia"/>
+        </w:rPr>
+        <w:t xml:space="preserve"> com o recebimento do array a ser ordenado e o seu tamanho em seus parâmetros. Enfim, o resultado do array ordenado também seria exibido.</w:t>
+      </w:r>
     </w:p>
     <w:p>
       <w:pPr>
         <w:pStyle w:val="Titulo3Relatorio"/>
-      </w:pPr>
-      <w:bookmarkStart w:id="20" w:name="_Toc200362945"/>
+        <w:spacing w:line="480" w:lineRule="auto"/>
+      </w:pPr>
+      <w:bookmarkStart w:id="20" w:name="_Toc200386161"/>
       <w:r>
         <w:t>Algoritmo do site Programmiz</w:t>
       </w:r>
@@ -12309,6 +12015,7 @@
     <w:p>
       <w:pPr>
         <w:pStyle w:val="NormalRelatorio"/>
+        <w:spacing w:line="480" w:lineRule="auto"/>
       </w:pPr>
       <w:r>
         <w:t>Segundamente, a fim de dar mais clareza e menos complexidade de implementação, o modelo de algoritmo em C sugerido pelo site Programmiz foi considerado. Pois em sua estrutura, foram implementados os seguintes procedimentos</w:t>
@@ -12321,6 +12028,7 @@
           <w:ilvl w:val="0"/>
           <w:numId w:val="10"/>
         </w:numPr>
+        <w:spacing w:line="480" w:lineRule="auto"/>
         <w:jc w:val="both"/>
       </w:pPr>
       <w:r>
@@ -12340,6 +12048,7 @@
           <w:ilvl w:val="0"/>
           <w:numId w:val="10"/>
         </w:numPr>
+        <w:spacing w:line="480" w:lineRule="auto"/>
         <w:jc w:val="both"/>
       </w:pPr>
       <w:r>
@@ -12349,6 +12058,7 @@
           <w:sz w:val="24"/>
           <w:szCs w:val="24"/>
         </w:rPr>
+        <w:lastRenderedPageBreak/>
         <w:t>heap</w:t>
       </w:r>
       <w:r>
@@ -12368,6 +12078,7 @@
           <w:ilvl w:val="0"/>
           <w:numId w:val="10"/>
         </w:numPr>
+        <w:spacing w:line="480" w:lineRule="auto"/>
         <w:jc w:val="both"/>
       </w:pPr>
       <w:r>
@@ -12392,6 +12103,7 @@
     <w:p>
       <w:pPr>
         <w:pStyle w:val="Titulo4Relatorio"/>
+        <w:spacing w:line="480" w:lineRule="auto"/>
       </w:pPr>
       <w:r>
         <w:t>SWAP</w:t>
@@ -12399,6 +12111,7 @@
     </w:p>
     <w:p>
       <w:pPr>
+        <w:spacing w:line="480" w:lineRule="auto"/>
         <w:ind w:firstLine="708"/>
         <w:jc w:val="both"/>
         <w:rPr>
@@ -12492,6 +12205,7 @@
     </w:p>
     <w:p>
       <w:pPr>
+        <w:spacing w:line="480" w:lineRule="auto"/>
         <w:ind w:firstLine="708"/>
         <w:jc w:val="both"/>
         <w:rPr>
@@ -12506,7 +12220,6 @@
           <w:sz w:val="24"/>
           <w:szCs w:val="24"/>
         </w:rPr>
-        <w:lastRenderedPageBreak/>
         <w:t>Em seguida, dentro desse procedimento t</w:t>
       </w:r>
       <w:r>
@@ -12638,6 +12351,7 @@
     </w:p>
     <w:p>
       <w:pPr>
+        <w:spacing w:line="480" w:lineRule="auto"/>
         <w:jc w:val="both"/>
         <w:rPr>
           <w:rFonts w:ascii="Times" w:eastAsiaTheme="minorEastAsia" w:hAnsi="Times" w:cs="Times"/>
@@ -12657,6 +12371,7 @@
     <w:p>
       <w:pPr>
         <w:pStyle w:val="Codigo"/>
+        <w:spacing w:line="480" w:lineRule="auto"/>
         <w:rPr>
           <w:sz w:val="16"/>
         </w:rPr>
@@ -12671,6 +12386,7 @@
     <w:p>
       <w:pPr>
         <w:pStyle w:val="Codigo"/>
+        <w:spacing w:line="480" w:lineRule="auto"/>
         <w:rPr>
           <w:sz w:val="16"/>
         </w:rPr>
@@ -12685,6 +12401,7 @@
     <w:p>
       <w:pPr>
         <w:pStyle w:val="Codigo"/>
+        <w:spacing w:line="480" w:lineRule="auto"/>
         <w:rPr>
           <w:sz w:val="16"/>
         </w:rPr>
@@ -12699,6 +12416,7 @@
     <w:p>
       <w:pPr>
         <w:pStyle w:val="Codigo"/>
+        <w:spacing w:line="480" w:lineRule="auto"/>
         <w:rPr>
           <w:sz w:val="16"/>
         </w:rPr>
@@ -12713,6 +12431,7 @@
     <w:p>
       <w:pPr>
         <w:pStyle w:val="Codigo"/>
+        <w:spacing w:line="480" w:lineRule="auto"/>
         <w:rPr>
           <w:sz w:val="16"/>
         </w:rPr>
@@ -12727,6 +12446,7 @@
     <w:p>
       <w:pPr>
         <w:pStyle w:val="Codigo"/>
+        <w:spacing w:line="480" w:lineRule="auto"/>
         <w:rPr>
           <w:sz w:val="16"/>
         </w:rPr>
@@ -12741,6 +12461,7 @@
     <w:p>
       <w:pPr>
         <w:pStyle w:val="Codigo"/>
+        <w:spacing w:line="480" w:lineRule="auto"/>
         <w:rPr>
           <w:sz w:val="16"/>
         </w:rPr>
@@ -12749,6 +12470,7 @@
     <w:p>
       <w:pPr>
         <w:pStyle w:val="Codigo"/>
+        <w:spacing w:line="480" w:lineRule="auto"/>
         <w:rPr>
           <w:sz w:val="16"/>
         </w:rPr>
@@ -12763,6 +12485,7 @@
     <w:p>
       <w:pPr>
         <w:pStyle w:val="Codigo"/>
+        <w:spacing w:line="480" w:lineRule="auto"/>
         <w:rPr>
           <w:sz w:val="16"/>
         </w:rPr>
@@ -12777,6 +12500,7 @@
     <w:p>
       <w:pPr>
         <w:pStyle w:val="Codigo"/>
+        <w:spacing w:line="480" w:lineRule="auto"/>
         <w:rPr>
           <w:sz w:val="16"/>
         </w:rPr>
@@ -12785,6 +12509,7 @@
     <w:p>
       <w:pPr>
         <w:pStyle w:val="Codigo"/>
+        <w:spacing w:line="480" w:lineRule="auto"/>
         <w:rPr>
           <w:sz w:val="16"/>
         </w:rPr>
@@ -12799,6 +12524,7 @@
     <w:p>
       <w:pPr>
         <w:pStyle w:val="Codigo"/>
+        <w:spacing w:line="480" w:lineRule="auto"/>
         <w:rPr>
           <w:sz w:val="16"/>
         </w:rPr>
@@ -12813,6 +12539,7 @@
     <w:p>
       <w:pPr>
         <w:pStyle w:val="Codigo"/>
+        <w:spacing w:line="480" w:lineRule="auto"/>
         <w:rPr>
           <w:sz w:val="16"/>
         </w:rPr>
@@ -12827,6 +12554,7 @@
     <w:p>
       <w:pPr>
         <w:pStyle w:val="Codigo"/>
+        <w:spacing w:line="480" w:lineRule="auto"/>
         <w:rPr>
           <w:sz w:val="16"/>
         </w:rPr>
@@ -12841,6 +12569,7 @@
     <w:p>
       <w:pPr>
         <w:pStyle w:val="Codigo"/>
+        <w:spacing w:line="480" w:lineRule="auto"/>
         <w:rPr>
           <w:sz w:val="16"/>
         </w:rPr>
@@ -12855,11 +12584,13 @@
     <w:p>
       <w:pPr>
         <w:pStyle w:val="Codigo"/>
+        <w:spacing w:line="480" w:lineRule="auto"/>
       </w:pPr>
     </w:p>
     <w:p>
       <w:pPr>
         <w:pStyle w:val="Titulo4Relatorio"/>
+        <w:spacing w:line="480" w:lineRule="auto"/>
       </w:pPr>
       <w:r>
         <w:t>HEAP</w:t>
@@ -12870,6 +12601,7 @@
     </w:p>
     <w:p>
       <w:pPr>
+        <w:spacing w:line="480" w:lineRule="auto"/>
         <w:ind w:firstLine="708"/>
         <w:jc w:val="both"/>
         <w:rPr>
@@ -12991,6 +12723,7 @@
     </w:p>
     <w:p>
       <w:pPr>
+        <w:spacing w:line="480" w:lineRule="auto"/>
         <w:ind w:firstLine="708"/>
         <w:jc w:val="both"/>
         <w:rPr>
@@ -13200,43 +12933,162 @@
           <w:sz w:val="24"/>
           <w:szCs w:val="24"/>
         </w:rPr>
+        <w:t xml:space="preserve"> Tais equações são necessárias para emergir a árvore, ou seja</w:t>
+      </w:r>
+      <w:r>
+        <w:rPr>
+          <w:rFonts w:ascii="Times" w:eastAsiaTheme="minorEastAsia" w:hAnsi="Times" w:cs="Times"/>
+          <w:sz w:val="24"/>
+          <w:szCs w:val="24"/>
+        </w:rPr>
+        <w:t>,</w:t>
+      </w:r>
+      <w:r>
+        <w:rPr>
+          <w:rFonts w:ascii="Times" w:eastAsiaTheme="minorEastAsia" w:hAnsi="Times" w:cs="Times"/>
+          <w:sz w:val="24"/>
+          <w:szCs w:val="24"/>
+        </w:rPr>
+        <w:t xml:space="preserve"> para estruturar as posições em ramificações da árvore.</w:t>
+      </w:r>
+    </w:p>
+    <w:p>
+      <w:pPr>
+        <w:pStyle w:val="NormalRelatorio"/>
+        <w:spacing w:line="480" w:lineRule="auto"/>
+      </w:pPr>
+      <w:r>
+        <w:rPr>
+          <w:rFonts w:eastAsiaTheme="minorEastAsia"/>
+        </w:rPr>
+        <w:t>Dentre as condicionais conseguintes, a primeira condição checa se</w:t>
+      </w:r>
+      <w:r>
+        <w:t xml:space="preserve"> o valor da </w:t>
+      </w:r>
+      <w:r>
+        <w:rPr>
+          <w:i/>
+        </w:rPr>
+        <w:t>posicao_esq</w:t>
+      </w:r>
+      <w:r>
+        <w:t xml:space="preserve"> está dentro do array</w:t>
+      </w:r>
+      <w:r>
         <w:t xml:space="preserve"> </w:t>
       </w:r>
       <w:r>
-        <w:rPr>
-          <w:rFonts w:ascii="Times" w:eastAsiaTheme="minorEastAsia" w:hAnsi="Times" w:cs="Times"/>
-          <w:sz w:val="24"/>
-          <w:szCs w:val="24"/>
-        </w:rPr>
+        <w:t>(sendo menor que o tamanho deste array) e</w:t>
+      </w:r>
+      <w:r>
+        <w:t xml:space="preserve"> se</w:t>
+      </w:r>
+      <w:r>
+        <w:t xml:space="preserve"> tal </w:t>
+      </w:r>
+      <w:r>
+        <w:rPr>
+          <w:i/>
+        </w:rPr>
+        <w:t>posicao_esq</w:t>
+      </w:r>
+      <w:r>
+        <w:t xml:space="preserve"> nesse array (representado por </w:t>
+      </w:r>
+      <w:r>
+        <w:rPr>
+          <w:i/>
+        </w:rPr>
+        <w:t>arr</w:t>
+      </w:r>
+      <w:r>
+        <w:t>[</w:t>
+      </w:r>
+      <w:r>
+        <w:rPr>
+          <w:i/>
+        </w:rPr>
+        <w:t>posicao_esq</w:t>
+      </w:r>
+      <w:r>
+        <w:t>])</w:t>
+      </w:r>
+      <w:r>
+        <w:rPr>
+          <w:i/>
+        </w:rPr>
+        <w:t xml:space="preserve"> </w:t>
+      </w:r>
+      <w:r>
+        <w:t>for</w:t>
+      </w:r>
+      <w:r>
+        <w:t xml:space="preserve"> maior que</w:t>
+      </w:r>
+      <w:r>
+        <w:t xml:space="preserve"> </w:t>
+      </w:r>
+      <w:r>
+        <w:rPr>
+          <w:i/>
+        </w:rPr>
+        <w:t>valor_maximo</w:t>
+      </w:r>
+      <w:r>
+        <w:t xml:space="preserve"> </w:t>
+      </w:r>
+      <w:r>
         <w:lastRenderedPageBreak/>
-        <w:t>Tais equações são necessárias para emergir a árvore, ou seja</w:t>
-      </w:r>
-      <w:r>
-        <w:rPr>
-          <w:rFonts w:ascii="Times" w:eastAsiaTheme="minorEastAsia" w:hAnsi="Times" w:cs="Times"/>
-          <w:sz w:val="24"/>
-          <w:szCs w:val="24"/>
-        </w:rPr>
-        <w:t>,</w:t>
-      </w:r>
-      <w:r>
-        <w:rPr>
-          <w:rFonts w:ascii="Times" w:eastAsiaTheme="minorEastAsia" w:hAnsi="Times" w:cs="Times"/>
-          <w:sz w:val="24"/>
-          <w:szCs w:val="24"/>
-        </w:rPr>
-        <w:t xml:space="preserve"> para estruturar as posições em ramificações da árvore.</w:t>
+        <w:t xml:space="preserve">nesse array (representado por </w:t>
+      </w:r>
+      <w:r>
+        <w:rPr>
+          <w:i/>
+        </w:rPr>
+        <w:t>arr</w:t>
+      </w:r>
+      <w:r>
+        <w:t>[</w:t>
+      </w:r>
+      <w:r>
+        <w:rPr>
+          <w:i/>
+        </w:rPr>
+        <w:t>valor_maximo</w:t>
+      </w:r>
+      <w:r>
+        <w:t xml:space="preserve">]). No fim, quando atendida, </w:t>
+      </w:r>
+      <w:r>
+        <w:rPr>
+          <w:i/>
+        </w:rPr>
+        <w:t>valor_maximo</w:t>
+      </w:r>
+      <w:r>
+        <w:t xml:space="preserve"> será o valor de </w:t>
+      </w:r>
+      <w:r>
+        <w:rPr>
+          <w:i/>
+        </w:rPr>
+        <w:t>posicao_esq</w:t>
+      </w:r>
+      <w:r>
+        <w:t>.</w:t>
       </w:r>
     </w:p>
     <w:p>
       <w:pPr>
         <w:pStyle w:val="NormalRelatorio"/>
+        <w:spacing w:line="480" w:lineRule="auto"/>
       </w:pPr>
       <w:r>
         <w:rPr>
           <w:rFonts w:eastAsiaTheme="minorEastAsia"/>
         </w:rPr>
-        <w:t>Dentre as condicionais conseguintes, a primeira condição checa se</w:t>
+        <w:t>Prosseguindo, a segunda condição checa se</w:t>
       </w:r>
       <w:r>
         <w:t xml:space="preserve"> o valor da </w:t>
@@ -13245,28 +13097,73 @@
         <w:rPr>
           <w:i/>
         </w:rPr>
-        <w:t>posicao_esq</w:t>
-      </w:r>
-      <w:r>
-        <w:t xml:space="preserve"> está dentro do array</w:t>
-      </w:r>
-      <w:r>
+        <w:t>posicao_</w:t>
+      </w:r>
+      <w:r>
+        <w:rPr>
+          <w:i/>
+        </w:rPr>
+        <w:t>dir</w:t>
+      </w:r>
+      <w:r>
+        <w:t xml:space="preserve"> está dentro do array (sendo menor que o tamanho deste array) e se tal </w:t>
+      </w:r>
+      <w:r>
+        <w:rPr>
+          <w:i/>
+        </w:rPr>
+        <w:t>posicao_</w:t>
+      </w:r>
+      <w:r>
+        <w:rPr>
+          <w:i/>
+        </w:rPr>
+        <w:t>dir</w:t>
+      </w:r>
+      <w:r>
+        <w:t xml:space="preserve"> nesse array (representado por </w:t>
+      </w:r>
+      <w:r>
+        <w:rPr>
+          <w:i/>
+        </w:rPr>
+        <w:t>arr</w:t>
+      </w:r>
+      <w:r>
+        <w:t>[</w:t>
+      </w:r>
+      <w:r>
+        <w:rPr>
+          <w:i/>
+        </w:rPr>
+        <w:t>posicao_</w:t>
+      </w:r>
+      <w:r>
+        <w:rPr>
+          <w:i/>
+        </w:rPr>
+        <w:t>dir</w:t>
+      </w:r>
+      <w:r>
+        <w:t>])</w:t>
+      </w:r>
+      <w:r>
+        <w:rPr>
+          <w:i/>
+        </w:rPr>
         <w:t xml:space="preserve"> </w:t>
       </w:r>
       <w:r>
-        <w:t>(sendo menor que o tamanho deste array) e</w:t>
-      </w:r>
-      <w:r>
-        <w:t xml:space="preserve"> se</w:t>
-      </w:r>
-      <w:r>
-        <w:t xml:space="preserve"> tal </w:t>
-      </w:r>
-      <w:r>
-        <w:rPr>
-          <w:i/>
-        </w:rPr>
-        <w:t>posicao_esq</w:t>
+        <w:t>for</w:t>
+      </w:r>
+      <w:r>
+        <w:t xml:space="preserve"> maior que </w:t>
+      </w:r>
+      <w:r>
+        <w:rPr>
+          <w:i/>
+        </w:rPr>
+        <w:t>valor_maximo</w:t>
       </w:r>
       <w:r>
         <w:t xml:space="preserve"> nesse array (representado por </w:t>
@@ -13284,43 +13181,10 @@
         <w:rPr>
           <w:i/>
         </w:rPr>
-        <w:t>posicao_esq</w:t>
-      </w:r>
-      <w:r>
-        <w:t>])</w:t>
-      </w:r>
-      <w:r>
-        <w:rPr>
-          <w:i/>
-        </w:rPr>
-        <w:t xml:space="preserve"> </w:t>
-      </w:r>
-      <w:r>
-        <w:t>for</w:t>
-      </w:r>
-      <w:r>
-        <w:t xml:space="preserve"> maior que</w:t>
-      </w:r>
-      <w:r>
-        <w:t xml:space="preserve"> </w:t>
-      </w:r>
-      <w:r>
-        <w:rPr>
-          <w:i/>
-        </w:rPr>
         <w:t>valor_maximo</w:t>
       </w:r>
       <w:r>
-        <w:t xml:space="preserve"> nesse array (representado por </w:t>
-      </w:r>
-      <w:r>
-        <w:rPr>
-          <w:i/>
-        </w:rPr>
-        <w:t>arr</w:t>
-      </w:r>
-      <w:r>
-        <w:t>[</w:t>
+        <w:t xml:space="preserve">]). No fim, quando atendida, </w:t>
       </w:r>
       <w:r>
         <w:rPr>
@@ -13329,22 +13193,19 @@
         <w:t>valor_maximo</w:t>
       </w:r>
       <w:r>
-        <w:t xml:space="preserve">]). No fim, quando atendida, </w:t>
-      </w:r>
-      <w:r>
-        <w:rPr>
-          <w:i/>
-        </w:rPr>
-        <w:t>valor_maximo</w:t>
-      </w:r>
-      <w:r>
         <w:t xml:space="preserve"> será o valor de </w:t>
       </w:r>
       <w:r>
         <w:rPr>
           <w:i/>
         </w:rPr>
-        <w:t>posicao_esq</w:t>
+        <w:t>posicao_</w:t>
+      </w:r>
+      <w:r>
+        <w:rPr>
+          <w:i/>
+        </w:rPr>
+        <w:t>dir</w:t>
       </w:r>
       <w:r>
         <w:t>.</w:t>
@@ -13353,137 +13214,7 @@
     <w:p>
       <w:pPr>
         <w:pStyle w:val="NormalRelatorio"/>
-      </w:pPr>
-      <w:r>
-        <w:rPr>
-          <w:rFonts w:eastAsiaTheme="minorEastAsia"/>
-        </w:rPr>
-        <w:t>Prosseguindo, a segunda condição checa se</w:t>
-      </w:r>
-      <w:r>
-        <w:t xml:space="preserve"> o valor da </w:t>
-      </w:r>
-      <w:r>
-        <w:rPr>
-          <w:i/>
-        </w:rPr>
-        <w:t>posicao_</w:t>
-      </w:r>
-      <w:r>
-        <w:rPr>
-          <w:i/>
-        </w:rPr>
-        <w:t>dir</w:t>
-      </w:r>
-      <w:r>
-        <w:t xml:space="preserve"> está dentro do array (sendo menor que o tamanho deste array) e se tal </w:t>
-      </w:r>
-      <w:r>
-        <w:rPr>
-          <w:i/>
-        </w:rPr>
-        <w:t>posicao_</w:t>
-      </w:r>
-      <w:r>
-        <w:rPr>
-          <w:i/>
-        </w:rPr>
-        <w:t>dir</w:t>
-      </w:r>
-      <w:r>
-        <w:t xml:space="preserve"> nesse array (representado por </w:t>
-      </w:r>
-      <w:r>
-        <w:rPr>
-          <w:i/>
-        </w:rPr>
-        <w:t>arr</w:t>
-      </w:r>
-      <w:r>
-        <w:t>[</w:t>
-      </w:r>
-      <w:r>
-        <w:rPr>
-          <w:i/>
-        </w:rPr>
-        <w:t>posicao_</w:t>
-      </w:r>
-      <w:r>
-        <w:rPr>
-          <w:i/>
-        </w:rPr>
-        <w:t>dir</w:t>
-      </w:r>
-      <w:r>
-        <w:t>])</w:t>
-      </w:r>
-      <w:r>
-        <w:rPr>
-          <w:i/>
-        </w:rPr>
-        <w:t xml:space="preserve"> </w:t>
-      </w:r>
-      <w:r>
-        <w:t>for</w:t>
-      </w:r>
-      <w:r>
-        <w:t xml:space="preserve"> maior que </w:t>
-      </w:r>
-      <w:r>
-        <w:rPr>
-          <w:i/>
-        </w:rPr>
-        <w:t>valor_maximo</w:t>
-      </w:r>
-      <w:r>
-        <w:t xml:space="preserve"> nesse array (representado por </w:t>
-      </w:r>
-      <w:r>
-        <w:rPr>
-          <w:i/>
-        </w:rPr>
-        <w:t>arr</w:t>
-      </w:r>
-      <w:r>
-        <w:t>[</w:t>
-      </w:r>
-      <w:r>
-        <w:rPr>
-          <w:i/>
-        </w:rPr>
-        <w:t>valor_maximo</w:t>
-      </w:r>
-      <w:r>
-        <w:t xml:space="preserve">]). No fim, quando atendida, </w:t>
-      </w:r>
-      <w:r>
-        <w:rPr>
-          <w:i/>
-        </w:rPr>
-        <w:t>valor_maximo</w:t>
-      </w:r>
-      <w:r>
-        <w:t xml:space="preserve"> será o valor de </w:t>
-      </w:r>
-      <w:r>
-        <w:rPr>
-          <w:i/>
-        </w:rPr>
-        <w:t>posicao_</w:t>
-      </w:r>
-      <w:r>
-        <w:rPr>
-          <w:i/>
-        </w:rPr>
-        <w:t>dir</w:t>
-      </w:r>
-      <w:r>
-        <w:t>.</w:t>
-      </w:r>
-    </w:p>
-    <w:p>
-      <w:pPr>
-        <w:pStyle w:val="NormalRelatorio"/>
+        <w:spacing w:line="480" w:lineRule="auto"/>
       </w:pPr>
       <w:r>
         <w:t xml:space="preserve">Por último, </w:t>
@@ -13861,6 +13592,7 @@
     <w:p>
       <w:pPr>
         <w:pStyle w:val="Codigo"/>
+        <w:spacing w:line="480" w:lineRule="auto"/>
         <w:rPr>
           <w:sz w:val="16"/>
         </w:rPr>
@@ -13888,6 +13620,7 @@
     <w:p>
       <w:pPr>
         <w:pStyle w:val="Codigo"/>
+        <w:spacing w:line="480" w:lineRule="auto"/>
         <w:rPr>
           <w:sz w:val="16"/>
         </w:rPr>
@@ -13915,6 +13648,7 @@
     <w:p>
       <w:pPr>
         <w:pStyle w:val="Codigo"/>
+        <w:spacing w:line="480" w:lineRule="auto"/>
         <w:rPr>
           <w:sz w:val="16"/>
         </w:rPr>
@@ -13929,6 +13663,7 @@
     <w:p>
       <w:pPr>
         <w:pStyle w:val="Codigo"/>
+        <w:spacing w:line="480" w:lineRule="auto"/>
         <w:rPr>
           <w:sz w:val="16"/>
         </w:rPr>
@@ -13943,6 +13678,7 @@
     <w:p>
       <w:pPr>
         <w:pStyle w:val="Codigo"/>
+        <w:spacing w:line="480" w:lineRule="auto"/>
         <w:rPr>
           <w:sz w:val="16"/>
         </w:rPr>
@@ -13957,6 +13693,7 @@
     <w:p>
       <w:pPr>
         <w:pStyle w:val="Codigo"/>
+        <w:spacing w:line="480" w:lineRule="auto"/>
         <w:rPr>
           <w:sz w:val="16"/>
         </w:rPr>
@@ -13971,6 +13708,7 @@
     <w:p>
       <w:pPr>
         <w:pStyle w:val="Codigo"/>
+        <w:spacing w:line="480" w:lineRule="auto"/>
         <w:rPr>
           <w:sz w:val="16"/>
         </w:rPr>
@@ -13979,6 +13717,7 @@
     <w:p>
       <w:pPr>
         <w:pStyle w:val="Codigo"/>
+        <w:spacing w:line="480" w:lineRule="auto"/>
         <w:rPr>
           <w:sz w:val="16"/>
         </w:rPr>
@@ -13987,12 +13726,14 @@
         <w:rPr>
           <w:sz w:val="16"/>
         </w:rPr>
+        <w:lastRenderedPageBreak/>
         <w:t xml:space="preserve">    //encontrando o maior valor(valor_maximo) entre a raiz, posicao_esq e posicao_dir</w:t>
       </w:r>
     </w:p>
     <w:p>
       <w:pPr>
         <w:pStyle w:val="Codigo"/>
+        <w:spacing w:line="480" w:lineRule="auto"/>
         <w:rPr>
           <w:sz w:val="16"/>
         </w:rPr>
@@ -14007,6 +13748,7 @@
     <w:p>
       <w:pPr>
         <w:pStyle w:val="Codigo"/>
+        <w:spacing w:line="480" w:lineRule="auto"/>
         <w:rPr>
           <w:sz w:val="16"/>
         </w:rPr>
@@ -14021,6 +13763,7 @@
     <w:p>
       <w:pPr>
         <w:pStyle w:val="Codigo"/>
+        <w:spacing w:line="480" w:lineRule="auto"/>
         <w:rPr>
           <w:sz w:val="16"/>
         </w:rPr>
@@ -14029,6 +13772,7 @@
     <w:p>
       <w:pPr>
         <w:pStyle w:val="Codigo"/>
+        <w:spacing w:line="480" w:lineRule="auto"/>
         <w:rPr>
           <w:sz w:val="16"/>
         </w:rPr>
@@ -14043,6 +13787,7 @@
     <w:p>
       <w:pPr>
         <w:pStyle w:val="Codigo"/>
+        <w:spacing w:line="480" w:lineRule="auto"/>
         <w:rPr>
           <w:sz w:val="16"/>
         </w:rPr>
@@ -14057,6 +13802,7 @@
     <w:p>
       <w:pPr>
         <w:pStyle w:val="Codigo"/>
+        <w:spacing w:line="480" w:lineRule="auto"/>
         <w:rPr>
           <w:sz w:val="16"/>
         </w:rPr>
@@ -14071,6 +13817,7 @@
     <w:p>
       <w:pPr>
         <w:pStyle w:val="Codigo"/>
+        <w:spacing w:line="480" w:lineRule="auto"/>
         <w:rPr>
           <w:sz w:val="16"/>
         </w:rPr>
@@ -14079,6 +13826,7 @@
     <w:p>
       <w:pPr>
         <w:pStyle w:val="Codigo"/>
+        <w:spacing w:line="480" w:lineRule="auto"/>
         <w:rPr>
           <w:sz w:val="16"/>
         </w:rPr>
@@ -14087,27 +13835,252 @@
         <w:rPr>
           <w:sz w:val="16"/>
         </w:rPr>
+        <w:t xml:space="preserve">    //se o valor da posicao_esq existir/for menor que o tamanho do array(enesima posicao)</w:t>
+      </w:r>
+    </w:p>
+    <w:p>
+      <w:pPr>
+        <w:pStyle w:val="Codigo"/>
+        <w:spacing w:line="480" w:lineRule="auto"/>
+        <w:rPr>
+          <w:sz w:val="16"/>
+        </w:rPr>
+      </w:pPr>
+      <w:r>
+        <w:rPr>
+          <w:sz w:val="16"/>
+        </w:rPr>
+        <w:t xml:space="preserve">    //e for maior que a raiz do array</w:t>
+      </w:r>
+    </w:p>
+    <w:p>
+      <w:pPr>
+        <w:pStyle w:val="Codigo"/>
+        <w:spacing w:line="480" w:lineRule="auto"/>
+        <w:rPr>
+          <w:sz w:val="16"/>
+        </w:rPr>
+      </w:pPr>
+      <w:r>
+        <w:rPr>
+          <w:sz w:val="16"/>
+        </w:rPr>
+        <w:t xml:space="preserve">    if (posicao_esq &lt; n &amp;&amp; arr[posicao_esq] &gt; arr[valor_maximo])</w:t>
+      </w:r>
+    </w:p>
+    <w:p>
+      <w:pPr>
+        <w:pStyle w:val="Codigo"/>
+        <w:spacing w:line="480" w:lineRule="auto"/>
+        <w:rPr>
+          <w:sz w:val="16"/>
+        </w:rPr>
+      </w:pPr>
+    </w:p>
+    <w:p>
+      <w:pPr>
+        <w:pStyle w:val="Codigo"/>
+        <w:spacing w:line="480" w:lineRule="auto"/>
+        <w:rPr>
+          <w:sz w:val="16"/>
+        </w:rPr>
+      </w:pPr>
+      <w:r>
+        <w:rPr>
+          <w:sz w:val="16"/>
+        </w:rPr>
+        <w:t xml:space="preserve">        //a raiz da arvore sera atualizada pelo valor da posicao_esq</w:t>
+      </w:r>
+    </w:p>
+    <w:p>
+      <w:pPr>
+        <w:pStyle w:val="Codigo"/>
+        <w:spacing w:line="480" w:lineRule="auto"/>
+        <w:rPr>
+          <w:sz w:val="16"/>
+        </w:rPr>
+      </w:pPr>
+      <w:r>
+        <w:rPr>
+          <w:sz w:val="16"/>
+        </w:rPr>
+        <w:t xml:space="preserve">        valor_maximo = posicao_esq;</w:t>
+      </w:r>
+    </w:p>
+    <w:p>
+      <w:pPr>
+        <w:pStyle w:val="Codigo"/>
+        <w:spacing w:line="480" w:lineRule="auto"/>
+        <w:rPr>
+          <w:sz w:val="16"/>
+        </w:rPr>
+      </w:pPr>
+    </w:p>
+    <w:p>
+      <w:pPr>
+        <w:pStyle w:val="Codigo"/>
+        <w:spacing w:line="480" w:lineRule="auto"/>
+        <w:rPr>
+          <w:sz w:val="16"/>
+        </w:rPr>
+      </w:pPr>
+      <w:r>
+        <w:rPr>
+          <w:sz w:val="16"/>
+        </w:rPr>
+        <w:t xml:space="preserve">    //se o valor da posicao_dir existir/for menor que enesima posicao/o tamanho do array</w:t>
+      </w:r>
+    </w:p>
+    <w:p>
+      <w:pPr>
+        <w:pStyle w:val="Codigo"/>
+        <w:spacing w:line="480" w:lineRule="auto"/>
+        <w:rPr>
+          <w:sz w:val="16"/>
+        </w:rPr>
+      </w:pPr>
+      <w:r>
+        <w:rPr>
+          <w:sz w:val="16"/>
+        </w:rPr>
+        <w:t xml:space="preserve">    //e for maior que a raiz do array</w:t>
+      </w:r>
+    </w:p>
+    <w:p>
+      <w:pPr>
+        <w:pStyle w:val="Codigo"/>
+        <w:spacing w:line="480" w:lineRule="auto"/>
+        <w:rPr>
+          <w:sz w:val="16"/>
+        </w:rPr>
+      </w:pPr>
+      <w:r>
+        <w:rPr>
+          <w:sz w:val="16"/>
+        </w:rPr>
+        <w:t xml:space="preserve">    if (posicao_dir &lt; n &amp;&amp; arr[posicao_dir] &gt; arr[valor_maximo])</w:t>
+      </w:r>
+    </w:p>
+    <w:p>
+      <w:pPr>
+        <w:pStyle w:val="Codigo"/>
+        <w:spacing w:line="480" w:lineRule="auto"/>
+        <w:rPr>
+          <w:sz w:val="16"/>
+        </w:rPr>
+      </w:pPr>
+    </w:p>
+    <w:p>
+      <w:pPr>
+        <w:pStyle w:val="Codigo"/>
+        <w:spacing w:line="480" w:lineRule="auto"/>
+        <w:rPr>
+          <w:sz w:val="16"/>
+        </w:rPr>
+      </w:pPr>
+      <w:r>
+        <w:rPr>
+          <w:sz w:val="16"/>
+        </w:rPr>
+        <w:t xml:space="preserve">        //a raiz da arvore sera atualizada pelo valor da posicao_dir</w:t>
+      </w:r>
+    </w:p>
+    <w:p>
+      <w:pPr>
+        <w:pStyle w:val="Codigo"/>
+        <w:spacing w:line="480" w:lineRule="auto"/>
+        <w:rPr>
+          <w:sz w:val="16"/>
+        </w:rPr>
+      </w:pPr>
+      <w:r>
+        <w:rPr>
+          <w:sz w:val="16"/>
+        </w:rPr>
+        <w:t xml:space="preserve">        valor_maximo = posicao_dir;</w:t>
+      </w:r>
+    </w:p>
+    <w:p>
+      <w:pPr>
+        <w:pStyle w:val="Codigo"/>
+        <w:spacing w:line="480" w:lineRule="auto"/>
+        <w:rPr>
+          <w:sz w:val="16"/>
+        </w:rPr>
+      </w:pPr>
+    </w:p>
+    <w:p>
+      <w:pPr>
+        <w:pStyle w:val="Codigo"/>
+        <w:spacing w:line="480" w:lineRule="auto"/>
+        <w:rPr>
+          <w:sz w:val="16"/>
+        </w:rPr>
+      </w:pPr>
+      <w:r>
+        <w:rPr>
+          <w:sz w:val="16"/>
+        </w:rPr>
+        <w:t xml:space="preserve">    //se a raiz nao for o maior elemento(valor_maximo), prosseguir com swap(alternancia) e </w:t>
+      </w:r>
+      <w:r>
+        <w:rPr>
+          <w:i/>
+          <w:sz w:val="16"/>
+        </w:rPr>
+        <w:t>heap</w:t>
+      </w:r>
+      <w:r>
+        <w:rPr>
+          <w:sz w:val="16"/>
+        </w:rPr>
+        <w:t>ify(filtragem).</w:t>
+      </w:r>
+    </w:p>
+    <w:p>
+      <w:pPr>
+        <w:pStyle w:val="Codigo"/>
+        <w:spacing w:line="480" w:lineRule="auto"/>
+        <w:rPr>
+          <w:sz w:val="16"/>
+        </w:rPr>
+      </w:pPr>
+      <w:r>
+        <w:rPr>
+          <w:sz w:val="16"/>
+        </w:rPr>
         <w:lastRenderedPageBreak/>
-        <w:t xml:space="preserve">    //se o valor da posicao_esq existir/for menor que o tamanho do array(enesima posicao)</w:t>
+        <w:t xml:space="preserve">    if (valor_maximo != i) {</w:t>
       </w:r>
     </w:p>
     <w:p>
       <w:pPr>
         <w:pStyle w:val="Codigo"/>
+        <w:spacing w:line="480" w:lineRule="auto"/>
         <w:rPr>
           <w:sz w:val="16"/>
         </w:rPr>
       </w:pPr>
-      <w:r>
+    </w:p>
+    <w:p>
+      <w:pPr>
+        <w:pStyle w:val="Codigo"/>
+        <w:spacing w:line="480" w:lineRule="auto"/>
         <w:rPr>
           <w:sz w:val="16"/>
         </w:rPr>
-        <w:t xml:space="preserve">    //e for maior que a raiz do array</w:t>
+      </w:pPr>
+      <w:r>
+        <w:rPr>
+          <w:sz w:val="16"/>
+        </w:rPr>
+        <w:t xml:space="preserve">        //temp valera uma determinada posicao do array</w:t>
       </w:r>
     </w:p>
     <w:p>
       <w:pPr>
         <w:pStyle w:val="Codigo"/>
+        <w:spacing w:line="480" w:lineRule="auto"/>
         <w:rPr>
           <w:sz w:val="16"/>
         </w:rPr>
@@ -14116,12 +14089,13 @@
         <w:rPr>
           <w:sz w:val="16"/>
         </w:rPr>
-        <w:t xml:space="preserve">    if (posicao_esq &lt; n &amp;&amp; arr[posicao_esq] &gt; arr[valor_maximo])</w:t>
+        <w:t xml:space="preserve">        temp = arr[i];</w:t>
       </w:r>
     </w:p>
     <w:p>
       <w:pPr>
         <w:pStyle w:val="Codigo"/>
+        <w:spacing w:line="480" w:lineRule="auto"/>
         <w:rPr>
           <w:sz w:val="16"/>
         </w:rPr>
@@ -14130,6 +14104,7 @@
     <w:p>
       <w:pPr>
         <w:pStyle w:val="Codigo"/>
+        <w:spacing w:line="480" w:lineRule="auto"/>
         <w:rPr>
           <w:sz w:val="16"/>
         </w:rPr>
@@ -14138,12 +14113,13 @@
         <w:rPr>
           <w:sz w:val="16"/>
         </w:rPr>
-        <w:t xml:space="preserve">        //a raiz da arvore sera atualizada pelo valor da posicao_esq</w:t>
+        <w:t xml:space="preserve">        //alternara essa determinada posicao do array com a raiz</w:t>
       </w:r>
     </w:p>
     <w:p>
       <w:pPr>
         <w:pStyle w:val="Codigo"/>
+        <w:spacing w:line="480" w:lineRule="auto"/>
         <w:rPr>
           <w:sz w:val="16"/>
         </w:rPr>
@@ -14152,12 +14128,13 @@
         <w:rPr>
           <w:sz w:val="16"/>
         </w:rPr>
-        <w:t xml:space="preserve">        valor_maximo = posicao_esq;</w:t>
+        <w:t xml:space="preserve">        swap(&amp;arr[i], &amp;arr[valor_maximo]);</w:t>
       </w:r>
     </w:p>
     <w:p>
       <w:pPr>
         <w:pStyle w:val="Codigo"/>
+        <w:spacing w:line="480" w:lineRule="auto"/>
         <w:rPr>
           <w:sz w:val="16"/>
         </w:rPr>
@@ -14166,6 +14143,7 @@
     <w:p>
       <w:pPr>
         <w:pStyle w:val="Codigo"/>
+        <w:spacing w:line="480" w:lineRule="auto"/>
         <w:rPr>
           <w:sz w:val="16"/>
         </w:rPr>
@@ -14174,12 +14152,13 @@
         <w:rPr>
           <w:sz w:val="16"/>
         </w:rPr>
-        <w:t xml:space="preserve">    //se o valor da posicao_dir existir/for menor que enesima posicao/o tamanho do array</w:t>
+        <w:t xml:space="preserve">        //e passara o array, o seu tamanho e raiz para filtrar</w:t>
       </w:r>
     </w:p>
     <w:p>
       <w:pPr>
         <w:pStyle w:val="Codigo"/>
+        <w:spacing w:line="480" w:lineRule="auto"/>
         <w:rPr>
           <w:sz w:val="16"/>
         </w:rPr>
@@ -14188,12 +14167,26 @@
         <w:rPr>
           <w:sz w:val="16"/>
         </w:rPr>
-        <w:t xml:space="preserve">    //e for maior que a raiz do array</w:t>
+        <w:t xml:space="preserve">        </w:t>
+      </w:r>
+      <w:r>
+        <w:rPr>
+          <w:i/>
+          <w:sz w:val="16"/>
+        </w:rPr>
+        <w:t>heap</w:t>
+      </w:r>
+      <w:r>
+        <w:rPr>
+          <w:sz w:val="16"/>
+        </w:rPr>
+        <w:t>ify(arr, n, valor_maximo);</w:t>
       </w:r>
     </w:p>
     <w:p>
       <w:pPr>
         <w:pStyle w:val="Codigo"/>
+        <w:spacing w:line="480" w:lineRule="auto"/>
         <w:rPr>
           <w:sz w:val="16"/>
         </w:rPr>
@@ -14202,246 +14195,28 @@
         <w:rPr>
           <w:sz w:val="16"/>
         </w:rPr>
-        <w:t xml:space="preserve">    if (posicao_dir &lt; n &amp;&amp; arr[posicao_dir] &gt; arr[valor_maximo])</w:t>
+        <w:t xml:space="preserve">    }</w:t>
       </w:r>
     </w:p>
     <w:p>
       <w:pPr>
         <w:pStyle w:val="Codigo"/>
+        <w:spacing w:line="480" w:lineRule="auto"/>
         <w:rPr>
           <w:sz w:val="16"/>
         </w:rPr>
       </w:pPr>
-    </w:p>
-    <w:p>
-      <w:pPr>
-        <w:pStyle w:val="Codigo"/>
+      <w:r>
         <w:rPr>
           <w:sz w:val="16"/>
         </w:rPr>
-      </w:pPr>
-      <w:r>
-        <w:rPr>
-          <w:sz w:val="16"/>
-        </w:rPr>
-        <w:t xml:space="preserve">        //a raiz da arvore sera atualizada pelo valor da posicao_dir</w:t>
-      </w:r>
-    </w:p>
-    <w:p>
-      <w:pPr>
-        <w:pStyle w:val="Codigo"/>
-        <w:rPr>
-          <w:sz w:val="16"/>
-        </w:rPr>
-      </w:pPr>
-      <w:r>
-        <w:rPr>
-          <w:sz w:val="16"/>
-        </w:rPr>
-        <w:t xml:space="preserve">        valor_maximo = posicao_dir;</w:t>
-      </w:r>
-    </w:p>
-    <w:p>
-      <w:pPr>
-        <w:pStyle w:val="Codigo"/>
-        <w:rPr>
-          <w:sz w:val="16"/>
-        </w:rPr>
-      </w:pPr>
-    </w:p>
-    <w:p>
-      <w:pPr>
-        <w:pStyle w:val="Codigo"/>
-        <w:rPr>
-          <w:sz w:val="16"/>
-        </w:rPr>
-      </w:pPr>
-      <w:r>
-        <w:rPr>
-          <w:sz w:val="16"/>
-        </w:rPr>
-        <w:t xml:space="preserve">    //se a raiz nao for o maior elemento(valor_maximo), prosseguir com swap(alternancia) e </w:t>
-      </w:r>
-      <w:r>
-        <w:rPr>
-          <w:i/>
-          <w:sz w:val="16"/>
-        </w:rPr>
-        <w:t>heap</w:t>
-      </w:r>
-      <w:r>
-        <w:rPr>
-          <w:sz w:val="16"/>
-        </w:rPr>
-        <w:t>ify(filtragem).</w:t>
-      </w:r>
-    </w:p>
-    <w:p>
-      <w:pPr>
-        <w:pStyle w:val="Codigo"/>
-        <w:rPr>
-          <w:sz w:val="16"/>
-        </w:rPr>
-      </w:pPr>
-      <w:r>
-        <w:rPr>
-          <w:sz w:val="16"/>
-        </w:rPr>
-        <w:t xml:space="preserve">    if (valor_maximo != i) {</w:t>
-      </w:r>
-    </w:p>
-    <w:p>
-      <w:pPr>
-        <w:pStyle w:val="Codigo"/>
-        <w:rPr>
-          <w:sz w:val="16"/>
-        </w:rPr>
-      </w:pPr>
-    </w:p>
-    <w:p>
-      <w:pPr>
-        <w:pStyle w:val="Codigo"/>
-        <w:rPr>
-          <w:sz w:val="16"/>
-        </w:rPr>
-      </w:pPr>
-      <w:r>
-        <w:rPr>
-          <w:sz w:val="16"/>
-        </w:rPr>
-        <w:t xml:space="preserve">        //temp valera uma determinada posicao do array</w:t>
-      </w:r>
-    </w:p>
-    <w:p>
-      <w:pPr>
-        <w:pStyle w:val="Codigo"/>
-        <w:rPr>
-          <w:sz w:val="16"/>
-        </w:rPr>
-      </w:pPr>
-      <w:r>
-        <w:rPr>
-          <w:sz w:val="16"/>
-        </w:rPr>
-        <w:t xml:space="preserve">        temp = arr[i];</w:t>
-      </w:r>
-    </w:p>
-    <w:p>
-      <w:pPr>
-        <w:pStyle w:val="Codigo"/>
-        <w:rPr>
-          <w:sz w:val="16"/>
-        </w:rPr>
-      </w:pPr>
-    </w:p>
-    <w:p>
-      <w:pPr>
-        <w:pStyle w:val="Codigo"/>
-        <w:rPr>
-          <w:sz w:val="16"/>
-        </w:rPr>
-      </w:pPr>
-      <w:r>
-        <w:rPr>
-          <w:sz w:val="16"/>
-        </w:rPr>
-        <w:t xml:space="preserve">        //alternara essa determinada posicao do array com a raiz</w:t>
-      </w:r>
-    </w:p>
-    <w:p>
-      <w:pPr>
-        <w:pStyle w:val="Codigo"/>
-        <w:rPr>
-          <w:sz w:val="16"/>
-        </w:rPr>
-      </w:pPr>
-      <w:r>
-        <w:rPr>
-          <w:sz w:val="16"/>
-        </w:rPr>
-        <w:t xml:space="preserve">        swap(&amp;arr[i], &amp;arr[valor_maximo]);</w:t>
-      </w:r>
-    </w:p>
-    <w:p>
-      <w:pPr>
-        <w:pStyle w:val="Codigo"/>
-        <w:rPr>
-          <w:sz w:val="16"/>
-        </w:rPr>
-      </w:pPr>
-    </w:p>
-    <w:p>
-      <w:pPr>
-        <w:pStyle w:val="Codigo"/>
-        <w:rPr>
-          <w:sz w:val="16"/>
-        </w:rPr>
-      </w:pPr>
-      <w:r>
-        <w:rPr>
-          <w:sz w:val="16"/>
-        </w:rPr>
-        <w:t xml:space="preserve">        //e passara o array, o seu tamanho e raiz para filtrar</w:t>
-      </w:r>
-    </w:p>
-    <w:p>
-      <w:pPr>
-        <w:pStyle w:val="Codigo"/>
-        <w:rPr>
-          <w:sz w:val="16"/>
-        </w:rPr>
-      </w:pPr>
-      <w:r>
-        <w:rPr>
-          <w:sz w:val="16"/>
-        </w:rPr>
-        <w:t xml:space="preserve">        </w:t>
-      </w:r>
-      <w:r>
-        <w:rPr>
-          <w:i/>
-          <w:sz w:val="16"/>
-        </w:rPr>
-        <w:t>heap</w:t>
-      </w:r>
-      <w:r>
-        <w:rPr>
-          <w:sz w:val="16"/>
-        </w:rPr>
-        <w:t>ify(arr, n, valor_maximo);</w:t>
-      </w:r>
-    </w:p>
-    <w:p>
-      <w:pPr>
-        <w:pStyle w:val="Codigo"/>
-        <w:rPr>
-          <w:sz w:val="16"/>
-        </w:rPr>
-      </w:pPr>
-      <w:r>
-        <w:rPr>
-          <w:sz w:val="16"/>
-        </w:rPr>
-        <w:t xml:space="preserve">    }</w:t>
-      </w:r>
-    </w:p>
-    <w:p>
-      <w:pPr>
-        <w:pStyle w:val="Codigo"/>
-        <w:rPr>
-          <w:sz w:val="16"/>
-        </w:rPr>
-      </w:pPr>
-      <w:r>
-        <w:rPr>
-          <w:sz w:val="16"/>
-        </w:rPr>
         <w:t>}</w:t>
       </w:r>
     </w:p>
     <w:p>
       <w:pPr>
         <w:pStyle w:val="Titulo4Relatorio"/>
+        <w:spacing w:line="480" w:lineRule="auto"/>
       </w:pPr>
       <w:r>
         <w:t>HEAP</w:t>
@@ -14452,6 +14227,7 @@
     </w:p>
     <w:p>
       <w:pPr>
+        <w:spacing w:line="480" w:lineRule="auto"/>
         <w:ind w:firstLine="708"/>
         <w:jc w:val="both"/>
         <w:rPr>
@@ -14567,6 +14343,7 @@
     <w:p>
       <w:pPr>
         <w:pStyle w:val="NormalRelatorio"/>
+        <w:spacing w:line="480" w:lineRule="auto"/>
       </w:pPr>
       <w:r>
         <w:rPr>
@@ -14643,14 +14420,7 @@
         <w:rPr>
           <w:rFonts w:eastAsiaTheme="minorEastAsia"/>
         </w:rPr>
-        <w:t xml:space="preserve"> / 2 – 1. Já em sua condição </w:t>
-      </w:r>
-      <w:r>
-        <w:rPr>
-          <w:rFonts w:eastAsiaTheme="minorEastAsia"/>
-        </w:rPr>
-        <w:lastRenderedPageBreak/>
-        <w:t xml:space="preserve">intermediária, o laço será executado enquanto </w:t>
+        <w:t xml:space="preserve"> / 2 – 1. Já em sua condição intermediária, o laço será executado enquanto </w:t>
       </w:r>
       <m:oMath>
         <m:r>
@@ -14684,6 +14454,7 @@
     <w:p>
       <w:pPr>
         <w:pStyle w:val="NormalRelatorio"/>
+        <w:spacing w:line="480" w:lineRule="auto"/>
         <w:rPr>
           <w:rFonts w:eastAsiaTheme="minorEastAsia"/>
         </w:rPr>
@@ -14847,7 +14618,14 @@
         <w:rPr>
           <w:rFonts w:eastAsiaTheme="minorEastAsia"/>
         </w:rPr>
-        <w:t xml:space="preserve"> em sua condição intermediária, o laço será executado enquanto </w:t>
+        <w:t xml:space="preserve"> em sua </w:t>
+      </w:r>
+      <w:r>
+        <w:rPr>
+          <w:rFonts w:eastAsiaTheme="minorEastAsia"/>
+        </w:rPr>
+        <w:lastRenderedPageBreak/>
+        <w:t xml:space="preserve">condição intermediária, o laço será executado enquanto </w:t>
       </w:r>
       <m:oMath>
         <m:r>
@@ -14966,6 +14744,7 @@
     <w:p>
       <w:pPr>
         <w:pStyle w:val="NormalRelatorio"/>
+        <w:spacing w:line="480" w:lineRule="auto"/>
       </w:pPr>
       <w:r>
         <w:t xml:space="preserve">Por último, </w:t>
@@ -15319,6 +15098,7 @@
     <w:p>
       <w:pPr>
         <w:pStyle w:val="Codigo"/>
+        <w:spacing w:line="480" w:lineRule="auto"/>
         <w:rPr>
           <w:sz w:val="16"/>
         </w:rPr>
@@ -15346,6 +15126,7 @@
     <w:p>
       <w:pPr>
         <w:pStyle w:val="Codigo"/>
+        <w:spacing w:line="480" w:lineRule="auto"/>
         <w:rPr>
           <w:sz w:val="16"/>
         </w:rPr>
@@ -15373,6 +15154,7 @@
     <w:p>
       <w:pPr>
         <w:pStyle w:val="Codigo"/>
+        <w:spacing w:line="480" w:lineRule="auto"/>
         <w:rPr>
           <w:sz w:val="16"/>
         </w:rPr>
@@ -15387,6 +15169,7 @@
     <w:p>
       <w:pPr>
         <w:pStyle w:val="Codigo"/>
+        <w:spacing w:line="480" w:lineRule="auto"/>
         <w:rPr>
           <w:sz w:val="16"/>
         </w:rPr>
@@ -15408,6 +15191,7 @@
     <w:p>
       <w:pPr>
         <w:pStyle w:val="Codigo"/>
+        <w:spacing w:line="480" w:lineRule="auto"/>
         <w:rPr>
           <w:sz w:val="16"/>
         </w:rPr>
@@ -15422,6 +15206,7 @@
     <w:p>
       <w:pPr>
         <w:pStyle w:val="Codigo"/>
+        <w:spacing w:line="480" w:lineRule="auto"/>
         <w:rPr>
           <w:sz w:val="16"/>
         </w:rPr>
@@ -15449,6 +15234,7 @@
     <w:p>
       <w:pPr>
         <w:pStyle w:val="Codigo"/>
+        <w:spacing w:line="480" w:lineRule="auto"/>
         <w:rPr>
           <w:sz w:val="16"/>
         </w:rPr>
@@ -15463,6 +15249,7 @@
     <w:p>
       <w:pPr>
         <w:pStyle w:val="Codigo"/>
+        <w:spacing w:line="480" w:lineRule="auto"/>
         <w:rPr>
           <w:sz w:val="16"/>
         </w:rPr>
@@ -15471,6 +15258,7 @@
     <w:p>
       <w:pPr>
         <w:pStyle w:val="Codigo"/>
+        <w:spacing w:line="480" w:lineRule="auto"/>
         <w:rPr>
           <w:sz w:val="16"/>
         </w:rPr>
@@ -15498,6 +15286,7 @@
     <w:p>
       <w:pPr>
         <w:pStyle w:val="Codigo"/>
+        <w:spacing w:line="480" w:lineRule="auto"/>
         <w:rPr>
           <w:sz w:val="16"/>
         </w:rPr>
@@ -15512,6 +15301,7 @@
     <w:p>
       <w:pPr>
         <w:pStyle w:val="Codigo"/>
+        <w:spacing w:line="480" w:lineRule="auto"/>
         <w:rPr>
           <w:sz w:val="16"/>
         </w:rPr>
@@ -15520,6 +15310,7 @@
     <w:p>
       <w:pPr>
         <w:pStyle w:val="Codigo"/>
+        <w:spacing w:line="480" w:lineRule="auto"/>
         <w:rPr>
           <w:sz w:val="16"/>
         </w:rPr>
@@ -15534,6 +15325,7 @@
     <w:p>
       <w:pPr>
         <w:pStyle w:val="Codigo"/>
+        <w:spacing w:line="480" w:lineRule="auto"/>
         <w:rPr>
           <w:sz w:val="16"/>
         </w:rPr>
@@ -15548,6 +15340,7 @@
     <w:p>
       <w:pPr>
         <w:pStyle w:val="Codigo"/>
+        <w:spacing w:line="480" w:lineRule="auto"/>
         <w:rPr>
           <w:sz w:val="16"/>
         </w:rPr>
@@ -15556,6 +15349,7 @@
     <w:p>
       <w:pPr>
         <w:pStyle w:val="Codigo"/>
+        <w:spacing w:line="480" w:lineRule="auto"/>
         <w:rPr>
           <w:sz w:val="16"/>
         </w:rPr>
@@ -15583,6 +15377,7 @@
     <w:p>
       <w:pPr>
         <w:pStyle w:val="Codigo"/>
+        <w:spacing w:line="480" w:lineRule="auto"/>
         <w:rPr>
           <w:sz w:val="16"/>
         </w:rPr>
@@ -15610,6 +15405,7 @@
     <w:p>
       <w:pPr>
         <w:pStyle w:val="Codigo"/>
+        <w:spacing w:line="480" w:lineRule="auto"/>
         <w:rPr>
           <w:sz w:val="16"/>
         </w:rPr>
@@ -15624,6 +15420,7 @@
     <w:p>
       <w:pPr>
         <w:pStyle w:val="Codigo"/>
+        <w:spacing w:line="480" w:lineRule="auto"/>
         <w:rPr>
           <w:sz w:val="16"/>
         </w:rPr>
@@ -15632,20 +15429,21 @@
         <w:rPr>
           <w:sz w:val="16"/>
         </w:rPr>
-        <w:lastRenderedPageBreak/>
         <w:t>}</w:t>
       </w:r>
     </w:p>
     <w:p>
       <w:pPr>
         <w:pStyle w:val="Titulo2Relatorio"/>
+        <w:spacing w:line="480" w:lineRule="auto"/>
       </w:pPr>
     </w:p>
     <w:p>
       <w:pPr>
         <w:pStyle w:val="Titulo2Relatorio"/>
-      </w:pPr>
-      <w:bookmarkStart w:id="21" w:name="_Toc200362946"/>
+        <w:spacing w:line="480" w:lineRule="auto"/>
+      </w:pPr>
+      <w:bookmarkStart w:id="21" w:name="_Toc200386162"/>
       <w:r>
         <w:t>R</w:t>
       </w:r>
@@ -15657,6 +15455,7 @@
     <w:p>
       <w:pPr>
         <w:pStyle w:val="NormalRelatorio"/>
+        <w:spacing w:line="480" w:lineRule="auto"/>
       </w:pPr>
       <w:r>
         <w:t xml:space="preserve">Para cada arquivo de entrada, foram executados os testes para ordenar vetores de tamanhos de: 10.000 a 4.000.000 de elementos. Quando foram executados, comparamos as execuções dos algoritmos de ordenação </w:t>
@@ -15714,8 +15513,9 @@
     <w:p>
       <w:pPr>
         <w:pStyle w:val="Titulo3Relatorio"/>
-      </w:pPr>
-      <w:bookmarkStart w:id="22" w:name="_Toc200362947"/>
+        <w:spacing w:line="480" w:lineRule="auto"/>
+      </w:pPr>
+      <w:bookmarkStart w:id="22" w:name="_Toc200386163"/>
       <w:r>
         <w:t>Ordered Input</w:t>
       </w:r>
@@ -15724,6 +15524,7 @@
     <w:p>
       <w:pPr>
         <w:pStyle w:val="NormalRelatorio"/>
+        <w:spacing w:line="480" w:lineRule="auto"/>
       </w:pPr>
       <w:r>
         <w:t>Para o arquivo de entrada ordenada, foram o</w:t>
@@ -15784,6 +15585,7 @@
     <w:p>
       <w:pPr>
         <w:pStyle w:val="Titulo2Relatorio"/>
+        <w:spacing w:line="480" w:lineRule="auto"/>
         <w:jc w:val="center"/>
       </w:pPr>
       <w:r>
@@ -15791,6 +15593,7 @@
           <w:noProof/>
           <w:lang w:eastAsia="pt-BR"/>
         </w:rPr>
+        <w:lastRenderedPageBreak/>
         <w:drawing>
           <wp:inline distT="0" distB="0" distL="0" distR="0">
             <wp:extent cx="4138019" cy="3210212"/>
@@ -15807,7 +15610,7 @@
                     <pic:cNvPicPr/>
                   </pic:nvPicPr>
                   <pic:blipFill>
-                    <a:blip r:embed="rId14"/>
+                    <a:blip r:embed="rId21"/>
                     <a:stretch>
                       <a:fillRect/>
                     </a:stretch>
@@ -15831,6 +15634,7 @@
     <w:p>
       <w:pPr>
         <w:pStyle w:val="NormalRelatorio"/>
+        <w:spacing w:line="480" w:lineRule="auto"/>
       </w:pPr>
       <w:r>
         <w:t xml:space="preserve">Notou-se que a eficiência do algoritmo </w:t>
@@ -16130,6 +15934,7 @@
     <w:p>
       <w:pPr>
         <w:pStyle w:val="Titulo2Relatorio"/>
+        <w:spacing w:line="480" w:lineRule="auto"/>
       </w:pPr>
       <w:r>
         <w:rPr>
@@ -16153,7 +15958,7 @@
                     <pic:cNvPicPr/>
                   </pic:nvPicPr>
                   <pic:blipFill>
-                    <a:blip r:embed="rId15"/>
+                    <a:blip r:embed="rId22"/>
                     <a:stretch>
                       <a:fillRect/>
                     </a:stretch>
@@ -16177,13 +15982,15 @@
     <w:p>
       <w:pPr>
         <w:pStyle w:val="Titulo2Relatorio"/>
+        <w:spacing w:line="480" w:lineRule="auto"/>
       </w:pPr>
     </w:p>
     <w:p>
       <w:pPr>
         <w:pStyle w:val="Titulo3Relatorio"/>
-      </w:pPr>
-      <w:bookmarkStart w:id="23" w:name="_Toc200362948"/>
+        <w:spacing w:line="480" w:lineRule="auto"/>
+      </w:pPr>
+      <w:bookmarkStart w:id="23" w:name="_Toc200386164"/>
       <w:r>
         <w:t>Reverse Ordered Input</w:t>
       </w:r>
@@ -16192,6 +15999,7 @@
     <w:p>
       <w:pPr>
         <w:pStyle w:val="NormalRelatorio"/>
+        <w:spacing w:line="480" w:lineRule="auto"/>
       </w:pPr>
       <w:r>
         <w:t>Para o arquivo de entrada ordenada reversa, foram o</w:t>
@@ -16249,6 +16057,7 @@
     <w:p>
       <w:pPr>
         <w:pStyle w:val="Titulo2Relatorio"/>
+        <w:spacing w:line="480" w:lineRule="auto"/>
         <w:jc w:val="center"/>
       </w:pPr>
       <w:r>
@@ -16273,7 +16082,7 @@
                     <pic:cNvPicPr/>
                   </pic:nvPicPr>
                   <pic:blipFill>
-                    <a:blip r:embed="rId16"/>
+                    <a:blip r:embed="rId23"/>
                     <a:stretch>
                       <a:fillRect/>
                     </a:stretch>
@@ -16297,6 +16106,7 @@
     <w:p>
       <w:pPr>
         <w:pStyle w:val="NormalRelatorio"/>
+        <w:spacing w:line="480" w:lineRule="auto"/>
       </w:pPr>
       <w:r>
         <w:t xml:space="preserve">Notou-se que a eficiência do algoritmo </w:t>
@@ -16561,6 +16371,7 @@
     <w:p>
       <w:pPr>
         <w:pStyle w:val="Titulo2Relatorio"/>
+        <w:spacing w:line="480" w:lineRule="auto"/>
       </w:pPr>
       <w:r>
         <w:rPr>
@@ -16584,7 +16395,7 @@
                     <pic:cNvPicPr/>
                   </pic:nvPicPr>
                   <pic:blipFill>
-                    <a:blip r:embed="rId17"/>
+                    <a:blip r:embed="rId24"/>
                     <a:stretch>
                       <a:fillRect/>
                     </a:stretch>
@@ -16608,8 +16419,9 @@
     <w:p>
       <w:pPr>
         <w:pStyle w:val="Titulo3Relatorio"/>
-      </w:pPr>
-      <w:bookmarkStart w:id="24" w:name="_Toc200362949"/>
+        <w:spacing w:line="480" w:lineRule="auto"/>
+      </w:pPr>
+      <w:bookmarkStart w:id="24" w:name="_Toc200386165"/>
       <w:r>
         <w:t>Uniform Input</w:t>
       </w:r>
@@ -16618,6 +16430,7 @@
     <w:p>
       <w:pPr>
         <w:pStyle w:val="NormalRelatorio"/>
+        <w:spacing w:line="480" w:lineRule="auto"/>
       </w:pPr>
       <w:r>
         <w:t>Para o arquivo de entrada ordenada uniforme, foram o</w:t>
@@ -16675,6 +16488,7 @@
     <w:p>
       <w:pPr>
         <w:pStyle w:val="Titulo2Relatorio"/>
+        <w:spacing w:line="480" w:lineRule="auto"/>
         <w:jc w:val="center"/>
       </w:pPr>
       <w:r>
@@ -16682,6 +16496,7 @@
           <w:noProof/>
           <w:lang w:eastAsia="pt-BR"/>
         </w:rPr>
+        <w:lastRenderedPageBreak/>
         <w:drawing>
           <wp:inline distT="0" distB="0" distL="0" distR="0">
             <wp:extent cx="4153260" cy="3216434"/>
@@ -16698,7 +16513,7 @@
                     <pic:cNvPicPr/>
                   </pic:nvPicPr>
                   <pic:blipFill>
-                    <a:blip r:embed="rId18"/>
+                    <a:blip r:embed="rId25"/>
                     <a:stretch>
                       <a:fillRect/>
                     </a:stretch>
@@ -16722,6 +16537,7 @@
     <w:p>
       <w:pPr>
         <w:pStyle w:val="NormalRelatorio"/>
+        <w:spacing w:line="480" w:lineRule="auto"/>
       </w:pPr>
       <w:r>
         <w:t xml:space="preserve">Notou-se que a eficiência do algoritmo </w:t>
@@ -16738,7 +16554,6 @@
       <w:r>
         <w:rPr>
           <w:b/>
-          <w:i/>
         </w:rPr>
         <w:t>Heap</w:t>
       </w:r>
@@ -16789,11 +16604,7 @@
         </m:func>
       </m:oMath>
       <w:r>
-        <w:t xml:space="preserve"> </w:t>
-      </w:r>
-      <w:r>
-        <w:lastRenderedPageBreak/>
-        <w:t xml:space="preserve">em todos os casos. O </w:t>
+        <w:t xml:space="preserve"> em todos os casos. O </w:t>
       </w:r>
       <w:r>
         <w:rPr>
@@ -16889,7 +16700,6 @@
       <w:r>
         <w:rPr>
           <w:b/>
-          <w:i/>
         </w:rPr>
         <w:t>Heap</w:t>
       </w:r>
@@ -16992,12 +16802,14 @@
     <w:p>
       <w:pPr>
         <w:pStyle w:val="Titulo2Relatorio"/>
+        <w:spacing w:line="480" w:lineRule="auto"/>
       </w:pPr>
       <w:r>
         <w:rPr>
           <w:noProof/>
           <w:lang w:eastAsia="pt-BR"/>
         </w:rPr>
+        <w:lastRenderedPageBreak/>
         <w:drawing>
           <wp:inline distT="0" distB="0" distL="0" distR="0">
             <wp:extent cx="5731510" cy="3543983"/>
@@ -17014,7 +16826,7 @@
                     <pic:cNvPicPr/>
                   </pic:nvPicPr>
                   <pic:blipFill>
-                    <a:blip r:embed="rId19"/>
+                    <a:blip r:embed="rId26"/>
                     <a:stretch>
                       <a:fillRect/>
                     </a:stretch>
@@ -17038,11 +16850,13 @@
     <w:p>
       <w:pPr>
         <w:pStyle w:val="Titulo2Relatorio"/>
+        <w:spacing w:line="480" w:lineRule="auto"/>
       </w:pPr>
     </w:p>
     <w:p>
       <w:pPr>
         <w:pStyle w:val="Ttulo2"/>
+        <w:spacing w:line="480" w:lineRule="auto"/>
         <w:jc w:val="both"/>
         <w:rPr>
           <w:rFonts w:ascii="Times" w:hAnsi="Times" w:cs="Times"/>
@@ -17050,7 +16864,7 @@
           <w:szCs w:val="24"/>
         </w:rPr>
       </w:pPr>
-      <w:bookmarkStart w:id="25" w:name="_Toc200362950"/>
+      <w:bookmarkStart w:id="25" w:name="_Toc200386166"/>
       <w:r>
         <w:rPr>
           <w:rFonts w:ascii="Times" w:hAnsi="Times" w:cs="Times"/>
@@ -17096,6 +16910,7 @@
     <w:p>
       <w:pPr>
         <w:pStyle w:val="NormalRelatorio"/>
+        <w:spacing w:line="480" w:lineRule="auto"/>
       </w:pPr>
       <w:r>
         <w:t xml:space="preserve">Dentre </w:t>
@@ -17126,6 +16941,7 @@
           <w:ilvl w:val="0"/>
           <w:numId w:val="10"/>
         </w:numPr>
+        <w:spacing w:line="480" w:lineRule="auto"/>
       </w:pPr>
       <w:r>
         <w:t xml:space="preserve">Sistema Operacional: </w:t>
@@ -17162,6 +16978,7 @@
           <w:ilvl w:val="0"/>
           <w:numId w:val="10"/>
         </w:numPr>
+        <w:spacing w:line="480" w:lineRule="auto"/>
       </w:pPr>
       <w:r>
         <w:t xml:space="preserve">Memória RAM: </w:t>
@@ -17176,8 +16993,9 @@
     <w:p>
       <w:pPr>
         <w:pStyle w:val="Ttulo3"/>
-      </w:pPr>
-      <w:bookmarkStart w:id="26" w:name="_Toc200362951"/>
+        <w:spacing w:line="480" w:lineRule="auto"/>
+      </w:pPr>
+      <w:bookmarkStart w:id="26" w:name="_Toc200386167"/>
       <w:r>
         <w:t>Sistema Operacional</w:t>
       </w:r>
@@ -17186,6 +17004,7 @@
     <w:p>
       <w:pPr>
         <w:pStyle w:val="NormalRelatorio"/>
+        <w:spacing w:line="480" w:lineRule="auto"/>
       </w:pPr>
       <w:r>
         <w:t xml:space="preserve">O sistema operacional do computador utilizado para os testes, é o </w:t>
@@ -17212,41 +17031,39 @@
         <w:t>.</w:t>
       </w:r>
       <w:r>
-        <w:t xml:space="preserve"> Para </w:t>
-      </w:r>
-      <w:r>
+        <w:t xml:space="preserve"> Para identificá-lo, acessamos o programa “Informações do sistema”</w:t>
+      </w:r>
+      <w:r>
+        <w:t xml:space="preserve"> na barra de pesquisa do </w:t>
+      </w:r>
+      <w:r>
+        <w:t>“</w:t>
+      </w:r>
+      <w:r>
+        <w:t>Menu Iniciar</w:t>
+      </w:r>
+      <w:r>
+        <w:t>”</w:t>
+      </w:r>
+      <w:r>
+        <w:t xml:space="preserve"> e consultamos o nome do sistema operacional na aba “Resumo do Sistema”.</w:t>
+      </w:r>
+    </w:p>
+    <w:p>
+      <w:pPr>
+        <w:keepNext/>
+        <w:spacing w:line="480" w:lineRule="auto"/>
+        <w:jc w:val="both"/>
+      </w:pPr>
+      <w:r>
+        <w:rPr>
+          <w:rFonts w:ascii="Times" w:eastAsiaTheme="minorEastAsia" w:hAnsi="Times" w:cs="Times"/>
+          <w:noProof/>
+          <w:sz w:val="24"/>
+          <w:szCs w:val="24"/>
+          <w:lang w:eastAsia="pt-BR"/>
+        </w:rPr>
         <w:lastRenderedPageBreak/>
-        <w:t>identificá-lo, acessamos o programa “Informações do sistema”</w:t>
-      </w:r>
-      <w:r>
-        <w:t xml:space="preserve"> na barra de pesquisa do </w:t>
-      </w:r>
-      <w:r>
-        <w:t>“</w:t>
-      </w:r>
-      <w:r>
-        <w:t>Menu Iniciar</w:t>
-      </w:r>
-      <w:r>
-        <w:t>”</w:t>
-      </w:r>
-      <w:r>
-        <w:t xml:space="preserve"> e consultamos o nome do sistema operacional na aba “Resumo do Sistema”.</w:t>
-      </w:r>
-    </w:p>
-    <w:p>
-      <w:pPr>
-        <w:keepNext/>
-        <w:jc w:val="both"/>
-      </w:pPr>
-      <w:r>
-        <w:rPr>
-          <w:rFonts w:ascii="Times" w:eastAsiaTheme="minorEastAsia" w:hAnsi="Times" w:cs="Times"/>
-          <w:noProof/>
-          <w:sz w:val="24"/>
-          <w:szCs w:val="24"/>
-          <w:lang w:eastAsia="pt-BR"/>
-        </w:rPr>
         <w:drawing>
           <wp:inline distT="0" distB="0" distL="0" distR="0">
             <wp:extent cx="5731510" cy="3074670"/>
@@ -17263,7 +17080,7 @@
                     <pic:cNvPicPr/>
                   </pic:nvPicPr>
                   <pic:blipFill>
-                    <a:blip r:embed="rId20"/>
+                    <a:blip r:embed="rId27"/>
                     <a:stretch>
                       <a:fillRect/>
                     </a:stretch>
@@ -17287,11 +17104,12 @@
     <w:p>
       <w:pPr>
         <w:pStyle w:val="Ttulo3"/>
+        <w:spacing w:line="480" w:lineRule="auto"/>
         <w:rPr>
           <w:rFonts w:eastAsiaTheme="minorEastAsia"/>
         </w:rPr>
       </w:pPr>
-      <w:bookmarkStart w:id="27" w:name="_Toc200362952"/>
+      <w:bookmarkStart w:id="27" w:name="_Toc200386168"/>
       <w:r>
         <w:rPr>
           <w:rFonts w:eastAsiaTheme="minorEastAsia"/>
@@ -17303,6 +17121,7 @@
     <w:p>
       <w:pPr>
         <w:pStyle w:val="NormalRelatorio"/>
+        <w:spacing w:line="480" w:lineRule="auto"/>
       </w:pPr>
       <w:r>
         <w:t xml:space="preserve">A quantidade da Memória RAM do computador utilizado para os testes é de </w:t>
@@ -17338,6 +17157,7 @@
     <w:p>
       <w:pPr>
         <w:pStyle w:val="Titulo2Relatorio"/>
+        <w:spacing w:line="480" w:lineRule="auto"/>
       </w:pPr>
       <w:r>
         <w:rPr>
@@ -17362,7 +17182,7 @@
                     <pic:cNvPicPr/>
                   </pic:nvPicPr>
                   <pic:blipFill>
-                    <a:blip r:embed="rId21"/>
+                    <a:blip r:embed="rId28"/>
                     <a:stretch>
                       <a:fillRect/>
                     </a:stretch>
@@ -17390,6 +17210,7 @@
           <w:ilvl w:val="0"/>
           <w:numId w:val="6"/>
         </w:numPr>
+        <w:spacing w:line="480" w:lineRule="auto"/>
         <w:jc w:val="both"/>
         <w:rPr>
           <w:rFonts w:ascii="Times" w:hAnsi="Times" w:cs="Times"/>
@@ -17397,7 +17218,7 @@
           <w:szCs w:val="24"/>
         </w:rPr>
       </w:pPr>
-      <w:bookmarkStart w:id="28" w:name="_Toc200362953"/>
+      <w:bookmarkStart w:id="28" w:name="_Toc200386169"/>
       <w:r>
         <w:rPr>
           <w:rFonts w:ascii="Times" w:hAnsi="Times" w:cs="Times"/>
@@ -17410,7 +17231,214 @@
     </w:p>
     <w:p>
       <w:pPr>
+        <w:pStyle w:val="Titulo2Relatorio"/>
+      </w:pPr>
+      <w:bookmarkStart w:id="29" w:name="_Toc200386170"/>
+      <w:r>
+        <w:t>Analisar os pontos fortes e fracos do algoritmo em comparação com outros algoritmos.</w:t>
+      </w:r>
+      <w:bookmarkEnd w:id="29"/>
+      <w:r>
+        <w:t xml:space="preserve"> </w:t>
+      </w:r>
+    </w:p>
+    <w:p>
+      <w:pPr>
+        <w:pStyle w:val="Titulo3Relatorio"/>
+      </w:pPr>
+      <w:bookmarkStart w:id="30" w:name="_Toc200386171"/>
+      <w:r>
+        <w:t>Pontos fortes</w:t>
+      </w:r>
+      <w:bookmarkEnd w:id="30"/>
+    </w:p>
+    <w:p>
+      <w:pPr>
+        <w:pStyle w:val="Titulo4Relatorio"/>
+      </w:pPr>
+      <w:r>
+        <w:t>Complexidade de Tempo Intacta</w:t>
+      </w:r>
+      <w:r>
+        <w:t>.</w:t>
+      </w:r>
+    </w:p>
+    <w:p>
+      <w:pPr>
+        <w:pStyle w:val="NormalRelatorio"/>
+      </w:pPr>
+      <w:r>
+        <w:t xml:space="preserve">O algoritmo de ordenação Heapsort por sua vez, obtém como a sua complexidade de tempo a grandeza </w:t>
+      </w:r>
+      <m:oMath>
+        <m:r>
+          <w:rPr>
+            <w:rFonts w:ascii="Cambria Math" w:hAnsi="Cambria Math"/>
+          </w:rPr>
+          <m:t>O(n</m:t>
+        </m:r>
+        <m:func>
+          <m:funcPr>
+            <m:ctrlPr>
+              <w:rPr>
+                <w:rFonts w:ascii="Cambria Math" w:hAnsi="Cambria Math"/>
+                <w:i/>
+              </w:rPr>
+            </m:ctrlPr>
+          </m:funcPr>
+          <m:fName>
+            <m:r>
+              <m:rPr>
+                <m:sty m:val="p"/>
+              </m:rPr>
+              <w:rPr>
+                <w:rFonts w:ascii="Cambria Math" w:hAnsi="Cambria Math"/>
+              </w:rPr>
+              <m:t>log</m:t>
+            </m:r>
+          </m:fName>
+          <m:e>
+            <m:r>
+              <w:rPr>
+                <w:rFonts w:ascii="Cambria Math" w:hAnsi="Cambria Math"/>
+              </w:rPr>
+              <m:t>n)</m:t>
+            </m:r>
+          </m:e>
+        </m:func>
+      </m:oMath>
+      <w:r>
+        <w:rPr>
+          <w:rFonts w:eastAsiaTheme="minorEastAsia"/>
+        </w:rPr>
+        <w:t xml:space="preserve"> em qualquer um dos casos, seja: pior, médio ou melhor.</w:t>
+      </w:r>
+    </w:p>
+    <w:p>
+      <w:pPr>
+        <w:pStyle w:val="Titulo4Relatorio"/>
+      </w:pPr>
+      <w:r>
+        <w:t>Versão melhorada do algoritmo de ordenação Selection Sort</w:t>
+      </w:r>
+      <w:r>
+        <w:t>.</w:t>
+      </w:r>
+    </w:p>
+    <w:p>
+      <w:pPr>
+        <w:pStyle w:val="NormalRelatorio"/>
+      </w:pPr>
+      <w:r>
+        <w:t xml:space="preserve">O algoritmo de ordenação Heapsort geralmente é considerado uma versão melhorada do Selectionsort, pois além da sua grandeza </w:t>
+      </w:r>
+      <m:oMath>
+        <m:r>
+          <w:rPr>
+            <w:rFonts w:ascii="Cambria Math" w:hAnsi="Cambria Math"/>
+          </w:rPr>
+          <m:t>O(n</m:t>
+        </m:r>
+        <m:func>
+          <m:funcPr>
+            <m:ctrlPr>
+              <w:rPr>
+                <w:rFonts w:ascii="Cambria Math" w:hAnsi="Cambria Math"/>
+                <w:i/>
+              </w:rPr>
+            </m:ctrlPr>
+          </m:funcPr>
+          <m:fName>
+            <m:r>
+              <m:rPr>
+                <m:sty m:val="p"/>
+              </m:rPr>
+              <w:rPr>
+                <w:rFonts w:ascii="Cambria Math" w:hAnsi="Cambria Math"/>
+              </w:rPr>
+              <m:t>log</m:t>
+            </m:r>
+          </m:fName>
+          <m:e>
+            <m:r>
+              <w:rPr>
+                <w:rFonts w:ascii="Cambria Math" w:hAnsi="Cambria Math"/>
+              </w:rPr>
+              <m:t>n)</m:t>
+            </m:r>
+          </m:e>
+        </m:func>
+      </m:oMath>
+      <w:r>
+        <w:rPr>
+          <w:rFonts w:eastAsiaTheme="minorEastAsia"/>
+        </w:rPr>
+        <w:t xml:space="preserve"> ser superior ao de Selectionsort </w:t>
+      </w:r>
+      <m:oMath>
+        <m:r>
+          <w:rPr>
+            <w:rFonts w:ascii="Cambria Math" w:eastAsiaTheme="minorEastAsia" w:hAnsi="Cambria Math"/>
+          </w:rPr>
+          <m:t>O(</m:t>
+        </m:r>
+        <m:sSup>
+          <m:sSupPr>
+            <m:ctrlPr>
+              <w:rPr>
+                <w:rFonts w:ascii="Cambria Math" w:eastAsiaTheme="minorEastAsia" w:hAnsi="Cambria Math"/>
+                <w:i/>
+              </w:rPr>
+            </m:ctrlPr>
+          </m:sSupPr>
+          <m:e>
+            <m:r>
+              <w:rPr>
+                <w:rFonts w:ascii="Cambria Math" w:eastAsiaTheme="minorEastAsia" w:hAnsi="Cambria Math"/>
+              </w:rPr>
+              <m:t>n</m:t>
+            </m:r>
+          </m:e>
+          <m:sup>
+            <m:r>
+              <w:rPr>
+                <w:rFonts w:ascii="Cambria Math" w:eastAsiaTheme="minorEastAsia" w:hAnsi="Cambria Math"/>
+              </w:rPr>
+              <m:t>2</m:t>
+            </m:r>
+          </m:sup>
+        </m:sSup>
+        <m:r>
+          <w:rPr>
+            <w:rFonts w:ascii="Cambria Math" w:eastAsiaTheme="minorEastAsia" w:hAnsi="Cambria Math"/>
+          </w:rPr>
+          <m:t>)</m:t>
+        </m:r>
+      </m:oMath>
+      <w:r>
+        <w:rPr>
+          <w:rFonts w:eastAsiaTheme="minorEastAsia"/>
+        </w:rPr>
+        <w:t xml:space="preserve"> , a quantidade de comparações é maior que as realizadas nos procedimentos </w:t>
+      </w:r>
+      <w:r>
+        <w:rPr>
+          <w:rFonts w:eastAsiaTheme="minorEastAsia"/>
+          <w:i/>
+        </w:rPr>
+        <w:t xml:space="preserve">heapify </w:t>
+      </w:r>
+      <w:r>
+        <w:rPr>
+          <w:rFonts w:eastAsiaTheme="minorEastAsia"/>
+        </w:rPr>
+        <w:t>do Heapsort.</w:t>
+      </w:r>
+    </w:p>
+    <w:p>
+      <w:pPr>
         <w:pStyle w:val="Ttulo2"/>
+        <w:spacing w:line="480" w:lineRule="auto"/>
         <w:jc w:val="both"/>
         <w:rPr>
           <w:rFonts w:ascii="Times" w:hAnsi="Times" w:cs="Times"/>
@@ -17418,79 +17446,52 @@
           <w:szCs w:val="24"/>
         </w:rPr>
       </w:pPr>
-      <w:bookmarkStart w:id="29" w:name="_Toc200362954"/>
-      <w:r>
-        <w:rPr>
-          <w:rFonts w:ascii="Times" w:hAnsi="Times" w:cs="Times"/>
-          <w:sz w:val="24"/>
-          <w:szCs w:val="24"/>
-        </w:rPr>
-        <w:t>Analisar os pontos fortes e fracos do algoritmo em comparação com outros algoritmos.</w:t>
-      </w:r>
-      <w:bookmarkEnd w:id="29"/>
-      <w:r>
-        <w:rPr>
-          <w:rFonts w:ascii="Times" w:hAnsi="Times" w:cs="Times"/>
-          <w:sz w:val="24"/>
-          <w:szCs w:val="24"/>
-        </w:rPr>
-        <w:t xml:space="preserve"> </w:t>
-      </w:r>
-    </w:p>
-    <w:p>
-      <w:pPr>
-        <w:pStyle w:val="PargrafodaLista"/>
-        <w:numPr>
-          <w:ilvl w:val="0"/>
-          <w:numId w:val="10"/>
-        </w:numPr>
-      </w:pPr>
-      <w:r>
-        <w:t>Mesma Grandeza em todos os casos.</w:t>
-      </w:r>
-    </w:p>
-    <w:p>
-      <w:pPr>
-        <w:pStyle w:val="PargrafodaLista"/>
-        <w:numPr>
-          <w:ilvl w:val="0"/>
-          <w:numId w:val="10"/>
-        </w:numPr>
-      </w:pPr>
-      <w:r>
-        <w:t>Versão melhorada do algoritmo de ordenação Selection Sort</w:t>
-      </w:r>
-      <w:r>
+      <w:bookmarkStart w:id="31" w:name="_Toc200386172"/>
+      <w:r>
+        <w:rPr>
+          <w:rFonts w:ascii="Times" w:hAnsi="Times" w:cs="Times"/>
+          <w:sz w:val="24"/>
+          <w:szCs w:val="24"/>
+        </w:rPr>
+        <w:t>Avaliação d</w:t>
+      </w:r>
+      <w:r>
+        <w:rPr>
+          <w:rFonts w:ascii="Times" w:hAnsi="Times" w:cs="Times"/>
+          <w:sz w:val="24"/>
+          <w:szCs w:val="24"/>
+        </w:rPr>
+        <w:t>o desempenho do algoritmo em comparação com o Quicksort</w:t>
+      </w:r>
+      <w:r>
+        <w:rPr>
+          <w:rFonts w:ascii="Times" w:hAnsi="Times" w:cs="Times"/>
+          <w:sz w:val="24"/>
+          <w:szCs w:val="24"/>
+        </w:rPr>
         <w:t>.</w:t>
       </w:r>
-    </w:p>
-    <w:p>
-      <w:pPr>
-        <w:pStyle w:val="Ttulo2"/>
-        <w:jc w:val="both"/>
-        <w:rPr>
-          <w:rFonts w:ascii="Times" w:hAnsi="Times" w:cs="Times"/>
-          <w:sz w:val="24"/>
-          <w:szCs w:val="24"/>
-        </w:rPr>
-      </w:pPr>
-      <w:bookmarkStart w:id="30" w:name="_Toc200362955"/>
-      <w:r>
-        <w:rPr>
-          <w:rFonts w:ascii="Times" w:hAnsi="Times" w:cs="Times"/>
-          <w:sz w:val="24"/>
-          <w:szCs w:val="24"/>
-        </w:rPr>
-        <w:t>Avaliar o desempenho do algoritmo em comparação com a implementação do Quicksort disponível na linguagem C.</w:t>
-      </w:r>
-      <w:bookmarkEnd w:id="30"/>
+      <w:bookmarkEnd w:id="31"/>
     </w:p>
     <w:p>
       <w:pPr>
         <w:pStyle w:val="NormalRelatorio"/>
-      </w:pPr>
-      <w:r>
-        <w:t>Através das tabelas e gráficos dos resultados dos testes, foi possível determinar o seguinte:</w:t>
+        <w:spacing w:line="480" w:lineRule="auto"/>
+      </w:pPr>
+      <w:r>
+        <w:t>Através das tabelas e gráficos dos resultados dos t</w:t>
+      </w:r>
+      <w:r>
+        <w:t>estes, foi possível determinar as</w:t>
+      </w:r>
+      <w:r>
+        <w:t xml:space="preserve"> seguinte</w:t>
+      </w:r>
+      <w:r>
+        <w:t>s conclusões</w:t>
+      </w:r>
+      <w:r>
+        <w:t>:</w:t>
       </w:r>
     </w:p>
     <w:p>
@@ -17500,8 +17501,10 @@
           <w:ilvl w:val="0"/>
           <w:numId w:val="10"/>
         </w:numPr>
-      </w:pPr>
-      <w:r>
+        <w:spacing w:line="480" w:lineRule="auto"/>
+      </w:pPr>
+      <w:r>
+        <w:lastRenderedPageBreak/>
         <w:t xml:space="preserve">Quando a entrada é ordenada, a complexidade de tempo do algoritmo de ordenação Insertionsort é </w:t>
       </w:r>
       <m:oMath>
@@ -17526,7 +17529,240 @@
           <w:ilvl w:val="0"/>
           <w:numId w:val="10"/>
         </w:numPr>
-      </w:pPr>
+        <w:spacing w:line="480" w:lineRule="auto"/>
+      </w:pPr>
+      <w:r>
+        <w:t>Em todos os casos, o</w:t>
+      </w:r>
+      <w:r>
+        <w:t xml:space="preserve"> desempenho do algoritmo de ordenação Heapsort é razoável, porém a sua complexidade temporal </w:t>
+      </w:r>
+      <m:oMath>
+        <m:r>
+          <w:rPr>
+            <w:rFonts w:ascii="Cambria Math" w:hAnsi="Cambria Math"/>
+          </w:rPr>
+          <m:t>O(n</m:t>
+        </m:r>
+        <m:func>
+          <m:funcPr>
+            <m:ctrlPr>
+              <w:rPr>
+                <w:rFonts w:ascii="Cambria Math" w:hAnsi="Cambria Math"/>
+                <w:i/>
+              </w:rPr>
+            </m:ctrlPr>
+          </m:funcPr>
+          <m:fName>
+            <m:r>
+              <m:rPr>
+                <m:sty m:val="p"/>
+              </m:rPr>
+              <w:rPr>
+                <w:rFonts w:ascii="Cambria Math" w:hAnsi="Cambria Math"/>
+              </w:rPr>
+              <m:t>log</m:t>
+            </m:r>
+          </m:fName>
+          <m:e>
+            <m:r>
+              <w:rPr>
+                <w:rFonts w:ascii="Cambria Math" w:hAnsi="Cambria Math"/>
+              </w:rPr>
+              <m:t>n)</m:t>
+            </m:r>
+          </m:e>
+        </m:func>
+      </m:oMath>
+      <w:r>
+        <w:rPr>
+          <w:rFonts w:eastAsiaTheme="minorEastAsia"/>
+        </w:rPr>
+        <w:t xml:space="preserve"> ocasionada pela constante reorganização de todo </w:t>
+      </w:r>
+      <w:r>
+        <w:rPr>
+          <w:rFonts w:eastAsiaTheme="minorEastAsia"/>
+          <w:i/>
+        </w:rPr>
+        <w:t>heap</w:t>
+      </w:r>
+      <w:r>
+        <w:rPr>
+          <w:rFonts w:eastAsiaTheme="minorEastAsia"/>
+        </w:rPr>
+        <w:t>,</w:t>
+      </w:r>
+      <w:r>
+        <w:rPr>
+          <w:rFonts w:eastAsiaTheme="minorEastAsia"/>
+        </w:rPr>
+        <w:t xml:space="preserve"> acaba</w:t>
+      </w:r>
+      <w:r>
+        <w:rPr>
+          <w:rFonts w:eastAsiaTheme="minorEastAsia"/>
+        </w:rPr>
+        <w:t>ra</w:t>
+      </w:r>
+      <w:r>
+        <w:rPr>
+          <w:rFonts w:eastAsiaTheme="minorEastAsia"/>
+        </w:rPr>
+        <w:t>m</w:t>
+      </w:r>
+      <w:r>
+        <w:rPr>
+          <w:rFonts w:eastAsiaTheme="minorEastAsia"/>
+        </w:rPr>
+        <w:t xml:space="preserve"> </w:t>
+      </w:r>
+      <w:r>
+        <w:rPr>
+          <w:rFonts w:eastAsiaTheme="minorEastAsia"/>
+        </w:rPr>
+        <w:t xml:space="preserve">afetando na velocidade da </w:t>
+      </w:r>
+      <w:r>
+        <w:rPr>
+          <w:rFonts w:eastAsiaTheme="minorEastAsia"/>
+        </w:rPr>
+        <w:t>corrida de processamento.</w:t>
+      </w:r>
+      <w:r>
+        <w:rPr>
+          <w:rFonts w:eastAsiaTheme="minorEastAsia"/>
+        </w:rPr>
+        <w:t xml:space="preserve"> Sendo superado pelo algoritmo de ordenação Quicksort, por conta de suas comparações serem menos complexas</w:t>
+      </w:r>
+      <w:r>
+        <w:rPr>
+          <w:rFonts w:eastAsiaTheme="minorEastAsia"/>
+        </w:rPr>
+        <w:t xml:space="preserve">, nos pior e médio caso ele é </w:t>
+      </w:r>
+      <m:oMath>
+        <m:r>
+          <w:rPr>
+            <w:rFonts w:ascii="Cambria Math" w:eastAsiaTheme="minorEastAsia" w:hAnsi="Cambria Math"/>
+          </w:rPr>
+          <m:t>O(n</m:t>
+        </m:r>
+        <m:func>
+          <m:funcPr>
+            <m:ctrlPr>
+              <w:rPr>
+                <w:rFonts w:ascii="Cambria Math" w:eastAsiaTheme="minorEastAsia" w:hAnsi="Cambria Math"/>
+                <w:i/>
+              </w:rPr>
+            </m:ctrlPr>
+          </m:funcPr>
+          <m:fName>
+            <m:r>
+              <m:rPr>
+                <m:sty m:val="p"/>
+              </m:rPr>
+              <w:rPr>
+                <w:rFonts w:ascii="Cambria Math" w:eastAsiaTheme="minorEastAsia" w:hAnsi="Cambria Math"/>
+              </w:rPr>
+              <m:t>log</m:t>
+            </m:r>
+          </m:fName>
+          <m:e>
+            <m:r>
+              <w:rPr>
+                <w:rFonts w:ascii="Cambria Math" w:eastAsiaTheme="minorEastAsia" w:hAnsi="Cambria Math"/>
+              </w:rPr>
+              <m:t>n)</m:t>
+            </m:r>
+          </m:e>
+        </m:func>
+      </m:oMath>
+      <w:r>
+        <w:rPr>
+          <w:rFonts w:eastAsiaTheme="minorEastAsia"/>
+        </w:rPr>
+        <w:t xml:space="preserve">, já a sua complexidade no pior caso é </w:t>
+      </w:r>
+      <m:oMath>
+        <m:r>
+          <w:rPr>
+            <w:rFonts w:ascii="Cambria Math" w:eastAsiaTheme="minorEastAsia" w:hAnsi="Cambria Math"/>
+          </w:rPr>
+          <m:t>O(n)</m:t>
+        </m:r>
+      </m:oMath>
+      <w:r>
+        <w:rPr>
+          <w:rFonts w:eastAsiaTheme="minorEastAsia"/>
+        </w:rPr>
+        <w:t>.</w:t>
+      </w:r>
+    </w:p>
+    <w:p>
+      <w:pPr>
+        <w:pStyle w:val="NormalRelatorio"/>
+        <w:numPr>
+          <w:ilvl w:val="0"/>
+          <w:numId w:val="10"/>
+        </w:numPr>
+        <w:spacing w:line="480" w:lineRule="auto"/>
+      </w:pPr>
+      <w:r>
+        <w:t xml:space="preserve">O Selectionsort apresentou em todos os arquivos de entrada, que a sua performance não é a ideal, pois a sua complexidade de tempo </w:t>
+      </w:r>
+      <m:oMath>
+        <m:r>
+          <w:rPr>
+            <w:rFonts w:ascii="Cambria Math" w:hAnsi="Cambria Math"/>
+          </w:rPr>
+          <m:t>O</m:t>
+        </m:r>
+        <m:d>
+          <m:dPr>
+            <m:ctrlPr>
+              <w:rPr>
+                <w:rFonts w:ascii="Cambria Math" w:hAnsi="Cambria Math"/>
+                <w:i/>
+              </w:rPr>
+            </m:ctrlPr>
+          </m:dPr>
+          <m:e>
+            <m:sSup>
+              <m:sSupPr>
+                <m:ctrlPr>
+                  <w:rPr>
+                    <w:rFonts w:ascii="Cambria Math" w:hAnsi="Cambria Math"/>
+                    <w:i/>
+                  </w:rPr>
+                </m:ctrlPr>
+              </m:sSupPr>
+              <m:e>
+                <m:r>
+                  <w:rPr>
+                    <w:rFonts w:ascii="Cambria Math" w:hAnsi="Cambria Math"/>
+                  </w:rPr>
+                  <m:t>n</m:t>
+                </m:r>
+              </m:e>
+              <m:sup>
+                <m:r>
+                  <w:rPr>
+                    <w:rFonts w:ascii="Cambria Math" w:hAnsi="Cambria Math"/>
+                  </w:rPr>
+                  <m:t>2</m:t>
+                </m:r>
+              </m:sup>
+            </m:sSup>
+          </m:e>
+        </m:d>
+      </m:oMath>
+      <w:r>
+        <w:rPr>
+          <w:rFonts w:eastAsiaTheme="minorEastAsia"/>
+        </w:rPr>
+        <w:t xml:space="preserve"> causa uma lentidão considerável na sua corrida de execução.</w:t>
+      </w:r>
     </w:p>
     <w:p>
       <w:pPr>
@@ -17535,6 +17771,7 @@
           <w:ilvl w:val="0"/>
           <w:numId w:val="6"/>
         </w:numPr>
+        <w:spacing w:line="480" w:lineRule="auto"/>
         <w:jc w:val="both"/>
         <w:rPr>
           <w:rFonts w:ascii="Times" w:hAnsi="Times" w:cs="Times"/>
@@ -17542,7 +17779,7 @@
           <w:szCs w:val="24"/>
         </w:rPr>
       </w:pPr>
-      <w:bookmarkStart w:id="31" w:name="_Toc200362956"/>
+      <w:bookmarkStart w:id="32" w:name="_Toc200386173"/>
       <w:r>
         <w:rPr>
           <w:rFonts w:ascii="Times" w:hAnsi="Times" w:cs="Times"/>
@@ -17551,7 +17788,7 @@
         </w:rPr>
         <w:t>Referências</w:t>
       </w:r>
-      <w:bookmarkEnd w:id="31"/>
+      <w:bookmarkEnd w:id="32"/>
     </w:p>
     <w:p>
       <w:pPr>
@@ -17596,7 +17833,7 @@
           <w:szCs w:val="24"/>
         </w:rPr>
       </w:pPr>
-      <w:hyperlink r:id="rId22" w:history="1">
+      <w:hyperlink r:id="rId29" w:history="1">
         <w:r>
           <w:rPr>
             <w:rStyle w:val="Hyperlink"/>
@@ -17629,7 +17866,7 @@
           <w:szCs w:val="24"/>
         </w:rPr>
       </w:pPr>
-      <w:hyperlink r:id="rId23" w:history="1">
+      <w:hyperlink r:id="rId30" w:history="1">
         <w:r>
           <w:rPr>
             <w:rStyle w:val="Hyperlink"/>
@@ -17671,7 +17908,7 @@
           <w:szCs w:val="24"/>
         </w:rPr>
       </w:pPr>
-      <w:hyperlink r:id="rId24" w:history="1">
+      <w:hyperlink r:id="rId31" w:history="1">
         <w:r>
           <w:rPr>
             <w:rStyle w:val="Hyperlink"/>
@@ -17713,7 +17950,7 @@
           <w:szCs w:val="24"/>
         </w:rPr>
       </w:pPr>
-      <w:hyperlink r:id="rId25" w:history="1">
+      <w:hyperlink r:id="rId32" w:history="1">
         <w:r>
           <w:rPr>
             <w:rStyle w:val="Hyperlink"/>
@@ -17775,6 +18012,7 @@
     <w:p>
       <w:pPr>
         <w:pStyle w:val="PargrafodaLista"/>
+        <w:spacing w:line="480" w:lineRule="auto"/>
         <w:jc w:val="both"/>
         <w:rPr>
           <w:rFonts w:ascii="Times" w:hAnsi="Times" w:cs="Times"/>
@@ -17782,7 +18020,7 @@
           <w:szCs w:val="24"/>
         </w:rPr>
       </w:pPr>
-      <w:hyperlink r:id="rId26" w:anchor="1725d7" w:history="1">
+      <w:hyperlink r:id="rId33" w:anchor="1725d7" w:history="1">
         <w:r>
           <w:rPr>
             <w:rStyle w:val="Hyperlink"/>
@@ -17797,9 +18035,10 @@
     <w:p>
       <w:pPr>
         <w:pStyle w:val="PargrafodaLista"/>
+        <w:spacing w:line="480" w:lineRule="auto"/>
         <w:jc w:val="both"/>
       </w:pPr>
-      <w:hyperlink r:id="rId27" w:anchor="C" w:history="1">
+      <w:hyperlink r:id="rId34" w:anchor="C" w:history="1">
         <w:r>
           <w:rPr>
             <w:rStyle w:val="Hyperlink"/>
@@ -17824,9 +18063,10 @@
     <w:p>
       <w:pPr>
         <w:pStyle w:val="PargrafodaLista"/>
+        <w:spacing w:line="480" w:lineRule="auto"/>
         <w:jc w:val="both"/>
       </w:pPr>
-      <w:hyperlink r:id="rId28" w:history="1">
+      <w:hyperlink r:id="rId35" w:history="1">
         <w:r>
           <w:rPr>
             <w:rStyle w:val="Hyperlink"/>
@@ -17845,9 +18085,10 @@
     <w:p>
       <w:pPr>
         <w:pStyle w:val="PargrafodaLista"/>
+        <w:spacing w:line="480" w:lineRule="auto"/>
         <w:jc w:val="both"/>
       </w:pPr>
-      <w:hyperlink r:id="rId29" w:history="1">
+      <w:hyperlink r:id="rId36" w:history="1">
         <w:r>
           <w:rPr>
             <w:rStyle w:val="Hyperlink"/>
@@ -17872,9 +18113,10 @@
     <w:p>
       <w:pPr>
         <w:pStyle w:val="PargrafodaLista"/>
+        <w:spacing w:line="480" w:lineRule="auto"/>
         <w:jc w:val="both"/>
       </w:pPr>
-      <w:hyperlink r:id="rId30" w:history="1">
+      <w:hyperlink r:id="rId37" w:history="1">
         <w:r>
           <w:rPr>
             <w:rStyle w:val="Hyperlink"/>
@@ -17886,9 +18128,10 @@
     <w:p>
       <w:pPr>
         <w:pStyle w:val="PargrafodaLista"/>
+        <w:spacing w:line="480" w:lineRule="auto"/>
         <w:jc w:val="both"/>
       </w:pPr>
-      <w:hyperlink r:id="rId31" w:history="1">
+      <w:hyperlink r:id="rId38" w:history="1">
         <w:r>
           <w:rPr>
             <w:rStyle w:val="Hyperlink"/>
@@ -17900,6 +18143,7 @@
     <w:p>
       <w:pPr>
         <w:pStyle w:val="PargrafodaLista"/>
+        <w:spacing w:line="480" w:lineRule="auto"/>
         <w:jc w:val="both"/>
         <w:rPr>
           <w:rFonts w:ascii="Times" w:hAnsi="Times" w:cs="Times"/>
@@ -17907,7 +18151,7 @@
           <w:szCs w:val="24"/>
         </w:rPr>
       </w:pPr>
-      <w:hyperlink r:id="rId32" w:history="1">
+      <w:hyperlink r:id="rId39" w:history="1">
         <w:r>
           <w:rPr>
             <w:rStyle w:val="Hyperlink"/>
@@ -17922,6 +18166,7 @@
     <w:p>
       <w:pPr>
         <w:pStyle w:val="PargrafodaLista"/>
+        <w:spacing w:line="480" w:lineRule="auto"/>
         <w:jc w:val="both"/>
         <w:rPr>
           <w:rFonts w:ascii="Times" w:hAnsi="Times" w:cs="Times"/>
@@ -17929,7 +18174,7 @@
           <w:szCs w:val="24"/>
         </w:rPr>
       </w:pPr>
-      <w:hyperlink r:id="rId33" w:history="1">
+      <w:hyperlink r:id="rId40" w:history="1">
         <w:r>
           <w:rPr>
             <w:rStyle w:val="Hyperlink"/>
@@ -17944,6 +18189,7 @@
     <w:p>
       <w:pPr>
         <w:pStyle w:val="PargrafodaLista"/>
+        <w:spacing w:line="480" w:lineRule="auto"/>
         <w:jc w:val="both"/>
         <w:rPr>
           <w:rFonts w:ascii="Times" w:hAnsi="Times" w:cs="Times"/>
@@ -17951,7 +18197,7 @@
           <w:szCs w:val="24"/>
         </w:rPr>
       </w:pPr>
-      <w:hyperlink r:id="rId34" w:history="1">
+      <w:hyperlink r:id="rId41" w:history="1">
         <w:r>
           <w:rPr>
             <w:rStyle w:val="Hyperlink"/>
@@ -17966,6 +18212,7 @@
     <w:p>
       <w:pPr>
         <w:pStyle w:val="PargrafodaLista"/>
+        <w:spacing w:line="480" w:lineRule="auto"/>
         <w:jc w:val="both"/>
         <w:rPr>
           <w:rFonts w:ascii="Times" w:hAnsi="Times" w:cs="Times"/>
@@ -17973,9 +18220,17 @@
           <w:szCs w:val="24"/>
         </w:rPr>
       </w:pPr>
+      <w:hyperlink r:id="rId42" w:history="1">
+        <w:r>
+          <w:rPr>
+            <w:rStyle w:val="Hyperlink"/>
+          </w:rPr>
+          <w:t>Analysis of String Sorting using Heapsort : Igor Stassiy : Free Download, Borrow, and Streaming : Internet Archive</w:t>
+        </w:r>
+      </w:hyperlink>
     </w:p>
     <w:sectPr>
-      <w:footerReference w:type="default" r:id="rId35"/>
+      <w:footerReference w:type="default" r:id="rId43"/>
       <w:pgSz w:w="11906" w:h="16838" w:code="9"/>
       <w:pgMar w:top="1440" w:right="1440" w:bottom="1440" w:left="1440" w:header="709" w:footer="709" w:gutter="0"/>
       <w:cols w:space="708"/>
@@ -18032,7 +18287,7 @@
             <w:rPr>
               <w:noProof/>
             </w:rPr>
-            <w:t>20</w:t>
+            <w:t>2</w:t>
           </w:r>
         </w:fldSimple>
       </w:p>
@@ -18574,6 +18829,155 @@
     </w:lvl>
   </w:abstractNum>
   <w:abstractNum w:abstractNumId="5">
+    <w:nsid w:val="32312FA7"/>
+    <w:multiLevelType w:val="multilevel"/>
+    <w:tmpl w:val="6C929598"/>
+    <w:lvl w:ilvl="0">
+      <w:start w:val="1"/>
+      <w:numFmt w:val="bullet"/>
+      <w:lvlText w:val=""/>
+      <w:lvlJc w:val="left"/>
+      <w:pPr>
+        <w:tabs>
+          <w:tab w:val="num" w:pos="720"/>
+        </w:tabs>
+        <w:ind w:left="720" w:hanging="360"/>
+      </w:pPr>
+      <w:rPr>
+        <w:rFonts w:ascii="Symbol" w:hAnsi="Symbol" w:hint="default"/>
+        <w:sz w:val="20"/>
+      </w:rPr>
+    </w:lvl>
+    <w:lvl w:ilvl="1" w:tentative="1">
+      <w:start w:val="1"/>
+      <w:numFmt w:val="bullet"/>
+      <w:lvlText w:val="o"/>
+      <w:lvlJc w:val="left"/>
+      <w:pPr>
+        <w:tabs>
+          <w:tab w:val="num" w:pos="1440"/>
+        </w:tabs>
+        <w:ind w:left="1440" w:hanging="360"/>
+      </w:pPr>
+      <w:rPr>
+        <w:rFonts w:ascii="Courier New" w:hAnsi="Courier New" w:hint="default"/>
+        <w:sz w:val="20"/>
+      </w:rPr>
+    </w:lvl>
+    <w:lvl w:ilvl="2" w:tentative="1">
+      <w:start w:val="1"/>
+      <w:numFmt w:val="bullet"/>
+      <w:lvlText w:val=""/>
+      <w:lvlJc w:val="left"/>
+      <w:pPr>
+        <w:tabs>
+          <w:tab w:val="num" w:pos="2160"/>
+        </w:tabs>
+        <w:ind w:left="2160" w:hanging="360"/>
+      </w:pPr>
+      <w:rPr>
+        <w:rFonts w:ascii="Wingdings" w:hAnsi="Wingdings" w:hint="default"/>
+        <w:sz w:val="20"/>
+      </w:rPr>
+    </w:lvl>
+    <w:lvl w:ilvl="3" w:tentative="1">
+      <w:start w:val="1"/>
+      <w:numFmt w:val="bullet"/>
+      <w:lvlText w:val=""/>
+      <w:lvlJc w:val="left"/>
+      <w:pPr>
+        <w:tabs>
+          <w:tab w:val="num" w:pos="2880"/>
+        </w:tabs>
+        <w:ind w:left="2880" w:hanging="360"/>
+      </w:pPr>
+      <w:rPr>
+        <w:rFonts w:ascii="Wingdings" w:hAnsi="Wingdings" w:hint="default"/>
+        <w:sz w:val="20"/>
+      </w:rPr>
+    </w:lvl>
+    <w:lvl w:ilvl="4" w:tentative="1">
+      <w:start w:val="1"/>
+      <w:numFmt w:val="bullet"/>
+      <w:lvlText w:val=""/>
+      <w:lvlJc w:val="left"/>
+      <w:pPr>
+        <w:tabs>
+          <w:tab w:val="num" w:pos="3600"/>
+        </w:tabs>
+        <w:ind w:left="3600" w:hanging="360"/>
+      </w:pPr>
+      <w:rPr>
+        <w:rFonts w:ascii="Wingdings" w:hAnsi="Wingdings" w:hint="default"/>
+        <w:sz w:val="20"/>
+      </w:rPr>
+    </w:lvl>
+    <w:lvl w:ilvl="5" w:tentative="1">
+      <w:start w:val="1"/>
+      <w:numFmt w:val="bullet"/>
+      <w:lvlText w:val=""/>
+      <w:lvlJc w:val="left"/>
+      <w:pPr>
+        <w:tabs>
+          <w:tab w:val="num" w:pos="4320"/>
+        </w:tabs>
+        <w:ind w:left="4320" w:hanging="360"/>
+      </w:pPr>
+      <w:rPr>
+        <w:rFonts w:ascii="Wingdings" w:hAnsi="Wingdings" w:hint="default"/>
+        <w:sz w:val="20"/>
+      </w:rPr>
+    </w:lvl>
+    <w:lvl w:ilvl="6" w:tentative="1">
+      <w:start w:val="1"/>
+      <w:numFmt w:val="bullet"/>
+      <w:lvlText w:val=""/>
+      <w:lvlJc w:val="left"/>
+      <w:pPr>
+        <w:tabs>
+          <w:tab w:val="num" w:pos="5040"/>
+        </w:tabs>
+        <w:ind w:left="5040" w:hanging="360"/>
+      </w:pPr>
+      <w:rPr>
+        <w:rFonts w:ascii="Wingdings" w:hAnsi="Wingdings" w:hint="default"/>
+        <w:sz w:val="20"/>
+      </w:rPr>
+    </w:lvl>
+    <w:lvl w:ilvl="7" w:tentative="1">
+      <w:start w:val="1"/>
+      <w:numFmt w:val="bullet"/>
+      <w:lvlText w:val=""/>
+      <w:lvlJc w:val="left"/>
+      <w:pPr>
+        <w:tabs>
+          <w:tab w:val="num" w:pos="5760"/>
+        </w:tabs>
+        <w:ind w:left="5760" w:hanging="360"/>
+      </w:pPr>
+      <w:rPr>
+        <w:rFonts w:ascii="Wingdings" w:hAnsi="Wingdings" w:hint="default"/>
+        <w:sz w:val="20"/>
+      </w:rPr>
+    </w:lvl>
+    <w:lvl w:ilvl="8" w:tentative="1">
+      <w:start w:val="1"/>
+      <w:numFmt w:val="bullet"/>
+      <w:lvlText w:val=""/>
+      <w:lvlJc w:val="left"/>
+      <w:pPr>
+        <w:tabs>
+          <w:tab w:val="num" w:pos="6480"/>
+        </w:tabs>
+        <w:ind w:left="6480" w:hanging="360"/>
+      </w:pPr>
+      <w:rPr>
+        <w:rFonts w:ascii="Wingdings" w:hAnsi="Wingdings" w:hint="default"/>
+        <w:sz w:val="20"/>
+      </w:rPr>
+    </w:lvl>
+  </w:abstractNum>
+  <w:abstractNum w:abstractNumId="6">
     <w:nsid w:val="393F5EB5"/>
     <w:multiLevelType w:val="hybridMultilevel"/>
     <w:tmpl w:val="9252B894"/>
@@ -18659,7 +19063,7 @@
       </w:pPr>
     </w:lvl>
   </w:abstractNum>
-  <w:abstractNum w:abstractNumId="6">
+  <w:abstractNum w:abstractNumId="7">
     <w:nsid w:val="3C961523"/>
     <w:multiLevelType w:val="hybridMultilevel"/>
     <w:tmpl w:val="29F8812C"/>
@@ -18771,7 +19175,7 @@
       </w:rPr>
     </w:lvl>
   </w:abstractNum>
-  <w:abstractNum w:abstractNumId="7">
+  <w:abstractNum w:abstractNumId="8">
     <w:nsid w:val="3E6867CD"/>
     <w:multiLevelType w:val="hybridMultilevel"/>
     <w:tmpl w:val="9252B894"/>
@@ -18857,7 +19261,7 @@
       </w:pPr>
     </w:lvl>
   </w:abstractNum>
-  <w:abstractNum w:abstractNumId="8">
+  <w:abstractNum w:abstractNumId="9">
     <w:nsid w:val="502A13C4"/>
     <w:multiLevelType w:val="hybridMultilevel"/>
     <w:tmpl w:val="11E60866"/>
@@ -18970,7 +19374,7 @@
       </w:rPr>
     </w:lvl>
   </w:abstractNum>
-  <w:abstractNum w:abstractNumId="9">
+  <w:abstractNum w:abstractNumId="10">
     <w:nsid w:val="56583B8C"/>
     <w:multiLevelType w:val="hybridMultilevel"/>
     <w:tmpl w:val="69A4382A"/>
@@ -19057,13 +19461,13 @@
     </w:lvl>
   </w:abstractNum>
   <w:num w:numId="1">
-    <w:abstractNumId w:val="9"/>
+    <w:abstractNumId w:val="10"/>
   </w:num>
   <w:num w:numId="2">
-    <w:abstractNumId w:val="5"/>
+    <w:abstractNumId w:val="6"/>
   </w:num>
   <w:num w:numId="3">
-    <w:abstractNumId w:val="8"/>
+    <w:abstractNumId w:val="9"/>
   </w:num>
   <w:num w:numId="4">
     <w:abstractNumId w:val="3"/>
@@ -19072,7 +19476,7 @@
     <w:abstractNumId w:val="2"/>
   </w:num>
   <w:num w:numId="6">
-    <w:abstractNumId w:val="7"/>
+    <w:abstractNumId w:val="8"/>
   </w:num>
   <w:num w:numId="7">
     <w:abstractNumId w:val="0"/>
@@ -19093,10 +19497,13 @@
     <w:abstractNumId w:val="1"/>
   </w:num>
   <w:num w:numId="9">
-    <w:abstractNumId w:val="6"/>
+    <w:abstractNumId w:val="7"/>
   </w:num>
   <w:num w:numId="10">
     <w:abstractNumId w:val="4"/>
+  </w:num>
+  <w:num w:numId="11">
+    <w:abstractNumId w:val="5"/>
   </w:num>
 </w:numbering>
 </file>
@@ -19846,6 +20253,15 @@
     <w:pitch w:val="variable"/>
     <w:sig w:usb0="E1002EFF" w:usb1="C000605B" w:usb2="00000029" w:usb3="00000000" w:csb0="000101FF" w:csb1="00000000"/>
   </w:font>
+  <w:font w:name="Roboto">
+    <w:altName w:val="Times New Roman"/>
+    <w:panose1 w:val="00000000000000000000"/>
+    <w:charset w:val="00"/>
+    <w:family w:val="roman"/>
+    <w:notTrueType/>
+    <w:pitch w:val="default"/>
+    <w:sig w:usb0="00000000" w:usb1="00000000" w:usb2="00000000" w:usb3="00000000" w:csb0="00000000" w:csb1="00000000"/>
+  </w:font>
   <w:font w:name="Cambria Math">
     <w:panose1 w:val="02040503050406030204"/>
     <w:charset w:val="00"/>
@@ -19868,6 +20284,7 @@
   <w:rsids>
     <w:rsidRoot w:val="00915251"/>
     <w:rsid w:val="00915251"/>
+    <w:rsid w:val="00F371C6"/>
   </w:rsids>
   <m:mathPr>
     <m:mathFont m:val="Cambria Math"/>
@@ -20048,6 +20465,7 @@
   <w:style w:type="paragraph" w:default="1" w:styleId="Normal">
     <w:name w:val="Normal"/>
     <w:qFormat/>
+    <w:rsid w:val="00F371C6"/>
   </w:style>
   <w:style w:type="character" w:default="1" w:styleId="Fontepargpadro">
     <w:name w:val="Default Paragraph Font"/>
@@ -20082,7 +20500,7 @@
     <w:basedOn w:val="Fontepargpadro"/>
     <w:uiPriority w:val="99"/>
     <w:semiHidden/>
-    <w:rsid w:val="00915251"/>
+    <w:rsid w:val="00F371C6"/>
     <w:rPr>
       <w:color w:val="808080"/>
     </w:rPr>

--- a/Relatorio_Equipe_HeapSort.docx
+++ b/Relatorio_Equipe_HeapSort.docx
@@ -12378,214 +12378,56 @@
       </w:pPr>
       <w:r>
         <w:rPr>
+          <w:noProof/>
           <w:sz w:val="16"/>
-        </w:rPr>
-        <w:t>//funcao para alternar a posicao de dois elementos(swap)</w:t>
-      </w:r>
-    </w:p>
-    <w:p>
-      <w:pPr>
-        <w:pStyle w:val="Codigo"/>
-        <w:spacing w:line="480" w:lineRule="auto"/>
-        <w:rPr>
-          <w:sz w:val="16"/>
-        </w:rPr>
-      </w:pPr>
-      <w:r>
-        <w:rPr>
-          <w:sz w:val="16"/>
-        </w:rPr>
-        <w:t>void swap(double *a, double *b)</w:t>
-      </w:r>
-    </w:p>
-    <w:p>
-      <w:pPr>
-        <w:pStyle w:val="Codigo"/>
-        <w:spacing w:line="480" w:lineRule="auto"/>
-        <w:rPr>
-          <w:sz w:val="16"/>
-        </w:rPr>
-      </w:pPr>
-      <w:r>
-        <w:rPr>
-          <w:sz w:val="16"/>
-        </w:rPr>
-        <w:t>{</w:t>
-      </w:r>
-    </w:p>
-    <w:p>
-      <w:pPr>
-        <w:pStyle w:val="Codigo"/>
-        <w:spacing w:line="480" w:lineRule="auto"/>
-        <w:rPr>
-          <w:sz w:val="16"/>
-        </w:rPr>
-      </w:pPr>
-      <w:r>
-        <w:rPr>
-          <w:sz w:val="16"/>
-        </w:rPr>
-        <w:t xml:space="preserve">    //temp eh uma variavel para armazenar um valor temporario</w:t>
-      </w:r>
-    </w:p>
-    <w:p>
-      <w:pPr>
-        <w:pStyle w:val="Codigo"/>
-        <w:spacing w:line="480" w:lineRule="auto"/>
-        <w:rPr>
-          <w:sz w:val="16"/>
-        </w:rPr>
-      </w:pPr>
-      <w:r>
-        <w:rPr>
-          <w:sz w:val="16"/>
-        </w:rPr>
-        <w:t xml:space="preserve">    //*a eh um apontador que representa uma posicao</w:t>
-      </w:r>
-    </w:p>
-    <w:p>
-      <w:pPr>
-        <w:pStyle w:val="Codigo"/>
-        <w:spacing w:line="480" w:lineRule="auto"/>
-        <w:rPr>
-          <w:sz w:val="16"/>
-        </w:rPr>
-      </w:pPr>
-      <w:r>
-        <w:rPr>
-          <w:sz w:val="16"/>
-        </w:rPr>
-        <w:t xml:space="preserve">    //*b eh um apontador que representa uma outra posicao</w:t>
-      </w:r>
-    </w:p>
-    <w:p>
-      <w:pPr>
-        <w:pStyle w:val="Codigo"/>
-        <w:spacing w:line="480" w:lineRule="auto"/>
-        <w:rPr>
-          <w:sz w:val="16"/>
-        </w:rPr>
-      </w:pPr>
-    </w:p>
-    <w:p>
-      <w:pPr>
-        <w:pStyle w:val="Codigo"/>
-        <w:spacing w:line="480" w:lineRule="auto"/>
-        <w:rPr>
-          <w:sz w:val="16"/>
-        </w:rPr>
-      </w:pPr>
-      <w:r>
-        <w:rPr>
-          <w:sz w:val="16"/>
-        </w:rPr>
-        <w:t xml:space="preserve">    //o valor de *a ficara em temp</w:t>
-      </w:r>
-    </w:p>
-    <w:p>
-      <w:pPr>
-        <w:pStyle w:val="Codigo"/>
-        <w:spacing w:line="480" w:lineRule="auto"/>
-        <w:rPr>
-          <w:sz w:val="16"/>
-        </w:rPr>
-      </w:pPr>
-      <w:r>
-        <w:rPr>
-          <w:sz w:val="16"/>
-        </w:rPr>
-        <w:t xml:space="preserve">    double temp = *a;</w:t>
-      </w:r>
-    </w:p>
-    <w:p>
-      <w:pPr>
-        <w:pStyle w:val="Codigo"/>
-        <w:spacing w:line="480" w:lineRule="auto"/>
-        <w:rPr>
-          <w:sz w:val="16"/>
-        </w:rPr>
-      </w:pPr>
-    </w:p>
-    <w:p>
-      <w:pPr>
-        <w:pStyle w:val="Codigo"/>
-        <w:spacing w:line="480" w:lineRule="auto"/>
-        <w:rPr>
-          <w:sz w:val="16"/>
-        </w:rPr>
-      </w:pPr>
-      <w:r>
-        <w:rPr>
-          <w:sz w:val="16"/>
-        </w:rPr>
-        <w:t xml:space="preserve">    //os ponteiros *a e *b trocara dois elementos</w:t>
-      </w:r>
-    </w:p>
-    <w:p>
-      <w:pPr>
-        <w:pStyle w:val="Codigo"/>
-        <w:spacing w:line="480" w:lineRule="auto"/>
-        <w:rPr>
-          <w:sz w:val="16"/>
-        </w:rPr>
-      </w:pPr>
-      <w:r>
-        <w:rPr>
-          <w:sz w:val="16"/>
-        </w:rPr>
-        <w:t xml:space="preserve">    //*a sera igual o valor de *b, ja *b vai sera igual temp(onde o valor estara armazenado)</w:t>
-      </w:r>
-    </w:p>
-    <w:p>
-      <w:pPr>
-        <w:pStyle w:val="Codigo"/>
-        <w:spacing w:line="480" w:lineRule="auto"/>
-        <w:rPr>
-          <w:sz w:val="16"/>
-        </w:rPr>
-      </w:pPr>
-      <w:r>
-        <w:rPr>
-          <w:sz w:val="16"/>
-        </w:rPr>
-        <w:t xml:space="preserve">    *a = *b;</w:t>
-      </w:r>
-    </w:p>
-    <w:p>
-      <w:pPr>
-        <w:pStyle w:val="Codigo"/>
-        <w:spacing w:line="480" w:lineRule="auto"/>
-        <w:rPr>
-          <w:sz w:val="16"/>
-        </w:rPr>
-      </w:pPr>
-      <w:r>
-        <w:rPr>
-          <w:sz w:val="16"/>
-        </w:rPr>
-        <w:t xml:space="preserve">    *b = temp;</w:t>
-      </w:r>
-    </w:p>
-    <w:p>
-      <w:pPr>
-        <w:pStyle w:val="Codigo"/>
-        <w:spacing w:line="480" w:lineRule="auto"/>
-        <w:rPr>
-          <w:sz w:val="16"/>
-        </w:rPr>
-      </w:pPr>
-      <w:r>
-        <w:rPr>
-          <w:sz w:val="16"/>
-        </w:rPr>
-        <w:t>}</w:t>
-      </w:r>
-    </w:p>
-    <w:p>
-      <w:pPr>
-        <w:pStyle w:val="Codigo"/>
-        <w:spacing w:line="480" w:lineRule="auto"/>
-      </w:pPr>
+          <w:lang w:eastAsia="pt-BR"/>
+        </w:rPr>
+        <w:drawing>
+          <wp:inline distT="0" distB="0" distL="0" distR="0">
+            <wp:extent cx="5731510" cy="1738207"/>
+            <wp:effectExtent l="19050" t="0" r="2540" b="0"/>
+            <wp:docPr id="28" name="Imagem 28"/>
+            <wp:cNvGraphicFramePr>
+              <a:graphicFrameLocks xmlns:a="http://schemas.openxmlformats.org/drawingml/2006/main" noChangeAspect="1"/>
+            </wp:cNvGraphicFramePr>
+            <a:graphic xmlns:a="http://schemas.openxmlformats.org/drawingml/2006/main">
+              <a:graphicData uri="http://schemas.openxmlformats.org/drawingml/2006/picture">
+                <pic:pic xmlns:pic="http://schemas.openxmlformats.org/drawingml/2006/picture">
+                  <pic:nvPicPr>
+                    <pic:cNvPr id="0" name="Picture 28"/>
+                    <pic:cNvPicPr>
+                      <a:picLocks noChangeAspect="1" noChangeArrowheads="1"/>
+                    </pic:cNvPicPr>
+                  </pic:nvPicPr>
+                  <pic:blipFill>
+                    <a:blip r:embed="rId21"/>
+                    <a:srcRect/>
+                    <a:stretch>
+                      <a:fillRect/>
+                    </a:stretch>
+                  </pic:blipFill>
+                  <pic:spPr bwMode="auto">
+                    <a:xfrm>
+                      <a:off x="0" y="0"/>
+                      <a:ext cx="5731510" cy="1738207"/>
+                    </a:xfrm>
+                    <a:prstGeom prst="rect">
+                      <a:avLst/>
+                    </a:prstGeom>
+                    <a:noFill/>
+                    <a:ln w="9525">
+                      <a:noFill/>
+                      <a:miter lim="800000"/>
+                      <a:headEnd/>
+                      <a:tailEnd/>
+                    </a:ln>
+                  </pic:spPr>
+                </pic:pic>
+              </a:graphicData>
+            </a:graphic>
+          </wp:inline>
+        </w:drawing>
+      </w:r>
     </w:p>
     <w:p>
       <w:pPr>
@@ -12650,7 +12492,16 @@
           <w:sz w:val="24"/>
           <w:szCs w:val="24"/>
         </w:rPr>
-        <w:t xml:space="preserve">que em seus parâmetros são utilizados: um ponteiro do tipo double para o array de números de entrada,  uma variável do tipo long para indicar o número total de elementos do </w:t>
+        <w:t xml:space="preserve">que em seus parâmetros são utilizados: um ponteiro do tipo double para o array de números de entrada,  </w:t>
+      </w:r>
+      <w:r>
+        <w:rPr>
+          <w:rFonts w:ascii="Times" w:eastAsiaTheme="minorEastAsia" w:hAnsi="Times" w:cs="Times"/>
+          <w:sz w:val="24"/>
+          <w:szCs w:val="24"/>
+        </w:rPr>
+        <w:lastRenderedPageBreak/>
+        <w:t xml:space="preserve">uma variável do tipo long para indicar o número total de elementos do </w:t>
       </w:r>
       <w:r>
         <w:rPr>
@@ -13036,11 +12887,7 @@
         <w:t>valor_maximo</w:t>
       </w:r>
       <w:r>
-        <w:t xml:space="preserve"> </w:t>
-      </w:r>
-      <w:r>
-        <w:lastRenderedPageBreak/>
-        <w:t xml:space="preserve">nesse array (representado por </w:t>
+        <w:t xml:space="preserve"> nesse array (representado por </w:t>
       </w:r>
       <w:r>
         <w:rPr>
@@ -13357,6 +13204,7 @@
         <w:t xml:space="preserve"> </w:t>
       </w:r>
       <w:r>
+        <w:lastRenderedPageBreak/>
         <w:t>&amp;</w:t>
       </w:r>
       <w:r>
@@ -13591,626 +13439,65 @@
     </w:p>
     <w:p>
       <w:pPr>
-        <w:pStyle w:val="Codigo"/>
+        <w:pStyle w:val="Titulo4Relatorio"/>
         <w:spacing w:line="480" w:lineRule="auto"/>
         <w:rPr>
-          <w:sz w:val="16"/>
-        </w:rPr>
-      </w:pPr>
-      <w:r>
-        <w:rPr>
-          <w:sz w:val="16"/>
-        </w:rPr>
-        <w:t>//funcao da filtragem(</w:t>
-      </w:r>
-      <w:r>
-        <w:rPr>
-          <w:i/>
-          <w:sz w:val="16"/>
-        </w:rPr>
-        <w:t>heap</w:t>
-      </w:r>
-      <w:r>
-        <w:rPr>
-          <w:sz w:val="16"/>
-        </w:rPr>
-        <w:t>ify)</w:t>
-      </w:r>
-    </w:p>
-    <w:p>
-      <w:pPr>
-        <w:pStyle w:val="Codigo"/>
-        <w:spacing w:line="480" w:lineRule="auto"/>
-        <w:rPr>
-          <w:sz w:val="16"/>
-        </w:rPr>
-      </w:pPr>
-      <w:r>
-        <w:rPr>
-          <w:sz w:val="16"/>
-        </w:rPr>
-        <w:t xml:space="preserve">void </w:t>
-      </w:r>
-      <w:r>
-        <w:rPr>
-          <w:i/>
-          <w:sz w:val="16"/>
-        </w:rPr>
-        <w:t>heap</w:t>
-      </w:r>
-      <w:r>
-        <w:rPr>
-          <w:sz w:val="16"/>
-        </w:rPr>
-        <w:t>ify(double* arr, long n, long i)</w:t>
-      </w:r>
-    </w:p>
-    <w:p>
-      <w:pPr>
-        <w:pStyle w:val="Codigo"/>
-        <w:spacing w:line="480" w:lineRule="auto"/>
-        <w:rPr>
-          <w:sz w:val="16"/>
-        </w:rPr>
-      </w:pPr>
-      <w:r>
-        <w:rPr>
-          <w:sz w:val="16"/>
-        </w:rPr>
-        <w:t>{</w:t>
-      </w:r>
-    </w:p>
-    <w:p>
-      <w:pPr>
-        <w:pStyle w:val="Codigo"/>
-        <w:spacing w:line="480" w:lineRule="auto"/>
-        <w:rPr>
-          <w:sz w:val="16"/>
-        </w:rPr>
-      </w:pPr>
-      <w:r>
-        <w:rPr>
-          <w:sz w:val="16"/>
-        </w:rPr>
-        <w:t xml:space="preserve">    //arr eh o array</w:t>
-      </w:r>
-    </w:p>
-    <w:p>
-      <w:pPr>
-        <w:pStyle w:val="Codigo"/>
-        <w:spacing w:line="480" w:lineRule="auto"/>
-        <w:rPr>
-          <w:sz w:val="16"/>
-        </w:rPr>
-      </w:pPr>
-      <w:r>
-        <w:rPr>
-          <w:sz w:val="16"/>
-        </w:rPr>
-        <w:t xml:space="preserve">    //i eh a posicao</w:t>
-      </w:r>
-    </w:p>
-    <w:p>
-      <w:pPr>
-        <w:pStyle w:val="Codigo"/>
-        <w:spacing w:line="480" w:lineRule="auto"/>
-        <w:rPr>
-          <w:sz w:val="16"/>
-        </w:rPr>
-      </w:pPr>
-      <w:r>
-        <w:rPr>
-          <w:sz w:val="16"/>
-        </w:rPr>
-        <w:t xml:space="preserve">    //n eh a enesima posicao(tamanho do array/qntde de elementos no array)</w:t>
-      </w:r>
-    </w:p>
-    <w:p>
-      <w:pPr>
-        <w:pStyle w:val="Codigo"/>
-        <w:spacing w:line="480" w:lineRule="auto"/>
-        <w:rPr>
-          <w:sz w:val="16"/>
-        </w:rPr>
-      </w:pPr>
-    </w:p>
-    <w:p>
-      <w:pPr>
-        <w:pStyle w:val="Codigo"/>
-        <w:spacing w:line="480" w:lineRule="auto"/>
-        <w:rPr>
-          <w:sz w:val="16"/>
-        </w:rPr>
-      </w:pPr>
-      <w:r>
-        <w:rPr>
-          <w:sz w:val="16"/>
-        </w:rPr>
-        <w:lastRenderedPageBreak/>
-        <w:t xml:space="preserve">    //encontrando o maior valor(valor_maximo) entre a raiz, posicao_esq e posicao_dir</w:t>
-      </w:r>
-    </w:p>
-    <w:p>
-      <w:pPr>
-        <w:pStyle w:val="Codigo"/>
-        <w:spacing w:line="480" w:lineRule="auto"/>
-        <w:rPr>
-          <w:sz w:val="16"/>
-        </w:rPr>
-      </w:pPr>
-      <w:r>
-        <w:rPr>
-          <w:sz w:val="16"/>
-        </w:rPr>
-        <w:t xml:space="preserve">    double temp;</w:t>
-      </w:r>
-    </w:p>
-    <w:p>
-      <w:pPr>
-        <w:pStyle w:val="Codigo"/>
-        <w:spacing w:line="480" w:lineRule="auto"/>
-        <w:rPr>
-          <w:sz w:val="16"/>
-        </w:rPr>
-      </w:pPr>
-      <w:r>
-        <w:rPr>
-          <w:sz w:val="16"/>
-        </w:rPr>
-        <w:t xml:space="preserve">    long valor_maximo, posicao_esq, posicao_dir;</w:t>
-      </w:r>
-    </w:p>
-    <w:p>
-      <w:pPr>
-        <w:pStyle w:val="Codigo"/>
-        <w:spacing w:line="480" w:lineRule="auto"/>
-        <w:rPr>
-          <w:sz w:val="16"/>
-        </w:rPr>
-      </w:pPr>
-    </w:p>
-    <w:p>
-      <w:pPr>
-        <w:pStyle w:val="Codigo"/>
-        <w:spacing w:line="480" w:lineRule="auto"/>
-        <w:rPr>
-          <w:sz w:val="16"/>
-        </w:rPr>
-      </w:pPr>
-      <w:r>
-        <w:rPr>
-          <w:sz w:val="16"/>
-        </w:rPr>
-        <w:t xml:space="preserve">    valor_maximo = i;</w:t>
-      </w:r>
-    </w:p>
-    <w:p>
-      <w:pPr>
-        <w:pStyle w:val="Codigo"/>
-        <w:spacing w:line="480" w:lineRule="auto"/>
-        <w:rPr>
-          <w:sz w:val="16"/>
-        </w:rPr>
-      </w:pPr>
-      <w:r>
-        <w:rPr>
-          <w:sz w:val="16"/>
-        </w:rPr>
-        <w:t xml:space="preserve">    posicao_esq = 2 * i + 1;</w:t>
-      </w:r>
-    </w:p>
-    <w:p>
-      <w:pPr>
-        <w:pStyle w:val="Codigo"/>
-        <w:spacing w:line="480" w:lineRule="auto"/>
-        <w:rPr>
-          <w:sz w:val="16"/>
-        </w:rPr>
-      </w:pPr>
-      <w:r>
-        <w:rPr>
-          <w:sz w:val="16"/>
-        </w:rPr>
-        <w:t xml:space="preserve">    posicao_dir = 2 * i + 2;</w:t>
-      </w:r>
-    </w:p>
-    <w:p>
-      <w:pPr>
-        <w:pStyle w:val="Codigo"/>
-        <w:spacing w:line="480" w:lineRule="auto"/>
-        <w:rPr>
-          <w:sz w:val="16"/>
-        </w:rPr>
-      </w:pPr>
-    </w:p>
-    <w:p>
-      <w:pPr>
-        <w:pStyle w:val="Codigo"/>
-        <w:spacing w:line="480" w:lineRule="auto"/>
-        <w:rPr>
-          <w:sz w:val="16"/>
-        </w:rPr>
-      </w:pPr>
-      <w:r>
-        <w:rPr>
-          <w:sz w:val="16"/>
-        </w:rPr>
-        <w:t xml:space="preserve">    //se o valor da posicao_esq existir/for menor que o tamanho do array(enesima posicao)</w:t>
-      </w:r>
-    </w:p>
-    <w:p>
-      <w:pPr>
-        <w:pStyle w:val="Codigo"/>
-        <w:spacing w:line="480" w:lineRule="auto"/>
-        <w:rPr>
-          <w:sz w:val="16"/>
-        </w:rPr>
-      </w:pPr>
-      <w:r>
-        <w:rPr>
-          <w:sz w:val="16"/>
-        </w:rPr>
-        <w:t xml:space="preserve">    //e for maior que a raiz do array</w:t>
-      </w:r>
-    </w:p>
-    <w:p>
-      <w:pPr>
-        <w:pStyle w:val="Codigo"/>
-        <w:spacing w:line="480" w:lineRule="auto"/>
-        <w:rPr>
-          <w:sz w:val="16"/>
-        </w:rPr>
-      </w:pPr>
-      <w:r>
-        <w:rPr>
-          <w:sz w:val="16"/>
-        </w:rPr>
-        <w:t xml:space="preserve">    if (posicao_esq &lt; n &amp;&amp; arr[posicao_esq] &gt; arr[valor_maximo])</w:t>
-      </w:r>
-    </w:p>
-    <w:p>
-      <w:pPr>
-        <w:pStyle w:val="Codigo"/>
-        <w:spacing w:line="480" w:lineRule="auto"/>
-        <w:rPr>
-          <w:sz w:val="16"/>
-        </w:rPr>
-      </w:pPr>
-    </w:p>
-    <w:p>
-      <w:pPr>
-        <w:pStyle w:val="Codigo"/>
-        <w:spacing w:line="480" w:lineRule="auto"/>
-        <w:rPr>
-          <w:sz w:val="16"/>
-        </w:rPr>
-      </w:pPr>
-      <w:r>
-        <w:rPr>
-          <w:sz w:val="16"/>
-        </w:rPr>
-        <w:t xml:space="preserve">        //a raiz da arvore sera atualizada pelo valor da posicao_esq</w:t>
-      </w:r>
-    </w:p>
-    <w:p>
-      <w:pPr>
-        <w:pStyle w:val="Codigo"/>
-        <w:spacing w:line="480" w:lineRule="auto"/>
-        <w:rPr>
-          <w:sz w:val="16"/>
-        </w:rPr>
-      </w:pPr>
-      <w:r>
-        <w:rPr>
-          <w:sz w:val="16"/>
-        </w:rPr>
-        <w:t xml:space="preserve">        valor_maximo = posicao_esq;</w:t>
-      </w:r>
-    </w:p>
-    <w:p>
-      <w:pPr>
-        <w:pStyle w:val="Codigo"/>
-        <w:spacing w:line="480" w:lineRule="auto"/>
-        <w:rPr>
-          <w:sz w:val="16"/>
-        </w:rPr>
-      </w:pPr>
-    </w:p>
-    <w:p>
-      <w:pPr>
-        <w:pStyle w:val="Codigo"/>
-        <w:spacing w:line="480" w:lineRule="auto"/>
-        <w:rPr>
-          <w:sz w:val="16"/>
-        </w:rPr>
-      </w:pPr>
-      <w:r>
-        <w:rPr>
-          <w:sz w:val="16"/>
-        </w:rPr>
-        <w:t xml:space="preserve">    //se o valor da posicao_dir existir/for menor que enesima posicao/o tamanho do array</w:t>
-      </w:r>
-    </w:p>
-    <w:p>
-      <w:pPr>
-        <w:pStyle w:val="Codigo"/>
-        <w:spacing w:line="480" w:lineRule="auto"/>
-        <w:rPr>
-          <w:sz w:val="16"/>
-        </w:rPr>
-      </w:pPr>
-      <w:r>
-        <w:rPr>
-          <w:sz w:val="16"/>
-        </w:rPr>
-        <w:t xml:space="preserve">    //e for maior que a raiz do array</w:t>
-      </w:r>
-    </w:p>
-    <w:p>
-      <w:pPr>
-        <w:pStyle w:val="Codigo"/>
-        <w:spacing w:line="480" w:lineRule="auto"/>
-        <w:rPr>
-          <w:sz w:val="16"/>
-        </w:rPr>
-      </w:pPr>
-      <w:r>
-        <w:rPr>
-          <w:sz w:val="16"/>
-        </w:rPr>
-        <w:t xml:space="preserve">    if (posicao_dir &lt; n &amp;&amp; arr[posicao_dir] &gt; arr[valor_maximo])</w:t>
-      </w:r>
-    </w:p>
-    <w:p>
-      <w:pPr>
-        <w:pStyle w:val="Codigo"/>
-        <w:spacing w:line="480" w:lineRule="auto"/>
-        <w:rPr>
-          <w:sz w:val="16"/>
-        </w:rPr>
-      </w:pPr>
-    </w:p>
-    <w:p>
-      <w:pPr>
-        <w:pStyle w:val="Codigo"/>
-        <w:spacing w:line="480" w:lineRule="auto"/>
-        <w:rPr>
-          <w:sz w:val="16"/>
-        </w:rPr>
-      </w:pPr>
-      <w:r>
-        <w:rPr>
-          <w:sz w:val="16"/>
-        </w:rPr>
-        <w:t xml:space="preserve">        //a raiz da arvore sera atualizada pelo valor da posicao_dir</w:t>
-      </w:r>
-    </w:p>
-    <w:p>
-      <w:pPr>
-        <w:pStyle w:val="Codigo"/>
-        <w:spacing w:line="480" w:lineRule="auto"/>
-        <w:rPr>
-          <w:sz w:val="16"/>
-        </w:rPr>
-      </w:pPr>
-      <w:r>
-        <w:rPr>
-          <w:sz w:val="16"/>
-        </w:rPr>
-        <w:t xml:space="preserve">        valor_maximo = posicao_dir;</w:t>
-      </w:r>
-    </w:p>
-    <w:p>
-      <w:pPr>
-        <w:pStyle w:val="Codigo"/>
-        <w:spacing w:line="480" w:lineRule="auto"/>
-        <w:rPr>
-          <w:sz w:val="16"/>
-        </w:rPr>
-      </w:pPr>
-    </w:p>
-    <w:p>
-      <w:pPr>
-        <w:pStyle w:val="Codigo"/>
-        <w:spacing w:line="480" w:lineRule="auto"/>
-        <w:rPr>
-          <w:sz w:val="16"/>
-        </w:rPr>
-      </w:pPr>
-      <w:r>
-        <w:rPr>
-          <w:sz w:val="16"/>
-        </w:rPr>
-        <w:t xml:space="preserve">    //se a raiz nao for o maior elemento(valor_maximo), prosseguir com swap(alternancia) e </w:t>
-      </w:r>
-      <w:r>
-        <w:rPr>
-          <w:i/>
-          <w:sz w:val="16"/>
-        </w:rPr>
-        <w:t>heap</w:t>
-      </w:r>
-      <w:r>
-        <w:rPr>
-          <w:sz w:val="16"/>
-        </w:rPr>
-        <w:t>ify(filtragem).</w:t>
-      </w:r>
-    </w:p>
-    <w:p>
-      <w:pPr>
-        <w:pStyle w:val="Codigo"/>
-        <w:spacing w:line="480" w:lineRule="auto"/>
-        <w:rPr>
-          <w:sz w:val="16"/>
-        </w:rPr>
-      </w:pPr>
-      <w:r>
-        <w:rPr>
-          <w:sz w:val="16"/>
-        </w:rPr>
-        <w:lastRenderedPageBreak/>
-        <w:t xml:space="preserve">    if (valor_maximo != i) {</w:t>
-      </w:r>
-    </w:p>
-    <w:p>
-      <w:pPr>
-        <w:pStyle w:val="Codigo"/>
-        <w:spacing w:line="480" w:lineRule="auto"/>
-        <w:rPr>
-          <w:sz w:val="16"/>
-        </w:rPr>
-      </w:pPr>
-    </w:p>
-    <w:p>
-      <w:pPr>
-        <w:pStyle w:val="Codigo"/>
-        <w:spacing w:line="480" w:lineRule="auto"/>
-        <w:rPr>
-          <w:sz w:val="16"/>
-        </w:rPr>
-      </w:pPr>
-      <w:r>
-        <w:rPr>
-          <w:sz w:val="16"/>
-        </w:rPr>
-        <w:t xml:space="preserve">        //temp valera uma determinada posicao do array</w:t>
-      </w:r>
-    </w:p>
-    <w:p>
-      <w:pPr>
-        <w:pStyle w:val="Codigo"/>
-        <w:spacing w:line="480" w:lineRule="auto"/>
-        <w:rPr>
-          <w:sz w:val="16"/>
-        </w:rPr>
-      </w:pPr>
-      <w:r>
-        <w:rPr>
-          <w:sz w:val="16"/>
-        </w:rPr>
-        <w:t xml:space="preserve">        temp = arr[i];</w:t>
-      </w:r>
-    </w:p>
-    <w:p>
-      <w:pPr>
-        <w:pStyle w:val="Codigo"/>
-        <w:spacing w:line="480" w:lineRule="auto"/>
-        <w:rPr>
-          <w:sz w:val="16"/>
-        </w:rPr>
-      </w:pPr>
-    </w:p>
-    <w:p>
-      <w:pPr>
-        <w:pStyle w:val="Codigo"/>
-        <w:spacing w:line="480" w:lineRule="auto"/>
-        <w:rPr>
-          <w:sz w:val="16"/>
-        </w:rPr>
-      </w:pPr>
-      <w:r>
-        <w:rPr>
-          <w:sz w:val="16"/>
-        </w:rPr>
-        <w:t xml:space="preserve">        //alternara essa determinada posicao do array com a raiz</w:t>
-      </w:r>
-    </w:p>
-    <w:p>
-      <w:pPr>
-        <w:pStyle w:val="Codigo"/>
-        <w:spacing w:line="480" w:lineRule="auto"/>
-        <w:rPr>
-          <w:sz w:val="16"/>
-        </w:rPr>
-      </w:pPr>
-      <w:r>
-        <w:rPr>
-          <w:sz w:val="16"/>
-        </w:rPr>
-        <w:t xml:space="preserve">        swap(&amp;arr[i], &amp;arr[valor_maximo]);</w:t>
-      </w:r>
-    </w:p>
-    <w:p>
-      <w:pPr>
-        <w:pStyle w:val="Codigo"/>
-        <w:spacing w:line="480" w:lineRule="auto"/>
-        <w:rPr>
-          <w:sz w:val="16"/>
-        </w:rPr>
-      </w:pPr>
-    </w:p>
-    <w:p>
-      <w:pPr>
-        <w:pStyle w:val="Codigo"/>
-        <w:spacing w:line="480" w:lineRule="auto"/>
-        <w:rPr>
-          <w:sz w:val="16"/>
-        </w:rPr>
-      </w:pPr>
-      <w:r>
-        <w:rPr>
-          <w:sz w:val="16"/>
-        </w:rPr>
-        <w:t xml:space="preserve">        //e passara o array, o seu tamanho e raiz para filtrar</w:t>
-      </w:r>
-    </w:p>
-    <w:p>
-      <w:pPr>
-        <w:pStyle w:val="Codigo"/>
-        <w:spacing w:line="480" w:lineRule="auto"/>
-        <w:rPr>
-          <w:sz w:val="16"/>
-        </w:rPr>
-      </w:pPr>
-      <w:r>
-        <w:rPr>
-          <w:sz w:val="16"/>
-        </w:rPr>
-        <w:t xml:space="preserve">        </w:t>
-      </w:r>
-      <w:r>
-        <w:rPr>
-          <w:i/>
-          <w:sz w:val="16"/>
-        </w:rPr>
-        <w:t>heap</w:t>
-      </w:r>
-      <w:r>
-        <w:rPr>
-          <w:sz w:val="16"/>
-        </w:rPr>
-        <w:t>ify(arr, n, valor_maximo);</w:t>
-      </w:r>
-    </w:p>
-    <w:p>
-      <w:pPr>
-        <w:pStyle w:val="Codigo"/>
-        <w:spacing w:line="480" w:lineRule="auto"/>
-        <w:rPr>
-          <w:sz w:val="16"/>
-        </w:rPr>
-      </w:pPr>
-      <w:r>
-        <w:rPr>
-          <w:sz w:val="16"/>
-        </w:rPr>
-        <w:t xml:space="preserve">    }</w:t>
-      </w:r>
-    </w:p>
-    <w:p>
-      <w:pPr>
-        <w:pStyle w:val="Codigo"/>
-        <w:spacing w:line="480" w:lineRule="auto"/>
-        <w:rPr>
-          <w:sz w:val="16"/>
-        </w:rPr>
-      </w:pPr>
-      <w:r>
-        <w:rPr>
-          <w:sz w:val="16"/>
-        </w:rPr>
-        <w:t>}</w:t>
+          <w:i w:val="0"/>
+        </w:rPr>
+      </w:pPr>
+      <w:r>
+        <w:rPr>
+          <w:b w:val="0"/>
+          <w:bCs w:val="0"/>
+          <w:iCs w:val="0"/>
+          <w:noProof/>
+          <w:lang w:eastAsia="pt-BR"/>
+        </w:rPr>
+        <w:drawing>
+          <wp:inline distT="0" distB="0" distL="0" distR="0">
+            <wp:extent cx="5731510" cy="4058045"/>
+            <wp:effectExtent l="19050" t="0" r="2540" b="0"/>
+            <wp:docPr id="43" name="Imagem 43"/>
+            <wp:cNvGraphicFramePr>
+              <a:graphicFrameLocks xmlns:a="http://schemas.openxmlformats.org/drawingml/2006/main" noChangeAspect="1"/>
+            </wp:cNvGraphicFramePr>
+            <a:graphic xmlns:a="http://schemas.openxmlformats.org/drawingml/2006/main">
+              <a:graphicData uri="http://schemas.openxmlformats.org/drawingml/2006/picture">
+                <pic:pic xmlns:pic="http://schemas.openxmlformats.org/drawingml/2006/picture">
+                  <pic:nvPicPr>
+                    <pic:cNvPr id="0" name="Picture 43"/>
+                    <pic:cNvPicPr>
+                      <a:picLocks noChangeAspect="1" noChangeArrowheads="1"/>
+                    </pic:cNvPicPr>
+                  </pic:nvPicPr>
+                  <pic:blipFill>
+                    <a:blip r:embed="rId22"/>
+                    <a:srcRect/>
+                    <a:stretch>
+                      <a:fillRect/>
+                    </a:stretch>
+                  </pic:blipFill>
+                  <pic:spPr bwMode="auto">
+                    <a:xfrm>
+                      <a:off x="0" y="0"/>
+                      <a:ext cx="5731510" cy="4058045"/>
+                    </a:xfrm>
+                    <a:prstGeom prst="rect">
+                      <a:avLst/>
+                    </a:prstGeom>
+                    <a:noFill/>
+                    <a:ln w="9525">
+                      <a:noFill/>
+                      <a:miter lim="800000"/>
+                      <a:headEnd/>
+                      <a:tailEnd/>
+                    </a:ln>
+                  </pic:spPr>
+                </pic:pic>
+              </a:graphicData>
+            </a:graphic>
+          </wp:inline>
+        </w:drawing>
       </w:r>
     </w:p>
     <w:p>
@@ -14420,7 +13707,14 @@
         <w:rPr>
           <w:rFonts w:eastAsiaTheme="minorEastAsia"/>
         </w:rPr>
-        <w:t xml:space="preserve"> / 2 – 1. Já em sua condição intermediária, o laço será executado enquanto </w:t>
+        <w:t xml:space="preserve"> / 2 – 1. Já em sua condição </w:t>
+      </w:r>
+      <w:r>
+        <w:rPr>
+          <w:rFonts w:eastAsiaTheme="minorEastAsia"/>
+        </w:rPr>
+        <w:lastRenderedPageBreak/>
+        <w:t xml:space="preserve">intermediária, o laço será executado enquanto </w:t>
       </w:r>
       <m:oMath>
         <m:r>
@@ -14618,14 +13912,7 @@
         <w:rPr>
           <w:rFonts w:eastAsiaTheme="minorEastAsia"/>
         </w:rPr>
-        <w:t xml:space="preserve"> em sua </w:t>
-      </w:r>
-      <w:r>
-        <w:rPr>
-          <w:rFonts w:eastAsiaTheme="minorEastAsia"/>
-        </w:rPr>
-        <w:lastRenderedPageBreak/>
-        <w:t xml:space="preserve">condição intermediária, o laço será executado enquanto </w:t>
+        <w:t xml:space="preserve"> em sua condição intermediária, o laço será executado enquanto </w:t>
       </w:r>
       <m:oMath>
         <m:r>
@@ -15105,338 +14392,57 @@
       </w:pPr>
       <w:r>
         <w:rPr>
+          <w:noProof/>
           <w:sz w:val="16"/>
-        </w:rPr>
-        <w:t xml:space="preserve">//procedimento </w:t>
-      </w:r>
-      <w:r>
-        <w:rPr>
-          <w:i/>
-          <w:sz w:val="16"/>
-        </w:rPr>
-        <w:t>heap</w:t>
-      </w:r>
-      <w:r>
-        <w:rPr>
-          <w:sz w:val="16"/>
-        </w:rPr>
-        <w:t xml:space="preserve"> sort</w:t>
-      </w:r>
-    </w:p>
-    <w:p>
-      <w:pPr>
-        <w:pStyle w:val="Codigo"/>
-        <w:spacing w:line="480" w:lineRule="auto"/>
-        <w:rPr>
-          <w:sz w:val="16"/>
-        </w:rPr>
-      </w:pPr>
-      <w:r>
-        <w:rPr>
-          <w:sz w:val="16"/>
-        </w:rPr>
-        <w:t xml:space="preserve">void </w:t>
-      </w:r>
-      <w:r>
-        <w:rPr>
-          <w:i/>
-          <w:sz w:val="16"/>
-        </w:rPr>
-        <w:t>heap</w:t>
-      </w:r>
-      <w:r>
-        <w:rPr>
-          <w:sz w:val="16"/>
-        </w:rPr>
-        <w:t>sort(double* arr, long arr_size)</w:t>
-      </w:r>
-    </w:p>
-    <w:p>
-      <w:pPr>
-        <w:pStyle w:val="Codigo"/>
-        <w:spacing w:line="480" w:lineRule="auto"/>
-        <w:rPr>
-          <w:sz w:val="16"/>
-        </w:rPr>
-      </w:pPr>
-      <w:r>
-        <w:rPr>
-          <w:sz w:val="16"/>
-        </w:rPr>
-        <w:t>{</w:t>
-      </w:r>
-    </w:p>
-    <w:p>
-      <w:pPr>
-        <w:pStyle w:val="Codigo"/>
-        <w:spacing w:line="480" w:lineRule="auto"/>
-        <w:rPr>
-          <w:sz w:val="16"/>
-        </w:rPr>
-      </w:pPr>
-      <w:r>
-        <w:rPr>
-          <w:sz w:val="16"/>
-        </w:rPr>
-        <w:t xml:space="preserve">    //construindo max </w:t>
-      </w:r>
-      <w:r>
-        <w:rPr>
-          <w:i/>
-          <w:sz w:val="16"/>
-        </w:rPr>
-        <w:t>heap</w:t>
-      </w:r>
-    </w:p>
-    <w:p>
-      <w:pPr>
-        <w:pStyle w:val="Codigo"/>
-        <w:spacing w:line="480" w:lineRule="auto"/>
-        <w:rPr>
-          <w:sz w:val="16"/>
-        </w:rPr>
-      </w:pPr>
-      <w:r>
-        <w:rPr>
-          <w:sz w:val="16"/>
-        </w:rPr>
-        <w:t xml:space="preserve">    for (int i = arr_size / 2 - 1; i &gt;= 0; i--) {</w:t>
-      </w:r>
-    </w:p>
-    <w:p>
-      <w:pPr>
-        <w:pStyle w:val="Codigo"/>
-        <w:spacing w:line="480" w:lineRule="auto"/>
-        <w:rPr>
-          <w:sz w:val="16"/>
-        </w:rPr>
-      </w:pPr>
-      <w:r>
-        <w:rPr>
-          <w:sz w:val="16"/>
-        </w:rPr>
-        <w:t xml:space="preserve">        </w:t>
-      </w:r>
-      <w:r>
-        <w:rPr>
-          <w:i/>
-          <w:sz w:val="16"/>
-        </w:rPr>
-        <w:t>heap</w:t>
-      </w:r>
-      <w:r>
-        <w:rPr>
-          <w:sz w:val="16"/>
-        </w:rPr>
-        <w:t>ify(arr, arr_size, i);</w:t>
-      </w:r>
-    </w:p>
-    <w:p>
-      <w:pPr>
-        <w:pStyle w:val="Codigo"/>
-        <w:spacing w:line="480" w:lineRule="auto"/>
-        <w:rPr>
-          <w:sz w:val="16"/>
-        </w:rPr>
-      </w:pPr>
-      <w:r>
-        <w:rPr>
-          <w:sz w:val="16"/>
-        </w:rPr>
-        <w:t xml:space="preserve">    }</w:t>
-      </w:r>
-    </w:p>
-    <w:p>
-      <w:pPr>
-        <w:pStyle w:val="Codigo"/>
-        <w:spacing w:line="480" w:lineRule="auto"/>
-        <w:rPr>
-          <w:sz w:val="16"/>
-        </w:rPr>
-      </w:pPr>
-    </w:p>
-    <w:p>
-      <w:pPr>
-        <w:pStyle w:val="Codigo"/>
-        <w:spacing w:line="480" w:lineRule="auto"/>
-        <w:rPr>
-          <w:sz w:val="16"/>
-        </w:rPr>
-      </w:pPr>
-      <w:r>
-        <w:rPr>
-          <w:sz w:val="16"/>
-        </w:rPr>
-        <w:t xml:space="preserve">    //realizando o </w:t>
-      </w:r>
-      <w:r>
-        <w:rPr>
-          <w:i/>
-          <w:sz w:val="16"/>
-        </w:rPr>
-        <w:t>heap</w:t>
-      </w:r>
-      <w:r>
-        <w:rPr>
-          <w:sz w:val="16"/>
-        </w:rPr>
-        <w:t xml:space="preserve"> sort</w:t>
-      </w:r>
-    </w:p>
-    <w:p>
-      <w:pPr>
-        <w:pStyle w:val="Codigo"/>
-        <w:spacing w:line="480" w:lineRule="auto"/>
-        <w:rPr>
-          <w:sz w:val="16"/>
-        </w:rPr>
-      </w:pPr>
-      <w:r>
-        <w:rPr>
-          <w:sz w:val="16"/>
-        </w:rPr>
-        <w:t xml:space="preserve">    for (int i = arr_size - 1; i &gt;= 0; i--) {</w:t>
-      </w:r>
-    </w:p>
-    <w:p>
-      <w:pPr>
-        <w:pStyle w:val="Codigo"/>
-        <w:spacing w:line="480" w:lineRule="auto"/>
-        <w:rPr>
-          <w:sz w:val="16"/>
-        </w:rPr>
-      </w:pPr>
-    </w:p>
-    <w:p>
-      <w:pPr>
-        <w:pStyle w:val="Codigo"/>
-        <w:spacing w:line="480" w:lineRule="auto"/>
-        <w:rPr>
-          <w:sz w:val="16"/>
-        </w:rPr>
-      </w:pPr>
-      <w:r>
-        <w:rPr>
-          <w:sz w:val="16"/>
-        </w:rPr>
-        <w:t xml:space="preserve">        //alternando a raiz com uma determinada posicao do array</w:t>
-      </w:r>
-    </w:p>
-    <w:p>
-      <w:pPr>
-        <w:pStyle w:val="Codigo"/>
-        <w:spacing w:line="480" w:lineRule="auto"/>
-        <w:rPr>
-          <w:sz w:val="16"/>
-        </w:rPr>
-      </w:pPr>
-      <w:r>
-        <w:rPr>
-          <w:sz w:val="16"/>
-        </w:rPr>
-        <w:t xml:space="preserve">        swap(&amp;arr[0], &amp;arr[i]);</w:t>
-      </w:r>
-    </w:p>
-    <w:p>
-      <w:pPr>
-        <w:pStyle w:val="Codigo"/>
-        <w:spacing w:line="480" w:lineRule="auto"/>
-        <w:rPr>
-          <w:sz w:val="16"/>
-        </w:rPr>
-      </w:pPr>
-    </w:p>
-    <w:p>
-      <w:pPr>
-        <w:pStyle w:val="Codigo"/>
-        <w:spacing w:line="480" w:lineRule="auto"/>
-        <w:rPr>
-          <w:sz w:val="16"/>
-        </w:rPr>
-      </w:pPr>
-      <w:r>
-        <w:rPr>
-          <w:sz w:val="16"/>
-        </w:rPr>
-        <w:t xml:space="preserve">        //aplicando </w:t>
-      </w:r>
-      <w:r>
-        <w:rPr>
-          <w:i/>
-          <w:sz w:val="16"/>
-        </w:rPr>
-        <w:t>heap</w:t>
-      </w:r>
-      <w:r>
-        <w:rPr>
-          <w:sz w:val="16"/>
-        </w:rPr>
-        <w:t>ify na raiz para que o maior elemento volte para a raiz.</w:t>
-      </w:r>
-    </w:p>
-    <w:p>
-      <w:pPr>
-        <w:pStyle w:val="Codigo"/>
-        <w:spacing w:line="480" w:lineRule="auto"/>
-        <w:rPr>
-          <w:sz w:val="16"/>
-        </w:rPr>
-      </w:pPr>
-      <w:r>
-        <w:rPr>
-          <w:sz w:val="16"/>
-        </w:rPr>
-        <w:t xml:space="preserve">        </w:t>
-      </w:r>
-      <w:r>
-        <w:rPr>
-          <w:i/>
-          <w:sz w:val="16"/>
-        </w:rPr>
-        <w:t>heap</w:t>
-      </w:r>
-      <w:r>
-        <w:rPr>
-          <w:sz w:val="16"/>
-        </w:rPr>
-        <w:t>ify(arr, i, 0);</w:t>
-      </w:r>
-    </w:p>
-    <w:p>
-      <w:pPr>
-        <w:pStyle w:val="Codigo"/>
-        <w:spacing w:line="480" w:lineRule="auto"/>
-        <w:rPr>
-          <w:sz w:val="16"/>
-        </w:rPr>
-      </w:pPr>
-      <w:r>
-        <w:rPr>
-          <w:sz w:val="16"/>
-        </w:rPr>
-        <w:t xml:space="preserve">    }</w:t>
-      </w:r>
-    </w:p>
-    <w:p>
-      <w:pPr>
-        <w:pStyle w:val="Codigo"/>
-        <w:spacing w:line="480" w:lineRule="auto"/>
-        <w:rPr>
-          <w:sz w:val="16"/>
-        </w:rPr>
-      </w:pPr>
-      <w:r>
-        <w:rPr>
-          <w:sz w:val="16"/>
-        </w:rPr>
-        <w:t>}</w:t>
-      </w:r>
-    </w:p>
-    <w:p>
-      <w:pPr>
-        <w:pStyle w:val="Titulo2Relatorio"/>
-        <w:spacing w:line="480" w:lineRule="auto"/>
-      </w:pPr>
+          <w:lang w:eastAsia="pt-BR"/>
+        </w:rPr>
+        <w:lastRenderedPageBreak/>
+        <w:drawing>
+          <wp:inline distT="0" distB="0" distL="0" distR="0">
+            <wp:extent cx="5731510" cy="2498351"/>
+            <wp:effectExtent l="19050" t="0" r="2540" b="0"/>
+            <wp:docPr id="46" name="Imagem 46"/>
+            <wp:cNvGraphicFramePr>
+              <a:graphicFrameLocks xmlns:a="http://schemas.openxmlformats.org/drawingml/2006/main" noChangeAspect="1"/>
+            </wp:cNvGraphicFramePr>
+            <a:graphic xmlns:a="http://schemas.openxmlformats.org/drawingml/2006/main">
+              <a:graphicData uri="http://schemas.openxmlformats.org/drawingml/2006/picture">
+                <pic:pic xmlns:pic="http://schemas.openxmlformats.org/drawingml/2006/picture">
+                  <pic:nvPicPr>
+                    <pic:cNvPr id="0" name="Picture 46"/>
+                    <pic:cNvPicPr>
+                      <a:picLocks noChangeAspect="1" noChangeArrowheads="1"/>
+                    </pic:cNvPicPr>
+                  </pic:nvPicPr>
+                  <pic:blipFill>
+                    <a:blip r:embed="rId23"/>
+                    <a:srcRect/>
+                    <a:stretch>
+                      <a:fillRect/>
+                    </a:stretch>
+                  </pic:blipFill>
+                  <pic:spPr bwMode="auto">
+                    <a:xfrm>
+                      <a:off x="0" y="0"/>
+                      <a:ext cx="5731510" cy="2498351"/>
+                    </a:xfrm>
+                    <a:prstGeom prst="rect">
+                      <a:avLst/>
+                    </a:prstGeom>
+                    <a:noFill/>
+                    <a:ln w="9525">
+                      <a:noFill/>
+                      <a:miter lim="800000"/>
+                      <a:headEnd/>
+                      <a:tailEnd/>
+                    </a:ln>
+                  </pic:spPr>
+                </pic:pic>
+              </a:graphicData>
+            </a:graphic>
+          </wp:inline>
+        </w:drawing>
+      </w:r>
     </w:p>
     <w:p>
       <w:pPr>
@@ -15610,7 +14616,7 @@
                     <pic:cNvPicPr/>
                   </pic:nvPicPr>
                   <pic:blipFill>
-                    <a:blip r:embed="rId21"/>
+                    <a:blip r:embed="rId24"/>
                     <a:stretch>
                       <a:fillRect/>
                     </a:stretch>
@@ -15958,7 +14964,7 @@
                     <pic:cNvPicPr/>
                   </pic:nvPicPr>
                   <pic:blipFill>
-                    <a:blip r:embed="rId22"/>
+                    <a:blip r:embed="rId25"/>
                     <a:stretch>
                       <a:fillRect/>
                     </a:stretch>
@@ -16082,7 +15088,7 @@
                     <pic:cNvPicPr/>
                   </pic:nvPicPr>
                   <pic:blipFill>
-                    <a:blip r:embed="rId23"/>
+                    <a:blip r:embed="rId26"/>
                     <a:stretch>
                       <a:fillRect/>
                     </a:stretch>
@@ -16395,7 +15401,7 @@
                     <pic:cNvPicPr/>
                   </pic:nvPicPr>
                   <pic:blipFill>
-                    <a:blip r:embed="rId24"/>
+                    <a:blip r:embed="rId27"/>
                     <a:stretch>
                       <a:fillRect/>
                     </a:stretch>
@@ -16513,7 +15519,7 @@
                     <pic:cNvPicPr/>
                   </pic:nvPicPr>
                   <pic:blipFill>
-                    <a:blip r:embed="rId25"/>
+                    <a:blip r:embed="rId28"/>
                     <a:stretch>
                       <a:fillRect/>
                     </a:stretch>
@@ -16826,7 +15832,7 @@
                     <pic:cNvPicPr/>
                   </pic:nvPicPr>
                   <pic:blipFill>
-                    <a:blip r:embed="rId26"/>
+                    <a:blip r:embed="rId29"/>
                     <a:stretch>
                       <a:fillRect/>
                     </a:stretch>
@@ -17080,7 +16086,7 @@
                     <pic:cNvPicPr/>
                   </pic:nvPicPr>
                   <pic:blipFill>
-                    <a:blip r:embed="rId27"/>
+                    <a:blip r:embed="rId30"/>
                     <a:stretch>
                       <a:fillRect/>
                     </a:stretch>
@@ -17182,7 +16188,7 @@
                     <pic:cNvPicPr/>
                   </pic:nvPicPr>
                   <pic:blipFill>
-                    <a:blip r:embed="rId28"/>
+                    <a:blip r:embed="rId31"/>
                     <a:stretch>
                       <a:fillRect/>
                     </a:stretch>
@@ -17833,7 +16839,7 @@
           <w:szCs w:val="24"/>
         </w:rPr>
       </w:pPr>
-      <w:hyperlink r:id="rId29" w:history="1">
+      <w:hyperlink r:id="rId32" w:history="1">
         <w:r>
           <w:rPr>
             <w:rStyle w:val="Hyperlink"/>
@@ -17866,7 +16872,7 @@
           <w:szCs w:val="24"/>
         </w:rPr>
       </w:pPr>
-      <w:hyperlink r:id="rId30" w:history="1">
+      <w:hyperlink r:id="rId33" w:history="1">
         <w:r>
           <w:rPr>
             <w:rStyle w:val="Hyperlink"/>
@@ -17908,7 +16914,7 @@
           <w:szCs w:val="24"/>
         </w:rPr>
       </w:pPr>
-      <w:hyperlink r:id="rId31" w:history="1">
+      <w:hyperlink r:id="rId34" w:history="1">
         <w:r>
           <w:rPr>
             <w:rStyle w:val="Hyperlink"/>
@@ -17950,7 +16956,7 @@
           <w:szCs w:val="24"/>
         </w:rPr>
       </w:pPr>
-      <w:hyperlink r:id="rId32" w:history="1">
+      <w:hyperlink r:id="rId35" w:history="1">
         <w:r>
           <w:rPr>
             <w:rStyle w:val="Hyperlink"/>
@@ -18020,7 +17026,7 @@
           <w:szCs w:val="24"/>
         </w:rPr>
       </w:pPr>
-      <w:hyperlink r:id="rId33" w:anchor="1725d7" w:history="1">
+      <w:hyperlink r:id="rId36" w:anchor="1725d7" w:history="1">
         <w:r>
           <w:rPr>
             <w:rStyle w:val="Hyperlink"/>
@@ -18038,7 +17044,7 @@
         <w:spacing w:line="480" w:lineRule="auto"/>
         <w:jc w:val="both"/>
       </w:pPr>
-      <w:hyperlink r:id="rId34" w:anchor="C" w:history="1">
+      <w:hyperlink r:id="rId37" w:anchor="C" w:history="1">
         <w:r>
           <w:rPr>
             <w:rStyle w:val="Hyperlink"/>
@@ -18066,7 +17072,7 @@
         <w:spacing w:line="480" w:lineRule="auto"/>
         <w:jc w:val="both"/>
       </w:pPr>
-      <w:hyperlink r:id="rId35" w:history="1">
+      <w:hyperlink r:id="rId38" w:history="1">
         <w:r>
           <w:rPr>
             <w:rStyle w:val="Hyperlink"/>
@@ -18088,7 +17094,7 @@
         <w:spacing w:line="480" w:lineRule="auto"/>
         <w:jc w:val="both"/>
       </w:pPr>
-      <w:hyperlink r:id="rId36" w:history="1">
+      <w:hyperlink r:id="rId39" w:history="1">
         <w:r>
           <w:rPr>
             <w:rStyle w:val="Hyperlink"/>
@@ -18116,7 +17122,7 @@
         <w:spacing w:line="480" w:lineRule="auto"/>
         <w:jc w:val="both"/>
       </w:pPr>
-      <w:hyperlink r:id="rId37" w:history="1">
+      <w:hyperlink r:id="rId40" w:history="1">
         <w:r>
           <w:rPr>
             <w:rStyle w:val="Hyperlink"/>
@@ -18131,7 +17137,7 @@
         <w:spacing w:line="480" w:lineRule="auto"/>
         <w:jc w:val="both"/>
       </w:pPr>
-      <w:hyperlink r:id="rId38" w:history="1">
+      <w:hyperlink r:id="rId41" w:history="1">
         <w:r>
           <w:rPr>
             <w:rStyle w:val="Hyperlink"/>
@@ -18151,7 +17157,7 @@
           <w:szCs w:val="24"/>
         </w:rPr>
       </w:pPr>
-      <w:hyperlink r:id="rId39" w:history="1">
+      <w:hyperlink r:id="rId42" w:history="1">
         <w:r>
           <w:rPr>
             <w:rStyle w:val="Hyperlink"/>
@@ -18174,7 +17180,7 @@
           <w:szCs w:val="24"/>
         </w:rPr>
       </w:pPr>
-      <w:hyperlink r:id="rId40" w:history="1">
+      <w:hyperlink r:id="rId43" w:history="1">
         <w:r>
           <w:rPr>
             <w:rStyle w:val="Hyperlink"/>
@@ -18197,7 +17203,7 @@
           <w:szCs w:val="24"/>
         </w:rPr>
       </w:pPr>
-      <w:hyperlink r:id="rId41" w:history="1">
+      <w:hyperlink r:id="rId44" w:history="1">
         <w:r>
           <w:rPr>
             <w:rStyle w:val="Hyperlink"/>
@@ -18220,7 +17226,7 @@
           <w:szCs w:val="24"/>
         </w:rPr>
       </w:pPr>
-      <w:hyperlink r:id="rId42" w:history="1">
+      <w:hyperlink r:id="rId45" w:history="1">
         <w:r>
           <w:rPr>
             <w:rStyle w:val="Hyperlink"/>
@@ -18230,7 +17236,7 @@
       </w:hyperlink>
     </w:p>
     <w:sectPr>
-      <w:footerReference w:type="default" r:id="rId43"/>
+      <w:footerReference w:type="default" r:id="rId46"/>
       <w:pgSz w:w="11906" w:h="16838" w:code="9"/>
       <w:pgMar w:top="1440" w:right="1440" w:bottom="1440" w:left="1440" w:header="709" w:footer="709" w:gutter="0"/>
       <w:cols w:space="708"/>
@@ -18287,7 +17293,7 @@
             <w:rPr>
               <w:noProof/>
             </w:rPr>
-            <w:t>2</w:t>
+            <w:t>22</w:t>
           </w:r>
         </w:fldSimple>
       </w:p>

--- a/Relatorio_Equipe_HeapSort.docx
+++ b/Relatorio_Equipe_HeapSort.docx
@@ -303,6 +303,17 @@
       <w:pPr>
         <w:spacing w:line="480" w:lineRule="auto"/>
       </w:pPr>
+    </w:p>
+    <w:p>
+      <w:r>
+        <w:br w:type="page"/>
+      </w:r>
+    </w:p>
+    <w:p>
+      <w:r>
+        <w:lastRenderedPageBreak/>
+        <w:br w:type="page"/>
+      </w:r>
     </w:p>
     <w:sdt>
       <w:sdtPr>
@@ -378,7 +389,7 @@
             </w:rPr>
             <w:fldChar w:fldCharType="separate"/>
           </w:r>
-          <w:hyperlink w:anchor="_Toc200386141" w:history="1">
+          <w:hyperlink w:anchor="_Toc200392619" w:history="1">
             <w:r>
               <w:rPr>
                 <w:rStyle w:val="Hyperlink"/>
@@ -422,7 +433,7 @@
                 <w:noProof/>
                 <w:webHidden/>
               </w:rPr>
-              <w:instrText xml:space="preserve"> PAGEREF _Toc200386141 \h </w:instrText>
+              <w:instrText xml:space="preserve"> PAGEREF _Toc200392619 \h </w:instrText>
             </w:r>
             <w:r>
               <w:rPr>
@@ -442,220 +453,7 @@
                 <w:noProof/>
                 <w:webHidden/>
               </w:rPr>
-              <w:t>2</w:t>
-            </w:r>
-            <w:r>
-              <w:rPr>
-                <w:noProof/>
-                <w:webHidden/>
-              </w:rPr>
-              <w:fldChar w:fldCharType="end"/>
-            </w:r>
-          </w:hyperlink>
-        </w:p>
-        <w:p>
-          <w:pPr>
-            <w:pStyle w:val="Sumrio2"/>
-            <w:tabs>
-              <w:tab w:val="right" w:leader="dot" w:pos="9016"/>
-            </w:tabs>
-            <w:rPr>
-              <w:rFonts w:eastAsiaTheme="minorEastAsia"/>
-              <w:noProof/>
-              <w:lang w:eastAsia="pt-BR"/>
-            </w:rPr>
-          </w:pPr>
-          <w:hyperlink w:anchor="_Toc200386142" w:history="1">
-            <w:r>
-              <w:rPr>
-                <w:rStyle w:val="Hyperlink"/>
-                <w:rFonts w:ascii="Times" w:hAnsi="Times" w:cs="Times"/>
-                <w:noProof/>
-              </w:rPr>
-              <w:t>Descrição do problema de ordenação em memória primária,</w:t>
-            </w:r>
-            <w:r>
-              <w:rPr>
-                <w:noProof/>
-                <w:webHidden/>
-              </w:rPr>
-              <w:tab/>
-            </w:r>
-            <w:r>
-              <w:rPr>
-                <w:noProof/>
-                <w:webHidden/>
-              </w:rPr>
-              <w:fldChar w:fldCharType="begin"/>
-            </w:r>
-            <w:r>
-              <w:rPr>
-                <w:noProof/>
-                <w:webHidden/>
-              </w:rPr>
-              <w:instrText xml:space="preserve"> PAGEREF _Toc200386142 \h </w:instrText>
-            </w:r>
-            <w:r>
-              <w:rPr>
-                <w:noProof/>
-                <w:webHidden/>
-              </w:rPr>
-            </w:r>
-            <w:r>
-              <w:rPr>
-                <w:noProof/>
-                <w:webHidden/>
-              </w:rPr>
-              <w:fldChar w:fldCharType="separate"/>
-            </w:r>
-            <w:r>
-              <w:rPr>
-                <w:noProof/>
-                <w:webHidden/>
-              </w:rPr>
-              <w:t>2</w:t>
-            </w:r>
-            <w:r>
-              <w:rPr>
-                <w:noProof/>
-                <w:webHidden/>
-              </w:rPr>
-              <w:fldChar w:fldCharType="end"/>
-            </w:r>
-          </w:hyperlink>
-        </w:p>
-        <w:p>
-          <w:pPr>
-            <w:pStyle w:val="Sumrio2"/>
-            <w:tabs>
-              <w:tab w:val="right" w:leader="dot" w:pos="9016"/>
-            </w:tabs>
-            <w:rPr>
-              <w:rFonts w:eastAsiaTheme="minorEastAsia"/>
-              <w:noProof/>
-              <w:lang w:eastAsia="pt-BR"/>
-            </w:rPr>
-          </w:pPr>
-          <w:hyperlink w:anchor="_Toc200386143" w:history="1">
-            <w:r>
-              <w:rPr>
-                <w:rStyle w:val="Hyperlink"/>
-                <w:rFonts w:ascii="Times" w:hAnsi="Times" w:cs="Times"/>
-                <w:noProof/>
-              </w:rPr>
-              <w:t>exemplos de aplicações onde o problema pode ser encontrado, - FALTA</w:t>
-            </w:r>
-            <w:r>
-         